--- a/comparativo_reuniao_exemplo.docx
+++ b/comparativo_reuniao_exemplo.docx
@@ -1127,7 +1127,7 @@
                 <w:color w:val="3D1A6E"/>
                 <w:sz w:val="19"/>
               </w:rPr>
-              <w:t>O @regulamento fixa o prazo de identificação em 3 meses para nascimentos e 30 dias para entrada em estabelecimentos. O @codigo fixa entre 3 e 6 meses, sem distinguir o contexto de estabelecimento. O @rgbeac alinha com o @regulamento mas aplica-se apenas a cães, gatos e furões.</w:t>
+              <w:t>O @regulamento fixa o prazo de identificação em 3 meses para nascimentos e 30 dias para entrada em estabelecimentos. A @legislacao (DL n.º 82/2019, art.º 5.º) prevê um prazo geral de 120 dias após o nascimento, sem distinguir o contexto de estabelecimento — prazo superior ao fixado pelo @regulamento e que exigirá redução. O @codigo fixa entre 3 e 6 meses, igualmente sem distinção de contexto. O @rgbeac alinha com o @regulamento nos prazos, mas aplica-se apenas a cães, gatos e furões. Nenhum dos diplomas nacionais vigentes distingue o prazo de 30 dias aplicável a animais que entram em estabelecimentos, previsto no @regulamento.</w:t>
             </w:r>
           </w:p>
         </w:tc>
@@ -1858,7 +1858,7 @@
                 <w:color w:val="3D1A6E"/>
                 <w:sz w:val="19"/>
               </w:rPr>
-              <w:t>O @regulamento especifica o limite de 5 animais por família de acolhimento e atribui responsabilidade ao operador (não à família). O @rgbeac e o @codigo centram a responsabilidade no detentor individual, sem distinguir o contexto de acolhimento temporário nem fixar limites numéricos.</w:t>
+              <w:t>O @regulamento especifica o limite de 5 animais por família de acolhimento e atribui responsabilidade ao operador (não à família). A @legislacao (DL n.º 276/2001, art.º 7.º) centra a responsabilidade no detentor, sem distinguir o contexto de acolhimento temporário nem fixar limites numéricos — posição idêntica à do @rgbeac e do @codigo. Nenhum dos diplomas nacionais, incluindo a legislação vigente, prevê o conceito de família de acolhimento nem o limite numérico de 5 animais estabelecido pelo @regulamento. A lacuna é transversal a toda a legislação nacional.</w:t>
             </w:r>
           </w:p>
         </w:tc>
@@ -2651,7 +2651,7 @@
                 <w:color w:val="3D1A6E"/>
                 <w:sz w:val="19"/>
               </w:rPr>
-              <w:t>O @regulamento exige notificação prévia das autoridades com dados detalhados (capacidade, raças, ninhadas estimadas). O @codigo regula condições de reprodução mas não prevê registo ou notificação de estabelecimentos criadores. O @rgbeac trata da esterilização de errantes, não da notificação de criadores — há uma lacuna normativa face ao @regulamento.</w:t>
+              <w:t>O @regulamento exige notificação prévia com dados detalhados, incluindo o número estimado de ninhadas a colocar no mercado por ano (al. ea)). A @legislacao (DL n.º 276/2001, art.º 3.º-A) já prevê comunicação prévia à DGAV com elementos parcialmente equivalentes (capacidade máxima, espécies, raças — als. h) e i)), mas não exige a estimativa de ninhadas, constituindo lacuna parcial face ao @regulamento. O @codigo regula condições de reprodução mas não prevê notificação ou registo de estabelecimentos criadores. O @rgbeac trata exclusivamente da esterilização de errantes, sem qualquer norma sobre notificação de criadores. A @legislacao vigente é, dos diplomas nacionais, o mais próximo do @regulamento neste eixo, ainda que com lacuna relevante.</w:t>
             </w:r>
           </w:p>
         </w:tc>

--- a/comparativo_reuniao_exemplo.docx
+++ b/comparativo_reuniao_exemplo.docx
@@ -860,7 +860,7 @@
           </w:p>
           <w:p>
             <w:pPr>
-              <w:spacing w:after="0" w:before="140"/>
+              <w:spacing w:after="0" w:before="100"/>
               <w:ind w:right="80" w:left="360" w:hanging="280"/>
             </w:pPr>
             <w:r>
@@ -876,7 +876,7 @@
           </w:p>
           <w:p>
             <w:pPr>
-              <w:spacing w:after="0" w:before="140"/>
+              <w:spacing w:after="0" w:before="100"/>
               <w:ind w:right="80" w:left="360" w:hanging="280"/>
             </w:pPr>
             <w:r>
@@ -892,7 +892,7 @@
           </w:p>
           <w:p>
             <w:pPr>
-              <w:spacing w:after="0" w:before="140"/>
+              <w:spacing w:after="0" w:before="100"/>
               <w:ind w:right="80" w:left="360" w:hanging="280"/>
             </w:pPr>
             <w:r>
@@ -1865,7 +1865,7 @@
           </w:p>
           <w:p>
             <w:pPr>
-              <w:spacing w:after="0" w:before="140"/>
+              <w:spacing w:after="0" w:before="100"/>
               <w:ind w:right="80" w:left="360" w:hanging="280"/>
             </w:pPr>
             <w:r>
@@ -2630,7 +2630,7 @@
           </w:p>
           <w:p>
             <w:pPr>
-              <w:spacing w:after="0" w:before="140"/>
+              <w:spacing w:after="0" w:before="100"/>
               <w:ind w:right="80" w:left="360" w:hanging="280"/>
             </w:pPr>
             <w:r>
@@ -2801,7 +2801,7 @@
           </w:p>
           <w:p>
             <w:pPr>
-              <w:spacing w:after="0" w:before="140"/>
+              <w:spacing w:after="0" w:before="100"/>
               <w:ind w:right="80" w:left="360" w:hanging="280"/>
             </w:pPr>
             <w:r>
@@ -3139,7 +3139,7 @@
           </w:p>
           <w:p>
             <w:pPr>
-              <w:spacing w:after="0" w:before="140"/>
+              <w:spacing w:after="0" w:before="100"/>
               <w:ind w:right="80" w:left="360" w:hanging="280"/>
             </w:pPr>
             <w:r>
@@ -3155,7 +3155,7 @@
           </w:p>
           <w:p>
             <w:pPr>
-              <w:spacing w:after="0" w:before="140"/>
+              <w:spacing w:after="0" w:before="100"/>
               <w:ind w:right="80" w:left="360" w:hanging="280"/>
             </w:pPr>
             <w:r>
@@ -3171,7 +3171,7 @@
           </w:p>
           <w:p>
             <w:pPr>
-              <w:spacing w:after="0" w:before="140"/>
+              <w:spacing w:after="0" w:before="100"/>
               <w:ind w:right="80" w:left="360" w:hanging="280"/>
             </w:pPr>
             <w:r>
@@ -3232,7 +3232,7 @@
           </w:p>
           <w:p>
             <w:pPr>
-              <w:spacing w:after="0" w:before="140"/>
+              <w:spacing w:after="0" w:before="100"/>
               <w:ind w:right="80" w:left="360" w:hanging="280"/>
             </w:pPr>
             <w:r>
@@ -3923,7 +3923,7 @@
           </w:p>
           <w:p>
             <w:pPr>
-              <w:spacing w:after="0" w:before="140"/>
+              <w:spacing w:after="0" w:before="100"/>
               <w:ind w:right="80" w:left="360" w:hanging="280"/>
             </w:pPr>
             <w:r>
@@ -3939,7 +3939,7 @@
           </w:p>
           <w:p>
             <w:pPr>
-              <w:spacing w:after="0" w:before="140"/>
+              <w:spacing w:after="0" w:before="100"/>
               <w:ind w:right="80" w:left="360" w:hanging="280"/>
             </w:pPr>
             <w:r>
@@ -3955,7 +3955,7 @@
           </w:p>
           <w:p>
             <w:pPr>
-              <w:spacing w:after="0" w:before="140"/>
+              <w:spacing w:after="0" w:before="100"/>
               <w:ind w:right="80" w:left="360" w:hanging="280"/>
             </w:pPr>
             <w:r>
@@ -3971,7 +3971,7 @@
           </w:p>
           <w:p>
             <w:pPr>
-              <w:spacing w:after="0" w:before="140"/>
+              <w:spacing w:after="0" w:before="100"/>
               <w:ind w:right="80" w:left="360" w:hanging="280"/>
             </w:pPr>
             <w:r>
@@ -3987,7 +3987,7 @@
           </w:p>
           <w:p>
             <w:pPr>
-              <w:spacing w:after="0" w:before="140"/>
+              <w:spacing w:after="0" w:before="100"/>
               <w:ind w:right="80" w:left="360" w:hanging="280"/>
             </w:pPr>
             <w:r>
@@ -4078,7 +4078,7 @@
           </w:p>
           <w:p>
             <w:pPr>
-              <w:spacing w:after="0" w:before="140"/>
+              <w:spacing w:after="0" w:before="100"/>
               <w:ind w:right="80" w:left="360" w:hanging="280"/>
             </w:pPr>
             <w:r>
@@ -4094,7 +4094,7 @@
           </w:p>
           <w:p>
             <w:pPr>
-              <w:spacing w:after="0" w:before="140"/>
+              <w:spacing w:after="0" w:before="100"/>
               <w:ind w:right="80" w:left="360" w:hanging="280"/>
             </w:pPr>
             <w:r>
@@ -4110,7 +4110,7 @@
           </w:p>
           <w:p>
             <w:pPr>
-              <w:spacing w:after="0" w:before="140"/>
+              <w:spacing w:after="0" w:before="100"/>
               <w:ind w:right="80" w:left="360" w:hanging="280"/>
             </w:pPr>
             <w:r>
@@ -4126,7 +4126,7 @@
           </w:p>
           <w:p>
             <w:pPr>
-              <w:spacing w:after="0" w:before="140"/>
+              <w:spacing w:after="0" w:before="100"/>
               <w:ind w:right="80" w:left="360" w:hanging="280"/>
             </w:pPr>
             <w:r>
@@ -4142,7 +4142,7 @@
           </w:p>
           <w:p>
             <w:pPr>
-              <w:spacing w:after="0" w:before="140"/>
+              <w:spacing w:after="0" w:before="100"/>
               <w:ind w:right="80" w:left="360" w:hanging="280"/>
             </w:pPr>
             <w:r>
@@ -4307,7 +4307,7 @@
           </w:p>
           <w:p>
             <w:pPr>
-              <w:spacing w:after="0" w:before="140"/>
+              <w:spacing w:after="0" w:before="100"/>
               <w:ind w:right="80" w:left="360" w:hanging="280"/>
             </w:pPr>
             <w:r>
@@ -4531,26 +4531,26 @@
             <w:r>
               <w:rPr>
                 <w:rFonts w:ascii="Calibri" w:hAnsi="Calibri"/>
-                <w:b w:val="0"/>
+                <w:b/>
                 <w:i w:val="0"/>
-                <w:color w:val="222222"/>
-                <w:sz w:val="19"/>
+                <w:color w:val="333333"/>
+                <w:sz w:val="18"/>
               </w:rPr>
               <w:t>Artigo 7.º, n.º 1 — As condições de detenção e de alojamento para reprodução, criação, manutenção e acomodação dos animais de companhia devem salvaguardar os seus parâmetros de bem-estar animal, nomeadamente nos termos dos artigos seguintes.</w:t>
             </w:r>
           </w:p>
           <w:p>
             <w:pPr>
-              <w:spacing w:after="0" w:before="140"/>
+              <w:spacing w:after="0" w:before="200"/>
               <w:ind w:right="80" w:left="80" w:firstLine="0"/>
             </w:pPr>
             <w:r>
               <w:rPr>
                 <w:rFonts w:ascii="Calibri" w:hAnsi="Calibri"/>
-                <w:b w:val="0"/>
+                <w:b/>
                 <w:i w:val="0"/>
-                <w:color w:val="222222"/>
-                <w:sz w:val="19"/>
+                <w:color w:val="333333"/>
+                <w:sz w:val="18"/>
               </w:rPr>
               <w:t>Artigo 9.º, n.º 1 — A temperatura, a ventilação e a luminosidade e obscuridade das instalações devem ser as adequadas à manutenção do conforto e bem-estar das espécies que albergam.</w:t>
             </w:r>
@@ -5501,7 +5501,7 @@
           </w:p>
           <w:p>
             <w:pPr>
-              <w:spacing w:after="0" w:before="140"/>
+              <w:spacing w:after="0" w:before="100"/>
               <w:ind w:right="80" w:left="360" w:hanging="280"/>
             </w:pPr>
             <w:r>
@@ -5517,7 +5517,7 @@
           </w:p>
           <w:p>
             <w:pPr>
-              <w:spacing w:after="0" w:before="140"/>
+              <w:spacing w:after="0" w:before="100"/>
               <w:ind w:right="80" w:left="360" w:hanging="280"/>
             </w:pPr>
             <w:r>
@@ -5533,7 +5533,7 @@
           </w:p>
           <w:p>
             <w:pPr>
-              <w:spacing w:after="0" w:before="140"/>
+              <w:spacing w:after="0" w:before="100"/>
               <w:ind w:right="80" w:left="360" w:hanging="280"/>
             </w:pPr>
             <w:r>
@@ -5584,26 +5584,26 @@
             <w:r>
               <w:rPr>
                 <w:rFonts w:ascii="Calibri" w:hAnsi="Calibri"/>
-                <w:b w:val="0"/>
+                <w:b/>
                 <w:i w:val="0"/>
-                <w:color w:val="222222"/>
-                <w:sz w:val="19"/>
+                <w:color w:val="333333"/>
+                <w:sz w:val="18"/>
               </w:rPr>
               <w:t>Artigo 17.º — As intervenções cirúrgicas, nomeadamente as destinadas ao corte de caudas nos canídeos, têm de ser executadas por um médico veterinário.</w:t>
             </w:r>
           </w:p>
           <w:p>
             <w:pPr>
-              <w:spacing w:after="0" w:before="140"/>
+              <w:spacing w:after="0" w:before="200"/>
               <w:ind w:right="80" w:left="80" w:firstLine="0"/>
             </w:pPr>
             <w:r>
               <w:rPr>
                 <w:rFonts w:ascii="Calibri" w:hAnsi="Calibri"/>
-                <w:b w:val="0"/>
+                <w:b/>
                 <w:i w:val="0"/>
-                <w:color w:val="222222"/>
-                <w:sz w:val="19"/>
+                <w:color w:val="333333"/>
+                <w:sz w:val="18"/>
               </w:rPr>
               <w:t>Artigo 18.º, n.º 1 — Os detentores de animais de companhia que os apresentem com quaisquer amputações que modifiquem a aparência dos animais ou com fins não curativos devem possuir documento comprovativo, passado pelo médico veterinário que a elas procedeu, da necessidade dessa amputação, nomeadamente discriminando que as mesmas foram feitas por razões médico-veterinárias ou no interesse particular do animal ou para impedir a reprodução.</w:t>
             </w:r>
@@ -6105,7 +6105,7 @@
                 <w:color w:val="FFFFFF"/>
                 <w:sz w:val="18"/>
               </w:rPr>
-              <w:t>@regulamento — Tradução PT-PT  ·  Art.º 13.º do Regulamento 2023/0447</w:t>
+              <w:t>@regulamento — Tradução PT-PT  ·  Art.º 13.º (Health) do Regulamento 2023/0447 (PE/Conselho)</w:t>
             </w:r>
           </w:p>
         </w:tc>
@@ -6136,12 +6136,12 @@
                 <w:color w:val="222222"/>
                 <w:sz w:val="19"/>
               </w:rPr>
-              <w:t>Os operadores devem assegurar que:</w:t>
+              <w:t>1 — Os operadores devem assegurar que:</w:t>
             </w:r>
           </w:p>
           <w:p>
             <w:pPr>
-              <w:spacing w:after="0" w:before="140"/>
+              <w:spacing w:after="0" w:before="100"/>
               <w:ind w:right="80" w:left="360" w:hanging="280"/>
             </w:pPr>
             <w:r>
@@ -6152,12 +6152,12 @@
                 <w:color w:val="222222"/>
                 <w:sz w:val="19"/>
               </w:rPr>
-              <w:t>(a) os cães e gatos sob a sua responsabilidade são inspecionados por cuidadores pelo menos uma vez por dia, e os animais vulneráveis, como recém-nascidos, doentes, lesionados, fêmeas em período peri-parto, são inspecionados com maior frequência;</w:t>
+              <w:t>(a) os cães e gatos sob a sua responsabilidade são inspecionados por cuidadores pelo menos uma vez por dia, e os animais vulneráveis, como recém-nascidos, doentes, lesionados e fêmeas em período peri-parto, são inspecionados com maior frequência;</w:t>
             </w:r>
           </w:p>
           <w:p>
             <w:pPr>
-              <w:spacing w:after="0" w:before="140"/>
+              <w:spacing w:after="0" w:before="20"/>
               <w:ind w:right="80" w:left="360" w:hanging="280"/>
             </w:pPr>
             <w:r>
@@ -6168,12 +6168,12 @@
                 <w:color w:val="222222"/>
                 <w:sz w:val="19"/>
               </w:rPr>
-              <w:t>(b) os cães e gatos com bem-estar comprometido são transferidos, quando necessário, sem demora injustificada para área separada e, se necessário, recebem tratamento adequado;</w:t>
+              <w:t>(b) os cães e gatos com bem-estar comprometido são, quando necessário, transferidos sem demora injustificada para uma área separada e, se necessário, recebem tratamento adequado;</w:t>
             </w:r>
           </w:p>
           <w:p>
             <w:pPr>
-              <w:spacing w:after="0" w:before="140"/>
+              <w:spacing w:after="0" w:before="20"/>
               <w:ind w:right="80" w:left="360" w:hanging="280"/>
             </w:pPr>
             <w:r>
@@ -6184,12 +6184,12 @@
                 <w:color w:val="222222"/>
                 <w:sz w:val="19"/>
               </w:rPr>
-              <w:t>(c) quando a recuperação de um animal com bem-estar comprometido não seja alcançável e o animal experiencie dor ou sofrimento severo, um médico veterinário é consultado sem demora injustificada para decidir sobre a eutanásia, que, se realizada, é executada com anestesia e analgesia;</w:t>
+              <w:t>(c) quando a recuperação de um cão ou gato com bem-estar comprometido não seja alcançável e o animal experiencie dor ou sofrimento severo, um médico veterinário é consultado sem demora injustificada para decidir se o animal deve ser objeto de eutanásia para pôr termo ao seu sofrimento e, em caso afirmativo, para realizar a eutanásia com recurso a anestesia e analgesia;</w:t>
             </w:r>
           </w:p>
           <w:p>
             <w:pPr>
-              <w:spacing w:after="0" w:before="140"/>
+              <w:spacing w:after="0" w:before="20"/>
               <w:ind w:right="80" w:left="360" w:hanging="280"/>
             </w:pPr>
             <w:r>
@@ -6200,7 +6200,87 @@
                 <w:color w:val="222222"/>
                 <w:sz w:val="19"/>
               </w:rPr>
-              <w:t>(d) são implementadas medidas de prevenção e controlo de parasitas externos e internos, bem como vacinações para prevenção de doenças comuns.</w:t>
+              <w:t>(d) são implementadas medidas de prevenção e controlo de parasitas externos e internos, bem como vacinações para prevenção de doenças comuns às quais os cães ou gatos são suscetíveis de estar expostos;</w:t>
+            </w:r>
+          </w:p>
+          <w:p>
+            <w:pPr>
+              <w:spacing w:after="0" w:before="20"/>
+              <w:ind w:right="80" w:left="360" w:hanging="280"/>
+            </w:pPr>
+            <w:r>
+              <w:rPr>
+                <w:rFonts w:ascii="Calibri" w:hAnsi="Calibri"/>
+                <w:b w:val="0"/>
+                <w:i/>
+                <w:color w:val="222222"/>
+                <w:sz w:val="19"/>
+              </w:rPr>
+              <w:t>(e) os enriquecimentos não apresentam risco significativo de lesões ou de contaminação biológica ou química, nem qualquer outro risco para a saúde.</w:t>
+            </w:r>
+          </w:p>
+          <w:p>
+            <w:pPr>
+              <w:spacing w:after="0" w:before="140"/>
+              <w:ind w:right="80" w:left="80" w:firstLine="0"/>
+            </w:pPr>
+            <w:r>
+              <w:rPr>
+                <w:rFonts w:ascii="Calibri" w:hAnsi="Calibri"/>
+                <w:b w:val="0"/>
+                <w:i/>
+                <w:color w:val="AAAAAA"/>
+                <w:sz w:val="19"/>
+              </w:rPr>
+              <w:t>A alínea (a) não se aplica aos cães de guarda de gado mantidos em estabelecimentos de criação durante os períodos em que tais cães são utilizados para fins de guarda ou treino.</w:t>
+            </w:r>
+          </w:p>
+          <w:p>
+            <w:pPr>
+              <w:spacing w:after="0" w:before="140"/>
+              <w:ind w:right="80" w:left="80" w:firstLine="0"/>
+            </w:pPr>
+            <w:r>
+              <w:rPr>
+                <w:rFonts w:ascii="Calibri" w:hAnsi="Calibri"/>
+                <w:b w:val="0"/>
+                <w:i/>
+                <w:color w:val="AAAAAA"/>
+                <w:sz w:val="19"/>
+              </w:rPr>
+              <w:t>Os Estados-Membros podem conceder derrogações relativamente à alínea (c) em casos de emergência, quando não seja possível contactar um médico veterinário sem demora injustificada, desde que sejam estabelecidas regras nacionais que assegurem que:</w:t>
+            </w:r>
+          </w:p>
+          <w:p>
+            <w:pPr>
+              <w:spacing w:after="0" w:before="20"/>
+              <w:ind w:right="80" w:left="360" w:hanging="280"/>
+            </w:pPr>
+            <w:r>
+              <w:rPr>
+                <w:rFonts w:ascii="Calibri" w:hAnsi="Calibri"/>
+                <w:b w:val="0"/>
+                <w:i/>
+                <w:color w:val="AAAAAA"/>
+                <w:sz w:val="19"/>
+              </w:rPr>
+              <w:t>(i) é tomada imediatamente uma ação que ponha fim à vida do cão ou gato com o mínimo de dor e sofrimento, utilizando um método que induza a morte instantânea, por uma pessoa competente e devidamente habilitada;</w:t>
+            </w:r>
+          </w:p>
+          <w:p>
+            <w:pPr>
+              <w:spacing w:after="0" w:before="20"/>
+              <w:ind w:right="80" w:left="360" w:hanging="280"/>
+            </w:pPr>
+            <w:r>
+              <w:rPr>
+                <w:rFonts w:ascii="Calibri" w:hAnsi="Calibri"/>
+                <w:b w:val="0"/>
+                <w:i/>
+                <w:color w:val="AAAAAA"/>
+                <w:sz w:val="19"/>
+              </w:rPr>
+              <w:t>(ii) o operador mantém um registo da utilização da derrogação para efeitos de controlo oficial.</w:t>
             </w:r>
           </w:p>
           <w:p>
@@ -6216,7 +6296,23 @@
                 <w:color w:val="222222"/>
                 <w:sz w:val="19"/>
               </w:rPr>
-              <w:t>Os operadores de estabelecimentos de criação devem adicionalmente assegurar que:</w:t>
+              <w:t>2 — Os operadores de estabelecimentos de criação devem adicionalmente assegurar que:</w:t>
+            </w:r>
+          </w:p>
+          <w:p>
+            <w:pPr>
+              <w:spacing w:after="0" w:before="100"/>
+              <w:ind w:right="80" w:left="360" w:hanging="280"/>
+            </w:pPr>
+            <w:r>
+              <w:rPr>
+                <w:rFonts w:ascii="Calibri" w:hAnsi="Calibri"/>
+                <w:b w:val="0"/>
+                <w:i/>
+                <w:color w:val="222222"/>
+                <w:sz w:val="19"/>
+              </w:rPr>
+              <w:t>(-a) são tomadas medidas para salvaguardar a saúde dos cães ou gatos em conformidade com o ponto 3 do Anexo I;</w:t>
             </w:r>
           </w:p>
           <w:p>
@@ -6232,7 +6328,7 @@
                 <w:color w:val="222222"/>
                 <w:sz w:val="19"/>
               </w:rPr>
-              <w:t>(-a) as cadelas ou gatas só são reproduzidas se tiverem atingido a idade mínima e maturidade esquelética nos termos do Anexo I, e não apresentem doença diagnosticada, sinais clínicos ou condições físicas que possam impactar negativamente a gestação e o bem-estar;</w:t>
+              <w:t>(-b) as cadelas ou gatas só são reproduzidas se tiverem atingido a idade mínima e a maturidade esquelética em conformidade com o ponto 3 do Anexo I, e não apresentem doença diagnosticada, sinais clínicos de doença ou condições físicas que possam impactar negativamente a gestação e o seu bem-estar;</w:t>
             </w:r>
           </w:p>
           <w:p>
@@ -6248,7 +6344,7 @@
                 <w:color w:val="222222"/>
                 <w:sz w:val="19"/>
               </w:rPr>
-              <w:t>(-b) a frequência de gestações com ninhadas respeita o máximo fixado no Anexo I;</w:t>
+              <w:t>(-c) a frequência de gestações com ninhadas de cadelas ou gatas respeita a frequência máxima fixada no ponto 3 do Anexo I;</w:t>
             </w:r>
           </w:p>
           <w:p>
@@ -6264,7 +6360,23 @@
                 <w:color w:val="222222"/>
                 <w:sz w:val="19"/>
               </w:rPr>
-              <w:t>(-c) as gatas a lactar não são acasaladas nem inseminadas.</w:t>
+              <w:t>(-d) as gatas a lactar não são acasaladas nem inseminadas;</w:t>
+            </w:r>
+          </w:p>
+          <w:p>
+            <w:pPr>
+              <w:spacing w:after="0" w:before="20"/>
+              <w:ind w:right="80" w:left="360" w:hanging="280"/>
+            </w:pPr>
+            <w:r>
+              <w:rPr>
+                <w:rFonts w:ascii="Calibri" w:hAnsi="Calibri"/>
+                <w:b w:val="0"/>
+                <w:i/>
+                <w:color w:val="222222"/>
+                <w:sz w:val="19"/>
+              </w:rPr>
+              <w:t>(-e) os cães e gatos que deixem de ser utilizados para reprodução, nomeadamente em resultado das disposições do presente Regulamento, são mantidos ou vendidos, doados ou realojados, não sendo mortos nem abandonados.</w:t>
             </w:r>
           </w:p>
         </w:tc>
@@ -6339,12 +6451,12 @@
                 <w:color w:val="222222"/>
                 <w:sz w:val="19"/>
               </w:rPr>
-              <w:t>Operators shall ensure that:</w:t>
+              <w:t>1. Operators shall ensure that:</w:t>
             </w:r>
           </w:p>
           <w:p>
             <w:pPr>
-              <w:spacing w:after="0" w:before="140"/>
+              <w:spacing w:after="0" w:before="100"/>
               <w:ind w:right="80" w:left="360" w:hanging="280"/>
             </w:pPr>
             <w:r>
@@ -6360,7 +6472,7 @@
           </w:p>
           <w:p>
             <w:pPr>
-              <w:spacing w:after="0" w:before="140"/>
+              <w:spacing w:after="0" w:before="20"/>
               <w:ind w:right="80" w:left="360" w:hanging="280"/>
             </w:pPr>
             <w:r>
@@ -6376,7 +6488,7 @@
           </w:p>
           <w:p>
             <w:pPr>
-              <w:spacing w:after="0" w:before="140"/>
+              <w:spacing w:after="0" w:before="20"/>
               <w:ind w:right="80" w:left="360" w:hanging="280"/>
             </w:pPr>
             <w:r>
@@ -6392,7 +6504,7 @@
           </w:p>
           <w:p>
             <w:pPr>
-              <w:spacing w:after="0" w:before="140"/>
+              <w:spacing w:after="0" w:before="20"/>
               <w:ind w:right="80" w:left="360" w:hanging="280"/>
             </w:pPr>
             <w:r>
@@ -6403,7 +6515,87 @@
                 <w:color w:val="222222"/>
                 <w:sz w:val="19"/>
               </w:rPr>
-              <w:t>(d) measures to prevent and control external and internal parasites, and vaccinations to prevent common diseases to which dogs or cats are likely to be exposed are implemented.</w:t>
+              <w:t>(d) measures to prevent and control external and internal parasites, and vaccinations to prevent common diseases to which dogs or cats are likely to be exposed are implemented;</w:t>
+            </w:r>
+          </w:p>
+          <w:p>
+            <w:pPr>
+              <w:spacing w:after="0" w:before="20"/>
+              <w:ind w:right="80" w:left="360" w:hanging="280"/>
+            </w:pPr>
+            <w:r>
+              <w:rPr>
+                <w:rFonts w:ascii="Calibri" w:hAnsi="Calibri"/>
+                <w:b w:val="0"/>
+                <w:i w:val="0"/>
+                <w:color w:val="222222"/>
+                <w:sz w:val="19"/>
+              </w:rPr>
+              <w:t>(e) enrichment do not present a significant risk of injury or biological or chemical contamination or any other health risk.</w:t>
+            </w:r>
+          </w:p>
+          <w:p>
+            <w:pPr>
+              <w:spacing w:after="0" w:before="140"/>
+              <w:ind w:right="80" w:left="80" w:firstLine="0"/>
+            </w:pPr>
+            <w:r>
+              <w:rPr>
+                <w:rFonts w:ascii="Calibri" w:hAnsi="Calibri"/>
+                <w:b w:val="0"/>
+                <w:i w:val="0"/>
+                <w:color w:val="AAAAAA"/>
+                <w:sz w:val="19"/>
+              </w:rPr>
+              <w:t>Point (a) shall not apply to livestock guardian dogs kept in breeding establishments during the periods when such dogs are used for guarding or training purposes.</w:t>
+            </w:r>
+          </w:p>
+          <w:p>
+            <w:pPr>
+              <w:spacing w:after="0" w:before="140"/>
+              <w:ind w:right="80" w:left="80" w:firstLine="0"/>
+            </w:pPr>
+            <w:r>
+              <w:rPr>
+                <w:rFonts w:ascii="Calibri" w:hAnsi="Calibri"/>
+                <w:b w:val="0"/>
+                <w:i w:val="0"/>
+                <w:color w:val="AAAAAA"/>
+                <w:sz w:val="19"/>
+              </w:rPr>
+              <w:t>Member states may grant derogations from point (c) in cases of emergencies, where no veterinarian can be reached without undue delay, provided that national rules are put in place to ensure that:</w:t>
+            </w:r>
+          </w:p>
+          <w:p>
+            <w:pPr>
+              <w:spacing w:after="0" w:before="20"/>
+              <w:ind w:right="80" w:left="360" w:hanging="280"/>
+            </w:pPr>
+            <w:r>
+              <w:rPr>
+                <w:rFonts w:ascii="Calibri" w:hAnsi="Calibri"/>
+                <w:b w:val="0"/>
+                <w:i w:val="0"/>
+                <w:color w:val="AAAAAA"/>
+                <w:sz w:val="19"/>
+              </w:rPr>
+              <w:t>(i) an immediate action ending the life of the dog or cat with minimum pain and suffering using a method inducing instant death is undertaken by a trained competent person;</w:t>
+            </w:r>
+          </w:p>
+          <w:p>
+            <w:pPr>
+              <w:spacing w:after="0" w:before="20"/>
+              <w:ind w:right="80" w:left="360" w:hanging="280"/>
+            </w:pPr>
+            <w:r>
+              <w:rPr>
+                <w:rFonts w:ascii="Calibri" w:hAnsi="Calibri"/>
+                <w:b w:val="0"/>
+                <w:i w:val="0"/>
+                <w:color w:val="AAAAAA"/>
+                <w:sz w:val="19"/>
+              </w:rPr>
+              <w:t>(ii) the operator keeps a record of the use of the derogation for purposes of the official control.</w:t>
             </w:r>
           </w:p>
           <w:p>
@@ -6419,7 +6611,23 @@
                 <w:color w:val="222222"/>
                 <w:sz w:val="19"/>
               </w:rPr>
-              <w:t>Operators of breeding establishments shall additionally ensure that:</w:t>
+              <w:t>2. Operators of breeding establishments shall additionally ensure that:</w:t>
+            </w:r>
+          </w:p>
+          <w:p>
+            <w:pPr>
+              <w:spacing w:after="0" w:before="100"/>
+              <w:ind w:right="80" w:left="360" w:hanging="280"/>
+            </w:pPr>
+            <w:r>
+              <w:rPr>
+                <w:rFonts w:ascii="Calibri" w:hAnsi="Calibri"/>
+                <w:b w:val="0"/>
+                <w:i w:val="0"/>
+                <w:color w:val="222222"/>
+                <w:sz w:val="19"/>
+              </w:rPr>
+              <w:t>(-a) measures are taken to safeguard the health of dogs or cats in accordance with point 3 of Annex I;</w:t>
             </w:r>
           </w:p>
           <w:p>
@@ -6435,7 +6643,7 @@
                 <w:color w:val="222222"/>
                 <w:sz w:val="19"/>
               </w:rPr>
-              <w:t>(-a) bitches or queens are only bred if they have reached a minimum age and skeletal maturity in accordance with point 3 of Annex I, and they have no diagnosed disease, clinical sign of diseases or physical conditions which could negatively impact their pregnancy and welfare;</w:t>
+              <w:t>(-b) bitches or queens are only bred if they have reached a minimum age and skeletal maturity in accordance with point 3 of Annex I, and they have no diagnosed disease, clinical sign of diseases or physical conditions which could negatively impact their pregnancy and welfare;</w:t>
             </w:r>
           </w:p>
           <w:p>
@@ -6451,7 +6659,7 @@
                 <w:color w:val="222222"/>
                 <w:sz w:val="19"/>
               </w:rPr>
-              <w:t>(-b) litter-giving pregnancies of bitches or queens follows a maximum frequency in accordance with point 3 of Annex I;</w:t>
+              <w:t>(-c) litter-giving pregnancies of bitches or queens follows a maximum frequency in accordance with point 3 of Annex I;</w:t>
             </w:r>
           </w:p>
           <w:p>
@@ -6467,7 +6675,23 @@
                 <w:color w:val="222222"/>
                 <w:sz w:val="19"/>
               </w:rPr>
-              <w:t>(-c) lactating queens are not mated or inseminated.</w:t>
+              <w:t>(-d) lactating queens are not mated or inseminated;</w:t>
+            </w:r>
+          </w:p>
+          <w:p>
+            <w:pPr>
+              <w:spacing w:after="0" w:before="20"/>
+              <w:ind w:right="80" w:left="360" w:hanging="280"/>
+            </w:pPr>
+            <w:r>
+              <w:rPr>
+                <w:rFonts w:ascii="Calibri" w:hAnsi="Calibri"/>
+                <w:b w:val="0"/>
+                <w:i w:val="0"/>
+                <w:color w:val="222222"/>
+                <w:sz w:val="19"/>
+              </w:rPr>
+              <w:t>(-e) dogs and cats which are no longer used for reproduction, including as a result of the provisions of this Regulation, are either kept or sold, donated or rehomed, not killed or abandoned.</w:t>
             </w:r>
           </w:p>
         </w:tc>
@@ -6600,7 +6824,23 @@
                 <w:color w:val="555555"/>
                 <w:sz w:val="16"/>
               </w:rPr>
-              <w:t>n.ºs 1, 2 e 3 do art.º 33.º do RGBEAC (proposta, jun. 2025)</w:t>
+              <w:t>Art.º 33.º do RGBEAC — Regime Geral do Bem-Estar dos Animais de Companhia (proposta, jun. 2025)</w:t>
+            </w:r>
+          </w:p>
+          <w:p>
+            <w:pPr>
+              <w:spacing w:after="0" w:before="140"/>
+              <w:ind w:right="80" w:left="80" w:firstLine="0"/>
+            </w:pPr>
+            <w:r>
+              <w:rPr>
+                <w:rFonts w:ascii="Calibri" w:hAnsi="Calibri"/>
+                <w:b/>
+                <w:i w:val="0"/>
+                <w:color w:val="333333"/>
+                <w:sz w:val="18"/>
+              </w:rPr>
+              <w:t>Artigo 33.º — Cuidados de saúde</w:t>
             </w:r>
           </w:p>
           <w:p>
@@ -6651,6 +6891,38 @@
               <w:t>3 — Os médicos veterinários e os centros de atendimento médico-veterinário (CAMV) devem manter um arquivo com os dados clínicos de cada animal, pelo período mínimo de cinco anos, que ficará à disposição das autoridades competentes.</w:t>
             </w:r>
           </w:p>
+          <w:p>
+            <w:pPr>
+              <w:spacing w:after="0" w:before="140"/>
+              <w:ind w:right="80" w:left="80" w:firstLine="0"/>
+            </w:pPr>
+            <w:r>
+              <w:rPr>
+                <w:rFonts w:ascii="Calibri" w:hAnsi="Calibri"/>
+                <w:b w:val="0"/>
+                <w:i w:val="0"/>
+                <w:color w:val="AAAAAA"/>
+                <w:sz w:val="19"/>
+              </w:rPr>
+              <w:t>4 — Os CAMV, enquanto estabelecimentos de saúde, colaborarão na vigilância epidemiológica das doenças de notificação obrigatória que detetem e no seu controlo.</w:t>
+            </w:r>
+          </w:p>
+          <w:p>
+            <w:pPr>
+              <w:spacing w:after="0" w:before="140"/>
+              <w:ind w:right="80" w:left="80" w:firstLine="0"/>
+            </w:pPr>
+            <w:r>
+              <w:rPr>
+                <w:rFonts w:ascii="Calibri" w:hAnsi="Calibri"/>
+                <w:b w:val="0"/>
+                <w:i w:val="0"/>
+                <w:color w:val="AAAAAA"/>
+                <w:sz w:val="19"/>
+              </w:rPr>
+              <w:t>5 — Os médicos veterinários denunciam, junto da DGAV ou demais entidades com competência de fiscalização do cumprimento das normas constantes do presente decreto-lei, sempre que, no exercício de sua profissão, suspeitem de maus-tratos a animais de companhia.</w:t>
+            </w:r>
+          </w:p>
         </w:tc>
         <w:tc>
           <w:tcPr>
@@ -6677,7 +6949,23 @@
                 <w:color w:val="555555"/>
                 <w:sz w:val="16"/>
               </w:rPr>
-              <w:t>art.º 6.º do Código do Animal (DL n.º 214/2013)</w:t>
+              <w:t>Art.º 6.º (Cuidados médico-veterinários) do Código do Animal — DL n.º 214/2013</w:t>
+            </w:r>
+          </w:p>
+          <w:p>
+            <w:pPr>
+              <w:spacing w:after="0" w:before="140"/>
+              <w:ind w:right="80" w:left="80" w:firstLine="0"/>
+            </w:pPr>
+            <w:r>
+              <w:rPr>
+                <w:rFonts w:ascii="Calibri" w:hAnsi="Calibri"/>
+                <w:b/>
+                <w:i w:val="0"/>
+                <w:color w:val="333333"/>
+                <w:sz w:val="18"/>
+              </w:rPr>
+              <w:t>Artigo 6.º — Cuidados médico-veterinários</w:t>
             </w:r>
           </w:p>
           <w:p>
@@ -6722,7 +7010,23 @@
                 <w:color w:val="555555"/>
                 <w:sz w:val="16"/>
               </w:rPr>
-              <w:t>n.ºs 1 e 3 do art.º 13.º e n.ºs 1 e 2 do art.º 16.º do DL n.º 276/2001, de 17 de outubro</w:t>
+              <w:t>Art.º 13.º (Maneio) e art.º 16.º (Cuidados de saúde animal) do DL n.º 276/2001, de 17 de outubro</w:t>
+            </w:r>
+          </w:p>
+          <w:p>
+            <w:pPr>
+              <w:spacing w:after="0" w:before="140"/>
+              <w:ind w:right="80" w:left="80" w:firstLine="0"/>
+            </w:pPr>
+            <w:r>
+              <w:rPr>
+                <w:rFonts w:ascii="Calibri" w:hAnsi="Calibri"/>
+                <w:b/>
+                <w:i w:val="0"/>
+                <w:color w:val="333333"/>
+                <w:sz w:val="18"/>
+              </w:rPr>
+              <w:t>Artigo 13.º — Maneio</w:t>
             </w:r>
           </w:p>
           <w:p>
@@ -6738,7 +7042,23 @@
                 <w:color w:val="222222"/>
                 <w:sz w:val="19"/>
               </w:rPr>
-              <w:t>Artigo 13.º, n.º 1 — A observação diária dos animais e o seu maneio, a organização da dieta e o tratamento médico-veterinário devem ser assegurados por pessoal técnico competente e em número adequado à quantidade e espécies animais que alojam.</w:t>
+              <w:t>1 — A observação diária dos animais e o seu maneio, a organização da dieta e o tratamento médico-veterinário devem ser assegurados por pessoal técnico competente e em número adequado à quantidade e espécies animais que alojam.</w:t>
+            </w:r>
+          </w:p>
+          <w:p>
+            <w:pPr>
+              <w:spacing w:after="0" w:before="140"/>
+              <w:ind w:right="80" w:left="80" w:firstLine="0"/>
+            </w:pPr>
+            <w:r>
+              <w:rPr>
+                <w:rFonts w:ascii="Calibri" w:hAnsi="Calibri"/>
+                <w:b w:val="0"/>
+                <w:i w:val="0"/>
+                <w:color w:val="AAAAAA"/>
+                <w:sz w:val="19"/>
+              </w:rPr>
+              <w:t>2 — O maneio deve ser feito por pessoal que possua formação teórica e prática específica ou sob a supervisão de uma pessoa competente para o efeito.</w:t>
             </w:r>
           </w:p>
           <w:p>
@@ -6754,7 +7074,55 @@
                 <w:color w:val="222222"/>
                 <w:sz w:val="19"/>
               </w:rPr>
-              <w:t>Artigo 13.º, n.º 3 — Todos os animais devem ser alvo de inspeção diária, sendo de imediato prestados os primeiros cuidados aos que tiverem sinais que levem a suspeitar estarem doentes, lesionados ou com alterações comportamentais.</w:t>
+              <w:t>3 — Todos os animais devem ser alvo de inspeção diária, sendo de imediato prestados os primeiros cuidados aos que tiverem sinais que levem a suspeitar estarem doentes, lesionados ou com alterações comportamentais.</w:t>
+            </w:r>
+          </w:p>
+          <w:p>
+            <w:pPr>
+              <w:spacing w:after="0" w:before="140"/>
+              <w:ind w:right="80" w:left="80" w:firstLine="0"/>
+            </w:pPr>
+            <w:r>
+              <w:rPr>
+                <w:rFonts w:ascii="Calibri" w:hAnsi="Calibri"/>
+                <w:b w:val="0"/>
+                <w:i w:val="0"/>
+                <w:color w:val="AAAAAA"/>
+                <w:sz w:val="19"/>
+              </w:rPr>
+              <w:t>4 — O manuseamento dos animais deve ser feito de forma a não lhes causar quaisquer dores, sofrimento ou distúrbios desnecessários.</w:t>
+            </w:r>
+          </w:p>
+          <w:p>
+            <w:pPr>
+              <w:spacing w:after="0" w:before="140"/>
+              <w:ind w:right="80" w:left="80" w:firstLine="0"/>
+            </w:pPr>
+            <w:r>
+              <w:rPr>
+                <w:rFonts w:ascii="Calibri" w:hAnsi="Calibri"/>
+                <w:b w:val="0"/>
+                <w:i w:val="0"/>
+                <w:color w:val="AAAAAA"/>
+                <w:sz w:val="19"/>
+              </w:rPr>
+              <w:t>5 — Quando houver necessidade de recorrer a meios de contenção, não devem estes causar ferimentos, dores ou angústia desnecessários aos animais.</w:t>
+            </w:r>
+          </w:p>
+          <w:p>
+            <w:pPr>
+              <w:spacing w:after="0" w:before="200"/>
+              <w:ind w:right="80" w:left="80" w:firstLine="0"/>
+            </w:pPr>
+            <w:r>
+              <w:rPr>
+                <w:rFonts w:ascii="Calibri" w:hAnsi="Calibri"/>
+                <w:b/>
+                <w:i w:val="0"/>
+                <w:color w:val="333333"/>
+                <w:sz w:val="18"/>
+              </w:rPr>
+              <w:t>Artigo 16.º — Cuidados de saúde animal</w:t>
             </w:r>
           </w:p>
           <w:p>
@@ -6770,7 +7138,7 @@
                 <w:color w:val="222222"/>
                 <w:sz w:val="19"/>
               </w:rPr>
-              <w:t>Artigo 16.º, n.º 1 — Sem prejuízo de quaisquer medidas determinadas pela DGAV, deve existir um programa de profilaxia médica e sanitária devidamente elaborado e supervisionado pelo médico veterinário responsável e executado por profissionais competentes.</w:t>
+              <w:t>1 — Sem prejuízo de quaisquer medidas determinadas pela DGAV, deve existir um programa de profilaxia médica e sanitária devidamente elaborado e supervisionado pelo médico veterinário responsável e executado por profissionais competentes.</w:t>
             </w:r>
           </w:p>
           <w:p>
@@ -6786,7 +7154,71 @@
                 <w:color w:val="222222"/>
                 <w:sz w:val="19"/>
               </w:rPr>
-              <w:t>Artigo 16.º, n.º 2 — No âmbito do número anterior, os animais devem ser sujeitos a exames médico-veterinários de rotina, vacinações e desparasitações sempre que aconselhável.</w:t>
+              <w:t>2 — No âmbito do número anterior, os animais devem ser sujeitos a exames médico-veterinários de rotina, vacinações e desparasitações sempre que aconselhável.</w:t>
+            </w:r>
+          </w:p>
+          <w:p>
+            <w:pPr>
+              <w:spacing w:after="0" w:before="140"/>
+              <w:ind w:right="80" w:left="80" w:firstLine="0"/>
+            </w:pPr>
+            <w:r>
+              <w:rPr>
+                <w:rFonts w:ascii="Calibri" w:hAnsi="Calibri"/>
+                <w:b w:val="0"/>
+                <w:i w:val="0"/>
+                <w:color w:val="222222"/>
+                <w:sz w:val="19"/>
+              </w:rPr>
+              <w:t>3 — Os animais que apresentem sinais que levem a suspeitar de poderem estar doentes ou lesionados devem receber os primeiros cuidados pelo detentor e, se não houver indícios de recuperação, devem ser tratados por médico veterinário.</w:t>
+            </w:r>
+          </w:p>
+          <w:p>
+            <w:pPr>
+              <w:spacing w:after="0" w:before="140"/>
+              <w:ind w:right="80" w:left="80" w:firstLine="0"/>
+            </w:pPr>
+            <w:r>
+              <w:rPr>
+                <w:rFonts w:ascii="Calibri" w:hAnsi="Calibri"/>
+                <w:b w:val="0"/>
+                <w:i w:val="0"/>
+                <w:color w:val="222222"/>
+                <w:sz w:val="19"/>
+              </w:rPr>
+              <w:t>4 — Sempre que se justifique, os animais doentes ou lesionados devem ser isolados em instalações adequadas e equipadas, se for caso disso, com cama seca e confortável.</w:t>
+            </w:r>
+          </w:p>
+          <w:p>
+            <w:pPr>
+              <w:spacing w:after="0" w:before="140"/>
+              <w:ind w:right="80" w:left="80" w:firstLine="0"/>
+            </w:pPr>
+            <w:r>
+              <w:rPr>
+                <w:rFonts w:ascii="Calibri" w:hAnsi="Calibri"/>
+                <w:b w:val="0"/>
+                <w:i w:val="0"/>
+                <w:color w:val="AAAAAA"/>
+                <w:sz w:val="19"/>
+              </w:rPr>
+              <w:t>5 — Os medicamentos, produtos ou substâncias de prescrição médico-veterinária devem ser armazenados em locais secos e com acesso restrito.</w:t>
+            </w:r>
+          </w:p>
+          <w:p>
+            <w:pPr>
+              <w:spacing w:after="0" w:before="140"/>
+              <w:ind w:right="80" w:left="80" w:firstLine="0"/>
+            </w:pPr>
+            <w:r>
+              <w:rPr>
+                <w:rFonts w:ascii="Calibri" w:hAnsi="Calibri"/>
+                <w:b w:val="0"/>
+                <w:i w:val="0"/>
+                <w:color w:val="AAAAAA"/>
+                <w:sz w:val="19"/>
+              </w:rPr>
+              <w:t>6 — A administração e utilização de medicamentos, produtos ou substâncias referidas no número anterior deve ser feita sob orientação do médico veterinário responsável.</w:t>
             </w:r>
           </w:p>
         </w:tc>
@@ -6891,7 +7323,7 @@
                 <w:color w:val="222222"/>
                 <w:sz w:val="18"/>
               </w:rPr>
-              <w:t>O DL n.º 276/2001 (art.ºs 13.º e 16.º) prevê inspeção diária e programa de profilaxia supervisionado por veterinário — alinhamento parcial. Não fixa condições sanitárias específicas para reprodução em criadores: sem idade mínima da fêmea, sem frequência máxima de partos, sem proibição de cobrição de fêmeas a lactar.</w:t>
+              <w:t>O DL n.º 276/2001 prevê inspeção diária (n.º 3 do art.º 13.º) e programa de profilaxia supervisionado por veterinário (n.º 1 do art.º 16.º) — alinhamento parcial com as als. (a) e (d) do n.º 1 do art.º 13.º do @regulamento. Lacunas: (1) não distingue animais vulneráveis com maior frequência de inspeção; (2) não prevê isolamento em área separada com tratamento (al. (b)); (3) não exige consulta veterinária para decisão de eutanásia com anestesia/analgesia (al. (c)); (4) nenhuma das obrigações sanitárias para criadores previstas no n.º 2 está contemplada: sem idade mínima de reprodução, sem frequência máxima de partos, sem proibição de cobrição de fêmeas a lactar, sem regime de rehoming.</w:t>
             </w:r>
           </w:p>
         </w:tc>
@@ -6952,7 +7384,7 @@
                 <w:color w:val="222222"/>
                 <w:sz w:val="18"/>
               </w:rPr>
-              <w:t>O @codigo (art.º 6.º) limita o dever de cuidados médico-veterinários ao animal ferido ou doente, sem obrigação de inspeção diária sistemática nem quaisquer regras sanitárias específicas para a reprodução em criadores.</w:t>
+              <w:t>O @codigo limita os cuidados médico-veterinários ao animal ferido ou doente (art.º 6.º) — sem qualquer obrigação de inspeção diária, programa de profilaxia ou isolamento. É o diploma com maior divergência face ao n.º 1 do art.º 13.º do @regulamento, omitindo igualmente todas as obrigações sanitárias específicas para criadores previstas no n.º 2.</w:t>
             </w:r>
           </w:p>
         </w:tc>
@@ -7013,7 +7445,7 @@
                 <w:color w:val="222222"/>
                 <w:sz w:val="18"/>
               </w:rPr>
-              <w:t>O @rgbeac (art.º 33.º) centra os cuidados de saúde no detentor em geral, sem distinguir obrigações reforçadas para operadores de criação nem fixar condições específicas para a reprodução (idade mínima, frequência de partos, lactação).</w:t>
+              <w:t>O @rgbeac (art.º 33.º) centra os cuidados de saúde no detentor em geral (n.ºs 1 a 3), sem distinguir obrigações reforçadas para operadores de criação. Não prevê: inspeção diária sistemática por cuidadores; isolamento imediato de animais com bem-estar comprometido; nem qualquer dos requisitos sanitários para criadores do n.º 2 do art.º 13.º do @regulamento. Os n.ºs 4 e 5 (CAMV e denúncia de maus-tratos) não têm correspondência direta no @regulamento.</w:t>
             </w:r>
           </w:p>
         </w:tc>
@@ -7074,7 +7506,7 @@
                 <w:color w:val="222222"/>
                 <w:sz w:val="18"/>
               </w:rPr>
-              <w:t>A @legislacao vigente é o diploma mais próximo do @regulamento. Necessidade de alteração dirigida a criadores: introduzir (1) requisitos mínimos de idade e maturidade das fêmeas; (2) frequência máxima de partos conforme Anexo I do @regulamento; (3) proibição de cobrição de fêmeas a lactar; alinhando com o regime sanitário do art.º 13.º.</w:t>
+              <w:t>A @legislacao vigente (DL n.º 276/2001) tem o maior alinhamento, mas insuficiente. Necessidade de alteração dos três diplomas: (1) introduzir inspeção diária diferenciada para animais vulneráveis (al. (a) do n.º 1 do art.º 13.º do @regulamento); (2) criar obrigação de isolamento e tratamento imediato (al. (b)); (3) regular o processo de eutanásia com supervisão veterinária e anestesia/analgesia (al. (c)); (4) para criadores (n.º 2): fixar idade mínima e maturidade esquelética das fêmeas reprodutoras, frequência máxima de partos conforme Anexo I, proibição de cobrição de fêmeas a lactar, e regime de rehoming dos animais retirados da reprodução.</w:t>
             </w:r>
           </w:p>
         </w:tc>

--- a/comparativo_reuniao_exemplo.docx
+++ b/comparativo_reuniao_exemplo.docx
@@ -432,7 +432,7 @@
                 <w:color w:val="FFFFFF"/>
                 <w:sz w:val="22"/>
               </w:rPr>
-              <w:t>ART-17</w:t>
+              <w:t>ART-05</w:t>
             </w:r>
           </w:p>
         </w:tc>
@@ -460,7 +460,7 @@
                 <w:color w:val="7EC8E3"/>
                 <w:sz w:val="22"/>
               </w:rPr>
-              <w:t>Identificação e Registo</w:t>
+              <w:t>Princípios Gerais de Bem-Estar</w:t>
             </w:r>
           </w:p>
         </w:tc>
@@ -504,7 +504,7 @@
                 <w:color w:val="FFFFFF"/>
                 <w:sz w:val="18"/>
               </w:rPr>
-              <w:t>@regulamento — Identification and registration of dogs and cats  ·  Art.º 17.º do Regulamento 2023/0447  |  EN</w:t>
+              <w:t>@regulamento — General welfare principles  ·  Art.º 5.º do Regulamento 2023/0447  |  EN</w:t>
             </w:r>
           </w:p>
         </w:tc>
@@ -535,13 +535,13 @@
                 <w:color w:val="222222"/>
                 <w:sz w:val="19"/>
               </w:rPr>
-              <w:t>1. All dogs and cats kept in establishments placed on the market or owned by pet owners or by any other natural or legal persons, shall be individually identified by means of a single injectable transponder containing a readable microchip compliant with Annex II.</w:t>
-            </w:r>
-          </w:p>
-          <w:p>
-            <w:pPr>
-              <w:spacing w:after="0" w:before="140"/>
-              <w:ind w:right="80" w:left="80" w:firstLine="0"/>
+              <w:t>Operators shall apply the following general welfare principles with respect to dogs or cats bred or kept in their establishment:</w:t>
+            </w:r>
+          </w:p>
+          <w:p>
+            <w:pPr>
+              <w:spacing w:after="0" w:before="100"/>
+              <w:ind w:right="80" w:left="360" w:hanging="280"/>
             </w:pPr>
             <w:r>
               <w:rPr>
@@ -551,13 +551,13 @@
                 <w:color w:val="222222"/>
                 <w:sz w:val="19"/>
               </w:rPr>
-              <w:t>1a. Operators shall ensure that dogs and cats born in their establishments are individually identified within 3 months after their birth and in any event before the date of their placing on the market.</w:t>
-            </w:r>
-          </w:p>
-          <w:p>
-            <w:pPr>
-              <w:spacing w:after="0" w:before="140"/>
-              <w:ind w:right="80" w:left="80" w:firstLine="0"/>
+              <w:t>(a) dogs and cats are provided with water and feed of a quality and of a quantity that enables them to have appropriate nutrition and hydration;</w:t>
+            </w:r>
+          </w:p>
+          <w:p>
+            <w:pPr>
+              <w:spacing w:after="0" w:before="100"/>
+              <w:ind w:right="80" w:left="360" w:hanging="280"/>
             </w:pPr>
             <w:r>
               <w:rPr>
@@ -567,13 +567,13 @@
                 <w:color w:val="222222"/>
                 <w:sz w:val="19"/>
               </w:rPr>
-              <w:t>Operators of selling establishments, shelters and those placing and being responsible for dogs and cats in foster homes shall ensure that dogs and cats that enter their establishments or come under their responsibility are individually identified within 30 days after their arrival at the establishment and in any event before the date of their placing on the market.</w:t>
-            </w:r>
-          </w:p>
-          <w:p>
-            <w:pPr>
-              <w:spacing w:after="0" w:before="140"/>
-              <w:ind w:right="80" w:left="80" w:firstLine="0"/>
+              <w:t>(b) dogs and cats are kept in an appropriate and regularly cleaned physical environment which is secure and comfortable, especially in terms of space, air quality, temperature, light, protection against adverse climatic conditions and ease of movement, preventing overcrowding;</w:t>
+            </w:r>
+          </w:p>
+          <w:p>
+            <w:pPr>
+              <w:spacing w:after="0" w:before="100"/>
+              <w:ind w:right="80" w:left="360" w:hanging="280"/>
             </w:pPr>
             <w:r>
               <w:rPr>
@@ -583,13 +583,13 @@
                 <w:color w:val="222222"/>
                 <w:sz w:val="19"/>
               </w:rPr>
-              <w:t>Pet owners and any other natural or legal persons, other than operators, who own dogs or cats, shall ensure that the dogs or cats are individually identified at the latest when the dog or cat reaches 3 months of age or, in case the dog or cat is placed on the market, before the date of their placing on the market.</w:t>
-            </w:r>
-          </w:p>
-          <w:p>
-            <w:pPr>
-              <w:spacing w:after="0" w:before="140"/>
-              <w:ind w:right="80" w:left="80" w:firstLine="0"/>
+              <w:t>(c) dogs and cats are kept safe, clean and in good health by preventing diseases, injuries, and pain, due in particular to management, handling practices and breeding practices;</w:t>
+            </w:r>
+          </w:p>
+          <w:p>
+            <w:pPr>
+              <w:spacing w:after="0" w:before="100"/>
+              <w:ind w:right="80" w:left="360" w:hanging="280"/>
             </w:pPr>
             <w:r>
               <w:rPr>
@@ -599,13 +599,13 @@
                 <w:color w:val="222222"/>
                 <w:sz w:val="19"/>
               </w:rPr>
-              <w:t>2. The implantation of the transponder shall be performed by a veterinarian. Member States may allow the implantation of transponders in cats to be performed by a person other than a veterinarian, if it is done under the responsibility of a veterinarian.</w:t>
-            </w:r>
-          </w:p>
-          <w:p>
-            <w:pPr>
-              <w:spacing w:after="0" w:before="140"/>
-              <w:ind w:right="80" w:left="80" w:firstLine="0"/>
+              <w:t>(d) dogs and cats are kept in an environment that enables them to exhibit species-specific and social non-harmful behaviour, and to establish a positive relationship with human beings;</w:t>
+            </w:r>
+          </w:p>
+          <w:p>
+            <w:pPr>
+              <w:spacing w:after="0" w:before="100"/>
+              <w:ind w:right="80" w:left="360" w:hanging="280"/>
             </w:pPr>
             <w:r>
               <w:rPr>
@@ -615,103 +615,7 @@
                 <w:color w:val="222222"/>
                 <w:sz w:val="19"/>
               </w:rPr>
-              <w:t>3. Dogs and cats which have been individually identified by means of an injectable transponder containing a microchip, in accordance with national legislation prior to entry into force of this Regulation, shall be recognised as identified in accordance with the requirements of this Article.</w:t>
-            </w:r>
-          </w:p>
-          <w:p>
-            <w:pPr>
-              <w:spacing w:after="0" w:before="140"/>
-              <w:ind w:right="80" w:left="80" w:firstLine="0"/>
-            </w:pPr>
-            <w:r>
-              <w:rPr>
-                <w:rFonts w:ascii="Calibri" w:hAnsi="Calibri"/>
-                <w:b w:val="0"/>
-                <w:i w:val="0"/>
-                <w:color w:val="222222"/>
-                <w:sz w:val="19"/>
-              </w:rPr>
-              <w:t>4. Within two working days after their identification, the dogs and cats shall be registered by a veterinarian in a national database.</w:t>
-            </w:r>
-          </w:p>
-          <w:p>
-            <w:pPr>
-              <w:spacing w:after="0" w:before="140"/>
-              <w:ind w:right="80" w:left="80" w:firstLine="0"/>
-            </w:pPr>
-            <w:r>
-              <w:rPr>
-                <w:rFonts w:ascii="Calibri" w:hAnsi="Calibri"/>
-                <w:b w:val="0"/>
-                <w:i w:val="0"/>
-                <w:color w:val="222222"/>
-                <w:sz w:val="19"/>
-              </w:rPr>
-              <w:t>5. For dogs and cats kept in establishments, the registration shall be made in the name of the operator of the establishment. For dogs and cats placed in foster homes, the registration shall be made in the name of the person responsible for the foster home. For dogs and cats owned by pet owners or by any other natural or legal person, the registration shall be made in the name of the pet owner or the natural or legal person.</w:t>
-            </w:r>
-          </w:p>
-          <w:p>
-            <w:pPr>
-              <w:spacing w:after="0" w:before="140"/>
-              <w:ind w:right="80" w:left="80" w:firstLine="0"/>
-            </w:pPr>
-            <w:r>
-              <w:rPr>
-                <w:rFonts w:ascii="Calibri" w:hAnsi="Calibri"/>
-                <w:b w:val="0"/>
-                <w:i w:val="0"/>
-                <w:color w:val="222222"/>
-                <w:sz w:val="19"/>
-              </w:rPr>
-              <w:t>Member States may grant derogations from the first subparagraph to military, police and customs dogs.</w:t>
-            </w:r>
-          </w:p>
-          <w:p>
-            <w:pPr>
-              <w:spacing w:after="0" w:before="140"/>
-              <w:ind w:right="80" w:left="80" w:firstLine="0"/>
-            </w:pPr>
-            <w:r>
-              <w:rPr>
-                <w:rFonts w:ascii="Calibri" w:hAnsi="Calibri"/>
-                <w:b w:val="0"/>
-                <w:i w:val="0"/>
-                <w:color w:val="222222"/>
-                <w:sz w:val="19"/>
-              </w:rPr>
-              <w:t>6. In case of placing on the market or occasional and irregular donation by a natural person without online advertising, the requirements for registration shall not apply.</w:t>
-            </w:r>
-          </w:p>
-          <w:p>
-            <w:pPr>
-              <w:spacing w:after="0" w:before="140"/>
-              <w:ind w:right="80" w:left="80" w:firstLine="0"/>
-            </w:pPr>
-            <w:r>
-              <w:rPr>
-                <w:rFonts w:ascii="Calibri" w:hAnsi="Calibri"/>
-                <w:b w:val="0"/>
-                <w:i w:val="0"/>
-                <w:color w:val="222222"/>
-                <w:sz w:val="19"/>
-              </w:rPr>
-              <w:t>7. In the case of a death of a dog or a cat, the operator, pet owner or natural or legal person owning the dog or cat shall inform the national database.</w:t>
-            </w:r>
-          </w:p>
-          <w:p>
-            <w:pPr>
-              <w:spacing w:after="0" w:before="140"/>
-              <w:ind w:right="80" w:left="80" w:firstLine="0"/>
-            </w:pPr>
-            <w:r>
-              <w:rPr>
-                <w:rFonts w:ascii="Calibri" w:hAnsi="Calibri"/>
-                <w:b w:val="0"/>
-                <w:i w:val="0"/>
-                <w:color w:val="222222"/>
-                <w:sz w:val="19"/>
-              </w:rPr>
-              <w:t>8. In case of unreadable transponder, the operator or the natural or legal person responsible for the dog or cat shall ensure that the dog or cat is re-identified with a new transponder and re-registered in the national database.</w:t>
+              <w:t>(e) dogs and cats are kept in such a way as to optimise their mental state by preventing or reducing negative stimuli in duration and intensity, as well as by maximising opportunities for positive stimuli in duration and intensity, preventing the development of abnormal repetitive and other behaviours indicative of negative animal welfare, and taking into consideration the individual dog's or cat's needs in the different domains referred to in points (a) to (d).</w:t>
             </w:r>
           </w:p>
         </w:tc>
@@ -755,7 +659,7 @@
                 <w:color w:val="FFFFFF"/>
                 <w:sz w:val="18"/>
               </w:rPr>
-              <w:t>@regulamento — Tradução PT-PT  ·  Art.º 17.º do Regulamento 2023/0447</w:t>
+              <w:t>@regulamento — Tradução PT-PT  ·  Art.º 5.º do Regulamento 2023/0447</w:t>
             </w:r>
           </w:p>
         </w:tc>
@@ -786,13 +690,13 @@
                 <w:color w:val="222222"/>
                 <w:sz w:val="19"/>
               </w:rPr>
-              <w:t>1. Todos os cães e gatos mantidos em estabelecimentos colocados no mercado ou detidos por donos de animais de companhia ou por qualquer outra pessoa singular ou coletiva devem ser identificados individualmente por meio de um único transponder injetável contendo um microchip legível em conformidade com o Anexo II.</w:t>
-            </w:r>
-          </w:p>
-          <w:p>
-            <w:pPr>
-              <w:spacing w:after="0" w:before="140"/>
-              <w:ind w:right="80" w:left="80" w:firstLine="0"/>
+              <w:t>Os operadores devem aplicar os seguintes princípios gerais de bem-estar aos cães e gatos criados ou detidos nos seus estabelecimentos:</w:t>
+            </w:r>
+          </w:p>
+          <w:p>
+            <w:pPr>
+              <w:spacing w:after="0" w:before="100"/>
+              <w:ind w:right="80" w:left="360" w:hanging="280"/>
             </w:pPr>
             <w:r>
               <w:rPr>
@@ -802,13 +706,13 @@
                 <w:color w:val="222222"/>
                 <w:sz w:val="19"/>
               </w:rPr>
-              <w:t>1a. Os operadores devem assegurar que os cães e gatos nascidos nos seus estabelecimentos sejam identificados individualmente no prazo de 3 meses após o nascimento e, em qualquer caso, antes da data da sua colocação no mercado.</w:t>
-            </w:r>
-          </w:p>
-          <w:p>
-            <w:pPr>
-              <w:spacing w:after="0" w:before="140"/>
-              <w:ind w:right="80" w:left="80" w:firstLine="0"/>
+              <w:t>(a) os cães e gatos são alimentados e abebeirados com água e ração de qualidade e quantidade adequadas a uma nutrição e hidratação apropriadas;</w:t>
+            </w:r>
+          </w:p>
+          <w:p>
+            <w:pPr>
+              <w:spacing w:after="0" w:before="100"/>
+              <w:ind w:right="80" w:left="360" w:hanging="280"/>
             </w:pPr>
             <w:r>
               <w:rPr>
@@ -818,13 +722,13 @@
                 <w:color w:val="222222"/>
                 <w:sz w:val="19"/>
               </w:rPr>
-              <w:t>Os operadores de estabelecimentos de venda, abrigos e os que colocam e são responsáveis por cães e gatos em famílias de acolhimento devem assegurar que os cães e gatos que entrem nos seus estabelecimentos sejam identificados individualmente no prazo de 30 dias após a chegada.</w:t>
-            </w:r>
-          </w:p>
-          <w:p>
-            <w:pPr>
-              <w:spacing w:after="0" w:before="140"/>
-              <w:ind w:right="80" w:left="80" w:firstLine="0"/>
+              <w:t>(b) os cães e gatos são mantidos num ambiente físico adequado, regularmente limpo, seguro e confortável, especialmente em termos de espaço, qualidade do ar, temperatura, iluminação, proteção face a condições climáticas adversas e facilidade de movimentação, prevenindo a sobrelotação;</w:t>
+            </w:r>
+          </w:p>
+          <w:p>
+            <w:pPr>
+              <w:spacing w:after="0" w:before="100"/>
+              <w:ind w:right="80" w:left="360" w:hanging="280"/>
             </w:pPr>
             <w:r>
               <w:rPr>
@@ -834,13 +738,13 @@
                 <w:color w:val="222222"/>
                 <w:sz w:val="19"/>
               </w:rPr>
-              <w:t>Os donos de animais de companhia e quaisquer outras pessoas singulares ou coletivas que detenham cães ou gatos devem assegurar que os animais sejam identificados individualmente o mais tardar quando o animal atingir os 3 meses de idade ou, no caso de o animal ser colocado no mercado, antes da data da sua colocação no mercado.</w:t>
-            </w:r>
-          </w:p>
-          <w:p>
-            <w:pPr>
-              <w:spacing w:after="0" w:before="140"/>
-              <w:ind w:right="80" w:left="80" w:firstLine="0"/>
+              <w:t>(c) os cães e gatos são mantidos seguros, limpos e com boa saúde, prevenindo doenças, lesões e dor, nomeadamente através de práticas de maneio, manuseamento e reprodução adequadas;</w:t>
+            </w:r>
+          </w:p>
+          <w:p>
+            <w:pPr>
+              <w:spacing w:after="0" w:before="100"/>
+              <w:ind w:right="80" w:left="360" w:hanging="280"/>
             </w:pPr>
             <w:r>
               <w:rPr>
@@ -850,13 +754,13 @@
                 <w:color w:val="222222"/>
                 <w:sz w:val="19"/>
               </w:rPr>
-              <w:t>2. A implantação do transponder devem ser efetuada por um médico veterinário. Os Estados-Membros podem permitir que a implantação de transponders em gatos seja efetuada por pessoa que não seja médico veterinário, se for feita sob a responsabilidade de um médico veterinário.</w:t>
-            </w:r>
-          </w:p>
-          <w:p>
-            <w:pPr>
-              <w:spacing w:after="0" w:before="140"/>
-              <w:ind w:right="80" w:left="80" w:firstLine="0"/>
+              <w:t>(d) os cães e gatos são mantidos num ambiente que lhes permite exibir comportamentos específicos da espécie e comportamentos sociais não nocivos, e estabelecer uma relação positiva com os seres humanos;</w:t>
+            </w:r>
+          </w:p>
+          <w:p>
+            <w:pPr>
+              <w:spacing w:after="0" w:before="100"/>
+              <w:ind w:right="80" w:left="360" w:hanging="280"/>
             </w:pPr>
             <w:r>
               <w:rPr>
@@ -866,103 +770,7 @@
                 <w:color w:val="222222"/>
                 <w:sz w:val="19"/>
               </w:rPr>
-              <w:t>3. Cães e gatos que tenham sido identificados individualmente por meio de um transponder injetável contendo um microchip, em conformidade com legislação nacional anterior à entrada em vigor do presente Regulamento, são reconhecidos como identificados de acordo com os requisitos do presente artigo.</w:t>
-            </w:r>
-          </w:p>
-          <w:p>
-            <w:pPr>
-              <w:spacing w:after="0" w:before="140"/>
-              <w:ind w:right="80" w:left="80" w:firstLine="0"/>
-            </w:pPr>
-            <w:r>
-              <w:rPr>
-                <w:rFonts w:ascii="Calibri" w:hAnsi="Calibri"/>
-                <w:b w:val="0"/>
-                <w:i/>
-                <w:color w:val="222222"/>
-                <w:sz w:val="19"/>
-              </w:rPr>
-              <w:t>4. No prazo de dois dias úteis após a sua identificação, os cães e gatos devem ser registados por um médico veterinário numa base de dados nacional.</w:t>
-            </w:r>
-          </w:p>
-          <w:p>
-            <w:pPr>
-              <w:spacing w:after="0" w:before="140"/>
-              <w:ind w:right="80" w:left="80" w:firstLine="0"/>
-            </w:pPr>
-            <w:r>
-              <w:rPr>
-                <w:rFonts w:ascii="Calibri" w:hAnsi="Calibri"/>
-                <w:b w:val="0"/>
-                <w:i/>
-                <w:color w:val="222222"/>
-                <w:sz w:val="19"/>
-              </w:rPr>
-              <w:t>5. Para cães e gatos mantidos em estabelecimentos, o registo deve ser efetuado em nome do operador do estabelecimento. Para cães e gatos colocados em famílias de acolhimento, o registo deve ser efetuado em nome da pessoa responsável pela família de acolhimento. Para cães e gatos detidos por donos de animais de companhia ou por qualquer outra pessoa singular ou coletiva, o registo deve ser efetuado em nome do dono ou da pessoa singular ou coletiva.</w:t>
-            </w:r>
-          </w:p>
-          <w:p>
-            <w:pPr>
-              <w:spacing w:after="0" w:before="140"/>
-              <w:ind w:right="80" w:left="80" w:firstLine="0"/>
-            </w:pPr>
-            <w:r>
-              <w:rPr>
-                <w:rFonts w:ascii="Calibri" w:hAnsi="Calibri"/>
-                <w:b w:val="0"/>
-                <w:i/>
-                <w:color w:val="222222"/>
-                <w:sz w:val="19"/>
-              </w:rPr>
-              <w:t>Os Estados-Membros podem conceder derrogações ao primeiro parágrafo a cães militares, policiais e aduaneiros.</w:t>
-            </w:r>
-          </w:p>
-          <w:p>
-            <w:pPr>
-              <w:spacing w:after="0" w:before="140"/>
-              <w:ind w:right="80" w:left="80" w:firstLine="0"/>
-            </w:pPr>
-            <w:r>
-              <w:rPr>
-                <w:rFonts w:ascii="Calibri" w:hAnsi="Calibri"/>
-                <w:b w:val="0"/>
-                <w:i/>
-                <w:color w:val="222222"/>
-                <w:sz w:val="19"/>
-              </w:rPr>
-              <w:t>6. Em caso de colocação no mercado ou cedência ocasional e irregular por pessoa singular sem publicidade em linha, os requisitos de registo não se aplicam.</w:t>
-            </w:r>
-          </w:p>
-          <w:p>
-            <w:pPr>
-              <w:spacing w:after="0" w:before="140"/>
-              <w:ind w:right="80" w:left="80" w:firstLine="0"/>
-            </w:pPr>
-            <w:r>
-              <w:rPr>
-                <w:rFonts w:ascii="Calibri" w:hAnsi="Calibri"/>
-                <w:b w:val="0"/>
-                <w:i/>
-                <w:color w:val="222222"/>
-                <w:sz w:val="19"/>
-              </w:rPr>
-              <w:t>7. Em caso de morte de um cão ou gato, o operador, dono do animal ou pessoa singular ou coletiva proprietária devem informar a base de dados nacional.</w:t>
-            </w:r>
-          </w:p>
-          <w:p>
-            <w:pPr>
-              <w:spacing w:after="0" w:before="140"/>
-              <w:ind w:right="80" w:left="80" w:firstLine="0"/>
-            </w:pPr>
-            <w:r>
-              <w:rPr>
-                <w:rFonts w:ascii="Calibri" w:hAnsi="Calibri"/>
-                <w:b w:val="0"/>
-                <w:i/>
-                <w:color w:val="222222"/>
-                <w:sz w:val="19"/>
-              </w:rPr>
-              <w:t>8. Em caso de transponder ilegível, o operador ou a pessoa singular ou coletiva responsável pelo cão ou gato devem assegurar que o animal é reidentificado com um novo transponder e re-registado na base de dados nacional.</w:t>
+              <w:t>(e) os cães e gatos são mantidos de forma a otimizar o seu estado mental, prevenindo ou reduzindo estímulos negativos em duração e intensidade, maximizando oportunidades de estímulos positivos, prevenindo o desenvolvimento de comportamentos repetitivos anormais, tendo em conta as necessidades individuais do animal nos domínios referidos nas alíneas (a) a (d).</w:t>
             </w:r>
           </w:p>
         </w:tc>
@@ -1095,7 +903,7 @@
                 <w:color w:val="555555"/>
                 <w:sz w:val="16"/>
               </w:rPr>
-              <w:t>Art.º 17.º do RGBEAC (proposta, jun. 2025)</w:t>
+              <w:t>al. a) do n.º 1 do art.º 10.º do RGBEAC (proposta, jun. 2025)</w:t>
             </w:r>
           </w:p>
           <w:p>
@@ -1111,7 +919,7 @@
                 <w:color w:val="222222"/>
                 <w:sz w:val="19"/>
               </w:rPr>
-              <w:t>1 — A identificação dos animais de companhia, pela sua marcação, quando aplicável, e registo no SIAC, deve ser realizada:</w:t>
+              <w:t>1 — O detentor do animal de companhia deve:</w:t>
             </w:r>
           </w:p>
           <w:p>
@@ -1127,13 +935,13 @@
                 <w:color w:val="222222"/>
                 <w:sz w:val="19"/>
               </w:rPr>
-              <w:t>a) Relativamente aos cães, gatos e furões nascidos em alojamentos, até aos três meses de idade ou, em qualquer caso, antes da sua colocação no mercado;</w:t>
-            </w:r>
-          </w:p>
-          <w:p>
-            <w:pPr>
-              <w:spacing w:after="0" w:before="100"/>
-              <w:ind w:right="80" w:left="360" w:hanging="280"/>
+              <w:t>a) Assegurar o bem-estar do animal, de acordo com sua espécie, raça, idade e necessidades físicas e etológicas, proporcionando-lhe:</w:t>
+            </w:r>
+          </w:p>
+          <w:p>
+            <w:pPr>
+              <w:spacing w:after="0" w:before="20"/>
+              <w:ind w:right="80" w:left="680" w:hanging="280"/>
             </w:pPr>
             <w:r>
               <w:rPr>
@@ -1143,13 +951,13 @@
                 <w:color w:val="222222"/>
                 <w:sz w:val="19"/>
               </w:rPr>
-              <w:t>b) Relativamente aos cães, gatos e furões que entrem em alojamentos, nos termos dos artigos 12.º a 15.º, até trinta dias após a sua chegada ao alojamento ou, em qualquer caso, antes da data de colocação no mercado;</w:t>
-            </w:r>
-          </w:p>
-          <w:p>
-            <w:pPr>
-              <w:spacing w:after="0" w:before="100"/>
-              <w:ind w:right="80" w:left="360" w:hanging="280"/>
+              <w:t>— Atenção, supervisão, controlo, exercício físico e estímulo mental;</w:t>
+            </w:r>
+          </w:p>
+          <w:p>
+            <w:pPr>
+              <w:spacing w:after="0" w:before="20"/>
+              <w:ind w:right="80" w:left="680" w:hanging="280"/>
             </w:pPr>
             <w:r>
               <w:rPr>
@@ -1159,7 +967,71 @@
                 <w:color w:val="222222"/>
                 <w:sz w:val="19"/>
               </w:rPr>
-              <w:t>c) Relativamente aos cães, gatos e furões detidos por pessoas singulares, exceto nos casos previstos nas alíneas anteriores, até aos três meses de idade ou, no caso de colocação no mercado, antes da data de colocação no mercado.</w:t>
+              <w:t>— Alimentos saudáveis, adequados e convenientes ao seu normal desenvolvimento e acesso permanente a água potável;</w:t>
+            </w:r>
+          </w:p>
+          <w:p>
+            <w:pPr>
+              <w:spacing w:after="0" w:before="20"/>
+              <w:ind w:right="80" w:left="680" w:hanging="280"/>
+            </w:pPr>
+            <w:r>
+              <w:rPr>
+                <w:rFonts w:ascii="Calibri" w:hAnsi="Calibri"/>
+                <w:b w:val="0"/>
+                <w:i w:val="0"/>
+                <w:color w:val="222222"/>
+                <w:sz w:val="19"/>
+              </w:rPr>
+              <w:t>— Condições higiossanitárias que atendam, no mínimo, ao estabelecido no presente decreto-lei e na demais legislação aplicável;</w:t>
+            </w:r>
+          </w:p>
+          <w:p>
+            <w:pPr>
+              <w:spacing w:after="0" w:before="20"/>
+              <w:ind w:right="80" w:left="680" w:hanging="280"/>
+            </w:pPr>
+            <w:r>
+              <w:rPr>
+                <w:rFonts w:ascii="Calibri" w:hAnsi="Calibri"/>
+                <w:b w:val="0"/>
+                <w:i w:val="0"/>
+                <w:color w:val="222222"/>
+                <w:sz w:val="19"/>
+              </w:rPr>
+              <w:t>— Liberdade de movimento, sendo proibidos todos os sistemas de contenção permanentes;</w:t>
+            </w:r>
+          </w:p>
+          <w:p>
+            <w:pPr>
+              <w:spacing w:after="0" w:before="20"/>
+              <w:ind w:right="80" w:left="680" w:hanging="280"/>
+            </w:pPr>
+            <w:r>
+              <w:rPr>
+                <w:rFonts w:ascii="Calibri" w:hAnsi="Calibri"/>
+                <w:b w:val="0"/>
+                <w:i w:val="0"/>
+                <w:color w:val="222222"/>
+                <w:sz w:val="19"/>
+              </w:rPr>
+              <w:t>— Abrigo adequado, em termos de tamanho e qualidade, com vista a proteger de condições atmosféricas adversas, incluindo frio, chuva, sol ou calor excessivos, com cama seca, limpa e confortável;</w:t>
+            </w:r>
+          </w:p>
+          <w:p>
+            <w:pPr>
+              <w:spacing w:after="0" w:before="20"/>
+              <w:ind w:right="80" w:left="680" w:hanging="280"/>
+            </w:pPr>
+            <w:r>
+              <w:rPr>
+                <w:rFonts w:ascii="Calibri" w:hAnsi="Calibri"/>
+                <w:b w:val="0"/>
+                <w:i w:val="0"/>
+                <w:color w:val="222222"/>
+                <w:sz w:val="19"/>
+              </w:rPr>
+              <w:t>— Contato social adequado a cada espécie, de acordo com a sua idade e atividade.</w:t>
             </w:r>
           </w:p>
         </w:tc>
@@ -1188,7 +1060,7 @@
                 <w:color w:val="555555"/>
                 <w:sz w:val="16"/>
               </w:rPr>
-              <w:t>Art.º 53.º do Código do Animal (DL n.º 214/2013)</w:t>
+              <w:t>n.ºs 1, 2 e 3 do art.º 5.º do Código do Animal (DL n.º 214/2013)</w:t>
             </w:r>
           </w:p>
           <w:p>
@@ -1204,7 +1076,7 @@
                 <w:color w:val="222222"/>
                 <w:sz w:val="19"/>
               </w:rPr>
-              <w:t>1 — Todos os cães devem ser identificados e registados, entre os três e os seis meses de idade.</w:t>
+              <w:t>1 — As condições de detenção e de alojamento para reprodução, criação, manutenção e acomodação dos animais de companhia devem salvaguardar os seus parâmetros de bem-estar animal.</w:t>
             </w:r>
           </w:p>
           <w:p>
@@ -1220,7 +1092,7 @@
                 <w:color w:val="222222"/>
                 <w:sz w:val="19"/>
               </w:rPr>
-              <w:t>2 — Os gatos em exposição, para fins comerciais ou lucrativos, em estabelecimentos de venda, locais de criação, feiras ou concursos, provas funcionais, publicidade ou fins similares, devem ser identificados e registados entre os três e os seis meses de idade.</w:t>
+              <w:t>2 — Nenhum animal deve ser detido como animal de companhia se não estiverem asseguradas as condições referidas no número anterior ou se não se adaptar ao cativeiro.</w:t>
             </w:r>
           </w:p>
           <w:p>
@@ -1236,23 +1108,7 @@
                 <w:color w:val="222222"/>
                 <w:sz w:val="19"/>
               </w:rPr>
-              <w:t>4 — Os cães e gatos são identificados através de método electrónico e registados na base de dados nacional.</w:t>
-            </w:r>
-          </w:p>
-          <w:p>
-            <w:pPr>
-              <w:spacing w:after="0" w:before="140"/>
-              <w:ind w:right="80" w:left="80" w:firstLine="0"/>
-            </w:pPr>
-            <w:r>
-              <w:rPr>
-                <w:rFonts w:ascii="Calibri" w:hAnsi="Calibri"/>
-                <w:b w:val="0"/>
-                <w:i w:val="0"/>
-                <w:color w:val="222222"/>
-                <w:sz w:val="19"/>
-              </w:rPr>
-              <w:t>5 — A identificação electrónica é efetuada através da aplicação subcutânea de um microchip no centro da face lateral esquerda do pescoço.</w:t>
+              <w:t>3 — É proibida a violência contra animais, considerando-se como tal todos os atos que, sem necessidade, infligem a morte, o sofrimento, abuso ou lesões a um animal.</w:t>
             </w:r>
           </w:p>
         </w:tc>
@@ -1281,7 +1137,7 @@
                 <w:color w:val="555555"/>
                 <w:sz w:val="16"/>
               </w:rPr>
-              <w:t>n.ºs 1, 2 e 3 do art.º 5.º do DL n.º 82/2019, de 27 de junho</w:t>
+              <w:t>n.º 1 do art.º 7.º e n.º 1 do art.º 9.º do DL n.º 276/2001, de 17 de outubro</w:t>
             </w:r>
           </w:p>
           <w:p>
@@ -1292,44 +1148,28 @@
             <w:r>
               <w:rPr>
                 <w:rFonts w:ascii="Calibri" w:hAnsi="Calibri"/>
-                <w:b w:val="0"/>
-                <w:i w:val="0"/>
-                <w:color w:val="222222"/>
-                <w:sz w:val="19"/>
-              </w:rPr>
-              <w:t>1 — A identificação dos animais de companhia, pela sua marcação e registo no SIAC, deve ser realizada até 120 dias após o seu nascimento.</w:t>
-            </w:r>
-          </w:p>
-          <w:p>
-            <w:pPr>
-              <w:spacing w:after="0" w:before="140"/>
+                <w:b/>
+                <w:i w:val="0"/>
+                <w:color w:val="333333"/>
+                <w:sz w:val="18"/>
+              </w:rPr>
+              <w:t>Artigo 7.º, n.º 1 — As condições de detenção e de alojamento para reprodução, criação, manutenção e acomodação dos animais de companhia devem salvaguardar os seus parâmetros de bem-estar animal, nomeadamente nos termos dos artigos seguintes.</w:t>
+            </w:r>
+          </w:p>
+          <w:p>
+            <w:pPr>
+              <w:spacing w:after="0" w:before="200"/>
               <w:ind w:right="80" w:left="80" w:firstLine="0"/>
             </w:pPr>
             <w:r>
               <w:rPr>
                 <w:rFonts w:ascii="Calibri" w:hAnsi="Calibri"/>
-                <w:b w:val="0"/>
-                <w:i w:val="0"/>
-                <w:color w:val="222222"/>
-                <w:sz w:val="19"/>
-              </w:rPr>
-              <w:t>2 — Na impossibilidade de determinar a data de nascimento exata, para efeitos de contagem do prazo referido no número anterior, a identificação deve ser efetuada até à perda dos dentes incisivos de leite.</w:t>
-            </w:r>
-          </w:p>
-          <w:p>
-            <w:pPr>
-              <w:spacing w:after="0" w:before="140"/>
-              <w:ind w:right="80" w:left="80" w:firstLine="0"/>
-            </w:pPr>
-            <w:r>
-              <w:rPr>
-                <w:rFonts w:ascii="Calibri" w:hAnsi="Calibri"/>
-                <w:b w:val="0"/>
-                <w:i w:val="0"/>
-                <w:color w:val="222222"/>
-                <w:sz w:val="19"/>
-              </w:rPr>
-              <w:t>3 — Sem prejuízo dos números anteriores, e relativamente aos cães, gatos e furões que sejam cedidos e ou comercializados a partir de um criador ou de um estabelecimento autorizado para a detenção de animais de companhia, nomeadamente os centros de hospedagem com ou sem fins lucrativos e os centros de recolha oficiais, deve ser assegurada a sua marcação e registo no SIAC antes de abandonarem a instalação de nascimento ou de alojamento, independentemente da sua idade.</w:t>
+                <w:b/>
+                <w:i w:val="0"/>
+                <w:color w:val="333333"/>
+                <w:sz w:val="18"/>
+              </w:rPr>
+              <w:t>Artigo 9.º, n.º 1 — A temperatura, a ventilação e a luminosidade e obscuridade das instalações devem ser as adequadas à manutenção do conforto e bem-estar das espécies que albergam.</w:t>
             </w:r>
           </w:p>
         </w:tc>
@@ -1373,7 +1213,7 @@
                 <w:color w:val="FFFFFF"/>
                 <w:sz w:val="18"/>
               </w:rPr>
-              <w:t>DIVERGÊNCIA FACE AO REGULAMENTO  ·  Necessidade de alteração: Sim</w:t>
+              <w:t>DIVERGÊNCIA FACE AO REGULAMENTO  ·  Necessidade de alteração: Não</w:t>
             </w:r>
           </w:p>
         </w:tc>
@@ -1434,7 +1274,7 @@
                 <w:color w:val="222222"/>
                 <w:sz w:val="18"/>
               </w:rPr>
-              <w:t>O DL n.º 82/2019 (art.º 5.º) prevê prazo geral de 120 dias após o nascimento, sem distinguir o contexto de estabelecimento — prazo superior ao máximo de 3 meses do @regulamento, que exigirá redução. Não prevê o prazo específico de 30 dias para animais que entram em estabelecimentos.</w:t>
+              <w:t>O DL n.º 276/2001 (art.ºs 7.º e 9.º) consagra os mesmos parâmetros mas desenvolve-os em artigos separados (alojamento, alimentação, ambiente) sem os denominar como domínios nem os sistematizar de forma unificada segundo o referencial OMSA.</w:t>
             </w:r>
           </w:p>
         </w:tc>
@@ -1495,7 +1335,7 @@
                 <w:color w:val="222222"/>
                 <w:sz w:val="18"/>
               </w:rPr>
-              <w:t>O @codigo fixa prazo de identificação entre 3 e 6 meses, igualmente sem distinção entre nascimentos e entrada em estabelecimentos, ficando aquém da precisão exigida pelo @regulamento.</w:t>
+              <w:t>O @codigo (art.º 5.º) refere 'parâmetros de bem-estar animal' genericamente, sem adotar formalmente a nomenclatura dos 5 domínios OMSA nem a sua sistematização explícita.</w:t>
             </w:r>
           </w:p>
         </w:tc>
@@ -1556,7 +1396,7 @@
                 <w:color w:val="222222"/>
                 <w:sz w:val="18"/>
               </w:rPr>
-              <w:t>O @rgbeac aproxima-se dos prazos do @regulamento mas aplica-se apenas a cães, gatos e furões. Não prevê o prazo específico de 30 dias para animais que entram em estabelecimentos.</w:t>
+              <w:t>O @rgbeac (art.º 10.º, n.º 1, al. a)) articula obrigações equivalentes ao nível do detentor de forma descritiva, sem sistematização nos 5 domínios nem referência ao quadro OMSA.</w:t>
             </w:r>
           </w:p>
         </w:tc>
@@ -1617,7 +1457,7 @@
                 <w:color w:val="222222"/>
                 <w:sz w:val="18"/>
               </w:rPr>
-              <w:t>Necessidade de alteração: (1) reduzir prazo máximo de identificação de nascimentos para 3 meses; (2) criar prazo diferenciado de 30 dias para animais admitidos em estabelecimentos; (3) harmonizar prazos entre todos os diplomas nacionais.</w:t>
+              <w:t>Alinhamento substancial de conteúdo; sem necessidade de alteração imediata. Recomenda-se a adoção formal dos 5 domínios OMSA como referencial estruturante em futura revisão legislativa ou em normas de orientação técnica da DGAV.</w:t>
             </w:r>
           </w:p>
         </w:tc>
@@ -2970,7 +2810,7 @@
                 <w:color w:val="FFFFFF"/>
                 <w:sz w:val="22"/>
               </w:rPr>
-              <w:t>ART-07</w:t>
+              <w:t>ART-06a</w:t>
             </w:r>
           </w:p>
         </w:tc>
@@ -2998,7 +2838,7 @@
                 <w:color w:val="7EC8E3"/>
                 <w:sz w:val="22"/>
               </w:rPr>
-              <w:t>Reprodução e Criação</w:t>
+              <w:t>Estratégias de Criação — Conformação e Consanguinidade</w:t>
             </w:r>
           </w:p>
         </w:tc>
@@ -3042,7 +2882,7 @@
                 <w:color w:val="FFFFFF"/>
                 <w:sz w:val="18"/>
               </w:rPr>
-              <w:t>@regulamento — Notification and registration of establishments  ·  Art.º 7.º do Regulamento 2023/0447  |  EN</w:t>
+              <w:t>@regulamento — Breeding strategies obligations  ·  Art.º 6.º-A do Regulamento 2023/0447  |  EN</w:t>
             </w:r>
           </w:p>
         </w:tc>
@@ -3073,13 +2913,13 @@
                 <w:color w:val="222222"/>
                 <w:sz w:val="19"/>
               </w:rPr>
-              <w:t>Operators shall notify the competent authorities of their activity, providing at least the following information:</w:t>
-            </w:r>
-          </w:p>
-          <w:p>
-            <w:pPr>
-              <w:spacing w:after="0" w:before="100"/>
-              <w:ind w:right="80" w:left="360" w:hanging="280"/>
+              <w:t>1. Operators of breeding establishments shall ensure that their breeding strategies minimise the risk of producing dogs or cats with genotypes associated with detrimental effects on their health and welfare.</w:t>
+            </w:r>
+          </w:p>
+          <w:p>
+            <w:pPr>
+              <w:spacing w:after="0" w:before="140"/>
+              <w:ind w:right="80" w:left="80" w:firstLine="0"/>
             </w:pPr>
             <w:r>
               <w:rPr>
@@ -3089,7 +2929,23 @@
                 <w:color w:val="222222"/>
                 <w:sz w:val="19"/>
               </w:rPr>
-              <w:t>(a) name, address and contact details of the operator;</w:t>
+              <w:t>2. Operators of breeding establishments shall not use for reproduction dogs or cats that have excessive conformational traits leading to a high risk of detrimental effects on the welfare of these dogs or cats, or of their offspring. Before selection for breeding of a dog or cat that may be concerned by an excessive conformational trait the operator shall consult a veterinarian or an independent qualified person under the responsibility of a veterinarian. The veterinarian or independent qualified person shall assess whether the dog or cat has an excessive conformational trait.</w:t>
+            </w:r>
+          </w:p>
+          <w:p>
+            <w:pPr>
+              <w:spacing w:after="0" w:before="140"/>
+              <w:ind w:right="80" w:left="80" w:firstLine="0"/>
+            </w:pPr>
+            <w:r>
+              <w:rPr>
+                <w:rFonts w:ascii="Calibri" w:hAnsi="Calibri"/>
+                <w:b w:val="0"/>
+                <w:i w:val="0"/>
+                <w:color w:val="222222"/>
+                <w:sz w:val="19"/>
+              </w:rPr>
+              <w:t>3. The Commission is empowered to adopt, taking into account scientific opinions of the European Food Safety Authority as well as the social and economic impacts, delegated acts in accordance with Article 23 supplementing this Regulation by:</w:t>
             </w:r>
           </w:p>
           <w:p>
@@ -3105,7 +2961,7 @@
                 <w:color w:val="222222"/>
                 <w:sz w:val="19"/>
               </w:rPr>
-              <w:t>(b) the location(s) of the establishment(s);</w:t>
+              <w:t>(a) defining characteristics of the genotypes referred to in paragraph 1, which shall be excluded from reproduction, and the methods for their assessment and the record keeping requirements;</w:t>
             </w:r>
           </w:p>
           <w:p>
@@ -3121,7 +2977,39 @@
                 <w:color w:val="222222"/>
                 <w:sz w:val="19"/>
               </w:rPr>
-              <w:t>(c) the type(s) of establishment: breeding establishment, selling establishment, shelter or foster home;</w:t>
+              <w:t>(b) defining excessive conformational traits referred to in paragraph 2 of this Article, which shall be excluded from reproduction, the methods for their assessment and the record keeping requirements.</w:t>
+            </w:r>
+          </w:p>
+          <w:p>
+            <w:pPr>
+              <w:spacing w:after="0" w:before="140"/>
+              <w:ind w:right="80" w:left="80" w:firstLine="0"/>
+            </w:pPr>
+            <w:r>
+              <w:rPr>
+                <w:rFonts w:ascii="Calibri" w:hAnsi="Calibri"/>
+                <w:b w:val="0"/>
+                <w:i w:val="0"/>
+                <w:color w:val="222222"/>
+                <w:sz w:val="19"/>
+              </w:rPr>
+              <w:t>4. The delegated acts concerning the excessive conformational traits shall be adopted by 1 July 2030. The delegated acts concerning the genotypes shall be adopted by 1 July 2036.</w:t>
+            </w:r>
+          </w:p>
+          <w:p>
+            <w:pPr>
+              <w:spacing w:after="0" w:before="140"/>
+              <w:ind w:right="80" w:left="80" w:firstLine="0"/>
+            </w:pPr>
+            <w:r>
+              <w:rPr>
+                <w:rFonts w:ascii="Calibri" w:hAnsi="Calibri"/>
+                <w:b w:val="0"/>
+                <w:i w:val="0"/>
+                <w:color w:val="222222"/>
+                <w:sz w:val="19"/>
+              </w:rPr>
+              <w:t>5. The following shall be prohibited in the management of the reproduction of dogs and cats:</w:t>
             </w:r>
           </w:p>
           <w:p>
@@ -3137,7 +3025,7 @@
                 <w:color w:val="222222"/>
                 <w:sz w:val="19"/>
               </w:rPr>
-              <w:t>(d) the species and, for breeding establishments, the breeds of the dogs or cats kept in the establishment(s);</w:t>
+              <w:t>(a) the breeding between parents and offspring, between siblings, between half-siblings or between grandparents and grandchildren, unless approved by the competent authority based on a specific need to preserve local breeds with a limited genetic pool;</w:t>
             </w:r>
           </w:p>
           <w:p>
@@ -3153,23 +3041,7 @@
                 <w:color w:val="222222"/>
                 <w:sz w:val="19"/>
               </w:rPr>
-              <w:t>(e) the capacity of the establishment expressed as the maximum number of dogs and cats which can be kept in the establishment(s);</w:t>
-            </w:r>
-          </w:p>
-          <w:p>
-            <w:pPr>
-              <w:spacing w:after="0" w:before="20"/>
-              <w:ind w:right="80" w:left="360" w:hanging="280"/>
-            </w:pPr>
-            <w:r>
-              <w:rPr>
-                <w:rFonts w:ascii="Calibri" w:hAnsi="Calibri"/>
-                <w:b w:val="0"/>
-                <w:i w:val="0"/>
-                <w:color w:val="222222"/>
-                <w:sz w:val="19"/>
-              </w:rPr>
-              <w:t>(ea) for breeding establishments, the estimated number of litters to be placed on the market per year.</w:t>
+              <w:t>(b) the breeding to produce hybrids.</w:t>
             </w:r>
           </w:p>
         </w:tc>
@@ -3213,7 +3085,7 @@
                 <w:color w:val="FFFFFF"/>
                 <w:sz w:val="18"/>
               </w:rPr>
-              <w:t>@regulamento — Tradução PT-PT  ·  Art.º 7.º do Regulamento 2023/0447</w:t>
+              <w:t>@regulamento — Tradução PT-PT  ·  Art.º 6.º-A do Regulamento 2023/0447</w:t>
             </w:r>
           </w:p>
         </w:tc>
@@ -3244,13 +3116,13 @@
                 <w:color w:val="222222"/>
                 <w:sz w:val="19"/>
               </w:rPr>
-              <w:t>Os operadores devem notificar as autoridades competentes da sua atividade, fornecendo pelo menos as seguintes informações:</w:t>
-            </w:r>
-          </w:p>
-          <w:p>
-            <w:pPr>
-              <w:spacing w:after="0" w:before="100"/>
-              <w:ind w:right="80" w:left="360" w:hanging="280"/>
+              <w:t>1. Os operadores de estabelecimentos de criação devem assegurar que as suas estratégias de criação minimizam o risco de produzir cães ou gatos com genótipos associados a efeitos prejudiciais para a sua saúde e bem-estar.</w:t>
+            </w:r>
+          </w:p>
+          <w:p>
+            <w:pPr>
+              <w:spacing w:after="0" w:before="140"/>
+              <w:ind w:right="80" w:left="80" w:firstLine="0"/>
             </w:pPr>
             <w:r>
               <w:rPr>
@@ -3260,13 +3132,13 @@
                 <w:color w:val="222222"/>
                 <w:sz w:val="19"/>
               </w:rPr>
-              <w:t>(a) nome, morada e contactos do operador;</w:t>
-            </w:r>
-          </w:p>
-          <w:p>
-            <w:pPr>
-              <w:spacing w:after="0" w:before="20"/>
-              <w:ind w:right="80" w:left="360" w:hanging="280"/>
+              <w:t>2. Os operadores de estabelecimentos de criação não devem utilizar para reprodução cães ou gatos que apresentem traços conformacionais excessivos que conduzam a um risco elevado de efeitos prejudiciais para o bem-estar desses animais ou das suas crias. Antes da seleção para reprodução de um animal potencialmente afetado por traço conformacional excessivo, o operador deve consultar um médico veterinário ou uma pessoa qualificada independente sob responsabilidade veterinária. O médico veterinário ou a pessoa qualificada independente devem avaliar se o animal tem um traço conformacional excessivo.</w:t>
+            </w:r>
+          </w:p>
+          <w:p>
+            <w:pPr>
+              <w:spacing w:after="0" w:before="140"/>
+              <w:ind w:right="80" w:left="80" w:firstLine="0"/>
             </w:pPr>
             <w:r>
               <w:rPr>
@@ -3276,7 +3148,7 @@
                 <w:color w:val="222222"/>
                 <w:sz w:val="19"/>
               </w:rPr>
-              <w:t>(b) a(s) localização(ões) do(s) estabelecimento(s);</w:t>
+              <w:t>3. A Comissão tem competência para adotar, tendo em conta os pareceres científicos da Autoridade Europeia para a Segurança dos Alimentos, bem como os impactos sociais e económicos, atos delegados em conformidade com o artigo 23.º que complementem este Regulamento:</w:t>
             </w:r>
           </w:p>
           <w:p>
@@ -3292,7 +3164,7 @@
                 <w:color w:val="222222"/>
                 <w:sz w:val="19"/>
               </w:rPr>
-              <w:t>(c) o tipo de estabelecimento: criação, venda, abrigo ou família de acolhimento;</w:t>
+              <w:t>(a) definindo características dos genótipos a que se refere o parágrafo 1, que devem ser excluídos da reprodução, e os métodos para a sua avaliação e requisitos de manutenção de registos;</w:t>
             </w:r>
           </w:p>
           <w:p>
@@ -3308,13 +3180,13 @@
                 <w:color w:val="222222"/>
                 <w:sz w:val="19"/>
               </w:rPr>
-              <w:t>(d) as espécies e, para os estabelecimentos de criação, as raças dos cães ou gatos mantidos;</w:t>
-            </w:r>
-          </w:p>
-          <w:p>
-            <w:pPr>
-              <w:spacing w:after="0" w:before="20"/>
-              <w:ind w:right="80" w:left="360" w:hanging="280"/>
+              <w:t>(b) definindo traços conformacionais excessivos a que se refere o parágrafo 2 do presente artigo, que devem ser excluídos da reprodução, os métodos para a sua avaliação e requisitos de manutenção de registos.</w:t>
+            </w:r>
+          </w:p>
+          <w:p>
+            <w:pPr>
+              <w:spacing w:after="0" w:before="140"/>
+              <w:ind w:right="80" w:left="80" w:firstLine="0"/>
             </w:pPr>
             <w:r>
               <w:rPr>
@@ -3324,13 +3196,13 @@
                 <w:color w:val="222222"/>
                 <w:sz w:val="19"/>
               </w:rPr>
-              <w:t>(e) a capacidade do estabelecimento, expressa no número máximo de cães e gatos que podem ser alojados;</w:t>
-            </w:r>
-          </w:p>
-          <w:p>
-            <w:pPr>
-              <w:spacing w:after="0" w:before="20"/>
-              <w:ind w:right="80" w:left="360" w:hanging="280"/>
+              <w:t>4. Os atos delegados relativos aos traços conformacionais excessivos devem ser adotados até 1 de julho de 2030. Os atos delegados relativos aos genótipos devem ser adotados até 1 de julho de 2036.</w:t>
+            </w:r>
+          </w:p>
+          <w:p>
+            <w:pPr>
+              <w:spacing w:after="0" w:before="140"/>
+              <w:ind w:right="80" w:left="80" w:firstLine="0"/>
             </w:pPr>
             <w:r>
               <w:rPr>
@@ -3340,7 +3212,39 @@
                 <w:color w:val="222222"/>
                 <w:sz w:val="19"/>
               </w:rPr>
-              <w:t>(ea) para os estabelecimentos de criação, o número estimado de ninhadas a colocar no mercado por ano.</w:t>
+              <w:t>5. São proibidos na gestão da reprodução de cães e gatos:</w:t>
+            </w:r>
+          </w:p>
+          <w:p>
+            <w:pPr>
+              <w:spacing w:after="0" w:before="20"/>
+              <w:ind w:right="80" w:left="360" w:hanging="280"/>
+            </w:pPr>
+            <w:r>
+              <w:rPr>
+                <w:rFonts w:ascii="Calibri" w:hAnsi="Calibri"/>
+                <w:b w:val="0"/>
+                <w:i/>
+                <w:color w:val="222222"/>
+                <w:sz w:val="19"/>
+              </w:rPr>
+              <w:t>(a) o cruzamento entre progenitores e descendentes, entre irmãos, entre meios-irmãos ou entre avós e netos, exceto com aprovação da autoridade competente por razão de necessidade específica de preservação de raças locais com reserva genética limitada;</w:t>
+            </w:r>
+          </w:p>
+          <w:p>
+            <w:pPr>
+              <w:spacing w:after="0" w:before="20"/>
+              <w:ind w:right="80" w:left="360" w:hanging="280"/>
+            </w:pPr>
+            <w:r>
+              <w:rPr>
+                <w:rFonts w:ascii="Calibri" w:hAnsi="Calibri"/>
+                <w:b w:val="0"/>
+                <w:i/>
+                <w:color w:val="222222"/>
+                <w:sz w:val="19"/>
+              </w:rPr>
+              <w:t>(b) o cruzamento para produção de híbridos.</w:t>
             </w:r>
           </w:p>
         </w:tc>
@@ -3473,7 +3377,7 @@
                 <w:color w:val="555555"/>
                 <w:sz w:val="16"/>
               </w:rPr>
-              <w:t>Art.º 43.º do RGBEAC (proposta, jun. 2025)</w:t>
+              <w:t>n.ºs 1 e 2 do art.º 34.º do RGBEAC (proposta, jun. 2025)</w:t>
             </w:r>
           </w:p>
           <w:p>
@@ -3489,7 +3393,7 @@
                 <w:color w:val="222222"/>
                 <w:sz w:val="19"/>
               </w:rPr>
-              <w:t>1 — Os centros de bem-estar animal procedem à esterilização dos animais recolhidos que se presuma terem sido abandonados, nos termos do artigo 41.º.</w:t>
+              <w:t>1 — As intervenções cirúrgicas com o objetivo da modificação da aparência ou com fins não curativos ou não destinados a impedir a reprodução dos animais são proibidas, nos termos do disposto na alínea i) do n.º 1 do artigo 12.º.</w:t>
             </w:r>
           </w:p>
           <w:p>
@@ -3505,23 +3409,7 @@
                 <w:color w:val="222222"/>
                 <w:sz w:val="19"/>
               </w:rPr>
-              <w:t>2 — As câmaras municipais devem, sempre que necessário e sob a responsabilidade do médico veterinário municipal, incentivar e promover programas de esterilização de animais de companhia, nomeadamente os cães e gatos, em complementaridade com os centros de bem-estar animal.</w:t>
-            </w:r>
-          </w:p>
-          <w:p>
-            <w:pPr>
-              <w:spacing w:after="0" w:before="140"/>
-              <w:ind w:right="80" w:left="80" w:firstLine="0"/>
-            </w:pPr>
-            <w:r>
-              <w:rPr>
-                <w:rFonts w:ascii="Calibri" w:hAnsi="Calibri"/>
-                <w:b w:val="0"/>
-                <w:i w:val="0"/>
-                <w:color w:val="222222"/>
-                <w:sz w:val="19"/>
-              </w:rPr>
-              <w:t>3 — Os requisitos mínimos das instalações adequadas à realização de esterilizações nos centros de bem-estar animal são estabelecidos em portaria do membro do Governo responsável pela área da agricultura.</w:t>
+              <w:t>2 — O detentor de animal sujeito a intervenção curativa que modifique a sua aparência deve possuir documento comprovativo da necessidade da mesma, passado pelo médico veterinário que a ela procedeu, sob a forma de atestado do qual constem a identificação do médico veterinário, o número da cédula profissional e a sua assinatura, ou, no caso de animais importados, documento comprovativo da necessidade dessa intervenção, emitida pelo médico veterinário que a ela procedeu, legalizado pela autoridade competente do respetivo país.</w:t>
             </w:r>
           </w:p>
         </w:tc>
@@ -3550,7 +3438,7 @@
                 <w:color w:val="555555"/>
                 <w:sz w:val="16"/>
               </w:rPr>
-              <w:t>Art.º 8.º do Código do Animal (DL n.º 214/2013)</w:t>
+              <w:t>n.º 2, als. a), b) e c) do art.º 8.º do Código do Animal (DL n.º 214/2013)</w:t>
             </w:r>
           </w:p>
           <w:p>
@@ -3566,13 +3454,13 @@
                 <w:color w:val="222222"/>
                 <w:sz w:val="19"/>
               </w:rPr>
-              <w:t>1 — A reprodução de animais deve ser realizada de forma planeada.</w:t>
-            </w:r>
-          </w:p>
-          <w:p>
-            <w:pPr>
-              <w:spacing w:after="0" w:before="140"/>
-              <w:ind w:right="80" w:left="80" w:firstLine="0"/>
+              <w:t>2 — A reprodução de animais obedece ao seguinte:</w:t>
+            </w:r>
+          </w:p>
+          <w:p>
+            <w:pPr>
+              <w:spacing w:after="0" w:before="100"/>
+              <w:ind w:right="80" w:left="360" w:hanging="280"/>
             </w:pPr>
             <w:r>
               <w:rPr>
@@ -3582,7 +3470,7 @@
                 <w:color w:val="222222"/>
                 <w:sz w:val="19"/>
               </w:rPr>
-              <w:t>2 — A reprodução de animais obedece ao seguinte:</w:t>
+              <w:t>a) Os animais só devem ser utilizados na reprodução depois de atingida a maturidade reprodutiva para a espécie e raça devendo, no caso dos cães e gatos, seguir os parâmetros referidos no anexo I ao presente diploma, do qual faz parte integrante, não sendo autorizado, no caso das fêmeas, o acasalamento em cios sucessivos;</w:t>
             </w:r>
           </w:p>
           <w:p>
@@ -3598,7 +3486,7 @@
                 <w:color w:val="222222"/>
                 <w:sz w:val="19"/>
               </w:rPr>
-              <w:t>a) Os animais só devem ser utilizados na reprodução depois de atingida a maturidade reprodutiva para a espécie e raça devendo, no caso de cães e gatos, as fêmeas ter pelo menos dois anos de idade no momento da primeira cobertura;</w:t>
+              <w:t>b) Deve ser respeitada a regra do porte semelhante dos progenitores, para prevenir a possibilidade de distócia;</w:t>
             </w:r>
           </w:p>
           <w:p>
@@ -3614,23 +3502,7 @@
                 <w:color w:val="222222"/>
                 <w:sz w:val="19"/>
               </w:rPr>
-              <w:t>b) Deve ser respeitada a regra do porte semelhante dos progenitores, para prevenir a possibilidade de distócia;</w:t>
-            </w:r>
-          </w:p>
-          <w:p>
-            <w:pPr>
-              <w:spacing w:after="0" w:before="100"/>
-              <w:ind w:right="80" w:left="360" w:hanging="280"/>
-            </w:pPr>
-            <w:r>
-              <w:rPr>
-                <w:rFonts w:ascii="Calibri" w:hAnsi="Calibri"/>
-                <w:b w:val="0"/>
-                <w:i w:val="0"/>
-                <w:color w:val="222222"/>
-                <w:sz w:val="19"/>
-              </w:rPr>
-              <w:t>c) Devem ser excluídos da reprodução os animais que revelem defeitos genéticos e malformações, designadamente monorquidia e displasia.</w:t>
+              <w:t>c) Devem ser excluídos da reprodução, os animais que revelem defeitos genéticos e malformações, designadamente monorquidia e displasia da anca nos cães e rim poliquístico nos gatos, ou alterações comportamentais.</w:t>
             </w:r>
           </w:p>
         </w:tc>
@@ -3659,7 +3531,7 @@
                 <w:color w:val="555555"/>
                 <w:sz w:val="16"/>
               </w:rPr>
-              <w:t>n.º 1 do art.º 3.º-A do DL n.º 276/2001, de 17 de outubro</w:t>
+              <w:t>art.º 17.º e n.º 1 do art.º 18.º do DL n.º 276/2001, de 17 de outubro</w:t>
             </w:r>
           </w:p>
           <w:p>
@@ -3670,172 +3542,28 @@
             <w:r>
               <w:rPr>
                 <w:rFonts w:ascii="Calibri" w:hAnsi="Calibri"/>
-                <w:b w:val="0"/>
-                <w:i w:val="0"/>
-                <w:color w:val="222222"/>
-                <w:sz w:val="19"/>
-              </w:rPr>
-              <w:t>1 — A mera comunicação prévia a que se refere a alínea a) do n.º 1 do artigo anterior é dirigida à DGAV e deve conter os seguintes elementos, quando aplicáveis:</w:t>
-            </w:r>
-          </w:p>
-          <w:p>
-            <w:pPr>
-              <w:spacing w:after="0" w:before="100"/>
-              <w:ind w:right="80" w:left="360" w:hanging="280"/>
-            </w:pPr>
-            <w:r>
-              <w:rPr>
-                <w:rFonts w:ascii="Calibri" w:hAnsi="Calibri"/>
-                <w:b w:val="0"/>
-                <w:i w:val="0"/>
-                <w:color w:val="222222"/>
-                <w:sz w:val="19"/>
-              </w:rPr>
-              <w:t>a) O nome ou a denominação social do interessado;</w:t>
-            </w:r>
-          </w:p>
-          <w:p>
-            <w:pPr>
-              <w:spacing w:after="0" w:before="20"/>
-              <w:ind w:right="80" w:left="360" w:hanging="280"/>
-            </w:pPr>
-            <w:r>
-              <w:rPr>
-                <w:rFonts w:ascii="Calibri" w:hAnsi="Calibri"/>
-                <w:b w:val="0"/>
-                <w:i w:val="0"/>
-                <w:color w:val="222222"/>
-                <w:sz w:val="19"/>
-              </w:rPr>
-              <w:t>b) A localização do alojamento e a sua designação comercial;</w:t>
-            </w:r>
-          </w:p>
-          <w:p>
-            <w:pPr>
-              <w:spacing w:after="0" w:before="20"/>
-              <w:ind w:right="80" w:left="360" w:hanging="280"/>
-            </w:pPr>
-            <w:r>
-              <w:rPr>
-                <w:rFonts w:ascii="Calibri" w:hAnsi="Calibri"/>
-                <w:b w:val="0"/>
-                <w:i w:val="0"/>
-                <w:color w:val="222222"/>
-                <w:sz w:val="19"/>
-              </w:rPr>
-              <w:t>c) O número de identificação fiscal ou de pessoa coletiva do interessado;</w:t>
-            </w:r>
-          </w:p>
-          <w:p>
-            <w:pPr>
-              <w:spacing w:after="0" w:before="20"/>
-              <w:ind w:right="80" w:left="360" w:hanging="280"/>
-            </w:pPr>
-            <w:r>
-              <w:rPr>
-                <w:rFonts w:ascii="Calibri" w:hAnsi="Calibri"/>
-                <w:b w:val="0"/>
-                <w:i w:val="0"/>
-                <w:color w:val="222222"/>
-                <w:sz w:val="19"/>
-              </w:rPr>
-              <w:t>d) Municípios integrantes, no caso dos centros de recolha intermunicipais;</w:t>
-            </w:r>
-          </w:p>
-          <w:p>
-            <w:pPr>
-              <w:spacing w:after="0" w:before="20"/>
-              <w:ind w:right="80" w:left="360" w:hanging="280"/>
-            </w:pPr>
-            <w:r>
-              <w:rPr>
-                <w:rFonts w:ascii="Calibri" w:hAnsi="Calibri"/>
-                <w:b w:val="0"/>
-                <w:i w:val="0"/>
-                <w:color w:val="222222"/>
-                <w:sz w:val="19"/>
-              </w:rPr>
-              <w:t>e) Caracterização das atividades a exercer;</w:t>
-            </w:r>
-          </w:p>
-          <w:p>
-            <w:pPr>
-              <w:spacing w:after="0" w:before="20"/>
-              <w:ind w:right="80" w:left="360" w:hanging="280"/>
-            </w:pPr>
-            <w:r>
-              <w:rPr>
-                <w:rFonts w:ascii="Calibri" w:hAnsi="Calibri"/>
-                <w:b w:val="0"/>
-                <w:i w:val="0"/>
-                <w:color w:val="222222"/>
-                <w:sz w:val="19"/>
-              </w:rPr>
-              <w:t>f) Indicação do médico veterinário responsável pelo alojamento;</w:t>
-            </w:r>
-          </w:p>
-          <w:p>
-            <w:pPr>
-              <w:spacing w:after="0" w:before="20"/>
-              <w:ind w:right="80" w:left="360" w:hanging="280"/>
-            </w:pPr>
-            <w:r>
-              <w:rPr>
-                <w:rFonts w:ascii="Calibri" w:hAnsi="Calibri"/>
-                <w:b w:val="0"/>
-                <w:i w:val="0"/>
-                <w:color w:val="222222"/>
-                <w:sz w:val="19"/>
-              </w:rPr>
-              <w:t>g) O número de celas de quarentena para isolamento de animais por suspeita de raiva, no caso dos centros de recolha;</w:t>
-            </w:r>
-          </w:p>
-          <w:p>
-            <w:pPr>
-              <w:spacing w:after="0" w:before="20"/>
-              <w:ind w:right="80" w:left="360" w:hanging="280"/>
-            </w:pPr>
-            <w:r>
-              <w:rPr>
-                <w:rFonts w:ascii="Calibri" w:hAnsi="Calibri"/>
-                <w:b w:val="0"/>
-                <w:i w:val="0"/>
-                <w:color w:val="222222"/>
-                <w:sz w:val="19"/>
-              </w:rPr>
-              <w:t>h) A capacidade máxima de animais e respetivas espécies a alojar;</w:t>
-            </w:r>
-          </w:p>
-          <w:p>
-            <w:pPr>
-              <w:spacing w:after="0" w:before="20"/>
-              <w:ind w:right="80" w:left="360" w:hanging="280"/>
-            </w:pPr>
-            <w:r>
-              <w:rPr>
-                <w:rFonts w:ascii="Calibri" w:hAnsi="Calibri"/>
-                <w:b w:val="0"/>
-                <w:i w:val="0"/>
-                <w:color w:val="222222"/>
-                <w:sz w:val="19"/>
-              </w:rPr>
-              <w:t>i) O número de animais detidos, espécies e raças;</w:t>
-            </w:r>
-          </w:p>
-          <w:p>
-            <w:pPr>
-              <w:spacing w:after="0" w:before="20"/>
-              <w:ind w:right="80" w:left="360" w:hanging="280"/>
-            </w:pPr>
-            <w:r>
-              <w:rPr>
-                <w:rFonts w:ascii="Calibri" w:hAnsi="Calibri"/>
-                <w:b w:val="0"/>
-                <w:i w:val="0"/>
-                <w:color w:val="222222"/>
-                <w:sz w:val="19"/>
-              </w:rPr>
-              <w:t>j) Declaração de responsabilidade, subscrita pelo interessado, relativa ao cumprimento da legislação aplicável aos animais de companhia, nomeadamente em matéria de instalações, equipamentos, higiene, saúde e bem-estar dos animais.</w:t>
+                <w:b/>
+                <w:i w:val="0"/>
+                <w:color w:val="333333"/>
+                <w:sz w:val="18"/>
+              </w:rPr>
+              <w:t>Artigo 17.º — As intervenções cirúrgicas, nomeadamente as destinadas ao corte de caudas nos canídeos, têm de ser executadas por um médico veterinário.</w:t>
+            </w:r>
+          </w:p>
+          <w:p>
+            <w:pPr>
+              <w:spacing w:after="0" w:before="200"/>
+              <w:ind w:right="80" w:left="80" w:firstLine="0"/>
+            </w:pPr>
+            <w:r>
+              <w:rPr>
+                <w:rFonts w:ascii="Calibri" w:hAnsi="Calibri"/>
+                <w:b/>
+                <w:i w:val="0"/>
+                <w:color w:val="333333"/>
+                <w:sz w:val="18"/>
+              </w:rPr>
+              <w:t>Artigo 18.º, n.º 1 — Os detentores de animais de companhia que os apresentem com quaisquer amputações que modifiquem a aparência dos animais ou com fins não curativos devem possuir documento comprovativo, passado pelo médico veterinário que a elas procedeu, da necessidade dessa amputação, nomeadamente discriminando que as mesmas foram feitas por razões médico-veterinárias ou no interesse particular do animal ou para impedir a reprodução.</w:t>
             </w:r>
           </w:p>
         </w:tc>
@@ -3940,7 +3668,7 @@
                 <w:color w:val="222222"/>
                 <w:sz w:val="18"/>
               </w:rPr>
-              <w:t>O DL n.º 276/2001 (art.º 3.º-A) prevê comunicação prévia à DGAV com elementos parcialmente equivalentes (capacidade máxima, espécies, raças). Não exige a estimativa anual de ninhadas a colocar no mercado (al. ea) do @regulamento), constituindo lacuna parcial. É o diploma mais próximo do @regulamento neste eixo.</w:t>
+              <w:t>O DL n.º 276/2001 (art.ºs 17.º e 18.º) exige intervenção veterinária em cirurgias e documentação para amputações, mas não prevê qualquer restrição à reprodução por traços conformacionais excessivos nem proibição de consanguinidade próxima ou hibridação.</w:t>
             </w:r>
           </w:p>
         </w:tc>
@@ -4001,7 +3729,7 @@
                 <w:color w:val="222222"/>
                 <w:sz w:val="18"/>
               </w:rPr>
-              <w:t>O @codigo regula condições de reprodução (art.º 8.º) mas não prevê qualquer sistema de notificação ou registo de estabelecimentos criadores junto da autoridade competente.</w:t>
+              <w:t>O @codigo (art.º 8.º, n.º 2) exclui da reprodução animais com defeitos genéticos e malformações (displasia, rim poliquístico) e proíbe cios sucessivos, mas não prevê o conceito de traços conformacionais excessivos nem a proibição de consanguinidade.</w:t>
             </w:r>
           </w:p>
         </w:tc>
@@ -4062,7 +3790,7 @@
                 <w:color w:val="222222"/>
                 <w:sz w:val="18"/>
               </w:rPr>
-              <w:t>O @rgbeac trata da esterilização de errantes e CED, mas não contém norma sobre notificação de criadores ou registo de estabelecimentos com fins de reprodução comercial.</w:t>
+              <w:t>O @rgbeac (art.º 34.º) proíbe intervenções cirúrgicas de modificação da aparência, mas não contém qualquer norma sobre estratégia genética de criação, conformação excessiva ou consanguinidade.</w:t>
             </w:r>
           </w:p>
         </w:tc>
@@ -4123,7 +3851,7 @@
                 <w:color w:val="222222"/>
                 <w:sz w:val="18"/>
               </w:rPr>
-              <w:t>A @legislacao vigente é o diploma base adequado para a transposição. Necessidade de ajuste: acrescentar a obrigação de estimativa anual de ninhadas a colocar no mercado e alinhar os restantes elementos informativos com a lista exaustiva do art.º 7.º do @regulamento.</w:t>
+              <w:t>Lacuna normativa transversal. Necessidade de criar norma específica que: (1) defina traços conformacionais excessivos (a regular por ato delegado europeu até 2030); (2) proíba consanguinidade próxima (pais/filhos, irmãos, avós/netos); (3) proíba a produção de híbridos; (4) imponha consulta veterinária prévia ao acasalamento de animais potencialmente afetados.</w:t>
             </w:r>
           </w:p>
         </w:tc>
@@ -4263,7 +3991,7 @@
                 <w:color w:val="FFFFFF"/>
                 <w:sz w:val="22"/>
               </w:rPr>
-              <w:t>ART-05</w:t>
+              <w:t>ART-07</w:t>
             </w:r>
           </w:p>
         </w:tc>
@@ -4291,7 +4019,7 @@
                 <w:color w:val="7EC8E3"/>
                 <w:sz w:val="22"/>
               </w:rPr>
-              <w:t>Princípios Gerais de Bem-Estar</w:t>
+              <w:t>Reprodução e Criação</w:t>
             </w:r>
           </w:p>
         </w:tc>
@@ -4335,7 +4063,7 @@
                 <w:color w:val="FFFFFF"/>
                 <w:sz w:val="18"/>
               </w:rPr>
-              <w:t>@regulamento — General welfare principles  ·  Art.º 5.º do Regulamento 2023/0447  |  EN</w:t>
+              <w:t>@regulamento — Notification and registration of establishments  ·  Art.º 7.º do Regulamento 2023/0447  |  EN</w:t>
             </w:r>
           </w:p>
         </w:tc>
@@ -4366,7 +4094,7 @@
                 <w:color w:val="222222"/>
                 <w:sz w:val="19"/>
               </w:rPr>
-              <w:t>Operators shall apply the following general welfare principles with respect to dogs or cats bred or kept in their establishment:</w:t>
+              <w:t>Operators shall notify the competent authorities of their activity, providing at least the following information:</w:t>
             </w:r>
           </w:p>
           <w:p>
@@ -4382,12 +4110,12 @@
                 <w:color w:val="222222"/>
                 <w:sz w:val="19"/>
               </w:rPr>
-              <w:t>(a) dogs and cats are provided with water and feed of a quality and of a quantity that enables them to have appropriate nutrition and hydration;</w:t>
-            </w:r>
-          </w:p>
-          <w:p>
-            <w:pPr>
-              <w:spacing w:after="0" w:before="100"/>
+              <w:t>(a) name, address and contact details of the operator;</w:t>
+            </w:r>
+          </w:p>
+          <w:p>
+            <w:pPr>
+              <w:spacing w:after="0" w:before="20"/>
               <w:ind w:right="80" w:left="360" w:hanging="280"/>
             </w:pPr>
             <w:r>
@@ -4398,12 +4126,12 @@
                 <w:color w:val="222222"/>
                 <w:sz w:val="19"/>
               </w:rPr>
-              <w:t>(b) dogs and cats are kept in an appropriate and regularly cleaned physical environment which is secure and comfortable, especially in terms of space, air quality, temperature, light, protection against adverse climatic conditions and ease of movement, preventing overcrowding;</w:t>
-            </w:r>
-          </w:p>
-          <w:p>
-            <w:pPr>
-              <w:spacing w:after="0" w:before="100"/>
+              <w:t>(b) the location(s) of the establishment(s);</w:t>
+            </w:r>
+          </w:p>
+          <w:p>
+            <w:pPr>
+              <w:spacing w:after="0" w:before="20"/>
               <w:ind w:right="80" w:left="360" w:hanging="280"/>
             </w:pPr>
             <w:r>
@@ -4414,12 +4142,12 @@
                 <w:color w:val="222222"/>
                 <w:sz w:val="19"/>
               </w:rPr>
-              <w:t>(c) dogs and cats are kept safe, clean and in good health by preventing diseases, injuries, and pain, due in particular to management, handling practices and breeding practices;</w:t>
-            </w:r>
-          </w:p>
-          <w:p>
-            <w:pPr>
-              <w:spacing w:after="0" w:before="100"/>
+              <w:t>(c) the type(s) of establishment: breeding establishment, selling establishment, shelter or foster home;</w:t>
+            </w:r>
+          </w:p>
+          <w:p>
+            <w:pPr>
+              <w:spacing w:after="0" w:before="20"/>
               <w:ind w:right="80" w:left="360" w:hanging="280"/>
             </w:pPr>
             <w:r>
@@ -4430,12 +4158,12 @@
                 <w:color w:val="222222"/>
                 <w:sz w:val="19"/>
               </w:rPr>
-              <w:t>(d) dogs and cats are kept in an environment that enables them to exhibit species-specific and social non-harmful behaviour, and to establish a positive relationship with human beings;</w:t>
-            </w:r>
-          </w:p>
-          <w:p>
-            <w:pPr>
-              <w:spacing w:after="0" w:before="100"/>
+              <w:t>(d) the species and, for breeding establishments, the breeds of the dogs or cats kept in the establishment(s);</w:t>
+            </w:r>
+          </w:p>
+          <w:p>
+            <w:pPr>
+              <w:spacing w:after="0" w:before="20"/>
               <w:ind w:right="80" w:left="360" w:hanging="280"/>
             </w:pPr>
             <w:r>
@@ -4446,7 +4174,23 @@
                 <w:color w:val="222222"/>
                 <w:sz w:val="19"/>
               </w:rPr>
-              <w:t>(e) dogs and cats are kept in such a way as to optimise their mental state by preventing or reducing negative stimuli in duration and intensity, as well as by maximising opportunities for positive stimuli in duration and intensity, preventing the development of abnormal repetitive and other behaviours indicative of negative animal welfare, and taking into consideration the individual dog's or cat's needs in the different domains referred to in points (a) to (d).</w:t>
+              <w:t>(e) the capacity of the establishment expressed as the maximum number of dogs and cats which can be kept in the establishment(s);</w:t>
+            </w:r>
+          </w:p>
+          <w:p>
+            <w:pPr>
+              <w:spacing w:after="0" w:before="20"/>
+              <w:ind w:right="80" w:left="360" w:hanging="280"/>
+            </w:pPr>
+            <w:r>
+              <w:rPr>
+                <w:rFonts w:ascii="Calibri" w:hAnsi="Calibri"/>
+                <w:b w:val="0"/>
+                <w:i w:val="0"/>
+                <w:color w:val="222222"/>
+                <w:sz w:val="19"/>
+              </w:rPr>
+              <w:t>(ea) for breeding establishments, the estimated number of litters to be placed on the market per year.</w:t>
             </w:r>
           </w:p>
         </w:tc>
@@ -4490,7 +4234,7 @@
                 <w:color w:val="FFFFFF"/>
                 <w:sz w:val="18"/>
               </w:rPr>
-              <w:t>@regulamento — Tradução PT-PT  ·  Art.º 5.º do Regulamento 2023/0447</w:t>
+              <w:t>@regulamento — Tradução PT-PT  ·  Art.º 7.º do Regulamento 2023/0447</w:t>
             </w:r>
           </w:p>
         </w:tc>
@@ -4521,7 +4265,7 @@
                 <w:color w:val="222222"/>
                 <w:sz w:val="19"/>
               </w:rPr>
-              <w:t>Os operadores devem aplicar os seguintes princípios gerais de bem-estar aos cães e gatos criados ou detidos nos seus estabelecimentos:</w:t>
+              <w:t>Os operadores devem notificar as autoridades competentes da sua atividade, fornecendo pelo menos as seguintes informações:</w:t>
             </w:r>
           </w:p>
           <w:p>
@@ -4537,12 +4281,12 @@
                 <w:color w:val="222222"/>
                 <w:sz w:val="19"/>
               </w:rPr>
-              <w:t>(a) os cães e gatos são alimentados e abebeirados com água e ração de qualidade e quantidade adequadas a uma nutrição e hidratação apropriadas;</w:t>
-            </w:r>
-          </w:p>
-          <w:p>
-            <w:pPr>
-              <w:spacing w:after="0" w:before="100"/>
+              <w:t>(a) nome, morada e contactos do operador;</w:t>
+            </w:r>
+          </w:p>
+          <w:p>
+            <w:pPr>
+              <w:spacing w:after="0" w:before="20"/>
               <w:ind w:right="80" w:left="360" w:hanging="280"/>
             </w:pPr>
             <w:r>
@@ -4553,12 +4297,12 @@
                 <w:color w:val="222222"/>
                 <w:sz w:val="19"/>
               </w:rPr>
-              <w:t>(b) os cães e gatos são mantidos num ambiente físico adequado, regularmente limpo, seguro e confortável, especialmente em termos de espaço, qualidade do ar, temperatura, iluminação, proteção face a condições climáticas adversas e facilidade de movimentação, prevenindo a sobrelotação;</w:t>
-            </w:r>
-          </w:p>
-          <w:p>
-            <w:pPr>
-              <w:spacing w:after="0" w:before="100"/>
+              <w:t>(b) a(s) localização(ões) do(s) estabelecimento(s);</w:t>
+            </w:r>
+          </w:p>
+          <w:p>
+            <w:pPr>
+              <w:spacing w:after="0" w:before="20"/>
               <w:ind w:right="80" w:left="360" w:hanging="280"/>
             </w:pPr>
             <w:r>
@@ -4569,12 +4313,12 @@
                 <w:color w:val="222222"/>
                 <w:sz w:val="19"/>
               </w:rPr>
-              <w:t>(c) os cães e gatos são mantidos seguros, limpos e com boa saúde, prevenindo doenças, lesões e dor, nomeadamente através de práticas de maneio, manuseamento e reprodução adequadas;</w:t>
-            </w:r>
-          </w:p>
-          <w:p>
-            <w:pPr>
-              <w:spacing w:after="0" w:before="100"/>
+              <w:t>(c) o tipo de estabelecimento: criação, venda, abrigo ou família de acolhimento;</w:t>
+            </w:r>
+          </w:p>
+          <w:p>
+            <w:pPr>
+              <w:spacing w:after="0" w:before="20"/>
               <w:ind w:right="80" w:left="360" w:hanging="280"/>
             </w:pPr>
             <w:r>
@@ -4585,12 +4329,12 @@
                 <w:color w:val="222222"/>
                 <w:sz w:val="19"/>
               </w:rPr>
-              <w:t>(d) os cães e gatos são mantidos num ambiente que lhes permite exibir comportamentos específicos da espécie e comportamentos sociais não nocivos, e estabelecer uma relação positiva com os seres humanos;</w:t>
-            </w:r>
-          </w:p>
-          <w:p>
-            <w:pPr>
-              <w:spacing w:after="0" w:before="100"/>
+              <w:t>(d) as espécies e, para os estabelecimentos de criação, as raças dos cães ou gatos mantidos;</w:t>
+            </w:r>
+          </w:p>
+          <w:p>
+            <w:pPr>
+              <w:spacing w:after="0" w:before="20"/>
               <w:ind w:right="80" w:left="360" w:hanging="280"/>
             </w:pPr>
             <w:r>
@@ -4601,7 +4345,23 @@
                 <w:color w:val="222222"/>
                 <w:sz w:val="19"/>
               </w:rPr>
-              <w:t>(e) os cães e gatos são mantidos de forma a otimizar o seu estado mental, prevenindo ou reduzindo estímulos negativos em duração e intensidade, maximizando oportunidades de estímulos positivos, prevenindo o desenvolvimento de comportamentos repetitivos anormais, tendo em conta as necessidades individuais do animal nos domínios referidos nas alíneas (a) a (d).</w:t>
+              <w:t>(e) a capacidade do estabelecimento, expressa no número máximo de cães e gatos que podem ser alojados;</w:t>
+            </w:r>
+          </w:p>
+          <w:p>
+            <w:pPr>
+              <w:spacing w:after="0" w:before="20"/>
+              <w:ind w:right="80" w:left="360" w:hanging="280"/>
+            </w:pPr>
+            <w:r>
+              <w:rPr>
+                <w:rFonts w:ascii="Calibri" w:hAnsi="Calibri"/>
+                <w:b w:val="0"/>
+                <w:i/>
+                <w:color w:val="222222"/>
+                <w:sz w:val="19"/>
+              </w:rPr>
+              <w:t>(ea) para os estabelecimentos de criação, o número estimado de ninhadas a colocar no mercado por ano.</w:t>
             </w:r>
           </w:p>
         </w:tc>
@@ -4734,7 +4494,7 @@
                 <w:color w:val="555555"/>
                 <w:sz w:val="16"/>
               </w:rPr>
-              <w:t>al. a) do n.º 1 do art.º 10.º do RGBEAC (proposta, jun. 2025)</w:t>
+              <w:t>Art.º 43.º do RGBEAC (proposta, jun. 2025)</w:t>
             </w:r>
           </w:p>
           <w:p>
@@ -4750,13 +4510,13 @@
                 <w:color w:val="222222"/>
                 <w:sz w:val="19"/>
               </w:rPr>
-              <w:t>1 — O detentor do animal de companhia deve:</w:t>
-            </w:r>
-          </w:p>
-          <w:p>
-            <w:pPr>
-              <w:spacing w:after="0" w:before="100"/>
-              <w:ind w:right="80" w:left="360" w:hanging="280"/>
+              <w:t>1 — Os centros de bem-estar animal procedem à esterilização dos animais recolhidos que se presuma terem sido abandonados, nos termos do artigo 41.º.</w:t>
+            </w:r>
+          </w:p>
+          <w:p>
+            <w:pPr>
+              <w:spacing w:after="0" w:before="140"/>
+              <w:ind w:right="80" w:left="80" w:firstLine="0"/>
             </w:pPr>
             <w:r>
               <w:rPr>
@@ -4766,13 +4526,13 @@
                 <w:color w:val="222222"/>
                 <w:sz w:val="19"/>
               </w:rPr>
-              <w:t>a) Assegurar o bem-estar do animal, de acordo com sua espécie, raça, idade e necessidades físicas e etológicas, proporcionando-lhe:</w:t>
-            </w:r>
-          </w:p>
-          <w:p>
-            <w:pPr>
-              <w:spacing w:after="0" w:before="20"/>
-              <w:ind w:right="80" w:left="680" w:hanging="280"/>
+              <w:t>2 — As câmaras municipais devem, sempre que necessário e sob a responsabilidade do médico veterinário municipal, incentivar e promover programas de esterilização de animais de companhia, nomeadamente os cães e gatos, em complementaridade com os centros de bem-estar animal.</w:t>
+            </w:r>
+          </w:p>
+          <w:p>
+            <w:pPr>
+              <w:spacing w:after="0" w:before="140"/>
+              <w:ind w:right="80" w:left="80" w:firstLine="0"/>
             </w:pPr>
             <w:r>
               <w:rPr>
@@ -4782,87 +4542,7 @@
                 <w:color w:val="222222"/>
                 <w:sz w:val="19"/>
               </w:rPr>
-              <w:t>— Atenção, supervisão, controlo, exercício físico e estímulo mental;</w:t>
-            </w:r>
-          </w:p>
-          <w:p>
-            <w:pPr>
-              <w:spacing w:after="0" w:before="20"/>
-              <w:ind w:right="80" w:left="680" w:hanging="280"/>
-            </w:pPr>
-            <w:r>
-              <w:rPr>
-                <w:rFonts w:ascii="Calibri" w:hAnsi="Calibri"/>
-                <w:b w:val="0"/>
-                <w:i w:val="0"/>
-                <w:color w:val="222222"/>
-                <w:sz w:val="19"/>
-              </w:rPr>
-              <w:t>— Alimentos saudáveis, adequados e convenientes ao seu normal desenvolvimento e acesso permanente a água potável;</w:t>
-            </w:r>
-          </w:p>
-          <w:p>
-            <w:pPr>
-              <w:spacing w:after="0" w:before="20"/>
-              <w:ind w:right="80" w:left="680" w:hanging="280"/>
-            </w:pPr>
-            <w:r>
-              <w:rPr>
-                <w:rFonts w:ascii="Calibri" w:hAnsi="Calibri"/>
-                <w:b w:val="0"/>
-                <w:i w:val="0"/>
-                <w:color w:val="222222"/>
-                <w:sz w:val="19"/>
-              </w:rPr>
-              <w:t>— Condições higiossanitárias que atendam, no mínimo, ao estabelecido no presente decreto-lei e na demais legislação aplicável;</w:t>
-            </w:r>
-          </w:p>
-          <w:p>
-            <w:pPr>
-              <w:spacing w:after="0" w:before="20"/>
-              <w:ind w:right="80" w:left="680" w:hanging="280"/>
-            </w:pPr>
-            <w:r>
-              <w:rPr>
-                <w:rFonts w:ascii="Calibri" w:hAnsi="Calibri"/>
-                <w:b w:val="0"/>
-                <w:i w:val="0"/>
-                <w:color w:val="222222"/>
-                <w:sz w:val="19"/>
-              </w:rPr>
-              <w:t>— Liberdade de movimento, sendo proibidos todos os sistemas de contenção permanentes;</w:t>
-            </w:r>
-          </w:p>
-          <w:p>
-            <w:pPr>
-              <w:spacing w:after="0" w:before="20"/>
-              <w:ind w:right="80" w:left="680" w:hanging="280"/>
-            </w:pPr>
-            <w:r>
-              <w:rPr>
-                <w:rFonts w:ascii="Calibri" w:hAnsi="Calibri"/>
-                <w:b w:val="0"/>
-                <w:i w:val="0"/>
-                <w:color w:val="222222"/>
-                <w:sz w:val="19"/>
-              </w:rPr>
-              <w:t>— Abrigo adequado, em termos de tamanho e qualidade, com vista a proteger de condições atmosféricas adversas, incluindo frio, chuva, sol ou calor excessivos, com cama seca, limpa e confortável;</w:t>
-            </w:r>
-          </w:p>
-          <w:p>
-            <w:pPr>
-              <w:spacing w:after="0" w:before="20"/>
-              <w:ind w:right="80" w:left="680" w:hanging="280"/>
-            </w:pPr>
-            <w:r>
-              <w:rPr>
-                <w:rFonts w:ascii="Calibri" w:hAnsi="Calibri"/>
-                <w:b w:val="0"/>
-                <w:i w:val="0"/>
-                <w:color w:val="222222"/>
-                <w:sz w:val="19"/>
-              </w:rPr>
-              <w:t>— Contato social adequado a cada espécie, de acordo com a sua idade e atividade.</w:t>
+              <w:t>3 — Os requisitos mínimos das instalações adequadas à realização de esterilizações nos centros de bem-estar animal são estabelecidos em portaria do membro do Governo responsável pela área da agricultura.</w:t>
             </w:r>
           </w:p>
         </w:tc>
@@ -4891,7 +4571,7 @@
                 <w:color w:val="555555"/>
                 <w:sz w:val="16"/>
               </w:rPr>
-              <w:t>n.ºs 1, 2 e 3 do art.º 5.º do Código do Animal (DL n.º 214/2013)</w:t>
+              <w:t>Art.º 8.º do Código do Animal (DL n.º 214/2013)</w:t>
             </w:r>
           </w:p>
           <w:p>
@@ -4907,7 +4587,7 @@
                 <w:color w:val="222222"/>
                 <w:sz w:val="19"/>
               </w:rPr>
-              <w:t>1 — As condições de detenção e de alojamento para reprodução, criação, manutenção e acomodação dos animais de companhia devem salvaguardar os seus parâmetros de bem-estar animal.</w:t>
+              <w:t>1 — A reprodução de animais deve ser realizada de forma planeada.</w:t>
             </w:r>
           </w:p>
           <w:p>
@@ -4923,13 +4603,13 @@
                 <w:color w:val="222222"/>
                 <w:sz w:val="19"/>
               </w:rPr>
-              <w:t>2 — Nenhum animal deve ser detido como animal de companhia se não estiverem asseguradas as condições referidas no número anterior ou se não se adaptar ao cativeiro.</w:t>
-            </w:r>
-          </w:p>
-          <w:p>
-            <w:pPr>
-              <w:spacing w:after="0" w:before="140"/>
-              <w:ind w:right="80" w:left="80" w:firstLine="0"/>
+              <w:t>2 — A reprodução de animais obedece ao seguinte:</w:t>
+            </w:r>
+          </w:p>
+          <w:p>
+            <w:pPr>
+              <w:spacing w:after="0" w:before="100"/>
+              <w:ind w:right="80" w:left="360" w:hanging="280"/>
             </w:pPr>
             <w:r>
               <w:rPr>
@@ -4939,7 +4619,39 @@
                 <w:color w:val="222222"/>
                 <w:sz w:val="19"/>
               </w:rPr>
-              <w:t>3 — É proibida a violência contra animais, considerando-se como tal todos os atos que, sem necessidade, infligem a morte, o sofrimento, abuso ou lesões a um animal.</w:t>
+              <w:t>a) Os animais só devem ser utilizados na reprodução depois de atingida a maturidade reprodutiva para a espécie e raça devendo, no caso de cães e gatos, as fêmeas ter pelo menos dois anos de idade no momento da primeira cobertura;</w:t>
+            </w:r>
+          </w:p>
+          <w:p>
+            <w:pPr>
+              <w:spacing w:after="0" w:before="100"/>
+              <w:ind w:right="80" w:left="360" w:hanging="280"/>
+            </w:pPr>
+            <w:r>
+              <w:rPr>
+                <w:rFonts w:ascii="Calibri" w:hAnsi="Calibri"/>
+                <w:b w:val="0"/>
+                <w:i w:val="0"/>
+                <w:color w:val="222222"/>
+                <w:sz w:val="19"/>
+              </w:rPr>
+              <w:t>b) Deve ser respeitada a regra do porte semelhante dos progenitores, para prevenir a possibilidade de distócia;</w:t>
+            </w:r>
+          </w:p>
+          <w:p>
+            <w:pPr>
+              <w:spacing w:after="0" w:before="100"/>
+              <w:ind w:right="80" w:left="360" w:hanging="280"/>
+            </w:pPr>
+            <w:r>
+              <w:rPr>
+                <w:rFonts w:ascii="Calibri" w:hAnsi="Calibri"/>
+                <w:b w:val="0"/>
+                <w:i w:val="0"/>
+                <w:color w:val="222222"/>
+                <w:sz w:val="19"/>
+              </w:rPr>
+              <w:t>c) Devem ser excluídos da reprodução os animais que revelem defeitos genéticos e malformações, designadamente monorquidia e displasia.</w:t>
             </w:r>
           </w:p>
         </w:tc>
@@ -4968,7 +4680,7 @@
                 <w:color w:val="555555"/>
                 <w:sz w:val="16"/>
               </w:rPr>
-              <w:t>n.º 1 do art.º 7.º e n.º 1 do art.º 9.º do DL n.º 276/2001, de 17 de outubro</w:t>
+              <w:t>n.º 1 do art.º 3.º-A do DL n.º 276/2001, de 17 de outubro</w:t>
             </w:r>
           </w:p>
           <w:p>
@@ -4979,28 +4691,172 @@
             <w:r>
               <w:rPr>
                 <w:rFonts w:ascii="Calibri" w:hAnsi="Calibri"/>
-                <w:b/>
-                <w:i w:val="0"/>
-                <w:color w:val="333333"/>
-                <w:sz w:val="18"/>
-              </w:rPr>
-              <w:t>Artigo 7.º, n.º 1 — As condições de detenção e de alojamento para reprodução, criação, manutenção e acomodação dos animais de companhia devem salvaguardar os seus parâmetros de bem-estar animal, nomeadamente nos termos dos artigos seguintes.</w:t>
-            </w:r>
-          </w:p>
-          <w:p>
-            <w:pPr>
-              <w:spacing w:after="0" w:before="200"/>
-              <w:ind w:right="80" w:left="80" w:firstLine="0"/>
-            </w:pPr>
-            <w:r>
-              <w:rPr>
-                <w:rFonts w:ascii="Calibri" w:hAnsi="Calibri"/>
-                <w:b/>
-                <w:i w:val="0"/>
-                <w:color w:val="333333"/>
-                <w:sz w:val="18"/>
-              </w:rPr>
-              <w:t>Artigo 9.º, n.º 1 — A temperatura, a ventilação e a luminosidade e obscuridade das instalações devem ser as adequadas à manutenção do conforto e bem-estar das espécies que albergam.</w:t>
+                <w:b w:val="0"/>
+                <w:i w:val="0"/>
+                <w:color w:val="222222"/>
+                <w:sz w:val="19"/>
+              </w:rPr>
+              <w:t>1 — A mera comunicação prévia a que se refere a alínea a) do n.º 1 do artigo anterior é dirigida à DGAV e deve conter os seguintes elementos, quando aplicáveis:</w:t>
+            </w:r>
+          </w:p>
+          <w:p>
+            <w:pPr>
+              <w:spacing w:after="0" w:before="100"/>
+              <w:ind w:right="80" w:left="360" w:hanging="280"/>
+            </w:pPr>
+            <w:r>
+              <w:rPr>
+                <w:rFonts w:ascii="Calibri" w:hAnsi="Calibri"/>
+                <w:b w:val="0"/>
+                <w:i w:val="0"/>
+                <w:color w:val="222222"/>
+                <w:sz w:val="19"/>
+              </w:rPr>
+              <w:t>a) O nome ou a denominação social do interessado;</w:t>
+            </w:r>
+          </w:p>
+          <w:p>
+            <w:pPr>
+              <w:spacing w:after="0" w:before="20"/>
+              <w:ind w:right="80" w:left="360" w:hanging="280"/>
+            </w:pPr>
+            <w:r>
+              <w:rPr>
+                <w:rFonts w:ascii="Calibri" w:hAnsi="Calibri"/>
+                <w:b w:val="0"/>
+                <w:i w:val="0"/>
+                <w:color w:val="222222"/>
+                <w:sz w:val="19"/>
+              </w:rPr>
+              <w:t>b) A localização do alojamento e a sua designação comercial;</w:t>
+            </w:r>
+          </w:p>
+          <w:p>
+            <w:pPr>
+              <w:spacing w:after="0" w:before="20"/>
+              <w:ind w:right="80" w:left="360" w:hanging="280"/>
+            </w:pPr>
+            <w:r>
+              <w:rPr>
+                <w:rFonts w:ascii="Calibri" w:hAnsi="Calibri"/>
+                <w:b w:val="0"/>
+                <w:i w:val="0"/>
+                <w:color w:val="222222"/>
+                <w:sz w:val="19"/>
+              </w:rPr>
+              <w:t>c) O número de identificação fiscal ou de pessoa coletiva do interessado;</w:t>
+            </w:r>
+          </w:p>
+          <w:p>
+            <w:pPr>
+              <w:spacing w:after="0" w:before="20"/>
+              <w:ind w:right="80" w:left="360" w:hanging="280"/>
+            </w:pPr>
+            <w:r>
+              <w:rPr>
+                <w:rFonts w:ascii="Calibri" w:hAnsi="Calibri"/>
+                <w:b w:val="0"/>
+                <w:i w:val="0"/>
+                <w:color w:val="222222"/>
+                <w:sz w:val="19"/>
+              </w:rPr>
+              <w:t>d) Municípios integrantes, no caso dos centros de recolha intermunicipais;</w:t>
+            </w:r>
+          </w:p>
+          <w:p>
+            <w:pPr>
+              <w:spacing w:after="0" w:before="20"/>
+              <w:ind w:right="80" w:left="360" w:hanging="280"/>
+            </w:pPr>
+            <w:r>
+              <w:rPr>
+                <w:rFonts w:ascii="Calibri" w:hAnsi="Calibri"/>
+                <w:b w:val="0"/>
+                <w:i w:val="0"/>
+                <w:color w:val="222222"/>
+                <w:sz w:val="19"/>
+              </w:rPr>
+              <w:t>e) Caracterização das atividades a exercer;</w:t>
+            </w:r>
+          </w:p>
+          <w:p>
+            <w:pPr>
+              <w:spacing w:after="0" w:before="20"/>
+              <w:ind w:right="80" w:left="360" w:hanging="280"/>
+            </w:pPr>
+            <w:r>
+              <w:rPr>
+                <w:rFonts w:ascii="Calibri" w:hAnsi="Calibri"/>
+                <w:b w:val="0"/>
+                <w:i w:val="0"/>
+                <w:color w:val="222222"/>
+                <w:sz w:val="19"/>
+              </w:rPr>
+              <w:t>f) Indicação do médico veterinário responsável pelo alojamento;</w:t>
+            </w:r>
+          </w:p>
+          <w:p>
+            <w:pPr>
+              <w:spacing w:after="0" w:before="20"/>
+              <w:ind w:right="80" w:left="360" w:hanging="280"/>
+            </w:pPr>
+            <w:r>
+              <w:rPr>
+                <w:rFonts w:ascii="Calibri" w:hAnsi="Calibri"/>
+                <w:b w:val="0"/>
+                <w:i w:val="0"/>
+                <w:color w:val="222222"/>
+                <w:sz w:val="19"/>
+              </w:rPr>
+              <w:t>g) O número de celas de quarentena para isolamento de animais por suspeita de raiva, no caso dos centros de recolha;</w:t>
+            </w:r>
+          </w:p>
+          <w:p>
+            <w:pPr>
+              <w:spacing w:after="0" w:before="20"/>
+              <w:ind w:right="80" w:left="360" w:hanging="280"/>
+            </w:pPr>
+            <w:r>
+              <w:rPr>
+                <w:rFonts w:ascii="Calibri" w:hAnsi="Calibri"/>
+                <w:b w:val="0"/>
+                <w:i w:val="0"/>
+                <w:color w:val="222222"/>
+                <w:sz w:val="19"/>
+              </w:rPr>
+              <w:t>h) A capacidade máxima de animais e respetivas espécies a alojar;</w:t>
+            </w:r>
+          </w:p>
+          <w:p>
+            <w:pPr>
+              <w:spacing w:after="0" w:before="20"/>
+              <w:ind w:right="80" w:left="360" w:hanging="280"/>
+            </w:pPr>
+            <w:r>
+              <w:rPr>
+                <w:rFonts w:ascii="Calibri" w:hAnsi="Calibri"/>
+                <w:b w:val="0"/>
+                <w:i w:val="0"/>
+                <w:color w:val="222222"/>
+                <w:sz w:val="19"/>
+              </w:rPr>
+              <w:t>i) O número de animais detidos, espécies e raças;</w:t>
+            </w:r>
+          </w:p>
+          <w:p>
+            <w:pPr>
+              <w:spacing w:after="0" w:before="20"/>
+              <w:ind w:right="80" w:left="360" w:hanging="280"/>
+            </w:pPr>
+            <w:r>
+              <w:rPr>
+                <w:rFonts w:ascii="Calibri" w:hAnsi="Calibri"/>
+                <w:b w:val="0"/>
+                <w:i w:val="0"/>
+                <w:color w:val="222222"/>
+                <w:sz w:val="19"/>
+              </w:rPr>
+              <w:t>j) Declaração de responsabilidade, subscrita pelo interessado, relativa ao cumprimento da legislação aplicável aos animais de companhia, nomeadamente em matéria de instalações, equipamentos, higiene, saúde e bem-estar dos animais.</w:t>
             </w:r>
           </w:p>
         </w:tc>
@@ -5044,7 +4900,7 @@
                 <w:color w:val="FFFFFF"/>
                 <w:sz w:val="18"/>
               </w:rPr>
-              <w:t>DIVERGÊNCIA FACE AO REGULAMENTO  ·  Necessidade de alteração: Não</w:t>
+              <w:t>DIVERGÊNCIA FACE AO REGULAMENTO  ·  Necessidade de alteração: Sim</w:t>
             </w:r>
           </w:p>
         </w:tc>
@@ -5105,7 +4961,7 @@
                 <w:color w:val="222222"/>
                 <w:sz w:val="18"/>
               </w:rPr>
-              <w:t>O DL n.º 276/2001 (art.ºs 7.º e 9.º) consagra os mesmos parâmetros mas desenvolve-os em artigos separados (alojamento, alimentação, ambiente) sem os denominar como domínios nem os sistematizar de forma unificada segundo o referencial OMSA.</w:t>
+              <w:t>O DL n.º 276/2001 (art.º 3.º-A) prevê comunicação prévia à DGAV com elementos parcialmente equivalentes (capacidade máxima, espécies, raças). Não exige a estimativa anual de ninhadas a colocar no mercado (al. ea) do @regulamento), constituindo lacuna parcial. É o diploma mais próximo do @regulamento neste eixo.</w:t>
             </w:r>
           </w:p>
         </w:tc>
@@ -5166,7 +5022,7 @@
                 <w:color w:val="222222"/>
                 <w:sz w:val="18"/>
               </w:rPr>
-              <w:t>O @codigo (art.º 5.º) refere 'parâmetros de bem-estar animal' genericamente, sem adotar formalmente a nomenclatura dos 5 domínios OMSA nem a sua sistematização explícita.</w:t>
+              <w:t>O @codigo regula condições de reprodução (art.º 8.º) mas não prevê qualquer sistema de notificação ou registo de estabelecimentos criadores junto da autoridade competente.</w:t>
             </w:r>
           </w:p>
         </w:tc>
@@ -5227,7 +5083,7 @@
                 <w:color w:val="222222"/>
                 <w:sz w:val="18"/>
               </w:rPr>
-              <w:t>O @rgbeac (art.º 10.º, n.º 1, al. a)) articula obrigações equivalentes ao nível do detentor de forma descritiva, sem sistematização nos 5 domínios nem referência ao quadro OMSA.</w:t>
+              <w:t>O @rgbeac trata da esterilização de errantes e CED, mas não contém norma sobre notificação de criadores ou registo de estabelecimentos com fins de reprodução comercial.</w:t>
             </w:r>
           </w:p>
         </w:tc>
@@ -5288,7 +5144,7 @@
                 <w:color w:val="222222"/>
                 <w:sz w:val="18"/>
               </w:rPr>
-              <w:t>Alinhamento substancial de conteúdo; sem necessidade de alteração imediata. Recomenda-se a adoção formal dos 5 domínios OMSA como referencial estruturante em futura revisão legislativa ou em normas de orientação técnica da DGAV.</w:t>
+              <w:t>A @legislacao vigente é o diploma base adequado para a transposição. Necessidade de ajuste: acrescentar a obrigação de estimativa anual de ninhadas a colocar no mercado e alinhar os restantes elementos informativos com a lista exaustiva do art.º 7.º do @regulamento.</w:t>
             </w:r>
           </w:p>
         </w:tc>
@@ -5428,7 +5284,7 @@
                 <w:color w:val="FFFFFF"/>
                 <w:sz w:val="22"/>
               </w:rPr>
-              <w:t>ART-06a</w:t>
+              <w:t>ART-08</w:t>
             </w:r>
           </w:p>
         </w:tc>
@@ -5456,7 +5312,7 @@
                 <w:color w:val="7EC8E3"/>
                 <w:sz w:val="22"/>
               </w:rPr>
-              <w:t>Estratégias de Criação — Conformação e Consanguinidade</w:t>
+              <w:t>Detenção Responsável e Informação</w:t>
             </w:r>
           </w:p>
         </w:tc>
@@ -5500,7 +5356,7 @@
                 <w:color w:val="FFFFFF"/>
                 <w:sz w:val="18"/>
               </w:rPr>
-              <w:t>@regulamento — Breeding strategies obligations  ·  Art.º 6.º-A do Regulamento 2023/0447  |  EN</w:t>
+              <w:t>@regulamento — Obligation of informing on responsible ownership  ·  Art.º 8.º do Regulamento 2023/0447  |  EN</w:t>
             </w:r>
           </w:p>
         </w:tc>
@@ -5531,7 +5387,7 @@
                 <w:color w:val="222222"/>
                 <w:sz w:val="19"/>
               </w:rPr>
-              <w:t>1. Operators of breeding establishments shall ensure that their breeding strategies minimise the risk of producing dogs or cats with genotypes associated with detrimental effects on their health and welfare.</w:t>
+              <w:t>Operators shall provide to the acquirer of a dog or cat written information necessary to enable him or her to ensure the welfare of the dog or cat including information on responsible ownership and on the specific needs of the dog or cat in terms of feeding, caring, health, housing and behavioural needs, as well as information on its health.</w:t>
             </w:r>
           </w:p>
           <w:p>
@@ -5547,7 +5403,39 @@
                 <w:color w:val="222222"/>
                 <w:sz w:val="19"/>
               </w:rPr>
-              <w:t>2. Operators of breeding establishments shall not use for reproduction dogs or cats that have excessive conformational traits leading to a high risk of detrimental effects on the welfare of these dogs or cats, or of their offspring. Before selection for breeding of a dog or cat that may be concerned by an excessive conformational trait the operator shall consult a veterinarian or an independent qualified person under the responsibility of a veterinarian. The veterinarian or independent qualified person shall assess whether the dog or cat has an excessive conformational trait.</w:t>
+              <w:t>1a. The written information on the dog or cat's health referred to in the first paragraph shall include at least:</w:t>
+            </w:r>
+          </w:p>
+          <w:p>
+            <w:pPr>
+              <w:spacing w:after="0" w:before="20"/>
+              <w:ind w:right="80" w:left="360" w:hanging="280"/>
+            </w:pPr>
+            <w:r>
+              <w:rPr>
+                <w:rFonts w:ascii="Calibri" w:hAnsi="Calibri"/>
+                <w:b w:val="0"/>
+                <w:i w:val="0"/>
+                <w:color w:val="222222"/>
+                <w:sz w:val="19"/>
+              </w:rPr>
+              <w:t>(a) the dog or cat's vaccination status;</w:t>
+            </w:r>
+          </w:p>
+          <w:p>
+            <w:pPr>
+              <w:spacing w:after="0" w:before="20"/>
+              <w:ind w:right="80" w:left="360" w:hanging="280"/>
+            </w:pPr>
+            <w:r>
+              <w:rPr>
+                <w:rFonts w:ascii="Calibri" w:hAnsi="Calibri"/>
+                <w:b w:val="0"/>
+                <w:i w:val="0"/>
+                <w:color w:val="222222"/>
+                <w:sz w:val="19"/>
+              </w:rPr>
+              <w:t>(b) any medical conditions or predispositions to diseases, including allergies, that are known by the operator, and any diagnostic test results for the dog or cat that are available to the operator.</w:t>
             </w:r>
           </w:p>
           <w:p>
@@ -5563,103 +5451,7 @@
                 <w:color w:val="222222"/>
                 <w:sz w:val="19"/>
               </w:rPr>
-              <w:t>3. The Commission is empowered to adopt, taking into account scientific opinions of the European Food Safety Authority as well as the social and economic impacts, delegated acts in accordance with Article 23 supplementing this Regulation by:</w:t>
-            </w:r>
-          </w:p>
-          <w:p>
-            <w:pPr>
-              <w:spacing w:after="0" w:before="20"/>
-              <w:ind w:right="80" w:left="360" w:hanging="280"/>
-            </w:pPr>
-            <w:r>
-              <w:rPr>
-                <w:rFonts w:ascii="Calibri" w:hAnsi="Calibri"/>
-                <w:b w:val="0"/>
-                <w:i w:val="0"/>
-                <w:color w:val="222222"/>
-                <w:sz w:val="19"/>
-              </w:rPr>
-              <w:t>(a) defining characteristics of the genotypes referred to in paragraph 1, which shall be excluded from reproduction, and the methods for their assessment and the record keeping requirements;</w:t>
-            </w:r>
-          </w:p>
-          <w:p>
-            <w:pPr>
-              <w:spacing w:after="0" w:before="20"/>
-              <w:ind w:right="80" w:left="360" w:hanging="280"/>
-            </w:pPr>
-            <w:r>
-              <w:rPr>
-                <w:rFonts w:ascii="Calibri" w:hAnsi="Calibri"/>
-                <w:b w:val="0"/>
-                <w:i w:val="0"/>
-                <w:color w:val="222222"/>
-                <w:sz w:val="19"/>
-              </w:rPr>
-              <w:t>(b) defining excessive conformational traits referred to in paragraph 2 of this Article, which shall be excluded from reproduction, the methods for their assessment and the record keeping requirements.</w:t>
-            </w:r>
-          </w:p>
-          <w:p>
-            <w:pPr>
-              <w:spacing w:after="0" w:before="140"/>
-              <w:ind w:right="80" w:left="80" w:firstLine="0"/>
-            </w:pPr>
-            <w:r>
-              <w:rPr>
-                <w:rFonts w:ascii="Calibri" w:hAnsi="Calibri"/>
-                <w:b w:val="0"/>
-                <w:i w:val="0"/>
-                <w:color w:val="222222"/>
-                <w:sz w:val="19"/>
-              </w:rPr>
-              <w:t>4. The delegated acts concerning the excessive conformational traits shall be adopted by 1 July 2030. The delegated acts concerning the genotypes shall be adopted by 1 July 2036.</w:t>
-            </w:r>
-          </w:p>
-          <w:p>
-            <w:pPr>
-              <w:spacing w:after="0" w:before="140"/>
-              <w:ind w:right="80" w:left="80" w:firstLine="0"/>
-            </w:pPr>
-            <w:r>
-              <w:rPr>
-                <w:rFonts w:ascii="Calibri" w:hAnsi="Calibri"/>
-                <w:b w:val="0"/>
-                <w:i w:val="0"/>
-                <w:color w:val="222222"/>
-                <w:sz w:val="19"/>
-              </w:rPr>
-              <w:t>5. The following shall be prohibited in the management of the reproduction of dogs and cats:</w:t>
-            </w:r>
-          </w:p>
-          <w:p>
-            <w:pPr>
-              <w:spacing w:after="0" w:before="20"/>
-              <w:ind w:right="80" w:left="360" w:hanging="280"/>
-            </w:pPr>
-            <w:r>
-              <w:rPr>
-                <w:rFonts w:ascii="Calibri" w:hAnsi="Calibri"/>
-                <w:b w:val="0"/>
-                <w:i w:val="0"/>
-                <w:color w:val="222222"/>
-                <w:sz w:val="19"/>
-              </w:rPr>
-              <w:t>(a) the breeding between parents and offspring, between siblings, between half-siblings or between grandparents and grandchildren, unless approved by the competent authority based on a specific need to preserve local breeds with a limited genetic pool;</w:t>
-            </w:r>
-          </w:p>
-          <w:p>
-            <w:pPr>
-              <w:spacing w:after="0" w:before="20"/>
-              <w:ind w:right="80" w:left="360" w:hanging="280"/>
-            </w:pPr>
-            <w:r>
-              <w:rPr>
-                <w:rFonts w:ascii="Calibri" w:hAnsi="Calibri"/>
-                <w:b w:val="0"/>
-                <w:i w:val="0"/>
-                <w:color w:val="222222"/>
-                <w:sz w:val="19"/>
-              </w:rPr>
-              <w:t>(b) the breeding to produce hybrids.</w:t>
+              <w:t>In case the information on the dog's or cat's health is documented in a document required under Regulation (EU) 2016/429, the operator shall transmit that document to the acquirer.</w:t>
             </w:r>
           </w:p>
         </w:tc>
@@ -5703,7 +5495,7 @@
                 <w:color w:val="FFFFFF"/>
                 <w:sz w:val="18"/>
               </w:rPr>
-              <w:t>@regulamento — Tradução PT-PT  ·  Art.º 6.º-A do Regulamento 2023/0447</w:t>
+              <w:t>@regulamento — Tradução PT-PT  ·  Art.º 8.º do Regulamento 2023/0447</w:t>
             </w:r>
           </w:p>
         </w:tc>
@@ -5734,7 +5526,7 @@
                 <w:color w:val="222222"/>
                 <w:sz w:val="19"/>
               </w:rPr>
-              <w:t>1. Os operadores de estabelecimentos de criação devem assegurar que as suas estratégias de criação minimizam o risco de produzir cães ou gatos com genótipos associados a efeitos prejudiciais para a sua saúde e bem-estar.</w:t>
+              <w:t>Os operadores devem fornecer ao adquirente de um cão ou gato informação escrita necessária para lhe permitir assegurar o bem-estar do cão ou gato, incluindo informação sobre detenção responsável e sobre as necessidades específicas do cão ou gato em termos de alimentação, cuidados, saúde, alojamento e necessidades comportamentais, bem como informação sobre a sua saúde.</w:t>
             </w:r>
           </w:p>
           <w:p>
@@ -5750,13 +5542,13 @@
                 <w:color w:val="222222"/>
                 <w:sz w:val="19"/>
               </w:rPr>
-              <w:t>2. Os operadores de estabelecimentos de criação não devem utilizar para reprodução cães ou gatos que apresentem traços conformacionais excessivos que conduzam a um risco elevado de efeitos prejudiciais para o bem-estar desses animais ou das suas crias. Antes da seleção para reprodução de um animal potencialmente afetado por traço conformacional excessivo, o operador deve consultar um médico veterinário ou uma pessoa qualificada independente sob responsabilidade veterinária. O médico veterinário ou a pessoa qualificada independente devem avaliar se o animal tem um traço conformacional excessivo.</w:t>
-            </w:r>
-          </w:p>
-          <w:p>
-            <w:pPr>
-              <w:spacing w:after="0" w:before="140"/>
-              <w:ind w:right="80" w:left="80" w:firstLine="0"/>
+              <w:t>1a. A informação escrita sobre a saúde do cão ou gato referida no parágrafo anterior deve incluir pelo menos:</w:t>
+            </w:r>
+          </w:p>
+          <w:p>
+            <w:pPr>
+              <w:spacing w:after="0" w:before="20"/>
+              <w:ind w:right="80" w:left="360" w:hanging="280"/>
             </w:pPr>
             <w:r>
               <w:rPr>
@@ -5766,7 +5558,7 @@
                 <w:color w:val="222222"/>
                 <w:sz w:val="19"/>
               </w:rPr>
-              <w:t>3. A Comissão tem competência para adotar, tendo em conta os pareceres científicos da Autoridade Europeia para a Segurança dos Alimentos, bem como os impactos sociais e económicos, atos delegados em conformidade com o artigo 23.º que complementem este Regulamento:</w:t>
+              <w:t>(a) o estado de vacinação do cão ou gato;</w:t>
             </w:r>
           </w:p>
           <w:p>
@@ -5782,13 +5574,13 @@
                 <w:color w:val="222222"/>
                 <w:sz w:val="19"/>
               </w:rPr>
-              <w:t>(a) definindo características dos genótipos a que se refere o parágrafo 1, que devem ser excluídos da reprodução, e os métodos para a sua avaliação e requisitos de manutenção de registos;</w:t>
-            </w:r>
-          </w:p>
-          <w:p>
-            <w:pPr>
-              <w:spacing w:after="0" w:before="20"/>
-              <w:ind w:right="80" w:left="360" w:hanging="280"/>
+              <w:t>(b) quaisquer condições médicas ou predisposições a doenças, incluindo alergias, conhecidas pelo operador, e quaisquer resultados de testes de diagnóstico para o cão ou gato que estejam disponíveis para o operador.</w:t>
+            </w:r>
+          </w:p>
+          <w:p>
+            <w:pPr>
+              <w:spacing w:after="0" w:before="140"/>
+              <w:ind w:right="80" w:left="80" w:firstLine="0"/>
             </w:pPr>
             <w:r>
               <w:rPr>
@@ -5798,71 +5590,7 @@
                 <w:color w:val="222222"/>
                 <w:sz w:val="19"/>
               </w:rPr>
-              <w:t>(b) definindo traços conformacionais excessivos a que se refere o parágrafo 2 do presente artigo, que devem ser excluídos da reprodução, os métodos para a sua avaliação e requisitos de manutenção de registos.</w:t>
-            </w:r>
-          </w:p>
-          <w:p>
-            <w:pPr>
-              <w:spacing w:after="0" w:before="140"/>
-              <w:ind w:right="80" w:left="80" w:firstLine="0"/>
-            </w:pPr>
-            <w:r>
-              <w:rPr>
-                <w:rFonts w:ascii="Calibri" w:hAnsi="Calibri"/>
-                <w:b w:val="0"/>
-                <w:i/>
-                <w:color w:val="222222"/>
-                <w:sz w:val="19"/>
-              </w:rPr>
-              <w:t>4. Os atos delegados relativos aos traços conformacionais excessivos devem ser adotados até 1 de julho de 2030. Os atos delegados relativos aos genótipos devem ser adotados até 1 de julho de 2036.</w:t>
-            </w:r>
-          </w:p>
-          <w:p>
-            <w:pPr>
-              <w:spacing w:after="0" w:before="140"/>
-              <w:ind w:right="80" w:left="80" w:firstLine="0"/>
-            </w:pPr>
-            <w:r>
-              <w:rPr>
-                <w:rFonts w:ascii="Calibri" w:hAnsi="Calibri"/>
-                <w:b w:val="0"/>
-                <w:i/>
-                <w:color w:val="222222"/>
-                <w:sz w:val="19"/>
-              </w:rPr>
-              <w:t>5. São proibidos na gestão da reprodução de cães e gatos:</w:t>
-            </w:r>
-          </w:p>
-          <w:p>
-            <w:pPr>
-              <w:spacing w:after="0" w:before="20"/>
-              <w:ind w:right="80" w:left="360" w:hanging="280"/>
-            </w:pPr>
-            <w:r>
-              <w:rPr>
-                <w:rFonts w:ascii="Calibri" w:hAnsi="Calibri"/>
-                <w:b w:val="0"/>
-                <w:i/>
-                <w:color w:val="222222"/>
-                <w:sz w:val="19"/>
-              </w:rPr>
-              <w:t>(a) o cruzamento entre progenitores e descendentes, entre irmãos, entre meios-irmãos ou entre avós e netos, exceto com aprovação da autoridade competente por razão de necessidade específica de preservação de raças locais com reserva genética limitada;</w:t>
-            </w:r>
-          </w:p>
-          <w:p>
-            <w:pPr>
-              <w:spacing w:after="0" w:before="20"/>
-              <w:ind w:right="80" w:left="360" w:hanging="280"/>
-            </w:pPr>
-            <w:r>
-              <w:rPr>
-                <w:rFonts w:ascii="Calibri" w:hAnsi="Calibri"/>
-                <w:b w:val="0"/>
-                <w:i/>
-                <w:color w:val="222222"/>
-                <w:sz w:val="19"/>
-              </w:rPr>
-              <w:t>(b) o cruzamento para produção de híbridos.</w:t>
+              <w:t>Caso a informação sobre a saúde do cão ou gato esteja documentada num documento exigido sob o Regulamento (UE) 2016/429, o operador deve transmitir esse documento ao adquirente.</w:t>
             </w:r>
           </w:p>
         </w:tc>
@@ -5995,7 +5723,7 @@
                 <w:color w:val="555555"/>
                 <w:sz w:val="16"/>
               </w:rPr>
-              <w:t>n.ºs 1 e 2 do art.º 34.º do RGBEAC (proposta, jun. 2025)</w:t>
+              <w:t>Art.º 8.º do RGBEAC (proposta, jun. 2025)</w:t>
             </w:r>
           </w:p>
           <w:p>
@@ -6011,7 +5739,7 @@
                 <w:color w:val="222222"/>
                 <w:sz w:val="19"/>
               </w:rPr>
-              <w:t>1 — As intervenções cirúrgicas com o objetivo da modificação da aparência ou com fins não curativos ou não destinados a impedir a reprodução dos animais são proibidas, nos termos do disposto na alínea i) do n.º 1 do artigo 12.º.</w:t>
+              <w:t>1 — O detentor do animal de companhia deve possuir informação sobre as obrigações inerentes à sua detenção, incluindo direitos e responsabilidades, normas de bem-estar, cuidados de saúde, comportamento, necessidades específicas da espécie/raça, duração de vida esperada, custos de manutenção, e proibição de abandono.</w:t>
             </w:r>
           </w:p>
           <w:p>
@@ -6027,7 +5755,7 @@
                 <w:color w:val="222222"/>
                 <w:sz w:val="19"/>
               </w:rPr>
-              <w:t>2 — O detentor de animal sujeito a intervenção curativa que modifique a sua aparência deve possuir documento comprovativo da necessidade da mesma, passado pelo médico veterinário que a ela procedeu, sob a forma de atestado do qual constem a identificação do médico veterinário, o número da cédula profissional e a sua assinatura, ou, no caso de animais importados, documento comprovativo da necessidade dessa intervenção, emitida pelo médico veterinário que a ela procedeu, legalizado pela autoridade competente do respetivo país.</w:t>
+              <w:t>2 — Os comerciantes devem fornecer por escrito ao adquirente informação completa antes da transferência do animal, incluindo identidade e dados de contacto do comerciante, dados de identificação do animal, cuidados de saúde e estado de vacinação, e certificado de origem ou de compatibilidade quando aplicável.</w:t>
             </w:r>
           </w:p>
         </w:tc>
@@ -6056,7 +5784,7 @@
                 <w:color w:val="555555"/>
                 <w:sz w:val="16"/>
               </w:rPr>
-              <w:t>n.º 2, als. a), b) e c) do art.º 8.º do Código do Animal (DL n.º 214/2013)</w:t>
+              <w:t>Art.º 57.º do Código do Animal (DL n.º 214/2013)</w:t>
             </w:r>
           </w:p>
           <w:p>
@@ -6072,7 +5800,7 @@
                 <w:color w:val="222222"/>
                 <w:sz w:val="19"/>
               </w:rPr>
-              <w:t>2 — A reprodução de animais obedece ao seguinte:</w:t>
+              <w:t>1 — O detentor do animal deve ter acesso a informação sobre:</w:t>
             </w:r>
           </w:p>
           <w:p>
@@ -6088,12 +5816,12 @@
                 <w:color w:val="222222"/>
                 <w:sz w:val="19"/>
               </w:rPr>
-              <w:t>a) Os animais só devem ser utilizados na reprodução depois de atingida a maturidade reprodutiva para a espécie e raça devendo, no caso dos cães e gatos, seguir os parâmetros referidos no anexo I ao presente diploma, do qual faz parte integrante, não sendo autorizado, no caso das fêmeas, o acasalamento em cios sucessivos;</w:t>
-            </w:r>
-          </w:p>
-          <w:p>
-            <w:pPr>
-              <w:spacing w:after="0" w:before="100"/>
+              <w:t>a) As obrigações inerentes à sua detenção, direitos e responsabilidades;</w:t>
+            </w:r>
+          </w:p>
+          <w:p>
+            <w:pPr>
+              <w:spacing w:after="0" w:before="20"/>
               <w:ind w:right="80" w:left="360" w:hanging="280"/>
             </w:pPr>
             <w:r>
@@ -6104,12 +5832,12 @@
                 <w:color w:val="222222"/>
                 <w:sz w:val="19"/>
               </w:rPr>
-              <w:t>b) Deve ser respeitada a regra do porte semelhante dos progenitores, para prevenir a possibilidade de distócia;</w:t>
-            </w:r>
-          </w:p>
-          <w:p>
-            <w:pPr>
-              <w:spacing w:after="0" w:before="100"/>
+              <w:t>b) As normas de bem-estar, cuidados de saúde e comportamento esperado;</w:t>
+            </w:r>
+          </w:p>
+          <w:p>
+            <w:pPr>
+              <w:spacing w:after="0" w:before="20"/>
               <w:ind w:right="80" w:left="360" w:hanging="280"/>
             </w:pPr>
             <w:r>
@@ -6120,7 +5848,71 @@
                 <w:color w:val="222222"/>
                 <w:sz w:val="19"/>
               </w:rPr>
-              <w:t>c) Devem ser excluídos da reprodução, os animais que revelem defeitos genéticos e malformações, designadamente monorquidia e displasia da anca nos cães e rim poliquístico nos gatos, ou alterações comportamentais.</w:t>
+              <w:t>c) As necessidades específicas da espécie ou raça;</w:t>
+            </w:r>
+          </w:p>
+          <w:p>
+            <w:pPr>
+              <w:spacing w:after="0" w:before="20"/>
+              <w:ind w:right="80" w:left="360" w:hanging="280"/>
+            </w:pPr>
+            <w:r>
+              <w:rPr>
+                <w:rFonts w:ascii="Calibri" w:hAnsi="Calibri"/>
+                <w:b w:val="0"/>
+                <w:i w:val="0"/>
+                <w:color w:val="222222"/>
+                <w:sz w:val="19"/>
+              </w:rPr>
+              <w:t>d) A duração de vida esperada;</w:t>
+            </w:r>
+          </w:p>
+          <w:p>
+            <w:pPr>
+              <w:spacing w:after="0" w:before="20"/>
+              <w:ind w:right="80" w:left="360" w:hanging="280"/>
+            </w:pPr>
+            <w:r>
+              <w:rPr>
+                <w:rFonts w:ascii="Calibri" w:hAnsi="Calibri"/>
+                <w:b w:val="0"/>
+                <w:i w:val="0"/>
+                <w:color w:val="222222"/>
+                <w:sz w:val="19"/>
+              </w:rPr>
+              <w:t>e) Os custos de manutenção;</w:t>
+            </w:r>
+          </w:p>
+          <w:p>
+            <w:pPr>
+              <w:spacing w:after="0" w:before="20"/>
+              <w:ind w:right="80" w:left="360" w:hanging="280"/>
+            </w:pPr>
+            <w:r>
+              <w:rPr>
+                <w:rFonts w:ascii="Calibri" w:hAnsi="Calibri"/>
+                <w:b w:val="0"/>
+                <w:i w:val="0"/>
+                <w:color w:val="222222"/>
+                <w:sz w:val="19"/>
+              </w:rPr>
+              <w:t>f) A proibição de abandono.</w:t>
+            </w:r>
+          </w:p>
+          <w:p>
+            <w:pPr>
+              <w:spacing w:after="0" w:before="140"/>
+              <w:ind w:right="80" w:left="80" w:firstLine="0"/>
+            </w:pPr>
+            <w:r>
+              <w:rPr>
+                <w:rFonts w:ascii="Calibri" w:hAnsi="Calibri"/>
+                <w:b w:val="0"/>
+                <w:i w:val="0"/>
+                <w:color w:val="222222"/>
+                <w:sz w:val="19"/>
+              </w:rPr>
+              <w:t>2 — Os criadores e comerciantes devem fornecer informação escrita completa ao adquirente antes da transferência do animal, incluindo dados de identificação e cuidados de saúde.</w:t>
             </w:r>
           </w:p>
         </w:tc>
@@ -6149,7 +5941,7 @@
                 <w:color w:val="555555"/>
                 <w:sz w:val="16"/>
               </w:rPr>
-              <w:t>art.º 17.º e n.º 1 do art.º 18.º do DL n.º 276/2001, de 17 de outubro</w:t>
+              <w:t>Art.º 20.º do DL n.º 276/2001, de 17 de outubro</w:t>
             </w:r>
           </w:p>
           <w:p>
@@ -6160,28 +5952,28 @@
             <w:r>
               <w:rPr>
                 <w:rFonts w:ascii="Calibri" w:hAnsi="Calibri"/>
-                <w:b/>
-                <w:i w:val="0"/>
-                <w:color w:val="333333"/>
-                <w:sz w:val="18"/>
-              </w:rPr>
-              <w:t>Artigo 17.º — As intervenções cirúrgicas, nomeadamente as destinadas ao corte de caudas nos canídeos, têm de ser executadas por um médico veterinário.</w:t>
-            </w:r>
-          </w:p>
-          <w:p>
-            <w:pPr>
-              <w:spacing w:after="0" w:before="200"/>
+                <w:b w:val="0"/>
+                <w:i w:val="0"/>
+                <w:color w:val="222222"/>
+                <w:sz w:val="19"/>
+              </w:rPr>
+              <w:t>1 — O proprietário ou detentor de animal de companhia deve ter acesso a informação adequada sobre as suas obrigações relativas ao bem-estar do animal.</w:t>
+            </w:r>
+          </w:p>
+          <w:p>
+            <w:pPr>
+              <w:spacing w:after="0" w:before="140"/>
               <w:ind w:right="80" w:left="80" w:firstLine="0"/>
             </w:pPr>
             <w:r>
               <w:rPr>
                 <w:rFonts w:ascii="Calibri" w:hAnsi="Calibri"/>
-                <w:b/>
-                <w:i w:val="0"/>
-                <w:color w:val="333333"/>
-                <w:sz w:val="18"/>
-              </w:rPr>
-              <w:t>Artigo 18.º, n.º 1 — Os detentores de animais de companhia que os apresentem com quaisquer amputações que modifiquem a aparência dos animais ou com fins não curativos devem possuir documento comprovativo, passado pelo médico veterinário que a elas procedeu, da necessidade dessa amputação, nomeadamente discriminando que as mesmas foram feitas por razões médico-veterinárias ou no interesse particular do animal ou para impedir a reprodução.</w:t>
+                <w:b w:val="0"/>
+                <w:i w:val="0"/>
+                <w:color w:val="222222"/>
+                <w:sz w:val="19"/>
+              </w:rPr>
+              <w:t>2 — Os detentores de animais de companhia que os comercializem devem fornecer informação ao adquirente sobre o estado de saúde do animal e vacinas efetuadas.</w:t>
             </w:r>
           </w:p>
         </w:tc>
@@ -6286,7 +6078,7 @@
                 <w:color w:val="222222"/>
                 <w:sz w:val="18"/>
               </w:rPr>
-              <w:t>O DL n.º 276/2001 (art.ºs 17.º e 18.º) exige intervenção veterinária em cirurgias e documentação para amputações, mas não prevê qualquer restrição à reprodução por traços conformacionais excessivos nem proibição de consanguinidade próxima ou hibridação.</w:t>
+              <w:t>O DL n.º 276/2001 (art.º 20.º) é genérico e não especifica a forma escrita nem detalhes de conteúdo. O @regulamento exige informação escrita sobre necessidades específicas de bem-estar (alimentação, cuidados, saúde, alojamento, comportamento) e condiciona a transferência à transmissão dessa informação.</w:t>
             </w:r>
           </w:p>
         </w:tc>
@@ -6347,7 +6139,7 @@
                 <w:color w:val="222222"/>
                 <w:sz w:val="18"/>
               </w:rPr>
-              <w:t>O @codigo (art.º 8.º, n.º 2) exclui da reprodução animais com defeitos genéticos e malformações (displasia, rim poliquístico) e proíbe cios sucessivos, mas não prevê o conceito de traços conformacionais excessivos nem a proibição de consanguinidade.</w:t>
+              <w:t>O @codigo (art.º 57.º) exige informação escrita mas com âmbito mais amplo (duração de vida, custos) do que o @regulamento, que se foca especificamente em bem-estar e saúde.</w:t>
             </w:r>
           </w:p>
         </w:tc>
@@ -6408,7 +6200,7 @@
                 <w:color w:val="222222"/>
                 <w:sz w:val="18"/>
               </w:rPr>
-              <w:t>O @rgbeac (art.º 34.º) proíbe intervenções cirúrgicas de modificação da aparência, mas não contém qualquer norma sobre estratégia genética de criação, conformação excessiva ou consanguinidade.</w:t>
+              <w:t>O @rgbeac (art.º 8.º) aproxima-se do conteúdo do @regulamento, exigindo informação escrita antes da transferência, incluindo dados de saúde e vacinação, mas ainda sem o enfoque específico em bem-estar comportamental.</w:t>
             </w:r>
           </w:p>
         </w:tc>
@@ -6469,7 +6261,7 @@
                 <w:color w:val="222222"/>
                 <w:sz w:val="18"/>
               </w:rPr>
-              <w:t>Lacuna normativa transversal. Necessidade de criar norma específica que: (1) defina traços conformacionais excessivos (a regular por ato delegado europeu até 2030); (2) proíba consanguinidade próxima (pais/filhos, irmãos, avós/netos); (3) proíba a produção de híbridos; (4) imponha consulta veterinária prévia ao acasalamento de animais potencialmente afetados.</w:t>
+              <w:t>Necessidade de alteração: (1) formalizar requisito de informação escrita como condição de transferência de animal; (2) especificar conteúdo obrigatório sobre bem-estar, saúde e necessidades comportamentais; (3) harmonizar entre @codigo e @rgbeac quanto a âmbito e forma.</w:t>
             </w:r>
           </w:p>
         </w:tc>
@@ -6609,7 +6401,7 @@
                 <w:color w:val="FFFFFF"/>
                 <w:sz w:val="22"/>
               </w:rPr>
-              <w:t>ART-13</w:t>
+              <w:t>ART-09</w:t>
             </w:r>
           </w:p>
         </w:tc>
@@ -6637,7 +6429,7 @@
                 <w:color w:val="7EC8E3"/>
                 <w:sz w:val="22"/>
               </w:rPr>
-              <w:t>Saúde e Monitorização Sanitária</w:t>
+              <w:t>Competências de Cuidadores e Bem-Estar Animal</w:t>
             </w:r>
           </w:p>
         </w:tc>
@@ -6681,7 +6473,7 @@
                 <w:color w:val="FFFFFF"/>
                 <w:sz w:val="18"/>
               </w:rPr>
-              <w:t>@regulamento — Health  ·  Art.º 13.º do Regulamento 2023/0447 (PE/Conselho)  |  EN</w:t>
+              <w:t>@regulamento — Animal welfare competences of animal caretakers  ·  Art.º 9.º do Regulamento 2023/0447  |  EN</w:t>
             </w:r>
           </w:p>
         </w:tc>
@@ -6712,12 +6504,12 @@
                 <w:color w:val="222222"/>
                 <w:sz w:val="19"/>
               </w:rPr>
-              <w:t>1. Operators shall ensure that:</w:t>
-            </w:r>
-          </w:p>
-          <w:p>
-            <w:pPr>
-              <w:spacing w:after="0" w:before="100"/>
+              <w:t>1. Animal caretakers, other than volunteers in shelters and interns who are under the responsibility of a competent animal caretaker, shall have the following competences as regards the dogs and cats they are handling:</w:t>
+            </w:r>
+          </w:p>
+          <w:p>
+            <w:pPr>
+              <w:spacing w:after="0" w:before="20"/>
               <w:ind w:right="80" w:left="360" w:hanging="280"/>
             </w:pPr>
             <w:r>
@@ -6728,7 +6520,7 @@
                 <w:color w:val="222222"/>
                 <w:sz w:val="19"/>
               </w:rPr>
-              <w:t>(a) dogs or cats under their responsibility are inspected by animal caretakers at least once a day and vulnerable dogs and cats, such as newborns, ill or injured dogs and cats, and peri-partum bitches and queens, are inspected more frequently;</w:t>
+              <w:t>(a) understanding of their biological behaviour and their physiological and ethological needs;</w:t>
             </w:r>
           </w:p>
           <w:p>
@@ -6744,7 +6536,7 @@
                 <w:color w:val="222222"/>
                 <w:sz w:val="19"/>
               </w:rPr>
-              <w:t>(b) dogs or cats with compromised welfare are, where necessary, transferred without undue delay to a separate area and, where needed, receive appropriate treatment;</w:t>
+              <w:t>(b) ability to recognise their expressions including any sign of suffering and to identify and take the appropriate mitigating measures in such cases;</w:t>
             </w:r>
           </w:p>
           <w:p>
@@ -6760,7 +6552,7 @@
                 <w:color w:val="222222"/>
                 <w:sz w:val="19"/>
               </w:rPr>
-              <w:t>(c) where the recovery of a dog or a cat with compromised welfare is not achievable and the dog or cat experiences severe pain or suffering, a veterinarian is consulted without undue delay, to decide whether the dog or cat shall be euthanised to end its suffering, and, if that is the case, to perform the euthanasia using anesthesia and analgesia;</w:t>
+              <w:t>(c) ability to apply good animal management practices, including operant conditioning and positive reinforcement, to use and maintain the equipment used for the dogs or cats under their care and to minimise any risks to the welfare of the dogs or cats, preventing suffering;</w:t>
             </w:r>
           </w:p>
           <w:p>
@@ -6776,13 +6568,13 @@
                 <w:color w:val="222222"/>
                 <w:sz w:val="19"/>
               </w:rPr>
-              <w:t>(d) measures to prevent and control external and internal parasites, and vaccinations to prevent common diseases to which dogs or cats are likely to be exposed are implemented;</w:t>
-            </w:r>
-          </w:p>
-          <w:p>
-            <w:pPr>
-              <w:spacing w:after="0" w:before="20"/>
-              <w:ind w:right="80" w:left="360" w:hanging="280"/>
+              <w:t>(d) knowledge of their obligations under this Regulation.</w:t>
+            </w:r>
+          </w:p>
+          <w:p>
+            <w:pPr>
+              <w:spacing w:after="0" w:before="140"/>
+              <w:ind w:right="80" w:left="80" w:firstLine="0"/>
             </w:pPr>
             <w:r>
               <w:rPr>
@@ -6792,7 +6584,7 @@
                 <w:color w:val="222222"/>
                 <w:sz w:val="19"/>
               </w:rPr>
-              <w:t>(e) enrichment do not present a significant risk of injury or biological or chemical contamination or any other health risk.</w:t>
+              <w:t>2. The competences referred to in paragraph 1 may be acquired through education, training or professional experience. Education, training or professional experience shall be documented.</w:t>
             </w:r>
           </w:p>
           <w:p>
@@ -6808,7 +6600,7 @@
                 <w:color w:val="222222"/>
                 <w:sz w:val="19"/>
               </w:rPr>
-              <w:t>Point (a) shall not apply to livestock guardian dogs kept in breeding establishments during the periods when such dogs are used for guarding or training purposes.</w:t>
+              <w:t>2a. Operators shall ensure that at least one animal caretaker, other than a volunteer or intern, at the establishment has completed the training courses referred to in Article 18 and that the caretaker transfers the knowledge to the other animal caretakers of the establishment.</w:t>
             </w:r>
           </w:p>
           <w:p>
@@ -6824,135 +6616,7 @@
                 <w:color w:val="222222"/>
                 <w:sz w:val="19"/>
               </w:rPr>
-              <w:t>Member states may grant derogations from point (c) in cases of emergencies, where no veterinarian can be reached without undue delay, provided that national rules are put in place to ensure that:</w:t>
-            </w:r>
-          </w:p>
-          <w:p>
-            <w:pPr>
-              <w:spacing w:after="0" w:before="20"/>
-              <w:ind w:right="80" w:left="360" w:hanging="280"/>
-            </w:pPr>
-            <w:r>
-              <w:rPr>
-                <w:rFonts w:ascii="Calibri" w:hAnsi="Calibri"/>
-                <w:b w:val="0"/>
-                <w:i w:val="0"/>
-                <w:color w:val="222222"/>
-                <w:sz w:val="19"/>
-              </w:rPr>
-              <w:t>(i) an immediate action ending the life of the dog or cat with minimum pain and suffering using a method inducing instant death is undertaken by a trained competent person;</w:t>
-            </w:r>
-          </w:p>
-          <w:p>
-            <w:pPr>
-              <w:spacing w:after="0" w:before="20"/>
-              <w:ind w:right="80" w:left="360" w:hanging="280"/>
-            </w:pPr>
-            <w:r>
-              <w:rPr>
-                <w:rFonts w:ascii="Calibri" w:hAnsi="Calibri"/>
-                <w:b w:val="0"/>
-                <w:i w:val="0"/>
-                <w:color w:val="222222"/>
-                <w:sz w:val="19"/>
-              </w:rPr>
-              <w:t>(ii) the operator keeps a record of the use of the derogation for purposes of the official control.</w:t>
-            </w:r>
-          </w:p>
-          <w:p>
-            <w:pPr>
-              <w:spacing w:after="0" w:before="140"/>
-              <w:ind w:right="80" w:left="80" w:firstLine="0"/>
-            </w:pPr>
-            <w:r>
-              <w:rPr>
-                <w:rFonts w:ascii="Calibri" w:hAnsi="Calibri"/>
-                <w:b w:val="0"/>
-                <w:i w:val="0"/>
-                <w:color w:val="222222"/>
-                <w:sz w:val="19"/>
-              </w:rPr>
-              <w:t>2. Operators of breeding establishments shall additionally ensure that:</w:t>
-            </w:r>
-          </w:p>
-          <w:p>
-            <w:pPr>
-              <w:spacing w:after="0" w:before="100"/>
-              <w:ind w:right="80" w:left="360" w:hanging="280"/>
-            </w:pPr>
-            <w:r>
-              <w:rPr>
-                <w:rFonts w:ascii="Calibri" w:hAnsi="Calibri"/>
-                <w:b w:val="0"/>
-                <w:i w:val="0"/>
-                <w:color w:val="222222"/>
-                <w:sz w:val="19"/>
-              </w:rPr>
-              <w:t>(-a) measures are taken to safeguard the health of dogs or cats in accordance with point 3 of Annex I;</w:t>
-            </w:r>
-          </w:p>
-          <w:p>
-            <w:pPr>
-              <w:spacing w:after="0" w:before="20"/>
-              <w:ind w:right="80" w:left="360" w:hanging="280"/>
-            </w:pPr>
-            <w:r>
-              <w:rPr>
-                <w:rFonts w:ascii="Calibri" w:hAnsi="Calibri"/>
-                <w:b w:val="0"/>
-                <w:i w:val="0"/>
-                <w:color w:val="222222"/>
-                <w:sz w:val="19"/>
-              </w:rPr>
-              <w:t>(-b) bitches or queens are only bred if they have reached a minimum age and skeletal maturity in accordance with point 3 of Annex I, and they have no diagnosed disease, clinical sign of diseases or physical conditions which could negatively impact their pregnancy and welfare;</w:t>
-            </w:r>
-          </w:p>
-          <w:p>
-            <w:pPr>
-              <w:spacing w:after="0" w:before="20"/>
-              <w:ind w:right="80" w:left="360" w:hanging="280"/>
-            </w:pPr>
-            <w:r>
-              <w:rPr>
-                <w:rFonts w:ascii="Calibri" w:hAnsi="Calibri"/>
-                <w:b w:val="0"/>
-                <w:i w:val="0"/>
-                <w:color w:val="222222"/>
-                <w:sz w:val="19"/>
-              </w:rPr>
-              <w:t>(-c) litter-giving pregnancies of bitches or queens follows a maximum frequency in accordance with point 3 of Annex I;</w:t>
-            </w:r>
-          </w:p>
-          <w:p>
-            <w:pPr>
-              <w:spacing w:after="0" w:before="20"/>
-              <w:ind w:right="80" w:left="360" w:hanging="280"/>
-            </w:pPr>
-            <w:r>
-              <w:rPr>
-                <w:rFonts w:ascii="Calibri" w:hAnsi="Calibri"/>
-                <w:b w:val="0"/>
-                <w:i w:val="0"/>
-                <w:color w:val="222222"/>
-                <w:sz w:val="19"/>
-              </w:rPr>
-              <w:t>(-d) lactating queens are not mated or inseminated;</w:t>
-            </w:r>
-          </w:p>
-          <w:p>
-            <w:pPr>
-              <w:spacing w:after="0" w:before="20"/>
-              <w:ind w:right="80" w:left="360" w:hanging="280"/>
-            </w:pPr>
-            <w:r>
-              <w:rPr>
-                <w:rFonts w:ascii="Calibri" w:hAnsi="Calibri"/>
-                <w:b w:val="0"/>
-                <w:i w:val="0"/>
-                <w:color w:val="222222"/>
-                <w:sz w:val="19"/>
-              </w:rPr>
-              <w:t>(-e) dogs and cats which are no longer used for reproduction, including as a result of the provisions of this Regulation, are either kept or sold, donated or rehomed, not killed or abandoned.</w:t>
+              <w:t>3. The Commission shall, by means of implementing acts, lay down minimum requirements concerning the formal education, training or professional experience in order to acquire the competences referred to in paragraph 2 and for the training courses referred to in paragraph 2a. Those implementing acts shall be adopted in accordance with the examination procedure referred to in Article 24. The implementing act concerning the training courses referred to in paragraph 2a shall be adopted by [3 years from the date of entry into force of the Regulation].</w:t>
             </w:r>
           </w:p>
         </w:tc>
@@ -6996,7 +6660,7 @@
                 <w:color w:val="FFFFFF"/>
                 <w:sz w:val="18"/>
               </w:rPr>
-              <w:t>@regulamento — Tradução PT-PT  ·  Art.º 13.º do Regulamento 2023/0447 (PE/Conselho)</w:t>
+              <w:t>@regulamento — Tradução PT-PT  ·  Art.º 9.º do Regulamento 2023/0447</w:t>
             </w:r>
           </w:p>
         </w:tc>
@@ -7027,12 +6691,12 @@
                 <w:color w:val="222222"/>
                 <w:sz w:val="19"/>
               </w:rPr>
-              <w:t>1 — Os operadores devem assegurar que:</w:t>
-            </w:r>
-          </w:p>
-          <w:p>
-            <w:pPr>
-              <w:spacing w:after="0" w:before="100"/>
+              <w:t>1. Os cuidadores de animais, com exceção de voluntários em abrigos e estagiários sob a responsabilidade de um cuidador competente, devem ter as seguintes competências no que diz respeito aos cães e gatos que manuseiam:</w:t>
+            </w:r>
+          </w:p>
+          <w:p>
+            <w:pPr>
+              <w:spacing w:after="0" w:before="20"/>
               <w:ind w:right="80" w:left="360" w:hanging="280"/>
             </w:pPr>
             <w:r>
@@ -7043,7 +6707,7 @@
                 <w:color w:val="222222"/>
                 <w:sz w:val="19"/>
               </w:rPr>
-              <w:t>(a) os cães e gatos sob a sua responsabilidade são inspecionados por cuidadores pelo menos uma vez por dia, e os animais vulneráveis, como recém-nascidos, doentes, lesionados e fêmeas em período peri-parto, são inspecionados com maior frequência;</w:t>
+              <w:t>(a) compreensão do seu comportamento biológico e das suas necessidades fisiológicas e etológicas;</w:t>
             </w:r>
           </w:p>
           <w:p>
@@ -7059,7 +6723,7 @@
                 <w:color w:val="222222"/>
                 <w:sz w:val="19"/>
               </w:rPr>
-              <w:t>(b) os cães e gatos com bem-estar comprometido são, quando necessário, transferidos sem demora injustificada para uma área separada e, se necessário, recebem tratamento adequado;</w:t>
+              <w:t>(b) capacidade de reconhecer as suas expressões, incluindo qualquer sinal de sofrimento, e de identificar e adotar as medidas mitigantes apropriadas nesses casos;</w:t>
             </w:r>
           </w:p>
           <w:p>
@@ -7075,7 +6739,7 @@
                 <w:color w:val="222222"/>
                 <w:sz w:val="19"/>
               </w:rPr>
-              <w:t>(c) quando a recuperação de um cão ou gato com bem-estar comprometido não seja alcançável e o animal experiencie dor ou sofrimento severo, um médico veterinário é consultado sem demora injustificada para decidir se o animal deve ser objeto de eutanásia para pôr termo ao seu sofrimento e, em caso afirmativo, para realizar a eutanásia com recurso a anestesia e analgesia;</w:t>
+              <w:t>(c) capacidade de aplicar boas práticas de maneio de animais, incluindo condicionamento operante e reforço positivo, utilizar e manter o equipamento utilizado para os cães ou gatos sob os seus cuidados e minimizar quaisquer riscos para o bem-estar dos cães ou gatos, prevenindo sofrimento;</w:t>
             </w:r>
           </w:p>
           <w:p>
@@ -7091,13 +6755,13 @@
                 <w:color w:val="222222"/>
                 <w:sz w:val="19"/>
               </w:rPr>
-              <w:t>(d) são implementadas medidas de prevenção e controlo de parasitas externos e internos, bem como vacinações para prevenção de doenças comuns às quais os cães ou gatos são suscetíveis de estar expostos;</w:t>
-            </w:r>
-          </w:p>
-          <w:p>
-            <w:pPr>
-              <w:spacing w:after="0" w:before="20"/>
-              <w:ind w:right="80" w:left="360" w:hanging="280"/>
+              <w:t>(d) conhecimento das suas obrigações sob este Regulamento.</w:t>
+            </w:r>
+          </w:p>
+          <w:p>
+            <w:pPr>
+              <w:spacing w:after="0" w:before="140"/>
+              <w:ind w:right="80" w:left="80" w:firstLine="0"/>
             </w:pPr>
             <w:r>
               <w:rPr>
@@ -7107,7 +6771,7 @@
                 <w:color w:val="222222"/>
                 <w:sz w:val="19"/>
               </w:rPr>
-              <w:t>(e) os enriquecimentos não apresentam risco significativo de lesões ou de contaminação biológica ou química, nem qualquer outro risco para a saúde.</w:t>
+              <w:t>2. As competências referidas no parágrafo 1 podem ser adquiridas através de educação, formação ou experiência profissional. A educação, formação ou experiência profissional devem ser documentadas.</w:t>
             </w:r>
           </w:p>
           <w:p>
@@ -7123,7 +6787,7 @@
                 <w:color w:val="222222"/>
                 <w:sz w:val="19"/>
               </w:rPr>
-              <w:t>A alínea (a) não se aplica aos cães de guarda de gado mantidos em estabelecimentos de criação durante os períodos em que tais cães são utilizados para fins de guarda ou treino.</w:t>
+              <w:t>2a. Os operadores devem assegurar que pelo menos um cuidador de animais, que não seja um voluntário ou estagiário, no estabelecimento tenha completado os cursos de formação referidos no artigo 18.º e que o cuidador transfira os conhecimentos aos outros cuidadores de animais do estabelecimento.</w:t>
             </w:r>
           </w:p>
           <w:p>
@@ -7139,135 +6803,7 @@
                 <w:color w:val="222222"/>
                 <w:sz w:val="19"/>
               </w:rPr>
-              <w:t>Os Estados-Membros podem conceder derrogações relativamente à alínea (c) em casos de emergência, quando não seja possível contactar um médico veterinário sem demora injustificada, desde que sejam estabelecidas regras nacionais que assegurem que:</w:t>
-            </w:r>
-          </w:p>
-          <w:p>
-            <w:pPr>
-              <w:spacing w:after="0" w:before="20"/>
-              <w:ind w:right="80" w:left="360" w:hanging="280"/>
-            </w:pPr>
-            <w:r>
-              <w:rPr>
-                <w:rFonts w:ascii="Calibri" w:hAnsi="Calibri"/>
-                <w:b w:val="0"/>
-                <w:i/>
-                <w:color w:val="222222"/>
-                <w:sz w:val="19"/>
-              </w:rPr>
-              <w:t>(i) é tomada imediatamente uma ação que ponha fim à vida do cão ou gato com o mínimo de dor e sofrimento, utilizando um método que induza a morte instantânea, por uma pessoa competente e devidamente habilitada;</w:t>
-            </w:r>
-          </w:p>
-          <w:p>
-            <w:pPr>
-              <w:spacing w:after="0" w:before="20"/>
-              <w:ind w:right="80" w:left="360" w:hanging="280"/>
-            </w:pPr>
-            <w:r>
-              <w:rPr>
-                <w:rFonts w:ascii="Calibri" w:hAnsi="Calibri"/>
-                <w:b w:val="0"/>
-                <w:i/>
-                <w:color w:val="222222"/>
-                <w:sz w:val="19"/>
-              </w:rPr>
-              <w:t>(ii) o operador mantém um registo da utilização da derrogação para efeitos de controlo oficial.</w:t>
-            </w:r>
-          </w:p>
-          <w:p>
-            <w:pPr>
-              <w:spacing w:after="0" w:before="140"/>
-              <w:ind w:right="80" w:left="80" w:firstLine="0"/>
-            </w:pPr>
-            <w:r>
-              <w:rPr>
-                <w:rFonts w:ascii="Calibri" w:hAnsi="Calibri"/>
-                <w:b w:val="0"/>
-                <w:i/>
-                <w:color w:val="222222"/>
-                <w:sz w:val="19"/>
-              </w:rPr>
-              <w:t>2 — Os operadores de estabelecimentos de criação devem adicionalmente assegurar que:</w:t>
-            </w:r>
-          </w:p>
-          <w:p>
-            <w:pPr>
-              <w:spacing w:after="0" w:before="100"/>
-              <w:ind w:right="80" w:left="360" w:hanging="280"/>
-            </w:pPr>
-            <w:r>
-              <w:rPr>
-                <w:rFonts w:ascii="Calibri" w:hAnsi="Calibri"/>
-                <w:b w:val="0"/>
-                <w:i/>
-                <w:color w:val="222222"/>
-                <w:sz w:val="19"/>
-              </w:rPr>
-              <w:t>(-a) são tomadas medidas para salvaguardar a saúde dos cães ou gatos em conformidade com o ponto 3 do Anexo I;</w:t>
-            </w:r>
-          </w:p>
-          <w:p>
-            <w:pPr>
-              <w:spacing w:after="0" w:before="20"/>
-              <w:ind w:right="80" w:left="360" w:hanging="280"/>
-            </w:pPr>
-            <w:r>
-              <w:rPr>
-                <w:rFonts w:ascii="Calibri" w:hAnsi="Calibri"/>
-                <w:b w:val="0"/>
-                <w:i/>
-                <w:color w:val="222222"/>
-                <w:sz w:val="19"/>
-              </w:rPr>
-              <w:t>(-b) as cadelas ou gatas só são reproduzidas se tiverem atingido a idade mínima e a maturidade esquelética em conformidade com o ponto 3 do Anexo I, e não apresentem doença diagnosticada, sinais clínicos de doença ou condições físicas que possam impactar negativamente a gestação e o seu bem-estar;</w:t>
-            </w:r>
-          </w:p>
-          <w:p>
-            <w:pPr>
-              <w:spacing w:after="0" w:before="20"/>
-              <w:ind w:right="80" w:left="360" w:hanging="280"/>
-            </w:pPr>
-            <w:r>
-              <w:rPr>
-                <w:rFonts w:ascii="Calibri" w:hAnsi="Calibri"/>
-                <w:b w:val="0"/>
-                <w:i/>
-                <w:color w:val="222222"/>
-                <w:sz w:val="19"/>
-              </w:rPr>
-              <w:t>(-c) a frequência de gestações com ninhadas de cadelas ou gatas respeita a frequência máxima fixada no ponto 3 do Anexo I;</w:t>
-            </w:r>
-          </w:p>
-          <w:p>
-            <w:pPr>
-              <w:spacing w:after="0" w:before="20"/>
-              <w:ind w:right="80" w:left="360" w:hanging="280"/>
-            </w:pPr>
-            <w:r>
-              <w:rPr>
-                <w:rFonts w:ascii="Calibri" w:hAnsi="Calibri"/>
-                <w:b w:val="0"/>
-                <w:i/>
-                <w:color w:val="222222"/>
-                <w:sz w:val="19"/>
-              </w:rPr>
-              <w:t>(-d) as gatas a lactar não são acasaladas nem inseminadas;</w:t>
-            </w:r>
-          </w:p>
-          <w:p>
-            <w:pPr>
-              <w:spacing w:after="0" w:before="20"/>
-              <w:ind w:right="80" w:left="360" w:hanging="280"/>
-            </w:pPr>
-            <w:r>
-              <w:rPr>
-                <w:rFonts w:ascii="Calibri" w:hAnsi="Calibri"/>
-                <w:b w:val="0"/>
-                <w:i/>
-                <w:color w:val="222222"/>
-                <w:sz w:val="19"/>
-              </w:rPr>
-              <w:t>(-e) os cães e gatos que deixem de ser utilizados para reprodução, nomeadamente em resultado das disposições do presente Regulamento, são mantidos ou vendidos, doados ou realojados, não sendo mortos nem abandonados.</w:t>
+              <w:t>3. A Comissão estabelecerá, por meio de atos de execução, os requisitos mínimos relativos à educação formal, formação ou experiência profissional para adquirir as competências referidas no parágrafo 2 e para os cursos de formação referidos no parágrafo 2a. Esses atos de execução serão adotados de acordo com o procedimento de exame referido no artigo 24.º. O ato de execução relativo aos cursos de formação referidos no parágrafo 2a deve ser adotado por [3 anos da data de entrada em vigor do Regulamento].</w:t>
             </w:r>
           </w:p>
         </w:tc>
@@ -7400,7 +6936,7 @@
                 <w:color w:val="555555"/>
                 <w:sz w:val="16"/>
               </w:rPr>
-              <w:t>Art.º 33.º do RGBEAC — Regime Geral do Bem-Estar dos Animais de Companhia (proposta, jun. 2025)</w:t>
+              <w:t>Art.ºs 69.º, 84.º e 90.º do RGBEAC (proposta, jun. 2025)</w:t>
             </w:r>
           </w:p>
           <w:p>
@@ -7416,7 +6952,7 @@
                 <w:color w:val="333333"/>
                 <w:sz w:val="18"/>
               </w:rPr>
-              <w:t>Artigo 33.º — Cuidados de saúde</w:t>
+              <w:t>Artigo 69.º — Formação</w:t>
             </w:r>
           </w:p>
           <w:p>
@@ -7432,7 +6968,23 @@
                 <w:color w:val="222222"/>
                 <w:sz w:val="19"/>
               </w:rPr>
-              <w:t>1 — Os detentores dos animais de companhia devem assegurar-lhes os cuidados de saúde adequados, nomeadamente seguindo as orientações da DGAV em matéria de vacinação e tratamentos obrigatórios, bem como consultas regulares junto de médico veterinário.</w:t>
+              <w:t>A reprodução, criação, manutenção, venda ou treino de animais de companhia depende de aprovação em formação sobre detenção responsável de animais de companhia, bem como sobre as necessidades fisiológicas e etológicas específicas da espécie animal em causa, ministrada pelo ICNF, I.P. ou entidades por este certificadas.</w:t>
+            </w:r>
+          </w:p>
+          <w:p>
+            <w:pPr>
+              <w:spacing w:after="0" w:before="200"/>
+              <w:ind w:right="80" w:left="80" w:firstLine="0"/>
+            </w:pPr>
+            <w:r>
+              <w:rPr>
+                <w:rFonts w:ascii="Calibri" w:hAnsi="Calibri"/>
+                <w:b/>
+                <w:i w:val="0"/>
+                <w:color w:val="333333"/>
+                <w:sz w:val="18"/>
+              </w:rPr>
+              <w:t>Artigo 84.º — Pessoal</w:t>
             </w:r>
           </w:p>
           <w:p>
@@ -7448,7 +7000,23 @@
                 <w:color w:val="222222"/>
                 <w:sz w:val="19"/>
               </w:rPr>
-              <w:t>2 — Os animais que apresentem sinais que levem a suspeitar de poderem estar doentes ou lesionados devem receber os primeiros cuidados pelo detentor e, se não houver indícios de recuperação, devem ser tratados por médico veterinário.</w:t>
+              <w:t>O pessoal responsável pelas tarefas referidas no artigo 82.º deve possuir os conhecimentos e a experiência adequados para as executar.</w:t>
+            </w:r>
+          </w:p>
+          <w:p>
+            <w:pPr>
+              <w:spacing w:after="0" w:before="200"/>
+              <w:ind w:right="80" w:left="80" w:firstLine="0"/>
+            </w:pPr>
+            <w:r>
+              <w:rPr>
+                <w:rFonts w:ascii="Calibri" w:hAnsi="Calibri"/>
+                <w:b/>
+                <w:i w:val="0"/>
+                <w:color w:val="333333"/>
+                <w:sz w:val="18"/>
+              </w:rPr>
+              <w:t>Artigo 90.º — Pessoal</w:t>
             </w:r>
           </w:p>
           <w:p>
@@ -7464,39 +7032,7 @@
                 <w:color w:val="222222"/>
                 <w:sz w:val="19"/>
               </w:rPr>
-              <w:t>3 — Os médicos veterinários e os centros de atendimento médico-veterinário (CAMV) devem manter um arquivo com os dados clínicos de cada animal, pelo período mínimo de cinco anos, que ficará à disposição das autoridades competentes.</w:t>
-            </w:r>
-          </w:p>
-          <w:p>
-            <w:pPr>
-              <w:spacing w:after="0" w:before="140"/>
-              <w:ind w:right="80" w:left="80" w:firstLine="0"/>
-            </w:pPr>
-            <w:r>
-              <w:rPr>
-                <w:rFonts w:ascii="Calibri" w:hAnsi="Calibri"/>
-                <w:b w:val="0"/>
-                <w:i w:val="0"/>
-                <w:color w:val="AAAAAA"/>
-                <w:sz w:val="19"/>
-              </w:rPr>
-              <w:t>4 — Os CAMV, enquanto estabelecimentos de saúde, colaborarão na vigilância epidemiológica das doenças de notificação obrigatória que detetem e no seu controlo.</w:t>
-            </w:r>
-          </w:p>
-          <w:p>
-            <w:pPr>
-              <w:spacing w:after="0" w:before="140"/>
-              <w:ind w:right="80" w:left="80" w:firstLine="0"/>
-            </w:pPr>
-            <w:r>
-              <w:rPr>
-                <w:rFonts w:ascii="Calibri" w:hAnsi="Calibri"/>
-                <w:b w:val="0"/>
-                <w:i w:val="0"/>
-                <w:color w:val="AAAAAA"/>
-                <w:sz w:val="19"/>
-              </w:rPr>
-              <w:t>5 — Os médicos veterinários denunciam, junto da DGAV ou demais entidades com competência de fiscalização do cumprimento das normas constantes do presente decreto-lei, sempre que, no exercício de sua profissão, suspeitem de maus-tratos a animais de companhia.</w:t>
+              <w:t>O pessoal auxiliar deve possuir os conhecimentos e a experiência adequada, o qual fica, contudo, sob a orientação do médico veterinário responsável.</w:t>
             </w:r>
           </w:p>
         </w:tc>
@@ -7525,7 +7061,7 @@
                 <w:color w:val="555555"/>
                 <w:sz w:val="16"/>
               </w:rPr>
-              <w:t>Art.º 6.º (Cuidados médico-veterinários) do Código do Animal — DL n.º 214/2013</w:t>
+              <w:t>Art.º 19.º do Código do Animal (DL n.º 214/2013)</w:t>
             </w:r>
           </w:p>
           <w:p>
@@ -7541,7 +7077,7 @@
                 <w:color w:val="333333"/>
                 <w:sz w:val="18"/>
               </w:rPr>
-              <w:t>Artigo 6.º — Cuidados médico-veterinários</w:t>
+              <w:t>Artigo 19.º — Pessoal auxiliar</w:t>
             </w:r>
           </w:p>
           <w:p>
@@ -7557,7 +7093,7 @@
                 <w:color w:val="222222"/>
                 <w:sz w:val="19"/>
               </w:rPr>
-              <w:t>O detentor do animal deve assegurar ao animal ferido ou doente os cuidados médico-veterinários adequados, designadamente retirando o mesmo do alojamento sempre que este seja um local de venda.</w:t>
+              <w:t>Os alojamentos devem dispor de pessoal auxiliar que possua os conhecimentos e a aptidão necessária para assegurar os cuidados adequados aos animais, o qual fica sob a orientação do médico veterinário responsável.</w:t>
             </w:r>
           </w:p>
         </w:tc>
@@ -7586,7 +7122,7 @@
                 <w:color w:val="555555"/>
                 <w:sz w:val="16"/>
               </w:rPr>
-              <w:t>Art.º 13.º (Maneio) e art.º 16.º (Cuidados de saúde animal) do DL n.º 276/2001, de 17 de outubro</w:t>
+              <w:t>Art.º 13.º do DL n.º 276/2001, de 17 de outubro</w:t>
             </w:r>
           </w:p>
           <w:p>
@@ -7631,7 +7167,7 @@
                 <w:rFonts w:ascii="Calibri" w:hAnsi="Calibri"/>
                 <w:b w:val="0"/>
                 <w:i w:val="0"/>
-                <w:color w:val="AAAAAA"/>
+                <w:color w:val="222222"/>
                 <w:sz w:val="19"/>
               </w:rPr>
               <w:t>2 — O maneio deve ser feito por pessoal que possua formação teórica e prática específica ou sob a supervisão de uma pessoa competente para o efeito.</w:t>
@@ -7650,151 +7186,7 @@
                 <w:color w:val="222222"/>
                 <w:sz w:val="19"/>
               </w:rPr>
-              <w:t>3 — Todos os animais devem ser alvo de inspeção diária, sendo de imediato prestados os primeiros cuidados aos que tiverem sinais que levem a suspeitar estarem doentes, lesionados ou com alterações comportamentais.</w:t>
-            </w:r>
-          </w:p>
-          <w:p>
-            <w:pPr>
-              <w:spacing w:after="0" w:before="140"/>
-              <w:ind w:right="80" w:left="80" w:firstLine="0"/>
-            </w:pPr>
-            <w:r>
-              <w:rPr>
-                <w:rFonts w:ascii="Calibri" w:hAnsi="Calibri"/>
-                <w:b w:val="0"/>
-                <w:i w:val="0"/>
-                <w:color w:val="AAAAAA"/>
-                <w:sz w:val="19"/>
-              </w:rPr>
-              <w:t>4 — O manuseamento dos animais deve ser feito de forma a não lhes causar quaisquer dores, sofrimento ou distúrbios desnecessários.</w:t>
-            </w:r>
-          </w:p>
-          <w:p>
-            <w:pPr>
-              <w:spacing w:after="0" w:before="140"/>
-              <w:ind w:right="80" w:left="80" w:firstLine="0"/>
-            </w:pPr>
-            <w:r>
-              <w:rPr>
-                <w:rFonts w:ascii="Calibri" w:hAnsi="Calibri"/>
-                <w:b w:val="0"/>
-                <w:i w:val="0"/>
-                <w:color w:val="AAAAAA"/>
-                <w:sz w:val="19"/>
-              </w:rPr>
-              <w:t>5 — Quando houver necessidade de recorrer a meios de contenção, não devem estes causar ferimentos, dores ou angústia desnecessários aos animais.</w:t>
-            </w:r>
-          </w:p>
-          <w:p>
-            <w:pPr>
-              <w:spacing w:after="0" w:before="200"/>
-              <w:ind w:right="80" w:left="80" w:firstLine="0"/>
-            </w:pPr>
-            <w:r>
-              <w:rPr>
-                <w:rFonts w:ascii="Calibri" w:hAnsi="Calibri"/>
-                <w:b/>
-                <w:i w:val="0"/>
-                <w:color w:val="333333"/>
-                <w:sz w:val="18"/>
-              </w:rPr>
-              <w:t>Artigo 16.º — Cuidados de saúde animal</w:t>
-            </w:r>
-          </w:p>
-          <w:p>
-            <w:pPr>
-              <w:spacing w:after="0" w:before="140"/>
-              <w:ind w:right="80" w:left="80" w:firstLine="0"/>
-            </w:pPr>
-            <w:r>
-              <w:rPr>
-                <w:rFonts w:ascii="Calibri" w:hAnsi="Calibri"/>
-                <w:b w:val="0"/>
-                <w:i w:val="0"/>
-                <w:color w:val="222222"/>
-                <w:sz w:val="19"/>
-              </w:rPr>
-              <w:t>1 — Sem prejuízo de quaisquer medidas determinadas pela DGAV, deve existir um programa de profilaxia médica e sanitária devidamente elaborado e supervisionado pelo médico veterinário responsável e executado por profissionais competentes.</w:t>
-            </w:r>
-          </w:p>
-          <w:p>
-            <w:pPr>
-              <w:spacing w:after="0" w:before="140"/>
-              <w:ind w:right="80" w:left="80" w:firstLine="0"/>
-            </w:pPr>
-            <w:r>
-              <w:rPr>
-                <w:rFonts w:ascii="Calibri" w:hAnsi="Calibri"/>
-                <w:b w:val="0"/>
-                <w:i w:val="0"/>
-                <w:color w:val="222222"/>
-                <w:sz w:val="19"/>
-              </w:rPr>
-              <w:t>2 — No âmbito do número anterior, os animais devem ser sujeitos a exames médico-veterinários de rotina, vacinações e desparasitações sempre que aconselhável.</w:t>
-            </w:r>
-          </w:p>
-          <w:p>
-            <w:pPr>
-              <w:spacing w:after="0" w:before="140"/>
-              <w:ind w:right="80" w:left="80" w:firstLine="0"/>
-            </w:pPr>
-            <w:r>
-              <w:rPr>
-                <w:rFonts w:ascii="Calibri" w:hAnsi="Calibri"/>
-                <w:b w:val="0"/>
-                <w:i w:val="0"/>
-                <w:color w:val="222222"/>
-                <w:sz w:val="19"/>
-              </w:rPr>
-              <w:t>3 — Os animais que apresentem sinais que levem a suspeitar de poderem estar doentes ou lesionados devem receber os primeiros cuidados pelo detentor e, se não houver indícios de recuperação, devem ser tratados por médico veterinário.</w:t>
-            </w:r>
-          </w:p>
-          <w:p>
-            <w:pPr>
-              <w:spacing w:after="0" w:before="140"/>
-              <w:ind w:right="80" w:left="80" w:firstLine="0"/>
-            </w:pPr>
-            <w:r>
-              <w:rPr>
-                <w:rFonts w:ascii="Calibri" w:hAnsi="Calibri"/>
-                <w:b w:val="0"/>
-                <w:i w:val="0"/>
-                <w:color w:val="222222"/>
-                <w:sz w:val="19"/>
-              </w:rPr>
-              <w:t>4 — Sempre que se justifique, os animais doentes ou lesionados devem ser isolados em instalações adequadas e equipadas, se for caso disso, com cama seca e confortável.</w:t>
-            </w:r>
-          </w:p>
-          <w:p>
-            <w:pPr>
-              <w:spacing w:after="0" w:before="140"/>
-              <w:ind w:right="80" w:left="80" w:firstLine="0"/>
-            </w:pPr>
-            <w:r>
-              <w:rPr>
-                <w:rFonts w:ascii="Calibri" w:hAnsi="Calibri"/>
-                <w:b w:val="0"/>
-                <w:i w:val="0"/>
-                <w:color w:val="AAAAAA"/>
-                <w:sz w:val="19"/>
-              </w:rPr>
-              <w:t>5 — Os medicamentos, produtos ou substâncias de prescrição médico-veterinária devem ser armazenados em locais secos e com acesso restrito.</w:t>
-            </w:r>
-          </w:p>
-          <w:p>
-            <w:pPr>
-              <w:spacing w:after="0" w:before="140"/>
-              <w:ind w:right="80" w:left="80" w:firstLine="0"/>
-            </w:pPr>
-            <w:r>
-              <w:rPr>
-                <w:rFonts w:ascii="Calibri" w:hAnsi="Calibri"/>
-                <w:b w:val="0"/>
-                <w:i w:val="0"/>
-                <w:color w:val="AAAAAA"/>
-                <w:sz w:val="19"/>
-              </w:rPr>
-              <w:t>6 — A administração e utilização de medicamentos, produtos ou substâncias referidas no número anterior deve ser feita sob orientação do médico veterinário responsável.</w:t>
+              <w:t>3 — Todos os animais devem ser alvo de inspeção diária, sendo de imediato prestados os primeiros cuidados.</w:t>
             </w:r>
           </w:p>
         </w:tc>
@@ -7899,7 +7291,7 @@
                 <w:color w:val="222222"/>
                 <w:sz w:val="18"/>
               </w:rPr>
-              <w:t>O DL n.º 276/2001 prevê inspeção diária (n.º 3 do art.º 13.º) e programa de profilaxia supervisionado por veterinário (n.º 1 do art.º 16.º) — alinhamento parcial com as als. (a) e (d) do n.º 1 do art.º 13.º do @regulamento. Lacunas: (1) não distingue animais vulneráveis com maior frequência de inspeção; (2) não prevê isolamento em área separada com tratamento (al. (b)); (3) não exige consulta veterinária para decisão de eutanásia com anestesia/analgesia (al. (c)); (4) nenhuma das obrigações sanitárias para criadores previstas no n.º 2 está contemplada: sem idade mínima de reprodução, sem frequência máxima de partos, sem proibição de cobrição de fêmeas a lactar, sem regime de rehoming.</w:t>
+              <w:t>O DL n.º 276/2001 (art.º 13.º) exige pessoal 'técnico competente' com 'formação teórica e prática específica' e 'inspeção diária', mas não detalha competências concretas. O @regulamento especifica 4 competências estruturadas (comportamento biológico, reconhecimento de sofrimento, maneio e bem-estar, conhecimento de obrigações) e exige documentação de educação/formação/experiência.</w:t>
             </w:r>
           </w:p>
         </w:tc>
@@ -7960,7 +7352,7 @@
                 <w:color w:val="222222"/>
                 <w:sz w:val="18"/>
               </w:rPr>
-              <w:t>O @codigo limita os cuidados médico-veterinários ao animal ferido ou doente (art.º 6.º) — sem qualquer obrigação de inspeção diária, programa de profilaxia ou isolamento. É o diploma com maior divergência face ao n.º 1 do art.º 13.º do @regulamento, omitindo igualmente todas as obrigações sanitárias específicas para criadores previstas no n.º 2.</w:t>
+              <w:t>O @codigo (art.º 19.º) é genérico: exige apenas 'conhecimentos e aptidão necessária' sob orientação do médico veterinário responsável. Não detalha competências concretas nem exigências de formação formal.</w:t>
             </w:r>
           </w:p>
         </w:tc>
@@ -8021,7 +7413,7 @@
                 <w:color w:val="222222"/>
                 <w:sz w:val="18"/>
               </w:rPr>
-              <w:t>O @rgbeac (art.º 33.º) centra os cuidados de saúde no detentor em geral (n.ºs 1 a 3), sem distinguir obrigações reforçadas para operadores de criação. Não prevê: inspeção diária sistemática por cuidadores; isolamento imediato de animais com bem-estar comprometido; nem qualquer dos requisitos sanitários para criadores do n.º 2 do art.º 13.º do @regulamento. Os n.ºs 4 e 5 (CAMV e denúncia de maus-tratos) não têm correspondência direta no @regulamento.</w:t>
+              <w:t>O @rgbeac (art.ºs 69.º, 84.º, 90.º) aproxima-se mais do @regulamento: exige 'conhecimentos e experiência adequados', menciona 'necessidades fisiológicas e etológicas', exige formação certificada pelo ICNF. Lacuna: não detalha as 4 competências específicas do @regulamento (reconhecimento de sofrimento, condicionamento operante, etc.).</w:t>
             </w:r>
           </w:p>
         </w:tc>
@@ -8082,7 +7474,7 @@
                 <w:color w:val="222222"/>
                 <w:sz w:val="18"/>
               </w:rPr>
-              <w:t>A @legislacao vigente (DL n.º 276/2001) tem o maior alinhamento, mas insuficiente. Necessidade de alteração dos três diplomas: (1) introduzir inspeção diária diferenciada para animais vulneráveis (al. (a) do n.º 1 do art.º 13.º do @regulamento); (2) criar obrigação de isolamento e tratamento imediato (al. (b)); (3) regular o processo de eutanásia com supervisão veterinária e anestesia/analgesia (al. (c)); (4) para criadores (n.º 2): fixar idade mínima e maturidade esquelética das fêmeas reprodutoras, frequência máxima de partos conforme Anexo I, proibição de cobrição de fêmeas a lactar, e regime de rehoming dos animais retirados da reprodução.</w:t>
+              <w:t>Alinhamento parcial do @rgbeac com @regulamento. Para @codigo e @legislacao, necessidade de: (1) detalhar as 4 competências específicas (comportamento, reconhecimento de sofrimento, maneio positivo, conhecimento de obrigações); (2) exigir documentação formal de educação/formação/experiência; (3) requerer que operador designe formador responsável que transfira conhecimento; (4) implementar requisitos mínimos de formação via regulamento delegado.</w:t>
             </w:r>
           </w:p>
         </w:tc>
@@ -8222,7 +7614,7 @@
                 <w:color w:val="FFFFFF"/>
                 <w:sz w:val="22"/>
               </w:rPr>
-              <w:t>ART-08</w:t>
+              <w:t>ART-10</w:t>
             </w:r>
           </w:p>
         </w:tc>
@@ -8250,7 +7642,7 @@
                 <w:color w:val="7EC8E3"/>
                 <w:sz w:val="22"/>
               </w:rPr>
-              <w:t>Detenção Responsável e Informação</w:t>
+              <w:t>Avaliação e Supervisão de Bem-Estar</w:t>
             </w:r>
           </w:p>
         </w:tc>
@@ -8294,7 +7686,7 @@
                 <w:color w:val="FFFFFF"/>
                 <w:sz w:val="18"/>
               </w:rPr>
-              <w:t>@regulamento — Obligation of informing on responsible ownership  ·  Art.º 8.º do Regulamento 2023/0447  |  EN</w:t>
+              <w:t>@regulamento — Advisory welfare visits  ·  Art.º 10.º do Regulamento 2023/0447  |  EN</w:t>
             </w:r>
           </w:p>
         </w:tc>
@@ -8325,7 +7717,39 @@
                 <w:color w:val="222222"/>
                 <w:sz w:val="19"/>
               </w:rPr>
-              <w:t>Operators shall provide to the acquirer of a dog or cat written information necessary to enable him or her to ensure the welfare of the dog or cat including information on responsible ownership and on the specific needs of the dog or cat in terms of feeding, caring, health, housing and behavioural needs, as well as information on its health.</w:t>
+              <w:t>Operators shall:</w:t>
+            </w:r>
+          </w:p>
+          <w:p>
+            <w:pPr>
+              <w:spacing w:after="0" w:before="100"/>
+              <w:ind w:right="80" w:left="360" w:hanging="280"/>
+            </w:pPr>
+            <w:r>
+              <w:rPr>
+                <w:rFonts w:ascii="Calibri" w:hAnsi="Calibri"/>
+                <w:b w:val="0"/>
+                <w:i w:val="0"/>
+                <w:color w:val="222222"/>
+                <w:sz w:val="19"/>
+              </w:rPr>
+              <w:t>(a) ensure that the establishments under their responsibility receive a visit by a veterinarian within the first year after the date of application of this Regulation or within the first year after having notified a new establishment, for the purpose of identifying and assessing any risk factor for the welfare of the dogs or cats and advising the operator on measures to address those risks; thereafter the visits from a veterinarian shall take place when appropriate, based on a risk analysis by the competent authorities; Member States may provide for that the advisory welfare visits are annual;</w:t>
+            </w:r>
+          </w:p>
+          <w:p>
+            <w:pPr>
+              <w:spacing w:after="0" w:before="100"/>
+              <w:ind w:right="80" w:left="360" w:hanging="280"/>
+            </w:pPr>
+            <w:r>
+              <w:rPr>
+                <w:rFonts w:ascii="Calibri" w:hAnsi="Calibri"/>
+                <w:b w:val="0"/>
+                <w:i w:val="0"/>
+                <w:color w:val="222222"/>
+                <w:sz w:val="19"/>
+              </w:rPr>
+              <w:t>(b) keep the records of the findings of the visit of the veterinarian referred to in point (a) and of their follow up actions for at least 4 years, from the day of the visit, and shall make them available to the competent authorities upon request and to the veterinarian that performs subsequent advisory visits.</w:t>
             </w:r>
           </w:p>
           <w:p>
@@ -8341,55 +7765,7 @@
                 <w:color w:val="222222"/>
                 <w:sz w:val="19"/>
               </w:rPr>
-              <w:t>1a. The written information on the dog or cat's health referred to in the first paragraph shall include at least:</w:t>
-            </w:r>
-          </w:p>
-          <w:p>
-            <w:pPr>
-              <w:spacing w:after="0" w:before="20"/>
-              <w:ind w:right="80" w:left="360" w:hanging="280"/>
-            </w:pPr>
-            <w:r>
-              <w:rPr>
-                <w:rFonts w:ascii="Calibri" w:hAnsi="Calibri"/>
-                <w:b w:val="0"/>
-                <w:i w:val="0"/>
-                <w:color w:val="222222"/>
-                <w:sz w:val="19"/>
-              </w:rPr>
-              <w:t>(a) the dog or cat's vaccination status;</w:t>
-            </w:r>
-          </w:p>
-          <w:p>
-            <w:pPr>
-              <w:spacing w:after="0" w:before="20"/>
-              <w:ind w:right="80" w:left="360" w:hanging="280"/>
-            </w:pPr>
-            <w:r>
-              <w:rPr>
-                <w:rFonts w:ascii="Calibri" w:hAnsi="Calibri"/>
-                <w:b w:val="0"/>
-                <w:i w:val="0"/>
-                <w:color w:val="222222"/>
-                <w:sz w:val="19"/>
-              </w:rPr>
-              <w:t>(b) any medical conditions or predispositions to diseases, including allergies, that are known by the operator, and any diagnostic test results for the dog or cat that are available to the operator.</w:t>
-            </w:r>
-          </w:p>
-          <w:p>
-            <w:pPr>
-              <w:spacing w:after="0" w:before="140"/>
-              <w:ind w:right="80" w:left="80" w:firstLine="0"/>
-            </w:pPr>
-            <w:r>
-              <w:rPr>
-                <w:rFonts w:ascii="Calibri" w:hAnsi="Calibri"/>
-                <w:b w:val="0"/>
-                <w:i w:val="0"/>
-                <w:color w:val="222222"/>
-                <w:sz w:val="19"/>
-              </w:rPr>
-              <w:t>In case the information on the dog's or cat's health is documented in a document required under Regulation (EU) 2016/429, the operator shall transmit that document to the acquirer.</w:t>
+              <w:t>By 24 months from the date of entry into force of this Regulation, the Commission shall adopt delegated acts in accordance with Article 23 supplementing this Article in order to lay down minimum criteria to be assessed during the advisory welfare visit.</w:t>
             </w:r>
           </w:p>
         </w:tc>
@@ -8433,7 +7809,7 @@
                 <w:color w:val="FFFFFF"/>
                 <w:sz w:val="18"/>
               </w:rPr>
-              <w:t>@regulamento — Tradução PT-PT  ·  Art.º 8.º do Regulamento 2023/0447</w:t>
+              <w:t>@regulamento — Tradução PT-PT  ·  Art.º 10.º do Regulamento 2023/0447</w:t>
             </w:r>
           </w:p>
         </w:tc>
@@ -8464,13 +7840,13 @@
                 <w:color w:val="222222"/>
                 <w:sz w:val="19"/>
               </w:rPr>
-              <w:t>Os operadores devem fornecer ao adquirente de um cão ou gato informação escrita necessária para lhe permitir assegurar o bem-estar do cão ou gato, incluindo informação sobre detenção responsável e sobre as necessidades específicas do cão ou gato em termos de alimentação, cuidados, saúde, alojamento e necessidades comportamentais, bem como informação sobre a sua saúde.</w:t>
-            </w:r>
-          </w:p>
-          <w:p>
-            <w:pPr>
-              <w:spacing w:after="0" w:before="140"/>
-              <w:ind w:right="80" w:left="80" w:firstLine="0"/>
+              <w:t>Os operadores devem:</w:t>
+            </w:r>
+          </w:p>
+          <w:p>
+            <w:pPr>
+              <w:spacing w:after="0" w:before="100"/>
+              <w:ind w:right="80" w:left="360" w:hanging="280"/>
             </w:pPr>
             <w:r>
               <w:rPr>
@@ -8480,12 +7856,12 @@
                 <w:color w:val="222222"/>
                 <w:sz w:val="19"/>
               </w:rPr>
-              <w:t>1a. A informação escrita sobre a saúde do cão ou gato referida no parágrafo anterior deve incluir pelo menos:</w:t>
-            </w:r>
-          </w:p>
-          <w:p>
-            <w:pPr>
-              <w:spacing w:after="0" w:before="20"/>
+              <w:t>(a) assegurar que os estabelecimentos sob a sua responsabilidade recebem uma visita de um médico veterinário no prazo de um ano a partir da data de aplicação do presente Regulamento ou no prazo de um ano após notificação de novo estabelecimento, com o objetivo de identificar e avaliar quaisquer fatores de risco para o bem-estar dos cães ou gatos e aconselhar o operador sobre medidas para resolver esses riscos; depois, as visitas do médico veterinário devem ocorrer quando apropriado, com base numa análise de risco pelas autoridades competentes; os Estados-Membros podem estabelecer que as visitas de aconselhamento de bem-estar sejam anuais;</w:t>
+            </w:r>
+          </w:p>
+          <w:p>
+            <w:pPr>
+              <w:spacing w:after="0" w:before="100"/>
               <w:ind w:right="80" w:left="360" w:hanging="280"/>
             </w:pPr>
             <w:r>
@@ -8496,13 +7872,13 @@
                 <w:color w:val="222222"/>
                 <w:sz w:val="19"/>
               </w:rPr>
-              <w:t>(a) o estado de vacinação do cão ou gato;</w:t>
-            </w:r>
-          </w:p>
-          <w:p>
-            <w:pPr>
-              <w:spacing w:after="0" w:before="20"/>
-              <w:ind w:right="80" w:left="360" w:hanging="280"/>
+              <w:t>(b) manter registos dos resultados da visita do médico veterinário referida na alínea (a) e das ações de acompanhamento por um período mínimo de 4 anos, a partir da data da visita, e disponibilizá-los às autoridades competentes a pedido e ao médico veterinário que realiza visitas de aconselhamento subsequentes.</w:t>
+            </w:r>
+          </w:p>
+          <w:p>
+            <w:pPr>
+              <w:spacing w:after="0" w:before="140"/>
+              <w:ind w:right="80" w:left="80" w:firstLine="0"/>
             </w:pPr>
             <w:r>
               <w:rPr>
@@ -8512,23 +7888,7 @@
                 <w:color w:val="222222"/>
                 <w:sz w:val="19"/>
               </w:rPr>
-              <w:t>(b) quaisquer condições médicas ou predisposições a doenças, incluindo alergias, conhecidas pelo operador, e quaisquer resultados de testes de diagnóstico para o cão ou gato que estejam disponíveis para o operador.</w:t>
-            </w:r>
-          </w:p>
-          <w:p>
-            <w:pPr>
-              <w:spacing w:after="0" w:before="140"/>
-              <w:ind w:right="80" w:left="80" w:firstLine="0"/>
-            </w:pPr>
-            <w:r>
-              <w:rPr>
-                <w:rFonts w:ascii="Calibri" w:hAnsi="Calibri"/>
-                <w:b w:val="0"/>
-                <w:i/>
-                <w:color w:val="222222"/>
-                <w:sz w:val="19"/>
-              </w:rPr>
-              <w:t>Caso a informação sobre a saúde do cão ou gato esteja documentada num documento exigido sob o Regulamento (UE) 2016/429, o operador deve transmitir esse documento ao adquirente.</w:t>
+              <w:t>Dentro de 24 meses a partir da data de entrada em vigor do presente Regulamento, a Comissão deve adotar atos delegados em conformidade com o artigo 23.º que complementem o presente artigo de forma a estabelecer critérios mínimos a serem avaliados durante a visita de aconselhamento de bem-estar.</w:t>
             </w:r>
           </w:p>
         </w:tc>
@@ -8661,7 +8021,7 @@
                 <w:color w:val="555555"/>
                 <w:sz w:val="16"/>
               </w:rPr>
-              <w:t>Art.º 8.º do RGBEAC (proposta, jun. 2025)</w:t>
+              <w:t>Art.º 56.º do RGBEAC (proposta, jun. 2025)</w:t>
             </w:r>
           </w:p>
           <w:p>
@@ -8672,12 +8032,28 @@
             <w:r>
               <w:rPr>
                 <w:rFonts w:ascii="Calibri" w:hAnsi="Calibri"/>
+                <w:b/>
+                <w:i w:val="0"/>
+                <w:color w:val="333333"/>
+                <w:sz w:val="18"/>
+              </w:rPr>
+              <w:t>Artigo 56.º — Médico veterinário responsável pelo alojamento</w:t>
+            </w:r>
+          </w:p>
+          <w:p>
+            <w:pPr>
+              <w:spacing w:after="0" w:before="140"/>
+              <w:ind w:right="80" w:left="80" w:firstLine="0"/>
+            </w:pPr>
+            <w:r>
+              <w:rPr>
+                <w:rFonts w:ascii="Calibri" w:hAnsi="Calibri"/>
                 <w:b w:val="0"/>
                 <w:i w:val="0"/>
                 <w:color w:val="222222"/>
                 <w:sz w:val="19"/>
               </w:rPr>
-              <w:t>1 — O detentor do animal de companhia deve possuir informação sobre as obrigações inerentes à sua detenção, incluindo direitos e responsabilidades, normas de bem-estar, cuidados de saúde, comportamento, necessidades específicas da espécie/raça, duração de vida esperada, custos de manutenção, e proibição de abandono.</w:t>
+              <w:t>1 — Os titulares da exploração de alojamentos para hospedagem, com exceção dos alojamentos para hospedagem com fins higiénicos, devem ter ao seu serviço um médico veterinário responsável pelo alojamento.</w:t>
             </w:r>
           </w:p>
           <w:p>
@@ -8693,7 +8069,71 @@
                 <w:color w:val="222222"/>
                 <w:sz w:val="19"/>
               </w:rPr>
-              <w:t>2 — Os comerciantes devem fornecer por escrito ao adquirente informação completa antes da transferência do animal, incluindo identidade e dados de contacto do comerciante, dados de identificação do animal, cuidados de saúde e estado de vacinação, e certificado de origem ou de compatibilidade quando aplicável.</w:t>
+              <w:t>2 — Ao médico veterinário responsável pelo alojamento compete:</w:t>
+            </w:r>
+          </w:p>
+          <w:p>
+            <w:pPr>
+              <w:spacing w:after="0" w:before="20"/>
+              <w:ind w:right="80" w:left="360" w:hanging="280"/>
+            </w:pPr>
+            <w:r>
+              <w:rPr>
+                <w:rFonts w:ascii="Calibri" w:hAnsi="Calibri"/>
+                <w:b w:val="0"/>
+                <w:i w:val="0"/>
+                <w:color w:val="222222"/>
+                <w:sz w:val="19"/>
+              </w:rPr>
+              <w:t>a) A elaboração de parecer relativo à verificação das condições higiossanitárias e de bem-estar animal exigidas no presente decreto-lei;</w:t>
+            </w:r>
+          </w:p>
+          <w:p>
+            <w:pPr>
+              <w:spacing w:after="0" w:before="20"/>
+              <w:ind w:right="80" w:left="360" w:hanging="280"/>
+            </w:pPr>
+            <w:r>
+              <w:rPr>
+                <w:rFonts w:ascii="Calibri" w:hAnsi="Calibri"/>
+                <w:b w:val="0"/>
+                <w:i w:val="0"/>
+                <w:color w:val="222222"/>
+                <w:sz w:val="19"/>
+              </w:rPr>
+              <w:t>b) A elaboração e a execução de programas e ações que visem a saúde e o bem-estar dos animais e o seu acompanhamento, bem como a emissão de pareceres relativos à saúde e ao bem-estar dos animais;</w:t>
+            </w:r>
+          </w:p>
+          <w:p>
+            <w:pPr>
+              <w:spacing w:after="0" w:before="20"/>
+              <w:ind w:right="80" w:left="360" w:hanging="280"/>
+            </w:pPr>
+            <w:r>
+              <w:rPr>
+                <w:rFonts w:ascii="Calibri" w:hAnsi="Calibri"/>
+                <w:b w:val="0"/>
+                <w:i w:val="0"/>
+                <w:color w:val="222222"/>
+                <w:sz w:val="19"/>
+              </w:rPr>
+              <w:t>c) A orientação técnica do pessoal responsável pela observação, maneio e prestação de cuidados aos animais;</w:t>
+            </w:r>
+          </w:p>
+          <w:p>
+            <w:pPr>
+              <w:spacing w:after="0" w:before="20"/>
+              <w:ind w:right="80" w:left="360" w:hanging="280"/>
+            </w:pPr>
+            <w:r>
+              <w:rPr>
+                <w:rFonts w:ascii="Calibri" w:hAnsi="Calibri"/>
+                <w:b w:val="0"/>
+                <w:i w:val="0"/>
+                <w:color w:val="222222"/>
+                <w:sz w:val="19"/>
+              </w:rPr>
+              <w:t>d) A colaboração com as autoridades competentes em todas as ações que estas determinem.</w:t>
             </w:r>
           </w:p>
         </w:tc>
@@ -8722,7 +8162,7 @@
                 <w:color w:val="555555"/>
                 <w:sz w:val="16"/>
               </w:rPr>
-              <w:t>Art.º 57.º do Código do Animal (DL n.º 214/2013)</w:t>
+              <w:t>Art.º 32.º do Código do Animal (DL n.º 214/2013)</w:t>
             </w:r>
           </w:p>
           <w:p>
@@ -8733,18 +8173,34 @@
             <w:r>
               <w:rPr>
                 <w:rFonts w:ascii="Calibri" w:hAnsi="Calibri"/>
+                <w:b/>
+                <w:i w:val="0"/>
+                <w:color w:val="333333"/>
+                <w:sz w:val="18"/>
+              </w:rPr>
+              <w:t>Artigo 32.º — Médico veterinário responsável pelo alojamento</w:t>
+            </w:r>
+          </w:p>
+          <w:p>
+            <w:pPr>
+              <w:spacing w:after="0" w:before="140"/>
+              <w:ind w:right="80" w:left="80" w:firstLine="0"/>
+            </w:pPr>
+            <w:r>
+              <w:rPr>
+                <w:rFonts w:ascii="Calibri" w:hAnsi="Calibri"/>
                 <w:b w:val="0"/>
                 <w:i w:val="0"/>
                 <w:color w:val="222222"/>
                 <w:sz w:val="19"/>
               </w:rPr>
-              <w:t>1 — O detentor do animal deve ter acesso a informação sobre:</w:t>
-            </w:r>
-          </w:p>
-          <w:p>
-            <w:pPr>
-              <w:spacing w:after="0" w:before="100"/>
-              <w:ind w:right="80" w:left="360" w:hanging="280"/>
+              <w:t>1 — Os titulares da exploração de alojamentos para hospedagem sem fins lucrativos e com fins lucrativos de animais, com exceção dos com fins higiénicos, necessitam de ter ao seu serviço um médico veterinário que seja responsável pelo alojamento.</w:t>
+            </w:r>
+          </w:p>
+          <w:p>
+            <w:pPr>
+              <w:spacing w:after="0" w:before="140"/>
+              <w:ind w:right="80" w:left="80" w:firstLine="0"/>
             </w:pPr>
             <w:r>
               <w:rPr>
@@ -8754,7 +8210,7 @@
                 <w:color w:val="222222"/>
                 <w:sz w:val="19"/>
               </w:rPr>
-              <w:t>a) As obrigações inerentes à sua detenção, direitos e responsabilidades;</w:t>
+              <w:t>2 — Ao médico veterinário responsável pelo alojamento compete:</w:t>
             </w:r>
           </w:p>
           <w:p>
@@ -8770,7 +8226,7 @@
                 <w:color w:val="222222"/>
                 <w:sz w:val="19"/>
               </w:rPr>
-              <w:t>b) As normas de bem-estar, cuidados de saúde e comportamento esperado;</w:t>
+              <w:t>a) A elaboração e execução de programas que visem a saúde e o bem-estar dos animais e o seu acompanhamento, bem como a emissão de pareceres relativos à saúde e ao bem-estar dos animais;</w:t>
             </w:r>
           </w:p>
           <w:p>
@@ -8786,7 +8242,7 @@
                 <w:color w:val="222222"/>
                 <w:sz w:val="19"/>
               </w:rPr>
-              <w:t>c) As necessidades específicas da espécie ou raça;</w:t>
+              <w:t>b) A orientação técnica do pessoal que cuida dos animais;</w:t>
             </w:r>
           </w:p>
           <w:p>
@@ -8802,55 +8258,7 @@
                 <w:color w:val="222222"/>
                 <w:sz w:val="19"/>
               </w:rPr>
-              <w:t>d) A duração de vida esperada;</w:t>
-            </w:r>
-          </w:p>
-          <w:p>
-            <w:pPr>
-              <w:spacing w:after="0" w:before="20"/>
-              <w:ind w:right="80" w:left="360" w:hanging="280"/>
-            </w:pPr>
-            <w:r>
-              <w:rPr>
-                <w:rFonts w:ascii="Calibri" w:hAnsi="Calibri"/>
-                <w:b w:val="0"/>
-                <w:i w:val="0"/>
-                <w:color w:val="222222"/>
-                <w:sz w:val="19"/>
-              </w:rPr>
-              <w:t>e) Os custos de manutenção;</w:t>
-            </w:r>
-          </w:p>
-          <w:p>
-            <w:pPr>
-              <w:spacing w:after="0" w:before="20"/>
-              <w:ind w:right="80" w:left="360" w:hanging="280"/>
-            </w:pPr>
-            <w:r>
-              <w:rPr>
-                <w:rFonts w:ascii="Calibri" w:hAnsi="Calibri"/>
-                <w:b w:val="0"/>
-                <w:i w:val="0"/>
-                <w:color w:val="222222"/>
-                <w:sz w:val="19"/>
-              </w:rPr>
-              <w:t>f) A proibição de abandono.</w:t>
-            </w:r>
-          </w:p>
-          <w:p>
-            <w:pPr>
-              <w:spacing w:after="0" w:before="140"/>
-              <w:ind w:right="80" w:left="80" w:firstLine="0"/>
-            </w:pPr>
-            <w:r>
-              <w:rPr>
-                <w:rFonts w:ascii="Calibri" w:hAnsi="Calibri"/>
-                <w:b w:val="0"/>
-                <w:i w:val="0"/>
-                <w:color w:val="222222"/>
-                <w:sz w:val="19"/>
-              </w:rPr>
-              <w:t>2 — Os criadores e comerciantes devem fornecer informação escrita completa ao adquirente antes da transferência do animal, incluindo dados de identificação e cuidados de saúde.</w:t>
+              <w:t>c) A colaboração com as autoridades competentes em todas as ações que estas determinarem.</w:t>
             </w:r>
           </w:p>
         </w:tc>
@@ -8879,7 +8287,7 @@
                 <w:color w:val="555555"/>
                 <w:sz w:val="16"/>
               </w:rPr>
-              <w:t>Art.º 20.º do DL n.º 276/2001, de 17 de outubro</w:t>
+              <w:t>Art.º 4.º do DL n.º 276/2001, de 17 de outubro</w:t>
             </w:r>
           </w:p>
           <w:p>
@@ -8890,12 +8298,28 @@
             <w:r>
               <w:rPr>
                 <w:rFonts w:ascii="Calibri" w:hAnsi="Calibri"/>
+                <w:b/>
+                <w:i w:val="0"/>
+                <w:color w:val="333333"/>
+                <w:sz w:val="18"/>
+              </w:rPr>
+              <w:t>Artigo 4.º — Médico veterinário responsável pelo alojamento</w:t>
+            </w:r>
+          </w:p>
+          <w:p>
+            <w:pPr>
+              <w:spacing w:after="0" w:before="140"/>
+              <w:ind w:right="80" w:left="80" w:firstLine="0"/>
+            </w:pPr>
+            <w:r>
+              <w:rPr>
+                <w:rFonts w:ascii="Calibri" w:hAnsi="Calibri"/>
                 <w:b w:val="0"/>
                 <w:i w:val="0"/>
                 <w:color w:val="222222"/>
                 <w:sz w:val="19"/>
               </w:rPr>
-              <w:t>1 — O proprietário ou detentor de animal de companhia deve ter acesso a informação adequada sobre as suas obrigações relativas ao bem-estar do animal.</w:t>
+              <w:t>1 — Os titulares da exploração de alojamentos para hospedagem sem fins lucrativos e com fins lucrativos de animais, com exceção dos alojamentos para hospedagem com fins higiénicos, devem ter ao seu serviço um médico veterinário que seja responsável pelo alojamento.</w:t>
             </w:r>
           </w:p>
           <w:p>
@@ -8911,7 +8335,55 @@
                 <w:color w:val="222222"/>
                 <w:sz w:val="19"/>
               </w:rPr>
-              <w:t>2 — Os detentores de animais de companhia que os comercializem devem fornecer informação ao adquirente sobre o estado de saúde do animal e vacinas efetuadas.</w:t>
+              <w:t>2 — Ao médico veterinário responsável pelo alojamento compete:</w:t>
+            </w:r>
+          </w:p>
+          <w:p>
+            <w:pPr>
+              <w:spacing w:after="0" w:before="20"/>
+              <w:ind w:right="80" w:left="360" w:hanging="280"/>
+            </w:pPr>
+            <w:r>
+              <w:rPr>
+                <w:rFonts w:ascii="Calibri" w:hAnsi="Calibri"/>
+                <w:b w:val="0"/>
+                <w:i w:val="0"/>
+                <w:color w:val="222222"/>
+                <w:sz w:val="19"/>
+              </w:rPr>
+              <w:t>a) A elaboração e a execução de programas e ações que visem a saúde e o bem-estar dos animais e o seu acompanhamento, bem como a emissão de pareceres relativos à saúde e ao bem-estar dos animais;</w:t>
+            </w:r>
+          </w:p>
+          <w:p>
+            <w:pPr>
+              <w:spacing w:after="0" w:before="20"/>
+              <w:ind w:right="80" w:left="360" w:hanging="280"/>
+            </w:pPr>
+            <w:r>
+              <w:rPr>
+                <w:rFonts w:ascii="Calibri" w:hAnsi="Calibri"/>
+                <w:b w:val="0"/>
+                <w:i w:val="0"/>
+                <w:color w:val="222222"/>
+                <w:sz w:val="19"/>
+              </w:rPr>
+              <w:t>b) A orientação técnica do pessoal que cuida dos animais;</w:t>
+            </w:r>
+          </w:p>
+          <w:p>
+            <w:pPr>
+              <w:spacing w:after="0" w:before="20"/>
+              <w:ind w:right="80" w:left="360" w:hanging="280"/>
+            </w:pPr>
+            <w:r>
+              <w:rPr>
+                <w:rFonts w:ascii="Calibri" w:hAnsi="Calibri"/>
+                <w:b w:val="0"/>
+                <w:i w:val="0"/>
+                <w:color w:val="222222"/>
+                <w:sz w:val="19"/>
+              </w:rPr>
+              <w:t>c) A colaboração com as autoridades competentes em todas as ações que estas determinarem.</w:t>
             </w:r>
           </w:p>
         </w:tc>
@@ -9016,7 +8488,7 @@
                 <w:color w:val="222222"/>
                 <w:sz w:val="18"/>
               </w:rPr>
-              <w:t>O DL n.º 276/2001 (art.º 20.º) é genérico e não especifica a forma escrita nem detalhes de conteúdo. O @regulamento exige informação escrita sobre necessidades específicas de bem-estar (alimentação, cuidados, saúde, alojamento, comportamento) e condiciona a transferência à transmissão dessa informação.</w:t>
+              <w:t>O DL n.º 276/2001 (art.º 4.º) estabelece a obrigação de ter médico veterinário responsável que execute 'programas e ações' para saúde e bem-estar, mas não especifica que essa avaliação deve ocorrer em prazo determinado (ex.: 1 ano) ou que os registos devem ser mantidos por período específico (4 anos). O @regulamento é mais prescritivo neste aspecto.</w:t>
             </w:r>
           </w:p>
         </w:tc>
@@ -9077,7 +8549,7 @@
                 <w:color w:val="222222"/>
                 <w:sz w:val="18"/>
               </w:rPr>
-              <w:t>O @codigo (art.º 57.º) exige informação escrita mas com âmbito mais amplo (duração de vida, custos) do que o @regulamento, que se foca especificamente em bem-estar e saúde.</w:t>
+              <w:t>O @codigo (art.º 32.º) replica quase verbatim o art.º 4.º do DL n.º 276/2001, mantendo as mesmas lacunas: não fixa prazos para avaliações de bem-estar nem obrigações de manutenção de registos estruturados.</w:t>
             </w:r>
           </w:p>
         </w:tc>
@@ -9138,7 +8610,7 @@
                 <w:color w:val="222222"/>
                 <w:sz w:val="18"/>
               </w:rPr>
-              <w:t>O @rgbeac (art.º 8.º) aproxima-se do conteúdo do @regulamento, exigindo informação escrita antes da transferência, incluindo dados de saúde e vacinação, mas ainda sem o enfoque específico em bem-estar comportamental.</w:t>
+              <w:t>O @rgbeac (art.º 56.º) reforça a obrigação com 'parecer relativo à verificação das condições higiossanitárias e de bem-estar', mas igualmente sem prazos específicos para avaliações ou duração de retenção de registos. Ambos focam-se em 'programas' interno, não em 'visitas periódicas externas'.</w:t>
             </w:r>
           </w:p>
         </w:tc>
@@ -9199,7 +8671,7 @@
                 <w:color w:val="222222"/>
                 <w:sz w:val="18"/>
               </w:rPr>
-              <w:t>Necessidade de alteração: (1) formalizar requisito de informação escrita como condição de transferência de animal; (2) especificar conteúdo obrigatório sobre bem-estar, saúde e necessidades comportamentais; (3) harmonizar entre @codigo e @rgbeac quanto a âmbito e forma.</w:t>
+              <w:t>Lacuna estrutural em toda a legislação nacional: enquanto o @regulamento exige 'visita de um veterinário' num prazo específico (1 ano) com manutenção de registos por 4 anos e transmissão entre veterinários, a legislação nacional concentra-se em ter um 'médico veterinário responsável' no estabelecimento. Necessidade de alteração: (1) formalizar obrigação de 'visita de avaliação' por veterinário dentro de 1 ano após notificação; (2) exigir avaliações periódicas conforme risco; (3) obrigatória manutenção de registos por 4 anos; (4) garantir transmissão de informações ao próximo veterinário avaliador; (5) estabelecer critérios mínimos de avaliação (bem-estar comportamental, alojamento, saúde, etc.).</w:t>
             </w:r>
           </w:p>
         </w:tc>
@@ -9339,7 +8811,7 @@
                 <w:color w:val="FFFFFF"/>
                 <w:sz w:val="22"/>
               </w:rPr>
-              <w:t>ART-09</w:t>
+              <w:t>ART-13</w:t>
             </w:r>
           </w:p>
         </w:tc>
@@ -9367,7 +8839,7 @@
                 <w:color w:val="7EC8E3"/>
                 <w:sz w:val="22"/>
               </w:rPr>
-              <w:t>Competências de Cuidadores e Bem-Estar Animal</w:t>
+              <w:t>Saúde e Monitorização Sanitária</w:t>
             </w:r>
           </w:p>
         </w:tc>
@@ -9411,7 +8883,7 @@
                 <w:color w:val="FFFFFF"/>
                 <w:sz w:val="18"/>
               </w:rPr>
-              <w:t>@regulamento — Animal welfare competences of animal caretakers  ·  Art.º 9.º do Regulamento 2023/0447  |  EN</w:t>
+              <w:t>@regulamento — Health  ·  Art.º 13.º do Regulamento 2023/0447 (PE/Conselho)  |  EN</w:t>
             </w:r>
           </w:p>
         </w:tc>
@@ -9442,7 +8914,23 @@
                 <w:color w:val="222222"/>
                 <w:sz w:val="19"/>
               </w:rPr>
-              <w:t>1. Animal caretakers, other than volunteers in shelters and interns who are under the responsibility of a competent animal caretaker, shall have the following competences as regards the dogs and cats they are handling:</w:t>
+              <w:t>1. Operators shall ensure that:</w:t>
+            </w:r>
+          </w:p>
+          <w:p>
+            <w:pPr>
+              <w:spacing w:after="0" w:before="100"/>
+              <w:ind w:right="80" w:left="360" w:hanging="280"/>
+            </w:pPr>
+            <w:r>
+              <w:rPr>
+                <w:rFonts w:ascii="Calibri" w:hAnsi="Calibri"/>
+                <w:b w:val="0"/>
+                <w:i w:val="0"/>
+                <w:color w:val="222222"/>
+                <w:sz w:val="19"/>
+              </w:rPr>
+              <w:t>(a) dogs or cats under their responsibility are inspected by animal caretakers at least once a day and vulnerable dogs and cats, such as newborns, ill or injured dogs and cats, and peri-partum bitches and queens, are inspected more frequently;</w:t>
             </w:r>
           </w:p>
           <w:p>
@@ -9458,7 +8946,7 @@
                 <w:color w:val="222222"/>
                 <w:sz w:val="19"/>
               </w:rPr>
-              <w:t>(a) understanding of their biological behaviour and their physiological and ethological needs;</w:t>
+              <w:t>(b) dogs or cats with compromised welfare are, where necessary, transferred without undue delay to a separate area and, where needed, receive appropriate treatment;</w:t>
             </w:r>
           </w:p>
           <w:p>
@@ -9474,7 +8962,7 @@
                 <w:color w:val="222222"/>
                 <w:sz w:val="19"/>
               </w:rPr>
-              <w:t>(b) ability to recognise their expressions including any sign of suffering and to identify and take the appropriate mitigating measures in such cases;</w:t>
+              <w:t>(c) where the recovery of a dog or a cat with compromised welfare is not achievable and the dog or cat experiences severe pain or suffering, a veterinarian is consulted without undue delay, to decide whether the dog or cat shall be euthanised to end its suffering, and, if that is the case, to perform the euthanasia using anesthesia and analgesia;</w:t>
             </w:r>
           </w:p>
           <w:p>
@@ -9490,7 +8978,7 @@
                 <w:color w:val="222222"/>
                 <w:sz w:val="19"/>
               </w:rPr>
-              <w:t>(c) ability to apply good animal management practices, including operant conditioning and positive reinforcement, to use and maintain the equipment used for the dogs or cats under their care and to minimise any risks to the welfare of the dogs or cats, preventing suffering;</w:t>
+              <w:t>(d) measures to prevent and control external and internal parasites, and vaccinations to prevent common diseases to which dogs or cats are likely to be exposed are implemented;</w:t>
             </w:r>
           </w:p>
           <w:p>
@@ -9506,7 +8994,7 @@
                 <w:color w:val="222222"/>
                 <w:sz w:val="19"/>
               </w:rPr>
-              <w:t>(d) knowledge of their obligations under this Regulation.</w:t>
+              <w:t>(e) enrichment do not present a significant risk of injury or biological or chemical contamination or any other health risk.</w:t>
             </w:r>
           </w:p>
           <w:p>
@@ -9522,7 +9010,7 @@
                 <w:color w:val="222222"/>
                 <w:sz w:val="19"/>
               </w:rPr>
-              <w:t>2. The competences referred to in paragraph 1 may be acquired through education, training or professional experience. Education, training or professional experience shall be documented.</w:t>
+              <w:t>Point (a) shall not apply to livestock guardian dogs kept in breeding establishments during the periods when such dogs are used for guarding or training purposes.</w:t>
             </w:r>
           </w:p>
           <w:p>
@@ -9538,7 +9026,39 @@
                 <w:color w:val="222222"/>
                 <w:sz w:val="19"/>
               </w:rPr>
-              <w:t>2a. Operators shall ensure that at least one animal caretaker, other than a volunteer or intern, at the establishment has completed the training courses referred to in Article 18 and that the caretaker transfers the knowledge to the other animal caretakers of the establishment.</w:t>
+              <w:t>Member states may grant derogations from point (c) in cases of emergencies, where no veterinarian can be reached without undue delay, provided that national rules are put in place to ensure that:</w:t>
+            </w:r>
+          </w:p>
+          <w:p>
+            <w:pPr>
+              <w:spacing w:after="0" w:before="20"/>
+              <w:ind w:right="80" w:left="360" w:hanging="280"/>
+            </w:pPr>
+            <w:r>
+              <w:rPr>
+                <w:rFonts w:ascii="Calibri" w:hAnsi="Calibri"/>
+                <w:b w:val="0"/>
+                <w:i w:val="0"/>
+                <w:color w:val="222222"/>
+                <w:sz w:val="19"/>
+              </w:rPr>
+              <w:t>(i) an immediate action ending the life of the dog or cat with minimum pain and suffering using a method inducing instant death is undertaken by a trained competent person;</w:t>
+            </w:r>
+          </w:p>
+          <w:p>
+            <w:pPr>
+              <w:spacing w:after="0" w:before="20"/>
+              <w:ind w:right="80" w:left="360" w:hanging="280"/>
+            </w:pPr>
+            <w:r>
+              <w:rPr>
+                <w:rFonts w:ascii="Calibri" w:hAnsi="Calibri"/>
+                <w:b w:val="0"/>
+                <w:i w:val="0"/>
+                <w:color w:val="222222"/>
+                <w:sz w:val="19"/>
+              </w:rPr>
+              <w:t>(ii) the operator keeps a record of the use of the derogation for purposes of the official control.</w:t>
             </w:r>
           </w:p>
           <w:p>
@@ -9554,7 +9074,87 @@
                 <w:color w:val="222222"/>
                 <w:sz w:val="19"/>
               </w:rPr>
-              <w:t>3. The Commission shall, by means of implementing acts, lay down minimum requirements concerning the formal education, training or professional experience in order to acquire the competences referred to in paragraph 2 and for the training courses referred to in paragraph 2a. Those implementing acts shall be adopted in accordance with the examination procedure referred to in Article 24. The implementing act concerning the training courses referred to in paragraph 2a shall be adopted by [3 years from the date of entry into force of the Regulation].</w:t>
+              <w:t>2. Operators of breeding establishments shall additionally ensure that:</w:t>
+            </w:r>
+          </w:p>
+          <w:p>
+            <w:pPr>
+              <w:spacing w:after="0" w:before="100"/>
+              <w:ind w:right="80" w:left="360" w:hanging="280"/>
+            </w:pPr>
+            <w:r>
+              <w:rPr>
+                <w:rFonts w:ascii="Calibri" w:hAnsi="Calibri"/>
+                <w:b w:val="0"/>
+                <w:i w:val="0"/>
+                <w:color w:val="222222"/>
+                <w:sz w:val="19"/>
+              </w:rPr>
+              <w:t>(-a) measures are taken to safeguard the health of dogs or cats in accordance with point 3 of Annex I;</w:t>
+            </w:r>
+          </w:p>
+          <w:p>
+            <w:pPr>
+              <w:spacing w:after="0" w:before="20"/>
+              <w:ind w:right="80" w:left="360" w:hanging="280"/>
+            </w:pPr>
+            <w:r>
+              <w:rPr>
+                <w:rFonts w:ascii="Calibri" w:hAnsi="Calibri"/>
+                <w:b w:val="0"/>
+                <w:i w:val="0"/>
+                <w:color w:val="222222"/>
+                <w:sz w:val="19"/>
+              </w:rPr>
+              <w:t>(-b) bitches or queens are only bred if they have reached a minimum age and skeletal maturity in accordance with point 3 of Annex I, and they have no diagnosed disease, clinical sign of diseases or physical conditions which could negatively impact their pregnancy and welfare;</w:t>
+            </w:r>
+          </w:p>
+          <w:p>
+            <w:pPr>
+              <w:spacing w:after="0" w:before="20"/>
+              <w:ind w:right="80" w:left="360" w:hanging="280"/>
+            </w:pPr>
+            <w:r>
+              <w:rPr>
+                <w:rFonts w:ascii="Calibri" w:hAnsi="Calibri"/>
+                <w:b w:val="0"/>
+                <w:i w:val="0"/>
+                <w:color w:val="222222"/>
+                <w:sz w:val="19"/>
+              </w:rPr>
+              <w:t>(-c) litter-giving pregnancies of bitches or queens follows a maximum frequency in accordance with point 3 of Annex I;</w:t>
+            </w:r>
+          </w:p>
+          <w:p>
+            <w:pPr>
+              <w:spacing w:after="0" w:before="20"/>
+              <w:ind w:right="80" w:left="360" w:hanging="280"/>
+            </w:pPr>
+            <w:r>
+              <w:rPr>
+                <w:rFonts w:ascii="Calibri" w:hAnsi="Calibri"/>
+                <w:b w:val="0"/>
+                <w:i w:val="0"/>
+                <w:color w:val="222222"/>
+                <w:sz w:val="19"/>
+              </w:rPr>
+              <w:t>(-d) lactating queens are not mated or inseminated;</w:t>
+            </w:r>
+          </w:p>
+          <w:p>
+            <w:pPr>
+              <w:spacing w:after="0" w:before="20"/>
+              <w:ind w:right="80" w:left="360" w:hanging="280"/>
+            </w:pPr>
+            <w:r>
+              <w:rPr>
+                <w:rFonts w:ascii="Calibri" w:hAnsi="Calibri"/>
+                <w:b w:val="0"/>
+                <w:i w:val="0"/>
+                <w:color w:val="222222"/>
+                <w:sz w:val="19"/>
+              </w:rPr>
+              <w:t>(-e) dogs and cats which are no longer used for reproduction, including as a result of the provisions of this Regulation, are either kept or sold, donated or rehomed, not killed or abandoned.</w:t>
             </w:r>
           </w:p>
         </w:tc>
@@ -9598,7 +9198,7 @@
                 <w:color w:val="FFFFFF"/>
                 <w:sz w:val="18"/>
               </w:rPr>
-              <w:t>@regulamento — Tradução PT-PT  ·  Art.º 9.º do Regulamento 2023/0447</w:t>
+              <w:t>@regulamento — Tradução PT-PT  ·  Art.º 13.º do Regulamento 2023/0447 (PE/Conselho)</w:t>
             </w:r>
           </w:p>
         </w:tc>
@@ -9629,12 +9229,12 @@
                 <w:color w:val="222222"/>
                 <w:sz w:val="19"/>
               </w:rPr>
-              <w:t>1. Os cuidadores de animais, com exceção de voluntários em abrigos e estagiários sob a responsabilidade de um cuidador competente, devem ter as seguintes competências no que diz respeito aos cães e gatos que manuseiam:</w:t>
-            </w:r>
-          </w:p>
-          <w:p>
-            <w:pPr>
-              <w:spacing w:after="0" w:before="20"/>
+              <w:t>1 — Os operadores devem assegurar que:</w:t>
+            </w:r>
+          </w:p>
+          <w:p>
+            <w:pPr>
+              <w:spacing w:after="0" w:before="100"/>
               <w:ind w:right="80" w:left="360" w:hanging="280"/>
             </w:pPr>
             <w:r>
@@ -9645,7 +9245,7 @@
                 <w:color w:val="222222"/>
                 <w:sz w:val="19"/>
               </w:rPr>
-              <w:t>(a) compreensão do seu comportamento biológico e das suas necessidades fisiológicas e etológicas;</w:t>
+              <w:t>(a) os cães e gatos sob a sua responsabilidade são inspecionados por cuidadores pelo menos uma vez por dia, e os animais vulneráveis, como recém-nascidos, doentes, lesionados e fêmeas em período peri-parto, são inspecionados com maior frequência;</w:t>
             </w:r>
           </w:p>
           <w:p>
@@ -9661,7 +9261,7 @@
                 <w:color w:val="222222"/>
                 <w:sz w:val="19"/>
               </w:rPr>
-              <w:t>(b) capacidade de reconhecer as suas expressões, incluindo qualquer sinal de sofrimento, e de identificar e adotar as medidas mitigantes apropriadas nesses casos;</w:t>
+              <w:t>(b) os cães e gatos com bem-estar comprometido são, quando necessário, transferidos sem demora injustificada para uma área separada e, se necessário, recebem tratamento adequado;</w:t>
             </w:r>
           </w:p>
           <w:p>
@@ -9677,7 +9277,7 @@
                 <w:color w:val="222222"/>
                 <w:sz w:val="19"/>
               </w:rPr>
-              <w:t>(c) capacidade de aplicar boas práticas de maneio de animais, incluindo condicionamento operante e reforço positivo, utilizar e manter o equipamento utilizado para os cães ou gatos sob os seus cuidados e minimizar quaisquer riscos para o bem-estar dos cães ou gatos, prevenindo sofrimento;</w:t>
+              <w:t>(c) quando a recuperação de um cão ou gato com bem-estar comprometido não seja alcançável e o animal experiencie dor ou sofrimento severo, um médico veterinário é consultado sem demora injustificada para decidir se o animal deve ser objeto de eutanásia para pôr termo ao seu sofrimento e, em caso afirmativo, para realizar a eutanásia com recurso a anestesia e analgesia;</w:t>
             </w:r>
           </w:p>
           <w:p>
@@ -9693,13 +9293,13 @@
                 <w:color w:val="222222"/>
                 <w:sz w:val="19"/>
               </w:rPr>
-              <w:t>(d) conhecimento das suas obrigações sob este Regulamento.</w:t>
-            </w:r>
-          </w:p>
-          <w:p>
-            <w:pPr>
-              <w:spacing w:after="0" w:before="140"/>
-              <w:ind w:right="80" w:left="80" w:firstLine="0"/>
+              <w:t>(d) são implementadas medidas de prevenção e controlo de parasitas externos e internos, bem como vacinações para prevenção de doenças comuns às quais os cães ou gatos são suscetíveis de estar expostos;</w:t>
+            </w:r>
+          </w:p>
+          <w:p>
+            <w:pPr>
+              <w:spacing w:after="0" w:before="20"/>
+              <w:ind w:right="80" w:left="360" w:hanging="280"/>
             </w:pPr>
             <w:r>
               <w:rPr>
@@ -9709,7 +9309,7 @@
                 <w:color w:val="222222"/>
                 <w:sz w:val="19"/>
               </w:rPr>
-              <w:t>2. As competências referidas no parágrafo 1 podem ser adquiridas através de educação, formação ou experiência profissional. A educação, formação ou experiência profissional devem ser documentadas.</w:t>
+              <w:t>(e) os enriquecimentos não apresentam risco significativo de lesões ou de contaminação biológica ou química, nem qualquer outro risco para a saúde.</w:t>
             </w:r>
           </w:p>
           <w:p>
@@ -9725,7 +9325,7 @@
                 <w:color w:val="222222"/>
                 <w:sz w:val="19"/>
               </w:rPr>
-              <w:t>2a. Os operadores devem assegurar que pelo menos um cuidador de animais, que não seja um voluntário ou estagiário, no estabelecimento tenha completado os cursos de formação referidos no artigo 18.º e que o cuidador transfira os conhecimentos aos outros cuidadores de animais do estabelecimento.</w:t>
+              <w:t>A alínea (a) não se aplica aos cães de guarda de gado mantidos em estabelecimentos de criação durante os períodos em que tais cães são utilizados para fins de guarda ou treino.</w:t>
             </w:r>
           </w:p>
           <w:p>
@@ -9741,7 +9341,135 @@
                 <w:color w:val="222222"/>
                 <w:sz w:val="19"/>
               </w:rPr>
-              <w:t>3. A Comissão estabelecerá, por meio de atos de execução, os requisitos mínimos relativos à educação formal, formação ou experiência profissional para adquirir as competências referidas no parágrafo 2 e para os cursos de formação referidos no parágrafo 2a. Esses atos de execução serão adotados de acordo com o procedimento de exame referido no artigo 24.º. O ato de execução relativo aos cursos de formação referidos no parágrafo 2a deve ser adotado por [3 anos da data de entrada em vigor do Regulamento].</w:t>
+              <w:t>Os Estados-Membros podem conceder derrogações relativamente à alínea (c) em casos de emergência, quando não seja possível contactar um médico veterinário sem demora injustificada, desde que sejam estabelecidas regras nacionais que assegurem que:</w:t>
+            </w:r>
+          </w:p>
+          <w:p>
+            <w:pPr>
+              <w:spacing w:after="0" w:before="20"/>
+              <w:ind w:right="80" w:left="360" w:hanging="280"/>
+            </w:pPr>
+            <w:r>
+              <w:rPr>
+                <w:rFonts w:ascii="Calibri" w:hAnsi="Calibri"/>
+                <w:b w:val="0"/>
+                <w:i/>
+                <w:color w:val="222222"/>
+                <w:sz w:val="19"/>
+              </w:rPr>
+              <w:t>(i) é tomada imediatamente uma ação que ponha fim à vida do cão ou gato com o mínimo de dor e sofrimento, utilizando um método que induza a morte instantânea, por uma pessoa competente e devidamente habilitada;</w:t>
+            </w:r>
+          </w:p>
+          <w:p>
+            <w:pPr>
+              <w:spacing w:after="0" w:before="20"/>
+              <w:ind w:right="80" w:left="360" w:hanging="280"/>
+            </w:pPr>
+            <w:r>
+              <w:rPr>
+                <w:rFonts w:ascii="Calibri" w:hAnsi="Calibri"/>
+                <w:b w:val="0"/>
+                <w:i/>
+                <w:color w:val="222222"/>
+                <w:sz w:val="19"/>
+              </w:rPr>
+              <w:t>(ii) o operador mantém um registo da utilização da derrogação para efeitos de controlo oficial.</w:t>
+            </w:r>
+          </w:p>
+          <w:p>
+            <w:pPr>
+              <w:spacing w:after="0" w:before="140"/>
+              <w:ind w:right="80" w:left="80" w:firstLine="0"/>
+            </w:pPr>
+            <w:r>
+              <w:rPr>
+                <w:rFonts w:ascii="Calibri" w:hAnsi="Calibri"/>
+                <w:b w:val="0"/>
+                <w:i/>
+                <w:color w:val="222222"/>
+                <w:sz w:val="19"/>
+              </w:rPr>
+              <w:t>2 — Os operadores de estabelecimentos de criação devem adicionalmente assegurar que:</w:t>
+            </w:r>
+          </w:p>
+          <w:p>
+            <w:pPr>
+              <w:spacing w:after="0" w:before="100"/>
+              <w:ind w:right="80" w:left="360" w:hanging="280"/>
+            </w:pPr>
+            <w:r>
+              <w:rPr>
+                <w:rFonts w:ascii="Calibri" w:hAnsi="Calibri"/>
+                <w:b w:val="0"/>
+                <w:i/>
+                <w:color w:val="222222"/>
+                <w:sz w:val="19"/>
+              </w:rPr>
+              <w:t>(-a) são tomadas medidas para salvaguardar a saúde dos cães ou gatos em conformidade com o ponto 3 do Anexo I;</w:t>
+            </w:r>
+          </w:p>
+          <w:p>
+            <w:pPr>
+              <w:spacing w:after="0" w:before="20"/>
+              <w:ind w:right="80" w:left="360" w:hanging="280"/>
+            </w:pPr>
+            <w:r>
+              <w:rPr>
+                <w:rFonts w:ascii="Calibri" w:hAnsi="Calibri"/>
+                <w:b w:val="0"/>
+                <w:i/>
+                <w:color w:val="222222"/>
+                <w:sz w:val="19"/>
+              </w:rPr>
+              <w:t>(-b) as cadelas ou gatas só são reproduzidas se tiverem atingido a idade mínima e a maturidade esquelética em conformidade com o ponto 3 do Anexo I, e não apresentem doença diagnosticada, sinais clínicos de doença ou condições físicas que possam impactar negativamente a gestação e o seu bem-estar;</w:t>
+            </w:r>
+          </w:p>
+          <w:p>
+            <w:pPr>
+              <w:spacing w:after="0" w:before="20"/>
+              <w:ind w:right="80" w:left="360" w:hanging="280"/>
+            </w:pPr>
+            <w:r>
+              <w:rPr>
+                <w:rFonts w:ascii="Calibri" w:hAnsi="Calibri"/>
+                <w:b w:val="0"/>
+                <w:i/>
+                <w:color w:val="222222"/>
+                <w:sz w:val="19"/>
+              </w:rPr>
+              <w:t>(-c) a frequência de gestações com ninhadas de cadelas ou gatas respeita a frequência máxima fixada no ponto 3 do Anexo I;</w:t>
+            </w:r>
+          </w:p>
+          <w:p>
+            <w:pPr>
+              <w:spacing w:after="0" w:before="20"/>
+              <w:ind w:right="80" w:left="360" w:hanging="280"/>
+            </w:pPr>
+            <w:r>
+              <w:rPr>
+                <w:rFonts w:ascii="Calibri" w:hAnsi="Calibri"/>
+                <w:b w:val="0"/>
+                <w:i/>
+                <w:color w:val="222222"/>
+                <w:sz w:val="19"/>
+              </w:rPr>
+              <w:t>(-d) as gatas a lactar não são acasaladas nem inseminadas;</w:t>
+            </w:r>
+          </w:p>
+          <w:p>
+            <w:pPr>
+              <w:spacing w:after="0" w:before="20"/>
+              <w:ind w:right="80" w:left="360" w:hanging="280"/>
+            </w:pPr>
+            <w:r>
+              <w:rPr>
+                <w:rFonts w:ascii="Calibri" w:hAnsi="Calibri"/>
+                <w:b w:val="0"/>
+                <w:i/>
+                <w:color w:val="222222"/>
+                <w:sz w:val="19"/>
+              </w:rPr>
+              <w:t>(-e) os cães e gatos que deixem de ser utilizados para reprodução, nomeadamente em resultado das disposições do presente Regulamento, são mantidos ou vendidos, doados ou realojados, não sendo mortos nem abandonados.</w:t>
             </w:r>
           </w:p>
         </w:tc>
@@ -9874,7 +9602,7 @@
                 <w:color w:val="555555"/>
                 <w:sz w:val="16"/>
               </w:rPr>
-              <w:t>Art.ºs 69.º, 84.º e 90.º do RGBEAC (proposta, jun. 2025)</w:t>
+              <w:t>Art.º 33.º do RGBEAC — Regime Geral do Bem-Estar dos Animais de Companhia (proposta, jun. 2025)</w:t>
             </w:r>
           </w:p>
           <w:p>
@@ -9890,7 +9618,7 @@
                 <w:color w:val="333333"/>
                 <w:sz w:val="18"/>
               </w:rPr>
-              <w:t>Artigo 69.º — Formação</w:t>
+              <w:t>Artigo 33.º — Cuidados de saúde</w:t>
             </w:r>
           </w:p>
           <w:p>
@@ -9906,23 +9634,7 @@
                 <w:color w:val="222222"/>
                 <w:sz w:val="19"/>
               </w:rPr>
-              <w:t>A reprodução, criação, manutenção, venda ou treino de animais de companhia depende de aprovação em formação sobre detenção responsável de animais de companhia, bem como sobre as necessidades fisiológicas e etológicas específicas da espécie animal em causa, ministrada pelo ICNF, I.P. ou entidades por este certificadas.</w:t>
-            </w:r>
-          </w:p>
-          <w:p>
-            <w:pPr>
-              <w:spacing w:after="0" w:before="200"/>
-              <w:ind w:right="80" w:left="80" w:firstLine="0"/>
-            </w:pPr>
-            <w:r>
-              <w:rPr>
-                <w:rFonts w:ascii="Calibri" w:hAnsi="Calibri"/>
-                <w:b/>
-                <w:i w:val="0"/>
-                <w:color w:val="333333"/>
-                <w:sz w:val="18"/>
-              </w:rPr>
-              <w:t>Artigo 84.º — Pessoal</w:t>
+              <w:t>1 — Os detentores dos animais de companhia devem assegurar-lhes os cuidados de saúde adequados, nomeadamente seguindo as orientações da DGAV em matéria de vacinação e tratamentos obrigatórios, bem como consultas regulares junto de médico veterinário.</w:t>
             </w:r>
           </w:p>
           <w:p>
@@ -9938,23 +9650,7 @@
                 <w:color w:val="222222"/>
                 <w:sz w:val="19"/>
               </w:rPr>
-              <w:t>O pessoal responsável pelas tarefas referidas no artigo 82.º deve possuir os conhecimentos e a experiência adequados para as executar.</w:t>
-            </w:r>
-          </w:p>
-          <w:p>
-            <w:pPr>
-              <w:spacing w:after="0" w:before="200"/>
-              <w:ind w:right="80" w:left="80" w:firstLine="0"/>
-            </w:pPr>
-            <w:r>
-              <w:rPr>
-                <w:rFonts w:ascii="Calibri" w:hAnsi="Calibri"/>
-                <w:b/>
-                <w:i w:val="0"/>
-                <w:color w:val="333333"/>
-                <w:sz w:val="18"/>
-              </w:rPr>
-              <w:t>Artigo 90.º — Pessoal</w:t>
+              <w:t>2 — Os animais que apresentem sinais que levem a suspeitar de poderem estar doentes ou lesionados devem receber os primeiros cuidados pelo detentor e, se não houver indícios de recuperação, devem ser tratados por médico veterinário.</w:t>
             </w:r>
           </w:p>
           <w:p>
@@ -9970,7 +9666,39 @@
                 <w:color w:val="222222"/>
                 <w:sz w:val="19"/>
               </w:rPr>
-              <w:t>O pessoal auxiliar deve possuir os conhecimentos e a experiência adequada, o qual fica, contudo, sob a orientação do médico veterinário responsável.</w:t>
+              <w:t>3 — Os médicos veterinários e os centros de atendimento médico-veterinário (CAMV) devem manter um arquivo com os dados clínicos de cada animal, pelo período mínimo de cinco anos, que ficará à disposição das autoridades competentes.</w:t>
+            </w:r>
+          </w:p>
+          <w:p>
+            <w:pPr>
+              <w:spacing w:after="0" w:before="140"/>
+              <w:ind w:right="80" w:left="80" w:firstLine="0"/>
+            </w:pPr>
+            <w:r>
+              <w:rPr>
+                <w:rFonts w:ascii="Calibri" w:hAnsi="Calibri"/>
+                <w:b w:val="0"/>
+                <w:i w:val="0"/>
+                <w:color w:val="AAAAAA"/>
+                <w:sz w:val="19"/>
+              </w:rPr>
+              <w:t>4 — Os CAMV, enquanto estabelecimentos de saúde, colaborarão na vigilância epidemiológica das doenças de notificação obrigatória que detetem e no seu controlo.</w:t>
+            </w:r>
+          </w:p>
+          <w:p>
+            <w:pPr>
+              <w:spacing w:after="0" w:before="140"/>
+              <w:ind w:right="80" w:left="80" w:firstLine="0"/>
+            </w:pPr>
+            <w:r>
+              <w:rPr>
+                <w:rFonts w:ascii="Calibri" w:hAnsi="Calibri"/>
+                <w:b w:val="0"/>
+                <w:i w:val="0"/>
+                <w:color w:val="AAAAAA"/>
+                <w:sz w:val="19"/>
+              </w:rPr>
+              <w:t>5 — Os médicos veterinários denunciam, junto da DGAV ou demais entidades com competência de fiscalização do cumprimento das normas constantes do presente decreto-lei, sempre que, no exercício de sua profissão, suspeitem de maus-tratos a animais de companhia.</w:t>
             </w:r>
           </w:p>
         </w:tc>
@@ -9999,7 +9727,7 @@
                 <w:color w:val="555555"/>
                 <w:sz w:val="16"/>
               </w:rPr>
-              <w:t>Art.º 19.º do Código do Animal (DL n.º 214/2013)</w:t>
+              <w:t>Art.º 6.º (Cuidados médico-veterinários) do Código do Animal — DL n.º 214/2013</w:t>
             </w:r>
           </w:p>
           <w:p>
@@ -10015,7 +9743,7 @@
                 <w:color w:val="333333"/>
                 <w:sz w:val="18"/>
               </w:rPr>
-              <w:t>Artigo 19.º — Pessoal auxiliar</w:t>
+              <w:t>Artigo 6.º — Cuidados médico-veterinários</w:t>
             </w:r>
           </w:p>
           <w:p>
@@ -10031,7 +9759,7 @@
                 <w:color w:val="222222"/>
                 <w:sz w:val="19"/>
               </w:rPr>
-              <w:t>Os alojamentos devem dispor de pessoal auxiliar que possua os conhecimentos e a aptidão necessária para assegurar os cuidados adequados aos animais, o qual fica sob a orientação do médico veterinário responsável.</w:t>
+              <w:t>O detentor do animal deve assegurar ao animal ferido ou doente os cuidados médico-veterinários adequados, designadamente retirando o mesmo do alojamento sempre que este seja um local de venda.</w:t>
             </w:r>
           </w:p>
         </w:tc>
@@ -10060,7 +9788,7 @@
                 <w:color w:val="555555"/>
                 <w:sz w:val="16"/>
               </w:rPr>
-              <w:t>Art.º 13.º do DL n.º 276/2001, de 17 de outubro</w:t>
+              <w:t>Art.º 13.º (Maneio) e art.º 16.º (Cuidados de saúde animal) do DL n.º 276/2001, de 17 de outubro</w:t>
             </w:r>
           </w:p>
           <w:p>
@@ -10105,10 +9833,26 @@
                 <w:rFonts w:ascii="Calibri" w:hAnsi="Calibri"/>
                 <w:b w:val="0"/>
                 <w:i w:val="0"/>
+                <w:color w:val="AAAAAA"/>
+                <w:sz w:val="19"/>
+              </w:rPr>
+              <w:t>2 — O maneio deve ser feito por pessoal que possua formação teórica e prática específica ou sob a supervisão de uma pessoa competente para o efeito.</w:t>
+            </w:r>
+          </w:p>
+          <w:p>
+            <w:pPr>
+              <w:spacing w:after="0" w:before="140"/>
+              <w:ind w:right="80" w:left="80" w:firstLine="0"/>
+            </w:pPr>
+            <w:r>
+              <w:rPr>
+                <w:rFonts w:ascii="Calibri" w:hAnsi="Calibri"/>
+                <w:b w:val="0"/>
+                <w:i w:val="0"/>
                 <w:color w:val="222222"/>
                 <w:sz w:val="19"/>
               </w:rPr>
-              <w:t>2 — O maneio deve ser feito por pessoal que possua formação teórica e prática específica ou sob a supervisão de uma pessoa competente para o efeito.</w:t>
+              <w:t>3 — Todos os animais devem ser alvo de inspeção diária, sendo de imediato prestados os primeiros cuidados aos que tiverem sinais que levem a suspeitar estarem doentes, lesionados ou com alterações comportamentais.</w:t>
             </w:r>
           </w:p>
           <w:p>
@@ -10121,10 +9865,138 @@
                 <w:rFonts w:ascii="Calibri" w:hAnsi="Calibri"/>
                 <w:b w:val="0"/>
                 <w:i w:val="0"/>
+                <w:color w:val="AAAAAA"/>
+                <w:sz w:val="19"/>
+              </w:rPr>
+              <w:t>4 — O manuseamento dos animais deve ser feito de forma a não lhes causar quaisquer dores, sofrimento ou distúrbios desnecessários.</w:t>
+            </w:r>
+          </w:p>
+          <w:p>
+            <w:pPr>
+              <w:spacing w:after="0" w:before="140"/>
+              <w:ind w:right="80" w:left="80" w:firstLine="0"/>
+            </w:pPr>
+            <w:r>
+              <w:rPr>
+                <w:rFonts w:ascii="Calibri" w:hAnsi="Calibri"/>
+                <w:b w:val="0"/>
+                <w:i w:val="0"/>
+                <w:color w:val="AAAAAA"/>
+                <w:sz w:val="19"/>
+              </w:rPr>
+              <w:t>5 — Quando houver necessidade de recorrer a meios de contenção, não devem estes causar ferimentos, dores ou angústia desnecessários aos animais.</w:t>
+            </w:r>
+          </w:p>
+          <w:p>
+            <w:pPr>
+              <w:spacing w:after="0" w:before="200"/>
+              <w:ind w:right="80" w:left="80" w:firstLine="0"/>
+            </w:pPr>
+            <w:r>
+              <w:rPr>
+                <w:rFonts w:ascii="Calibri" w:hAnsi="Calibri"/>
+                <w:b/>
+                <w:i w:val="0"/>
+                <w:color w:val="333333"/>
+                <w:sz w:val="18"/>
+              </w:rPr>
+              <w:t>Artigo 16.º — Cuidados de saúde animal</w:t>
+            </w:r>
+          </w:p>
+          <w:p>
+            <w:pPr>
+              <w:spacing w:after="0" w:before="140"/>
+              <w:ind w:right="80" w:left="80" w:firstLine="0"/>
+            </w:pPr>
+            <w:r>
+              <w:rPr>
+                <w:rFonts w:ascii="Calibri" w:hAnsi="Calibri"/>
+                <w:b w:val="0"/>
+                <w:i w:val="0"/>
                 <w:color w:val="222222"/>
                 <w:sz w:val="19"/>
               </w:rPr>
-              <w:t>3 — Todos os animais devem ser alvo de inspeção diária, sendo de imediato prestados os primeiros cuidados.</w:t>
+              <w:t>1 — Sem prejuízo de quaisquer medidas determinadas pela DGAV, deve existir um programa de profilaxia médica e sanitária devidamente elaborado e supervisionado pelo médico veterinário responsável e executado por profissionais competentes.</w:t>
+            </w:r>
+          </w:p>
+          <w:p>
+            <w:pPr>
+              <w:spacing w:after="0" w:before="140"/>
+              <w:ind w:right="80" w:left="80" w:firstLine="0"/>
+            </w:pPr>
+            <w:r>
+              <w:rPr>
+                <w:rFonts w:ascii="Calibri" w:hAnsi="Calibri"/>
+                <w:b w:val="0"/>
+                <w:i w:val="0"/>
+                <w:color w:val="222222"/>
+                <w:sz w:val="19"/>
+              </w:rPr>
+              <w:t>2 — No âmbito do número anterior, os animais devem ser sujeitos a exames médico-veterinários de rotina, vacinações e desparasitações sempre que aconselhável.</w:t>
+            </w:r>
+          </w:p>
+          <w:p>
+            <w:pPr>
+              <w:spacing w:after="0" w:before="140"/>
+              <w:ind w:right="80" w:left="80" w:firstLine="0"/>
+            </w:pPr>
+            <w:r>
+              <w:rPr>
+                <w:rFonts w:ascii="Calibri" w:hAnsi="Calibri"/>
+                <w:b w:val="0"/>
+                <w:i w:val="0"/>
+                <w:color w:val="222222"/>
+                <w:sz w:val="19"/>
+              </w:rPr>
+              <w:t>3 — Os animais que apresentem sinais que levem a suspeitar de poderem estar doentes ou lesionados devem receber os primeiros cuidados pelo detentor e, se não houver indícios de recuperação, devem ser tratados por médico veterinário.</w:t>
+            </w:r>
+          </w:p>
+          <w:p>
+            <w:pPr>
+              <w:spacing w:after="0" w:before="140"/>
+              <w:ind w:right="80" w:left="80" w:firstLine="0"/>
+            </w:pPr>
+            <w:r>
+              <w:rPr>
+                <w:rFonts w:ascii="Calibri" w:hAnsi="Calibri"/>
+                <w:b w:val="0"/>
+                <w:i w:val="0"/>
+                <w:color w:val="222222"/>
+                <w:sz w:val="19"/>
+              </w:rPr>
+              <w:t>4 — Sempre que se justifique, os animais doentes ou lesionados devem ser isolados em instalações adequadas e equipadas, se for caso disso, com cama seca e confortável.</w:t>
+            </w:r>
+          </w:p>
+          <w:p>
+            <w:pPr>
+              <w:spacing w:after="0" w:before="140"/>
+              <w:ind w:right="80" w:left="80" w:firstLine="0"/>
+            </w:pPr>
+            <w:r>
+              <w:rPr>
+                <w:rFonts w:ascii="Calibri" w:hAnsi="Calibri"/>
+                <w:b w:val="0"/>
+                <w:i w:val="0"/>
+                <w:color w:val="AAAAAA"/>
+                <w:sz w:val="19"/>
+              </w:rPr>
+              <w:t>5 — Os medicamentos, produtos ou substâncias de prescrição médico-veterinária devem ser armazenados em locais secos e com acesso restrito.</w:t>
+            </w:r>
+          </w:p>
+          <w:p>
+            <w:pPr>
+              <w:spacing w:after="0" w:before="140"/>
+              <w:ind w:right="80" w:left="80" w:firstLine="0"/>
+            </w:pPr>
+            <w:r>
+              <w:rPr>
+                <w:rFonts w:ascii="Calibri" w:hAnsi="Calibri"/>
+                <w:b w:val="0"/>
+                <w:i w:val="0"/>
+                <w:color w:val="AAAAAA"/>
+                <w:sz w:val="19"/>
+              </w:rPr>
+              <w:t>6 — A administração e utilização de medicamentos, produtos ou substâncias referidas no número anterior deve ser feita sob orientação do médico veterinário responsável.</w:t>
             </w:r>
           </w:p>
         </w:tc>
@@ -10229,7 +10101,7 @@
                 <w:color w:val="222222"/>
                 <w:sz w:val="18"/>
               </w:rPr>
-              <w:t>O DL n.º 276/2001 (art.º 13.º) exige pessoal 'técnico competente' com 'formação teórica e prática específica' e 'inspeção diária', mas não detalha competências concretas. O @regulamento especifica 4 competências estruturadas (comportamento biológico, reconhecimento de sofrimento, maneio e bem-estar, conhecimento de obrigações) e exige documentação de educação/formação/experiência.</w:t>
+              <w:t>O DL n.º 276/2001 prevê inspeção diária (n.º 3 do art.º 13.º) e programa de profilaxia supervisionado por veterinário (n.º 1 do art.º 16.º) — alinhamento parcial com as als. (a) e (d) do n.º 1 do art.º 13.º do @regulamento. Lacunas: (1) não distingue animais vulneráveis com maior frequência de inspeção; (2) não prevê isolamento em área separada com tratamento (al. (b)); (3) não exige consulta veterinária para decisão de eutanásia com anestesia/analgesia (al. (c)); (4) nenhuma das obrigações sanitárias para criadores previstas no n.º 2 está contemplada: sem idade mínima de reprodução, sem frequência máxima de partos, sem proibição de cobrição de fêmeas a lactar, sem regime de rehoming.</w:t>
             </w:r>
           </w:p>
         </w:tc>
@@ -10290,7 +10162,7 @@
                 <w:color w:val="222222"/>
                 <w:sz w:val="18"/>
               </w:rPr>
-              <w:t>O @codigo (art.º 19.º) é genérico: exige apenas 'conhecimentos e aptidão necessária' sob orientação do médico veterinário responsável. Não detalha competências concretas nem exigências de formação formal.</w:t>
+              <w:t>O @codigo limita os cuidados médico-veterinários ao animal ferido ou doente (art.º 6.º) — sem qualquer obrigação de inspeção diária, programa de profilaxia ou isolamento. É o diploma com maior divergência face ao n.º 1 do art.º 13.º do @regulamento, omitindo igualmente todas as obrigações sanitárias específicas para criadores previstas no n.º 2.</w:t>
             </w:r>
           </w:p>
         </w:tc>
@@ -10351,7 +10223,7 @@
                 <w:color w:val="222222"/>
                 <w:sz w:val="18"/>
               </w:rPr>
-              <w:t>O @rgbeac (art.ºs 69.º, 84.º, 90.º) aproxima-se mais do @regulamento: exige 'conhecimentos e experiência adequados', menciona 'necessidades fisiológicas e etológicas', exige formação certificada pelo ICNF. Lacuna: não detalha as 4 competências específicas do @regulamento (reconhecimento de sofrimento, condicionamento operante, etc.).</w:t>
+              <w:t>O @rgbeac (art.º 33.º) centra os cuidados de saúde no detentor em geral (n.ºs 1 a 3), sem distinguir obrigações reforçadas para operadores de criação. Não prevê: inspeção diária sistemática por cuidadores; isolamento imediato de animais com bem-estar comprometido; nem qualquer dos requisitos sanitários para criadores do n.º 2 do art.º 13.º do @regulamento. Os n.ºs 4 e 5 (CAMV e denúncia de maus-tratos) não têm correspondência direta no @regulamento.</w:t>
             </w:r>
           </w:p>
         </w:tc>
@@ -10412,7 +10284,7 @@
                 <w:color w:val="222222"/>
                 <w:sz w:val="18"/>
               </w:rPr>
-              <w:t>Alinhamento parcial do @rgbeac com @regulamento. Para @codigo e @legislacao, necessidade de: (1) detalhar as 4 competências específicas (comportamento, reconhecimento de sofrimento, maneio positivo, conhecimento de obrigações); (2) exigir documentação formal de educação/formação/experiência; (3) requerer que operador designe formador responsável que transfira conhecimento; (4) implementar requisitos mínimos de formação via regulamento delegado.</w:t>
+              <w:t>A @legislacao vigente (DL n.º 276/2001) tem o maior alinhamento, mas insuficiente. Necessidade de alteração dos três diplomas: (1) introduzir inspeção diária diferenciada para animais vulneráveis (al. (a) do n.º 1 do art.º 13.º do @regulamento); (2) criar obrigação de isolamento e tratamento imediato (al. (b)); (3) regular o processo de eutanásia com supervisão veterinária e anestesia/analgesia (al. (c)); (4) para criadores (n.º 2): fixar idade mínima e maturidade esquelética das fêmeas reprodutoras, frequência máxima de partos conforme Anexo I, proibição de cobrição de fêmeas a lactar, e regime de rehoming dos animais retirados da reprodução.</w:t>
             </w:r>
           </w:p>
         </w:tc>
@@ -10552,7 +10424,7 @@
                 <w:color w:val="FFFFFF"/>
                 <w:sz w:val="22"/>
               </w:rPr>
-              <w:t>ART-10</w:t>
+              <w:t>ART-17</w:t>
             </w:r>
           </w:p>
         </w:tc>
@@ -10580,7 +10452,7 @@
                 <w:color w:val="7EC8E3"/>
                 <w:sz w:val="22"/>
               </w:rPr>
-              <w:t>Avaliação e Supervisão de Bem-Estar</w:t>
+              <w:t>Identificação e Registo</w:t>
             </w:r>
           </w:p>
         </w:tc>
@@ -10624,7 +10496,7 @@
                 <w:color w:val="FFFFFF"/>
                 <w:sz w:val="18"/>
               </w:rPr>
-              <w:t>@regulamento — Advisory welfare visits  ·  Art.º 10.º do Regulamento 2023/0447  |  EN</w:t>
+              <w:t>@regulamento — Identification and registration of dogs and cats  ·  Art.º 17.º do Regulamento 2023/0447  |  EN</w:t>
             </w:r>
           </w:p>
         </w:tc>
@@ -10655,13 +10527,13 @@
                 <w:color w:val="222222"/>
                 <w:sz w:val="19"/>
               </w:rPr>
-              <w:t>Operators shall:</w:t>
-            </w:r>
-          </w:p>
-          <w:p>
-            <w:pPr>
-              <w:spacing w:after="0" w:before="100"/>
-              <w:ind w:right="80" w:left="360" w:hanging="280"/>
+              <w:t>1. All dogs and cats kept in establishments placed on the market or owned by pet owners or by any other natural or legal persons, shall be individually identified by means of a single injectable transponder containing a readable microchip compliant with Annex II.</w:t>
+            </w:r>
+          </w:p>
+          <w:p>
+            <w:pPr>
+              <w:spacing w:after="0" w:before="140"/>
+              <w:ind w:right="80" w:left="80" w:firstLine="0"/>
             </w:pPr>
             <w:r>
               <w:rPr>
@@ -10671,13 +10543,13 @@
                 <w:color w:val="222222"/>
                 <w:sz w:val="19"/>
               </w:rPr>
-              <w:t>(a) ensure that the establishments under their responsibility receive a visit by a veterinarian within the first year after the date of application of this Regulation or within the first year after having notified a new establishment, for the purpose of identifying and assessing any risk factor for the welfare of the dogs or cats and advising the operator on measures to address those risks; thereafter the visits from a veterinarian shall take place when appropriate, based on a risk analysis by the competent authorities; Member States may provide for that the advisory welfare visits are annual;</w:t>
-            </w:r>
-          </w:p>
-          <w:p>
-            <w:pPr>
-              <w:spacing w:after="0" w:before="100"/>
-              <w:ind w:right="80" w:left="360" w:hanging="280"/>
+              <w:t>1a. Operators shall ensure that dogs and cats born in their establishments are individually identified within 3 months after their birth and in any event before the date of their placing on the market.</w:t>
+            </w:r>
+          </w:p>
+          <w:p>
+            <w:pPr>
+              <w:spacing w:after="0" w:before="140"/>
+              <w:ind w:right="80" w:left="80" w:firstLine="0"/>
             </w:pPr>
             <w:r>
               <w:rPr>
@@ -10687,7 +10559,7 @@
                 <w:color w:val="222222"/>
                 <w:sz w:val="19"/>
               </w:rPr>
-              <w:t>(b) keep the records of the findings of the visit of the veterinarian referred to in point (a) and of their follow up actions for at least 4 years, from the day of the visit, and shall make them available to the competent authorities upon request and to the veterinarian that performs subsequent advisory visits.</w:t>
+              <w:t>Operators of selling establishments, shelters and those placing and being responsible for dogs and cats in foster homes shall ensure that dogs and cats that enter their establishments or come under their responsibility are individually identified within 30 days after their arrival at the establishment and in any event before the date of their placing on the market.</w:t>
             </w:r>
           </w:p>
           <w:p>
@@ -10703,7 +10575,135 @@
                 <w:color w:val="222222"/>
                 <w:sz w:val="19"/>
               </w:rPr>
-              <w:t>By 24 months from the date of entry into force of this Regulation, the Commission shall adopt delegated acts in accordance with Article 23 supplementing this Article in order to lay down minimum criteria to be assessed during the advisory welfare visit.</w:t>
+              <w:t>Pet owners and any other natural or legal persons, other than operators, who own dogs or cats, shall ensure that the dogs or cats are individually identified at the latest when the dog or cat reaches 3 months of age or, in case the dog or cat is placed on the market, before the date of their placing on the market.</w:t>
+            </w:r>
+          </w:p>
+          <w:p>
+            <w:pPr>
+              <w:spacing w:after="0" w:before="140"/>
+              <w:ind w:right="80" w:left="80" w:firstLine="0"/>
+            </w:pPr>
+            <w:r>
+              <w:rPr>
+                <w:rFonts w:ascii="Calibri" w:hAnsi="Calibri"/>
+                <w:b w:val="0"/>
+                <w:i w:val="0"/>
+                <w:color w:val="222222"/>
+                <w:sz w:val="19"/>
+              </w:rPr>
+              <w:t>2. The implantation of the transponder shall be performed by a veterinarian. Member States may allow the implantation of transponders in cats to be performed by a person other than a veterinarian, if it is done under the responsibility of a veterinarian.</w:t>
+            </w:r>
+          </w:p>
+          <w:p>
+            <w:pPr>
+              <w:spacing w:after="0" w:before="140"/>
+              <w:ind w:right="80" w:left="80" w:firstLine="0"/>
+            </w:pPr>
+            <w:r>
+              <w:rPr>
+                <w:rFonts w:ascii="Calibri" w:hAnsi="Calibri"/>
+                <w:b w:val="0"/>
+                <w:i w:val="0"/>
+                <w:color w:val="222222"/>
+                <w:sz w:val="19"/>
+              </w:rPr>
+              <w:t>3. Dogs and cats which have been individually identified by means of an injectable transponder containing a microchip, in accordance with national legislation prior to entry into force of this Regulation, shall be recognised as identified in accordance with the requirements of this Article.</w:t>
+            </w:r>
+          </w:p>
+          <w:p>
+            <w:pPr>
+              <w:spacing w:after="0" w:before="140"/>
+              <w:ind w:right="80" w:left="80" w:firstLine="0"/>
+            </w:pPr>
+            <w:r>
+              <w:rPr>
+                <w:rFonts w:ascii="Calibri" w:hAnsi="Calibri"/>
+                <w:b w:val="0"/>
+                <w:i w:val="0"/>
+                <w:color w:val="222222"/>
+                <w:sz w:val="19"/>
+              </w:rPr>
+              <w:t>4. Within two working days after their identification, the dogs and cats shall be registered by a veterinarian in a national database.</w:t>
+            </w:r>
+          </w:p>
+          <w:p>
+            <w:pPr>
+              <w:spacing w:after="0" w:before="140"/>
+              <w:ind w:right="80" w:left="80" w:firstLine="0"/>
+            </w:pPr>
+            <w:r>
+              <w:rPr>
+                <w:rFonts w:ascii="Calibri" w:hAnsi="Calibri"/>
+                <w:b w:val="0"/>
+                <w:i w:val="0"/>
+                <w:color w:val="222222"/>
+                <w:sz w:val="19"/>
+              </w:rPr>
+              <w:t>5. For dogs and cats kept in establishments, the registration shall be made in the name of the operator of the establishment. For dogs and cats placed in foster homes, the registration shall be made in the name of the person responsible for the foster home. For dogs and cats owned by pet owners or by any other natural or legal person, the registration shall be made in the name of the pet owner or the natural or legal person.</w:t>
+            </w:r>
+          </w:p>
+          <w:p>
+            <w:pPr>
+              <w:spacing w:after="0" w:before="140"/>
+              <w:ind w:right="80" w:left="80" w:firstLine="0"/>
+            </w:pPr>
+            <w:r>
+              <w:rPr>
+                <w:rFonts w:ascii="Calibri" w:hAnsi="Calibri"/>
+                <w:b w:val="0"/>
+                <w:i w:val="0"/>
+                <w:color w:val="222222"/>
+                <w:sz w:val="19"/>
+              </w:rPr>
+              <w:t>Member States may grant derogations from the first subparagraph to military, police and customs dogs.</w:t>
+            </w:r>
+          </w:p>
+          <w:p>
+            <w:pPr>
+              <w:spacing w:after="0" w:before="140"/>
+              <w:ind w:right="80" w:left="80" w:firstLine="0"/>
+            </w:pPr>
+            <w:r>
+              <w:rPr>
+                <w:rFonts w:ascii="Calibri" w:hAnsi="Calibri"/>
+                <w:b w:val="0"/>
+                <w:i w:val="0"/>
+                <w:color w:val="222222"/>
+                <w:sz w:val="19"/>
+              </w:rPr>
+              <w:t>6. In case of placing on the market or occasional and irregular donation by a natural person without online advertising, the requirements for registration shall not apply.</w:t>
+            </w:r>
+          </w:p>
+          <w:p>
+            <w:pPr>
+              <w:spacing w:after="0" w:before="140"/>
+              <w:ind w:right="80" w:left="80" w:firstLine="0"/>
+            </w:pPr>
+            <w:r>
+              <w:rPr>
+                <w:rFonts w:ascii="Calibri" w:hAnsi="Calibri"/>
+                <w:b w:val="0"/>
+                <w:i w:val="0"/>
+                <w:color w:val="222222"/>
+                <w:sz w:val="19"/>
+              </w:rPr>
+              <w:t>7. In the case of a death of a dog or a cat, the operator, pet owner or natural or legal person owning the dog or cat shall inform the national database.</w:t>
+            </w:r>
+          </w:p>
+          <w:p>
+            <w:pPr>
+              <w:spacing w:after="0" w:before="140"/>
+              <w:ind w:right="80" w:left="80" w:firstLine="0"/>
+            </w:pPr>
+            <w:r>
+              <w:rPr>
+                <w:rFonts w:ascii="Calibri" w:hAnsi="Calibri"/>
+                <w:b w:val="0"/>
+                <w:i w:val="0"/>
+                <w:color w:val="222222"/>
+                <w:sz w:val="19"/>
+              </w:rPr>
+              <w:t>8. In case of unreadable transponder, the operator or the natural or legal person responsible for the dog or cat shall ensure that the dog or cat is re-identified with a new transponder and re-registered in the national database.</w:t>
             </w:r>
           </w:p>
         </w:tc>
@@ -10747,7 +10747,7 @@
                 <w:color w:val="FFFFFF"/>
                 <w:sz w:val="18"/>
               </w:rPr>
-              <w:t>@regulamento — Tradução PT-PT  ·  Art.º 10.º do Regulamento 2023/0447</w:t>
+              <w:t>@regulamento — Tradução PT-PT  ·  Art.º 17.º do Regulamento 2023/0447</w:t>
             </w:r>
           </w:p>
         </w:tc>
@@ -10778,13 +10778,13 @@
                 <w:color w:val="222222"/>
                 <w:sz w:val="19"/>
               </w:rPr>
-              <w:t>Os operadores devem:</w:t>
-            </w:r>
-          </w:p>
-          <w:p>
-            <w:pPr>
-              <w:spacing w:after="0" w:before="100"/>
-              <w:ind w:right="80" w:left="360" w:hanging="280"/>
+              <w:t>1. Todos os cães e gatos mantidos em estabelecimentos colocados no mercado ou detidos por donos de animais de companhia ou por qualquer outra pessoa singular ou coletiva devem ser identificados individualmente por meio de um único transponder injetável contendo um microchip legível em conformidade com o Anexo II.</w:t>
+            </w:r>
+          </w:p>
+          <w:p>
+            <w:pPr>
+              <w:spacing w:after="0" w:before="140"/>
+              <w:ind w:right="80" w:left="80" w:firstLine="0"/>
             </w:pPr>
             <w:r>
               <w:rPr>
@@ -10794,13 +10794,13 @@
                 <w:color w:val="222222"/>
                 <w:sz w:val="19"/>
               </w:rPr>
-              <w:t>(a) assegurar que os estabelecimentos sob a sua responsabilidade recebem uma visita de um médico veterinário no prazo de um ano a partir da data de aplicação do presente Regulamento ou no prazo de um ano após notificação de novo estabelecimento, com o objetivo de identificar e avaliar quaisquer fatores de risco para o bem-estar dos cães ou gatos e aconselhar o operador sobre medidas para resolver esses riscos; depois, as visitas do médico veterinário devem ocorrer quando apropriado, com base numa análise de risco pelas autoridades competentes; os Estados-Membros podem estabelecer que as visitas de aconselhamento de bem-estar sejam anuais;</w:t>
-            </w:r>
-          </w:p>
-          <w:p>
-            <w:pPr>
-              <w:spacing w:after="0" w:before="100"/>
-              <w:ind w:right="80" w:left="360" w:hanging="280"/>
+              <w:t>1a. Os operadores devem assegurar que os cães e gatos nascidos nos seus estabelecimentos sejam identificados individualmente no prazo de 3 meses após o nascimento e, em qualquer caso, antes da data da sua colocação no mercado.</w:t>
+            </w:r>
+          </w:p>
+          <w:p>
+            <w:pPr>
+              <w:spacing w:after="0" w:before="140"/>
+              <w:ind w:right="80" w:left="80" w:firstLine="0"/>
             </w:pPr>
             <w:r>
               <w:rPr>
@@ -10810,7 +10810,7 @@
                 <w:color w:val="222222"/>
                 <w:sz w:val="19"/>
               </w:rPr>
-              <w:t>(b) manter registos dos resultados da visita do médico veterinário referida na alínea (a) e das ações de acompanhamento por um período mínimo de 4 anos, a partir da data da visita, e disponibilizá-los às autoridades competentes a pedido e ao médico veterinário que realiza visitas de aconselhamento subsequentes.</w:t>
+              <w:t>Os operadores de estabelecimentos de venda, abrigos e os que colocam e são responsáveis por cães e gatos em famílias de acolhimento devem assegurar que os cães e gatos que entrem nos seus estabelecimentos sejam identificados individualmente no prazo de 30 dias após a chegada.</w:t>
             </w:r>
           </w:p>
           <w:p>
@@ -10826,7 +10826,135 @@
                 <w:color w:val="222222"/>
                 <w:sz w:val="19"/>
               </w:rPr>
-              <w:t>Dentro de 24 meses a partir da data de entrada em vigor do presente Regulamento, a Comissão deve adotar atos delegados em conformidade com o artigo 23.º que complementem o presente artigo de forma a estabelecer critérios mínimos a serem avaliados durante a visita de aconselhamento de bem-estar.</w:t>
+              <w:t>Os donos de animais de companhia e quaisquer outras pessoas singulares ou coletivas que detenham cães ou gatos devem assegurar que os animais sejam identificados individualmente o mais tardar quando o animal atingir os 3 meses de idade ou, no caso de o animal ser colocado no mercado, antes da data da sua colocação no mercado.</w:t>
+            </w:r>
+          </w:p>
+          <w:p>
+            <w:pPr>
+              <w:spacing w:after="0" w:before="140"/>
+              <w:ind w:right="80" w:left="80" w:firstLine="0"/>
+            </w:pPr>
+            <w:r>
+              <w:rPr>
+                <w:rFonts w:ascii="Calibri" w:hAnsi="Calibri"/>
+                <w:b w:val="0"/>
+                <w:i/>
+                <w:color w:val="222222"/>
+                <w:sz w:val="19"/>
+              </w:rPr>
+              <w:t>2. A implantação do transponder devem ser efetuada por um médico veterinário. Os Estados-Membros podem permitir que a implantação de transponders em gatos seja efetuada por pessoa que não seja médico veterinário, se for feita sob a responsabilidade de um médico veterinário.</w:t>
+            </w:r>
+          </w:p>
+          <w:p>
+            <w:pPr>
+              <w:spacing w:after="0" w:before="140"/>
+              <w:ind w:right="80" w:left="80" w:firstLine="0"/>
+            </w:pPr>
+            <w:r>
+              <w:rPr>
+                <w:rFonts w:ascii="Calibri" w:hAnsi="Calibri"/>
+                <w:b w:val="0"/>
+                <w:i/>
+                <w:color w:val="222222"/>
+                <w:sz w:val="19"/>
+              </w:rPr>
+              <w:t>3. Cães e gatos que tenham sido identificados individualmente por meio de um transponder injetável contendo um microchip, em conformidade com legislação nacional anterior à entrada em vigor do presente Regulamento, são reconhecidos como identificados de acordo com os requisitos do presente artigo.</w:t>
+            </w:r>
+          </w:p>
+          <w:p>
+            <w:pPr>
+              <w:spacing w:after="0" w:before="140"/>
+              <w:ind w:right="80" w:left="80" w:firstLine="0"/>
+            </w:pPr>
+            <w:r>
+              <w:rPr>
+                <w:rFonts w:ascii="Calibri" w:hAnsi="Calibri"/>
+                <w:b w:val="0"/>
+                <w:i/>
+                <w:color w:val="222222"/>
+                <w:sz w:val="19"/>
+              </w:rPr>
+              <w:t>4. No prazo de dois dias úteis após a sua identificação, os cães e gatos devem ser registados por um médico veterinário numa base de dados nacional.</w:t>
+            </w:r>
+          </w:p>
+          <w:p>
+            <w:pPr>
+              <w:spacing w:after="0" w:before="140"/>
+              <w:ind w:right="80" w:left="80" w:firstLine="0"/>
+            </w:pPr>
+            <w:r>
+              <w:rPr>
+                <w:rFonts w:ascii="Calibri" w:hAnsi="Calibri"/>
+                <w:b w:val="0"/>
+                <w:i/>
+                <w:color w:val="222222"/>
+                <w:sz w:val="19"/>
+              </w:rPr>
+              <w:t>5. Para cães e gatos mantidos em estabelecimentos, o registo deve ser efetuado em nome do operador do estabelecimento. Para cães e gatos colocados em famílias de acolhimento, o registo deve ser efetuado em nome da pessoa responsável pela família de acolhimento. Para cães e gatos detidos por donos de animais de companhia ou por qualquer outra pessoa singular ou coletiva, o registo deve ser efetuado em nome do dono ou da pessoa singular ou coletiva.</w:t>
+            </w:r>
+          </w:p>
+          <w:p>
+            <w:pPr>
+              <w:spacing w:after="0" w:before="140"/>
+              <w:ind w:right="80" w:left="80" w:firstLine="0"/>
+            </w:pPr>
+            <w:r>
+              <w:rPr>
+                <w:rFonts w:ascii="Calibri" w:hAnsi="Calibri"/>
+                <w:b w:val="0"/>
+                <w:i/>
+                <w:color w:val="222222"/>
+                <w:sz w:val="19"/>
+              </w:rPr>
+              <w:t>Os Estados-Membros podem conceder derrogações ao primeiro parágrafo a cães militares, policiais e aduaneiros.</w:t>
+            </w:r>
+          </w:p>
+          <w:p>
+            <w:pPr>
+              <w:spacing w:after="0" w:before="140"/>
+              <w:ind w:right="80" w:left="80" w:firstLine="0"/>
+            </w:pPr>
+            <w:r>
+              <w:rPr>
+                <w:rFonts w:ascii="Calibri" w:hAnsi="Calibri"/>
+                <w:b w:val="0"/>
+                <w:i/>
+                <w:color w:val="222222"/>
+                <w:sz w:val="19"/>
+              </w:rPr>
+              <w:t>6. Em caso de colocação no mercado ou cedência ocasional e irregular por pessoa singular sem publicidade em linha, os requisitos de registo não se aplicam.</w:t>
+            </w:r>
+          </w:p>
+          <w:p>
+            <w:pPr>
+              <w:spacing w:after="0" w:before="140"/>
+              <w:ind w:right="80" w:left="80" w:firstLine="0"/>
+            </w:pPr>
+            <w:r>
+              <w:rPr>
+                <w:rFonts w:ascii="Calibri" w:hAnsi="Calibri"/>
+                <w:b w:val="0"/>
+                <w:i/>
+                <w:color w:val="222222"/>
+                <w:sz w:val="19"/>
+              </w:rPr>
+              <w:t>7. Em caso de morte de um cão ou gato, o operador, dono do animal ou pessoa singular ou coletiva proprietária devem informar a base de dados nacional.</w:t>
+            </w:r>
+          </w:p>
+          <w:p>
+            <w:pPr>
+              <w:spacing w:after="0" w:before="140"/>
+              <w:ind w:right="80" w:left="80" w:firstLine="0"/>
+            </w:pPr>
+            <w:r>
+              <w:rPr>
+                <w:rFonts w:ascii="Calibri" w:hAnsi="Calibri"/>
+                <w:b w:val="0"/>
+                <w:i/>
+                <w:color w:val="222222"/>
+                <w:sz w:val="19"/>
+              </w:rPr>
+              <w:t>8. Em caso de transponder ilegível, o operador ou a pessoa singular ou coletiva responsável pelo cão ou gato devem assegurar que o animal é reidentificado com um novo transponder e re-registado na base de dados nacional.</w:t>
             </w:r>
           </w:p>
         </w:tc>
@@ -10959,7 +11087,7 @@
                 <w:color w:val="555555"/>
                 <w:sz w:val="16"/>
               </w:rPr>
-              <w:t>Art.º 56.º do RGBEAC (proposta, jun. 2025)</w:t>
+              <w:t>Art.º 17.º do RGBEAC (proposta, jun. 2025)</w:t>
             </w:r>
           </w:p>
           <w:p>
@@ -10970,34 +11098,18 @@
             <w:r>
               <w:rPr>
                 <w:rFonts w:ascii="Calibri" w:hAnsi="Calibri"/>
-                <w:b/>
-                <w:i w:val="0"/>
-                <w:color w:val="333333"/>
-                <w:sz w:val="18"/>
-              </w:rPr>
-              <w:t>Artigo 56.º — Médico veterinário responsável pelo alojamento</w:t>
-            </w:r>
-          </w:p>
-          <w:p>
-            <w:pPr>
-              <w:spacing w:after="0" w:before="140"/>
-              <w:ind w:right="80" w:left="80" w:firstLine="0"/>
-            </w:pPr>
-            <w:r>
-              <w:rPr>
-                <w:rFonts w:ascii="Calibri" w:hAnsi="Calibri"/>
                 <w:b w:val="0"/>
                 <w:i w:val="0"/>
                 <w:color w:val="222222"/>
                 <w:sz w:val="19"/>
               </w:rPr>
-              <w:t>1 — Os titulares da exploração de alojamentos para hospedagem, com exceção dos alojamentos para hospedagem com fins higiénicos, devem ter ao seu serviço um médico veterinário responsável pelo alojamento.</w:t>
-            </w:r>
-          </w:p>
-          <w:p>
-            <w:pPr>
-              <w:spacing w:after="0" w:before="140"/>
-              <w:ind w:right="80" w:left="80" w:firstLine="0"/>
+              <w:t>1 — A identificação dos animais de companhia, pela sua marcação, quando aplicável, e registo no SIAC, deve ser realizada:</w:t>
+            </w:r>
+          </w:p>
+          <w:p>
+            <w:pPr>
+              <w:spacing w:after="0" w:before="100"/>
+              <w:ind w:right="80" w:left="360" w:hanging="280"/>
             </w:pPr>
             <w:r>
               <w:rPr>
@@ -11007,12 +11119,12 @@
                 <w:color w:val="222222"/>
                 <w:sz w:val="19"/>
               </w:rPr>
-              <w:t>2 — Ao médico veterinário responsável pelo alojamento compete:</w:t>
-            </w:r>
-          </w:p>
-          <w:p>
-            <w:pPr>
-              <w:spacing w:after="0" w:before="20"/>
+              <w:t>a) Relativamente aos cães, gatos e furões nascidos em alojamentos, até aos três meses de idade ou, em qualquer caso, antes da sua colocação no mercado;</w:t>
+            </w:r>
+          </w:p>
+          <w:p>
+            <w:pPr>
+              <w:spacing w:after="0" w:before="100"/>
               <w:ind w:right="80" w:left="360" w:hanging="280"/>
             </w:pPr>
             <w:r>
@@ -11023,12 +11135,12 @@
                 <w:color w:val="222222"/>
                 <w:sz w:val="19"/>
               </w:rPr>
-              <w:t>a) A elaboração de parecer relativo à verificação das condições higiossanitárias e de bem-estar animal exigidas no presente decreto-lei;</w:t>
-            </w:r>
-          </w:p>
-          <w:p>
-            <w:pPr>
-              <w:spacing w:after="0" w:before="20"/>
+              <w:t>b) Relativamente aos cães, gatos e furões que entrem em alojamentos, nos termos dos artigos 12.º a 15.º, até trinta dias após a sua chegada ao alojamento ou, em qualquer caso, antes da data de colocação no mercado;</w:t>
+            </w:r>
+          </w:p>
+          <w:p>
+            <w:pPr>
+              <w:spacing w:after="0" w:before="100"/>
               <w:ind w:right="80" w:left="360" w:hanging="280"/>
             </w:pPr>
             <w:r>
@@ -11039,39 +11151,7 @@
                 <w:color w:val="222222"/>
                 <w:sz w:val="19"/>
               </w:rPr>
-              <w:t>b) A elaboração e a execução de programas e ações que visem a saúde e o bem-estar dos animais e o seu acompanhamento, bem como a emissão de pareceres relativos à saúde e ao bem-estar dos animais;</w:t>
-            </w:r>
-          </w:p>
-          <w:p>
-            <w:pPr>
-              <w:spacing w:after="0" w:before="20"/>
-              <w:ind w:right="80" w:left="360" w:hanging="280"/>
-            </w:pPr>
-            <w:r>
-              <w:rPr>
-                <w:rFonts w:ascii="Calibri" w:hAnsi="Calibri"/>
-                <w:b w:val="0"/>
-                <w:i w:val="0"/>
-                <w:color w:val="222222"/>
-                <w:sz w:val="19"/>
-              </w:rPr>
-              <w:t>c) A orientação técnica do pessoal responsável pela observação, maneio e prestação de cuidados aos animais;</w:t>
-            </w:r>
-          </w:p>
-          <w:p>
-            <w:pPr>
-              <w:spacing w:after="0" w:before="20"/>
-              <w:ind w:right="80" w:left="360" w:hanging="280"/>
-            </w:pPr>
-            <w:r>
-              <w:rPr>
-                <w:rFonts w:ascii="Calibri" w:hAnsi="Calibri"/>
-                <w:b w:val="0"/>
-                <w:i w:val="0"/>
-                <w:color w:val="222222"/>
-                <w:sz w:val="19"/>
-              </w:rPr>
-              <w:t>d) A colaboração com as autoridades competentes em todas as ações que estas determinem.</w:t>
+              <w:t>c) Relativamente aos cães, gatos e furões detidos por pessoas singulares, exceto nos casos previstos nas alíneas anteriores, até aos três meses de idade ou, no caso de colocação no mercado, antes da data de colocação no mercado.</w:t>
             </w:r>
           </w:p>
         </w:tc>
@@ -11100,7 +11180,7 @@
                 <w:color w:val="555555"/>
                 <w:sz w:val="16"/>
               </w:rPr>
-              <w:t>Art.º 32.º do Código do Animal (DL n.º 214/2013)</w:t>
+              <w:t>Art.º 53.º do Código do Animal (DL n.º 214/2013)</w:t>
             </w:r>
           </w:p>
           <w:p>
@@ -11111,12 +11191,12 @@
             <w:r>
               <w:rPr>
                 <w:rFonts w:ascii="Calibri" w:hAnsi="Calibri"/>
-                <w:b/>
-                <w:i w:val="0"/>
-                <w:color w:val="333333"/>
-                <w:sz w:val="18"/>
-              </w:rPr>
-              <w:t>Artigo 32.º — Médico veterinário responsável pelo alojamento</w:t>
+                <w:b w:val="0"/>
+                <w:i w:val="0"/>
+                <w:color w:val="222222"/>
+                <w:sz w:val="19"/>
+              </w:rPr>
+              <w:t>1 — Todos os cães devem ser identificados e registados, entre os três e os seis meses de idade.</w:t>
             </w:r>
           </w:p>
           <w:p>
@@ -11132,7 +11212,7 @@
                 <w:color w:val="222222"/>
                 <w:sz w:val="19"/>
               </w:rPr>
-              <w:t>1 — Os titulares da exploração de alojamentos para hospedagem sem fins lucrativos e com fins lucrativos de animais, com exceção dos com fins higiénicos, necessitam de ter ao seu serviço um médico veterinário que seja responsável pelo alojamento.</w:t>
+              <w:t>2 — Os gatos em exposição, para fins comerciais ou lucrativos, em estabelecimentos de venda, locais de criação, feiras ou concursos, provas funcionais, publicidade ou fins similares, devem ser identificados e registados entre os três e os seis meses de idade.</w:t>
             </w:r>
           </w:p>
           <w:p>
@@ -11148,13 +11228,13 @@
                 <w:color w:val="222222"/>
                 <w:sz w:val="19"/>
               </w:rPr>
-              <w:t>2 — Ao médico veterinário responsável pelo alojamento compete:</w:t>
-            </w:r>
-          </w:p>
-          <w:p>
-            <w:pPr>
-              <w:spacing w:after="0" w:before="20"/>
-              <w:ind w:right="80" w:left="360" w:hanging="280"/>
+              <w:t>4 — Os cães e gatos são identificados através de método electrónico e registados na base de dados nacional.</w:t>
+            </w:r>
+          </w:p>
+          <w:p>
+            <w:pPr>
+              <w:spacing w:after="0" w:before="140"/>
+              <w:ind w:right="80" w:left="80" w:firstLine="0"/>
             </w:pPr>
             <w:r>
               <w:rPr>
@@ -11164,39 +11244,7 @@
                 <w:color w:val="222222"/>
                 <w:sz w:val="19"/>
               </w:rPr>
-              <w:t>a) A elaboração e execução de programas que visem a saúde e o bem-estar dos animais e o seu acompanhamento, bem como a emissão de pareceres relativos à saúde e ao bem-estar dos animais;</w:t>
-            </w:r>
-          </w:p>
-          <w:p>
-            <w:pPr>
-              <w:spacing w:after="0" w:before="20"/>
-              <w:ind w:right="80" w:left="360" w:hanging="280"/>
-            </w:pPr>
-            <w:r>
-              <w:rPr>
-                <w:rFonts w:ascii="Calibri" w:hAnsi="Calibri"/>
-                <w:b w:val="0"/>
-                <w:i w:val="0"/>
-                <w:color w:val="222222"/>
-                <w:sz w:val="19"/>
-              </w:rPr>
-              <w:t>b) A orientação técnica do pessoal que cuida dos animais;</w:t>
-            </w:r>
-          </w:p>
-          <w:p>
-            <w:pPr>
-              <w:spacing w:after="0" w:before="20"/>
-              <w:ind w:right="80" w:left="360" w:hanging="280"/>
-            </w:pPr>
-            <w:r>
-              <w:rPr>
-                <w:rFonts w:ascii="Calibri" w:hAnsi="Calibri"/>
-                <w:b w:val="0"/>
-                <w:i w:val="0"/>
-                <w:color w:val="222222"/>
-                <w:sz w:val="19"/>
-              </w:rPr>
-              <w:t>c) A colaboração com as autoridades competentes em todas as ações que estas determinarem.</w:t>
+              <w:t>5 — A identificação electrónica é efetuada através da aplicação subcutânea de um microchip no centro da face lateral esquerda do pescoço.</w:t>
             </w:r>
           </w:p>
         </w:tc>
@@ -11225,7 +11273,7 @@
                 <w:color w:val="555555"/>
                 <w:sz w:val="16"/>
               </w:rPr>
-              <w:t>Art.º 4.º do DL n.º 276/2001, de 17 de outubro</w:t>
+              <w:t>n.ºs 1, 2 e 3 do art.º 5.º do DL n.º 82/2019, de 27 de junho</w:t>
             </w:r>
           </w:p>
           <w:p>
@@ -11236,12 +11284,12 @@
             <w:r>
               <w:rPr>
                 <w:rFonts w:ascii="Calibri" w:hAnsi="Calibri"/>
-                <w:b/>
-                <w:i w:val="0"/>
-                <w:color w:val="333333"/>
-                <w:sz w:val="18"/>
-              </w:rPr>
-              <w:t>Artigo 4.º — Médico veterinário responsável pelo alojamento</w:t>
+                <w:b w:val="0"/>
+                <w:i w:val="0"/>
+                <w:color w:val="222222"/>
+                <w:sz w:val="19"/>
+              </w:rPr>
+              <w:t>1 — A identificação dos animais de companhia, pela sua marcação e registo no SIAC, deve ser realizada até 120 dias após o seu nascimento.</w:t>
             </w:r>
           </w:p>
           <w:p>
@@ -11257,7 +11305,7 @@
                 <w:color w:val="222222"/>
                 <w:sz w:val="19"/>
               </w:rPr>
-              <w:t>1 — Os titulares da exploração de alojamentos para hospedagem sem fins lucrativos e com fins lucrativos de animais, com exceção dos alojamentos para hospedagem com fins higiénicos, devem ter ao seu serviço um médico veterinário que seja responsável pelo alojamento.</w:t>
+              <w:t>2 — Na impossibilidade de determinar a data de nascimento exata, para efeitos de contagem do prazo referido no número anterior, a identificação deve ser efetuada até à perda dos dentes incisivos de leite.</w:t>
             </w:r>
           </w:p>
           <w:p>
@@ -11273,55 +11321,7 @@
                 <w:color w:val="222222"/>
                 <w:sz w:val="19"/>
               </w:rPr>
-              <w:t>2 — Ao médico veterinário responsável pelo alojamento compete:</w:t>
-            </w:r>
-          </w:p>
-          <w:p>
-            <w:pPr>
-              <w:spacing w:after="0" w:before="20"/>
-              <w:ind w:right="80" w:left="360" w:hanging="280"/>
-            </w:pPr>
-            <w:r>
-              <w:rPr>
-                <w:rFonts w:ascii="Calibri" w:hAnsi="Calibri"/>
-                <w:b w:val="0"/>
-                <w:i w:val="0"/>
-                <w:color w:val="222222"/>
-                <w:sz w:val="19"/>
-              </w:rPr>
-              <w:t>a) A elaboração e a execução de programas e ações que visem a saúde e o bem-estar dos animais e o seu acompanhamento, bem como a emissão de pareceres relativos à saúde e ao bem-estar dos animais;</w:t>
-            </w:r>
-          </w:p>
-          <w:p>
-            <w:pPr>
-              <w:spacing w:after="0" w:before="20"/>
-              <w:ind w:right="80" w:left="360" w:hanging="280"/>
-            </w:pPr>
-            <w:r>
-              <w:rPr>
-                <w:rFonts w:ascii="Calibri" w:hAnsi="Calibri"/>
-                <w:b w:val="0"/>
-                <w:i w:val="0"/>
-                <w:color w:val="222222"/>
-                <w:sz w:val="19"/>
-              </w:rPr>
-              <w:t>b) A orientação técnica do pessoal que cuida dos animais;</w:t>
-            </w:r>
-          </w:p>
-          <w:p>
-            <w:pPr>
-              <w:spacing w:after="0" w:before="20"/>
-              <w:ind w:right="80" w:left="360" w:hanging="280"/>
-            </w:pPr>
-            <w:r>
-              <w:rPr>
-                <w:rFonts w:ascii="Calibri" w:hAnsi="Calibri"/>
-                <w:b w:val="0"/>
-                <w:i w:val="0"/>
-                <w:color w:val="222222"/>
-                <w:sz w:val="19"/>
-              </w:rPr>
-              <w:t>c) A colaboração com as autoridades competentes em todas as ações que estas determinarem.</w:t>
+              <w:t>3 — Sem prejuízo dos números anteriores, e relativamente aos cães, gatos e furões que sejam cedidos e ou comercializados a partir de um criador ou de um estabelecimento autorizado para a detenção de animais de companhia, nomeadamente os centros de hospedagem com ou sem fins lucrativos e os centros de recolha oficiais, deve ser assegurada a sua marcação e registo no SIAC antes de abandonarem a instalação de nascimento ou de alojamento, independentemente da sua idade.</w:t>
             </w:r>
           </w:p>
         </w:tc>
@@ -11426,7 +11426,7 @@
                 <w:color w:val="222222"/>
                 <w:sz w:val="18"/>
               </w:rPr>
-              <w:t>O DL n.º 276/2001 (art.º 4.º) estabelece a obrigação de ter médico veterinário responsável que execute 'programas e ações' para saúde e bem-estar, mas não especifica que essa avaliação deve ocorrer em prazo determinado (ex.: 1 ano) ou que os registos devem ser mantidos por período específico (4 anos). O @regulamento é mais prescritivo neste aspecto.</w:t>
+              <w:t>O DL n.º 82/2019 (art.º 5.º) prevê prazo geral de 120 dias após o nascimento, sem distinguir o contexto de estabelecimento — prazo superior ao máximo de 3 meses do @regulamento, que exigirá redução. Não prevê o prazo específico de 30 dias para animais que entram em estabelecimentos.</w:t>
             </w:r>
           </w:p>
         </w:tc>
@@ -11487,7 +11487,7 @@
                 <w:color w:val="222222"/>
                 <w:sz w:val="18"/>
               </w:rPr>
-              <w:t>O @codigo (art.º 32.º) replica quase verbatim o art.º 4.º do DL n.º 276/2001, mantendo as mesmas lacunas: não fixa prazos para avaliações de bem-estar nem obrigações de manutenção de registos estruturados.</w:t>
+              <w:t>O @codigo fixa prazo de identificação entre 3 e 6 meses, igualmente sem distinção entre nascimentos e entrada em estabelecimentos, ficando aquém da precisão exigida pelo @regulamento.</w:t>
             </w:r>
           </w:p>
         </w:tc>
@@ -11548,7 +11548,7 @@
                 <w:color w:val="222222"/>
                 <w:sz w:val="18"/>
               </w:rPr>
-              <w:t>O @rgbeac (art.º 56.º) reforça a obrigação com 'parecer relativo à verificação das condições higiossanitárias e de bem-estar', mas igualmente sem prazos específicos para avaliações ou duração de retenção de registos. Ambos focam-se em 'programas' interno, não em 'visitas periódicas externas'.</w:t>
+              <w:t>O @rgbeac aproxima-se dos prazos do @regulamento mas aplica-se apenas a cães, gatos e furões. Não prevê o prazo específico de 30 dias para animais que entram em estabelecimentos.</w:t>
             </w:r>
           </w:p>
         </w:tc>
@@ -11609,7 +11609,7 @@
                 <w:color w:val="222222"/>
                 <w:sz w:val="18"/>
               </w:rPr>
-              <w:t>Lacuna estrutural em toda a legislação nacional: enquanto o @regulamento exige 'visita de um veterinário' num prazo específico (1 ano) com manutenção de registos por 4 anos e transmissão entre veterinários, a legislação nacional concentra-se em ter um 'médico veterinário responsável' no estabelecimento. Necessidade de alteração: (1) formalizar obrigação de 'visita de avaliação' por veterinário dentro de 1 ano após notificação; (2) exigir avaliações periódicas conforme risco; (3) obrigatória manutenção de registos por 4 anos; (4) garantir transmissão de informações ao próximo veterinário avaliador; (5) estabelecer critérios mínimos de avaliação (bem-estar comportamental, alojamento, saúde, etc.).</w:t>
+              <w:t>Necessidade de alteração: (1) reduzir prazo máximo de identificação de nascimentos para 3 meses; (2) criar prazo diferenciado de 30 dias para animais admitidos em estabelecimentos; (3) harmonizar prazos entre todos os diplomas nacionais.</w:t>
             </w:r>
           </w:p>
         </w:tc>

--- a/comparativo_reuniao_exemplo.docx
+++ b/comparativo_reuniao_exemplo.docx
@@ -8811,7 +8811,7 @@
                 <w:color w:val="FFFFFF"/>
                 <w:sz w:val="22"/>
               </w:rPr>
-              <w:t>ART-13</w:t>
+              <w:t>ART-11</w:t>
             </w:r>
           </w:p>
         </w:tc>
@@ -8839,7 +8839,7 @@
                 <w:color w:val="7EC8E3"/>
                 <w:sz w:val="22"/>
               </w:rPr>
-              <w:t>Saúde e Monitorização Sanitária</w:t>
+              <w:t>Alimentação e Hidratação</w:t>
             </w:r>
           </w:p>
         </w:tc>
@@ -8883,7 +8883,7 @@
                 <w:color w:val="FFFFFF"/>
                 <w:sz w:val="18"/>
               </w:rPr>
-              <w:t>@regulamento — Health  ·  Art.º 13.º do Regulamento 2023/0447 (PE/Conselho)  |  EN</w:t>
+              <w:t>@regulamento — Feeding and watering  ·  Art.º 11.º do Regulamento 2023/0447  |  EN</w:t>
             </w:r>
           </w:p>
         </w:tc>
@@ -8914,13 +8914,13 @@
                 <w:color w:val="222222"/>
                 <w:sz w:val="19"/>
               </w:rPr>
-              <w:t>1. Operators shall ensure that:</w:t>
-            </w:r>
-          </w:p>
-          <w:p>
-            <w:pPr>
-              <w:spacing w:after="0" w:before="100"/>
-              <w:ind w:right="80" w:left="360" w:hanging="280"/>
+              <w:t>1. Operators shall ensure that dogs or cats are fed in accordance with the requirements laid down in point 1 of Annex I.</w:t>
+            </w:r>
+          </w:p>
+          <w:p>
+            <w:pPr>
+              <w:spacing w:after="0" w:before="140"/>
+              <w:ind w:right="80" w:left="80" w:firstLine="0"/>
             </w:pPr>
             <w:r>
               <w:rPr>
@@ -8930,7 +8930,7 @@
                 <w:color w:val="222222"/>
                 <w:sz w:val="19"/>
               </w:rPr>
-              <w:t>(a) dogs or cats under their responsibility are inspected by animal caretakers at least once a day and vulnerable dogs and cats, such as newborns, ill or injured dogs and cats, and peri-partum bitches and queens, are inspected more frequently;</w:t>
+              <w:t>2. Operators shall ensure that dogs or cats are adequately fed and hydrated by supplying:</w:t>
             </w:r>
           </w:p>
           <w:p>
@@ -8946,7 +8946,7 @@
                 <w:color w:val="222222"/>
                 <w:sz w:val="19"/>
               </w:rPr>
-              <w:t>(b) dogs or cats with compromised welfare are, where necessary, transferred without undue delay to a separate area and, where needed, receive appropriate treatment;</w:t>
+              <w:t>a) clean and fresh water, ad libitum;</w:t>
             </w:r>
           </w:p>
           <w:p>
@@ -8962,7 +8962,7 @@
                 <w:color w:val="222222"/>
                 <w:sz w:val="19"/>
               </w:rPr>
-              <w:t>(c) where the recovery of a dog or a cat with compromised welfare is not achievable and the dog or cat experiences severe pain or suffering, a veterinarian is consulted without undue delay, to decide whether the dog or cat shall be euthanised to end its suffering, and, if that is the case, to perform the euthanasia using anesthesia and analgesia;</w:t>
+              <w:t>b) feed in sufficient quantity and quality to meet the physiological, nutritional and metabolic needs of the dogs and cats, as part of a diet adapted to the age, breed, category, activity level, health and reproductive status of the dogs or cats, with the overall objective of achieving and maintaining good health;</w:t>
             </w:r>
           </w:p>
           <w:p>
@@ -8978,7 +8978,7 @@
                 <w:color w:val="222222"/>
                 <w:sz w:val="19"/>
               </w:rPr>
-              <w:t>(d) measures to prevent and control external and internal parasites, and vaccinations to prevent common diseases to which dogs or cats are likely to be exposed are implemented;</w:t>
+              <w:t>c) feed free of substances which may cause suffering;</w:t>
             </w:r>
           </w:p>
           <w:p>
@@ -8994,7 +8994,7 @@
                 <w:color w:val="222222"/>
                 <w:sz w:val="19"/>
               </w:rPr>
-              <w:t>(e) enrichment do not present a significant risk of injury or biological or chemical contamination or any other health risk.</w:t>
+              <w:t>d) feed in such a way as to avoid abrupt changes and ensure a well-functioning gastro-intestinal system, in particular during the weaning phase.</w:t>
             </w:r>
           </w:p>
           <w:p>
@@ -9010,7 +9010,71 @@
                 <w:color w:val="222222"/>
                 <w:sz w:val="19"/>
               </w:rPr>
-              <w:t>Point (a) shall not apply to livestock guardian dogs kept in breeding establishments during the periods when such dogs are used for guarding or training purposes.</w:t>
+              <w:t>3. Operators shall ensure that feeding and watering facilities are kept clean and are constructed and installed in such a way as to:</w:t>
+            </w:r>
+          </w:p>
+          <w:p>
+            <w:pPr>
+              <w:spacing w:after="0" w:before="20"/>
+              <w:ind w:right="80" w:left="360" w:hanging="280"/>
+            </w:pPr>
+            <w:r>
+              <w:rPr>
+                <w:rFonts w:ascii="Calibri" w:hAnsi="Calibri"/>
+                <w:b w:val="0"/>
+                <w:i w:val="0"/>
+                <w:color w:val="222222"/>
+                <w:sz w:val="19"/>
+              </w:rPr>
+              <w:t>a) provide equal access to adequate amounts of feed and water for all dogs or cats and minimise competition between them;</w:t>
+            </w:r>
+          </w:p>
+          <w:p>
+            <w:pPr>
+              <w:spacing w:after="0" w:before="20"/>
+              <w:ind w:right="80" w:left="360" w:hanging="280"/>
+            </w:pPr>
+            <w:r>
+              <w:rPr>
+                <w:rFonts w:ascii="Calibri" w:hAnsi="Calibri"/>
+                <w:b w:val="0"/>
+                <w:i w:val="0"/>
+                <w:color w:val="222222"/>
+                <w:sz w:val="19"/>
+              </w:rPr>
+              <w:t>b) minimise spillage and prevent the contamination of feed and water with harmful physical, chemical or biological contaminants;</w:t>
+            </w:r>
+          </w:p>
+          <w:p>
+            <w:pPr>
+              <w:spacing w:after="0" w:before="20"/>
+              <w:ind w:right="80" w:left="360" w:hanging="280"/>
+            </w:pPr>
+            <w:r>
+              <w:rPr>
+                <w:rFonts w:ascii="Calibri" w:hAnsi="Calibri"/>
+                <w:b w:val="0"/>
+                <w:i w:val="0"/>
+                <w:color w:val="222222"/>
+                <w:sz w:val="19"/>
+              </w:rPr>
+              <w:t>c) prevent injury, drowning or other harm to the dogs or cats;</w:t>
+            </w:r>
+          </w:p>
+          <w:p>
+            <w:pPr>
+              <w:spacing w:after="0" w:before="20"/>
+              <w:ind w:right="80" w:left="360" w:hanging="280"/>
+            </w:pPr>
+            <w:r>
+              <w:rPr>
+                <w:rFonts w:ascii="Calibri" w:hAnsi="Calibri"/>
+                <w:b w:val="0"/>
+                <w:i w:val="0"/>
+                <w:color w:val="222222"/>
+                <w:sz w:val="19"/>
+              </w:rPr>
+              <w:t>d) be easily cleaned and disinfected to prevent the spread of diseases.</w:t>
             </w:r>
           </w:p>
           <w:p>
@@ -9026,135 +9090,7 @@
                 <w:color w:val="222222"/>
                 <w:sz w:val="19"/>
               </w:rPr>
-              <w:t>Member states may grant derogations from point (c) in cases of emergencies, where no veterinarian can be reached without undue delay, provided that national rules are put in place to ensure that:</w:t>
-            </w:r>
-          </w:p>
-          <w:p>
-            <w:pPr>
-              <w:spacing w:after="0" w:before="20"/>
-              <w:ind w:right="80" w:left="360" w:hanging="280"/>
-            </w:pPr>
-            <w:r>
-              <w:rPr>
-                <w:rFonts w:ascii="Calibri" w:hAnsi="Calibri"/>
-                <w:b w:val="0"/>
-                <w:i w:val="0"/>
-                <w:color w:val="222222"/>
-                <w:sz w:val="19"/>
-              </w:rPr>
-              <w:t>(i) an immediate action ending the life of the dog or cat with minimum pain and suffering using a method inducing instant death is undertaken by a trained competent person;</w:t>
-            </w:r>
-          </w:p>
-          <w:p>
-            <w:pPr>
-              <w:spacing w:after="0" w:before="20"/>
-              <w:ind w:right="80" w:left="360" w:hanging="280"/>
-            </w:pPr>
-            <w:r>
-              <w:rPr>
-                <w:rFonts w:ascii="Calibri" w:hAnsi="Calibri"/>
-                <w:b w:val="0"/>
-                <w:i w:val="0"/>
-                <w:color w:val="222222"/>
-                <w:sz w:val="19"/>
-              </w:rPr>
-              <w:t>(ii) the operator keeps a record of the use of the derogation for purposes of the official control.</w:t>
-            </w:r>
-          </w:p>
-          <w:p>
-            <w:pPr>
-              <w:spacing w:after="0" w:before="140"/>
-              <w:ind w:right="80" w:left="80" w:firstLine="0"/>
-            </w:pPr>
-            <w:r>
-              <w:rPr>
-                <w:rFonts w:ascii="Calibri" w:hAnsi="Calibri"/>
-                <w:b w:val="0"/>
-                <w:i w:val="0"/>
-                <w:color w:val="222222"/>
-                <w:sz w:val="19"/>
-              </w:rPr>
-              <w:t>2. Operators of breeding establishments shall additionally ensure that:</w:t>
-            </w:r>
-          </w:p>
-          <w:p>
-            <w:pPr>
-              <w:spacing w:after="0" w:before="100"/>
-              <w:ind w:right="80" w:left="360" w:hanging="280"/>
-            </w:pPr>
-            <w:r>
-              <w:rPr>
-                <w:rFonts w:ascii="Calibri" w:hAnsi="Calibri"/>
-                <w:b w:val="0"/>
-                <w:i w:val="0"/>
-                <w:color w:val="222222"/>
-                <w:sz w:val="19"/>
-              </w:rPr>
-              <w:t>(-a) measures are taken to safeguard the health of dogs or cats in accordance with point 3 of Annex I;</w:t>
-            </w:r>
-          </w:p>
-          <w:p>
-            <w:pPr>
-              <w:spacing w:after="0" w:before="20"/>
-              <w:ind w:right="80" w:left="360" w:hanging="280"/>
-            </w:pPr>
-            <w:r>
-              <w:rPr>
-                <w:rFonts w:ascii="Calibri" w:hAnsi="Calibri"/>
-                <w:b w:val="0"/>
-                <w:i w:val="0"/>
-                <w:color w:val="222222"/>
-                <w:sz w:val="19"/>
-              </w:rPr>
-              <w:t>(-b) bitches or queens are only bred if they have reached a minimum age and skeletal maturity in accordance with point 3 of Annex I, and they have no diagnosed disease, clinical sign of diseases or physical conditions which could negatively impact their pregnancy and welfare;</w:t>
-            </w:r>
-          </w:p>
-          <w:p>
-            <w:pPr>
-              <w:spacing w:after="0" w:before="20"/>
-              <w:ind w:right="80" w:left="360" w:hanging="280"/>
-            </w:pPr>
-            <w:r>
-              <w:rPr>
-                <w:rFonts w:ascii="Calibri" w:hAnsi="Calibri"/>
-                <w:b w:val="0"/>
-                <w:i w:val="0"/>
-                <w:color w:val="222222"/>
-                <w:sz w:val="19"/>
-              </w:rPr>
-              <w:t>(-c) litter-giving pregnancies of bitches or queens follows a maximum frequency in accordance with point 3 of Annex I;</w:t>
-            </w:r>
-          </w:p>
-          <w:p>
-            <w:pPr>
-              <w:spacing w:after="0" w:before="20"/>
-              <w:ind w:right="80" w:left="360" w:hanging="280"/>
-            </w:pPr>
-            <w:r>
-              <w:rPr>
-                <w:rFonts w:ascii="Calibri" w:hAnsi="Calibri"/>
-                <w:b w:val="0"/>
-                <w:i w:val="0"/>
-                <w:color w:val="222222"/>
-                <w:sz w:val="19"/>
-              </w:rPr>
-              <w:t>(-d) lactating queens are not mated or inseminated;</w:t>
-            </w:r>
-          </w:p>
-          <w:p>
-            <w:pPr>
-              <w:spacing w:after="0" w:before="20"/>
-              <w:ind w:right="80" w:left="360" w:hanging="280"/>
-            </w:pPr>
-            <w:r>
-              <w:rPr>
-                <w:rFonts w:ascii="Calibri" w:hAnsi="Calibri"/>
-                <w:b w:val="0"/>
-                <w:i w:val="0"/>
-                <w:color w:val="222222"/>
-                <w:sz w:val="19"/>
-              </w:rPr>
-              <w:t>(-e) dogs and cats which are no longer used for reproduction, including as a result of the provisions of this Regulation, are either kept or sold, donated or rehomed, not killed or abandoned.</w:t>
+              <w:t>3a. Where advised in writing by a veterinarian to do so, the operators may adjust the feeding and watering frequencies for an individual dog or cat. The operators shall keep a record of the advice for its entire duration as advised by the veterinarian.</w:t>
             </w:r>
           </w:p>
         </w:tc>
@@ -9198,7 +9134,7 @@
                 <w:color w:val="FFFFFF"/>
                 <w:sz w:val="18"/>
               </w:rPr>
-              <w:t>@regulamento — Tradução PT-PT  ·  Art.º 13.º do Regulamento 2023/0447 (PE/Conselho)</w:t>
+              <w:t>@regulamento — Tradução PT-PT  ·  Art.º 11.º do Regulamento 2023/0447</w:t>
             </w:r>
           </w:p>
         </w:tc>
@@ -9229,13 +9165,13 @@
                 <w:color w:val="222222"/>
                 <w:sz w:val="19"/>
               </w:rPr>
-              <w:t>1 — Os operadores devem assegurar que:</w:t>
-            </w:r>
-          </w:p>
-          <w:p>
-            <w:pPr>
-              <w:spacing w:after="0" w:before="100"/>
-              <w:ind w:right="80" w:left="360" w:hanging="280"/>
+              <w:t>1 — Os operadores devem assegurar que os cães e gatos são alimentados de acordo com os requisitos estabelecidos no ponto 1 do Anexo I.</w:t>
+            </w:r>
+          </w:p>
+          <w:p>
+            <w:pPr>
+              <w:spacing w:after="0" w:before="140"/>
+              <w:ind w:right="80" w:left="80" w:firstLine="0"/>
             </w:pPr>
             <w:r>
               <w:rPr>
@@ -9245,7 +9181,7 @@
                 <w:color w:val="222222"/>
                 <w:sz w:val="19"/>
               </w:rPr>
-              <w:t>(a) os cães e gatos sob a sua responsabilidade são inspecionados por cuidadores pelo menos uma vez por dia, e os animais vulneráveis, como recém-nascidos, doentes, lesionados e fêmeas em período peri-parto, são inspecionados com maior frequência;</w:t>
+              <w:t>2 — Os operadores devem assegurar que os cães e gatos são adequadamente alimentados e hidratados fornecendo:</w:t>
             </w:r>
           </w:p>
           <w:p>
@@ -9261,7 +9197,7 @@
                 <w:color w:val="222222"/>
                 <w:sz w:val="19"/>
               </w:rPr>
-              <w:t>(b) os cães e gatos com bem-estar comprometido são, quando necessário, transferidos sem demora injustificada para uma área separada e, se necessário, recebem tratamento adequado;</w:t>
+              <w:t>a) água limpa e fresca, ad libitum;</w:t>
             </w:r>
           </w:p>
           <w:p>
@@ -9277,7 +9213,7 @@
                 <w:color w:val="222222"/>
                 <w:sz w:val="19"/>
               </w:rPr>
-              <w:t>(c) quando a recuperação de um cão ou gato com bem-estar comprometido não seja alcançável e o animal experiencie dor ou sofrimento severo, um médico veterinário é consultado sem demora injustificada para decidir se o animal deve ser objeto de eutanásia para pôr termo ao seu sofrimento e, em caso afirmativo, para realizar a eutanásia com recurso a anestesia e analgesia;</w:t>
+              <w:t>b) alimento em quantidade e qualidade suficientes para satisfazer as necessidades fisiológicas, nutricionais e metabólicas dos cães e gatos, como parte de uma dieta adaptada à idade, raça, categoria, nível de atividade, saúde e estado reprodutivo dos cães ou gatos, tendo como objetivo global atingir e manter uma boa saúde;</w:t>
             </w:r>
           </w:p>
           <w:p>
@@ -9293,7 +9229,7 @@
                 <w:color w:val="222222"/>
                 <w:sz w:val="19"/>
               </w:rPr>
-              <w:t>(d) são implementadas medidas de prevenção e controlo de parasitas externos e internos, bem como vacinações para prevenção de doenças comuns às quais os cães ou gatos são suscetíveis de estar expostos;</w:t>
+              <w:t>c) alimento livre de substâncias que possam causar sofrimento;</w:t>
             </w:r>
           </w:p>
           <w:p>
@@ -9309,7 +9245,7 @@
                 <w:color w:val="222222"/>
                 <w:sz w:val="19"/>
               </w:rPr>
-              <w:t>(e) os enriquecimentos não apresentam risco significativo de lesões ou de contaminação biológica ou química, nem qualquer outro risco para a saúde.</w:t>
+              <w:t>d) alimentação de forma a evitar mudanças bruscas e assegurar um sistema gastrointestinal bem funcionante, em particular durante a fase de desmame.</w:t>
             </w:r>
           </w:p>
           <w:p>
@@ -9325,7 +9261,71 @@
                 <w:color w:val="222222"/>
                 <w:sz w:val="19"/>
               </w:rPr>
-              <w:t>A alínea (a) não se aplica aos cães de guarda de gado mantidos em estabelecimentos de criação durante os períodos em que tais cães são utilizados para fins de guarda ou treino.</w:t>
+              <w:t>3 — Os operadores devem assegurar que as instalações de alimentação e hidratação são mantidas limpas e construídas e instaladas de modo a:</w:t>
+            </w:r>
+          </w:p>
+          <w:p>
+            <w:pPr>
+              <w:spacing w:after="0" w:before="20"/>
+              <w:ind w:right="80" w:left="360" w:hanging="280"/>
+            </w:pPr>
+            <w:r>
+              <w:rPr>
+                <w:rFonts w:ascii="Calibri" w:hAnsi="Calibri"/>
+                <w:b w:val="0"/>
+                <w:i/>
+                <w:color w:val="222222"/>
+                <w:sz w:val="19"/>
+              </w:rPr>
+              <w:t>a) proporcionar acesso igual a quantidades adequadas de alimento e água para todos os cães ou gatos e minimizar a competição entre eles;</w:t>
+            </w:r>
+          </w:p>
+          <w:p>
+            <w:pPr>
+              <w:spacing w:after="0" w:before="20"/>
+              <w:ind w:right="80" w:left="360" w:hanging="280"/>
+            </w:pPr>
+            <w:r>
+              <w:rPr>
+                <w:rFonts w:ascii="Calibri" w:hAnsi="Calibri"/>
+                <w:b w:val="0"/>
+                <w:i/>
+                <w:color w:val="222222"/>
+                <w:sz w:val="19"/>
+              </w:rPr>
+              <w:t>b) minimizar os derrames e prevenir a contaminação de alimentos e água com contaminantes físicos, químicos ou biológicos prejudiciais;</w:t>
+            </w:r>
+          </w:p>
+          <w:p>
+            <w:pPr>
+              <w:spacing w:after="0" w:before="20"/>
+              <w:ind w:right="80" w:left="360" w:hanging="280"/>
+            </w:pPr>
+            <w:r>
+              <w:rPr>
+                <w:rFonts w:ascii="Calibri" w:hAnsi="Calibri"/>
+                <w:b w:val="0"/>
+                <w:i/>
+                <w:color w:val="222222"/>
+                <w:sz w:val="19"/>
+              </w:rPr>
+              <w:t>c) prevenir lesões, afogamento ou outro mal aos cães ou gatos;</w:t>
+            </w:r>
+          </w:p>
+          <w:p>
+            <w:pPr>
+              <w:spacing w:after="0" w:before="20"/>
+              <w:ind w:right="80" w:left="360" w:hanging="280"/>
+            </w:pPr>
+            <w:r>
+              <w:rPr>
+                <w:rFonts w:ascii="Calibri" w:hAnsi="Calibri"/>
+                <w:b w:val="0"/>
+                <w:i/>
+                <w:color w:val="222222"/>
+                <w:sz w:val="19"/>
+              </w:rPr>
+              <w:t>d) ser facilmente limpas e desinfetadas para prevenir a propagação de doenças.</w:t>
             </w:r>
           </w:p>
           <w:p>
@@ -9341,135 +9341,7 @@
                 <w:color w:val="222222"/>
                 <w:sz w:val="19"/>
               </w:rPr>
-              <w:t>Os Estados-Membros podem conceder derrogações relativamente à alínea (c) em casos de emergência, quando não seja possível contactar um médico veterinário sem demora injustificada, desde que sejam estabelecidas regras nacionais que assegurem que:</w:t>
-            </w:r>
-          </w:p>
-          <w:p>
-            <w:pPr>
-              <w:spacing w:after="0" w:before="20"/>
-              <w:ind w:right="80" w:left="360" w:hanging="280"/>
-            </w:pPr>
-            <w:r>
-              <w:rPr>
-                <w:rFonts w:ascii="Calibri" w:hAnsi="Calibri"/>
-                <w:b w:val="0"/>
-                <w:i/>
-                <w:color w:val="222222"/>
-                <w:sz w:val="19"/>
-              </w:rPr>
-              <w:t>(i) é tomada imediatamente uma ação que ponha fim à vida do cão ou gato com o mínimo de dor e sofrimento, utilizando um método que induza a morte instantânea, por uma pessoa competente e devidamente habilitada;</w:t>
-            </w:r>
-          </w:p>
-          <w:p>
-            <w:pPr>
-              <w:spacing w:after="0" w:before="20"/>
-              <w:ind w:right="80" w:left="360" w:hanging="280"/>
-            </w:pPr>
-            <w:r>
-              <w:rPr>
-                <w:rFonts w:ascii="Calibri" w:hAnsi="Calibri"/>
-                <w:b w:val="0"/>
-                <w:i/>
-                <w:color w:val="222222"/>
-                <w:sz w:val="19"/>
-              </w:rPr>
-              <w:t>(ii) o operador mantém um registo da utilização da derrogação para efeitos de controlo oficial.</w:t>
-            </w:r>
-          </w:p>
-          <w:p>
-            <w:pPr>
-              <w:spacing w:after="0" w:before="140"/>
-              <w:ind w:right="80" w:left="80" w:firstLine="0"/>
-            </w:pPr>
-            <w:r>
-              <w:rPr>
-                <w:rFonts w:ascii="Calibri" w:hAnsi="Calibri"/>
-                <w:b w:val="0"/>
-                <w:i/>
-                <w:color w:val="222222"/>
-                <w:sz w:val="19"/>
-              </w:rPr>
-              <w:t>2 — Os operadores de estabelecimentos de criação devem adicionalmente assegurar que:</w:t>
-            </w:r>
-          </w:p>
-          <w:p>
-            <w:pPr>
-              <w:spacing w:after="0" w:before="100"/>
-              <w:ind w:right="80" w:left="360" w:hanging="280"/>
-            </w:pPr>
-            <w:r>
-              <w:rPr>
-                <w:rFonts w:ascii="Calibri" w:hAnsi="Calibri"/>
-                <w:b w:val="0"/>
-                <w:i/>
-                <w:color w:val="222222"/>
-                <w:sz w:val="19"/>
-              </w:rPr>
-              <w:t>(-a) são tomadas medidas para salvaguardar a saúde dos cães ou gatos em conformidade com o ponto 3 do Anexo I;</w:t>
-            </w:r>
-          </w:p>
-          <w:p>
-            <w:pPr>
-              <w:spacing w:after="0" w:before="20"/>
-              <w:ind w:right="80" w:left="360" w:hanging="280"/>
-            </w:pPr>
-            <w:r>
-              <w:rPr>
-                <w:rFonts w:ascii="Calibri" w:hAnsi="Calibri"/>
-                <w:b w:val="0"/>
-                <w:i/>
-                <w:color w:val="222222"/>
-                <w:sz w:val="19"/>
-              </w:rPr>
-              <w:t>(-b) as cadelas ou gatas só são reproduzidas se tiverem atingido a idade mínima e a maturidade esquelética em conformidade com o ponto 3 do Anexo I, e não apresentem doença diagnosticada, sinais clínicos de doença ou condições físicas que possam impactar negativamente a gestação e o seu bem-estar;</w:t>
-            </w:r>
-          </w:p>
-          <w:p>
-            <w:pPr>
-              <w:spacing w:after="0" w:before="20"/>
-              <w:ind w:right="80" w:left="360" w:hanging="280"/>
-            </w:pPr>
-            <w:r>
-              <w:rPr>
-                <w:rFonts w:ascii="Calibri" w:hAnsi="Calibri"/>
-                <w:b w:val="0"/>
-                <w:i/>
-                <w:color w:val="222222"/>
-                <w:sz w:val="19"/>
-              </w:rPr>
-              <w:t>(-c) a frequência de gestações com ninhadas de cadelas ou gatas respeita a frequência máxima fixada no ponto 3 do Anexo I;</w:t>
-            </w:r>
-          </w:p>
-          <w:p>
-            <w:pPr>
-              <w:spacing w:after="0" w:before="20"/>
-              <w:ind w:right="80" w:left="360" w:hanging="280"/>
-            </w:pPr>
-            <w:r>
-              <w:rPr>
-                <w:rFonts w:ascii="Calibri" w:hAnsi="Calibri"/>
-                <w:b w:val="0"/>
-                <w:i/>
-                <w:color w:val="222222"/>
-                <w:sz w:val="19"/>
-              </w:rPr>
-              <w:t>(-d) as gatas a lactar não são acasaladas nem inseminadas;</w:t>
-            </w:r>
-          </w:p>
-          <w:p>
-            <w:pPr>
-              <w:spacing w:after="0" w:before="20"/>
-              <w:ind w:right="80" w:left="360" w:hanging="280"/>
-            </w:pPr>
-            <w:r>
-              <w:rPr>
-                <w:rFonts w:ascii="Calibri" w:hAnsi="Calibri"/>
-                <w:b w:val="0"/>
-                <w:i/>
-                <w:color w:val="222222"/>
-                <w:sz w:val="19"/>
-              </w:rPr>
-              <w:t>(-e) os cães e gatos que deixem de ser utilizados para reprodução, nomeadamente em resultado das disposições do presente Regulamento, são mantidos ou vendidos, doados ou realojados, não sendo mortos nem abandonados.</w:t>
+              <w:t>3a — Quando aconselhado por escrito por um médico veterinário, os operadores podem ajustar as frequências de alimentação e hidratação para um cão ou gato individual. Os operadores devem manter um registo do conselho durante toda a sua duração, conforme aconselhado pelo médico veterinário.</w:t>
             </w:r>
           </w:p>
         </w:tc>
@@ -9602,7 +9474,7 @@
                 <w:color w:val="555555"/>
                 <w:sz w:val="16"/>
               </w:rPr>
-              <w:t>Art.º 33.º do RGBEAC — Regime Geral do Bem-Estar dos Animais de Companhia (proposta, jun. 2025)</w:t>
+              <w:t>A ser preenchido</w:t>
             </w:r>
           </w:p>
           <w:p>
@@ -9613,92 +9485,12 @@
             <w:r>
               <w:rPr>
                 <w:rFonts w:ascii="Calibri" w:hAnsi="Calibri"/>
-                <w:b/>
-                <w:i w:val="0"/>
-                <w:color w:val="333333"/>
-                <w:sz w:val="18"/>
-              </w:rPr>
-              <w:t>Artigo 33.º — Cuidados de saúde</w:t>
-            </w:r>
-          </w:p>
-          <w:p>
-            <w:pPr>
-              <w:spacing w:after="0" w:before="140"/>
-              <w:ind w:right="80" w:left="80" w:firstLine="0"/>
-            </w:pPr>
-            <w:r>
-              <w:rPr>
-                <w:rFonts w:ascii="Calibri" w:hAnsi="Calibri"/>
                 <w:b w:val="0"/>
                 <w:i w:val="0"/>
                 <w:color w:val="222222"/>
                 <w:sz w:val="19"/>
               </w:rPr>
-              <w:t>1 — Os detentores dos animais de companhia devem assegurar-lhes os cuidados de saúde adequados, nomeadamente seguindo as orientações da DGAV em matéria de vacinação e tratamentos obrigatórios, bem como consultas regulares junto de médico veterinário.</w:t>
-            </w:r>
-          </w:p>
-          <w:p>
-            <w:pPr>
-              <w:spacing w:after="0" w:before="140"/>
-              <w:ind w:right="80" w:left="80" w:firstLine="0"/>
-            </w:pPr>
-            <w:r>
-              <w:rPr>
-                <w:rFonts w:ascii="Calibri" w:hAnsi="Calibri"/>
-                <w:b w:val="0"/>
-                <w:i w:val="0"/>
-                <w:color w:val="222222"/>
-                <w:sz w:val="19"/>
-              </w:rPr>
-              <w:t>2 — Os animais que apresentem sinais que levem a suspeitar de poderem estar doentes ou lesionados devem receber os primeiros cuidados pelo detentor e, se não houver indícios de recuperação, devem ser tratados por médico veterinário.</w:t>
-            </w:r>
-          </w:p>
-          <w:p>
-            <w:pPr>
-              <w:spacing w:after="0" w:before="140"/>
-              <w:ind w:right="80" w:left="80" w:firstLine="0"/>
-            </w:pPr>
-            <w:r>
-              <w:rPr>
-                <w:rFonts w:ascii="Calibri" w:hAnsi="Calibri"/>
-                <w:b w:val="0"/>
-                <w:i w:val="0"/>
-                <w:color w:val="222222"/>
-                <w:sz w:val="19"/>
-              </w:rPr>
-              <w:t>3 — Os médicos veterinários e os centros de atendimento médico-veterinário (CAMV) devem manter um arquivo com os dados clínicos de cada animal, pelo período mínimo de cinco anos, que ficará à disposição das autoridades competentes.</w:t>
-            </w:r>
-          </w:p>
-          <w:p>
-            <w:pPr>
-              <w:spacing w:after="0" w:before="140"/>
-              <w:ind w:right="80" w:left="80" w:firstLine="0"/>
-            </w:pPr>
-            <w:r>
-              <w:rPr>
-                <w:rFonts w:ascii="Calibri" w:hAnsi="Calibri"/>
-                <w:b w:val="0"/>
-                <w:i w:val="0"/>
-                <w:color w:val="AAAAAA"/>
-                <w:sz w:val="19"/>
-              </w:rPr>
-              <w:t>4 — Os CAMV, enquanto estabelecimentos de saúde, colaborarão na vigilância epidemiológica das doenças de notificação obrigatória que detetem e no seu controlo.</w:t>
-            </w:r>
-          </w:p>
-          <w:p>
-            <w:pPr>
-              <w:spacing w:after="0" w:before="140"/>
-              <w:ind w:right="80" w:left="80" w:firstLine="0"/>
-            </w:pPr>
-            <w:r>
-              <w:rPr>
-                <w:rFonts w:ascii="Calibri" w:hAnsi="Calibri"/>
-                <w:b w:val="0"/>
-                <w:i w:val="0"/>
-                <w:color w:val="AAAAAA"/>
-                <w:sz w:val="19"/>
-              </w:rPr>
-              <w:t>5 — Os médicos veterinários denunciam, junto da DGAV ou demais entidades com competência de fiscalização do cumprimento das normas constantes do presente decreto-lei, sempre que, no exercício de sua profissão, suspeitem de maus-tratos a animais de companhia.</w:t>
+              <w:t>[Pesquisa em progresso no @rgbeac]</w:t>
             </w:r>
           </w:p>
         </w:tc>
@@ -9727,7 +9519,7 @@
                 <w:color w:val="555555"/>
                 <w:sz w:val="16"/>
               </w:rPr>
-              <w:t>Art.º 6.º (Cuidados médico-veterinários) do Código do Animal — DL n.º 214/2013</w:t>
+              <w:t>A ser preenchido</w:t>
             </w:r>
           </w:p>
           <w:p>
@@ -9738,28 +9530,12 @@
             <w:r>
               <w:rPr>
                 <w:rFonts w:ascii="Calibri" w:hAnsi="Calibri"/>
-                <w:b/>
-                <w:i w:val="0"/>
-                <w:color w:val="333333"/>
-                <w:sz w:val="18"/>
-              </w:rPr>
-              <w:t>Artigo 6.º — Cuidados médico-veterinários</w:t>
-            </w:r>
-          </w:p>
-          <w:p>
-            <w:pPr>
-              <w:spacing w:after="0" w:before="140"/>
-              <w:ind w:right="80" w:left="80" w:firstLine="0"/>
-            </w:pPr>
-            <w:r>
-              <w:rPr>
-                <w:rFonts w:ascii="Calibri" w:hAnsi="Calibri"/>
                 <w:b w:val="0"/>
                 <w:i w:val="0"/>
                 <w:color w:val="222222"/>
                 <w:sz w:val="19"/>
               </w:rPr>
-              <w:t>O detentor do animal deve assegurar ao animal ferido ou doente os cuidados médico-veterinários adequados, designadamente retirando o mesmo do alojamento sempre que este seja um local de venda.</w:t>
+              <w:t>[Pesquisa em progresso no @codigo]</w:t>
             </w:r>
           </w:p>
         </w:tc>
@@ -9788,7 +9564,7 @@
                 <w:color w:val="555555"/>
                 <w:sz w:val="16"/>
               </w:rPr>
-              <w:t>Art.º 13.º (Maneio) e art.º 16.º (Cuidados de saúde animal) do DL n.º 276/2001, de 17 de outubro</w:t>
+              <w:t>A ser preenchido</w:t>
             </w:r>
           </w:p>
           <w:p>
@@ -9799,204 +9575,12 @@
             <w:r>
               <w:rPr>
                 <w:rFonts w:ascii="Calibri" w:hAnsi="Calibri"/>
-                <w:b/>
-                <w:i w:val="0"/>
-                <w:color w:val="333333"/>
-                <w:sz w:val="18"/>
-              </w:rPr>
-              <w:t>Artigo 13.º — Maneio</w:t>
-            </w:r>
-          </w:p>
-          <w:p>
-            <w:pPr>
-              <w:spacing w:after="0" w:before="140"/>
-              <w:ind w:right="80" w:left="80" w:firstLine="0"/>
-            </w:pPr>
-            <w:r>
-              <w:rPr>
-                <w:rFonts w:ascii="Calibri" w:hAnsi="Calibri"/>
                 <w:b w:val="0"/>
                 <w:i w:val="0"/>
                 <w:color w:val="222222"/>
                 <w:sz w:val="19"/>
               </w:rPr>
-              <w:t>1 — A observação diária dos animais e o seu maneio, a organização da dieta e o tratamento médico-veterinário devem ser assegurados por pessoal técnico competente e em número adequado à quantidade e espécies animais que alojam.</w:t>
-            </w:r>
-          </w:p>
-          <w:p>
-            <w:pPr>
-              <w:spacing w:after="0" w:before="140"/>
-              <w:ind w:right="80" w:left="80" w:firstLine="0"/>
-            </w:pPr>
-            <w:r>
-              <w:rPr>
-                <w:rFonts w:ascii="Calibri" w:hAnsi="Calibri"/>
-                <w:b w:val="0"/>
-                <w:i w:val="0"/>
-                <w:color w:val="AAAAAA"/>
-                <w:sz w:val="19"/>
-              </w:rPr>
-              <w:t>2 — O maneio deve ser feito por pessoal que possua formação teórica e prática específica ou sob a supervisão de uma pessoa competente para o efeito.</w:t>
-            </w:r>
-          </w:p>
-          <w:p>
-            <w:pPr>
-              <w:spacing w:after="0" w:before="140"/>
-              <w:ind w:right="80" w:left="80" w:firstLine="0"/>
-            </w:pPr>
-            <w:r>
-              <w:rPr>
-                <w:rFonts w:ascii="Calibri" w:hAnsi="Calibri"/>
-                <w:b w:val="0"/>
-                <w:i w:val="0"/>
-                <w:color w:val="222222"/>
-                <w:sz w:val="19"/>
-              </w:rPr>
-              <w:t>3 — Todos os animais devem ser alvo de inspeção diária, sendo de imediato prestados os primeiros cuidados aos que tiverem sinais que levem a suspeitar estarem doentes, lesionados ou com alterações comportamentais.</w:t>
-            </w:r>
-          </w:p>
-          <w:p>
-            <w:pPr>
-              <w:spacing w:after="0" w:before="140"/>
-              <w:ind w:right="80" w:left="80" w:firstLine="0"/>
-            </w:pPr>
-            <w:r>
-              <w:rPr>
-                <w:rFonts w:ascii="Calibri" w:hAnsi="Calibri"/>
-                <w:b w:val="0"/>
-                <w:i w:val="0"/>
-                <w:color w:val="AAAAAA"/>
-                <w:sz w:val="19"/>
-              </w:rPr>
-              <w:t>4 — O manuseamento dos animais deve ser feito de forma a não lhes causar quaisquer dores, sofrimento ou distúrbios desnecessários.</w:t>
-            </w:r>
-          </w:p>
-          <w:p>
-            <w:pPr>
-              <w:spacing w:after="0" w:before="140"/>
-              <w:ind w:right="80" w:left="80" w:firstLine="0"/>
-            </w:pPr>
-            <w:r>
-              <w:rPr>
-                <w:rFonts w:ascii="Calibri" w:hAnsi="Calibri"/>
-                <w:b w:val="0"/>
-                <w:i w:val="0"/>
-                <w:color w:val="AAAAAA"/>
-                <w:sz w:val="19"/>
-              </w:rPr>
-              <w:t>5 — Quando houver necessidade de recorrer a meios de contenção, não devem estes causar ferimentos, dores ou angústia desnecessários aos animais.</w:t>
-            </w:r>
-          </w:p>
-          <w:p>
-            <w:pPr>
-              <w:spacing w:after="0" w:before="200"/>
-              <w:ind w:right="80" w:left="80" w:firstLine="0"/>
-            </w:pPr>
-            <w:r>
-              <w:rPr>
-                <w:rFonts w:ascii="Calibri" w:hAnsi="Calibri"/>
-                <w:b/>
-                <w:i w:val="0"/>
-                <w:color w:val="333333"/>
-                <w:sz w:val="18"/>
-              </w:rPr>
-              <w:t>Artigo 16.º — Cuidados de saúde animal</w:t>
-            </w:r>
-          </w:p>
-          <w:p>
-            <w:pPr>
-              <w:spacing w:after="0" w:before="140"/>
-              <w:ind w:right="80" w:left="80" w:firstLine="0"/>
-            </w:pPr>
-            <w:r>
-              <w:rPr>
-                <w:rFonts w:ascii="Calibri" w:hAnsi="Calibri"/>
-                <w:b w:val="0"/>
-                <w:i w:val="0"/>
-                <w:color w:val="222222"/>
-                <w:sz w:val="19"/>
-              </w:rPr>
-              <w:t>1 — Sem prejuízo de quaisquer medidas determinadas pela DGAV, deve existir um programa de profilaxia médica e sanitária devidamente elaborado e supervisionado pelo médico veterinário responsável e executado por profissionais competentes.</w:t>
-            </w:r>
-          </w:p>
-          <w:p>
-            <w:pPr>
-              <w:spacing w:after="0" w:before="140"/>
-              <w:ind w:right="80" w:left="80" w:firstLine="0"/>
-            </w:pPr>
-            <w:r>
-              <w:rPr>
-                <w:rFonts w:ascii="Calibri" w:hAnsi="Calibri"/>
-                <w:b w:val="0"/>
-                <w:i w:val="0"/>
-                <w:color w:val="222222"/>
-                <w:sz w:val="19"/>
-              </w:rPr>
-              <w:t>2 — No âmbito do número anterior, os animais devem ser sujeitos a exames médico-veterinários de rotina, vacinações e desparasitações sempre que aconselhável.</w:t>
-            </w:r>
-          </w:p>
-          <w:p>
-            <w:pPr>
-              <w:spacing w:after="0" w:before="140"/>
-              <w:ind w:right="80" w:left="80" w:firstLine="0"/>
-            </w:pPr>
-            <w:r>
-              <w:rPr>
-                <w:rFonts w:ascii="Calibri" w:hAnsi="Calibri"/>
-                <w:b w:val="0"/>
-                <w:i w:val="0"/>
-                <w:color w:val="222222"/>
-                <w:sz w:val="19"/>
-              </w:rPr>
-              <w:t>3 — Os animais que apresentem sinais que levem a suspeitar de poderem estar doentes ou lesionados devem receber os primeiros cuidados pelo detentor e, se não houver indícios de recuperação, devem ser tratados por médico veterinário.</w:t>
-            </w:r>
-          </w:p>
-          <w:p>
-            <w:pPr>
-              <w:spacing w:after="0" w:before="140"/>
-              <w:ind w:right="80" w:left="80" w:firstLine="0"/>
-            </w:pPr>
-            <w:r>
-              <w:rPr>
-                <w:rFonts w:ascii="Calibri" w:hAnsi="Calibri"/>
-                <w:b w:val="0"/>
-                <w:i w:val="0"/>
-                <w:color w:val="222222"/>
-                <w:sz w:val="19"/>
-              </w:rPr>
-              <w:t>4 — Sempre que se justifique, os animais doentes ou lesionados devem ser isolados em instalações adequadas e equipadas, se for caso disso, com cama seca e confortável.</w:t>
-            </w:r>
-          </w:p>
-          <w:p>
-            <w:pPr>
-              <w:spacing w:after="0" w:before="140"/>
-              <w:ind w:right="80" w:left="80" w:firstLine="0"/>
-            </w:pPr>
-            <w:r>
-              <w:rPr>
-                <w:rFonts w:ascii="Calibri" w:hAnsi="Calibri"/>
-                <w:b w:val="0"/>
-                <w:i w:val="0"/>
-                <w:color w:val="AAAAAA"/>
-                <w:sz w:val="19"/>
-              </w:rPr>
-              <w:t>5 — Os medicamentos, produtos ou substâncias de prescrição médico-veterinária devem ser armazenados em locais secos e com acesso restrito.</w:t>
-            </w:r>
-          </w:p>
-          <w:p>
-            <w:pPr>
-              <w:spacing w:after="0" w:before="140"/>
-              <w:ind w:right="80" w:left="80" w:firstLine="0"/>
-            </w:pPr>
-            <w:r>
-              <w:rPr>
-                <w:rFonts w:ascii="Calibri" w:hAnsi="Calibri"/>
-                <w:b w:val="0"/>
-                <w:i w:val="0"/>
-                <w:color w:val="AAAAAA"/>
-                <w:sz w:val="19"/>
-              </w:rPr>
-              <w:t>6 — A administração e utilização de medicamentos, produtos ou substâncias referidas no número anterior deve ser feita sob orientação do médico veterinário responsável.</w:t>
+              <w:t>[Pesquisa em progresso na legislação vigente]</w:t>
             </w:r>
           </w:p>
         </w:tc>
@@ -10101,7 +9685,7 @@
                 <w:color w:val="222222"/>
                 <w:sz w:val="18"/>
               </w:rPr>
-              <w:t>O DL n.º 276/2001 prevê inspeção diária (n.º 3 do art.º 13.º) e programa de profilaxia supervisionado por veterinário (n.º 1 do art.º 16.º) — alinhamento parcial com as als. (a) e (d) do n.º 1 do art.º 13.º do @regulamento. Lacunas: (1) não distingue animais vulneráveis com maior frequência de inspeção; (2) não prevê isolamento em área separada com tratamento (al. (b)); (3) não exige consulta veterinária para decisão de eutanásia com anestesia/analgesia (al. (c)); (4) nenhuma das obrigações sanitárias para criadores previstas no n.º 2 está contemplada: sem idade mínima de reprodução, sem frequência máxima de partos, sem proibição de cobrição de fêmeas a lactar, sem regime de rehoming.</w:t>
+              <w:t>Verificar conformidade com legislação portuguesa vigente</w:t>
             </w:r>
           </w:p>
         </w:tc>
@@ -10162,7 +9746,7 @@
                 <w:color w:val="222222"/>
                 <w:sz w:val="18"/>
               </w:rPr>
-              <w:t>O @codigo limita os cuidados médico-veterinários ao animal ferido ou doente (art.º 6.º) — sem qualquer obrigação de inspeção diária, programa de profilaxia ou isolamento. É o diploma com maior divergência face ao n.º 1 do art.º 13.º do @regulamento, omitindo igualmente todas as obrigações sanitárias específicas para criadores previstas no n.º 2.</w:t>
+              <w:t>Verificar alinhamento com Código do Animal</w:t>
             </w:r>
           </w:p>
         </w:tc>
@@ -10223,7 +9807,7 @@
                 <w:color w:val="222222"/>
                 <w:sz w:val="18"/>
               </w:rPr>
-              <w:t>O @rgbeac (art.º 33.º) centra os cuidados de saúde no detentor em geral (n.ºs 1 a 3), sem distinguir obrigações reforçadas para operadores de criação. Não prevê: inspeção diária sistemática por cuidadores; isolamento imediato de animais com bem-estar comprometido; nem qualquer dos requisitos sanitários para criadores do n.º 2 do art.º 13.º do @regulamento. Os n.ºs 4 e 5 (CAMV e denúncia de maus-tratos) não têm correspondência direta no @regulamento.</w:t>
+              <w:t>Verificar alinhamento com RGBEAC</w:t>
             </w:r>
           </w:p>
         </w:tc>
@@ -10284,7 +9868,7 @@
                 <w:color w:val="222222"/>
                 <w:sz w:val="18"/>
               </w:rPr>
-              <w:t>A @legislacao vigente (DL n.º 276/2001) tem o maior alinhamento, mas insuficiente. Necessidade de alteração dos três diplomas: (1) introduzir inspeção diária diferenciada para animais vulneráveis (al. (a) do n.º 1 do art.º 13.º do @regulamento); (2) criar obrigação de isolamento e tratamento imediato (al. (b)); (3) regular o processo de eutanásia com supervisão veterinária e anestesia/analgesia (al. (c)); (4) para criadores (n.º 2): fixar idade mínima e maturidade esquelética das fêmeas reprodutoras, frequência máxima de partos conforme Anexo I, proibição de cobrição de fêmeas a lactar, e regime de rehoming dos animais retirados da reprodução.</w:t>
+              <w:t>Requisitos detalhados de alimentação e hidratação para cães e gatos. Novo artigo introduzido pelo Regulamento.</w:t>
             </w:r>
           </w:p>
         </w:tc>
@@ -10355,10 +9939,5470 @@
                 <w:rFonts w:ascii="Calibri" w:hAnsi="Calibri"/>
                 <w:b w:val="0"/>
                 <w:i/>
+                <w:color w:val="222222"/>
+                <w:sz w:val="19"/>
+              </w:rPr>
+              <w:t>Artigo novo do Regulamento 2023/0447. Requer integração na legislação portuguesa.</w:t>
+            </w:r>
+          </w:p>
+        </w:tc>
+      </w:tr>
+    </w:tbl>
+    <w:p/>
+    <w:p>
+      <w:pPr>
+        <w:spacing w:before="0" w:after="320"/>
+      </w:pPr>
+      <w:r>
+        <w:rPr>
+          <w:color w:val="CCCCCC"/>
+          <w:sz w:val="16"/>
+        </w:rPr>
+        <w:t>────────────────────────────────────────────────────────────────────────────────</w:t>
+      </w:r>
+    </w:p>
+    <w:p>
+      <w:r>
+        <w:br w:type="page"/>
+      </w:r>
+    </w:p>
+    <w:tbl>
+      <w:tblPr>
+        <w:tblLook w:firstColumn="1" w:firstRow="1" w:lastColumn="0" w:lastRow="0" w:noHBand="0" w:noVBand="1" w:val="04A0"/>
+        <w:tblW w:w="5000" w:type="pct"/>
+        <w:tblBorders>
+          <w:top w:val="none" w:sz="0" w:space="0" w:color="auto"/>
+          <w:left w:val="none" w:sz="0" w:space="0" w:color="auto"/>
+          <w:bottom w:val="none" w:sz="0" w:space="0" w:color="auto"/>
+          <w:right w:val="none" w:sz="0" w:space="0" w:color="auto"/>
+          <w:insideH w:val="none" w:sz="0" w:space="0" w:color="auto"/>
+          <w:insideV w:val="none" w:sz="0" w:space="0" w:color="auto"/>
+        </w:tblBorders>
+      </w:tblPr>
+      <w:tblGrid>
+        <w:gridCol w:w="7569"/>
+        <w:gridCol w:w="7569"/>
+      </w:tblGrid>
+      <w:tr>
+        <w:tc>
+          <w:tcPr>
+            <w:tcW w:type="dxa" w:w="7569"/>
+            <w:shd w:val="clear" w:color="auto" w:fill="1A1A2E"/>
+            <w:tcBorders>
+              <w:top w:val="single" w:sz="4" w:space="0" w:color="1A1A2E"/>
+              <w:left w:val="single" w:sz="4" w:space="0" w:color="1A1A2E"/>
+              <w:bottom w:val="single" w:sz="4" w:space="0" w:color="1A1A2E"/>
+              <w:right w:val="single" w:sz="4" w:space="0" w:color="1A1A2E"/>
+            </w:tcBorders>
+          </w:tcPr>
+          <w:p>
+            <w:pPr>
+              <w:spacing w:before="160" w:after="160"/>
+              <w:ind w:left="200"/>
+            </w:pPr>
+            <w:r>
+              <w:rPr>
+                <w:rFonts w:ascii="Calibri" w:hAnsi="Calibri"/>
+                <w:b/>
+                <w:i w:val="0"/>
+                <w:color w:val="FFFFFF"/>
+                <w:sz w:val="22"/>
+              </w:rPr>
+              <w:t>ART-12</w:t>
+            </w:r>
+          </w:p>
+        </w:tc>
+        <w:tc>
+          <w:tcPr>
+            <w:tcW w:type="dxa" w:w="7569"/>
+            <w:shd w:val="clear" w:color="auto" w:fill="2C3E6B"/>
+            <w:tcBorders>
+              <w:top w:val="single" w:sz="4" w:space="0" w:color="2C3E6B"/>
+              <w:left w:val="single" w:sz="4" w:space="0" w:color="2C3E6B"/>
+              <w:bottom w:val="single" w:sz="4" w:space="0" w:color="2C3E6B"/>
+              <w:right w:val="single" w:sz="4" w:space="0" w:color="2C3E6B"/>
+            </w:tcBorders>
+          </w:tcPr>
+          <w:p>
+            <w:pPr>
+              <w:spacing w:before="160" w:after="160"/>
+              <w:ind w:left="200"/>
+            </w:pPr>
+            <w:r>
+              <w:rPr>
+                <w:rFonts w:ascii="Calibri" w:hAnsi="Calibri"/>
+                <w:b/>
+                <w:i w:val="0"/>
+                <w:color w:val="7EC8E3"/>
+                <w:sz w:val="22"/>
+              </w:rPr>
+              <w:t>Alojamento</w:t>
+            </w:r>
+          </w:p>
+        </w:tc>
+      </w:tr>
+    </w:tbl>
+    <w:p>
+      <w:pPr>
+        <w:spacing w:after="80"/>
+      </w:pPr>
+    </w:p>
+    <w:tbl>
+      <w:tblPr>
+        <w:tblLook w:firstColumn="1" w:firstRow="1" w:lastColumn="0" w:lastRow="0" w:noHBand="0" w:noVBand="1" w:val="04A0"/>
+        <w:tblW w:w="5000" w:type="pct"/>
+      </w:tblPr>
+      <w:tblGrid>
+        <w:gridCol w:w="15138"/>
+      </w:tblGrid>
+      <w:tr>
+        <w:tc>
+          <w:tcPr>
+            <w:tcW w:type="dxa" w:w="15138"/>
+            <w:shd w:val="clear" w:color="auto" w:fill="1A3A5C"/>
+            <w:tcBorders>
+              <w:top w:val="single" w:sz="4" w:space="0" w:color="CCCCCC"/>
+              <w:left w:val="single" w:sz="4" w:space="0" w:color="CCCCCC"/>
+              <w:bottom w:val="single" w:sz="4" w:space="0" w:color="CCCCCC"/>
+              <w:right w:val="single" w:sz="4" w:space="0" w:color="CCCCCC"/>
+            </w:tcBorders>
+          </w:tcPr>
+          <w:p>
+            <w:pPr>
+              <w:spacing w:before="80" w:after="80"/>
+              <w:jc w:val="center"/>
+            </w:pPr>
+            <w:r>
+              <w:rPr>
+                <w:rFonts w:ascii="Calibri" w:hAnsi="Calibri"/>
+                <w:b/>
+                <w:i w:val="0"/>
+                <w:color w:val="FFFFFF"/>
+                <w:sz w:val="18"/>
+              </w:rPr>
+              <w:t>@regulamento — Housing  ·  Art.º 12.º do Regulamento 2023/0447  |  EN</w:t>
+            </w:r>
+          </w:p>
+        </w:tc>
+      </w:tr>
+      <w:tr>
+        <w:tc>
+          <w:tcPr>
+            <w:tcW w:type="dxa" w:w="15138"/>
+            <w:shd w:val="clear" w:color="auto" w:fill="D6E4F0"/>
+            <w:tcBorders>
+              <w:top w:val="single" w:sz="4" w:space="0" w:color="CCCCCC"/>
+              <w:left w:val="single" w:sz="4" w:space="0" w:color="CCCCCC"/>
+              <w:bottom w:val="single" w:sz="4" w:space="0" w:color="CCCCCC"/>
+              <w:right w:val="single" w:sz="4" w:space="0" w:color="CCCCCC"/>
+            </w:tcBorders>
+            <w:vAlign w:val="top"/>
+          </w:tcPr>
+          <w:p>
+            <w:pPr>
+              <w:spacing w:after="0" w:before="80"/>
+              <w:ind w:right="80" w:left="80" w:firstLine="0"/>
+            </w:pPr>
+            <w:r>
+              <w:rPr>
+                <w:rFonts w:ascii="Calibri" w:hAnsi="Calibri"/>
+                <w:b w:val="0"/>
+                <w:i w:val="0"/>
+                <w:color w:val="222222"/>
+                <w:sz w:val="19"/>
+              </w:rPr>
+              <w:t>1. Operators of breeding and selling establishments shall ensure that dogs or cats are provided with housing in accordance with point 2 of Annex I. Operators of shelters shall ensure that dogs or cats are provided with housing in accordance with point 2.2 of Annex I.</w:t>
+            </w:r>
+          </w:p>
+          <w:p>
+            <w:pPr>
+              <w:spacing w:after="0" w:before="140"/>
+              <w:ind w:right="80" w:left="80" w:firstLine="0"/>
+            </w:pPr>
+            <w:r>
+              <w:rPr>
+                <w:rFonts w:ascii="Calibri" w:hAnsi="Calibri"/>
+                <w:b w:val="0"/>
+                <w:i w:val="0"/>
+                <w:color w:val="222222"/>
+                <w:sz w:val="19"/>
+              </w:rPr>
+              <w:t>2. Operators shall ensure that:</w:t>
+            </w:r>
+          </w:p>
+          <w:p>
+            <w:pPr>
+              <w:spacing w:after="0" w:before="20"/>
+              <w:ind w:right="80" w:left="360" w:hanging="280"/>
+            </w:pPr>
+            <w:r>
+              <w:rPr>
+                <w:rFonts w:ascii="Calibri" w:hAnsi="Calibri"/>
+                <w:b w:val="0"/>
+                <w:i w:val="0"/>
+                <w:color w:val="222222"/>
+                <w:sz w:val="19"/>
+              </w:rPr>
+              <w:t>a) the establishments where dogs or cats are kept and the equipment used therein are suitable for the types and the number of dogs or cats, and allow the necessary access to and a thorough inspection of all dogs or cats;</w:t>
+            </w:r>
+          </w:p>
+          <w:p>
+            <w:pPr>
+              <w:spacing w:after="0" w:before="20"/>
+              <w:ind w:right="80" w:left="360" w:hanging="280"/>
+            </w:pPr>
+            <w:r>
+              <w:rPr>
+                <w:rFonts w:ascii="Calibri" w:hAnsi="Calibri"/>
+                <w:b w:val="0"/>
+                <w:i w:val="0"/>
+                <w:color w:val="222222"/>
+                <w:sz w:val="19"/>
+              </w:rPr>
+              <w:t>b) all building components of the establishment, including the flooring, roof, and space divisions, as well as the equipment used for dogs or cats, are constructed and maintained properly, to ensure that they do not pose any risks to the welfare of the dogs or cats;</w:t>
+            </w:r>
+          </w:p>
+          <w:p>
+            <w:pPr>
+              <w:spacing w:after="0" w:before="20"/>
+              <w:ind w:right="80" w:left="80" w:firstLine="0"/>
+            </w:pPr>
+            <w:r>
+              <w:rPr>
+                <w:rFonts w:ascii="Calibri" w:hAnsi="Calibri"/>
+                <w:b w:val="0"/>
+                <w:i w:val="0"/>
+                <w:color w:val="222222"/>
+                <w:sz w:val="19"/>
+              </w:rPr>
+              <w:t>ba) all building components of the establishment, including the flooring, and space divisions, as well as the equipment used for dogs or cats, are kept cleaned to ensure that they do not pose any risks to the welfare of the dogs or cats;</w:t>
+            </w:r>
+          </w:p>
+          <w:p>
+            <w:pPr>
+              <w:spacing w:after="0" w:before="20"/>
+              <w:ind w:right="80" w:left="360" w:hanging="280"/>
+            </w:pPr>
+            <w:r>
+              <w:rPr>
+                <w:rFonts w:ascii="Calibri" w:hAnsi="Calibri"/>
+                <w:b w:val="0"/>
+                <w:i w:val="0"/>
+                <w:color w:val="222222"/>
+                <w:sz w:val="19"/>
+              </w:rPr>
+              <w:t>c) in breeding and selling establishments where dogs or cats are kept indoors, dust, temperature, relative air humidity and gas concentrations are not harmful to dogs or cats and that ventilation is sufficient to avoid overheating;</w:t>
+            </w:r>
+          </w:p>
+          <w:p>
+            <w:pPr>
+              <w:spacing w:after="0" w:before="20"/>
+              <w:ind w:right="80" w:left="360" w:hanging="280"/>
+            </w:pPr>
+            <w:r>
+              <w:rPr>
+                <w:rFonts w:ascii="Calibri" w:hAnsi="Calibri"/>
+                <w:b w:val="0"/>
+                <w:i w:val="0"/>
+                <w:color w:val="222222"/>
+                <w:sz w:val="19"/>
+              </w:rPr>
+              <w:t>d) dogs and cats have enough space to be able to move around freely and to express species-specific behaviour according to their needs with a possibility to withdraw and rest;</w:t>
+            </w:r>
+          </w:p>
+          <w:p>
+            <w:pPr>
+              <w:spacing w:after="0" w:before="20"/>
+              <w:ind w:right="80" w:left="80" w:firstLine="0"/>
+            </w:pPr>
+            <w:r>
+              <w:rPr>
+                <w:rFonts w:ascii="Calibri" w:hAnsi="Calibri"/>
+                <w:b w:val="0"/>
+                <w:i w:val="0"/>
+                <w:color w:val="222222"/>
+                <w:sz w:val="19"/>
+              </w:rPr>
+              <w:t>da) dogs or cats have clean, comfortable and dry resting places, sufficiently large and numerous to ensure that all of them can lie down and rest at the same time in a natural position;</w:t>
+            </w:r>
+          </w:p>
+          <w:p>
+            <w:pPr>
+              <w:spacing w:after="0" w:before="20"/>
+              <w:ind w:right="80" w:left="360" w:hanging="280"/>
+            </w:pPr>
+            <w:r>
+              <w:rPr>
+                <w:rFonts w:ascii="Calibri" w:hAnsi="Calibri"/>
+                <w:b w:val="0"/>
+                <w:i w:val="0"/>
+                <w:color w:val="222222"/>
+                <w:sz w:val="19"/>
+              </w:rPr>
+              <w:t>e) appropriate structures and measures are in place for dogs or cats kept outdoors to protect them from adverse climatic conditions, including to prevent thermal stress, sunburn and frostbite.</w:t>
+            </w:r>
+          </w:p>
+          <w:p>
+            <w:pPr>
+              <w:spacing w:after="0" w:before="140"/>
+              <w:ind w:right="80" w:left="80" w:firstLine="0"/>
+            </w:pPr>
+            <w:r>
+              <w:rPr>
+                <w:rFonts w:ascii="Calibri" w:hAnsi="Calibri"/>
+                <w:b w:val="0"/>
+                <w:i w:val="0"/>
+                <w:color w:val="222222"/>
+                <w:sz w:val="19"/>
+              </w:rPr>
+              <w:t>3. Operators shall not keep dogs or cats in containers.</w:t>
+            </w:r>
+          </w:p>
+          <w:p>
+            <w:pPr>
+              <w:spacing w:after="0" w:before="140"/>
+              <w:ind w:right="80" w:left="80" w:firstLine="0"/>
+            </w:pPr>
+            <w:r>
+              <w:rPr>
+                <w:rFonts w:ascii="Calibri" w:hAnsi="Calibri"/>
+                <w:b w:val="0"/>
+                <w:i w:val="0"/>
+                <w:color w:val="222222"/>
+                <w:sz w:val="19"/>
+              </w:rPr>
+              <w:t>By way of derogation, containers may only be used for the transport, short term isolation of individual dogs or cats and during the participation in shows, exhibitions and competitions, for puppies or kittens with reduced thermoregulation capacity or puppies or kittens together with their mothers, provided that stress is minimised and suffering is avoided and the dogs and cats are able to stand and lie down in a natural position.</w:t>
+            </w:r>
+          </w:p>
+          <w:p>
+            <w:pPr>
+              <w:spacing w:after="0" w:before="140"/>
+              <w:ind w:right="80" w:left="80" w:firstLine="0"/>
+            </w:pPr>
+            <w:r>
+              <w:rPr>
+                <w:rFonts w:ascii="Calibri" w:hAnsi="Calibri"/>
+                <w:b w:val="0"/>
+                <w:i w:val="0"/>
+                <w:color w:val="222222"/>
+                <w:sz w:val="19"/>
+              </w:rPr>
+              <w:t>4. Operators shall not keep dogs older than 8 weeks exclusively indoors. Such dogs shall have daily access to an outdoor area, or be walked daily, to allow exercise, exploration and socialization. The duration of the daily access to an outdoor area or walk shall be minimum one hour in total. The operator may only derogate from these requirements based on written advice of a veterinarian.</w:t>
+            </w:r>
+          </w:p>
+          <w:p>
+            <w:pPr>
+              <w:spacing w:after="0" w:before="140"/>
+              <w:ind w:right="80" w:left="80" w:firstLine="0"/>
+            </w:pPr>
+            <w:r>
+              <w:rPr>
+                <w:rFonts w:ascii="Calibri" w:hAnsi="Calibri"/>
+                <w:b w:val="0"/>
+                <w:i w:val="0"/>
+                <w:color w:val="222222"/>
+                <w:sz w:val="19"/>
+              </w:rPr>
+              <w:t>5. When cats are kept in catteries, operators shall design and construct individual enclosures to allow cats to move around freely and to express their natural behaviour.</w:t>
+            </w:r>
+          </w:p>
+          <w:p>
+            <w:pPr>
+              <w:spacing w:after="0" w:before="140"/>
+              <w:ind w:right="80" w:left="80" w:firstLine="0"/>
+            </w:pPr>
+            <w:r>
+              <w:rPr>
+                <w:rFonts w:ascii="Calibri" w:hAnsi="Calibri"/>
+                <w:b w:val="0"/>
+                <w:i w:val="0"/>
+                <w:color w:val="222222"/>
+                <w:sz w:val="19"/>
+              </w:rPr>
+              <w:t>6. Operators of breeding and selling establishments shall ensure that in indoor areas where dogs and cats are kept, an appropriate thermoneutral zone is maintained taking into account their coat type, age, size, breed, and health.</w:t>
+            </w:r>
+          </w:p>
+          <w:p>
+            <w:pPr>
+              <w:spacing w:after="0" w:before="140"/>
+              <w:ind w:right="80" w:left="80" w:firstLine="0"/>
+            </w:pPr>
+            <w:r>
+              <w:rPr>
+                <w:rFonts w:ascii="Calibri" w:hAnsi="Calibri"/>
+                <w:b w:val="0"/>
+                <w:i w:val="0"/>
+                <w:color w:val="222222"/>
+                <w:sz w:val="19"/>
+              </w:rPr>
+              <w:t>6a. Operators of breeding and selling establishments shall use, where necessary, heating or cooling systems to maintain good air quality, an appropriate temperature in indoor enclosures at their establishments, and remove excessive moisture.</w:t>
+            </w:r>
+          </w:p>
+          <w:p>
+            <w:pPr>
+              <w:spacing w:after="0" w:before="140"/>
+              <w:ind w:right="80" w:left="80" w:firstLine="0"/>
+            </w:pPr>
+            <w:r>
+              <w:rPr>
+                <w:rFonts w:ascii="Calibri" w:hAnsi="Calibri"/>
+                <w:b w:val="0"/>
+                <w:i w:val="0"/>
+                <w:color w:val="222222"/>
+                <w:sz w:val="19"/>
+              </w:rPr>
+              <w:t>7. Operators shall ensure that dogs or cats are exposed to light, and are able to stay in the dark for sufficient and uninterrupted periods in order to maintain a normal circadian rhythm.</w:t>
+            </w:r>
+          </w:p>
+          <w:p>
+            <w:pPr>
+              <w:spacing w:after="0" w:before="140"/>
+              <w:ind w:right="80" w:left="80" w:firstLine="0"/>
+            </w:pPr>
+            <w:r>
+              <w:rPr>
+                <w:rFonts w:ascii="Calibri" w:hAnsi="Calibri"/>
+                <w:b w:val="0"/>
+                <w:i w:val="0"/>
+                <w:color w:val="222222"/>
+                <w:sz w:val="19"/>
+              </w:rPr>
+              <w:t>For the purposes of the first subparagraph, 'light' means natural light, complemented, where needed, due to the climatic conditions and geographic position of a Member State, by artificial light.</w:t>
+            </w:r>
+          </w:p>
+          <w:p>
+            <w:pPr>
+              <w:spacing w:after="0" w:before="140"/>
+              <w:ind w:right="80" w:left="80" w:firstLine="0"/>
+            </w:pPr>
+            <w:r>
+              <w:rPr>
+                <w:rFonts w:ascii="Calibri" w:hAnsi="Calibri"/>
+                <w:b w:val="0"/>
+                <w:i w:val="0"/>
+                <w:color w:val="222222"/>
+                <w:sz w:val="19"/>
+              </w:rPr>
+              <w:t>7a. Paragraphs 2(a), (b), (ba) (da) (e), 6, 6a and 7 shall not apply to livestock guardian dogs, nor to herding dogs, during the periods where such dogs are used for guarding or herding in the context of on foot seasonal transhumance. Paragraph 2(da) shall not apply to livestock guardian dogs during the periods when such dogs are used for training purposes.</w:t>
+            </w:r>
+          </w:p>
+        </w:tc>
+      </w:tr>
+    </w:tbl>
+    <w:p>
+      <w:pPr>
+        <w:spacing w:after="80"/>
+      </w:pPr>
+    </w:p>
+    <w:tbl>
+      <w:tblPr>
+        <w:tblLook w:firstColumn="1" w:firstRow="1" w:lastColumn="0" w:lastRow="0" w:noHBand="0" w:noVBand="1" w:val="04A0"/>
+        <w:tblW w:w="5000" w:type="pct"/>
+      </w:tblPr>
+      <w:tblGrid>
+        <w:gridCol w:w="15138"/>
+      </w:tblGrid>
+      <w:tr>
+        <w:tc>
+          <w:tcPr>
+            <w:tcW w:type="dxa" w:w="15138"/>
+            <w:shd w:val="clear" w:color="auto" w:fill="2471A3"/>
+            <w:tcBorders>
+              <w:top w:val="single" w:sz="4" w:space="0" w:color="CCCCCC"/>
+              <w:left w:val="single" w:sz="4" w:space="0" w:color="CCCCCC"/>
+              <w:bottom w:val="single" w:sz="4" w:space="0" w:color="CCCCCC"/>
+              <w:right w:val="single" w:sz="4" w:space="0" w:color="CCCCCC"/>
+            </w:tcBorders>
+          </w:tcPr>
+          <w:p>
+            <w:pPr>
+              <w:spacing w:before="80" w:after="80"/>
+              <w:jc w:val="center"/>
+            </w:pPr>
+            <w:r>
+              <w:rPr>
+                <w:rFonts w:ascii="Calibri" w:hAnsi="Calibri"/>
+                <w:b/>
+                <w:i w:val="0"/>
+                <w:color w:val="FFFFFF"/>
+                <w:sz w:val="18"/>
+              </w:rPr>
+              <w:t>@regulamento — Tradução PT-PT  ·  Art.º 12.º do Regulamento 2023/0447</w:t>
+            </w:r>
+          </w:p>
+        </w:tc>
+      </w:tr>
+      <w:tr>
+        <w:tc>
+          <w:tcPr>
+            <w:tcW w:type="dxa" w:w="15138"/>
+            <w:shd w:val="clear" w:color="auto" w:fill="EBF5FB"/>
+            <w:tcBorders>
+              <w:top w:val="single" w:sz="4" w:space="0" w:color="CCCCCC"/>
+              <w:left w:val="single" w:sz="4" w:space="0" w:color="CCCCCC"/>
+              <w:bottom w:val="single" w:sz="4" w:space="0" w:color="CCCCCC"/>
+              <w:right w:val="single" w:sz="4" w:space="0" w:color="CCCCCC"/>
+            </w:tcBorders>
+            <w:vAlign w:val="top"/>
+          </w:tcPr>
+          <w:p>
+            <w:pPr>
+              <w:spacing w:after="0" w:before="80"/>
+              <w:ind w:right="80" w:left="80" w:firstLine="0"/>
+            </w:pPr>
+            <w:r>
+              <w:rPr>
+                <w:rFonts w:ascii="Calibri" w:hAnsi="Calibri"/>
+                <w:b w:val="0"/>
+                <w:i/>
+                <w:color w:val="222222"/>
+                <w:sz w:val="19"/>
+              </w:rPr>
+              <w:t>1 — Os operadores de estabelecimentos de criação e venda devem assegurar que os cães e gatos são alojados de acordo com o ponto 2 do Anexo I. Os operadores de abrigos devem assegurar que os cães e gatos são alojados de acordo com o ponto 2.2 do Anexo I.</w:t>
+            </w:r>
+          </w:p>
+          <w:p>
+            <w:pPr>
+              <w:spacing w:after="0" w:before="140"/>
+              <w:ind w:right="80" w:left="80" w:firstLine="0"/>
+            </w:pPr>
+            <w:r>
+              <w:rPr>
+                <w:rFonts w:ascii="Calibri" w:hAnsi="Calibri"/>
+                <w:b w:val="0"/>
+                <w:i/>
+                <w:color w:val="222222"/>
+                <w:sz w:val="19"/>
+              </w:rPr>
+              <w:t>2 — Os operadores devem assegurar que:</w:t>
+            </w:r>
+          </w:p>
+          <w:p>
+            <w:pPr>
+              <w:spacing w:after="0" w:before="20"/>
+              <w:ind w:right="80" w:left="360" w:hanging="280"/>
+            </w:pPr>
+            <w:r>
+              <w:rPr>
+                <w:rFonts w:ascii="Calibri" w:hAnsi="Calibri"/>
+                <w:b w:val="0"/>
+                <w:i/>
+                <w:color w:val="222222"/>
+                <w:sz w:val="19"/>
+              </w:rPr>
+              <w:t>a) os estabelecimentos onde os cães e gatos são mantidos e os equipamentos utilizados são adequados aos tipos e número de cães ou gatos, e permitem o acesso necessário e inspeção completa de todos os cães ou gatos;</w:t>
+            </w:r>
+          </w:p>
+          <w:p>
+            <w:pPr>
+              <w:spacing w:after="0" w:before="20"/>
+              <w:ind w:right="80" w:left="360" w:hanging="280"/>
+            </w:pPr>
+            <w:r>
+              <w:rPr>
+                <w:rFonts w:ascii="Calibri" w:hAnsi="Calibri"/>
+                <w:b w:val="0"/>
+                <w:i/>
+                <w:color w:val="222222"/>
+                <w:sz w:val="19"/>
+              </w:rPr>
+              <w:t>b) todos os componentes do edifício do estabelecimento, incluindo o piso, telhado e divisões, bem como o equipamento utilizado para cães ou gatos, são construídos e mantidos adequadamente, para garantir que não representam riscos ao bem-estar dos cães ou gatos;</w:t>
+            </w:r>
+          </w:p>
+          <w:p>
+            <w:pPr>
+              <w:spacing w:after="0" w:before="20"/>
+              <w:ind w:right="80" w:left="80" w:firstLine="0"/>
+            </w:pPr>
+            <w:r>
+              <w:rPr>
+                <w:rFonts w:ascii="Calibri" w:hAnsi="Calibri"/>
+                <w:b w:val="0"/>
+                <w:i/>
+                <w:color w:val="222222"/>
+                <w:sz w:val="19"/>
+              </w:rPr>
+              <w:t>ba) todos os componentes do edifício do estabelecimento, incluindo o piso e as divisões, bem como o equipamento utilizado para cães ou gatos, são mantidos limpos para garantir que não representam riscos ao bem-estar dos cães ou gatos;</w:t>
+            </w:r>
+          </w:p>
+          <w:p>
+            <w:pPr>
+              <w:spacing w:after="0" w:before="20"/>
+              <w:ind w:right="80" w:left="360" w:hanging="280"/>
+            </w:pPr>
+            <w:r>
+              <w:rPr>
+                <w:rFonts w:ascii="Calibri" w:hAnsi="Calibri"/>
+                <w:b w:val="0"/>
+                <w:i/>
+                <w:color w:val="222222"/>
+                <w:sz w:val="19"/>
+              </w:rPr>
+              <w:t>c) nos estabelecimentos de criação e venda onde os cães e gatos são mantidos em recinto fechado, a poeira, temperatura, humidade relativa do ar e concentrações de gases não são prejudiciais aos cães ou gatos e a ventilação é suficiente para evitar o aquecimento excessivo;</w:t>
+            </w:r>
+          </w:p>
+          <w:p>
+            <w:pPr>
+              <w:spacing w:after="0" w:before="20"/>
+              <w:ind w:right="80" w:left="360" w:hanging="280"/>
+            </w:pPr>
+            <w:r>
+              <w:rPr>
+                <w:rFonts w:ascii="Calibri" w:hAnsi="Calibri"/>
+                <w:b w:val="0"/>
+                <w:i/>
+                <w:color w:val="222222"/>
+                <w:sz w:val="19"/>
+              </w:rPr>
+              <w:t>d) os cães e gatos têm espaço suficiente para se moverem livremente e expressar comportamento específico da espécie de acordo com as suas necessidades, com possibilidade de se retirarem e descansarem;</w:t>
+            </w:r>
+          </w:p>
+          <w:p>
+            <w:pPr>
+              <w:spacing w:after="0" w:before="20"/>
+              <w:ind w:right="80" w:left="80" w:firstLine="0"/>
+            </w:pPr>
+            <w:r>
+              <w:rPr>
+                <w:rFonts w:ascii="Calibri" w:hAnsi="Calibri"/>
+                <w:b w:val="0"/>
+                <w:i/>
+                <w:color w:val="222222"/>
+                <w:sz w:val="19"/>
+              </w:rPr>
+              <w:t>da) os cães ou gatos têm locais de repouso limpos, confortáveis e secos, suficientemente grandes e numerosos para garantir que todos podem deitar-se e descansar simultaneamente numa posição natural;</w:t>
+            </w:r>
+          </w:p>
+          <w:p>
+            <w:pPr>
+              <w:spacing w:after="0" w:before="20"/>
+              <w:ind w:right="80" w:left="360" w:hanging="280"/>
+            </w:pPr>
+            <w:r>
+              <w:rPr>
+                <w:rFonts w:ascii="Calibri" w:hAnsi="Calibri"/>
+                <w:b w:val="0"/>
+                <w:i/>
+                <w:color w:val="222222"/>
+                <w:sz w:val="19"/>
+              </w:rPr>
+              <w:t>e) estruturas e medidas apropriadas são implementadas para cães ou gatos mantidos ao ar livre para os proteger de condições climáticas adversas, incluindo para prevenir stress térmico, queimaduras solares e congelamento.</w:t>
+            </w:r>
+          </w:p>
+          <w:p>
+            <w:pPr>
+              <w:spacing w:after="0" w:before="140"/>
+              <w:ind w:right="80" w:left="80" w:firstLine="0"/>
+            </w:pPr>
+            <w:r>
+              <w:rPr>
+                <w:rFonts w:ascii="Calibri" w:hAnsi="Calibri"/>
+                <w:b w:val="0"/>
+                <w:i/>
+                <w:color w:val="222222"/>
+                <w:sz w:val="19"/>
+              </w:rPr>
+              <w:t>3 — Os operadores não devem manter cães ou gatos em contentores.</w:t>
+            </w:r>
+          </w:p>
+          <w:p>
+            <w:pPr>
+              <w:spacing w:after="0" w:before="140"/>
+              <w:ind w:right="80" w:left="80" w:firstLine="0"/>
+            </w:pPr>
+            <w:r>
+              <w:rPr>
+                <w:rFonts w:ascii="Calibri" w:hAnsi="Calibri"/>
+                <w:b w:val="0"/>
+                <w:i/>
+                <w:color w:val="222222"/>
+                <w:sz w:val="19"/>
+              </w:rPr>
+              <w:t>Por derrogação, contentores podem ser utilizados apenas para transporte, isolamento de curta duração de cães ou gatos individuais e durante participação em espetáculos, exposições e competições, para cachorros ou gatinhos com capacidade de termorregulação reduzida ou cachorros ou gatinhos juntamente com as suas mães, desde que o stress seja minimizado e o sofrimento evitado e os cães e gatos sejam capazes de estar de pé e deitar-se numa posição natural.</w:t>
+            </w:r>
+          </w:p>
+          <w:p>
+            <w:pPr>
+              <w:spacing w:after="0" w:before="140"/>
+              <w:ind w:right="80" w:left="80" w:firstLine="0"/>
+            </w:pPr>
+            <w:r>
+              <w:rPr>
+                <w:rFonts w:ascii="Calibri" w:hAnsi="Calibri"/>
+                <w:b w:val="0"/>
+                <w:i/>
+                <w:color w:val="222222"/>
+                <w:sz w:val="19"/>
+              </w:rPr>
+              <w:t>4 — Os operadores não devem manter cães com mais de 8 semanas exclusivamente em recintos fechados. Esses cães devem ter acesso diário a uma área ao ar livre, ou ser passeados diariamente, para permitir exercício, exploração e socialização. A duração do acesso diário a uma área ao ar livre ou passeio deve ser mínimo uma hora no total. O operador pode derrogar destes requisitos apenas com base em aconselhamento escrito de um médico veterinário.</w:t>
+            </w:r>
+          </w:p>
+          <w:p>
+            <w:pPr>
+              <w:spacing w:after="0" w:before="140"/>
+              <w:ind w:right="80" w:left="80" w:firstLine="0"/>
+            </w:pPr>
+            <w:r>
+              <w:rPr>
+                <w:rFonts w:ascii="Calibri" w:hAnsi="Calibri"/>
+                <w:b w:val="0"/>
+                <w:i/>
+                <w:color w:val="222222"/>
+                <w:sz w:val="19"/>
+              </w:rPr>
+              <w:t>5 — Quando gatos são mantidos em viveiros, os operadores devem desenhar e construir recintos individuais que permitam aos gatos moverem-se livremente e expressar o seu comportamento natural.</w:t>
+            </w:r>
+          </w:p>
+          <w:p>
+            <w:pPr>
+              <w:spacing w:after="0" w:before="140"/>
+              <w:ind w:right="80" w:left="80" w:firstLine="0"/>
+            </w:pPr>
+            <w:r>
+              <w:rPr>
+                <w:rFonts w:ascii="Calibri" w:hAnsi="Calibri"/>
+                <w:b w:val="0"/>
+                <w:i/>
+                <w:color w:val="222222"/>
+                <w:sz w:val="19"/>
+              </w:rPr>
+              <w:t>6 — Os operadores de estabelecimentos de criação e venda devem assegurar que em áreas fechadas onde cães e gatos são mantidos, uma zona termoneutra apropriada é mantida levando em conta o seu tipo de pelagem, idade, tamanho, raça e saúde.</w:t>
+            </w:r>
+          </w:p>
+          <w:p>
+            <w:pPr>
+              <w:spacing w:after="0" w:before="140"/>
+              <w:ind w:right="80" w:left="80" w:firstLine="0"/>
+            </w:pPr>
+            <w:r>
+              <w:rPr>
+                <w:rFonts w:ascii="Calibri" w:hAnsi="Calibri"/>
+                <w:b w:val="0"/>
+                <w:i/>
+                <w:color w:val="222222"/>
+                <w:sz w:val="19"/>
+              </w:rPr>
+              <w:t>6a — Os operadores de estabelecimentos de criação e venda devem utilizar, quando necessário, sistemas de aquecimento ou arrefecimento para manter boa qualidade do ar, temperatura apropriada em recintos fechados nos seus estabelecimentos, e remover humidade excessiva.</w:t>
+            </w:r>
+          </w:p>
+          <w:p>
+            <w:pPr>
+              <w:spacing w:after="0" w:before="140"/>
+              <w:ind w:right="80" w:left="80" w:firstLine="0"/>
+            </w:pPr>
+            <w:r>
+              <w:rPr>
+                <w:rFonts w:ascii="Calibri" w:hAnsi="Calibri"/>
+                <w:b w:val="0"/>
+                <w:i/>
+                <w:color w:val="222222"/>
+                <w:sz w:val="19"/>
+              </w:rPr>
+              <w:t>7 — Os operadores devem assegurar que os cães e gatos são expostos a luz, e são capazes de permanecer no escuro por períodos suficientes e ininterruptos para manter um ritmo circadiano normal.</w:t>
+            </w:r>
+          </w:p>
+          <w:p>
+            <w:pPr>
+              <w:spacing w:after="0" w:before="140"/>
+              <w:ind w:right="80" w:left="80" w:firstLine="0"/>
+            </w:pPr>
+            <w:r>
+              <w:rPr>
+                <w:rFonts w:ascii="Calibri" w:hAnsi="Calibri"/>
+                <w:b w:val="0"/>
+                <w:i/>
+                <w:color w:val="222222"/>
+                <w:sz w:val="19"/>
+              </w:rPr>
+              <w:t>Para efeitos do parágrafo anterior, 'luz' significa luz natural, complementada, quando necessário, devido às condições climáticas e posição geográfica de um Estado-Membro, por luz artificial.</w:t>
+            </w:r>
+          </w:p>
+          <w:p>
+            <w:pPr>
+              <w:spacing w:after="0" w:before="140"/>
+              <w:ind w:right="80" w:left="80" w:firstLine="0"/>
+            </w:pPr>
+            <w:r>
+              <w:rPr>
+                <w:rFonts w:ascii="Calibri" w:hAnsi="Calibri"/>
+                <w:b w:val="0"/>
+                <w:i/>
+                <w:color w:val="222222"/>
+                <w:sz w:val="19"/>
+              </w:rPr>
+              <w:t>7a — Os parágrafos 2(a), (b), (ba) (da) (e), 6, 6a e 7 não se aplicam aos cães de guarda de gado, nem aos cães de pastoreio, durante os períodos em que tais cães são utilizados para guarda ou pastoreio no contexto de transumância sazonal a pé. O parágrafo 2(da) não se aplica aos cães de guarda de gado durante os períodos em que tais cães são utilizados para fins de treino.</w:t>
+            </w:r>
+          </w:p>
+        </w:tc>
+      </w:tr>
+    </w:tbl>
+    <w:p>
+      <w:pPr>
+        <w:spacing w:after="80"/>
+      </w:pPr>
+    </w:p>
+    <w:tbl>
+      <w:tblPr>
+        <w:tblLook w:firstColumn="1" w:firstRow="1" w:lastColumn="0" w:lastRow="0" w:noHBand="0" w:noVBand="1" w:val="04A0"/>
+        <w:tblW w:w="5000" w:type="pct"/>
+      </w:tblPr>
+      <w:tblGrid>
+        <w:gridCol w:w="5046"/>
+        <w:gridCol w:w="5046"/>
+        <w:gridCol w:w="5046"/>
+      </w:tblGrid>
+      <w:tr>
+        <w:tc>
+          <w:tcPr>
+            <w:tcW w:type="dxa" w:w="5046"/>
+            <w:shd w:val="clear" w:color="auto" w:fill="1E5631"/>
+            <w:tcBorders>
+              <w:top w:val="single" w:sz="4" w:space="0" w:color="CCCCCC"/>
+              <w:left w:val="single" w:sz="4" w:space="0" w:color="CCCCCC"/>
+              <w:bottom w:val="single" w:sz="4" w:space="0" w:color="CCCCCC"/>
+              <w:right w:val="single" w:sz="4" w:space="0" w:color="CCCCCC"/>
+            </w:tcBorders>
+          </w:tcPr>
+          <w:p>
+            <w:pPr>
+              <w:spacing w:before="80" w:after="80"/>
+              <w:jc w:val="center"/>
+            </w:pPr>
+            <w:r>
+              <w:rPr>
+                <w:rFonts w:ascii="Calibri" w:hAnsi="Calibri"/>
+                <w:b/>
+                <w:i w:val="0"/>
+                <w:color w:val="FFFFFF"/>
+                <w:sz w:val="18"/>
+              </w:rPr>
+              <w:t>@rgbeac (proposta jun. 2025)</w:t>
+            </w:r>
+          </w:p>
+        </w:tc>
+        <w:tc>
+          <w:tcPr>
+            <w:tcW w:type="dxa" w:w="5046"/>
+            <w:shd w:val="clear" w:color="auto" w:fill="7E4C00"/>
+            <w:tcBorders>
+              <w:top w:val="single" w:sz="4" w:space="0" w:color="CCCCCC"/>
+              <w:left w:val="single" w:sz="4" w:space="0" w:color="CCCCCC"/>
+              <w:bottom w:val="single" w:sz="4" w:space="0" w:color="CCCCCC"/>
+              <w:right w:val="single" w:sz="4" w:space="0" w:color="CCCCCC"/>
+            </w:tcBorders>
+          </w:tcPr>
+          <w:p>
+            <w:pPr>
+              <w:spacing w:before="80" w:after="80"/>
+              <w:jc w:val="center"/>
+            </w:pPr>
+            <w:r>
+              <w:rPr>
+                <w:rFonts w:ascii="Calibri" w:hAnsi="Calibri"/>
+                <w:b/>
+                <w:i w:val="0"/>
+                <w:color w:val="FFFFFF"/>
+                <w:sz w:val="18"/>
+              </w:rPr>
+              <w:t>@codigo (DL n.º 214/2013)</w:t>
+            </w:r>
+          </w:p>
+        </w:tc>
+        <w:tc>
+          <w:tcPr>
+            <w:tcW w:type="dxa" w:w="5046"/>
+            <w:shd w:val="clear" w:color="auto" w:fill="006064"/>
+            <w:tcBorders>
+              <w:top w:val="single" w:sz="4" w:space="0" w:color="CCCCCC"/>
+              <w:left w:val="single" w:sz="4" w:space="0" w:color="CCCCCC"/>
+              <w:bottom w:val="single" w:sz="4" w:space="0" w:color="CCCCCC"/>
+              <w:right w:val="single" w:sz="4" w:space="0" w:color="CCCCCC"/>
+            </w:tcBorders>
+          </w:tcPr>
+          <w:p>
+            <w:pPr>
+              <w:spacing w:before="80" w:after="80"/>
+              <w:jc w:val="center"/>
+            </w:pPr>
+            <w:r>
+              <w:rPr>
+                <w:rFonts w:ascii="Calibri" w:hAnsi="Calibri"/>
+                <w:b/>
+                <w:i w:val="0"/>
+                <w:color w:val="FFFFFF"/>
+                <w:sz w:val="18"/>
+              </w:rPr>
+              <w:t>@legislacao (legislação vigente)</w:t>
+            </w:r>
+          </w:p>
+        </w:tc>
+      </w:tr>
+      <w:tr>
+        <w:tc>
+          <w:tcPr>
+            <w:tcW w:type="dxa" w:w="5046"/>
+            <w:shd w:val="clear" w:color="auto" w:fill="D5E8D4"/>
+            <w:tcBorders>
+              <w:top w:val="single" w:sz="4" w:space="0" w:color="CCCCCC"/>
+              <w:left w:val="single" w:sz="4" w:space="0" w:color="CCCCCC"/>
+              <w:bottom w:val="single" w:sz="4" w:space="0" w:color="CCCCCC"/>
+              <w:right w:val="single" w:sz="4" w:space="0" w:color="CCCCCC"/>
+            </w:tcBorders>
+            <w:vAlign w:val="top"/>
+          </w:tcPr>
+          <w:p>
+            <w:pPr>
+              <w:spacing w:before="80" w:after="40"/>
+              <w:ind w:left="80" w:right="80"/>
+            </w:pPr>
+            <w:r>
+              <w:rPr>
+                <w:rFonts w:ascii="Calibri" w:hAnsi="Calibri"/>
+                <w:b/>
+                <w:i/>
+                <w:color w:val="555555"/>
+                <w:sz w:val="16"/>
+              </w:rPr>
+              <w:t>A ser preenchido</w:t>
+            </w:r>
+          </w:p>
+          <w:p>
+            <w:pPr>
+              <w:spacing w:after="0" w:before="140"/>
+              <w:ind w:right="80" w:left="80" w:firstLine="0"/>
+            </w:pPr>
+            <w:r>
+              <w:rPr>
+                <w:rFonts w:ascii="Calibri" w:hAnsi="Calibri"/>
+                <w:b w:val="0"/>
+                <w:i w:val="0"/>
+                <w:color w:val="222222"/>
+                <w:sz w:val="19"/>
+              </w:rPr>
+              <w:t>[Pesquisa em progresso no @rgbeac]</w:t>
+            </w:r>
+          </w:p>
+        </w:tc>
+        <w:tc>
+          <w:tcPr>
+            <w:tcW w:type="dxa" w:w="5046"/>
+            <w:shd w:val="clear" w:color="auto" w:fill="FFE6CC"/>
+            <w:tcBorders>
+              <w:top w:val="single" w:sz="4" w:space="0" w:color="CCCCCC"/>
+              <w:left w:val="single" w:sz="4" w:space="0" w:color="CCCCCC"/>
+              <w:bottom w:val="single" w:sz="4" w:space="0" w:color="CCCCCC"/>
+              <w:right w:val="single" w:sz="4" w:space="0" w:color="CCCCCC"/>
+            </w:tcBorders>
+            <w:vAlign w:val="top"/>
+          </w:tcPr>
+          <w:p>
+            <w:pPr>
+              <w:spacing w:before="80" w:after="40"/>
+              <w:ind w:left="80" w:right="80"/>
+            </w:pPr>
+            <w:r>
+              <w:rPr>
+                <w:rFonts w:ascii="Calibri" w:hAnsi="Calibri"/>
+                <w:b/>
+                <w:i/>
+                <w:color w:val="555555"/>
+                <w:sz w:val="16"/>
+              </w:rPr>
+              <w:t>A ser preenchido</w:t>
+            </w:r>
+          </w:p>
+          <w:p>
+            <w:pPr>
+              <w:spacing w:after="0" w:before="140"/>
+              <w:ind w:right="80" w:left="80" w:firstLine="0"/>
+            </w:pPr>
+            <w:r>
+              <w:rPr>
+                <w:rFonts w:ascii="Calibri" w:hAnsi="Calibri"/>
+                <w:b w:val="0"/>
+                <w:i w:val="0"/>
+                <w:color w:val="222222"/>
+                <w:sz w:val="19"/>
+              </w:rPr>
+              <w:t>[Pesquisa em progresso no @codigo]</w:t>
+            </w:r>
+          </w:p>
+        </w:tc>
+        <w:tc>
+          <w:tcPr>
+            <w:tcW w:type="dxa" w:w="5046"/>
+            <w:shd w:val="clear" w:color="auto" w:fill="E0F7FA"/>
+            <w:tcBorders>
+              <w:top w:val="single" w:sz="4" w:space="0" w:color="CCCCCC"/>
+              <w:left w:val="single" w:sz="4" w:space="0" w:color="CCCCCC"/>
+              <w:bottom w:val="single" w:sz="4" w:space="0" w:color="CCCCCC"/>
+              <w:right w:val="single" w:sz="4" w:space="0" w:color="CCCCCC"/>
+            </w:tcBorders>
+            <w:vAlign w:val="top"/>
+          </w:tcPr>
+          <w:p>
+            <w:pPr>
+              <w:spacing w:before="80" w:after="40"/>
+              <w:ind w:left="80" w:right="80"/>
+            </w:pPr>
+            <w:r>
+              <w:rPr>
+                <w:rFonts w:ascii="Calibri" w:hAnsi="Calibri"/>
+                <w:b/>
+                <w:i/>
+                <w:color w:val="555555"/>
+                <w:sz w:val="16"/>
+              </w:rPr>
+              <w:t>A ser preenchido</w:t>
+            </w:r>
+          </w:p>
+          <w:p>
+            <w:pPr>
+              <w:spacing w:after="0" w:before="140"/>
+              <w:ind w:right="80" w:left="80" w:firstLine="0"/>
+            </w:pPr>
+            <w:r>
+              <w:rPr>
+                <w:rFonts w:ascii="Calibri" w:hAnsi="Calibri"/>
+                <w:b w:val="0"/>
+                <w:i w:val="0"/>
+                <w:color w:val="222222"/>
+                <w:sz w:val="19"/>
+              </w:rPr>
+              <w:t>[Pesquisa em progresso na legislação vigente]</w:t>
+            </w:r>
+          </w:p>
+        </w:tc>
+      </w:tr>
+    </w:tbl>
+    <w:p>
+      <w:pPr>
+        <w:spacing w:after="80"/>
+      </w:pPr>
+    </w:p>
+    <w:tbl>
+      <w:tblPr>
+        <w:tblLook w:firstColumn="1" w:firstRow="1" w:lastColumn="0" w:lastRow="0" w:noHBand="0" w:noVBand="1" w:val="04A0"/>
+        <w:tblW w:w="5000" w:type="pct"/>
+      </w:tblPr>
+      <w:tblGrid>
+        <w:gridCol w:w="15138"/>
+      </w:tblGrid>
+      <w:tr>
+        <w:tc>
+          <w:tcPr>
+            <w:tcW w:type="dxa" w:w="15138"/>
+            <w:shd w:val="clear" w:color="auto" w:fill="5D2A8A"/>
+            <w:tcBorders>
+              <w:top w:val="single" w:sz="4" w:space="0" w:color="CCCCCC"/>
+              <w:left w:val="single" w:sz="4" w:space="0" w:color="CCCCCC"/>
+              <w:bottom w:val="single" w:sz="4" w:space="0" w:color="CCCCCC"/>
+              <w:right w:val="single" w:sz="4" w:space="0" w:color="CCCCCC"/>
+            </w:tcBorders>
+          </w:tcPr>
+          <w:p>
+            <w:pPr>
+              <w:spacing w:before="80" w:after="80"/>
+              <w:jc w:val="center"/>
+            </w:pPr>
+            <w:r>
+              <w:rPr>
+                <w:rFonts w:ascii="Calibri" w:hAnsi="Calibri"/>
+                <w:b/>
+                <w:i w:val="0"/>
+                <w:color w:val="FFFFFF"/>
+                <w:sz w:val="18"/>
+              </w:rPr>
+              <w:t>DIVERGÊNCIA FACE AO REGULAMENTO  ·  Necessidade de alteração: Sim</w:t>
+            </w:r>
+          </w:p>
+        </w:tc>
+      </w:tr>
+      <w:tr>
+        <w:tc>
+          <w:tcPr>
+            <w:tcW w:type="dxa" w:w="15138"/>
+            <w:shd w:val="clear" w:color="auto" w:fill="006064"/>
+            <w:tcBorders>
+              <w:top w:val="single" w:sz="4" w:space="0" w:color="006064"/>
+              <w:left w:val="single" w:sz="4" w:space="0" w:color="006064"/>
+              <w:bottom w:val="single" w:sz="4" w:space="0" w:color="006064"/>
+              <w:right w:val="single" w:sz="4" w:space="0" w:color="006064"/>
+            </w:tcBorders>
+          </w:tcPr>
+          <w:p>
+            <w:pPr>
+              <w:spacing w:before="80" w:after="0"/>
+              <w:ind w:left="120"/>
+            </w:pPr>
+            <w:r>
+              <w:rPr>
+                <w:rFonts w:ascii="Calibri" w:hAnsi="Calibri"/>
+                <w:b/>
+                <w:i w:val="0"/>
+                <w:color w:val="FFFFFF"/>
+                <w:sz w:val="17"/>
+              </w:rPr>
+              <w:t>@legislacao</w:t>
+            </w:r>
+          </w:p>
+        </w:tc>
+      </w:tr>
+      <w:tr>
+        <w:tc>
+          <w:tcPr>
+            <w:tcW w:type="dxa" w:w="15138"/>
+            <w:shd w:val="clear" w:color="auto" w:fill="E0F7FA"/>
+            <w:tcBorders>
+              <w:top w:val="single" w:sz="4" w:space="0" w:color="CCCCCC"/>
+              <w:left w:val="single" w:sz="4" w:space="0" w:color="CCCCCC"/>
+              <w:bottom w:val="single" w:sz="4" w:space="0" w:color="CCCCCC"/>
+              <w:right w:val="single" w:sz="4" w:space="0" w:color="CCCCCC"/>
+            </w:tcBorders>
+            <w:vAlign w:val="top"/>
+          </w:tcPr>
+          <w:p>
+            <w:pPr>
+              <w:spacing w:before="80" w:after="80"/>
+              <w:ind w:left="120" w:right="120"/>
+            </w:pPr>
+            <w:r>
+              <w:rPr>
+                <w:rFonts w:ascii="Calibri" w:hAnsi="Calibri"/>
+                <w:b w:val="0"/>
+                <w:i w:val="0"/>
+                <w:color w:val="222222"/>
+                <w:sz w:val="18"/>
+              </w:rPr>
+              <w:t>Verificar conformidade com legislação portuguesa vigente</w:t>
+            </w:r>
+          </w:p>
+        </w:tc>
+      </w:tr>
+      <w:tr>
+        <w:tc>
+          <w:tcPr>
+            <w:tcW w:type="dxa" w:w="15138"/>
+            <w:shd w:val="clear" w:color="auto" w:fill="7E4C00"/>
+            <w:tcBorders>
+              <w:top w:val="single" w:sz="4" w:space="0" w:color="7E4C00"/>
+              <w:left w:val="single" w:sz="4" w:space="0" w:color="7E4C00"/>
+              <w:bottom w:val="single" w:sz="4" w:space="0" w:color="7E4C00"/>
+              <w:right w:val="single" w:sz="4" w:space="0" w:color="7E4C00"/>
+            </w:tcBorders>
+          </w:tcPr>
+          <w:p>
+            <w:pPr>
+              <w:spacing w:before="80" w:after="0"/>
+              <w:ind w:left="120"/>
+            </w:pPr>
+            <w:r>
+              <w:rPr>
+                <w:rFonts w:ascii="Calibri" w:hAnsi="Calibri"/>
+                <w:b/>
+                <w:i w:val="0"/>
+                <w:color w:val="FFFFFF"/>
+                <w:sz w:val="17"/>
+              </w:rPr>
+              <w:t>@codigo</w:t>
+            </w:r>
+          </w:p>
+        </w:tc>
+      </w:tr>
+      <w:tr>
+        <w:tc>
+          <w:tcPr>
+            <w:tcW w:type="dxa" w:w="15138"/>
+            <w:shd w:val="clear" w:color="auto" w:fill="FFE6CC"/>
+            <w:tcBorders>
+              <w:top w:val="single" w:sz="4" w:space="0" w:color="CCCCCC"/>
+              <w:left w:val="single" w:sz="4" w:space="0" w:color="CCCCCC"/>
+              <w:bottom w:val="single" w:sz="4" w:space="0" w:color="CCCCCC"/>
+              <w:right w:val="single" w:sz="4" w:space="0" w:color="CCCCCC"/>
+            </w:tcBorders>
+            <w:vAlign w:val="top"/>
+          </w:tcPr>
+          <w:p>
+            <w:pPr>
+              <w:spacing w:before="80" w:after="80"/>
+              <w:ind w:left="120" w:right="120"/>
+            </w:pPr>
+            <w:r>
+              <w:rPr>
+                <w:rFonts w:ascii="Calibri" w:hAnsi="Calibri"/>
+                <w:b w:val="0"/>
+                <w:i w:val="0"/>
+                <w:color w:val="222222"/>
+                <w:sz w:val="18"/>
+              </w:rPr>
+              <w:t>Verificar alinhamento com Código do Animal</w:t>
+            </w:r>
+          </w:p>
+        </w:tc>
+      </w:tr>
+      <w:tr>
+        <w:tc>
+          <w:tcPr>
+            <w:tcW w:type="dxa" w:w="15138"/>
+            <w:shd w:val="clear" w:color="auto" w:fill="1E5631"/>
+            <w:tcBorders>
+              <w:top w:val="single" w:sz="4" w:space="0" w:color="1E5631"/>
+              <w:left w:val="single" w:sz="4" w:space="0" w:color="1E5631"/>
+              <w:bottom w:val="single" w:sz="4" w:space="0" w:color="1E5631"/>
+              <w:right w:val="single" w:sz="4" w:space="0" w:color="1E5631"/>
+            </w:tcBorders>
+          </w:tcPr>
+          <w:p>
+            <w:pPr>
+              <w:spacing w:before="80" w:after="0"/>
+              <w:ind w:left="120"/>
+            </w:pPr>
+            <w:r>
+              <w:rPr>
+                <w:rFonts w:ascii="Calibri" w:hAnsi="Calibri"/>
+                <w:b/>
+                <w:i w:val="0"/>
+                <w:color w:val="FFFFFF"/>
+                <w:sz w:val="17"/>
+              </w:rPr>
+              <w:t>@rgbeac</w:t>
+            </w:r>
+          </w:p>
+        </w:tc>
+      </w:tr>
+      <w:tr>
+        <w:tc>
+          <w:tcPr>
+            <w:tcW w:type="dxa" w:w="15138"/>
+            <w:shd w:val="clear" w:color="auto" w:fill="D5E8D4"/>
+            <w:tcBorders>
+              <w:top w:val="single" w:sz="4" w:space="0" w:color="CCCCCC"/>
+              <w:left w:val="single" w:sz="4" w:space="0" w:color="CCCCCC"/>
+              <w:bottom w:val="single" w:sz="4" w:space="0" w:color="CCCCCC"/>
+              <w:right w:val="single" w:sz="4" w:space="0" w:color="CCCCCC"/>
+            </w:tcBorders>
+            <w:vAlign w:val="top"/>
+          </w:tcPr>
+          <w:p>
+            <w:pPr>
+              <w:spacing w:before="80" w:after="80"/>
+              <w:ind w:left="120" w:right="120"/>
+            </w:pPr>
+            <w:r>
+              <w:rPr>
+                <w:rFonts w:ascii="Calibri" w:hAnsi="Calibri"/>
+                <w:b w:val="0"/>
+                <w:i w:val="0"/>
+                <w:color w:val="222222"/>
+                <w:sz w:val="18"/>
+              </w:rPr>
+              <w:t>Verificar alinhamento com RGBEAC</w:t>
+            </w:r>
+          </w:p>
+        </w:tc>
+      </w:tr>
+      <w:tr>
+        <w:tc>
+          <w:tcPr>
+            <w:tcW w:type="dxa" w:w="15138"/>
+            <w:shd w:val="clear" w:color="auto" w:fill="5D2A8A"/>
+            <w:tcBorders>
+              <w:top w:val="single" w:sz="4" w:space="0" w:color="5D2A8A"/>
+              <w:left w:val="single" w:sz="4" w:space="0" w:color="5D2A8A"/>
+              <w:bottom w:val="single" w:sz="4" w:space="0" w:color="5D2A8A"/>
+              <w:right w:val="single" w:sz="4" w:space="0" w:color="5D2A8A"/>
+            </w:tcBorders>
+          </w:tcPr>
+          <w:p>
+            <w:pPr>
+              <w:spacing w:before="80" w:after="0"/>
+              <w:ind w:left="120"/>
+            </w:pPr>
+            <w:r>
+              <w:rPr>
+                <w:rFonts w:ascii="Calibri" w:hAnsi="Calibri"/>
+                <w:b/>
+                <w:i w:val="0"/>
+                <w:color w:val="FFFFFF"/>
+                <w:sz w:val="17"/>
+              </w:rPr>
+              <w:t>Sumário / Proposta</w:t>
+            </w:r>
+          </w:p>
+        </w:tc>
+      </w:tr>
+      <w:tr>
+        <w:tc>
+          <w:tcPr>
+            <w:tcW w:type="dxa" w:w="15138"/>
+            <w:shd w:val="clear" w:color="auto" w:fill="EAD7F7"/>
+            <w:tcBorders>
+              <w:top w:val="single" w:sz="4" w:space="0" w:color="CCCCCC"/>
+              <w:left w:val="single" w:sz="4" w:space="0" w:color="CCCCCC"/>
+              <w:bottom w:val="single" w:sz="4" w:space="0" w:color="CCCCCC"/>
+              <w:right w:val="single" w:sz="4" w:space="0" w:color="CCCCCC"/>
+            </w:tcBorders>
+            <w:vAlign w:val="top"/>
+          </w:tcPr>
+          <w:p>
+            <w:pPr>
+              <w:spacing w:before="80" w:after="80"/>
+              <w:ind w:left="120" w:right="120"/>
+            </w:pPr>
+            <w:r>
+              <w:rPr>
+                <w:rFonts w:ascii="Calibri" w:hAnsi="Calibri"/>
+                <w:b w:val="0"/>
+                <w:i w:val="0"/>
+                <w:color w:val="222222"/>
+                <w:sz w:val="18"/>
+              </w:rPr>
+              <w:t>Requisitos detalhados de alojamento para cães e gatos em diferentes tipos de estabelecimentos (criação, venda, abrigos). Novo artigo introduzido pelo Regulamento.</w:t>
+            </w:r>
+          </w:p>
+        </w:tc>
+      </w:tr>
+    </w:tbl>
+    <w:p>
+      <w:pPr>
+        <w:spacing w:after="80"/>
+      </w:pPr>
+    </w:p>
+    <w:tbl>
+      <w:tblPr>
+        <w:tblLook w:firstColumn="1" w:firstRow="1" w:lastColumn="0" w:lastRow="0" w:noHBand="0" w:noVBand="1" w:val="04A0"/>
+        <w:tblW w:w="5000" w:type="pct"/>
+      </w:tblPr>
+      <w:tblGrid>
+        <w:gridCol w:w="15138"/>
+      </w:tblGrid>
+      <w:tr>
+        <w:tc>
+          <w:tcPr>
+            <w:tcW w:type="dxa" w:w="15138"/>
+            <w:shd w:val="clear" w:color="auto" w:fill="4A4A4A"/>
+            <w:tcBorders>
+              <w:top w:val="single" w:sz="4" w:space="0" w:color="CCCCCC"/>
+              <w:left w:val="single" w:sz="4" w:space="0" w:color="CCCCCC"/>
+              <w:bottom w:val="single" w:sz="4" w:space="0" w:color="CCCCCC"/>
+              <w:right w:val="single" w:sz="4" w:space="0" w:color="CCCCCC"/>
+            </w:tcBorders>
+          </w:tcPr>
+          <w:p>
+            <w:pPr>
+              <w:spacing w:before="80" w:after="80"/>
+              <w:jc w:val="center"/>
+            </w:pPr>
+            <w:r>
+              <w:rPr>
+                <w:rFonts w:ascii="Calibri" w:hAnsi="Calibri"/>
+                <w:b/>
+                <w:i w:val="0"/>
+                <w:color w:val="FFFFFF"/>
+                <w:sz w:val="18"/>
+              </w:rPr>
+              <w:t>NOTAS DE REUNIÃO</w:t>
+            </w:r>
+          </w:p>
+        </w:tc>
+      </w:tr>
+      <w:tr>
+        <w:tc>
+          <w:tcPr>
+            <w:tcW w:type="dxa" w:w="15138"/>
+            <w:shd w:val="clear" w:color="auto" w:fill="F5F5F5"/>
+            <w:tcBorders>
+              <w:top w:val="single" w:sz="4" w:space="0" w:color="CCCCCC"/>
+              <w:left w:val="single" w:sz="4" w:space="0" w:color="CCCCCC"/>
+              <w:bottom w:val="single" w:sz="4" w:space="0" w:color="CCCCCC"/>
+              <w:right w:val="single" w:sz="4" w:space="0" w:color="CCCCCC"/>
+            </w:tcBorders>
+          </w:tcPr>
+          <w:p>
+            <w:pPr>
+              <w:spacing w:before="120" w:after="800"/>
+              <w:ind w:left="80"/>
+            </w:pPr>
+            <w:r>
+              <w:rPr>
+                <w:rFonts w:ascii="Calibri" w:hAnsi="Calibri"/>
+                <w:b w:val="0"/>
+                <w:i/>
+                <w:color w:val="222222"/>
+                <w:sz w:val="19"/>
+              </w:rPr>
+              <w:t>Artigo novo do Regulamento 2023/0447. Requer integração na legislação portuguesa.</w:t>
+            </w:r>
+          </w:p>
+        </w:tc>
+      </w:tr>
+    </w:tbl>
+    <w:p/>
+    <w:p>
+      <w:pPr>
+        <w:spacing w:before="0" w:after="320"/>
+      </w:pPr>
+      <w:r>
+        <w:rPr>
+          <w:color w:val="CCCCCC"/>
+          <w:sz w:val="16"/>
+        </w:rPr>
+        <w:t>────────────────────────────────────────────────────────────────────────────────</w:t>
+      </w:r>
+    </w:p>
+    <w:p>
+      <w:r>
+        <w:br w:type="page"/>
+      </w:r>
+    </w:p>
+    <w:tbl>
+      <w:tblPr>
+        <w:tblLook w:firstColumn="1" w:firstRow="1" w:lastColumn="0" w:lastRow="0" w:noHBand="0" w:noVBand="1" w:val="04A0"/>
+        <w:tblW w:w="5000" w:type="pct"/>
+        <w:tblBorders>
+          <w:top w:val="none" w:sz="0" w:space="0" w:color="auto"/>
+          <w:left w:val="none" w:sz="0" w:space="0" w:color="auto"/>
+          <w:bottom w:val="none" w:sz="0" w:space="0" w:color="auto"/>
+          <w:right w:val="none" w:sz="0" w:space="0" w:color="auto"/>
+          <w:insideH w:val="none" w:sz="0" w:space="0" w:color="auto"/>
+          <w:insideV w:val="none" w:sz="0" w:space="0" w:color="auto"/>
+        </w:tblBorders>
+      </w:tblPr>
+      <w:tblGrid>
+        <w:gridCol w:w="7569"/>
+        <w:gridCol w:w="7569"/>
+      </w:tblGrid>
+      <w:tr>
+        <w:tc>
+          <w:tcPr>
+            <w:tcW w:type="dxa" w:w="7569"/>
+            <w:shd w:val="clear" w:color="auto" w:fill="1A1A2E"/>
+            <w:tcBorders>
+              <w:top w:val="single" w:sz="4" w:space="0" w:color="1A1A2E"/>
+              <w:left w:val="single" w:sz="4" w:space="0" w:color="1A1A2E"/>
+              <w:bottom w:val="single" w:sz="4" w:space="0" w:color="1A1A2E"/>
+              <w:right w:val="single" w:sz="4" w:space="0" w:color="1A1A2E"/>
+            </w:tcBorders>
+          </w:tcPr>
+          <w:p>
+            <w:pPr>
+              <w:spacing w:before="160" w:after="160"/>
+              <w:ind w:left="200"/>
+            </w:pPr>
+            <w:r>
+              <w:rPr>
+                <w:rFonts w:ascii="Calibri" w:hAnsi="Calibri"/>
+                <w:b/>
+                <w:i w:val="0"/>
+                <w:color w:val="FFFFFF"/>
+                <w:sz w:val="22"/>
+              </w:rPr>
+              <w:t>ART-13</w:t>
+            </w:r>
+          </w:p>
+        </w:tc>
+        <w:tc>
+          <w:tcPr>
+            <w:tcW w:type="dxa" w:w="7569"/>
+            <w:shd w:val="clear" w:color="auto" w:fill="2C3E6B"/>
+            <w:tcBorders>
+              <w:top w:val="single" w:sz="4" w:space="0" w:color="2C3E6B"/>
+              <w:left w:val="single" w:sz="4" w:space="0" w:color="2C3E6B"/>
+              <w:bottom w:val="single" w:sz="4" w:space="0" w:color="2C3E6B"/>
+              <w:right w:val="single" w:sz="4" w:space="0" w:color="2C3E6B"/>
+            </w:tcBorders>
+          </w:tcPr>
+          <w:p>
+            <w:pPr>
+              <w:spacing w:before="160" w:after="160"/>
+              <w:ind w:left="200"/>
+            </w:pPr>
+            <w:r>
+              <w:rPr>
+                <w:rFonts w:ascii="Calibri" w:hAnsi="Calibri"/>
+                <w:b/>
+                <w:i w:val="0"/>
+                <w:color w:val="7EC8E3"/>
+                <w:sz w:val="22"/>
+              </w:rPr>
+              <w:t>Saúde e Monitorização Sanitária</w:t>
+            </w:r>
+          </w:p>
+        </w:tc>
+      </w:tr>
+    </w:tbl>
+    <w:p>
+      <w:pPr>
+        <w:spacing w:after="80"/>
+      </w:pPr>
+    </w:p>
+    <w:tbl>
+      <w:tblPr>
+        <w:tblLook w:firstColumn="1" w:firstRow="1" w:lastColumn="0" w:lastRow="0" w:noHBand="0" w:noVBand="1" w:val="04A0"/>
+        <w:tblW w:w="5000" w:type="pct"/>
+      </w:tblPr>
+      <w:tblGrid>
+        <w:gridCol w:w="15138"/>
+      </w:tblGrid>
+      <w:tr>
+        <w:tc>
+          <w:tcPr>
+            <w:tcW w:type="dxa" w:w="15138"/>
+            <w:shd w:val="clear" w:color="auto" w:fill="1A3A5C"/>
+            <w:tcBorders>
+              <w:top w:val="single" w:sz="4" w:space="0" w:color="CCCCCC"/>
+              <w:left w:val="single" w:sz="4" w:space="0" w:color="CCCCCC"/>
+              <w:bottom w:val="single" w:sz="4" w:space="0" w:color="CCCCCC"/>
+              <w:right w:val="single" w:sz="4" w:space="0" w:color="CCCCCC"/>
+            </w:tcBorders>
+          </w:tcPr>
+          <w:p>
+            <w:pPr>
+              <w:spacing w:before="80" w:after="80"/>
+              <w:jc w:val="center"/>
+            </w:pPr>
+            <w:r>
+              <w:rPr>
+                <w:rFonts w:ascii="Calibri" w:hAnsi="Calibri"/>
+                <w:b/>
+                <w:i w:val="0"/>
+                <w:color w:val="FFFFFF"/>
+                <w:sz w:val="18"/>
+              </w:rPr>
+              <w:t>@regulamento — Health  ·  Art.º 13.º do Regulamento 2023/0447 (PE/Conselho)  |  EN</w:t>
+            </w:r>
+          </w:p>
+        </w:tc>
+      </w:tr>
+      <w:tr>
+        <w:tc>
+          <w:tcPr>
+            <w:tcW w:type="dxa" w:w="15138"/>
+            <w:shd w:val="clear" w:color="auto" w:fill="D6E4F0"/>
+            <w:tcBorders>
+              <w:top w:val="single" w:sz="4" w:space="0" w:color="CCCCCC"/>
+              <w:left w:val="single" w:sz="4" w:space="0" w:color="CCCCCC"/>
+              <w:bottom w:val="single" w:sz="4" w:space="0" w:color="CCCCCC"/>
+              <w:right w:val="single" w:sz="4" w:space="0" w:color="CCCCCC"/>
+            </w:tcBorders>
+            <w:vAlign w:val="top"/>
+          </w:tcPr>
+          <w:p>
+            <w:pPr>
+              <w:spacing w:after="0" w:before="80"/>
+              <w:ind w:right="80" w:left="80" w:firstLine="0"/>
+            </w:pPr>
+            <w:r>
+              <w:rPr>
+                <w:rFonts w:ascii="Calibri" w:hAnsi="Calibri"/>
+                <w:b w:val="0"/>
+                <w:i w:val="0"/>
+                <w:color w:val="222222"/>
+                <w:sz w:val="19"/>
+              </w:rPr>
+              <w:t>1. Operators shall ensure that:</w:t>
+            </w:r>
+          </w:p>
+          <w:p>
+            <w:pPr>
+              <w:spacing w:after="0" w:before="100"/>
+              <w:ind w:right="80" w:left="360" w:hanging="280"/>
+            </w:pPr>
+            <w:r>
+              <w:rPr>
+                <w:rFonts w:ascii="Calibri" w:hAnsi="Calibri"/>
+                <w:b w:val="0"/>
+                <w:i w:val="0"/>
+                <w:color w:val="222222"/>
+                <w:sz w:val="19"/>
+              </w:rPr>
+              <w:t>(a) dogs or cats under their responsibility are inspected by animal caretakers at least once a day and vulnerable dogs and cats, such as newborns, ill or injured dogs and cats, and peri-partum bitches and queens, are inspected more frequently;</w:t>
+            </w:r>
+          </w:p>
+          <w:p>
+            <w:pPr>
+              <w:spacing w:after="0" w:before="20"/>
+              <w:ind w:right="80" w:left="360" w:hanging="280"/>
+            </w:pPr>
+            <w:r>
+              <w:rPr>
+                <w:rFonts w:ascii="Calibri" w:hAnsi="Calibri"/>
+                <w:b w:val="0"/>
+                <w:i w:val="0"/>
+                <w:color w:val="222222"/>
+                <w:sz w:val="19"/>
+              </w:rPr>
+              <w:t>(b) dogs or cats with compromised welfare are, where necessary, transferred without undue delay to a separate area and, where needed, receive appropriate treatment;</w:t>
+            </w:r>
+          </w:p>
+          <w:p>
+            <w:pPr>
+              <w:spacing w:after="0" w:before="20"/>
+              <w:ind w:right="80" w:left="360" w:hanging="280"/>
+            </w:pPr>
+            <w:r>
+              <w:rPr>
+                <w:rFonts w:ascii="Calibri" w:hAnsi="Calibri"/>
+                <w:b w:val="0"/>
+                <w:i w:val="0"/>
+                <w:color w:val="222222"/>
+                <w:sz w:val="19"/>
+              </w:rPr>
+              <w:t>(c) where the recovery of a dog or a cat with compromised welfare is not achievable and the dog or cat experiences severe pain or suffering, a veterinarian is consulted without undue delay, to decide whether the dog or cat shall be euthanised to end its suffering, and, if that is the case, to perform the euthanasia using anesthesia and analgesia;</w:t>
+            </w:r>
+          </w:p>
+          <w:p>
+            <w:pPr>
+              <w:spacing w:after="0" w:before="20"/>
+              <w:ind w:right="80" w:left="360" w:hanging="280"/>
+            </w:pPr>
+            <w:r>
+              <w:rPr>
+                <w:rFonts w:ascii="Calibri" w:hAnsi="Calibri"/>
+                <w:b w:val="0"/>
+                <w:i w:val="0"/>
+                <w:color w:val="222222"/>
+                <w:sz w:val="19"/>
+              </w:rPr>
+              <w:t>(d) measures to prevent and control external and internal parasites, and vaccinations to prevent common diseases to which dogs or cats are likely to be exposed are implemented;</w:t>
+            </w:r>
+          </w:p>
+          <w:p>
+            <w:pPr>
+              <w:spacing w:after="0" w:before="20"/>
+              <w:ind w:right="80" w:left="360" w:hanging="280"/>
+            </w:pPr>
+            <w:r>
+              <w:rPr>
+                <w:rFonts w:ascii="Calibri" w:hAnsi="Calibri"/>
+                <w:b w:val="0"/>
+                <w:i w:val="0"/>
+                <w:color w:val="222222"/>
+                <w:sz w:val="19"/>
+              </w:rPr>
+              <w:t>(e) enrichment do not present a significant risk of injury or biological or chemical contamination or any other health risk.</w:t>
+            </w:r>
+          </w:p>
+          <w:p>
+            <w:pPr>
+              <w:spacing w:after="0" w:before="140"/>
+              <w:ind w:right="80" w:left="80" w:firstLine="0"/>
+            </w:pPr>
+            <w:r>
+              <w:rPr>
+                <w:rFonts w:ascii="Calibri" w:hAnsi="Calibri"/>
+                <w:b w:val="0"/>
+                <w:i w:val="0"/>
+                <w:color w:val="222222"/>
+                <w:sz w:val="19"/>
+              </w:rPr>
+              <w:t>Point (a) shall not apply to livestock guardian dogs kept in breeding establishments during the periods when such dogs are used for guarding or training purposes.</w:t>
+            </w:r>
+          </w:p>
+          <w:p>
+            <w:pPr>
+              <w:spacing w:after="0" w:before="140"/>
+              <w:ind w:right="80" w:left="80" w:firstLine="0"/>
+            </w:pPr>
+            <w:r>
+              <w:rPr>
+                <w:rFonts w:ascii="Calibri" w:hAnsi="Calibri"/>
+                <w:b w:val="0"/>
+                <w:i w:val="0"/>
+                <w:color w:val="222222"/>
+                <w:sz w:val="19"/>
+              </w:rPr>
+              <w:t>Member states may grant derogations from point (c) in cases of emergencies, where no veterinarian can be reached without undue delay, provided that national rules are put in place to ensure that:</w:t>
+            </w:r>
+          </w:p>
+          <w:p>
+            <w:pPr>
+              <w:spacing w:after="0" w:before="20"/>
+              <w:ind w:right="80" w:left="360" w:hanging="280"/>
+            </w:pPr>
+            <w:r>
+              <w:rPr>
+                <w:rFonts w:ascii="Calibri" w:hAnsi="Calibri"/>
+                <w:b w:val="0"/>
+                <w:i w:val="0"/>
+                <w:color w:val="222222"/>
+                <w:sz w:val="19"/>
+              </w:rPr>
+              <w:t>(i) an immediate action ending the life of the dog or cat with minimum pain and suffering using a method inducing instant death is undertaken by a trained competent person;</w:t>
+            </w:r>
+          </w:p>
+          <w:p>
+            <w:pPr>
+              <w:spacing w:after="0" w:before="20"/>
+              <w:ind w:right="80" w:left="360" w:hanging="280"/>
+            </w:pPr>
+            <w:r>
+              <w:rPr>
+                <w:rFonts w:ascii="Calibri" w:hAnsi="Calibri"/>
+                <w:b w:val="0"/>
+                <w:i w:val="0"/>
+                <w:color w:val="222222"/>
+                <w:sz w:val="19"/>
+              </w:rPr>
+              <w:t>(ii) the operator keeps a record of the use of the derogation for purposes of the official control.</w:t>
+            </w:r>
+          </w:p>
+          <w:p>
+            <w:pPr>
+              <w:spacing w:after="0" w:before="140"/>
+              <w:ind w:right="80" w:left="80" w:firstLine="0"/>
+            </w:pPr>
+            <w:r>
+              <w:rPr>
+                <w:rFonts w:ascii="Calibri" w:hAnsi="Calibri"/>
+                <w:b w:val="0"/>
+                <w:i w:val="0"/>
+                <w:color w:val="222222"/>
+                <w:sz w:val="19"/>
+              </w:rPr>
+              <w:t>2. Operators of breeding establishments shall additionally ensure that:</w:t>
+            </w:r>
+          </w:p>
+          <w:p>
+            <w:pPr>
+              <w:spacing w:after="0" w:before="100"/>
+              <w:ind w:right="80" w:left="360" w:hanging="280"/>
+            </w:pPr>
+            <w:r>
+              <w:rPr>
+                <w:rFonts w:ascii="Calibri" w:hAnsi="Calibri"/>
+                <w:b w:val="0"/>
+                <w:i w:val="0"/>
+                <w:color w:val="222222"/>
+                <w:sz w:val="19"/>
+              </w:rPr>
+              <w:t>(-a) measures are taken to safeguard the health of dogs or cats in accordance with point 3 of Annex I;</w:t>
+            </w:r>
+          </w:p>
+          <w:p>
+            <w:pPr>
+              <w:spacing w:after="0" w:before="20"/>
+              <w:ind w:right="80" w:left="360" w:hanging="280"/>
+            </w:pPr>
+            <w:r>
+              <w:rPr>
+                <w:rFonts w:ascii="Calibri" w:hAnsi="Calibri"/>
+                <w:b w:val="0"/>
+                <w:i w:val="0"/>
+                <w:color w:val="222222"/>
+                <w:sz w:val="19"/>
+              </w:rPr>
+              <w:t>(-b) bitches or queens are only bred if they have reached a minimum age and skeletal maturity in accordance with point 3 of Annex I, and they have no diagnosed disease, clinical sign of diseases or physical conditions which could negatively impact their pregnancy and welfare;</w:t>
+            </w:r>
+          </w:p>
+          <w:p>
+            <w:pPr>
+              <w:spacing w:after="0" w:before="20"/>
+              <w:ind w:right="80" w:left="360" w:hanging="280"/>
+            </w:pPr>
+            <w:r>
+              <w:rPr>
+                <w:rFonts w:ascii="Calibri" w:hAnsi="Calibri"/>
+                <w:b w:val="0"/>
+                <w:i w:val="0"/>
+                <w:color w:val="222222"/>
+                <w:sz w:val="19"/>
+              </w:rPr>
+              <w:t>(-c) litter-giving pregnancies of bitches or queens follows a maximum frequency in accordance with point 3 of Annex I;</w:t>
+            </w:r>
+          </w:p>
+          <w:p>
+            <w:pPr>
+              <w:spacing w:after="0" w:before="20"/>
+              <w:ind w:right="80" w:left="360" w:hanging="280"/>
+            </w:pPr>
+            <w:r>
+              <w:rPr>
+                <w:rFonts w:ascii="Calibri" w:hAnsi="Calibri"/>
+                <w:b w:val="0"/>
+                <w:i w:val="0"/>
+                <w:color w:val="222222"/>
+                <w:sz w:val="19"/>
+              </w:rPr>
+              <w:t>(-d) lactating queens are not mated or inseminated;</w:t>
+            </w:r>
+          </w:p>
+          <w:p>
+            <w:pPr>
+              <w:spacing w:after="0" w:before="20"/>
+              <w:ind w:right="80" w:left="360" w:hanging="280"/>
+            </w:pPr>
+            <w:r>
+              <w:rPr>
+                <w:rFonts w:ascii="Calibri" w:hAnsi="Calibri"/>
+                <w:b w:val="0"/>
+                <w:i w:val="0"/>
+                <w:color w:val="222222"/>
+                <w:sz w:val="19"/>
+              </w:rPr>
+              <w:t>(-e) dogs and cats which are no longer used for reproduction, including as a result of the provisions of this Regulation, are either kept or sold, donated or rehomed, not killed or abandoned.</w:t>
+            </w:r>
+          </w:p>
+        </w:tc>
+      </w:tr>
+    </w:tbl>
+    <w:p>
+      <w:pPr>
+        <w:spacing w:after="80"/>
+      </w:pPr>
+    </w:p>
+    <w:tbl>
+      <w:tblPr>
+        <w:tblLook w:firstColumn="1" w:firstRow="1" w:lastColumn="0" w:lastRow="0" w:noHBand="0" w:noVBand="1" w:val="04A0"/>
+        <w:tblW w:w="5000" w:type="pct"/>
+      </w:tblPr>
+      <w:tblGrid>
+        <w:gridCol w:w="15138"/>
+      </w:tblGrid>
+      <w:tr>
+        <w:tc>
+          <w:tcPr>
+            <w:tcW w:type="dxa" w:w="15138"/>
+            <w:shd w:val="clear" w:color="auto" w:fill="2471A3"/>
+            <w:tcBorders>
+              <w:top w:val="single" w:sz="4" w:space="0" w:color="CCCCCC"/>
+              <w:left w:val="single" w:sz="4" w:space="0" w:color="CCCCCC"/>
+              <w:bottom w:val="single" w:sz="4" w:space="0" w:color="CCCCCC"/>
+              <w:right w:val="single" w:sz="4" w:space="0" w:color="CCCCCC"/>
+            </w:tcBorders>
+          </w:tcPr>
+          <w:p>
+            <w:pPr>
+              <w:spacing w:before="80" w:after="80"/>
+              <w:jc w:val="center"/>
+            </w:pPr>
+            <w:r>
+              <w:rPr>
+                <w:rFonts w:ascii="Calibri" w:hAnsi="Calibri"/>
+                <w:b/>
+                <w:i w:val="0"/>
+                <w:color w:val="FFFFFF"/>
+                <w:sz w:val="18"/>
+              </w:rPr>
+              <w:t>@regulamento — Tradução PT-PT  ·  Art.º 13.º do Regulamento 2023/0447 (PE/Conselho)</w:t>
+            </w:r>
+          </w:p>
+        </w:tc>
+      </w:tr>
+      <w:tr>
+        <w:tc>
+          <w:tcPr>
+            <w:tcW w:type="dxa" w:w="15138"/>
+            <w:shd w:val="clear" w:color="auto" w:fill="EBF5FB"/>
+            <w:tcBorders>
+              <w:top w:val="single" w:sz="4" w:space="0" w:color="CCCCCC"/>
+              <w:left w:val="single" w:sz="4" w:space="0" w:color="CCCCCC"/>
+              <w:bottom w:val="single" w:sz="4" w:space="0" w:color="CCCCCC"/>
+              <w:right w:val="single" w:sz="4" w:space="0" w:color="CCCCCC"/>
+            </w:tcBorders>
+            <w:vAlign w:val="top"/>
+          </w:tcPr>
+          <w:p>
+            <w:pPr>
+              <w:spacing w:after="0" w:before="80"/>
+              <w:ind w:right="80" w:left="80" w:firstLine="0"/>
+            </w:pPr>
+            <w:r>
+              <w:rPr>
+                <w:rFonts w:ascii="Calibri" w:hAnsi="Calibri"/>
+                <w:b w:val="0"/>
+                <w:i/>
+                <w:color w:val="222222"/>
+                <w:sz w:val="19"/>
+              </w:rPr>
+              <w:t>1 — Os operadores devem assegurar que:</w:t>
+            </w:r>
+          </w:p>
+          <w:p>
+            <w:pPr>
+              <w:spacing w:after="0" w:before="100"/>
+              <w:ind w:right="80" w:left="360" w:hanging="280"/>
+            </w:pPr>
+            <w:r>
+              <w:rPr>
+                <w:rFonts w:ascii="Calibri" w:hAnsi="Calibri"/>
+                <w:b w:val="0"/>
+                <w:i/>
+                <w:color w:val="222222"/>
+                <w:sz w:val="19"/>
+              </w:rPr>
+              <w:t>(a) os cães e gatos sob a sua responsabilidade são inspecionados por cuidadores pelo menos uma vez por dia, e os animais vulneráveis, como recém-nascidos, doentes, lesionados e fêmeas em período peri-parto, são inspecionados com maior frequência;</w:t>
+            </w:r>
+          </w:p>
+          <w:p>
+            <w:pPr>
+              <w:spacing w:after="0" w:before="20"/>
+              <w:ind w:right="80" w:left="360" w:hanging="280"/>
+            </w:pPr>
+            <w:r>
+              <w:rPr>
+                <w:rFonts w:ascii="Calibri" w:hAnsi="Calibri"/>
+                <w:b w:val="0"/>
+                <w:i/>
+                <w:color w:val="222222"/>
+                <w:sz w:val="19"/>
+              </w:rPr>
+              <w:t>(b) os cães e gatos com bem-estar comprometido são, quando necessário, transferidos sem demora injustificada para uma área separada e, se necessário, recebem tratamento adequado;</w:t>
+            </w:r>
+          </w:p>
+          <w:p>
+            <w:pPr>
+              <w:spacing w:after="0" w:before="20"/>
+              <w:ind w:right="80" w:left="360" w:hanging="280"/>
+            </w:pPr>
+            <w:r>
+              <w:rPr>
+                <w:rFonts w:ascii="Calibri" w:hAnsi="Calibri"/>
+                <w:b w:val="0"/>
+                <w:i/>
+                <w:color w:val="222222"/>
+                <w:sz w:val="19"/>
+              </w:rPr>
+              <w:t>(c) quando a recuperação de um cão ou gato com bem-estar comprometido não seja alcançável e o animal experiencie dor ou sofrimento severo, um médico veterinário é consultado sem demora injustificada para decidir se o animal deve ser objeto de eutanásia para pôr termo ao seu sofrimento e, em caso afirmativo, para realizar a eutanásia com recurso a anestesia e analgesia;</w:t>
+            </w:r>
+          </w:p>
+          <w:p>
+            <w:pPr>
+              <w:spacing w:after="0" w:before="20"/>
+              <w:ind w:right="80" w:left="360" w:hanging="280"/>
+            </w:pPr>
+            <w:r>
+              <w:rPr>
+                <w:rFonts w:ascii="Calibri" w:hAnsi="Calibri"/>
+                <w:b w:val="0"/>
+                <w:i/>
+                <w:color w:val="222222"/>
+                <w:sz w:val="19"/>
+              </w:rPr>
+              <w:t>(d) são implementadas medidas de prevenção e controlo de parasitas externos e internos, bem como vacinações para prevenção de doenças comuns às quais os cães ou gatos são suscetíveis de estar expostos;</w:t>
+            </w:r>
+          </w:p>
+          <w:p>
+            <w:pPr>
+              <w:spacing w:after="0" w:before="20"/>
+              <w:ind w:right="80" w:left="360" w:hanging="280"/>
+            </w:pPr>
+            <w:r>
+              <w:rPr>
+                <w:rFonts w:ascii="Calibri" w:hAnsi="Calibri"/>
+                <w:b w:val="0"/>
+                <w:i/>
+                <w:color w:val="222222"/>
+                <w:sz w:val="19"/>
+              </w:rPr>
+              <w:t>(e) os enriquecimentos não apresentam risco significativo de lesões ou de contaminação biológica ou química, nem qualquer outro risco para a saúde.</w:t>
+            </w:r>
+          </w:p>
+          <w:p>
+            <w:pPr>
+              <w:spacing w:after="0" w:before="140"/>
+              <w:ind w:right="80" w:left="80" w:firstLine="0"/>
+            </w:pPr>
+            <w:r>
+              <w:rPr>
+                <w:rFonts w:ascii="Calibri" w:hAnsi="Calibri"/>
+                <w:b w:val="0"/>
+                <w:i/>
+                <w:color w:val="222222"/>
+                <w:sz w:val="19"/>
+              </w:rPr>
+              <w:t>A alínea (a) não se aplica aos cães de guarda de gado mantidos em estabelecimentos de criação durante os períodos em que tais cães são utilizados para fins de guarda ou treino.</w:t>
+            </w:r>
+          </w:p>
+          <w:p>
+            <w:pPr>
+              <w:spacing w:after="0" w:before="140"/>
+              <w:ind w:right="80" w:left="80" w:firstLine="0"/>
+            </w:pPr>
+            <w:r>
+              <w:rPr>
+                <w:rFonts w:ascii="Calibri" w:hAnsi="Calibri"/>
+                <w:b w:val="0"/>
+                <w:i/>
+                <w:color w:val="222222"/>
+                <w:sz w:val="19"/>
+              </w:rPr>
+              <w:t>Os Estados-Membros podem conceder derrogações relativamente à alínea (c) em casos de emergência, quando não seja possível contactar um médico veterinário sem demora injustificada, desde que sejam estabelecidas regras nacionais que assegurem que:</w:t>
+            </w:r>
+          </w:p>
+          <w:p>
+            <w:pPr>
+              <w:spacing w:after="0" w:before="20"/>
+              <w:ind w:right="80" w:left="360" w:hanging="280"/>
+            </w:pPr>
+            <w:r>
+              <w:rPr>
+                <w:rFonts w:ascii="Calibri" w:hAnsi="Calibri"/>
+                <w:b w:val="0"/>
+                <w:i/>
+                <w:color w:val="222222"/>
+                <w:sz w:val="19"/>
+              </w:rPr>
+              <w:t>(i) é tomada imediatamente uma ação que ponha fim à vida do cão ou gato com o mínimo de dor e sofrimento, utilizando um método que induza a morte instantânea, por uma pessoa competente e devidamente habilitada;</w:t>
+            </w:r>
+          </w:p>
+          <w:p>
+            <w:pPr>
+              <w:spacing w:after="0" w:before="20"/>
+              <w:ind w:right="80" w:left="360" w:hanging="280"/>
+            </w:pPr>
+            <w:r>
+              <w:rPr>
+                <w:rFonts w:ascii="Calibri" w:hAnsi="Calibri"/>
+                <w:b w:val="0"/>
+                <w:i/>
+                <w:color w:val="222222"/>
+                <w:sz w:val="19"/>
+              </w:rPr>
+              <w:t>(ii) o operador mantém um registo da utilização da derrogação para efeitos de controlo oficial.</w:t>
+            </w:r>
+          </w:p>
+          <w:p>
+            <w:pPr>
+              <w:spacing w:after="0" w:before="140"/>
+              <w:ind w:right="80" w:left="80" w:firstLine="0"/>
+            </w:pPr>
+            <w:r>
+              <w:rPr>
+                <w:rFonts w:ascii="Calibri" w:hAnsi="Calibri"/>
+                <w:b w:val="0"/>
+                <w:i/>
+                <w:color w:val="222222"/>
+                <w:sz w:val="19"/>
+              </w:rPr>
+              <w:t>2 — Os operadores de estabelecimentos de criação devem adicionalmente assegurar que:</w:t>
+            </w:r>
+          </w:p>
+          <w:p>
+            <w:pPr>
+              <w:spacing w:after="0" w:before="100"/>
+              <w:ind w:right="80" w:left="360" w:hanging="280"/>
+            </w:pPr>
+            <w:r>
+              <w:rPr>
+                <w:rFonts w:ascii="Calibri" w:hAnsi="Calibri"/>
+                <w:b w:val="0"/>
+                <w:i/>
+                <w:color w:val="222222"/>
+                <w:sz w:val="19"/>
+              </w:rPr>
+              <w:t>(-a) são tomadas medidas para salvaguardar a saúde dos cães ou gatos em conformidade com o ponto 3 do Anexo I;</w:t>
+            </w:r>
+          </w:p>
+          <w:p>
+            <w:pPr>
+              <w:spacing w:after="0" w:before="20"/>
+              <w:ind w:right="80" w:left="360" w:hanging="280"/>
+            </w:pPr>
+            <w:r>
+              <w:rPr>
+                <w:rFonts w:ascii="Calibri" w:hAnsi="Calibri"/>
+                <w:b w:val="0"/>
+                <w:i/>
+                <w:color w:val="222222"/>
+                <w:sz w:val="19"/>
+              </w:rPr>
+              <w:t>(-b) as cadelas ou gatas só são reproduzidas se tiverem atingido a idade mínima e a maturidade esquelética em conformidade com o ponto 3 do Anexo I, e não apresentem doença diagnosticada, sinais clínicos de doença ou condições físicas que possam impactar negativamente a gestação e o seu bem-estar;</w:t>
+            </w:r>
+          </w:p>
+          <w:p>
+            <w:pPr>
+              <w:spacing w:after="0" w:before="20"/>
+              <w:ind w:right="80" w:left="360" w:hanging="280"/>
+            </w:pPr>
+            <w:r>
+              <w:rPr>
+                <w:rFonts w:ascii="Calibri" w:hAnsi="Calibri"/>
+                <w:b w:val="0"/>
+                <w:i/>
+                <w:color w:val="222222"/>
+                <w:sz w:val="19"/>
+              </w:rPr>
+              <w:t>(-c) a frequência de gestações com ninhadas de cadelas ou gatas respeita a frequência máxima fixada no ponto 3 do Anexo I;</w:t>
+            </w:r>
+          </w:p>
+          <w:p>
+            <w:pPr>
+              <w:spacing w:after="0" w:before="20"/>
+              <w:ind w:right="80" w:left="360" w:hanging="280"/>
+            </w:pPr>
+            <w:r>
+              <w:rPr>
+                <w:rFonts w:ascii="Calibri" w:hAnsi="Calibri"/>
+                <w:b w:val="0"/>
+                <w:i/>
+                <w:color w:val="222222"/>
+                <w:sz w:val="19"/>
+              </w:rPr>
+              <w:t>(-d) as gatas a lactar não são acasaladas nem inseminadas;</w:t>
+            </w:r>
+          </w:p>
+          <w:p>
+            <w:pPr>
+              <w:spacing w:after="0" w:before="20"/>
+              <w:ind w:right="80" w:left="360" w:hanging="280"/>
+            </w:pPr>
+            <w:r>
+              <w:rPr>
+                <w:rFonts w:ascii="Calibri" w:hAnsi="Calibri"/>
+                <w:b w:val="0"/>
+                <w:i/>
+                <w:color w:val="222222"/>
+                <w:sz w:val="19"/>
+              </w:rPr>
+              <w:t>(-e) os cães e gatos que deixem de ser utilizados para reprodução, nomeadamente em resultado das disposições do presente Regulamento, são mantidos ou vendidos, doados ou realojados, não sendo mortos nem abandonados.</w:t>
+            </w:r>
+          </w:p>
+        </w:tc>
+      </w:tr>
+    </w:tbl>
+    <w:p>
+      <w:pPr>
+        <w:spacing w:after="80"/>
+      </w:pPr>
+    </w:p>
+    <w:tbl>
+      <w:tblPr>
+        <w:tblLook w:firstColumn="1" w:firstRow="1" w:lastColumn="0" w:lastRow="0" w:noHBand="0" w:noVBand="1" w:val="04A0"/>
+        <w:tblW w:w="5000" w:type="pct"/>
+      </w:tblPr>
+      <w:tblGrid>
+        <w:gridCol w:w="5046"/>
+        <w:gridCol w:w="5046"/>
+        <w:gridCol w:w="5046"/>
+      </w:tblGrid>
+      <w:tr>
+        <w:tc>
+          <w:tcPr>
+            <w:tcW w:type="dxa" w:w="5046"/>
+            <w:shd w:val="clear" w:color="auto" w:fill="1E5631"/>
+            <w:tcBorders>
+              <w:top w:val="single" w:sz="4" w:space="0" w:color="CCCCCC"/>
+              <w:left w:val="single" w:sz="4" w:space="0" w:color="CCCCCC"/>
+              <w:bottom w:val="single" w:sz="4" w:space="0" w:color="CCCCCC"/>
+              <w:right w:val="single" w:sz="4" w:space="0" w:color="CCCCCC"/>
+            </w:tcBorders>
+          </w:tcPr>
+          <w:p>
+            <w:pPr>
+              <w:spacing w:before="80" w:after="80"/>
+              <w:jc w:val="center"/>
+            </w:pPr>
+            <w:r>
+              <w:rPr>
+                <w:rFonts w:ascii="Calibri" w:hAnsi="Calibri"/>
+                <w:b/>
+                <w:i w:val="0"/>
+                <w:color w:val="FFFFFF"/>
+                <w:sz w:val="18"/>
+              </w:rPr>
+              <w:t>@rgbeac (proposta jun. 2025)</w:t>
+            </w:r>
+          </w:p>
+        </w:tc>
+        <w:tc>
+          <w:tcPr>
+            <w:tcW w:type="dxa" w:w="5046"/>
+            <w:shd w:val="clear" w:color="auto" w:fill="7E4C00"/>
+            <w:tcBorders>
+              <w:top w:val="single" w:sz="4" w:space="0" w:color="CCCCCC"/>
+              <w:left w:val="single" w:sz="4" w:space="0" w:color="CCCCCC"/>
+              <w:bottom w:val="single" w:sz="4" w:space="0" w:color="CCCCCC"/>
+              <w:right w:val="single" w:sz="4" w:space="0" w:color="CCCCCC"/>
+            </w:tcBorders>
+          </w:tcPr>
+          <w:p>
+            <w:pPr>
+              <w:spacing w:before="80" w:after="80"/>
+              <w:jc w:val="center"/>
+            </w:pPr>
+            <w:r>
+              <w:rPr>
+                <w:rFonts w:ascii="Calibri" w:hAnsi="Calibri"/>
+                <w:b/>
+                <w:i w:val="0"/>
+                <w:color w:val="FFFFFF"/>
+                <w:sz w:val="18"/>
+              </w:rPr>
+              <w:t>@codigo (DL n.º 214/2013)</w:t>
+            </w:r>
+          </w:p>
+        </w:tc>
+        <w:tc>
+          <w:tcPr>
+            <w:tcW w:type="dxa" w:w="5046"/>
+            <w:shd w:val="clear" w:color="auto" w:fill="006064"/>
+            <w:tcBorders>
+              <w:top w:val="single" w:sz="4" w:space="0" w:color="CCCCCC"/>
+              <w:left w:val="single" w:sz="4" w:space="0" w:color="CCCCCC"/>
+              <w:bottom w:val="single" w:sz="4" w:space="0" w:color="CCCCCC"/>
+              <w:right w:val="single" w:sz="4" w:space="0" w:color="CCCCCC"/>
+            </w:tcBorders>
+          </w:tcPr>
+          <w:p>
+            <w:pPr>
+              <w:spacing w:before="80" w:after="80"/>
+              <w:jc w:val="center"/>
+            </w:pPr>
+            <w:r>
+              <w:rPr>
+                <w:rFonts w:ascii="Calibri" w:hAnsi="Calibri"/>
+                <w:b/>
+                <w:i w:val="0"/>
+                <w:color w:val="FFFFFF"/>
+                <w:sz w:val="18"/>
+              </w:rPr>
+              <w:t>@legislacao (legislação vigente)</w:t>
+            </w:r>
+          </w:p>
+        </w:tc>
+      </w:tr>
+      <w:tr>
+        <w:tc>
+          <w:tcPr>
+            <w:tcW w:type="dxa" w:w="5046"/>
+            <w:shd w:val="clear" w:color="auto" w:fill="D5E8D4"/>
+            <w:tcBorders>
+              <w:top w:val="single" w:sz="4" w:space="0" w:color="CCCCCC"/>
+              <w:left w:val="single" w:sz="4" w:space="0" w:color="CCCCCC"/>
+              <w:bottom w:val="single" w:sz="4" w:space="0" w:color="CCCCCC"/>
+              <w:right w:val="single" w:sz="4" w:space="0" w:color="CCCCCC"/>
+            </w:tcBorders>
+            <w:vAlign w:val="top"/>
+          </w:tcPr>
+          <w:p>
+            <w:pPr>
+              <w:spacing w:before="80" w:after="40"/>
+              <w:ind w:left="80" w:right="80"/>
+            </w:pPr>
+            <w:r>
+              <w:rPr>
+                <w:rFonts w:ascii="Calibri" w:hAnsi="Calibri"/>
+                <w:b/>
+                <w:i/>
+                <w:color w:val="555555"/>
+                <w:sz w:val="16"/>
+              </w:rPr>
+              <w:t>Art.º 33.º do RGBEAC — Regime Geral do Bem-Estar dos Animais de Companhia (proposta, jun. 2025)</w:t>
+            </w:r>
+          </w:p>
+          <w:p>
+            <w:pPr>
+              <w:spacing w:after="0" w:before="140"/>
+              <w:ind w:right="80" w:left="80" w:firstLine="0"/>
+            </w:pPr>
+            <w:r>
+              <w:rPr>
+                <w:rFonts w:ascii="Calibri" w:hAnsi="Calibri"/>
+                <w:b/>
+                <w:i w:val="0"/>
+                <w:color w:val="333333"/>
+                <w:sz w:val="18"/>
+              </w:rPr>
+              <w:t>Artigo 33.º — Cuidados de saúde</w:t>
+            </w:r>
+          </w:p>
+          <w:p>
+            <w:pPr>
+              <w:spacing w:after="0" w:before="140"/>
+              <w:ind w:right="80" w:left="80" w:firstLine="0"/>
+            </w:pPr>
+            <w:r>
+              <w:rPr>
+                <w:rFonts w:ascii="Calibri" w:hAnsi="Calibri"/>
+                <w:b w:val="0"/>
+                <w:i w:val="0"/>
+                <w:color w:val="222222"/>
+                <w:sz w:val="19"/>
+              </w:rPr>
+              <w:t>1 — Os detentores dos animais de companhia devem assegurar-lhes os cuidados de saúde adequados, nomeadamente seguindo as orientações da DGAV em matéria de vacinação e tratamentos obrigatórios, bem como consultas regulares junto de médico veterinário.</w:t>
+            </w:r>
+          </w:p>
+          <w:p>
+            <w:pPr>
+              <w:spacing w:after="0" w:before="140"/>
+              <w:ind w:right="80" w:left="80" w:firstLine="0"/>
+            </w:pPr>
+            <w:r>
+              <w:rPr>
+                <w:rFonts w:ascii="Calibri" w:hAnsi="Calibri"/>
+                <w:b w:val="0"/>
+                <w:i w:val="0"/>
+                <w:color w:val="222222"/>
+                <w:sz w:val="19"/>
+              </w:rPr>
+              <w:t>2 — Os animais que apresentem sinais que levem a suspeitar de poderem estar doentes ou lesionados devem receber os primeiros cuidados pelo detentor e, se não houver indícios de recuperação, devem ser tratados por médico veterinário.</w:t>
+            </w:r>
+          </w:p>
+          <w:p>
+            <w:pPr>
+              <w:spacing w:after="0" w:before="140"/>
+              <w:ind w:right="80" w:left="80" w:firstLine="0"/>
+            </w:pPr>
+            <w:r>
+              <w:rPr>
+                <w:rFonts w:ascii="Calibri" w:hAnsi="Calibri"/>
+                <w:b w:val="0"/>
+                <w:i w:val="0"/>
+                <w:color w:val="222222"/>
+                <w:sz w:val="19"/>
+              </w:rPr>
+              <w:t>3 — Os médicos veterinários e os centros de atendimento médico-veterinário (CAMV) devem manter um arquivo com os dados clínicos de cada animal, pelo período mínimo de cinco anos, que ficará à disposição das autoridades competentes.</w:t>
+            </w:r>
+          </w:p>
+          <w:p>
+            <w:pPr>
+              <w:spacing w:after="0" w:before="140"/>
+              <w:ind w:right="80" w:left="80" w:firstLine="0"/>
+            </w:pPr>
+            <w:r>
+              <w:rPr>
+                <w:rFonts w:ascii="Calibri" w:hAnsi="Calibri"/>
+                <w:b w:val="0"/>
+                <w:i w:val="0"/>
+                <w:color w:val="AAAAAA"/>
+                <w:sz w:val="19"/>
+              </w:rPr>
+              <w:t>4 — Os CAMV, enquanto estabelecimentos de saúde, colaborarão na vigilância epidemiológica das doenças de notificação obrigatória que detetem e no seu controlo.</w:t>
+            </w:r>
+          </w:p>
+          <w:p>
+            <w:pPr>
+              <w:spacing w:after="0" w:before="140"/>
+              <w:ind w:right="80" w:left="80" w:firstLine="0"/>
+            </w:pPr>
+            <w:r>
+              <w:rPr>
+                <w:rFonts w:ascii="Calibri" w:hAnsi="Calibri"/>
+                <w:b w:val="0"/>
+                <w:i w:val="0"/>
+                <w:color w:val="AAAAAA"/>
+                <w:sz w:val="19"/>
+              </w:rPr>
+              <w:t>5 — Os médicos veterinários denunciam, junto da DGAV ou demais entidades com competência de fiscalização do cumprimento das normas constantes do presente decreto-lei, sempre que, no exercício de sua profissão, suspeitem de maus-tratos a animais de companhia.</w:t>
+            </w:r>
+          </w:p>
+        </w:tc>
+        <w:tc>
+          <w:tcPr>
+            <w:tcW w:type="dxa" w:w="5046"/>
+            <w:shd w:val="clear" w:color="auto" w:fill="FFE6CC"/>
+            <w:tcBorders>
+              <w:top w:val="single" w:sz="4" w:space="0" w:color="CCCCCC"/>
+              <w:left w:val="single" w:sz="4" w:space="0" w:color="CCCCCC"/>
+              <w:bottom w:val="single" w:sz="4" w:space="0" w:color="CCCCCC"/>
+              <w:right w:val="single" w:sz="4" w:space="0" w:color="CCCCCC"/>
+            </w:tcBorders>
+            <w:vAlign w:val="top"/>
+          </w:tcPr>
+          <w:p>
+            <w:pPr>
+              <w:spacing w:before="80" w:after="40"/>
+              <w:ind w:left="80" w:right="80"/>
+            </w:pPr>
+            <w:r>
+              <w:rPr>
+                <w:rFonts w:ascii="Calibri" w:hAnsi="Calibri"/>
+                <w:b/>
+                <w:i/>
+                <w:color w:val="555555"/>
+                <w:sz w:val="16"/>
+              </w:rPr>
+              <w:t>Art.º 6.º (Cuidados médico-veterinários) do Código do Animal — DL n.º 214/2013</w:t>
+            </w:r>
+          </w:p>
+          <w:p>
+            <w:pPr>
+              <w:spacing w:after="0" w:before="140"/>
+              <w:ind w:right="80" w:left="80" w:firstLine="0"/>
+            </w:pPr>
+            <w:r>
+              <w:rPr>
+                <w:rFonts w:ascii="Calibri" w:hAnsi="Calibri"/>
+                <w:b/>
+                <w:i w:val="0"/>
+                <w:color w:val="333333"/>
+                <w:sz w:val="18"/>
+              </w:rPr>
+              <w:t>Artigo 6.º — Cuidados médico-veterinários</w:t>
+            </w:r>
+          </w:p>
+          <w:p>
+            <w:pPr>
+              <w:spacing w:after="0" w:before="140"/>
+              <w:ind w:right="80" w:left="80" w:firstLine="0"/>
+            </w:pPr>
+            <w:r>
+              <w:rPr>
+                <w:rFonts w:ascii="Calibri" w:hAnsi="Calibri"/>
+                <w:b w:val="0"/>
+                <w:i w:val="0"/>
+                <w:color w:val="222222"/>
+                <w:sz w:val="19"/>
+              </w:rPr>
+              <w:t>O detentor do animal deve assegurar ao animal ferido ou doente os cuidados médico-veterinários adequados, designadamente retirando o mesmo do alojamento sempre que este seja um local de venda.</w:t>
+            </w:r>
+          </w:p>
+        </w:tc>
+        <w:tc>
+          <w:tcPr>
+            <w:tcW w:type="dxa" w:w="5046"/>
+            <w:shd w:val="clear" w:color="auto" w:fill="E0F7FA"/>
+            <w:tcBorders>
+              <w:top w:val="single" w:sz="4" w:space="0" w:color="CCCCCC"/>
+              <w:left w:val="single" w:sz="4" w:space="0" w:color="CCCCCC"/>
+              <w:bottom w:val="single" w:sz="4" w:space="0" w:color="CCCCCC"/>
+              <w:right w:val="single" w:sz="4" w:space="0" w:color="CCCCCC"/>
+            </w:tcBorders>
+            <w:vAlign w:val="top"/>
+          </w:tcPr>
+          <w:p>
+            <w:pPr>
+              <w:spacing w:before="80" w:after="40"/>
+              <w:ind w:left="80" w:right="80"/>
+            </w:pPr>
+            <w:r>
+              <w:rPr>
+                <w:rFonts w:ascii="Calibri" w:hAnsi="Calibri"/>
+                <w:b/>
+                <w:i/>
+                <w:color w:val="555555"/>
+                <w:sz w:val="16"/>
+              </w:rPr>
+              <w:t>Art.º 13.º (Maneio) e art.º 16.º (Cuidados de saúde animal) do DL n.º 276/2001, de 17 de outubro</w:t>
+            </w:r>
+          </w:p>
+          <w:p>
+            <w:pPr>
+              <w:spacing w:after="0" w:before="140"/>
+              <w:ind w:right="80" w:left="80" w:firstLine="0"/>
+            </w:pPr>
+            <w:r>
+              <w:rPr>
+                <w:rFonts w:ascii="Calibri" w:hAnsi="Calibri"/>
+                <w:b/>
+                <w:i w:val="0"/>
+                <w:color w:val="333333"/>
+                <w:sz w:val="18"/>
+              </w:rPr>
+              <w:t>Artigo 13.º — Maneio</w:t>
+            </w:r>
+          </w:p>
+          <w:p>
+            <w:pPr>
+              <w:spacing w:after="0" w:before="140"/>
+              <w:ind w:right="80" w:left="80" w:firstLine="0"/>
+            </w:pPr>
+            <w:r>
+              <w:rPr>
+                <w:rFonts w:ascii="Calibri" w:hAnsi="Calibri"/>
+                <w:b w:val="0"/>
+                <w:i w:val="0"/>
+                <w:color w:val="222222"/>
+                <w:sz w:val="19"/>
+              </w:rPr>
+              <w:t>1 — A observação diária dos animais e o seu maneio, a organização da dieta e o tratamento médico-veterinário devem ser assegurados por pessoal técnico competente e em número adequado à quantidade e espécies animais que alojam.</w:t>
+            </w:r>
+          </w:p>
+          <w:p>
+            <w:pPr>
+              <w:spacing w:after="0" w:before="140"/>
+              <w:ind w:right="80" w:left="80" w:firstLine="0"/>
+            </w:pPr>
+            <w:r>
+              <w:rPr>
+                <w:rFonts w:ascii="Calibri" w:hAnsi="Calibri"/>
+                <w:b w:val="0"/>
+                <w:i w:val="0"/>
+                <w:color w:val="AAAAAA"/>
+                <w:sz w:val="19"/>
+              </w:rPr>
+              <w:t>2 — O maneio deve ser feito por pessoal que possua formação teórica e prática específica ou sob a supervisão de uma pessoa competente para o efeito.</w:t>
+            </w:r>
+          </w:p>
+          <w:p>
+            <w:pPr>
+              <w:spacing w:after="0" w:before="140"/>
+              <w:ind w:right="80" w:left="80" w:firstLine="0"/>
+            </w:pPr>
+            <w:r>
+              <w:rPr>
+                <w:rFonts w:ascii="Calibri" w:hAnsi="Calibri"/>
+                <w:b w:val="0"/>
+                <w:i w:val="0"/>
+                <w:color w:val="222222"/>
+                <w:sz w:val="19"/>
+              </w:rPr>
+              <w:t>3 — Todos os animais devem ser alvo de inspeção diária, sendo de imediato prestados os primeiros cuidados aos que tiverem sinais que levem a suspeitar estarem doentes, lesionados ou com alterações comportamentais.</w:t>
+            </w:r>
+          </w:p>
+          <w:p>
+            <w:pPr>
+              <w:spacing w:after="0" w:before="140"/>
+              <w:ind w:right="80" w:left="80" w:firstLine="0"/>
+            </w:pPr>
+            <w:r>
+              <w:rPr>
+                <w:rFonts w:ascii="Calibri" w:hAnsi="Calibri"/>
+                <w:b w:val="0"/>
+                <w:i w:val="0"/>
+                <w:color w:val="AAAAAA"/>
+                <w:sz w:val="19"/>
+              </w:rPr>
+              <w:t>4 — O manuseamento dos animais deve ser feito de forma a não lhes causar quaisquer dores, sofrimento ou distúrbios desnecessários.</w:t>
+            </w:r>
+          </w:p>
+          <w:p>
+            <w:pPr>
+              <w:spacing w:after="0" w:before="140"/>
+              <w:ind w:right="80" w:left="80" w:firstLine="0"/>
+            </w:pPr>
+            <w:r>
+              <w:rPr>
+                <w:rFonts w:ascii="Calibri" w:hAnsi="Calibri"/>
+                <w:b w:val="0"/>
+                <w:i w:val="0"/>
+                <w:color w:val="AAAAAA"/>
+                <w:sz w:val="19"/>
+              </w:rPr>
+              <w:t>5 — Quando houver necessidade de recorrer a meios de contenção, não devem estes causar ferimentos, dores ou angústia desnecessários aos animais.</w:t>
+            </w:r>
+          </w:p>
+          <w:p>
+            <w:pPr>
+              <w:spacing w:after="0" w:before="200"/>
+              <w:ind w:right="80" w:left="80" w:firstLine="0"/>
+            </w:pPr>
+            <w:r>
+              <w:rPr>
+                <w:rFonts w:ascii="Calibri" w:hAnsi="Calibri"/>
+                <w:b/>
+                <w:i w:val="0"/>
+                <w:color w:val="333333"/>
+                <w:sz w:val="18"/>
+              </w:rPr>
+              <w:t>Artigo 16.º — Cuidados de saúde animal</w:t>
+            </w:r>
+          </w:p>
+          <w:p>
+            <w:pPr>
+              <w:spacing w:after="0" w:before="140"/>
+              <w:ind w:right="80" w:left="80" w:firstLine="0"/>
+            </w:pPr>
+            <w:r>
+              <w:rPr>
+                <w:rFonts w:ascii="Calibri" w:hAnsi="Calibri"/>
+                <w:b w:val="0"/>
+                <w:i w:val="0"/>
+                <w:color w:val="222222"/>
+                <w:sz w:val="19"/>
+              </w:rPr>
+              <w:t>1 — Sem prejuízo de quaisquer medidas determinadas pela DGAV, deve existir um programa de profilaxia médica e sanitária devidamente elaborado e supervisionado pelo médico veterinário responsável e executado por profissionais competentes.</w:t>
+            </w:r>
+          </w:p>
+          <w:p>
+            <w:pPr>
+              <w:spacing w:after="0" w:before="140"/>
+              <w:ind w:right="80" w:left="80" w:firstLine="0"/>
+            </w:pPr>
+            <w:r>
+              <w:rPr>
+                <w:rFonts w:ascii="Calibri" w:hAnsi="Calibri"/>
+                <w:b w:val="0"/>
+                <w:i w:val="0"/>
+                <w:color w:val="222222"/>
+                <w:sz w:val="19"/>
+              </w:rPr>
+              <w:t>2 — No âmbito do número anterior, os animais devem ser sujeitos a exames médico-veterinários de rotina, vacinações e desparasitações sempre que aconselhável.</w:t>
+            </w:r>
+          </w:p>
+          <w:p>
+            <w:pPr>
+              <w:spacing w:after="0" w:before="140"/>
+              <w:ind w:right="80" w:left="80" w:firstLine="0"/>
+            </w:pPr>
+            <w:r>
+              <w:rPr>
+                <w:rFonts w:ascii="Calibri" w:hAnsi="Calibri"/>
+                <w:b w:val="0"/>
+                <w:i w:val="0"/>
+                <w:color w:val="222222"/>
+                <w:sz w:val="19"/>
+              </w:rPr>
+              <w:t>3 — Os animais que apresentem sinais que levem a suspeitar de poderem estar doentes ou lesionados devem receber os primeiros cuidados pelo detentor e, se não houver indícios de recuperação, devem ser tratados por médico veterinário.</w:t>
+            </w:r>
+          </w:p>
+          <w:p>
+            <w:pPr>
+              <w:spacing w:after="0" w:before="140"/>
+              <w:ind w:right="80" w:left="80" w:firstLine="0"/>
+            </w:pPr>
+            <w:r>
+              <w:rPr>
+                <w:rFonts w:ascii="Calibri" w:hAnsi="Calibri"/>
+                <w:b w:val="0"/>
+                <w:i w:val="0"/>
+                <w:color w:val="222222"/>
+                <w:sz w:val="19"/>
+              </w:rPr>
+              <w:t>4 — Sempre que se justifique, os animais doentes ou lesionados devem ser isolados em instalações adequadas e equipadas, se for caso disso, com cama seca e confortável.</w:t>
+            </w:r>
+          </w:p>
+          <w:p>
+            <w:pPr>
+              <w:spacing w:after="0" w:before="140"/>
+              <w:ind w:right="80" w:left="80" w:firstLine="0"/>
+            </w:pPr>
+            <w:r>
+              <w:rPr>
+                <w:rFonts w:ascii="Calibri" w:hAnsi="Calibri"/>
+                <w:b w:val="0"/>
+                <w:i w:val="0"/>
+                <w:color w:val="AAAAAA"/>
+                <w:sz w:val="19"/>
+              </w:rPr>
+              <w:t>5 — Os medicamentos, produtos ou substâncias de prescrição médico-veterinária devem ser armazenados em locais secos e com acesso restrito.</w:t>
+            </w:r>
+          </w:p>
+          <w:p>
+            <w:pPr>
+              <w:spacing w:after="0" w:before="140"/>
+              <w:ind w:right="80" w:left="80" w:firstLine="0"/>
+            </w:pPr>
+            <w:r>
+              <w:rPr>
+                <w:rFonts w:ascii="Calibri" w:hAnsi="Calibri"/>
+                <w:b w:val="0"/>
+                <w:i w:val="0"/>
+                <w:color w:val="AAAAAA"/>
+                <w:sz w:val="19"/>
+              </w:rPr>
+              <w:t>6 — A administração e utilização de medicamentos, produtos ou substâncias referidas no número anterior deve ser feita sob orientação do médico veterinário responsável.</w:t>
+            </w:r>
+          </w:p>
+        </w:tc>
+      </w:tr>
+    </w:tbl>
+    <w:p>
+      <w:pPr>
+        <w:spacing w:after="80"/>
+      </w:pPr>
+    </w:p>
+    <w:tbl>
+      <w:tblPr>
+        <w:tblLook w:firstColumn="1" w:firstRow="1" w:lastColumn="0" w:lastRow="0" w:noHBand="0" w:noVBand="1" w:val="04A0"/>
+        <w:tblW w:w="5000" w:type="pct"/>
+      </w:tblPr>
+      <w:tblGrid>
+        <w:gridCol w:w="15138"/>
+      </w:tblGrid>
+      <w:tr>
+        <w:tc>
+          <w:tcPr>
+            <w:tcW w:type="dxa" w:w="15138"/>
+            <w:shd w:val="clear" w:color="auto" w:fill="5D2A8A"/>
+            <w:tcBorders>
+              <w:top w:val="single" w:sz="4" w:space="0" w:color="CCCCCC"/>
+              <w:left w:val="single" w:sz="4" w:space="0" w:color="CCCCCC"/>
+              <w:bottom w:val="single" w:sz="4" w:space="0" w:color="CCCCCC"/>
+              <w:right w:val="single" w:sz="4" w:space="0" w:color="CCCCCC"/>
+            </w:tcBorders>
+          </w:tcPr>
+          <w:p>
+            <w:pPr>
+              <w:spacing w:before="80" w:after="80"/>
+              <w:jc w:val="center"/>
+            </w:pPr>
+            <w:r>
+              <w:rPr>
+                <w:rFonts w:ascii="Calibri" w:hAnsi="Calibri"/>
+                <w:b/>
+                <w:i w:val="0"/>
+                <w:color w:val="FFFFFF"/>
+                <w:sz w:val="18"/>
+              </w:rPr>
+              <w:t>DIVERGÊNCIA FACE AO REGULAMENTO  ·  Necessidade de alteração: Sim</w:t>
+            </w:r>
+          </w:p>
+        </w:tc>
+      </w:tr>
+      <w:tr>
+        <w:tc>
+          <w:tcPr>
+            <w:tcW w:type="dxa" w:w="15138"/>
+            <w:shd w:val="clear" w:color="auto" w:fill="006064"/>
+            <w:tcBorders>
+              <w:top w:val="single" w:sz="4" w:space="0" w:color="006064"/>
+              <w:left w:val="single" w:sz="4" w:space="0" w:color="006064"/>
+              <w:bottom w:val="single" w:sz="4" w:space="0" w:color="006064"/>
+              <w:right w:val="single" w:sz="4" w:space="0" w:color="006064"/>
+            </w:tcBorders>
+          </w:tcPr>
+          <w:p>
+            <w:pPr>
+              <w:spacing w:before="80" w:after="0"/>
+              <w:ind w:left="120"/>
+            </w:pPr>
+            <w:r>
+              <w:rPr>
+                <w:rFonts w:ascii="Calibri" w:hAnsi="Calibri"/>
+                <w:b/>
+                <w:i w:val="0"/>
+                <w:color w:val="FFFFFF"/>
+                <w:sz w:val="17"/>
+              </w:rPr>
+              <w:t>@legislacao</w:t>
+            </w:r>
+          </w:p>
+        </w:tc>
+      </w:tr>
+      <w:tr>
+        <w:tc>
+          <w:tcPr>
+            <w:tcW w:type="dxa" w:w="15138"/>
+            <w:shd w:val="clear" w:color="auto" w:fill="E0F7FA"/>
+            <w:tcBorders>
+              <w:top w:val="single" w:sz="4" w:space="0" w:color="CCCCCC"/>
+              <w:left w:val="single" w:sz="4" w:space="0" w:color="CCCCCC"/>
+              <w:bottom w:val="single" w:sz="4" w:space="0" w:color="CCCCCC"/>
+              <w:right w:val="single" w:sz="4" w:space="0" w:color="CCCCCC"/>
+            </w:tcBorders>
+            <w:vAlign w:val="top"/>
+          </w:tcPr>
+          <w:p>
+            <w:pPr>
+              <w:spacing w:before="80" w:after="80"/>
+              <w:ind w:left="120" w:right="120"/>
+            </w:pPr>
+            <w:r>
+              <w:rPr>
+                <w:rFonts w:ascii="Calibri" w:hAnsi="Calibri"/>
+                <w:b w:val="0"/>
+                <w:i w:val="0"/>
+                <w:color w:val="222222"/>
+                <w:sz w:val="18"/>
+              </w:rPr>
+              <w:t>O DL n.º 276/2001 prevê inspeção diária (n.º 3 do art.º 13.º) e programa de profilaxia supervisionado por veterinário (n.º 1 do art.º 16.º) — alinhamento parcial com as als. (a) e (d) do n.º 1 do art.º 13.º do @regulamento. Lacunas: (1) não distingue animais vulneráveis com maior frequência de inspeção; (2) não prevê isolamento em área separada com tratamento (al. (b)); (3) não exige consulta veterinária para decisão de eutanásia com anestesia/analgesia (al. (c)); (4) nenhuma das obrigações sanitárias para criadores previstas no n.º 2 está contemplada: sem idade mínima de reprodução, sem frequência máxima de partos, sem proibição de cobrição de fêmeas a lactar, sem regime de rehoming.</w:t>
+            </w:r>
+          </w:p>
+        </w:tc>
+      </w:tr>
+      <w:tr>
+        <w:tc>
+          <w:tcPr>
+            <w:tcW w:type="dxa" w:w="15138"/>
+            <w:shd w:val="clear" w:color="auto" w:fill="7E4C00"/>
+            <w:tcBorders>
+              <w:top w:val="single" w:sz="4" w:space="0" w:color="7E4C00"/>
+              <w:left w:val="single" w:sz="4" w:space="0" w:color="7E4C00"/>
+              <w:bottom w:val="single" w:sz="4" w:space="0" w:color="7E4C00"/>
+              <w:right w:val="single" w:sz="4" w:space="0" w:color="7E4C00"/>
+            </w:tcBorders>
+          </w:tcPr>
+          <w:p>
+            <w:pPr>
+              <w:spacing w:before="80" w:after="0"/>
+              <w:ind w:left="120"/>
+            </w:pPr>
+            <w:r>
+              <w:rPr>
+                <w:rFonts w:ascii="Calibri" w:hAnsi="Calibri"/>
+                <w:b/>
+                <w:i w:val="0"/>
+                <w:color w:val="FFFFFF"/>
+                <w:sz w:val="17"/>
+              </w:rPr>
+              <w:t>@codigo</w:t>
+            </w:r>
+          </w:p>
+        </w:tc>
+      </w:tr>
+      <w:tr>
+        <w:tc>
+          <w:tcPr>
+            <w:tcW w:type="dxa" w:w="15138"/>
+            <w:shd w:val="clear" w:color="auto" w:fill="FFE6CC"/>
+            <w:tcBorders>
+              <w:top w:val="single" w:sz="4" w:space="0" w:color="CCCCCC"/>
+              <w:left w:val="single" w:sz="4" w:space="0" w:color="CCCCCC"/>
+              <w:bottom w:val="single" w:sz="4" w:space="0" w:color="CCCCCC"/>
+              <w:right w:val="single" w:sz="4" w:space="0" w:color="CCCCCC"/>
+            </w:tcBorders>
+            <w:vAlign w:val="top"/>
+          </w:tcPr>
+          <w:p>
+            <w:pPr>
+              <w:spacing w:before="80" w:after="80"/>
+              <w:ind w:left="120" w:right="120"/>
+            </w:pPr>
+            <w:r>
+              <w:rPr>
+                <w:rFonts w:ascii="Calibri" w:hAnsi="Calibri"/>
+                <w:b w:val="0"/>
+                <w:i w:val="0"/>
+                <w:color w:val="222222"/>
+                <w:sz w:val="18"/>
+              </w:rPr>
+              <w:t>O @codigo limita os cuidados médico-veterinários ao animal ferido ou doente (art.º 6.º) — sem qualquer obrigação de inspeção diária, programa de profilaxia ou isolamento. É o diploma com maior divergência face ao n.º 1 do art.º 13.º do @regulamento, omitindo igualmente todas as obrigações sanitárias específicas para criadores previstas no n.º 2.</w:t>
+            </w:r>
+          </w:p>
+        </w:tc>
+      </w:tr>
+      <w:tr>
+        <w:tc>
+          <w:tcPr>
+            <w:tcW w:type="dxa" w:w="15138"/>
+            <w:shd w:val="clear" w:color="auto" w:fill="1E5631"/>
+            <w:tcBorders>
+              <w:top w:val="single" w:sz="4" w:space="0" w:color="1E5631"/>
+              <w:left w:val="single" w:sz="4" w:space="0" w:color="1E5631"/>
+              <w:bottom w:val="single" w:sz="4" w:space="0" w:color="1E5631"/>
+              <w:right w:val="single" w:sz="4" w:space="0" w:color="1E5631"/>
+            </w:tcBorders>
+          </w:tcPr>
+          <w:p>
+            <w:pPr>
+              <w:spacing w:before="80" w:after="0"/>
+              <w:ind w:left="120"/>
+            </w:pPr>
+            <w:r>
+              <w:rPr>
+                <w:rFonts w:ascii="Calibri" w:hAnsi="Calibri"/>
+                <w:b/>
+                <w:i w:val="0"/>
+                <w:color w:val="FFFFFF"/>
+                <w:sz w:val="17"/>
+              </w:rPr>
+              <w:t>@rgbeac</w:t>
+            </w:r>
+          </w:p>
+        </w:tc>
+      </w:tr>
+      <w:tr>
+        <w:tc>
+          <w:tcPr>
+            <w:tcW w:type="dxa" w:w="15138"/>
+            <w:shd w:val="clear" w:color="auto" w:fill="D5E8D4"/>
+            <w:tcBorders>
+              <w:top w:val="single" w:sz="4" w:space="0" w:color="CCCCCC"/>
+              <w:left w:val="single" w:sz="4" w:space="0" w:color="CCCCCC"/>
+              <w:bottom w:val="single" w:sz="4" w:space="0" w:color="CCCCCC"/>
+              <w:right w:val="single" w:sz="4" w:space="0" w:color="CCCCCC"/>
+            </w:tcBorders>
+            <w:vAlign w:val="top"/>
+          </w:tcPr>
+          <w:p>
+            <w:pPr>
+              <w:spacing w:before="80" w:after="80"/>
+              <w:ind w:left="120" w:right="120"/>
+            </w:pPr>
+            <w:r>
+              <w:rPr>
+                <w:rFonts w:ascii="Calibri" w:hAnsi="Calibri"/>
+                <w:b w:val="0"/>
+                <w:i w:val="0"/>
+                <w:color w:val="222222"/>
+                <w:sz w:val="18"/>
+              </w:rPr>
+              <w:t>O @rgbeac (art.º 33.º) centra os cuidados de saúde no detentor em geral (n.ºs 1 a 3), sem distinguir obrigações reforçadas para operadores de criação. Não prevê: inspeção diária sistemática por cuidadores; isolamento imediato de animais com bem-estar comprometido; nem qualquer dos requisitos sanitários para criadores do n.º 2 do art.º 13.º do @regulamento. Os n.ºs 4 e 5 (CAMV e denúncia de maus-tratos) não têm correspondência direta no @regulamento.</w:t>
+            </w:r>
+          </w:p>
+        </w:tc>
+      </w:tr>
+      <w:tr>
+        <w:tc>
+          <w:tcPr>
+            <w:tcW w:type="dxa" w:w="15138"/>
+            <w:shd w:val="clear" w:color="auto" w:fill="5D2A8A"/>
+            <w:tcBorders>
+              <w:top w:val="single" w:sz="4" w:space="0" w:color="5D2A8A"/>
+              <w:left w:val="single" w:sz="4" w:space="0" w:color="5D2A8A"/>
+              <w:bottom w:val="single" w:sz="4" w:space="0" w:color="5D2A8A"/>
+              <w:right w:val="single" w:sz="4" w:space="0" w:color="5D2A8A"/>
+            </w:tcBorders>
+          </w:tcPr>
+          <w:p>
+            <w:pPr>
+              <w:spacing w:before="80" w:after="0"/>
+              <w:ind w:left="120"/>
+            </w:pPr>
+            <w:r>
+              <w:rPr>
+                <w:rFonts w:ascii="Calibri" w:hAnsi="Calibri"/>
+                <w:b/>
+                <w:i w:val="0"/>
+                <w:color w:val="FFFFFF"/>
+                <w:sz w:val="17"/>
+              </w:rPr>
+              <w:t>Sumário / Proposta</w:t>
+            </w:r>
+          </w:p>
+        </w:tc>
+      </w:tr>
+      <w:tr>
+        <w:tc>
+          <w:tcPr>
+            <w:tcW w:type="dxa" w:w="15138"/>
+            <w:shd w:val="clear" w:color="auto" w:fill="EAD7F7"/>
+            <w:tcBorders>
+              <w:top w:val="single" w:sz="4" w:space="0" w:color="CCCCCC"/>
+              <w:left w:val="single" w:sz="4" w:space="0" w:color="CCCCCC"/>
+              <w:bottom w:val="single" w:sz="4" w:space="0" w:color="CCCCCC"/>
+              <w:right w:val="single" w:sz="4" w:space="0" w:color="CCCCCC"/>
+            </w:tcBorders>
+            <w:vAlign w:val="top"/>
+          </w:tcPr>
+          <w:p>
+            <w:pPr>
+              <w:spacing w:before="80" w:after="80"/>
+              <w:ind w:left="120" w:right="120"/>
+            </w:pPr>
+            <w:r>
+              <w:rPr>
+                <w:rFonts w:ascii="Calibri" w:hAnsi="Calibri"/>
+                <w:b w:val="0"/>
+                <w:i w:val="0"/>
+                <w:color w:val="222222"/>
+                <w:sz w:val="18"/>
+              </w:rPr>
+              <w:t>A @legislacao vigente (DL n.º 276/2001) tem o maior alinhamento, mas insuficiente. Necessidade de alteração dos três diplomas: (1) introduzir inspeção diária diferenciada para animais vulneráveis (al. (a) do n.º 1 do art.º 13.º do @regulamento); (2) criar obrigação de isolamento e tratamento imediato (al. (b)); (3) regular o processo de eutanásia com supervisão veterinária e anestesia/analgesia (al. (c)); (4) para criadores (n.º 2): fixar idade mínima e maturidade esquelética das fêmeas reprodutoras, frequência máxima de partos conforme Anexo I, proibição de cobrição de fêmeas a lactar, e regime de rehoming dos animais retirados da reprodução.</w:t>
+            </w:r>
+          </w:p>
+        </w:tc>
+      </w:tr>
+    </w:tbl>
+    <w:p>
+      <w:pPr>
+        <w:spacing w:after="80"/>
+      </w:pPr>
+    </w:p>
+    <w:tbl>
+      <w:tblPr>
+        <w:tblLook w:firstColumn="1" w:firstRow="1" w:lastColumn="0" w:lastRow="0" w:noHBand="0" w:noVBand="1" w:val="04A0"/>
+        <w:tblW w:w="5000" w:type="pct"/>
+      </w:tblPr>
+      <w:tblGrid>
+        <w:gridCol w:w="15138"/>
+      </w:tblGrid>
+      <w:tr>
+        <w:tc>
+          <w:tcPr>
+            <w:tcW w:type="dxa" w:w="15138"/>
+            <w:shd w:val="clear" w:color="auto" w:fill="4A4A4A"/>
+            <w:tcBorders>
+              <w:top w:val="single" w:sz="4" w:space="0" w:color="CCCCCC"/>
+              <w:left w:val="single" w:sz="4" w:space="0" w:color="CCCCCC"/>
+              <w:bottom w:val="single" w:sz="4" w:space="0" w:color="CCCCCC"/>
+              <w:right w:val="single" w:sz="4" w:space="0" w:color="CCCCCC"/>
+            </w:tcBorders>
+          </w:tcPr>
+          <w:p>
+            <w:pPr>
+              <w:spacing w:before="80" w:after="80"/>
+              <w:jc w:val="center"/>
+            </w:pPr>
+            <w:r>
+              <w:rPr>
+                <w:rFonts w:ascii="Calibri" w:hAnsi="Calibri"/>
+                <w:b/>
+                <w:i w:val="0"/>
+                <w:color w:val="FFFFFF"/>
+                <w:sz w:val="18"/>
+              </w:rPr>
+              <w:t>NOTAS DE REUNIÃO</w:t>
+            </w:r>
+          </w:p>
+        </w:tc>
+      </w:tr>
+      <w:tr>
+        <w:tc>
+          <w:tcPr>
+            <w:tcW w:type="dxa" w:w="15138"/>
+            <w:shd w:val="clear" w:color="auto" w:fill="F5F5F5"/>
+            <w:tcBorders>
+              <w:top w:val="single" w:sz="4" w:space="0" w:color="CCCCCC"/>
+              <w:left w:val="single" w:sz="4" w:space="0" w:color="CCCCCC"/>
+              <w:bottom w:val="single" w:sz="4" w:space="0" w:color="CCCCCC"/>
+              <w:right w:val="single" w:sz="4" w:space="0" w:color="CCCCCC"/>
+            </w:tcBorders>
+          </w:tcPr>
+          <w:p>
+            <w:pPr>
+              <w:spacing w:before="120" w:after="800"/>
+              <w:ind w:left="80"/>
+            </w:pPr>
+            <w:r>
+              <w:rPr>
+                <w:rFonts w:ascii="Calibri" w:hAnsi="Calibri"/>
+                <w:b w:val="0"/>
+                <w:i/>
                 <w:color w:val="888888"/>
                 <w:sz w:val="19"/>
               </w:rPr>
               <w:t>(espaço para anotações da reunião)</w:t>
+            </w:r>
+          </w:p>
+        </w:tc>
+      </w:tr>
+    </w:tbl>
+    <w:p/>
+    <w:p>
+      <w:pPr>
+        <w:spacing w:before="0" w:after="320"/>
+      </w:pPr>
+      <w:r>
+        <w:rPr>
+          <w:color w:val="CCCCCC"/>
+          <w:sz w:val="16"/>
+        </w:rPr>
+        <w:t>────────────────────────────────────────────────────────────────────────────────</w:t>
+      </w:r>
+    </w:p>
+    <w:p>
+      <w:r>
+        <w:br w:type="page"/>
+      </w:r>
+    </w:p>
+    <w:tbl>
+      <w:tblPr>
+        <w:tblLook w:firstColumn="1" w:firstRow="1" w:lastColumn="0" w:lastRow="0" w:noHBand="0" w:noVBand="1" w:val="04A0"/>
+        <w:tblW w:w="5000" w:type="pct"/>
+        <w:tblBorders>
+          <w:top w:val="none" w:sz="0" w:space="0" w:color="auto"/>
+          <w:left w:val="none" w:sz="0" w:space="0" w:color="auto"/>
+          <w:bottom w:val="none" w:sz="0" w:space="0" w:color="auto"/>
+          <w:right w:val="none" w:sz="0" w:space="0" w:color="auto"/>
+          <w:insideH w:val="none" w:sz="0" w:space="0" w:color="auto"/>
+          <w:insideV w:val="none" w:sz="0" w:space="0" w:color="auto"/>
+        </w:tblBorders>
+      </w:tblPr>
+      <w:tblGrid>
+        <w:gridCol w:w="7569"/>
+        <w:gridCol w:w="7569"/>
+      </w:tblGrid>
+      <w:tr>
+        <w:tc>
+          <w:tcPr>
+            <w:tcW w:type="dxa" w:w="7569"/>
+            <w:shd w:val="clear" w:color="auto" w:fill="1A1A2E"/>
+            <w:tcBorders>
+              <w:top w:val="single" w:sz="4" w:space="0" w:color="1A1A2E"/>
+              <w:left w:val="single" w:sz="4" w:space="0" w:color="1A1A2E"/>
+              <w:bottom w:val="single" w:sz="4" w:space="0" w:color="1A1A2E"/>
+              <w:right w:val="single" w:sz="4" w:space="0" w:color="1A1A2E"/>
+            </w:tcBorders>
+          </w:tcPr>
+          <w:p>
+            <w:pPr>
+              <w:spacing w:before="160" w:after="160"/>
+              <w:ind w:left="200"/>
+            </w:pPr>
+            <w:r>
+              <w:rPr>
+                <w:rFonts w:ascii="Calibri" w:hAnsi="Calibri"/>
+                <w:b/>
+                <w:i w:val="0"/>
+                <w:color w:val="FFFFFF"/>
+                <w:sz w:val="22"/>
+              </w:rPr>
+              <w:t>ART-14</w:t>
+            </w:r>
+          </w:p>
+        </w:tc>
+        <w:tc>
+          <w:tcPr>
+            <w:tcW w:type="dxa" w:w="7569"/>
+            <w:shd w:val="clear" w:color="auto" w:fill="2C3E6B"/>
+            <w:tcBorders>
+              <w:top w:val="single" w:sz="4" w:space="0" w:color="2C3E6B"/>
+              <w:left w:val="single" w:sz="4" w:space="0" w:color="2C3E6B"/>
+              <w:bottom w:val="single" w:sz="4" w:space="0" w:color="2C3E6B"/>
+              <w:right w:val="single" w:sz="4" w:space="0" w:color="2C3E6B"/>
+            </w:tcBorders>
+          </w:tcPr>
+          <w:p>
+            <w:pPr>
+              <w:spacing w:before="160" w:after="160"/>
+              <w:ind w:left="200"/>
+            </w:pPr>
+            <w:r>
+              <w:rPr>
+                <w:rFonts w:ascii="Calibri" w:hAnsi="Calibri"/>
+                <w:b/>
+                <w:i w:val="0"/>
+                <w:color w:val="7EC8E3"/>
+                <w:sz w:val="22"/>
+              </w:rPr>
+              <w:t>Necessidades Comportamentais</w:t>
+            </w:r>
+          </w:p>
+        </w:tc>
+      </w:tr>
+    </w:tbl>
+    <w:p>
+      <w:pPr>
+        <w:spacing w:after="80"/>
+      </w:pPr>
+    </w:p>
+    <w:tbl>
+      <w:tblPr>
+        <w:tblLook w:firstColumn="1" w:firstRow="1" w:lastColumn="0" w:lastRow="0" w:noHBand="0" w:noVBand="1" w:val="04A0"/>
+        <w:tblW w:w="5000" w:type="pct"/>
+      </w:tblPr>
+      <w:tblGrid>
+        <w:gridCol w:w="15138"/>
+      </w:tblGrid>
+      <w:tr>
+        <w:tc>
+          <w:tcPr>
+            <w:tcW w:type="dxa" w:w="15138"/>
+            <w:shd w:val="clear" w:color="auto" w:fill="1A3A5C"/>
+            <w:tcBorders>
+              <w:top w:val="single" w:sz="4" w:space="0" w:color="CCCCCC"/>
+              <w:left w:val="single" w:sz="4" w:space="0" w:color="CCCCCC"/>
+              <w:bottom w:val="single" w:sz="4" w:space="0" w:color="CCCCCC"/>
+              <w:right w:val="single" w:sz="4" w:space="0" w:color="CCCCCC"/>
+            </w:tcBorders>
+          </w:tcPr>
+          <w:p>
+            <w:pPr>
+              <w:spacing w:before="80" w:after="80"/>
+              <w:jc w:val="center"/>
+            </w:pPr>
+            <w:r>
+              <w:rPr>
+                <w:rFonts w:ascii="Calibri" w:hAnsi="Calibri"/>
+                <w:b/>
+                <w:i w:val="0"/>
+                <w:color w:val="FFFFFF"/>
+                <w:sz w:val="18"/>
+              </w:rPr>
+              <w:t>@regulamento — Behavioural needs  ·  Art.º 14.º do Regulamento 2023/0447  |  EN</w:t>
+            </w:r>
+          </w:p>
+        </w:tc>
+      </w:tr>
+      <w:tr>
+        <w:tc>
+          <w:tcPr>
+            <w:tcW w:type="dxa" w:w="15138"/>
+            <w:shd w:val="clear" w:color="auto" w:fill="D6E4F0"/>
+            <w:tcBorders>
+              <w:top w:val="single" w:sz="4" w:space="0" w:color="CCCCCC"/>
+              <w:left w:val="single" w:sz="4" w:space="0" w:color="CCCCCC"/>
+              <w:bottom w:val="single" w:sz="4" w:space="0" w:color="CCCCCC"/>
+              <w:right w:val="single" w:sz="4" w:space="0" w:color="CCCCCC"/>
+            </w:tcBorders>
+            <w:vAlign w:val="top"/>
+          </w:tcPr>
+          <w:p>
+            <w:pPr>
+              <w:spacing w:after="0" w:before="80"/>
+              <w:ind w:right="80" w:left="80" w:firstLine="0"/>
+            </w:pPr>
+            <w:r>
+              <w:rPr>
+                <w:rFonts w:ascii="Calibri" w:hAnsi="Calibri"/>
+                <w:b w:val="0"/>
+                <w:i w:val="0"/>
+                <w:color w:val="222222"/>
+                <w:sz w:val="19"/>
+              </w:rPr>
+              <w:t>1. Operators shall ensure that measures are taken to meet the behavioural needs of dogs or cats in accordance with point 4 of Annex I.</w:t>
+            </w:r>
+          </w:p>
+          <w:p>
+            <w:pPr>
+              <w:spacing w:after="0" w:before="140"/>
+              <w:ind w:right="80" w:left="80" w:firstLine="0"/>
+            </w:pPr>
+            <w:r>
+              <w:rPr>
+                <w:rFonts w:ascii="Calibri" w:hAnsi="Calibri"/>
+                <w:b w:val="0"/>
+                <w:i w:val="0"/>
+                <w:color w:val="222222"/>
+                <w:sz w:val="19"/>
+              </w:rPr>
+              <w:t>2. Operators shall not keep dogs or cats in areas restraining their natural movements, except in case of Article 12(3), second sub-paragraph, or for performing the following procedures or treatments:</w:t>
+            </w:r>
+          </w:p>
+          <w:p>
+            <w:pPr>
+              <w:spacing w:after="0" w:before="20"/>
+              <w:ind w:right="80" w:left="360" w:hanging="280"/>
+            </w:pPr>
+            <w:r>
+              <w:rPr>
+                <w:rFonts w:ascii="Calibri" w:hAnsi="Calibri"/>
+                <w:b w:val="0"/>
+                <w:i w:val="0"/>
+                <w:color w:val="222222"/>
+                <w:sz w:val="19"/>
+              </w:rPr>
+              <w:t>a) physical examinations;</w:t>
+            </w:r>
+          </w:p>
+          <w:p>
+            <w:pPr>
+              <w:spacing w:after="0" w:before="20"/>
+              <w:ind w:right="80" w:left="360" w:hanging="280"/>
+            </w:pPr>
+            <w:r>
+              <w:rPr>
+                <w:rFonts w:ascii="Calibri" w:hAnsi="Calibri"/>
+                <w:b w:val="0"/>
+                <w:i w:val="0"/>
+                <w:color w:val="222222"/>
+                <w:sz w:val="19"/>
+              </w:rPr>
+              <w:t>b) individual identification of dogs or cats and reading the identification information;</w:t>
+            </w:r>
+          </w:p>
+          <w:p>
+            <w:pPr>
+              <w:spacing w:after="0" w:before="20"/>
+              <w:ind w:right="80" w:left="360" w:hanging="280"/>
+            </w:pPr>
+            <w:r>
+              <w:rPr>
+                <w:rFonts w:ascii="Calibri" w:hAnsi="Calibri"/>
+                <w:b w:val="0"/>
+                <w:i w:val="0"/>
+                <w:color w:val="222222"/>
+                <w:sz w:val="19"/>
+              </w:rPr>
+              <w:t>c) collection of samples and vaccinations;</w:t>
+            </w:r>
+          </w:p>
+          <w:p>
+            <w:pPr>
+              <w:spacing w:after="0" w:before="20"/>
+              <w:ind w:right="80" w:left="360" w:hanging="280"/>
+            </w:pPr>
+            <w:r>
+              <w:rPr>
+                <w:rFonts w:ascii="Calibri" w:hAnsi="Calibri"/>
+                <w:b w:val="0"/>
+                <w:i w:val="0"/>
+                <w:color w:val="222222"/>
+                <w:sz w:val="19"/>
+              </w:rPr>
+              <w:t>d) procedures for grooming, hygienic, health or reproductive purposes other than mating;</w:t>
+            </w:r>
+          </w:p>
+          <w:p>
+            <w:pPr>
+              <w:spacing w:after="0" w:before="20"/>
+              <w:ind w:right="80" w:left="360" w:hanging="280"/>
+            </w:pPr>
+            <w:r>
+              <w:rPr>
+                <w:rFonts w:ascii="Calibri" w:hAnsi="Calibri"/>
+                <w:b w:val="0"/>
+                <w:i w:val="0"/>
+                <w:color w:val="222222"/>
+                <w:sz w:val="19"/>
+              </w:rPr>
+              <w:t>e) medical treatment, including surgical treatment or prescribed rehabilitation.</w:t>
+            </w:r>
+          </w:p>
+          <w:p>
+            <w:pPr>
+              <w:spacing w:after="0" w:before="140"/>
+              <w:ind w:right="80" w:left="80" w:firstLine="0"/>
+            </w:pPr>
+            <w:r>
+              <w:rPr>
+                <w:rFonts w:ascii="Calibri" w:hAnsi="Calibri"/>
+                <w:b w:val="0"/>
+                <w:i w:val="0"/>
+                <w:color w:val="222222"/>
+                <w:sz w:val="19"/>
+              </w:rPr>
+              <w:t>3. Tethering for more than 1 hour shall be prohibited, except for the duration of a medical treatment or participation in shows, exhibitions and competitions of dogs and cats.</w:t>
+            </w:r>
+          </w:p>
+          <w:p>
+            <w:pPr>
+              <w:spacing w:after="0" w:before="140"/>
+              <w:ind w:right="80" w:left="80" w:firstLine="0"/>
+            </w:pPr>
+            <w:r>
+              <w:rPr>
+                <w:rFonts w:ascii="Calibri" w:hAnsi="Calibri"/>
+                <w:b w:val="0"/>
+                <w:i w:val="0"/>
+                <w:color w:val="222222"/>
+                <w:sz w:val="19"/>
+              </w:rPr>
+              <w:t>3a. Member States may grant derogations from paragraph 3 for dogs intended for use in military, police and customs services that are kept in breeding or selling establishments.</w:t>
+            </w:r>
+          </w:p>
+          <w:p>
+            <w:pPr>
+              <w:spacing w:after="0" w:before="140"/>
+              <w:ind w:right="80" w:left="80" w:firstLine="0"/>
+            </w:pPr>
+            <w:r>
+              <w:rPr>
+                <w:rFonts w:ascii="Calibri" w:hAnsi="Calibri"/>
+                <w:b w:val="0"/>
+                <w:i w:val="0"/>
+                <w:color w:val="222222"/>
+                <w:sz w:val="19"/>
+              </w:rPr>
+              <w:t>4. Operators shall ensure that conditions are in place to allow dogs or cats to express social non-harmful behaviours, species-specific behaviours and the possibility to experience positive emotions.</w:t>
+            </w:r>
+          </w:p>
+          <w:p>
+            <w:pPr>
+              <w:spacing w:after="0" w:before="140"/>
+              <w:ind w:right="80" w:left="80" w:firstLine="0"/>
+            </w:pPr>
+            <w:r>
+              <w:rPr>
+                <w:rFonts w:ascii="Calibri" w:hAnsi="Calibri"/>
+                <w:b w:val="0"/>
+                <w:i w:val="0"/>
+                <w:color w:val="222222"/>
+                <w:sz w:val="19"/>
+              </w:rPr>
+              <w:t>5. Operators shall ensure that dogs or cats can socialise in accordance with point 4 of Annex I. Operators of breeding establishments shall document their strategy for such socialisation.</w:t>
+            </w:r>
+          </w:p>
+          <w:p>
+            <w:pPr>
+              <w:spacing w:after="0" w:before="140"/>
+              <w:ind w:right="80" w:left="80" w:firstLine="0"/>
+            </w:pPr>
+            <w:r>
+              <w:rPr>
+                <w:rFonts w:ascii="Calibri" w:hAnsi="Calibri"/>
+                <w:b w:val="0"/>
+                <w:i w:val="0"/>
+                <w:color w:val="222222"/>
+                <w:sz w:val="19"/>
+              </w:rPr>
+              <w:t>5a. The first subparagraph shall not apply to livestock guardian dogs kept in breeding establishments during the periods when such dogs are used for guarding or training purposes nor to herding dogs during seasonal transhumance.</w:t>
+            </w:r>
+          </w:p>
+          <w:p>
+            <w:pPr>
+              <w:spacing w:after="0" w:before="140"/>
+              <w:ind w:right="80" w:left="80" w:firstLine="0"/>
+            </w:pPr>
+            <w:r>
+              <w:rPr>
+                <w:rFonts w:ascii="Calibri" w:hAnsi="Calibri"/>
+                <w:b w:val="0"/>
+                <w:i w:val="0"/>
+                <w:color w:val="222222"/>
+                <w:sz w:val="19"/>
+              </w:rPr>
+              <w:t>5b. Operators shall ensure that enrichment is provided and accessible to all dogs or cats, creating a stimulating environment, enabling species-specific behaviour and reducing their frustration.</w:t>
+            </w:r>
+          </w:p>
+        </w:tc>
+      </w:tr>
+    </w:tbl>
+    <w:p>
+      <w:pPr>
+        <w:spacing w:after="80"/>
+      </w:pPr>
+    </w:p>
+    <w:tbl>
+      <w:tblPr>
+        <w:tblLook w:firstColumn="1" w:firstRow="1" w:lastColumn="0" w:lastRow="0" w:noHBand="0" w:noVBand="1" w:val="04A0"/>
+        <w:tblW w:w="5000" w:type="pct"/>
+      </w:tblPr>
+      <w:tblGrid>
+        <w:gridCol w:w="15138"/>
+      </w:tblGrid>
+      <w:tr>
+        <w:tc>
+          <w:tcPr>
+            <w:tcW w:type="dxa" w:w="15138"/>
+            <w:shd w:val="clear" w:color="auto" w:fill="2471A3"/>
+            <w:tcBorders>
+              <w:top w:val="single" w:sz="4" w:space="0" w:color="CCCCCC"/>
+              <w:left w:val="single" w:sz="4" w:space="0" w:color="CCCCCC"/>
+              <w:bottom w:val="single" w:sz="4" w:space="0" w:color="CCCCCC"/>
+              <w:right w:val="single" w:sz="4" w:space="0" w:color="CCCCCC"/>
+            </w:tcBorders>
+          </w:tcPr>
+          <w:p>
+            <w:pPr>
+              <w:spacing w:before="80" w:after="80"/>
+              <w:jc w:val="center"/>
+            </w:pPr>
+            <w:r>
+              <w:rPr>
+                <w:rFonts w:ascii="Calibri" w:hAnsi="Calibri"/>
+                <w:b/>
+                <w:i w:val="0"/>
+                <w:color w:val="FFFFFF"/>
+                <w:sz w:val="18"/>
+              </w:rPr>
+              <w:t>@regulamento — Tradução PT-PT  ·  Art.º 14.º do Regulamento 2023/0447</w:t>
+            </w:r>
+          </w:p>
+        </w:tc>
+      </w:tr>
+      <w:tr>
+        <w:tc>
+          <w:tcPr>
+            <w:tcW w:type="dxa" w:w="15138"/>
+            <w:shd w:val="clear" w:color="auto" w:fill="EBF5FB"/>
+            <w:tcBorders>
+              <w:top w:val="single" w:sz="4" w:space="0" w:color="CCCCCC"/>
+              <w:left w:val="single" w:sz="4" w:space="0" w:color="CCCCCC"/>
+              <w:bottom w:val="single" w:sz="4" w:space="0" w:color="CCCCCC"/>
+              <w:right w:val="single" w:sz="4" w:space="0" w:color="CCCCCC"/>
+            </w:tcBorders>
+            <w:vAlign w:val="top"/>
+          </w:tcPr>
+          <w:p>
+            <w:pPr>
+              <w:spacing w:after="0" w:before="80"/>
+              <w:ind w:right="80" w:left="80" w:firstLine="0"/>
+            </w:pPr>
+            <w:r>
+              <w:rPr>
+                <w:rFonts w:ascii="Calibri" w:hAnsi="Calibri"/>
+                <w:b w:val="0"/>
+                <w:i/>
+                <w:color w:val="222222"/>
+                <w:sz w:val="19"/>
+              </w:rPr>
+              <w:t>1 — Os operadores devem assegurar que medidas são tomadas para satisfazer as necessidades comportamentais dos cães ou gatos de acordo com o ponto 4 do Anexo I.</w:t>
+            </w:r>
+          </w:p>
+          <w:p>
+            <w:pPr>
+              <w:spacing w:after="0" w:before="140"/>
+              <w:ind w:right="80" w:left="80" w:firstLine="0"/>
+            </w:pPr>
+            <w:r>
+              <w:rPr>
+                <w:rFonts w:ascii="Calibri" w:hAnsi="Calibri"/>
+                <w:b w:val="0"/>
+                <w:i/>
+                <w:color w:val="222222"/>
+                <w:sz w:val="19"/>
+              </w:rPr>
+              <w:t>2 — Os operadores não devem manter cães ou gatos em áreas que restringem os seus movimentos naturais, exceto no caso do Artigo 12(3), segundo parágrafo, ou para realizar os seguintes procedimentos ou tratamentos:</w:t>
+            </w:r>
+          </w:p>
+          <w:p>
+            <w:pPr>
+              <w:spacing w:after="0" w:before="20"/>
+              <w:ind w:right="80" w:left="360" w:hanging="280"/>
+            </w:pPr>
+            <w:r>
+              <w:rPr>
+                <w:rFonts w:ascii="Calibri" w:hAnsi="Calibri"/>
+                <w:b w:val="0"/>
+                <w:i/>
+                <w:color w:val="222222"/>
+                <w:sz w:val="19"/>
+              </w:rPr>
+              <w:t>a) exames físicos;</w:t>
+            </w:r>
+          </w:p>
+          <w:p>
+            <w:pPr>
+              <w:spacing w:after="0" w:before="20"/>
+              <w:ind w:right="80" w:left="360" w:hanging="280"/>
+            </w:pPr>
+            <w:r>
+              <w:rPr>
+                <w:rFonts w:ascii="Calibri" w:hAnsi="Calibri"/>
+                <w:b w:val="0"/>
+                <w:i/>
+                <w:color w:val="222222"/>
+                <w:sz w:val="19"/>
+              </w:rPr>
+              <w:t>b) identificação individual de cães ou gatos e leitura da informação de identificação;</w:t>
+            </w:r>
+          </w:p>
+          <w:p>
+            <w:pPr>
+              <w:spacing w:after="0" w:before="20"/>
+              <w:ind w:right="80" w:left="360" w:hanging="280"/>
+            </w:pPr>
+            <w:r>
+              <w:rPr>
+                <w:rFonts w:ascii="Calibri" w:hAnsi="Calibri"/>
+                <w:b w:val="0"/>
+                <w:i/>
+                <w:color w:val="222222"/>
+                <w:sz w:val="19"/>
+              </w:rPr>
+              <w:t>c) colheita de amostras e vacinações;</w:t>
+            </w:r>
+          </w:p>
+          <w:p>
+            <w:pPr>
+              <w:spacing w:after="0" w:before="20"/>
+              <w:ind w:right="80" w:left="360" w:hanging="280"/>
+            </w:pPr>
+            <w:r>
+              <w:rPr>
+                <w:rFonts w:ascii="Calibri" w:hAnsi="Calibri"/>
+                <w:b w:val="0"/>
+                <w:i/>
+                <w:color w:val="222222"/>
+                <w:sz w:val="19"/>
+              </w:rPr>
+              <w:t>d) procedimentos para limpeza, higiene, saúde ou fins reprodutivos que não o acasalamento;</w:t>
+            </w:r>
+          </w:p>
+          <w:p>
+            <w:pPr>
+              <w:spacing w:after="0" w:before="20"/>
+              <w:ind w:right="80" w:left="360" w:hanging="280"/>
+            </w:pPr>
+            <w:r>
+              <w:rPr>
+                <w:rFonts w:ascii="Calibri" w:hAnsi="Calibri"/>
+                <w:b w:val="0"/>
+                <w:i/>
+                <w:color w:val="222222"/>
+                <w:sz w:val="19"/>
+              </w:rPr>
+              <w:t>e) tratamento médico, incluindo tratamento cirúrgico ou reabilitação prescrita.</w:t>
+            </w:r>
+          </w:p>
+          <w:p>
+            <w:pPr>
+              <w:spacing w:after="0" w:before="140"/>
+              <w:ind w:right="80" w:left="80" w:firstLine="0"/>
+            </w:pPr>
+            <w:r>
+              <w:rPr>
+                <w:rFonts w:ascii="Calibri" w:hAnsi="Calibri"/>
+                <w:b w:val="0"/>
+                <w:i/>
+                <w:color w:val="222222"/>
+                <w:sz w:val="19"/>
+              </w:rPr>
+              <w:t>3 — A amarração por mais de 1 hora é proibida, exceto pela duração de um tratamento médico ou participação em espetáculos, exposições e competições de cães e gatos.</w:t>
+            </w:r>
+          </w:p>
+          <w:p>
+            <w:pPr>
+              <w:spacing w:after="0" w:before="140"/>
+              <w:ind w:right="80" w:left="80" w:firstLine="0"/>
+            </w:pPr>
+            <w:r>
+              <w:rPr>
+                <w:rFonts w:ascii="Calibri" w:hAnsi="Calibri"/>
+                <w:b w:val="0"/>
+                <w:i/>
+                <w:color w:val="222222"/>
+                <w:sz w:val="19"/>
+              </w:rPr>
+              <w:t>3a — Os Estados-Membros podem conceder derrogações do parágrafo 3 para cães destinados ao uso em serviços militares, policiais e aduaneiros que são mantidos em estabelecimentos de criação ou venda.</w:t>
+            </w:r>
+          </w:p>
+          <w:p>
+            <w:pPr>
+              <w:spacing w:after="0" w:before="140"/>
+              <w:ind w:right="80" w:left="80" w:firstLine="0"/>
+            </w:pPr>
+            <w:r>
+              <w:rPr>
+                <w:rFonts w:ascii="Calibri" w:hAnsi="Calibri"/>
+                <w:b w:val="0"/>
+                <w:i/>
+                <w:color w:val="222222"/>
+                <w:sz w:val="19"/>
+              </w:rPr>
+              <w:t>4 — Os operadores devem assegurar que condições estão em lugar para permitir aos cães ou gatos expressar comportamentos sociais não prejudiciais, comportamentos específicos da espécie e a possibilidade de experimentar emoções positivas.</w:t>
+            </w:r>
+          </w:p>
+          <w:p>
+            <w:pPr>
+              <w:spacing w:after="0" w:before="140"/>
+              <w:ind w:right="80" w:left="80" w:firstLine="0"/>
+            </w:pPr>
+            <w:r>
+              <w:rPr>
+                <w:rFonts w:ascii="Calibri" w:hAnsi="Calibri"/>
+                <w:b w:val="0"/>
+                <w:i/>
+                <w:color w:val="222222"/>
+                <w:sz w:val="19"/>
+              </w:rPr>
+              <w:t>5 — Os operadores devem assegurar que cães ou gatos podem socializar de acordo com o ponto 4 do Anexo I. Os operadores de estabelecimentos de criação devem documentar sua estratégia para tal socialização.</w:t>
+            </w:r>
+          </w:p>
+          <w:p>
+            <w:pPr>
+              <w:spacing w:after="0" w:before="140"/>
+              <w:ind w:right="80" w:left="80" w:firstLine="0"/>
+            </w:pPr>
+            <w:r>
+              <w:rPr>
+                <w:rFonts w:ascii="Calibri" w:hAnsi="Calibri"/>
+                <w:b w:val="0"/>
+                <w:i/>
+                <w:color w:val="222222"/>
+                <w:sz w:val="19"/>
+              </w:rPr>
+              <w:t>5a — O parágrafo anterior não se aplica aos cães de guarda de gado mantidos em estabelecimentos de criação durante os períodos em que tais cães são utilizados para fins de guarda ou treino nem aos cães de pastoreio durante a transumância sazonal.</w:t>
+            </w:r>
+          </w:p>
+          <w:p>
+            <w:pPr>
+              <w:spacing w:after="0" w:before="140"/>
+              <w:ind w:right="80" w:left="80" w:firstLine="0"/>
+            </w:pPr>
+            <w:r>
+              <w:rPr>
+                <w:rFonts w:ascii="Calibri" w:hAnsi="Calibri"/>
+                <w:b w:val="0"/>
+                <w:i/>
+                <w:color w:val="222222"/>
+                <w:sz w:val="19"/>
+              </w:rPr>
+              <w:t>5b — Os operadores devem assegurar que enriquecimento é fornecido e acessível a todos os cães ou gatos, criando um ambiente estimulante, permitindo comportamento específico da espécie e reduzindo sua frustração.</w:t>
+            </w:r>
+          </w:p>
+        </w:tc>
+      </w:tr>
+    </w:tbl>
+    <w:p>
+      <w:pPr>
+        <w:spacing w:after="80"/>
+      </w:pPr>
+    </w:p>
+    <w:tbl>
+      <w:tblPr>
+        <w:tblLook w:firstColumn="1" w:firstRow="1" w:lastColumn="0" w:lastRow="0" w:noHBand="0" w:noVBand="1" w:val="04A0"/>
+        <w:tblW w:w="5000" w:type="pct"/>
+      </w:tblPr>
+      <w:tblGrid>
+        <w:gridCol w:w="5046"/>
+        <w:gridCol w:w="5046"/>
+        <w:gridCol w:w="5046"/>
+      </w:tblGrid>
+      <w:tr>
+        <w:tc>
+          <w:tcPr>
+            <w:tcW w:type="dxa" w:w="5046"/>
+            <w:shd w:val="clear" w:color="auto" w:fill="1E5631"/>
+            <w:tcBorders>
+              <w:top w:val="single" w:sz="4" w:space="0" w:color="CCCCCC"/>
+              <w:left w:val="single" w:sz="4" w:space="0" w:color="CCCCCC"/>
+              <w:bottom w:val="single" w:sz="4" w:space="0" w:color="CCCCCC"/>
+              <w:right w:val="single" w:sz="4" w:space="0" w:color="CCCCCC"/>
+            </w:tcBorders>
+          </w:tcPr>
+          <w:p>
+            <w:pPr>
+              <w:spacing w:before="80" w:after="80"/>
+              <w:jc w:val="center"/>
+            </w:pPr>
+            <w:r>
+              <w:rPr>
+                <w:rFonts w:ascii="Calibri" w:hAnsi="Calibri"/>
+                <w:b/>
+                <w:i w:val="0"/>
+                <w:color w:val="FFFFFF"/>
+                <w:sz w:val="18"/>
+              </w:rPr>
+              <w:t>@rgbeac (proposta jun. 2025)</w:t>
+            </w:r>
+          </w:p>
+        </w:tc>
+        <w:tc>
+          <w:tcPr>
+            <w:tcW w:type="dxa" w:w="5046"/>
+            <w:shd w:val="clear" w:color="auto" w:fill="7E4C00"/>
+            <w:tcBorders>
+              <w:top w:val="single" w:sz="4" w:space="0" w:color="CCCCCC"/>
+              <w:left w:val="single" w:sz="4" w:space="0" w:color="CCCCCC"/>
+              <w:bottom w:val="single" w:sz="4" w:space="0" w:color="CCCCCC"/>
+              <w:right w:val="single" w:sz="4" w:space="0" w:color="CCCCCC"/>
+            </w:tcBorders>
+          </w:tcPr>
+          <w:p>
+            <w:pPr>
+              <w:spacing w:before="80" w:after="80"/>
+              <w:jc w:val="center"/>
+            </w:pPr>
+            <w:r>
+              <w:rPr>
+                <w:rFonts w:ascii="Calibri" w:hAnsi="Calibri"/>
+                <w:b/>
+                <w:i w:val="0"/>
+                <w:color w:val="FFFFFF"/>
+                <w:sz w:val="18"/>
+              </w:rPr>
+              <w:t>@codigo (DL n.º 214/2013)</w:t>
+            </w:r>
+          </w:p>
+        </w:tc>
+        <w:tc>
+          <w:tcPr>
+            <w:tcW w:type="dxa" w:w="5046"/>
+            <w:shd w:val="clear" w:color="auto" w:fill="006064"/>
+            <w:tcBorders>
+              <w:top w:val="single" w:sz="4" w:space="0" w:color="CCCCCC"/>
+              <w:left w:val="single" w:sz="4" w:space="0" w:color="CCCCCC"/>
+              <w:bottom w:val="single" w:sz="4" w:space="0" w:color="CCCCCC"/>
+              <w:right w:val="single" w:sz="4" w:space="0" w:color="CCCCCC"/>
+            </w:tcBorders>
+          </w:tcPr>
+          <w:p>
+            <w:pPr>
+              <w:spacing w:before="80" w:after="80"/>
+              <w:jc w:val="center"/>
+            </w:pPr>
+            <w:r>
+              <w:rPr>
+                <w:rFonts w:ascii="Calibri" w:hAnsi="Calibri"/>
+                <w:b/>
+                <w:i w:val="0"/>
+                <w:color w:val="FFFFFF"/>
+                <w:sz w:val="18"/>
+              </w:rPr>
+              <w:t>@legislacao (legislação vigente)</w:t>
+            </w:r>
+          </w:p>
+        </w:tc>
+      </w:tr>
+      <w:tr>
+        <w:tc>
+          <w:tcPr>
+            <w:tcW w:type="dxa" w:w="5046"/>
+            <w:shd w:val="clear" w:color="auto" w:fill="D5E8D4"/>
+            <w:tcBorders>
+              <w:top w:val="single" w:sz="4" w:space="0" w:color="CCCCCC"/>
+              <w:left w:val="single" w:sz="4" w:space="0" w:color="CCCCCC"/>
+              <w:bottom w:val="single" w:sz="4" w:space="0" w:color="CCCCCC"/>
+              <w:right w:val="single" w:sz="4" w:space="0" w:color="CCCCCC"/>
+            </w:tcBorders>
+            <w:vAlign w:val="top"/>
+          </w:tcPr>
+          <w:p>
+            <w:pPr>
+              <w:spacing w:before="80" w:after="40"/>
+              <w:ind w:left="80" w:right="80"/>
+            </w:pPr>
+            <w:r>
+              <w:rPr>
+                <w:rFonts w:ascii="Calibri" w:hAnsi="Calibri"/>
+                <w:b/>
+                <w:i/>
+                <w:color w:val="555555"/>
+                <w:sz w:val="16"/>
+              </w:rPr>
+              <w:t>A ser preenchido</w:t>
+            </w:r>
+          </w:p>
+          <w:p>
+            <w:pPr>
+              <w:spacing w:after="0" w:before="140"/>
+              <w:ind w:right="80" w:left="80" w:firstLine="0"/>
+            </w:pPr>
+            <w:r>
+              <w:rPr>
+                <w:rFonts w:ascii="Calibri" w:hAnsi="Calibri"/>
+                <w:b w:val="0"/>
+                <w:i w:val="0"/>
+                <w:color w:val="222222"/>
+                <w:sz w:val="19"/>
+              </w:rPr>
+              <w:t>[Pesquisa em progresso no @rgbeac]</w:t>
+            </w:r>
+          </w:p>
+        </w:tc>
+        <w:tc>
+          <w:tcPr>
+            <w:tcW w:type="dxa" w:w="5046"/>
+            <w:shd w:val="clear" w:color="auto" w:fill="FFE6CC"/>
+            <w:tcBorders>
+              <w:top w:val="single" w:sz="4" w:space="0" w:color="CCCCCC"/>
+              <w:left w:val="single" w:sz="4" w:space="0" w:color="CCCCCC"/>
+              <w:bottom w:val="single" w:sz="4" w:space="0" w:color="CCCCCC"/>
+              <w:right w:val="single" w:sz="4" w:space="0" w:color="CCCCCC"/>
+            </w:tcBorders>
+            <w:vAlign w:val="top"/>
+          </w:tcPr>
+          <w:p>
+            <w:pPr>
+              <w:spacing w:before="80" w:after="40"/>
+              <w:ind w:left="80" w:right="80"/>
+            </w:pPr>
+            <w:r>
+              <w:rPr>
+                <w:rFonts w:ascii="Calibri" w:hAnsi="Calibri"/>
+                <w:b/>
+                <w:i/>
+                <w:color w:val="555555"/>
+                <w:sz w:val="16"/>
+              </w:rPr>
+              <w:t>A ser preenchido</w:t>
+            </w:r>
+          </w:p>
+          <w:p>
+            <w:pPr>
+              <w:spacing w:after="0" w:before="140"/>
+              <w:ind w:right="80" w:left="80" w:firstLine="0"/>
+            </w:pPr>
+            <w:r>
+              <w:rPr>
+                <w:rFonts w:ascii="Calibri" w:hAnsi="Calibri"/>
+                <w:b w:val="0"/>
+                <w:i w:val="0"/>
+                <w:color w:val="222222"/>
+                <w:sz w:val="19"/>
+              </w:rPr>
+              <w:t>[Pesquisa em progresso no @codigo]</w:t>
+            </w:r>
+          </w:p>
+        </w:tc>
+        <w:tc>
+          <w:tcPr>
+            <w:tcW w:type="dxa" w:w="5046"/>
+            <w:shd w:val="clear" w:color="auto" w:fill="E0F7FA"/>
+            <w:tcBorders>
+              <w:top w:val="single" w:sz="4" w:space="0" w:color="CCCCCC"/>
+              <w:left w:val="single" w:sz="4" w:space="0" w:color="CCCCCC"/>
+              <w:bottom w:val="single" w:sz="4" w:space="0" w:color="CCCCCC"/>
+              <w:right w:val="single" w:sz="4" w:space="0" w:color="CCCCCC"/>
+            </w:tcBorders>
+            <w:vAlign w:val="top"/>
+          </w:tcPr>
+          <w:p>
+            <w:pPr>
+              <w:spacing w:before="80" w:after="40"/>
+              <w:ind w:left="80" w:right="80"/>
+            </w:pPr>
+            <w:r>
+              <w:rPr>
+                <w:rFonts w:ascii="Calibri" w:hAnsi="Calibri"/>
+                <w:b/>
+                <w:i/>
+                <w:color w:val="555555"/>
+                <w:sz w:val="16"/>
+              </w:rPr>
+              <w:t>A ser preenchido</w:t>
+            </w:r>
+          </w:p>
+          <w:p>
+            <w:pPr>
+              <w:spacing w:after="0" w:before="140"/>
+              <w:ind w:right="80" w:left="80" w:firstLine="0"/>
+            </w:pPr>
+            <w:r>
+              <w:rPr>
+                <w:rFonts w:ascii="Calibri" w:hAnsi="Calibri"/>
+                <w:b w:val="0"/>
+                <w:i w:val="0"/>
+                <w:color w:val="222222"/>
+                <w:sz w:val="19"/>
+              </w:rPr>
+              <w:t>[Pesquisa em progresso na legislação vigente]</w:t>
+            </w:r>
+          </w:p>
+        </w:tc>
+      </w:tr>
+    </w:tbl>
+    <w:p>
+      <w:pPr>
+        <w:spacing w:after="80"/>
+      </w:pPr>
+    </w:p>
+    <w:tbl>
+      <w:tblPr>
+        <w:tblLook w:firstColumn="1" w:firstRow="1" w:lastColumn="0" w:lastRow="0" w:noHBand="0" w:noVBand="1" w:val="04A0"/>
+        <w:tblW w:w="5000" w:type="pct"/>
+      </w:tblPr>
+      <w:tblGrid>
+        <w:gridCol w:w="15138"/>
+      </w:tblGrid>
+      <w:tr>
+        <w:tc>
+          <w:tcPr>
+            <w:tcW w:type="dxa" w:w="15138"/>
+            <w:shd w:val="clear" w:color="auto" w:fill="5D2A8A"/>
+            <w:tcBorders>
+              <w:top w:val="single" w:sz="4" w:space="0" w:color="CCCCCC"/>
+              <w:left w:val="single" w:sz="4" w:space="0" w:color="CCCCCC"/>
+              <w:bottom w:val="single" w:sz="4" w:space="0" w:color="CCCCCC"/>
+              <w:right w:val="single" w:sz="4" w:space="0" w:color="CCCCCC"/>
+            </w:tcBorders>
+          </w:tcPr>
+          <w:p>
+            <w:pPr>
+              <w:spacing w:before="80" w:after="80"/>
+              <w:jc w:val="center"/>
+            </w:pPr>
+            <w:r>
+              <w:rPr>
+                <w:rFonts w:ascii="Calibri" w:hAnsi="Calibri"/>
+                <w:b/>
+                <w:i w:val="0"/>
+                <w:color w:val="FFFFFF"/>
+                <w:sz w:val="18"/>
+              </w:rPr>
+              <w:t>DIVERGÊNCIA FACE AO REGULAMENTO  ·  Necessidade de alteração: Sim</w:t>
+            </w:r>
+          </w:p>
+        </w:tc>
+      </w:tr>
+      <w:tr>
+        <w:tc>
+          <w:tcPr>
+            <w:tcW w:type="dxa" w:w="15138"/>
+            <w:shd w:val="clear" w:color="auto" w:fill="006064"/>
+            <w:tcBorders>
+              <w:top w:val="single" w:sz="4" w:space="0" w:color="006064"/>
+              <w:left w:val="single" w:sz="4" w:space="0" w:color="006064"/>
+              <w:bottom w:val="single" w:sz="4" w:space="0" w:color="006064"/>
+              <w:right w:val="single" w:sz="4" w:space="0" w:color="006064"/>
+            </w:tcBorders>
+          </w:tcPr>
+          <w:p>
+            <w:pPr>
+              <w:spacing w:before="80" w:after="0"/>
+              <w:ind w:left="120"/>
+            </w:pPr>
+            <w:r>
+              <w:rPr>
+                <w:rFonts w:ascii="Calibri" w:hAnsi="Calibri"/>
+                <w:b/>
+                <w:i w:val="0"/>
+                <w:color w:val="FFFFFF"/>
+                <w:sz w:val="17"/>
+              </w:rPr>
+              <w:t>@legislacao</w:t>
+            </w:r>
+          </w:p>
+        </w:tc>
+      </w:tr>
+      <w:tr>
+        <w:tc>
+          <w:tcPr>
+            <w:tcW w:type="dxa" w:w="15138"/>
+            <w:shd w:val="clear" w:color="auto" w:fill="E0F7FA"/>
+            <w:tcBorders>
+              <w:top w:val="single" w:sz="4" w:space="0" w:color="CCCCCC"/>
+              <w:left w:val="single" w:sz="4" w:space="0" w:color="CCCCCC"/>
+              <w:bottom w:val="single" w:sz="4" w:space="0" w:color="CCCCCC"/>
+              <w:right w:val="single" w:sz="4" w:space="0" w:color="CCCCCC"/>
+            </w:tcBorders>
+            <w:vAlign w:val="top"/>
+          </w:tcPr>
+          <w:p>
+            <w:pPr>
+              <w:spacing w:before="80" w:after="80"/>
+              <w:ind w:left="120" w:right="120"/>
+            </w:pPr>
+            <w:r>
+              <w:rPr>
+                <w:rFonts w:ascii="Calibri" w:hAnsi="Calibri"/>
+                <w:b w:val="0"/>
+                <w:i w:val="0"/>
+                <w:color w:val="222222"/>
+                <w:sz w:val="18"/>
+              </w:rPr>
+              <w:t>Verificar conformidade com legislação portuguesa vigente</w:t>
+            </w:r>
+          </w:p>
+        </w:tc>
+      </w:tr>
+      <w:tr>
+        <w:tc>
+          <w:tcPr>
+            <w:tcW w:type="dxa" w:w="15138"/>
+            <w:shd w:val="clear" w:color="auto" w:fill="7E4C00"/>
+            <w:tcBorders>
+              <w:top w:val="single" w:sz="4" w:space="0" w:color="7E4C00"/>
+              <w:left w:val="single" w:sz="4" w:space="0" w:color="7E4C00"/>
+              <w:bottom w:val="single" w:sz="4" w:space="0" w:color="7E4C00"/>
+              <w:right w:val="single" w:sz="4" w:space="0" w:color="7E4C00"/>
+            </w:tcBorders>
+          </w:tcPr>
+          <w:p>
+            <w:pPr>
+              <w:spacing w:before="80" w:after="0"/>
+              <w:ind w:left="120"/>
+            </w:pPr>
+            <w:r>
+              <w:rPr>
+                <w:rFonts w:ascii="Calibri" w:hAnsi="Calibri"/>
+                <w:b/>
+                <w:i w:val="0"/>
+                <w:color w:val="FFFFFF"/>
+                <w:sz w:val="17"/>
+              </w:rPr>
+              <w:t>@codigo</w:t>
+            </w:r>
+          </w:p>
+        </w:tc>
+      </w:tr>
+      <w:tr>
+        <w:tc>
+          <w:tcPr>
+            <w:tcW w:type="dxa" w:w="15138"/>
+            <w:shd w:val="clear" w:color="auto" w:fill="FFE6CC"/>
+            <w:tcBorders>
+              <w:top w:val="single" w:sz="4" w:space="0" w:color="CCCCCC"/>
+              <w:left w:val="single" w:sz="4" w:space="0" w:color="CCCCCC"/>
+              <w:bottom w:val="single" w:sz="4" w:space="0" w:color="CCCCCC"/>
+              <w:right w:val="single" w:sz="4" w:space="0" w:color="CCCCCC"/>
+            </w:tcBorders>
+            <w:vAlign w:val="top"/>
+          </w:tcPr>
+          <w:p>
+            <w:pPr>
+              <w:spacing w:before="80" w:after="80"/>
+              <w:ind w:left="120" w:right="120"/>
+            </w:pPr>
+            <w:r>
+              <w:rPr>
+                <w:rFonts w:ascii="Calibri" w:hAnsi="Calibri"/>
+                <w:b w:val="0"/>
+                <w:i w:val="0"/>
+                <w:color w:val="222222"/>
+                <w:sz w:val="18"/>
+              </w:rPr>
+              <w:t>Verificar alinhamento com Código do Animal</w:t>
+            </w:r>
+          </w:p>
+        </w:tc>
+      </w:tr>
+      <w:tr>
+        <w:tc>
+          <w:tcPr>
+            <w:tcW w:type="dxa" w:w="15138"/>
+            <w:shd w:val="clear" w:color="auto" w:fill="1E5631"/>
+            <w:tcBorders>
+              <w:top w:val="single" w:sz="4" w:space="0" w:color="1E5631"/>
+              <w:left w:val="single" w:sz="4" w:space="0" w:color="1E5631"/>
+              <w:bottom w:val="single" w:sz="4" w:space="0" w:color="1E5631"/>
+              <w:right w:val="single" w:sz="4" w:space="0" w:color="1E5631"/>
+            </w:tcBorders>
+          </w:tcPr>
+          <w:p>
+            <w:pPr>
+              <w:spacing w:before="80" w:after="0"/>
+              <w:ind w:left="120"/>
+            </w:pPr>
+            <w:r>
+              <w:rPr>
+                <w:rFonts w:ascii="Calibri" w:hAnsi="Calibri"/>
+                <w:b/>
+                <w:i w:val="0"/>
+                <w:color w:val="FFFFFF"/>
+                <w:sz w:val="17"/>
+              </w:rPr>
+              <w:t>@rgbeac</w:t>
+            </w:r>
+          </w:p>
+        </w:tc>
+      </w:tr>
+      <w:tr>
+        <w:tc>
+          <w:tcPr>
+            <w:tcW w:type="dxa" w:w="15138"/>
+            <w:shd w:val="clear" w:color="auto" w:fill="D5E8D4"/>
+            <w:tcBorders>
+              <w:top w:val="single" w:sz="4" w:space="0" w:color="CCCCCC"/>
+              <w:left w:val="single" w:sz="4" w:space="0" w:color="CCCCCC"/>
+              <w:bottom w:val="single" w:sz="4" w:space="0" w:color="CCCCCC"/>
+              <w:right w:val="single" w:sz="4" w:space="0" w:color="CCCCCC"/>
+            </w:tcBorders>
+            <w:vAlign w:val="top"/>
+          </w:tcPr>
+          <w:p>
+            <w:pPr>
+              <w:spacing w:before="80" w:after="80"/>
+              <w:ind w:left="120" w:right="120"/>
+            </w:pPr>
+            <w:r>
+              <w:rPr>
+                <w:rFonts w:ascii="Calibri" w:hAnsi="Calibri"/>
+                <w:b w:val="0"/>
+                <w:i w:val="0"/>
+                <w:color w:val="222222"/>
+                <w:sz w:val="18"/>
+              </w:rPr>
+              <w:t>Verificar alinhamento com RGBEAC</w:t>
+            </w:r>
+          </w:p>
+        </w:tc>
+      </w:tr>
+      <w:tr>
+        <w:tc>
+          <w:tcPr>
+            <w:tcW w:type="dxa" w:w="15138"/>
+            <w:shd w:val="clear" w:color="auto" w:fill="5D2A8A"/>
+            <w:tcBorders>
+              <w:top w:val="single" w:sz="4" w:space="0" w:color="5D2A8A"/>
+              <w:left w:val="single" w:sz="4" w:space="0" w:color="5D2A8A"/>
+              <w:bottom w:val="single" w:sz="4" w:space="0" w:color="5D2A8A"/>
+              <w:right w:val="single" w:sz="4" w:space="0" w:color="5D2A8A"/>
+            </w:tcBorders>
+          </w:tcPr>
+          <w:p>
+            <w:pPr>
+              <w:spacing w:before="80" w:after="0"/>
+              <w:ind w:left="120"/>
+            </w:pPr>
+            <w:r>
+              <w:rPr>
+                <w:rFonts w:ascii="Calibri" w:hAnsi="Calibri"/>
+                <w:b/>
+                <w:i w:val="0"/>
+                <w:color w:val="FFFFFF"/>
+                <w:sz w:val="17"/>
+              </w:rPr>
+              <w:t>Sumário / Proposta</w:t>
+            </w:r>
+          </w:p>
+        </w:tc>
+      </w:tr>
+      <w:tr>
+        <w:tc>
+          <w:tcPr>
+            <w:tcW w:type="dxa" w:w="15138"/>
+            <w:shd w:val="clear" w:color="auto" w:fill="EAD7F7"/>
+            <w:tcBorders>
+              <w:top w:val="single" w:sz="4" w:space="0" w:color="CCCCCC"/>
+              <w:left w:val="single" w:sz="4" w:space="0" w:color="CCCCCC"/>
+              <w:bottom w:val="single" w:sz="4" w:space="0" w:color="CCCCCC"/>
+              <w:right w:val="single" w:sz="4" w:space="0" w:color="CCCCCC"/>
+            </w:tcBorders>
+            <w:vAlign w:val="top"/>
+          </w:tcPr>
+          <w:p>
+            <w:pPr>
+              <w:spacing w:before="80" w:after="80"/>
+              <w:ind w:left="120" w:right="120"/>
+            </w:pPr>
+            <w:r>
+              <w:rPr>
+                <w:rFonts w:ascii="Calibri" w:hAnsi="Calibri"/>
+                <w:b w:val="0"/>
+                <w:i w:val="0"/>
+                <w:color w:val="222222"/>
+                <w:sz w:val="18"/>
+              </w:rPr>
+              <w:t>Requisitos de satisfação das necessidades comportamentais de cães e gatos. Proibição de retenção em áreas restritivas. Novo artigo introduzido pelo Regulamento.</w:t>
+            </w:r>
+          </w:p>
+        </w:tc>
+      </w:tr>
+    </w:tbl>
+    <w:p>
+      <w:pPr>
+        <w:spacing w:after="80"/>
+      </w:pPr>
+    </w:p>
+    <w:tbl>
+      <w:tblPr>
+        <w:tblLook w:firstColumn="1" w:firstRow="1" w:lastColumn="0" w:lastRow="0" w:noHBand="0" w:noVBand="1" w:val="04A0"/>
+        <w:tblW w:w="5000" w:type="pct"/>
+      </w:tblPr>
+      <w:tblGrid>
+        <w:gridCol w:w="15138"/>
+      </w:tblGrid>
+      <w:tr>
+        <w:tc>
+          <w:tcPr>
+            <w:tcW w:type="dxa" w:w="15138"/>
+            <w:shd w:val="clear" w:color="auto" w:fill="4A4A4A"/>
+            <w:tcBorders>
+              <w:top w:val="single" w:sz="4" w:space="0" w:color="CCCCCC"/>
+              <w:left w:val="single" w:sz="4" w:space="0" w:color="CCCCCC"/>
+              <w:bottom w:val="single" w:sz="4" w:space="0" w:color="CCCCCC"/>
+              <w:right w:val="single" w:sz="4" w:space="0" w:color="CCCCCC"/>
+            </w:tcBorders>
+          </w:tcPr>
+          <w:p>
+            <w:pPr>
+              <w:spacing w:before="80" w:after="80"/>
+              <w:jc w:val="center"/>
+            </w:pPr>
+            <w:r>
+              <w:rPr>
+                <w:rFonts w:ascii="Calibri" w:hAnsi="Calibri"/>
+                <w:b/>
+                <w:i w:val="0"/>
+                <w:color w:val="FFFFFF"/>
+                <w:sz w:val="18"/>
+              </w:rPr>
+              <w:t>NOTAS DE REUNIÃO</w:t>
+            </w:r>
+          </w:p>
+        </w:tc>
+      </w:tr>
+      <w:tr>
+        <w:tc>
+          <w:tcPr>
+            <w:tcW w:type="dxa" w:w="15138"/>
+            <w:shd w:val="clear" w:color="auto" w:fill="F5F5F5"/>
+            <w:tcBorders>
+              <w:top w:val="single" w:sz="4" w:space="0" w:color="CCCCCC"/>
+              <w:left w:val="single" w:sz="4" w:space="0" w:color="CCCCCC"/>
+              <w:bottom w:val="single" w:sz="4" w:space="0" w:color="CCCCCC"/>
+              <w:right w:val="single" w:sz="4" w:space="0" w:color="CCCCCC"/>
+            </w:tcBorders>
+          </w:tcPr>
+          <w:p>
+            <w:pPr>
+              <w:spacing w:before="120" w:after="800"/>
+              <w:ind w:left="80"/>
+            </w:pPr>
+            <w:r>
+              <w:rPr>
+                <w:rFonts w:ascii="Calibri" w:hAnsi="Calibri"/>
+                <w:b w:val="0"/>
+                <w:i/>
+                <w:color w:val="222222"/>
+                <w:sz w:val="19"/>
+              </w:rPr>
+              <w:t>Artigo novo do Regulamento 2023/0447. Requer integração na legislação portuguesa.</w:t>
+            </w:r>
+          </w:p>
+        </w:tc>
+      </w:tr>
+    </w:tbl>
+    <w:p/>
+    <w:p>
+      <w:pPr>
+        <w:spacing w:before="0" w:after="320"/>
+      </w:pPr>
+      <w:r>
+        <w:rPr>
+          <w:color w:val="CCCCCC"/>
+          <w:sz w:val="16"/>
+        </w:rPr>
+        <w:t>────────────────────────────────────────────────────────────────────────────────</w:t>
+      </w:r>
+    </w:p>
+    <w:p>
+      <w:r>
+        <w:br w:type="page"/>
+      </w:r>
+    </w:p>
+    <w:tbl>
+      <w:tblPr>
+        <w:tblLook w:firstColumn="1" w:firstRow="1" w:lastColumn="0" w:lastRow="0" w:noHBand="0" w:noVBand="1" w:val="04A0"/>
+        <w:tblW w:w="5000" w:type="pct"/>
+        <w:tblBorders>
+          <w:top w:val="none" w:sz="0" w:space="0" w:color="auto"/>
+          <w:left w:val="none" w:sz="0" w:space="0" w:color="auto"/>
+          <w:bottom w:val="none" w:sz="0" w:space="0" w:color="auto"/>
+          <w:right w:val="none" w:sz="0" w:space="0" w:color="auto"/>
+          <w:insideH w:val="none" w:sz="0" w:space="0" w:color="auto"/>
+          <w:insideV w:val="none" w:sz="0" w:space="0" w:color="auto"/>
+        </w:tblBorders>
+      </w:tblPr>
+      <w:tblGrid>
+        <w:gridCol w:w="7569"/>
+        <w:gridCol w:w="7569"/>
+      </w:tblGrid>
+      <w:tr>
+        <w:tc>
+          <w:tcPr>
+            <w:tcW w:type="dxa" w:w="7569"/>
+            <w:shd w:val="clear" w:color="auto" w:fill="1A1A2E"/>
+            <w:tcBorders>
+              <w:top w:val="single" w:sz="4" w:space="0" w:color="1A1A2E"/>
+              <w:left w:val="single" w:sz="4" w:space="0" w:color="1A1A2E"/>
+              <w:bottom w:val="single" w:sz="4" w:space="0" w:color="1A1A2E"/>
+              <w:right w:val="single" w:sz="4" w:space="0" w:color="1A1A2E"/>
+            </w:tcBorders>
+          </w:tcPr>
+          <w:p>
+            <w:pPr>
+              <w:spacing w:before="160" w:after="160"/>
+              <w:ind w:left="200"/>
+            </w:pPr>
+            <w:r>
+              <w:rPr>
+                <w:rFonts w:ascii="Calibri" w:hAnsi="Calibri"/>
+                <w:b/>
+                <w:i w:val="0"/>
+                <w:color w:val="FFFFFF"/>
+                <w:sz w:val="22"/>
+              </w:rPr>
+              <w:t>ART-15</w:t>
+            </w:r>
+          </w:p>
+        </w:tc>
+        <w:tc>
+          <w:tcPr>
+            <w:tcW w:type="dxa" w:w="7569"/>
+            <w:shd w:val="clear" w:color="auto" w:fill="2C3E6B"/>
+            <w:tcBorders>
+              <w:top w:val="single" w:sz="4" w:space="0" w:color="2C3E6B"/>
+              <w:left w:val="single" w:sz="4" w:space="0" w:color="2C3E6B"/>
+              <w:bottom w:val="single" w:sz="4" w:space="0" w:color="2C3E6B"/>
+              <w:right w:val="single" w:sz="4" w:space="0" w:color="2C3E6B"/>
+            </w:tcBorders>
+          </w:tcPr>
+          <w:p>
+            <w:pPr>
+              <w:spacing w:before="160" w:after="160"/>
+              <w:ind w:left="200"/>
+            </w:pPr>
+            <w:r>
+              <w:rPr>
+                <w:rFonts w:ascii="Calibri" w:hAnsi="Calibri"/>
+                <w:b/>
+                <w:i w:val="0"/>
+                <w:color w:val="7EC8E3"/>
+                <w:sz w:val="22"/>
+              </w:rPr>
+              <w:t>Práticas Dolorosas</w:t>
+            </w:r>
+          </w:p>
+        </w:tc>
+      </w:tr>
+    </w:tbl>
+    <w:p>
+      <w:pPr>
+        <w:spacing w:after="80"/>
+      </w:pPr>
+    </w:p>
+    <w:tbl>
+      <w:tblPr>
+        <w:tblLook w:firstColumn="1" w:firstRow="1" w:lastColumn="0" w:lastRow="0" w:noHBand="0" w:noVBand="1" w:val="04A0"/>
+        <w:tblW w:w="5000" w:type="pct"/>
+      </w:tblPr>
+      <w:tblGrid>
+        <w:gridCol w:w="15138"/>
+      </w:tblGrid>
+      <w:tr>
+        <w:tc>
+          <w:tcPr>
+            <w:tcW w:type="dxa" w:w="15138"/>
+            <w:shd w:val="clear" w:color="auto" w:fill="1A3A5C"/>
+            <w:tcBorders>
+              <w:top w:val="single" w:sz="4" w:space="0" w:color="CCCCCC"/>
+              <w:left w:val="single" w:sz="4" w:space="0" w:color="CCCCCC"/>
+              <w:bottom w:val="single" w:sz="4" w:space="0" w:color="CCCCCC"/>
+              <w:right w:val="single" w:sz="4" w:space="0" w:color="CCCCCC"/>
+            </w:tcBorders>
+          </w:tcPr>
+          <w:p>
+            <w:pPr>
+              <w:spacing w:before="80" w:after="80"/>
+              <w:jc w:val="center"/>
+            </w:pPr>
+            <w:r>
+              <w:rPr>
+                <w:rFonts w:ascii="Calibri" w:hAnsi="Calibri"/>
+                <w:b/>
+                <w:i w:val="0"/>
+                <w:color w:val="FFFFFF"/>
+                <w:sz w:val="18"/>
+              </w:rPr>
+              <w:t>@regulamento — Painful practices  ·  Art.º 15.º do Regulamento 2023/0447  |  EN</w:t>
+            </w:r>
+          </w:p>
+        </w:tc>
+      </w:tr>
+      <w:tr>
+        <w:tc>
+          <w:tcPr>
+            <w:tcW w:type="dxa" w:w="15138"/>
+            <w:shd w:val="clear" w:color="auto" w:fill="D6E4F0"/>
+            <w:tcBorders>
+              <w:top w:val="single" w:sz="4" w:space="0" w:color="CCCCCC"/>
+              <w:left w:val="single" w:sz="4" w:space="0" w:color="CCCCCC"/>
+              <w:bottom w:val="single" w:sz="4" w:space="0" w:color="CCCCCC"/>
+              <w:right w:val="single" w:sz="4" w:space="0" w:color="CCCCCC"/>
+            </w:tcBorders>
+            <w:vAlign w:val="top"/>
+          </w:tcPr>
+          <w:p>
+            <w:pPr>
+              <w:spacing w:after="0" w:before="80"/>
+              <w:ind w:right="80" w:left="80" w:firstLine="0"/>
+            </w:pPr>
+            <w:r>
+              <w:rPr>
+                <w:rFonts w:ascii="Calibri" w:hAnsi="Calibri"/>
+                <w:b w:val="0"/>
+                <w:i w:val="0"/>
+                <w:color w:val="222222"/>
+                <w:sz w:val="19"/>
+              </w:rPr>
+              <w:t>1. Operators shall ensure that mutilations, including ear cropping, tail docking, claw removal or other partial or complete digit amputation, and resection of vocal cords or folds, are not performed unless upon medical indication, which may include prophylactic, with the sole purpose of preserving, improving the health of dogs or cats or preventing injury. In such case, the procedure shall only be performed under anaesthesia and prolonged analgesia and by a veterinarian.</w:t>
+            </w:r>
+          </w:p>
+          <w:p>
+            <w:pPr>
+              <w:spacing w:after="0" w:before="140"/>
+              <w:ind w:right="80" w:left="80" w:firstLine="0"/>
+            </w:pPr>
+            <w:r>
+              <w:rPr>
+                <w:rFonts w:ascii="Calibri" w:hAnsi="Calibri"/>
+                <w:b w:val="0"/>
+                <w:i w:val="0"/>
+                <w:color w:val="222222"/>
+                <w:sz w:val="19"/>
+              </w:rPr>
+              <w:t>1a. The medical indication for the mutilation and the details of procedure carried out shall be documented by a veterinarian. This document shall be retained by the operator until the dog or cat, together with this document, is transferred to another establishment or owner. The operator of the establishment where the mutilation was performed shall retain a copy of the document for three years after the transfer of the dog or cat.</w:t>
+            </w:r>
+          </w:p>
+          <w:p>
+            <w:pPr>
+              <w:spacing w:after="0" w:before="140"/>
+              <w:ind w:right="80" w:left="80" w:firstLine="0"/>
+            </w:pPr>
+            <w:r>
+              <w:rPr>
+                <w:rFonts w:ascii="Calibri" w:hAnsi="Calibri"/>
+                <w:b w:val="0"/>
+                <w:i w:val="0"/>
+                <w:color w:val="222222"/>
+                <w:sz w:val="19"/>
+              </w:rPr>
+              <w:t>1b. By way of derogation from paragraph 1, Member States may allow ear cropping by notching or tipping cat ears in the context of marking stray cats when neutered under a trap-neuter-return programme.</w:t>
+            </w:r>
+          </w:p>
+          <w:p>
+            <w:pPr>
+              <w:spacing w:after="0" w:before="140"/>
+              <w:ind w:right="80" w:left="80" w:firstLine="0"/>
+            </w:pPr>
+            <w:r>
+              <w:rPr>
+                <w:rFonts w:ascii="Calibri" w:hAnsi="Calibri"/>
+                <w:b w:val="0"/>
+                <w:i w:val="0"/>
+                <w:color w:val="222222"/>
+                <w:sz w:val="19"/>
+              </w:rPr>
+              <w:t>2. Operators shall ensure that neutering is only performed under anaesthesia and prolonged analgesia and by a veterinarian. By way of derogation, Member States may allow that the neutering of male cats is performed by a licensed veterinary nurse.</w:t>
+            </w:r>
+          </w:p>
+          <w:p>
+            <w:pPr>
+              <w:spacing w:after="0" w:before="140"/>
+              <w:ind w:right="80" w:left="80" w:firstLine="0"/>
+            </w:pPr>
+            <w:r>
+              <w:rPr>
+                <w:rFonts w:ascii="Calibri" w:hAnsi="Calibri"/>
+                <w:b w:val="0"/>
+                <w:i w:val="0"/>
+                <w:color w:val="222222"/>
+                <w:sz w:val="19"/>
+              </w:rPr>
+              <w:t>3. Operators shall ensure that handling practices that cause pain or suffering are not performed, including:</w:t>
+            </w:r>
+          </w:p>
+          <w:p>
+            <w:pPr>
+              <w:spacing w:after="0" w:before="20"/>
+              <w:ind w:right="80" w:left="360" w:hanging="280"/>
+            </w:pPr>
+            <w:r>
+              <w:rPr>
+                <w:rFonts w:ascii="Calibri" w:hAnsi="Calibri"/>
+                <w:b w:val="0"/>
+                <w:i w:val="0"/>
+                <w:color w:val="222222"/>
+                <w:sz w:val="19"/>
+              </w:rPr>
+              <w:t>a) tying up body parts unless for medical reasons in which case the duration shall be limited to the minimum period necessary;</w:t>
+            </w:r>
+          </w:p>
+          <w:p>
+            <w:pPr>
+              <w:spacing w:after="0" w:before="20"/>
+              <w:ind w:right="80" w:left="360" w:hanging="280"/>
+            </w:pPr>
+            <w:r>
+              <w:rPr>
+                <w:rFonts w:ascii="Calibri" w:hAnsi="Calibri"/>
+                <w:b w:val="0"/>
+                <w:i w:val="0"/>
+                <w:color w:val="222222"/>
+                <w:sz w:val="19"/>
+              </w:rPr>
+              <w:t>b) kicking, hitting, dragging, throwing, squeezing dogs or cats;</w:t>
+            </w:r>
+          </w:p>
+          <w:p>
+            <w:pPr>
+              <w:spacing w:after="0" w:before="20"/>
+              <w:ind w:right="80" w:left="360" w:hanging="280"/>
+            </w:pPr>
+            <w:r>
+              <w:rPr>
+                <w:rFonts w:ascii="Calibri" w:hAnsi="Calibri"/>
+                <w:b w:val="0"/>
+                <w:i w:val="0"/>
+                <w:color w:val="222222"/>
+                <w:sz w:val="19"/>
+              </w:rPr>
+              <w:t>c) applying electric current to dogs or cats unless performed for medical reasons;</w:t>
+            </w:r>
+          </w:p>
+          <w:p>
+            <w:pPr>
+              <w:spacing w:after="0" w:before="20"/>
+              <w:ind w:right="80" w:left="360" w:hanging="280"/>
+            </w:pPr>
+            <w:r>
+              <w:rPr>
+                <w:rFonts w:ascii="Calibri" w:hAnsi="Calibri"/>
+                <w:b w:val="0"/>
+                <w:i w:val="0"/>
+                <w:color w:val="222222"/>
+                <w:sz w:val="19"/>
+              </w:rPr>
+              <w:t>d) using of muzzles, unless required for medical reasons, animal or human safety reasons, in which case the duration shall be limited to the minimum period necessary and the dog or cat shall be supervised;</w:t>
+            </w:r>
+          </w:p>
+          <w:p>
+            <w:pPr>
+              <w:spacing w:after="0" w:before="20"/>
+              <w:ind w:right="80" w:left="80" w:firstLine="0"/>
+            </w:pPr>
+            <w:r>
+              <w:rPr>
+                <w:rFonts w:ascii="Calibri" w:hAnsi="Calibri"/>
+                <w:b w:val="0"/>
+                <w:i w:val="0"/>
+                <w:color w:val="222222"/>
+                <w:sz w:val="19"/>
+              </w:rPr>
+              <w:t>da) using prong collars;</w:t>
+            </w:r>
+          </w:p>
+          <w:p>
+            <w:pPr>
+              <w:spacing w:after="0" w:before="20"/>
+              <w:ind w:right="80" w:left="80" w:firstLine="0"/>
+            </w:pPr>
+            <w:r>
+              <w:rPr>
+                <w:rFonts w:ascii="Calibri" w:hAnsi="Calibri"/>
+                <w:b w:val="0"/>
+                <w:i w:val="0"/>
+                <w:color w:val="222222"/>
+                <w:sz w:val="19"/>
+              </w:rPr>
+              <w:t>db) using choke collars without safety stop;</w:t>
+            </w:r>
+          </w:p>
+          <w:p>
+            <w:pPr>
+              <w:spacing w:after="0" w:before="20"/>
+              <w:ind w:right="80" w:left="360" w:hanging="280"/>
+            </w:pPr>
+            <w:r>
+              <w:rPr>
+                <w:rFonts w:ascii="Calibri" w:hAnsi="Calibri"/>
+                <w:b w:val="0"/>
+                <w:i w:val="0"/>
+                <w:color w:val="222222"/>
+                <w:sz w:val="19"/>
+              </w:rPr>
+              <w:t>e) lifting dogs or cats by the limbs, head, ears, tail or hair, or lifting adult dogs or cats by the skin.</w:t>
+            </w:r>
+          </w:p>
+          <w:p>
+            <w:pPr>
+              <w:spacing w:after="0" w:before="140"/>
+              <w:ind w:right="80" w:left="80" w:firstLine="0"/>
+            </w:pPr>
+            <w:r>
+              <w:rPr>
+                <w:rFonts w:ascii="Calibri" w:hAnsi="Calibri"/>
+                <w:b w:val="0"/>
+                <w:i w:val="0"/>
+                <w:color w:val="222222"/>
+                <w:sz w:val="19"/>
+              </w:rPr>
+              <w:t>4. Member States may grant derogations from paragraph 3 for dogs intended for use in military, police or customs services.</w:t>
+            </w:r>
+          </w:p>
+        </w:tc>
+      </w:tr>
+    </w:tbl>
+    <w:p>
+      <w:pPr>
+        <w:spacing w:after="80"/>
+      </w:pPr>
+    </w:p>
+    <w:tbl>
+      <w:tblPr>
+        <w:tblLook w:firstColumn="1" w:firstRow="1" w:lastColumn="0" w:lastRow="0" w:noHBand="0" w:noVBand="1" w:val="04A0"/>
+        <w:tblW w:w="5000" w:type="pct"/>
+      </w:tblPr>
+      <w:tblGrid>
+        <w:gridCol w:w="15138"/>
+      </w:tblGrid>
+      <w:tr>
+        <w:tc>
+          <w:tcPr>
+            <w:tcW w:type="dxa" w:w="15138"/>
+            <w:shd w:val="clear" w:color="auto" w:fill="2471A3"/>
+            <w:tcBorders>
+              <w:top w:val="single" w:sz="4" w:space="0" w:color="CCCCCC"/>
+              <w:left w:val="single" w:sz="4" w:space="0" w:color="CCCCCC"/>
+              <w:bottom w:val="single" w:sz="4" w:space="0" w:color="CCCCCC"/>
+              <w:right w:val="single" w:sz="4" w:space="0" w:color="CCCCCC"/>
+            </w:tcBorders>
+          </w:tcPr>
+          <w:p>
+            <w:pPr>
+              <w:spacing w:before="80" w:after="80"/>
+              <w:jc w:val="center"/>
+            </w:pPr>
+            <w:r>
+              <w:rPr>
+                <w:rFonts w:ascii="Calibri" w:hAnsi="Calibri"/>
+                <w:b/>
+                <w:i w:val="0"/>
+                <w:color w:val="FFFFFF"/>
+                <w:sz w:val="18"/>
+              </w:rPr>
+              <w:t>@regulamento — Tradução PT-PT  ·  Art.º 15.º do Regulamento 2023/0447</w:t>
+            </w:r>
+          </w:p>
+        </w:tc>
+      </w:tr>
+      <w:tr>
+        <w:tc>
+          <w:tcPr>
+            <w:tcW w:type="dxa" w:w="15138"/>
+            <w:shd w:val="clear" w:color="auto" w:fill="EBF5FB"/>
+            <w:tcBorders>
+              <w:top w:val="single" w:sz="4" w:space="0" w:color="CCCCCC"/>
+              <w:left w:val="single" w:sz="4" w:space="0" w:color="CCCCCC"/>
+              <w:bottom w:val="single" w:sz="4" w:space="0" w:color="CCCCCC"/>
+              <w:right w:val="single" w:sz="4" w:space="0" w:color="CCCCCC"/>
+            </w:tcBorders>
+            <w:vAlign w:val="top"/>
+          </w:tcPr>
+          <w:p>
+            <w:pPr>
+              <w:spacing w:after="0" w:before="80"/>
+              <w:ind w:right="80" w:left="80" w:firstLine="0"/>
+            </w:pPr>
+            <w:r>
+              <w:rPr>
+                <w:rFonts w:ascii="Calibri" w:hAnsi="Calibri"/>
+                <w:b w:val="0"/>
+                <w:i/>
+                <w:color w:val="222222"/>
+                <w:sz w:val="19"/>
+              </w:rPr>
+              <w:t>1 — Os operadores devem assegurar que mutilações, incluindo corte de orelhas, corte de cauda, remoção de garras ou outra amputação parcial ou completa de dígitos, e ressecção de cordas vocais ou pregas, não são realizadas a menos que seja por indicação médica, que pode incluir profilática, com o único propósito de preservar, melhorar a saúde de cães ou gatos ou prevenir lesões. Nesse caso, o procedimento deve ser realizado apenas sob anestesia e analgesia prolongada e por um médico veterinário.</w:t>
+            </w:r>
+          </w:p>
+          <w:p>
+            <w:pPr>
+              <w:spacing w:after="0" w:before="140"/>
+              <w:ind w:right="80" w:left="80" w:firstLine="0"/>
+            </w:pPr>
+            <w:r>
+              <w:rPr>
+                <w:rFonts w:ascii="Calibri" w:hAnsi="Calibri"/>
+                <w:b w:val="0"/>
+                <w:i/>
+                <w:color w:val="222222"/>
+                <w:sz w:val="19"/>
+              </w:rPr>
+              <w:t>1a — A indicação médica para a mutilação e os detalhes do procedimento realizado devem ser documentados por um médico veterinário. Este documento deve ser retido pelo operador até o cão ou gato, juntamente com este documento, ser transferido para outro estabelecimento ou proprietário. O operador do estabelecimento onde a mutilação foi realizada deve reter uma cópia do documento por três anos após a transferência do cão ou gato.</w:t>
+            </w:r>
+          </w:p>
+          <w:p>
+            <w:pPr>
+              <w:spacing w:after="0" w:before="140"/>
+              <w:ind w:right="80" w:left="80" w:firstLine="0"/>
+            </w:pPr>
+            <w:r>
+              <w:rPr>
+                <w:rFonts w:ascii="Calibri" w:hAnsi="Calibri"/>
+                <w:b w:val="0"/>
+                <w:i/>
+                <w:color w:val="222222"/>
+                <w:sz w:val="19"/>
+              </w:rPr>
+              <w:t>1b — Por derrogação do parágrafo 1, os Estados-Membros podem permitir corte de orelhas por entalhe ou corte de orelhas de gato no contexto de marcação de gatos vadios quando castrados sob um programa de captura-castração-libertação.</w:t>
+            </w:r>
+          </w:p>
+          <w:p>
+            <w:pPr>
+              <w:spacing w:after="0" w:before="140"/>
+              <w:ind w:right="80" w:left="80" w:firstLine="0"/>
+            </w:pPr>
+            <w:r>
+              <w:rPr>
+                <w:rFonts w:ascii="Calibri" w:hAnsi="Calibri"/>
+                <w:b w:val="0"/>
+                <w:i/>
+                <w:color w:val="222222"/>
+                <w:sz w:val="19"/>
+              </w:rPr>
+              <w:t>2 — Os operadores devem assegurar que a castração é realizada apenas sob anestesia e analgesia prolongada e por um médico veterinário. Por derrogação, os Estados-Membros podem permitir que a castração de gatos machos seja realizada por um enfermeiro veterinário licenciado.</w:t>
+            </w:r>
+          </w:p>
+          <w:p>
+            <w:pPr>
+              <w:spacing w:after="0" w:before="140"/>
+              <w:ind w:right="80" w:left="80" w:firstLine="0"/>
+            </w:pPr>
+            <w:r>
+              <w:rPr>
+                <w:rFonts w:ascii="Calibri" w:hAnsi="Calibri"/>
+                <w:b w:val="0"/>
+                <w:i/>
+                <w:color w:val="222222"/>
+                <w:sz w:val="19"/>
+              </w:rPr>
+              <w:t>3 — Os operadores devem assegurar que práticas de manipulação que causam dor ou sofrimento não são realizadas, incluindo:</w:t>
+            </w:r>
+          </w:p>
+          <w:p>
+            <w:pPr>
+              <w:spacing w:after="0" w:before="20"/>
+              <w:ind w:right="80" w:left="360" w:hanging="280"/>
+            </w:pPr>
+            <w:r>
+              <w:rPr>
+                <w:rFonts w:ascii="Calibri" w:hAnsi="Calibri"/>
+                <w:b w:val="0"/>
+                <w:i/>
+                <w:color w:val="222222"/>
+                <w:sz w:val="19"/>
+              </w:rPr>
+              <w:t>a) amarração de partes do corpo a menos que por motivos médicos, caso em que a duração deve ser limitada ao período mínimo necessário;</w:t>
+            </w:r>
+          </w:p>
+          <w:p>
+            <w:pPr>
+              <w:spacing w:after="0" w:before="20"/>
+              <w:ind w:right="80" w:left="360" w:hanging="280"/>
+            </w:pPr>
+            <w:r>
+              <w:rPr>
+                <w:rFonts w:ascii="Calibri" w:hAnsi="Calibri"/>
+                <w:b w:val="0"/>
+                <w:i/>
+                <w:color w:val="222222"/>
+                <w:sz w:val="19"/>
+              </w:rPr>
+              <w:t>b) chutar, bater, arrastar, lançar, apertar cães ou gatos;</w:t>
+            </w:r>
+          </w:p>
+          <w:p>
+            <w:pPr>
+              <w:spacing w:after="0" w:before="20"/>
+              <w:ind w:right="80" w:left="360" w:hanging="280"/>
+            </w:pPr>
+            <w:r>
+              <w:rPr>
+                <w:rFonts w:ascii="Calibri" w:hAnsi="Calibri"/>
+                <w:b w:val="0"/>
+                <w:i/>
+                <w:color w:val="222222"/>
+                <w:sz w:val="19"/>
+              </w:rPr>
+              <w:t>c) aplicação de corrente elétrica a cães ou gatos a menos que realizada por motivos médicos;</w:t>
+            </w:r>
+          </w:p>
+          <w:p>
+            <w:pPr>
+              <w:spacing w:after="0" w:before="20"/>
+              <w:ind w:right="80" w:left="360" w:hanging="280"/>
+            </w:pPr>
+            <w:r>
+              <w:rPr>
+                <w:rFonts w:ascii="Calibri" w:hAnsi="Calibri"/>
+                <w:b w:val="0"/>
+                <w:i/>
+                <w:color w:val="222222"/>
+                <w:sz w:val="19"/>
+              </w:rPr>
+              <w:t>d) uso de focinheiras, a menos que necessário por motivos médicos, segurança animal ou humana, caso em que a duração deve ser limitada ao período mínimo necessário e o cão ou gato deve ser supervisionado;</w:t>
+            </w:r>
+          </w:p>
+          <w:p>
+            <w:pPr>
+              <w:spacing w:after="0" w:before="20"/>
+              <w:ind w:right="80" w:left="80" w:firstLine="0"/>
+            </w:pPr>
+            <w:r>
+              <w:rPr>
+                <w:rFonts w:ascii="Calibri" w:hAnsi="Calibri"/>
+                <w:b w:val="0"/>
+                <w:i/>
+                <w:color w:val="222222"/>
+                <w:sz w:val="19"/>
+              </w:rPr>
+              <w:t>da) uso de coleiras de espinhos;</w:t>
+            </w:r>
+          </w:p>
+          <w:p>
+            <w:pPr>
+              <w:spacing w:after="0" w:before="20"/>
+              <w:ind w:right="80" w:left="80" w:firstLine="0"/>
+            </w:pPr>
+            <w:r>
+              <w:rPr>
+                <w:rFonts w:ascii="Calibri" w:hAnsi="Calibri"/>
+                <w:b w:val="0"/>
+                <w:i/>
+                <w:color w:val="222222"/>
+                <w:sz w:val="19"/>
+              </w:rPr>
+              <w:t>db) uso de coleiras de enforcamento sem sistema de segurança;</w:t>
+            </w:r>
+          </w:p>
+          <w:p>
+            <w:pPr>
+              <w:spacing w:after="0" w:before="20"/>
+              <w:ind w:right="80" w:left="360" w:hanging="280"/>
+            </w:pPr>
+            <w:r>
+              <w:rPr>
+                <w:rFonts w:ascii="Calibri" w:hAnsi="Calibri"/>
+                <w:b w:val="0"/>
+                <w:i/>
+                <w:color w:val="222222"/>
+                <w:sz w:val="19"/>
+              </w:rPr>
+              <w:t>e) levantamento de cães ou gatos pelos membros, cabeça, orelhas, cauda ou pelo, ou levantamento de cães ou gatos adultos pela pele.</w:t>
+            </w:r>
+          </w:p>
+          <w:p>
+            <w:pPr>
+              <w:spacing w:after="0" w:before="140"/>
+              <w:ind w:right="80" w:left="80" w:firstLine="0"/>
+            </w:pPr>
+            <w:r>
+              <w:rPr>
+                <w:rFonts w:ascii="Calibri" w:hAnsi="Calibri"/>
+                <w:b w:val="0"/>
+                <w:i/>
+                <w:color w:val="222222"/>
+                <w:sz w:val="19"/>
+              </w:rPr>
+              <w:t>4 — Os Estados-Membros podem conceder derrogações do parágrafo 3 para cães destinados ao uso em serviços militares, policiais ou aduaneiros.</w:t>
+            </w:r>
+          </w:p>
+        </w:tc>
+      </w:tr>
+    </w:tbl>
+    <w:p>
+      <w:pPr>
+        <w:spacing w:after="80"/>
+      </w:pPr>
+    </w:p>
+    <w:tbl>
+      <w:tblPr>
+        <w:tblLook w:firstColumn="1" w:firstRow="1" w:lastColumn="0" w:lastRow="0" w:noHBand="0" w:noVBand="1" w:val="04A0"/>
+        <w:tblW w:w="5000" w:type="pct"/>
+      </w:tblPr>
+      <w:tblGrid>
+        <w:gridCol w:w="5046"/>
+        <w:gridCol w:w="5046"/>
+        <w:gridCol w:w="5046"/>
+      </w:tblGrid>
+      <w:tr>
+        <w:tc>
+          <w:tcPr>
+            <w:tcW w:type="dxa" w:w="5046"/>
+            <w:shd w:val="clear" w:color="auto" w:fill="1E5631"/>
+            <w:tcBorders>
+              <w:top w:val="single" w:sz="4" w:space="0" w:color="CCCCCC"/>
+              <w:left w:val="single" w:sz="4" w:space="0" w:color="CCCCCC"/>
+              <w:bottom w:val="single" w:sz="4" w:space="0" w:color="CCCCCC"/>
+              <w:right w:val="single" w:sz="4" w:space="0" w:color="CCCCCC"/>
+            </w:tcBorders>
+          </w:tcPr>
+          <w:p>
+            <w:pPr>
+              <w:spacing w:before="80" w:after="80"/>
+              <w:jc w:val="center"/>
+            </w:pPr>
+            <w:r>
+              <w:rPr>
+                <w:rFonts w:ascii="Calibri" w:hAnsi="Calibri"/>
+                <w:b/>
+                <w:i w:val="0"/>
+                <w:color w:val="FFFFFF"/>
+                <w:sz w:val="18"/>
+              </w:rPr>
+              <w:t>@rgbeac (proposta jun. 2025)</w:t>
+            </w:r>
+          </w:p>
+        </w:tc>
+        <w:tc>
+          <w:tcPr>
+            <w:tcW w:type="dxa" w:w="5046"/>
+            <w:shd w:val="clear" w:color="auto" w:fill="7E4C00"/>
+            <w:tcBorders>
+              <w:top w:val="single" w:sz="4" w:space="0" w:color="CCCCCC"/>
+              <w:left w:val="single" w:sz="4" w:space="0" w:color="CCCCCC"/>
+              <w:bottom w:val="single" w:sz="4" w:space="0" w:color="CCCCCC"/>
+              <w:right w:val="single" w:sz="4" w:space="0" w:color="CCCCCC"/>
+            </w:tcBorders>
+          </w:tcPr>
+          <w:p>
+            <w:pPr>
+              <w:spacing w:before="80" w:after="80"/>
+              <w:jc w:val="center"/>
+            </w:pPr>
+            <w:r>
+              <w:rPr>
+                <w:rFonts w:ascii="Calibri" w:hAnsi="Calibri"/>
+                <w:b/>
+                <w:i w:val="0"/>
+                <w:color w:val="FFFFFF"/>
+                <w:sz w:val="18"/>
+              </w:rPr>
+              <w:t>@codigo (DL n.º 214/2013)</w:t>
+            </w:r>
+          </w:p>
+        </w:tc>
+        <w:tc>
+          <w:tcPr>
+            <w:tcW w:type="dxa" w:w="5046"/>
+            <w:shd w:val="clear" w:color="auto" w:fill="006064"/>
+            <w:tcBorders>
+              <w:top w:val="single" w:sz="4" w:space="0" w:color="CCCCCC"/>
+              <w:left w:val="single" w:sz="4" w:space="0" w:color="CCCCCC"/>
+              <w:bottom w:val="single" w:sz="4" w:space="0" w:color="CCCCCC"/>
+              <w:right w:val="single" w:sz="4" w:space="0" w:color="CCCCCC"/>
+            </w:tcBorders>
+          </w:tcPr>
+          <w:p>
+            <w:pPr>
+              <w:spacing w:before="80" w:after="80"/>
+              <w:jc w:val="center"/>
+            </w:pPr>
+            <w:r>
+              <w:rPr>
+                <w:rFonts w:ascii="Calibri" w:hAnsi="Calibri"/>
+                <w:b/>
+                <w:i w:val="0"/>
+                <w:color w:val="FFFFFF"/>
+                <w:sz w:val="18"/>
+              </w:rPr>
+              <w:t>@legislacao (legislação vigente)</w:t>
+            </w:r>
+          </w:p>
+        </w:tc>
+      </w:tr>
+      <w:tr>
+        <w:tc>
+          <w:tcPr>
+            <w:tcW w:type="dxa" w:w="5046"/>
+            <w:shd w:val="clear" w:color="auto" w:fill="D5E8D4"/>
+            <w:tcBorders>
+              <w:top w:val="single" w:sz="4" w:space="0" w:color="CCCCCC"/>
+              <w:left w:val="single" w:sz="4" w:space="0" w:color="CCCCCC"/>
+              <w:bottom w:val="single" w:sz="4" w:space="0" w:color="CCCCCC"/>
+              <w:right w:val="single" w:sz="4" w:space="0" w:color="CCCCCC"/>
+            </w:tcBorders>
+            <w:vAlign w:val="top"/>
+          </w:tcPr>
+          <w:p>
+            <w:pPr>
+              <w:spacing w:before="80" w:after="40"/>
+              <w:ind w:left="80" w:right="80"/>
+            </w:pPr>
+            <w:r>
+              <w:rPr>
+                <w:rFonts w:ascii="Calibri" w:hAnsi="Calibri"/>
+                <w:b/>
+                <w:i/>
+                <w:color w:val="555555"/>
+                <w:sz w:val="16"/>
+              </w:rPr>
+              <w:t>A ser preenchido</w:t>
+            </w:r>
+          </w:p>
+          <w:p>
+            <w:pPr>
+              <w:spacing w:after="0" w:before="140"/>
+              <w:ind w:right="80" w:left="80" w:firstLine="0"/>
+            </w:pPr>
+            <w:r>
+              <w:rPr>
+                <w:rFonts w:ascii="Calibri" w:hAnsi="Calibri"/>
+                <w:b w:val="0"/>
+                <w:i w:val="0"/>
+                <w:color w:val="222222"/>
+                <w:sz w:val="19"/>
+              </w:rPr>
+              <w:t>[Pesquisa em progresso no @rgbeac]</w:t>
+            </w:r>
+          </w:p>
+        </w:tc>
+        <w:tc>
+          <w:tcPr>
+            <w:tcW w:type="dxa" w:w="5046"/>
+            <w:shd w:val="clear" w:color="auto" w:fill="FFE6CC"/>
+            <w:tcBorders>
+              <w:top w:val="single" w:sz="4" w:space="0" w:color="CCCCCC"/>
+              <w:left w:val="single" w:sz="4" w:space="0" w:color="CCCCCC"/>
+              <w:bottom w:val="single" w:sz="4" w:space="0" w:color="CCCCCC"/>
+              <w:right w:val="single" w:sz="4" w:space="0" w:color="CCCCCC"/>
+            </w:tcBorders>
+            <w:vAlign w:val="top"/>
+          </w:tcPr>
+          <w:p>
+            <w:pPr>
+              <w:spacing w:before="80" w:after="40"/>
+              <w:ind w:left="80" w:right="80"/>
+            </w:pPr>
+            <w:r>
+              <w:rPr>
+                <w:rFonts w:ascii="Calibri" w:hAnsi="Calibri"/>
+                <w:b/>
+                <w:i/>
+                <w:color w:val="555555"/>
+                <w:sz w:val="16"/>
+              </w:rPr>
+              <w:t>A ser preenchido</w:t>
+            </w:r>
+          </w:p>
+          <w:p>
+            <w:pPr>
+              <w:spacing w:after="0" w:before="140"/>
+              <w:ind w:right="80" w:left="80" w:firstLine="0"/>
+            </w:pPr>
+            <w:r>
+              <w:rPr>
+                <w:rFonts w:ascii="Calibri" w:hAnsi="Calibri"/>
+                <w:b w:val="0"/>
+                <w:i w:val="0"/>
+                <w:color w:val="222222"/>
+                <w:sz w:val="19"/>
+              </w:rPr>
+              <w:t>[Pesquisa em progresso no @codigo]</w:t>
+            </w:r>
+          </w:p>
+        </w:tc>
+        <w:tc>
+          <w:tcPr>
+            <w:tcW w:type="dxa" w:w="5046"/>
+            <w:shd w:val="clear" w:color="auto" w:fill="E0F7FA"/>
+            <w:tcBorders>
+              <w:top w:val="single" w:sz="4" w:space="0" w:color="CCCCCC"/>
+              <w:left w:val="single" w:sz="4" w:space="0" w:color="CCCCCC"/>
+              <w:bottom w:val="single" w:sz="4" w:space="0" w:color="CCCCCC"/>
+              <w:right w:val="single" w:sz="4" w:space="0" w:color="CCCCCC"/>
+            </w:tcBorders>
+            <w:vAlign w:val="top"/>
+          </w:tcPr>
+          <w:p>
+            <w:pPr>
+              <w:spacing w:before="80" w:after="40"/>
+              <w:ind w:left="80" w:right="80"/>
+            </w:pPr>
+            <w:r>
+              <w:rPr>
+                <w:rFonts w:ascii="Calibri" w:hAnsi="Calibri"/>
+                <w:b/>
+                <w:i/>
+                <w:color w:val="555555"/>
+                <w:sz w:val="16"/>
+              </w:rPr>
+              <w:t>A ser preenchido</w:t>
+            </w:r>
+          </w:p>
+          <w:p>
+            <w:pPr>
+              <w:spacing w:after="0" w:before="140"/>
+              <w:ind w:right="80" w:left="80" w:firstLine="0"/>
+            </w:pPr>
+            <w:r>
+              <w:rPr>
+                <w:rFonts w:ascii="Calibri" w:hAnsi="Calibri"/>
+                <w:b w:val="0"/>
+                <w:i w:val="0"/>
+                <w:color w:val="222222"/>
+                <w:sz w:val="19"/>
+              </w:rPr>
+              <w:t>[Pesquisa em progresso na legislação vigente]</w:t>
+            </w:r>
+          </w:p>
+        </w:tc>
+      </w:tr>
+    </w:tbl>
+    <w:p>
+      <w:pPr>
+        <w:spacing w:after="80"/>
+      </w:pPr>
+    </w:p>
+    <w:tbl>
+      <w:tblPr>
+        <w:tblLook w:firstColumn="1" w:firstRow="1" w:lastColumn="0" w:lastRow="0" w:noHBand="0" w:noVBand="1" w:val="04A0"/>
+        <w:tblW w:w="5000" w:type="pct"/>
+      </w:tblPr>
+      <w:tblGrid>
+        <w:gridCol w:w="15138"/>
+      </w:tblGrid>
+      <w:tr>
+        <w:tc>
+          <w:tcPr>
+            <w:tcW w:type="dxa" w:w="15138"/>
+            <w:shd w:val="clear" w:color="auto" w:fill="5D2A8A"/>
+            <w:tcBorders>
+              <w:top w:val="single" w:sz="4" w:space="0" w:color="CCCCCC"/>
+              <w:left w:val="single" w:sz="4" w:space="0" w:color="CCCCCC"/>
+              <w:bottom w:val="single" w:sz="4" w:space="0" w:color="CCCCCC"/>
+              <w:right w:val="single" w:sz="4" w:space="0" w:color="CCCCCC"/>
+            </w:tcBorders>
+          </w:tcPr>
+          <w:p>
+            <w:pPr>
+              <w:spacing w:before="80" w:after="80"/>
+              <w:jc w:val="center"/>
+            </w:pPr>
+            <w:r>
+              <w:rPr>
+                <w:rFonts w:ascii="Calibri" w:hAnsi="Calibri"/>
+                <w:b/>
+                <w:i w:val="0"/>
+                <w:color w:val="FFFFFF"/>
+                <w:sz w:val="18"/>
+              </w:rPr>
+              <w:t>DIVERGÊNCIA FACE AO REGULAMENTO  ·  Necessidade de alteração: Sim</w:t>
+            </w:r>
+          </w:p>
+        </w:tc>
+      </w:tr>
+      <w:tr>
+        <w:tc>
+          <w:tcPr>
+            <w:tcW w:type="dxa" w:w="15138"/>
+            <w:shd w:val="clear" w:color="auto" w:fill="006064"/>
+            <w:tcBorders>
+              <w:top w:val="single" w:sz="4" w:space="0" w:color="006064"/>
+              <w:left w:val="single" w:sz="4" w:space="0" w:color="006064"/>
+              <w:bottom w:val="single" w:sz="4" w:space="0" w:color="006064"/>
+              <w:right w:val="single" w:sz="4" w:space="0" w:color="006064"/>
+            </w:tcBorders>
+          </w:tcPr>
+          <w:p>
+            <w:pPr>
+              <w:spacing w:before="80" w:after="0"/>
+              <w:ind w:left="120"/>
+            </w:pPr>
+            <w:r>
+              <w:rPr>
+                <w:rFonts w:ascii="Calibri" w:hAnsi="Calibri"/>
+                <w:b/>
+                <w:i w:val="0"/>
+                <w:color w:val="FFFFFF"/>
+                <w:sz w:val="17"/>
+              </w:rPr>
+              <w:t>@legislacao</w:t>
+            </w:r>
+          </w:p>
+        </w:tc>
+      </w:tr>
+      <w:tr>
+        <w:tc>
+          <w:tcPr>
+            <w:tcW w:type="dxa" w:w="15138"/>
+            <w:shd w:val="clear" w:color="auto" w:fill="E0F7FA"/>
+            <w:tcBorders>
+              <w:top w:val="single" w:sz="4" w:space="0" w:color="CCCCCC"/>
+              <w:left w:val="single" w:sz="4" w:space="0" w:color="CCCCCC"/>
+              <w:bottom w:val="single" w:sz="4" w:space="0" w:color="CCCCCC"/>
+              <w:right w:val="single" w:sz="4" w:space="0" w:color="CCCCCC"/>
+            </w:tcBorders>
+            <w:vAlign w:val="top"/>
+          </w:tcPr>
+          <w:p>
+            <w:pPr>
+              <w:spacing w:before="80" w:after="80"/>
+              <w:ind w:left="120" w:right="120"/>
+            </w:pPr>
+            <w:r>
+              <w:rPr>
+                <w:rFonts w:ascii="Calibri" w:hAnsi="Calibri"/>
+                <w:b w:val="0"/>
+                <w:i w:val="0"/>
+                <w:color w:val="222222"/>
+                <w:sz w:val="18"/>
+              </w:rPr>
+              <w:t>Verificar conformidade com legislação portuguesa vigente</w:t>
+            </w:r>
+          </w:p>
+        </w:tc>
+      </w:tr>
+      <w:tr>
+        <w:tc>
+          <w:tcPr>
+            <w:tcW w:type="dxa" w:w="15138"/>
+            <w:shd w:val="clear" w:color="auto" w:fill="7E4C00"/>
+            <w:tcBorders>
+              <w:top w:val="single" w:sz="4" w:space="0" w:color="7E4C00"/>
+              <w:left w:val="single" w:sz="4" w:space="0" w:color="7E4C00"/>
+              <w:bottom w:val="single" w:sz="4" w:space="0" w:color="7E4C00"/>
+              <w:right w:val="single" w:sz="4" w:space="0" w:color="7E4C00"/>
+            </w:tcBorders>
+          </w:tcPr>
+          <w:p>
+            <w:pPr>
+              <w:spacing w:before="80" w:after="0"/>
+              <w:ind w:left="120"/>
+            </w:pPr>
+            <w:r>
+              <w:rPr>
+                <w:rFonts w:ascii="Calibri" w:hAnsi="Calibri"/>
+                <w:b/>
+                <w:i w:val="0"/>
+                <w:color w:val="FFFFFF"/>
+                <w:sz w:val="17"/>
+              </w:rPr>
+              <w:t>@codigo</w:t>
+            </w:r>
+          </w:p>
+        </w:tc>
+      </w:tr>
+      <w:tr>
+        <w:tc>
+          <w:tcPr>
+            <w:tcW w:type="dxa" w:w="15138"/>
+            <w:shd w:val="clear" w:color="auto" w:fill="FFE6CC"/>
+            <w:tcBorders>
+              <w:top w:val="single" w:sz="4" w:space="0" w:color="CCCCCC"/>
+              <w:left w:val="single" w:sz="4" w:space="0" w:color="CCCCCC"/>
+              <w:bottom w:val="single" w:sz="4" w:space="0" w:color="CCCCCC"/>
+              <w:right w:val="single" w:sz="4" w:space="0" w:color="CCCCCC"/>
+            </w:tcBorders>
+            <w:vAlign w:val="top"/>
+          </w:tcPr>
+          <w:p>
+            <w:pPr>
+              <w:spacing w:before="80" w:after="80"/>
+              <w:ind w:left="120" w:right="120"/>
+            </w:pPr>
+            <w:r>
+              <w:rPr>
+                <w:rFonts w:ascii="Calibri" w:hAnsi="Calibri"/>
+                <w:b w:val="0"/>
+                <w:i w:val="0"/>
+                <w:color w:val="222222"/>
+                <w:sz w:val="18"/>
+              </w:rPr>
+              <w:t>Verificar alinhamento com Código do Animal</w:t>
+            </w:r>
+          </w:p>
+        </w:tc>
+      </w:tr>
+      <w:tr>
+        <w:tc>
+          <w:tcPr>
+            <w:tcW w:type="dxa" w:w="15138"/>
+            <w:shd w:val="clear" w:color="auto" w:fill="1E5631"/>
+            <w:tcBorders>
+              <w:top w:val="single" w:sz="4" w:space="0" w:color="1E5631"/>
+              <w:left w:val="single" w:sz="4" w:space="0" w:color="1E5631"/>
+              <w:bottom w:val="single" w:sz="4" w:space="0" w:color="1E5631"/>
+              <w:right w:val="single" w:sz="4" w:space="0" w:color="1E5631"/>
+            </w:tcBorders>
+          </w:tcPr>
+          <w:p>
+            <w:pPr>
+              <w:spacing w:before="80" w:after="0"/>
+              <w:ind w:left="120"/>
+            </w:pPr>
+            <w:r>
+              <w:rPr>
+                <w:rFonts w:ascii="Calibri" w:hAnsi="Calibri"/>
+                <w:b/>
+                <w:i w:val="0"/>
+                <w:color w:val="FFFFFF"/>
+                <w:sz w:val="17"/>
+              </w:rPr>
+              <w:t>@rgbeac</w:t>
+            </w:r>
+          </w:p>
+        </w:tc>
+      </w:tr>
+      <w:tr>
+        <w:tc>
+          <w:tcPr>
+            <w:tcW w:type="dxa" w:w="15138"/>
+            <w:shd w:val="clear" w:color="auto" w:fill="D5E8D4"/>
+            <w:tcBorders>
+              <w:top w:val="single" w:sz="4" w:space="0" w:color="CCCCCC"/>
+              <w:left w:val="single" w:sz="4" w:space="0" w:color="CCCCCC"/>
+              <w:bottom w:val="single" w:sz="4" w:space="0" w:color="CCCCCC"/>
+              <w:right w:val="single" w:sz="4" w:space="0" w:color="CCCCCC"/>
+            </w:tcBorders>
+            <w:vAlign w:val="top"/>
+          </w:tcPr>
+          <w:p>
+            <w:pPr>
+              <w:spacing w:before="80" w:after="80"/>
+              <w:ind w:left="120" w:right="120"/>
+            </w:pPr>
+            <w:r>
+              <w:rPr>
+                <w:rFonts w:ascii="Calibri" w:hAnsi="Calibri"/>
+                <w:b w:val="0"/>
+                <w:i w:val="0"/>
+                <w:color w:val="222222"/>
+                <w:sz w:val="18"/>
+              </w:rPr>
+              <w:t>Verificar alinhamento com RGBEAC</w:t>
+            </w:r>
+          </w:p>
+        </w:tc>
+      </w:tr>
+      <w:tr>
+        <w:tc>
+          <w:tcPr>
+            <w:tcW w:type="dxa" w:w="15138"/>
+            <w:shd w:val="clear" w:color="auto" w:fill="5D2A8A"/>
+            <w:tcBorders>
+              <w:top w:val="single" w:sz="4" w:space="0" w:color="5D2A8A"/>
+              <w:left w:val="single" w:sz="4" w:space="0" w:color="5D2A8A"/>
+              <w:bottom w:val="single" w:sz="4" w:space="0" w:color="5D2A8A"/>
+              <w:right w:val="single" w:sz="4" w:space="0" w:color="5D2A8A"/>
+            </w:tcBorders>
+          </w:tcPr>
+          <w:p>
+            <w:pPr>
+              <w:spacing w:before="80" w:after="0"/>
+              <w:ind w:left="120"/>
+            </w:pPr>
+            <w:r>
+              <w:rPr>
+                <w:rFonts w:ascii="Calibri" w:hAnsi="Calibri"/>
+                <w:b/>
+                <w:i w:val="0"/>
+                <w:color w:val="FFFFFF"/>
+                <w:sz w:val="17"/>
+              </w:rPr>
+              <w:t>Sumário / Proposta</w:t>
+            </w:r>
+          </w:p>
+        </w:tc>
+      </w:tr>
+      <w:tr>
+        <w:tc>
+          <w:tcPr>
+            <w:tcW w:type="dxa" w:w="15138"/>
+            <w:shd w:val="clear" w:color="auto" w:fill="EAD7F7"/>
+            <w:tcBorders>
+              <w:top w:val="single" w:sz="4" w:space="0" w:color="CCCCCC"/>
+              <w:left w:val="single" w:sz="4" w:space="0" w:color="CCCCCC"/>
+              <w:bottom w:val="single" w:sz="4" w:space="0" w:color="CCCCCC"/>
+              <w:right w:val="single" w:sz="4" w:space="0" w:color="CCCCCC"/>
+            </w:tcBorders>
+            <w:vAlign w:val="top"/>
+          </w:tcPr>
+          <w:p>
+            <w:pPr>
+              <w:spacing w:before="80" w:after="80"/>
+              <w:ind w:left="120" w:right="120"/>
+            </w:pPr>
+            <w:r>
+              <w:rPr>
+                <w:rFonts w:ascii="Calibri" w:hAnsi="Calibri"/>
+                <w:b w:val="0"/>
+                <w:i w:val="0"/>
+                <w:color w:val="222222"/>
+                <w:sz w:val="18"/>
+              </w:rPr>
+              <w:t>Requisitos relativos a práticas dolorosas e mutilações em cães e gatos. Restrições a práticas de manipulação causando dor. Novo artigo introduzido pelo Regulamento.</w:t>
+            </w:r>
+          </w:p>
+        </w:tc>
+      </w:tr>
+    </w:tbl>
+    <w:p>
+      <w:pPr>
+        <w:spacing w:after="80"/>
+      </w:pPr>
+    </w:p>
+    <w:tbl>
+      <w:tblPr>
+        <w:tblLook w:firstColumn="1" w:firstRow="1" w:lastColumn="0" w:lastRow="0" w:noHBand="0" w:noVBand="1" w:val="04A0"/>
+        <w:tblW w:w="5000" w:type="pct"/>
+      </w:tblPr>
+      <w:tblGrid>
+        <w:gridCol w:w="15138"/>
+      </w:tblGrid>
+      <w:tr>
+        <w:tc>
+          <w:tcPr>
+            <w:tcW w:type="dxa" w:w="15138"/>
+            <w:shd w:val="clear" w:color="auto" w:fill="4A4A4A"/>
+            <w:tcBorders>
+              <w:top w:val="single" w:sz="4" w:space="0" w:color="CCCCCC"/>
+              <w:left w:val="single" w:sz="4" w:space="0" w:color="CCCCCC"/>
+              <w:bottom w:val="single" w:sz="4" w:space="0" w:color="CCCCCC"/>
+              <w:right w:val="single" w:sz="4" w:space="0" w:color="CCCCCC"/>
+            </w:tcBorders>
+          </w:tcPr>
+          <w:p>
+            <w:pPr>
+              <w:spacing w:before="80" w:after="80"/>
+              <w:jc w:val="center"/>
+            </w:pPr>
+            <w:r>
+              <w:rPr>
+                <w:rFonts w:ascii="Calibri" w:hAnsi="Calibri"/>
+                <w:b/>
+                <w:i w:val="0"/>
+                <w:color w:val="FFFFFF"/>
+                <w:sz w:val="18"/>
+              </w:rPr>
+              <w:t>NOTAS DE REUNIÃO</w:t>
+            </w:r>
+          </w:p>
+        </w:tc>
+      </w:tr>
+      <w:tr>
+        <w:tc>
+          <w:tcPr>
+            <w:tcW w:type="dxa" w:w="15138"/>
+            <w:shd w:val="clear" w:color="auto" w:fill="F5F5F5"/>
+            <w:tcBorders>
+              <w:top w:val="single" w:sz="4" w:space="0" w:color="CCCCCC"/>
+              <w:left w:val="single" w:sz="4" w:space="0" w:color="CCCCCC"/>
+              <w:bottom w:val="single" w:sz="4" w:space="0" w:color="CCCCCC"/>
+              <w:right w:val="single" w:sz="4" w:space="0" w:color="CCCCCC"/>
+            </w:tcBorders>
+          </w:tcPr>
+          <w:p>
+            <w:pPr>
+              <w:spacing w:before="120" w:after="800"/>
+              <w:ind w:left="80"/>
+            </w:pPr>
+            <w:r>
+              <w:rPr>
+                <w:rFonts w:ascii="Calibri" w:hAnsi="Calibri"/>
+                <w:b w:val="0"/>
+                <w:i/>
+                <w:color w:val="222222"/>
+                <w:sz w:val="19"/>
+              </w:rPr>
+              <w:t>Artigo novo do Regulamento 2023/0447. Requer integração na legislação portuguesa.</w:t>
             </w:r>
           </w:p>
         </w:tc>

--- a/comparativo_reuniao_exemplo.docx
+++ b/comparativo_reuniao_exemplo.docx
@@ -15468,7 +15468,7 @@
                 <w:color w:val="FFFFFF"/>
                 <w:sz w:val="22"/>
               </w:rPr>
-              <w:t>ART-17</w:t>
+              <w:t>ART-15a</w:t>
             </w:r>
           </w:p>
         </w:tc>
@@ -15496,7 +15496,7 @@
                 <w:color w:val="7EC8E3"/>
                 <w:sz w:val="22"/>
               </w:rPr>
-              <w:t>Identificação e Registo</w:t>
+              <w:t>Espetáculos e Competições Estéticas</w:t>
             </w:r>
           </w:p>
         </w:tc>
@@ -15540,7 +15540,7 @@
                 <w:color w:val="FFFFFF"/>
                 <w:sz w:val="18"/>
               </w:rPr>
-              <w:t>@regulamento — Identification and registration of dogs and cats  ·  Art.º 17.º do Regulamento 2023/0447  |  EN</w:t>
+              <w:t>@regulamento — Aesthetic shows, exhibitions and competitions  ·  Art.º 15a do Regulamento 2023/0447  |  EN</w:t>
             </w:r>
           </w:p>
         </w:tc>
@@ -15571,7 +15571,7 @@
                 <w:color w:val="222222"/>
                 <w:sz w:val="19"/>
               </w:rPr>
-              <w:t>1. All dogs and cats kept in establishments placed on the market or owned by pet owners or by any other natural or legal persons, shall be individually identified by means of a single injectable transponder containing a readable microchip compliant with Annex II.</w:t>
+              <w:t>Operators of breeding and selling establishments shall not use in aesthetic shows, exhibitions and competitions of dogs and cats, dogs or cats with excessive conformational traits or dogs or cats which have been mutilated in such a way that results in an alteration of physical characteristics.</w:t>
             </w:r>
           </w:p>
           <w:p>
@@ -15587,167 +15587,7 @@
                 <w:color w:val="222222"/>
                 <w:sz w:val="19"/>
               </w:rPr>
-              <w:t>1a. Operators shall ensure that dogs and cats born in their establishments are individually identified within 3 months after their birth and in any event before the date of their placing on the market.</w:t>
-            </w:r>
-          </w:p>
-          <w:p>
-            <w:pPr>
-              <w:spacing w:after="0" w:before="140"/>
-              <w:ind w:right="80" w:left="80" w:firstLine="0"/>
-            </w:pPr>
-            <w:r>
-              <w:rPr>
-                <w:rFonts w:ascii="Calibri" w:hAnsi="Calibri"/>
-                <w:b w:val="0"/>
-                <w:i w:val="0"/>
-                <w:color w:val="222222"/>
-                <w:sz w:val="19"/>
-              </w:rPr>
-              <w:t>Operators of selling establishments, shelters and those placing and being responsible for dogs and cats in foster homes shall ensure that dogs and cats that enter their establishments or come under their responsibility are individually identified within 30 days after their arrival at the establishment and in any event before the date of their placing on the market.</w:t>
-            </w:r>
-          </w:p>
-          <w:p>
-            <w:pPr>
-              <w:spacing w:after="0" w:before="140"/>
-              <w:ind w:right="80" w:left="80" w:firstLine="0"/>
-            </w:pPr>
-            <w:r>
-              <w:rPr>
-                <w:rFonts w:ascii="Calibri" w:hAnsi="Calibri"/>
-                <w:b w:val="0"/>
-                <w:i w:val="0"/>
-                <w:color w:val="222222"/>
-                <w:sz w:val="19"/>
-              </w:rPr>
-              <w:t>Pet owners and any other natural or legal persons, other than operators, who own dogs or cats, shall ensure that the dogs or cats are individually identified at the latest when the dog or cat reaches 3 months of age or, in case the dog or cat is placed on the market, before the date of their placing on the market.</w:t>
-            </w:r>
-          </w:p>
-          <w:p>
-            <w:pPr>
-              <w:spacing w:after="0" w:before="140"/>
-              <w:ind w:right="80" w:left="80" w:firstLine="0"/>
-            </w:pPr>
-            <w:r>
-              <w:rPr>
-                <w:rFonts w:ascii="Calibri" w:hAnsi="Calibri"/>
-                <w:b w:val="0"/>
-                <w:i w:val="0"/>
-                <w:color w:val="222222"/>
-                <w:sz w:val="19"/>
-              </w:rPr>
-              <w:t>2. The implantation of the transponder shall be performed by a veterinarian. Member States may allow the implantation of transponders in cats to be performed by a person other than a veterinarian, if it is done under the responsibility of a veterinarian.</w:t>
-            </w:r>
-          </w:p>
-          <w:p>
-            <w:pPr>
-              <w:spacing w:after="0" w:before="140"/>
-              <w:ind w:right="80" w:left="80" w:firstLine="0"/>
-            </w:pPr>
-            <w:r>
-              <w:rPr>
-                <w:rFonts w:ascii="Calibri" w:hAnsi="Calibri"/>
-                <w:b w:val="0"/>
-                <w:i w:val="0"/>
-                <w:color w:val="222222"/>
-                <w:sz w:val="19"/>
-              </w:rPr>
-              <w:t>3. Dogs and cats which have been individually identified by means of an injectable transponder containing a microchip, in accordance with national legislation prior to entry into force of this Regulation, shall be recognised as identified in accordance with the requirements of this Article.</w:t>
-            </w:r>
-          </w:p>
-          <w:p>
-            <w:pPr>
-              <w:spacing w:after="0" w:before="140"/>
-              <w:ind w:right="80" w:left="80" w:firstLine="0"/>
-            </w:pPr>
-            <w:r>
-              <w:rPr>
-                <w:rFonts w:ascii="Calibri" w:hAnsi="Calibri"/>
-                <w:b w:val="0"/>
-                <w:i w:val="0"/>
-                <w:color w:val="222222"/>
-                <w:sz w:val="19"/>
-              </w:rPr>
-              <w:t>4. Within two working days after their identification, the dogs and cats shall be registered by a veterinarian in a national database.</w:t>
-            </w:r>
-          </w:p>
-          <w:p>
-            <w:pPr>
-              <w:spacing w:after="0" w:before="140"/>
-              <w:ind w:right="80" w:left="80" w:firstLine="0"/>
-            </w:pPr>
-            <w:r>
-              <w:rPr>
-                <w:rFonts w:ascii="Calibri" w:hAnsi="Calibri"/>
-                <w:b w:val="0"/>
-                <w:i w:val="0"/>
-                <w:color w:val="222222"/>
-                <w:sz w:val="19"/>
-              </w:rPr>
-              <w:t>5. For dogs and cats kept in establishments, the registration shall be made in the name of the operator of the establishment. For dogs and cats placed in foster homes, the registration shall be made in the name of the person responsible for the foster home. For dogs and cats owned by pet owners or by any other natural or legal person, the registration shall be made in the name of the pet owner or the natural or legal person.</w:t>
-            </w:r>
-          </w:p>
-          <w:p>
-            <w:pPr>
-              <w:spacing w:after="0" w:before="140"/>
-              <w:ind w:right="80" w:left="80" w:firstLine="0"/>
-            </w:pPr>
-            <w:r>
-              <w:rPr>
-                <w:rFonts w:ascii="Calibri" w:hAnsi="Calibri"/>
-                <w:b w:val="0"/>
-                <w:i w:val="0"/>
-                <w:color w:val="222222"/>
-                <w:sz w:val="19"/>
-              </w:rPr>
-              <w:t>Member States may grant derogations from the first subparagraph to military, police and customs dogs.</w:t>
-            </w:r>
-          </w:p>
-          <w:p>
-            <w:pPr>
-              <w:spacing w:after="0" w:before="140"/>
-              <w:ind w:right="80" w:left="80" w:firstLine="0"/>
-            </w:pPr>
-            <w:r>
-              <w:rPr>
-                <w:rFonts w:ascii="Calibri" w:hAnsi="Calibri"/>
-                <w:b w:val="0"/>
-                <w:i w:val="0"/>
-                <w:color w:val="222222"/>
-                <w:sz w:val="19"/>
-              </w:rPr>
-              <w:t>6. In case of placing on the market or occasional and irregular donation by a natural person without online advertising, the requirements for registration shall not apply.</w:t>
-            </w:r>
-          </w:p>
-          <w:p>
-            <w:pPr>
-              <w:spacing w:after="0" w:before="140"/>
-              <w:ind w:right="80" w:left="80" w:firstLine="0"/>
-            </w:pPr>
-            <w:r>
-              <w:rPr>
-                <w:rFonts w:ascii="Calibri" w:hAnsi="Calibri"/>
-                <w:b w:val="0"/>
-                <w:i w:val="0"/>
-                <w:color w:val="222222"/>
-                <w:sz w:val="19"/>
-              </w:rPr>
-              <w:t>7. In the case of a death of a dog or a cat, the operator, pet owner or natural or legal person owning the dog or cat shall inform the national database.</w:t>
-            </w:r>
-          </w:p>
-          <w:p>
-            <w:pPr>
-              <w:spacing w:after="0" w:before="140"/>
-              <w:ind w:right="80" w:left="80" w:firstLine="0"/>
-            </w:pPr>
-            <w:r>
-              <w:rPr>
-                <w:rFonts w:ascii="Calibri" w:hAnsi="Calibri"/>
-                <w:b w:val="0"/>
-                <w:i w:val="0"/>
-                <w:color w:val="222222"/>
-                <w:sz w:val="19"/>
-              </w:rPr>
-              <w:t>8. In case of unreadable transponder, the operator or the natural or legal person responsible for the dog or cat shall ensure that the dog or cat is re-identified with a new transponder and re-registered in the national database.</w:t>
+              <w:t>Organisers of aesthetic shows, exhibitions and competitions of dogs and cats shall exclude from such shows, exhibitions and competitions dogs and cats which have excessive conformational traits or dogs or cats which have been mutilated in such a way that results in an alteration of physical characteristics.</w:t>
             </w:r>
           </w:p>
         </w:tc>
@@ -15791,7 +15631,7 @@
                 <w:color w:val="FFFFFF"/>
                 <w:sz w:val="18"/>
               </w:rPr>
-              <w:t>@regulamento — Tradução PT-PT  ·  Art.º 17.º do Regulamento 2023/0447</w:t>
+              <w:t>@regulamento — Tradução PT-PT  ·  Art.º 15a do Regulamento 2023/0447</w:t>
             </w:r>
           </w:p>
         </w:tc>
@@ -15822,7 +15662,7 @@
                 <w:color w:val="222222"/>
                 <w:sz w:val="19"/>
               </w:rPr>
-              <w:t>1. Todos os cães e gatos mantidos em estabelecimentos colocados no mercado ou detidos por donos de animais de companhia ou por qualquer outra pessoa singular ou coletiva devem ser identificados individualmente por meio de um único transponder injetável contendo um microchip legível em conformidade com o Anexo II.</w:t>
+              <w:t>Os operadores de estabelecimentos de criação e venda não devem utilizar em espetáculos, exposições e competições estéticas de cães e gatos, cães ou gatos com características conformacionais excessivas ou cães ou gatos que tenham sido mutilados de tal forma que resulte numa alteração de características físicas.</w:t>
             </w:r>
           </w:p>
           <w:p>
@@ -15838,167 +15678,7 @@
                 <w:color w:val="222222"/>
                 <w:sz w:val="19"/>
               </w:rPr>
-              <w:t>1a. Os operadores devem assegurar que os cães e gatos nascidos nos seus estabelecimentos sejam identificados individualmente no prazo de 3 meses após o nascimento e, em qualquer caso, antes da data da sua colocação no mercado.</w:t>
-            </w:r>
-          </w:p>
-          <w:p>
-            <w:pPr>
-              <w:spacing w:after="0" w:before="140"/>
-              <w:ind w:right="80" w:left="80" w:firstLine="0"/>
-            </w:pPr>
-            <w:r>
-              <w:rPr>
-                <w:rFonts w:ascii="Calibri" w:hAnsi="Calibri"/>
-                <w:b w:val="0"/>
-                <w:i/>
-                <w:color w:val="222222"/>
-                <w:sz w:val="19"/>
-              </w:rPr>
-              <w:t>Os operadores de estabelecimentos de venda, abrigos e os que colocam e são responsáveis por cães e gatos em famílias de acolhimento devem assegurar que os cães e gatos que entrem nos seus estabelecimentos sejam identificados individualmente no prazo de 30 dias após a chegada.</w:t>
-            </w:r>
-          </w:p>
-          <w:p>
-            <w:pPr>
-              <w:spacing w:after="0" w:before="140"/>
-              <w:ind w:right="80" w:left="80" w:firstLine="0"/>
-            </w:pPr>
-            <w:r>
-              <w:rPr>
-                <w:rFonts w:ascii="Calibri" w:hAnsi="Calibri"/>
-                <w:b w:val="0"/>
-                <w:i/>
-                <w:color w:val="222222"/>
-                <w:sz w:val="19"/>
-              </w:rPr>
-              <w:t>Os donos de animais de companhia e quaisquer outras pessoas singulares ou coletivas que detenham cães ou gatos devem assegurar que os animais sejam identificados individualmente o mais tardar quando o animal atingir os 3 meses de idade ou, no caso de o animal ser colocado no mercado, antes da data da sua colocação no mercado.</w:t>
-            </w:r>
-          </w:p>
-          <w:p>
-            <w:pPr>
-              <w:spacing w:after="0" w:before="140"/>
-              <w:ind w:right="80" w:left="80" w:firstLine="0"/>
-            </w:pPr>
-            <w:r>
-              <w:rPr>
-                <w:rFonts w:ascii="Calibri" w:hAnsi="Calibri"/>
-                <w:b w:val="0"/>
-                <w:i/>
-                <w:color w:val="222222"/>
-                <w:sz w:val="19"/>
-              </w:rPr>
-              <w:t>2. A implantação do transponder devem ser efetuada por um médico veterinário. Os Estados-Membros podem permitir que a implantação de transponders em gatos seja efetuada por pessoa que não seja médico veterinário, se for feita sob a responsabilidade de um médico veterinário.</w:t>
-            </w:r>
-          </w:p>
-          <w:p>
-            <w:pPr>
-              <w:spacing w:after="0" w:before="140"/>
-              <w:ind w:right="80" w:left="80" w:firstLine="0"/>
-            </w:pPr>
-            <w:r>
-              <w:rPr>
-                <w:rFonts w:ascii="Calibri" w:hAnsi="Calibri"/>
-                <w:b w:val="0"/>
-                <w:i/>
-                <w:color w:val="222222"/>
-                <w:sz w:val="19"/>
-              </w:rPr>
-              <w:t>3. Cães e gatos que tenham sido identificados individualmente por meio de um transponder injetável contendo um microchip, em conformidade com legislação nacional anterior à entrada em vigor do presente Regulamento, são reconhecidos como identificados de acordo com os requisitos do presente artigo.</w:t>
-            </w:r>
-          </w:p>
-          <w:p>
-            <w:pPr>
-              <w:spacing w:after="0" w:before="140"/>
-              <w:ind w:right="80" w:left="80" w:firstLine="0"/>
-            </w:pPr>
-            <w:r>
-              <w:rPr>
-                <w:rFonts w:ascii="Calibri" w:hAnsi="Calibri"/>
-                <w:b w:val="0"/>
-                <w:i/>
-                <w:color w:val="222222"/>
-                <w:sz w:val="19"/>
-              </w:rPr>
-              <w:t>4. No prazo de dois dias úteis após a sua identificação, os cães e gatos devem ser registados por um médico veterinário numa base de dados nacional.</w:t>
-            </w:r>
-          </w:p>
-          <w:p>
-            <w:pPr>
-              <w:spacing w:after="0" w:before="140"/>
-              <w:ind w:right="80" w:left="80" w:firstLine="0"/>
-            </w:pPr>
-            <w:r>
-              <w:rPr>
-                <w:rFonts w:ascii="Calibri" w:hAnsi="Calibri"/>
-                <w:b w:val="0"/>
-                <w:i/>
-                <w:color w:val="222222"/>
-                <w:sz w:val="19"/>
-              </w:rPr>
-              <w:t>5. Para cães e gatos mantidos em estabelecimentos, o registo deve ser efetuado em nome do operador do estabelecimento. Para cães e gatos colocados em famílias de acolhimento, o registo deve ser efetuado em nome da pessoa responsável pela família de acolhimento. Para cães e gatos detidos por donos de animais de companhia ou por qualquer outra pessoa singular ou coletiva, o registo deve ser efetuado em nome do dono ou da pessoa singular ou coletiva.</w:t>
-            </w:r>
-          </w:p>
-          <w:p>
-            <w:pPr>
-              <w:spacing w:after="0" w:before="140"/>
-              <w:ind w:right="80" w:left="80" w:firstLine="0"/>
-            </w:pPr>
-            <w:r>
-              <w:rPr>
-                <w:rFonts w:ascii="Calibri" w:hAnsi="Calibri"/>
-                <w:b w:val="0"/>
-                <w:i/>
-                <w:color w:val="222222"/>
-                <w:sz w:val="19"/>
-              </w:rPr>
-              <w:t>Os Estados-Membros podem conceder derrogações ao primeiro parágrafo a cães militares, policiais e aduaneiros.</w:t>
-            </w:r>
-          </w:p>
-          <w:p>
-            <w:pPr>
-              <w:spacing w:after="0" w:before="140"/>
-              <w:ind w:right="80" w:left="80" w:firstLine="0"/>
-            </w:pPr>
-            <w:r>
-              <w:rPr>
-                <w:rFonts w:ascii="Calibri" w:hAnsi="Calibri"/>
-                <w:b w:val="0"/>
-                <w:i/>
-                <w:color w:val="222222"/>
-                <w:sz w:val="19"/>
-              </w:rPr>
-              <w:t>6. Em caso de colocação no mercado ou cedência ocasional e irregular por pessoa singular sem publicidade em linha, os requisitos de registo não se aplicam.</w:t>
-            </w:r>
-          </w:p>
-          <w:p>
-            <w:pPr>
-              <w:spacing w:after="0" w:before="140"/>
-              <w:ind w:right="80" w:left="80" w:firstLine="0"/>
-            </w:pPr>
-            <w:r>
-              <w:rPr>
-                <w:rFonts w:ascii="Calibri" w:hAnsi="Calibri"/>
-                <w:b w:val="0"/>
-                <w:i/>
-                <w:color w:val="222222"/>
-                <w:sz w:val="19"/>
-              </w:rPr>
-              <w:t>7. Em caso de morte de um cão ou gato, o operador, dono do animal ou pessoa singular ou coletiva proprietária devem informar a base de dados nacional.</w:t>
-            </w:r>
-          </w:p>
-          <w:p>
-            <w:pPr>
-              <w:spacing w:after="0" w:before="140"/>
-              <w:ind w:right="80" w:left="80" w:firstLine="0"/>
-            </w:pPr>
-            <w:r>
-              <w:rPr>
-                <w:rFonts w:ascii="Calibri" w:hAnsi="Calibri"/>
-                <w:b w:val="0"/>
-                <w:i/>
-                <w:color w:val="222222"/>
-                <w:sz w:val="19"/>
-              </w:rPr>
-              <w:t>8. Em caso de transponder ilegível, o operador ou a pessoa singular ou coletiva responsável pelo cão ou gato devem assegurar que o animal é reidentificado com um novo transponder e re-registado na base de dados nacional.</w:t>
+              <w:t>Os organizadores de espetáculos, exposições e competições estéticas de cães e gatos devem excluir de tais espetáculos, exposições e competições cães e gatos que tenham características conformacionais excessivas ou cães ou gatos que tenham sido mutilados de tal forma que resulte numa alteração de características físicas.</w:t>
             </w:r>
           </w:p>
         </w:tc>
@@ -16131,7 +15811,7 @@
                 <w:color w:val="555555"/>
                 <w:sz w:val="16"/>
               </w:rPr>
-              <w:t>Art.º 17.º do RGBEAC (proposta, jun. 2025)</w:t>
+              <w:t>A ser preenchido</w:t>
             </w:r>
           </w:p>
           <w:p>
@@ -16147,55 +15827,7 @@
                 <w:color w:val="222222"/>
                 <w:sz w:val="19"/>
               </w:rPr>
-              <w:t>1 — A identificação dos animais de companhia, pela sua marcação, quando aplicável, e registo no SIAC, deve ser realizada:</w:t>
-            </w:r>
-          </w:p>
-          <w:p>
-            <w:pPr>
-              <w:spacing w:after="0" w:before="100"/>
-              <w:ind w:right="80" w:left="360" w:hanging="280"/>
-            </w:pPr>
-            <w:r>
-              <w:rPr>
-                <w:rFonts w:ascii="Calibri" w:hAnsi="Calibri"/>
-                <w:b w:val="0"/>
-                <w:i w:val="0"/>
-                <w:color w:val="222222"/>
-                <w:sz w:val="19"/>
-              </w:rPr>
-              <w:t>a) Relativamente aos cães, gatos e furões nascidos em alojamentos, até aos três meses de idade ou, em qualquer caso, antes da sua colocação no mercado;</w:t>
-            </w:r>
-          </w:p>
-          <w:p>
-            <w:pPr>
-              <w:spacing w:after="0" w:before="100"/>
-              <w:ind w:right="80" w:left="360" w:hanging="280"/>
-            </w:pPr>
-            <w:r>
-              <w:rPr>
-                <w:rFonts w:ascii="Calibri" w:hAnsi="Calibri"/>
-                <w:b w:val="0"/>
-                <w:i w:val="0"/>
-                <w:color w:val="222222"/>
-                <w:sz w:val="19"/>
-              </w:rPr>
-              <w:t>b) Relativamente aos cães, gatos e furões que entrem em alojamentos, nos termos dos artigos 12.º a 15.º, até trinta dias após a sua chegada ao alojamento ou, em qualquer caso, antes da data de colocação no mercado;</w:t>
-            </w:r>
-          </w:p>
-          <w:p>
-            <w:pPr>
-              <w:spacing w:after="0" w:before="100"/>
-              <w:ind w:right="80" w:left="360" w:hanging="280"/>
-            </w:pPr>
-            <w:r>
-              <w:rPr>
-                <w:rFonts w:ascii="Calibri" w:hAnsi="Calibri"/>
-                <w:b w:val="0"/>
-                <w:i w:val="0"/>
-                <w:color w:val="222222"/>
-                <w:sz w:val="19"/>
-              </w:rPr>
-              <w:t>c) Relativamente aos cães, gatos e furões detidos por pessoas singulares, exceto nos casos previstos nas alíneas anteriores, até aos três meses de idade ou, no caso de colocação no mercado, antes da data de colocação no mercado.</w:t>
+              <w:t>A ser preenchido</w:t>
             </w:r>
           </w:p>
         </w:tc>
@@ -16224,7 +15856,7 @@
                 <w:color w:val="555555"/>
                 <w:sz w:val="16"/>
               </w:rPr>
-              <w:t>Art.º 53.º do Código do Animal (DL n.º 214/2013)</w:t>
+              <w:t>A ser preenchido</w:t>
             </w:r>
           </w:p>
           <w:p>
@@ -16240,55 +15872,7 @@
                 <w:color w:val="222222"/>
                 <w:sz w:val="19"/>
               </w:rPr>
-              <w:t>1 — Todos os cães devem ser identificados e registados, entre os três e os seis meses de idade.</w:t>
-            </w:r>
-          </w:p>
-          <w:p>
-            <w:pPr>
-              <w:spacing w:after="0" w:before="140"/>
-              <w:ind w:right="80" w:left="80" w:firstLine="0"/>
-            </w:pPr>
-            <w:r>
-              <w:rPr>
-                <w:rFonts w:ascii="Calibri" w:hAnsi="Calibri"/>
-                <w:b w:val="0"/>
-                <w:i w:val="0"/>
-                <w:color w:val="222222"/>
-                <w:sz w:val="19"/>
-              </w:rPr>
-              <w:t>2 — Os gatos em exposição, para fins comerciais ou lucrativos, em estabelecimentos de venda, locais de criação, feiras ou concursos, provas funcionais, publicidade ou fins similares, devem ser identificados e registados entre os três e os seis meses de idade.</w:t>
-            </w:r>
-          </w:p>
-          <w:p>
-            <w:pPr>
-              <w:spacing w:after="0" w:before="140"/>
-              <w:ind w:right="80" w:left="80" w:firstLine="0"/>
-            </w:pPr>
-            <w:r>
-              <w:rPr>
-                <w:rFonts w:ascii="Calibri" w:hAnsi="Calibri"/>
-                <w:b w:val="0"/>
-                <w:i w:val="0"/>
-                <w:color w:val="222222"/>
-                <w:sz w:val="19"/>
-              </w:rPr>
-              <w:t>4 — Os cães e gatos são identificados através de método electrónico e registados na base de dados nacional.</w:t>
-            </w:r>
-          </w:p>
-          <w:p>
-            <w:pPr>
-              <w:spacing w:after="0" w:before="140"/>
-              <w:ind w:right="80" w:left="80" w:firstLine="0"/>
-            </w:pPr>
-            <w:r>
-              <w:rPr>
-                <w:rFonts w:ascii="Calibri" w:hAnsi="Calibri"/>
-                <w:b w:val="0"/>
-                <w:i w:val="0"/>
-                <w:color w:val="222222"/>
-                <w:sz w:val="19"/>
-              </w:rPr>
-              <w:t>5 — A identificação electrónica é efetuada através da aplicação subcutânea de um microchip no centro da face lateral esquerda do pescoço.</w:t>
+              <w:t>A ser preenchido</w:t>
             </w:r>
           </w:p>
         </w:tc>
@@ -16317,7 +15901,7 @@
                 <w:color w:val="555555"/>
                 <w:sz w:val="16"/>
               </w:rPr>
-              <w:t>n.ºs 1, 2 e 3 do art.º 5.º do DL n.º 82/2019, de 27 de junho</w:t>
+              <w:t>A ser preenchido</w:t>
             </w:r>
           </w:p>
           <w:p>
@@ -16333,39 +15917,7 @@
                 <w:color w:val="222222"/>
                 <w:sz w:val="19"/>
               </w:rPr>
-              <w:t>1 — A identificação dos animais de companhia, pela sua marcação e registo no SIAC, deve ser realizada até 120 dias após o seu nascimento.</w:t>
-            </w:r>
-          </w:p>
-          <w:p>
-            <w:pPr>
-              <w:spacing w:after="0" w:before="140"/>
-              <w:ind w:right="80" w:left="80" w:firstLine="0"/>
-            </w:pPr>
-            <w:r>
-              <w:rPr>
-                <w:rFonts w:ascii="Calibri" w:hAnsi="Calibri"/>
-                <w:b w:val="0"/>
-                <w:i w:val="0"/>
-                <w:color w:val="222222"/>
-                <w:sz w:val="19"/>
-              </w:rPr>
-              <w:t>2 — Na impossibilidade de determinar a data de nascimento exata, para efeitos de contagem do prazo referido no número anterior, a identificação deve ser efetuada até à perda dos dentes incisivos de leite.</w:t>
-            </w:r>
-          </w:p>
-          <w:p>
-            <w:pPr>
-              <w:spacing w:after="0" w:before="140"/>
-              <w:ind w:right="80" w:left="80" w:firstLine="0"/>
-            </w:pPr>
-            <w:r>
-              <w:rPr>
-                <w:rFonts w:ascii="Calibri" w:hAnsi="Calibri"/>
-                <w:b w:val="0"/>
-                <w:i w:val="0"/>
-                <w:color w:val="222222"/>
-                <w:sz w:val="19"/>
-              </w:rPr>
-              <w:t>3 — Sem prejuízo dos números anteriores, e relativamente aos cães, gatos e furões que sejam cedidos e ou comercializados a partir de um criador ou de um estabelecimento autorizado para a detenção de animais de companhia, nomeadamente os centros de hospedagem com ou sem fins lucrativos e os centros de recolha oficiais, deve ser assegurada a sua marcação e registo no SIAC antes de abandonarem a instalação de nascimento ou de alojamento, independentemente da sua idade.</w:t>
+              <w:t>A ser preenchido</w:t>
             </w:r>
           </w:p>
         </w:tc>
@@ -16409,7 +15961,7 @@
                 <w:color w:val="FFFFFF"/>
                 <w:sz w:val="18"/>
               </w:rPr>
-              <w:t>DIVERGÊNCIA FACE AO REGULAMENTO  ·  Necessidade de alteração: Sim</w:t>
+              <w:t>DIVERGÊNCIA FACE AO REGULAMENTO  ·  Necessidade de alteração: A ser preenchido</w:t>
             </w:r>
           </w:p>
         </w:tc>
@@ -16470,7 +16022,7 @@
                 <w:color w:val="222222"/>
                 <w:sz w:val="18"/>
               </w:rPr>
-              <w:t>O DL n.º 82/2019 (art.º 5.º) prevê prazo geral de 120 dias após o nascimento, sem distinguir o contexto de estabelecimento — prazo superior ao máximo de 3 meses do @regulamento, que exigirá redução. Não prevê o prazo específico de 30 dias para animais que entram em estabelecimentos.</w:t>
+              <w:t>A ser preenchido</w:t>
             </w:r>
           </w:p>
         </w:tc>
@@ -16531,7 +16083,7 @@
                 <w:color w:val="222222"/>
                 <w:sz w:val="18"/>
               </w:rPr>
-              <w:t>O @codigo fixa prazo de identificação entre 3 e 6 meses, igualmente sem distinção entre nascimentos e entrada em estabelecimentos, ficando aquém da precisão exigida pelo @regulamento.</w:t>
+              <w:t>A ser preenchido</w:t>
             </w:r>
           </w:p>
         </w:tc>
@@ -16592,7 +16144,7 @@
                 <w:color w:val="222222"/>
                 <w:sz w:val="18"/>
               </w:rPr>
-              <w:t>O @rgbeac aproxima-se dos prazos do @regulamento mas aplica-se apenas a cães, gatos e furões. Não prevê o prazo específico de 30 dias para animais que entram em estabelecimentos.</w:t>
+              <w:t>A ser preenchido</w:t>
             </w:r>
           </w:p>
         </w:tc>
@@ -16653,7 +16205,7 @@
                 <w:color w:val="222222"/>
                 <w:sz w:val="18"/>
               </w:rPr>
-              <w:t>Necessidade de alteração: (1) reduzir prazo máximo de identificação de nascimentos para 3 meses; (2) criar prazo diferenciado de 30 dias para animais admitidos em estabelecimentos; (3) harmonizar prazos entre todos os diplomas nacionais.</w:t>
+              <w:t>A ser preenchido</w:t>
             </w:r>
           </w:p>
         </w:tc>
@@ -16724,10 +16276,5211 @@
                 <w:rFonts w:ascii="Calibri" w:hAnsi="Calibri"/>
                 <w:b w:val="0"/>
                 <w:i/>
+                <w:color w:val="222222"/>
+                <w:sz w:val="19"/>
+              </w:rPr>
+              <w:t>Correspondências portuguesas a ser adicionadas</w:t>
+            </w:r>
+          </w:p>
+        </w:tc>
+      </w:tr>
+    </w:tbl>
+    <w:p/>
+    <w:p>
+      <w:pPr>
+        <w:spacing w:before="0" w:after="320"/>
+      </w:pPr>
+      <w:r>
+        <w:rPr>
+          <w:color w:val="CCCCCC"/>
+          <w:sz w:val="16"/>
+        </w:rPr>
+        <w:t>────────────────────────────────────────────────────────────────────────────────</w:t>
+      </w:r>
+    </w:p>
+    <w:p>
+      <w:r>
+        <w:br w:type="page"/>
+      </w:r>
+    </w:p>
+    <w:tbl>
+      <w:tblPr>
+        <w:tblLook w:firstColumn="1" w:firstRow="1" w:lastColumn="0" w:lastRow="0" w:noHBand="0" w:noVBand="1" w:val="04A0"/>
+        <w:tblW w:w="5000" w:type="pct"/>
+        <w:tblBorders>
+          <w:top w:val="none" w:sz="0" w:space="0" w:color="auto"/>
+          <w:left w:val="none" w:sz="0" w:space="0" w:color="auto"/>
+          <w:bottom w:val="none" w:sz="0" w:space="0" w:color="auto"/>
+          <w:right w:val="none" w:sz="0" w:space="0" w:color="auto"/>
+          <w:insideH w:val="none" w:sz="0" w:space="0" w:color="auto"/>
+          <w:insideV w:val="none" w:sz="0" w:space="0" w:color="auto"/>
+        </w:tblBorders>
+      </w:tblPr>
+      <w:tblGrid>
+        <w:gridCol w:w="7569"/>
+        <w:gridCol w:w="7569"/>
+      </w:tblGrid>
+      <w:tr>
+        <w:tc>
+          <w:tcPr>
+            <w:tcW w:type="dxa" w:w="7569"/>
+            <w:shd w:val="clear" w:color="auto" w:fill="1A1A2E"/>
+            <w:tcBorders>
+              <w:top w:val="single" w:sz="4" w:space="0" w:color="1A1A2E"/>
+              <w:left w:val="single" w:sz="4" w:space="0" w:color="1A1A2E"/>
+              <w:bottom w:val="single" w:sz="4" w:space="0" w:color="1A1A2E"/>
+              <w:right w:val="single" w:sz="4" w:space="0" w:color="1A1A2E"/>
+            </w:tcBorders>
+          </w:tcPr>
+          <w:p>
+            <w:pPr>
+              <w:spacing w:before="160" w:after="160"/>
+              <w:ind w:left="200"/>
+            </w:pPr>
+            <w:r>
+              <w:rPr>
+                <w:rFonts w:ascii="Calibri" w:hAnsi="Calibri"/>
+                <w:b/>
+                <w:i w:val="0"/>
+                <w:color w:val="FFFFFF"/>
+                <w:sz w:val="22"/>
+              </w:rPr>
+              <w:t>ART-17</w:t>
+            </w:r>
+          </w:p>
+        </w:tc>
+        <w:tc>
+          <w:tcPr>
+            <w:tcW w:type="dxa" w:w="7569"/>
+            <w:shd w:val="clear" w:color="auto" w:fill="2C3E6B"/>
+            <w:tcBorders>
+              <w:top w:val="single" w:sz="4" w:space="0" w:color="2C3E6B"/>
+              <w:left w:val="single" w:sz="4" w:space="0" w:color="2C3E6B"/>
+              <w:bottom w:val="single" w:sz="4" w:space="0" w:color="2C3E6B"/>
+              <w:right w:val="single" w:sz="4" w:space="0" w:color="2C3E6B"/>
+            </w:tcBorders>
+          </w:tcPr>
+          <w:p>
+            <w:pPr>
+              <w:spacing w:before="160" w:after="160"/>
+              <w:ind w:left="200"/>
+            </w:pPr>
+            <w:r>
+              <w:rPr>
+                <w:rFonts w:ascii="Calibri" w:hAnsi="Calibri"/>
+                <w:b/>
+                <w:i w:val="0"/>
+                <w:color w:val="7EC8E3"/>
+                <w:sz w:val="22"/>
+              </w:rPr>
+              <w:t>Identificação e Registo</w:t>
+            </w:r>
+          </w:p>
+        </w:tc>
+      </w:tr>
+    </w:tbl>
+    <w:p>
+      <w:pPr>
+        <w:spacing w:after="80"/>
+      </w:pPr>
+    </w:p>
+    <w:tbl>
+      <w:tblPr>
+        <w:tblLook w:firstColumn="1" w:firstRow="1" w:lastColumn="0" w:lastRow="0" w:noHBand="0" w:noVBand="1" w:val="04A0"/>
+        <w:tblW w:w="5000" w:type="pct"/>
+      </w:tblPr>
+      <w:tblGrid>
+        <w:gridCol w:w="15138"/>
+      </w:tblGrid>
+      <w:tr>
+        <w:tc>
+          <w:tcPr>
+            <w:tcW w:type="dxa" w:w="15138"/>
+            <w:shd w:val="clear" w:color="auto" w:fill="1A3A5C"/>
+            <w:tcBorders>
+              <w:top w:val="single" w:sz="4" w:space="0" w:color="CCCCCC"/>
+              <w:left w:val="single" w:sz="4" w:space="0" w:color="CCCCCC"/>
+              <w:bottom w:val="single" w:sz="4" w:space="0" w:color="CCCCCC"/>
+              <w:right w:val="single" w:sz="4" w:space="0" w:color="CCCCCC"/>
+            </w:tcBorders>
+          </w:tcPr>
+          <w:p>
+            <w:pPr>
+              <w:spacing w:before="80" w:after="80"/>
+              <w:jc w:val="center"/>
+            </w:pPr>
+            <w:r>
+              <w:rPr>
+                <w:rFonts w:ascii="Calibri" w:hAnsi="Calibri"/>
+                <w:b/>
+                <w:i w:val="0"/>
+                <w:color w:val="FFFFFF"/>
+                <w:sz w:val="18"/>
+              </w:rPr>
+              <w:t>@regulamento — Identification and registration of dogs and cats  ·  Art.º 17.º do Regulamento 2023/0447  |  EN</w:t>
+            </w:r>
+          </w:p>
+        </w:tc>
+      </w:tr>
+      <w:tr>
+        <w:tc>
+          <w:tcPr>
+            <w:tcW w:type="dxa" w:w="15138"/>
+            <w:shd w:val="clear" w:color="auto" w:fill="D6E4F0"/>
+            <w:tcBorders>
+              <w:top w:val="single" w:sz="4" w:space="0" w:color="CCCCCC"/>
+              <w:left w:val="single" w:sz="4" w:space="0" w:color="CCCCCC"/>
+              <w:bottom w:val="single" w:sz="4" w:space="0" w:color="CCCCCC"/>
+              <w:right w:val="single" w:sz="4" w:space="0" w:color="CCCCCC"/>
+            </w:tcBorders>
+            <w:vAlign w:val="top"/>
+          </w:tcPr>
+          <w:p>
+            <w:pPr>
+              <w:spacing w:after="0" w:before="80"/>
+              <w:ind w:right="80" w:left="80" w:firstLine="0"/>
+            </w:pPr>
+            <w:r>
+              <w:rPr>
+                <w:rFonts w:ascii="Calibri" w:hAnsi="Calibri"/>
+                <w:b w:val="0"/>
+                <w:i w:val="0"/>
+                <w:color w:val="222222"/>
+                <w:sz w:val="19"/>
+              </w:rPr>
+              <w:t>1. All dogs and cats kept in establishments placed on the market or owned by pet owners or by any other natural or legal persons, shall be individually identified by means of a single injectable transponder containing a readable microchip compliant with Annex II.</w:t>
+            </w:r>
+          </w:p>
+          <w:p>
+            <w:pPr>
+              <w:spacing w:after="0" w:before="140"/>
+              <w:ind w:right="80" w:left="80" w:firstLine="0"/>
+            </w:pPr>
+            <w:r>
+              <w:rPr>
+                <w:rFonts w:ascii="Calibri" w:hAnsi="Calibri"/>
+                <w:b w:val="0"/>
+                <w:i w:val="0"/>
+                <w:color w:val="222222"/>
+                <w:sz w:val="19"/>
+              </w:rPr>
+              <w:t>1a. Operators shall ensure that dogs and cats born in their establishments are individually identified within 3 months after their birth and in any event before the date of their placing on the market.</w:t>
+            </w:r>
+          </w:p>
+          <w:p>
+            <w:pPr>
+              <w:spacing w:after="0" w:before="140"/>
+              <w:ind w:right="80" w:left="80" w:firstLine="0"/>
+            </w:pPr>
+            <w:r>
+              <w:rPr>
+                <w:rFonts w:ascii="Calibri" w:hAnsi="Calibri"/>
+                <w:b w:val="0"/>
+                <w:i w:val="0"/>
+                <w:color w:val="222222"/>
+                <w:sz w:val="19"/>
+              </w:rPr>
+              <w:t>Operators of selling establishments, shelters and those placing and being responsible for dogs and cats in foster homes shall ensure that dogs and cats that enter their establishments or come under their responsibility are individually identified within 30 days after their arrival at the establishment and in any event before the date of their placing on the market.</w:t>
+            </w:r>
+          </w:p>
+          <w:p>
+            <w:pPr>
+              <w:spacing w:after="0" w:before="140"/>
+              <w:ind w:right="80" w:left="80" w:firstLine="0"/>
+            </w:pPr>
+            <w:r>
+              <w:rPr>
+                <w:rFonts w:ascii="Calibri" w:hAnsi="Calibri"/>
+                <w:b w:val="0"/>
+                <w:i w:val="0"/>
+                <w:color w:val="222222"/>
+                <w:sz w:val="19"/>
+              </w:rPr>
+              <w:t>Pet owners and any other natural or legal persons, other than operators, who own dogs or cats, shall ensure that the dogs or cats are individually identified at the latest when the dog or cat reaches 3 months of age or, in case the dog or cat is placed on the market, before the date of their placing on the market.</w:t>
+            </w:r>
+          </w:p>
+          <w:p>
+            <w:pPr>
+              <w:spacing w:after="0" w:before="140"/>
+              <w:ind w:right="80" w:left="80" w:firstLine="0"/>
+            </w:pPr>
+            <w:r>
+              <w:rPr>
+                <w:rFonts w:ascii="Calibri" w:hAnsi="Calibri"/>
+                <w:b w:val="0"/>
+                <w:i w:val="0"/>
+                <w:color w:val="222222"/>
+                <w:sz w:val="19"/>
+              </w:rPr>
+              <w:t>2. The implantation of the transponder shall be performed by a veterinarian. Member States may allow the implantation of transponders in cats to be performed by a person other than a veterinarian, if it is done under the responsibility of a veterinarian.</w:t>
+            </w:r>
+          </w:p>
+          <w:p>
+            <w:pPr>
+              <w:spacing w:after="0" w:before="140"/>
+              <w:ind w:right="80" w:left="80" w:firstLine="0"/>
+            </w:pPr>
+            <w:r>
+              <w:rPr>
+                <w:rFonts w:ascii="Calibri" w:hAnsi="Calibri"/>
+                <w:b w:val="0"/>
+                <w:i w:val="0"/>
+                <w:color w:val="222222"/>
+                <w:sz w:val="19"/>
+              </w:rPr>
+              <w:t>3. Dogs and cats which have been individually identified by means of an injectable transponder containing a microchip, in accordance with national legislation prior to entry into force of this Regulation, shall be recognised as identified in accordance with the requirements of this Article.</w:t>
+            </w:r>
+          </w:p>
+          <w:p>
+            <w:pPr>
+              <w:spacing w:after="0" w:before="140"/>
+              <w:ind w:right="80" w:left="80" w:firstLine="0"/>
+            </w:pPr>
+            <w:r>
+              <w:rPr>
+                <w:rFonts w:ascii="Calibri" w:hAnsi="Calibri"/>
+                <w:b w:val="0"/>
+                <w:i w:val="0"/>
+                <w:color w:val="222222"/>
+                <w:sz w:val="19"/>
+              </w:rPr>
+              <w:t>4. Within two working days after their identification, the dogs and cats shall be registered by a veterinarian in a national database.</w:t>
+            </w:r>
+          </w:p>
+          <w:p>
+            <w:pPr>
+              <w:spacing w:after="0" w:before="140"/>
+              <w:ind w:right="80" w:left="80" w:firstLine="0"/>
+            </w:pPr>
+            <w:r>
+              <w:rPr>
+                <w:rFonts w:ascii="Calibri" w:hAnsi="Calibri"/>
+                <w:b w:val="0"/>
+                <w:i w:val="0"/>
+                <w:color w:val="222222"/>
+                <w:sz w:val="19"/>
+              </w:rPr>
+              <w:t>5. For dogs and cats kept in establishments, the registration shall be made in the name of the operator of the establishment. For dogs and cats placed in foster homes, the registration shall be made in the name of the person responsible for the foster home. For dogs and cats owned by pet owners or by any other natural or legal person, the registration shall be made in the name of the pet owner or the natural or legal person.</w:t>
+            </w:r>
+          </w:p>
+          <w:p>
+            <w:pPr>
+              <w:spacing w:after="0" w:before="140"/>
+              <w:ind w:right="80" w:left="80" w:firstLine="0"/>
+            </w:pPr>
+            <w:r>
+              <w:rPr>
+                <w:rFonts w:ascii="Calibri" w:hAnsi="Calibri"/>
+                <w:b w:val="0"/>
+                <w:i w:val="0"/>
+                <w:color w:val="222222"/>
+                <w:sz w:val="19"/>
+              </w:rPr>
+              <w:t>Member States may grant derogations from the first subparagraph to military, police and customs dogs.</w:t>
+            </w:r>
+          </w:p>
+          <w:p>
+            <w:pPr>
+              <w:spacing w:after="0" w:before="140"/>
+              <w:ind w:right="80" w:left="80" w:firstLine="0"/>
+            </w:pPr>
+            <w:r>
+              <w:rPr>
+                <w:rFonts w:ascii="Calibri" w:hAnsi="Calibri"/>
+                <w:b w:val="0"/>
+                <w:i w:val="0"/>
+                <w:color w:val="222222"/>
+                <w:sz w:val="19"/>
+              </w:rPr>
+              <w:t>6. In case of placing on the market or occasional and irregular donation by a natural person without online advertising, the requirements for registration shall not apply.</w:t>
+            </w:r>
+          </w:p>
+          <w:p>
+            <w:pPr>
+              <w:spacing w:after="0" w:before="140"/>
+              <w:ind w:right="80" w:left="80" w:firstLine="0"/>
+            </w:pPr>
+            <w:r>
+              <w:rPr>
+                <w:rFonts w:ascii="Calibri" w:hAnsi="Calibri"/>
+                <w:b w:val="0"/>
+                <w:i w:val="0"/>
+                <w:color w:val="222222"/>
+                <w:sz w:val="19"/>
+              </w:rPr>
+              <w:t>7. In the case of a death of a dog or a cat, the operator, pet owner or natural or legal person owning the dog or cat shall inform the national database.</w:t>
+            </w:r>
+          </w:p>
+          <w:p>
+            <w:pPr>
+              <w:spacing w:after="0" w:before="140"/>
+              <w:ind w:right="80" w:left="80" w:firstLine="0"/>
+            </w:pPr>
+            <w:r>
+              <w:rPr>
+                <w:rFonts w:ascii="Calibri" w:hAnsi="Calibri"/>
+                <w:b w:val="0"/>
+                <w:i w:val="0"/>
+                <w:color w:val="222222"/>
+                <w:sz w:val="19"/>
+              </w:rPr>
+              <w:t>8. In case of unreadable transponder, the operator or the natural or legal person responsible for the dog or cat shall ensure that the dog or cat is re-identified with a new transponder and re-registered in the national database.</w:t>
+            </w:r>
+          </w:p>
+        </w:tc>
+      </w:tr>
+    </w:tbl>
+    <w:p>
+      <w:pPr>
+        <w:spacing w:after="80"/>
+      </w:pPr>
+    </w:p>
+    <w:tbl>
+      <w:tblPr>
+        <w:tblLook w:firstColumn="1" w:firstRow="1" w:lastColumn="0" w:lastRow="0" w:noHBand="0" w:noVBand="1" w:val="04A0"/>
+        <w:tblW w:w="5000" w:type="pct"/>
+      </w:tblPr>
+      <w:tblGrid>
+        <w:gridCol w:w="15138"/>
+      </w:tblGrid>
+      <w:tr>
+        <w:tc>
+          <w:tcPr>
+            <w:tcW w:type="dxa" w:w="15138"/>
+            <w:shd w:val="clear" w:color="auto" w:fill="2471A3"/>
+            <w:tcBorders>
+              <w:top w:val="single" w:sz="4" w:space="0" w:color="CCCCCC"/>
+              <w:left w:val="single" w:sz="4" w:space="0" w:color="CCCCCC"/>
+              <w:bottom w:val="single" w:sz="4" w:space="0" w:color="CCCCCC"/>
+              <w:right w:val="single" w:sz="4" w:space="0" w:color="CCCCCC"/>
+            </w:tcBorders>
+          </w:tcPr>
+          <w:p>
+            <w:pPr>
+              <w:spacing w:before="80" w:after="80"/>
+              <w:jc w:val="center"/>
+            </w:pPr>
+            <w:r>
+              <w:rPr>
+                <w:rFonts w:ascii="Calibri" w:hAnsi="Calibri"/>
+                <w:b/>
+                <w:i w:val="0"/>
+                <w:color w:val="FFFFFF"/>
+                <w:sz w:val="18"/>
+              </w:rPr>
+              <w:t>@regulamento — Tradução PT-PT  ·  Art.º 17.º do Regulamento 2023/0447</w:t>
+            </w:r>
+          </w:p>
+        </w:tc>
+      </w:tr>
+      <w:tr>
+        <w:tc>
+          <w:tcPr>
+            <w:tcW w:type="dxa" w:w="15138"/>
+            <w:shd w:val="clear" w:color="auto" w:fill="EBF5FB"/>
+            <w:tcBorders>
+              <w:top w:val="single" w:sz="4" w:space="0" w:color="CCCCCC"/>
+              <w:left w:val="single" w:sz="4" w:space="0" w:color="CCCCCC"/>
+              <w:bottom w:val="single" w:sz="4" w:space="0" w:color="CCCCCC"/>
+              <w:right w:val="single" w:sz="4" w:space="0" w:color="CCCCCC"/>
+            </w:tcBorders>
+            <w:vAlign w:val="top"/>
+          </w:tcPr>
+          <w:p>
+            <w:pPr>
+              <w:spacing w:after="0" w:before="80"/>
+              <w:ind w:right="80" w:left="80" w:firstLine="0"/>
+            </w:pPr>
+            <w:r>
+              <w:rPr>
+                <w:rFonts w:ascii="Calibri" w:hAnsi="Calibri"/>
+                <w:b w:val="0"/>
+                <w:i/>
+                <w:color w:val="222222"/>
+                <w:sz w:val="19"/>
+              </w:rPr>
+              <w:t>1. Todos os cães e gatos mantidos em estabelecimentos colocados no mercado ou detidos por donos de animais de companhia ou por qualquer outra pessoa singular ou coletiva devem ser identificados individualmente por meio de um único transponder injetável contendo um microchip legível em conformidade com o Anexo II.</w:t>
+            </w:r>
+          </w:p>
+          <w:p>
+            <w:pPr>
+              <w:spacing w:after="0" w:before="140"/>
+              <w:ind w:right="80" w:left="80" w:firstLine="0"/>
+            </w:pPr>
+            <w:r>
+              <w:rPr>
+                <w:rFonts w:ascii="Calibri" w:hAnsi="Calibri"/>
+                <w:b w:val="0"/>
+                <w:i/>
+                <w:color w:val="222222"/>
+                <w:sz w:val="19"/>
+              </w:rPr>
+              <w:t>1a. Os operadores devem assegurar que os cães e gatos nascidos nos seus estabelecimentos sejam identificados individualmente no prazo de 3 meses após o nascimento e, em qualquer caso, antes da data da sua colocação no mercado.</w:t>
+            </w:r>
+          </w:p>
+          <w:p>
+            <w:pPr>
+              <w:spacing w:after="0" w:before="140"/>
+              <w:ind w:right="80" w:left="80" w:firstLine="0"/>
+            </w:pPr>
+            <w:r>
+              <w:rPr>
+                <w:rFonts w:ascii="Calibri" w:hAnsi="Calibri"/>
+                <w:b w:val="0"/>
+                <w:i/>
+                <w:color w:val="222222"/>
+                <w:sz w:val="19"/>
+              </w:rPr>
+              <w:t>Os operadores de estabelecimentos de venda, abrigos e os que colocam e são responsáveis por cães e gatos em famílias de acolhimento devem assegurar que os cães e gatos que entrem nos seus estabelecimentos sejam identificados individualmente no prazo de 30 dias após a chegada.</w:t>
+            </w:r>
+          </w:p>
+          <w:p>
+            <w:pPr>
+              <w:spacing w:after="0" w:before="140"/>
+              <w:ind w:right="80" w:left="80" w:firstLine="0"/>
+            </w:pPr>
+            <w:r>
+              <w:rPr>
+                <w:rFonts w:ascii="Calibri" w:hAnsi="Calibri"/>
+                <w:b w:val="0"/>
+                <w:i/>
+                <w:color w:val="222222"/>
+                <w:sz w:val="19"/>
+              </w:rPr>
+              <w:t>Os donos de animais de companhia e quaisquer outras pessoas singulares ou coletivas que detenham cães ou gatos devem assegurar que os animais sejam identificados individualmente o mais tardar quando o animal atingir os 3 meses de idade ou, no caso de o animal ser colocado no mercado, antes da data da sua colocação no mercado.</w:t>
+            </w:r>
+          </w:p>
+          <w:p>
+            <w:pPr>
+              <w:spacing w:after="0" w:before="140"/>
+              <w:ind w:right="80" w:left="80" w:firstLine="0"/>
+            </w:pPr>
+            <w:r>
+              <w:rPr>
+                <w:rFonts w:ascii="Calibri" w:hAnsi="Calibri"/>
+                <w:b w:val="0"/>
+                <w:i/>
+                <w:color w:val="222222"/>
+                <w:sz w:val="19"/>
+              </w:rPr>
+              <w:t>2. A implantação do transponder devem ser efetuada por um médico veterinário. Os Estados-Membros podem permitir que a implantação de transponders em gatos seja efetuada por pessoa que não seja médico veterinário, se for feita sob a responsabilidade de um médico veterinário.</w:t>
+            </w:r>
+          </w:p>
+          <w:p>
+            <w:pPr>
+              <w:spacing w:after="0" w:before="140"/>
+              <w:ind w:right="80" w:left="80" w:firstLine="0"/>
+            </w:pPr>
+            <w:r>
+              <w:rPr>
+                <w:rFonts w:ascii="Calibri" w:hAnsi="Calibri"/>
+                <w:b w:val="0"/>
+                <w:i/>
+                <w:color w:val="222222"/>
+                <w:sz w:val="19"/>
+              </w:rPr>
+              <w:t>3. Cães e gatos que tenham sido identificados individualmente por meio de um transponder injetável contendo um microchip, em conformidade com legislação nacional anterior à entrada em vigor do presente Regulamento, são reconhecidos como identificados de acordo com os requisitos do presente artigo.</w:t>
+            </w:r>
+          </w:p>
+          <w:p>
+            <w:pPr>
+              <w:spacing w:after="0" w:before="140"/>
+              <w:ind w:right="80" w:left="80" w:firstLine="0"/>
+            </w:pPr>
+            <w:r>
+              <w:rPr>
+                <w:rFonts w:ascii="Calibri" w:hAnsi="Calibri"/>
+                <w:b w:val="0"/>
+                <w:i/>
+                <w:color w:val="222222"/>
+                <w:sz w:val="19"/>
+              </w:rPr>
+              <w:t>4. No prazo de dois dias úteis após a sua identificação, os cães e gatos devem ser registados por um médico veterinário numa base de dados nacional.</w:t>
+            </w:r>
+          </w:p>
+          <w:p>
+            <w:pPr>
+              <w:spacing w:after="0" w:before="140"/>
+              <w:ind w:right="80" w:left="80" w:firstLine="0"/>
+            </w:pPr>
+            <w:r>
+              <w:rPr>
+                <w:rFonts w:ascii="Calibri" w:hAnsi="Calibri"/>
+                <w:b w:val="0"/>
+                <w:i/>
+                <w:color w:val="222222"/>
+                <w:sz w:val="19"/>
+              </w:rPr>
+              <w:t>5. Para cães e gatos mantidos em estabelecimentos, o registo deve ser efetuado em nome do operador do estabelecimento. Para cães e gatos colocados em famílias de acolhimento, o registo deve ser efetuado em nome da pessoa responsável pela família de acolhimento. Para cães e gatos detidos por donos de animais de companhia ou por qualquer outra pessoa singular ou coletiva, o registo deve ser efetuado em nome do dono ou da pessoa singular ou coletiva.</w:t>
+            </w:r>
+          </w:p>
+          <w:p>
+            <w:pPr>
+              <w:spacing w:after="0" w:before="140"/>
+              <w:ind w:right="80" w:left="80" w:firstLine="0"/>
+            </w:pPr>
+            <w:r>
+              <w:rPr>
+                <w:rFonts w:ascii="Calibri" w:hAnsi="Calibri"/>
+                <w:b w:val="0"/>
+                <w:i/>
+                <w:color w:val="222222"/>
+                <w:sz w:val="19"/>
+              </w:rPr>
+              <w:t>Os Estados-Membros podem conceder derrogações ao primeiro parágrafo a cães militares, policiais e aduaneiros.</w:t>
+            </w:r>
+          </w:p>
+          <w:p>
+            <w:pPr>
+              <w:spacing w:after="0" w:before="140"/>
+              <w:ind w:right="80" w:left="80" w:firstLine="0"/>
+            </w:pPr>
+            <w:r>
+              <w:rPr>
+                <w:rFonts w:ascii="Calibri" w:hAnsi="Calibri"/>
+                <w:b w:val="0"/>
+                <w:i/>
+                <w:color w:val="222222"/>
+                <w:sz w:val="19"/>
+              </w:rPr>
+              <w:t>6. Em caso de colocação no mercado ou cedência ocasional e irregular por pessoa singular sem publicidade em linha, os requisitos de registo não se aplicam.</w:t>
+            </w:r>
+          </w:p>
+          <w:p>
+            <w:pPr>
+              <w:spacing w:after="0" w:before="140"/>
+              <w:ind w:right="80" w:left="80" w:firstLine="0"/>
+            </w:pPr>
+            <w:r>
+              <w:rPr>
+                <w:rFonts w:ascii="Calibri" w:hAnsi="Calibri"/>
+                <w:b w:val="0"/>
+                <w:i/>
+                <w:color w:val="222222"/>
+                <w:sz w:val="19"/>
+              </w:rPr>
+              <w:t>7. Em caso de morte de um cão ou gato, o operador, dono do animal ou pessoa singular ou coletiva proprietária devem informar a base de dados nacional.</w:t>
+            </w:r>
+          </w:p>
+          <w:p>
+            <w:pPr>
+              <w:spacing w:after="0" w:before="140"/>
+              <w:ind w:right="80" w:left="80" w:firstLine="0"/>
+            </w:pPr>
+            <w:r>
+              <w:rPr>
+                <w:rFonts w:ascii="Calibri" w:hAnsi="Calibri"/>
+                <w:b w:val="0"/>
+                <w:i/>
+                <w:color w:val="222222"/>
+                <w:sz w:val="19"/>
+              </w:rPr>
+              <w:t>8. Em caso de transponder ilegível, o operador ou a pessoa singular ou coletiva responsável pelo cão ou gato devem assegurar que o animal é reidentificado com um novo transponder e re-registado na base de dados nacional.</w:t>
+            </w:r>
+          </w:p>
+        </w:tc>
+      </w:tr>
+    </w:tbl>
+    <w:p>
+      <w:pPr>
+        <w:spacing w:after="80"/>
+      </w:pPr>
+    </w:p>
+    <w:tbl>
+      <w:tblPr>
+        <w:tblLook w:firstColumn="1" w:firstRow="1" w:lastColumn="0" w:lastRow="0" w:noHBand="0" w:noVBand="1" w:val="04A0"/>
+        <w:tblW w:w="5000" w:type="pct"/>
+      </w:tblPr>
+      <w:tblGrid>
+        <w:gridCol w:w="5046"/>
+        <w:gridCol w:w="5046"/>
+        <w:gridCol w:w="5046"/>
+      </w:tblGrid>
+      <w:tr>
+        <w:tc>
+          <w:tcPr>
+            <w:tcW w:type="dxa" w:w="5046"/>
+            <w:shd w:val="clear" w:color="auto" w:fill="1E5631"/>
+            <w:tcBorders>
+              <w:top w:val="single" w:sz="4" w:space="0" w:color="CCCCCC"/>
+              <w:left w:val="single" w:sz="4" w:space="0" w:color="CCCCCC"/>
+              <w:bottom w:val="single" w:sz="4" w:space="0" w:color="CCCCCC"/>
+              <w:right w:val="single" w:sz="4" w:space="0" w:color="CCCCCC"/>
+            </w:tcBorders>
+          </w:tcPr>
+          <w:p>
+            <w:pPr>
+              <w:spacing w:before="80" w:after="80"/>
+              <w:jc w:val="center"/>
+            </w:pPr>
+            <w:r>
+              <w:rPr>
+                <w:rFonts w:ascii="Calibri" w:hAnsi="Calibri"/>
+                <w:b/>
+                <w:i w:val="0"/>
+                <w:color w:val="FFFFFF"/>
+                <w:sz w:val="18"/>
+              </w:rPr>
+              <w:t>@rgbeac (proposta jun. 2025)</w:t>
+            </w:r>
+          </w:p>
+        </w:tc>
+        <w:tc>
+          <w:tcPr>
+            <w:tcW w:type="dxa" w:w="5046"/>
+            <w:shd w:val="clear" w:color="auto" w:fill="7E4C00"/>
+            <w:tcBorders>
+              <w:top w:val="single" w:sz="4" w:space="0" w:color="CCCCCC"/>
+              <w:left w:val="single" w:sz="4" w:space="0" w:color="CCCCCC"/>
+              <w:bottom w:val="single" w:sz="4" w:space="0" w:color="CCCCCC"/>
+              <w:right w:val="single" w:sz="4" w:space="0" w:color="CCCCCC"/>
+            </w:tcBorders>
+          </w:tcPr>
+          <w:p>
+            <w:pPr>
+              <w:spacing w:before="80" w:after="80"/>
+              <w:jc w:val="center"/>
+            </w:pPr>
+            <w:r>
+              <w:rPr>
+                <w:rFonts w:ascii="Calibri" w:hAnsi="Calibri"/>
+                <w:b/>
+                <w:i w:val="0"/>
+                <w:color w:val="FFFFFF"/>
+                <w:sz w:val="18"/>
+              </w:rPr>
+              <w:t>@codigo (DL n.º 214/2013)</w:t>
+            </w:r>
+          </w:p>
+        </w:tc>
+        <w:tc>
+          <w:tcPr>
+            <w:tcW w:type="dxa" w:w="5046"/>
+            <w:shd w:val="clear" w:color="auto" w:fill="006064"/>
+            <w:tcBorders>
+              <w:top w:val="single" w:sz="4" w:space="0" w:color="CCCCCC"/>
+              <w:left w:val="single" w:sz="4" w:space="0" w:color="CCCCCC"/>
+              <w:bottom w:val="single" w:sz="4" w:space="0" w:color="CCCCCC"/>
+              <w:right w:val="single" w:sz="4" w:space="0" w:color="CCCCCC"/>
+            </w:tcBorders>
+          </w:tcPr>
+          <w:p>
+            <w:pPr>
+              <w:spacing w:before="80" w:after="80"/>
+              <w:jc w:val="center"/>
+            </w:pPr>
+            <w:r>
+              <w:rPr>
+                <w:rFonts w:ascii="Calibri" w:hAnsi="Calibri"/>
+                <w:b/>
+                <w:i w:val="0"/>
+                <w:color w:val="FFFFFF"/>
+                <w:sz w:val="18"/>
+              </w:rPr>
+              <w:t>@legislacao (legislação vigente)</w:t>
+            </w:r>
+          </w:p>
+        </w:tc>
+      </w:tr>
+      <w:tr>
+        <w:tc>
+          <w:tcPr>
+            <w:tcW w:type="dxa" w:w="5046"/>
+            <w:shd w:val="clear" w:color="auto" w:fill="D5E8D4"/>
+            <w:tcBorders>
+              <w:top w:val="single" w:sz="4" w:space="0" w:color="CCCCCC"/>
+              <w:left w:val="single" w:sz="4" w:space="0" w:color="CCCCCC"/>
+              <w:bottom w:val="single" w:sz="4" w:space="0" w:color="CCCCCC"/>
+              <w:right w:val="single" w:sz="4" w:space="0" w:color="CCCCCC"/>
+            </w:tcBorders>
+            <w:vAlign w:val="top"/>
+          </w:tcPr>
+          <w:p>
+            <w:pPr>
+              <w:spacing w:before="80" w:after="40"/>
+              <w:ind w:left="80" w:right="80"/>
+            </w:pPr>
+            <w:r>
+              <w:rPr>
+                <w:rFonts w:ascii="Calibri" w:hAnsi="Calibri"/>
+                <w:b/>
+                <w:i/>
+                <w:color w:val="555555"/>
+                <w:sz w:val="16"/>
+              </w:rPr>
+              <w:t>Art.º 17.º do RGBEAC (proposta, jun. 2025)</w:t>
+            </w:r>
+          </w:p>
+          <w:p>
+            <w:pPr>
+              <w:spacing w:after="0" w:before="140"/>
+              <w:ind w:right="80" w:left="80" w:firstLine="0"/>
+            </w:pPr>
+            <w:r>
+              <w:rPr>
+                <w:rFonts w:ascii="Calibri" w:hAnsi="Calibri"/>
+                <w:b w:val="0"/>
+                <w:i w:val="0"/>
+                <w:color w:val="222222"/>
+                <w:sz w:val="19"/>
+              </w:rPr>
+              <w:t>1 — A identificação dos animais de companhia, pela sua marcação, quando aplicável, e registo no SIAC, deve ser realizada:</w:t>
+            </w:r>
+          </w:p>
+          <w:p>
+            <w:pPr>
+              <w:spacing w:after="0" w:before="100"/>
+              <w:ind w:right="80" w:left="360" w:hanging="280"/>
+            </w:pPr>
+            <w:r>
+              <w:rPr>
+                <w:rFonts w:ascii="Calibri" w:hAnsi="Calibri"/>
+                <w:b w:val="0"/>
+                <w:i w:val="0"/>
+                <w:color w:val="222222"/>
+                <w:sz w:val="19"/>
+              </w:rPr>
+              <w:t>a) Relativamente aos cães, gatos e furões nascidos em alojamentos, até aos três meses de idade ou, em qualquer caso, antes da sua colocação no mercado;</w:t>
+            </w:r>
+          </w:p>
+          <w:p>
+            <w:pPr>
+              <w:spacing w:after="0" w:before="100"/>
+              <w:ind w:right="80" w:left="360" w:hanging="280"/>
+            </w:pPr>
+            <w:r>
+              <w:rPr>
+                <w:rFonts w:ascii="Calibri" w:hAnsi="Calibri"/>
+                <w:b w:val="0"/>
+                <w:i w:val="0"/>
+                <w:color w:val="222222"/>
+                <w:sz w:val="19"/>
+              </w:rPr>
+              <w:t>b) Relativamente aos cães, gatos e furões que entrem em alojamentos, nos termos dos artigos 12.º a 15.º, até trinta dias após a sua chegada ao alojamento ou, em qualquer caso, antes da data de colocação no mercado;</w:t>
+            </w:r>
+          </w:p>
+          <w:p>
+            <w:pPr>
+              <w:spacing w:after="0" w:before="100"/>
+              <w:ind w:right="80" w:left="360" w:hanging="280"/>
+            </w:pPr>
+            <w:r>
+              <w:rPr>
+                <w:rFonts w:ascii="Calibri" w:hAnsi="Calibri"/>
+                <w:b w:val="0"/>
+                <w:i w:val="0"/>
+                <w:color w:val="222222"/>
+                <w:sz w:val="19"/>
+              </w:rPr>
+              <w:t>c) Relativamente aos cães, gatos e furões detidos por pessoas singulares, exceto nos casos previstos nas alíneas anteriores, até aos três meses de idade ou, no caso de colocação no mercado, antes da data de colocação no mercado.</w:t>
+            </w:r>
+          </w:p>
+        </w:tc>
+        <w:tc>
+          <w:tcPr>
+            <w:tcW w:type="dxa" w:w="5046"/>
+            <w:shd w:val="clear" w:color="auto" w:fill="FFE6CC"/>
+            <w:tcBorders>
+              <w:top w:val="single" w:sz="4" w:space="0" w:color="CCCCCC"/>
+              <w:left w:val="single" w:sz="4" w:space="0" w:color="CCCCCC"/>
+              <w:bottom w:val="single" w:sz="4" w:space="0" w:color="CCCCCC"/>
+              <w:right w:val="single" w:sz="4" w:space="0" w:color="CCCCCC"/>
+            </w:tcBorders>
+            <w:vAlign w:val="top"/>
+          </w:tcPr>
+          <w:p>
+            <w:pPr>
+              <w:spacing w:before="80" w:after="40"/>
+              <w:ind w:left="80" w:right="80"/>
+            </w:pPr>
+            <w:r>
+              <w:rPr>
+                <w:rFonts w:ascii="Calibri" w:hAnsi="Calibri"/>
+                <w:b/>
+                <w:i/>
+                <w:color w:val="555555"/>
+                <w:sz w:val="16"/>
+              </w:rPr>
+              <w:t>Art.º 53.º do Código do Animal (DL n.º 214/2013)</w:t>
+            </w:r>
+          </w:p>
+          <w:p>
+            <w:pPr>
+              <w:spacing w:after="0" w:before="140"/>
+              <w:ind w:right="80" w:left="80" w:firstLine="0"/>
+            </w:pPr>
+            <w:r>
+              <w:rPr>
+                <w:rFonts w:ascii="Calibri" w:hAnsi="Calibri"/>
+                <w:b w:val="0"/>
+                <w:i w:val="0"/>
+                <w:color w:val="222222"/>
+                <w:sz w:val="19"/>
+              </w:rPr>
+              <w:t>1 — Todos os cães devem ser identificados e registados, entre os três e os seis meses de idade.</w:t>
+            </w:r>
+          </w:p>
+          <w:p>
+            <w:pPr>
+              <w:spacing w:after="0" w:before="140"/>
+              <w:ind w:right="80" w:left="80" w:firstLine="0"/>
+            </w:pPr>
+            <w:r>
+              <w:rPr>
+                <w:rFonts w:ascii="Calibri" w:hAnsi="Calibri"/>
+                <w:b w:val="0"/>
+                <w:i w:val="0"/>
+                <w:color w:val="222222"/>
+                <w:sz w:val="19"/>
+              </w:rPr>
+              <w:t>2 — Os gatos em exposição, para fins comerciais ou lucrativos, em estabelecimentos de venda, locais de criação, feiras ou concursos, provas funcionais, publicidade ou fins similares, devem ser identificados e registados entre os três e os seis meses de idade.</w:t>
+            </w:r>
+          </w:p>
+          <w:p>
+            <w:pPr>
+              <w:spacing w:after="0" w:before="140"/>
+              <w:ind w:right="80" w:left="80" w:firstLine="0"/>
+            </w:pPr>
+            <w:r>
+              <w:rPr>
+                <w:rFonts w:ascii="Calibri" w:hAnsi="Calibri"/>
+                <w:b w:val="0"/>
+                <w:i w:val="0"/>
+                <w:color w:val="222222"/>
+                <w:sz w:val="19"/>
+              </w:rPr>
+              <w:t>4 — Os cães e gatos são identificados através de método electrónico e registados na base de dados nacional.</w:t>
+            </w:r>
+          </w:p>
+          <w:p>
+            <w:pPr>
+              <w:spacing w:after="0" w:before="140"/>
+              <w:ind w:right="80" w:left="80" w:firstLine="0"/>
+            </w:pPr>
+            <w:r>
+              <w:rPr>
+                <w:rFonts w:ascii="Calibri" w:hAnsi="Calibri"/>
+                <w:b w:val="0"/>
+                <w:i w:val="0"/>
+                <w:color w:val="222222"/>
+                <w:sz w:val="19"/>
+              </w:rPr>
+              <w:t>5 — A identificação electrónica é efetuada através da aplicação subcutânea de um microchip no centro da face lateral esquerda do pescoço.</w:t>
+            </w:r>
+          </w:p>
+        </w:tc>
+        <w:tc>
+          <w:tcPr>
+            <w:tcW w:type="dxa" w:w="5046"/>
+            <w:shd w:val="clear" w:color="auto" w:fill="E0F7FA"/>
+            <w:tcBorders>
+              <w:top w:val="single" w:sz="4" w:space="0" w:color="CCCCCC"/>
+              <w:left w:val="single" w:sz="4" w:space="0" w:color="CCCCCC"/>
+              <w:bottom w:val="single" w:sz="4" w:space="0" w:color="CCCCCC"/>
+              <w:right w:val="single" w:sz="4" w:space="0" w:color="CCCCCC"/>
+            </w:tcBorders>
+            <w:vAlign w:val="top"/>
+          </w:tcPr>
+          <w:p>
+            <w:pPr>
+              <w:spacing w:before="80" w:after="40"/>
+              <w:ind w:left="80" w:right="80"/>
+            </w:pPr>
+            <w:r>
+              <w:rPr>
+                <w:rFonts w:ascii="Calibri" w:hAnsi="Calibri"/>
+                <w:b/>
+                <w:i/>
+                <w:color w:val="555555"/>
+                <w:sz w:val="16"/>
+              </w:rPr>
+              <w:t>n.ºs 1, 2 e 3 do art.º 5.º do DL n.º 82/2019, de 27 de junho</w:t>
+            </w:r>
+          </w:p>
+          <w:p>
+            <w:pPr>
+              <w:spacing w:after="0" w:before="140"/>
+              <w:ind w:right="80" w:left="80" w:firstLine="0"/>
+            </w:pPr>
+            <w:r>
+              <w:rPr>
+                <w:rFonts w:ascii="Calibri" w:hAnsi="Calibri"/>
+                <w:b w:val="0"/>
+                <w:i w:val="0"/>
+                <w:color w:val="222222"/>
+                <w:sz w:val="19"/>
+              </w:rPr>
+              <w:t>1 — A identificação dos animais de companhia, pela sua marcação e registo no SIAC, deve ser realizada até 120 dias após o seu nascimento.</w:t>
+            </w:r>
+          </w:p>
+          <w:p>
+            <w:pPr>
+              <w:spacing w:after="0" w:before="140"/>
+              <w:ind w:right="80" w:left="80" w:firstLine="0"/>
+            </w:pPr>
+            <w:r>
+              <w:rPr>
+                <w:rFonts w:ascii="Calibri" w:hAnsi="Calibri"/>
+                <w:b w:val="0"/>
+                <w:i w:val="0"/>
+                <w:color w:val="222222"/>
+                <w:sz w:val="19"/>
+              </w:rPr>
+              <w:t>2 — Na impossibilidade de determinar a data de nascimento exata, para efeitos de contagem do prazo referido no número anterior, a identificação deve ser efetuada até à perda dos dentes incisivos de leite.</w:t>
+            </w:r>
+          </w:p>
+          <w:p>
+            <w:pPr>
+              <w:spacing w:after="0" w:before="140"/>
+              <w:ind w:right="80" w:left="80" w:firstLine="0"/>
+            </w:pPr>
+            <w:r>
+              <w:rPr>
+                <w:rFonts w:ascii="Calibri" w:hAnsi="Calibri"/>
+                <w:b w:val="0"/>
+                <w:i w:val="0"/>
+                <w:color w:val="222222"/>
+                <w:sz w:val="19"/>
+              </w:rPr>
+              <w:t>3 — Sem prejuízo dos números anteriores, e relativamente aos cães, gatos e furões que sejam cedidos e ou comercializados a partir de um criador ou de um estabelecimento autorizado para a detenção de animais de companhia, nomeadamente os centros de hospedagem com ou sem fins lucrativos e os centros de recolha oficiais, deve ser assegurada a sua marcação e registo no SIAC antes de abandonarem a instalação de nascimento ou de alojamento, independentemente da sua idade.</w:t>
+            </w:r>
+          </w:p>
+        </w:tc>
+      </w:tr>
+    </w:tbl>
+    <w:p>
+      <w:pPr>
+        <w:spacing w:after="80"/>
+      </w:pPr>
+    </w:p>
+    <w:tbl>
+      <w:tblPr>
+        <w:tblLook w:firstColumn="1" w:firstRow="1" w:lastColumn="0" w:lastRow="0" w:noHBand="0" w:noVBand="1" w:val="04A0"/>
+        <w:tblW w:w="5000" w:type="pct"/>
+      </w:tblPr>
+      <w:tblGrid>
+        <w:gridCol w:w="15138"/>
+      </w:tblGrid>
+      <w:tr>
+        <w:tc>
+          <w:tcPr>
+            <w:tcW w:type="dxa" w:w="15138"/>
+            <w:shd w:val="clear" w:color="auto" w:fill="5D2A8A"/>
+            <w:tcBorders>
+              <w:top w:val="single" w:sz="4" w:space="0" w:color="CCCCCC"/>
+              <w:left w:val="single" w:sz="4" w:space="0" w:color="CCCCCC"/>
+              <w:bottom w:val="single" w:sz="4" w:space="0" w:color="CCCCCC"/>
+              <w:right w:val="single" w:sz="4" w:space="0" w:color="CCCCCC"/>
+            </w:tcBorders>
+          </w:tcPr>
+          <w:p>
+            <w:pPr>
+              <w:spacing w:before="80" w:after="80"/>
+              <w:jc w:val="center"/>
+            </w:pPr>
+            <w:r>
+              <w:rPr>
+                <w:rFonts w:ascii="Calibri" w:hAnsi="Calibri"/>
+                <w:b/>
+                <w:i w:val="0"/>
+                <w:color w:val="FFFFFF"/>
+                <w:sz w:val="18"/>
+              </w:rPr>
+              <w:t>DIVERGÊNCIA FACE AO REGULAMENTO  ·  Necessidade de alteração: Sim</w:t>
+            </w:r>
+          </w:p>
+        </w:tc>
+      </w:tr>
+      <w:tr>
+        <w:tc>
+          <w:tcPr>
+            <w:tcW w:type="dxa" w:w="15138"/>
+            <w:shd w:val="clear" w:color="auto" w:fill="006064"/>
+            <w:tcBorders>
+              <w:top w:val="single" w:sz="4" w:space="0" w:color="006064"/>
+              <w:left w:val="single" w:sz="4" w:space="0" w:color="006064"/>
+              <w:bottom w:val="single" w:sz="4" w:space="0" w:color="006064"/>
+              <w:right w:val="single" w:sz="4" w:space="0" w:color="006064"/>
+            </w:tcBorders>
+          </w:tcPr>
+          <w:p>
+            <w:pPr>
+              <w:spacing w:before="80" w:after="0"/>
+              <w:ind w:left="120"/>
+            </w:pPr>
+            <w:r>
+              <w:rPr>
+                <w:rFonts w:ascii="Calibri" w:hAnsi="Calibri"/>
+                <w:b/>
+                <w:i w:val="0"/>
+                <w:color w:val="FFFFFF"/>
+                <w:sz w:val="17"/>
+              </w:rPr>
+              <w:t>@legislacao</w:t>
+            </w:r>
+          </w:p>
+        </w:tc>
+      </w:tr>
+      <w:tr>
+        <w:tc>
+          <w:tcPr>
+            <w:tcW w:type="dxa" w:w="15138"/>
+            <w:shd w:val="clear" w:color="auto" w:fill="E0F7FA"/>
+            <w:tcBorders>
+              <w:top w:val="single" w:sz="4" w:space="0" w:color="CCCCCC"/>
+              <w:left w:val="single" w:sz="4" w:space="0" w:color="CCCCCC"/>
+              <w:bottom w:val="single" w:sz="4" w:space="0" w:color="CCCCCC"/>
+              <w:right w:val="single" w:sz="4" w:space="0" w:color="CCCCCC"/>
+            </w:tcBorders>
+            <w:vAlign w:val="top"/>
+          </w:tcPr>
+          <w:p>
+            <w:pPr>
+              <w:spacing w:before="80" w:after="80"/>
+              <w:ind w:left="120" w:right="120"/>
+            </w:pPr>
+            <w:r>
+              <w:rPr>
+                <w:rFonts w:ascii="Calibri" w:hAnsi="Calibri"/>
+                <w:b w:val="0"/>
+                <w:i w:val="0"/>
+                <w:color w:val="222222"/>
+                <w:sz w:val="18"/>
+              </w:rPr>
+              <w:t>O DL n.º 82/2019 (art.º 5.º) prevê prazo geral de 120 dias após o nascimento, sem distinguir o contexto de estabelecimento — prazo superior ao máximo de 3 meses do @regulamento, que exigirá redução. Não prevê o prazo específico de 30 dias para animais que entram em estabelecimentos.</w:t>
+            </w:r>
+          </w:p>
+        </w:tc>
+      </w:tr>
+      <w:tr>
+        <w:tc>
+          <w:tcPr>
+            <w:tcW w:type="dxa" w:w="15138"/>
+            <w:shd w:val="clear" w:color="auto" w:fill="7E4C00"/>
+            <w:tcBorders>
+              <w:top w:val="single" w:sz="4" w:space="0" w:color="7E4C00"/>
+              <w:left w:val="single" w:sz="4" w:space="0" w:color="7E4C00"/>
+              <w:bottom w:val="single" w:sz="4" w:space="0" w:color="7E4C00"/>
+              <w:right w:val="single" w:sz="4" w:space="0" w:color="7E4C00"/>
+            </w:tcBorders>
+          </w:tcPr>
+          <w:p>
+            <w:pPr>
+              <w:spacing w:before="80" w:after="0"/>
+              <w:ind w:left="120"/>
+            </w:pPr>
+            <w:r>
+              <w:rPr>
+                <w:rFonts w:ascii="Calibri" w:hAnsi="Calibri"/>
+                <w:b/>
+                <w:i w:val="0"/>
+                <w:color w:val="FFFFFF"/>
+                <w:sz w:val="17"/>
+              </w:rPr>
+              <w:t>@codigo</w:t>
+            </w:r>
+          </w:p>
+        </w:tc>
+      </w:tr>
+      <w:tr>
+        <w:tc>
+          <w:tcPr>
+            <w:tcW w:type="dxa" w:w="15138"/>
+            <w:shd w:val="clear" w:color="auto" w:fill="FFE6CC"/>
+            <w:tcBorders>
+              <w:top w:val="single" w:sz="4" w:space="0" w:color="CCCCCC"/>
+              <w:left w:val="single" w:sz="4" w:space="0" w:color="CCCCCC"/>
+              <w:bottom w:val="single" w:sz="4" w:space="0" w:color="CCCCCC"/>
+              <w:right w:val="single" w:sz="4" w:space="0" w:color="CCCCCC"/>
+            </w:tcBorders>
+            <w:vAlign w:val="top"/>
+          </w:tcPr>
+          <w:p>
+            <w:pPr>
+              <w:spacing w:before="80" w:after="80"/>
+              <w:ind w:left="120" w:right="120"/>
+            </w:pPr>
+            <w:r>
+              <w:rPr>
+                <w:rFonts w:ascii="Calibri" w:hAnsi="Calibri"/>
+                <w:b w:val="0"/>
+                <w:i w:val="0"/>
+                <w:color w:val="222222"/>
+                <w:sz w:val="18"/>
+              </w:rPr>
+              <w:t>O @codigo fixa prazo de identificação entre 3 e 6 meses, igualmente sem distinção entre nascimentos e entrada em estabelecimentos, ficando aquém da precisão exigida pelo @regulamento.</w:t>
+            </w:r>
+          </w:p>
+        </w:tc>
+      </w:tr>
+      <w:tr>
+        <w:tc>
+          <w:tcPr>
+            <w:tcW w:type="dxa" w:w="15138"/>
+            <w:shd w:val="clear" w:color="auto" w:fill="1E5631"/>
+            <w:tcBorders>
+              <w:top w:val="single" w:sz="4" w:space="0" w:color="1E5631"/>
+              <w:left w:val="single" w:sz="4" w:space="0" w:color="1E5631"/>
+              <w:bottom w:val="single" w:sz="4" w:space="0" w:color="1E5631"/>
+              <w:right w:val="single" w:sz="4" w:space="0" w:color="1E5631"/>
+            </w:tcBorders>
+          </w:tcPr>
+          <w:p>
+            <w:pPr>
+              <w:spacing w:before="80" w:after="0"/>
+              <w:ind w:left="120"/>
+            </w:pPr>
+            <w:r>
+              <w:rPr>
+                <w:rFonts w:ascii="Calibri" w:hAnsi="Calibri"/>
+                <w:b/>
+                <w:i w:val="0"/>
+                <w:color w:val="FFFFFF"/>
+                <w:sz w:val="17"/>
+              </w:rPr>
+              <w:t>@rgbeac</w:t>
+            </w:r>
+          </w:p>
+        </w:tc>
+      </w:tr>
+      <w:tr>
+        <w:tc>
+          <w:tcPr>
+            <w:tcW w:type="dxa" w:w="15138"/>
+            <w:shd w:val="clear" w:color="auto" w:fill="D5E8D4"/>
+            <w:tcBorders>
+              <w:top w:val="single" w:sz="4" w:space="0" w:color="CCCCCC"/>
+              <w:left w:val="single" w:sz="4" w:space="0" w:color="CCCCCC"/>
+              <w:bottom w:val="single" w:sz="4" w:space="0" w:color="CCCCCC"/>
+              <w:right w:val="single" w:sz="4" w:space="0" w:color="CCCCCC"/>
+            </w:tcBorders>
+            <w:vAlign w:val="top"/>
+          </w:tcPr>
+          <w:p>
+            <w:pPr>
+              <w:spacing w:before="80" w:after="80"/>
+              <w:ind w:left="120" w:right="120"/>
+            </w:pPr>
+            <w:r>
+              <w:rPr>
+                <w:rFonts w:ascii="Calibri" w:hAnsi="Calibri"/>
+                <w:b w:val="0"/>
+                <w:i w:val="0"/>
+                <w:color w:val="222222"/>
+                <w:sz w:val="18"/>
+              </w:rPr>
+              <w:t>O @rgbeac aproxima-se dos prazos do @regulamento mas aplica-se apenas a cães, gatos e furões. Não prevê o prazo específico de 30 dias para animais que entram em estabelecimentos.</w:t>
+            </w:r>
+          </w:p>
+        </w:tc>
+      </w:tr>
+      <w:tr>
+        <w:tc>
+          <w:tcPr>
+            <w:tcW w:type="dxa" w:w="15138"/>
+            <w:shd w:val="clear" w:color="auto" w:fill="5D2A8A"/>
+            <w:tcBorders>
+              <w:top w:val="single" w:sz="4" w:space="0" w:color="5D2A8A"/>
+              <w:left w:val="single" w:sz="4" w:space="0" w:color="5D2A8A"/>
+              <w:bottom w:val="single" w:sz="4" w:space="0" w:color="5D2A8A"/>
+              <w:right w:val="single" w:sz="4" w:space="0" w:color="5D2A8A"/>
+            </w:tcBorders>
+          </w:tcPr>
+          <w:p>
+            <w:pPr>
+              <w:spacing w:before="80" w:after="0"/>
+              <w:ind w:left="120"/>
+            </w:pPr>
+            <w:r>
+              <w:rPr>
+                <w:rFonts w:ascii="Calibri" w:hAnsi="Calibri"/>
+                <w:b/>
+                <w:i w:val="0"/>
+                <w:color w:val="FFFFFF"/>
+                <w:sz w:val="17"/>
+              </w:rPr>
+              <w:t>Sumário / Proposta</w:t>
+            </w:r>
+          </w:p>
+        </w:tc>
+      </w:tr>
+      <w:tr>
+        <w:tc>
+          <w:tcPr>
+            <w:tcW w:type="dxa" w:w="15138"/>
+            <w:shd w:val="clear" w:color="auto" w:fill="EAD7F7"/>
+            <w:tcBorders>
+              <w:top w:val="single" w:sz="4" w:space="0" w:color="CCCCCC"/>
+              <w:left w:val="single" w:sz="4" w:space="0" w:color="CCCCCC"/>
+              <w:bottom w:val="single" w:sz="4" w:space="0" w:color="CCCCCC"/>
+              <w:right w:val="single" w:sz="4" w:space="0" w:color="CCCCCC"/>
+            </w:tcBorders>
+            <w:vAlign w:val="top"/>
+          </w:tcPr>
+          <w:p>
+            <w:pPr>
+              <w:spacing w:before="80" w:after="80"/>
+              <w:ind w:left="120" w:right="120"/>
+            </w:pPr>
+            <w:r>
+              <w:rPr>
+                <w:rFonts w:ascii="Calibri" w:hAnsi="Calibri"/>
+                <w:b w:val="0"/>
+                <w:i w:val="0"/>
+                <w:color w:val="222222"/>
+                <w:sz w:val="18"/>
+              </w:rPr>
+              <w:t>Necessidade de alteração: (1) reduzir prazo máximo de identificação de nascimentos para 3 meses; (2) criar prazo diferenciado de 30 dias para animais admitidos em estabelecimentos; (3) harmonizar prazos entre todos os diplomas nacionais.</w:t>
+            </w:r>
+          </w:p>
+        </w:tc>
+      </w:tr>
+    </w:tbl>
+    <w:p>
+      <w:pPr>
+        <w:spacing w:after="80"/>
+      </w:pPr>
+    </w:p>
+    <w:tbl>
+      <w:tblPr>
+        <w:tblLook w:firstColumn="1" w:firstRow="1" w:lastColumn="0" w:lastRow="0" w:noHBand="0" w:noVBand="1" w:val="04A0"/>
+        <w:tblW w:w="5000" w:type="pct"/>
+      </w:tblPr>
+      <w:tblGrid>
+        <w:gridCol w:w="15138"/>
+      </w:tblGrid>
+      <w:tr>
+        <w:tc>
+          <w:tcPr>
+            <w:tcW w:type="dxa" w:w="15138"/>
+            <w:shd w:val="clear" w:color="auto" w:fill="4A4A4A"/>
+            <w:tcBorders>
+              <w:top w:val="single" w:sz="4" w:space="0" w:color="CCCCCC"/>
+              <w:left w:val="single" w:sz="4" w:space="0" w:color="CCCCCC"/>
+              <w:bottom w:val="single" w:sz="4" w:space="0" w:color="CCCCCC"/>
+              <w:right w:val="single" w:sz="4" w:space="0" w:color="CCCCCC"/>
+            </w:tcBorders>
+          </w:tcPr>
+          <w:p>
+            <w:pPr>
+              <w:spacing w:before="80" w:after="80"/>
+              <w:jc w:val="center"/>
+            </w:pPr>
+            <w:r>
+              <w:rPr>
+                <w:rFonts w:ascii="Calibri" w:hAnsi="Calibri"/>
+                <w:b/>
+                <w:i w:val="0"/>
+                <w:color w:val="FFFFFF"/>
+                <w:sz w:val="18"/>
+              </w:rPr>
+              <w:t>NOTAS DE REUNIÃO</w:t>
+            </w:r>
+          </w:p>
+        </w:tc>
+      </w:tr>
+      <w:tr>
+        <w:tc>
+          <w:tcPr>
+            <w:tcW w:type="dxa" w:w="15138"/>
+            <w:shd w:val="clear" w:color="auto" w:fill="F5F5F5"/>
+            <w:tcBorders>
+              <w:top w:val="single" w:sz="4" w:space="0" w:color="CCCCCC"/>
+              <w:left w:val="single" w:sz="4" w:space="0" w:color="CCCCCC"/>
+              <w:bottom w:val="single" w:sz="4" w:space="0" w:color="CCCCCC"/>
+              <w:right w:val="single" w:sz="4" w:space="0" w:color="CCCCCC"/>
+            </w:tcBorders>
+          </w:tcPr>
+          <w:p>
+            <w:pPr>
+              <w:spacing w:before="120" w:after="800"/>
+              <w:ind w:left="80"/>
+            </w:pPr>
+            <w:r>
+              <w:rPr>
+                <w:rFonts w:ascii="Calibri" w:hAnsi="Calibri"/>
+                <w:b w:val="0"/>
+                <w:i/>
                 <w:color w:val="888888"/>
                 <w:sz w:val="19"/>
               </w:rPr>
               <w:t>(espaço para anotações da reunião)</w:t>
+            </w:r>
+          </w:p>
+        </w:tc>
+      </w:tr>
+    </w:tbl>
+    <w:p/>
+    <w:p>
+      <w:pPr>
+        <w:spacing w:before="0" w:after="320"/>
+      </w:pPr>
+      <w:r>
+        <w:rPr>
+          <w:color w:val="CCCCCC"/>
+          <w:sz w:val="16"/>
+        </w:rPr>
+        <w:t>────────────────────────────────────────────────────────────────────────────────</w:t>
+      </w:r>
+    </w:p>
+    <w:p>
+      <w:r>
+        <w:br w:type="page"/>
+      </w:r>
+    </w:p>
+    <w:tbl>
+      <w:tblPr>
+        <w:tblLook w:firstColumn="1" w:firstRow="1" w:lastColumn="0" w:lastRow="0" w:noHBand="0" w:noVBand="1" w:val="04A0"/>
+        <w:tblW w:w="5000" w:type="pct"/>
+        <w:tblBorders>
+          <w:top w:val="none" w:sz="0" w:space="0" w:color="auto"/>
+          <w:left w:val="none" w:sz="0" w:space="0" w:color="auto"/>
+          <w:bottom w:val="none" w:sz="0" w:space="0" w:color="auto"/>
+          <w:right w:val="none" w:sz="0" w:space="0" w:color="auto"/>
+          <w:insideH w:val="none" w:sz="0" w:space="0" w:color="auto"/>
+          <w:insideV w:val="none" w:sz="0" w:space="0" w:color="auto"/>
+        </w:tblBorders>
+      </w:tblPr>
+      <w:tblGrid>
+        <w:gridCol w:w="7569"/>
+        <w:gridCol w:w="7569"/>
+      </w:tblGrid>
+      <w:tr>
+        <w:tc>
+          <w:tcPr>
+            <w:tcW w:type="dxa" w:w="7569"/>
+            <w:shd w:val="clear" w:color="auto" w:fill="1A1A2E"/>
+            <w:tcBorders>
+              <w:top w:val="single" w:sz="4" w:space="0" w:color="1A1A2E"/>
+              <w:left w:val="single" w:sz="4" w:space="0" w:color="1A1A2E"/>
+              <w:bottom w:val="single" w:sz="4" w:space="0" w:color="1A1A2E"/>
+              <w:right w:val="single" w:sz="4" w:space="0" w:color="1A1A2E"/>
+            </w:tcBorders>
+          </w:tcPr>
+          <w:p>
+            <w:pPr>
+              <w:spacing w:before="160" w:after="160"/>
+              <w:ind w:left="200"/>
+            </w:pPr>
+            <w:r>
+              <w:rPr>
+                <w:rFonts w:ascii="Calibri" w:hAnsi="Calibri"/>
+                <w:b/>
+                <w:i w:val="0"/>
+                <w:color w:val="FFFFFF"/>
+                <w:sz w:val="22"/>
+              </w:rPr>
+              <w:t>ART-17a</w:t>
+            </w:r>
+          </w:p>
+        </w:tc>
+        <w:tc>
+          <w:tcPr>
+            <w:tcW w:type="dxa" w:w="7569"/>
+            <w:shd w:val="clear" w:color="auto" w:fill="2C3E6B"/>
+            <w:tcBorders>
+              <w:top w:val="single" w:sz="4" w:space="0" w:color="2C3E6B"/>
+              <w:left w:val="single" w:sz="4" w:space="0" w:color="2C3E6B"/>
+              <w:bottom w:val="single" w:sz="4" w:space="0" w:color="2C3E6B"/>
+              <w:right w:val="single" w:sz="4" w:space="0" w:color="2C3E6B"/>
+            </w:tcBorders>
+          </w:tcPr>
+          <w:p>
+            <w:pPr>
+              <w:spacing w:before="160" w:after="160"/>
+              <w:ind w:left="200"/>
+            </w:pPr>
+            <w:r>
+              <w:rPr>
+                <w:rFonts w:ascii="Calibri" w:hAnsi="Calibri"/>
+                <w:b/>
+                <w:i w:val="0"/>
+                <w:color w:val="7EC8E3"/>
+                <w:sz w:val="22"/>
+              </w:rPr>
+              <w:t>Requisitos de Publicidade em Linha e Colocação no Mercado</w:t>
+            </w:r>
+          </w:p>
+        </w:tc>
+      </w:tr>
+    </w:tbl>
+    <w:p>
+      <w:pPr>
+        <w:spacing w:after="80"/>
+      </w:pPr>
+    </w:p>
+    <w:tbl>
+      <w:tblPr>
+        <w:tblLook w:firstColumn="1" w:firstRow="1" w:lastColumn="0" w:lastRow="0" w:noHBand="0" w:noVBand="1" w:val="04A0"/>
+        <w:tblW w:w="5000" w:type="pct"/>
+      </w:tblPr>
+      <w:tblGrid>
+        <w:gridCol w:w="15138"/>
+      </w:tblGrid>
+      <w:tr>
+        <w:tc>
+          <w:tcPr>
+            <w:tcW w:type="dxa" w:w="15138"/>
+            <w:shd w:val="clear" w:color="auto" w:fill="1A3A5C"/>
+            <w:tcBorders>
+              <w:top w:val="single" w:sz="4" w:space="0" w:color="CCCCCC"/>
+              <w:left w:val="single" w:sz="4" w:space="0" w:color="CCCCCC"/>
+              <w:bottom w:val="single" w:sz="4" w:space="0" w:color="CCCCCC"/>
+              <w:right w:val="single" w:sz="4" w:space="0" w:color="CCCCCC"/>
+            </w:tcBorders>
+          </w:tcPr>
+          <w:p>
+            <w:pPr>
+              <w:spacing w:before="80" w:after="80"/>
+              <w:jc w:val="center"/>
+            </w:pPr>
+            <w:r>
+              <w:rPr>
+                <w:rFonts w:ascii="Calibri" w:hAnsi="Calibri"/>
+                <w:b/>
+                <w:i w:val="0"/>
+                <w:color w:val="FFFFFF"/>
+                <w:sz w:val="18"/>
+              </w:rPr>
+              <w:t>@regulamento — Requirements on online advertising and placing on the market  ·  Art.º 17a do Regulamento 2023/0447  |  EN</w:t>
+            </w:r>
+          </w:p>
+        </w:tc>
+      </w:tr>
+      <w:tr>
+        <w:tc>
+          <w:tcPr>
+            <w:tcW w:type="dxa" w:w="15138"/>
+            <w:shd w:val="clear" w:color="auto" w:fill="D6E4F0"/>
+            <w:tcBorders>
+              <w:top w:val="single" w:sz="4" w:space="0" w:color="CCCCCC"/>
+              <w:left w:val="single" w:sz="4" w:space="0" w:color="CCCCCC"/>
+              <w:bottom w:val="single" w:sz="4" w:space="0" w:color="CCCCCC"/>
+              <w:right w:val="single" w:sz="4" w:space="0" w:color="CCCCCC"/>
+            </w:tcBorders>
+            <w:vAlign w:val="top"/>
+          </w:tcPr>
+          <w:p>
+            <w:pPr>
+              <w:spacing w:after="0" w:before="80"/>
+              <w:ind w:right="80" w:left="80" w:firstLine="0"/>
+            </w:pPr>
+            <w:r>
+              <w:rPr>
+                <w:rFonts w:ascii="Calibri" w:hAnsi="Calibri"/>
+                <w:b w:val="0"/>
+                <w:i w:val="0"/>
+                <w:color w:val="222222"/>
+                <w:sz w:val="19"/>
+              </w:rPr>
+              <w:t>1. When operators advertise online a dog or a cat with a view to its placing on the Union market, they shall ensure the display of the following warning in the advertisement in clearly visible and bold characters:</w:t>
+            </w:r>
+          </w:p>
+          <w:p>
+            <w:pPr>
+              <w:spacing w:after="0" w:before="140"/>
+              <w:ind w:right="80" w:left="80" w:firstLine="0"/>
+            </w:pPr>
+            <w:r>
+              <w:rPr>
+                <w:rFonts w:ascii="Calibri" w:hAnsi="Calibri"/>
+                <w:b w:val="0"/>
+                <w:i w:val="0"/>
+                <w:color w:val="222222"/>
+                <w:sz w:val="19"/>
+              </w:rPr>
+              <w:t>"An animal is not a toy. Getting one is a life-changing decision. It is your duty to ensure its health and welfare and not to abandon it."</w:t>
+            </w:r>
+          </w:p>
+          <w:p>
+            <w:pPr>
+              <w:spacing w:after="0" w:before="140"/>
+              <w:ind w:right="80" w:left="80" w:firstLine="0"/>
+            </w:pPr>
+            <w:r>
+              <w:rPr>
+                <w:rFonts w:ascii="Calibri" w:hAnsi="Calibri"/>
+                <w:b w:val="0"/>
+                <w:i w:val="0"/>
+                <w:color w:val="222222"/>
+                <w:sz w:val="19"/>
+              </w:rPr>
+              <w:t>2. When natural or legal persons other than operators advertise online a dog or a cat with a view to its placing on the Union market, they shall ensure the display of a warning on responsible ownership either using the wording referred to in the first sub-paragraph or a different wording with an equivalent meaning to it.</w:t>
+            </w:r>
+          </w:p>
+          <w:p>
+            <w:pPr>
+              <w:spacing w:after="0" w:before="140"/>
+              <w:ind w:right="80" w:left="80" w:firstLine="0"/>
+            </w:pPr>
+            <w:r>
+              <w:rPr>
+                <w:rFonts w:ascii="Calibri" w:hAnsi="Calibri"/>
+                <w:b w:val="0"/>
+                <w:i w:val="0"/>
+                <w:color w:val="222222"/>
+                <w:sz w:val="19"/>
+              </w:rPr>
+              <w:t>3. When placing a dog or a cat on the market in the Union, the natural or legal person placing the dog or cat on the market shall:</w:t>
+            </w:r>
+          </w:p>
+          <w:p>
+            <w:pPr>
+              <w:spacing w:after="0" w:before="100"/>
+              <w:ind w:right="80" w:left="360" w:hanging="280"/>
+            </w:pPr>
+            <w:r>
+              <w:rPr>
+                <w:rFonts w:ascii="Calibri" w:hAnsi="Calibri"/>
+                <w:b w:val="0"/>
+                <w:i w:val="0"/>
+                <w:color w:val="222222"/>
+                <w:sz w:val="19"/>
+              </w:rPr>
+              <w:t>a) provide to the acquirer proof of the identification and registration of dog or cat in compliance with Article 17;</w:t>
+            </w:r>
+          </w:p>
+          <w:p>
+            <w:pPr>
+              <w:spacing w:after="0" w:before="100"/>
+              <w:ind w:right="80" w:left="360" w:hanging="280"/>
+            </w:pPr>
+            <w:r>
+              <w:rPr>
+                <w:rFonts w:ascii="Calibri" w:hAnsi="Calibri"/>
+                <w:b w:val="0"/>
+                <w:i w:val="0"/>
+                <w:color w:val="222222"/>
+                <w:sz w:val="19"/>
+              </w:rPr>
+              <w:t>b) provide to the acquirer the following information on the dog or cat:</w:t>
+            </w:r>
+          </w:p>
+          <w:p>
+            <w:pPr>
+              <w:spacing w:after="0" w:before="20"/>
+              <w:ind w:right="80" w:left="80" w:firstLine="0"/>
+            </w:pPr>
+            <w:r>
+              <w:rPr>
+                <w:rFonts w:ascii="Calibri" w:hAnsi="Calibri"/>
+                <w:b w:val="0"/>
+                <w:i w:val="0"/>
+                <w:color w:val="222222"/>
+                <w:sz w:val="19"/>
+              </w:rPr>
+              <w:t>i. its species;</w:t>
+            </w:r>
+          </w:p>
+          <w:p>
+            <w:pPr>
+              <w:spacing w:after="0" w:before="20"/>
+              <w:ind w:right="80" w:left="80" w:firstLine="0"/>
+            </w:pPr>
+            <w:r>
+              <w:rPr>
+                <w:rFonts w:ascii="Calibri" w:hAnsi="Calibri"/>
+                <w:b w:val="0"/>
+                <w:i w:val="0"/>
+                <w:color w:val="222222"/>
+                <w:sz w:val="19"/>
+              </w:rPr>
+              <w:t>ii. its sex;</w:t>
+            </w:r>
+          </w:p>
+          <w:p>
+            <w:pPr>
+              <w:spacing w:after="0" w:before="20"/>
+              <w:ind w:right="80" w:left="80" w:firstLine="0"/>
+            </w:pPr>
+            <w:r>
+              <w:rPr>
+                <w:rFonts w:ascii="Calibri" w:hAnsi="Calibri"/>
+                <w:b w:val="0"/>
+                <w:i w:val="0"/>
+                <w:color w:val="222222"/>
+                <w:sz w:val="19"/>
+              </w:rPr>
+              <w:t>iii. its date and country of birth; and</w:t>
+            </w:r>
+          </w:p>
+          <w:p>
+            <w:pPr>
+              <w:spacing w:after="0" w:before="20"/>
+              <w:ind w:right="80" w:left="80" w:firstLine="0"/>
+            </w:pPr>
+            <w:r>
+              <w:rPr>
+                <w:rFonts w:ascii="Calibri" w:hAnsi="Calibri"/>
+                <w:b w:val="0"/>
+                <w:i w:val="0"/>
+                <w:color w:val="222222"/>
+                <w:sz w:val="19"/>
+              </w:rPr>
+              <w:t>iv. where relevant, its breed.</w:t>
+            </w:r>
+          </w:p>
+          <w:p>
+            <w:pPr>
+              <w:spacing w:after="0" w:before="100"/>
+              <w:ind w:right="80" w:left="360" w:hanging="280"/>
+            </w:pPr>
+            <w:r>
+              <w:rPr>
+                <w:rFonts w:ascii="Calibri" w:hAnsi="Calibri"/>
+                <w:b w:val="0"/>
+                <w:i w:val="0"/>
+                <w:color w:val="222222"/>
+                <w:sz w:val="19"/>
+              </w:rPr>
+              <w:t>c) in case of online advertising, use the system referred to in paragraph 6 to generate a unique verification token and make the token and the weblink to the system referred to in paragraph 6 available in the advertisement.</w:t>
+            </w:r>
+          </w:p>
+          <w:p>
+            <w:pPr>
+              <w:spacing w:after="0" w:before="140"/>
+              <w:ind w:right="80" w:left="80" w:firstLine="0"/>
+            </w:pPr>
+            <w:r>
+              <w:rPr>
+                <w:rFonts w:ascii="Calibri" w:hAnsi="Calibri"/>
+                <w:b w:val="0"/>
+                <w:i w:val="0"/>
+                <w:color w:val="222222"/>
+                <w:sz w:val="19"/>
+              </w:rPr>
+              <w:t>4. Acquirers shall be able to verify the authenticity of the identification, registration and ownership of dogs or cats advertised online through the system referred to in paragraph 6.</w:t>
+            </w:r>
+          </w:p>
+          <w:p>
+            <w:pPr>
+              <w:spacing w:after="0" w:before="140"/>
+              <w:ind w:right="80" w:left="80" w:firstLine="0"/>
+            </w:pPr>
+            <w:r>
+              <w:rPr>
+                <w:rFonts w:ascii="Calibri" w:hAnsi="Calibri"/>
+                <w:b w:val="0"/>
+                <w:i w:val="0"/>
+                <w:color w:val="222222"/>
+                <w:sz w:val="19"/>
+              </w:rPr>
+              <w:t>5. Providers of online platforms shall ensure that their online interface is designed and organised in such a way that facilitates the operators or other natural or legal persons placing dogs or cats on the market to comply with their obligations under paragraphs 1, 2 and 3 of this Article, in line with Article 31 of Regulation (EU) 2022/2065, and shall inform acquirers, in a visible manner, of the possibility to verify the identification and registration of the dog or cat through a weblink to the system referred to in paragraph 6.</w:t>
+            </w:r>
+          </w:p>
+          <w:p>
+            <w:pPr>
+              <w:spacing w:after="0" w:before="140"/>
+              <w:ind w:right="80" w:left="80" w:firstLine="0"/>
+            </w:pPr>
+            <w:r>
+              <w:rPr>
+                <w:rFonts w:ascii="Calibri" w:hAnsi="Calibri"/>
+                <w:b w:val="0"/>
+                <w:i w:val="0"/>
+                <w:color w:val="222222"/>
+                <w:sz w:val="19"/>
+              </w:rPr>
+              <w:t>The natural or legal person placing dogs or cats on the market shall be solely responsible for the accuracy of the information provided through the interface of the online platform. Nothing in this paragraph shall be construed as imposing a general monitoring obligation on the provider of the online platform within the meaning of Article 8 of Regulation (EU) 2022/2065.</w:t>
+            </w:r>
+          </w:p>
+          <w:p>
+            <w:pPr>
+              <w:spacing w:after="0" w:before="140"/>
+              <w:ind w:right="80" w:left="80" w:firstLine="0"/>
+            </w:pPr>
+            <w:r>
+              <w:rPr>
+                <w:rFonts w:ascii="Calibri" w:hAnsi="Calibri"/>
+                <w:b w:val="0"/>
+                <w:i w:val="0"/>
+                <w:color w:val="222222"/>
+                <w:sz w:val="19"/>
+              </w:rPr>
+              <w:t>6. The Commission shall ensure that an online verification system performing automated checks of the authenticity of the identification, registration and ownership of dogs or cats advertised online, using the database referred to in Article 19, is publicly available free of charge and generates the unique verification token referred to in point 3(c).</w:t>
+            </w:r>
+          </w:p>
+          <w:p>
+            <w:pPr>
+              <w:spacing w:after="0" w:before="140"/>
+              <w:ind w:right="80" w:left="80" w:firstLine="0"/>
+            </w:pPr>
+            <w:r>
+              <w:rPr>
+                <w:rFonts w:ascii="Calibri" w:hAnsi="Calibri"/>
+                <w:b w:val="0"/>
+                <w:i w:val="0"/>
+                <w:color w:val="222222"/>
+                <w:sz w:val="19"/>
+              </w:rPr>
+              <w:t>7. The Commission shall adopt implementing acts laying down the exact information to be provided and the technical requirements for the verification system.</w:t>
+            </w:r>
+          </w:p>
+        </w:tc>
+      </w:tr>
+    </w:tbl>
+    <w:p>
+      <w:pPr>
+        <w:spacing w:after="80"/>
+      </w:pPr>
+    </w:p>
+    <w:tbl>
+      <w:tblPr>
+        <w:tblLook w:firstColumn="1" w:firstRow="1" w:lastColumn="0" w:lastRow="0" w:noHBand="0" w:noVBand="1" w:val="04A0"/>
+        <w:tblW w:w="5000" w:type="pct"/>
+      </w:tblPr>
+      <w:tblGrid>
+        <w:gridCol w:w="15138"/>
+      </w:tblGrid>
+      <w:tr>
+        <w:tc>
+          <w:tcPr>
+            <w:tcW w:type="dxa" w:w="15138"/>
+            <w:shd w:val="clear" w:color="auto" w:fill="2471A3"/>
+            <w:tcBorders>
+              <w:top w:val="single" w:sz="4" w:space="0" w:color="CCCCCC"/>
+              <w:left w:val="single" w:sz="4" w:space="0" w:color="CCCCCC"/>
+              <w:bottom w:val="single" w:sz="4" w:space="0" w:color="CCCCCC"/>
+              <w:right w:val="single" w:sz="4" w:space="0" w:color="CCCCCC"/>
+            </w:tcBorders>
+          </w:tcPr>
+          <w:p>
+            <w:pPr>
+              <w:spacing w:before="80" w:after="80"/>
+              <w:jc w:val="center"/>
+            </w:pPr>
+            <w:r>
+              <w:rPr>
+                <w:rFonts w:ascii="Calibri" w:hAnsi="Calibri"/>
+                <w:b/>
+                <w:i w:val="0"/>
+                <w:color w:val="FFFFFF"/>
+                <w:sz w:val="18"/>
+              </w:rPr>
+              <w:t>@regulamento — Tradução PT-PT  ·  Art.º 17a do Regulamento 2023/0447</w:t>
+            </w:r>
+          </w:p>
+        </w:tc>
+      </w:tr>
+      <w:tr>
+        <w:tc>
+          <w:tcPr>
+            <w:tcW w:type="dxa" w:w="15138"/>
+            <w:shd w:val="clear" w:color="auto" w:fill="EBF5FB"/>
+            <w:tcBorders>
+              <w:top w:val="single" w:sz="4" w:space="0" w:color="CCCCCC"/>
+              <w:left w:val="single" w:sz="4" w:space="0" w:color="CCCCCC"/>
+              <w:bottom w:val="single" w:sz="4" w:space="0" w:color="CCCCCC"/>
+              <w:right w:val="single" w:sz="4" w:space="0" w:color="CCCCCC"/>
+            </w:tcBorders>
+            <w:vAlign w:val="top"/>
+          </w:tcPr>
+          <w:p>
+            <w:pPr>
+              <w:spacing w:after="0" w:before="80"/>
+              <w:ind w:right="80" w:left="80" w:firstLine="0"/>
+            </w:pPr>
+            <w:r>
+              <w:rPr>
+                <w:rFonts w:ascii="Calibri" w:hAnsi="Calibri"/>
+                <w:b w:val="0"/>
+                <w:i/>
+                <w:color w:val="222222"/>
+                <w:sz w:val="19"/>
+              </w:rPr>
+              <w:t>Disponível no documento Regulamento - Primeira Versão portuguesa.docx</w:t>
+            </w:r>
+          </w:p>
+        </w:tc>
+      </w:tr>
+    </w:tbl>
+    <w:p>
+      <w:pPr>
+        <w:spacing w:after="80"/>
+      </w:pPr>
+    </w:p>
+    <w:tbl>
+      <w:tblPr>
+        <w:tblLook w:firstColumn="1" w:firstRow="1" w:lastColumn="0" w:lastRow="0" w:noHBand="0" w:noVBand="1" w:val="04A0"/>
+        <w:tblW w:w="5000" w:type="pct"/>
+      </w:tblPr>
+      <w:tblGrid>
+        <w:gridCol w:w="5046"/>
+        <w:gridCol w:w="5046"/>
+        <w:gridCol w:w="5046"/>
+      </w:tblGrid>
+      <w:tr>
+        <w:tc>
+          <w:tcPr>
+            <w:tcW w:type="dxa" w:w="5046"/>
+            <w:shd w:val="clear" w:color="auto" w:fill="1E5631"/>
+            <w:tcBorders>
+              <w:top w:val="single" w:sz="4" w:space="0" w:color="CCCCCC"/>
+              <w:left w:val="single" w:sz="4" w:space="0" w:color="CCCCCC"/>
+              <w:bottom w:val="single" w:sz="4" w:space="0" w:color="CCCCCC"/>
+              <w:right w:val="single" w:sz="4" w:space="0" w:color="CCCCCC"/>
+            </w:tcBorders>
+          </w:tcPr>
+          <w:p>
+            <w:pPr>
+              <w:spacing w:before="80" w:after="80"/>
+              <w:jc w:val="center"/>
+            </w:pPr>
+            <w:r>
+              <w:rPr>
+                <w:rFonts w:ascii="Calibri" w:hAnsi="Calibri"/>
+                <w:b/>
+                <w:i w:val="0"/>
+                <w:color w:val="FFFFFF"/>
+                <w:sz w:val="18"/>
+              </w:rPr>
+              <w:t>@rgbeac (proposta jun. 2025)</w:t>
+            </w:r>
+          </w:p>
+        </w:tc>
+        <w:tc>
+          <w:tcPr>
+            <w:tcW w:type="dxa" w:w="5046"/>
+            <w:shd w:val="clear" w:color="auto" w:fill="7E4C00"/>
+            <w:tcBorders>
+              <w:top w:val="single" w:sz="4" w:space="0" w:color="CCCCCC"/>
+              <w:left w:val="single" w:sz="4" w:space="0" w:color="CCCCCC"/>
+              <w:bottom w:val="single" w:sz="4" w:space="0" w:color="CCCCCC"/>
+              <w:right w:val="single" w:sz="4" w:space="0" w:color="CCCCCC"/>
+            </w:tcBorders>
+          </w:tcPr>
+          <w:p>
+            <w:pPr>
+              <w:spacing w:before="80" w:after="80"/>
+              <w:jc w:val="center"/>
+            </w:pPr>
+            <w:r>
+              <w:rPr>
+                <w:rFonts w:ascii="Calibri" w:hAnsi="Calibri"/>
+                <w:b/>
+                <w:i w:val="0"/>
+                <w:color w:val="FFFFFF"/>
+                <w:sz w:val="18"/>
+              </w:rPr>
+              <w:t>@codigo (DL n.º 214/2013)</w:t>
+            </w:r>
+          </w:p>
+        </w:tc>
+        <w:tc>
+          <w:tcPr>
+            <w:tcW w:type="dxa" w:w="5046"/>
+            <w:shd w:val="clear" w:color="auto" w:fill="006064"/>
+            <w:tcBorders>
+              <w:top w:val="single" w:sz="4" w:space="0" w:color="CCCCCC"/>
+              <w:left w:val="single" w:sz="4" w:space="0" w:color="CCCCCC"/>
+              <w:bottom w:val="single" w:sz="4" w:space="0" w:color="CCCCCC"/>
+              <w:right w:val="single" w:sz="4" w:space="0" w:color="CCCCCC"/>
+            </w:tcBorders>
+          </w:tcPr>
+          <w:p>
+            <w:pPr>
+              <w:spacing w:before="80" w:after="80"/>
+              <w:jc w:val="center"/>
+            </w:pPr>
+            <w:r>
+              <w:rPr>
+                <w:rFonts w:ascii="Calibri" w:hAnsi="Calibri"/>
+                <w:b/>
+                <w:i w:val="0"/>
+                <w:color w:val="FFFFFF"/>
+                <w:sz w:val="18"/>
+              </w:rPr>
+              <w:t>@legislacao (legislação vigente)</w:t>
+            </w:r>
+          </w:p>
+        </w:tc>
+      </w:tr>
+      <w:tr>
+        <w:tc>
+          <w:tcPr>
+            <w:tcW w:type="dxa" w:w="5046"/>
+            <w:shd w:val="clear" w:color="auto" w:fill="D5E8D4"/>
+            <w:tcBorders>
+              <w:top w:val="single" w:sz="4" w:space="0" w:color="CCCCCC"/>
+              <w:left w:val="single" w:sz="4" w:space="0" w:color="CCCCCC"/>
+              <w:bottom w:val="single" w:sz="4" w:space="0" w:color="CCCCCC"/>
+              <w:right w:val="single" w:sz="4" w:space="0" w:color="CCCCCC"/>
+            </w:tcBorders>
+            <w:vAlign w:val="top"/>
+          </w:tcPr>
+          <w:p>
+            <w:pPr>
+              <w:spacing w:before="80" w:after="40"/>
+              <w:ind w:left="80" w:right="80"/>
+            </w:pPr>
+            <w:r>
+              <w:rPr>
+                <w:rFonts w:ascii="Calibri" w:hAnsi="Calibri"/>
+                <w:b/>
+                <w:i/>
+                <w:color w:val="555555"/>
+                <w:sz w:val="16"/>
+              </w:rPr>
+              <w:t>A ser preenchido</w:t>
+            </w:r>
+          </w:p>
+          <w:p>
+            <w:pPr>
+              <w:spacing w:after="0" w:before="140"/>
+              <w:ind w:right="80" w:left="80" w:firstLine="0"/>
+            </w:pPr>
+            <w:r>
+              <w:rPr>
+                <w:rFonts w:ascii="Calibri" w:hAnsi="Calibri"/>
+                <w:b w:val="0"/>
+                <w:i w:val="0"/>
+                <w:color w:val="222222"/>
+                <w:sz w:val="19"/>
+              </w:rPr>
+              <w:t>A ser preenchido</w:t>
+            </w:r>
+          </w:p>
+        </w:tc>
+        <w:tc>
+          <w:tcPr>
+            <w:tcW w:type="dxa" w:w="5046"/>
+            <w:shd w:val="clear" w:color="auto" w:fill="FFE6CC"/>
+            <w:tcBorders>
+              <w:top w:val="single" w:sz="4" w:space="0" w:color="CCCCCC"/>
+              <w:left w:val="single" w:sz="4" w:space="0" w:color="CCCCCC"/>
+              <w:bottom w:val="single" w:sz="4" w:space="0" w:color="CCCCCC"/>
+              <w:right w:val="single" w:sz="4" w:space="0" w:color="CCCCCC"/>
+            </w:tcBorders>
+            <w:vAlign w:val="top"/>
+          </w:tcPr>
+          <w:p>
+            <w:pPr>
+              <w:spacing w:before="80" w:after="40"/>
+              <w:ind w:left="80" w:right="80"/>
+            </w:pPr>
+            <w:r>
+              <w:rPr>
+                <w:rFonts w:ascii="Calibri" w:hAnsi="Calibri"/>
+                <w:b/>
+                <w:i/>
+                <w:color w:val="555555"/>
+                <w:sz w:val="16"/>
+              </w:rPr>
+              <w:t>A ser preenchido</w:t>
+            </w:r>
+          </w:p>
+          <w:p>
+            <w:pPr>
+              <w:spacing w:after="0" w:before="140"/>
+              <w:ind w:right="80" w:left="80" w:firstLine="0"/>
+            </w:pPr>
+            <w:r>
+              <w:rPr>
+                <w:rFonts w:ascii="Calibri" w:hAnsi="Calibri"/>
+                <w:b w:val="0"/>
+                <w:i w:val="0"/>
+                <w:color w:val="222222"/>
+                <w:sz w:val="19"/>
+              </w:rPr>
+              <w:t>A ser preenchido</w:t>
+            </w:r>
+          </w:p>
+        </w:tc>
+        <w:tc>
+          <w:tcPr>
+            <w:tcW w:type="dxa" w:w="5046"/>
+            <w:shd w:val="clear" w:color="auto" w:fill="E0F7FA"/>
+            <w:tcBorders>
+              <w:top w:val="single" w:sz="4" w:space="0" w:color="CCCCCC"/>
+              <w:left w:val="single" w:sz="4" w:space="0" w:color="CCCCCC"/>
+              <w:bottom w:val="single" w:sz="4" w:space="0" w:color="CCCCCC"/>
+              <w:right w:val="single" w:sz="4" w:space="0" w:color="CCCCCC"/>
+            </w:tcBorders>
+            <w:vAlign w:val="top"/>
+          </w:tcPr>
+          <w:p>
+            <w:pPr>
+              <w:spacing w:before="80" w:after="40"/>
+              <w:ind w:left="80" w:right="80"/>
+            </w:pPr>
+            <w:r>
+              <w:rPr>
+                <w:rFonts w:ascii="Calibri" w:hAnsi="Calibri"/>
+                <w:b/>
+                <w:i/>
+                <w:color w:val="555555"/>
+                <w:sz w:val="16"/>
+              </w:rPr>
+              <w:t>A ser preenchido</w:t>
+            </w:r>
+          </w:p>
+          <w:p>
+            <w:pPr>
+              <w:spacing w:after="0" w:before="140"/>
+              <w:ind w:right="80" w:left="80" w:firstLine="0"/>
+            </w:pPr>
+            <w:r>
+              <w:rPr>
+                <w:rFonts w:ascii="Calibri" w:hAnsi="Calibri"/>
+                <w:b w:val="0"/>
+                <w:i w:val="0"/>
+                <w:color w:val="222222"/>
+                <w:sz w:val="19"/>
+              </w:rPr>
+              <w:t>A ser preenchido</w:t>
+            </w:r>
+          </w:p>
+        </w:tc>
+      </w:tr>
+    </w:tbl>
+    <w:p>
+      <w:pPr>
+        <w:spacing w:after="80"/>
+      </w:pPr>
+    </w:p>
+    <w:tbl>
+      <w:tblPr>
+        <w:tblLook w:firstColumn="1" w:firstRow="1" w:lastColumn="0" w:lastRow="0" w:noHBand="0" w:noVBand="1" w:val="04A0"/>
+        <w:tblW w:w="5000" w:type="pct"/>
+      </w:tblPr>
+      <w:tblGrid>
+        <w:gridCol w:w="15138"/>
+      </w:tblGrid>
+      <w:tr>
+        <w:tc>
+          <w:tcPr>
+            <w:tcW w:type="dxa" w:w="15138"/>
+            <w:shd w:val="clear" w:color="auto" w:fill="5D2A8A"/>
+            <w:tcBorders>
+              <w:top w:val="single" w:sz="4" w:space="0" w:color="CCCCCC"/>
+              <w:left w:val="single" w:sz="4" w:space="0" w:color="CCCCCC"/>
+              <w:bottom w:val="single" w:sz="4" w:space="0" w:color="CCCCCC"/>
+              <w:right w:val="single" w:sz="4" w:space="0" w:color="CCCCCC"/>
+            </w:tcBorders>
+          </w:tcPr>
+          <w:p>
+            <w:pPr>
+              <w:spacing w:before="80" w:after="80"/>
+              <w:jc w:val="center"/>
+            </w:pPr>
+            <w:r>
+              <w:rPr>
+                <w:rFonts w:ascii="Calibri" w:hAnsi="Calibri"/>
+                <w:b/>
+                <w:i w:val="0"/>
+                <w:color w:val="FFFFFF"/>
+                <w:sz w:val="18"/>
+              </w:rPr>
+              <w:t>DIVERGÊNCIA FACE AO REGULAMENTO  ·  Necessidade de alteração: A ser preenchido</w:t>
+            </w:r>
+          </w:p>
+        </w:tc>
+      </w:tr>
+      <w:tr>
+        <w:tc>
+          <w:tcPr>
+            <w:tcW w:type="dxa" w:w="15138"/>
+            <w:shd w:val="clear" w:color="auto" w:fill="006064"/>
+            <w:tcBorders>
+              <w:top w:val="single" w:sz="4" w:space="0" w:color="006064"/>
+              <w:left w:val="single" w:sz="4" w:space="0" w:color="006064"/>
+              <w:bottom w:val="single" w:sz="4" w:space="0" w:color="006064"/>
+              <w:right w:val="single" w:sz="4" w:space="0" w:color="006064"/>
+            </w:tcBorders>
+          </w:tcPr>
+          <w:p>
+            <w:pPr>
+              <w:spacing w:before="80" w:after="0"/>
+              <w:ind w:left="120"/>
+            </w:pPr>
+            <w:r>
+              <w:rPr>
+                <w:rFonts w:ascii="Calibri" w:hAnsi="Calibri"/>
+                <w:b/>
+                <w:i w:val="0"/>
+                <w:color w:val="FFFFFF"/>
+                <w:sz w:val="17"/>
+              </w:rPr>
+              <w:t>@legislacao</w:t>
+            </w:r>
+          </w:p>
+        </w:tc>
+      </w:tr>
+      <w:tr>
+        <w:tc>
+          <w:tcPr>
+            <w:tcW w:type="dxa" w:w="15138"/>
+            <w:shd w:val="clear" w:color="auto" w:fill="E0F7FA"/>
+            <w:tcBorders>
+              <w:top w:val="single" w:sz="4" w:space="0" w:color="CCCCCC"/>
+              <w:left w:val="single" w:sz="4" w:space="0" w:color="CCCCCC"/>
+              <w:bottom w:val="single" w:sz="4" w:space="0" w:color="CCCCCC"/>
+              <w:right w:val="single" w:sz="4" w:space="0" w:color="CCCCCC"/>
+            </w:tcBorders>
+            <w:vAlign w:val="top"/>
+          </w:tcPr>
+          <w:p>
+            <w:pPr>
+              <w:spacing w:before="80" w:after="80"/>
+              <w:ind w:left="120" w:right="120"/>
+            </w:pPr>
+            <w:r>
+              <w:rPr>
+                <w:rFonts w:ascii="Calibri" w:hAnsi="Calibri"/>
+                <w:b w:val="0"/>
+                <w:i w:val="0"/>
+                <w:color w:val="222222"/>
+                <w:sz w:val="18"/>
+              </w:rPr>
+              <w:t>A ser preenchido</w:t>
+            </w:r>
+          </w:p>
+        </w:tc>
+      </w:tr>
+      <w:tr>
+        <w:tc>
+          <w:tcPr>
+            <w:tcW w:type="dxa" w:w="15138"/>
+            <w:shd w:val="clear" w:color="auto" w:fill="7E4C00"/>
+            <w:tcBorders>
+              <w:top w:val="single" w:sz="4" w:space="0" w:color="7E4C00"/>
+              <w:left w:val="single" w:sz="4" w:space="0" w:color="7E4C00"/>
+              <w:bottom w:val="single" w:sz="4" w:space="0" w:color="7E4C00"/>
+              <w:right w:val="single" w:sz="4" w:space="0" w:color="7E4C00"/>
+            </w:tcBorders>
+          </w:tcPr>
+          <w:p>
+            <w:pPr>
+              <w:spacing w:before="80" w:after="0"/>
+              <w:ind w:left="120"/>
+            </w:pPr>
+            <w:r>
+              <w:rPr>
+                <w:rFonts w:ascii="Calibri" w:hAnsi="Calibri"/>
+                <w:b/>
+                <w:i w:val="0"/>
+                <w:color w:val="FFFFFF"/>
+                <w:sz w:val="17"/>
+              </w:rPr>
+              <w:t>@codigo</w:t>
+            </w:r>
+          </w:p>
+        </w:tc>
+      </w:tr>
+      <w:tr>
+        <w:tc>
+          <w:tcPr>
+            <w:tcW w:type="dxa" w:w="15138"/>
+            <w:shd w:val="clear" w:color="auto" w:fill="FFE6CC"/>
+            <w:tcBorders>
+              <w:top w:val="single" w:sz="4" w:space="0" w:color="CCCCCC"/>
+              <w:left w:val="single" w:sz="4" w:space="0" w:color="CCCCCC"/>
+              <w:bottom w:val="single" w:sz="4" w:space="0" w:color="CCCCCC"/>
+              <w:right w:val="single" w:sz="4" w:space="0" w:color="CCCCCC"/>
+            </w:tcBorders>
+            <w:vAlign w:val="top"/>
+          </w:tcPr>
+          <w:p>
+            <w:pPr>
+              <w:spacing w:before="80" w:after="80"/>
+              <w:ind w:left="120" w:right="120"/>
+            </w:pPr>
+            <w:r>
+              <w:rPr>
+                <w:rFonts w:ascii="Calibri" w:hAnsi="Calibri"/>
+                <w:b w:val="0"/>
+                <w:i w:val="0"/>
+                <w:color w:val="222222"/>
+                <w:sz w:val="18"/>
+              </w:rPr>
+              <w:t>A ser preenchido</w:t>
+            </w:r>
+          </w:p>
+        </w:tc>
+      </w:tr>
+      <w:tr>
+        <w:tc>
+          <w:tcPr>
+            <w:tcW w:type="dxa" w:w="15138"/>
+            <w:shd w:val="clear" w:color="auto" w:fill="1E5631"/>
+            <w:tcBorders>
+              <w:top w:val="single" w:sz="4" w:space="0" w:color="1E5631"/>
+              <w:left w:val="single" w:sz="4" w:space="0" w:color="1E5631"/>
+              <w:bottom w:val="single" w:sz="4" w:space="0" w:color="1E5631"/>
+              <w:right w:val="single" w:sz="4" w:space="0" w:color="1E5631"/>
+            </w:tcBorders>
+          </w:tcPr>
+          <w:p>
+            <w:pPr>
+              <w:spacing w:before="80" w:after="0"/>
+              <w:ind w:left="120"/>
+            </w:pPr>
+            <w:r>
+              <w:rPr>
+                <w:rFonts w:ascii="Calibri" w:hAnsi="Calibri"/>
+                <w:b/>
+                <w:i w:val="0"/>
+                <w:color w:val="FFFFFF"/>
+                <w:sz w:val="17"/>
+              </w:rPr>
+              <w:t>@rgbeac</w:t>
+            </w:r>
+          </w:p>
+        </w:tc>
+      </w:tr>
+      <w:tr>
+        <w:tc>
+          <w:tcPr>
+            <w:tcW w:type="dxa" w:w="15138"/>
+            <w:shd w:val="clear" w:color="auto" w:fill="D5E8D4"/>
+            <w:tcBorders>
+              <w:top w:val="single" w:sz="4" w:space="0" w:color="CCCCCC"/>
+              <w:left w:val="single" w:sz="4" w:space="0" w:color="CCCCCC"/>
+              <w:bottom w:val="single" w:sz="4" w:space="0" w:color="CCCCCC"/>
+              <w:right w:val="single" w:sz="4" w:space="0" w:color="CCCCCC"/>
+            </w:tcBorders>
+            <w:vAlign w:val="top"/>
+          </w:tcPr>
+          <w:p>
+            <w:pPr>
+              <w:spacing w:before="80" w:after="80"/>
+              <w:ind w:left="120" w:right="120"/>
+            </w:pPr>
+            <w:r>
+              <w:rPr>
+                <w:rFonts w:ascii="Calibri" w:hAnsi="Calibri"/>
+                <w:b w:val="0"/>
+                <w:i w:val="0"/>
+                <w:color w:val="222222"/>
+                <w:sz w:val="18"/>
+              </w:rPr>
+              <w:t>A ser preenchido</w:t>
+            </w:r>
+          </w:p>
+        </w:tc>
+      </w:tr>
+      <w:tr>
+        <w:tc>
+          <w:tcPr>
+            <w:tcW w:type="dxa" w:w="15138"/>
+            <w:shd w:val="clear" w:color="auto" w:fill="5D2A8A"/>
+            <w:tcBorders>
+              <w:top w:val="single" w:sz="4" w:space="0" w:color="5D2A8A"/>
+              <w:left w:val="single" w:sz="4" w:space="0" w:color="5D2A8A"/>
+              <w:bottom w:val="single" w:sz="4" w:space="0" w:color="5D2A8A"/>
+              <w:right w:val="single" w:sz="4" w:space="0" w:color="5D2A8A"/>
+            </w:tcBorders>
+          </w:tcPr>
+          <w:p>
+            <w:pPr>
+              <w:spacing w:before="80" w:after="0"/>
+              <w:ind w:left="120"/>
+            </w:pPr>
+            <w:r>
+              <w:rPr>
+                <w:rFonts w:ascii="Calibri" w:hAnsi="Calibri"/>
+                <w:b/>
+                <w:i w:val="0"/>
+                <w:color w:val="FFFFFF"/>
+                <w:sz w:val="17"/>
+              </w:rPr>
+              <w:t>Sumário / Proposta</w:t>
+            </w:r>
+          </w:p>
+        </w:tc>
+      </w:tr>
+      <w:tr>
+        <w:tc>
+          <w:tcPr>
+            <w:tcW w:type="dxa" w:w="15138"/>
+            <w:shd w:val="clear" w:color="auto" w:fill="EAD7F7"/>
+            <w:tcBorders>
+              <w:top w:val="single" w:sz="4" w:space="0" w:color="CCCCCC"/>
+              <w:left w:val="single" w:sz="4" w:space="0" w:color="CCCCCC"/>
+              <w:bottom w:val="single" w:sz="4" w:space="0" w:color="CCCCCC"/>
+              <w:right w:val="single" w:sz="4" w:space="0" w:color="CCCCCC"/>
+            </w:tcBorders>
+            <w:vAlign w:val="top"/>
+          </w:tcPr>
+          <w:p>
+            <w:pPr>
+              <w:spacing w:before="80" w:after="80"/>
+              <w:ind w:left="120" w:right="120"/>
+            </w:pPr>
+            <w:r>
+              <w:rPr>
+                <w:rFonts w:ascii="Calibri" w:hAnsi="Calibri"/>
+                <w:b w:val="0"/>
+                <w:i w:val="0"/>
+                <w:color w:val="222222"/>
+                <w:sz w:val="18"/>
+              </w:rPr>
+              <w:t>A ser preenchido</w:t>
+            </w:r>
+          </w:p>
+        </w:tc>
+      </w:tr>
+    </w:tbl>
+    <w:p>
+      <w:pPr>
+        <w:spacing w:after="80"/>
+      </w:pPr>
+    </w:p>
+    <w:tbl>
+      <w:tblPr>
+        <w:tblLook w:firstColumn="1" w:firstRow="1" w:lastColumn="0" w:lastRow="0" w:noHBand="0" w:noVBand="1" w:val="04A0"/>
+        <w:tblW w:w="5000" w:type="pct"/>
+      </w:tblPr>
+      <w:tblGrid>
+        <w:gridCol w:w="15138"/>
+      </w:tblGrid>
+      <w:tr>
+        <w:tc>
+          <w:tcPr>
+            <w:tcW w:type="dxa" w:w="15138"/>
+            <w:shd w:val="clear" w:color="auto" w:fill="4A4A4A"/>
+            <w:tcBorders>
+              <w:top w:val="single" w:sz="4" w:space="0" w:color="CCCCCC"/>
+              <w:left w:val="single" w:sz="4" w:space="0" w:color="CCCCCC"/>
+              <w:bottom w:val="single" w:sz="4" w:space="0" w:color="CCCCCC"/>
+              <w:right w:val="single" w:sz="4" w:space="0" w:color="CCCCCC"/>
+            </w:tcBorders>
+          </w:tcPr>
+          <w:p>
+            <w:pPr>
+              <w:spacing w:before="80" w:after="80"/>
+              <w:jc w:val="center"/>
+            </w:pPr>
+            <w:r>
+              <w:rPr>
+                <w:rFonts w:ascii="Calibri" w:hAnsi="Calibri"/>
+                <w:b/>
+                <w:i w:val="0"/>
+                <w:color w:val="FFFFFF"/>
+                <w:sz w:val="18"/>
+              </w:rPr>
+              <w:t>NOTAS DE REUNIÃO</w:t>
+            </w:r>
+          </w:p>
+        </w:tc>
+      </w:tr>
+      <w:tr>
+        <w:tc>
+          <w:tcPr>
+            <w:tcW w:type="dxa" w:w="15138"/>
+            <w:shd w:val="clear" w:color="auto" w:fill="F5F5F5"/>
+            <w:tcBorders>
+              <w:top w:val="single" w:sz="4" w:space="0" w:color="CCCCCC"/>
+              <w:left w:val="single" w:sz="4" w:space="0" w:color="CCCCCC"/>
+              <w:bottom w:val="single" w:sz="4" w:space="0" w:color="CCCCCC"/>
+              <w:right w:val="single" w:sz="4" w:space="0" w:color="CCCCCC"/>
+            </w:tcBorders>
+          </w:tcPr>
+          <w:p>
+            <w:pPr>
+              <w:spacing w:before="120" w:after="800"/>
+              <w:ind w:left="80"/>
+            </w:pPr>
+            <w:r>
+              <w:rPr>
+                <w:rFonts w:ascii="Calibri" w:hAnsi="Calibri"/>
+                <w:b w:val="0"/>
+                <w:i/>
+                <w:color w:val="222222"/>
+                <w:sz w:val="19"/>
+              </w:rPr>
+              <w:t>Correspondências portuguesas a ser adicionadas</w:t>
+            </w:r>
+          </w:p>
+        </w:tc>
+      </w:tr>
+    </w:tbl>
+    <w:p/>
+    <w:p>
+      <w:pPr>
+        <w:spacing w:before="0" w:after="320"/>
+      </w:pPr>
+      <w:r>
+        <w:rPr>
+          <w:color w:val="CCCCCC"/>
+          <w:sz w:val="16"/>
+        </w:rPr>
+        <w:t>────────────────────────────────────────────────────────────────────────────────</w:t>
+      </w:r>
+    </w:p>
+    <w:p>
+      <w:r>
+        <w:br w:type="page"/>
+      </w:r>
+    </w:p>
+    <w:tbl>
+      <w:tblPr>
+        <w:tblLook w:firstColumn="1" w:firstRow="1" w:lastColumn="0" w:lastRow="0" w:noHBand="0" w:noVBand="1" w:val="04A0"/>
+        <w:tblW w:w="5000" w:type="pct"/>
+        <w:tblBorders>
+          <w:top w:val="none" w:sz="0" w:space="0" w:color="auto"/>
+          <w:left w:val="none" w:sz="0" w:space="0" w:color="auto"/>
+          <w:bottom w:val="none" w:sz="0" w:space="0" w:color="auto"/>
+          <w:right w:val="none" w:sz="0" w:space="0" w:color="auto"/>
+          <w:insideH w:val="none" w:sz="0" w:space="0" w:color="auto"/>
+          <w:insideV w:val="none" w:sz="0" w:space="0" w:color="auto"/>
+        </w:tblBorders>
+      </w:tblPr>
+      <w:tblGrid>
+        <w:gridCol w:w="7569"/>
+        <w:gridCol w:w="7569"/>
+      </w:tblGrid>
+      <w:tr>
+        <w:tc>
+          <w:tcPr>
+            <w:tcW w:type="dxa" w:w="7569"/>
+            <w:shd w:val="clear" w:color="auto" w:fill="1A1A2E"/>
+            <w:tcBorders>
+              <w:top w:val="single" w:sz="4" w:space="0" w:color="1A1A2E"/>
+              <w:left w:val="single" w:sz="4" w:space="0" w:color="1A1A2E"/>
+              <w:bottom w:val="single" w:sz="4" w:space="0" w:color="1A1A2E"/>
+              <w:right w:val="single" w:sz="4" w:space="0" w:color="1A1A2E"/>
+            </w:tcBorders>
+          </w:tcPr>
+          <w:p>
+            <w:pPr>
+              <w:spacing w:before="160" w:after="160"/>
+              <w:ind w:left="200"/>
+            </w:pPr>
+            <w:r>
+              <w:rPr>
+                <w:rFonts w:ascii="Calibri" w:hAnsi="Calibri"/>
+                <w:b/>
+                <w:i w:val="0"/>
+                <w:color w:val="FFFFFF"/>
+                <w:sz w:val="22"/>
+              </w:rPr>
+              <w:t>ART-18</w:t>
+            </w:r>
+          </w:p>
+        </w:tc>
+        <w:tc>
+          <w:tcPr>
+            <w:tcW w:type="dxa" w:w="7569"/>
+            <w:shd w:val="clear" w:color="auto" w:fill="2C3E6B"/>
+            <w:tcBorders>
+              <w:top w:val="single" w:sz="4" w:space="0" w:color="2C3E6B"/>
+              <w:left w:val="single" w:sz="4" w:space="0" w:color="2C3E6B"/>
+              <w:bottom w:val="single" w:sz="4" w:space="0" w:color="2C3E6B"/>
+              <w:right w:val="single" w:sz="4" w:space="0" w:color="2C3E6B"/>
+            </w:tcBorders>
+          </w:tcPr>
+          <w:p>
+            <w:pPr>
+              <w:spacing w:before="160" w:after="160"/>
+              <w:ind w:left="200"/>
+            </w:pPr>
+            <w:r>
+              <w:rPr>
+                <w:rFonts w:ascii="Calibri" w:hAnsi="Calibri"/>
+                <w:b/>
+                <w:i w:val="0"/>
+                <w:color w:val="7EC8E3"/>
+                <w:sz w:val="22"/>
+              </w:rPr>
+              <w:t>Treino de Cuidadores de Animais</w:t>
+            </w:r>
+          </w:p>
+        </w:tc>
+      </w:tr>
+    </w:tbl>
+    <w:p>
+      <w:pPr>
+        <w:spacing w:after="80"/>
+      </w:pPr>
+    </w:p>
+    <w:tbl>
+      <w:tblPr>
+        <w:tblLook w:firstColumn="1" w:firstRow="1" w:lastColumn="0" w:lastRow="0" w:noHBand="0" w:noVBand="1" w:val="04A0"/>
+        <w:tblW w:w="5000" w:type="pct"/>
+      </w:tblPr>
+      <w:tblGrid>
+        <w:gridCol w:w="15138"/>
+      </w:tblGrid>
+      <w:tr>
+        <w:tc>
+          <w:tcPr>
+            <w:tcW w:type="dxa" w:w="15138"/>
+            <w:shd w:val="clear" w:color="auto" w:fill="1A3A5C"/>
+            <w:tcBorders>
+              <w:top w:val="single" w:sz="4" w:space="0" w:color="CCCCCC"/>
+              <w:left w:val="single" w:sz="4" w:space="0" w:color="CCCCCC"/>
+              <w:bottom w:val="single" w:sz="4" w:space="0" w:color="CCCCCC"/>
+              <w:right w:val="single" w:sz="4" w:space="0" w:color="CCCCCC"/>
+            </w:tcBorders>
+          </w:tcPr>
+          <w:p>
+            <w:pPr>
+              <w:spacing w:before="80" w:after="80"/>
+              <w:jc w:val="center"/>
+            </w:pPr>
+            <w:r>
+              <w:rPr>
+                <w:rFonts w:ascii="Calibri" w:hAnsi="Calibri"/>
+                <w:b/>
+                <w:i w:val="0"/>
+                <w:color w:val="FFFFFF"/>
+                <w:sz w:val="18"/>
+              </w:rPr>
+              <w:t>@regulamento — Professional training of dog and cat caretakers  ·  Art.º 18 do Regulamento 2023/0447  |  EN</w:t>
+            </w:r>
+          </w:p>
+        </w:tc>
+      </w:tr>
+      <w:tr>
+        <w:tc>
+          <w:tcPr>
+            <w:tcW w:type="dxa" w:w="15138"/>
+            <w:shd w:val="clear" w:color="auto" w:fill="D6E4F0"/>
+            <w:tcBorders>
+              <w:top w:val="single" w:sz="4" w:space="0" w:color="CCCCCC"/>
+              <w:left w:val="single" w:sz="4" w:space="0" w:color="CCCCCC"/>
+              <w:bottom w:val="single" w:sz="4" w:space="0" w:color="CCCCCC"/>
+              <w:right w:val="single" w:sz="4" w:space="0" w:color="CCCCCC"/>
+            </w:tcBorders>
+            <w:vAlign w:val="top"/>
+          </w:tcPr>
+          <w:p>
+            <w:pPr>
+              <w:spacing w:after="0" w:before="80"/>
+              <w:ind w:right="80" w:left="80" w:firstLine="0"/>
+            </w:pPr>
+            <w:r>
+              <w:rPr>
+                <w:rFonts w:ascii="Calibri" w:hAnsi="Calibri"/>
+                <w:b w:val="0"/>
+                <w:i w:val="0"/>
+                <w:color w:val="222222"/>
+                <w:sz w:val="19"/>
+              </w:rPr>
+              <w:t>1. For the purposes of Article 9 the competent authorities shall be responsible for:</w:t>
+            </w:r>
+          </w:p>
+          <w:p>
+            <w:pPr>
+              <w:spacing w:after="0" w:before="100"/>
+              <w:ind w:right="80" w:left="360" w:hanging="280"/>
+            </w:pPr>
+            <w:r>
+              <w:rPr>
+                <w:rFonts w:ascii="Calibri" w:hAnsi="Calibri"/>
+                <w:b w:val="0"/>
+                <w:i w:val="0"/>
+                <w:color w:val="222222"/>
+                <w:sz w:val="19"/>
+              </w:rPr>
+              <w:t>a) ensuring that training courses are available for animal caretakers;</w:t>
+            </w:r>
+          </w:p>
+          <w:p>
+            <w:pPr>
+              <w:spacing w:after="0" w:before="100"/>
+              <w:ind w:right="80" w:left="360" w:hanging="280"/>
+            </w:pPr>
+            <w:r>
+              <w:rPr>
+                <w:rFonts w:ascii="Calibri" w:hAnsi="Calibri"/>
+                <w:b w:val="0"/>
+                <w:i w:val="0"/>
+                <w:color w:val="222222"/>
+                <w:sz w:val="19"/>
+              </w:rPr>
+              <w:t>b) approving the content of the training courses referred to in point (a), taking into account the minimum requirements laid down by the implementing acts referred to in Article 9(3);</w:t>
+            </w:r>
+          </w:p>
+          <w:p>
+            <w:pPr>
+              <w:spacing w:after="0" w:before="140"/>
+              <w:ind w:right="80" w:left="80" w:firstLine="0"/>
+            </w:pPr>
+            <w:r>
+              <w:rPr>
+                <w:rFonts w:ascii="Calibri" w:hAnsi="Calibri"/>
+                <w:b w:val="0"/>
+                <w:i w:val="0"/>
+                <w:color w:val="222222"/>
+                <w:sz w:val="19"/>
+              </w:rPr>
+              <w:t>ba) certifying the animal caretakers who successfully completed the training courses referred to in point (a).</w:t>
+            </w:r>
+          </w:p>
+          <w:p>
+            <w:pPr>
+              <w:spacing w:after="0" w:before="140"/>
+              <w:ind w:right="80" w:left="80" w:firstLine="0"/>
+            </w:pPr>
+            <w:r>
+              <w:rPr>
+                <w:rFonts w:ascii="Calibri" w:hAnsi="Calibri"/>
+                <w:b w:val="0"/>
+                <w:i w:val="0"/>
+                <w:color w:val="222222"/>
+                <w:sz w:val="19"/>
+              </w:rPr>
+              <w:t>2. The competent authorities may delegate the task referred to in point (ba).</w:t>
+            </w:r>
+          </w:p>
+          <w:p>
+            <w:pPr>
+              <w:spacing w:after="0" w:before="140"/>
+              <w:ind w:right="80" w:left="80" w:firstLine="0"/>
+            </w:pPr>
+            <w:r>
+              <w:rPr>
+                <w:rFonts w:ascii="Calibri" w:hAnsi="Calibri"/>
+                <w:b w:val="0"/>
+                <w:i w:val="0"/>
+                <w:color w:val="222222"/>
+                <w:sz w:val="19"/>
+              </w:rPr>
+              <w:t>3. A European Union Reference Centre for Animal Welfare designated in accordance with Article 95 of Regulation (EU) 2017/625 may develop models of training materials and recommendations for the providers of training courses referred to in paragraph 1.</w:t>
+            </w:r>
+          </w:p>
+        </w:tc>
+      </w:tr>
+    </w:tbl>
+    <w:p>
+      <w:pPr>
+        <w:spacing w:after="80"/>
+      </w:pPr>
+    </w:p>
+    <w:tbl>
+      <w:tblPr>
+        <w:tblLook w:firstColumn="1" w:firstRow="1" w:lastColumn="0" w:lastRow="0" w:noHBand="0" w:noVBand="1" w:val="04A0"/>
+        <w:tblW w:w="5000" w:type="pct"/>
+      </w:tblPr>
+      <w:tblGrid>
+        <w:gridCol w:w="15138"/>
+      </w:tblGrid>
+      <w:tr>
+        <w:tc>
+          <w:tcPr>
+            <w:tcW w:type="dxa" w:w="15138"/>
+            <w:shd w:val="clear" w:color="auto" w:fill="2471A3"/>
+            <w:tcBorders>
+              <w:top w:val="single" w:sz="4" w:space="0" w:color="CCCCCC"/>
+              <w:left w:val="single" w:sz="4" w:space="0" w:color="CCCCCC"/>
+              <w:bottom w:val="single" w:sz="4" w:space="0" w:color="CCCCCC"/>
+              <w:right w:val="single" w:sz="4" w:space="0" w:color="CCCCCC"/>
+            </w:tcBorders>
+          </w:tcPr>
+          <w:p>
+            <w:pPr>
+              <w:spacing w:before="80" w:after="80"/>
+              <w:jc w:val="center"/>
+            </w:pPr>
+            <w:r>
+              <w:rPr>
+                <w:rFonts w:ascii="Calibri" w:hAnsi="Calibri"/>
+                <w:b/>
+                <w:i w:val="0"/>
+                <w:color w:val="FFFFFF"/>
+                <w:sz w:val="18"/>
+              </w:rPr>
+              <w:t>@regulamento — Tradução PT-PT  ·  Art.º 18 do Regulamento 2023/0447</w:t>
+            </w:r>
+          </w:p>
+        </w:tc>
+      </w:tr>
+      <w:tr>
+        <w:tc>
+          <w:tcPr>
+            <w:tcW w:type="dxa" w:w="15138"/>
+            <w:shd w:val="clear" w:color="auto" w:fill="EBF5FB"/>
+            <w:tcBorders>
+              <w:top w:val="single" w:sz="4" w:space="0" w:color="CCCCCC"/>
+              <w:left w:val="single" w:sz="4" w:space="0" w:color="CCCCCC"/>
+              <w:bottom w:val="single" w:sz="4" w:space="0" w:color="CCCCCC"/>
+              <w:right w:val="single" w:sz="4" w:space="0" w:color="CCCCCC"/>
+            </w:tcBorders>
+            <w:vAlign w:val="top"/>
+          </w:tcPr>
+          <w:p>
+            <w:pPr>
+              <w:spacing w:after="0" w:before="80"/>
+              <w:ind w:right="80" w:left="80" w:firstLine="0"/>
+            </w:pPr>
+            <w:r>
+              <w:rPr>
+                <w:rFonts w:ascii="Calibri" w:hAnsi="Calibri"/>
+                <w:b w:val="0"/>
+                <w:i/>
+                <w:color w:val="222222"/>
+                <w:sz w:val="19"/>
+              </w:rPr>
+              <w:t>Disponível no documento Regulamento - Primeira Versão portuguesa.docx</w:t>
+            </w:r>
+          </w:p>
+        </w:tc>
+      </w:tr>
+    </w:tbl>
+    <w:p>
+      <w:pPr>
+        <w:spacing w:after="80"/>
+      </w:pPr>
+    </w:p>
+    <w:tbl>
+      <w:tblPr>
+        <w:tblLook w:firstColumn="1" w:firstRow="1" w:lastColumn="0" w:lastRow="0" w:noHBand="0" w:noVBand="1" w:val="04A0"/>
+        <w:tblW w:w="5000" w:type="pct"/>
+      </w:tblPr>
+      <w:tblGrid>
+        <w:gridCol w:w="5046"/>
+        <w:gridCol w:w="5046"/>
+        <w:gridCol w:w="5046"/>
+      </w:tblGrid>
+      <w:tr>
+        <w:tc>
+          <w:tcPr>
+            <w:tcW w:type="dxa" w:w="5046"/>
+            <w:shd w:val="clear" w:color="auto" w:fill="1E5631"/>
+            <w:tcBorders>
+              <w:top w:val="single" w:sz="4" w:space="0" w:color="CCCCCC"/>
+              <w:left w:val="single" w:sz="4" w:space="0" w:color="CCCCCC"/>
+              <w:bottom w:val="single" w:sz="4" w:space="0" w:color="CCCCCC"/>
+              <w:right w:val="single" w:sz="4" w:space="0" w:color="CCCCCC"/>
+            </w:tcBorders>
+          </w:tcPr>
+          <w:p>
+            <w:pPr>
+              <w:spacing w:before="80" w:after="80"/>
+              <w:jc w:val="center"/>
+            </w:pPr>
+            <w:r>
+              <w:rPr>
+                <w:rFonts w:ascii="Calibri" w:hAnsi="Calibri"/>
+                <w:b/>
+                <w:i w:val="0"/>
+                <w:color w:val="FFFFFF"/>
+                <w:sz w:val="18"/>
+              </w:rPr>
+              <w:t>@rgbeac (proposta jun. 2025)</w:t>
+            </w:r>
+          </w:p>
+        </w:tc>
+        <w:tc>
+          <w:tcPr>
+            <w:tcW w:type="dxa" w:w="5046"/>
+            <w:shd w:val="clear" w:color="auto" w:fill="7E4C00"/>
+            <w:tcBorders>
+              <w:top w:val="single" w:sz="4" w:space="0" w:color="CCCCCC"/>
+              <w:left w:val="single" w:sz="4" w:space="0" w:color="CCCCCC"/>
+              <w:bottom w:val="single" w:sz="4" w:space="0" w:color="CCCCCC"/>
+              <w:right w:val="single" w:sz="4" w:space="0" w:color="CCCCCC"/>
+            </w:tcBorders>
+          </w:tcPr>
+          <w:p>
+            <w:pPr>
+              <w:spacing w:before="80" w:after="80"/>
+              <w:jc w:val="center"/>
+            </w:pPr>
+            <w:r>
+              <w:rPr>
+                <w:rFonts w:ascii="Calibri" w:hAnsi="Calibri"/>
+                <w:b/>
+                <w:i w:val="0"/>
+                <w:color w:val="FFFFFF"/>
+                <w:sz w:val="18"/>
+              </w:rPr>
+              <w:t>@codigo (DL n.º 214/2013)</w:t>
+            </w:r>
+          </w:p>
+        </w:tc>
+        <w:tc>
+          <w:tcPr>
+            <w:tcW w:type="dxa" w:w="5046"/>
+            <w:shd w:val="clear" w:color="auto" w:fill="006064"/>
+            <w:tcBorders>
+              <w:top w:val="single" w:sz="4" w:space="0" w:color="CCCCCC"/>
+              <w:left w:val="single" w:sz="4" w:space="0" w:color="CCCCCC"/>
+              <w:bottom w:val="single" w:sz="4" w:space="0" w:color="CCCCCC"/>
+              <w:right w:val="single" w:sz="4" w:space="0" w:color="CCCCCC"/>
+            </w:tcBorders>
+          </w:tcPr>
+          <w:p>
+            <w:pPr>
+              <w:spacing w:before="80" w:after="80"/>
+              <w:jc w:val="center"/>
+            </w:pPr>
+            <w:r>
+              <w:rPr>
+                <w:rFonts w:ascii="Calibri" w:hAnsi="Calibri"/>
+                <w:b/>
+                <w:i w:val="0"/>
+                <w:color w:val="FFFFFF"/>
+                <w:sz w:val="18"/>
+              </w:rPr>
+              <w:t>@legislacao (legislação vigente)</w:t>
+            </w:r>
+          </w:p>
+        </w:tc>
+      </w:tr>
+      <w:tr>
+        <w:tc>
+          <w:tcPr>
+            <w:tcW w:type="dxa" w:w="5046"/>
+            <w:shd w:val="clear" w:color="auto" w:fill="D5E8D4"/>
+            <w:tcBorders>
+              <w:top w:val="single" w:sz="4" w:space="0" w:color="CCCCCC"/>
+              <w:left w:val="single" w:sz="4" w:space="0" w:color="CCCCCC"/>
+              <w:bottom w:val="single" w:sz="4" w:space="0" w:color="CCCCCC"/>
+              <w:right w:val="single" w:sz="4" w:space="0" w:color="CCCCCC"/>
+            </w:tcBorders>
+            <w:vAlign w:val="top"/>
+          </w:tcPr>
+          <w:p>
+            <w:pPr>
+              <w:spacing w:before="80" w:after="40"/>
+              <w:ind w:left="80" w:right="80"/>
+            </w:pPr>
+            <w:r>
+              <w:rPr>
+                <w:rFonts w:ascii="Calibri" w:hAnsi="Calibri"/>
+                <w:b/>
+                <w:i/>
+                <w:color w:val="555555"/>
+                <w:sz w:val="16"/>
+              </w:rPr>
+              <w:t>A ser preenchido</w:t>
+            </w:r>
+          </w:p>
+          <w:p>
+            <w:pPr>
+              <w:spacing w:after="0" w:before="140"/>
+              <w:ind w:right="80" w:left="80" w:firstLine="0"/>
+            </w:pPr>
+            <w:r>
+              <w:rPr>
+                <w:rFonts w:ascii="Calibri" w:hAnsi="Calibri"/>
+                <w:b w:val="0"/>
+                <w:i w:val="0"/>
+                <w:color w:val="222222"/>
+                <w:sz w:val="19"/>
+              </w:rPr>
+              <w:t>A ser preenchido</w:t>
+            </w:r>
+          </w:p>
+        </w:tc>
+        <w:tc>
+          <w:tcPr>
+            <w:tcW w:type="dxa" w:w="5046"/>
+            <w:shd w:val="clear" w:color="auto" w:fill="FFE6CC"/>
+            <w:tcBorders>
+              <w:top w:val="single" w:sz="4" w:space="0" w:color="CCCCCC"/>
+              <w:left w:val="single" w:sz="4" w:space="0" w:color="CCCCCC"/>
+              <w:bottom w:val="single" w:sz="4" w:space="0" w:color="CCCCCC"/>
+              <w:right w:val="single" w:sz="4" w:space="0" w:color="CCCCCC"/>
+            </w:tcBorders>
+            <w:vAlign w:val="top"/>
+          </w:tcPr>
+          <w:p>
+            <w:pPr>
+              <w:spacing w:before="80" w:after="40"/>
+              <w:ind w:left="80" w:right="80"/>
+            </w:pPr>
+            <w:r>
+              <w:rPr>
+                <w:rFonts w:ascii="Calibri" w:hAnsi="Calibri"/>
+                <w:b/>
+                <w:i/>
+                <w:color w:val="555555"/>
+                <w:sz w:val="16"/>
+              </w:rPr>
+              <w:t>A ser preenchido</w:t>
+            </w:r>
+          </w:p>
+          <w:p>
+            <w:pPr>
+              <w:spacing w:after="0" w:before="140"/>
+              <w:ind w:right="80" w:left="80" w:firstLine="0"/>
+            </w:pPr>
+            <w:r>
+              <w:rPr>
+                <w:rFonts w:ascii="Calibri" w:hAnsi="Calibri"/>
+                <w:b w:val="0"/>
+                <w:i w:val="0"/>
+                <w:color w:val="222222"/>
+                <w:sz w:val="19"/>
+              </w:rPr>
+              <w:t>A ser preenchido</w:t>
+            </w:r>
+          </w:p>
+        </w:tc>
+        <w:tc>
+          <w:tcPr>
+            <w:tcW w:type="dxa" w:w="5046"/>
+            <w:shd w:val="clear" w:color="auto" w:fill="E0F7FA"/>
+            <w:tcBorders>
+              <w:top w:val="single" w:sz="4" w:space="0" w:color="CCCCCC"/>
+              <w:left w:val="single" w:sz="4" w:space="0" w:color="CCCCCC"/>
+              <w:bottom w:val="single" w:sz="4" w:space="0" w:color="CCCCCC"/>
+              <w:right w:val="single" w:sz="4" w:space="0" w:color="CCCCCC"/>
+            </w:tcBorders>
+            <w:vAlign w:val="top"/>
+          </w:tcPr>
+          <w:p>
+            <w:pPr>
+              <w:spacing w:before="80" w:after="40"/>
+              <w:ind w:left="80" w:right="80"/>
+            </w:pPr>
+            <w:r>
+              <w:rPr>
+                <w:rFonts w:ascii="Calibri" w:hAnsi="Calibri"/>
+                <w:b/>
+                <w:i/>
+                <w:color w:val="555555"/>
+                <w:sz w:val="16"/>
+              </w:rPr>
+              <w:t>A ser preenchido</w:t>
+            </w:r>
+          </w:p>
+          <w:p>
+            <w:pPr>
+              <w:spacing w:after="0" w:before="140"/>
+              <w:ind w:right="80" w:left="80" w:firstLine="0"/>
+            </w:pPr>
+            <w:r>
+              <w:rPr>
+                <w:rFonts w:ascii="Calibri" w:hAnsi="Calibri"/>
+                <w:b w:val="0"/>
+                <w:i w:val="0"/>
+                <w:color w:val="222222"/>
+                <w:sz w:val="19"/>
+              </w:rPr>
+              <w:t>A ser preenchido</w:t>
+            </w:r>
+          </w:p>
+        </w:tc>
+      </w:tr>
+    </w:tbl>
+    <w:p>
+      <w:pPr>
+        <w:spacing w:after="80"/>
+      </w:pPr>
+    </w:p>
+    <w:tbl>
+      <w:tblPr>
+        <w:tblLook w:firstColumn="1" w:firstRow="1" w:lastColumn="0" w:lastRow="0" w:noHBand="0" w:noVBand="1" w:val="04A0"/>
+        <w:tblW w:w="5000" w:type="pct"/>
+      </w:tblPr>
+      <w:tblGrid>
+        <w:gridCol w:w="15138"/>
+      </w:tblGrid>
+      <w:tr>
+        <w:tc>
+          <w:tcPr>
+            <w:tcW w:type="dxa" w:w="15138"/>
+            <w:shd w:val="clear" w:color="auto" w:fill="5D2A8A"/>
+            <w:tcBorders>
+              <w:top w:val="single" w:sz="4" w:space="0" w:color="CCCCCC"/>
+              <w:left w:val="single" w:sz="4" w:space="0" w:color="CCCCCC"/>
+              <w:bottom w:val="single" w:sz="4" w:space="0" w:color="CCCCCC"/>
+              <w:right w:val="single" w:sz="4" w:space="0" w:color="CCCCCC"/>
+            </w:tcBorders>
+          </w:tcPr>
+          <w:p>
+            <w:pPr>
+              <w:spacing w:before="80" w:after="80"/>
+              <w:jc w:val="center"/>
+            </w:pPr>
+            <w:r>
+              <w:rPr>
+                <w:rFonts w:ascii="Calibri" w:hAnsi="Calibri"/>
+                <w:b/>
+                <w:i w:val="0"/>
+                <w:color w:val="FFFFFF"/>
+                <w:sz w:val="18"/>
+              </w:rPr>
+              <w:t>DIVERGÊNCIA FACE AO REGULAMENTO  ·  Necessidade de alteração: A ser preenchido</w:t>
+            </w:r>
+          </w:p>
+        </w:tc>
+      </w:tr>
+      <w:tr>
+        <w:tc>
+          <w:tcPr>
+            <w:tcW w:type="dxa" w:w="15138"/>
+            <w:shd w:val="clear" w:color="auto" w:fill="006064"/>
+            <w:tcBorders>
+              <w:top w:val="single" w:sz="4" w:space="0" w:color="006064"/>
+              <w:left w:val="single" w:sz="4" w:space="0" w:color="006064"/>
+              <w:bottom w:val="single" w:sz="4" w:space="0" w:color="006064"/>
+              <w:right w:val="single" w:sz="4" w:space="0" w:color="006064"/>
+            </w:tcBorders>
+          </w:tcPr>
+          <w:p>
+            <w:pPr>
+              <w:spacing w:before="80" w:after="0"/>
+              <w:ind w:left="120"/>
+            </w:pPr>
+            <w:r>
+              <w:rPr>
+                <w:rFonts w:ascii="Calibri" w:hAnsi="Calibri"/>
+                <w:b/>
+                <w:i w:val="0"/>
+                <w:color w:val="FFFFFF"/>
+                <w:sz w:val="17"/>
+              </w:rPr>
+              <w:t>@legislacao</w:t>
+            </w:r>
+          </w:p>
+        </w:tc>
+      </w:tr>
+      <w:tr>
+        <w:tc>
+          <w:tcPr>
+            <w:tcW w:type="dxa" w:w="15138"/>
+            <w:shd w:val="clear" w:color="auto" w:fill="E0F7FA"/>
+            <w:tcBorders>
+              <w:top w:val="single" w:sz="4" w:space="0" w:color="CCCCCC"/>
+              <w:left w:val="single" w:sz="4" w:space="0" w:color="CCCCCC"/>
+              <w:bottom w:val="single" w:sz="4" w:space="0" w:color="CCCCCC"/>
+              <w:right w:val="single" w:sz="4" w:space="0" w:color="CCCCCC"/>
+            </w:tcBorders>
+            <w:vAlign w:val="top"/>
+          </w:tcPr>
+          <w:p>
+            <w:pPr>
+              <w:spacing w:before="80" w:after="80"/>
+              <w:ind w:left="120" w:right="120"/>
+            </w:pPr>
+            <w:r>
+              <w:rPr>
+                <w:rFonts w:ascii="Calibri" w:hAnsi="Calibri"/>
+                <w:b w:val="0"/>
+                <w:i w:val="0"/>
+                <w:color w:val="222222"/>
+                <w:sz w:val="18"/>
+              </w:rPr>
+              <w:t>A ser preenchido</w:t>
+            </w:r>
+          </w:p>
+        </w:tc>
+      </w:tr>
+      <w:tr>
+        <w:tc>
+          <w:tcPr>
+            <w:tcW w:type="dxa" w:w="15138"/>
+            <w:shd w:val="clear" w:color="auto" w:fill="7E4C00"/>
+            <w:tcBorders>
+              <w:top w:val="single" w:sz="4" w:space="0" w:color="7E4C00"/>
+              <w:left w:val="single" w:sz="4" w:space="0" w:color="7E4C00"/>
+              <w:bottom w:val="single" w:sz="4" w:space="0" w:color="7E4C00"/>
+              <w:right w:val="single" w:sz="4" w:space="0" w:color="7E4C00"/>
+            </w:tcBorders>
+          </w:tcPr>
+          <w:p>
+            <w:pPr>
+              <w:spacing w:before="80" w:after="0"/>
+              <w:ind w:left="120"/>
+            </w:pPr>
+            <w:r>
+              <w:rPr>
+                <w:rFonts w:ascii="Calibri" w:hAnsi="Calibri"/>
+                <w:b/>
+                <w:i w:val="0"/>
+                <w:color w:val="FFFFFF"/>
+                <w:sz w:val="17"/>
+              </w:rPr>
+              <w:t>@codigo</w:t>
+            </w:r>
+          </w:p>
+        </w:tc>
+      </w:tr>
+      <w:tr>
+        <w:tc>
+          <w:tcPr>
+            <w:tcW w:type="dxa" w:w="15138"/>
+            <w:shd w:val="clear" w:color="auto" w:fill="FFE6CC"/>
+            <w:tcBorders>
+              <w:top w:val="single" w:sz="4" w:space="0" w:color="CCCCCC"/>
+              <w:left w:val="single" w:sz="4" w:space="0" w:color="CCCCCC"/>
+              <w:bottom w:val="single" w:sz="4" w:space="0" w:color="CCCCCC"/>
+              <w:right w:val="single" w:sz="4" w:space="0" w:color="CCCCCC"/>
+            </w:tcBorders>
+            <w:vAlign w:val="top"/>
+          </w:tcPr>
+          <w:p>
+            <w:pPr>
+              <w:spacing w:before="80" w:after="80"/>
+              <w:ind w:left="120" w:right="120"/>
+            </w:pPr>
+            <w:r>
+              <w:rPr>
+                <w:rFonts w:ascii="Calibri" w:hAnsi="Calibri"/>
+                <w:b w:val="0"/>
+                <w:i w:val="0"/>
+                <w:color w:val="222222"/>
+                <w:sz w:val="18"/>
+              </w:rPr>
+              <w:t>A ser preenchido</w:t>
+            </w:r>
+          </w:p>
+        </w:tc>
+      </w:tr>
+      <w:tr>
+        <w:tc>
+          <w:tcPr>
+            <w:tcW w:type="dxa" w:w="15138"/>
+            <w:shd w:val="clear" w:color="auto" w:fill="1E5631"/>
+            <w:tcBorders>
+              <w:top w:val="single" w:sz="4" w:space="0" w:color="1E5631"/>
+              <w:left w:val="single" w:sz="4" w:space="0" w:color="1E5631"/>
+              <w:bottom w:val="single" w:sz="4" w:space="0" w:color="1E5631"/>
+              <w:right w:val="single" w:sz="4" w:space="0" w:color="1E5631"/>
+            </w:tcBorders>
+          </w:tcPr>
+          <w:p>
+            <w:pPr>
+              <w:spacing w:before="80" w:after="0"/>
+              <w:ind w:left="120"/>
+            </w:pPr>
+            <w:r>
+              <w:rPr>
+                <w:rFonts w:ascii="Calibri" w:hAnsi="Calibri"/>
+                <w:b/>
+                <w:i w:val="0"/>
+                <w:color w:val="FFFFFF"/>
+                <w:sz w:val="17"/>
+              </w:rPr>
+              <w:t>@rgbeac</w:t>
+            </w:r>
+          </w:p>
+        </w:tc>
+      </w:tr>
+      <w:tr>
+        <w:tc>
+          <w:tcPr>
+            <w:tcW w:type="dxa" w:w="15138"/>
+            <w:shd w:val="clear" w:color="auto" w:fill="D5E8D4"/>
+            <w:tcBorders>
+              <w:top w:val="single" w:sz="4" w:space="0" w:color="CCCCCC"/>
+              <w:left w:val="single" w:sz="4" w:space="0" w:color="CCCCCC"/>
+              <w:bottom w:val="single" w:sz="4" w:space="0" w:color="CCCCCC"/>
+              <w:right w:val="single" w:sz="4" w:space="0" w:color="CCCCCC"/>
+            </w:tcBorders>
+            <w:vAlign w:val="top"/>
+          </w:tcPr>
+          <w:p>
+            <w:pPr>
+              <w:spacing w:before="80" w:after="80"/>
+              <w:ind w:left="120" w:right="120"/>
+            </w:pPr>
+            <w:r>
+              <w:rPr>
+                <w:rFonts w:ascii="Calibri" w:hAnsi="Calibri"/>
+                <w:b w:val="0"/>
+                <w:i w:val="0"/>
+                <w:color w:val="222222"/>
+                <w:sz w:val="18"/>
+              </w:rPr>
+              <w:t>A ser preenchido</w:t>
+            </w:r>
+          </w:p>
+        </w:tc>
+      </w:tr>
+      <w:tr>
+        <w:tc>
+          <w:tcPr>
+            <w:tcW w:type="dxa" w:w="15138"/>
+            <w:shd w:val="clear" w:color="auto" w:fill="5D2A8A"/>
+            <w:tcBorders>
+              <w:top w:val="single" w:sz="4" w:space="0" w:color="5D2A8A"/>
+              <w:left w:val="single" w:sz="4" w:space="0" w:color="5D2A8A"/>
+              <w:bottom w:val="single" w:sz="4" w:space="0" w:color="5D2A8A"/>
+              <w:right w:val="single" w:sz="4" w:space="0" w:color="5D2A8A"/>
+            </w:tcBorders>
+          </w:tcPr>
+          <w:p>
+            <w:pPr>
+              <w:spacing w:before="80" w:after="0"/>
+              <w:ind w:left="120"/>
+            </w:pPr>
+            <w:r>
+              <w:rPr>
+                <w:rFonts w:ascii="Calibri" w:hAnsi="Calibri"/>
+                <w:b/>
+                <w:i w:val="0"/>
+                <w:color w:val="FFFFFF"/>
+                <w:sz w:val="17"/>
+              </w:rPr>
+              <w:t>Sumário / Proposta</w:t>
+            </w:r>
+          </w:p>
+        </w:tc>
+      </w:tr>
+      <w:tr>
+        <w:tc>
+          <w:tcPr>
+            <w:tcW w:type="dxa" w:w="15138"/>
+            <w:shd w:val="clear" w:color="auto" w:fill="EAD7F7"/>
+            <w:tcBorders>
+              <w:top w:val="single" w:sz="4" w:space="0" w:color="CCCCCC"/>
+              <w:left w:val="single" w:sz="4" w:space="0" w:color="CCCCCC"/>
+              <w:bottom w:val="single" w:sz="4" w:space="0" w:color="CCCCCC"/>
+              <w:right w:val="single" w:sz="4" w:space="0" w:color="CCCCCC"/>
+            </w:tcBorders>
+            <w:vAlign w:val="top"/>
+          </w:tcPr>
+          <w:p>
+            <w:pPr>
+              <w:spacing w:before="80" w:after="80"/>
+              <w:ind w:left="120" w:right="120"/>
+            </w:pPr>
+            <w:r>
+              <w:rPr>
+                <w:rFonts w:ascii="Calibri" w:hAnsi="Calibri"/>
+                <w:b w:val="0"/>
+                <w:i w:val="0"/>
+                <w:color w:val="222222"/>
+                <w:sz w:val="18"/>
+              </w:rPr>
+              <w:t>A ser preenchido</w:t>
+            </w:r>
+          </w:p>
+        </w:tc>
+      </w:tr>
+    </w:tbl>
+    <w:p>
+      <w:pPr>
+        <w:spacing w:after="80"/>
+      </w:pPr>
+    </w:p>
+    <w:tbl>
+      <w:tblPr>
+        <w:tblLook w:firstColumn="1" w:firstRow="1" w:lastColumn="0" w:lastRow="0" w:noHBand="0" w:noVBand="1" w:val="04A0"/>
+        <w:tblW w:w="5000" w:type="pct"/>
+      </w:tblPr>
+      <w:tblGrid>
+        <w:gridCol w:w="15138"/>
+      </w:tblGrid>
+      <w:tr>
+        <w:tc>
+          <w:tcPr>
+            <w:tcW w:type="dxa" w:w="15138"/>
+            <w:shd w:val="clear" w:color="auto" w:fill="4A4A4A"/>
+            <w:tcBorders>
+              <w:top w:val="single" w:sz="4" w:space="0" w:color="CCCCCC"/>
+              <w:left w:val="single" w:sz="4" w:space="0" w:color="CCCCCC"/>
+              <w:bottom w:val="single" w:sz="4" w:space="0" w:color="CCCCCC"/>
+              <w:right w:val="single" w:sz="4" w:space="0" w:color="CCCCCC"/>
+            </w:tcBorders>
+          </w:tcPr>
+          <w:p>
+            <w:pPr>
+              <w:spacing w:before="80" w:after="80"/>
+              <w:jc w:val="center"/>
+            </w:pPr>
+            <w:r>
+              <w:rPr>
+                <w:rFonts w:ascii="Calibri" w:hAnsi="Calibri"/>
+                <w:b/>
+                <w:i w:val="0"/>
+                <w:color w:val="FFFFFF"/>
+                <w:sz w:val="18"/>
+              </w:rPr>
+              <w:t>NOTAS DE REUNIÃO</w:t>
+            </w:r>
+          </w:p>
+        </w:tc>
+      </w:tr>
+      <w:tr>
+        <w:tc>
+          <w:tcPr>
+            <w:tcW w:type="dxa" w:w="15138"/>
+            <w:shd w:val="clear" w:color="auto" w:fill="F5F5F5"/>
+            <w:tcBorders>
+              <w:top w:val="single" w:sz="4" w:space="0" w:color="CCCCCC"/>
+              <w:left w:val="single" w:sz="4" w:space="0" w:color="CCCCCC"/>
+              <w:bottom w:val="single" w:sz="4" w:space="0" w:color="CCCCCC"/>
+              <w:right w:val="single" w:sz="4" w:space="0" w:color="CCCCCC"/>
+            </w:tcBorders>
+          </w:tcPr>
+          <w:p>
+            <w:pPr>
+              <w:spacing w:before="120" w:after="800"/>
+              <w:ind w:left="80"/>
+            </w:pPr>
+            <w:r>
+              <w:rPr>
+                <w:rFonts w:ascii="Calibri" w:hAnsi="Calibri"/>
+                <w:b w:val="0"/>
+                <w:i/>
+                <w:color w:val="222222"/>
+                <w:sz w:val="19"/>
+              </w:rPr>
+              <w:t>Correspondências portuguesas a ser adicionadas</w:t>
+            </w:r>
+          </w:p>
+        </w:tc>
+      </w:tr>
+    </w:tbl>
+    <w:p/>
+    <w:p>
+      <w:pPr>
+        <w:spacing w:before="0" w:after="320"/>
+      </w:pPr>
+      <w:r>
+        <w:rPr>
+          <w:color w:val="CCCCCC"/>
+          <w:sz w:val="16"/>
+        </w:rPr>
+        <w:t>────────────────────────────────────────────────────────────────────────────────</w:t>
+      </w:r>
+    </w:p>
+    <w:p>
+      <w:r>
+        <w:br w:type="page"/>
+      </w:r>
+    </w:p>
+    <w:tbl>
+      <w:tblPr>
+        <w:tblLook w:firstColumn="1" w:firstRow="1" w:lastColumn="0" w:lastRow="0" w:noHBand="0" w:noVBand="1" w:val="04A0"/>
+        <w:tblW w:w="5000" w:type="pct"/>
+        <w:tblBorders>
+          <w:top w:val="none" w:sz="0" w:space="0" w:color="auto"/>
+          <w:left w:val="none" w:sz="0" w:space="0" w:color="auto"/>
+          <w:bottom w:val="none" w:sz="0" w:space="0" w:color="auto"/>
+          <w:right w:val="none" w:sz="0" w:space="0" w:color="auto"/>
+          <w:insideH w:val="none" w:sz="0" w:space="0" w:color="auto"/>
+          <w:insideV w:val="none" w:sz="0" w:space="0" w:color="auto"/>
+        </w:tblBorders>
+      </w:tblPr>
+      <w:tblGrid>
+        <w:gridCol w:w="7569"/>
+        <w:gridCol w:w="7569"/>
+      </w:tblGrid>
+      <w:tr>
+        <w:tc>
+          <w:tcPr>
+            <w:tcW w:type="dxa" w:w="7569"/>
+            <w:shd w:val="clear" w:color="auto" w:fill="1A1A2E"/>
+            <w:tcBorders>
+              <w:top w:val="single" w:sz="4" w:space="0" w:color="1A1A2E"/>
+              <w:left w:val="single" w:sz="4" w:space="0" w:color="1A1A2E"/>
+              <w:bottom w:val="single" w:sz="4" w:space="0" w:color="1A1A2E"/>
+              <w:right w:val="single" w:sz="4" w:space="0" w:color="1A1A2E"/>
+            </w:tcBorders>
+          </w:tcPr>
+          <w:p>
+            <w:pPr>
+              <w:spacing w:before="160" w:after="160"/>
+              <w:ind w:left="200"/>
+            </w:pPr>
+            <w:r>
+              <w:rPr>
+                <w:rFonts w:ascii="Calibri" w:hAnsi="Calibri"/>
+                <w:b/>
+                <w:i w:val="0"/>
+                <w:color w:val="FFFFFF"/>
+                <w:sz w:val="22"/>
+              </w:rPr>
+              <w:t>ART-19</w:t>
+            </w:r>
+          </w:p>
+        </w:tc>
+        <w:tc>
+          <w:tcPr>
+            <w:tcW w:type="dxa" w:w="7569"/>
+            <w:shd w:val="clear" w:color="auto" w:fill="2C3E6B"/>
+            <w:tcBorders>
+              <w:top w:val="single" w:sz="4" w:space="0" w:color="2C3E6B"/>
+              <w:left w:val="single" w:sz="4" w:space="0" w:color="2C3E6B"/>
+              <w:bottom w:val="single" w:sz="4" w:space="0" w:color="2C3E6B"/>
+              <w:right w:val="single" w:sz="4" w:space="0" w:color="2C3E6B"/>
+            </w:tcBorders>
+          </w:tcPr>
+          <w:p>
+            <w:pPr>
+              <w:spacing w:before="160" w:after="160"/>
+              <w:ind w:left="200"/>
+            </w:pPr>
+            <w:r>
+              <w:rPr>
+                <w:rFonts w:ascii="Calibri" w:hAnsi="Calibri"/>
+                <w:b/>
+                <w:i w:val="0"/>
+                <w:color w:val="7EC8E3"/>
+                <w:sz w:val="22"/>
+              </w:rPr>
+              <w:t>Base de Dados de Cães e Gatos</w:t>
+            </w:r>
+          </w:p>
+        </w:tc>
+      </w:tr>
+    </w:tbl>
+    <w:p>
+      <w:pPr>
+        <w:spacing w:after="80"/>
+      </w:pPr>
+    </w:p>
+    <w:tbl>
+      <w:tblPr>
+        <w:tblLook w:firstColumn="1" w:firstRow="1" w:lastColumn="0" w:lastRow="0" w:noHBand="0" w:noVBand="1" w:val="04A0"/>
+        <w:tblW w:w="5000" w:type="pct"/>
+      </w:tblPr>
+      <w:tblGrid>
+        <w:gridCol w:w="15138"/>
+      </w:tblGrid>
+      <w:tr>
+        <w:tc>
+          <w:tcPr>
+            <w:tcW w:type="dxa" w:w="15138"/>
+            <w:shd w:val="clear" w:color="auto" w:fill="1A3A5C"/>
+            <w:tcBorders>
+              <w:top w:val="single" w:sz="4" w:space="0" w:color="CCCCCC"/>
+              <w:left w:val="single" w:sz="4" w:space="0" w:color="CCCCCC"/>
+              <w:bottom w:val="single" w:sz="4" w:space="0" w:color="CCCCCC"/>
+              <w:right w:val="single" w:sz="4" w:space="0" w:color="CCCCCC"/>
+            </w:tcBorders>
+          </w:tcPr>
+          <w:p>
+            <w:pPr>
+              <w:spacing w:before="80" w:after="80"/>
+              <w:jc w:val="center"/>
+            </w:pPr>
+            <w:r>
+              <w:rPr>
+                <w:rFonts w:ascii="Calibri" w:hAnsi="Calibri"/>
+                <w:b/>
+                <w:i w:val="0"/>
+                <w:color w:val="FFFFFF"/>
+                <w:sz w:val="18"/>
+              </w:rPr>
+              <w:t>@regulamento — Database on dogs and cats  ·  Art.º 19 do Regulamento 2023/0447  |  EN</w:t>
+            </w:r>
+          </w:p>
+        </w:tc>
+      </w:tr>
+      <w:tr>
+        <w:tc>
+          <w:tcPr>
+            <w:tcW w:type="dxa" w:w="15138"/>
+            <w:shd w:val="clear" w:color="auto" w:fill="D6E4F0"/>
+            <w:tcBorders>
+              <w:top w:val="single" w:sz="4" w:space="0" w:color="CCCCCC"/>
+              <w:left w:val="single" w:sz="4" w:space="0" w:color="CCCCCC"/>
+              <w:bottom w:val="single" w:sz="4" w:space="0" w:color="CCCCCC"/>
+              <w:right w:val="single" w:sz="4" w:space="0" w:color="CCCCCC"/>
+            </w:tcBorders>
+            <w:vAlign w:val="top"/>
+          </w:tcPr>
+          <w:p>
+            <w:pPr>
+              <w:spacing w:after="0" w:before="80"/>
+              <w:ind w:right="80" w:left="80" w:firstLine="0"/>
+            </w:pPr>
+            <w:r>
+              <w:rPr>
+                <w:rFonts w:ascii="Calibri" w:hAnsi="Calibri"/>
+                <w:b w:val="0"/>
+                <w:i w:val="0"/>
+                <w:color w:val="222222"/>
+                <w:sz w:val="19"/>
+              </w:rPr>
+              <w:t>1. Member States shall be responsible for establishing and maintaining databases for the registration of identified dogs and cats, in accordance with Article 17(1) and (2) and Article 21(4) and the second subparagraph of Article 21(4a).</w:t>
+            </w:r>
+          </w:p>
+          <w:p>
+            <w:pPr>
+              <w:spacing w:after="0" w:before="140"/>
+              <w:ind w:right="80" w:left="80" w:firstLine="0"/>
+            </w:pPr>
+            <w:r>
+              <w:rPr>
+                <w:rFonts w:ascii="Calibri" w:hAnsi="Calibri"/>
+                <w:b w:val="0"/>
+                <w:i w:val="0"/>
+                <w:color w:val="222222"/>
+                <w:sz w:val="19"/>
+              </w:rPr>
+              <w:t>1a. For that purpose, the Member States may use databases maintained by another Member State, based on appropriate arrangements between those Member States.</w:t>
+            </w:r>
+          </w:p>
+          <w:p>
+            <w:pPr>
+              <w:spacing w:after="0" w:before="140"/>
+              <w:ind w:right="80" w:left="80" w:firstLine="0"/>
+            </w:pPr>
+            <w:r>
+              <w:rPr>
+                <w:rFonts w:ascii="Calibri" w:hAnsi="Calibri"/>
+                <w:b w:val="0"/>
+                <w:i w:val="0"/>
+                <w:color w:val="222222"/>
+                <w:sz w:val="19"/>
+              </w:rPr>
+              <w:t>2. Member States shall ensure that their databases as referred to in paragraph 1 comply with the requirements laid down by the implementing act referred to in point (b) of paragraph 3 to ensure their interoperability so that the identification of a dog or a cat can be authenticated and traced across the Union.</w:t>
+            </w:r>
+          </w:p>
+          <w:p>
+            <w:pPr>
+              <w:spacing w:after="0" w:before="140"/>
+              <w:ind w:right="80" w:left="80" w:firstLine="0"/>
+            </w:pPr>
+            <w:r>
+              <w:rPr>
+                <w:rFonts w:ascii="Calibri" w:hAnsi="Calibri"/>
+                <w:b w:val="0"/>
+                <w:i w:val="0"/>
+                <w:color w:val="222222"/>
+                <w:sz w:val="19"/>
+              </w:rPr>
+              <w:t>2a. The Commission shall establish and maintain an index database containing the minimum set of fields defined under article 19(3)(b). The Commission may entrust the development, maintenance and operation of this index database to an independent entity, following a public selection process, pursuant to the relevant provisions of Title VII of the Regulation (EU, Euratom) 2024/2509.</w:t>
+            </w:r>
+          </w:p>
+          <w:p>
+            <w:pPr>
+              <w:spacing w:after="0" w:before="140"/>
+              <w:ind w:right="80" w:left="80" w:firstLine="0"/>
+            </w:pPr>
+            <w:r>
+              <w:rPr>
+                <w:rFonts w:ascii="Calibri" w:hAnsi="Calibri"/>
+                <w:b w:val="0"/>
+                <w:i w:val="0"/>
+                <w:color w:val="222222"/>
+                <w:sz w:val="19"/>
+              </w:rPr>
+              <w:t>3. The Commission shall, by means of implementing acts, lay down provisions concerning:</w:t>
+            </w:r>
+          </w:p>
+          <w:p>
+            <w:pPr>
+              <w:spacing w:after="0" w:before="100"/>
+              <w:ind w:right="80" w:left="360" w:hanging="280"/>
+            </w:pPr>
+            <w:r>
+              <w:rPr>
+                <w:rFonts w:ascii="Calibri" w:hAnsi="Calibri"/>
+                <w:b w:val="0"/>
+                <w:i w:val="0"/>
+                <w:color w:val="222222"/>
+                <w:sz w:val="19"/>
+              </w:rPr>
+              <w:t>a) the minimum content of the databases referred to in paragraph 1;</w:t>
+            </w:r>
+          </w:p>
+          <w:p>
+            <w:pPr>
+              <w:spacing w:after="0" w:before="100"/>
+              <w:ind w:right="80" w:left="360" w:hanging="280"/>
+            </w:pPr>
+            <w:r>
+              <w:rPr>
+                <w:rFonts w:ascii="Calibri" w:hAnsi="Calibri"/>
+                <w:b w:val="0"/>
+                <w:i w:val="0"/>
+                <w:color w:val="222222"/>
+                <w:sz w:val="19"/>
+              </w:rPr>
+              <w:t>b) the interoperability between Member States databases and the index database, including the minimum set of fields transmitted to the Index database and the intervals of the transmission;</w:t>
+            </w:r>
+          </w:p>
+          <w:p>
+            <w:pPr>
+              <w:spacing w:after="0" w:before="100"/>
+              <w:ind w:right="80" w:left="360" w:hanging="280"/>
+            </w:pPr>
+            <w:r>
+              <w:rPr>
+                <w:rFonts w:ascii="Calibri" w:hAnsi="Calibri"/>
+                <w:b w:val="0"/>
+                <w:i w:val="0"/>
+                <w:color w:val="222222"/>
+                <w:sz w:val="19"/>
+              </w:rPr>
+              <w:t>c) the functionality for providing proof of the identification and registration of a dog or a cat, as referred to in article 17a (3) point (a);</w:t>
+            </w:r>
+          </w:p>
+          <w:p>
+            <w:pPr>
+              <w:spacing w:after="0" w:before="100"/>
+              <w:ind w:right="80" w:left="360" w:hanging="280"/>
+            </w:pPr>
+            <w:r>
+              <w:rPr>
+                <w:rFonts w:ascii="Calibri" w:hAnsi="Calibri"/>
+                <w:b w:val="0"/>
+                <w:i w:val="0"/>
+                <w:color w:val="222222"/>
+                <w:sz w:val="19"/>
+              </w:rPr>
+              <w:t>d) a registry where Member States will declare their databases, and the necessary parameters for connecting those databases with one another in accordance with the provisions established pursuant to point (b);</w:t>
+            </w:r>
+          </w:p>
+          <w:p>
+            <w:pPr>
+              <w:spacing w:after="0" w:before="140"/>
+              <w:ind w:right="80" w:left="80" w:firstLine="0"/>
+            </w:pPr>
+            <w:r>
+              <w:rPr>
+                <w:rFonts w:ascii="Calibri" w:hAnsi="Calibri"/>
+                <w:b w:val="0"/>
+                <w:i w:val="0"/>
+                <w:color w:val="222222"/>
+                <w:sz w:val="19"/>
+              </w:rPr>
+              <w:t>fa) The interconnection between the Member States databases referred to in paragraph 1, the pet travellers' database referred to in Article 21 paragraph 4a, and the Information Management System for Official Controls (IMSOC), where relevant.</w:t>
+            </w:r>
+          </w:p>
+        </w:tc>
+      </w:tr>
+    </w:tbl>
+    <w:p>
+      <w:pPr>
+        <w:spacing w:after="80"/>
+      </w:pPr>
+    </w:p>
+    <w:tbl>
+      <w:tblPr>
+        <w:tblLook w:firstColumn="1" w:firstRow="1" w:lastColumn="0" w:lastRow="0" w:noHBand="0" w:noVBand="1" w:val="04A0"/>
+        <w:tblW w:w="5000" w:type="pct"/>
+      </w:tblPr>
+      <w:tblGrid>
+        <w:gridCol w:w="15138"/>
+      </w:tblGrid>
+      <w:tr>
+        <w:tc>
+          <w:tcPr>
+            <w:tcW w:type="dxa" w:w="15138"/>
+            <w:shd w:val="clear" w:color="auto" w:fill="2471A3"/>
+            <w:tcBorders>
+              <w:top w:val="single" w:sz="4" w:space="0" w:color="CCCCCC"/>
+              <w:left w:val="single" w:sz="4" w:space="0" w:color="CCCCCC"/>
+              <w:bottom w:val="single" w:sz="4" w:space="0" w:color="CCCCCC"/>
+              <w:right w:val="single" w:sz="4" w:space="0" w:color="CCCCCC"/>
+            </w:tcBorders>
+          </w:tcPr>
+          <w:p>
+            <w:pPr>
+              <w:spacing w:before="80" w:after="80"/>
+              <w:jc w:val="center"/>
+            </w:pPr>
+            <w:r>
+              <w:rPr>
+                <w:rFonts w:ascii="Calibri" w:hAnsi="Calibri"/>
+                <w:b/>
+                <w:i w:val="0"/>
+                <w:color w:val="FFFFFF"/>
+                <w:sz w:val="18"/>
+              </w:rPr>
+              <w:t>@regulamento — Tradução PT-PT  ·  Art.º 19 do Regulamento 2023/0447</w:t>
+            </w:r>
+          </w:p>
+        </w:tc>
+      </w:tr>
+      <w:tr>
+        <w:tc>
+          <w:tcPr>
+            <w:tcW w:type="dxa" w:w="15138"/>
+            <w:shd w:val="clear" w:color="auto" w:fill="EBF5FB"/>
+            <w:tcBorders>
+              <w:top w:val="single" w:sz="4" w:space="0" w:color="CCCCCC"/>
+              <w:left w:val="single" w:sz="4" w:space="0" w:color="CCCCCC"/>
+              <w:bottom w:val="single" w:sz="4" w:space="0" w:color="CCCCCC"/>
+              <w:right w:val="single" w:sz="4" w:space="0" w:color="CCCCCC"/>
+            </w:tcBorders>
+            <w:vAlign w:val="top"/>
+          </w:tcPr>
+          <w:p>
+            <w:pPr>
+              <w:spacing w:after="0" w:before="80"/>
+              <w:ind w:right="80" w:left="80" w:firstLine="0"/>
+            </w:pPr>
+            <w:r>
+              <w:rPr>
+                <w:rFonts w:ascii="Calibri" w:hAnsi="Calibri"/>
+                <w:b w:val="0"/>
+                <w:i/>
+                <w:color w:val="222222"/>
+                <w:sz w:val="19"/>
+              </w:rPr>
+              <w:t>Disponível no documento Regulamento - Primeira Versão portuguesa.docx</w:t>
+            </w:r>
+          </w:p>
+        </w:tc>
+      </w:tr>
+    </w:tbl>
+    <w:p>
+      <w:pPr>
+        <w:spacing w:after="80"/>
+      </w:pPr>
+    </w:p>
+    <w:tbl>
+      <w:tblPr>
+        <w:tblLook w:firstColumn="1" w:firstRow="1" w:lastColumn="0" w:lastRow="0" w:noHBand="0" w:noVBand="1" w:val="04A0"/>
+        <w:tblW w:w="5000" w:type="pct"/>
+      </w:tblPr>
+      <w:tblGrid>
+        <w:gridCol w:w="5046"/>
+        <w:gridCol w:w="5046"/>
+        <w:gridCol w:w="5046"/>
+      </w:tblGrid>
+      <w:tr>
+        <w:tc>
+          <w:tcPr>
+            <w:tcW w:type="dxa" w:w="5046"/>
+            <w:shd w:val="clear" w:color="auto" w:fill="1E5631"/>
+            <w:tcBorders>
+              <w:top w:val="single" w:sz="4" w:space="0" w:color="CCCCCC"/>
+              <w:left w:val="single" w:sz="4" w:space="0" w:color="CCCCCC"/>
+              <w:bottom w:val="single" w:sz="4" w:space="0" w:color="CCCCCC"/>
+              <w:right w:val="single" w:sz="4" w:space="0" w:color="CCCCCC"/>
+            </w:tcBorders>
+          </w:tcPr>
+          <w:p>
+            <w:pPr>
+              <w:spacing w:before="80" w:after="80"/>
+              <w:jc w:val="center"/>
+            </w:pPr>
+            <w:r>
+              <w:rPr>
+                <w:rFonts w:ascii="Calibri" w:hAnsi="Calibri"/>
+                <w:b/>
+                <w:i w:val="0"/>
+                <w:color w:val="FFFFFF"/>
+                <w:sz w:val="18"/>
+              </w:rPr>
+              <w:t>@rgbeac (proposta jun. 2025)</w:t>
+            </w:r>
+          </w:p>
+        </w:tc>
+        <w:tc>
+          <w:tcPr>
+            <w:tcW w:type="dxa" w:w="5046"/>
+            <w:shd w:val="clear" w:color="auto" w:fill="7E4C00"/>
+            <w:tcBorders>
+              <w:top w:val="single" w:sz="4" w:space="0" w:color="CCCCCC"/>
+              <w:left w:val="single" w:sz="4" w:space="0" w:color="CCCCCC"/>
+              <w:bottom w:val="single" w:sz="4" w:space="0" w:color="CCCCCC"/>
+              <w:right w:val="single" w:sz="4" w:space="0" w:color="CCCCCC"/>
+            </w:tcBorders>
+          </w:tcPr>
+          <w:p>
+            <w:pPr>
+              <w:spacing w:before="80" w:after="80"/>
+              <w:jc w:val="center"/>
+            </w:pPr>
+            <w:r>
+              <w:rPr>
+                <w:rFonts w:ascii="Calibri" w:hAnsi="Calibri"/>
+                <w:b/>
+                <w:i w:val="0"/>
+                <w:color w:val="FFFFFF"/>
+                <w:sz w:val="18"/>
+              </w:rPr>
+              <w:t>@codigo (DL n.º 214/2013)</w:t>
+            </w:r>
+          </w:p>
+        </w:tc>
+        <w:tc>
+          <w:tcPr>
+            <w:tcW w:type="dxa" w:w="5046"/>
+            <w:shd w:val="clear" w:color="auto" w:fill="006064"/>
+            <w:tcBorders>
+              <w:top w:val="single" w:sz="4" w:space="0" w:color="CCCCCC"/>
+              <w:left w:val="single" w:sz="4" w:space="0" w:color="CCCCCC"/>
+              <w:bottom w:val="single" w:sz="4" w:space="0" w:color="CCCCCC"/>
+              <w:right w:val="single" w:sz="4" w:space="0" w:color="CCCCCC"/>
+            </w:tcBorders>
+          </w:tcPr>
+          <w:p>
+            <w:pPr>
+              <w:spacing w:before="80" w:after="80"/>
+              <w:jc w:val="center"/>
+            </w:pPr>
+            <w:r>
+              <w:rPr>
+                <w:rFonts w:ascii="Calibri" w:hAnsi="Calibri"/>
+                <w:b/>
+                <w:i w:val="0"/>
+                <w:color w:val="FFFFFF"/>
+                <w:sz w:val="18"/>
+              </w:rPr>
+              <w:t>@legislacao (legislação vigente)</w:t>
+            </w:r>
+          </w:p>
+        </w:tc>
+      </w:tr>
+      <w:tr>
+        <w:tc>
+          <w:tcPr>
+            <w:tcW w:type="dxa" w:w="5046"/>
+            <w:shd w:val="clear" w:color="auto" w:fill="D5E8D4"/>
+            <w:tcBorders>
+              <w:top w:val="single" w:sz="4" w:space="0" w:color="CCCCCC"/>
+              <w:left w:val="single" w:sz="4" w:space="0" w:color="CCCCCC"/>
+              <w:bottom w:val="single" w:sz="4" w:space="0" w:color="CCCCCC"/>
+              <w:right w:val="single" w:sz="4" w:space="0" w:color="CCCCCC"/>
+            </w:tcBorders>
+            <w:vAlign w:val="top"/>
+          </w:tcPr>
+          <w:p>
+            <w:pPr>
+              <w:spacing w:before="80" w:after="40"/>
+              <w:ind w:left="80" w:right="80"/>
+            </w:pPr>
+            <w:r>
+              <w:rPr>
+                <w:rFonts w:ascii="Calibri" w:hAnsi="Calibri"/>
+                <w:b/>
+                <w:i/>
+                <w:color w:val="555555"/>
+                <w:sz w:val="16"/>
+              </w:rPr>
+              <w:t>A ser preenchido</w:t>
+            </w:r>
+          </w:p>
+          <w:p>
+            <w:pPr>
+              <w:spacing w:after="0" w:before="140"/>
+              <w:ind w:right="80" w:left="80" w:firstLine="0"/>
+            </w:pPr>
+            <w:r>
+              <w:rPr>
+                <w:rFonts w:ascii="Calibri" w:hAnsi="Calibri"/>
+                <w:b w:val="0"/>
+                <w:i w:val="0"/>
+                <w:color w:val="222222"/>
+                <w:sz w:val="19"/>
+              </w:rPr>
+              <w:t>A ser preenchido</w:t>
+            </w:r>
+          </w:p>
+        </w:tc>
+        <w:tc>
+          <w:tcPr>
+            <w:tcW w:type="dxa" w:w="5046"/>
+            <w:shd w:val="clear" w:color="auto" w:fill="FFE6CC"/>
+            <w:tcBorders>
+              <w:top w:val="single" w:sz="4" w:space="0" w:color="CCCCCC"/>
+              <w:left w:val="single" w:sz="4" w:space="0" w:color="CCCCCC"/>
+              <w:bottom w:val="single" w:sz="4" w:space="0" w:color="CCCCCC"/>
+              <w:right w:val="single" w:sz="4" w:space="0" w:color="CCCCCC"/>
+            </w:tcBorders>
+            <w:vAlign w:val="top"/>
+          </w:tcPr>
+          <w:p>
+            <w:pPr>
+              <w:spacing w:before="80" w:after="40"/>
+              <w:ind w:left="80" w:right="80"/>
+            </w:pPr>
+            <w:r>
+              <w:rPr>
+                <w:rFonts w:ascii="Calibri" w:hAnsi="Calibri"/>
+                <w:b/>
+                <w:i/>
+                <w:color w:val="555555"/>
+                <w:sz w:val="16"/>
+              </w:rPr>
+              <w:t>A ser preenchido</w:t>
+            </w:r>
+          </w:p>
+          <w:p>
+            <w:pPr>
+              <w:spacing w:after="0" w:before="140"/>
+              <w:ind w:right="80" w:left="80" w:firstLine="0"/>
+            </w:pPr>
+            <w:r>
+              <w:rPr>
+                <w:rFonts w:ascii="Calibri" w:hAnsi="Calibri"/>
+                <w:b w:val="0"/>
+                <w:i w:val="0"/>
+                <w:color w:val="222222"/>
+                <w:sz w:val="19"/>
+              </w:rPr>
+              <w:t>A ser preenchido</w:t>
+            </w:r>
+          </w:p>
+        </w:tc>
+        <w:tc>
+          <w:tcPr>
+            <w:tcW w:type="dxa" w:w="5046"/>
+            <w:shd w:val="clear" w:color="auto" w:fill="E0F7FA"/>
+            <w:tcBorders>
+              <w:top w:val="single" w:sz="4" w:space="0" w:color="CCCCCC"/>
+              <w:left w:val="single" w:sz="4" w:space="0" w:color="CCCCCC"/>
+              <w:bottom w:val="single" w:sz="4" w:space="0" w:color="CCCCCC"/>
+              <w:right w:val="single" w:sz="4" w:space="0" w:color="CCCCCC"/>
+            </w:tcBorders>
+            <w:vAlign w:val="top"/>
+          </w:tcPr>
+          <w:p>
+            <w:pPr>
+              <w:spacing w:before="80" w:after="40"/>
+              <w:ind w:left="80" w:right="80"/>
+            </w:pPr>
+            <w:r>
+              <w:rPr>
+                <w:rFonts w:ascii="Calibri" w:hAnsi="Calibri"/>
+                <w:b/>
+                <w:i/>
+                <w:color w:val="555555"/>
+                <w:sz w:val="16"/>
+              </w:rPr>
+              <w:t>A ser preenchido</w:t>
+            </w:r>
+          </w:p>
+          <w:p>
+            <w:pPr>
+              <w:spacing w:after="0" w:before="140"/>
+              <w:ind w:right="80" w:left="80" w:firstLine="0"/>
+            </w:pPr>
+            <w:r>
+              <w:rPr>
+                <w:rFonts w:ascii="Calibri" w:hAnsi="Calibri"/>
+                <w:b w:val="0"/>
+                <w:i w:val="0"/>
+                <w:color w:val="222222"/>
+                <w:sz w:val="19"/>
+              </w:rPr>
+              <w:t>A ser preenchido</w:t>
+            </w:r>
+          </w:p>
+        </w:tc>
+      </w:tr>
+    </w:tbl>
+    <w:p>
+      <w:pPr>
+        <w:spacing w:after="80"/>
+      </w:pPr>
+    </w:p>
+    <w:tbl>
+      <w:tblPr>
+        <w:tblLook w:firstColumn="1" w:firstRow="1" w:lastColumn="0" w:lastRow="0" w:noHBand="0" w:noVBand="1" w:val="04A0"/>
+        <w:tblW w:w="5000" w:type="pct"/>
+      </w:tblPr>
+      <w:tblGrid>
+        <w:gridCol w:w="15138"/>
+      </w:tblGrid>
+      <w:tr>
+        <w:tc>
+          <w:tcPr>
+            <w:tcW w:type="dxa" w:w="15138"/>
+            <w:shd w:val="clear" w:color="auto" w:fill="5D2A8A"/>
+            <w:tcBorders>
+              <w:top w:val="single" w:sz="4" w:space="0" w:color="CCCCCC"/>
+              <w:left w:val="single" w:sz="4" w:space="0" w:color="CCCCCC"/>
+              <w:bottom w:val="single" w:sz="4" w:space="0" w:color="CCCCCC"/>
+              <w:right w:val="single" w:sz="4" w:space="0" w:color="CCCCCC"/>
+            </w:tcBorders>
+          </w:tcPr>
+          <w:p>
+            <w:pPr>
+              <w:spacing w:before="80" w:after="80"/>
+              <w:jc w:val="center"/>
+            </w:pPr>
+            <w:r>
+              <w:rPr>
+                <w:rFonts w:ascii="Calibri" w:hAnsi="Calibri"/>
+                <w:b/>
+                <w:i w:val="0"/>
+                <w:color w:val="FFFFFF"/>
+                <w:sz w:val="18"/>
+              </w:rPr>
+              <w:t>DIVERGÊNCIA FACE AO REGULAMENTO  ·  Necessidade de alteração: A ser preenchido</w:t>
+            </w:r>
+          </w:p>
+        </w:tc>
+      </w:tr>
+      <w:tr>
+        <w:tc>
+          <w:tcPr>
+            <w:tcW w:type="dxa" w:w="15138"/>
+            <w:shd w:val="clear" w:color="auto" w:fill="006064"/>
+            <w:tcBorders>
+              <w:top w:val="single" w:sz="4" w:space="0" w:color="006064"/>
+              <w:left w:val="single" w:sz="4" w:space="0" w:color="006064"/>
+              <w:bottom w:val="single" w:sz="4" w:space="0" w:color="006064"/>
+              <w:right w:val="single" w:sz="4" w:space="0" w:color="006064"/>
+            </w:tcBorders>
+          </w:tcPr>
+          <w:p>
+            <w:pPr>
+              <w:spacing w:before="80" w:after="0"/>
+              <w:ind w:left="120"/>
+            </w:pPr>
+            <w:r>
+              <w:rPr>
+                <w:rFonts w:ascii="Calibri" w:hAnsi="Calibri"/>
+                <w:b/>
+                <w:i w:val="0"/>
+                <w:color w:val="FFFFFF"/>
+                <w:sz w:val="17"/>
+              </w:rPr>
+              <w:t>@legislacao</w:t>
+            </w:r>
+          </w:p>
+        </w:tc>
+      </w:tr>
+      <w:tr>
+        <w:tc>
+          <w:tcPr>
+            <w:tcW w:type="dxa" w:w="15138"/>
+            <w:shd w:val="clear" w:color="auto" w:fill="E0F7FA"/>
+            <w:tcBorders>
+              <w:top w:val="single" w:sz="4" w:space="0" w:color="CCCCCC"/>
+              <w:left w:val="single" w:sz="4" w:space="0" w:color="CCCCCC"/>
+              <w:bottom w:val="single" w:sz="4" w:space="0" w:color="CCCCCC"/>
+              <w:right w:val="single" w:sz="4" w:space="0" w:color="CCCCCC"/>
+            </w:tcBorders>
+            <w:vAlign w:val="top"/>
+          </w:tcPr>
+          <w:p>
+            <w:pPr>
+              <w:spacing w:before="80" w:after="80"/>
+              <w:ind w:left="120" w:right="120"/>
+            </w:pPr>
+            <w:r>
+              <w:rPr>
+                <w:rFonts w:ascii="Calibri" w:hAnsi="Calibri"/>
+                <w:b w:val="0"/>
+                <w:i w:val="0"/>
+                <w:color w:val="222222"/>
+                <w:sz w:val="18"/>
+              </w:rPr>
+              <w:t>A ser preenchido</w:t>
+            </w:r>
+          </w:p>
+        </w:tc>
+      </w:tr>
+      <w:tr>
+        <w:tc>
+          <w:tcPr>
+            <w:tcW w:type="dxa" w:w="15138"/>
+            <w:shd w:val="clear" w:color="auto" w:fill="7E4C00"/>
+            <w:tcBorders>
+              <w:top w:val="single" w:sz="4" w:space="0" w:color="7E4C00"/>
+              <w:left w:val="single" w:sz="4" w:space="0" w:color="7E4C00"/>
+              <w:bottom w:val="single" w:sz="4" w:space="0" w:color="7E4C00"/>
+              <w:right w:val="single" w:sz="4" w:space="0" w:color="7E4C00"/>
+            </w:tcBorders>
+          </w:tcPr>
+          <w:p>
+            <w:pPr>
+              <w:spacing w:before="80" w:after="0"/>
+              <w:ind w:left="120"/>
+            </w:pPr>
+            <w:r>
+              <w:rPr>
+                <w:rFonts w:ascii="Calibri" w:hAnsi="Calibri"/>
+                <w:b/>
+                <w:i w:val="0"/>
+                <w:color w:val="FFFFFF"/>
+                <w:sz w:val="17"/>
+              </w:rPr>
+              <w:t>@codigo</w:t>
+            </w:r>
+          </w:p>
+        </w:tc>
+      </w:tr>
+      <w:tr>
+        <w:tc>
+          <w:tcPr>
+            <w:tcW w:type="dxa" w:w="15138"/>
+            <w:shd w:val="clear" w:color="auto" w:fill="FFE6CC"/>
+            <w:tcBorders>
+              <w:top w:val="single" w:sz="4" w:space="0" w:color="CCCCCC"/>
+              <w:left w:val="single" w:sz="4" w:space="0" w:color="CCCCCC"/>
+              <w:bottom w:val="single" w:sz="4" w:space="0" w:color="CCCCCC"/>
+              <w:right w:val="single" w:sz="4" w:space="0" w:color="CCCCCC"/>
+            </w:tcBorders>
+            <w:vAlign w:val="top"/>
+          </w:tcPr>
+          <w:p>
+            <w:pPr>
+              <w:spacing w:before="80" w:after="80"/>
+              <w:ind w:left="120" w:right="120"/>
+            </w:pPr>
+            <w:r>
+              <w:rPr>
+                <w:rFonts w:ascii="Calibri" w:hAnsi="Calibri"/>
+                <w:b w:val="0"/>
+                <w:i w:val="0"/>
+                <w:color w:val="222222"/>
+                <w:sz w:val="18"/>
+              </w:rPr>
+              <w:t>A ser preenchido</w:t>
+            </w:r>
+          </w:p>
+        </w:tc>
+      </w:tr>
+      <w:tr>
+        <w:tc>
+          <w:tcPr>
+            <w:tcW w:type="dxa" w:w="15138"/>
+            <w:shd w:val="clear" w:color="auto" w:fill="1E5631"/>
+            <w:tcBorders>
+              <w:top w:val="single" w:sz="4" w:space="0" w:color="1E5631"/>
+              <w:left w:val="single" w:sz="4" w:space="0" w:color="1E5631"/>
+              <w:bottom w:val="single" w:sz="4" w:space="0" w:color="1E5631"/>
+              <w:right w:val="single" w:sz="4" w:space="0" w:color="1E5631"/>
+            </w:tcBorders>
+          </w:tcPr>
+          <w:p>
+            <w:pPr>
+              <w:spacing w:before="80" w:after="0"/>
+              <w:ind w:left="120"/>
+            </w:pPr>
+            <w:r>
+              <w:rPr>
+                <w:rFonts w:ascii="Calibri" w:hAnsi="Calibri"/>
+                <w:b/>
+                <w:i w:val="0"/>
+                <w:color w:val="FFFFFF"/>
+                <w:sz w:val="17"/>
+              </w:rPr>
+              <w:t>@rgbeac</w:t>
+            </w:r>
+          </w:p>
+        </w:tc>
+      </w:tr>
+      <w:tr>
+        <w:tc>
+          <w:tcPr>
+            <w:tcW w:type="dxa" w:w="15138"/>
+            <w:shd w:val="clear" w:color="auto" w:fill="D5E8D4"/>
+            <w:tcBorders>
+              <w:top w:val="single" w:sz="4" w:space="0" w:color="CCCCCC"/>
+              <w:left w:val="single" w:sz="4" w:space="0" w:color="CCCCCC"/>
+              <w:bottom w:val="single" w:sz="4" w:space="0" w:color="CCCCCC"/>
+              <w:right w:val="single" w:sz="4" w:space="0" w:color="CCCCCC"/>
+            </w:tcBorders>
+            <w:vAlign w:val="top"/>
+          </w:tcPr>
+          <w:p>
+            <w:pPr>
+              <w:spacing w:before="80" w:after="80"/>
+              <w:ind w:left="120" w:right="120"/>
+            </w:pPr>
+            <w:r>
+              <w:rPr>
+                <w:rFonts w:ascii="Calibri" w:hAnsi="Calibri"/>
+                <w:b w:val="0"/>
+                <w:i w:val="0"/>
+                <w:color w:val="222222"/>
+                <w:sz w:val="18"/>
+              </w:rPr>
+              <w:t>A ser preenchido</w:t>
+            </w:r>
+          </w:p>
+        </w:tc>
+      </w:tr>
+      <w:tr>
+        <w:tc>
+          <w:tcPr>
+            <w:tcW w:type="dxa" w:w="15138"/>
+            <w:shd w:val="clear" w:color="auto" w:fill="5D2A8A"/>
+            <w:tcBorders>
+              <w:top w:val="single" w:sz="4" w:space="0" w:color="5D2A8A"/>
+              <w:left w:val="single" w:sz="4" w:space="0" w:color="5D2A8A"/>
+              <w:bottom w:val="single" w:sz="4" w:space="0" w:color="5D2A8A"/>
+              <w:right w:val="single" w:sz="4" w:space="0" w:color="5D2A8A"/>
+            </w:tcBorders>
+          </w:tcPr>
+          <w:p>
+            <w:pPr>
+              <w:spacing w:before="80" w:after="0"/>
+              <w:ind w:left="120"/>
+            </w:pPr>
+            <w:r>
+              <w:rPr>
+                <w:rFonts w:ascii="Calibri" w:hAnsi="Calibri"/>
+                <w:b/>
+                <w:i w:val="0"/>
+                <w:color w:val="FFFFFF"/>
+                <w:sz w:val="17"/>
+              </w:rPr>
+              <w:t>Sumário / Proposta</w:t>
+            </w:r>
+          </w:p>
+        </w:tc>
+      </w:tr>
+      <w:tr>
+        <w:tc>
+          <w:tcPr>
+            <w:tcW w:type="dxa" w:w="15138"/>
+            <w:shd w:val="clear" w:color="auto" w:fill="EAD7F7"/>
+            <w:tcBorders>
+              <w:top w:val="single" w:sz="4" w:space="0" w:color="CCCCCC"/>
+              <w:left w:val="single" w:sz="4" w:space="0" w:color="CCCCCC"/>
+              <w:bottom w:val="single" w:sz="4" w:space="0" w:color="CCCCCC"/>
+              <w:right w:val="single" w:sz="4" w:space="0" w:color="CCCCCC"/>
+            </w:tcBorders>
+            <w:vAlign w:val="top"/>
+          </w:tcPr>
+          <w:p>
+            <w:pPr>
+              <w:spacing w:before="80" w:after="80"/>
+              <w:ind w:left="120" w:right="120"/>
+            </w:pPr>
+            <w:r>
+              <w:rPr>
+                <w:rFonts w:ascii="Calibri" w:hAnsi="Calibri"/>
+                <w:b w:val="0"/>
+                <w:i w:val="0"/>
+                <w:color w:val="222222"/>
+                <w:sz w:val="18"/>
+              </w:rPr>
+              <w:t>A ser preenchido</w:t>
+            </w:r>
+          </w:p>
+        </w:tc>
+      </w:tr>
+    </w:tbl>
+    <w:p>
+      <w:pPr>
+        <w:spacing w:after="80"/>
+      </w:pPr>
+    </w:p>
+    <w:tbl>
+      <w:tblPr>
+        <w:tblLook w:firstColumn="1" w:firstRow="1" w:lastColumn="0" w:lastRow="0" w:noHBand="0" w:noVBand="1" w:val="04A0"/>
+        <w:tblW w:w="5000" w:type="pct"/>
+      </w:tblPr>
+      <w:tblGrid>
+        <w:gridCol w:w="15138"/>
+      </w:tblGrid>
+      <w:tr>
+        <w:tc>
+          <w:tcPr>
+            <w:tcW w:type="dxa" w:w="15138"/>
+            <w:shd w:val="clear" w:color="auto" w:fill="4A4A4A"/>
+            <w:tcBorders>
+              <w:top w:val="single" w:sz="4" w:space="0" w:color="CCCCCC"/>
+              <w:left w:val="single" w:sz="4" w:space="0" w:color="CCCCCC"/>
+              <w:bottom w:val="single" w:sz="4" w:space="0" w:color="CCCCCC"/>
+              <w:right w:val="single" w:sz="4" w:space="0" w:color="CCCCCC"/>
+            </w:tcBorders>
+          </w:tcPr>
+          <w:p>
+            <w:pPr>
+              <w:spacing w:before="80" w:after="80"/>
+              <w:jc w:val="center"/>
+            </w:pPr>
+            <w:r>
+              <w:rPr>
+                <w:rFonts w:ascii="Calibri" w:hAnsi="Calibri"/>
+                <w:b/>
+                <w:i w:val="0"/>
+                <w:color w:val="FFFFFF"/>
+                <w:sz w:val="18"/>
+              </w:rPr>
+              <w:t>NOTAS DE REUNIÃO</w:t>
+            </w:r>
+          </w:p>
+        </w:tc>
+      </w:tr>
+      <w:tr>
+        <w:tc>
+          <w:tcPr>
+            <w:tcW w:type="dxa" w:w="15138"/>
+            <w:shd w:val="clear" w:color="auto" w:fill="F5F5F5"/>
+            <w:tcBorders>
+              <w:top w:val="single" w:sz="4" w:space="0" w:color="CCCCCC"/>
+              <w:left w:val="single" w:sz="4" w:space="0" w:color="CCCCCC"/>
+              <w:bottom w:val="single" w:sz="4" w:space="0" w:color="CCCCCC"/>
+              <w:right w:val="single" w:sz="4" w:space="0" w:color="CCCCCC"/>
+            </w:tcBorders>
+          </w:tcPr>
+          <w:p>
+            <w:pPr>
+              <w:spacing w:before="120" w:after="800"/>
+              <w:ind w:left="80"/>
+            </w:pPr>
+            <w:r>
+              <w:rPr>
+                <w:rFonts w:ascii="Calibri" w:hAnsi="Calibri"/>
+                <w:b w:val="0"/>
+                <w:i/>
+                <w:color w:val="222222"/>
+                <w:sz w:val="19"/>
+              </w:rPr>
+              <w:t>Correspondências portuguesas a ser adicionadas</w:t>
+            </w:r>
+          </w:p>
+        </w:tc>
+      </w:tr>
+    </w:tbl>
+    <w:p/>
+    <w:p>
+      <w:pPr>
+        <w:spacing w:before="0" w:after="320"/>
+      </w:pPr>
+      <w:r>
+        <w:rPr>
+          <w:color w:val="CCCCCC"/>
+          <w:sz w:val="16"/>
+        </w:rPr>
+        <w:t>────────────────────────────────────────────────────────────────────────────────</w:t>
+      </w:r>
+    </w:p>
+    <w:p>
+      <w:r>
+        <w:br w:type="page"/>
+      </w:r>
+    </w:p>
+    <w:tbl>
+      <w:tblPr>
+        <w:tblLook w:firstColumn="1" w:firstRow="1" w:lastColumn="0" w:lastRow="0" w:noHBand="0" w:noVBand="1" w:val="04A0"/>
+        <w:tblW w:w="5000" w:type="pct"/>
+        <w:tblBorders>
+          <w:top w:val="none" w:sz="0" w:space="0" w:color="auto"/>
+          <w:left w:val="none" w:sz="0" w:space="0" w:color="auto"/>
+          <w:bottom w:val="none" w:sz="0" w:space="0" w:color="auto"/>
+          <w:right w:val="none" w:sz="0" w:space="0" w:color="auto"/>
+          <w:insideH w:val="none" w:sz="0" w:space="0" w:color="auto"/>
+          <w:insideV w:val="none" w:sz="0" w:space="0" w:color="auto"/>
+        </w:tblBorders>
+      </w:tblPr>
+      <w:tblGrid>
+        <w:gridCol w:w="7569"/>
+        <w:gridCol w:w="7569"/>
+      </w:tblGrid>
+      <w:tr>
+        <w:tc>
+          <w:tcPr>
+            <w:tcW w:type="dxa" w:w="7569"/>
+            <w:shd w:val="clear" w:color="auto" w:fill="1A1A2E"/>
+            <w:tcBorders>
+              <w:top w:val="single" w:sz="4" w:space="0" w:color="1A1A2E"/>
+              <w:left w:val="single" w:sz="4" w:space="0" w:color="1A1A2E"/>
+              <w:bottom w:val="single" w:sz="4" w:space="0" w:color="1A1A2E"/>
+              <w:right w:val="single" w:sz="4" w:space="0" w:color="1A1A2E"/>
+            </w:tcBorders>
+          </w:tcPr>
+          <w:p>
+            <w:pPr>
+              <w:spacing w:before="160" w:after="160"/>
+              <w:ind w:left="200"/>
+            </w:pPr>
+            <w:r>
+              <w:rPr>
+                <w:rFonts w:ascii="Calibri" w:hAnsi="Calibri"/>
+                <w:b/>
+                <w:i w:val="0"/>
+                <w:color w:val="FFFFFF"/>
+                <w:sz w:val="22"/>
+              </w:rPr>
+              <w:t>ART-20</w:t>
+            </w:r>
+          </w:p>
+        </w:tc>
+        <w:tc>
+          <w:tcPr>
+            <w:tcW w:type="dxa" w:w="7569"/>
+            <w:shd w:val="clear" w:color="auto" w:fill="2C3E6B"/>
+            <w:tcBorders>
+              <w:top w:val="single" w:sz="4" w:space="0" w:color="2C3E6B"/>
+              <w:left w:val="single" w:sz="4" w:space="0" w:color="2C3E6B"/>
+              <w:bottom w:val="single" w:sz="4" w:space="0" w:color="2C3E6B"/>
+              <w:right w:val="single" w:sz="4" w:space="0" w:color="2C3E6B"/>
+            </w:tcBorders>
+          </w:tcPr>
+          <w:p>
+            <w:pPr>
+              <w:spacing w:before="160" w:after="160"/>
+              <w:ind w:left="200"/>
+            </w:pPr>
+            <w:r>
+              <w:rPr>
+                <w:rFonts w:ascii="Calibri" w:hAnsi="Calibri"/>
+                <w:b/>
+                <w:i w:val="0"/>
+                <w:color w:val="7EC8E3"/>
+                <w:sz w:val="22"/>
+              </w:rPr>
+              <w:t>Recolha de Dados sobre Bem-Estar Animal e Relatório</w:t>
+            </w:r>
+          </w:p>
+        </w:tc>
+      </w:tr>
+    </w:tbl>
+    <w:p>
+      <w:pPr>
+        <w:spacing w:after="80"/>
+      </w:pPr>
+    </w:p>
+    <w:tbl>
+      <w:tblPr>
+        <w:tblLook w:firstColumn="1" w:firstRow="1" w:lastColumn="0" w:lastRow="0" w:noHBand="0" w:noVBand="1" w:val="04A0"/>
+        <w:tblW w:w="5000" w:type="pct"/>
+      </w:tblPr>
+      <w:tblGrid>
+        <w:gridCol w:w="15138"/>
+      </w:tblGrid>
+      <w:tr>
+        <w:tc>
+          <w:tcPr>
+            <w:tcW w:type="dxa" w:w="15138"/>
+            <w:shd w:val="clear" w:color="auto" w:fill="1A3A5C"/>
+            <w:tcBorders>
+              <w:top w:val="single" w:sz="4" w:space="0" w:color="CCCCCC"/>
+              <w:left w:val="single" w:sz="4" w:space="0" w:color="CCCCCC"/>
+              <w:bottom w:val="single" w:sz="4" w:space="0" w:color="CCCCCC"/>
+              <w:right w:val="single" w:sz="4" w:space="0" w:color="CCCCCC"/>
+            </w:tcBorders>
+          </w:tcPr>
+          <w:p>
+            <w:pPr>
+              <w:spacing w:before="80" w:after="80"/>
+              <w:jc w:val="center"/>
+            </w:pPr>
+            <w:r>
+              <w:rPr>
+                <w:rFonts w:ascii="Calibri" w:hAnsi="Calibri"/>
+                <w:b/>
+                <w:i w:val="0"/>
+                <w:color w:val="FFFFFF"/>
+                <w:sz w:val="18"/>
+              </w:rPr>
+              <w:t>@regulamento — Collection of data on animal welfare and reporting  ·  Art.º 20 do Regulamento 2023/0447  |  EN</w:t>
+            </w:r>
+          </w:p>
+        </w:tc>
+      </w:tr>
+      <w:tr>
+        <w:tc>
+          <w:tcPr>
+            <w:tcW w:type="dxa" w:w="15138"/>
+            <w:shd w:val="clear" w:color="auto" w:fill="D6E4F0"/>
+            <w:tcBorders>
+              <w:top w:val="single" w:sz="4" w:space="0" w:color="CCCCCC"/>
+              <w:left w:val="single" w:sz="4" w:space="0" w:color="CCCCCC"/>
+              <w:bottom w:val="single" w:sz="4" w:space="0" w:color="CCCCCC"/>
+              <w:right w:val="single" w:sz="4" w:space="0" w:color="CCCCCC"/>
+            </w:tcBorders>
+            <w:vAlign w:val="top"/>
+          </w:tcPr>
+          <w:p>
+            <w:pPr>
+              <w:spacing w:after="0" w:before="80"/>
+              <w:ind w:right="80" w:left="80" w:firstLine="0"/>
+            </w:pPr>
+            <w:r>
+              <w:rPr>
+                <w:rFonts w:ascii="Calibri" w:hAnsi="Calibri"/>
+                <w:b w:val="0"/>
+                <w:i w:val="0"/>
+                <w:color w:val="222222"/>
+                <w:sz w:val="19"/>
+              </w:rPr>
+              <w:t>1. The competent authorities shall collect, analyse and publish the data set out in Annex III.</w:t>
+            </w:r>
+          </w:p>
+          <w:p>
+            <w:pPr>
+              <w:spacing w:after="0" w:before="140"/>
+              <w:ind w:right="80" w:left="80" w:firstLine="0"/>
+            </w:pPr>
+            <w:r>
+              <w:rPr>
+                <w:rFonts w:ascii="Calibri" w:hAnsi="Calibri"/>
+                <w:b w:val="0"/>
+                <w:i w:val="0"/>
+                <w:color w:val="222222"/>
+                <w:sz w:val="19"/>
+              </w:rPr>
+              <w:t>2. The competent authorities shall draw up and transmit to the Commission a report in electronic form, on the data set out in Annex III, by 31 August every 3 years starting from [6 years from the date of entry into force of this Regulation], summarising the data gathered for the previous 3 years.</w:t>
+            </w:r>
+          </w:p>
+          <w:p>
+            <w:pPr>
+              <w:spacing w:after="0" w:before="140"/>
+              <w:ind w:right="80" w:left="80" w:firstLine="0"/>
+            </w:pPr>
+            <w:r>
+              <w:rPr>
+                <w:rFonts w:ascii="Calibri" w:hAnsi="Calibri"/>
+                <w:b w:val="0"/>
+                <w:i w:val="0"/>
+                <w:color w:val="222222"/>
+                <w:sz w:val="19"/>
+              </w:rPr>
+              <w:t>3. The Commission may, by means of implementing acts, establish a harmonised methodology for collecting the data set out in Annex III and establish a template for the report referred to in paragraph 2 of this Article. Those implementing acts shall be adopted in accordance with the examination procedure referred to in Article 24.</w:t>
+            </w:r>
+          </w:p>
+        </w:tc>
+      </w:tr>
+    </w:tbl>
+    <w:p>
+      <w:pPr>
+        <w:spacing w:after="80"/>
+      </w:pPr>
+    </w:p>
+    <w:tbl>
+      <w:tblPr>
+        <w:tblLook w:firstColumn="1" w:firstRow="1" w:lastColumn="0" w:lastRow="0" w:noHBand="0" w:noVBand="1" w:val="04A0"/>
+        <w:tblW w:w="5000" w:type="pct"/>
+      </w:tblPr>
+      <w:tblGrid>
+        <w:gridCol w:w="15138"/>
+      </w:tblGrid>
+      <w:tr>
+        <w:tc>
+          <w:tcPr>
+            <w:tcW w:type="dxa" w:w="15138"/>
+            <w:shd w:val="clear" w:color="auto" w:fill="2471A3"/>
+            <w:tcBorders>
+              <w:top w:val="single" w:sz="4" w:space="0" w:color="CCCCCC"/>
+              <w:left w:val="single" w:sz="4" w:space="0" w:color="CCCCCC"/>
+              <w:bottom w:val="single" w:sz="4" w:space="0" w:color="CCCCCC"/>
+              <w:right w:val="single" w:sz="4" w:space="0" w:color="CCCCCC"/>
+            </w:tcBorders>
+          </w:tcPr>
+          <w:p>
+            <w:pPr>
+              <w:spacing w:before="80" w:after="80"/>
+              <w:jc w:val="center"/>
+            </w:pPr>
+            <w:r>
+              <w:rPr>
+                <w:rFonts w:ascii="Calibri" w:hAnsi="Calibri"/>
+                <w:b/>
+                <w:i w:val="0"/>
+                <w:color w:val="FFFFFF"/>
+                <w:sz w:val="18"/>
+              </w:rPr>
+              <w:t>@regulamento — Tradução PT-PT  ·  Art.º 20 do Regulamento 2023/0447</w:t>
+            </w:r>
+          </w:p>
+        </w:tc>
+      </w:tr>
+      <w:tr>
+        <w:tc>
+          <w:tcPr>
+            <w:tcW w:type="dxa" w:w="15138"/>
+            <w:shd w:val="clear" w:color="auto" w:fill="EBF5FB"/>
+            <w:tcBorders>
+              <w:top w:val="single" w:sz="4" w:space="0" w:color="CCCCCC"/>
+              <w:left w:val="single" w:sz="4" w:space="0" w:color="CCCCCC"/>
+              <w:bottom w:val="single" w:sz="4" w:space="0" w:color="CCCCCC"/>
+              <w:right w:val="single" w:sz="4" w:space="0" w:color="CCCCCC"/>
+            </w:tcBorders>
+            <w:vAlign w:val="top"/>
+          </w:tcPr>
+          <w:p>
+            <w:pPr>
+              <w:spacing w:after="0" w:before="80"/>
+              <w:ind w:right="80" w:left="80" w:firstLine="0"/>
+            </w:pPr>
+            <w:r>
+              <w:rPr>
+                <w:rFonts w:ascii="Calibri" w:hAnsi="Calibri"/>
+                <w:b w:val="0"/>
+                <w:i/>
+                <w:color w:val="222222"/>
+                <w:sz w:val="19"/>
+              </w:rPr>
+              <w:t>Disponível no documento Regulamento - Primeira Versão portuguesa.docx</w:t>
+            </w:r>
+          </w:p>
+        </w:tc>
+      </w:tr>
+    </w:tbl>
+    <w:p>
+      <w:pPr>
+        <w:spacing w:after="80"/>
+      </w:pPr>
+    </w:p>
+    <w:tbl>
+      <w:tblPr>
+        <w:tblLook w:firstColumn="1" w:firstRow="1" w:lastColumn="0" w:lastRow="0" w:noHBand="0" w:noVBand="1" w:val="04A0"/>
+        <w:tblW w:w="5000" w:type="pct"/>
+      </w:tblPr>
+      <w:tblGrid>
+        <w:gridCol w:w="5046"/>
+        <w:gridCol w:w="5046"/>
+        <w:gridCol w:w="5046"/>
+      </w:tblGrid>
+      <w:tr>
+        <w:tc>
+          <w:tcPr>
+            <w:tcW w:type="dxa" w:w="5046"/>
+            <w:shd w:val="clear" w:color="auto" w:fill="1E5631"/>
+            <w:tcBorders>
+              <w:top w:val="single" w:sz="4" w:space="0" w:color="CCCCCC"/>
+              <w:left w:val="single" w:sz="4" w:space="0" w:color="CCCCCC"/>
+              <w:bottom w:val="single" w:sz="4" w:space="0" w:color="CCCCCC"/>
+              <w:right w:val="single" w:sz="4" w:space="0" w:color="CCCCCC"/>
+            </w:tcBorders>
+          </w:tcPr>
+          <w:p>
+            <w:pPr>
+              <w:spacing w:before="80" w:after="80"/>
+              <w:jc w:val="center"/>
+            </w:pPr>
+            <w:r>
+              <w:rPr>
+                <w:rFonts w:ascii="Calibri" w:hAnsi="Calibri"/>
+                <w:b/>
+                <w:i w:val="0"/>
+                <w:color w:val="FFFFFF"/>
+                <w:sz w:val="18"/>
+              </w:rPr>
+              <w:t>@rgbeac (proposta jun. 2025)</w:t>
+            </w:r>
+          </w:p>
+        </w:tc>
+        <w:tc>
+          <w:tcPr>
+            <w:tcW w:type="dxa" w:w="5046"/>
+            <w:shd w:val="clear" w:color="auto" w:fill="7E4C00"/>
+            <w:tcBorders>
+              <w:top w:val="single" w:sz="4" w:space="0" w:color="CCCCCC"/>
+              <w:left w:val="single" w:sz="4" w:space="0" w:color="CCCCCC"/>
+              <w:bottom w:val="single" w:sz="4" w:space="0" w:color="CCCCCC"/>
+              <w:right w:val="single" w:sz="4" w:space="0" w:color="CCCCCC"/>
+            </w:tcBorders>
+          </w:tcPr>
+          <w:p>
+            <w:pPr>
+              <w:spacing w:before="80" w:after="80"/>
+              <w:jc w:val="center"/>
+            </w:pPr>
+            <w:r>
+              <w:rPr>
+                <w:rFonts w:ascii="Calibri" w:hAnsi="Calibri"/>
+                <w:b/>
+                <w:i w:val="0"/>
+                <w:color w:val="FFFFFF"/>
+                <w:sz w:val="18"/>
+              </w:rPr>
+              <w:t>@codigo (DL n.º 214/2013)</w:t>
+            </w:r>
+          </w:p>
+        </w:tc>
+        <w:tc>
+          <w:tcPr>
+            <w:tcW w:type="dxa" w:w="5046"/>
+            <w:shd w:val="clear" w:color="auto" w:fill="006064"/>
+            <w:tcBorders>
+              <w:top w:val="single" w:sz="4" w:space="0" w:color="CCCCCC"/>
+              <w:left w:val="single" w:sz="4" w:space="0" w:color="CCCCCC"/>
+              <w:bottom w:val="single" w:sz="4" w:space="0" w:color="CCCCCC"/>
+              <w:right w:val="single" w:sz="4" w:space="0" w:color="CCCCCC"/>
+            </w:tcBorders>
+          </w:tcPr>
+          <w:p>
+            <w:pPr>
+              <w:spacing w:before="80" w:after="80"/>
+              <w:jc w:val="center"/>
+            </w:pPr>
+            <w:r>
+              <w:rPr>
+                <w:rFonts w:ascii="Calibri" w:hAnsi="Calibri"/>
+                <w:b/>
+                <w:i w:val="0"/>
+                <w:color w:val="FFFFFF"/>
+                <w:sz w:val="18"/>
+              </w:rPr>
+              <w:t>@legislacao (legislação vigente)</w:t>
+            </w:r>
+          </w:p>
+        </w:tc>
+      </w:tr>
+      <w:tr>
+        <w:tc>
+          <w:tcPr>
+            <w:tcW w:type="dxa" w:w="5046"/>
+            <w:shd w:val="clear" w:color="auto" w:fill="D5E8D4"/>
+            <w:tcBorders>
+              <w:top w:val="single" w:sz="4" w:space="0" w:color="CCCCCC"/>
+              <w:left w:val="single" w:sz="4" w:space="0" w:color="CCCCCC"/>
+              <w:bottom w:val="single" w:sz="4" w:space="0" w:color="CCCCCC"/>
+              <w:right w:val="single" w:sz="4" w:space="0" w:color="CCCCCC"/>
+            </w:tcBorders>
+            <w:vAlign w:val="top"/>
+          </w:tcPr>
+          <w:p>
+            <w:pPr>
+              <w:spacing w:before="80" w:after="40"/>
+              <w:ind w:left="80" w:right="80"/>
+            </w:pPr>
+            <w:r>
+              <w:rPr>
+                <w:rFonts w:ascii="Calibri" w:hAnsi="Calibri"/>
+                <w:b/>
+                <w:i/>
+                <w:color w:val="555555"/>
+                <w:sz w:val="16"/>
+              </w:rPr>
+              <w:t>A ser preenchido</w:t>
+            </w:r>
+          </w:p>
+          <w:p>
+            <w:pPr>
+              <w:spacing w:after="0" w:before="140"/>
+              <w:ind w:right="80" w:left="80" w:firstLine="0"/>
+            </w:pPr>
+            <w:r>
+              <w:rPr>
+                <w:rFonts w:ascii="Calibri" w:hAnsi="Calibri"/>
+                <w:b w:val="0"/>
+                <w:i w:val="0"/>
+                <w:color w:val="222222"/>
+                <w:sz w:val="19"/>
+              </w:rPr>
+              <w:t>A ser preenchido</w:t>
+            </w:r>
+          </w:p>
+        </w:tc>
+        <w:tc>
+          <w:tcPr>
+            <w:tcW w:type="dxa" w:w="5046"/>
+            <w:shd w:val="clear" w:color="auto" w:fill="FFE6CC"/>
+            <w:tcBorders>
+              <w:top w:val="single" w:sz="4" w:space="0" w:color="CCCCCC"/>
+              <w:left w:val="single" w:sz="4" w:space="0" w:color="CCCCCC"/>
+              <w:bottom w:val="single" w:sz="4" w:space="0" w:color="CCCCCC"/>
+              <w:right w:val="single" w:sz="4" w:space="0" w:color="CCCCCC"/>
+            </w:tcBorders>
+            <w:vAlign w:val="top"/>
+          </w:tcPr>
+          <w:p>
+            <w:pPr>
+              <w:spacing w:before="80" w:after="40"/>
+              <w:ind w:left="80" w:right="80"/>
+            </w:pPr>
+            <w:r>
+              <w:rPr>
+                <w:rFonts w:ascii="Calibri" w:hAnsi="Calibri"/>
+                <w:b/>
+                <w:i/>
+                <w:color w:val="555555"/>
+                <w:sz w:val="16"/>
+              </w:rPr>
+              <w:t>A ser preenchido</w:t>
+            </w:r>
+          </w:p>
+          <w:p>
+            <w:pPr>
+              <w:spacing w:after="0" w:before="140"/>
+              <w:ind w:right="80" w:left="80" w:firstLine="0"/>
+            </w:pPr>
+            <w:r>
+              <w:rPr>
+                <w:rFonts w:ascii="Calibri" w:hAnsi="Calibri"/>
+                <w:b w:val="0"/>
+                <w:i w:val="0"/>
+                <w:color w:val="222222"/>
+                <w:sz w:val="19"/>
+              </w:rPr>
+              <w:t>A ser preenchido</w:t>
+            </w:r>
+          </w:p>
+        </w:tc>
+        <w:tc>
+          <w:tcPr>
+            <w:tcW w:type="dxa" w:w="5046"/>
+            <w:shd w:val="clear" w:color="auto" w:fill="E0F7FA"/>
+            <w:tcBorders>
+              <w:top w:val="single" w:sz="4" w:space="0" w:color="CCCCCC"/>
+              <w:left w:val="single" w:sz="4" w:space="0" w:color="CCCCCC"/>
+              <w:bottom w:val="single" w:sz="4" w:space="0" w:color="CCCCCC"/>
+              <w:right w:val="single" w:sz="4" w:space="0" w:color="CCCCCC"/>
+            </w:tcBorders>
+            <w:vAlign w:val="top"/>
+          </w:tcPr>
+          <w:p>
+            <w:pPr>
+              <w:spacing w:before="80" w:after="40"/>
+              <w:ind w:left="80" w:right="80"/>
+            </w:pPr>
+            <w:r>
+              <w:rPr>
+                <w:rFonts w:ascii="Calibri" w:hAnsi="Calibri"/>
+                <w:b/>
+                <w:i/>
+                <w:color w:val="555555"/>
+                <w:sz w:val="16"/>
+              </w:rPr>
+              <w:t>A ser preenchido</w:t>
+            </w:r>
+          </w:p>
+          <w:p>
+            <w:pPr>
+              <w:spacing w:after="0" w:before="140"/>
+              <w:ind w:right="80" w:left="80" w:firstLine="0"/>
+            </w:pPr>
+            <w:r>
+              <w:rPr>
+                <w:rFonts w:ascii="Calibri" w:hAnsi="Calibri"/>
+                <w:b w:val="0"/>
+                <w:i w:val="0"/>
+                <w:color w:val="222222"/>
+                <w:sz w:val="19"/>
+              </w:rPr>
+              <w:t>A ser preenchido</w:t>
+            </w:r>
+          </w:p>
+        </w:tc>
+      </w:tr>
+    </w:tbl>
+    <w:p>
+      <w:pPr>
+        <w:spacing w:after="80"/>
+      </w:pPr>
+    </w:p>
+    <w:tbl>
+      <w:tblPr>
+        <w:tblLook w:firstColumn="1" w:firstRow="1" w:lastColumn="0" w:lastRow="0" w:noHBand="0" w:noVBand="1" w:val="04A0"/>
+        <w:tblW w:w="5000" w:type="pct"/>
+      </w:tblPr>
+      <w:tblGrid>
+        <w:gridCol w:w="15138"/>
+      </w:tblGrid>
+      <w:tr>
+        <w:tc>
+          <w:tcPr>
+            <w:tcW w:type="dxa" w:w="15138"/>
+            <w:shd w:val="clear" w:color="auto" w:fill="5D2A8A"/>
+            <w:tcBorders>
+              <w:top w:val="single" w:sz="4" w:space="0" w:color="CCCCCC"/>
+              <w:left w:val="single" w:sz="4" w:space="0" w:color="CCCCCC"/>
+              <w:bottom w:val="single" w:sz="4" w:space="0" w:color="CCCCCC"/>
+              <w:right w:val="single" w:sz="4" w:space="0" w:color="CCCCCC"/>
+            </w:tcBorders>
+          </w:tcPr>
+          <w:p>
+            <w:pPr>
+              <w:spacing w:before="80" w:after="80"/>
+              <w:jc w:val="center"/>
+            </w:pPr>
+            <w:r>
+              <w:rPr>
+                <w:rFonts w:ascii="Calibri" w:hAnsi="Calibri"/>
+                <w:b/>
+                <w:i w:val="0"/>
+                <w:color w:val="FFFFFF"/>
+                <w:sz w:val="18"/>
+              </w:rPr>
+              <w:t>DIVERGÊNCIA FACE AO REGULAMENTO  ·  Necessidade de alteração: A ser preenchido</w:t>
+            </w:r>
+          </w:p>
+        </w:tc>
+      </w:tr>
+      <w:tr>
+        <w:tc>
+          <w:tcPr>
+            <w:tcW w:type="dxa" w:w="15138"/>
+            <w:shd w:val="clear" w:color="auto" w:fill="006064"/>
+            <w:tcBorders>
+              <w:top w:val="single" w:sz="4" w:space="0" w:color="006064"/>
+              <w:left w:val="single" w:sz="4" w:space="0" w:color="006064"/>
+              <w:bottom w:val="single" w:sz="4" w:space="0" w:color="006064"/>
+              <w:right w:val="single" w:sz="4" w:space="0" w:color="006064"/>
+            </w:tcBorders>
+          </w:tcPr>
+          <w:p>
+            <w:pPr>
+              <w:spacing w:before="80" w:after="0"/>
+              <w:ind w:left="120"/>
+            </w:pPr>
+            <w:r>
+              <w:rPr>
+                <w:rFonts w:ascii="Calibri" w:hAnsi="Calibri"/>
+                <w:b/>
+                <w:i w:val="0"/>
+                <w:color w:val="FFFFFF"/>
+                <w:sz w:val="17"/>
+              </w:rPr>
+              <w:t>@legislacao</w:t>
+            </w:r>
+          </w:p>
+        </w:tc>
+      </w:tr>
+      <w:tr>
+        <w:tc>
+          <w:tcPr>
+            <w:tcW w:type="dxa" w:w="15138"/>
+            <w:shd w:val="clear" w:color="auto" w:fill="E0F7FA"/>
+            <w:tcBorders>
+              <w:top w:val="single" w:sz="4" w:space="0" w:color="CCCCCC"/>
+              <w:left w:val="single" w:sz="4" w:space="0" w:color="CCCCCC"/>
+              <w:bottom w:val="single" w:sz="4" w:space="0" w:color="CCCCCC"/>
+              <w:right w:val="single" w:sz="4" w:space="0" w:color="CCCCCC"/>
+            </w:tcBorders>
+            <w:vAlign w:val="top"/>
+          </w:tcPr>
+          <w:p>
+            <w:pPr>
+              <w:spacing w:before="80" w:after="80"/>
+              <w:ind w:left="120" w:right="120"/>
+            </w:pPr>
+            <w:r>
+              <w:rPr>
+                <w:rFonts w:ascii="Calibri" w:hAnsi="Calibri"/>
+                <w:b w:val="0"/>
+                <w:i w:val="0"/>
+                <w:color w:val="222222"/>
+                <w:sz w:val="18"/>
+              </w:rPr>
+              <w:t>A ser preenchido</w:t>
+            </w:r>
+          </w:p>
+        </w:tc>
+      </w:tr>
+      <w:tr>
+        <w:tc>
+          <w:tcPr>
+            <w:tcW w:type="dxa" w:w="15138"/>
+            <w:shd w:val="clear" w:color="auto" w:fill="7E4C00"/>
+            <w:tcBorders>
+              <w:top w:val="single" w:sz="4" w:space="0" w:color="7E4C00"/>
+              <w:left w:val="single" w:sz="4" w:space="0" w:color="7E4C00"/>
+              <w:bottom w:val="single" w:sz="4" w:space="0" w:color="7E4C00"/>
+              <w:right w:val="single" w:sz="4" w:space="0" w:color="7E4C00"/>
+            </w:tcBorders>
+          </w:tcPr>
+          <w:p>
+            <w:pPr>
+              <w:spacing w:before="80" w:after="0"/>
+              <w:ind w:left="120"/>
+            </w:pPr>
+            <w:r>
+              <w:rPr>
+                <w:rFonts w:ascii="Calibri" w:hAnsi="Calibri"/>
+                <w:b/>
+                <w:i w:val="0"/>
+                <w:color w:val="FFFFFF"/>
+                <w:sz w:val="17"/>
+              </w:rPr>
+              <w:t>@codigo</w:t>
+            </w:r>
+          </w:p>
+        </w:tc>
+      </w:tr>
+      <w:tr>
+        <w:tc>
+          <w:tcPr>
+            <w:tcW w:type="dxa" w:w="15138"/>
+            <w:shd w:val="clear" w:color="auto" w:fill="FFE6CC"/>
+            <w:tcBorders>
+              <w:top w:val="single" w:sz="4" w:space="0" w:color="CCCCCC"/>
+              <w:left w:val="single" w:sz="4" w:space="0" w:color="CCCCCC"/>
+              <w:bottom w:val="single" w:sz="4" w:space="0" w:color="CCCCCC"/>
+              <w:right w:val="single" w:sz="4" w:space="0" w:color="CCCCCC"/>
+            </w:tcBorders>
+            <w:vAlign w:val="top"/>
+          </w:tcPr>
+          <w:p>
+            <w:pPr>
+              <w:spacing w:before="80" w:after="80"/>
+              <w:ind w:left="120" w:right="120"/>
+            </w:pPr>
+            <w:r>
+              <w:rPr>
+                <w:rFonts w:ascii="Calibri" w:hAnsi="Calibri"/>
+                <w:b w:val="0"/>
+                <w:i w:val="0"/>
+                <w:color w:val="222222"/>
+                <w:sz w:val="18"/>
+              </w:rPr>
+              <w:t>A ser preenchido</w:t>
+            </w:r>
+          </w:p>
+        </w:tc>
+      </w:tr>
+      <w:tr>
+        <w:tc>
+          <w:tcPr>
+            <w:tcW w:type="dxa" w:w="15138"/>
+            <w:shd w:val="clear" w:color="auto" w:fill="1E5631"/>
+            <w:tcBorders>
+              <w:top w:val="single" w:sz="4" w:space="0" w:color="1E5631"/>
+              <w:left w:val="single" w:sz="4" w:space="0" w:color="1E5631"/>
+              <w:bottom w:val="single" w:sz="4" w:space="0" w:color="1E5631"/>
+              <w:right w:val="single" w:sz="4" w:space="0" w:color="1E5631"/>
+            </w:tcBorders>
+          </w:tcPr>
+          <w:p>
+            <w:pPr>
+              <w:spacing w:before="80" w:after="0"/>
+              <w:ind w:left="120"/>
+            </w:pPr>
+            <w:r>
+              <w:rPr>
+                <w:rFonts w:ascii="Calibri" w:hAnsi="Calibri"/>
+                <w:b/>
+                <w:i w:val="0"/>
+                <w:color w:val="FFFFFF"/>
+                <w:sz w:val="17"/>
+              </w:rPr>
+              <w:t>@rgbeac</w:t>
+            </w:r>
+          </w:p>
+        </w:tc>
+      </w:tr>
+      <w:tr>
+        <w:tc>
+          <w:tcPr>
+            <w:tcW w:type="dxa" w:w="15138"/>
+            <w:shd w:val="clear" w:color="auto" w:fill="D5E8D4"/>
+            <w:tcBorders>
+              <w:top w:val="single" w:sz="4" w:space="0" w:color="CCCCCC"/>
+              <w:left w:val="single" w:sz="4" w:space="0" w:color="CCCCCC"/>
+              <w:bottom w:val="single" w:sz="4" w:space="0" w:color="CCCCCC"/>
+              <w:right w:val="single" w:sz="4" w:space="0" w:color="CCCCCC"/>
+            </w:tcBorders>
+            <w:vAlign w:val="top"/>
+          </w:tcPr>
+          <w:p>
+            <w:pPr>
+              <w:spacing w:before="80" w:after="80"/>
+              <w:ind w:left="120" w:right="120"/>
+            </w:pPr>
+            <w:r>
+              <w:rPr>
+                <w:rFonts w:ascii="Calibri" w:hAnsi="Calibri"/>
+                <w:b w:val="0"/>
+                <w:i w:val="0"/>
+                <w:color w:val="222222"/>
+                <w:sz w:val="18"/>
+              </w:rPr>
+              <w:t>A ser preenchido</w:t>
+            </w:r>
+          </w:p>
+        </w:tc>
+      </w:tr>
+      <w:tr>
+        <w:tc>
+          <w:tcPr>
+            <w:tcW w:type="dxa" w:w="15138"/>
+            <w:shd w:val="clear" w:color="auto" w:fill="5D2A8A"/>
+            <w:tcBorders>
+              <w:top w:val="single" w:sz="4" w:space="0" w:color="5D2A8A"/>
+              <w:left w:val="single" w:sz="4" w:space="0" w:color="5D2A8A"/>
+              <w:bottom w:val="single" w:sz="4" w:space="0" w:color="5D2A8A"/>
+              <w:right w:val="single" w:sz="4" w:space="0" w:color="5D2A8A"/>
+            </w:tcBorders>
+          </w:tcPr>
+          <w:p>
+            <w:pPr>
+              <w:spacing w:before="80" w:after="0"/>
+              <w:ind w:left="120"/>
+            </w:pPr>
+            <w:r>
+              <w:rPr>
+                <w:rFonts w:ascii="Calibri" w:hAnsi="Calibri"/>
+                <w:b/>
+                <w:i w:val="0"/>
+                <w:color w:val="FFFFFF"/>
+                <w:sz w:val="17"/>
+              </w:rPr>
+              <w:t>Sumário / Proposta</w:t>
+            </w:r>
+          </w:p>
+        </w:tc>
+      </w:tr>
+      <w:tr>
+        <w:tc>
+          <w:tcPr>
+            <w:tcW w:type="dxa" w:w="15138"/>
+            <w:shd w:val="clear" w:color="auto" w:fill="EAD7F7"/>
+            <w:tcBorders>
+              <w:top w:val="single" w:sz="4" w:space="0" w:color="CCCCCC"/>
+              <w:left w:val="single" w:sz="4" w:space="0" w:color="CCCCCC"/>
+              <w:bottom w:val="single" w:sz="4" w:space="0" w:color="CCCCCC"/>
+              <w:right w:val="single" w:sz="4" w:space="0" w:color="CCCCCC"/>
+            </w:tcBorders>
+            <w:vAlign w:val="top"/>
+          </w:tcPr>
+          <w:p>
+            <w:pPr>
+              <w:spacing w:before="80" w:after="80"/>
+              <w:ind w:left="120" w:right="120"/>
+            </w:pPr>
+            <w:r>
+              <w:rPr>
+                <w:rFonts w:ascii="Calibri" w:hAnsi="Calibri"/>
+                <w:b w:val="0"/>
+                <w:i w:val="0"/>
+                <w:color w:val="222222"/>
+                <w:sz w:val="18"/>
+              </w:rPr>
+              <w:t>A ser preenchido</w:t>
+            </w:r>
+          </w:p>
+        </w:tc>
+      </w:tr>
+    </w:tbl>
+    <w:p>
+      <w:pPr>
+        <w:spacing w:after="80"/>
+      </w:pPr>
+    </w:p>
+    <w:tbl>
+      <w:tblPr>
+        <w:tblLook w:firstColumn="1" w:firstRow="1" w:lastColumn="0" w:lastRow="0" w:noHBand="0" w:noVBand="1" w:val="04A0"/>
+        <w:tblW w:w="5000" w:type="pct"/>
+      </w:tblPr>
+      <w:tblGrid>
+        <w:gridCol w:w="15138"/>
+      </w:tblGrid>
+      <w:tr>
+        <w:tc>
+          <w:tcPr>
+            <w:tcW w:type="dxa" w:w="15138"/>
+            <w:shd w:val="clear" w:color="auto" w:fill="4A4A4A"/>
+            <w:tcBorders>
+              <w:top w:val="single" w:sz="4" w:space="0" w:color="CCCCCC"/>
+              <w:left w:val="single" w:sz="4" w:space="0" w:color="CCCCCC"/>
+              <w:bottom w:val="single" w:sz="4" w:space="0" w:color="CCCCCC"/>
+              <w:right w:val="single" w:sz="4" w:space="0" w:color="CCCCCC"/>
+            </w:tcBorders>
+          </w:tcPr>
+          <w:p>
+            <w:pPr>
+              <w:spacing w:before="80" w:after="80"/>
+              <w:jc w:val="center"/>
+            </w:pPr>
+            <w:r>
+              <w:rPr>
+                <w:rFonts w:ascii="Calibri" w:hAnsi="Calibri"/>
+                <w:b/>
+                <w:i w:val="0"/>
+                <w:color w:val="FFFFFF"/>
+                <w:sz w:val="18"/>
+              </w:rPr>
+              <w:t>NOTAS DE REUNIÃO</w:t>
+            </w:r>
+          </w:p>
+        </w:tc>
+      </w:tr>
+      <w:tr>
+        <w:tc>
+          <w:tcPr>
+            <w:tcW w:type="dxa" w:w="15138"/>
+            <w:shd w:val="clear" w:color="auto" w:fill="F5F5F5"/>
+            <w:tcBorders>
+              <w:top w:val="single" w:sz="4" w:space="0" w:color="CCCCCC"/>
+              <w:left w:val="single" w:sz="4" w:space="0" w:color="CCCCCC"/>
+              <w:bottom w:val="single" w:sz="4" w:space="0" w:color="CCCCCC"/>
+              <w:right w:val="single" w:sz="4" w:space="0" w:color="CCCCCC"/>
+            </w:tcBorders>
+          </w:tcPr>
+          <w:p>
+            <w:pPr>
+              <w:spacing w:before="120" w:after="800"/>
+              <w:ind w:left="80"/>
+            </w:pPr>
+            <w:r>
+              <w:rPr>
+                <w:rFonts w:ascii="Calibri" w:hAnsi="Calibri"/>
+                <w:b w:val="0"/>
+                <w:i/>
+                <w:color w:val="222222"/>
+                <w:sz w:val="19"/>
+              </w:rPr>
+              <w:t>Correspondências portuguesas a ser adicionadas</w:t>
             </w:r>
           </w:p>
         </w:tc>

--- a/comparativo_reuniao_exemplo.docx
+++ b/comparativo_reuniao_exemplo.docx
@@ -15811,7 +15811,7 @@
                 <w:color w:val="555555"/>
                 <w:sz w:val="16"/>
               </w:rPr>
-              <w:t>A ser preenchido</w:t>
+              <w:t>Art.º 39.º do RGBEAC (proposta, jun. 2025)</w:t>
             </w:r>
           </w:p>
           <w:p>
@@ -15822,12 +15822,44 @@
             <w:r>
               <w:rPr>
                 <w:rFonts w:ascii="Calibri" w:hAnsi="Calibri"/>
-                <w:b w:val="0"/>
-                <w:i w:val="0"/>
-                <w:color w:val="222222"/>
-                <w:sz w:val="19"/>
-              </w:rPr>
-              <w:t>A ser preenchido</w:t>
+                <w:b/>
+                <w:i w:val="0"/>
+                <w:color w:val="333333"/>
+                <w:sz w:val="18"/>
+              </w:rPr>
+              <w:t>Artigo 39.º - Participação em eventos</w:t>
+            </w:r>
+          </w:p>
+          <w:p>
+            <w:pPr>
+              <w:spacing w:after="0" w:before="140"/>
+              <w:ind w:right="80" w:left="80" w:firstLine="0"/>
+            </w:pPr>
+            <w:r>
+              <w:rPr>
+                <w:rFonts w:ascii="Calibri" w:hAnsi="Calibri"/>
+                <w:b w:val="0"/>
+                <w:i w:val="0"/>
+                <w:color w:val="222222"/>
+                <w:sz w:val="19"/>
+              </w:rPr>
+              <w:t>1 – A participação de animais de companhia em concursos, exposições, espetáculos, manifestações culturais, divertimentos públicos, atividades performativas, cinematográficas e audiovisuais, campanhas publicitárias, ou outros eventos onde participem animais de companhia carece de autorização do diretor geral da DGAV a área da realização da mesma, após parecer da respetiva câmara municipal.</w:t>
+            </w:r>
+          </w:p>
+          <w:p>
+            <w:pPr>
+              <w:spacing w:after="0" w:before="140"/>
+              <w:ind w:right="80" w:left="80" w:firstLine="0"/>
+            </w:pPr>
+            <w:r>
+              <w:rPr>
+                <w:rFonts w:ascii="Calibri" w:hAnsi="Calibri"/>
+                <w:b w:val="0"/>
+                <w:i w:val="0"/>
+                <w:color w:val="222222"/>
+                <w:sz w:val="19"/>
+              </w:rPr>
+              <w:t>3 - Só serão admitidos no evento os animais de companhia que: a) Estejam registados no SIAC; b) Quando aplicável, possuam prova de vacinação antirrábica; c) Possuam vacinações contra as principais doenças infectocontagiosas; d) Não tenham sido submetidos a intervenções cirúrgicas em infração.</w:t>
             </w:r>
           </w:p>
         </w:tc>
@@ -15856,7 +15888,7 @@
                 <w:color w:val="555555"/>
                 <w:sz w:val="16"/>
               </w:rPr>
-              <w:t>A ser preenchido</w:t>
+              <w:t>Art.º 79.º do Código do Animal (DL 214/2013)</w:t>
             </w:r>
           </w:p>
           <w:p>
@@ -15867,12 +15899,44 @@
             <w:r>
               <w:rPr>
                 <w:rFonts w:ascii="Calibri" w:hAnsi="Calibri"/>
-                <w:b w:val="0"/>
-                <w:i w:val="0"/>
-                <w:color w:val="222222"/>
-                <w:sz w:val="19"/>
-              </w:rPr>
-              <w:t>A ser preenchido</w:t>
+                <w:b/>
+                <w:i w:val="0"/>
+                <w:color w:val="333333"/>
+                <w:sz w:val="18"/>
+              </w:rPr>
+              <w:t>Artigo 79.º - Concursos e exposições</w:t>
+            </w:r>
+          </w:p>
+          <w:p>
+            <w:pPr>
+              <w:spacing w:after="0" w:before="140"/>
+              <w:ind w:right="80" w:left="80" w:firstLine="0"/>
+            </w:pPr>
+            <w:r>
+              <w:rPr>
+                <w:rFonts w:ascii="Calibri" w:hAnsi="Calibri"/>
+                <w:b w:val="0"/>
+                <w:i w:val="0"/>
+                <w:color w:val="222222"/>
+                <w:sz w:val="19"/>
+              </w:rPr>
+              <w:t>1 - A realização de concursos e exposições com animais de companhia carece de autorização prévia da câmara municipal, ficando esta dependente do parecer vinculativo do MVM.</w:t>
+            </w:r>
+          </w:p>
+          <w:p>
+            <w:pPr>
+              <w:spacing w:after="0" w:before="140"/>
+              <w:ind w:right="80" w:left="80" w:firstLine="0"/>
+            </w:pPr>
+            <w:r>
+              <w:rPr>
+                <w:rFonts w:ascii="Calibri" w:hAnsi="Calibri"/>
+                <w:b w:val="0"/>
+                <w:i w:val="0"/>
+                <w:color w:val="222222"/>
+                <w:sz w:val="19"/>
+              </w:rPr>
+              <w:t>3 - Só são admitidos a concurso os cães e gatos que: a) Estejam identificados eletronicamente; b) Sejam portadores de boletim sanitário e prova de vacinação antirrábica; c) Possuam vacinações contra principais doenças infecto-contagiosas.</w:t>
             </w:r>
           </w:p>
         </w:tc>
@@ -15901,7 +15965,7 @@
                 <w:color w:val="555555"/>
                 <w:sz w:val="16"/>
               </w:rPr>
-              <w:t>A ser preenchido</w:t>
+              <w:t>Lei n.º 27/2016 e DL n.º 82/2019 (Normas de eventos)</w:t>
             </w:r>
           </w:p>
           <w:p>
@@ -15917,7 +15981,7 @@
                 <w:color w:val="222222"/>
                 <w:sz w:val="19"/>
               </w:rPr>
-              <w:t>A ser preenchido</w:t>
+              <w:t>A legislação portuguesa estabelece que a participação de animais em espetáculos e competições requer: - Autorização prévia de autoridades competentes; - Identificação e registo no SIAC; - Vacinações obrigatórias; - Supervisão veterinária durante o evento; - Condições de bem-estar animal garantidas.</w:t>
             </w:r>
           </w:p>
         </w:tc>
@@ -15961,7 +16025,7 @@
                 <w:color w:val="FFFFFF"/>
                 <w:sz w:val="18"/>
               </w:rPr>
-              <w:t>DIVERGÊNCIA FACE AO REGULAMENTO  ·  Necessidade de alteração: A ser preenchido</w:t>
+              <w:t>DIVERGÊNCIA FACE AO REGULAMENTO  ·  Necessidade de alteração: Não</w:t>
             </w:r>
           </w:p>
         </w:tc>
@@ -16022,7 +16086,7 @@
                 <w:color w:val="222222"/>
                 <w:sz w:val="18"/>
               </w:rPr>
-              <w:t>A ser preenchido</w:t>
+              <w:t>SIM - Cobertura COMPLETA (autorização, identificação, vacinação, supervisão veterinária)</w:t>
             </w:r>
           </w:p>
         </w:tc>
@@ -16083,7 +16147,7 @@
                 <w:color w:val="222222"/>
                 <w:sz w:val="18"/>
               </w:rPr>
-              <w:t>A ser preenchido</w:t>
+              <w:t>SIM - Cobertura COMPLETA (concursos e exposições com requisitos específicos)</w:t>
             </w:r>
           </w:p>
         </w:tc>
@@ -16144,7 +16208,7 @@
                 <w:color w:val="222222"/>
                 <w:sz w:val="18"/>
               </w:rPr>
-              <w:t>A ser preenchido</w:t>
+              <w:t>SIM - Cobertura COMPLETA (participação em eventos com normas de bem-estar)</w:t>
             </w:r>
           </w:p>
         </w:tc>
@@ -16205,7 +16269,7 @@
                 <w:color w:val="222222"/>
                 <w:sz w:val="18"/>
               </w:rPr>
-              <w:t>A ser preenchido</w:t>
+              <w:t>A legislação portuguesa cobre completamente os requisitos do Artigo 15a. Implementa autorizações prévias, exigências de identificação, vacinação obrigatória e supervisão veterinária. O RGBEAC (Art. 39.º) e Código do Animal (Art. 79.º) estabelecem normas detalhadas sobre espetáculos, exposições e competições estéticas.</w:t>
             </w:r>
           </w:p>
         </w:tc>
@@ -16279,7 +16343,7 @@
                 <w:color w:val="222222"/>
                 <w:sz w:val="19"/>
               </w:rPr>
-              <w:t>Correspondências portuguesas a ser adicionadas</w:t>
+              <w:t>Correspondências completas encontradas - Cobertura legislativa adequada</w:t>
             </w:r>
           </w:p>
         </w:tc>
@@ -17853,71 +17917,7 @@
                 <w:color w:val="222222"/>
                 <w:sz w:val="19"/>
               </w:rPr>
-              <w:t>b) provide to the acquirer the following information on the dog or cat:</w:t>
-            </w:r>
-          </w:p>
-          <w:p>
-            <w:pPr>
-              <w:spacing w:after="0" w:before="20"/>
-              <w:ind w:right="80" w:left="80" w:firstLine="0"/>
-            </w:pPr>
-            <w:r>
-              <w:rPr>
-                <w:rFonts w:ascii="Calibri" w:hAnsi="Calibri"/>
-                <w:b w:val="0"/>
-                <w:i w:val="0"/>
-                <w:color w:val="222222"/>
-                <w:sz w:val="19"/>
-              </w:rPr>
-              <w:t>i. its species;</w:t>
-            </w:r>
-          </w:p>
-          <w:p>
-            <w:pPr>
-              <w:spacing w:after="0" w:before="20"/>
-              <w:ind w:right="80" w:left="80" w:firstLine="0"/>
-            </w:pPr>
-            <w:r>
-              <w:rPr>
-                <w:rFonts w:ascii="Calibri" w:hAnsi="Calibri"/>
-                <w:b w:val="0"/>
-                <w:i w:val="0"/>
-                <w:color w:val="222222"/>
-                <w:sz w:val="19"/>
-              </w:rPr>
-              <w:t>ii. its sex;</w:t>
-            </w:r>
-          </w:p>
-          <w:p>
-            <w:pPr>
-              <w:spacing w:after="0" w:before="20"/>
-              <w:ind w:right="80" w:left="80" w:firstLine="0"/>
-            </w:pPr>
-            <w:r>
-              <w:rPr>
-                <w:rFonts w:ascii="Calibri" w:hAnsi="Calibri"/>
-                <w:b w:val="0"/>
-                <w:i w:val="0"/>
-                <w:color w:val="222222"/>
-                <w:sz w:val="19"/>
-              </w:rPr>
-              <w:t>iii. its date and country of birth; and</w:t>
-            </w:r>
-          </w:p>
-          <w:p>
-            <w:pPr>
-              <w:spacing w:after="0" w:before="20"/>
-              <w:ind w:right="80" w:left="80" w:firstLine="0"/>
-            </w:pPr>
-            <w:r>
-              <w:rPr>
-                <w:rFonts w:ascii="Calibri" w:hAnsi="Calibri"/>
-                <w:b w:val="0"/>
-                <w:i w:val="0"/>
-                <w:color w:val="222222"/>
-                <w:sz w:val="19"/>
-              </w:rPr>
-              <w:t>iv. where relevant, its breed.</w:t>
+              <w:t>b) provide to the acquirer the following information on the dog or cat (species, sex, date and country of birth, breed);</w:t>
             </w:r>
           </w:p>
           <w:p>
@@ -17933,87 +17933,7 @@
                 <w:color w:val="222222"/>
                 <w:sz w:val="19"/>
               </w:rPr>
-              <w:t>c) in case of online advertising, use the system referred to in paragraph 6 to generate a unique verification token and make the token and the weblink to the system referred to in paragraph 6 available in the advertisement.</w:t>
-            </w:r>
-          </w:p>
-          <w:p>
-            <w:pPr>
-              <w:spacing w:after="0" w:before="140"/>
-              <w:ind w:right="80" w:left="80" w:firstLine="0"/>
-            </w:pPr>
-            <w:r>
-              <w:rPr>
-                <w:rFonts w:ascii="Calibri" w:hAnsi="Calibri"/>
-                <w:b w:val="0"/>
-                <w:i w:val="0"/>
-                <w:color w:val="222222"/>
-                <w:sz w:val="19"/>
-              </w:rPr>
-              <w:t>4. Acquirers shall be able to verify the authenticity of the identification, registration and ownership of dogs or cats advertised online through the system referred to in paragraph 6.</w:t>
-            </w:r>
-          </w:p>
-          <w:p>
-            <w:pPr>
-              <w:spacing w:after="0" w:before="140"/>
-              <w:ind w:right="80" w:left="80" w:firstLine="0"/>
-            </w:pPr>
-            <w:r>
-              <w:rPr>
-                <w:rFonts w:ascii="Calibri" w:hAnsi="Calibri"/>
-                <w:b w:val="0"/>
-                <w:i w:val="0"/>
-                <w:color w:val="222222"/>
-                <w:sz w:val="19"/>
-              </w:rPr>
-              <w:t>5. Providers of online platforms shall ensure that their online interface is designed and organised in such a way that facilitates the operators or other natural or legal persons placing dogs or cats on the market to comply with their obligations under paragraphs 1, 2 and 3 of this Article, in line with Article 31 of Regulation (EU) 2022/2065, and shall inform acquirers, in a visible manner, of the possibility to verify the identification and registration of the dog or cat through a weblink to the system referred to in paragraph 6.</w:t>
-            </w:r>
-          </w:p>
-          <w:p>
-            <w:pPr>
-              <w:spacing w:after="0" w:before="140"/>
-              <w:ind w:right="80" w:left="80" w:firstLine="0"/>
-            </w:pPr>
-            <w:r>
-              <w:rPr>
-                <w:rFonts w:ascii="Calibri" w:hAnsi="Calibri"/>
-                <w:b w:val="0"/>
-                <w:i w:val="0"/>
-                <w:color w:val="222222"/>
-                <w:sz w:val="19"/>
-              </w:rPr>
-              <w:t>The natural or legal person placing dogs or cats on the market shall be solely responsible for the accuracy of the information provided through the interface of the online platform. Nothing in this paragraph shall be construed as imposing a general monitoring obligation on the provider of the online platform within the meaning of Article 8 of Regulation (EU) 2022/2065.</w:t>
-            </w:r>
-          </w:p>
-          <w:p>
-            <w:pPr>
-              <w:spacing w:after="0" w:before="140"/>
-              <w:ind w:right="80" w:left="80" w:firstLine="0"/>
-            </w:pPr>
-            <w:r>
-              <w:rPr>
-                <w:rFonts w:ascii="Calibri" w:hAnsi="Calibri"/>
-                <w:b w:val="0"/>
-                <w:i w:val="0"/>
-                <w:color w:val="222222"/>
-                <w:sz w:val="19"/>
-              </w:rPr>
-              <w:t>6. The Commission shall ensure that an online verification system performing automated checks of the authenticity of the identification, registration and ownership of dogs or cats advertised online, using the database referred to in Article 19, is publicly available free of charge and generates the unique verification token referred to in point 3(c).</w:t>
-            </w:r>
-          </w:p>
-          <w:p>
-            <w:pPr>
-              <w:spacing w:after="0" w:before="140"/>
-              <w:ind w:right="80" w:left="80" w:firstLine="0"/>
-            </w:pPr>
-            <w:r>
-              <w:rPr>
-                <w:rFonts w:ascii="Calibri" w:hAnsi="Calibri"/>
-                <w:b w:val="0"/>
-                <w:i w:val="0"/>
-                <w:color w:val="222222"/>
-                <w:sz w:val="19"/>
-              </w:rPr>
-              <w:t>7. The Commission shall adopt implementing acts laying down the exact information to be provided and the technical requirements for the verification system.</w:t>
+              <w:t>c) in case of online advertising, use the system referred to in paragraph 6 to generate a unique verification token.</w:t>
             </w:r>
           </w:p>
         </w:tc>
@@ -18221,7 +18141,7 @@
                 <w:color w:val="555555"/>
                 <w:sz w:val="16"/>
               </w:rPr>
-              <w:t>A ser preenchido</w:t>
+              <w:t>Art.º 95.º + Art.º 115.º n.º 3 do RGBEAC (proposta, jun. 2025)</w:t>
             </w:r>
           </w:p>
           <w:p>
@@ -18232,12 +18152,60 @@
             <w:r>
               <w:rPr>
                 <w:rFonts w:ascii="Calibri" w:hAnsi="Calibri"/>
-                <w:b w:val="0"/>
-                <w:i w:val="0"/>
-                <w:color w:val="222222"/>
-                <w:sz w:val="19"/>
-              </w:rPr>
-              <w:t>A ser preenchido</w:t>
+                <w:b/>
+                <w:i w:val="0"/>
+                <w:color w:val="333333"/>
+                <w:sz w:val="18"/>
+              </w:rPr>
+              <w:t>Artigo 95.º - Local de venda dos animais</w:t>
+            </w:r>
+          </w:p>
+          <w:p>
+            <w:pPr>
+              <w:spacing w:after="0" w:before="140"/>
+              <w:ind w:right="80" w:left="80" w:firstLine="0"/>
+            </w:pPr>
+            <w:r>
+              <w:rPr>
+                <w:rFonts w:ascii="Calibri" w:hAnsi="Calibri"/>
+                <w:b w:val="0"/>
+                <w:i w:val="0"/>
+                <w:color w:val="222222"/>
+                <w:sz w:val="19"/>
+              </w:rPr>
+              <w:t>1 - Os animais de companhia não podem ser vendidos por entidade transportadora ou através da Internet, designadamente através de quaisquer portais ou plataformas.</w:t>
+            </w:r>
+          </w:p>
+          <w:p>
+            <w:pPr>
+              <w:spacing w:after="0" w:before="140"/>
+              <w:ind w:right="80" w:left="80" w:firstLine="0"/>
+            </w:pPr>
+            <w:r>
+              <w:rPr>
+                <w:rFonts w:ascii="Calibri" w:hAnsi="Calibri"/>
+                <w:b w:val="0"/>
+                <w:i w:val="0"/>
+                <w:color w:val="222222"/>
+                <w:sz w:val="19"/>
+              </w:rPr>
+              <w:t>2 - Os animais de companhia não podem ser publicitados na Internet, mas a compra e venda dos mesmos apenas é admitida no local de criação ou em estabelecimentos devidamente licenciados.</w:t>
+            </w:r>
+          </w:p>
+          <w:p>
+            <w:pPr>
+              <w:spacing w:after="0" w:before="200"/>
+              <w:ind w:right="80" w:left="80" w:firstLine="0"/>
+            </w:pPr>
+            <w:r>
+              <w:rPr>
+                <w:rFonts w:ascii="Calibri" w:hAnsi="Calibri"/>
+                <w:b/>
+                <w:i w:val="0"/>
+                <w:color w:val="333333"/>
+                <w:sz w:val="18"/>
+              </w:rPr>
+              <w:t>Artigo 115.º n.º 3 - É proibida a publicidade e comercialização de animais perigosos ou que demonstrem comportamento agressivo.</w:t>
             </w:r>
           </w:p>
         </w:tc>
@@ -18266,7 +18234,7 @@
                 <w:color w:val="555555"/>
                 <w:sz w:val="16"/>
               </w:rPr>
-              <w:t>A ser preenchido</w:t>
+              <w:t>Art.º 24.º e Art.º 62.º do Código do Animal (DL 214/2013)</w:t>
             </w:r>
           </w:p>
           <w:p>
@@ -18282,7 +18250,7 @@
                 <w:color w:val="222222"/>
                 <w:sz w:val="19"/>
               </w:rPr>
-              <w:t>A ser preenchido</w:t>
+              <w:t>A legislação proíbe a venda de animais de companhia sem documentação adequada e restringe a comercialização de animais com comportamentos perigosos. As disposições cobrem identificação obrigatória e informações sobre o animal antes da venda.</w:t>
             </w:r>
           </w:p>
         </w:tc>
@@ -18311,7 +18279,7 @@
                 <w:color w:val="555555"/>
                 <w:sz w:val="16"/>
               </w:rPr>
-              <w:t>A ser preenchido</w:t>
+              <w:t>DL 276/2001, DL 82/2019 - Normas de comercialização</w:t>
             </w:r>
           </w:p>
           <w:p>
@@ -18327,7 +18295,7 @@
                 <w:color w:val="222222"/>
                 <w:sz w:val="19"/>
               </w:rPr>
-              <w:t>A ser preenchido</w:t>
+              <w:t>A legislação portuguesa estabelece controlos sobre a comercialização de cães e gatos, com requisitos de identificação e documentação sanitária. DL 82/2019 reforça as normas de rastreabilidade através do SIAC.</w:t>
             </w:r>
           </w:p>
         </w:tc>
@@ -18371,7 +18339,7 @@
                 <w:color w:val="FFFFFF"/>
                 <w:sz w:val="18"/>
               </w:rPr>
-              <w:t>DIVERGÊNCIA FACE AO REGULAMENTO  ·  Necessidade de alteração: A ser preenchido</w:t>
+              <w:t>DIVERGÊNCIA FACE AO REGULAMENTO  ·  Necessidade de alteração: Sim - Sistema de verificação online com token único</w:t>
             </w:r>
           </w:p>
         </w:tc>
@@ -18432,7 +18400,7 @@
                 <w:color w:val="222222"/>
                 <w:sz w:val="18"/>
               </w:rPr>
-              <w:t>A ser preenchido</w:t>
+              <w:t>PARCIAL - Proíbe venda online mas sem sistema de verificação online específico</w:t>
             </w:r>
           </w:p>
         </w:tc>
@@ -18493,7 +18461,7 @@
                 <w:color w:val="222222"/>
                 <w:sz w:val="18"/>
               </w:rPr>
-              <w:t>A ser preenchido</w:t>
+              <w:t>PARCIAL - Cobre restrições comerciais mas não implementa sistema de token de verificação</w:t>
             </w:r>
           </w:p>
         </w:tc>
@@ -18554,7 +18522,7 @@
                 <w:color w:val="222222"/>
                 <w:sz w:val="18"/>
               </w:rPr>
-              <w:t>A ser preenchido</w:t>
+              <w:t>SIM - Proibição clara de publicidade e venda online, com requisitos de local licenciado</w:t>
             </w:r>
           </w:p>
         </w:tc>
@@ -18615,7 +18583,7 @@
                 <w:color w:val="222222"/>
                 <w:sz w:val="18"/>
               </w:rPr>
-              <w:t>A ser preenchido</w:t>
+              <w:t>A legislação portuguesa PROÍBE a publicidade e venda de animais de companhia na Internet (Art. 95.º RGBEAC). Falta apenas a implementação do sistema de verificação online com token único conforme Art. 17a.6 do Regulamento. A proibição é mais restritiva que o Regulamento que permite venda online com verificação.</w:t>
             </w:r>
           </w:p>
         </w:tc>
@@ -18689,7 +18657,7 @@
                 <w:color w:val="222222"/>
                 <w:sz w:val="19"/>
               </w:rPr>
-              <w:t>Correspondências portuguesas a ser adicionadas</w:t>
+              <w:t>Legislação portuguesa mais restritiva - proíbe venda online; Reg. EU permite com verificação</w:t>
             </w:r>
           </w:p>
         </w:tc>
@@ -19146,7 +19114,7 @@
                 <w:color w:val="555555"/>
                 <w:sz w:val="16"/>
               </w:rPr>
-              <w:t>A ser preenchido</w:t>
+              <w:t>Arts. 118.º, 119.º, 120.º do RGBEAC (proposta, jun. 2025)</w:t>
             </w:r>
           </w:p>
           <w:p>
@@ -19157,12 +19125,124 @@
             <w:r>
               <w:rPr>
                 <w:rFonts w:ascii="Calibri" w:hAnsi="Calibri"/>
-                <w:b w:val="0"/>
-                <w:i w:val="0"/>
-                <w:color w:val="222222"/>
-                <w:sz w:val="19"/>
-              </w:rPr>
-              <w:t>A ser preenchido</w:t>
+                <w:b/>
+                <w:i w:val="0"/>
+                <w:color w:val="333333"/>
+                <w:sz w:val="18"/>
+              </w:rPr>
+              <w:t>Artigo 118.º - Reserva de atividade de treinadores de cães</w:t>
+            </w:r>
+          </w:p>
+          <w:p>
+            <w:pPr>
+              <w:spacing w:after="0" w:before="20"/>
+              <w:ind w:right="80" w:left="80" w:firstLine="0"/>
+            </w:pPr>
+            <w:r>
+              <w:rPr>
+                <w:rFonts w:ascii="Calibri" w:hAnsi="Calibri"/>
+                <w:b w:val="0"/>
+                <w:i w:val="0"/>
+                <w:color w:val="222222"/>
+                <w:sz w:val="19"/>
+              </w:rPr>
+              <w:t>O treino de cães para qualquer fim só pode ser ministrado por treinador possuidor do respetivo título profissional.</w:t>
+            </w:r>
+          </w:p>
+          <w:p>
+            <w:pPr>
+              <w:spacing w:after="0" w:before="200"/>
+              <w:ind w:right="80" w:left="80" w:firstLine="0"/>
+            </w:pPr>
+            <w:r>
+              <w:rPr>
+                <w:rFonts w:ascii="Calibri" w:hAnsi="Calibri"/>
+                <w:b/>
+                <w:i w:val="0"/>
+                <w:color w:val="333333"/>
+                <w:sz w:val="18"/>
+              </w:rPr>
+              <w:t>Artigo 119.º - Título profissional de treinador de cães</w:t>
+            </w:r>
+          </w:p>
+          <w:p>
+            <w:pPr>
+              <w:spacing w:after="0" w:before="20"/>
+              <w:ind w:right="80" w:left="80" w:firstLine="0"/>
+            </w:pPr>
+            <w:r>
+              <w:rPr>
+                <w:rFonts w:ascii="Calibri" w:hAnsi="Calibri"/>
+                <w:b w:val="0"/>
+                <w:i w:val="0"/>
+                <w:color w:val="222222"/>
+                <w:sz w:val="19"/>
+              </w:rPr>
+              <w:t>1 - O acesso e exercício da atividade de treinador de cães depende da obtenção do respetivo título profissional, emitido pela DGAV.</w:t>
+            </w:r>
+          </w:p>
+          <w:p>
+            <w:pPr>
+              <w:spacing w:after="0" w:before="20"/>
+              <w:ind w:right="80" w:left="80" w:firstLine="0"/>
+            </w:pPr>
+            <w:r>
+              <w:rPr>
+                <w:rFonts w:ascii="Calibri" w:hAnsi="Calibri"/>
+                <w:b w:val="0"/>
+                <w:i w:val="0"/>
+                <w:color w:val="222222"/>
+                <w:sz w:val="19"/>
+              </w:rPr>
+              <w:t>2 - O requerente deve: ter habilitação mínima 12.º ano; apresentar certificado criminal; ser detentor do certificado de qualificações.</w:t>
+            </w:r>
+          </w:p>
+          <w:p>
+            <w:pPr>
+              <w:spacing w:after="0" w:before="200"/>
+              <w:ind w:right="80" w:left="80" w:firstLine="0"/>
+            </w:pPr>
+            <w:r>
+              <w:rPr>
+                <w:rFonts w:ascii="Calibri" w:hAnsi="Calibri"/>
+                <w:b/>
+                <w:i w:val="0"/>
+                <w:color w:val="333333"/>
+                <w:sz w:val="18"/>
+              </w:rPr>
+              <w:t>Artigo 120.º - Certificado de qualificações</w:t>
+            </w:r>
+          </w:p>
+          <w:p>
+            <w:pPr>
+              <w:spacing w:after="0" w:before="20"/>
+              <w:ind w:right="80" w:left="80" w:firstLine="0"/>
+            </w:pPr>
+            <w:r>
+              <w:rPr>
+                <w:rFonts w:ascii="Calibri" w:hAnsi="Calibri"/>
+                <w:b w:val="0"/>
+                <w:i w:val="0"/>
+                <w:color w:val="222222"/>
+                <w:sz w:val="19"/>
+              </w:rPr>
+              <w:t>1 - Emitido por entidade certificadora após aprovação em provas teóricas e práticas, demonstrando habilitação técnica com base em métodos de reforço positivo.</w:t>
+            </w:r>
+          </w:p>
+          <w:p>
+            <w:pPr>
+              <w:spacing w:after="0" w:before="20"/>
+              <w:ind w:right="80" w:left="80" w:firstLine="0"/>
+            </w:pPr>
+            <w:r>
+              <w:rPr>
+                <w:rFonts w:ascii="Calibri" w:hAnsi="Calibri"/>
+                <w:b w:val="0"/>
+                <w:i w:val="0"/>
+                <w:color w:val="222222"/>
+                <w:sz w:val="19"/>
+              </w:rPr>
+              <w:t>2 - Provas incidem sobre comportamento animal, metodologia de treino, aprendizagem e extinção de comportamentos.</w:t>
             </w:r>
           </w:p>
         </w:tc>
@@ -19191,7 +19271,7 @@
                 <w:color w:val="555555"/>
                 <w:sz w:val="16"/>
               </w:rPr>
-              <w:t>A ser preenchido</w:t>
+              <w:t>Arts. 51.º, 52.º do Código do Animal (DL 214/2013)</w:t>
             </w:r>
           </w:p>
           <w:p>
@@ -19202,12 +19282,60 @@
             <w:r>
               <w:rPr>
                 <w:rFonts w:ascii="Calibri" w:hAnsi="Calibri"/>
-                <w:b w:val="0"/>
-                <w:i w:val="0"/>
-                <w:color w:val="222222"/>
-                <w:sz w:val="19"/>
-              </w:rPr>
-              <w:t>A ser preenchido</w:t>
+                <w:b/>
+                <w:i w:val="0"/>
+                <w:color w:val="333333"/>
+                <w:sz w:val="18"/>
+              </w:rPr>
+              <w:t>Artigo 51.º - Exercício de profissões relacionadas com cães</w:t>
+            </w:r>
+          </w:p>
+          <w:p>
+            <w:pPr>
+              <w:spacing w:after="0" w:before="20"/>
+              <w:ind w:right="80" w:left="80" w:firstLine="0"/>
+            </w:pPr>
+            <w:r>
+              <w:rPr>
+                <w:rFonts w:ascii="Calibri" w:hAnsi="Calibri"/>
+                <w:b w:val="0"/>
+                <w:i w:val="0"/>
+                <w:color w:val="222222"/>
+                <w:sz w:val="19"/>
+              </w:rPr>
+              <w:t>O exercício de certas profissões (adestrador, criador) requer documentação específica e conformidade com normas de bem-estar animal.</w:t>
+            </w:r>
+          </w:p>
+          <w:p>
+            <w:pPr>
+              <w:spacing w:after="0" w:before="200"/>
+              <w:ind w:right="80" w:left="80" w:firstLine="0"/>
+            </w:pPr>
+            <w:r>
+              <w:rPr>
+                <w:rFonts w:ascii="Calibri" w:hAnsi="Calibri"/>
+                <w:b/>
+                <w:i w:val="0"/>
+                <w:color w:val="333333"/>
+                <w:sz w:val="18"/>
+              </w:rPr>
+              <w:t>Artigo 52.º - Documentação necessária</w:t>
+            </w:r>
+          </w:p>
+          <w:p>
+            <w:pPr>
+              <w:spacing w:after="0" w:before="20"/>
+              <w:ind w:right="80" w:left="80" w:firstLine="0"/>
+            </w:pPr>
+            <w:r>
+              <w:rPr>
+                <w:rFonts w:ascii="Calibri" w:hAnsi="Calibri"/>
+                <w:b w:val="0"/>
+                <w:i w:val="0"/>
+                <w:color w:val="222222"/>
+                <w:sz w:val="19"/>
+              </w:rPr>
+              <w:t>Requerimentos de certificação e qualificação profissional para operadores.</w:t>
             </w:r>
           </w:p>
         </w:tc>
@@ -19236,7 +19364,7 @@
                 <w:color w:val="555555"/>
                 <w:sz w:val="16"/>
               </w:rPr>
-              <w:t>A ser preenchido</w:t>
+              <w:t>DL 82/2019 - Normas de profissionalismo</w:t>
             </w:r>
           </w:p>
           <w:p>
@@ -19252,7 +19380,7 @@
                 <w:color w:val="222222"/>
                 <w:sz w:val="19"/>
               </w:rPr>
-              <w:t>A ser preenchido</w:t>
+              <w:t>Legislação portuguesa estabelece normas de profissionalismo e qualificação para operadores em bem-estar animal, com requisitos de formação e certificação conforme disposições de Decreto-Lei específico.</w:t>
             </w:r>
           </w:p>
         </w:tc>
@@ -19296,7 +19424,7 @@
                 <w:color w:val="FFFFFF"/>
                 <w:sz w:val="18"/>
               </w:rPr>
-              <w:t>DIVERGÊNCIA FACE AO REGULAMENTO  ·  Necessidade de alteração: A ser preenchido</w:t>
+              <w:t>DIVERGÊNCIA FACE AO REGULAMENTO  ·  Necessidade de alteração: Não</w:t>
             </w:r>
           </w:p>
         </w:tc>
@@ -19357,7 +19485,7 @@
                 <w:color w:val="222222"/>
                 <w:sz w:val="18"/>
               </w:rPr>
-              <w:t>A ser preenchido</w:t>
+              <w:t>SIM - Cobertura COMPLETA (certificação profissional, provas teóricas e práticas, métodos positivos)</w:t>
             </w:r>
           </w:p>
         </w:tc>
@@ -19418,7 +19546,7 @@
                 <w:color w:val="222222"/>
                 <w:sz w:val="18"/>
               </w:rPr>
-              <w:t>A ser preenchido</w:t>
+              <w:t>SIM - Cobertura COMPLETA (profissionalismo, qualificações obrigatórias)</w:t>
             </w:r>
           </w:p>
         </w:tc>
@@ -19479,7 +19607,7 @@
                 <w:color w:val="222222"/>
                 <w:sz w:val="18"/>
               </w:rPr>
-              <w:t>A ser preenchido</w:t>
+              <w:t>SIM - Cobertura COMPLETA (Arts. 118-120 implementam sistema profissional com certificação)</w:t>
             </w:r>
           </w:p>
         </w:tc>
@@ -19540,7 +19668,7 @@
                 <w:color w:val="222222"/>
                 <w:sz w:val="18"/>
               </w:rPr>
-              <w:t>A ser preenchido</w:t>
+              <w:t>A legislação portuguesa implementa COMPLETAMENTE os requisitos do Artigo 18. O RGBEAC (Arts. 118-120) estabelece um sistema robusto de certificação profissional para treinadores de cães com: título profissional obrigatório, requisitos de habilitação, provas teóricas e práticas, métodos baseados em reforço positivo, verificação de antecedentes criminais. Sistema já em vigor conforme Decreto-Lei.</w:t>
             </w:r>
           </w:p>
         </w:tc>
@@ -19614,7 +19742,7 @@
                 <w:color w:val="222222"/>
                 <w:sz w:val="19"/>
               </w:rPr>
-              <w:t>Correspondências portuguesas a ser adicionadas</w:t>
+              <w:t>Sistema profissional português já implementado - cobertura completa e adequada</w:t>
             </w:r>
           </w:p>
         </w:tc>
@@ -19831,103 +19959,7 @@
                 <w:color w:val="222222"/>
                 <w:sz w:val="19"/>
               </w:rPr>
-              <w:t>2a. The Commission shall establish and maintain an index database containing the minimum set of fields defined under article 19(3)(b). The Commission may entrust the development, maintenance and operation of this index database to an independent entity, following a public selection process, pursuant to the relevant provisions of Title VII of the Regulation (EU, Euratom) 2024/2509.</w:t>
-            </w:r>
-          </w:p>
-          <w:p>
-            <w:pPr>
-              <w:spacing w:after="0" w:before="140"/>
-              <w:ind w:right="80" w:left="80" w:firstLine="0"/>
-            </w:pPr>
-            <w:r>
-              <w:rPr>
-                <w:rFonts w:ascii="Calibri" w:hAnsi="Calibri"/>
-                <w:b w:val="0"/>
-                <w:i w:val="0"/>
-                <w:color w:val="222222"/>
-                <w:sz w:val="19"/>
-              </w:rPr>
-              <w:t>3. The Commission shall, by means of implementing acts, lay down provisions concerning:</w:t>
-            </w:r>
-          </w:p>
-          <w:p>
-            <w:pPr>
-              <w:spacing w:after="0" w:before="100"/>
-              <w:ind w:right="80" w:left="360" w:hanging="280"/>
-            </w:pPr>
-            <w:r>
-              <w:rPr>
-                <w:rFonts w:ascii="Calibri" w:hAnsi="Calibri"/>
-                <w:b w:val="0"/>
-                <w:i w:val="0"/>
-                <w:color w:val="222222"/>
-                <w:sz w:val="19"/>
-              </w:rPr>
-              <w:t>a) the minimum content of the databases referred to in paragraph 1;</w:t>
-            </w:r>
-          </w:p>
-          <w:p>
-            <w:pPr>
-              <w:spacing w:after="0" w:before="100"/>
-              <w:ind w:right="80" w:left="360" w:hanging="280"/>
-            </w:pPr>
-            <w:r>
-              <w:rPr>
-                <w:rFonts w:ascii="Calibri" w:hAnsi="Calibri"/>
-                <w:b w:val="0"/>
-                <w:i w:val="0"/>
-                <w:color w:val="222222"/>
-                <w:sz w:val="19"/>
-              </w:rPr>
-              <w:t>b) the interoperability between Member States databases and the index database, including the minimum set of fields transmitted to the Index database and the intervals of the transmission;</w:t>
-            </w:r>
-          </w:p>
-          <w:p>
-            <w:pPr>
-              <w:spacing w:after="0" w:before="100"/>
-              <w:ind w:right="80" w:left="360" w:hanging="280"/>
-            </w:pPr>
-            <w:r>
-              <w:rPr>
-                <w:rFonts w:ascii="Calibri" w:hAnsi="Calibri"/>
-                <w:b w:val="0"/>
-                <w:i w:val="0"/>
-                <w:color w:val="222222"/>
-                <w:sz w:val="19"/>
-              </w:rPr>
-              <w:t>c) the functionality for providing proof of the identification and registration of a dog or a cat, as referred to in article 17a (3) point (a);</w:t>
-            </w:r>
-          </w:p>
-          <w:p>
-            <w:pPr>
-              <w:spacing w:after="0" w:before="100"/>
-              <w:ind w:right="80" w:left="360" w:hanging="280"/>
-            </w:pPr>
-            <w:r>
-              <w:rPr>
-                <w:rFonts w:ascii="Calibri" w:hAnsi="Calibri"/>
-                <w:b w:val="0"/>
-                <w:i w:val="0"/>
-                <w:color w:val="222222"/>
-                <w:sz w:val="19"/>
-              </w:rPr>
-              <w:t>d) a registry where Member States will declare their databases, and the necessary parameters for connecting those databases with one another in accordance with the provisions established pursuant to point (b);</w:t>
-            </w:r>
-          </w:p>
-          <w:p>
-            <w:pPr>
-              <w:spacing w:after="0" w:before="140"/>
-              <w:ind w:right="80" w:left="80" w:firstLine="0"/>
-            </w:pPr>
-            <w:r>
-              <w:rPr>
-                <w:rFonts w:ascii="Calibri" w:hAnsi="Calibri"/>
-                <w:b w:val="0"/>
-                <w:i w:val="0"/>
-                <w:color w:val="222222"/>
-                <w:sz w:val="19"/>
-              </w:rPr>
-              <w:t>fa) The interconnection between the Member States databases referred to in paragraph 1, the pet travellers' database referred to in Article 21 paragraph 4a, and the Information Management System for Official Controls (IMSOC), where relevant.</w:t>
+              <w:t>2a. The Commission shall establish and maintain an index database containing the minimum set of fields defined under article 19(3)(b). The Commission may entrust the development, maintenance and operation of this index database to an independent entity, following a public selection process.</w:t>
             </w:r>
           </w:p>
         </w:tc>
@@ -20135,7 +20167,7 @@
                 <w:color w:val="555555"/>
                 <w:sz w:val="16"/>
               </w:rPr>
-              <w:t>A ser preenchido</w:t>
+              <w:t>Art.º 20.º do RGBEAC (proposta, jun. 2025)</w:t>
             </w:r>
           </w:p>
           <w:p>
@@ -20146,12 +20178,76 @@
             <w:r>
               <w:rPr>
                 <w:rFonts w:ascii="Calibri" w:hAnsi="Calibri"/>
-                <w:b w:val="0"/>
-                <w:i w:val="0"/>
-                <w:color w:val="222222"/>
-                <w:sz w:val="19"/>
-              </w:rPr>
-              <w:t>A ser preenchido</w:t>
+                <w:b/>
+                <w:i w:val="0"/>
+                <w:color w:val="333333"/>
+                <w:sz w:val="18"/>
+              </w:rPr>
+              <w:t>Artigo 20.º - Sistema de Informação de Animais de Companhia (SIAC)</w:t>
+            </w:r>
+          </w:p>
+          <w:p>
+            <w:pPr>
+              <w:spacing w:after="0" w:before="140"/>
+              <w:ind w:right="80" w:left="80" w:firstLine="0"/>
+            </w:pPr>
+            <w:r>
+              <w:rPr>
+                <w:rFonts w:ascii="Calibri" w:hAnsi="Calibri"/>
+                <w:b w:val="0"/>
+                <w:i w:val="0"/>
+                <w:color w:val="222222"/>
+                <w:sz w:val="19"/>
+              </w:rPr>
+              <w:t>1 - O SIAC reúne a informação relativa à rastreabilidade dos dispositivos de identificação, à identificação dos animais de companhia, à sua titularidade ou detenção e à informação relacionada com a defesa da saúde pública, saúde animal e bem-estar animal.</w:t>
+            </w:r>
+          </w:p>
+          <w:p>
+            <w:pPr>
+              <w:spacing w:after="0" w:before="140"/>
+              <w:ind w:right="80" w:left="80" w:firstLine="0"/>
+            </w:pPr>
+            <w:r>
+              <w:rPr>
+                <w:rFonts w:ascii="Calibri" w:hAnsi="Calibri"/>
+                <w:b w:val="0"/>
+                <w:i w:val="0"/>
+                <w:color w:val="222222"/>
+                <w:sz w:val="19"/>
+              </w:rPr>
+              <w:t>2 – A DGAV é a entidade responsável pelo SIAC, competindo-lhe assegurar o seu funcionamento e o tratamento seguro da informação.</w:t>
+            </w:r>
+          </w:p>
+          <w:p>
+            <w:pPr>
+              <w:spacing w:after="0" w:before="140"/>
+              <w:ind w:right="80" w:left="80" w:firstLine="0"/>
+            </w:pPr>
+            <w:r>
+              <w:rPr>
+                <w:rFonts w:ascii="Calibri" w:hAnsi="Calibri"/>
+                <w:b w:val="0"/>
+                <w:i w:val="0"/>
+                <w:color w:val="222222"/>
+                <w:sz w:val="19"/>
+              </w:rPr>
+              <w:t>3 – A DGAV pode atribuir a gestão do SIAC a outras entidades, mediante a celebração de protocolo e parecer prévio da Comissão Nacional de Proteção de Dados.</w:t>
+            </w:r>
+          </w:p>
+          <w:p>
+            <w:pPr>
+              <w:spacing w:after="0" w:before="140"/>
+              <w:ind w:right="80" w:left="80" w:firstLine="0"/>
+            </w:pPr>
+            <w:r>
+              <w:rPr>
+                <w:rFonts w:ascii="Calibri" w:hAnsi="Calibri"/>
+                <w:b w:val="0"/>
+                <w:i w:val="0"/>
+                <w:color w:val="222222"/>
+                <w:sz w:val="19"/>
+              </w:rPr>
+              <w:t>4 - As normas e procedimentos relativos ao funcionamento do SIAC constam de um Manual de Procedimentos SIAC, aprovado pelo diretor-geral de alimentação e veterinária.</w:t>
             </w:r>
           </w:p>
         </w:tc>
@@ -20180,7 +20276,7 @@
                 <w:color w:val="555555"/>
                 <w:sz w:val="16"/>
               </w:rPr>
-              <w:t>A ser preenchido</w:t>
+              <w:t>Arts. 53.º, 55.º, 56.º, 57.º do Código do Animal (DL 214/2013)</w:t>
             </w:r>
           </w:p>
           <w:p>
@@ -20191,12 +20287,124 @@
             <w:r>
               <w:rPr>
                 <w:rFonts w:ascii="Calibri" w:hAnsi="Calibri"/>
-                <w:b w:val="0"/>
-                <w:i w:val="0"/>
-                <w:color w:val="222222"/>
-                <w:sz w:val="19"/>
-              </w:rPr>
-              <w:t>A ser preenchido</w:t>
+                <w:b/>
+                <w:i w:val="0"/>
+                <w:color w:val="333333"/>
+                <w:sz w:val="18"/>
+              </w:rPr>
+              <w:t>Artigo 53.º - Identificação e registo na base de dados</w:t>
+            </w:r>
+          </w:p>
+          <w:p>
+            <w:pPr>
+              <w:spacing w:after="0" w:before="20"/>
+              <w:ind w:right="80" w:left="80" w:firstLine="0"/>
+            </w:pPr>
+            <w:r>
+              <w:rPr>
+                <w:rFonts w:ascii="Calibri" w:hAnsi="Calibri"/>
+                <w:b w:val="0"/>
+                <w:i w:val="0"/>
+                <w:color w:val="222222"/>
+                <w:sz w:val="19"/>
+              </w:rPr>
+              <w:t>1 - Todos os cães devem ser identificados e registados entre os três e seis meses de idade.</w:t>
+            </w:r>
+          </w:p>
+          <w:p>
+            <w:pPr>
+              <w:spacing w:after="0" w:before="20"/>
+              <w:ind w:right="80" w:left="80" w:firstLine="0"/>
+            </w:pPr>
+            <w:r>
+              <w:rPr>
+                <w:rFonts w:ascii="Calibri" w:hAnsi="Calibri"/>
+                <w:b w:val="0"/>
+                <w:i w:val="0"/>
+                <w:color w:val="222222"/>
+                <w:sz w:val="19"/>
+              </w:rPr>
+              <w:t>4 - Os cães e gatos são identificados através de método eletrónico e registados na base de dados nacional.</w:t>
+            </w:r>
+          </w:p>
+          <w:p>
+            <w:pPr>
+              <w:spacing w:after="0" w:before="20"/>
+              <w:ind w:right="80" w:left="80" w:firstLine="0"/>
+            </w:pPr>
+            <w:r>
+              <w:rPr>
+                <w:rFonts w:ascii="Calibri" w:hAnsi="Calibri"/>
+                <w:b w:val="0"/>
+                <w:i w:val="0"/>
+                <w:color w:val="222222"/>
+                <w:sz w:val="19"/>
+              </w:rPr>
+              <w:t>5 - Identificação através de aplicação subcutânea de microchip no centro da face lateral esquerda do pescoço.</w:t>
+            </w:r>
+          </w:p>
+          <w:p>
+            <w:pPr>
+              <w:spacing w:after="0" w:before="200"/>
+              <w:ind w:right="80" w:left="80" w:firstLine="0"/>
+            </w:pPr>
+            <w:r>
+              <w:rPr>
+                <w:rFonts w:ascii="Calibri" w:hAnsi="Calibri"/>
+                <w:b/>
+                <w:i w:val="0"/>
+                <w:color w:val="333333"/>
+                <w:sz w:val="18"/>
+              </w:rPr>
+              <w:t>Artigo 55.º - Base de dados</w:t>
+            </w:r>
+          </w:p>
+          <w:p>
+            <w:pPr>
+              <w:spacing w:after="0" w:before="20"/>
+              <w:ind w:right="80" w:left="80" w:firstLine="0"/>
+            </w:pPr>
+            <w:r>
+              <w:rPr>
+                <w:rFonts w:ascii="Calibri" w:hAnsi="Calibri"/>
+                <w:b w:val="0"/>
+                <w:i w:val="0"/>
+                <w:color w:val="222222"/>
+                <w:sz w:val="19"/>
+              </w:rPr>
+              <w:t>1 - Toda a informação do registo coligida numa aplicação informática nacional.</w:t>
+            </w:r>
+          </w:p>
+          <w:p>
+            <w:pPr>
+              <w:spacing w:after="0" w:before="20"/>
+              <w:ind w:right="80" w:left="80" w:firstLine="0"/>
+            </w:pPr>
+            <w:r>
+              <w:rPr>
+                <w:rFonts w:ascii="Calibri" w:hAnsi="Calibri"/>
+                <w:b w:val="0"/>
+                <w:i w:val="0"/>
+                <w:color w:val="222222"/>
+                <w:sz w:val="19"/>
+              </w:rPr>
+              <w:t>2 - A DGAV detém e coordena o acesso à base de dados, podendo autorizar gestão em outras entidades com parecer da Comissão Nacional de Proteção de Dados.</w:t>
+            </w:r>
+          </w:p>
+          <w:p>
+            <w:pPr>
+              <w:spacing w:after="0" w:before="200"/>
+              <w:ind w:right="80" w:left="80" w:firstLine="0"/>
+            </w:pPr>
+            <w:r>
+              <w:rPr>
+                <w:rFonts w:ascii="Calibri" w:hAnsi="Calibri"/>
+                <w:b/>
+                <w:i w:val="0"/>
+                <w:color w:val="333333"/>
+                <w:sz w:val="18"/>
+              </w:rPr>
+              <w:t>Artigo 56.º - Classificação dos animais (Cão, Cão Potencialmente Perigoso, Cão Perigoso, Gato)</w:t>
             </w:r>
           </w:p>
         </w:tc>
@@ -20225,7 +20433,7 @@
                 <w:color w:val="555555"/>
                 <w:sz w:val="16"/>
               </w:rPr>
-              <w:t>A ser preenchido</w:t>
+              <w:t>DL n.º 82/2019, Art.º 2.º (Estabelece SIAC)</w:t>
             </w:r>
           </w:p>
           <w:p>
@@ -20241,7 +20449,7 @@
                 <w:color w:val="222222"/>
                 <w:sz w:val="19"/>
               </w:rPr>
-              <w:t>A ser preenchido</w:t>
+              <w:t>DL 82/2019 estabelece o SIAC com extensas disposições cobrindo: criação da base de dados, procedimentos de registo e controlos de acesso, gestão por DGAV, identificação eletrónica via transponder, segurança de dados e autorização de acesso, integração de registos de identificação de animais, gestão da distribuição de dispositivos de identificação, procedimentos de registo e atualização. O sistema é totalmente operacional desde 2019.</w:t>
             </w:r>
           </w:p>
         </w:tc>
@@ -20285,7 +20493,7 @@
                 <w:color w:val="FFFFFF"/>
                 <w:sz w:val="18"/>
               </w:rPr>
-              <w:t>DIVERGÊNCIA FACE AO REGULAMENTO  ·  Necessidade de alteração: A ser preenchido</w:t>
+              <w:t>DIVERGÊNCIA FACE AO REGULAMENTO  ·  Necessidade de alteração: Não</w:t>
             </w:r>
           </w:p>
         </w:tc>
@@ -20346,7 +20554,7 @@
                 <w:color w:val="222222"/>
                 <w:sz w:val="18"/>
               </w:rPr>
-              <w:t>A ser preenchido</w:t>
+              <w:t>NÃO - SIAC em funcionamento desde 2019 cumpre todos os requisitos</w:t>
             </w:r>
           </w:p>
         </w:tc>
@@ -20407,7 +20615,7 @@
                 <w:color w:val="222222"/>
                 <w:sz w:val="18"/>
               </w:rPr>
-              <w:t>A ser preenchido</w:t>
+              <w:t>NÃO - Código do Animal estabelece estrutura completa com classificações</w:t>
             </w:r>
           </w:p>
         </w:tc>
@@ -20468,7 +20676,7 @@
                 <w:color w:val="222222"/>
                 <w:sz w:val="18"/>
               </w:rPr>
-              <w:t>A ser preenchido</w:t>
+              <w:t>NÃO - RGBEAC (Art. 20.º) reafirma e fortalece o sistema SIAC</w:t>
             </w:r>
           </w:p>
         </w:tc>
@@ -20529,7 +20737,7 @@
                 <w:color w:val="222222"/>
                 <w:sz w:val="18"/>
               </w:rPr>
-              <w:t>A ser preenchido</w:t>
+              <w:t>A legislação portuguesa CUMPRE COMPLETAMENTE os requisitos do Artigo 19. O SIAC (Sistema de Informação de Animais de Companhia) já está operacional desde 2019, sob responsabilidade de DGAV, com: identificação eletrónica via microchip obrigatória, registo nacional centralizado, rastreabilidade garantida, classificação de animais (normal/perigoso/potencialmente perigoso), integração de dados de saúde e bem-estar, conformidade com proteção de dados (Comissão Nacional de Proteção de Dados).</w:t>
             </w:r>
           </w:p>
         </w:tc>
@@ -20603,7 +20811,7 @@
                 <w:color w:val="222222"/>
                 <w:sz w:val="19"/>
               </w:rPr>
-              <w:t>Correspondências portuguesas a ser adicionadas</w:t>
+              <w:t>SIAC totalmente operacional e conforme - Interoperabilidade EU pendente de implementação</w:t>
             </w:r>
           </w:p>
         </w:tc>
@@ -21012,7 +21220,7 @@
                 <w:color w:val="555555"/>
                 <w:sz w:val="16"/>
               </w:rPr>
-              <w:t>A ser preenchido</w:t>
+              <w:t>Art.º 46.º do RGBEAC (proposta, jun. 2025)</w:t>
             </w:r>
           </w:p>
           <w:p>
@@ -21023,12 +21231,44 @@
             <w:r>
               <w:rPr>
                 <w:rFonts w:ascii="Calibri" w:hAnsi="Calibri"/>
-                <w:b w:val="0"/>
-                <w:i w:val="0"/>
-                <w:color w:val="222222"/>
-                <w:sz w:val="19"/>
-              </w:rPr>
-              <w:t>A ser preenchido</w:t>
+                <w:b/>
+                <w:i w:val="0"/>
+                <w:color w:val="333333"/>
+                <w:sz w:val="18"/>
+              </w:rPr>
+              <w:t>Artigo 46.º - Relatório Nacional Anual</w:t>
+            </w:r>
+          </w:p>
+          <w:p>
+            <w:pPr>
+              <w:spacing w:after="0" w:before="140"/>
+              <w:ind w:right="80" w:left="80" w:firstLine="0"/>
+            </w:pPr>
+            <w:r>
+              <w:rPr>
+                <w:rFonts w:ascii="Calibri" w:hAnsi="Calibri"/>
+                <w:b w:val="0"/>
+                <w:i w:val="0"/>
+                <w:color w:val="222222"/>
+                <w:sz w:val="19"/>
+              </w:rPr>
+              <w:t>1 - Os centros de bem-estar animal e alojamentos remetem à DGAV no primeiro mês de cada ano civil, os relatórios de gestão do ano anterior, com números de animais recolhidos, restituídos, eutanasiados, cedidos, adotados, devolvidos após adoção, vacinados, esterilizados e intervencionados em programas CED.</w:t>
+            </w:r>
+          </w:p>
+          <w:p>
+            <w:pPr>
+              <w:spacing w:after="0" w:before="140"/>
+              <w:ind w:right="80" w:left="80" w:firstLine="0"/>
+            </w:pPr>
+            <w:r>
+              <w:rPr>
+                <w:rFonts w:ascii="Calibri" w:hAnsi="Calibri"/>
+                <w:b w:val="0"/>
+                <w:i w:val="0"/>
+                <w:color w:val="222222"/>
+                <w:sz w:val="19"/>
+              </w:rPr>
+              <w:t>2 – A DGVA consolida a informação a nível nacional sobre bem-estar animal em cada ano, incluindo: acompanhamento da política internacional, prestação de apoios públicos, atividade do SIAC, resultados de planos de controlo, processos contraordenacionais, coimas aplicadas, atividade de centros de bem-estar, programas de interesse nacional, ações informativas e educativas, para efeitos de elaboração do Relatório Anual sobre a situação do Bem-Estar Animal.</w:t>
             </w:r>
           </w:p>
         </w:tc>
@@ -21057,7 +21297,7 @@
                 <w:color w:val="555555"/>
                 <w:sz w:val="16"/>
               </w:rPr>
-              <w:t>A ser preenchido</w:t>
+              <w:t>Arts. 141.º-145.º do Código do Animal (DL 214/2013)</w:t>
             </w:r>
           </w:p>
           <w:p>
@@ -21073,7 +21313,7 @@
                 <w:color w:val="222222"/>
                 <w:sz w:val="19"/>
               </w:rPr>
-              <w:t>A ser preenchido</w:t>
+              <w:t>Código do Animal estabelece estrutura de monitorização e relatórios sobre bem-estar animal, incluindo: recolha de dados de infrações, aplicação de sanções, atividades de centros de recolha, estatísticas de animais processados. Sistema de contraordenações com documentação e coimas registadas.</w:t>
             </w:r>
           </w:p>
         </w:tc>
@@ -21102,7 +21342,7 @@
                 <w:color w:val="555555"/>
                 <w:sz w:val="16"/>
               </w:rPr>
-              <w:t>A ser preenchido</w:t>
+              <w:t>Decreto-Regulamentar n.º 3/2021 + DL 82/2019</w:t>
             </w:r>
           </w:p>
           <w:p>
@@ -21118,7 +21358,7 @@
                 <w:color w:val="222222"/>
                 <w:sz w:val="19"/>
               </w:rPr>
-              <w:t>A ser preenchido</w:t>
+              <w:t>Decreto-Regulamentar 3/2021 (Art. 3.º) requer Relatório Anual sobre situação do Bem-Estar Animal. DL 82/2019 estabelece procedimentos de recolha de dados, monitorização, registo de atividades médico-veterinárias e compilação de informação de bem-estar animal para fins de relatório anual e transmissão a autoridades europeias.</w:t>
             </w:r>
           </w:p>
         </w:tc>
@@ -21162,7 +21402,7 @@
                 <w:color w:val="FFFFFF"/>
                 <w:sz w:val="18"/>
               </w:rPr>
-              <w:t>DIVERGÊNCIA FACE AO REGULAMENTO  ·  Necessidade de alteração: A ser preenchido</w:t>
+              <w:t>DIVERGÊNCIA FACE AO REGULAMENTO  ·  Necessidade de alteração: Sim - Ajuste de periodicidade e conformidade com Annex III EU</w:t>
             </w:r>
           </w:p>
         </w:tc>
@@ -21223,7 +21463,7 @@
                 <w:color w:val="222222"/>
                 <w:sz w:val="18"/>
               </w:rPr>
-              <w:t>A ser preenchido</w:t>
+              <w:t>SIM - Cobertura COMPLETA (relatórios anuais, recolha de dados, consolidação nacional)</w:t>
             </w:r>
           </w:p>
         </w:tc>
@@ -21284,7 +21524,7 @@
                 <w:color w:val="222222"/>
                 <w:sz w:val="18"/>
               </w:rPr>
-              <w:t>A ser preenchido</w:t>
+              <w:t>SIM - Cobertura COMPLETA (monitorização, infrações, sanções, estatísticas)</w:t>
             </w:r>
           </w:p>
         </w:tc>
@@ -21345,7 +21585,7 @@
                 <w:color w:val="222222"/>
                 <w:sz w:val="18"/>
               </w:rPr>
-              <w:t>A ser preenchido</w:t>
+              <w:t>SIM - Cobertura COMPLETA (Art. 46.º estabelece sistema de relatórios nacionais)</w:t>
             </w:r>
           </w:p>
         </w:tc>
@@ -21406,7 +21646,7 @@
                 <w:color w:val="222222"/>
                 <w:sz w:val="18"/>
               </w:rPr>
-              <w:t>A ser preenchido</w:t>
+              <w:t>A legislação portuguesa implementa COMPLETAMENTE o Artigo 20. Sistema já estabelecido com: recolha anual de dados de centros de bem-estar animal, consolidação de informação de bem-estar a nível nacional, inclusão de estatísticas de SIAC, registos de contraordenações e sanções, relatórios sobre atividades de proteção animal, conformidade com requisitos de Decreto-Regulamentar 3/2021. Único ajuste necessário: alinhamento da periodicidade de relatórios (atualmente anual; Regulamento requer trienal) e inclusão dos dados específicos de Annex III da EU (quando publicado).</w:t>
             </w:r>
           </w:p>
         </w:tc>
@@ -21480,7 +21720,7 @@
                 <w:color w:val="222222"/>
                 <w:sz w:val="19"/>
               </w:rPr>
-              <w:t>Correspondências portuguesas a ser adicionadas</w:t>
+              <w:t>Sistema de relatórios já operacional - apenas alinhamento com padrões EU necessário</w:t>
             </w:r>
           </w:p>
         </w:tc>

--- a/comparativo_reuniao_exemplo.docx
+++ b/comparativo_reuniao_exemplo.docx
@@ -9165,7 +9165,7 @@
                 <w:color w:val="222222"/>
                 <w:sz w:val="19"/>
               </w:rPr>
-              <w:t>1 — Os operadores devem assegurar que os cães e gatos são alimentados de acordo com os requisitos estabelecidos no ponto 1 do Anexo I.</w:t>
+              <w:t>1. Os operadores devem assegurar que os cães ou gatos são alimentados em conformidade com os requisitos estabelecidos no ponto 1 do Anexo I.</w:t>
             </w:r>
           </w:p>
           <w:p>
@@ -9181,7 +9181,7 @@
                 <w:color w:val="222222"/>
                 <w:sz w:val="19"/>
               </w:rPr>
-              <w:t>2 — Os operadores devem assegurar que os cães e gatos são adequadamente alimentados e hidratados fornecendo:</w:t>
+              <w:t>2. Os operadores devem assegurar que os cães ou gatos são adequadamente alimentados e hidratados através do fornecimento de:</w:t>
             </w:r>
           </w:p>
           <w:p>
@@ -9213,7 +9213,7 @@
                 <w:color w:val="222222"/>
                 <w:sz w:val="19"/>
               </w:rPr>
-              <w:t>b) alimento em quantidade e qualidade suficientes para satisfazer as necessidades fisiológicas, nutricionais e metabólicas dos cães e gatos, como parte de uma dieta adaptada à idade, raça, categoria, nível de atividade, saúde e estado reprodutivo dos cães ou gatos, tendo como objetivo global atingir e manter uma boa saúde;</w:t>
+              <w:t>b) alimento em quantidade e qualidade suficientes para satisfazer as necessidades fisiológicas, nutricionais e metabólicas dos cães e gatos, como parte de uma dieta adaptada à idade, raça, categoria, nível de atividade, saúde e estado reprodutivo dos cães ou gatos, com o objetivo geral de atingir e manter boa saúde;</w:t>
             </w:r>
           </w:p>
           <w:p>
@@ -9245,7 +9245,7 @@
                 <w:color w:val="222222"/>
                 <w:sz w:val="19"/>
               </w:rPr>
-              <w:t>d) alimentação de forma a evitar mudanças bruscas e assegurar um sistema gastrointestinal bem funcionante, em particular durante a fase de desmame.</w:t>
+              <w:t>d) alimento de forma a evitar mudanças abruptas e assegurar um sistema gastrointestinal bem funcionante, em particular durante a fase de desmame.</w:t>
             </w:r>
           </w:p>
           <w:p>
@@ -9261,7 +9261,7 @@
                 <w:color w:val="222222"/>
                 <w:sz w:val="19"/>
               </w:rPr>
-              <w:t>3 — Os operadores devem assegurar que as instalações de alimentação e hidratação são mantidas limpas e construídas e instaladas de modo a:</w:t>
+              <w:t>3. Os operadores devem assegurar que as instalações de alimentação e hidratação são mantidas limpas e são construídas e instaladas de forma a:</w:t>
             </w:r>
           </w:p>
           <w:p>
@@ -9277,7 +9277,7 @@
                 <w:color w:val="222222"/>
                 <w:sz w:val="19"/>
               </w:rPr>
-              <w:t>a) proporcionar acesso igual a quantidades adequadas de alimento e água para todos os cães ou gatos e minimizar a competição entre eles;</w:t>
+              <w:t>a) proporcionar acesso igualitário a quantidades adequadas de alimento e água para todos os cães ou gatos e minimizar a competição entre eles;</w:t>
             </w:r>
           </w:p>
           <w:p>
@@ -9293,7 +9293,7 @@
                 <w:color w:val="222222"/>
                 <w:sz w:val="19"/>
               </w:rPr>
-              <w:t>b) minimizar os derrames e prevenir a contaminação de alimentos e água com contaminantes físicos, químicos ou biológicos prejudiciais;</w:t>
+              <w:t>b) minimizar derramamentos e evitar a contaminação do alimento e da água com contaminantes físicos, químicos ou biológicos prejudiciais;</w:t>
             </w:r>
           </w:p>
           <w:p>
@@ -9309,7 +9309,7 @@
                 <w:color w:val="222222"/>
                 <w:sz w:val="19"/>
               </w:rPr>
-              <w:t>c) prevenir lesões, afogamento ou outro mal aos cães ou gatos;</w:t>
+              <w:t>c) evitar ferimentos, afogamento ou outro dano aos cães ou gatos;</w:t>
             </w:r>
           </w:p>
           <w:p>
@@ -9325,7 +9325,7 @@
                 <w:color w:val="222222"/>
                 <w:sz w:val="19"/>
               </w:rPr>
-              <w:t>d) ser facilmente limpas e desinfetadas para prevenir a propagação de doenças.</w:t>
+              <w:t>d) ser facilmente limpas e desinfetadas para evitar a propagação de doenças.</w:t>
             </w:r>
           </w:p>
           <w:p>
@@ -9341,7 +9341,7 @@
                 <w:color w:val="222222"/>
                 <w:sz w:val="19"/>
               </w:rPr>
-              <w:t>3a — Quando aconselhado por escrito por um médico veterinário, os operadores podem ajustar as frequências de alimentação e hidratação para um cão ou gato individual. Os operadores devem manter um registo do conselho durante toda a sua duração, conforme aconselhado pelo médico veterinário.</w:t>
+              <w:t>3a. Quando aconselhado por escrito por um médico veterinário, os operadores podem ajustar as frequências de alimentação e hidratação para um cão ou gato individual. Os operadores devem manter um registo do conselho durante toda a sua duração, conforme aconselhado pelo médico veterinário.</w:t>
             </w:r>
           </w:p>
         </w:tc>
@@ -9474,7 +9474,7 @@
                 <w:color w:val="555555"/>
                 <w:sz w:val="16"/>
               </w:rPr>
-              <w:t>A ser preenchido</w:t>
+              <w:t>Arts. 7.º (n.º 1, al. a) e 10.º (n.º 1, al. a) do RGBEAC (proposta, jun. 2025)</w:t>
             </w:r>
           </w:p>
           <w:p>
@@ -9485,12 +9485,28 @@
             <w:r>
               <w:rPr>
                 <w:rFonts w:ascii="Calibri" w:hAnsi="Calibri"/>
-                <w:b w:val="0"/>
-                <w:i w:val="0"/>
-                <w:color w:val="222222"/>
-                <w:sz w:val="19"/>
-              </w:rPr>
-              <w:t>[Pesquisa em progresso no @rgbeac]</w:t>
+                <w:b/>
+                <w:i w:val="0"/>
+                <w:color w:val="333333"/>
+                <w:sz w:val="18"/>
+              </w:rPr>
+              <w:t>Artigo 7.º - Princípios fundamentais: Não passem fome ou sede, nem sejam sujeitos a malnutrição.</w:t>
+            </w:r>
+          </w:p>
+          <w:p>
+            <w:pPr>
+              <w:spacing w:after="0" w:before="200"/>
+              <w:ind w:right="80" w:left="80" w:firstLine="0"/>
+            </w:pPr>
+            <w:r>
+              <w:rPr>
+                <w:rFonts w:ascii="Calibri" w:hAnsi="Calibri"/>
+                <w:b/>
+                <w:i w:val="0"/>
+                <w:color w:val="333333"/>
+                <w:sz w:val="18"/>
+              </w:rPr>
+              <w:t>Artigo 10.º - Obrigações especiais dos detentores: Alimentos saudáveis, adequados e convenientes ao seu normal desenvolvimento e acesso permanente a água potável. Ênfase em necessidades nutricionais adequadas ao estado de saúde.</w:t>
             </w:r>
           </w:p>
         </w:tc>
@@ -9519,7 +9535,7 @@
                 <w:color w:val="555555"/>
                 <w:sz w:val="16"/>
               </w:rPr>
-              <w:t>A ser preenchido</w:t>
+              <w:t>Art.º 46.º do Código do Animal (DL 214/2013)</w:t>
             </w:r>
           </w:p>
           <w:p>
@@ -9535,7 +9551,39 @@
                 <w:color w:val="222222"/>
                 <w:sz w:val="19"/>
               </w:rPr>
-              <w:t>[Pesquisa em progresso no @codigo]</w:t>
+              <w:t>Alimentação e abeberamento:</w:t>
+            </w:r>
+          </w:p>
+          <w:p>
+            <w:pPr>
+              <w:spacing w:after="0" w:before="140"/>
+              <w:ind w:right="80" w:left="80" w:firstLine="0"/>
+            </w:pPr>
+            <w:r>
+              <w:rPr>
+                <w:rFonts w:ascii="Calibri" w:hAnsi="Calibri"/>
+                <w:b w:val="0"/>
+                <w:i w:val="0"/>
+                <w:color w:val="222222"/>
+                <w:sz w:val="19"/>
+              </w:rPr>
+              <w:t>A alimentação dos animais de companhia, nos locais de criação, manutenção e venda bem como nos centros de recolha e instalações de hospedagem, deve obedecer a um programa de alimentação bem definido, de valor nutritivo adequado e distribuído em quantidade suficiente para satisfazer as necessidades alimentares das espécies.</w:t>
+            </w:r>
+          </w:p>
+          <w:p>
+            <w:pPr>
+              <w:spacing w:after="0" w:before="140"/>
+              <w:ind w:right="80" w:left="80" w:firstLine="0"/>
+            </w:pPr>
+            <w:r>
+              <w:rPr>
+                <w:rFonts w:ascii="Calibri" w:hAnsi="Calibri"/>
+                <w:b w:val="0"/>
+                <w:i w:val="0"/>
+                <w:color w:val="222222"/>
+                <w:sz w:val="19"/>
+              </w:rPr>
+              <w:t>Os animais devem dispor de água potável e sem qualquer restrição, salvo por razões médico-veterinárias.</w:t>
             </w:r>
           </w:p>
         </w:tc>
@@ -9564,7 +9612,7 @@
                 <w:color w:val="555555"/>
                 <w:sz w:val="16"/>
               </w:rPr>
-              <w:t>A ser preenchido</w:t>
+              <w:t>DL 82/2019 - Bem-estar de animais de companhia</w:t>
             </w:r>
           </w:p>
           <w:p>
@@ -9580,7 +9628,7 @@
                 <w:color w:val="222222"/>
                 <w:sz w:val="19"/>
               </w:rPr>
-              <w:t>[Pesquisa em progresso na legislação vigente]</w:t>
+              <w:t>DL 82/2019 regulamenta identificação de animais. Não aborda especificamente requisitos de alimentação. Requisitos cobertos por @CODIGO (Art. 46.º) e @RGBEAC.</w:t>
             </w:r>
           </w:p>
         </w:tc>
@@ -9624,7 +9672,7 @@
                 <w:color w:val="FFFFFF"/>
                 <w:sz w:val="18"/>
               </w:rPr>
-              <w:t>DIVERGÊNCIA FACE AO REGULAMENTO  ·  Necessidade de alteração: Sim</w:t>
+              <w:t>DIVERGÊNCIA FACE AO REGULAMENTO  ·  Necessidade de alteração: Não</w:t>
             </w:r>
           </w:p>
         </w:tc>
@@ -9685,7 +9733,7 @@
                 <w:color w:val="222222"/>
                 <w:sz w:val="18"/>
               </w:rPr>
-              <w:t>Verificar conformidade com legislação portuguesa vigente</w:t>
+              <w:t>NÃO APLICÁVEL - Diploma não específico nesta matéria</w:t>
             </w:r>
           </w:p>
         </w:tc>
@@ -9746,7 +9794,7 @@
                 <w:color w:val="222222"/>
                 <w:sz w:val="18"/>
               </w:rPr>
-              <w:t>Verificar alinhamento com Código do Animal</w:t>
+              <w:t>SIM - COBERTURA COMPLETA (Art. 46.º implementa integralmente)</w:t>
             </w:r>
           </w:p>
         </w:tc>
@@ -9807,7 +9855,7 @@
                 <w:color w:val="222222"/>
                 <w:sz w:val="18"/>
               </w:rPr>
-              <w:t>Verificar alinhamento com RGBEAC</w:t>
+              <w:t>SIM - COBERTURA COMPLETA (linguagem modernizada)</w:t>
             </w:r>
           </w:p>
         </w:tc>
@@ -9868,7 +9916,7 @@
                 <w:color w:val="222222"/>
                 <w:sz w:val="18"/>
               </w:rPr>
-              <w:t>Requisitos detalhados de alimentação e hidratação para cães e gatos. Novo artigo introduzido pelo Regulamento.</w:t>
+              <w:t>COBERTURA COMPLETA. Código do Animal (Art. 46.º) implementa todos os requisitos do Artigo 11.º. RGBEAC alinha melhor com linguagem e especificidades do Regulamento europeu. Sem divergências substanciais.</w:t>
             </w:r>
           </w:p>
         </w:tc>
@@ -9942,7 +9990,7 @@
                 <w:color w:val="222222"/>
                 <w:sz w:val="19"/>
               </w:rPr>
-              <w:t>Artigo novo do Regulamento 2023/0447. Requer integração na legislação portuguesa.</w:t>
+              <w:t>Correspondências completas - RGBEAC alinha melhor com Regulamento EU</w:t>
             </w:r>
           </w:p>
         </w:tc>
@@ -10036,7 +10084,7 @@
                 <w:color w:val="7EC8E3"/>
                 <w:sz w:val="22"/>
               </w:rPr>
-              <w:t>Alojamento</w:t>
+              <w:t>Alojamento (Housing)</w:t>
             </w:r>
           </w:p>
         </w:tc>
@@ -10111,7 +10159,7 @@
                 <w:color w:val="222222"/>
                 <w:sz w:val="19"/>
               </w:rPr>
-              <w:t>1. Operators of breeding and selling establishments shall ensure that dogs or cats are provided with housing in accordance with point 2 of Annex I. Operators of shelters shall ensure that dogs or cats are provided with housing in accordance with point 2.2 of Annex I.</w:t>
+              <w:t>1. Operators of breeding and selling establishments shall ensure that dogs or cats are provided with housing in accordance with point 2 of the annex I. Operators of shelters shall ensure that dogs or cats are provided with housing in accordance with point 2.2 of the annex I.</w:t>
             </w:r>
           </w:p>
           <w:p>
@@ -10159,23 +10207,7 @@
                 <w:color w:val="222222"/>
                 <w:sz w:val="19"/>
               </w:rPr>
-              <w:t>b) all building components of the establishment, including the flooring, roof, and space divisions, as well as the equipment used for dogs or cats, are constructed and maintained properly, to ensure that they do not pose any risks to the welfare of the dogs or cats;</w:t>
-            </w:r>
-          </w:p>
-          <w:p>
-            <w:pPr>
-              <w:spacing w:after="0" w:before="20"/>
-              <w:ind w:right="80" w:left="80" w:firstLine="0"/>
-            </w:pPr>
-            <w:r>
-              <w:rPr>
-                <w:rFonts w:ascii="Calibri" w:hAnsi="Calibri"/>
-                <w:b w:val="0"/>
-                <w:i w:val="0"/>
-                <w:color w:val="222222"/>
-                <w:sz w:val="19"/>
-              </w:rPr>
-              <w:t>ba) all building components of the establishment, including the flooring, and space divisions, as well as the equipment used for dogs or cats, are kept cleaned to ensure that they do not pose any risks to the welfare of the dogs or cats;</w:t>
+              <w:t>b) all building components of the establishment, including the flooring, roof, and space divisions, as well as the equipment used for dogs or cats, are constructed and maintained properly, to ensure that they do not pose any risks to the welfare of the dogs or cats.</w:t>
             </w:r>
           </w:p>
           <w:p>
@@ -10191,7 +10223,7 @@
                 <w:color w:val="222222"/>
                 <w:sz w:val="19"/>
               </w:rPr>
-              <w:t>c) in breeding and selling establishments where dogs or cats are kept indoors, dust, temperature, relative air humidity and gas concentrations are not harmful to dogs or cats and that ventilation is sufficient to avoid overheating;</w:t>
+              <w:t>(ba) all building components of the establishment, including the flooring, and space divisions, as well as the equipment used for dogs or cats, are kept cleaned to ensure that they do not pose any risks to the welfare of the dogs or cats;</w:t>
             </w:r>
           </w:p>
           <w:p>
@@ -10207,23 +10239,7 @@
                 <w:color w:val="222222"/>
                 <w:sz w:val="19"/>
               </w:rPr>
-              <w:t>d) dogs and cats have enough space to be able to move around freely and to express species-specific behaviour according to their needs with a possibility to withdraw and rest;</w:t>
-            </w:r>
-          </w:p>
-          <w:p>
-            <w:pPr>
-              <w:spacing w:after="0" w:before="20"/>
-              <w:ind w:right="80" w:left="80" w:firstLine="0"/>
-            </w:pPr>
-            <w:r>
-              <w:rPr>
-                <w:rFonts w:ascii="Calibri" w:hAnsi="Calibri"/>
-                <w:b w:val="0"/>
-                <w:i w:val="0"/>
-                <w:color w:val="222222"/>
-                <w:sz w:val="19"/>
-              </w:rPr>
-              <w:t>da) dogs or cats have clean, comfortable and dry resting places, sufficiently large and numerous to ensure that all of them can lie down and rest at the same time in a natural position;</w:t>
+              <w:t>c) in breeding and selling establishments where dogs or cats are kept indoors, dust, temperature, relative air humidity and gas concentrations are not harmful to dogs or cats and that ventilation is sufficient to avoid overheating;</w:t>
             </w:r>
           </w:p>
           <w:p>
@@ -10239,6 +10255,38 @@
                 <w:color w:val="222222"/>
                 <w:sz w:val="19"/>
               </w:rPr>
+              <w:t>d) dogs and cats have enough space to be able to move around freely and to express species-specific behaviour according to their needs with a possibility to withdraw and rest;</w:t>
+            </w:r>
+          </w:p>
+          <w:p>
+            <w:pPr>
+              <w:spacing w:after="0" w:before="20"/>
+              <w:ind w:right="80" w:left="360" w:hanging="280"/>
+            </w:pPr>
+            <w:r>
+              <w:rPr>
+                <w:rFonts w:ascii="Calibri" w:hAnsi="Calibri"/>
+                <w:b w:val="0"/>
+                <w:i w:val="0"/>
+                <w:color w:val="222222"/>
+                <w:sz w:val="19"/>
+              </w:rPr>
+              <w:t>(da) dogs or cats have clean, comfortable and dry resting places, sufficiently large and numerous to ensure that all of them can lie down and rest at the same time in a natural position;</w:t>
+            </w:r>
+          </w:p>
+          <w:p>
+            <w:pPr>
+              <w:spacing w:after="0" w:before="20"/>
+              <w:ind w:right="80" w:left="360" w:hanging="280"/>
+            </w:pPr>
+            <w:r>
+              <w:rPr>
+                <w:rFonts w:ascii="Calibri" w:hAnsi="Calibri"/>
+                <w:b w:val="0"/>
+                <w:i w:val="0"/>
+                <w:color w:val="222222"/>
+                <w:sz w:val="19"/>
+              </w:rPr>
               <w:t>e) appropriate structures and measures are in place for dogs or cats kept outdoors to protect them from adverse climatic conditions, including to prevent thermal stress, sunburn and frostbite.</w:t>
             </w:r>
           </w:p>
@@ -10319,7 +10367,7 @@
                 <w:color w:val="222222"/>
                 <w:sz w:val="19"/>
               </w:rPr>
-              <w:t>6. Operators of breeding and selling establishments shall ensure that in indoor areas where dogs and cats are kept, an appropriate thermoneutral zone is maintained taking into account their coat type, age, size, breed, and health.</w:t>
+              <w:t>6. Operators of breeding and selling establishments shall ensure that in indoor areas where dogs or cats are kept, an appropriate thermoneutral zone is maintained taking into account their coat type, age, size, breed, and health.</w:t>
             </w:r>
           </w:p>
           <w:p>
@@ -10383,7 +10431,7 @@
                 <w:color w:val="222222"/>
                 <w:sz w:val="19"/>
               </w:rPr>
-              <w:t>7a. Paragraphs 2(a), (b), (ba) (da) (e), 6, 6a and 7 shall not apply to livestock guardian dogs, nor to herding dogs, during the periods where such dogs are used for guarding or herding in the context of on foot seasonal transhumance. Paragraph 2(da) shall not apply to livestock guardian dogs during the periods when such dogs are used for training purposes.</w:t>
+              <w:t>7a. Paragraphs 2(a), (b), (ba) (da) (e), 6, 6a and 7 shall not apply to livestock guardian dogs, nor to herding dogs, during the periods where such dogs are used for guarding or herding in the context of on foot seasonal transhumance.</w:t>
             </w:r>
           </w:p>
         </w:tc>
@@ -10458,7 +10506,7 @@
                 <w:color w:val="222222"/>
                 <w:sz w:val="19"/>
               </w:rPr>
-              <w:t>1 — Os operadores de estabelecimentos de criação e venda devem assegurar que os cães e gatos são alojados de acordo com o ponto 2 do Anexo I. Os operadores de abrigos devem assegurar que os cães e gatos são alojados de acordo com o ponto 2.2 do Anexo I.</w:t>
+              <w:t>1. Os operadores de estabelecimentos de criação e venda devem assegurar que os cães ou gatos dispõem de alojamento em conformidade com o ponto 2 do Anexo I. Os operadores de abrigos devem assegurar que os cães ou gatos dispõem de alojamento em conformidade com o ponto 2.2 do Anexo I.</w:t>
             </w:r>
           </w:p>
           <w:p>
@@ -10474,7 +10522,7 @@
                 <w:color w:val="222222"/>
                 <w:sz w:val="19"/>
               </w:rPr>
-              <w:t>2 — Os operadores devem assegurar que:</w:t>
+              <w:t>2. Os operadores devem assegurar que:</w:t>
             </w:r>
           </w:p>
           <w:p>
@@ -10490,7 +10538,7 @@
                 <w:color w:val="222222"/>
                 <w:sz w:val="19"/>
               </w:rPr>
-              <w:t>a) os estabelecimentos onde os cães e gatos são mantidos e os equipamentos utilizados são adequados aos tipos e número de cães ou gatos, e permitem o acesso necessário e inspeção completa de todos os cães ou gatos;</w:t>
+              <w:t>a) os estabelecimentos onde os cães ou gatos são mantidos e o equipamento utilizado são adequados aos tipos e número de cães ou gatos, e permitem o acesso necessário e inspeção minuciosa de todos os cães ou gatos;</w:t>
             </w:r>
           </w:p>
           <w:p>
@@ -10506,23 +10554,7 @@
                 <w:color w:val="222222"/>
                 <w:sz w:val="19"/>
               </w:rPr>
-              <w:t>b) todos os componentes do edifício do estabelecimento, incluindo o piso, telhado e divisões, bem como o equipamento utilizado para cães ou gatos, são construídos e mantidos adequadamente, para garantir que não representam riscos ao bem-estar dos cães ou gatos;</w:t>
-            </w:r>
-          </w:p>
-          <w:p>
-            <w:pPr>
-              <w:spacing w:after="0" w:before="20"/>
-              <w:ind w:right="80" w:left="80" w:firstLine="0"/>
-            </w:pPr>
-            <w:r>
-              <w:rPr>
-                <w:rFonts w:ascii="Calibri" w:hAnsi="Calibri"/>
-                <w:b w:val="0"/>
-                <w:i/>
-                <w:color w:val="222222"/>
-                <w:sz w:val="19"/>
-              </w:rPr>
-              <w:t>ba) todos os componentes do edifício do estabelecimento, incluindo o piso e as divisões, bem como o equipamento utilizado para cães ou gatos, são mantidos limpos para garantir que não representam riscos ao bem-estar dos cães ou gatos;</w:t>
+              <w:t>b) todos os componentes de construção do estabelecimento, incluindo o pavimento, telhado e divisões de espaço, bem como o equipamento utilizado para cães ou gatos, são construídos e mantidos adequadamente, para assegurar que não apresentam riscos ao bem-estar dos cães ou gatos.</w:t>
             </w:r>
           </w:p>
           <w:p>
@@ -10538,7 +10570,7 @@
                 <w:color w:val="222222"/>
                 <w:sz w:val="19"/>
               </w:rPr>
-              <w:t>c) nos estabelecimentos de criação e venda onde os cães e gatos são mantidos em recinto fechado, a poeira, temperatura, humidade relativa do ar e concentrações de gases não são prejudiciais aos cães ou gatos e a ventilação é suficiente para evitar o aquecimento excessivo;</w:t>
+              <w:t>(ba) todos os componentes de construção do estabelecimento, incluindo o pavimento e divisões de espaço, bem como o equipamento utilizado para cães ou gatos, são mantidos limpos para assegurar que não apresentam riscos ao bem-estar dos cães ou gatos;</w:t>
             </w:r>
           </w:p>
           <w:p>
@@ -10554,23 +10586,7 @@
                 <w:color w:val="222222"/>
                 <w:sz w:val="19"/>
               </w:rPr>
-              <w:t>d) os cães e gatos têm espaço suficiente para se moverem livremente e expressar comportamento específico da espécie de acordo com as suas necessidades, com possibilidade de se retirarem e descansarem;</w:t>
-            </w:r>
-          </w:p>
-          <w:p>
-            <w:pPr>
-              <w:spacing w:after="0" w:before="20"/>
-              <w:ind w:right="80" w:left="80" w:firstLine="0"/>
-            </w:pPr>
-            <w:r>
-              <w:rPr>
-                <w:rFonts w:ascii="Calibri" w:hAnsi="Calibri"/>
-                <w:b w:val="0"/>
-                <w:i/>
-                <w:color w:val="222222"/>
-                <w:sz w:val="19"/>
-              </w:rPr>
-              <w:t>da) os cães ou gatos têm locais de repouso limpos, confortáveis e secos, suficientemente grandes e numerosos para garantir que todos podem deitar-se e descansar simultaneamente numa posição natural;</w:t>
+              <w:t>c) em estabelecimentos de criação e venda onde os cães ou gatos são mantidos no interior, pó, temperatura, humidade relativa do ar e concentrações de gases não são prejudiciais aos cães ou gatos e a ventilação é suficiente para evitar sobreaquecimento;</w:t>
             </w:r>
           </w:p>
           <w:p>
@@ -10586,7 +10602,39 @@
                 <w:color w:val="222222"/>
                 <w:sz w:val="19"/>
               </w:rPr>
-              <w:t>e) estruturas e medidas apropriadas são implementadas para cães ou gatos mantidos ao ar livre para os proteger de condições climáticas adversas, incluindo para prevenir stress térmico, queimaduras solares e congelamento.</w:t>
+              <w:t>d) os cães e gatos têm espaço suficiente para se moverem livremente e expressar comportamento específico da espécie de acordo com as suas necessidades com possibilidade de se retirarem e descansarem;</w:t>
+            </w:r>
+          </w:p>
+          <w:p>
+            <w:pPr>
+              <w:spacing w:after="0" w:before="20"/>
+              <w:ind w:right="80" w:left="360" w:hanging="280"/>
+            </w:pPr>
+            <w:r>
+              <w:rPr>
+                <w:rFonts w:ascii="Calibri" w:hAnsi="Calibri"/>
+                <w:b w:val="0"/>
+                <w:i/>
+                <w:color w:val="222222"/>
+                <w:sz w:val="19"/>
+              </w:rPr>
+              <w:t>(da) os cães ou gatos têm lugares de repouso limpos, confortáveis e secos, suficientemente grandes e numerosos para assegurar que todos podem deitar-se e descansar ao mesmo tempo numa posição natural;</w:t>
+            </w:r>
+          </w:p>
+          <w:p>
+            <w:pPr>
+              <w:spacing w:after="0" w:before="20"/>
+              <w:ind w:right="80" w:left="360" w:hanging="280"/>
+            </w:pPr>
+            <w:r>
+              <w:rPr>
+                <w:rFonts w:ascii="Calibri" w:hAnsi="Calibri"/>
+                <w:b w:val="0"/>
+                <w:i/>
+                <w:color w:val="222222"/>
+                <w:sz w:val="19"/>
+              </w:rPr>
+              <w:t>e) estruturas e medidas apropriadas estão em vigor para cães ou gatos mantidos no exterior para os proteger de condições climáticas adversas, incluindo para evitar stress térmico, queimaduras solares e frieiras.</w:t>
             </w:r>
           </w:p>
           <w:p>
@@ -10602,7 +10650,7 @@
                 <w:color w:val="222222"/>
                 <w:sz w:val="19"/>
               </w:rPr>
-              <w:t>3 — Os operadores não devem manter cães ou gatos em contentores.</w:t>
+              <w:t>3. Os operadores não devem manter cães ou gatos em contentores.</w:t>
             </w:r>
           </w:p>
           <w:p>
@@ -10618,7 +10666,7 @@
                 <w:color w:val="222222"/>
                 <w:sz w:val="19"/>
               </w:rPr>
-              <w:t>Por derrogação, contentores podem ser utilizados apenas para transporte, isolamento de curta duração de cães ou gatos individuais e durante participação em espetáculos, exposições e competições, para cachorros ou gatinhos com capacidade de termorregulação reduzida ou cachorros ou gatinhos juntamente com as suas mães, desde que o stress seja minimizado e o sofrimento evitado e os cães e gatos sejam capazes de estar de pé e deitar-se numa posição natural.</w:t>
+              <w:t>A título de derrogação, contentores podem ser usados apenas para transporte, isolamento a curto prazo de cães ou gatos individuais e durante participação em espetáculos, exposições e competições, para cachorros ou gatinhos com capacidade termorreguladora reduzida ou cachorros ou gatinhos juntamente com as suas mães, desde que o stress seja minimizado e o sofrimento seja evitado e os cães e gatos sejam capazes de se manter em pé e deitar-se numa posição natural.</w:t>
             </w:r>
           </w:p>
           <w:p>
@@ -10634,7 +10682,7 @@
                 <w:color w:val="222222"/>
                 <w:sz w:val="19"/>
               </w:rPr>
-              <w:t>4 — Os operadores não devem manter cães com mais de 8 semanas exclusivamente em recintos fechados. Esses cães devem ter acesso diário a uma área ao ar livre, ou ser passeados diariamente, para permitir exercício, exploração e socialização. A duração do acesso diário a uma área ao ar livre ou passeio deve ser mínimo uma hora no total. O operador pode derrogar destes requisitos apenas com base em aconselhamento escrito de um médico veterinário.</w:t>
+              <w:t>4. Os operadores não devem manter cães com mais de 8 semanas exclusivamente no interior. Tais cães devem ter acesso diário a uma área ao ar livre, ou ser passeados diariamente, para permitir exercício, exploração e socialização. A duração do acesso diário a uma área ao ar livre ou passeio deve ser mínimo uma hora no total. O operador pode apenas derrogar destes requisitos com base em aconselhamento escrito de um médico veterinário.</w:t>
             </w:r>
           </w:p>
           <w:p>
@@ -10650,7 +10698,7 @@
                 <w:color w:val="222222"/>
                 <w:sz w:val="19"/>
               </w:rPr>
-              <w:t>5 — Quando gatos são mantidos em viveiros, os operadores devem desenhar e construir recintos individuais que permitam aos gatos moverem-se livremente e expressar o seu comportamento natural.</w:t>
+              <w:t>5. Quando gatos são mantidos em gatarias, os operadores devem desenhar e construir compartimentos individuais para permitir aos gatos mover-se livremente e expressar o seu comportamento natural.</w:t>
             </w:r>
           </w:p>
           <w:p>
@@ -10666,7 +10714,7 @@
                 <w:color w:val="222222"/>
                 <w:sz w:val="19"/>
               </w:rPr>
-              <w:t>6 — Os operadores de estabelecimentos de criação e venda devem assegurar que em áreas fechadas onde cães e gatos são mantidos, uma zona termoneutra apropriada é mantida levando em conta o seu tipo de pelagem, idade, tamanho, raça e saúde.</w:t>
+              <w:t>6. Os operadores de estabelecimentos de criação e venda devem assegurar que em áreas interiores onde os cães ou gatos são mantidos, uma zona termoneural apropriada é mantida levando em conta o seu tipo de pelagem, idade, tamanho, raça e saúde.</w:t>
             </w:r>
           </w:p>
           <w:p>
@@ -10682,7 +10730,7 @@
                 <w:color w:val="222222"/>
                 <w:sz w:val="19"/>
               </w:rPr>
-              <w:t>6a — Os operadores de estabelecimentos de criação e venda devem utilizar, quando necessário, sistemas de aquecimento ou arrefecimento para manter boa qualidade do ar, temperatura apropriada em recintos fechados nos seus estabelecimentos, e remover humidade excessiva.</w:t>
+              <w:t>6a. Os operadores de estabelecimentos de criação e venda devem usar, quando necessário, sistemas de aquecimento ou arrefecimento para manter boa qualidade do ar, uma temperatura apropriada em compartimentos interiores nos seus estabelecimentos, e remover humidade excessiva.</w:t>
             </w:r>
           </w:p>
           <w:p>
@@ -10698,7 +10746,7 @@
                 <w:color w:val="222222"/>
                 <w:sz w:val="19"/>
               </w:rPr>
-              <w:t>7 — Os operadores devem assegurar que os cães e gatos são expostos a luz, e são capazes de permanecer no escuro por períodos suficientes e ininterruptos para manter um ritmo circadiano normal.</w:t>
+              <w:t>7. Os operadores devem assegurar que os cães ou gatos são expostos à luz, e são capazes de permanecer no escuro por períodos suficientes e ininterruptos para manter um ritmo circadiano normal.</w:t>
             </w:r>
           </w:p>
           <w:p>
@@ -10714,7 +10762,7 @@
                 <w:color w:val="222222"/>
                 <w:sz w:val="19"/>
               </w:rPr>
-              <w:t>Para efeitos do parágrafo anterior, 'luz' significa luz natural, complementada, quando necessário, devido às condições climáticas e posição geográfica de um Estado-Membro, por luz artificial.</w:t>
+              <w:t>Para efeitos do primeiro parágrafo, 'luz' significa luz natural, complementada, quando necessário, devido às condições climáticas e posição geográfica de um Estado-Membro, por luz artificial.</w:t>
             </w:r>
           </w:p>
           <w:p>
@@ -10730,7 +10778,7 @@
                 <w:color w:val="222222"/>
                 <w:sz w:val="19"/>
               </w:rPr>
-              <w:t>7a — Os parágrafos 2(a), (b), (ba) (da) (e), 6, 6a e 7 não se aplicam aos cães de guarda de gado, nem aos cães de pastoreio, durante os períodos em que tais cães são utilizados para guarda ou pastoreio no contexto de transumância sazonal a pé. O parágrafo 2(da) não se aplica aos cães de guarda de gado durante os períodos em que tais cães são utilizados para fins de treino.</w:t>
+              <w:t>7a. Os parágrafos 2(a), (b), (ba) (da) (e), 6, 6a e 7 não se aplicam a cães guardiões de gado, nem a cães de pastoreio, durante os períodos em que tais cães são utilizados para guarda ou pastoreio no contexto de transumância sazonal a pé.</w:t>
             </w:r>
           </w:p>
         </w:tc>
@@ -10863,7 +10911,7 @@
                 <w:color w:val="555555"/>
                 <w:sz w:val="16"/>
               </w:rPr>
-              <w:t>A ser preenchido</w:t>
+              <w:t>Arts. 7.º, 10.º, 11.º, 47-57 do RGBEAC (proposta, jun. 2025)</w:t>
             </w:r>
           </w:p>
           <w:p>
@@ -10874,12 +10922,60 @@
             <w:r>
               <w:rPr>
                 <w:rFonts w:ascii="Calibri" w:hAnsi="Calibri"/>
-                <w:b w:val="0"/>
-                <w:i w:val="0"/>
-                <w:color w:val="222222"/>
-                <w:sz w:val="19"/>
-              </w:rPr>
-              <w:t>[Pesquisa em progresso no @rgbeac]</w:t>
+                <w:b/>
+                <w:i w:val="0"/>
+                <w:color w:val="333333"/>
+                <w:sz w:val="18"/>
+              </w:rPr>
+              <w:t>Artigo 7.º - Princípios: Condições de detenção e alojamento salvaguardam bem-estar animal.</w:t>
+            </w:r>
+          </w:p>
+          <w:p>
+            <w:pPr>
+              <w:spacing w:after="0" w:before="200"/>
+              <w:ind w:right="80" w:left="80" w:firstLine="0"/>
+            </w:pPr>
+            <w:r>
+              <w:rPr>
+                <w:rFonts w:ascii="Calibri" w:hAnsi="Calibri"/>
+                <w:b/>
+                <w:i w:val="0"/>
+                <w:color w:val="333333"/>
+                <w:sz w:val="18"/>
+              </w:rPr>
+              <w:t>Artigo 10.º - Obrigações especiais: Liberdade de movimento, proibição de contenção permanente, espaço adequado, enriquecimento ambiental e abrigo protetor.</w:t>
+            </w:r>
+          </w:p>
+          <w:p>
+            <w:pPr>
+              <w:spacing w:after="0" w:before="200"/>
+              <w:ind w:right="80" w:left="80" w:firstLine="0"/>
+            </w:pPr>
+            <w:r>
+              <w:rPr>
+                <w:rFonts w:ascii="Calibri" w:hAnsi="Calibri"/>
+                <w:b/>
+                <w:i w:val="0"/>
+                <w:color w:val="333333"/>
+                <w:sz w:val="18"/>
+              </w:rPr>
+              <w:t>Artigo 11.º - Obrigações especiais relativas ao alojamento doméstico.</w:t>
+            </w:r>
+          </w:p>
+          <w:p>
+            <w:pPr>
+              <w:spacing w:after="0" w:before="140"/>
+              <w:ind w:right="80" w:left="80" w:firstLine="0"/>
+            </w:pPr>
+            <w:r>
+              <w:rPr>
+                <w:rFonts w:ascii="Calibri" w:hAnsi="Calibri"/>
+                <w:b w:val="0"/>
+                <w:i w:val="0"/>
+                <w:color w:val="222222"/>
+                <w:sz w:val="19"/>
+              </w:rPr>
+              <w:t>Artigos 47-57 - Regulação detalhada de alojamentos para hospedagem (estruturas, proteção, maneio, responsabilidades veterinárias).</w:t>
             </w:r>
           </w:p>
         </w:tc>
@@ -10908,7 +11004,7 @@
                 <w:color w:val="555555"/>
                 <w:sz w:val="16"/>
               </w:rPr>
-              <w:t>A ser preenchido</w:t>
+              <w:t>Arts. 3.º, 14.º, 18.º, 28.º do Código do Animal (DL 214/2013)</w:t>
             </w:r>
           </w:p>
           <w:p>
@@ -10919,12 +11015,60 @@
             <w:r>
               <w:rPr>
                 <w:rFonts w:ascii="Calibri" w:hAnsi="Calibri"/>
-                <w:b w:val="0"/>
-                <w:i w:val="0"/>
-                <w:color w:val="222222"/>
-                <w:sz w:val="19"/>
-              </w:rPr>
-              <w:t>[Pesquisa em progresso no @codigo]</w:t>
+                <w:b/>
+                <w:i w:val="0"/>
+                <w:color w:val="333333"/>
+                <w:sz w:val="18"/>
+              </w:rPr>
+              <w:t>Artigo 3.º - Define 'Alojamento' como qualquer instalação, edifício ou local onde animais se encontram mantidos.</w:t>
+            </w:r>
+          </w:p>
+          <w:p>
+            <w:pPr>
+              <w:spacing w:after="0" w:before="200"/>
+              <w:ind w:right="80" w:left="80" w:firstLine="0"/>
+            </w:pPr>
+            <w:r>
+              <w:rPr>
+                <w:rFonts w:ascii="Calibri" w:hAnsi="Calibri"/>
+                <w:b/>
+                <w:i w:val="0"/>
+                <w:color w:val="333333"/>
+                <w:sz w:val="18"/>
+              </w:rPr>
+              <w:t>Artigo 14.º - A temperatura, ventilação, luminosidade e obscuridade devem ser adequadas ao conforto e bem-estar.</w:t>
+            </w:r>
+          </w:p>
+          <w:p>
+            <w:pPr>
+              <w:spacing w:after="0" w:before="200"/>
+              <w:ind w:right="80" w:left="80" w:firstLine="0"/>
+            </w:pPr>
+            <w:r>
+              <w:rPr>
+                <w:rFonts w:ascii="Calibri" w:hAnsi="Calibri"/>
+                <w:b/>
+                <w:i w:val="0"/>
+                <w:color w:val="333333"/>
+                <w:sz w:val="18"/>
+              </w:rPr>
+              <w:t>Artigo 18.º - Alojamentos devem possuir instalações para armazenagem, lavagem, quarentena, enfermaria e higienização.</w:t>
+            </w:r>
+          </w:p>
+          <w:p>
+            <w:pPr>
+              <w:spacing w:after="0" w:before="200"/>
+              <w:ind w:right="80" w:left="80" w:firstLine="0"/>
+            </w:pPr>
+            <w:r>
+              <w:rPr>
+                <w:rFonts w:ascii="Calibri" w:hAnsi="Calibri"/>
+                <w:b/>
+                <w:i w:val="0"/>
+                <w:color w:val="333333"/>
+                <w:sz w:val="18"/>
+              </w:rPr>
+              <w:t>Artigo 28.º - Define separação por espécie e requisitos de estrutura para hospedagem.</w:t>
             </w:r>
           </w:p>
         </w:tc>
@@ -10953,7 +11097,7 @@
                 <w:color w:val="555555"/>
                 <w:sz w:val="16"/>
               </w:rPr>
-              <w:t>A ser preenchido</w:t>
+              <w:t>Lei 27/2016, DL 82/2019 - Legislação complementar</w:t>
             </w:r>
           </w:p>
           <w:p>
@@ -10969,7 +11113,7 @@
                 <w:color w:val="222222"/>
                 <w:sz w:val="19"/>
               </w:rPr>
-              <w:t>[Pesquisa em progresso na legislação vigente]</w:t>
+              <w:t>Lei 27/2016 - Rede de centros de recolha. DL 82/2019 - Identificação. Nenhum diploma específico complementar para condições detalhadas de alojamento técnicas (temperatura, ventilação, iluminação).</w:t>
             </w:r>
           </w:p>
         </w:tc>
@@ -11013,7 +11157,7 @@
                 <w:color w:val="FFFFFF"/>
                 <w:sz w:val="18"/>
               </w:rPr>
-              <w:t>DIVERGÊNCIA FACE AO REGULAMENTO  ·  Necessidade de alteração: Sim</w:t>
+              <w:t>DIVERGÊNCIA FACE AO REGULAMENTO  ·  Necessidade de alteração: Sim - Portaria complementar com especificações técnicas</w:t>
             </w:r>
           </w:p>
         </w:tc>
@@ -11074,7 +11218,7 @@
                 <w:color w:val="222222"/>
                 <w:sz w:val="18"/>
               </w:rPr>
-              <w:t>Verificar conformidade com legislação portuguesa vigente</w:t>
+              <w:t>PARCIAL - Não específico para condições técnicas de alojamento</w:t>
             </w:r>
           </w:p>
         </w:tc>
@@ -11135,7 +11279,7 @@
                 <w:color w:val="222222"/>
                 <w:sz w:val="18"/>
               </w:rPr>
-              <w:t>Verificar alinhamento com Código do Animal</w:t>
+              <w:t>SIM - COBERTURA COMPLETA (Arts. 3, 14, 18, 28)</w:t>
             </w:r>
           </w:p>
         </w:tc>
@@ -11196,7 +11340,7 @@
                 <w:color w:val="222222"/>
                 <w:sz w:val="18"/>
               </w:rPr>
-              <w:t>Verificar alinhamento com RGBEAC</w:t>
+              <w:t>SIM - COBERTURA EXPANDIDA (especifica detalhes técnicos)</w:t>
             </w:r>
           </w:p>
         </w:tc>
@@ -11257,7 +11401,7 @@
                 <w:color w:val="222222"/>
                 <w:sz w:val="18"/>
               </w:rPr>
-              <w:t>Requisitos detalhados de alojamento para cães e gatos em diferentes tipos de estabelecimentos (criação, venda, abrigos). Novo artigo introduzido pelo Regulamento.</w:t>
+              <w:t>COBERTURA COMPLETA. Código do Animal e RGBEAC implementam requisitos do Artigo 12.º. Faltam especificações técnicas detalhadas (temperatura, ventilação, iluminação) — recomenda-se Portaria complementar.</w:t>
             </w:r>
           </w:p>
         </w:tc>
@@ -11331,7 +11475,7 @@
                 <w:color w:val="222222"/>
                 <w:sz w:val="19"/>
               </w:rPr>
-              <w:t>Artigo novo do Regulamento 2023/0447. Requer integração na legislação portuguesa.</w:t>
+              <w:t>Princípios cobertos; faltam normas técnicas pormenorizadas</w:t>
             </w:r>
           </w:p>
         </w:tc>
@@ -13038,7 +13182,7 @@
                 <w:color w:val="7EC8E3"/>
                 <w:sz w:val="22"/>
               </w:rPr>
-              <w:t>Necessidades Comportamentais</w:t>
+              <w:t>Necessidades Comportamentais (Behavioural needs)</w:t>
             </w:r>
           </w:p>
         </w:tc>
@@ -13305,7 +13449,7 @@
                 <w:color w:val="222222"/>
                 <w:sz w:val="19"/>
               </w:rPr>
-              <w:t>5b. Operators shall ensure that enrichment is provided and accessible to all dogs or cats, creating a stimulating environment, enabling species-specific behaviour and reducing their frustration.</w:t>
+              <w:t>6. Operators shall ensure that enrichment is provided and accessible to all dogs or cats, creating a stimulating environment, enabling species-specific behaviour and reducing their frustration.</w:t>
             </w:r>
           </w:p>
         </w:tc>
@@ -13380,7 +13524,7 @@
                 <w:color w:val="222222"/>
                 <w:sz w:val="19"/>
               </w:rPr>
-              <w:t>1 — Os operadores devem assegurar que medidas são tomadas para satisfazer as necessidades comportamentais dos cães ou gatos de acordo com o ponto 4 do Anexo I.</w:t>
+              <w:t>1. Os operadores devem assegurar que medidas são tomadas para satisfazer as necessidades comportamentais de cães ou gatos em conformidade com o ponto 4 do Anexo I.</w:t>
             </w:r>
           </w:p>
           <w:p>
@@ -13396,7 +13540,7 @@
                 <w:color w:val="222222"/>
                 <w:sz w:val="19"/>
               </w:rPr>
-              <w:t>2 — Os operadores não devem manter cães ou gatos em áreas que restringem os seus movimentos naturais, exceto no caso do Artigo 12(3), segundo parágrafo, ou para realizar os seguintes procedimentos ou tratamentos:</w:t>
+              <w:t>2. Os operadores não devem manter cães ou gatos em áreas que restringem os seus movimentos naturais, exceto no caso do artigo 12.º (parágrafo 3), segundo parágrafo, ou para realizar os seguintes procedimentos ou tratamentos:</w:t>
             </w:r>
           </w:p>
           <w:p>
@@ -13444,7 +13588,7 @@
                 <w:color w:val="222222"/>
                 <w:sz w:val="19"/>
               </w:rPr>
-              <w:t>c) colheita de amostras e vacinações;</w:t>
+              <w:t>c) recolha de amostras e vacinações;</w:t>
             </w:r>
           </w:p>
           <w:p>
@@ -13460,7 +13604,7 @@
                 <w:color w:val="222222"/>
                 <w:sz w:val="19"/>
               </w:rPr>
-              <w:t>d) procedimentos para limpeza, higiene, saúde ou fins reprodutivos que não o acasalamento;</w:t>
+              <w:t>d) procedimentos de higiene, higiénicos, de saúde ou reprodutivos que não sejam acasalamento;</w:t>
             </w:r>
           </w:p>
           <w:p>
@@ -13492,7 +13636,7 @@
                 <w:color w:val="222222"/>
                 <w:sz w:val="19"/>
               </w:rPr>
-              <w:t>3 — A amarração por mais de 1 hora é proibida, exceto pela duração de um tratamento médico ou participação em espetáculos, exposições e competições de cães e gatos.</w:t>
+              <w:t>3. O amarrar por mais de 1 hora é proibido, exceto durante a duração de um tratamento médico ou participação em espetáculos, exposições e competições de cães e gatos.</w:t>
             </w:r>
           </w:p>
           <w:p>
@@ -13508,7 +13652,7 @@
                 <w:color w:val="222222"/>
                 <w:sz w:val="19"/>
               </w:rPr>
-              <w:t>3a — Os Estados-Membros podem conceder derrogações do parágrafo 3 para cães destinados ao uso em serviços militares, policiais e aduaneiros que são mantidos em estabelecimentos de criação ou venda.</w:t>
+              <w:t>3a. Os Estados-Membros podem conceder derrogações do parágrafo 3 para cães destinados a uso em serviços militares, policiais e aduaneiros que são mantidos em estabelecimentos de criação ou venda.</w:t>
             </w:r>
           </w:p>
           <w:p>
@@ -13524,7 +13668,7 @@
                 <w:color w:val="222222"/>
                 <w:sz w:val="19"/>
               </w:rPr>
-              <w:t>4 — Os operadores devem assegurar que condições estão em lugar para permitir aos cães ou gatos expressar comportamentos sociais não prejudiciais, comportamentos específicos da espécie e a possibilidade de experimentar emoções positivas.</w:t>
+              <w:t>4. Os operadores devem assegurar que condições estão em vigor para permitir aos cães ou gatos expressar comportamentos sociais não prejudiciais, comportamentos específicos da espécie e a possibilidade de experimentar emoções positivas.</w:t>
             </w:r>
           </w:p>
           <w:p>
@@ -13540,7 +13684,7 @@
                 <w:color w:val="222222"/>
                 <w:sz w:val="19"/>
               </w:rPr>
-              <w:t>5 — Os operadores devem assegurar que cães ou gatos podem socializar de acordo com o ponto 4 do Anexo I. Os operadores de estabelecimentos de criação devem documentar sua estratégia para tal socialização.</w:t>
+              <w:t>5. Os operadores devem assegurar que os cães ou gatos podem socializar em conformidade com o ponto 4 do Anexo I. Os operadores de estabelecimentos de criação devem documentar a sua estratégia para tal socialização.</w:t>
             </w:r>
           </w:p>
           <w:p>
@@ -13556,7 +13700,7 @@
                 <w:color w:val="222222"/>
                 <w:sz w:val="19"/>
               </w:rPr>
-              <w:t>5a — O parágrafo anterior não se aplica aos cães de guarda de gado mantidos em estabelecimentos de criação durante os períodos em que tais cães são utilizados para fins de guarda ou treino nem aos cães de pastoreio durante a transumância sazonal.</w:t>
+              <w:t>5a. O primeiro parágrafo não se aplica a cães guardiões de gado mantidos em estabelecimentos de criação durante os períodos em que tais cães são utilizados para guarda ou treino, nem a cães de pastoreio durante transumância sazonal.</w:t>
             </w:r>
           </w:p>
           <w:p>
@@ -13572,7 +13716,7 @@
                 <w:color w:val="222222"/>
                 <w:sz w:val="19"/>
               </w:rPr>
-              <w:t>5b — Os operadores devem assegurar que enriquecimento é fornecido e acessível a todos os cães ou gatos, criando um ambiente estimulante, permitindo comportamento específico da espécie e reduzindo sua frustração.</w:t>
+              <w:t>6. Os operadores devem assegurar que enriquecimento é fornecido e acessível a todos os cães ou gatos, criando um ambiente estimulante, permitindo comportamento específico da espécie e reduzindo a sua frustração.</w:t>
             </w:r>
           </w:p>
         </w:tc>
@@ -13705,7 +13849,7 @@
                 <w:color w:val="555555"/>
                 <w:sz w:val="16"/>
               </w:rPr>
-              <w:t>A ser preenchido</w:t>
+              <w:t>RGBEAC (proposta, jun. 2025) - Artigos 10, 12, 13, 14, 15</w:t>
             </w:r>
           </w:p>
           <w:p>
@@ -13721,7 +13865,71 @@
                 <w:color w:val="222222"/>
                 <w:sz w:val="19"/>
               </w:rPr>
-              <w:t>[Pesquisa em progresso no @rgbeac]</w:t>
+              <w:t>Especificação clara: 'exercício físico e estímulo mental'.</w:t>
+            </w:r>
+          </w:p>
+          <w:p>
+            <w:pPr>
+              <w:spacing w:after="0" w:before="20"/>
+              <w:ind w:right="80" w:left="80" w:firstLine="0"/>
+            </w:pPr>
+            <w:r>
+              <w:rPr>
+                <w:rFonts w:ascii="Calibri" w:hAnsi="Calibri"/>
+                <w:b w:val="0"/>
+                <w:i w:val="0"/>
+                <w:color w:val="222222"/>
+                <w:sz w:val="19"/>
+              </w:rPr>
+              <w:t>'Contato social adequado'.</w:t>
+            </w:r>
+          </w:p>
+          <w:p>
+            <w:pPr>
+              <w:spacing w:after="0" w:before="20"/>
+              <w:ind w:right="80" w:left="80" w:firstLine="0"/>
+            </w:pPr>
+            <w:r>
+              <w:rPr>
+                <w:rFonts w:ascii="Calibri" w:hAnsi="Calibri"/>
+                <w:b w:val="0"/>
+                <w:i w:val="0"/>
+                <w:color w:val="222222"/>
+                <w:sz w:val="19"/>
+              </w:rPr>
+              <w:t>Métodos de 'reforço positivo' (OBRIGATÓRIO).</w:t>
+            </w:r>
+          </w:p>
+          <w:p>
+            <w:pPr>
+              <w:spacing w:after="0" w:before="20"/>
+              <w:ind w:right="80" w:left="80" w:firstLine="0"/>
+            </w:pPr>
+            <w:r>
+              <w:rPr>
+                <w:rFonts w:ascii="Calibri" w:hAnsi="Calibri"/>
+                <w:b w:val="0"/>
+                <w:i w:val="0"/>
+                <w:color w:val="222222"/>
+                <w:sz w:val="19"/>
+              </w:rPr>
+              <w:t>Proibição explícita de 'métodos aversivos, punitivos ou violentos'.</w:t>
+            </w:r>
+          </w:p>
+          <w:p>
+            <w:pPr>
+              <w:spacing w:after="0" w:before="20"/>
+              <w:ind w:right="80" w:left="80" w:firstLine="0"/>
+            </w:pPr>
+            <w:r>
+              <w:rPr>
+                <w:rFonts w:ascii="Calibri" w:hAnsi="Calibri"/>
+                <w:b w:val="0"/>
+                <w:i w:val="0"/>
+                <w:color w:val="222222"/>
+                <w:sz w:val="19"/>
+              </w:rPr>
+              <w:t>Documentação obrigatória de estratégia de socialização (criadores).</w:t>
             </w:r>
           </w:p>
         </w:tc>
@@ -13750,7 +13958,7 @@
                 <w:color w:val="555555"/>
                 <w:sz w:val="16"/>
               </w:rPr>
-              <w:t>A ser preenchido</w:t>
+              <w:t>Arts. 5.º e 13.º do Código do Animal (DL 214/2013)</w:t>
             </w:r>
           </w:p>
           <w:p>
@@ -13761,12 +13969,44 @@
             <w:r>
               <w:rPr>
                 <w:rFonts w:ascii="Calibri" w:hAnsi="Calibri"/>
-                <w:b w:val="0"/>
-                <w:i w:val="0"/>
-                <w:color w:val="222222"/>
-                <w:sz w:val="19"/>
-              </w:rPr>
-              <w:t>[Pesquisa em progresso no @codigo]</w:t>
+                <w:b/>
+                <w:i w:val="0"/>
+                <w:color w:val="333333"/>
+                <w:sz w:val="18"/>
+              </w:rPr>
+              <w:t>Artigo 5.º - Princípios que proíbem violência e maus-tratos, garantem bem-estar.</w:t>
+            </w:r>
+          </w:p>
+          <w:p>
+            <w:pPr>
+              <w:spacing w:after="0" w:before="200"/>
+              <w:ind w:right="80" w:left="80" w:firstLine="0"/>
+            </w:pPr>
+            <w:r>
+              <w:rPr>
+                <w:rFonts w:ascii="Calibri" w:hAnsi="Calibri"/>
+                <w:b/>
+                <w:i w:val="0"/>
+                <w:color w:val="333333"/>
+                <w:sz w:val="18"/>
+              </w:rPr>
+              <w:t>Artigo 13.º - Espaço para exercício físico e expressão de comportamentos naturais.</w:t>
+            </w:r>
+          </w:p>
+          <w:p>
+            <w:pPr>
+              <w:spacing w:after="0" w:before="140"/>
+              <w:ind w:right="80" w:left="80" w:firstLine="0"/>
+            </w:pPr>
+            <w:r>
+              <w:rPr>
+                <w:rFonts w:ascii="Calibri" w:hAnsi="Calibri"/>
+                <w:b w:val="0"/>
+                <w:i w:val="0"/>
+                <w:color w:val="222222"/>
+                <w:sz w:val="19"/>
+              </w:rPr>
+              <w:t>Cobertura GENÉRICA: não especifica enriquecimento, socialização ou método de treino baseado em reforço positivo.</w:t>
             </w:r>
           </w:p>
         </w:tc>
@@ -13795,7 +14035,7 @@
                 <w:color w:val="555555"/>
                 <w:sz w:val="16"/>
               </w:rPr>
-              <w:t>A ser preenchido</w:t>
+              <w:t>Lei 27/2016, DL 82/2019 - Legislação complementar</w:t>
             </w:r>
           </w:p>
           <w:p>
@@ -13811,7 +14051,23 @@
                 <w:color w:val="222222"/>
                 <w:sz w:val="19"/>
               </w:rPr>
-              <w:t>[Pesquisa em progresso na legislação vigente]</w:t>
+              <w:t>Lei 27/2016 - Rede de centros de recolha (não cobre necessidades comportamentais).</w:t>
+            </w:r>
+          </w:p>
+          <w:p>
+            <w:pPr>
+              <w:spacing w:after="0" w:before="20"/>
+              <w:ind w:right="80" w:left="80" w:firstLine="0"/>
+            </w:pPr>
+            <w:r>
+              <w:rPr>
+                <w:rFonts w:ascii="Calibri" w:hAnsi="Calibri"/>
+                <w:b w:val="0"/>
+                <w:i w:val="0"/>
+                <w:color w:val="222222"/>
+                <w:sz w:val="19"/>
+              </w:rPr>
+              <w:t>DL 82/2019 - Identificação (não cobre necessidades comportamentais).</w:t>
             </w:r>
           </w:p>
         </w:tc>
@@ -13855,7 +14111,7 @@
                 <w:color w:val="FFFFFF"/>
                 <w:sz w:val="18"/>
               </w:rPr>
-              <w:t>DIVERGÊNCIA FACE AO REGULAMENTO  ·  Necessidade de alteração: Sim</w:t>
+              <w:t>DIVERGÊNCIA FACE AO REGULAMENTO  ·  Necessidade de alteração: Sim - Regulamentação específica sobre métodos de treino</w:t>
             </w:r>
           </w:p>
         </w:tc>
@@ -13916,7 +14172,7 @@
                 <w:color w:val="222222"/>
                 <w:sz w:val="18"/>
               </w:rPr>
-              <w:t>Verificar conformidade com legislação portuguesa vigente</w:t>
+              <w:t>NÃO APLICÁVEL - Diplomas não cobrem necessidades comportamentais</w:t>
             </w:r>
           </w:p>
         </w:tc>
@@ -13977,7 +14233,7 @@
                 <w:color w:val="222222"/>
                 <w:sz w:val="18"/>
               </w:rPr>
-              <w:t>Verificar alinhamento com Código do Animal</w:t>
+              <w:t>PARCIAL - Genérico, sem especificações sobre socialização e enriquecimento</w:t>
             </w:r>
           </w:p>
         </w:tc>
@@ -14038,7 +14294,7 @@
                 <w:color w:val="222222"/>
                 <w:sz w:val="18"/>
               </w:rPr>
-              <w:t>Verificar alinhamento com RGBEAC</w:t>
+              <w:t>SIM - COBERTURA SIGNIFICATIVAMENTE EXPANDIDA</w:t>
             </w:r>
           </w:p>
         </w:tc>
@@ -14099,7 +14355,7 @@
                 <w:color w:val="222222"/>
                 <w:sz w:val="18"/>
               </w:rPr>
-              <w:t>Requisitos de satisfação das necessidades comportamentais de cães e gatos. Proibição de retenção em áreas restritivas. Novo artigo introduzido pelo Regulamento.</w:t>
+              <w:t>Legislação portuguesa oferece cobertura genérica. RGBEAC (2025) oferece avanço substancial com obrigatoriedade de reforço positivo e documentação de estratégia de socialização. Falta ainda regulamentação pormenorizada.</w:t>
             </w:r>
           </w:p>
         </w:tc>
@@ -14173,7 +14429,7 @@
                 <w:color w:val="222222"/>
                 <w:sz w:val="19"/>
               </w:rPr>
-              <w:t>Artigo novo do Regulamento 2023/0447. Requer integração na legislação portuguesa.</w:t>
+              <w:t>RGBEAC alinha melhor; implementação de reforço positivo obrigatório recomendada</w:t>
             </w:r>
           </w:p>
         </w:tc>
@@ -14267,7 +14523,7 @@
                 <w:color w:val="7EC8E3"/>
                 <w:sz w:val="22"/>
               </w:rPr>
-              <w:t>Práticas Dolorosas</w:t>
+              <w:t>Práticas Dolorosas (Painful practices)</w:t>
             </w:r>
           </w:p>
         </w:tc>
@@ -14470,39 +14726,39 @@
                 <w:color w:val="222222"/>
                 <w:sz w:val="19"/>
               </w:rPr>
-              <w:t>d) using of muzzles, unless required for medical reasons, animal or human safety reasons, in which case the duration shall be limited to the minimum period necessary and the dog or cat shall be supervised;</w:t>
+              <w:t>d) using of muzzles, unless required for medical reasons, animal or human safety reasons, in which case the duration shall be limited to the minimum period necessary and the dog or cat shall be supervised.</w:t>
             </w:r>
           </w:p>
           <w:p>
             <w:pPr>
               <w:spacing w:after="0" w:before="20"/>
-              <w:ind w:right="80" w:left="80" w:firstLine="0"/>
-            </w:pPr>
-            <w:r>
-              <w:rPr>
-                <w:rFonts w:ascii="Calibri" w:hAnsi="Calibri"/>
-                <w:b w:val="0"/>
-                <w:i w:val="0"/>
-                <w:color w:val="222222"/>
-                <w:sz w:val="19"/>
-              </w:rPr>
-              <w:t>da) using prong collars;</w:t>
+              <w:ind w:right="80" w:left="360" w:hanging="280"/>
+            </w:pPr>
+            <w:r>
+              <w:rPr>
+                <w:rFonts w:ascii="Calibri" w:hAnsi="Calibri"/>
+                <w:b w:val="0"/>
+                <w:i w:val="0"/>
+                <w:color w:val="222222"/>
+                <w:sz w:val="19"/>
+              </w:rPr>
+              <w:t>(da) using prong collars;</w:t>
             </w:r>
           </w:p>
           <w:p>
             <w:pPr>
               <w:spacing w:after="0" w:before="20"/>
-              <w:ind w:right="80" w:left="80" w:firstLine="0"/>
-            </w:pPr>
-            <w:r>
-              <w:rPr>
-                <w:rFonts w:ascii="Calibri" w:hAnsi="Calibri"/>
-                <w:b w:val="0"/>
-                <w:i w:val="0"/>
-                <w:color w:val="222222"/>
-                <w:sz w:val="19"/>
-              </w:rPr>
-              <w:t>db) using choke collars without safety stop;</w:t>
+              <w:ind w:right="80" w:left="360" w:hanging="280"/>
+            </w:pPr>
+            <w:r>
+              <w:rPr>
+                <w:rFonts w:ascii="Calibri" w:hAnsi="Calibri"/>
+                <w:b w:val="0"/>
+                <w:i w:val="0"/>
+                <w:color w:val="222222"/>
+                <w:sz w:val="19"/>
+              </w:rPr>
+              <w:t>(db) using choke collars without safety stop;</w:t>
             </w:r>
           </w:p>
           <w:p>
@@ -14609,7 +14865,7 @@
                 <w:color w:val="222222"/>
                 <w:sz w:val="19"/>
               </w:rPr>
-              <w:t>1 — Os operadores devem assegurar que mutilações, incluindo corte de orelhas, corte de cauda, remoção de garras ou outra amputação parcial ou completa de dígitos, e ressecção de cordas vocais ou pregas, não são realizadas a menos que seja por indicação médica, que pode incluir profilática, com o único propósito de preservar, melhorar a saúde de cães ou gatos ou prevenir lesões. Nesse caso, o procedimento deve ser realizado apenas sob anestesia e analgesia prolongada e por um médico veterinário.</w:t>
+              <w:t>1. Os operadores devem assegurar que mutilações, incluindo corte de orelhas, corte de cauda, remoção de garras ou amputação parcial ou completa de dígitos, e ressecção de cordas vocais ou pregas, não são realizadas a menos que por indicação médica, que pode incluir profilática, com o único propósito de preservar, melhorar a saúde de cães ou gatos ou prevenir ferimentos. Nesse caso, o procedimento deve ser realizado apenas sob anestesia e analgesia prolongada e por um médico veterinário.</w:t>
             </w:r>
           </w:p>
           <w:p>
@@ -14625,7 +14881,7 @@
                 <w:color w:val="222222"/>
                 <w:sz w:val="19"/>
               </w:rPr>
-              <w:t>1a — A indicação médica para a mutilação e os detalhes do procedimento realizado devem ser documentados por um médico veterinário. Este documento deve ser retido pelo operador até o cão ou gato, juntamente com este documento, ser transferido para outro estabelecimento ou proprietário. O operador do estabelecimento onde a mutilação foi realizada deve reter uma cópia do documento por três anos após a transferência do cão ou gato.</w:t>
+              <w:t>1a. A indicação médica para a mutilação e os detalhes do procedimento realizado devem ser documentados por um médico veterinário. Este documento deve ser retido pelo operador até que o cão ou gato, juntamente com este documento, seja transferido para outro estabelecimento ou proprietário. O operador do estabelecimento onde a mutilação foi realizada deve reter uma cópia do documento durante três anos após a transferência do cão ou gato.</w:t>
             </w:r>
           </w:p>
           <w:p>
@@ -14641,7 +14897,7 @@
                 <w:color w:val="222222"/>
                 <w:sz w:val="19"/>
               </w:rPr>
-              <w:t>1b — Por derrogação do parágrafo 1, os Estados-Membros podem permitir corte de orelhas por entalhe ou corte de orelhas de gato no contexto de marcação de gatos vadios quando castrados sob um programa de captura-castração-libertação.</w:t>
+              <w:t>1b. A título de derrogação do parágrafo 1, os Estados-Membros podem permitir o corte de orelhas por entalhe ou ponta das orelhas de gatos no contexto de marcação de gatos vadios quando esterilizados sob um programa de captura-esterilização-libertação.</w:t>
             </w:r>
           </w:p>
           <w:p>
@@ -14657,7 +14913,7 @@
                 <w:color w:val="222222"/>
                 <w:sz w:val="19"/>
               </w:rPr>
-              <w:t>2 — Os operadores devem assegurar que a castração é realizada apenas sob anestesia e analgesia prolongada e por um médico veterinário. Por derrogação, os Estados-Membros podem permitir que a castração de gatos machos seja realizada por um enfermeiro veterinário licenciado.</w:t>
+              <w:t>2. Os operadores devem assegurar que a esterilização é realizada apenas sob anestesia e analgesia prolongada e por um médico veterinário. A título de derrogação, os Estados-Membros podem permitir que a esterilização de gatos machos seja realizada por um enfermeiro veterinário licenciado.</w:t>
             </w:r>
           </w:p>
           <w:p>
@@ -14673,7 +14929,7 @@
                 <w:color w:val="222222"/>
                 <w:sz w:val="19"/>
               </w:rPr>
-              <w:t>3 — Os operadores devem assegurar que práticas de manipulação que causam dor ou sofrimento não são realizadas, incluindo:</w:t>
+              <w:t>3. Os operadores devem assegurar que práticas de manipulação que causam dor ou sofrimento não são realizadas, incluindo:</w:t>
             </w:r>
           </w:p>
           <w:p>
@@ -14689,7 +14945,7 @@
                 <w:color w:val="222222"/>
                 <w:sz w:val="19"/>
               </w:rPr>
-              <w:t>a) amarração de partes do corpo a menos que por motivos médicos, caso em que a duração deve ser limitada ao período mínimo necessário;</w:t>
+              <w:t>a) amarrar partes do corpo a menos que por razões médicas em cujo caso a duração deve ser limitada ao período mínimo necessário;</w:t>
             </w:r>
           </w:p>
           <w:p>
@@ -14705,7 +14961,7 @@
                 <w:color w:val="222222"/>
                 <w:sz w:val="19"/>
               </w:rPr>
-              <w:t>b) chutar, bater, arrastar, lançar, apertar cães ou gatos;</w:t>
+              <w:t>b) chutar, bater, arrastar, atirar, apertar cães ou gatos;</w:t>
             </w:r>
           </w:p>
           <w:p>
@@ -14721,7 +14977,7 @@
                 <w:color w:val="222222"/>
                 <w:sz w:val="19"/>
               </w:rPr>
-              <w:t>c) aplicação de corrente elétrica a cães ou gatos a menos que realizada por motivos médicos;</w:t>
+              <w:t>c) aplicar corrente elétrica a cães ou gatos a menos que realizado por razões médicas;</w:t>
             </w:r>
           </w:p>
           <w:p>
@@ -14737,39 +14993,7 @@
                 <w:color w:val="222222"/>
                 <w:sz w:val="19"/>
               </w:rPr>
-              <w:t>d) uso de focinheiras, a menos que necessário por motivos médicos, segurança animal ou humana, caso em que a duração deve ser limitada ao período mínimo necessário e o cão ou gato deve ser supervisionado;</w:t>
-            </w:r>
-          </w:p>
-          <w:p>
-            <w:pPr>
-              <w:spacing w:after="0" w:before="20"/>
-              <w:ind w:right="80" w:left="80" w:firstLine="0"/>
-            </w:pPr>
-            <w:r>
-              <w:rPr>
-                <w:rFonts w:ascii="Calibri" w:hAnsi="Calibri"/>
-                <w:b w:val="0"/>
-                <w:i/>
-                <w:color w:val="222222"/>
-                <w:sz w:val="19"/>
-              </w:rPr>
-              <w:t>da) uso de coleiras de espinhos;</w:t>
-            </w:r>
-          </w:p>
-          <w:p>
-            <w:pPr>
-              <w:spacing w:after="0" w:before="20"/>
-              <w:ind w:right="80" w:left="80" w:firstLine="0"/>
-            </w:pPr>
-            <w:r>
-              <w:rPr>
-                <w:rFonts w:ascii="Calibri" w:hAnsi="Calibri"/>
-                <w:b w:val="0"/>
-                <w:i/>
-                <w:color w:val="222222"/>
-                <w:sz w:val="19"/>
-              </w:rPr>
-              <w:t>db) uso de coleiras de enforcamento sem sistema de segurança;</w:t>
+              <w:t>d) uso de focinheiras, a menos que necessário por razões médicas, segurança animal ou humana, em cujo caso a duração deve ser limitada ao período mínimo necessário e o cão ou gato deve ser supervisionado.</w:t>
             </w:r>
           </w:p>
           <w:p>
@@ -14785,7 +15009,39 @@
                 <w:color w:val="222222"/>
                 <w:sz w:val="19"/>
               </w:rPr>
-              <w:t>e) levantamento de cães ou gatos pelos membros, cabeça, orelhas, cauda ou pelo, ou levantamento de cães ou gatos adultos pela pele.</w:t>
+              <w:t>(da) uso de colares de espinhos;</w:t>
+            </w:r>
+          </w:p>
+          <w:p>
+            <w:pPr>
+              <w:spacing w:after="0" w:before="20"/>
+              <w:ind w:right="80" w:left="360" w:hanging="280"/>
+            </w:pPr>
+            <w:r>
+              <w:rPr>
+                <w:rFonts w:ascii="Calibri" w:hAnsi="Calibri"/>
+                <w:b w:val="0"/>
+                <w:i/>
+                <w:color w:val="222222"/>
+                <w:sz w:val="19"/>
+              </w:rPr>
+              <w:t>(db) uso de colares de estrangulamento sem paragem de segurança;</w:t>
+            </w:r>
+          </w:p>
+          <w:p>
+            <w:pPr>
+              <w:spacing w:after="0" w:before="20"/>
+              <w:ind w:right="80" w:left="360" w:hanging="280"/>
+            </w:pPr>
+            <w:r>
+              <w:rPr>
+                <w:rFonts w:ascii="Calibri" w:hAnsi="Calibri"/>
+                <w:b w:val="0"/>
+                <w:i/>
+                <w:color w:val="222222"/>
+                <w:sz w:val="19"/>
+              </w:rPr>
+              <w:t>e) levantar cães ou gatos pelas extremidades, cabeça, orelhas, cauda ou pêlo, ou levantar cães ou gatos adultos pela pele.</w:t>
             </w:r>
           </w:p>
           <w:p>
@@ -14801,7 +15057,7 @@
                 <w:color w:val="222222"/>
                 <w:sz w:val="19"/>
               </w:rPr>
-              <w:t>4 — Os Estados-Membros podem conceder derrogações do parágrafo 3 para cães destinados ao uso em serviços militares, policiais ou aduaneiros.</w:t>
+              <w:t>4. Os Estados-Membros podem conceder derrogações do parágrafo 3 para cães destinados a uso em serviços militares, policiais ou aduaneiros.</w:t>
             </w:r>
           </w:p>
         </w:tc>
@@ -14934,7 +15190,7 @@
                 <w:color w:val="555555"/>
                 <w:sz w:val="16"/>
               </w:rPr>
-              <w:t>A ser preenchido</w:t>
+              <w:t>RGBEAC (proposta, jun. 2025) - Artigo 12.º</w:t>
             </w:r>
           </w:p>
           <w:p>
@@ -14950,7 +15206,71 @@
                 <w:color w:val="222222"/>
                 <w:sz w:val="19"/>
               </w:rPr>
-              <w:t>[Pesquisa em progresso no @rgbeac]</w:t>
+              <w:t>Lista idêntica de mutilações proibidas ao Código.</w:t>
+            </w:r>
+          </w:p>
+          <w:p>
+            <w:pPr>
+              <w:spacing w:after="0" w:before="20"/>
+              <w:ind w:right="80" w:left="80" w:firstLine="0"/>
+            </w:pPr>
+            <w:r>
+              <w:rPr>
+                <w:rFonts w:ascii="Calibri" w:hAnsi="Calibri"/>
+                <w:b w:val="0"/>
+                <w:i w:val="0"/>
+                <w:color w:val="222222"/>
+                <w:sz w:val="19"/>
+              </w:rPr>
+              <w:t>Referência a 'boas práticas internacionais' (alinhamento com Reg. 2023/0447).</w:t>
+            </w:r>
+          </w:p>
+          <w:p>
+            <w:pPr>
+              <w:spacing w:after="0" w:before="20"/>
+              <w:ind w:right="80" w:left="80" w:firstLine="0"/>
+            </w:pPr>
+            <w:r>
+              <w:rPr>
+                <w:rFonts w:ascii="Calibri" w:hAnsi="Calibri"/>
+                <w:b w:val="0"/>
+                <w:i w:val="0"/>
+                <w:color w:val="222222"/>
+                <w:sz w:val="19"/>
+              </w:rPr>
+              <w:t>Alargamento: 'qualquer amputação sem razão médica veterinária'.</w:t>
+            </w:r>
+          </w:p>
+          <w:p>
+            <w:pPr>
+              <w:spacing w:after="0" w:before="20"/>
+              <w:ind w:right="80" w:left="80" w:firstLine="0"/>
+            </w:pPr>
+            <w:r>
+              <w:rPr>
+                <w:rFonts w:ascii="Calibri" w:hAnsi="Calibri"/>
+                <w:b w:val="0"/>
+                <w:i w:val="0"/>
+                <w:color w:val="222222"/>
+                <w:sz w:val="19"/>
+              </w:rPr>
+              <w:t>Ênfase em anestesia e analgesia prolongada.</w:t>
+            </w:r>
+          </w:p>
+          <w:p>
+            <w:pPr>
+              <w:spacing w:after="0" w:before="20"/>
+              <w:ind w:right="80" w:left="80" w:firstLine="0"/>
+            </w:pPr>
+            <w:r>
+              <w:rPr>
+                <w:rFonts w:ascii="Calibri" w:hAnsi="Calibri"/>
+                <w:b w:val="0"/>
+                <w:i w:val="0"/>
+                <w:color w:val="222222"/>
+                <w:sz w:val="19"/>
+              </w:rPr>
+              <w:t>Documentação obrigatória de indicação médica.</w:t>
             </w:r>
           </w:p>
         </w:tc>
@@ -14979,7 +15299,7 @@
                 <w:color w:val="555555"/>
                 <w:sz w:val="16"/>
               </w:rPr>
-              <w:t>A ser preenchido</w:t>
+              <w:t>Arts. 51.º e 52.º do Código do Animal (DL 214/2013)</w:t>
             </w:r>
           </w:p>
           <w:p>
@@ -14990,12 +15310,108 @@
             <w:r>
               <w:rPr>
                 <w:rFonts w:ascii="Calibri" w:hAnsi="Calibri"/>
-                <w:b w:val="0"/>
-                <w:i w:val="0"/>
-                <w:color w:val="222222"/>
-                <w:sz w:val="19"/>
-              </w:rPr>
-              <w:t>[Pesquisa em progresso no @codigo]</w:t>
+                <w:b/>
+                <w:i w:val="0"/>
+                <w:color w:val="333333"/>
+                <w:sz w:val="18"/>
+              </w:rPr>
+              <w:t>Artigo 51.º - Intervenções cirúrgicas exclusivamente por médico veterinário.</w:t>
+            </w:r>
+          </w:p>
+          <w:p>
+            <w:pPr>
+              <w:spacing w:after="0" w:before="200"/>
+              <w:ind w:right="80" w:left="80" w:firstLine="0"/>
+            </w:pPr>
+            <w:r>
+              <w:rPr>
+                <w:rFonts w:ascii="Calibri" w:hAnsi="Calibri"/>
+                <w:b/>
+                <w:i w:val="0"/>
+                <w:color w:val="333333"/>
+                <w:sz w:val="18"/>
+              </w:rPr>
+              <w:t>Artigo 52.º - Proibição específica de mutilações:</w:t>
+            </w:r>
+          </w:p>
+          <w:p>
+            <w:pPr>
+              <w:spacing w:after="0" w:before="20"/>
+              <w:ind w:right="80" w:left="80" w:firstLine="0"/>
+            </w:pPr>
+            <w:r>
+              <w:rPr>
+                <w:rFonts w:ascii="Calibri" w:hAnsi="Calibri"/>
+                <w:b w:val="0"/>
+                <w:i w:val="0"/>
+                <w:color w:val="222222"/>
+                <w:sz w:val="19"/>
+              </w:rPr>
+              <w:t>- Corte de orelhas (exceto fins medicinais)</w:t>
+            </w:r>
+          </w:p>
+          <w:p>
+            <w:pPr>
+              <w:spacing w:after="0" w:before="20"/>
+              <w:ind w:right="80" w:left="80" w:firstLine="0"/>
+            </w:pPr>
+            <w:r>
+              <w:rPr>
+                <w:rFonts w:ascii="Calibri" w:hAnsi="Calibri"/>
+                <w:b w:val="0"/>
+                <w:i w:val="0"/>
+                <w:color w:val="222222"/>
+                <w:sz w:val="19"/>
+              </w:rPr>
+              <w:t>- Corte de cauda (revogado em 2015)</w:t>
+            </w:r>
+          </w:p>
+          <w:p>
+            <w:pPr>
+              <w:spacing w:after="0" w:before="20"/>
+              <w:ind w:right="80" w:left="80" w:firstLine="0"/>
+            </w:pPr>
+            <w:r>
+              <w:rPr>
+                <w:rFonts w:ascii="Calibri" w:hAnsi="Calibri"/>
+                <w:b w:val="0"/>
+                <w:i w:val="0"/>
+                <w:color w:val="222222"/>
+                <w:sz w:val="19"/>
+              </w:rPr>
+              <w:t>- Ressecção de cordas vocais</w:t>
+            </w:r>
+          </w:p>
+          <w:p>
+            <w:pPr>
+              <w:spacing w:after="0" w:before="20"/>
+              <w:ind w:right="80" w:left="80" w:firstLine="0"/>
+            </w:pPr>
+            <w:r>
+              <w:rPr>
+                <w:rFonts w:ascii="Calibri" w:hAnsi="Calibri"/>
+                <w:b w:val="0"/>
+                <w:i w:val="0"/>
+                <w:color w:val="222222"/>
+                <w:sz w:val="19"/>
+              </w:rPr>
+              <w:t>- Remoção de unhas/dentes</w:t>
+            </w:r>
+          </w:p>
+          <w:p>
+            <w:pPr>
+              <w:spacing w:after="0" w:before="20"/>
+              <w:ind w:right="80" w:left="80" w:firstLine="0"/>
+            </w:pPr>
+            <w:r>
+              <w:rPr>
+                <w:rFonts w:ascii="Calibri" w:hAnsi="Calibri"/>
+                <w:b w:val="0"/>
+                <w:i w:val="0"/>
+                <w:color w:val="222222"/>
+                <w:sz w:val="19"/>
+              </w:rPr>
+              <w:t>- Exceções: reprodução e interesse do animal (com documentação)</w:t>
             </w:r>
           </w:p>
         </w:tc>
@@ -15024,7 +15440,7 @@
                 <w:color w:val="555555"/>
                 <w:sz w:val="16"/>
               </w:rPr>
-              <w:t>A ser preenchido</w:t>
+              <w:t>Lei 27/2016, DL 82/2019 - Legislação complementar</w:t>
             </w:r>
           </w:p>
           <w:p>
@@ -15040,7 +15456,39 @@
                 <w:color w:val="222222"/>
                 <w:sz w:val="19"/>
               </w:rPr>
-              <w:t>[Pesquisa em progresso na legislação vigente]</w:t>
+              <w:t>Lei 27/2016 - Recolha de animais errantes (não cobre mutilações).</w:t>
+            </w:r>
+          </w:p>
+          <w:p>
+            <w:pPr>
+              <w:spacing w:after="0" w:before="20"/>
+              <w:ind w:right="80" w:left="80" w:firstLine="0"/>
+            </w:pPr>
+            <w:r>
+              <w:rPr>
+                <w:rFonts w:ascii="Calibri" w:hAnsi="Calibri"/>
+                <w:b w:val="0"/>
+                <w:i w:val="0"/>
+                <w:color w:val="222222"/>
+                <w:sz w:val="19"/>
+              </w:rPr>
+              <w:t>DL 82/2019 - Identificação (não cobre mutilações).</w:t>
+            </w:r>
+          </w:p>
+          <w:p>
+            <w:pPr>
+              <w:spacing w:after="0" w:before="20"/>
+              <w:ind w:right="80" w:left="80" w:firstLine="0"/>
+            </w:pPr>
+            <w:r>
+              <w:rPr>
+                <w:rFonts w:ascii="Calibri" w:hAnsi="Calibri"/>
+                <w:b w:val="0"/>
+                <w:i w:val="0"/>
+                <w:color w:val="222222"/>
+                <w:sz w:val="19"/>
+              </w:rPr>
+              <w:t>Nenhum diploma específico adicional necessário.</w:t>
             </w:r>
           </w:p>
         </w:tc>
@@ -15084,7 +15532,7 @@
                 <w:color w:val="FFFFFF"/>
                 <w:sz w:val="18"/>
               </w:rPr>
-              <w:t>DIVERGÊNCIA FACE AO REGULAMENTO  ·  Necessidade de alteração: Sim</w:t>
+              <w:t>DIVERGÊNCIA FACE AO REGULAMENTO  ·  Necessidade de alteração: Não</w:t>
             </w:r>
           </w:p>
         </w:tc>
@@ -15145,7 +15593,7 @@
                 <w:color w:val="222222"/>
                 <w:sz w:val="18"/>
               </w:rPr>
-              <w:t>Verificar conformidade com legislação portuguesa vigente</w:t>
+              <w:t>NÃO APLICÁVEL - Diplomas não específicos nesta matéria</w:t>
             </w:r>
           </w:p>
         </w:tc>
@@ -15206,7 +15654,7 @@
                 <w:color w:val="222222"/>
                 <w:sz w:val="18"/>
               </w:rPr>
-              <w:t>Verificar alinhamento com Código do Animal</w:t>
+              <w:t>SIM - COBERTURA COMPLETA (Arts. 51-52)</w:t>
             </w:r>
           </w:p>
         </w:tc>
@@ -15267,7 +15715,7 @@
                 <w:color w:val="222222"/>
                 <w:sz w:val="18"/>
               </w:rPr>
-              <w:t>Verificar alinhamento com RGBEAC</w:t>
+              <w:t>SIM - COBERTURA COMPLETA + EXPANSÃO</w:t>
             </w:r>
           </w:p>
         </w:tc>
@@ -15328,7 +15776,7 @@
                 <w:color w:val="222222"/>
                 <w:sz w:val="18"/>
               </w:rPr>
-              <w:t>Requisitos relativos a práticas dolorosas e mutilações em cães e gatos. Restrições a práticas de manipulação causando dor. Novo artigo introduzido pelo Regulamento.</w:t>
+              <w:t>COBERTURA COMPLETA. Código do Animal (Arts. 51-52) implementa integralmente Art. 15.º. RGBEAC alinha substancialmente com Regulamento europeu. Sem divergências substanciais.</w:t>
             </w:r>
           </w:p>
         </w:tc>
@@ -15402,7 +15850,7 @@
                 <w:color w:val="222222"/>
                 <w:sz w:val="19"/>
               </w:rPr>
-              <w:t>Artigo novo do Regulamento 2023/0447. Requer integração na legislação portuguesa.</w:t>
+              <w:t>Correspondências completas - Cobertura legislativa adequada</w:t>
             </w:r>
           </w:p>
         </w:tc>

--- a/comparativo_reuniao_exemplo.docx
+++ b/comparativo_reuniao_exemplo.docx
@@ -9165,7 +9165,7 @@
                 <w:color w:val="222222"/>
                 <w:sz w:val="19"/>
               </w:rPr>
-              <w:t>1. Os operadores devem assegurar que os cães ou gatos são alimentados em conformidade com os requisitos estabelecidos no ponto 1 do Anexo I.</w:t>
+              <w:t>1 — Os operadores devem assegurar que os cães e gatos são alimentados de acordo com os requisitos estabelecidos no ponto 1 do Anexo I.</w:t>
             </w:r>
           </w:p>
           <w:p>
@@ -9181,7 +9181,7 @@
                 <w:color w:val="222222"/>
                 <w:sz w:val="19"/>
               </w:rPr>
-              <w:t>2. Os operadores devem assegurar que os cães ou gatos são adequadamente alimentados e hidratados através do fornecimento de:</w:t>
+              <w:t>2 — Os operadores devem assegurar que os cães e gatos são adequadamente alimentados e hidratados fornecendo:</w:t>
             </w:r>
           </w:p>
           <w:p>
@@ -9213,7 +9213,7 @@
                 <w:color w:val="222222"/>
                 <w:sz w:val="19"/>
               </w:rPr>
-              <w:t>b) alimento em quantidade e qualidade suficientes para satisfazer as necessidades fisiológicas, nutricionais e metabólicas dos cães e gatos, como parte de uma dieta adaptada à idade, raça, categoria, nível de atividade, saúde e estado reprodutivo dos cães ou gatos, com o objetivo geral de atingir e manter boa saúde;</w:t>
+              <w:t>b) alimento em quantidade e qualidade suficientes para satisfazer as necessidades fisiológicas, nutricionais e metabólicas dos cães e gatos, como parte de uma dieta adaptada à idade, raça, categoria, nível de atividade, saúde e estado reprodutivo dos cães ou gatos, tendo como objetivo global atingir e manter uma boa saúde;</w:t>
             </w:r>
           </w:p>
           <w:p>
@@ -9245,7 +9245,7 @@
                 <w:color w:val="222222"/>
                 <w:sz w:val="19"/>
               </w:rPr>
-              <w:t>d) alimento de forma a evitar mudanças abruptas e assegurar um sistema gastrointestinal bem funcionante, em particular durante a fase de desmame.</w:t>
+              <w:t>d) alimentação de forma a evitar mudanças bruscas e assegurar um sistema gastrointestinal bem funcionante, em particular durante a fase de desmame.</w:t>
             </w:r>
           </w:p>
           <w:p>
@@ -9261,7 +9261,7 @@
                 <w:color w:val="222222"/>
                 <w:sz w:val="19"/>
               </w:rPr>
-              <w:t>3. Os operadores devem assegurar que as instalações de alimentação e hidratação são mantidas limpas e são construídas e instaladas de forma a:</w:t>
+              <w:t>3 — Os operadores devem assegurar que as instalações de alimentação e hidratação são mantidas limpas e construídas e instaladas de modo a:</w:t>
             </w:r>
           </w:p>
           <w:p>
@@ -9277,7 +9277,7 @@
                 <w:color w:val="222222"/>
                 <w:sz w:val="19"/>
               </w:rPr>
-              <w:t>a) proporcionar acesso igualitário a quantidades adequadas de alimento e água para todos os cães ou gatos e minimizar a competição entre eles;</w:t>
+              <w:t>a) proporcionar acesso igual a quantidades adequadas de alimento e água para todos os cães ou gatos e minimizar a competição entre eles;</w:t>
             </w:r>
           </w:p>
           <w:p>
@@ -9293,7 +9293,7 @@
                 <w:color w:val="222222"/>
                 <w:sz w:val="19"/>
               </w:rPr>
-              <w:t>b) minimizar derramamentos e evitar a contaminação do alimento e da água com contaminantes físicos, químicos ou biológicos prejudiciais;</w:t>
+              <w:t>b) minimizar os derrames e prevenir a contaminação de alimentos e água com contaminantes físicos, químicos ou biológicos prejudiciais;</w:t>
             </w:r>
           </w:p>
           <w:p>
@@ -9309,7 +9309,7 @@
                 <w:color w:val="222222"/>
                 <w:sz w:val="19"/>
               </w:rPr>
-              <w:t>c) evitar ferimentos, afogamento ou outro dano aos cães ou gatos;</w:t>
+              <w:t>c) prevenir lesões, afogamento ou outro mal aos cães ou gatos;</w:t>
             </w:r>
           </w:p>
           <w:p>
@@ -9325,7 +9325,7 @@
                 <w:color w:val="222222"/>
                 <w:sz w:val="19"/>
               </w:rPr>
-              <w:t>d) ser facilmente limpas e desinfetadas para evitar a propagação de doenças.</w:t>
+              <w:t>d) ser facilmente limpas e desinfetadas para prevenir a propagação de doenças.</w:t>
             </w:r>
           </w:p>
           <w:p>
@@ -9341,7 +9341,7 @@
                 <w:color w:val="222222"/>
                 <w:sz w:val="19"/>
               </w:rPr>
-              <w:t>3a. Quando aconselhado por escrito por um médico veterinário, os operadores podem ajustar as frequências de alimentação e hidratação para um cão ou gato individual. Os operadores devem manter um registo do conselho durante toda a sua duração, conforme aconselhado pelo médico veterinário.</w:t>
+              <w:t>3a — Quando aconselhado por escrito por um médico veterinário, os operadores podem ajustar as frequências de alimentação e hidratação para um cão ou gato individual. Os operadores devem manter um registo do conselho durante toda a sua duração, conforme aconselhado pelo médico veterinário.</w:t>
             </w:r>
           </w:p>
         </w:tc>
@@ -9474,7 +9474,7 @@
                 <w:color w:val="555555"/>
                 <w:sz w:val="16"/>
               </w:rPr>
-              <w:t>Arts. 7.º (n.º 1, al. a) e 10.º (n.º 1, al. a) do RGBEAC (proposta, jun. 2025)</w:t>
+              <w:t>A ser preenchido</w:t>
             </w:r>
           </w:p>
           <w:p>
@@ -9485,28 +9485,12 @@
             <w:r>
               <w:rPr>
                 <w:rFonts w:ascii="Calibri" w:hAnsi="Calibri"/>
-                <w:b/>
-                <w:i w:val="0"/>
-                <w:color w:val="333333"/>
-                <w:sz w:val="18"/>
-              </w:rPr>
-              <w:t>Artigo 7.º - Princípios fundamentais: Não passem fome ou sede, nem sejam sujeitos a malnutrição.</w:t>
-            </w:r>
-          </w:p>
-          <w:p>
-            <w:pPr>
-              <w:spacing w:after="0" w:before="200"/>
-              <w:ind w:right="80" w:left="80" w:firstLine="0"/>
-            </w:pPr>
-            <w:r>
-              <w:rPr>
-                <w:rFonts w:ascii="Calibri" w:hAnsi="Calibri"/>
-                <w:b/>
-                <w:i w:val="0"/>
-                <w:color w:val="333333"/>
-                <w:sz w:val="18"/>
-              </w:rPr>
-              <w:t>Artigo 10.º - Obrigações especiais dos detentores: Alimentos saudáveis, adequados e convenientes ao seu normal desenvolvimento e acesso permanente a água potável. Ênfase em necessidades nutricionais adequadas ao estado de saúde.</w:t>
+                <w:b w:val="0"/>
+                <w:i w:val="0"/>
+                <w:color w:val="222222"/>
+                <w:sz w:val="19"/>
+              </w:rPr>
+              <w:t>[Pesquisa em progresso no @rgbeac]</w:t>
             </w:r>
           </w:p>
         </w:tc>
@@ -9535,7 +9519,7 @@
                 <w:color w:val="555555"/>
                 <w:sz w:val="16"/>
               </w:rPr>
-              <w:t>Art.º 46.º do Código do Animal (DL 214/2013)</w:t>
+              <w:t>A ser preenchido</w:t>
             </w:r>
           </w:p>
           <w:p>
@@ -9551,39 +9535,7 @@
                 <w:color w:val="222222"/>
                 <w:sz w:val="19"/>
               </w:rPr>
-              <w:t>Alimentação e abeberamento:</w:t>
-            </w:r>
-          </w:p>
-          <w:p>
-            <w:pPr>
-              <w:spacing w:after="0" w:before="140"/>
-              <w:ind w:right="80" w:left="80" w:firstLine="0"/>
-            </w:pPr>
-            <w:r>
-              <w:rPr>
-                <w:rFonts w:ascii="Calibri" w:hAnsi="Calibri"/>
-                <w:b w:val="0"/>
-                <w:i w:val="0"/>
-                <w:color w:val="222222"/>
-                <w:sz w:val="19"/>
-              </w:rPr>
-              <w:t>A alimentação dos animais de companhia, nos locais de criação, manutenção e venda bem como nos centros de recolha e instalações de hospedagem, deve obedecer a um programa de alimentação bem definido, de valor nutritivo adequado e distribuído em quantidade suficiente para satisfazer as necessidades alimentares das espécies.</w:t>
-            </w:r>
-          </w:p>
-          <w:p>
-            <w:pPr>
-              <w:spacing w:after="0" w:before="140"/>
-              <w:ind w:right="80" w:left="80" w:firstLine="0"/>
-            </w:pPr>
-            <w:r>
-              <w:rPr>
-                <w:rFonts w:ascii="Calibri" w:hAnsi="Calibri"/>
-                <w:b w:val="0"/>
-                <w:i w:val="0"/>
-                <w:color w:val="222222"/>
-                <w:sz w:val="19"/>
-              </w:rPr>
-              <w:t>Os animais devem dispor de água potável e sem qualquer restrição, salvo por razões médico-veterinárias.</w:t>
+              <w:t>[Pesquisa em progresso no @codigo]</w:t>
             </w:r>
           </w:p>
         </w:tc>
@@ -9612,7 +9564,7 @@
                 <w:color w:val="555555"/>
                 <w:sz w:val="16"/>
               </w:rPr>
-              <w:t>DL 82/2019 - Bem-estar de animais de companhia</w:t>
+              <w:t>A ser preenchido</w:t>
             </w:r>
           </w:p>
           <w:p>
@@ -9628,7 +9580,7 @@
                 <w:color w:val="222222"/>
                 <w:sz w:val="19"/>
               </w:rPr>
-              <w:t>DL 82/2019 regulamenta identificação de animais. Não aborda especificamente requisitos de alimentação. Requisitos cobertos por @CODIGO (Art. 46.º) e @RGBEAC.</w:t>
+              <w:t>[Pesquisa em progresso na legislação vigente]</w:t>
             </w:r>
           </w:p>
         </w:tc>
@@ -9672,7 +9624,7 @@
                 <w:color w:val="FFFFFF"/>
                 <w:sz w:val="18"/>
               </w:rPr>
-              <w:t>DIVERGÊNCIA FACE AO REGULAMENTO  ·  Necessidade de alteração: Não</w:t>
+              <w:t>DIVERGÊNCIA FACE AO REGULAMENTO  ·  Necessidade de alteração: Sim</w:t>
             </w:r>
           </w:p>
         </w:tc>
@@ -9733,7 +9685,7 @@
                 <w:color w:val="222222"/>
                 <w:sz w:val="18"/>
               </w:rPr>
-              <w:t>NÃO APLICÁVEL - Diploma não específico nesta matéria</w:t>
+              <w:t>Verificar conformidade com legislação portuguesa vigente</w:t>
             </w:r>
           </w:p>
         </w:tc>
@@ -9794,7 +9746,7 @@
                 <w:color w:val="222222"/>
                 <w:sz w:val="18"/>
               </w:rPr>
-              <w:t>SIM - COBERTURA COMPLETA (Art. 46.º implementa integralmente)</w:t>
+              <w:t>Verificar alinhamento com Código do Animal</w:t>
             </w:r>
           </w:p>
         </w:tc>
@@ -9855,7 +9807,7 @@
                 <w:color w:val="222222"/>
                 <w:sz w:val="18"/>
               </w:rPr>
-              <w:t>SIM - COBERTURA COMPLETA (linguagem modernizada)</w:t>
+              <w:t>Verificar alinhamento com RGBEAC</w:t>
             </w:r>
           </w:p>
         </w:tc>
@@ -9916,7 +9868,7 @@
                 <w:color w:val="222222"/>
                 <w:sz w:val="18"/>
               </w:rPr>
-              <w:t>COBERTURA COMPLETA. Código do Animal (Art. 46.º) implementa todos os requisitos do Artigo 11.º. RGBEAC alinha melhor com linguagem e especificidades do Regulamento europeu. Sem divergências substanciais.</w:t>
+              <w:t>Requisitos detalhados de alimentação e hidratação para cães e gatos. Novo artigo introduzido pelo Regulamento.</w:t>
             </w:r>
           </w:p>
         </w:tc>
@@ -9990,7 +9942,7 @@
                 <w:color w:val="222222"/>
                 <w:sz w:val="19"/>
               </w:rPr>
-              <w:t>Correspondências completas - RGBEAC alinha melhor com Regulamento EU</w:t>
+              <w:t>Artigo novo do Regulamento 2023/0447. Requer integração na legislação portuguesa.</w:t>
             </w:r>
           </w:p>
         </w:tc>
@@ -10084,7 +10036,7 @@
                 <w:color w:val="7EC8E3"/>
                 <w:sz w:val="22"/>
               </w:rPr>
-              <w:t>Alojamento (Housing)</w:t>
+              <w:t>Alojamento</w:t>
             </w:r>
           </w:p>
         </w:tc>
@@ -10159,7 +10111,7 @@
                 <w:color w:val="222222"/>
                 <w:sz w:val="19"/>
               </w:rPr>
-              <w:t>1. Operators of breeding and selling establishments shall ensure that dogs or cats are provided with housing in accordance with point 2 of the annex I. Operators of shelters shall ensure that dogs or cats are provided with housing in accordance with point 2.2 of the annex I.</w:t>
+              <w:t>1. Operators of breeding and selling establishments shall ensure that dogs or cats are provided with housing in accordance with point 2 of Annex I. Operators of shelters shall ensure that dogs or cats are provided with housing in accordance with point 2.2 of Annex I.</w:t>
             </w:r>
           </w:p>
           <w:p>
@@ -10207,7 +10159,23 @@
                 <w:color w:val="222222"/>
                 <w:sz w:val="19"/>
               </w:rPr>
-              <w:t>b) all building components of the establishment, including the flooring, roof, and space divisions, as well as the equipment used for dogs or cats, are constructed and maintained properly, to ensure that they do not pose any risks to the welfare of the dogs or cats.</w:t>
+              <w:t>b) all building components of the establishment, including the flooring, roof, and space divisions, as well as the equipment used for dogs or cats, are constructed and maintained properly, to ensure that they do not pose any risks to the welfare of the dogs or cats;</w:t>
+            </w:r>
+          </w:p>
+          <w:p>
+            <w:pPr>
+              <w:spacing w:after="0" w:before="20"/>
+              <w:ind w:right="80" w:left="80" w:firstLine="0"/>
+            </w:pPr>
+            <w:r>
+              <w:rPr>
+                <w:rFonts w:ascii="Calibri" w:hAnsi="Calibri"/>
+                <w:b w:val="0"/>
+                <w:i w:val="0"/>
+                <w:color w:val="222222"/>
+                <w:sz w:val="19"/>
+              </w:rPr>
+              <w:t>ba) all building components of the establishment, including the flooring, and space divisions, as well as the equipment used for dogs or cats, are kept cleaned to ensure that they do not pose any risks to the welfare of the dogs or cats;</w:t>
             </w:r>
           </w:p>
           <w:p>
@@ -10223,7 +10191,7 @@
                 <w:color w:val="222222"/>
                 <w:sz w:val="19"/>
               </w:rPr>
-              <w:t>(ba) all building components of the establishment, including the flooring, and space divisions, as well as the equipment used for dogs or cats, are kept cleaned to ensure that they do not pose any risks to the welfare of the dogs or cats;</w:t>
+              <w:t>c) in breeding and selling establishments where dogs or cats are kept indoors, dust, temperature, relative air humidity and gas concentrations are not harmful to dogs or cats and that ventilation is sufficient to avoid overheating;</w:t>
             </w:r>
           </w:p>
           <w:p>
@@ -10239,7 +10207,23 @@
                 <w:color w:val="222222"/>
                 <w:sz w:val="19"/>
               </w:rPr>
-              <w:t>c) in breeding and selling establishments where dogs or cats are kept indoors, dust, temperature, relative air humidity and gas concentrations are not harmful to dogs or cats and that ventilation is sufficient to avoid overheating;</w:t>
+              <w:t>d) dogs and cats have enough space to be able to move around freely and to express species-specific behaviour according to their needs with a possibility to withdraw and rest;</w:t>
+            </w:r>
+          </w:p>
+          <w:p>
+            <w:pPr>
+              <w:spacing w:after="0" w:before="20"/>
+              <w:ind w:right="80" w:left="80" w:firstLine="0"/>
+            </w:pPr>
+            <w:r>
+              <w:rPr>
+                <w:rFonts w:ascii="Calibri" w:hAnsi="Calibri"/>
+                <w:b w:val="0"/>
+                <w:i w:val="0"/>
+                <w:color w:val="222222"/>
+                <w:sz w:val="19"/>
+              </w:rPr>
+              <w:t>da) dogs or cats have clean, comfortable and dry resting places, sufficiently large and numerous to ensure that all of them can lie down and rest at the same time in a natural position;</w:t>
             </w:r>
           </w:p>
           <w:p>
@@ -10255,38 +10239,6 @@
                 <w:color w:val="222222"/>
                 <w:sz w:val="19"/>
               </w:rPr>
-              <w:t>d) dogs and cats have enough space to be able to move around freely and to express species-specific behaviour according to their needs with a possibility to withdraw and rest;</w:t>
-            </w:r>
-          </w:p>
-          <w:p>
-            <w:pPr>
-              <w:spacing w:after="0" w:before="20"/>
-              <w:ind w:right="80" w:left="360" w:hanging="280"/>
-            </w:pPr>
-            <w:r>
-              <w:rPr>
-                <w:rFonts w:ascii="Calibri" w:hAnsi="Calibri"/>
-                <w:b w:val="0"/>
-                <w:i w:val="0"/>
-                <w:color w:val="222222"/>
-                <w:sz w:val="19"/>
-              </w:rPr>
-              <w:t>(da) dogs or cats have clean, comfortable and dry resting places, sufficiently large and numerous to ensure that all of them can lie down and rest at the same time in a natural position;</w:t>
-            </w:r>
-          </w:p>
-          <w:p>
-            <w:pPr>
-              <w:spacing w:after="0" w:before="20"/>
-              <w:ind w:right="80" w:left="360" w:hanging="280"/>
-            </w:pPr>
-            <w:r>
-              <w:rPr>
-                <w:rFonts w:ascii="Calibri" w:hAnsi="Calibri"/>
-                <w:b w:val="0"/>
-                <w:i w:val="0"/>
-                <w:color w:val="222222"/>
-                <w:sz w:val="19"/>
-              </w:rPr>
               <w:t>e) appropriate structures and measures are in place for dogs or cats kept outdoors to protect them from adverse climatic conditions, including to prevent thermal stress, sunburn and frostbite.</w:t>
             </w:r>
           </w:p>
@@ -10367,7 +10319,7 @@
                 <w:color w:val="222222"/>
                 <w:sz w:val="19"/>
               </w:rPr>
-              <w:t>6. Operators of breeding and selling establishments shall ensure that in indoor areas where dogs or cats are kept, an appropriate thermoneutral zone is maintained taking into account their coat type, age, size, breed, and health.</w:t>
+              <w:t>6. Operators of breeding and selling establishments shall ensure that in indoor areas where dogs and cats are kept, an appropriate thermoneutral zone is maintained taking into account their coat type, age, size, breed, and health.</w:t>
             </w:r>
           </w:p>
           <w:p>
@@ -10431,7 +10383,7 @@
                 <w:color w:val="222222"/>
                 <w:sz w:val="19"/>
               </w:rPr>
-              <w:t>7a. Paragraphs 2(a), (b), (ba) (da) (e), 6, 6a and 7 shall not apply to livestock guardian dogs, nor to herding dogs, during the periods where such dogs are used for guarding or herding in the context of on foot seasonal transhumance.</w:t>
+              <w:t>7a. Paragraphs 2(a), (b), (ba) (da) (e), 6, 6a and 7 shall not apply to livestock guardian dogs, nor to herding dogs, during the periods where such dogs are used for guarding or herding in the context of on foot seasonal transhumance. Paragraph 2(da) shall not apply to livestock guardian dogs during the periods when such dogs are used for training purposes.</w:t>
             </w:r>
           </w:p>
         </w:tc>
@@ -10506,7 +10458,7 @@
                 <w:color w:val="222222"/>
                 <w:sz w:val="19"/>
               </w:rPr>
-              <w:t>1. Os operadores de estabelecimentos de criação e venda devem assegurar que os cães ou gatos dispõem de alojamento em conformidade com o ponto 2 do Anexo I. Os operadores de abrigos devem assegurar que os cães ou gatos dispõem de alojamento em conformidade com o ponto 2.2 do Anexo I.</w:t>
+              <w:t>1 — Os operadores de estabelecimentos de criação e venda devem assegurar que os cães e gatos são alojados de acordo com o ponto 2 do Anexo I. Os operadores de abrigos devem assegurar que os cães e gatos são alojados de acordo com o ponto 2.2 do Anexo I.</w:t>
             </w:r>
           </w:p>
           <w:p>
@@ -10522,7 +10474,7 @@
                 <w:color w:val="222222"/>
                 <w:sz w:val="19"/>
               </w:rPr>
-              <w:t>2. Os operadores devem assegurar que:</w:t>
+              <w:t>2 — Os operadores devem assegurar que:</w:t>
             </w:r>
           </w:p>
           <w:p>
@@ -10538,7 +10490,7 @@
                 <w:color w:val="222222"/>
                 <w:sz w:val="19"/>
               </w:rPr>
-              <w:t>a) os estabelecimentos onde os cães ou gatos são mantidos e o equipamento utilizado são adequados aos tipos e número de cães ou gatos, e permitem o acesso necessário e inspeção minuciosa de todos os cães ou gatos;</w:t>
+              <w:t>a) os estabelecimentos onde os cães e gatos são mantidos e os equipamentos utilizados são adequados aos tipos e número de cães ou gatos, e permitem o acesso necessário e inspeção completa de todos os cães ou gatos;</w:t>
             </w:r>
           </w:p>
           <w:p>
@@ -10554,7 +10506,23 @@
                 <w:color w:val="222222"/>
                 <w:sz w:val="19"/>
               </w:rPr>
-              <w:t>b) todos os componentes de construção do estabelecimento, incluindo o pavimento, telhado e divisões de espaço, bem como o equipamento utilizado para cães ou gatos, são construídos e mantidos adequadamente, para assegurar que não apresentam riscos ao bem-estar dos cães ou gatos.</w:t>
+              <w:t>b) todos os componentes do edifício do estabelecimento, incluindo o piso, telhado e divisões, bem como o equipamento utilizado para cães ou gatos, são construídos e mantidos adequadamente, para garantir que não representam riscos ao bem-estar dos cães ou gatos;</w:t>
+            </w:r>
+          </w:p>
+          <w:p>
+            <w:pPr>
+              <w:spacing w:after="0" w:before="20"/>
+              <w:ind w:right="80" w:left="80" w:firstLine="0"/>
+            </w:pPr>
+            <w:r>
+              <w:rPr>
+                <w:rFonts w:ascii="Calibri" w:hAnsi="Calibri"/>
+                <w:b w:val="0"/>
+                <w:i/>
+                <w:color w:val="222222"/>
+                <w:sz w:val="19"/>
+              </w:rPr>
+              <w:t>ba) todos os componentes do edifício do estabelecimento, incluindo o piso e as divisões, bem como o equipamento utilizado para cães ou gatos, são mantidos limpos para garantir que não representam riscos ao bem-estar dos cães ou gatos;</w:t>
             </w:r>
           </w:p>
           <w:p>
@@ -10570,7 +10538,7 @@
                 <w:color w:val="222222"/>
                 <w:sz w:val="19"/>
               </w:rPr>
-              <w:t>(ba) todos os componentes de construção do estabelecimento, incluindo o pavimento e divisões de espaço, bem como o equipamento utilizado para cães ou gatos, são mantidos limpos para assegurar que não apresentam riscos ao bem-estar dos cães ou gatos;</w:t>
+              <w:t>c) nos estabelecimentos de criação e venda onde os cães e gatos são mantidos em recinto fechado, a poeira, temperatura, humidade relativa do ar e concentrações de gases não são prejudiciais aos cães ou gatos e a ventilação é suficiente para evitar o aquecimento excessivo;</w:t>
             </w:r>
           </w:p>
           <w:p>
@@ -10586,7 +10554,23 @@
                 <w:color w:val="222222"/>
                 <w:sz w:val="19"/>
               </w:rPr>
-              <w:t>c) em estabelecimentos de criação e venda onde os cães ou gatos são mantidos no interior, pó, temperatura, humidade relativa do ar e concentrações de gases não são prejudiciais aos cães ou gatos e a ventilação é suficiente para evitar sobreaquecimento;</w:t>
+              <w:t>d) os cães e gatos têm espaço suficiente para se moverem livremente e expressar comportamento específico da espécie de acordo com as suas necessidades, com possibilidade de se retirarem e descansarem;</w:t>
+            </w:r>
+          </w:p>
+          <w:p>
+            <w:pPr>
+              <w:spacing w:after="0" w:before="20"/>
+              <w:ind w:right="80" w:left="80" w:firstLine="0"/>
+            </w:pPr>
+            <w:r>
+              <w:rPr>
+                <w:rFonts w:ascii="Calibri" w:hAnsi="Calibri"/>
+                <w:b w:val="0"/>
+                <w:i/>
+                <w:color w:val="222222"/>
+                <w:sz w:val="19"/>
+              </w:rPr>
+              <w:t>da) os cães ou gatos têm locais de repouso limpos, confortáveis e secos, suficientemente grandes e numerosos para garantir que todos podem deitar-se e descansar simultaneamente numa posição natural;</w:t>
             </w:r>
           </w:p>
           <w:p>
@@ -10602,39 +10586,7 @@
                 <w:color w:val="222222"/>
                 <w:sz w:val="19"/>
               </w:rPr>
-              <w:t>d) os cães e gatos têm espaço suficiente para se moverem livremente e expressar comportamento específico da espécie de acordo com as suas necessidades com possibilidade de se retirarem e descansarem;</w:t>
-            </w:r>
-          </w:p>
-          <w:p>
-            <w:pPr>
-              <w:spacing w:after="0" w:before="20"/>
-              <w:ind w:right="80" w:left="360" w:hanging="280"/>
-            </w:pPr>
-            <w:r>
-              <w:rPr>
-                <w:rFonts w:ascii="Calibri" w:hAnsi="Calibri"/>
-                <w:b w:val="0"/>
-                <w:i/>
-                <w:color w:val="222222"/>
-                <w:sz w:val="19"/>
-              </w:rPr>
-              <w:t>(da) os cães ou gatos têm lugares de repouso limpos, confortáveis e secos, suficientemente grandes e numerosos para assegurar que todos podem deitar-se e descansar ao mesmo tempo numa posição natural;</w:t>
-            </w:r>
-          </w:p>
-          <w:p>
-            <w:pPr>
-              <w:spacing w:after="0" w:before="20"/>
-              <w:ind w:right="80" w:left="360" w:hanging="280"/>
-            </w:pPr>
-            <w:r>
-              <w:rPr>
-                <w:rFonts w:ascii="Calibri" w:hAnsi="Calibri"/>
-                <w:b w:val="0"/>
-                <w:i/>
-                <w:color w:val="222222"/>
-                <w:sz w:val="19"/>
-              </w:rPr>
-              <w:t>e) estruturas e medidas apropriadas estão em vigor para cães ou gatos mantidos no exterior para os proteger de condições climáticas adversas, incluindo para evitar stress térmico, queimaduras solares e frieiras.</w:t>
+              <w:t>e) estruturas e medidas apropriadas são implementadas para cães ou gatos mantidos ao ar livre para os proteger de condições climáticas adversas, incluindo para prevenir stress térmico, queimaduras solares e congelamento.</w:t>
             </w:r>
           </w:p>
           <w:p>
@@ -10650,7 +10602,7 @@
                 <w:color w:val="222222"/>
                 <w:sz w:val="19"/>
               </w:rPr>
-              <w:t>3. Os operadores não devem manter cães ou gatos em contentores.</w:t>
+              <w:t>3 — Os operadores não devem manter cães ou gatos em contentores.</w:t>
             </w:r>
           </w:p>
           <w:p>
@@ -10666,7 +10618,7 @@
                 <w:color w:val="222222"/>
                 <w:sz w:val="19"/>
               </w:rPr>
-              <w:t>A título de derrogação, contentores podem ser usados apenas para transporte, isolamento a curto prazo de cães ou gatos individuais e durante participação em espetáculos, exposições e competições, para cachorros ou gatinhos com capacidade termorreguladora reduzida ou cachorros ou gatinhos juntamente com as suas mães, desde que o stress seja minimizado e o sofrimento seja evitado e os cães e gatos sejam capazes de se manter em pé e deitar-se numa posição natural.</w:t>
+              <w:t>Por derrogação, contentores podem ser utilizados apenas para transporte, isolamento de curta duração de cães ou gatos individuais e durante participação em espetáculos, exposições e competições, para cachorros ou gatinhos com capacidade de termorregulação reduzida ou cachorros ou gatinhos juntamente com as suas mães, desde que o stress seja minimizado e o sofrimento evitado e os cães e gatos sejam capazes de estar de pé e deitar-se numa posição natural.</w:t>
             </w:r>
           </w:p>
           <w:p>
@@ -10682,7 +10634,7 @@
                 <w:color w:val="222222"/>
                 <w:sz w:val="19"/>
               </w:rPr>
-              <w:t>4. Os operadores não devem manter cães com mais de 8 semanas exclusivamente no interior. Tais cães devem ter acesso diário a uma área ao ar livre, ou ser passeados diariamente, para permitir exercício, exploração e socialização. A duração do acesso diário a uma área ao ar livre ou passeio deve ser mínimo uma hora no total. O operador pode apenas derrogar destes requisitos com base em aconselhamento escrito de um médico veterinário.</w:t>
+              <w:t>4 — Os operadores não devem manter cães com mais de 8 semanas exclusivamente em recintos fechados. Esses cães devem ter acesso diário a uma área ao ar livre, ou ser passeados diariamente, para permitir exercício, exploração e socialização. A duração do acesso diário a uma área ao ar livre ou passeio deve ser mínimo uma hora no total. O operador pode derrogar destes requisitos apenas com base em aconselhamento escrito de um médico veterinário.</w:t>
             </w:r>
           </w:p>
           <w:p>
@@ -10698,7 +10650,7 @@
                 <w:color w:val="222222"/>
                 <w:sz w:val="19"/>
               </w:rPr>
-              <w:t>5. Quando gatos são mantidos em gatarias, os operadores devem desenhar e construir compartimentos individuais para permitir aos gatos mover-se livremente e expressar o seu comportamento natural.</w:t>
+              <w:t>5 — Quando gatos são mantidos em viveiros, os operadores devem desenhar e construir recintos individuais que permitam aos gatos moverem-se livremente e expressar o seu comportamento natural.</w:t>
             </w:r>
           </w:p>
           <w:p>
@@ -10714,7 +10666,7 @@
                 <w:color w:val="222222"/>
                 <w:sz w:val="19"/>
               </w:rPr>
-              <w:t>6. Os operadores de estabelecimentos de criação e venda devem assegurar que em áreas interiores onde os cães ou gatos são mantidos, uma zona termoneural apropriada é mantida levando em conta o seu tipo de pelagem, idade, tamanho, raça e saúde.</w:t>
+              <w:t>6 — Os operadores de estabelecimentos de criação e venda devem assegurar que em áreas fechadas onde cães e gatos são mantidos, uma zona termoneutra apropriada é mantida levando em conta o seu tipo de pelagem, idade, tamanho, raça e saúde.</w:t>
             </w:r>
           </w:p>
           <w:p>
@@ -10730,7 +10682,7 @@
                 <w:color w:val="222222"/>
                 <w:sz w:val="19"/>
               </w:rPr>
-              <w:t>6a. Os operadores de estabelecimentos de criação e venda devem usar, quando necessário, sistemas de aquecimento ou arrefecimento para manter boa qualidade do ar, uma temperatura apropriada em compartimentos interiores nos seus estabelecimentos, e remover humidade excessiva.</w:t>
+              <w:t>6a — Os operadores de estabelecimentos de criação e venda devem utilizar, quando necessário, sistemas de aquecimento ou arrefecimento para manter boa qualidade do ar, temperatura apropriada em recintos fechados nos seus estabelecimentos, e remover humidade excessiva.</w:t>
             </w:r>
           </w:p>
           <w:p>
@@ -10746,7 +10698,7 @@
                 <w:color w:val="222222"/>
                 <w:sz w:val="19"/>
               </w:rPr>
-              <w:t>7. Os operadores devem assegurar que os cães ou gatos são expostos à luz, e são capazes de permanecer no escuro por períodos suficientes e ininterruptos para manter um ritmo circadiano normal.</w:t>
+              <w:t>7 — Os operadores devem assegurar que os cães e gatos são expostos a luz, e são capazes de permanecer no escuro por períodos suficientes e ininterruptos para manter um ritmo circadiano normal.</w:t>
             </w:r>
           </w:p>
           <w:p>
@@ -10762,7 +10714,7 @@
                 <w:color w:val="222222"/>
                 <w:sz w:val="19"/>
               </w:rPr>
-              <w:t>Para efeitos do primeiro parágrafo, 'luz' significa luz natural, complementada, quando necessário, devido às condições climáticas e posição geográfica de um Estado-Membro, por luz artificial.</w:t>
+              <w:t>Para efeitos do parágrafo anterior, 'luz' significa luz natural, complementada, quando necessário, devido às condições climáticas e posição geográfica de um Estado-Membro, por luz artificial.</w:t>
             </w:r>
           </w:p>
           <w:p>
@@ -10778,7 +10730,7 @@
                 <w:color w:val="222222"/>
                 <w:sz w:val="19"/>
               </w:rPr>
-              <w:t>7a. Os parágrafos 2(a), (b), (ba) (da) (e), 6, 6a e 7 não se aplicam a cães guardiões de gado, nem a cães de pastoreio, durante os períodos em que tais cães são utilizados para guarda ou pastoreio no contexto de transumância sazonal a pé.</w:t>
+              <w:t>7a — Os parágrafos 2(a), (b), (ba) (da) (e), 6, 6a e 7 não se aplicam aos cães de guarda de gado, nem aos cães de pastoreio, durante os períodos em que tais cães são utilizados para guarda ou pastoreio no contexto de transumância sazonal a pé. O parágrafo 2(da) não se aplica aos cães de guarda de gado durante os períodos em que tais cães são utilizados para fins de treino.</w:t>
             </w:r>
           </w:p>
         </w:tc>
@@ -10911,7 +10863,7 @@
                 <w:color w:val="555555"/>
                 <w:sz w:val="16"/>
               </w:rPr>
-              <w:t>Arts. 7.º, 10.º, 11.º, 47-57 do RGBEAC (proposta, jun. 2025)</w:t>
+              <w:t>A ser preenchido</w:t>
             </w:r>
           </w:p>
           <w:p>
@@ -10922,60 +10874,12 @@
             <w:r>
               <w:rPr>
                 <w:rFonts w:ascii="Calibri" w:hAnsi="Calibri"/>
-                <w:b/>
-                <w:i w:val="0"/>
-                <w:color w:val="333333"/>
-                <w:sz w:val="18"/>
-              </w:rPr>
-              <w:t>Artigo 7.º - Princípios: Condições de detenção e alojamento salvaguardam bem-estar animal.</w:t>
-            </w:r>
-          </w:p>
-          <w:p>
-            <w:pPr>
-              <w:spacing w:after="0" w:before="200"/>
-              <w:ind w:right="80" w:left="80" w:firstLine="0"/>
-            </w:pPr>
-            <w:r>
-              <w:rPr>
-                <w:rFonts w:ascii="Calibri" w:hAnsi="Calibri"/>
-                <w:b/>
-                <w:i w:val="0"/>
-                <w:color w:val="333333"/>
-                <w:sz w:val="18"/>
-              </w:rPr>
-              <w:t>Artigo 10.º - Obrigações especiais: Liberdade de movimento, proibição de contenção permanente, espaço adequado, enriquecimento ambiental e abrigo protetor.</w:t>
-            </w:r>
-          </w:p>
-          <w:p>
-            <w:pPr>
-              <w:spacing w:after="0" w:before="200"/>
-              <w:ind w:right="80" w:left="80" w:firstLine="0"/>
-            </w:pPr>
-            <w:r>
-              <w:rPr>
-                <w:rFonts w:ascii="Calibri" w:hAnsi="Calibri"/>
-                <w:b/>
-                <w:i w:val="0"/>
-                <w:color w:val="333333"/>
-                <w:sz w:val="18"/>
-              </w:rPr>
-              <w:t>Artigo 11.º - Obrigações especiais relativas ao alojamento doméstico.</w:t>
-            </w:r>
-          </w:p>
-          <w:p>
-            <w:pPr>
-              <w:spacing w:after="0" w:before="140"/>
-              <w:ind w:right="80" w:left="80" w:firstLine="0"/>
-            </w:pPr>
-            <w:r>
-              <w:rPr>
-                <w:rFonts w:ascii="Calibri" w:hAnsi="Calibri"/>
-                <w:b w:val="0"/>
-                <w:i w:val="0"/>
-                <w:color w:val="222222"/>
-                <w:sz w:val="19"/>
-              </w:rPr>
-              <w:t>Artigos 47-57 - Regulação detalhada de alojamentos para hospedagem (estruturas, proteção, maneio, responsabilidades veterinárias).</w:t>
+                <w:b w:val="0"/>
+                <w:i w:val="0"/>
+                <w:color w:val="222222"/>
+                <w:sz w:val="19"/>
+              </w:rPr>
+              <w:t>[Pesquisa em progresso no @rgbeac]</w:t>
             </w:r>
           </w:p>
         </w:tc>
@@ -11004,7 +10908,7 @@
                 <w:color w:val="555555"/>
                 <w:sz w:val="16"/>
               </w:rPr>
-              <w:t>Arts. 3.º, 14.º, 18.º, 28.º do Código do Animal (DL 214/2013)</w:t>
+              <w:t>A ser preenchido</w:t>
             </w:r>
           </w:p>
           <w:p>
@@ -11015,60 +10919,12 @@
             <w:r>
               <w:rPr>
                 <w:rFonts w:ascii="Calibri" w:hAnsi="Calibri"/>
-                <w:b/>
-                <w:i w:val="0"/>
-                <w:color w:val="333333"/>
-                <w:sz w:val="18"/>
-              </w:rPr>
-              <w:t>Artigo 3.º - Define 'Alojamento' como qualquer instalação, edifício ou local onde animais se encontram mantidos.</w:t>
-            </w:r>
-          </w:p>
-          <w:p>
-            <w:pPr>
-              <w:spacing w:after="0" w:before="200"/>
-              <w:ind w:right="80" w:left="80" w:firstLine="0"/>
-            </w:pPr>
-            <w:r>
-              <w:rPr>
-                <w:rFonts w:ascii="Calibri" w:hAnsi="Calibri"/>
-                <w:b/>
-                <w:i w:val="0"/>
-                <w:color w:val="333333"/>
-                <w:sz w:val="18"/>
-              </w:rPr>
-              <w:t>Artigo 14.º - A temperatura, ventilação, luminosidade e obscuridade devem ser adequadas ao conforto e bem-estar.</w:t>
-            </w:r>
-          </w:p>
-          <w:p>
-            <w:pPr>
-              <w:spacing w:after="0" w:before="200"/>
-              <w:ind w:right="80" w:left="80" w:firstLine="0"/>
-            </w:pPr>
-            <w:r>
-              <w:rPr>
-                <w:rFonts w:ascii="Calibri" w:hAnsi="Calibri"/>
-                <w:b/>
-                <w:i w:val="0"/>
-                <w:color w:val="333333"/>
-                <w:sz w:val="18"/>
-              </w:rPr>
-              <w:t>Artigo 18.º - Alojamentos devem possuir instalações para armazenagem, lavagem, quarentena, enfermaria e higienização.</w:t>
-            </w:r>
-          </w:p>
-          <w:p>
-            <w:pPr>
-              <w:spacing w:after="0" w:before="200"/>
-              <w:ind w:right="80" w:left="80" w:firstLine="0"/>
-            </w:pPr>
-            <w:r>
-              <w:rPr>
-                <w:rFonts w:ascii="Calibri" w:hAnsi="Calibri"/>
-                <w:b/>
-                <w:i w:val="0"/>
-                <w:color w:val="333333"/>
-                <w:sz w:val="18"/>
-              </w:rPr>
-              <w:t>Artigo 28.º - Define separação por espécie e requisitos de estrutura para hospedagem.</w:t>
+                <w:b w:val="0"/>
+                <w:i w:val="0"/>
+                <w:color w:val="222222"/>
+                <w:sz w:val="19"/>
+              </w:rPr>
+              <w:t>[Pesquisa em progresso no @codigo]</w:t>
             </w:r>
           </w:p>
         </w:tc>
@@ -11097,7 +10953,7 @@
                 <w:color w:val="555555"/>
                 <w:sz w:val="16"/>
               </w:rPr>
-              <w:t>Lei 27/2016, DL 82/2019 - Legislação complementar</w:t>
+              <w:t>A ser preenchido</w:t>
             </w:r>
           </w:p>
           <w:p>
@@ -11113,7 +10969,7 @@
                 <w:color w:val="222222"/>
                 <w:sz w:val="19"/>
               </w:rPr>
-              <w:t>Lei 27/2016 - Rede de centros de recolha. DL 82/2019 - Identificação. Nenhum diploma específico complementar para condições detalhadas de alojamento técnicas (temperatura, ventilação, iluminação).</w:t>
+              <w:t>[Pesquisa em progresso na legislação vigente]</w:t>
             </w:r>
           </w:p>
         </w:tc>
@@ -11157,7 +11013,7 @@
                 <w:color w:val="FFFFFF"/>
                 <w:sz w:val="18"/>
               </w:rPr>
-              <w:t>DIVERGÊNCIA FACE AO REGULAMENTO  ·  Necessidade de alteração: Sim - Portaria complementar com especificações técnicas</w:t>
+              <w:t>DIVERGÊNCIA FACE AO REGULAMENTO  ·  Necessidade de alteração: Sim</w:t>
             </w:r>
           </w:p>
         </w:tc>
@@ -11218,7 +11074,7 @@
                 <w:color w:val="222222"/>
                 <w:sz w:val="18"/>
               </w:rPr>
-              <w:t>PARCIAL - Não específico para condições técnicas de alojamento</w:t>
+              <w:t>Verificar conformidade com legislação portuguesa vigente</w:t>
             </w:r>
           </w:p>
         </w:tc>
@@ -11279,7 +11135,7 @@
                 <w:color w:val="222222"/>
                 <w:sz w:val="18"/>
               </w:rPr>
-              <w:t>SIM - COBERTURA COMPLETA (Arts. 3, 14, 18, 28)</w:t>
+              <w:t>Verificar alinhamento com Código do Animal</w:t>
             </w:r>
           </w:p>
         </w:tc>
@@ -11340,7 +11196,7 @@
                 <w:color w:val="222222"/>
                 <w:sz w:val="18"/>
               </w:rPr>
-              <w:t>SIM - COBERTURA EXPANDIDA (especifica detalhes técnicos)</w:t>
+              <w:t>Verificar alinhamento com RGBEAC</w:t>
             </w:r>
           </w:p>
         </w:tc>
@@ -11401,7 +11257,7 @@
                 <w:color w:val="222222"/>
                 <w:sz w:val="18"/>
               </w:rPr>
-              <w:t>COBERTURA COMPLETA. Código do Animal e RGBEAC implementam requisitos do Artigo 12.º. Faltam especificações técnicas detalhadas (temperatura, ventilação, iluminação) — recomenda-se Portaria complementar.</w:t>
+              <w:t>Requisitos detalhados de alojamento para cães e gatos em diferentes tipos de estabelecimentos (criação, venda, abrigos). Novo artigo introduzido pelo Regulamento.</w:t>
             </w:r>
           </w:p>
         </w:tc>
@@ -11475,7 +11331,7 @@
                 <w:color w:val="222222"/>
                 <w:sz w:val="19"/>
               </w:rPr>
-              <w:t>Princípios cobertos; faltam normas técnicas pormenorizadas</w:t>
+              <w:t>Artigo novo do Regulamento 2023/0447. Requer integração na legislação portuguesa.</w:t>
             </w:r>
           </w:p>
         </w:tc>
@@ -13182,7 +13038,7 @@
                 <w:color w:val="7EC8E3"/>
                 <w:sz w:val="22"/>
               </w:rPr>
-              <w:t>Necessidades Comportamentais (Behavioural needs)</w:t>
+              <w:t>Necessidades Comportamentais</w:t>
             </w:r>
           </w:p>
         </w:tc>
@@ -13449,7 +13305,7 @@
                 <w:color w:val="222222"/>
                 <w:sz w:val="19"/>
               </w:rPr>
-              <w:t>6. Operators shall ensure that enrichment is provided and accessible to all dogs or cats, creating a stimulating environment, enabling species-specific behaviour and reducing their frustration.</w:t>
+              <w:t>5b. Operators shall ensure that enrichment is provided and accessible to all dogs or cats, creating a stimulating environment, enabling species-specific behaviour and reducing their frustration.</w:t>
             </w:r>
           </w:p>
         </w:tc>
@@ -13524,7 +13380,7 @@
                 <w:color w:val="222222"/>
                 <w:sz w:val="19"/>
               </w:rPr>
-              <w:t>1. Os operadores devem assegurar que medidas são tomadas para satisfazer as necessidades comportamentais de cães ou gatos em conformidade com o ponto 4 do Anexo I.</w:t>
+              <w:t>1 — Os operadores devem assegurar que medidas são tomadas para satisfazer as necessidades comportamentais dos cães ou gatos de acordo com o ponto 4 do Anexo I.</w:t>
             </w:r>
           </w:p>
           <w:p>
@@ -13540,7 +13396,7 @@
                 <w:color w:val="222222"/>
                 <w:sz w:val="19"/>
               </w:rPr>
-              <w:t>2. Os operadores não devem manter cães ou gatos em áreas que restringem os seus movimentos naturais, exceto no caso do artigo 12.º (parágrafo 3), segundo parágrafo, ou para realizar os seguintes procedimentos ou tratamentos:</w:t>
+              <w:t>2 — Os operadores não devem manter cães ou gatos em áreas que restringem os seus movimentos naturais, exceto no caso do Artigo 12(3), segundo parágrafo, ou para realizar os seguintes procedimentos ou tratamentos:</w:t>
             </w:r>
           </w:p>
           <w:p>
@@ -13588,7 +13444,7 @@
                 <w:color w:val="222222"/>
                 <w:sz w:val="19"/>
               </w:rPr>
-              <w:t>c) recolha de amostras e vacinações;</w:t>
+              <w:t>c) colheita de amostras e vacinações;</w:t>
             </w:r>
           </w:p>
           <w:p>
@@ -13604,7 +13460,7 @@
                 <w:color w:val="222222"/>
                 <w:sz w:val="19"/>
               </w:rPr>
-              <w:t>d) procedimentos de higiene, higiénicos, de saúde ou reprodutivos que não sejam acasalamento;</w:t>
+              <w:t>d) procedimentos para limpeza, higiene, saúde ou fins reprodutivos que não o acasalamento;</w:t>
             </w:r>
           </w:p>
           <w:p>
@@ -13636,7 +13492,7 @@
                 <w:color w:val="222222"/>
                 <w:sz w:val="19"/>
               </w:rPr>
-              <w:t>3. O amarrar por mais de 1 hora é proibido, exceto durante a duração de um tratamento médico ou participação em espetáculos, exposições e competições de cães e gatos.</w:t>
+              <w:t>3 — A amarração por mais de 1 hora é proibida, exceto pela duração de um tratamento médico ou participação em espetáculos, exposições e competições de cães e gatos.</w:t>
             </w:r>
           </w:p>
           <w:p>
@@ -13652,7 +13508,7 @@
                 <w:color w:val="222222"/>
                 <w:sz w:val="19"/>
               </w:rPr>
-              <w:t>3a. Os Estados-Membros podem conceder derrogações do parágrafo 3 para cães destinados a uso em serviços militares, policiais e aduaneiros que são mantidos em estabelecimentos de criação ou venda.</w:t>
+              <w:t>3a — Os Estados-Membros podem conceder derrogações do parágrafo 3 para cães destinados ao uso em serviços militares, policiais e aduaneiros que são mantidos em estabelecimentos de criação ou venda.</w:t>
             </w:r>
           </w:p>
           <w:p>
@@ -13668,7 +13524,7 @@
                 <w:color w:val="222222"/>
                 <w:sz w:val="19"/>
               </w:rPr>
-              <w:t>4. Os operadores devem assegurar que condições estão em vigor para permitir aos cães ou gatos expressar comportamentos sociais não prejudiciais, comportamentos específicos da espécie e a possibilidade de experimentar emoções positivas.</w:t>
+              <w:t>4 — Os operadores devem assegurar que condições estão em lugar para permitir aos cães ou gatos expressar comportamentos sociais não prejudiciais, comportamentos específicos da espécie e a possibilidade de experimentar emoções positivas.</w:t>
             </w:r>
           </w:p>
           <w:p>
@@ -13684,7 +13540,7 @@
                 <w:color w:val="222222"/>
                 <w:sz w:val="19"/>
               </w:rPr>
-              <w:t>5. Os operadores devem assegurar que os cães ou gatos podem socializar em conformidade com o ponto 4 do Anexo I. Os operadores de estabelecimentos de criação devem documentar a sua estratégia para tal socialização.</w:t>
+              <w:t>5 — Os operadores devem assegurar que cães ou gatos podem socializar de acordo com o ponto 4 do Anexo I. Os operadores de estabelecimentos de criação devem documentar sua estratégia para tal socialização.</w:t>
             </w:r>
           </w:p>
           <w:p>
@@ -13700,7 +13556,7 @@
                 <w:color w:val="222222"/>
                 <w:sz w:val="19"/>
               </w:rPr>
-              <w:t>5a. O primeiro parágrafo não se aplica a cães guardiões de gado mantidos em estabelecimentos de criação durante os períodos em que tais cães são utilizados para guarda ou treino, nem a cães de pastoreio durante transumância sazonal.</w:t>
+              <w:t>5a — O parágrafo anterior não se aplica aos cães de guarda de gado mantidos em estabelecimentos de criação durante os períodos em que tais cães são utilizados para fins de guarda ou treino nem aos cães de pastoreio durante a transumância sazonal.</w:t>
             </w:r>
           </w:p>
           <w:p>
@@ -13716,7 +13572,7 @@
                 <w:color w:val="222222"/>
                 <w:sz w:val="19"/>
               </w:rPr>
-              <w:t>6. Os operadores devem assegurar que enriquecimento é fornecido e acessível a todos os cães ou gatos, criando um ambiente estimulante, permitindo comportamento específico da espécie e reduzindo a sua frustração.</w:t>
+              <w:t>5b — Os operadores devem assegurar que enriquecimento é fornecido e acessível a todos os cães ou gatos, criando um ambiente estimulante, permitindo comportamento específico da espécie e reduzindo sua frustração.</w:t>
             </w:r>
           </w:p>
         </w:tc>
@@ -13849,7 +13705,7 @@
                 <w:color w:val="555555"/>
                 <w:sz w:val="16"/>
               </w:rPr>
-              <w:t>RGBEAC (proposta, jun. 2025) - Artigos 10, 12, 13, 14, 15</w:t>
+              <w:t>A ser preenchido</w:t>
             </w:r>
           </w:p>
           <w:p>
@@ -13865,71 +13721,7 @@
                 <w:color w:val="222222"/>
                 <w:sz w:val="19"/>
               </w:rPr>
-              <w:t>Especificação clara: 'exercício físico e estímulo mental'.</w:t>
-            </w:r>
-          </w:p>
-          <w:p>
-            <w:pPr>
-              <w:spacing w:after="0" w:before="20"/>
-              <w:ind w:right="80" w:left="80" w:firstLine="0"/>
-            </w:pPr>
-            <w:r>
-              <w:rPr>
-                <w:rFonts w:ascii="Calibri" w:hAnsi="Calibri"/>
-                <w:b w:val="0"/>
-                <w:i w:val="0"/>
-                <w:color w:val="222222"/>
-                <w:sz w:val="19"/>
-              </w:rPr>
-              <w:t>'Contato social adequado'.</w:t>
-            </w:r>
-          </w:p>
-          <w:p>
-            <w:pPr>
-              <w:spacing w:after="0" w:before="20"/>
-              <w:ind w:right="80" w:left="80" w:firstLine="0"/>
-            </w:pPr>
-            <w:r>
-              <w:rPr>
-                <w:rFonts w:ascii="Calibri" w:hAnsi="Calibri"/>
-                <w:b w:val="0"/>
-                <w:i w:val="0"/>
-                <w:color w:val="222222"/>
-                <w:sz w:val="19"/>
-              </w:rPr>
-              <w:t>Métodos de 'reforço positivo' (OBRIGATÓRIO).</w:t>
-            </w:r>
-          </w:p>
-          <w:p>
-            <w:pPr>
-              <w:spacing w:after="0" w:before="20"/>
-              <w:ind w:right="80" w:left="80" w:firstLine="0"/>
-            </w:pPr>
-            <w:r>
-              <w:rPr>
-                <w:rFonts w:ascii="Calibri" w:hAnsi="Calibri"/>
-                <w:b w:val="0"/>
-                <w:i w:val="0"/>
-                <w:color w:val="222222"/>
-                <w:sz w:val="19"/>
-              </w:rPr>
-              <w:t>Proibição explícita de 'métodos aversivos, punitivos ou violentos'.</w:t>
-            </w:r>
-          </w:p>
-          <w:p>
-            <w:pPr>
-              <w:spacing w:after="0" w:before="20"/>
-              <w:ind w:right="80" w:left="80" w:firstLine="0"/>
-            </w:pPr>
-            <w:r>
-              <w:rPr>
-                <w:rFonts w:ascii="Calibri" w:hAnsi="Calibri"/>
-                <w:b w:val="0"/>
-                <w:i w:val="0"/>
-                <w:color w:val="222222"/>
-                <w:sz w:val="19"/>
-              </w:rPr>
-              <w:t>Documentação obrigatória de estratégia de socialização (criadores).</w:t>
+              <w:t>[Pesquisa em progresso no @rgbeac]</w:t>
             </w:r>
           </w:p>
         </w:tc>
@@ -13958,7 +13750,7 @@
                 <w:color w:val="555555"/>
                 <w:sz w:val="16"/>
               </w:rPr>
-              <w:t>Arts. 5.º e 13.º do Código do Animal (DL 214/2013)</w:t>
+              <w:t>A ser preenchido</w:t>
             </w:r>
           </w:p>
           <w:p>
@@ -13969,44 +13761,12 @@
             <w:r>
               <w:rPr>
                 <w:rFonts w:ascii="Calibri" w:hAnsi="Calibri"/>
-                <w:b/>
-                <w:i w:val="0"/>
-                <w:color w:val="333333"/>
-                <w:sz w:val="18"/>
-              </w:rPr>
-              <w:t>Artigo 5.º - Princípios que proíbem violência e maus-tratos, garantem bem-estar.</w:t>
-            </w:r>
-          </w:p>
-          <w:p>
-            <w:pPr>
-              <w:spacing w:after="0" w:before="200"/>
-              <w:ind w:right="80" w:left="80" w:firstLine="0"/>
-            </w:pPr>
-            <w:r>
-              <w:rPr>
-                <w:rFonts w:ascii="Calibri" w:hAnsi="Calibri"/>
-                <w:b/>
-                <w:i w:val="0"/>
-                <w:color w:val="333333"/>
-                <w:sz w:val="18"/>
-              </w:rPr>
-              <w:t>Artigo 13.º - Espaço para exercício físico e expressão de comportamentos naturais.</w:t>
-            </w:r>
-          </w:p>
-          <w:p>
-            <w:pPr>
-              <w:spacing w:after="0" w:before="140"/>
-              <w:ind w:right="80" w:left="80" w:firstLine="0"/>
-            </w:pPr>
-            <w:r>
-              <w:rPr>
-                <w:rFonts w:ascii="Calibri" w:hAnsi="Calibri"/>
-                <w:b w:val="0"/>
-                <w:i w:val="0"/>
-                <w:color w:val="222222"/>
-                <w:sz w:val="19"/>
-              </w:rPr>
-              <w:t>Cobertura GENÉRICA: não especifica enriquecimento, socialização ou método de treino baseado em reforço positivo.</w:t>
+                <w:b w:val="0"/>
+                <w:i w:val="0"/>
+                <w:color w:val="222222"/>
+                <w:sz w:val="19"/>
+              </w:rPr>
+              <w:t>[Pesquisa em progresso no @codigo]</w:t>
             </w:r>
           </w:p>
         </w:tc>
@@ -14035,7 +13795,7 @@
                 <w:color w:val="555555"/>
                 <w:sz w:val="16"/>
               </w:rPr>
-              <w:t>Lei 27/2016, DL 82/2019 - Legislação complementar</w:t>
+              <w:t>A ser preenchido</w:t>
             </w:r>
           </w:p>
           <w:p>
@@ -14051,23 +13811,7 @@
                 <w:color w:val="222222"/>
                 <w:sz w:val="19"/>
               </w:rPr>
-              <w:t>Lei 27/2016 - Rede de centros de recolha (não cobre necessidades comportamentais).</w:t>
-            </w:r>
-          </w:p>
-          <w:p>
-            <w:pPr>
-              <w:spacing w:after="0" w:before="20"/>
-              <w:ind w:right="80" w:left="80" w:firstLine="0"/>
-            </w:pPr>
-            <w:r>
-              <w:rPr>
-                <w:rFonts w:ascii="Calibri" w:hAnsi="Calibri"/>
-                <w:b w:val="0"/>
-                <w:i w:val="0"/>
-                <w:color w:val="222222"/>
-                <w:sz w:val="19"/>
-              </w:rPr>
-              <w:t>DL 82/2019 - Identificação (não cobre necessidades comportamentais).</w:t>
+              <w:t>[Pesquisa em progresso na legislação vigente]</w:t>
             </w:r>
           </w:p>
         </w:tc>
@@ -14111,7 +13855,7 @@
                 <w:color w:val="FFFFFF"/>
                 <w:sz w:val="18"/>
               </w:rPr>
-              <w:t>DIVERGÊNCIA FACE AO REGULAMENTO  ·  Necessidade de alteração: Sim - Regulamentação específica sobre métodos de treino</w:t>
+              <w:t>DIVERGÊNCIA FACE AO REGULAMENTO  ·  Necessidade de alteração: Sim</w:t>
             </w:r>
           </w:p>
         </w:tc>
@@ -14172,7 +13916,7 @@
                 <w:color w:val="222222"/>
                 <w:sz w:val="18"/>
               </w:rPr>
-              <w:t>NÃO APLICÁVEL - Diplomas não cobrem necessidades comportamentais</w:t>
+              <w:t>Verificar conformidade com legislação portuguesa vigente</w:t>
             </w:r>
           </w:p>
         </w:tc>
@@ -14233,7 +13977,7 @@
                 <w:color w:val="222222"/>
                 <w:sz w:val="18"/>
               </w:rPr>
-              <w:t>PARCIAL - Genérico, sem especificações sobre socialização e enriquecimento</w:t>
+              <w:t>Verificar alinhamento com Código do Animal</w:t>
             </w:r>
           </w:p>
         </w:tc>
@@ -14294,7 +14038,7 @@
                 <w:color w:val="222222"/>
                 <w:sz w:val="18"/>
               </w:rPr>
-              <w:t>SIM - COBERTURA SIGNIFICATIVAMENTE EXPANDIDA</w:t>
+              <w:t>Verificar alinhamento com RGBEAC</w:t>
             </w:r>
           </w:p>
         </w:tc>
@@ -14355,7 +14099,7 @@
                 <w:color w:val="222222"/>
                 <w:sz w:val="18"/>
               </w:rPr>
-              <w:t>Legislação portuguesa oferece cobertura genérica. RGBEAC (2025) oferece avanço substancial com obrigatoriedade de reforço positivo e documentação de estratégia de socialização. Falta ainda regulamentação pormenorizada.</w:t>
+              <w:t>Requisitos de satisfação das necessidades comportamentais de cães e gatos. Proibição de retenção em áreas restritivas. Novo artigo introduzido pelo Regulamento.</w:t>
             </w:r>
           </w:p>
         </w:tc>
@@ -14429,7 +14173,7 @@
                 <w:color w:val="222222"/>
                 <w:sz w:val="19"/>
               </w:rPr>
-              <w:t>RGBEAC alinha melhor; implementação de reforço positivo obrigatório recomendada</w:t>
+              <w:t>Artigo novo do Regulamento 2023/0447. Requer integração na legislação portuguesa.</w:t>
             </w:r>
           </w:p>
         </w:tc>
@@ -14523,7 +14267,7 @@
                 <w:color w:val="7EC8E3"/>
                 <w:sz w:val="22"/>
               </w:rPr>
-              <w:t>Práticas Dolorosas (Painful practices)</w:t>
+              <w:t>Práticas Dolorosas</w:t>
             </w:r>
           </w:p>
         </w:tc>
@@ -14726,39 +14470,39 @@
                 <w:color w:val="222222"/>
                 <w:sz w:val="19"/>
               </w:rPr>
-              <w:t>d) using of muzzles, unless required for medical reasons, animal or human safety reasons, in which case the duration shall be limited to the minimum period necessary and the dog or cat shall be supervised.</w:t>
+              <w:t>d) using of muzzles, unless required for medical reasons, animal or human safety reasons, in which case the duration shall be limited to the minimum period necessary and the dog or cat shall be supervised;</w:t>
             </w:r>
           </w:p>
           <w:p>
             <w:pPr>
               <w:spacing w:after="0" w:before="20"/>
-              <w:ind w:right="80" w:left="360" w:hanging="280"/>
-            </w:pPr>
-            <w:r>
-              <w:rPr>
-                <w:rFonts w:ascii="Calibri" w:hAnsi="Calibri"/>
-                <w:b w:val="0"/>
-                <w:i w:val="0"/>
-                <w:color w:val="222222"/>
-                <w:sz w:val="19"/>
-              </w:rPr>
-              <w:t>(da) using prong collars;</w:t>
+              <w:ind w:right="80" w:left="80" w:firstLine="0"/>
+            </w:pPr>
+            <w:r>
+              <w:rPr>
+                <w:rFonts w:ascii="Calibri" w:hAnsi="Calibri"/>
+                <w:b w:val="0"/>
+                <w:i w:val="0"/>
+                <w:color w:val="222222"/>
+                <w:sz w:val="19"/>
+              </w:rPr>
+              <w:t>da) using prong collars;</w:t>
             </w:r>
           </w:p>
           <w:p>
             <w:pPr>
               <w:spacing w:after="0" w:before="20"/>
-              <w:ind w:right="80" w:left="360" w:hanging="280"/>
-            </w:pPr>
-            <w:r>
-              <w:rPr>
-                <w:rFonts w:ascii="Calibri" w:hAnsi="Calibri"/>
-                <w:b w:val="0"/>
-                <w:i w:val="0"/>
-                <w:color w:val="222222"/>
-                <w:sz w:val="19"/>
-              </w:rPr>
-              <w:t>(db) using choke collars without safety stop;</w:t>
+              <w:ind w:right="80" w:left="80" w:firstLine="0"/>
+            </w:pPr>
+            <w:r>
+              <w:rPr>
+                <w:rFonts w:ascii="Calibri" w:hAnsi="Calibri"/>
+                <w:b w:val="0"/>
+                <w:i w:val="0"/>
+                <w:color w:val="222222"/>
+                <w:sz w:val="19"/>
+              </w:rPr>
+              <w:t>db) using choke collars without safety stop;</w:t>
             </w:r>
           </w:p>
           <w:p>
@@ -14865,7 +14609,7 @@
                 <w:color w:val="222222"/>
                 <w:sz w:val="19"/>
               </w:rPr>
-              <w:t>1. Os operadores devem assegurar que mutilações, incluindo corte de orelhas, corte de cauda, remoção de garras ou amputação parcial ou completa de dígitos, e ressecção de cordas vocais ou pregas, não são realizadas a menos que por indicação médica, que pode incluir profilática, com o único propósito de preservar, melhorar a saúde de cães ou gatos ou prevenir ferimentos. Nesse caso, o procedimento deve ser realizado apenas sob anestesia e analgesia prolongada e por um médico veterinário.</w:t>
+              <w:t>1 — Os operadores devem assegurar que mutilações, incluindo corte de orelhas, corte de cauda, remoção de garras ou outra amputação parcial ou completa de dígitos, e ressecção de cordas vocais ou pregas, não são realizadas a menos que seja por indicação médica, que pode incluir profilática, com o único propósito de preservar, melhorar a saúde de cães ou gatos ou prevenir lesões. Nesse caso, o procedimento deve ser realizado apenas sob anestesia e analgesia prolongada e por um médico veterinário.</w:t>
             </w:r>
           </w:p>
           <w:p>
@@ -14881,7 +14625,7 @@
                 <w:color w:val="222222"/>
                 <w:sz w:val="19"/>
               </w:rPr>
-              <w:t>1a. A indicação médica para a mutilação e os detalhes do procedimento realizado devem ser documentados por um médico veterinário. Este documento deve ser retido pelo operador até que o cão ou gato, juntamente com este documento, seja transferido para outro estabelecimento ou proprietário. O operador do estabelecimento onde a mutilação foi realizada deve reter uma cópia do documento durante três anos após a transferência do cão ou gato.</w:t>
+              <w:t>1a — A indicação médica para a mutilação e os detalhes do procedimento realizado devem ser documentados por um médico veterinário. Este documento deve ser retido pelo operador até o cão ou gato, juntamente com este documento, ser transferido para outro estabelecimento ou proprietário. O operador do estabelecimento onde a mutilação foi realizada deve reter uma cópia do documento por três anos após a transferência do cão ou gato.</w:t>
             </w:r>
           </w:p>
           <w:p>
@@ -14897,7 +14641,7 @@
                 <w:color w:val="222222"/>
                 <w:sz w:val="19"/>
               </w:rPr>
-              <w:t>1b. A título de derrogação do parágrafo 1, os Estados-Membros podem permitir o corte de orelhas por entalhe ou ponta das orelhas de gatos no contexto de marcação de gatos vadios quando esterilizados sob um programa de captura-esterilização-libertação.</w:t>
+              <w:t>1b — Por derrogação do parágrafo 1, os Estados-Membros podem permitir corte de orelhas por entalhe ou corte de orelhas de gato no contexto de marcação de gatos vadios quando castrados sob um programa de captura-castração-libertação.</w:t>
             </w:r>
           </w:p>
           <w:p>
@@ -14913,7 +14657,7 @@
                 <w:color w:val="222222"/>
                 <w:sz w:val="19"/>
               </w:rPr>
-              <w:t>2. Os operadores devem assegurar que a esterilização é realizada apenas sob anestesia e analgesia prolongada e por um médico veterinário. A título de derrogação, os Estados-Membros podem permitir que a esterilização de gatos machos seja realizada por um enfermeiro veterinário licenciado.</w:t>
+              <w:t>2 — Os operadores devem assegurar que a castração é realizada apenas sob anestesia e analgesia prolongada e por um médico veterinário. Por derrogação, os Estados-Membros podem permitir que a castração de gatos machos seja realizada por um enfermeiro veterinário licenciado.</w:t>
             </w:r>
           </w:p>
           <w:p>
@@ -14929,7 +14673,7 @@
                 <w:color w:val="222222"/>
                 <w:sz w:val="19"/>
               </w:rPr>
-              <w:t>3. Os operadores devem assegurar que práticas de manipulação que causam dor ou sofrimento não são realizadas, incluindo:</w:t>
+              <w:t>3 — Os operadores devem assegurar que práticas de manipulação que causam dor ou sofrimento não são realizadas, incluindo:</w:t>
             </w:r>
           </w:p>
           <w:p>
@@ -14945,7 +14689,7 @@
                 <w:color w:val="222222"/>
                 <w:sz w:val="19"/>
               </w:rPr>
-              <w:t>a) amarrar partes do corpo a menos que por razões médicas em cujo caso a duração deve ser limitada ao período mínimo necessário;</w:t>
+              <w:t>a) amarração de partes do corpo a menos que por motivos médicos, caso em que a duração deve ser limitada ao período mínimo necessário;</w:t>
             </w:r>
           </w:p>
           <w:p>
@@ -14961,7 +14705,7 @@
                 <w:color w:val="222222"/>
                 <w:sz w:val="19"/>
               </w:rPr>
-              <w:t>b) chutar, bater, arrastar, atirar, apertar cães ou gatos;</w:t>
+              <w:t>b) chutar, bater, arrastar, lançar, apertar cães ou gatos;</w:t>
             </w:r>
           </w:p>
           <w:p>
@@ -14977,7 +14721,7 @@
                 <w:color w:val="222222"/>
                 <w:sz w:val="19"/>
               </w:rPr>
-              <w:t>c) aplicar corrente elétrica a cães ou gatos a menos que realizado por razões médicas;</w:t>
+              <w:t>c) aplicação de corrente elétrica a cães ou gatos a menos que realizada por motivos médicos;</w:t>
             </w:r>
           </w:p>
           <w:p>
@@ -14993,7 +14737,39 @@
                 <w:color w:val="222222"/>
                 <w:sz w:val="19"/>
               </w:rPr>
-              <w:t>d) uso de focinheiras, a menos que necessário por razões médicas, segurança animal ou humana, em cujo caso a duração deve ser limitada ao período mínimo necessário e o cão ou gato deve ser supervisionado.</w:t>
+              <w:t>d) uso de focinheiras, a menos que necessário por motivos médicos, segurança animal ou humana, caso em que a duração deve ser limitada ao período mínimo necessário e o cão ou gato deve ser supervisionado;</w:t>
+            </w:r>
+          </w:p>
+          <w:p>
+            <w:pPr>
+              <w:spacing w:after="0" w:before="20"/>
+              <w:ind w:right="80" w:left="80" w:firstLine="0"/>
+            </w:pPr>
+            <w:r>
+              <w:rPr>
+                <w:rFonts w:ascii="Calibri" w:hAnsi="Calibri"/>
+                <w:b w:val="0"/>
+                <w:i/>
+                <w:color w:val="222222"/>
+                <w:sz w:val="19"/>
+              </w:rPr>
+              <w:t>da) uso de coleiras de espinhos;</w:t>
+            </w:r>
+          </w:p>
+          <w:p>
+            <w:pPr>
+              <w:spacing w:after="0" w:before="20"/>
+              <w:ind w:right="80" w:left="80" w:firstLine="0"/>
+            </w:pPr>
+            <w:r>
+              <w:rPr>
+                <w:rFonts w:ascii="Calibri" w:hAnsi="Calibri"/>
+                <w:b w:val="0"/>
+                <w:i/>
+                <w:color w:val="222222"/>
+                <w:sz w:val="19"/>
+              </w:rPr>
+              <w:t>db) uso de coleiras de enforcamento sem sistema de segurança;</w:t>
             </w:r>
           </w:p>
           <w:p>
@@ -15009,39 +14785,7 @@
                 <w:color w:val="222222"/>
                 <w:sz w:val="19"/>
               </w:rPr>
-              <w:t>(da) uso de colares de espinhos;</w:t>
-            </w:r>
-          </w:p>
-          <w:p>
-            <w:pPr>
-              <w:spacing w:after="0" w:before="20"/>
-              <w:ind w:right="80" w:left="360" w:hanging="280"/>
-            </w:pPr>
-            <w:r>
-              <w:rPr>
-                <w:rFonts w:ascii="Calibri" w:hAnsi="Calibri"/>
-                <w:b w:val="0"/>
-                <w:i/>
-                <w:color w:val="222222"/>
-                <w:sz w:val="19"/>
-              </w:rPr>
-              <w:t>(db) uso de colares de estrangulamento sem paragem de segurança;</w:t>
-            </w:r>
-          </w:p>
-          <w:p>
-            <w:pPr>
-              <w:spacing w:after="0" w:before="20"/>
-              <w:ind w:right="80" w:left="360" w:hanging="280"/>
-            </w:pPr>
-            <w:r>
-              <w:rPr>
-                <w:rFonts w:ascii="Calibri" w:hAnsi="Calibri"/>
-                <w:b w:val="0"/>
-                <w:i/>
-                <w:color w:val="222222"/>
-                <w:sz w:val="19"/>
-              </w:rPr>
-              <w:t>e) levantar cães ou gatos pelas extremidades, cabeça, orelhas, cauda ou pêlo, ou levantar cães ou gatos adultos pela pele.</w:t>
+              <w:t>e) levantamento de cães ou gatos pelos membros, cabeça, orelhas, cauda ou pelo, ou levantamento de cães ou gatos adultos pela pele.</w:t>
             </w:r>
           </w:p>
           <w:p>
@@ -15057,7 +14801,7 @@
                 <w:color w:val="222222"/>
                 <w:sz w:val="19"/>
               </w:rPr>
-              <w:t>4. Os Estados-Membros podem conceder derrogações do parágrafo 3 para cães destinados a uso em serviços militares, policiais ou aduaneiros.</w:t>
+              <w:t>4 — Os Estados-Membros podem conceder derrogações do parágrafo 3 para cães destinados ao uso em serviços militares, policiais ou aduaneiros.</w:t>
             </w:r>
           </w:p>
         </w:tc>
@@ -15190,7 +14934,7 @@
                 <w:color w:val="555555"/>
                 <w:sz w:val="16"/>
               </w:rPr>
-              <w:t>RGBEAC (proposta, jun. 2025) - Artigo 12.º</w:t>
+              <w:t>A ser preenchido</w:t>
             </w:r>
           </w:p>
           <w:p>
@@ -15206,71 +14950,7 @@
                 <w:color w:val="222222"/>
                 <w:sz w:val="19"/>
               </w:rPr>
-              <w:t>Lista idêntica de mutilações proibidas ao Código.</w:t>
-            </w:r>
-          </w:p>
-          <w:p>
-            <w:pPr>
-              <w:spacing w:after="0" w:before="20"/>
-              <w:ind w:right="80" w:left="80" w:firstLine="0"/>
-            </w:pPr>
-            <w:r>
-              <w:rPr>
-                <w:rFonts w:ascii="Calibri" w:hAnsi="Calibri"/>
-                <w:b w:val="0"/>
-                <w:i w:val="0"/>
-                <w:color w:val="222222"/>
-                <w:sz w:val="19"/>
-              </w:rPr>
-              <w:t>Referência a 'boas práticas internacionais' (alinhamento com Reg. 2023/0447).</w:t>
-            </w:r>
-          </w:p>
-          <w:p>
-            <w:pPr>
-              <w:spacing w:after="0" w:before="20"/>
-              <w:ind w:right="80" w:left="80" w:firstLine="0"/>
-            </w:pPr>
-            <w:r>
-              <w:rPr>
-                <w:rFonts w:ascii="Calibri" w:hAnsi="Calibri"/>
-                <w:b w:val="0"/>
-                <w:i w:val="0"/>
-                <w:color w:val="222222"/>
-                <w:sz w:val="19"/>
-              </w:rPr>
-              <w:t>Alargamento: 'qualquer amputação sem razão médica veterinária'.</w:t>
-            </w:r>
-          </w:p>
-          <w:p>
-            <w:pPr>
-              <w:spacing w:after="0" w:before="20"/>
-              <w:ind w:right="80" w:left="80" w:firstLine="0"/>
-            </w:pPr>
-            <w:r>
-              <w:rPr>
-                <w:rFonts w:ascii="Calibri" w:hAnsi="Calibri"/>
-                <w:b w:val="0"/>
-                <w:i w:val="0"/>
-                <w:color w:val="222222"/>
-                <w:sz w:val="19"/>
-              </w:rPr>
-              <w:t>Ênfase em anestesia e analgesia prolongada.</w:t>
-            </w:r>
-          </w:p>
-          <w:p>
-            <w:pPr>
-              <w:spacing w:after="0" w:before="20"/>
-              <w:ind w:right="80" w:left="80" w:firstLine="0"/>
-            </w:pPr>
-            <w:r>
-              <w:rPr>
-                <w:rFonts w:ascii="Calibri" w:hAnsi="Calibri"/>
-                <w:b w:val="0"/>
-                <w:i w:val="0"/>
-                <w:color w:val="222222"/>
-                <w:sz w:val="19"/>
-              </w:rPr>
-              <w:t>Documentação obrigatória de indicação médica.</w:t>
+              <w:t>[Pesquisa em progresso no @rgbeac]</w:t>
             </w:r>
           </w:p>
         </w:tc>
@@ -15299,7 +14979,7 @@
                 <w:color w:val="555555"/>
                 <w:sz w:val="16"/>
               </w:rPr>
-              <w:t>Arts. 51.º e 52.º do Código do Animal (DL 214/2013)</w:t>
+              <w:t>A ser preenchido</w:t>
             </w:r>
           </w:p>
           <w:p>
@@ -15310,108 +14990,12 @@
             <w:r>
               <w:rPr>
                 <w:rFonts w:ascii="Calibri" w:hAnsi="Calibri"/>
-                <w:b/>
-                <w:i w:val="0"/>
-                <w:color w:val="333333"/>
-                <w:sz w:val="18"/>
-              </w:rPr>
-              <w:t>Artigo 51.º - Intervenções cirúrgicas exclusivamente por médico veterinário.</w:t>
-            </w:r>
-          </w:p>
-          <w:p>
-            <w:pPr>
-              <w:spacing w:after="0" w:before="200"/>
-              <w:ind w:right="80" w:left="80" w:firstLine="0"/>
-            </w:pPr>
-            <w:r>
-              <w:rPr>
-                <w:rFonts w:ascii="Calibri" w:hAnsi="Calibri"/>
-                <w:b/>
-                <w:i w:val="0"/>
-                <w:color w:val="333333"/>
-                <w:sz w:val="18"/>
-              </w:rPr>
-              <w:t>Artigo 52.º - Proibição específica de mutilações:</w:t>
-            </w:r>
-          </w:p>
-          <w:p>
-            <w:pPr>
-              <w:spacing w:after="0" w:before="20"/>
-              <w:ind w:right="80" w:left="80" w:firstLine="0"/>
-            </w:pPr>
-            <w:r>
-              <w:rPr>
-                <w:rFonts w:ascii="Calibri" w:hAnsi="Calibri"/>
-                <w:b w:val="0"/>
-                <w:i w:val="0"/>
-                <w:color w:val="222222"/>
-                <w:sz w:val="19"/>
-              </w:rPr>
-              <w:t>- Corte de orelhas (exceto fins medicinais)</w:t>
-            </w:r>
-          </w:p>
-          <w:p>
-            <w:pPr>
-              <w:spacing w:after="0" w:before="20"/>
-              <w:ind w:right="80" w:left="80" w:firstLine="0"/>
-            </w:pPr>
-            <w:r>
-              <w:rPr>
-                <w:rFonts w:ascii="Calibri" w:hAnsi="Calibri"/>
-                <w:b w:val="0"/>
-                <w:i w:val="0"/>
-                <w:color w:val="222222"/>
-                <w:sz w:val="19"/>
-              </w:rPr>
-              <w:t>- Corte de cauda (revogado em 2015)</w:t>
-            </w:r>
-          </w:p>
-          <w:p>
-            <w:pPr>
-              <w:spacing w:after="0" w:before="20"/>
-              <w:ind w:right="80" w:left="80" w:firstLine="0"/>
-            </w:pPr>
-            <w:r>
-              <w:rPr>
-                <w:rFonts w:ascii="Calibri" w:hAnsi="Calibri"/>
-                <w:b w:val="0"/>
-                <w:i w:val="0"/>
-                <w:color w:val="222222"/>
-                <w:sz w:val="19"/>
-              </w:rPr>
-              <w:t>- Ressecção de cordas vocais</w:t>
-            </w:r>
-          </w:p>
-          <w:p>
-            <w:pPr>
-              <w:spacing w:after="0" w:before="20"/>
-              <w:ind w:right="80" w:left="80" w:firstLine="0"/>
-            </w:pPr>
-            <w:r>
-              <w:rPr>
-                <w:rFonts w:ascii="Calibri" w:hAnsi="Calibri"/>
-                <w:b w:val="0"/>
-                <w:i w:val="0"/>
-                <w:color w:val="222222"/>
-                <w:sz w:val="19"/>
-              </w:rPr>
-              <w:t>- Remoção de unhas/dentes</w:t>
-            </w:r>
-          </w:p>
-          <w:p>
-            <w:pPr>
-              <w:spacing w:after="0" w:before="20"/>
-              <w:ind w:right="80" w:left="80" w:firstLine="0"/>
-            </w:pPr>
-            <w:r>
-              <w:rPr>
-                <w:rFonts w:ascii="Calibri" w:hAnsi="Calibri"/>
-                <w:b w:val="0"/>
-                <w:i w:val="0"/>
-                <w:color w:val="222222"/>
-                <w:sz w:val="19"/>
-              </w:rPr>
-              <w:t>- Exceções: reprodução e interesse do animal (com documentação)</w:t>
+                <w:b w:val="0"/>
+                <w:i w:val="0"/>
+                <w:color w:val="222222"/>
+                <w:sz w:val="19"/>
+              </w:rPr>
+              <w:t>[Pesquisa em progresso no @codigo]</w:t>
             </w:r>
           </w:p>
         </w:tc>
@@ -15440,7 +15024,7 @@
                 <w:color w:val="555555"/>
                 <w:sz w:val="16"/>
               </w:rPr>
-              <w:t>Lei 27/2016, DL 82/2019 - Legislação complementar</w:t>
+              <w:t>A ser preenchido</w:t>
             </w:r>
           </w:p>
           <w:p>
@@ -15456,39 +15040,7 @@
                 <w:color w:val="222222"/>
                 <w:sz w:val="19"/>
               </w:rPr>
-              <w:t>Lei 27/2016 - Recolha de animais errantes (não cobre mutilações).</w:t>
-            </w:r>
-          </w:p>
-          <w:p>
-            <w:pPr>
-              <w:spacing w:after="0" w:before="20"/>
-              <w:ind w:right="80" w:left="80" w:firstLine="0"/>
-            </w:pPr>
-            <w:r>
-              <w:rPr>
-                <w:rFonts w:ascii="Calibri" w:hAnsi="Calibri"/>
-                <w:b w:val="0"/>
-                <w:i w:val="0"/>
-                <w:color w:val="222222"/>
-                <w:sz w:val="19"/>
-              </w:rPr>
-              <w:t>DL 82/2019 - Identificação (não cobre mutilações).</w:t>
-            </w:r>
-          </w:p>
-          <w:p>
-            <w:pPr>
-              <w:spacing w:after="0" w:before="20"/>
-              <w:ind w:right="80" w:left="80" w:firstLine="0"/>
-            </w:pPr>
-            <w:r>
-              <w:rPr>
-                <w:rFonts w:ascii="Calibri" w:hAnsi="Calibri"/>
-                <w:b w:val="0"/>
-                <w:i w:val="0"/>
-                <w:color w:val="222222"/>
-                <w:sz w:val="19"/>
-              </w:rPr>
-              <w:t>Nenhum diploma específico adicional necessário.</w:t>
+              <w:t>[Pesquisa em progresso na legislação vigente]</w:t>
             </w:r>
           </w:p>
         </w:tc>
@@ -15532,7 +15084,7 @@
                 <w:color w:val="FFFFFF"/>
                 <w:sz w:val="18"/>
               </w:rPr>
-              <w:t>DIVERGÊNCIA FACE AO REGULAMENTO  ·  Necessidade de alteração: Não</w:t>
+              <w:t>DIVERGÊNCIA FACE AO REGULAMENTO  ·  Necessidade de alteração: Sim</w:t>
             </w:r>
           </w:p>
         </w:tc>
@@ -15593,7 +15145,7 @@
                 <w:color w:val="222222"/>
                 <w:sz w:val="18"/>
               </w:rPr>
-              <w:t>NÃO APLICÁVEL - Diplomas não específicos nesta matéria</w:t>
+              <w:t>Verificar conformidade com legislação portuguesa vigente</w:t>
             </w:r>
           </w:p>
         </w:tc>
@@ -15654,7 +15206,7 @@
                 <w:color w:val="222222"/>
                 <w:sz w:val="18"/>
               </w:rPr>
-              <w:t>SIM - COBERTURA COMPLETA (Arts. 51-52)</w:t>
+              <w:t>Verificar alinhamento com Código do Animal</w:t>
             </w:r>
           </w:p>
         </w:tc>
@@ -15715,7 +15267,7 @@
                 <w:color w:val="222222"/>
                 <w:sz w:val="18"/>
               </w:rPr>
-              <w:t>SIM - COBERTURA COMPLETA + EXPANSÃO</w:t>
+              <w:t>Verificar alinhamento com RGBEAC</w:t>
             </w:r>
           </w:p>
         </w:tc>
@@ -15776,7 +15328,7 @@
                 <w:color w:val="222222"/>
                 <w:sz w:val="18"/>
               </w:rPr>
-              <w:t>COBERTURA COMPLETA. Código do Animal (Arts. 51-52) implementa integralmente Art. 15.º. RGBEAC alinha substancialmente com Regulamento europeu. Sem divergências substanciais.</w:t>
+              <w:t>Requisitos relativos a práticas dolorosas e mutilações em cães e gatos. Restrições a práticas de manipulação causando dor. Novo artigo introduzido pelo Regulamento.</w:t>
             </w:r>
           </w:p>
         </w:tc>
@@ -15850,7 +15402,7 @@
                 <w:color w:val="222222"/>
                 <w:sz w:val="19"/>
               </w:rPr>
-              <w:t>Correspondências completas - Cobertura legislativa adequada</w:t>
+              <w:t>Artigo novo do Regulamento 2023/0447. Requer integração na legislação portuguesa.</w:t>
             </w:r>
           </w:p>
         </w:tc>

--- a/comparativo_reuniao_exemplo.docx
+++ b/comparativo_reuniao_exemplo.docx
@@ -86,7 +86,7 @@
         <w:tc>
           <w:tcPr>
             <w:tcW w:type="dxa" w:w="7569"/>
-            <w:shd w:val="clear" w:color="auto" w:fill="D6E4F0"/>
+            <w:shd w:val="clear" w:color="auto" w:fill="E8F2F8"/>
             <w:tcBorders>
               <w:top w:val="single" w:sz="4" w:space="0" w:color="CCCCCC"/>
               <w:left w:val="single" w:sz="4" w:space="0" w:color="CCCCCC"/>
@@ -114,7 +114,7 @@
         <w:tc>
           <w:tcPr>
             <w:tcW w:type="dxa" w:w="7569"/>
-            <w:shd w:val="clear" w:color="auto" w:fill="D6E4F0"/>
+            <w:shd w:val="clear" w:color="auto" w:fill="E8F2F8"/>
             <w:tcBorders>
               <w:top w:val="single" w:sz="4" w:space="0" w:color="CCCCCC"/>
               <w:left w:val="single" w:sz="4" w:space="0" w:color="CCCCCC"/>
@@ -129,7 +129,7 @@
         <w:tc>
           <w:tcPr>
             <w:tcW w:type="dxa" w:w="7569"/>
-            <w:shd w:val="clear" w:color="auto" w:fill="EBF5FB"/>
+            <w:shd w:val="clear" w:color="auto" w:fill="F4F9FD"/>
             <w:tcBorders>
               <w:top w:val="single" w:sz="4" w:space="0" w:color="CCCCCC"/>
               <w:left w:val="single" w:sz="4" w:space="0" w:color="CCCCCC"/>
@@ -157,7 +157,7 @@
         <w:tc>
           <w:tcPr>
             <w:tcW w:type="dxa" w:w="7569"/>
-            <w:shd w:val="clear" w:color="auto" w:fill="EBF5FB"/>
+            <w:shd w:val="clear" w:color="auto" w:fill="F4F9FD"/>
             <w:tcBorders>
               <w:top w:val="single" w:sz="4" w:space="0" w:color="CCCCCC"/>
               <w:left w:val="single" w:sz="4" w:space="0" w:color="CCCCCC"/>
@@ -172,7 +172,7 @@
         <w:tc>
           <w:tcPr>
             <w:tcW w:type="dxa" w:w="7569"/>
-            <w:shd w:val="clear" w:color="auto" w:fill="D5E8D4"/>
+            <w:shd w:val="clear" w:color="auto" w:fill="E8F3E6"/>
             <w:tcBorders>
               <w:top w:val="single" w:sz="4" w:space="0" w:color="CCCCCC"/>
               <w:left w:val="single" w:sz="4" w:space="0" w:color="CCCCCC"/>
@@ -200,7 +200,7 @@
         <w:tc>
           <w:tcPr>
             <w:tcW w:type="dxa" w:w="7569"/>
-            <w:shd w:val="clear" w:color="auto" w:fill="D5E8D4"/>
+            <w:shd w:val="clear" w:color="auto" w:fill="E8F3E6"/>
             <w:tcBorders>
               <w:top w:val="single" w:sz="4" w:space="0" w:color="CCCCCC"/>
               <w:left w:val="single" w:sz="4" w:space="0" w:color="CCCCCC"/>
@@ -215,7 +215,7 @@
         <w:tc>
           <w:tcPr>
             <w:tcW w:type="dxa" w:w="7569"/>
-            <w:shd w:val="clear" w:color="auto" w:fill="FFE6CC"/>
+            <w:shd w:val="clear" w:color="auto" w:fill="FFF5ED"/>
             <w:tcBorders>
               <w:top w:val="single" w:sz="4" w:space="0" w:color="CCCCCC"/>
               <w:left w:val="single" w:sz="4" w:space="0" w:color="CCCCCC"/>
@@ -243,7 +243,7 @@
         <w:tc>
           <w:tcPr>
             <w:tcW w:type="dxa" w:w="7569"/>
-            <w:shd w:val="clear" w:color="auto" w:fill="FFE6CC"/>
+            <w:shd w:val="clear" w:color="auto" w:fill="FFF5ED"/>
             <w:tcBorders>
               <w:top w:val="single" w:sz="4" w:space="0" w:color="CCCCCC"/>
               <w:left w:val="single" w:sz="4" w:space="0" w:color="CCCCCC"/>
@@ -258,7 +258,7 @@
         <w:tc>
           <w:tcPr>
             <w:tcW w:type="dxa" w:w="7569"/>
-            <w:shd w:val="clear" w:color="auto" w:fill="E0F7FA"/>
+            <w:shd w:val="clear" w:color="auto" w:fill="F0FBFD"/>
             <w:tcBorders>
               <w:top w:val="single" w:sz="4" w:space="0" w:color="CCCCCC"/>
               <w:left w:val="single" w:sz="4" w:space="0" w:color="CCCCCC"/>
@@ -286,7 +286,7 @@
         <w:tc>
           <w:tcPr>
             <w:tcW w:type="dxa" w:w="7569"/>
-            <w:shd w:val="clear" w:color="auto" w:fill="E0F7FA"/>
+            <w:shd w:val="clear" w:color="auto" w:fill="F0FBFD"/>
             <w:tcBorders>
               <w:top w:val="single" w:sz="4" w:space="0" w:color="CCCCCC"/>
               <w:left w:val="single" w:sz="4" w:space="0" w:color="CCCCCC"/>
@@ -301,7 +301,7 @@
         <w:tc>
           <w:tcPr>
             <w:tcW w:type="dxa" w:w="7569"/>
-            <w:shd w:val="clear" w:color="auto" w:fill="EAD7F7"/>
+            <w:shd w:val="clear" w:color="auto" w:fill="F5EEF9"/>
             <w:tcBorders>
               <w:top w:val="single" w:sz="4" w:space="0" w:color="CCCCCC"/>
               <w:left w:val="single" w:sz="4" w:space="0" w:color="CCCCCC"/>
@@ -329,7 +329,7 @@
         <w:tc>
           <w:tcPr>
             <w:tcW w:type="dxa" w:w="7569"/>
-            <w:shd w:val="clear" w:color="auto" w:fill="EAD7F7"/>
+            <w:shd w:val="clear" w:color="auto" w:fill="F5EEF9"/>
             <w:tcBorders>
               <w:top w:val="single" w:sz="4" w:space="0" w:color="CCCCCC"/>
               <w:left w:val="single" w:sz="4" w:space="0" w:color="CCCCCC"/>
@@ -344,7 +344,7 @@
         <w:tc>
           <w:tcPr>
             <w:tcW w:type="dxa" w:w="7569"/>
-            <w:shd w:val="clear" w:color="auto" w:fill="F5F5F5"/>
+            <w:shd w:val="clear" w:color="auto" w:fill="FAFAFA"/>
             <w:tcBorders>
               <w:top w:val="single" w:sz="4" w:space="0" w:color="CCCCCC"/>
               <w:left w:val="single" w:sz="4" w:space="0" w:color="CCCCCC"/>
@@ -372,7 +372,7 @@
         <w:tc>
           <w:tcPr>
             <w:tcW w:type="dxa" w:w="7569"/>
-            <w:shd w:val="clear" w:color="auto" w:fill="F5F5F5"/>
+            <w:shd w:val="clear" w:color="auto" w:fill="FAFAFA"/>
             <w:tcBorders>
               <w:top w:val="single" w:sz="4" w:space="0" w:color="CCCCCC"/>
               <w:left w:val="single" w:sz="4" w:space="0" w:color="CCCCCC"/>
@@ -483,7 +483,7 @@
         <w:tc>
           <w:tcPr>
             <w:tcW w:type="dxa" w:w="15138"/>
-            <w:shd w:val="clear" w:color="auto" w:fill="1A3A5C"/>
+            <w:shd w:val="clear" w:color="auto" w:fill="8AAFCF"/>
             <w:tcBorders>
               <w:top w:val="single" w:sz="4" w:space="0" w:color="CCCCCC"/>
               <w:left w:val="single" w:sz="4" w:space="0" w:color="CCCCCC"/>
@@ -513,7 +513,7 @@
         <w:tc>
           <w:tcPr>
             <w:tcW w:type="dxa" w:w="15138"/>
-            <w:shd w:val="clear" w:color="auto" w:fill="D6E4F0"/>
+            <w:shd w:val="clear" w:color="auto" w:fill="E8F2F8"/>
             <w:tcBorders>
               <w:top w:val="single" w:sz="4" w:space="0" w:color="CCCCCC"/>
               <w:left w:val="single" w:sz="4" w:space="0" w:color="CCCCCC"/>
@@ -764,7 +764,7 @@
         <w:tc>
           <w:tcPr>
             <w:tcW w:type="dxa" w:w="15138"/>
-            <w:shd w:val="clear" w:color="auto" w:fill="EBF5FB"/>
+            <w:shd w:val="clear" w:color="auto" w:fill="F4F9FD"/>
             <w:tcBorders>
               <w:top w:val="single" w:sz="4" w:space="0" w:color="CCCCCC"/>
               <w:left w:val="single" w:sz="4" w:space="0" w:color="CCCCCC"/>
@@ -987,7 +987,7 @@
         <w:tc>
           <w:tcPr>
             <w:tcW w:type="dxa" w:w="5046"/>
-            <w:shd w:val="clear" w:color="auto" w:fill="1E5631"/>
+            <w:shd w:val="clear" w:color="auto" w:fill="7FAA8C"/>
             <w:tcBorders>
               <w:top w:val="single" w:sz="4" w:space="0" w:color="CCCCCC"/>
               <w:left w:val="single" w:sz="4" w:space="0" w:color="CCCCCC"/>
@@ -1015,7 +1015,7 @@
         <w:tc>
           <w:tcPr>
             <w:tcW w:type="dxa" w:w="5046"/>
-            <w:shd w:val="clear" w:color="auto" w:fill="7E4C00"/>
+            <w:shd w:val="clear" w:color="auto" w:fill="B8956A"/>
             <w:tcBorders>
               <w:top w:val="single" w:sz="4" w:space="0" w:color="CCCCCC"/>
               <w:left w:val="single" w:sz="4" w:space="0" w:color="CCCCCC"/>
@@ -1043,7 +1043,7 @@
         <w:tc>
           <w:tcPr>
             <w:tcW w:type="dxa" w:w="5046"/>
-            <w:shd w:val="clear" w:color="auto" w:fill="006064"/>
+            <w:shd w:val="clear" w:color="auto" w:fill="75A6AE"/>
             <w:tcBorders>
               <w:top w:val="single" w:sz="4" w:space="0" w:color="CCCCCC"/>
               <w:left w:val="single" w:sz="4" w:space="0" w:color="CCCCCC"/>
@@ -1073,7 +1073,7 @@
         <w:tc>
           <w:tcPr>
             <w:tcW w:type="dxa" w:w="5046"/>
-            <w:shd w:val="clear" w:color="auto" w:fill="D5E8D4"/>
+            <w:shd w:val="clear" w:color="auto" w:fill="E8F3E6"/>
             <w:tcBorders>
               <w:top w:val="single" w:sz="4" w:space="0" w:color="CCCCCC"/>
               <w:left w:val="single" w:sz="4" w:space="0" w:color="CCCCCC"/>
@@ -1166,7 +1166,7 @@
         <w:tc>
           <w:tcPr>
             <w:tcW w:type="dxa" w:w="5046"/>
-            <w:shd w:val="clear" w:color="auto" w:fill="FFE6CC"/>
+            <w:shd w:val="clear" w:color="auto" w:fill="FFF5ED"/>
             <w:tcBorders>
               <w:top w:val="single" w:sz="4" w:space="0" w:color="CCCCCC"/>
               <w:left w:val="single" w:sz="4" w:space="0" w:color="CCCCCC"/>
@@ -1259,7 +1259,7 @@
         <w:tc>
           <w:tcPr>
             <w:tcW w:type="dxa" w:w="5046"/>
-            <w:shd w:val="clear" w:color="auto" w:fill="E0F7FA"/>
+            <w:shd w:val="clear" w:color="auto" w:fill="F0FBFD"/>
             <w:tcBorders>
               <w:top w:val="single" w:sz="4" w:space="0" w:color="CCCCCC"/>
               <w:left w:val="single" w:sz="4" w:space="0" w:color="CCCCCC"/>
@@ -1352,7 +1352,7 @@
         <w:tc>
           <w:tcPr>
             <w:tcW w:type="dxa" w:w="15138"/>
-            <w:shd w:val="clear" w:color="auto" w:fill="5D2A8A"/>
+            <w:shd w:val="clear" w:color="auto" w:fill="A689C6"/>
             <w:tcBorders>
               <w:top w:val="single" w:sz="4" w:space="0" w:color="CCCCCC"/>
               <w:left w:val="single" w:sz="4" w:space="0" w:color="CCCCCC"/>
@@ -1382,12 +1382,12 @@
         <w:tc>
           <w:tcPr>
             <w:tcW w:type="dxa" w:w="15138"/>
-            <w:shd w:val="clear" w:color="auto" w:fill="006064"/>
+            <w:shd w:val="clear" w:color="auto" w:fill="75A6AE"/>
             <w:tcBorders>
-              <w:top w:val="single" w:sz="4" w:space="0" w:color="006064"/>
-              <w:left w:val="single" w:sz="4" w:space="0" w:color="006064"/>
-              <w:bottom w:val="single" w:sz="4" w:space="0" w:color="006064"/>
-              <w:right w:val="single" w:sz="4" w:space="0" w:color="006064"/>
+              <w:top w:val="single" w:sz="4" w:space="0" w:color="75A6AE"/>
+              <w:left w:val="single" w:sz="4" w:space="0" w:color="75A6AE"/>
+              <w:bottom w:val="single" w:sz="4" w:space="0" w:color="75A6AE"/>
+              <w:right w:val="single" w:sz="4" w:space="0" w:color="75A6AE"/>
             </w:tcBorders>
           </w:tcPr>
           <w:p>
@@ -1412,7 +1412,7 @@
         <w:tc>
           <w:tcPr>
             <w:tcW w:type="dxa" w:w="15138"/>
-            <w:shd w:val="clear" w:color="auto" w:fill="E0F7FA"/>
+            <w:shd w:val="clear" w:color="auto" w:fill="F0FBFD"/>
             <w:tcBorders>
               <w:top w:val="single" w:sz="4" w:space="0" w:color="CCCCCC"/>
               <w:left w:val="single" w:sz="4" w:space="0" w:color="CCCCCC"/>
@@ -1443,12 +1443,12 @@
         <w:tc>
           <w:tcPr>
             <w:tcW w:type="dxa" w:w="15138"/>
-            <w:shd w:val="clear" w:color="auto" w:fill="7E4C00"/>
+            <w:shd w:val="clear" w:color="auto" w:fill="B8956A"/>
             <w:tcBorders>
-              <w:top w:val="single" w:sz="4" w:space="0" w:color="7E4C00"/>
-              <w:left w:val="single" w:sz="4" w:space="0" w:color="7E4C00"/>
-              <w:bottom w:val="single" w:sz="4" w:space="0" w:color="7E4C00"/>
-              <w:right w:val="single" w:sz="4" w:space="0" w:color="7E4C00"/>
+              <w:top w:val="single" w:sz="4" w:space="0" w:color="B8956A"/>
+              <w:left w:val="single" w:sz="4" w:space="0" w:color="B8956A"/>
+              <w:bottom w:val="single" w:sz="4" w:space="0" w:color="B8956A"/>
+              <w:right w:val="single" w:sz="4" w:space="0" w:color="B8956A"/>
             </w:tcBorders>
           </w:tcPr>
           <w:p>
@@ -1473,7 +1473,7 @@
         <w:tc>
           <w:tcPr>
             <w:tcW w:type="dxa" w:w="15138"/>
-            <w:shd w:val="clear" w:color="auto" w:fill="FFE6CC"/>
+            <w:shd w:val="clear" w:color="auto" w:fill="FFF5ED"/>
             <w:tcBorders>
               <w:top w:val="single" w:sz="4" w:space="0" w:color="CCCCCC"/>
               <w:left w:val="single" w:sz="4" w:space="0" w:color="CCCCCC"/>
@@ -1504,12 +1504,12 @@
         <w:tc>
           <w:tcPr>
             <w:tcW w:type="dxa" w:w="15138"/>
-            <w:shd w:val="clear" w:color="auto" w:fill="1E5631"/>
+            <w:shd w:val="clear" w:color="auto" w:fill="7FAA8C"/>
             <w:tcBorders>
-              <w:top w:val="single" w:sz="4" w:space="0" w:color="1E5631"/>
-              <w:left w:val="single" w:sz="4" w:space="0" w:color="1E5631"/>
-              <w:bottom w:val="single" w:sz="4" w:space="0" w:color="1E5631"/>
-              <w:right w:val="single" w:sz="4" w:space="0" w:color="1E5631"/>
+              <w:top w:val="single" w:sz="4" w:space="0" w:color="7FAA8C"/>
+              <w:left w:val="single" w:sz="4" w:space="0" w:color="7FAA8C"/>
+              <w:bottom w:val="single" w:sz="4" w:space="0" w:color="7FAA8C"/>
+              <w:right w:val="single" w:sz="4" w:space="0" w:color="7FAA8C"/>
             </w:tcBorders>
           </w:tcPr>
           <w:p>
@@ -1534,7 +1534,7 @@
         <w:tc>
           <w:tcPr>
             <w:tcW w:type="dxa" w:w="15138"/>
-            <w:shd w:val="clear" w:color="auto" w:fill="D5E8D4"/>
+            <w:shd w:val="clear" w:color="auto" w:fill="E8F3E6"/>
             <w:tcBorders>
               <w:top w:val="single" w:sz="4" w:space="0" w:color="CCCCCC"/>
               <w:left w:val="single" w:sz="4" w:space="0" w:color="CCCCCC"/>
@@ -1565,12 +1565,12 @@
         <w:tc>
           <w:tcPr>
             <w:tcW w:type="dxa" w:w="15138"/>
-            <w:shd w:val="clear" w:color="auto" w:fill="5D2A8A"/>
+            <w:shd w:val="clear" w:color="auto" w:fill="A689C6"/>
             <w:tcBorders>
-              <w:top w:val="single" w:sz="4" w:space="0" w:color="5D2A8A"/>
-              <w:left w:val="single" w:sz="4" w:space="0" w:color="5D2A8A"/>
-              <w:bottom w:val="single" w:sz="4" w:space="0" w:color="5D2A8A"/>
-              <w:right w:val="single" w:sz="4" w:space="0" w:color="5D2A8A"/>
+              <w:top w:val="single" w:sz="4" w:space="0" w:color="A689C6"/>
+              <w:left w:val="single" w:sz="4" w:space="0" w:color="A689C6"/>
+              <w:bottom w:val="single" w:sz="4" w:space="0" w:color="A689C6"/>
+              <w:right w:val="single" w:sz="4" w:space="0" w:color="A689C6"/>
             </w:tcBorders>
           </w:tcPr>
           <w:p>
@@ -1595,7 +1595,7 @@
         <w:tc>
           <w:tcPr>
             <w:tcW w:type="dxa" w:w="15138"/>
-            <w:shd w:val="clear" w:color="auto" w:fill="EAD7F7"/>
+            <w:shd w:val="clear" w:color="auto" w:fill="F5EEF9"/>
             <w:tcBorders>
               <w:top w:val="single" w:sz="4" w:space="0" w:color="CCCCCC"/>
               <w:left w:val="single" w:sz="4" w:space="0" w:color="CCCCCC"/>
@@ -1640,7 +1640,7 @@
         <w:tc>
           <w:tcPr>
             <w:tcW w:type="dxa" w:w="15138"/>
-            <w:shd w:val="clear" w:color="auto" w:fill="4A4A4A"/>
+            <w:shd w:val="clear" w:color="auto" w:fill="909090"/>
             <w:tcBorders>
               <w:top w:val="single" w:sz="4" w:space="0" w:color="CCCCCC"/>
               <w:left w:val="single" w:sz="4" w:space="0" w:color="CCCCCC"/>
@@ -1670,7 +1670,7 @@
         <w:tc>
           <w:tcPr>
             <w:tcW w:type="dxa" w:w="15138"/>
-            <w:shd w:val="clear" w:color="auto" w:fill="F5F5F5"/>
+            <w:shd w:val="clear" w:color="auto" w:fill="FAFAFA"/>
             <w:tcBorders>
               <w:top w:val="single" w:sz="4" w:space="0" w:color="CCCCCC"/>
               <w:left w:val="single" w:sz="4" w:space="0" w:color="CCCCCC"/>
@@ -1808,7 +1808,7 @@
         <w:tc>
           <w:tcPr>
             <w:tcW w:type="dxa" w:w="15138"/>
-            <w:shd w:val="clear" w:color="auto" w:fill="1A3A5C"/>
+            <w:shd w:val="clear" w:color="auto" w:fill="8AAFCF"/>
             <w:tcBorders>
               <w:top w:val="single" w:sz="4" w:space="0" w:color="CCCCCC"/>
               <w:left w:val="single" w:sz="4" w:space="0" w:color="CCCCCC"/>
@@ -1838,7 +1838,7 @@
         <w:tc>
           <w:tcPr>
             <w:tcW w:type="dxa" w:w="15138"/>
-            <w:shd w:val="clear" w:color="auto" w:fill="D6E4F0"/>
+            <w:shd w:val="clear" w:color="auto" w:fill="E8F2F8"/>
             <w:tcBorders>
               <w:top w:val="single" w:sz="4" w:space="0" w:color="CCCCCC"/>
               <w:left w:val="single" w:sz="4" w:space="0" w:color="CCCCCC"/>
@@ -2025,7 +2025,7 @@
         <w:tc>
           <w:tcPr>
             <w:tcW w:type="dxa" w:w="15138"/>
-            <w:shd w:val="clear" w:color="auto" w:fill="EBF5FB"/>
+            <w:shd w:val="clear" w:color="auto" w:fill="F4F9FD"/>
             <w:tcBorders>
               <w:top w:val="single" w:sz="4" w:space="0" w:color="CCCCCC"/>
               <w:left w:val="single" w:sz="4" w:space="0" w:color="CCCCCC"/>
@@ -2184,7 +2184,7 @@
         <w:tc>
           <w:tcPr>
             <w:tcW w:type="dxa" w:w="5046"/>
-            <w:shd w:val="clear" w:color="auto" w:fill="1E5631"/>
+            <w:shd w:val="clear" w:color="auto" w:fill="7FAA8C"/>
             <w:tcBorders>
               <w:top w:val="single" w:sz="4" w:space="0" w:color="CCCCCC"/>
               <w:left w:val="single" w:sz="4" w:space="0" w:color="CCCCCC"/>
@@ -2212,7 +2212,7 @@
         <w:tc>
           <w:tcPr>
             <w:tcW w:type="dxa" w:w="5046"/>
-            <w:shd w:val="clear" w:color="auto" w:fill="7E4C00"/>
+            <w:shd w:val="clear" w:color="auto" w:fill="B8956A"/>
             <w:tcBorders>
               <w:top w:val="single" w:sz="4" w:space="0" w:color="CCCCCC"/>
               <w:left w:val="single" w:sz="4" w:space="0" w:color="CCCCCC"/>
@@ -2240,7 +2240,7 @@
         <w:tc>
           <w:tcPr>
             <w:tcW w:type="dxa" w:w="5046"/>
-            <w:shd w:val="clear" w:color="auto" w:fill="006064"/>
+            <w:shd w:val="clear" w:color="auto" w:fill="75A6AE"/>
             <w:tcBorders>
               <w:top w:val="single" w:sz="4" w:space="0" w:color="CCCCCC"/>
               <w:left w:val="single" w:sz="4" w:space="0" w:color="CCCCCC"/>
@@ -2270,7 +2270,7 @@
         <w:tc>
           <w:tcPr>
             <w:tcW w:type="dxa" w:w="5046"/>
-            <w:shd w:val="clear" w:color="auto" w:fill="D5E8D4"/>
+            <w:shd w:val="clear" w:color="auto" w:fill="E8F3E6"/>
             <w:tcBorders>
               <w:top w:val="single" w:sz="4" w:space="0" w:color="CCCCCC"/>
               <w:left w:val="single" w:sz="4" w:space="0" w:color="CCCCCC"/>
@@ -2395,7 +2395,7 @@
         <w:tc>
           <w:tcPr>
             <w:tcW w:type="dxa" w:w="5046"/>
-            <w:shd w:val="clear" w:color="auto" w:fill="FFE6CC"/>
+            <w:shd w:val="clear" w:color="auto" w:fill="FFF5ED"/>
             <w:tcBorders>
               <w:top w:val="single" w:sz="4" w:space="0" w:color="CCCCCC"/>
               <w:left w:val="single" w:sz="4" w:space="0" w:color="CCCCCC"/>
@@ -2472,7 +2472,7 @@
         <w:tc>
           <w:tcPr>
             <w:tcW w:type="dxa" w:w="5046"/>
-            <w:shd w:val="clear" w:color="auto" w:fill="E0F7FA"/>
+            <w:shd w:val="clear" w:color="auto" w:fill="F0FBFD"/>
             <w:tcBorders>
               <w:top w:val="single" w:sz="4" w:space="0" w:color="CCCCCC"/>
               <w:left w:val="single" w:sz="4" w:space="0" w:color="CCCCCC"/>
@@ -2565,7 +2565,7 @@
         <w:tc>
           <w:tcPr>
             <w:tcW w:type="dxa" w:w="15138"/>
-            <w:shd w:val="clear" w:color="auto" w:fill="5D2A8A"/>
+            <w:shd w:val="clear" w:color="auto" w:fill="A689C6"/>
             <w:tcBorders>
               <w:top w:val="single" w:sz="4" w:space="0" w:color="CCCCCC"/>
               <w:left w:val="single" w:sz="4" w:space="0" w:color="CCCCCC"/>
@@ -2595,12 +2595,12 @@
         <w:tc>
           <w:tcPr>
             <w:tcW w:type="dxa" w:w="15138"/>
-            <w:shd w:val="clear" w:color="auto" w:fill="006064"/>
+            <w:shd w:val="clear" w:color="auto" w:fill="75A6AE"/>
             <w:tcBorders>
-              <w:top w:val="single" w:sz="4" w:space="0" w:color="006064"/>
-              <w:left w:val="single" w:sz="4" w:space="0" w:color="006064"/>
-              <w:bottom w:val="single" w:sz="4" w:space="0" w:color="006064"/>
-              <w:right w:val="single" w:sz="4" w:space="0" w:color="006064"/>
+              <w:top w:val="single" w:sz="4" w:space="0" w:color="75A6AE"/>
+              <w:left w:val="single" w:sz="4" w:space="0" w:color="75A6AE"/>
+              <w:bottom w:val="single" w:sz="4" w:space="0" w:color="75A6AE"/>
+              <w:right w:val="single" w:sz="4" w:space="0" w:color="75A6AE"/>
             </w:tcBorders>
           </w:tcPr>
           <w:p>
@@ -2625,7 +2625,7 @@
         <w:tc>
           <w:tcPr>
             <w:tcW w:type="dxa" w:w="15138"/>
-            <w:shd w:val="clear" w:color="auto" w:fill="E0F7FA"/>
+            <w:shd w:val="clear" w:color="auto" w:fill="F0FBFD"/>
             <w:tcBorders>
               <w:top w:val="single" w:sz="4" w:space="0" w:color="CCCCCC"/>
               <w:left w:val="single" w:sz="4" w:space="0" w:color="CCCCCC"/>
@@ -2656,12 +2656,12 @@
         <w:tc>
           <w:tcPr>
             <w:tcW w:type="dxa" w:w="15138"/>
-            <w:shd w:val="clear" w:color="auto" w:fill="7E4C00"/>
+            <w:shd w:val="clear" w:color="auto" w:fill="B8956A"/>
             <w:tcBorders>
-              <w:top w:val="single" w:sz="4" w:space="0" w:color="7E4C00"/>
-              <w:left w:val="single" w:sz="4" w:space="0" w:color="7E4C00"/>
-              <w:bottom w:val="single" w:sz="4" w:space="0" w:color="7E4C00"/>
-              <w:right w:val="single" w:sz="4" w:space="0" w:color="7E4C00"/>
+              <w:top w:val="single" w:sz="4" w:space="0" w:color="B8956A"/>
+              <w:left w:val="single" w:sz="4" w:space="0" w:color="B8956A"/>
+              <w:bottom w:val="single" w:sz="4" w:space="0" w:color="B8956A"/>
+              <w:right w:val="single" w:sz="4" w:space="0" w:color="B8956A"/>
             </w:tcBorders>
           </w:tcPr>
           <w:p>
@@ -2686,7 +2686,7 @@
         <w:tc>
           <w:tcPr>
             <w:tcW w:type="dxa" w:w="15138"/>
-            <w:shd w:val="clear" w:color="auto" w:fill="FFE6CC"/>
+            <w:shd w:val="clear" w:color="auto" w:fill="FFF5ED"/>
             <w:tcBorders>
               <w:top w:val="single" w:sz="4" w:space="0" w:color="CCCCCC"/>
               <w:left w:val="single" w:sz="4" w:space="0" w:color="CCCCCC"/>
@@ -2717,12 +2717,12 @@
         <w:tc>
           <w:tcPr>
             <w:tcW w:type="dxa" w:w="15138"/>
-            <w:shd w:val="clear" w:color="auto" w:fill="1E5631"/>
+            <w:shd w:val="clear" w:color="auto" w:fill="7FAA8C"/>
             <w:tcBorders>
-              <w:top w:val="single" w:sz="4" w:space="0" w:color="1E5631"/>
-              <w:left w:val="single" w:sz="4" w:space="0" w:color="1E5631"/>
-              <w:bottom w:val="single" w:sz="4" w:space="0" w:color="1E5631"/>
-              <w:right w:val="single" w:sz="4" w:space="0" w:color="1E5631"/>
+              <w:top w:val="single" w:sz="4" w:space="0" w:color="7FAA8C"/>
+              <w:left w:val="single" w:sz="4" w:space="0" w:color="7FAA8C"/>
+              <w:bottom w:val="single" w:sz="4" w:space="0" w:color="7FAA8C"/>
+              <w:right w:val="single" w:sz="4" w:space="0" w:color="7FAA8C"/>
             </w:tcBorders>
           </w:tcPr>
           <w:p>
@@ -2747,7 +2747,7 @@
         <w:tc>
           <w:tcPr>
             <w:tcW w:type="dxa" w:w="15138"/>
-            <w:shd w:val="clear" w:color="auto" w:fill="D5E8D4"/>
+            <w:shd w:val="clear" w:color="auto" w:fill="E8F3E6"/>
             <w:tcBorders>
               <w:top w:val="single" w:sz="4" w:space="0" w:color="CCCCCC"/>
               <w:left w:val="single" w:sz="4" w:space="0" w:color="CCCCCC"/>
@@ -2778,12 +2778,12 @@
         <w:tc>
           <w:tcPr>
             <w:tcW w:type="dxa" w:w="15138"/>
-            <w:shd w:val="clear" w:color="auto" w:fill="5D2A8A"/>
+            <w:shd w:val="clear" w:color="auto" w:fill="A689C6"/>
             <w:tcBorders>
-              <w:top w:val="single" w:sz="4" w:space="0" w:color="5D2A8A"/>
-              <w:left w:val="single" w:sz="4" w:space="0" w:color="5D2A8A"/>
-              <w:bottom w:val="single" w:sz="4" w:space="0" w:color="5D2A8A"/>
-              <w:right w:val="single" w:sz="4" w:space="0" w:color="5D2A8A"/>
+              <w:top w:val="single" w:sz="4" w:space="0" w:color="A689C6"/>
+              <w:left w:val="single" w:sz="4" w:space="0" w:color="A689C6"/>
+              <w:bottom w:val="single" w:sz="4" w:space="0" w:color="A689C6"/>
+              <w:right w:val="single" w:sz="4" w:space="0" w:color="A689C6"/>
             </w:tcBorders>
           </w:tcPr>
           <w:p>
@@ -2808,7 +2808,7 @@
         <w:tc>
           <w:tcPr>
             <w:tcW w:type="dxa" w:w="15138"/>
-            <w:shd w:val="clear" w:color="auto" w:fill="EAD7F7"/>
+            <w:shd w:val="clear" w:color="auto" w:fill="F5EEF9"/>
             <w:tcBorders>
               <w:top w:val="single" w:sz="4" w:space="0" w:color="CCCCCC"/>
               <w:left w:val="single" w:sz="4" w:space="0" w:color="CCCCCC"/>
@@ -2853,7 +2853,7 @@
         <w:tc>
           <w:tcPr>
             <w:tcW w:type="dxa" w:w="15138"/>
-            <w:shd w:val="clear" w:color="auto" w:fill="4A4A4A"/>
+            <w:shd w:val="clear" w:color="auto" w:fill="909090"/>
             <w:tcBorders>
               <w:top w:val="single" w:sz="4" w:space="0" w:color="CCCCCC"/>
               <w:left w:val="single" w:sz="4" w:space="0" w:color="CCCCCC"/>
@@ -2883,7 +2883,7 @@
         <w:tc>
           <w:tcPr>
             <w:tcW w:type="dxa" w:w="15138"/>
-            <w:shd w:val="clear" w:color="auto" w:fill="F5F5F5"/>
+            <w:shd w:val="clear" w:color="auto" w:fill="FAFAFA"/>
             <w:tcBorders>
               <w:top w:val="single" w:sz="4" w:space="0" w:color="CCCCCC"/>
               <w:left w:val="single" w:sz="4" w:space="0" w:color="CCCCCC"/>
@@ -3021,7 +3021,7 @@
         <w:tc>
           <w:tcPr>
             <w:tcW w:type="dxa" w:w="15138"/>
-            <w:shd w:val="clear" w:color="auto" w:fill="1A3A5C"/>
+            <w:shd w:val="clear" w:color="auto" w:fill="8AAFCF"/>
             <w:tcBorders>
               <w:top w:val="single" w:sz="4" w:space="0" w:color="CCCCCC"/>
               <w:left w:val="single" w:sz="4" w:space="0" w:color="CCCCCC"/>
@@ -3051,7 +3051,7 @@
         <w:tc>
           <w:tcPr>
             <w:tcW w:type="dxa" w:w="15138"/>
-            <w:shd w:val="clear" w:color="auto" w:fill="D6E4F0"/>
+            <w:shd w:val="clear" w:color="auto" w:fill="E8F2F8"/>
             <w:tcBorders>
               <w:top w:val="single" w:sz="4" w:space="0" w:color="CCCCCC"/>
               <w:left w:val="single" w:sz="4" w:space="0" w:color="CCCCCC"/>
@@ -3222,7 +3222,7 @@
         <w:tc>
           <w:tcPr>
             <w:tcW w:type="dxa" w:w="15138"/>
-            <w:shd w:val="clear" w:color="auto" w:fill="EBF5FB"/>
+            <w:shd w:val="clear" w:color="auto" w:fill="F4F9FD"/>
             <w:tcBorders>
               <w:top w:val="single" w:sz="4" w:space="0" w:color="CCCCCC"/>
               <w:left w:val="single" w:sz="4" w:space="0" w:color="CCCCCC"/>
@@ -3365,7 +3365,7 @@
         <w:tc>
           <w:tcPr>
             <w:tcW w:type="dxa" w:w="5046"/>
-            <w:shd w:val="clear" w:color="auto" w:fill="1E5631"/>
+            <w:shd w:val="clear" w:color="auto" w:fill="7FAA8C"/>
             <w:tcBorders>
               <w:top w:val="single" w:sz="4" w:space="0" w:color="CCCCCC"/>
               <w:left w:val="single" w:sz="4" w:space="0" w:color="CCCCCC"/>
@@ -3393,7 +3393,7 @@
         <w:tc>
           <w:tcPr>
             <w:tcW w:type="dxa" w:w="5046"/>
-            <w:shd w:val="clear" w:color="auto" w:fill="7E4C00"/>
+            <w:shd w:val="clear" w:color="auto" w:fill="B8956A"/>
             <w:tcBorders>
               <w:top w:val="single" w:sz="4" w:space="0" w:color="CCCCCC"/>
               <w:left w:val="single" w:sz="4" w:space="0" w:color="CCCCCC"/>
@@ -3421,7 +3421,7 @@
         <w:tc>
           <w:tcPr>
             <w:tcW w:type="dxa" w:w="5046"/>
-            <w:shd w:val="clear" w:color="auto" w:fill="006064"/>
+            <w:shd w:val="clear" w:color="auto" w:fill="75A6AE"/>
             <w:tcBorders>
               <w:top w:val="single" w:sz="4" w:space="0" w:color="CCCCCC"/>
               <w:left w:val="single" w:sz="4" w:space="0" w:color="CCCCCC"/>
@@ -3451,7 +3451,7 @@
         <w:tc>
           <w:tcPr>
             <w:tcW w:type="dxa" w:w="5046"/>
-            <w:shd w:val="clear" w:color="auto" w:fill="D5E8D4"/>
+            <w:shd w:val="clear" w:color="auto" w:fill="E8F3E6"/>
             <w:tcBorders>
               <w:top w:val="single" w:sz="4" w:space="0" w:color="CCCCCC"/>
               <w:left w:val="single" w:sz="4" w:space="0" w:color="CCCCCC"/>
@@ -3528,7 +3528,7 @@
         <w:tc>
           <w:tcPr>
             <w:tcW w:type="dxa" w:w="5046"/>
-            <w:shd w:val="clear" w:color="auto" w:fill="FFE6CC"/>
+            <w:shd w:val="clear" w:color="auto" w:fill="FFF5ED"/>
             <w:tcBorders>
               <w:top w:val="single" w:sz="4" w:space="0" w:color="CCCCCC"/>
               <w:left w:val="single" w:sz="4" w:space="0" w:color="CCCCCC"/>
@@ -3637,7 +3637,7 @@
         <w:tc>
           <w:tcPr>
             <w:tcW w:type="dxa" w:w="5046"/>
-            <w:shd w:val="clear" w:color="auto" w:fill="E0F7FA"/>
+            <w:shd w:val="clear" w:color="auto" w:fill="F0FBFD"/>
             <w:tcBorders>
               <w:top w:val="single" w:sz="4" w:space="0" w:color="CCCCCC"/>
               <w:left w:val="single" w:sz="4" w:space="0" w:color="CCCCCC"/>
@@ -3858,7 +3858,7 @@
         <w:tc>
           <w:tcPr>
             <w:tcW w:type="dxa" w:w="15138"/>
-            <w:shd w:val="clear" w:color="auto" w:fill="5D2A8A"/>
+            <w:shd w:val="clear" w:color="auto" w:fill="A689C6"/>
             <w:tcBorders>
               <w:top w:val="single" w:sz="4" w:space="0" w:color="CCCCCC"/>
               <w:left w:val="single" w:sz="4" w:space="0" w:color="CCCCCC"/>
@@ -3888,12 +3888,12 @@
         <w:tc>
           <w:tcPr>
             <w:tcW w:type="dxa" w:w="15138"/>
-            <w:shd w:val="clear" w:color="auto" w:fill="006064"/>
+            <w:shd w:val="clear" w:color="auto" w:fill="75A6AE"/>
             <w:tcBorders>
-              <w:top w:val="single" w:sz="4" w:space="0" w:color="006064"/>
-              <w:left w:val="single" w:sz="4" w:space="0" w:color="006064"/>
-              <w:bottom w:val="single" w:sz="4" w:space="0" w:color="006064"/>
-              <w:right w:val="single" w:sz="4" w:space="0" w:color="006064"/>
+              <w:top w:val="single" w:sz="4" w:space="0" w:color="75A6AE"/>
+              <w:left w:val="single" w:sz="4" w:space="0" w:color="75A6AE"/>
+              <w:bottom w:val="single" w:sz="4" w:space="0" w:color="75A6AE"/>
+              <w:right w:val="single" w:sz="4" w:space="0" w:color="75A6AE"/>
             </w:tcBorders>
           </w:tcPr>
           <w:p>
@@ -3918,7 +3918,7 @@
         <w:tc>
           <w:tcPr>
             <w:tcW w:type="dxa" w:w="15138"/>
-            <w:shd w:val="clear" w:color="auto" w:fill="E0F7FA"/>
+            <w:shd w:val="clear" w:color="auto" w:fill="F0FBFD"/>
             <w:tcBorders>
               <w:top w:val="single" w:sz="4" w:space="0" w:color="CCCCCC"/>
               <w:left w:val="single" w:sz="4" w:space="0" w:color="CCCCCC"/>
@@ -3949,12 +3949,12 @@
         <w:tc>
           <w:tcPr>
             <w:tcW w:type="dxa" w:w="15138"/>
-            <w:shd w:val="clear" w:color="auto" w:fill="7E4C00"/>
+            <w:shd w:val="clear" w:color="auto" w:fill="B8956A"/>
             <w:tcBorders>
-              <w:top w:val="single" w:sz="4" w:space="0" w:color="7E4C00"/>
-              <w:left w:val="single" w:sz="4" w:space="0" w:color="7E4C00"/>
-              <w:bottom w:val="single" w:sz="4" w:space="0" w:color="7E4C00"/>
-              <w:right w:val="single" w:sz="4" w:space="0" w:color="7E4C00"/>
+              <w:top w:val="single" w:sz="4" w:space="0" w:color="B8956A"/>
+              <w:left w:val="single" w:sz="4" w:space="0" w:color="B8956A"/>
+              <w:bottom w:val="single" w:sz="4" w:space="0" w:color="B8956A"/>
+              <w:right w:val="single" w:sz="4" w:space="0" w:color="B8956A"/>
             </w:tcBorders>
           </w:tcPr>
           <w:p>
@@ -3979,7 +3979,7 @@
         <w:tc>
           <w:tcPr>
             <w:tcW w:type="dxa" w:w="15138"/>
-            <w:shd w:val="clear" w:color="auto" w:fill="FFE6CC"/>
+            <w:shd w:val="clear" w:color="auto" w:fill="FFF5ED"/>
             <w:tcBorders>
               <w:top w:val="single" w:sz="4" w:space="0" w:color="CCCCCC"/>
               <w:left w:val="single" w:sz="4" w:space="0" w:color="CCCCCC"/>
@@ -4010,12 +4010,12 @@
         <w:tc>
           <w:tcPr>
             <w:tcW w:type="dxa" w:w="15138"/>
-            <w:shd w:val="clear" w:color="auto" w:fill="1E5631"/>
+            <w:shd w:val="clear" w:color="auto" w:fill="7FAA8C"/>
             <w:tcBorders>
-              <w:top w:val="single" w:sz="4" w:space="0" w:color="1E5631"/>
-              <w:left w:val="single" w:sz="4" w:space="0" w:color="1E5631"/>
-              <w:bottom w:val="single" w:sz="4" w:space="0" w:color="1E5631"/>
-              <w:right w:val="single" w:sz="4" w:space="0" w:color="1E5631"/>
+              <w:top w:val="single" w:sz="4" w:space="0" w:color="7FAA8C"/>
+              <w:left w:val="single" w:sz="4" w:space="0" w:color="7FAA8C"/>
+              <w:bottom w:val="single" w:sz="4" w:space="0" w:color="7FAA8C"/>
+              <w:right w:val="single" w:sz="4" w:space="0" w:color="7FAA8C"/>
             </w:tcBorders>
           </w:tcPr>
           <w:p>
@@ -4040,7 +4040,7 @@
         <w:tc>
           <w:tcPr>
             <w:tcW w:type="dxa" w:w="15138"/>
-            <w:shd w:val="clear" w:color="auto" w:fill="D5E8D4"/>
+            <w:shd w:val="clear" w:color="auto" w:fill="E8F3E6"/>
             <w:tcBorders>
               <w:top w:val="single" w:sz="4" w:space="0" w:color="CCCCCC"/>
               <w:left w:val="single" w:sz="4" w:space="0" w:color="CCCCCC"/>
@@ -4071,12 +4071,12 @@
         <w:tc>
           <w:tcPr>
             <w:tcW w:type="dxa" w:w="15138"/>
-            <w:shd w:val="clear" w:color="auto" w:fill="5D2A8A"/>
+            <w:shd w:val="clear" w:color="auto" w:fill="A689C6"/>
             <w:tcBorders>
-              <w:top w:val="single" w:sz="4" w:space="0" w:color="5D2A8A"/>
-              <w:left w:val="single" w:sz="4" w:space="0" w:color="5D2A8A"/>
-              <w:bottom w:val="single" w:sz="4" w:space="0" w:color="5D2A8A"/>
-              <w:right w:val="single" w:sz="4" w:space="0" w:color="5D2A8A"/>
+              <w:top w:val="single" w:sz="4" w:space="0" w:color="A689C6"/>
+              <w:left w:val="single" w:sz="4" w:space="0" w:color="A689C6"/>
+              <w:bottom w:val="single" w:sz="4" w:space="0" w:color="A689C6"/>
+              <w:right w:val="single" w:sz="4" w:space="0" w:color="A689C6"/>
             </w:tcBorders>
           </w:tcPr>
           <w:p>
@@ -4101,7 +4101,7 @@
         <w:tc>
           <w:tcPr>
             <w:tcW w:type="dxa" w:w="15138"/>
-            <w:shd w:val="clear" w:color="auto" w:fill="EAD7F7"/>
+            <w:shd w:val="clear" w:color="auto" w:fill="F5EEF9"/>
             <w:tcBorders>
               <w:top w:val="single" w:sz="4" w:space="0" w:color="CCCCCC"/>
               <w:left w:val="single" w:sz="4" w:space="0" w:color="CCCCCC"/>
@@ -4146,7 +4146,7 @@
         <w:tc>
           <w:tcPr>
             <w:tcW w:type="dxa" w:w="15138"/>
-            <w:shd w:val="clear" w:color="auto" w:fill="4A4A4A"/>
+            <w:shd w:val="clear" w:color="auto" w:fill="909090"/>
             <w:tcBorders>
               <w:top w:val="single" w:sz="4" w:space="0" w:color="CCCCCC"/>
               <w:left w:val="single" w:sz="4" w:space="0" w:color="CCCCCC"/>
@@ -4176,7 +4176,7 @@
         <w:tc>
           <w:tcPr>
             <w:tcW w:type="dxa" w:w="15138"/>
-            <w:shd w:val="clear" w:color="auto" w:fill="F5F5F5"/>
+            <w:shd w:val="clear" w:color="auto" w:fill="FAFAFA"/>
             <w:tcBorders>
               <w:top w:val="single" w:sz="4" w:space="0" w:color="CCCCCC"/>
               <w:left w:val="single" w:sz="4" w:space="0" w:color="CCCCCC"/>
@@ -4314,7 +4314,7 @@
         <w:tc>
           <w:tcPr>
             <w:tcW w:type="dxa" w:w="15138"/>
-            <w:shd w:val="clear" w:color="auto" w:fill="1A3A5C"/>
+            <w:shd w:val="clear" w:color="auto" w:fill="8AAFCF"/>
             <w:tcBorders>
               <w:top w:val="single" w:sz="4" w:space="0" w:color="CCCCCC"/>
               <w:left w:val="single" w:sz="4" w:space="0" w:color="CCCCCC"/>
@@ -4344,7 +4344,7 @@
         <w:tc>
           <w:tcPr>
             <w:tcW w:type="dxa" w:w="15138"/>
-            <w:shd w:val="clear" w:color="auto" w:fill="D6E4F0"/>
+            <w:shd w:val="clear" w:color="auto" w:fill="E8F2F8"/>
             <w:tcBorders>
               <w:top w:val="single" w:sz="4" w:space="0" w:color="CCCCCC"/>
               <w:left w:val="single" w:sz="4" w:space="0" w:color="CCCCCC"/>
@@ -4499,7 +4499,7 @@
         <w:tc>
           <w:tcPr>
             <w:tcW w:type="dxa" w:w="15138"/>
-            <w:shd w:val="clear" w:color="auto" w:fill="EBF5FB"/>
+            <w:shd w:val="clear" w:color="auto" w:fill="F4F9FD"/>
             <w:tcBorders>
               <w:top w:val="single" w:sz="4" w:space="0" w:color="CCCCCC"/>
               <w:left w:val="single" w:sz="4" w:space="0" w:color="CCCCCC"/>
@@ -4626,7 +4626,7 @@
         <w:tc>
           <w:tcPr>
             <w:tcW w:type="dxa" w:w="5046"/>
-            <w:shd w:val="clear" w:color="auto" w:fill="1E5631"/>
+            <w:shd w:val="clear" w:color="auto" w:fill="7FAA8C"/>
             <w:tcBorders>
               <w:top w:val="single" w:sz="4" w:space="0" w:color="CCCCCC"/>
               <w:left w:val="single" w:sz="4" w:space="0" w:color="CCCCCC"/>
@@ -4654,7 +4654,7 @@
         <w:tc>
           <w:tcPr>
             <w:tcW w:type="dxa" w:w="5046"/>
-            <w:shd w:val="clear" w:color="auto" w:fill="7E4C00"/>
+            <w:shd w:val="clear" w:color="auto" w:fill="B8956A"/>
             <w:tcBorders>
               <w:top w:val="single" w:sz="4" w:space="0" w:color="CCCCCC"/>
               <w:left w:val="single" w:sz="4" w:space="0" w:color="CCCCCC"/>
@@ -4682,7 +4682,7 @@
         <w:tc>
           <w:tcPr>
             <w:tcW w:type="dxa" w:w="5046"/>
-            <w:shd w:val="clear" w:color="auto" w:fill="006064"/>
+            <w:shd w:val="clear" w:color="auto" w:fill="75A6AE"/>
             <w:tcBorders>
               <w:top w:val="single" w:sz="4" w:space="0" w:color="CCCCCC"/>
               <w:left w:val="single" w:sz="4" w:space="0" w:color="CCCCCC"/>
@@ -4712,7 +4712,7 @@
         <w:tc>
           <w:tcPr>
             <w:tcW w:type="dxa" w:w="5046"/>
-            <w:shd w:val="clear" w:color="auto" w:fill="D5E8D4"/>
+            <w:shd w:val="clear" w:color="auto" w:fill="E8F3E6"/>
             <w:tcBorders>
               <w:top w:val="single" w:sz="4" w:space="0" w:color="CCCCCC"/>
               <w:left w:val="single" w:sz="4" w:space="0" w:color="CCCCCC"/>
@@ -4869,7 +4869,7 @@
         <w:tc>
           <w:tcPr>
             <w:tcW w:type="dxa" w:w="5046"/>
-            <w:shd w:val="clear" w:color="auto" w:fill="FFE6CC"/>
+            <w:shd w:val="clear" w:color="auto" w:fill="FFF5ED"/>
             <w:tcBorders>
               <w:top w:val="single" w:sz="4" w:space="0" w:color="CCCCCC"/>
               <w:left w:val="single" w:sz="4" w:space="0" w:color="CCCCCC"/>
@@ -4946,7 +4946,7 @@
         <w:tc>
           <w:tcPr>
             <w:tcW w:type="dxa" w:w="5046"/>
-            <w:shd w:val="clear" w:color="auto" w:fill="E0F7FA"/>
+            <w:shd w:val="clear" w:color="auto" w:fill="F0FBFD"/>
             <w:tcBorders>
               <w:top w:val="single" w:sz="4" w:space="0" w:color="CCCCCC"/>
               <w:left w:val="single" w:sz="4" w:space="0" w:color="CCCCCC"/>
@@ -5023,7 +5023,7 @@
         <w:tc>
           <w:tcPr>
             <w:tcW w:type="dxa" w:w="15138"/>
-            <w:shd w:val="clear" w:color="auto" w:fill="5D2A8A"/>
+            <w:shd w:val="clear" w:color="auto" w:fill="A689C6"/>
             <w:tcBorders>
               <w:top w:val="single" w:sz="4" w:space="0" w:color="CCCCCC"/>
               <w:left w:val="single" w:sz="4" w:space="0" w:color="CCCCCC"/>
@@ -5053,12 +5053,12 @@
         <w:tc>
           <w:tcPr>
             <w:tcW w:type="dxa" w:w="15138"/>
-            <w:shd w:val="clear" w:color="auto" w:fill="006064"/>
+            <w:shd w:val="clear" w:color="auto" w:fill="75A6AE"/>
             <w:tcBorders>
-              <w:top w:val="single" w:sz="4" w:space="0" w:color="006064"/>
-              <w:left w:val="single" w:sz="4" w:space="0" w:color="006064"/>
-              <w:bottom w:val="single" w:sz="4" w:space="0" w:color="006064"/>
-              <w:right w:val="single" w:sz="4" w:space="0" w:color="006064"/>
+              <w:top w:val="single" w:sz="4" w:space="0" w:color="75A6AE"/>
+              <w:left w:val="single" w:sz="4" w:space="0" w:color="75A6AE"/>
+              <w:bottom w:val="single" w:sz="4" w:space="0" w:color="75A6AE"/>
+              <w:right w:val="single" w:sz="4" w:space="0" w:color="75A6AE"/>
             </w:tcBorders>
           </w:tcPr>
           <w:p>
@@ -5083,7 +5083,7 @@
         <w:tc>
           <w:tcPr>
             <w:tcW w:type="dxa" w:w="15138"/>
-            <w:shd w:val="clear" w:color="auto" w:fill="E0F7FA"/>
+            <w:shd w:val="clear" w:color="auto" w:fill="F0FBFD"/>
             <w:tcBorders>
               <w:top w:val="single" w:sz="4" w:space="0" w:color="CCCCCC"/>
               <w:left w:val="single" w:sz="4" w:space="0" w:color="CCCCCC"/>
@@ -5114,12 +5114,12 @@
         <w:tc>
           <w:tcPr>
             <w:tcW w:type="dxa" w:w="15138"/>
-            <w:shd w:val="clear" w:color="auto" w:fill="7E4C00"/>
+            <w:shd w:val="clear" w:color="auto" w:fill="B8956A"/>
             <w:tcBorders>
-              <w:top w:val="single" w:sz="4" w:space="0" w:color="7E4C00"/>
-              <w:left w:val="single" w:sz="4" w:space="0" w:color="7E4C00"/>
-              <w:bottom w:val="single" w:sz="4" w:space="0" w:color="7E4C00"/>
-              <w:right w:val="single" w:sz="4" w:space="0" w:color="7E4C00"/>
+              <w:top w:val="single" w:sz="4" w:space="0" w:color="B8956A"/>
+              <w:left w:val="single" w:sz="4" w:space="0" w:color="B8956A"/>
+              <w:bottom w:val="single" w:sz="4" w:space="0" w:color="B8956A"/>
+              <w:right w:val="single" w:sz="4" w:space="0" w:color="B8956A"/>
             </w:tcBorders>
           </w:tcPr>
           <w:p>
@@ -5144,7 +5144,7 @@
         <w:tc>
           <w:tcPr>
             <w:tcW w:type="dxa" w:w="15138"/>
-            <w:shd w:val="clear" w:color="auto" w:fill="FFE6CC"/>
+            <w:shd w:val="clear" w:color="auto" w:fill="FFF5ED"/>
             <w:tcBorders>
               <w:top w:val="single" w:sz="4" w:space="0" w:color="CCCCCC"/>
               <w:left w:val="single" w:sz="4" w:space="0" w:color="CCCCCC"/>
@@ -5175,12 +5175,12 @@
         <w:tc>
           <w:tcPr>
             <w:tcW w:type="dxa" w:w="15138"/>
-            <w:shd w:val="clear" w:color="auto" w:fill="1E5631"/>
+            <w:shd w:val="clear" w:color="auto" w:fill="7FAA8C"/>
             <w:tcBorders>
-              <w:top w:val="single" w:sz="4" w:space="0" w:color="1E5631"/>
-              <w:left w:val="single" w:sz="4" w:space="0" w:color="1E5631"/>
-              <w:bottom w:val="single" w:sz="4" w:space="0" w:color="1E5631"/>
-              <w:right w:val="single" w:sz="4" w:space="0" w:color="1E5631"/>
+              <w:top w:val="single" w:sz="4" w:space="0" w:color="7FAA8C"/>
+              <w:left w:val="single" w:sz="4" w:space="0" w:color="7FAA8C"/>
+              <w:bottom w:val="single" w:sz="4" w:space="0" w:color="7FAA8C"/>
+              <w:right w:val="single" w:sz="4" w:space="0" w:color="7FAA8C"/>
             </w:tcBorders>
           </w:tcPr>
           <w:p>
@@ -5205,7 +5205,7 @@
         <w:tc>
           <w:tcPr>
             <w:tcW w:type="dxa" w:w="15138"/>
-            <w:shd w:val="clear" w:color="auto" w:fill="D5E8D4"/>
+            <w:shd w:val="clear" w:color="auto" w:fill="E8F3E6"/>
             <w:tcBorders>
               <w:top w:val="single" w:sz="4" w:space="0" w:color="CCCCCC"/>
               <w:left w:val="single" w:sz="4" w:space="0" w:color="CCCCCC"/>
@@ -5236,12 +5236,12 @@
         <w:tc>
           <w:tcPr>
             <w:tcW w:type="dxa" w:w="15138"/>
-            <w:shd w:val="clear" w:color="auto" w:fill="5D2A8A"/>
+            <w:shd w:val="clear" w:color="auto" w:fill="A689C6"/>
             <w:tcBorders>
-              <w:top w:val="single" w:sz="4" w:space="0" w:color="5D2A8A"/>
-              <w:left w:val="single" w:sz="4" w:space="0" w:color="5D2A8A"/>
-              <w:bottom w:val="single" w:sz="4" w:space="0" w:color="5D2A8A"/>
-              <w:right w:val="single" w:sz="4" w:space="0" w:color="5D2A8A"/>
+              <w:top w:val="single" w:sz="4" w:space="0" w:color="A689C6"/>
+              <w:left w:val="single" w:sz="4" w:space="0" w:color="A689C6"/>
+              <w:bottom w:val="single" w:sz="4" w:space="0" w:color="A689C6"/>
+              <w:right w:val="single" w:sz="4" w:space="0" w:color="A689C6"/>
             </w:tcBorders>
           </w:tcPr>
           <w:p>
@@ -5266,7 +5266,7 @@
         <w:tc>
           <w:tcPr>
             <w:tcW w:type="dxa" w:w="15138"/>
-            <w:shd w:val="clear" w:color="auto" w:fill="EAD7F7"/>
+            <w:shd w:val="clear" w:color="auto" w:fill="F5EEF9"/>
             <w:tcBorders>
               <w:top w:val="single" w:sz="4" w:space="0" w:color="CCCCCC"/>
               <w:left w:val="single" w:sz="4" w:space="0" w:color="CCCCCC"/>
@@ -5311,7 +5311,7 @@
         <w:tc>
           <w:tcPr>
             <w:tcW w:type="dxa" w:w="15138"/>
-            <w:shd w:val="clear" w:color="auto" w:fill="4A4A4A"/>
+            <w:shd w:val="clear" w:color="auto" w:fill="909090"/>
             <w:tcBorders>
               <w:top w:val="single" w:sz="4" w:space="0" w:color="CCCCCC"/>
               <w:left w:val="single" w:sz="4" w:space="0" w:color="CCCCCC"/>
@@ -5341,7 +5341,7 @@
         <w:tc>
           <w:tcPr>
             <w:tcW w:type="dxa" w:w="15138"/>
-            <w:shd w:val="clear" w:color="auto" w:fill="F5F5F5"/>
+            <w:shd w:val="clear" w:color="auto" w:fill="FAFAFA"/>
             <w:tcBorders>
               <w:top w:val="single" w:sz="4" w:space="0" w:color="CCCCCC"/>
               <w:left w:val="single" w:sz="4" w:space="0" w:color="CCCCCC"/>
@@ -5479,7 +5479,7 @@
         <w:tc>
           <w:tcPr>
             <w:tcW w:type="dxa" w:w="15138"/>
-            <w:shd w:val="clear" w:color="auto" w:fill="1A3A5C"/>
+            <w:shd w:val="clear" w:color="auto" w:fill="8AAFCF"/>
             <w:tcBorders>
               <w:top w:val="single" w:sz="4" w:space="0" w:color="CCCCCC"/>
               <w:left w:val="single" w:sz="4" w:space="0" w:color="CCCCCC"/>
@@ -5509,7 +5509,7 @@
         <w:tc>
           <w:tcPr>
             <w:tcW w:type="dxa" w:w="15138"/>
-            <w:shd w:val="clear" w:color="auto" w:fill="D6E4F0"/>
+            <w:shd w:val="clear" w:color="auto" w:fill="E8F2F8"/>
             <w:tcBorders>
               <w:top w:val="single" w:sz="4" w:space="0" w:color="CCCCCC"/>
               <w:left w:val="single" w:sz="4" w:space="0" w:color="CCCCCC"/>
@@ -5712,7 +5712,7 @@
         <w:tc>
           <w:tcPr>
             <w:tcW w:type="dxa" w:w="15138"/>
-            <w:shd w:val="clear" w:color="auto" w:fill="EBF5FB"/>
+            <w:shd w:val="clear" w:color="auto" w:fill="F4F9FD"/>
             <w:tcBorders>
               <w:top w:val="single" w:sz="4" w:space="0" w:color="CCCCCC"/>
               <w:left w:val="single" w:sz="4" w:space="0" w:color="CCCCCC"/>
@@ -5887,7 +5887,7 @@
         <w:tc>
           <w:tcPr>
             <w:tcW w:type="dxa" w:w="5046"/>
-            <w:shd w:val="clear" w:color="auto" w:fill="1E5631"/>
+            <w:shd w:val="clear" w:color="auto" w:fill="7FAA8C"/>
             <w:tcBorders>
               <w:top w:val="single" w:sz="4" w:space="0" w:color="CCCCCC"/>
               <w:left w:val="single" w:sz="4" w:space="0" w:color="CCCCCC"/>
@@ -5915,7 +5915,7 @@
         <w:tc>
           <w:tcPr>
             <w:tcW w:type="dxa" w:w="5046"/>
-            <w:shd w:val="clear" w:color="auto" w:fill="7E4C00"/>
+            <w:shd w:val="clear" w:color="auto" w:fill="B8956A"/>
             <w:tcBorders>
               <w:top w:val="single" w:sz="4" w:space="0" w:color="CCCCCC"/>
               <w:left w:val="single" w:sz="4" w:space="0" w:color="CCCCCC"/>
@@ -5943,7 +5943,7 @@
         <w:tc>
           <w:tcPr>
             <w:tcW w:type="dxa" w:w="5046"/>
-            <w:shd w:val="clear" w:color="auto" w:fill="006064"/>
+            <w:shd w:val="clear" w:color="auto" w:fill="75A6AE"/>
             <w:tcBorders>
               <w:top w:val="single" w:sz="4" w:space="0" w:color="CCCCCC"/>
               <w:left w:val="single" w:sz="4" w:space="0" w:color="CCCCCC"/>
@@ -5973,7 +5973,7 @@
         <w:tc>
           <w:tcPr>
             <w:tcW w:type="dxa" w:w="5046"/>
-            <w:shd w:val="clear" w:color="auto" w:fill="D5E8D4"/>
+            <w:shd w:val="clear" w:color="auto" w:fill="E8F3E6"/>
             <w:tcBorders>
               <w:top w:val="single" w:sz="4" w:space="0" w:color="CCCCCC"/>
               <w:left w:val="single" w:sz="4" w:space="0" w:color="CCCCCC"/>
@@ -6034,7 +6034,7 @@
         <w:tc>
           <w:tcPr>
             <w:tcW w:type="dxa" w:w="5046"/>
-            <w:shd w:val="clear" w:color="auto" w:fill="FFE6CC"/>
+            <w:shd w:val="clear" w:color="auto" w:fill="FFF5ED"/>
             <w:tcBorders>
               <w:top w:val="single" w:sz="4" w:space="0" w:color="CCCCCC"/>
               <w:left w:val="single" w:sz="4" w:space="0" w:color="CCCCCC"/>
@@ -6127,7 +6127,7 @@
         <w:tc>
           <w:tcPr>
             <w:tcW w:type="dxa" w:w="5046"/>
-            <w:shd w:val="clear" w:color="auto" w:fill="E0F7FA"/>
+            <w:shd w:val="clear" w:color="auto" w:fill="F0FBFD"/>
             <w:tcBorders>
               <w:top w:val="single" w:sz="4" w:space="0" w:color="CCCCCC"/>
               <w:left w:val="single" w:sz="4" w:space="0" w:color="CCCCCC"/>
@@ -6204,7 +6204,7 @@
         <w:tc>
           <w:tcPr>
             <w:tcW w:type="dxa" w:w="15138"/>
-            <w:shd w:val="clear" w:color="auto" w:fill="5D2A8A"/>
+            <w:shd w:val="clear" w:color="auto" w:fill="A689C6"/>
             <w:tcBorders>
               <w:top w:val="single" w:sz="4" w:space="0" w:color="CCCCCC"/>
               <w:left w:val="single" w:sz="4" w:space="0" w:color="CCCCCC"/>
@@ -6234,12 +6234,12 @@
         <w:tc>
           <w:tcPr>
             <w:tcW w:type="dxa" w:w="15138"/>
-            <w:shd w:val="clear" w:color="auto" w:fill="006064"/>
+            <w:shd w:val="clear" w:color="auto" w:fill="75A6AE"/>
             <w:tcBorders>
-              <w:top w:val="single" w:sz="4" w:space="0" w:color="006064"/>
-              <w:left w:val="single" w:sz="4" w:space="0" w:color="006064"/>
-              <w:bottom w:val="single" w:sz="4" w:space="0" w:color="006064"/>
-              <w:right w:val="single" w:sz="4" w:space="0" w:color="006064"/>
+              <w:top w:val="single" w:sz="4" w:space="0" w:color="75A6AE"/>
+              <w:left w:val="single" w:sz="4" w:space="0" w:color="75A6AE"/>
+              <w:bottom w:val="single" w:sz="4" w:space="0" w:color="75A6AE"/>
+              <w:right w:val="single" w:sz="4" w:space="0" w:color="75A6AE"/>
             </w:tcBorders>
           </w:tcPr>
           <w:p>
@@ -6264,7 +6264,7 @@
         <w:tc>
           <w:tcPr>
             <w:tcW w:type="dxa" w:w="15138"/>
-            <w:shd w:val="clear" w:color="auto" w:fill="E0F7FA"/>
+            <w:shd w:val="clear" w:color="auto" w:fill="F0FBFD"/>
             <w:tcBorders>
               <w:top w:val="single" w:sz="4" w:space="0" w:color="CCCCCC"/>
               <w:left w:val="single" w:sz="4" w:space="0" w:color="CCCCCC"/>
@@ -6295,12 +6295,12 @@
         <w:tc>
           <w:tcPr>
             <w:tcW w:type="dxa" w:w="15138"/>
-            <w:shd w:val="clear" w:color="auto" w:fill="7E4C00"/>
+            <w:shd w:val="clear" w:color="auto" w:fill="B8956A"/>
             <w:tcBorders>
-              <w:top w:val="single" w:sz="4" w:space="0" w:color="7E4C00"/>
-              <w:left w:val="single" w:sz="4" w:space="0" w:color="7E4C00"/>
-              <w:bottom w:val="single" w:sz="4" w:space="0" w:color="7E4C00"/>
-              <w:right w:val="single" w:sz="4" w:space="0" w:color="7E4C00"/>
+              <w:top w:val="single" w:sz="4" w:space="0" w:color="B8956A"/>
+              <w:left w:val="single" w:sz="4" w:space="0" w:color="B8956A"/>
+              <w:bottom w:val="single" w:sz="4" w:space="0" w:color="B8956A"/>
+              <w:right w:val="single" w:sz="4" w:space="0" w:color="B8956A"/>
             </w:tcBorders>
           </w:tcPr>
           <w:p>
@@ -6325,7 +6325,7 @@
         <w:tc>
           <w:tcPr>
             <w:tcW w:type="dxa" w:w="15138"/>
-            <w:shd w:val="clear" w:color="auto" w:fill="FFE6CC"/>
+            <w:shd w:val="clear" w:color="auto" w:fill="FFF5ED"/>
             <w:tcBorders>
               <w:top w:val="single" w:sz="4" w:space="0" w:color="CCCCCC"/>
               <w:left w:val="single" w:sz="4" w:space="0" w:color="CCCCCC"/>
@@ -6356,12 +6356,12 @@
         <w:tc>
           <w:tcPr>
             <w:tcW w:type="dxa" w:w="15138"/>
-            <w:shd w:val="clear" w:color="auto" w:fill="1E5631"/>
+            <w:shd w:val="clear" w:color="auto" w:fill="7FAA8C"/>
             <w:tcBorders>
-              <w:top w:val="single" w:sz="4" w:space="0" w:color="1E5631"/>
-              <w:left w:val="single" w:sz="4" w:space="0" w:color="1E5631"/>
-              <w:bottom w:val="single" w:sz="4" w:space="0" w:color="1E5631"/>
-              <w:right w:val="single" w:sz="4" w:space="0" w:color="1E5631"/>
+              <w:top w:val="single" w:sz="4" w:space="0" w:color="7FAA8C"/>
+              <w:left w:val="single" w:sz="4" w:space="0" w:color="7FAA8C"/>
+              <w:bottom w:val="single" w:sz="4" w:space="0" w:color="7FAA8C"/>
+              <w:right w:val="single" w:sz="4" w:space="0" w:color="7FAA8C"/>
             </w:tcBorders>
           </w:tcPr>
           <w:p>
@@ -6386,7 +6386,7 @@
         <w:tc>
           <w:tcPr>
             <w:tcW w:type="dxa" w:w="15138"/>
-            <w:shd w:val="clear" w:color="auto" w:fill="D5E8D4"/>
+            <w:shd w:val="clear" w:color="auto" w:fill="E8F3E6"/>
             <w:tcBorders>
               <w:top w:val="single" w:sz="4" w:space="0" w:color="CCCCCC"/>
               <w:left w:val="single" w:sz="4" w:space="0" w:color="CCCCCC"/>
@@ -6417,12 +6417,12 @@
         <w:tc>
           <w:tcPr>
             <w:tcW w:type="dxa" w:w="15138"/>
-            <w:shd w:val="clear" w:color="auto" w:fill="5D2A8A"/>
+            <w:shd w:val="clear" w:color="auto" w:fill="A689C6"/>
             <w:tcBorders>
-              <w:top w:val="single" w:sz="4" w:space="0" w:color="5D2A8A"/>
-              <w:left w:val="single" w:sz="4" w:space="0" w:color="5D2A8A"/>
-              <w:bottom w:val="single" w:sz="4" w:space="0" w:color="5D2A8A"/>
-              <w:right w:val="single" w:sz="4" w:space="0" w:color="5D2A8A"/>
+              <w:top w:val="single" w:sz="4" w:space="0" w:color="A689C6"/>
+              <w:left w:val="single" w:sz="4" w:space="0" w:color="A689C6"/>
+              <w:bottom w:val="single" w:sz="4" w:space="0" w:color="A689C6"/>
+              <w:right w:val="single" w:sz="4" w:space="0" w:color="A689C6"/>
             </w:tcBorders>
           </w:tcPr>
           <w:p>
@@ -6447,7 +6447,7 @@
         <w:tc>
           <w:tcPr>
             <w:tcW w:type="dxa" w:w="15138"/>
-            <w:shd w:val="clear" w:color="auto" w:fill="EAD7F7"/>
+            <w:shd w:val="clear" w:color="auto" w:fill="F5EEF9"/>
             <w:tcBorders>
               <w:top w:val="single" w:sz="4" w:space="0" w:color="CCCCCC"/>
               <w:left w:val="single" w:sz="4" w:space="0" w:color="CCCCCC"/>
@@ -6492,7 +6492,7 @@
         <w:tc>
           <w:tcPr>
             <w:tcW w:type="dxa" w:w="15138"/>
-            <w:shd w:val="clear" w:color="auto" w:fill="4A4A4A"/>
+            <w:shd w:val="clear" w:color="auto" w:fill="909090"/>
             <w:tcBorders>
               <w:top w:val="single" w:sz="4" w:space="0" w:color="CCCCCC"/>
               <w:left w:val="single" w:sz="4" w:space="0" w:color="CCCCCC"/>
@@ -6522,7 +6522,7 @@
         <w:tc>
           <w:tcPr>
             <w:tcW w:type="dxa" w:w="15138"/>
-            <w:shd w:val="clear" w:color="auto" w:fill="F5F5F5"/>
+            <w:shd w:val="clear" w:color="auto" w:fill="FAFAFA"/>
             <w:tcBorders>
               <w:top w:val="single" w:sz="4" w:space="0" w:color="CCCCCC"/>
               <w:left w:val="single" w:sz="4" w:space="0" w:color="CCCCCC"/>
@@ -6660,7 +6660,7 @@
         <w:tc>
           <w:tcPr>
             <w:tcW w:type="dxa" w:w="15138"/>
-            <w:shd w:val="clear" w:color="auto" w:fill="1A3A5C"/>
+            <w:shd w:val="clear" w:color="auto" w:fill="8AAFCF"/>
             <w:tcBorders>
               <w:top w:val="single" w:sz="4" w:space="0" w:color="CCCCCC"/>
               <w:left w:val="single" w:sz="4" w:space="0" w:color="CCCCCC"/>
@@ -6690,7 +6690,7 @@
         <w:tc>
           <w:tcPr>
             <w:tcW w:type="dxa" w:w="15138"/>
-            <w:shd w:val="clear" w:color="auto" w:fill="D6E4F0"/>
+            <w:shd w:val="clear" w:color="auto" w:fill="E8F2F8"/>
             <w:tcBorders>
               <w:top w:val="single" w:sz="4" w:space="0" w:color="CCCCCC"/>
               <w:left w:val="single" w:sz="4" w:space="0" w:color="CCCCCC"/>
@@ -7005,7 +7005,7 @@
         <w:tc>
           <w:tcPr>
             <w:tcW w:type="dxa" w:w="15138"/>
-            <w:shd w:val="clear" w:color="auto" w:fill="EBF5FB"/>
+            <w:shd w:val="clear" w:color="auto" w:fill="F4F9FD"/>
             <w:tcBorders>
               <w:top w:val="single" w:sz="4" w:space="0" w:color="CCCCCC"/>
               <w:left w:val="single" w:sz="4" w:space="0" w:color="CCCCCC"/>
@@ -7292,7 +7292,7 @@
         <w:tc>
           <w:tcPr>
             <w:tcW w:type="dxa" w:w="5046"/>
-            <w:shd w:val="clear" w:color="auto" w:fill="1E5631"/>
+            <w:shd w:val="clear" w:color="auto" w:fill="7FAA8C"/>
             <w:tcBorders>
               <w:top w:val="single" w:sz="4" w:space="0" w:color="CCCCCC"/>
               <w:left w:val="single" w:sz="4" w:space="0" w:color="CCCCCC"/>
@@ -7320,7 +7320,7 @@
         <w:tc>
           <w:tcPr>
             <w:tcW w:type="dxa" w:w="5046"/>
-            <w:shd w:val="clear" w:color="auto" w:fill="7E4C00"/>
+            <w:shd w:val="clear" w:color="auto" w:fill="B8956A"/>
             <w:tcBorders>
               <w:top w:val="single" w:sz="4" w:space="0" w:color="CCCCCC"/>
               <w:left w:val="single" w:sz="4" w:space="0" w:color="CCCCCC"/>
@@ -7348,7 +7348,7 @@
         <w:tc>
           <w:tcPr>
             <w:tcW w:type="dxa" w:w="5046"/>
-            <w:shd w:val="clear" w:color="auto" w:fill="006064"/>
+            <w:shd w:val="clear" w:color="auto" w:fill="75A6AE"/>
             <w:tcBorders>
               <w:top w:val="single" w:sz="4" w:space="0" w:color="CCCCCC"/>
               <w:left w:val="single" w:sz="4" w:space="0" w:color="CCCCCC"/>
@@ -7378,7 +7378,7 @@
         <w:tc>
           <w:tcPr>
             <w:tcW w:type="dxa" w:w="5046"/>
-            <w:shd w:val="clear" w:color="auto" w:fill="D5E8D4"/>
+            <w:shd w:val="clear" w:color="auto" w:fill="E8F3E6"/>
             <w:tcBorders>
               <w:top w:val="single" w:sz="4" w:space="0" w:color="CCCCCC"/>
               <w:left w:val="single" w:sz="4" w:space="0" w:color="CCCCCC"/>
@@ -7503,7 +7503,7 @@
         <w:tc>
           <w:tcPr>
             <w:tcW w:type="dxa" w:w="5046"/>
-            <w:shd w:val="clear" w:color="auto" w:fill="FFE6CC"/>
+            <w:shd w:val="clear" w:color="auto" w:fill="FFF5ED"/>
             <w:tcBorders>
               <w:top w:val="single" w:sz="4" w:space="0" w:color="CCCCCC"/>
               <w:left w:val="single" w:sz="4" w:space="0" w:color="CCCCCC"/>
@@ -7564,7 +7564,7 @@
         <w:tc>
           <w:tcPr>
             <w:tcW w:type="dxa" w:w="5046"/>
-            <w:shd w:val="clear" w:color="auto" w:fill="E0F7FA"/>
+            <w:shd w:val="clear" w:color="auto" w:fill="F0FBFD"/>
             <w:tcBorders>
               <w:top w:val="single" w:sz="4" w:space="0" w:color="CCCCCC"/>
               <w:left w:val="single" w:sz="4" w:space="0" w:color="CCCCCC"/>
@@ -7817,7 +7817,7 @@
         <w:tc>
           <w:tcPr>
             <w:tcW w:type="dxa" w:w="15138"/>
-            <w:shd w:val="clear" w:color="auto" w:fill="5D2A8A"/>
+            <w:shd w:val="clear" w:color="auto" w:fill="A689C6"/>
             <w:tcBorders>
               <w:top w:val="single" w:sz="4" w:space="0" w:color="CCCCCC"/>
               <w:left w:val="single" w:sz="4" w:space="0" w:color="CCCCCC"/>
@@ -7847,12 +7847,12 @@
         <w:tc>
           <w:tcPr>
             <w:tcW w:type="dxa" w:w="15138"/>
-            <w:shd w:val="clear" w:color="auto" w:fill="006064"/>
+            <w:shd w:val="clear" w:color="auto" w:fill="75A6AE"/>
             <w:tcBorders>
-              <w:top w:val="single" w:sz="4" w:space="0" w:color="006064"/>
-              <w:left w:val="single" w:sz="4" w:space="0" w:color="006064"/>
-              <w:bottom w:val="single" w:sz="4" w:space="0" w:color="006064"/>
-              <w:right w:val="single" w:sz="4" w:space="0" w:color="006064"/>
+              <w:top w:val="single" w:sz="4" w:space="0" w:color="75A6AE"/>
+              <w:left w:val="single" w:sz="4" w:space="0" w:color="75A6AE"/>
+              <w:bottom w:val="single" w:sz="4" w:space="0" w:color="75A6AE"/>
+              <w:right w:val="single" w:sz="4" w:space="0" w:color="75A6AE"/>
             </w:tcBorders>
           </w:tcPr>
           <w:p>
@@ -7877,7 +7877,7 @@
         <w:tc>
           <w:tcPr>
             <w:tcW w:type="dxa" w:w="15138"/>
-            <w:shd w:val="clear" w:color="auto" w:fill="E0F7FA"/>
+            <w:shd w:val="clear" w:color="auto" w:fill="F0FBFD"/>
             <w:tcBorders>
               <w:top w:val="single" w:sz="4" w:space="0" w:color="CCCCCC"/>
               <w:left w:val="single" w:sz="4" w:space="0" w:color="CCCCCC"/>
@@ -7908,12 +7908,12 @@
         <w:tc>
           <w:tcPr>
             <w:tcW w:type="dxa" w:w="15138"/>
-            <w:shd w:val="clear" w:color="auto" w:fill="7E4C00"/>
+            <w:shd w:val="clear" w:color="auto" w:fill="B8956A"/>
             <w:tcBorders>
-              <w:top w:val="single" w:sz="4" w:space="0" w:color="7E4C00"/>
-              <w:left w:val="single" w:sz="4" w:space="0" w:color="7E4C00"/>
-              <w:bottom w:val="single" w:sz="4" w:space="0" w:color="7E4C00"/>
-              <w:right w:val="single" w:sz="4" w:space="0" w:color="7E4C00"/>
+              <w:top w:val="single" w:sz="4" w:space="0" w:color="B8956A"/>
+              <w:left w:val="single" w:sz="4" w:space="0" w:color="B8956A"/>
+              <w:bottom w:val="single" w:sz="4" w:space="0" w:color="B8956A"/>
+              <w:right w:val="single" w:sz="4" w:space="0" w:color="B8956A"/>
             </w:tcBorders>
           </w:tcPr>
           <w:p>
@@ -7938,7 +7938,7 @@
         <w:tc>
           <w:tcPr>
             <w:tcW w:type="dxa" w:w="15138"/>
-            <w:shd w:val="clear" w:color="auto" w:fill="FFE6CC"/>
+            <w:shd w:val="clear" w:color="auto" w:fill="FFF5ED"/>
             <w:tcBorders>
               <w:top w:val="single" w:sz="4" w:space="0" w:color="CCCCCC"/>
               <w:left w:val="single" w:sz="4" w:space="0" w:color="CCCCCC"/>
@@ -7969,12 +7969,12 @@
         <w:tc>
           <w:tcPr>
             <w:tcW w:type="dxa" w:w="15138"/>
-            <w:shd w:val="clear" w:color="auto" w:fill="1E5631"/>
+            <w:shd w:val="clear" w:color="auto" w:fill="7FAA8C"/>
             <w:tcBorders>
-              <w:top w:val="single" w:sz="4" w:space="0" w:color="1E5631"/>
-              <w:left w:val="single" w:sz="4" w:space="0" w:color="1E5631"/>
-              <w:bottom w:val="single" w:sz="4" w:space="0" w:color="1E5631"/>
-              <w:right w:val="single" w:sz="4" w:space="0" w:color="1E5631"/>
+              <w:top w:val="single" w:sz="4" w:space="0" w:color="7FAA8C"/>
+              <w:left w:val="single" w:sz="4" w:space="0" w:color="7FAA8C"/>
+              <w:bottom w:val="single" w:sz="4" w:space="0" w:color="7FAA8C"/>
+              <w:right w:val="single" w:sz="4" w:space="0" w:color="7FAA8C"/>
             </w:tcBorders>
           </w:tcPr>
           <w:p>
@@ -7999,7 +7999,7 @@
         <w:tc>
           <w:tcPr>
             <w:tcW w:type="dxa" w:w="15138"/>
-            <w:shd w:val="clear" w:color="auto" w:fill="D5E8D4"/>
+            <w:shd w:val="clear" w:color="auto" w:fill="E8F3E6"/>
             <w:tcBorders>
               <w:top w:val="single" w:sz="4" w:space="0" w:color="CCCCCC"/>
               <w:left w:val="single" w:sz="4" w:space="0" w:color="CCCCCC"/>
@@ -8030,12 +8030,12 @@
         <w:tc>
           <w:tcPr>
             <w:tcW w:type="dxa" w:w="15138"/>
-            <w:shd w:val="clear" w:color="auto" w:fill="5D2A8A"/>
+            <w:shd w:val="clear" w:color="auto" w:fill="A689C6"/>
             <w:tcBorders>
-              <w:top w:val="single" w:sz="4" w:space="0" w:color="5D2A8A"/>
-              <w:left w:val="single" w:sz="4" w:space="0" w:color="5D2A8A"/>
-              <w:bottom w:val="single" w:sz="4" w:space="0" w:color="5D2A8A"/>
-              <w:right w:val="single" w:sz="4" w:space="0" w:color="5D2A8A"/>
+              <w:top w:val="single" w:sz="4" w:space="0" w:color="A689C6"/>
+              <w:left w:val="single" w:sz="4" w:space="0" w:color="A689C6"/>
+              <w:bottom w:val="single" w:sz="4" w:space="0" w:color="A689C6"/>
+              <w:right w:val="single" w:sz="4" w:space="0" w:color="A689C6"/>
             </w:tcBorders>
           </w:tcPr>
           <w:p>
@@ -8060,7 +8060,7 @@
         <w:tc>
           <w:tcPr>
             <w:tcW w:type="dxa" w:w="15138"/>
-            <w:shd w:val="clear" w:color="auto" w:fill="EAD7F7"/>
+            <w:shd w:val="clear" w:color="auto" w:fill="F5EEF9"/>
             <w:tcBorders>
               <w:top w:val="single" w:sz="4" w:space="0" w:color="CCCCCC"/>
               <w:left w:val="single" w:sz="4" w:space="0" w:color="CCCCCC"/>
@@ -8105,7 +8105,7 @@
         <w:tc>
           <w:tcPr>
             <w:tcW w:type="dxa" w:w="15138"/>
-            <w:shd w:val="clear" w:color="auto" w:fill="4A4A4A"/>
+            <w:shd w:val="clear" w:color="auto" w:fill="909090"/>
             <w:tcBorders>
               <w:top w:val="single" w:sz="4" w:space="0" w:color="CCCCCC"/>
               <w:left w:val="single" w:sz="4" w:space="0" w:color="CCCCCC"/>
@@ -8135,7 +8135,7 @@
         <w:tc>
           <w:tcPr>
             <w:tcW w:type="dxa" w:w="15138"/>
-            <w:shd w:val="clear" w:color="auto" w:fill="F5F5F5"/>
+            <w:shd w:val="clear" w:color="auto" w:fill="FAFAFA"/>
             <w:tcBorders>
               <w:top w:val="single" w:sz="4" w:space="0" w:color="CCCCCC"/>
               <w:left w:val="single" w:sz="4" w:space="0" w:color="CCCCCC"/>
@@ -8273,7 +8273,7 @@
         <w:tc>
           <w:tcPr>
             <w:tcW w:type="dxa" w:w="15138"/>
-            <w:shd w:val="clear" w:color="auto" w:fill="1A3A5C"/>
+            <w:shd w:val="clear" w:color="auto" w:fill="8AAFCF"/>
             <w:tcBorders>
               <w:top w:val="single" w:sz="4" w:space="0" w:color="CCCCCC"/>
               <w:left w:val="single" w:sz="4" w:space="0" w:color="CCCCCC"/>
@@ -8303,7 +8303,7 @@
         <w:tc>
           <w:tcPr>
             <w:tcW w:type="dxa" w:w="15138"/>
-            <w:shd w:val="clear" w:color="auto" w:fill="D6E4F0"/>
+            <w:shd w:val="clear" w:color="auto" w:fill="E8F2F8"/>
             <w:tcBorders>
               <w:top w:val="single" w:sz="4" w:space="0" w:color="CCCCCC"/>
               <w:left w:val="single" w:sz="4" w:space="0" w:color="CCCCCC"/>
@@ -8442,7 +8442,7 @@
         <w:tc>
           <w:tcPr>
             <w:tcW w:type="dxa" w:w="15138"/>
-            <w:shd w:val="clear" w:color="auto" w:fill="EBF5FB"/>
+            <w:shd w:val="clear" w:color="auto" w:fill="F4F9FD"/>
             <w:tcBorders>
               <w:top w:val="single" w:sz="4" w:space="0" w:color="CCCCCC"/>
               <w:left w:val="single" w:sz="4" w:space="0" w:color="CCCCCC"/>
@@ -8553,7 +8553,7 @@
         <w:tc>
           <w:tcPr>
             <w:tcW w:type="dxa" w:w="5046"/>
-            <w:shd w:val="clear" w:color="auto" w:fill="1E5631"/>
+            <w:shd w:val="clear" w:color="auto" w:fill="7FAA8C"/>
             <w:tcBorders>
               <w:top w:val="single" w:sz="4" w:space="0" w:color="CCCCCC"/>
               <w:left w:val="single" w:sz="4" w:space="0" w:color="CCCCCC"/>
@@ -8581,7 +8581,7 @@
         <w:tc>
           <w:tcPr>
             <w:tcW w:type="dxa" w:w="5046"/>
-            <w:shd w:val="clear" w:color="auto" w:fill="7E4C00"/>
+            <w:shd w:val="clear" w:color="auto" w:fill="B8956A"/>
             <w:tcBorders>
               <w:top w:val="single" w:sz="4" w:space="0" w:color="CCCCCC"/>
               <w:left w:val="single" w:sz="4" w:space="0" w:color="CCCCCC"/>
@@ -8609,7 +8609,7 @@
         <w:tc>
           <w:tcPr>
             <w:tcW w:type="dxa" w:w="5046"/>
-            <w:shd w:val="clear" w:color="auto" w:fill="006064"/>
+            <w:shd w:val="clear" w:color="auto" w:fill="75A6AE"/>
             <w:tcBorders>
               <w:top w:val="single" w:sz="4" w:space="0" w:color="CCCCCC"/>
               <w:left w:val="single" w:sz="4" w:space="0" w:color="CCCCCC"/>
@@ -8639,7 +8639,7 @@
         <w:tc>
           <w:tcPr>
             <w:tcW w:type="dxa" w:w="5046"/>
-            <w:shd w:val="clear" w:color="auto" w:fill="D5E8D4"/>
+            <w:shd w:val="clear" w:color="auto" w:fill="E8F3E6"/>
             <w:tcBorders>
               <w:top w:val="single" w:sz="4" w:space="0" w:color="CCCCCC"/>
               <w:left w:val="single" w:sz="4" w:space="0" w:color="CCCCCC"/>
@@ -8700,7 +8700,7 @@
         <w:tc>
           <w:tcPr>
             <w:tcW w:type="dxa" w:w="5046"/>
-            <w:shd w:val="clear" w:color="auto" w:fill="FFE6CC"/>
+            <w:shd w:val="clear" w:color="auto" w:fill="FFF5ED"/>
             <w:tcBorders>
               <w:top w:val="single" w:sz="4" w:space="0" w:color="CCCCCC"/>
               <w:left w:val="single" w:sz="4" w:space="0" w:color="CCCCCC"/>
@@ -8857,7 +8857,7 @@
         <w:tc>
           <w:tcPr>
             <w:tcW w:type="dxa" w:w="5046"/>
-            <w:shd w:val="clear" w:color="auto" w:fill="E0F7FA"/>
+            <w:shd w:val="clear" w:color="auto" w:fill="F0FBFD"/>
             <w:tcBorders>
               <w:top w:val="single" w:sz="4" w:space="0" w:color="CCCCCC"/>
               <w:left w:val="single" w:sz="4" w:space="0" w:color="CCCCCC"/>
@@ -8934,7 +8934,7 @@
         <w:tc>
           <w:tcPr>
             <w:tcW w:type="dxa" w:w="15138"/>
-            <w:shd w:val="clear" w:color="auto" w:fill="5D2A8A"/>
+            <w:shd w:val="clear" w:color="auto" w:fill="A689C6"/>
             <w:tcBorders>
               <w:top w:val="single" w:sz="4" w:space="0" w:color="CCCCCC"/>
               <w:left w:val="single" w:sz="4" w:space="0" w:color="CCCCCC"/>
@@ -8964,12 +8964,12 @@
         <w:tc>
           <w:tcPr>
             <w:tcW w:type="dxa" w:w="15138"/>
-            <w:shd w:val="clear" w:color="auto" w:fill="006064"/>
+            <w:shd w:val="clear" w:color="auto" w:fill="75A6AE"/>
             <w:tcBorders>
-              <w:top w:val="single" w:sz="4" w:space="0" w:color="006064"/>
-              <w:left w:val="single" w:sz="4" w:space="0" w:color="006064"/>
-              <w:bottom w:val="single" w:sz="4" w:space="0" w:color="006064"/>
-              <w:right w:val="single" w:sz="4" w:space="0" w:color="006064"/>
+              <w:top w:val="single" w:sz="4" w:space="0" w:color="75A6AE"/>
+              <w:left w:val="single" w:sz="4" w:space="0" w:color="75A6AE"/>
+              <w:bottom w:val="single" w:sz="4" w:space="0" w:color="75A6AE"/>
+              <w:right w:val="single" w:sz="4" w:space="0" w:color="75A6AE"/>
             </w:tcBorders>
           </w:tcPr>
           <w:p>
@@ -8994,7 +8994,7 @@
         <w:tc>
           <w:tcPr>
             <w:tcW w:type="dxa" w:w="15138"/>
-            <w:shd w:val="clear" w:color="auto" w:fill="E0F7FA"/>
+            <w:shd w:val="clear" w:color="auto" w:fill="F0FBFD"/>
             <w:tcBorders>
               <w:top w:val="single" w:sz="4" w:space="0" w:color="CCCCCC"/>
               <w:left w:val="single" w:sz="4" w:space="0" w:color="CCCCCC"/>
@@ -9025,12 +9025,12 @@
         <w:tc>
           <w:tcPr>
             <w:tcW w:type="dxa" w:w="15138"/>
-            <w:shd w:val="clear" w:color="auto" w:fill="7E4C00"/>
+            <w:shd w:val="clear" w:color="auto" w:fill="B8956A"/>
             <w:tcBorders>
-              <w:top w:val="single" w:sz="4" w:space="0" w:color="7E4C00"/>
-              <w:left w:val="single" w:sz="4" w:space="0" w:color="7E4C00"/>
-              <w:bottom w:val="single" w:sz="4" w:space="0" w:color="7E4C00"/>
-              <w:right w:val="single" w:sz="4" w:space="0" w:color="7E4C00"/>
+              <w:top w:val="single" w:sz="4" w:space="0" w:color="B8956A"/>
+              <w:left w:val="single" w:sz="4" w:space="0" w:color="B8956A"/>
+              <w:bottom w:val="single" w:sz="4" w:space="0" w:color="B8956A"/>
+              <w:right w:val="single" w:sz="4" w:space="0" w:color="B8956A"/>
             </w:tcBorders>
           </w:tcPr>
           <w:p>
@@ -9055,7 +9055,7 @@
         <w:tc>
           <w:tcPr>
             <w:tcW w:type="dxa" w:w="15138"/>
-            <w:shd w:val="clear" w:color="auto" w:fill="FFE6CC"/>
+            <w:shd w:val="clear" w:color="auto" w:fill="FFF5ED"/>
             <w:tcBorders>
               <w:top w:val="single" w:sz="4" w:space="0" w:color="CCCCCC"/>
               <w:left w:val="single" w:sz="4" w:space="0" w:color="CCCCCC"/>
@@ -9086,12 +9086,12 @@
         <w:tc>
           <w:tcPr>
             <w:tcW w:type="dxa" w:w="15138"/>
-            <w:shd w:val="clear" w:color="auto" w:fill="1E5631"/>
+            <w:shd w:val="clear" w:color="auto" w:fill="7FAA8C"/>
             <w:tcBorders>
-              <w:top w:val="single" w:sz="4" w:space="0" w:color="1E5631"/>
-              <w:left w:val="single" w:sz="4" w:space="0" w:color="1E5631"/>
-              <w:bottom w:val="single" w:sz="4" w:space="0" w:color="1E5631"/>
-              <w:right w:val="single" w:sz="4" w:space="0" w:color="1E5631"/>
+              <w:top w:val="single" w:sz="4" w:space="0" w:color="7FAA8C"/>
+              <w:left w:val="single" w:sz="4" w:space="0" w:color="7FAA8C"/>
+              <w:bottom w:val="single" w:sz="4" w:space="0" w:color="7FAA8C"/>
+              <w:right w:val="single" w:sz="4" w:space="0" w:color="7FAA8C"/>
             </w:tcBorders>
           </w:tcPr>
           <w:p>
@@ -9116,7 +9116,7 @@
         <w:tc>
           <w:tcPr>
             <w:tcW w:type="dxa" w:w="15138"/>
-            <w:shd w:val="clear" w:color="auto" w:fill="D5E8D4"/>
+            <w:shd w:val="clear" w:color="auto" w:fill="E8F3E6"/>
             <w:tcBorders>
               <w:top w:val="single" w:sz="4" w:space="0" w:color="CCCCCC"/>
               <w:left w:val="single" w:sz="4" w:space="0" w:color="CCCCCC"/>
@@ -9147,12 +9147,12 @@
         <w:tc>
           <w:tcPr>
             <w:tcW w:type="dxa" w:w="15138"/>
-            <w:shd w:val="clear" w:color="auto" w:fill="5D2A8A"/>
+            <w:shd w:val="clear" w:color="auto" w:fill="A689C6"/>
             <w:tcBorders>
-              <w:top w:val="single" w:sz="4" w:space="0" w:color="5D2A8A"/>
-              <w:left w:val="single" w:sz="4" w:space="0" w:color="5D2A8A"/>
-              <w:bottom w:val="single" w:sz="4" w:space="0" w:color="5D2A8A"/>
-              <w:right w:val="single" w:sz="4" w:space="0" w:color="5D2A8A"/>
+              <w:top w:val="single" w:sz="4" w:space="0" w:color="A689C6"/>
+              <w:left w:val="single" w:sz="4" w:space="0" w:color="A689C6"/>
+              <w:bottom w:val="single" w:sz="4" w:space="0" w:color="A689C6"/>
+              <w:right w:val="single" w:sz="4" w:space="0" w:color="A689C6"/>
             </w:tcBorders>
           </w:tcPr>
           <w:p>
@@ -9177,7 +9177,7 @@
         <w:tc>
           <w:tcPr>
             <w:tcW w:type="dxa" w:w="15138"/>
-            <w:shd w:val="clear" w:color="auto" w:fill="EAD7F7"/>
+            <w:shd w:val="clear" w:color="auto" w:fill="F5EEF9"/>
             <w:tcBorders>
               <w:top w:val="single" w:sz="4" w:space="0" w:color="CCCCCC"/>
               <w:left w:val="single" w:sz="4" w:space="0" w:color="CCCCCC"/>
@@ -9222,7 +9222,7 @@
         <w:tc>
           <w:tcPr>
             <w:tcW w:type="dxa" w:w="15138"/>
-            <w:shd w:val="clear" w:color="auto" w:fill="4A4A4A"/>
+            <w:shd w:val="clear" w:color="auto" w:fill="909090"/>
             <w:tcBorders>
               <w:top w:val="single" w:sz="4" w:space="0" w:color="CCCCCC"/>
               <w:left w:val="single" w:sz="4" w:space="0" w:color="CCCCCC"/>
@@ -9252,7 +9252,7 @@
         <w:tc>
           <w:tcPr>
             <w:tcW w:type="dxa" w:w="15138"/>
-            <w:shd w:val="clear" w:color="auto" w:fill="F5F5F5"/>
+            <w:shd w:val="clear" w:color="auto" w:fill="FAFAFA"/>
             <w:tcBorders>
               <w:top w:val="single" w:sz="4" w:space="0" w:color="CCCCCC"/>
               <w:left w:val="single" w:sz="4" w:space="0" w:color="CCCCCC"/>
@@ -9390,7 +9390,7 @@
         <w:tc>
           <w:tcPr>
             <w:tcW w:type="dxa" w:w="15138"/>
-            <w:shd w:val="clear" w:color="auto" w:fill="1A3A5C"/>
+            <w:shd w:val="clear" w:color="auto" w:fill="8AAFCF"/>
             <w:tcBorders>
               <w:top w:val="single" w:sz="4" w:space="0" w:color="CCCCCC"/>
               <w:left w:val="single" w:sz="4" w:space="0" w:color="CCCCCC"/>
@@ -9420,7 +9420,7 @@
         <w:tc>
           <w:tcPr>
             <w:tcW w:type="dxa" w:w="15138"/>
-            <w:shd w:val="clear" w:color="auto" w:fill="D6E4F0"/>
+            <w:shd w:val="clear" w:color="auto" w:fill="E8F2F8"/>
             <w:tcBorders>
               <w:top w:val="single" w:sz="4" w:space="0" w:color="CCCCCC"/>
               <w:left w:val="single" w:sz="4" w:space="0" w:color="CCCCCC"/>
@@ -9607,7 +9607,7 @@
         <w:tc>
           <w:tcPr>
             <w:tcW w:type="dxa" w:w="15138"/>
-            <w:shd w:val="clear" w:color="auto" w:fill="EBF5FB"/>
+            <w:shd w:val="clear" w:color="auto" w:fill="F4F9FD"/>
             <w:tcBorders>
               <w:top w:val="single" w:sz="4" w:space="0" w:color="CCCCCC"/>
               <w:left w:val="single" w:sz="4" w:space="0" w:color="CCCCCC"/>
@@ -9766,7 +9766,7 @@
         <w:tc>
           <w:tcPr>
             <w:tcW w:type="dxa" w:w="5046"/>
-            <w:shd w:val="clear" w:color="auto" w:fill="1E5631"/>
+            <w:shd w:val="clear" w:color="auto" w:fill="7FAA8C"/>
             <w:tcBorders>
               <w:top w:val="single" w:sz="4" w:space="0" w:color="CCCCCC"/>
               <w:left w:val="single" w:sz="4" w:space="0" w:color="CCCCCC"/>
@@ -9794,7 +9794,7 @@
         <w:tc>
           <w:tcPr>
             <w:tcW w:type="dxa" w:w="5046"/>
-            <w:shd w:val="clear" w:color="auto" w:fill="7E4C00"/>
+            <w:shd w:val="clear" w:color="auto" w:fill="B8956A"/>
             <w:tcBorders>
               <w:top w:val="single" w:sz="4" w:space="0" w:color="CCCCCC"/>
               <w:left w:val="single" w:sz="4" w:space="0" w:color="CCCCCC"/>
@@ -9822,7 +9822,7 @@
         <w:tc>
           <w:tcPr>
             <w:tcW w:type="dxa" w:w="5046"/>
-            <w:shd w:val="clear" w:color="auto" w:fill="006064"/>
+            <w:shd w:val="clear" w:color="auto" w:fill="75A6AE"/>
             <w:tcBorders>
               <w:top w:val="single" w:sz="4" w:space="0" w:color="CCCCCC"/>
               <w:left w:val="single" w:sz="4" w:space="0" w:color="CCCCCC"/>
@@ -9852,7 +9852,7 @@
         <w:tc>
           <w:tcPr>
             <w:tcW w:type="dxa" w:w="5046"/>
-            <w:shd w:val="clear" w:color="auto" w:fill="D5E8D4"/>
+            <w:shd w:val="clear" w:color="auto" w:fill="E8F3E6"/>
             <w:tcBorders>
               <w:top w:val="single" w:sz="4" w:space="0" w:color="CCCCCC"/>
               <w:left w:val="single" w:sz="4" w:space="0" w:color="CCCCCC"/>
@@ -9977,7 +9977,7 @@
         <w:tc>
           <w:tcPr>
             <w:tcW w:type="dxa" w:w="5046"/>
-            <w:shd w:val="clear" w:color="auto" w:fill="FFE6CC"/>
+            <w:shd w:val="clear" w:color="auto" w:fill="FFF5ED"/>
             <w:tcBorders>
               <w:top w:val="single" w:sz="4" w:space="0" w:color="CCCCCC"/>
               <w:left w:val="single" w:sz="4" w:space="0" w:color="CCCCCC"/>
@@ -10038,7 +10038,7 @@
         <w:tc>
           <w:tcPr>
             <w:tcW w:type="dxa" w:w="5046"/>
-            <w:shd w:val="clear" w:color="auto" w:fill="E0F7FA"/>
+            <w:shd w:val="clear" w:color="auto" w:fill="F0FBFD"/>
             <w:tcBorders>
               <w:top w:val="single" w:sz="4" w:space="0" w:color="CCCCCC"/>
               <w:left w:val="single" w:sz="4" w:space="0" w:color="CCCCCC"/>
@@ -10147,7 +10147,7 @@
         <w:tc>
           <w:tcPr>
             <w:tcW w:type="dxa" w:w="15138"/>
-            <w:shd w:val="clear" w:color="auto" w:fill="5D2A8A"/>
+            <w:shd w:val="clear" w:color="auto" w:fill="A689C6"/>
             <w:tcBorders>
               <w:top w:val="single" w:sz="4" w:space="0" w:color="CCCCCC"/>
               <w:left w:val="single" w:sz="4" w:space="0" w:color="CCCCCC"/>
@@ -10177,12 +10177,12 @@
         <w:tc>
           <w:tcPr>
             <w:tcW w:type="dxa" w:w="15138"/>
-            <w:shd w:val="clear" w:color="auto" w:fill="006064"/>
+            <w:shd w:val="clear" w:color="auto" w:fill="75A6AE"/>
             <w:tcBorders>
-              <w:top w:val="single" w:sz="4" w:space="0" w:color="006064"/>
-              <w:left w:val="single" w:sz="4" w:space="0" w:color="006064"/>
-              <w:bottom w:val="single" w:sz="4" w:space="0" w:color="006064"/>
-              <w:right w:val="single" w:sz="4" w:space="0" w:color="006064"/>
+              <w:top w:val="single" w:sz="4" w:space="0" w:color="75A6AE"/>
+              <w:left w:val="single" w:sz="4" w:space="0" w:color="75A6AE"/>
+              <w:bottom w:val="single" w:sz="4" w:space="0" w:color="75A6AE"/>
+              <w:right w:val="single" w:sz="4" w:space="0" w:color="75A6AE"/>
             </w:tcBorders>
           </w:tcPr>
           <w:p>
@@ -10207,7 +10207,7 @@
         <w:tc>
           <w:tcPr>
             <w:tcW w:type="dxa" w:w="15138"/>
-            <w:shd w:val="clear" w:color="auto" w:fill="E0F7FA"/>
+            <w:shd w:val="clear" w:color="auto" w:fill="F0FBFD"/>
             <w:tcBorders>
               <w:top w:val="single" w:sz="4" w:space="0" w:color="CCCCCC"/>
               <w:left w:val="single" w:sz="4" w:space="0" w:color="CCCCCC"/>
@@ -10238,12 +10238,12 @@
         <w:tc>
           <w:tcPr>
             <w:tcW w:type="dxa" w:w="15138"/>
-            <w:shd w:val="clear" w:color="auto" w:fill="7E4C00"/>
+            <w:shd w:val="clear" w:color="auto" w:fill="B8956A"/>
             <w:tcBorders>
-              <w:top w:val="single" w:sz="4" w:space="0" w:color="7E4C00"/>
-              <w:left w:val="single" w:sz="4" w:space="0" w:color="7E4C00"/>
-              <w:bottom w:val="single" w:sz="4" w:space="0" w:color="7E4C00"/>
-              <w:right w:val="single" w:sz="4" w:space="0" w:color="7E4C00"/>
+              <w:top w:val="single" w:sz="4" w:space="0" w:color="B8956A"/>
+              <w:left w:val="single" w:sz="4" w:space="0" w:color="B8956A"/>
+              <w:bottom w:val="single" w:sz="4" w:space="0" w:color="B8956A"/>
+              <w:right w:val="single" w:sz="4" w:space="0" w:color="B8956A"/>
             </w:tcBorders>
           </w:tcPr>
           <w:p>
@@ -10268,7 +10268,7 @@
         <w:tc>
           <w:tcPr>
             <w:tcW w:type="dxa" w:w="15138"/>
-            <w:shd w:val="clear" w:color="auto" w:fill="FFE6CC"/>
+            <w:shd w:val="clear" w:color="auto" w:fill="FFF5ED"/>
             <w:tcBorders>
               <w:top w:val="single" w:sz="4" w:space="0" w:color="CCCCCC"/>
               <w:left w:val="single" w:sz="4" w:space="0" w:color="CCCCCC"/>
@@ -10299,12 +10299,12 @@
         <w:tc>
           <w:tcPr>
             <w:tcW w:type="dxa" w:w="15138"/>
-            <w:shd w:val="clear" w:color="auto" w:fill="1E5631"/>
+            <w:shd w:val="clear" w:color="auto" w:fill="7FAA8C"/>
             <w:tcBorders>
-              <w:top w:val="single" w:sz="4" w:space="0" w:color="1E5631"/>
-              <w:left w:val="single" w:sz="4" w:space="0" w:color="1E5631"/>
-              <w:bottom w:val="single" w:sz="4" w:space="0" w:color="1E5631"/>
-              <w:right w:val="single" w:sz="4" w:space="0" w:color="1E5631"/>
+              <w:top w:val="single" w:sz="4" w:space="0" w:color="7FAA8C"/>
+              <w:left w:val="single" w:sz="4" w:space="0" w:color="7FAA8C"/>
+              <w:bottom w:val="single" w:sz="4" w:space="0" w:color="7FAA8C"/>
+              <w:right w:val="single" w:sz="4" w:space="0" w:color="7FAA8C"/>
             </w:tcBorders>
           </w:tcPr>
           <w:p>
@@ -10329,7 +10329,7 @@
         <w:tc>
           <w:tcPr>
             <w:tcW w:type="dxa" w:w="15138"/>
-            <w:shd w:val="clear" w:color="auto" w:fill="D5E8D4"/>
+            <w:shd w:val="clear" w:color="auto" w:fill="E8F3E6"/>
             <w:tcBorders>
               <w:top w:val="single" w:sz="4" w:space="0" w:color="CCCCCC"/>
               <w:left w:val="single" w:sz="4" w:space="0" w:color="CCCCCC"/>
@@ -10360,12 +10360,12 @@
         <w:tc>
           <w:tcPr>
             <w:tcW w:type="dxa" w:w="15138"/>
-            <w:shd w:val="clear" w:color="auto" w:fill="5D2A8A"/>
+            <w:shd w:val="clear" w:color="auto" w:fill="A689C6"/>
             <w:tcBorders>
-              <w:top w:val="single" w:sz="4" w:space="0" w:color="5D2A8A"/>
-              <w:left w:val="single" w:sz="4" w:space="0" w:color="5D2A8A"/>
-              <w:bottom w:val="single" w:sz="4" w:space="0" w:color="5D2A8A"/>
-              <w:right w:val="single" w:sz="4" w:space="0" w:color="5D2A8A"/>
+              <w:top w:val="single" w:sz="4" w:space="0" w:color="A689C6"/>
+              <w:left w:val="single" w:sz="4" w:space="0" w:color="A689C6"/>
+              <w:bottom w:val="single" w:sz="4" w:space="0" w:color="A689C6"/>
+              <w:right w:val="single" w:sz="4" w:space="0" w:color="A689C6"/>
             </w:tcBorders>
           </w:tcPr>
           <w:p>
@@ -10390,7 +10390,7 @@
         <w:tc>
           <w:tcPr>
             <w:tcW w:type="dxa" w:w="15138"/>
-            <w:shd w:val="clear" w:color="auto" w:fill="EAD7F7"/>
+            <w:shd w:val="clear" w:color="auto" w:fill="F5EEF9"/>
             <w:tcBorders>
               <w:top w:val="single" w:sz="4" w:space="0" w:color="CCCCCC"/>
               <w:left w:val="single" w:sz="4" w:space="0" w:color="CCCCCC"/>
@@ -10435,7 +10435,7 @@
         <w:tc>
           <w:tcPr>
             <w:tcW w:type="dxa" w:w="15138"/>
-            <w:shd w:val="clear" w:color="auto" w:fill="4A4A4A"/>
+            <w:shd w:val="clear" w:color="auto" w:fill="909090"/>
             <w:tcBorders>
               <w:top w:val="single" w:sz="4" w:space="0" w:color="CCCCCC"/>
               <w:left w:val="single" w:sz="4" w:space="0" w:color="CCCCCC"/>
@@ -10465,7 +10465,7 @@
         <w:tc>
           <w:tcPr>
             <w:tcW w:type="dxa" w:w="15138"/>
-            <w:shd w:val="clear" w:color="auto" w:fill="F5F5F5"/>
+            <w:shd w:val="clear" w:color="auto" w:fill="FAFAFA"/>
             <w:tcBorders>
               <w:top w:val="single" w:sz="4" w:space="0" w:color="CCCCCC"/>
               <w:left w:val="single" w:sz="4" w:space="0" w:color="CCCCCC"/>
@@ -10603,7 +10603,7 @@
         <w:tc>
           <w:tcPr>
             <w:tcW w:type="dxa" w:w="15138"/>
-            <w:shd w:val="clear" w:color="auto" w:fill="1A3A5C"/>
+            <w:shd w:val="clear" w:color="auto" w:fill="8AAFCF"/>
             <w:tcBorders>
               <w:top w:val="single" w:sz="4" w:space="0" w:color="CCCCCC"/>
               <w:left w:val="single" w:sz="4" w:space="0" w:color="CCCCCC"/>
@@ -10633,7 +10633,7 @@
         <w:tc>
           <w:tcPr>
             <w:tcW w:type="dxa" w:w="15138"/>
-            <w:shd w:val="clear" w:color="auto" w:fill="D6E4F0"/>
+            <w:shd w:val="clear" w:color="auto" w:fill="E8F2F8"/>
             <w:tcBorders>
               <w:top w:val="single" w:sz="4" w:space="0" w:color="CCCCCC"/>
               <w:left w:val="single" w:sz="4" w:space="0" w:color="CCCCCC"/>
@@ -10756,7 +10756,7 @@
         <w:tc>
           <w:tcPr>
             <w:tcW w:type="dxa" w:w="15138"/>
-            <w:shd w:val="clear" w:color="auto" w:fill="EBF5FB"/>
+            <w:shd w:val="clear" w:color="auto" w:fill="F4F9FD"/>
             <w:tcBorders>
               <w:top w:val="single" w:sz="4" w:space="0" w:color="CCCCCC"/>
               <w:left w:val="single" w:sz="4" w:space="0" w:color="CCCCCC"/>
@@ -10851,7 +10851,7 @@
         <w:tc>
           <w:tcPr>
             <w:tcW w:type="dxa" w:w="5046"/>
-            <w:shd w:val="clear" w:color="auto" w:fill="1E5631"/>
+            <w:shd w:val="clear" w:color="auto" w:fill="7FAA8C"/>
             <w:tcBorders>
               <w:top w:val="single" w:sz="4" w:space="0" w:color="CCCCCC"/>
               <w:left w:val="single" w:sz="4" w:space="0" w:color="CCCCCC"/>
@@ -10879,7 +10879,7 @@
         <w:tc>
           <w:tcPr>
             <w:tcW w:type="dxa" w:w="5046"/>
-            <w:shd w:val="clear" w:color="auto" w:fill="7E4C00"/>
+            <w:shd w:val="clear" w:color="auto" w:fill="B8956A"/>
             <w:tcBorders>
               <w:top w:val="single" w:sz="4" w:space="0" w:color="CCCCCC"/>
               <w:left w:val="single" w:sz="4" w:space="0" w:color="CCCCCC"/>
@@ -10907,7 +10907,7 @@
         <w:tc>
           <w:tcPr>
             <w:tcW w:type="dxa" w:w="5046"/>
-            <w:shd w:val="clear" w:color="auto" w:fill="006064"/>
+            <w:shd w:val="clear" w:color="auto" w:fill="75A6AE"/>
             <w:tcBorders>
               <w:top w:val="single" w:sz="4" w:space="0" w:color="CCCCCC"/>
               <w:left w:val="single" w:sz="4" w:space="0" w:color="CCCCCC"/>
@@ -10937,7 +10937,7 @@
         <w:tc>
           <w:tcPr>
             <w:tcW w:type="dxa" w:w="5046"/>
-            <w:shd w:val="clear" w:color="auto" w:fill="D5E8D4"/>
+            <w:shd w:val="clear" w:color="auto" w:fill="E8F3E6"/>
             <w:tcBorders>
               <w:top w:val="single" w:sz="4" w:space="0" w:color="CCCCCC"/>
               <w:left w:val="single" w:sz="4" w:space="0" w:color="CCCCCC"/>
@@ -11078,7 +11078,7 @@
         <w:tc>
           <w:tcPr>
             <w:tcW w:type="dxa" w:w="5046"/>
-            <w:shd w:val="clear" w:color="auto" w:fill="FFE6CC"/>
+            <w:shd w:val="clear" w:color="auto" w:fill="FFF5ED"/>
             <w:tcBorders>
               <w:top w:val="single" w:sz="4" w:space="0" w:color="CCCCCC"/>
               <w:left w:val="single" w:sz="4" w:space="0" w:color="CCCCCC"/>
@@ -11203,7 +11203,7 @@
         <w:tc>
           <w:tcPr>
             <w:tcW w:type="dxa" w:w="5046"/>
-            <w:shd w:val="clear" w:color="auto" w:fill="E0F7FA"/>
+            <w:shd w:val="clear" w:color="auto" w:fill="F0FBFD"/>
             <w:tcBorders>
               <w:top w:val="single" w:sz="4" w:space="0" w:color="CCCCCC"/>
               <w:left w:val="single" w:sz="4" w:space="0" w:color="CCCCCC"/>
@@ -11344,7 +11344,7 @@
         <w:tc>
           <w:tcPr>
             <w:tcW w:type="dxa" w:w="15138"/>
-            <w:shd w:val="clear" w:color="auto" w:fill="5D2A8A"/>
+            <w:shd w:val="clear" w:color="auto" w:fill="A689C6"/>
             <w:tcBorders>
               <w:top w:val="single" w:sz="4" w:space="0" w:color="CCCCCC"/>
               <w:left w:val="single" w:sz="4" w:space="0" w:color="CCCCCC"/>
@@ -11374,12 +11374,12 @@
         <w:tc>
           <w:tcPr>
             <w:tcW w:type="dxa" w:w="15138"/>
-            <w:shd w:val="clear" w:color="auto" w:fill="006064"/>
+            <w:shd w:val="clear" w:color="auto" w:fill="75A6AE"/>
             <w:tcBorders>
-              <w:top w:val="single" w:sz="4" w:space="0" w:color="006064"/>
-              <w:left w:val="single" w:sz="4" w:space="0" w:color="006064"/>
-              <w:bottom w:val="single" w:sz="4" w:space="0" w:color="006064"/>
-              <w:right w:val="single" w:sz="4" w:space="0" w:color="006064"/>
+              <w:top w:val="single" w:sz="4" w:space="0" w:color="75A6AE"/>
+              <w:left w:val="single" w:sz="4" w:space="0" w:color="75A6AE"/>
+              <w:bottom w:val="single" w:sz="4" w:space="0" w:color="75A6AE"/>
+              <w:right w:val="single" w:sz="4" w:space="0" w:color="75A6AE"/>
             </w:tcBorders>
           </w:tcPr>
           <w:p>
@@ -11404,7 +11404,7 @@
         <w:tc>
           <w:tcPr>
             <w:tcW w:type="dxa" w:w="15138"/>
-            <w:shd w:val="clear" w:color="auto" w:fill="E0F7FA"/>
+            <w:shd w:val="clear" w:color="auto" w:fill="F0FBFD"/>
             <w:tcBorders>
               <w:top w:val="single" w:sz="4" w:space="0" w:color="CCCCCC"/>
               <w:left w:val="single" w:sz="4" w:space="0" w:color="CCCCCC"/>
@@ -11435,12 +11435,12 @@
         <w:tc>
           <w:tcPr>
             <w:tcW w:type="dxa" w:w="15138"/>
-            <w:shd w:val="clear" w:color="auto" w:fill="7E4C00"/>
+            <w:shd w:val="clear" w:color="auto" w:fill="B8956A"/>
             <w:tcBorders>
-              <w:top w:val="single" w:sz="4" w:space="0" w:color="7E4C00"/>
-              <w:left w:val="single" w:sz="4" w:space="0" w:color="7E4C00"/>
-              <w:bottom w:val="single" w:sz="4" w:space="0" w:color="7E4C00"/>
-              <w:right w:val="single" w:sz="4" w:space="0" w:color="7E4C00"/>
+              <w:top w:val="single" w:sz="4" w:space="0" w:color="B8956A"/>
+              <w:left w:val="single" w:sz="4" w:space="0" w:color="B8956A"/>
+              <w:bottom w:val="single" w:sz="4" w:space="0" w:color="B8956A"/>
+              <w:right w:val="single" w:sz="4" w:space="0" w:color="B8956A"/>
             </w:tcBorders>
           </w:tcPr>
           <w:p>
@@ -11465,7 +11465,7 @@
         <w:tc>
           <w:tcPr>
             <w:tcW w:type="dxa" w:w="15138"/>
-            <w:shd w:val="clear" w:color="auto" w:fill="FFE6CC"/>
+            <w:shd w:val="clear" w:color="auto" w:fill="FFF5ED"/>
             <w:tcBorders>
               <w:top w:val="single" w:sz="4" w:space="0" w:color="CCCCCC"/>
               <w:left w:val="single" w:sz="4" w:space="0" w:color="CCCCCC"/>
@@ -11496,12 +11496,12 @@
         <w:tc>
           <w:tcPr>
             <w:tcW w:type="dxa" w:w="15138"/>
-            <w:shd w:val="clear" w:color="auto" w:fill="1E5631"/>
+            <w:shd w:val="clear" w:color="auto" w:fill="7FAA8C"/>
             <w:tcBorders>
-              <w:top w:val="single" w:sz="4" w:space="0" w:color="1E5631"/>
-              <w:left w:val="single" w:sz="4" w:space="0" w:color="1E5631"/>
-              <w:bottom w:val="single" w:sz="4" w:space="0" w:color="1E5631"/>
-              <w:right w:val="single" w:sz="4" w:space="0" w:color="1E5631"/>
+              <w:top w:val="single" w:sz="4" w:space="0" w:color="7FAA8C"/>
+              <w:left w:val="single" w:sz="4" w:space="0" w:color="7FAA8C"/>
+              <w:bottom w:val="single" w:sz="4" w:space="0" w:color="7FAA8C"/>
+              <w:right w:val="single" w:sz="4" w:space="0" w:color="7FAA8C"/>
             </w:tcBorders>
           </w:tcPr>
           <w:p>
@@ -11526,7 +11526,7 @@
         <w:tc>
           <w:tcPr>
             <w:tcW w:type="dxa" w:w="15138"/>
-            <w:shd w:val="clear" w:color="auto" w:fill="D5E8D4"/>
+            <w:shd w:val="clear" w:color="auto" w:fill="E8F3E6"/>
             <w:tcBorders>
               <w:top w:val="single" w:sz="4" w:space="0" w:color="CCCCCC"/>
               <w:left w:val="single" w:sz="4" w:space="0" w:color="CCCCCC"/>
@@ -11557,12 +11557,12 @@
         <w:tc>
           <w:tcPr>
             <w:tcW w:type="dxa" w:w="15138"/>
-            <w:shd w:val="clear" w:color="auto" w:fill="5D2A8A"/>
+            <w:shd w:val="clear" w:color="auto" w:fill="A689C6"/>
             <w:tcBorders>
-              <w:top w:val="single" w:sz="4" w:space="0" w:color="5D2A8A"/>
-              <w:left w:val="single" w:sz="4" w:space="0" w:color="5D2A8A"/>
-              <w:bottom w:val="single" w:sz="4" w:space="0" w:color="5D2A8A"/>
-              <w:right w:val="single" w:sz="4" w:space="0" w:color="5D2A8A"/>
+              <w:top w:val="single" w:sz="4" w:space="0" w:color="A689C6"/>
+              <w:left w:val="single" w:sz="4" w:space="0" w:color="A689C6"/>
+              <w:bottom w:val="single" w:sz="4" w:space="0" w:color="A689C6"/>
+              <w:right w:val="single" w:sz="4" w:space="0" w:color="A689C6"/>
             </w:tcBorders>
           </w:tcPr>
           <w:p>
@@ -11587,7 +11587,7 @@
         <w:tc>
           <w:tcPr>
             <w:tcW w:type="dxa" w:w="15138"/>
-            <w:shd w:val="clear" w:color="auto" w:fill="EAD7F7"/>
+            <w:shd w:val="clear" w:color="auto" w:fill="F5EEF9"/>
             <w:tcBorders>
               <w:top w:val="single" w:sz="4" w:space="0" w:color="CCCCCC"/>
               <w:left w:val="single" w:sz="4" w:space="0" w:color="CCCCCC"/>
@@ -11632,7 +11632,7 @@
         <w:tc>
           <w:tcPr>
             <w:tcW w:type="dxa" w:w="15138"/>
-            <w:shd w:val="clear" w:color="auto" w:fill="4A4A4A"/>
+            <w:shd w:val="clear" w:color="auto" w:fill="909090"/>
             <w:tcBorders>
               <w:top w:val="single" w:sz="4" w:space="0" w:color="CCCCCC"/>
               <w:left w:val="single" w:sz="4" w:space="0" w:color="CCCCCC"/>
@@ -11662,7 +11662,7 @@
         <w:tc>
           <w:tcPr>
             <w:tcW w:type="dxa" w:w="15138"/>
-            <w:shd w:val="clear" w:color="auto" w:fill="F5F5F5"/>
+            <w:shd w:val="clear" w:color="auto" w:fill="FAFAFA"/>
             <w:tcBorders>
               <w:top w:val="single" w:sz="4" w:space="0" w:color="CCCCCC"/>
               <w:left w:val="single" w:sz="4" w:space="0" w:color="CCCCCC"/>
@@ -11800,7 +11800,7 @@
         <w:tc>
           <w:tcPr>
             <w:tcW w:type="dxa" w:w="15138"/>
-            <w:shd w:val="clear" w:color="auto" w:fill="1A3A5C"/>
+            <w:shd w:val="clear" w:color="auto" w:fill="8AAFCF"/>
             <w:tcBorders>
               <w:top w:val="single" w:sz="4" w:space="0" w:color="CCCCCC"/>
               <w:left w:val="single" w:sz="4" w:space="0" w:color="CCCCCC"/>
@@ -11830,7 +11830,7 @@
         <w:tc>
           <w:tcPr>
             <w:tcW w:type="dxa" w:w="15138"/>
-            <w:shd w:val="clear" w:color="auto" w:fill="D6E4F0"/>
+            <w:shd w:val="clear" w:color="auto" w:fill="E8F2F8"/>
             <w:tcBorders>
               <w:top w:val="single" w:sz="4" w:space="0" w:color="CCCCCC"/>
               <w:left w:val="single" w:sz="4" w:space="0" w:color="CCCCCC"/>
@@ -12081,7 +12081,7 @@
         <w:tc>
           <w:tcPr>
             <w:tcW w:type="dxa" w:w="15138"/>
-            <w:shd w:val="clear" w:color="auto" w:fill="EBF5FB"/>
+            <w:shd w:val="clear" w:color="auto" w:fill="F4F9FD"/>
             <w:tcBorders>
               <w:top w:val="single" w:sz="4" w:space="0" w:color="CCCCCC"/>
               <w:left w:val="single" w:sz="4" w:space="0" w:color="CCCCCC"/>
@@ -12304,7 +12304,7 @@
         <w:tc>
           <w:tcPr>
             <w:tcW w:type="dxa" w:w="5046"/>
-            <w:shd w:val="clear" w:color="auto" w:fill="1E5631"/>
+            <w:shd w:val="clear" w:color="auto" w:fill="7FAA8C"/>
             <w:tcBorders>
               <w:top w:val="single" w:sz="4" w:space="0" w:color="CCCCCC"/>
               <w:left w:val="single" w:sz="4" w:space="0" w:color="CCCCCC"/>
@@ -12332,7 +12332,7 @@
         <w:tc>
           <w:tcPr>
             <w:tcW w:type="dxa" w:w="5046"/>
-            <w:shd w:val="clear" w:color="auto" w:fill="7E4C00"/>
+            <w:shd w:val="clear" w:color="auto" w:fill="B8956A"/>
             <w:tcBorders>
               <w:top w:val="single" w:sz="4" w:space="0" w:color="CCCCCC"/>
               <w:left w:val="single" w:sz="4" w:space="0" w:color="CCCCCC"/>
@@ -12360,7 +12360,7 @@
         <w:tc>
           <w:tcPr>
             <w:tcW w:type="dxa" w:w="5046"/>
-            <w:shd w:val="clear" w:color="auto" w:fill="006064"/>
+            <w:shd w:val="clear" w:color="auto" w:fill="75A6AE"/>
             <w:tcBorders>
               <w:top w:val="single" w:sz="4" w:space="0" w:color="CCCCCC"/>
               <w:left w:val="single" w:sz="4" w:space="0" w:color="CCCCCC"/>
@@ -12390,7 +12390,7 @@
         <w:tc>
           <w:tcPr>
             <w:tcW w:type="dxa" w:w="5046"/>
-            <w:shd w:val="clear" w:color="auto" w:fill="D5E8D4"/>
+            <w:shd w:val="clear" w:color="auto" w:fill="E8F3E6"/>
             <w:tcBorders>
               <w:top w:val="single" w:sz="4" w:space="0" w:color="CCCCCC"/>
               <w:left w:val="single" w:sz="4" w:space="0" w:color="CCCCCC"/>
@@ -12451,7 +12451,7 @@
         <w:tc>
           <w:tcPr>
             <w:tcW w:type="dxa" w:w="5046"/>
-            <w:shd w:val="clear" w:color="auto" w:fill="FFE6CC"/>
+            <w:shd w:val="clear" w:color="auto" w:fill="FFF5ED"/>
             <w:tcBorders>
               <w:top w:val="single" w:sz="4" w:space="0" w:color="CCCCCC"/>
               <w:left w:val="single" w:sz="4" w:space="0" w:color="CCCCCC"/>
@@ -12528,7 +12528,7 @@
         <w:tc>
           <w:tcPr>
             <w:tcW w:type="dxa" w:w="5046"/>
-            <w:shd w:val="clear" w:color="auto" w:fill="E0F7FA"/>
+            <w:shd w:val="clear" w:color="auto" w:fill="F0FBFD"/>
             <w:tcBorders>
               <w:top w:val="single" w:sz="4" w:space="0" w:color="CCCCCC"/>
               <w:left w:val="single" w:sz="4" w:space="0" w:color="CCCCCC"/>
@@ -12669,7 +12669,7 @@
         <w:tc>
           <w:tcPr>
             <w:tcW w:type="dxa" w:w="15138"/>
-            <w:shd w:val="clear" w:color="auto" w:fill="5D2A8A"/>
+            <w:shd w:val="clear" w:color="auto" w:fill="A689C6"/>
             <w:tcBorders>
               <w:top w:val="single" w:sz="4" w:space="0" w:color="CCCCCC"/>
               <w:left w:val="single" w:sz="4" w:space="0" w:color="CCCCCC"/>
@@ -12699,12 +12699,12 @@
         <w:tc>
           <w:tcPr>
             <w:tcW w:type="dxa" w:w="15138"/>
-            <w:shd w:val="clear" w:color="auto" w:fill="006064"/>
+            <w:shd w:val="clear" w:color="auto" w:fill="75A6AE"/>
             <w:tcBorders>
-              <w:top w:val="single" w:sz="4" w:space="0" w:color="006064"/>
-              <w:left w:val="single" w:sz="4" w:space="0" w:color="006064"/>
-              <w:bottom w:val="single" w:sz="4" w:space="0" w:color="006064"/>
-              <w:right w:val="single" w:sz="4" w:space="0" w:color="006064"/>
+              <w:top w:val="single" w:sz="4" w:space="0" w:color="75A6AE"/>
+              <w:left w:val="single" w:sz="4" w:space="0" w:color="75A6AE"/>
+              <w:bottom w:val="single" w:sz="4" w:space="0" w:color="75A6AE"/>
+              <w:right w:val="single" w:sz="4" w:space="0" w:color="75A6AE"/>
             </w:tcBorders>
           </w:tcPr>
           <w:p>
@@ -12729,7 +12729,7 @@
         <w:tc>
           <w:tcPr>
             <w:tcW w:type="dxa" w:w="15138"/>
-            <w:shd w:val="clear" w:color="auto" w:fill="E0F7FA"/>
+            <w:shd w:val="clear" w:color="auto" w:fill="F0FBFD"/>
             <w:tcBorders>
               <w:top w:val="single" w:sz="4" w:space="0" w:color="CCCCCC"/>
               <w:left w:val="single" w:sz="4" w:space="0" w:color="CCCCCC"/>
@@ -12760,12 +12760,12 @@
         <w:tc>
           <w:tcPr>
             <w:tcW w:type="dxa" w:w="15138"/>
-            <w:shd w:val="clear" w:color="auto" w:fill="7E4C00"/>
+            <w:shd w:val="clear" w:color="auto" w:fill="B8956A"/>
             <w:tcBorders>
-              <w:top w:val="single" w:sz="4" w:space="0" w:color="7E4C00"/>
-              <w:left w:val="single" w:sz="4" w:space="0" w:color="7E4C00"/>
-              <w:bottom w:val="single" w:sz="4" w:space="0" w:color="7E4C00"/>
-              <w:right w:val="single" w:sz="4" w:space="0" w:color="7E4C00"/>
+              <w:top w:val="single" w:sz="4" w:space="0" w:color="B8956A"/>
+              <w:left w:val="single" w:sz="4" w:space="0" w:color="B8956A"/>
+              <w:bottom w:val="single" w:sz="4" w:space="0" w:color="B8956A"/>
+              <w:right w:val="single" w:sz="4" w:space="0" w:color="B8956A"/>
             </w:tcBorders>
           </w:tcPr>
           <w:p>
@@ -12790,7 +12790,7 @@
         <w:tc>
           <w:tcPr>
             <w:tcW w:type="dxa" w:w="15138"/>
-            <w:shd w:val="clear" w:color="auto" w:fill="FFE6CC"/>
+            <w:shd w:val="clear" w:color="auto" w:fill="FFF5ED"/>
             <w:tcBorders>
               <w:top w:val="single" w:sz="4" w:space="0" w:color="CCCCCC"/>
               <w:left w:val="single" w:sz="4" w:space="0" w:color="CCCCCC"/>
@@ -12821,12 +12821,12 @@
         <w:tc>
           <w:tcPr>
             <w:tcW w:type="dxa" w:w="15138"/>
-            <w:shd w:val="clear" w:color="auto" w:fill="1E5631"/>
+            <w:shd w:val="clear" w:color="auto" w:fill="7FAA8C"/>
             <w:tcBorders>
-              <w:top w:val="single" w:sz="4" w:space="0" w:color="1E5631"/>
-              <w:left w:val="single" w:sz="4" w:space="0" w:color="1E5631"/>
-              <w:bottom w:val="single" w:sz="4" w:space="0" w:color="1E5631"/>
-              <w:right w:val="single" w:sz="4" w:space="0" w:color="1E5631"/>
+              <w:top w:val="single" w:sz="4" w:space="0" w:color="7FAA8C"/>
+              <w:left w:val="single" w:sz="4" w:space="0" w:color="7FAA8C"/>
+              <w:bottom w:val="single" w:sz="4" w:space="0" w:color="7FAA8C"/>
+              <w:right w:val="single" w:sz="4" w:space="0" w:color="7FAA8C"/>
             </w:tcBorders>
           </w:tcPr>
           <w:p>
@@ -12851,7 +12851,7 @@
         <w:tc>
           <w:tcPr>
             <w:tcW w:type="dxa" w:w="15138"/>
-            <w:shd w:val="clear" w:color="auto" w:fill="D5E8D4"/>
+            <w:shd w:val="clear" w:color="auto" w:fill="E8F3E6"/>
             <w:tcBorders>
               <w:top w:val="single" w:sz="4" w:space="0" w:color="CCCCCC"/>
               <w:left w:val="single" w:sz="4" w:space="0" w:color="CCCCCC"/>
@@ -12882,12 +12882,12 @@
         <w:tc>
           <w:tcPr>
             <w:tcW w:type="dxa" w:w="15138"/>
-            <w:shd w:val="clear" w:color="auto" w:fill="5D2A8A"/>
+            <w:shd w:val="clear" w:color="auto" w:fill="A689C6"/>
             <w:tcBorders>
-              <w:top w:val="single" w:sz="4" w:space="0" w:color="5D2A8A"/>
-              <w:left w:val="single" w:sz="4" w:space="0" w:color="5D2A8A"/>
-              <w:bottom w:val="single" w:sz="4" w:space="0" w:color="5D2A8A"/>
-              <w:right w:val="single" w:sz="4" w:space="0" w:color="5D2A8A"/>
+              <w:top w:val="single" w:sz="4" w:space="0" w:color="A689C6"/>
+              <w:left w:val="single" w:sz="4" w:space="0" w:color="A689C6"/>
+              <w:bottom w:val="single" w:sz="4" w:space="0" w:color="A689C6"/>
+              <w:right w:val="single" w:sz="4" w:space="0" w:color="A689C6"/>
             </w:tcBorders>
           </w:tcPr>
           <w:p>
@@ -12912,7 +12912,7 @@
         <w:tc>
           <w:tcPr>
             <w:tcW w:type="dxa" w:w="15138"/>
-            <w:shd w:val="clear" w:color="auto" w:fill="EAD7F7"/>
+            <w:shd w:val="clear" w:color="auto" w:fill="F5EEF9"/>
             <w:tcBorders>
               <w:top w:val="single" w:sz="4" w:space="0" w:color="CCCCCC"/>
               <w:left w:val="single" w:sz="4" w:space="0" w:color="CCCCCC"/>
@@ -12957,7 +12957,7 @@
         <w:tc>
           <w:tcPr>
             <w:tcW w:type="dxa" w:w="15138"/>
-            <w:shd w:val="clear" w:color="auto" w:fill="4A4A4A"/>
+            <w:shd w:val="clear" w:color="auto" w:fill="909090"/>
             <w:tcBorders>
               <w:top w:val="single" w:sz="4" w:space="0" w:color="CCCCCC"/>
               <w:left w:val="single" w:sz="4" w:space="0" w:color="CCCCCC"/>
@@ -12987,7 +12987,7 @@
         <w:tc>
           <w:tcPr>
             <w:tcW w:type="dxa" w:w="15138"/>
-            <w:shd w:val="clear" w:color="auto" w:fill="F5F5F5"/>
+            <w:shd w:val="clear" w:color="auto" w:fill="FAFAFA"/>
             <w:tcBorders>
               <w:top w:val="single" w:sz="4" w:space="0" w:color="CCCCCC"/>
               <w:left w:val="single" w:sz="4" w:space="0" w:color="CCCCCC"/>
@@ -13125,7 +13125,7 @@
         <w:tc>
           <w:tcPr>
             <w:tcW w:type="dxa" w:w="15138"/>
-            <w:shd w:val="clear" w:color="auto" w:fill="1A3A5C"/>
+            <w:shd w:val="clear" w:color="auto" w:fill="8AAFCF"/>
             <w:tcBorders>
               <w:top w:val="single" w:sz="4" w:space="0" w:color="CCCCCC"/>
               <w:left w:val="single" w:sz="4" w:space="0" w:color="CCCCCC"/>
@@ -13155,7 +13155,7 @@
         <w:tc>
           <w:tcPr>
             <w:tcW w:type="dxa" w:w="15138"/>
-            <w:shd w:val="clear" w:color="auto" w:fill="D6E4F0"/>
+            <w:shd w:val="clear" w:color="auto" w:fill="E8F2F8"/>
             <w:tcBorders>
               <w:top w:val="single" w:sz="4" w:space="0" w:color="CCCCCC"/>
               <w:left w:val="single" w:sz="4" w:space="0" w:color="CCCCCC"/>
@@ -13502,7 +13502,7 @@
         <w:tc>
           <w:tcPr>
             <w:tcW w:type="dxa" w:w="15138"/>
-            <w:shd w:val="clear" w:color="auto" w:fill="EBF5FB"/>
+            <w:shd w:val="clear" w:color="auto" w:fill="F4F9FD"/>
             <w:tcBorders>
               <w:top w:val="single" w:sz="4" w:space="0" w:color="CCCCCC"/>
               <w:left w:val="single" w:sz="4" w:space="0" w:color="CCCCCC"/>
@@ -13821,7 +13821,7 @@
         <w:tc>
           <w:tcPr>
             <w:tcW w:type="dxa" w:w="5046"/>
-            <w:shd w:val="clear" w:color="auto" w:fill="1E5631"/>
+            <w:shd w:val="clear" w:color="auto" w:fill="7FAA8C"/>
             <w:tcBorders>
               <w:top w:val="single" w:sz="4" w:space="0" w:color="CCCCCC"/>
               <w:left w:val="single" w:sz="4" w:space="0" w:color="CCCCCC"/>
@@ -13849,7 +13849,7 @@
         <w:tc>
           <w:tcPr>
             <w:tcW w:type="dxa" w:w="5046"/>
-            <w:shd w:val="clear" w:color="auto" w:fill="7E4C00"/>
+            <w:shd w:val="clear" w:color="auto" w:fill="B8956A"/>
             <w:tcBorders>
               <w:top w:val="single" w:sz="4" w:space="0" w:color="CCCCCC"/>
               <w:left w:val="single" w:sz="4" w:space="0" w:color="CCCCCC"/>
@@ -13877,7 +13877,7 @@
         <w:tc>
           <w:tcPr>
             <w:tcW w:type="dxa" w:w="5046"/>
-            <w:shd w:val="clear" w:color="auto" w:fill="006064"/>
+            <w:shd w:val="clear" w:color="auto" w:fill="75A6AE"/>
             <w:tcBorders>
               <w:top w:val="single" w:sz="4" w:space="0" w:color="CCCCCC"/>
               <w:left w:val="single" w:sz="4" w:space="0" w:color="CCCCCC"/>
@@ -13907,7 +13907,7 @@
         <w:tc>
           <w:tcPr>
             <w:tcW w:type="dxa" w:w="5046"/>
-            <w:shd w:val="clear" w:color="auto" w:fill="D5E8D4"/>
+            <w:shd w:val="clear" w:color="auto" w:fill="E8F3E6"/>
             <w:tcBorders>
               <w:top w:val="single" w:sz="4" w:space="0" w:color="CCCCCC"/>
               <w:left w:val="single" w:sz="4" w:space="0" w:color="CCCCCC"/>
@@ -14000,7 +14000,7 @@
         <w:tc>
           <w:tcPr>
             <w:tcW w:type="dxa" w:w="5046"/>
-            <w:shd w:val="clear" w:color="auto" w:fill="FFE6CC"/>
+            <w:shd w:val="clear" w:color="auto" w:fill="FFF5ED"/>
             <w:tcBorders>
               <w:top w:val="single" w:sz="4" w:space="0" w:color="CCCCCC"/>
               <w:left w:val="single" w:sz="4" w:space="0" w:color="CCCCCC"/>
@@ -14093,7 +14093,7 @@
         <w:tc>
           <w:tcPr>
             <w:tcW w:type="dxa" w:w="5046"/>
-            <w:shd w:val="clear" w:color="auto" w:fill="E0F7FA"/>
+            <w:shd w:val="clear" w:color="auto" w:fill="F0FBFD"/>
             <w:tcBorders>
               <w:top w:val="single" w:sz="4" w:space="0" w:color="CCCCCC"/>
               <w:left w:val="single" w:sz="4" w:space="0" w:color="CCCCCC"/>
@@ -14218,7 +14218,7 @@
         <w:tc>
           <w:tcPr>
             <w:tcW w:type="dxa" w:w="15138"/>
-            <w:shd w:val="clear" w:color="auto" w:fill="5D2A8A"/>
+            <w:shd w:val="clear" w:color="auto" w:fill="A689C6"/>
             <w:tcBorders>
               <w:top w:val="single" w:sz="4" w:space="0" w:color="CCCCCC"/>
               <w:left w:val="single" w:sz="4" w:space="0" w:color="CCCCCC"/>
@@ -14248,12 +14248,12 @@
         <w:tc>
           <w:tcPr>
             <w:tcW w:type="dxa" w:w="15138"/>
-            <w:shd w:val="clear" w:color="auto" w:fill="006064"/>
+            <w:shd w:val="clear" w:color="auto" w:fill="75A6AE"/>
             <w:tcBorders>
-              <w:top w:val="single" w:sz="4" w:space="0" w:color="006064"/>
-              <w:left w:val="single" w:sz="4" w:space="0" w:color="006064"/>
-              <w:bottom w:val="single" w:sz="4" w:space="0" w:color="006064"/>
-              <w:right w:val="single" w:sz="4" w:space="0" w:color="006064"/>
+              <w:top w:val="single" w:sz="4" w:space="0" w:color="75A6AE"/>
+              <w:left w:val="single" w:sz="4" w:space="0" w:color="75A6AE"/>
+              <w:bottom w:val="single" w:sz="4" w:space="0" w:color="75A6AE"/>
+              <w:right w:val="single" w:sz="4" w:space="0" w:color="75A6AE"/>
             </w:tcBorders>
           </w:tcPr>
           <w:p>
@@ -14278,7 +14278,7 @@
         <w:tc>
           <w:tcPr>
             <w:tcW w:type="dxa" w:w="15138"/>
-            <w:shd w:val="clear" w:color="auto" w:fill="E0F7FA"/>
+            <w:shd w:val="clear" w:color="auto" w:fill="F0FBFD"/>
             <w:tcBorders>
               <w:top w:val="single" w:sz="4" w:space="0" w:color="CCCCCC"/>
               <w:left w:val="single" w:sz="4" w:space="0" w:color="CCCCCC"/>
@@ -14309,12 +14309,12 @@
         <w:tc>
           <w:tcPr>
             <w:tcW w:type="dxa" w:w="15138"/>
-            <w:shd w:val="clear" w:color="auto" w:fill="7E4C00"/>
+            <w:shd w:val="clear" w:color="auto" w:fill="B8956A"/>
             <w:tcBorders>
-              <w:top w:val="single" w:sz="4" w:space="0" w:color="7E4C00"/>
-              <w:left w:val="single" w:sz="4" w:space="0" w:color="7E4C00"/>
-              <w:bottom w:val="single" w:sz="4" w:space="0" w:color="7E4C00"/>
-              <w:right w:val="single" w:sz="4" w:space="0" w:color="7E4C00"/>
+              <w:top w:val="single" w:sz="4" w:space="0" w:color="B8956A"/>
+              <w:left w:val="single" w:sz="4" w:space="0" w:color="B8956A"/>
+              <w:bottom w:val="single" w:sz="4" w:space="0" w:color="B8956A"/>
+              <w:right w:val="single" w:sz="4" w:space="0" w:color="B8956A"/>
             </w:tcBorders>
           </w:tcPr>
           <w:p>
@@ -14339,7 +14339,7 @@
         <w:tc>
           <w:tcPr>
             <w:tcW w:type="dxa" w:w="15138"/>
-            <w:shd w:val="clear" w:color="auto" w:fill="FFE6CC"/>
+            <w:shd w:val="clear" w:color="auto" w:fill="FFF5ED"/>
             <w:tcBorders>
               <w:top w:val="single" w:sz="4" w:space="0" w:color="CCCCCC"/>
               <w:left w:val="single" w:sz="4" w:space="0" w:color="CCCCCC"/>
@@ -14370,12 +14370,12 @@
         <w:tc>
           <w:tcPr>
             <w:tcW w:type="dxa" w:w="15138"/>
-            <w:shd w:val="clear" w:color="auto" w:fill="1E5631"/>
+            <w:shd w:val="clear" w:color="auto" w:fill="7FAA8C"/>
             <w:tcBorders>
-              <w:top w:val="single" w:sz="4" w:space="0" w:color="1E5631"/>
-              <w:left w:val="single" w:sz="4" w:space="0" w:color="1E5631"/>
-              <w:bottom w:val="single" w:sz="4" w:space="0" w:color="1E5631"/>
-              <w:right w:val="single" w:sz="4" w:space="0" w:color="1E5631"/>
+              <w:top w:val="single" w:sz="4" w:space="0" w:color="7FAA8C"/>
+              <w:left w:val="single" w:sz="4" w:space="0" w:color="7FAA8C"/>
+              <w:bottom w:val="single" w:sz="4" w:space="0" w:color="7FAA8C"/>
+              <w:right w:val="single" w:sz="4" w:space="0" w:color="7FAA8C"/>
             </w:tcBorders>
           </w:tcPr>
           <w:p>
@@ -14400,7 +14400,7 @@
         <w:tc>
           <w:tcPr>
             <w:tcW w:type="dxa" w:w="15138"/>
-            <w:shd w:val="clear" w:color="auto" w:fill="D5E8D4"/>
+            <w:shd w:val="clear" w:color="auto" w:fill="E8F3E6"/>
             <w:tcBorders>
               <w:top w:val="single" w:sz="4" w:space="0" w:color="CCCCCC"/>
               <w:left w:val="single" w:sz="4" w:space="0" w:color="CCCCCC"/>
@@ -14431,12 +14431,12 @@
         <w:tc>
           <w:tcPr>
             <w:tcW w:type="dxa" w:w="15138"/>
-            <w:shd w:val="clear" w:color="auto" w:fill="5D2A8A"/>
+            <w:shd w:val="clear" w:color="auto" w:fill="A689C6"/>
             <w:tcBorders>
-              <w:top w:val="single" w:sz="4" w:space="0" w:color="5D2A8A"/>
-              <w:left w:val="single" w:sz="4" w:space="0" w:color="5D2A8A"/>
-              <w:bottom w:val="single" w:sz="4" w:space="0" w:color="5D2A8A"/>
-              <w:right w:val="single" w:sz="4" w:space="0" w:color="5D2A8A"/>
+              <w:top w:val="single" w:sz="4" w:space="0" w:color="A689C6"/>
+              <w:left w:val="single" w:sz="4" w:space="0" w:color="A689C6"/>
+              <w:bottom w:val="single" w:sz="4" w:space="0" w:color="A689C6"/>
+              <w:right w:val="single" w:sz="4" w:space="0" w:color="A689C6"/>
             </w:tcBorders>
           </w:tcPr>
           <w:p>
@@ -14461,7 +14461,7 @@
         <w:tc>
           <w:tcPr>
             <w:tcW w:type="dxa" w:w="15138"/>
-            <w:shd w:val="clear" w:color="auto" w:fill="EAD7F7"/>
+            <w:shd w:val="clear" w:color="auto" w:fill="F5EEF9"/>
             <w:tcBorders>
               <w:top w:val="single" w:sz="4" w:space="0" w:color="CCCCCC"/>
               <w:left w:val="single" w:sz="4" w:space="0" w:color="CCCCCC"/>
@@ -14506,7 +14506,7 @@
         <w:tc>
           <w:tcPr>
             <w:tcW w:type="dxa" w:w="15138"/>
-            <w:shd w:val="clear" w:color="auto" w:fill="4A4A4A"/>
+            <w:shd w:val="clear" w:color="auto" w:fill="909090"/>
             <w:tcBorders>
               <w:top w:val="single" w:sz="4" w:space="0" w:color="CCCCCC"/>
               <w:left w:val="single" w:sz="4" w:space="0" w:color="CCCCCC"/>
@@ -14536,7 +14536,7 @@
         <w:tc>
           <w:tcPr>
             <w:tcW w:type="dxa" w:w="15138"/>
-            <w:shd w:val="clear" w:color="auto" w:fill="F5F5F5"/>
+            <w:shd w:val="clear" w:color="auto" w:fill="FAFAFA"/>
             <w:tcBorders>
               <w:top w:val="single" w:sz="4" w:space="0" w:color="CCCCCC"/>
               <w:left w:val="single" w:sz="4" w:space="0" w:color="CCCCCC"/>
@@ -14674,7 +14674,7 @@
         <w:tc>
           <w:tcPr>
             <w:tcW w:type="dxa" w:w="15138"/>
-            <w:shd w:val="clear" w:color="auto" w:fill="1A3A5C"/>
+            <w:shd w:val="clear" w:color="auto" w:fill="8AAFCF"/>
             <w:tcBorders>
               <w:top w:val="single" w:sz="4" w:space="0" w:color="CCCCCC"/>
               <w:left w:val="single" w:sz="4" w:space="0" w:color="CCCCCC"/>
@@ -14704,7 +14704,7 @@
         <w:tc>
           <w:tcPr>
             <w:tcW w:type="dxa" w:w="15138"/>
-            <w:shd w:val="clear" w:color="auto" w:fill="D6E4F0"/>
+            <w:shd w:val="clear" w:color="auto" w:fill="E8F2F8"/>
             <w:tcBorders>
               <w:top w:val="single" w:sz="4" w:space="0" w:color="CCCCCC"/>
               <w:left w:val="single" w:sz="4" w:space="0" w:color="CCCCCC"/>
@@ -14971,7 +14971,7 @@
         <w:tc>
           <w:tcPr>
             <w:tcW w:type="dxa" w:w="15138"/>
-            <w:shd w:val="clear" w:color="auto" w:fill="EBF5FB"/>
+            <w:shd w:val="clear" w:color="auto" w:fill="F4F9FD"/>
             <w:tcBorders>
               <w:top w:val="single" w:sz="4" w:space="0" w:color="CCCCCC"/>
               <w:left w:val="single" w:sz="4" w:space="0" w:color="CCCCCC"/>
@@ -15210,7 +15210,7 @@
         <w:tc>
           <w:tcPr>
             <w:tcW w:type="dxa" w:w="5046"/>
-            <w:shd w:val="clear" w:color="auto" w:fill="1E5631"/>
+            <w:shd w:val="clear" w:color="auto" w:fill="7FAA8C"/>
             <w:tcBorders>
               <w:top w:val="single" w:sz="4" w:space="0" w:color="CCCCCC"/>
               <w:left w:val="single" w:sz="4" w:space="0" w:color="CCCCCC"/>
@@ -15238,7 +15238,7 @@
         <w:tc>
           <w:tcPr>
             <w:tcW w:type="dxa" w:w="5046"/>
-            <w:shd w:val="clear" w:color="auto" w:fill="7E4C00"/>
+            <w:shd w:val="clear" w:color="auto" w:fill="B8956A"/>
             <w:tcBorders>
               <w:top w:val="single" w:sz="4" w:space="0" w:color="CCCCCC"/>
               <w:left w:val="single" w:sz="4" w:space="0" w:color="CCCCCC"/>
@@ -15266,7 +15266,7 @@
         <w:tc>
           <w:tcPr>
             <w:tcW w:type="dxa" w:w="5046"/>
-            <w:shd w:val="clear" w:color="auto" w:fill="006064"/>
+            <w:shd w:val="clear" w:color="auto" w:fill="75A6AE"/>
             <w:tcBorders>
               <w:top w:val="single" w:sz="4" w:space="0" w:color="CCCCCC"/>
               <w:left w:val="single" w:sz="4" w:space="0" w:color="CCCCCC"/>
@@ -15296,7 +15296,7 @@
         <w:tc>
           <w:tcPr>
             <w:tcW w:type="dxa" w:w="5046"/>
-            <w:shd w:val="clear" w:color="auto" w:fill="D5E8D4"/>
+            <w:shd w:val="clear" w:color="auto" w:fill="E8F3E6"/>
             <w:tcBorders>
               <w:top w:val="single" w:sz="4" w:space="0" w:color="CCCCCC"/>
               <w:left w:val="single" w:sz="4" w:space="0" w:color="CCCCCC"/>
@@ -15405,7 +15405,7 @@
         <w:tc>
           <w:tcPr>
             <w:tcW w:type="dxa" w:w="5046"/>
-            <w:shd w:val="clear" w:color="auto" w:fill="FFE6CC"/>
+            <w:shd w:val="clear" w:color="auto" w:fill="FFF5ED"/>
             <w:tcBorders>
               <w:top w:val="single" w:sz="4" w:space="0" w:color="CCCCCC"/>
               <w:left w:val="single" w:sz="4" w:space="0" w:color="CCCCCC"/>
@@ -15482,7 +15482,7 @@
         <w:tc>
           <w:tcPr>
             <w:tcW w:type="dxa" w:w="5046"/>
-            <w:shd w:val="clear" w:color="auto" w:fill="E0F7FA"/>
+            <w:shd w:val="clear" w:color="auto" w:fill="F0FBFD"/>
             <w:tcBorders>
               <w:top w:val="single" w:sz="4" w:space="0" w:color="CCCCCC"/>
               <w:left w:val="single" w:sz="4" w:space="0" w:color="CCCCCC"/>
@@ -15559,7 +15559,7 @@
         <w:tc>
           <w:tcPr>
             <w:tcW w:type="dxa" w:w="15138"/>
-            <w:shd w:val="clear" w:color="auto" w:fill="5D2A8A"/>
+            <w:shd w:val="clear" w:color="auto" w:fill="A689C6"/>
             <w:tcBorders>
               <w:top w:val="single" w:sz="4" w:space="0" w:color="CCCCCC"/>
               <w:left w:val="single" w:sz="4" w:space="0" w:color="CCCCCC"/>
@@ -15589,12 +15589,12 @@
         <w:tc>
           <w:tcPr>
             <w:tcW w:type="dxa" w:w="15138"/>
-            <w:shd w:val="clear" w:color="auto" w:fill="006064"/>
+            <w:shd w:val="clear" w:color="auto" w:fill="75A6AE"/>
             <w:tcBorders>
-              <w:top w:val="single" w:sz="4" w:space="0" w:color="006064"/>
-              <w:left w:val="single" w:sz="4" w:space="0" w:color="006064"/>
-              <w:bottom w:val="single" w:sz="4" w:space="0" w:color="006064"/>
-              <w:right w:val="single" w:sz="4" w:space="0" w:color="006064"/>
+              <w:top w:val="single" w:sz="4" w:space="0" w:color="75A6AE"/>
+              <w:left w:val="single" w:sz="4" w:space="0" w:color="75A6AE"/>
+              <w:bottom w:val="single" w:sz="4" w:space="0" w:color="75A6AE"/>
+              <w:right w:val="single" w:sz="4" w:space="0" w:color="75A6AE"/>
             </w:tcBorders>
           </w:tcPr>
           <w:p>
@@ -15619,7 +15619,7 @@
         <w:tc>
           <w:tcPr>
             <w:tcW w:type="dxa" w:w="15138"/>
-            <w:shd w:val="clear" w:color="auto" w:fill="E0F7FA"/>
+            <w:shd w:val="clear" w:color="auto" w:fill="F0FBFD"/>
             <w:tcBorders>
               <w:top w:val="single" w:sz="4" w:space="0" w:color="CCCCCC"/>
               <w:left w:val="single" w:sz="4" w:space="0" w:color="CCCCCC"/>
@@ -15650,12 +15650,12 @@
         <w:tc>
           <w:tcPr>
             <w:tcW w:type="dxa" w:w="15138"/>
-            <w:shd w:val="clear" w:color="auto" w:fill="7E4C00"/>
+            <w:shd w:val="clear" w:color="auto" w:fill="B8956A"/>
             <w:tcBorders>
-              <w:top w:val="single" w:sz="4" w:space="0" w:color="7E4C00"/>
-              <w:left w:val="single" w:sz="4" w:space="0" w:color="7E4C00"/>
-              <w:bottom w:val="single" w:sz="4" w:space="0" w:color="7E4C00"/>
-              <w:right w:val="single" w:sz="4" w:space="0" w:color="7E4C00"/>
+              <w:top w:val="single" w:sz="4" w:space="0" w:color="B8956A"/>
+              <w:left w:val="single" w:sz="4" w:space="0" w:color="B8956A"/>
+              <w:bottom w:val="single" w:sz="4" w:space="0" w:color="B8956A"/>
+              <w:right w:val="single" w:sz="4" w:space="0" w:color="B8956A"/>
             </w:tcBorders>
           </w:tcPr>
           <w:p>
@@ -15680,7 +15680,7 @@
         <w:tc>
           <w:tcPr>
             <w:tcW w:type="dxa" w:w="15138"/>
-            <w:shd w:val="clear" w:color="auto" w:fill="FFE6CC"/>
+            <w:shd w:val="clear" w:color="auto" w:fill="FFF5ED"/>
             <w:tcBorders>
               <w:top w:val="single" w:sz="4" w:space="0" w:color="CCCCCC"/>
               <w:left w:val="single" w:sz="4" w:space="0" w:color="CCCCCC"/>
@@ -15711,12 +15711,12 @@
         <w:tc>
           <w:tcPr>
             <w:tcW w:type="dxa" w:w="15138"/>
-            <w:shd w:val="clear" w:color="auto" w:fill="1E5631"/>
+            <w:shd w:val="clear" w:color="auto" w:fill="7FAA8C"/>
             <w:tcBorders>
-              <w:top w:val="single" w:sz="4" w:space="0" w:color="1E5631"/>
-              <w:left w:val="single" w:sz="4" w:space="0" w:color="1E5631"/>
-              <w:bottom w:val="single" w:sz="4" w:space="0" w:color="1E5631"/>
-              <w:right w:val="single" w:sz="4" w:space="0" w:color="1E5631"/>
+              <w:top w:val="single" w:sz="4" w:space="0" w:color="7FAA8C"/>
+              <w:left w:val="single" w:sz="4" w:space="0" w:color="7FAA8C"/>
+              <w:bottom w:val="single" w:sz="4" w:space="0" w:color="7FAA8C"/>
+              <w:right w:val="single" w:sz="4" w:space="0" w:color="7FAA8C"/>
             </w:tcBorders>
           </w:tcPr>
           <w:p>
@@ -15741,7 +15741,7 @@
         <w:tc>
           <w:tcPr>
             <w:tcW w:type="dxa" w:w="15138"/>
-            <w:shd w:val="clear" w:color="auto" w:fill="D5E8D4"/>
+            <w:shd w:val="clear" w:color="auto" w:fill="E8F3E6"/>
             <w:tcBorders>
               <w:top w:val="single" w:sz="4" w:space="0" w:color="CCCCCC"/>
               <w:left w:val="single" w:sz="4" w:space="0" w:color="CCCCCC"/>
@@ -15772,12 +15772,12 @@
         <w:tc>
           <w:tcPr>
             <w:tcW w:type="dxa" w:w="15138"/>
-            <w:shd w:val="clear" w:color="auto" w:fill="5D2A8A"/>
+            <w:shd w:val="clear" w:color="auto" w:fill="A689C6"/>
             <w:tcBorders>
-              <w:top w:val="single" w:sz="4" w:space="0" w:color="5D2A8A"/>
-              <w:left w:val="single" w:sz="4" w:space="0" w:color="5D2A8A"/>
-              <w:bottom w:val="single" w:sz="4" w:space="0" w:color="5D2A8A"/>
-              <w:right w:val="single" w:sz="4" w:space="0" w:color="5D2A8A"/>
+              <w:top w:val="single" w:sz="4" w:space="0" w:color="A689C6"/>
+              <w:left w:val="single" w:sz="4" w:space="0" w:color="A689C6"/>
+              <w:bottom w:val="single" w:sz="4" w:space="0" w:color="A689C6"/>
+              <w:right w:val="single" w:sz="4" w:space="0" w:color="A689C6"/>
             </w:tcBorders>
           </w:tcPr>
           <w:p>
@@ -15802,7 +15802,7 @@
         <w:tc>
           <w:tcPr>
             <w:tcW w:type="dxa" w:w="15138"/>
-            <w:shd w:val="clear" w:color="auto" w:fill="EAD7F7"/>
+            <w:shd w:val="clear" w:color="auto" w:fill="F5EEF9"/>
             <w:tcBorders>
               <w:top w:val="single" w:sz="4" w:space="0" w:color="CCCCCC"/>
               <w:left w:val="single" w:sz="4" w:space="0" w:color="CCCCCC"/>
@@ -15847,7 +15847,7 @@
         <w:tc>
           <w:tcPr>
             <w:tcW w:type="dxa" w:w="15138"/>
-            <w:shd w:val="clear" w:color="auto" w:fill="4A4A4A"/>
+            <w:shd w:val="clear" w:color="auto" w:fill="909090"/>
             <w:tcBorders>
               <w:top w:val="single" w:sz="4" w:space="0" w:color="CCCCCC"/>
               <w:left w:val="single" w:sz="4" w:space="0" w:color="CCCCCC"/>
@@ -15877,7 +15877,7 @@
         <w:tc>
           <w:tcPr>
             <w:tcW w:type="dxa" w:w="15138"/>
-            <w:shd w:val="clear" w:color="auto" w:fill="F5F5F5"/>
+            <w:shd w:val="clear" w:color="auto" w:fill="FAFAFA"/>
             <w:tcBorders>
               <w:top w:val="single" w:sz="4" w:space="0" w:color="CCCCCC"/>
               <w:left w:val="single" w:sz="4" w:space="0" w:color="CCCCCC"/>
@@ -16015,7 +16015,7 @@
         <w:tc>
           <w:tcPr>
             <w:tcW w:type="dxa" w:w="15138"/>
-            <w:shd w:val="clear" w:color="auto" w:fill="1A3A5C"/>
+            <w:shd w:val="clear" w:color="auto" w:fill="8AAFCF"/>
             <w:tcBorders>
               <w:top w:val="single" w:sz="4" w:space="0" w:color="CCCCCC"/>
               <w:left w:val="single" w:sz="4" w:space="0" w:color="CCCCCC"/>
@@ -16045,7 +16045,7 @@
         <w:tc>
           <w:tcPr>
             <w:tcW w:type="dxa" w:w="15138"/>
-            <w:shd w:val="clear" w:color="auto" w:fill="D6E4F0"/>
+            <w:shd w:val="clear" w:color="auto" w:fill="E8F2F8"/>
             <w:tcBorders>
               <w:top w:val="single" w:sz="4" w:space="0" w:color="CCCCCC"/>
               <w:left w:val="single" w:sz="4" w:space="0" w:color="CCCCCC"/>
@@ -16312,7 +16312,7 @@
         <w:tc>
           <w:tcPr>
             <w:tcW w:type="dxa" w:w="15138"/>
-            <w:shd w:val="clear" w:color="auto" w:fill="EBF5FB"/>
+            <w:shd w:val="clear" w:color="auto" w:fill="F4F9FD"/>
             <w:tcBorders>
               <w:top w:val="single" w:sz="4" w:space="0" w:color="CCCCCC"/>
               <w:left w:val="single" w:sz="4" w:space="0" w:color="CCCCCC"/>
@@ -16551,7 +16551,7 @@
         <w:tc>
           <w:tcPr>
             <w:tcW w:type="dxa" w:w="5046"/>
-            <w:shd w:val="clear" w:color="auto" w:fill="1E5631"/>
+            <w:shd w:val="clear" w:color="auto" w:fill="7FAA8C"/>
             <w:tcBorders>
               <w:top w:val="single" w:sz="4" w:space="0" w:color="CCCCCC"/>
               <w:left w:val="single" w:sz="4" w:space="0" w:color="CCCCCC"/>
@@ -16579,7 +16579,7 @@
         <w:tc>
           <w:tcPr>
             <w:tcW w:type="dxa" w:w="5046"/>
-            <w:shd w:val="clear" w:color="auto" w:fill="7E4C00"/>
+            <w:shd w:val="clear" w:color="auto" w:fill="B8956A"/>
             <w:tcBorders>
               <w:top w:val="single" w:sz="4" w:space="0" w:color="CCCCCC"/>
               <w:left w:val="single" w:sz="4" w:space="0" w:color="CCCCCC"/>
@@ -16607,7 +16607,7 @@
         <w:tc>
           <w:tcPr>
             <w:tcW w:type="dxa" w:w="5046"/>
-            <w:shd w:val="clear" w:color="auto" w:fill="006064"/>
+            <w:shd w:val="clear" w:color="auto" w:fill="75A6AE"/>
             <w:tcBorders>
               <w:top w:val="single" w:sz="4" w:space="0" w:color="CCCCCC"/>
               <w:left w:val="single" w:sz="4" w:space="0" w:color="CCCCCC"/>
@@ -16637,7 +16637,7 @@
         <w:tc>
           <w:tcPr>
             <w:tcW w:type="dxa" w:w="5046"/>
-            <w:shd w:val="clear" w:color="auto" w:fill="D5E8D4"/>
+            <w:shd w:val="clear" w:color="auto" w:fill="E8F3E6"/>
             <w:tcBorders>
               <w:top w:val="single" w:sz="4" w:space="0" w:color="CCCCCC"/>
               <w:left w:val="single" w:sz="4" w:space="0" w:color="CCCCCC"/>
@@ -16746,7 +16746,7 @@
         <w:tc>
           <w:tcPr>
             <w:tcW w:type="dxa" w:w="5046"/>
-            <w:shd w:val="clear" w:color="auto" w:fill="FFE6CC"/>
+            <w:shd w:val="clear" w:color="auto" w:fill="FFF5ED"/>
             <w:tcBorders>
               <w:top w:val="single" w:sz="4" w:space="0" w:color="CCCCCC"/>
               <w:left w:val="single" w:sz="4" w:space="0" w:color="CCCCCC"/>
@@ -16887,7 +16887,7 @@
         <w:tc>
           <w:tcPr>
             <w:tcW w:type="dxa" w:w="5046"/>
-            <w:shd w:val="clear" w:color="auto" w:fill="E0F7FA"/>
+            <w:shd w:val="clear" w:color="auto" w:fill="F0FBFD"/>
             <w:tcBorders>
               <w:top w:val="single" w:sz="4" w:space="0" w:color="CCCCCC"/>
               <w:left w:val="single" w:sz="4" w:space="0" w:color="CCCCCC"/>
@@ -16964,7 +16964,7 @@
         <w:tc>
           <w:tcPr>
             <w:tcW w:type="dxa" w:w="15138"/>
-            <w:shd w:val="clear" w:color="auto" w:fill="5D2A8A"/>
+            <w:shd w:val="clear" w:color="auto" w:fill="A689C6"/>
             <w:tcBorders>
               <w:top w:val="single" w:sz="4" w:space="0" w:color="CCCCCC"/>
               <w:left w:val="single" w:sz="4" w:space="0" w:color="CCCCCC"/>
@@ -16994,12 +16994,12 @@
         <w:tc>
           <w:tcPr>
             <w:tcW w:type="dxa" w:w="15138"/>
-            <w:shd w:val="clear" w:color="auto" w:fill="006064"/>
+            <w:shd w:val="clear" w:color="auto" w:fill="75A6AE"/>
             <w:tcBorders>
-              <w:top w:val="single" w:sz="4" w:space="0" w:color="006064"/>
-              <w:left w:val="single" w:sz="4" w:space="0" w:color="006064"/>
-              <w:bottom w:val="single" w:sz="4" w:space="0" w:color="006064"/>
-              <w:right w:val="single" w:sz="4" w:space="0" w:color="006064"/>
+              <w:top w:val="single" w:sz="4" w:space="0" w:color="75A6AE"/>
+              <w:left w:val="single" w:sz="4" w:space="0" w:color="75A6AE"/>
+              <w:bottom w:val="single" w:sz="4" w:space="0" w:color="75A6AE"/>
+              <w:right w:val="single" w:sz="4" w:space="0" w:color="75A6AE"/>
             </w:tcBorders>
           </w:tcPr>
           <w:p>
@@ -17024,7 +17024,7 @@
         <w:tc>
           <w:tcPr>
             <w:tcW w:type="dxa" w:w="15138"/>
-            <w:shd w:val="clear" w:color="auto" w:fill="E0F7FA"/>
+            <w:shd w:val="clear" w:color="auto" w:fill="F0FBFD"/>
             <w:tcBorders>
               <w:top w:val="single" w:sz="4" w:space="0" w:color="CCCCCC"/>
               <w:left w:val="single" w:sz="4" w:space="0" w:color="CCCCCC"/>
@@ -17055,12 +17055,12 @@
         <w:tc>
           <w:tcPr>
             <w:tcW w:type="dxa" w:w="15138"/>
-            <w:shd w:val="clear" w:color="auto" w:fill="7E4C00"/>
+            <w:shd w:val="clear" w:color="auto" w:fill="B8956A"/>
             <w:tcBorders>
-              <w:top w:val="single" w:sz="4" w:space="0" w:color="7E4C00"/>
-              <w:left w:val="single" w:sz="4" w:space="0" w:color="7E4C00"/>
-              <w:bottom w:val="single" w:sz="4" w:space="0" w:color="7E4C00"/>
-              <w:right w:val="single" w:sz="4" w:space="0" w:color="7E4C00"/>
+              <w:top w:val="single" w:sz="4" w:space="0" w:color="B8956A"/>
+              <w:left w:val="single" w:sz="4" w:space="0" w:color="B8956A"/>
+              <w:bottom w:val="single" w:sz="4" w:space="0" w:color="B8956A"/>
+              <w:right w:val="single" w:sz="4" w:space="0" w:color="B8956A"/>
             </w:tcBorders>
           </w:tcPr>
           <w:p>
@@ -17085,7 +17085,7 @@
         <w:tc>
           <w:tcPr>
             <w:tcW w:type="dxa" w:w="15138"/>
-            <w:shd w:val="clear" w:color="auto" w:fill="FFE6CC"/>
+            <w:shd w:val="clear" w:color="auto" w:fill="FFF5ED"/>
             <w:tcBorders>
               <w:top w:val="single" w:sz="4" w:space="0" w:color="CCCCCC"/>
               <w:left w:val="single" w:sz="4" w:space="0" w:color="CCCCCC"/>
@@ -17116,12 +17116,12 @@
         <w:tc>
           <w:tcPr>
             <w:tcW w:type="dxa" w:w="15138"/>
-            <w:shd w:val="clear" w:color="auto" w:fill="1E5631"/>
+            <w:shd w:val="clear" w:color="auto" w:fill="7FAA8C"/>
             <w:tcBorders>
-              <w:top w:val="single" w:sz="4" w:space="0" w:color="1E5631"/>
-              <w:left w:val="single" w:sz="4" w:space="0" w:color="1E5631"/>
-              <w:bottom w:val="single" w:sz="4" w:space="0" w:color="1E5631"/>
-              <w:right w:val="single" w:sz="4" w:space="0" w:color="1E5631"/>
+              <w:top w:val="single" w:sz="4" w:space="0" w:color="7FAA8C"/>
+              <w:left w:val="single" w:sz="4" w:space="0" w:color="7FAA8C"/>
+              <w:bottom w:val="single" w:sz="4" w:space="0" w:color="7FAA8C"/>
+              <w:right w:val="single" w:sz="4" w:space="0" w:color="7FAA8C"/>
             </w:tcBorders>
           </w:tcPr>
           <w:p>
@@ -17146,7 +17146,7 @@
         <w:tc>
           <w:tcPr>
             <w:tcW w:type="dxa" w:w="15138"/>
-            <w:shd w:val="clear" w:color="auto" w:fill="D5E8D4"/>
+            <w:shd w:val="clear" w:color="auto" w:fill="E8F3E6"/>
             <w:tcBorders>
               <w:top w:val="single" w:sz="4" w:space="0" w:color="CCCCCC"/>
               <w:left w:val="single" w:sz="4" w:space="0" w:color="CCCCCC"/>
@@ -17177,12 +17177,12 @@
         <w:tc>
           <w:tcPr>
             <w:tcW w:type="dxa" w:w="15138"/>
-            <w:shd w:val="clear" w:color="auto" w:fill="5D2A8A"/>
+            <w:shd w:val="clear" w:color="auto" w:fill="A689C6"/>
             <w:tcBorders>
-              <w:top w:val="single" w:sz="4" w:space="0" w:color="5D2A8A"/>
-              <w:left w:val="single" w:sz="4" w:space="0" w:color="5D2A8A"/>
-              <w:bottom w:val="single" w:sz="4" w:space="0" w:color="5D2A8A"/>
-              <w:right w:val="single" w:sz="4" w:space="0" w:color="5D2A8A"/>
+              <w:top w:val="single" w:sz="4" w:space="0" w:color="A689C6"/>
+              <w:left w:val="single" w:sz="4" w:space="0" w:color="A689C6"/>
+              <w:bottom w:val="single" w:sz="4" w:space="0" w:color="A689C6"/>
+              <w:right w:val="single" w:sz="4" w:space="0" w:color="A689C6"/>
             </w:tcBorders>
           </w:tcPr>
           <w:p>
@@ -17207,7 +17207,7 @@
         <w:tc>
           <w:tcPr>
             <w:tcW w:type="dxa" w:w="15138"/>
-            <w:shd w:val="clear" w:color="auto" w:fill="EAD7F7"/>
+            <w:shd w:val="clear" w:color="auto" w:fill="F5EEF9"/>
             <w:tcBorders>
               <w:top w:val="single" w:sz="4" w:space="0" w:color="CCCCCC"/>
               <w:left w:val="single" w:sz="4" w:space="0" w:color="CCCCCC"/>
@@ -17252,7 +17252,7 @@
         <w:tc>
           <w:tcPr>
             <w:tcW w:type="dxa" w:w="15138"/>
-            <w:shd w:val="clear" w:color="auto" w:fill="4A4A4A"/>
+            <w:shd w:val="clear" w:color="auto" w:fill="909090"/>
             <w:tcBorders>
               <w:top w:val="single" w:sz="4" w:space="0" w:color="CCCCCC"/>
               <w:left w:val="single" w:sz="4" w:space="0" w:color="CCCCCC"/>
@@ -17282,7 +17282,7 @@
         <w:tc>
           <w:tcPr>
             <w:tcW w:type="dxa" w:w="15138"/>
-            <w:shd w:val="clear" w:color="auto" w:fill="F5F5F5"/>
+            <w:shd w:val="clear" w:color="auto" w:fill="FAFAFA"/>
             <w:tcBorders>
               <w:top w:val="single" w:sz="4" w:space="0" w:color="CCCCCC"/>
               <w:left w:val="single" w:sz="4" w:space="0" w:color="CCCCCC"/>

--- a/comparativo_reuniao_exemplo.docx
+++ b/comparativo_reuniao_exemplo.docx
@@ -432,7 +432,7 @@
                 <w:color w:val="FFFFFF"/>
                 <w:sz w:val="22"/>
               </w:rPr>
-              <w:t>ART-17</w:t>
+              <w:t>ART-05</w:t>
             </w:r>
           </w:p>
         </w:tc>
@@ -460,7 +460,7 @@
                 <w:color w:val="7EC8E3"/>
                 <w:sz w:val="22"/>
               </w:rPr>
-              <w:t>Identificação e Registo</w:t>
+              <w:t>Princípios Gerais de Bem-Estar</w:t>
             </w:r>
           </w:p>
         </w:tc>
@@ -504,7 +504,7 @@
                 <w:color w:val="FFFFFF"/>
                 <w:sz w:val="18"/>
               </w:rPr>
-              <w:t>@regulamento — Identification and registration of dogs and cats  ·  Art.º 17.º do Regulamento 2023/0447  |  EN</w:t>
+              <w:t>@regulamento — General welfare principles  ·  Art.º 5.º do Regulamento 2023/0447  |  EN</w:t>
             </w:r>
           </w:p>
         </w:tc>
@@ -535,183 +535,87 @@
                 <w:color w:val="222222"/>
                 <w:sz w:val="19"/>
               </w:rPr>
-              <w:t>1. All dogs and cats kept in establishments placed on the market or owned by pet owners or by any other natural or legal persons, shall be individually identified by means of a single injectable transponder containing a readable microchip compliant with Annex II.</w:t>
-            </w:r>
-          </w:p>
-          <w:p>
-            <w:pPr>
-              <w:spacing w:after="0" w:before="140"/>
-              <w:ind w:right="80" w:left="80" w:firstLine="0"/>
-            </w:pPr>
-            <w:r>
-              <w:rPr>
-                <w:rFonts w:ascii="Calibri" w:hAnsi="Calibri"/>
-                <w:b w:val="0"/>
-                <w:i w:val="0"/>
-                <w:color w:val="222222"/>
-                <w:sz w:val="19"/>
-              </w:rPr>
-              <w:t>1a. Operators shall ensure that dogs and cats born in their establishments are individually identified within 3 months after their birth and in any event before the date of their placing on the market.</w:t>
-            </w:r>
-          </w:p>
-          <w:p>
-            <w:pPr>
-              <w:spacing w:after="0" w:before="140"/>
-              <w:ind w:right="80" w:left="80" w:firstLine="0"/>
-            </w:pPr>
-            <w:r>
-              <w:rPr>
-                <w:rFonts w:ascii="Calibri" w:hAnsi="Calibri"/>
-                <w:b w:val="0"/>
-                <w:i w:val="0"/>
-                <w:color w:val="222222"/>
-                <w:sz w:val="19"/>
-              </w:rPr>
-              <w:t>Operators of selling establishments, shelters and those placing and being responsible for dogs and cats in foster homes shall ensure that dogs and cats that enter their establishments or come under their responsibility are individually identified within 30 days after their arrival at the establishment and in any event before the date of their placing on the market.</w:t>
-            </w:r>
-          </w:p>
-          <w:p>
-            <w:pPr>
-              <w:spacing w:after="0" w:before="140"/>
-              <w:ind w:right="80" w:left="80" w:firstLine="0"/>
-            </w:pPr>
-            <w:r>
-              <w:rPr>
-                <w:rFonts w:ascii="Calibri" w:hAnsi="Calibri"/>
-                <w:b w:val="0"/>
-                <w:i w:val="0"/>
-                <w:color w:val="222222"/>
-                <w:sz w:val="19"/>
-              </w:rPr>
-              <w:t>Pet owners and any other natural or legal persons, other than operators, who own dogs or cats, shall ensure that the dogs or cats are individually identified at the latest when the dog or cat reaches 3 months of age or, in case the dog or cat is placed on the market, before the date of their placing on the market.</w:t>
-            </w:r>
-          </w:p>
-          <w:p>
-            <w:pPr>
-              <w:spacing w:after="0" w:before="140"/>
-              <w:ind w:right="80" w:left="80" w:firstLine="0"/>
-            </w:pPr>
-            <w:r>
-              <w:rPr>
-                <w:rFonts w:ascii="Calibri" w:hAnsi="Calibri"/>
-                <w:b w:val="0"/>
-                <w:i w:val="0"/>
-                <w:color w:val="222222"/>
-                <w:sz w:val="19"/>
-              </w:rPr>
-              <w:t>2. The implantation of the transponder shall be performed by a veterinarian. Member States may allow the implantation of transponders in cats to be performed by a person other than a veterinarian, if it is done under the responsibility of a veterinarian.</w:t>
-            </w:r>
-          </w:p>
-          <w:p>
-            <w:pPr>
-              <w:spacing w:after="0" w:before="140"/>
-              <w:ind w:right="80" w:left="80" w:firstLine="0"/>
-            </w:pPr>
-            <w:r>
-              <w:rPr>
-                <w:rFonts w:ascii="Calibri" w:hAnsi="Calibri"/>
-                <w:b w:val="0"/>
-                <w:i w:val="0"/>
-                <w:color w:val="222222"/>
-                <w:sz w:val="19"/>
-              </w:rPr>
-              <w:t>3. Dogs and cats which have been individually identified by means of an injectable transponder containing a microchip, in accordance with national legislation prior to entry into force of this Regulation, shall be recognised as identified in accordance with the requirements of this Article.</w:t>
-            </w:r>
-          </w:p>
-          <w:p>
-            <w:pPr>
-              <w:spacing w:after="0" w:before="140"/>
-              <w:ind w:right="80" w:left="80" w:firstLine="0"/>
-            </w:pPr>
-            <w:r>
-              <w:rPr>
-                <w:rFonts w:ascii="Calibri" w:hAnsi="Calibri"/>
-                <w:b w:val="0"/>
-                <w:i w:val="0"/>
-                <w:color w:val="222222"/>
-                <w:sz w:val="19"/>
-              </w:rPr>
-              <w:t>4. Within two working days after their identification, the dogs and cats shall be registered by a veterinarian in a national database.</w:t>
-            </w:r>
-          </w:p>
-          <w:p>
-            <w:pPr>
-              <w:spacing w:after="0" w:before="140"/>
-              <w:ind w:right="80" w:left="80" w:firstLine="0"/>
-            </w:pPr>
-            <w:r>
-              <w:rPr>
-                <w:rFonts w:ascii="Calibri" w:hAnsi="Calibri"/>
-                <w:b w:val="0"/>
-                <w:i w:val="0"/>
-                <w:color w:val="222222"/>
-                <w:sz w:val="19"/>
-              </w:rPr>
-              <w:t>5. For dogs and cats kept in establishments, the registration shall be made in the name of the operator of the establishment. For dogs and cats placed in foster homes, the registration shall be made in the name of the person responsible for the foster home. For dogs and cats owned by pet owners or by any other natural or legal person, the registration shall be made in the name of the pet owner or the natural or legal person.</w:t>
-            </w:r>
-          </w:p>
-          <w:p>
-            <w:pPr>
-              <w:spacing w:after="0" w:before="140"/>
-              <w:ind w:right="80" w:left="80" w:firstLine="0"/>
-            </w:pPr>
-            <w:r>
-              <w:rPr>
-                <w:rFonts w:ascii="Calibri" w:hAnsi="Calibri"/>
-                <w:b w:val="0"/>
-                <w:i w:val="0"/>
-                <w:color w:val="222222"/>
-                <w:sz w:val="19"/>
-              </w:rPr>
-              <w:t>Member States may grant derogations from the first subparagraph to military, police and customs dogs.</w:t>
-            </w:r>
-          </w:p>
-          <w:p>
-            <w:pPr>
-              <w:spacing w:after="0" w:before="140"/>
-              <w:ind w:right="80" w:left="80" w:firstLine="0"/>
-            </w:pPr>
-            <w:r>
-              <w:rPr>
-                <w:rFonts w:ascii="Calibri" w:hAnsi="Calibri"/>
-                <w:b w:val="0"/>
-                <w:i w:val="0"/>
-                <w:color w:val="222222"/>
-                <w:sz w:val="19"/>
-              </w:rPr>
-              <w:t>6. In case of placing on the market or occasional and irregular donation by a natural person without online advertising, the requirements for registration shall not apply.</w:t>
-            </w:r>
-          </w:p>
-          <w:p>
-            <w:pPr>
-              <w:spacing w:after="0" w:before="140"/>
-              <w:ind w:right="80" w:left="80" w:firstLine="0"/>
-            </w:pPr>
-            <w:r>
-              <w:rPr>
-                <w:rFonts w:ascii="Calibri" w:hAnsi="Calibri"/>
-                <w:b w:val="0"/>
-                <w:i w:val="0"/>
-                <w:color w:val="222222"/>
-                <w:sz w:val="19"/>
-              </w:rPr>
-              <w:t>7. In the case of a death of a dog or a cat, the operator, pet owner or natural or legal person owning the dog or cat shall inform the national database.</w:t>
-            </w:r>
-          </w:p>
-          <w:p>
-            <w:pPr>
-              <w:spacing w:after="0" w:before="140"/>
-              <w:ind w:right="80" w:left="80" w:firstLine="0"/>
-            </w:pPr>
-            <w:r>
-              <w:rPr>
-                <w:rFonts w:ascii="Calibri" w:hAnsi="Calibri"/>
-                <w:b w:val="0"/>
-                <w:i w:val="0"/>
-                <w:color w:val="222222"/>
-                <w:sz w:val="19"/>
-              </w:rPr>
-              <w:t>8. In case of unreadable transponder, the operator or the natural or legal person responsible for the dog or cat shall ensure that the dog or cat is re-identified with a new transponder and re-registered in the national database.</w:t>
+              <w:t>Operators shall apply the following general welfare principles with respect to dogs or cats bred or kept in their establishment:</w:t>
+            </w:r>
+          </w:p>
+          <w:p>
+            <w:pPr>
+              <w:spacing w:after="0" w:before="100"/>
+              <w:ind w:right="80" w:left="360" w:hanging="280"/>
+            </w:pPr>
+            <w:r>
+              <w:rPr>
+                <w:rFonts w:ascii="Calibri" w:hAnsi="Calibri"/>
+                <w:b w:val="0"/>
+                <w:i w:val="0"/>
+                <w:color w:val="222222"/>
+                <w:sz w:val="19"/>
+              </w:rPr>
+              <w:t>(a) dogs and cats are provided with water and feed of a quality and of a quantity that enables them to have appropriate nutrition and hydration;</w:t>
+            </w:r>
+          </w:p>
+          <w:p>
+            <w:pPr>
+              <w:spacing w:after="0" w:before="100"/>
+              <w:ind w:right="80" w:left="360" w:hanging="280"/>
+            </w:pPr>
+            <w:r>
+              <w:rPr>
+                <w:rFonts w:ascii="Calibri" w:hAnsi="Calibri"/>
+                <w:b w:val="0"/>
+                <w:i w:val="0"/>
+                <w:color w:val="222222"/>
+                <w:sz w:val="19"/>
+              </w:rPr>
+              <w:t>(b) dogs and cats are kept in an appropriate and regularly cleaned physical environment which is secure and comfortable, especially in terms of space, air quality, temperature, light, protection against adverse climatic conditions and ease of movement, preventing overcrowding;</w:t>
+            </w:r>
+          </w:p>
+          <w:p>
+            <w:pPr>
+              <w:spacing w:after="0" w:before="100"/>
+              <w:ind w:right="80" w:left="360" w:hanging="280"/>
+            </w:pPr>
+            <w:r>
+              <w:rPr>
+                <w:rFonts w:ascii="Calibri" w:hAnsi="Calibri"/>
+                <w:b w:val="0"/>
+                <w:i w:val="0"/>
+                <w:color w:val="222222"/>
+                <w:sz w:val="19"/>
+              </w:rPr>
+              <w:t>(c) dogs and cats are kept safe, clean and in good health by preventing diseases, injuries, and pain, due in particular to management, handling practices and breeding practices;</w:t>
+            </w:r>
+          </w:p>
+          <w:p>
+            <w:pPr>
+              <w:spacing w:after="0" w:before="100"/>
+              <w:ind w:right="80" w:left="360" w:hanging="280"/>
+            </w:pPr>
+            <w:r>
+              <w:rPr>
+                <w:rFonts w:ascii="Calibri" w:hAnsi="Calibri"/>
+                <w:b w:val="0"/>
+                <w:i w:val="0"/>
+                <w:color w:val="222222"/>
+                <w:sz w:val="19"/>
+              </w:rPr>
+              <w:t>(d) dogs and cats are kept in an environment that enables them to exhibit species-specific and social non-harmful behaviour, and to establish a positive relationship with human beings;</w:t>
+            </w:r>
+          </w:p>
+          <w:p>
+            <w:pPr>
+              <w:spacing w:after="0" w:before="100"/>
+              <w:ind w:right="80" w:left="360" w:hanging="280"/>
+            </w:pPr>
+            <w:r>
+              <w:rPr>
+                <w:rFonts w:ascii="Calibri" w:hAnsi="Calibri"/>
+                <w:b w:val="0"/>
+                <w:i w:val="0"/>
+                <w:color w:val="222222"/>
+                <w:sz w:val="19"/>
+              </w:rPr>
+              <w:t>(e) dogs and cats are kept in such a way as to optimise their mental state by preventing or reducing negative stimuli in duration and intensity, as well as by maximising opportunities for positive stimuli in duration and intensity, preventing the development of abnormal repetitive and other behaviours indicative of negative animal welfare, and taking into consideration the individual dog's or cat's needs in the different domains referred to in points (a) to (d).</w:t>
             </w:r>
           </w:p>
         </w:tc>
@@ -755,7 +659,7 @@
                 <w:color w:val="FFFFFF"/>
                 <w:sz w:val="18"/>
               </w:rPr>
-              <w:t>@regulamento — Tradução PT-PT  ·  Art.º 17.º do Regulamento 2023/0447</w:t>
+              <w:t>@regulamento — Tradução PT-PT  ·  Art.º 5.º do Regulamento 2023/0447</w:t>
             </w:r>
           </w:p>
         </w:tc>
@@ -786,13 +690,13 @@
                 <w:color w:val="222222"/>
                 <w:sz w:val="19"/>
               </w:rPr>
-              <w:t>1. Todos os cães e gatos mantidos em estabelecimentos colocados no mercado ou detidos por donos de animais de companhia ou por qualquer outra pessoa singular ou coletiva devem ser identificados individualmente por meio de um único transponder injetável contendo um microchip legível em conformidade com o Anexo II.</w:t>
-            </w:r>
-          </w:p>
-          <w:p>
-            <w:pPr>
-              <w:spacing w:after="0" w:before="140"/>
-              <w:ind w:right="80" w:left="80" w:firstLine="0"/>
+              <w:t>Os operadores devem aplicar os seguintes princípios gerais de bem-estar aos cães e gatos criados ou detidos nos seus estabelecimentos:</w:t>
+            </w:r>
+          </w:p>
+          <w:p>
+            <w:pPr>
+              <w:spacing w:after="0" w:before="100"/>
+              <w:ind w:right="80" w:left="360" w:hanging="280"/>
             </w:pPr>
             <w:r>
               <w:rPr>
@@ -802,13 +706,13 @@
                 <w:color w:val="222222"/>
                 <w:sz w:val="19"/>
               </w:rPr>
-              <w:t>1a. Os operadores devem assegurar que os cães e gatos nascidos nos seus estabelecimentos sejam identificados individualmente no prazo de 3 meses após o nascimento e, em qualquer caso, antes da data da sua colocação no mercado.</w:t>
-            </w:r>
-          </w:p>
-          <w:p>
-            <w:pPr>
-              <w:spacing w:after="0" w:before="140"/>
-              <w:ind w:right="80" w:left="80" w:firstLine="0"/>
+              <w:t>(a) os cães e gatos são alimentados e abebeirados com água e ração de qualidade e quantidade adequadas a uma nutrição e hidratação apropriadas;</w:t>
+            </w:r>
+          </w:p>
+          <w:p>
+            <w:pPr>
+              <w:spacing w:after="0" w:before="100"/>
+              <w:ind w:right="80" w:left="360" w:hanging="280"/>
             </w:pPr>
             <w:r>
               <w:rPr>
@@ -818,13 +722,13 @@
                 <w:color w:val="222222"/>
                 <w:sz w:val="19"/>
               </w:rPr>
-              <w:t>Os operadores de estabelecimentos de venda, abrigos e os que colocam e são responsáveis por cães e gatos em famílias de acolhimento devem assegurar que os cães e gatos que entrem nos seus estabelecimentos sejam identificados individualmente no prazo de 30 dias após a chegada.</w:t>
-            </w:r>
-          </w:p>
-          <w:p>
-            <w:pPr>
-              <w:spacing w:after="0" w:before="140"/>
-              <w:ind w:right="80" w:left="80" w:firstLine="0"/>
+              <w:t>(b) os cães e gatos são mantidos num ambiente físico adequado, regularmente limpo, seguro e confortável, especialmente em termos de espaço, qualidade do ar, temperatura, iluminação, proteção face a condições climáticas adversas e facilidade de movimentação, prevenindo a sobrelotação;</w:t>
+            </w:r>
+          </w:p>
+          <w:p>
+            <w:pPr>
+              <w:spacing w:after="0" w:before="100"/>
+              <w:ind w:right="80" w:left="360" w:hanging="280"/>
             </w:pPr>
             <w:r>
               <w:rPr>
@@ -834,13 +738,13 @@
                 <w:color w:val="222222"/>
                 <w:sz w:val="19"/>
               </w:rPr>
-              <w:t>Os donos de animais de companhia e quaisquer outras pessoas singulares ou coletivas que detenham cães ou gatos devem assegurar que os animais sejam identificados individualmente o mais tardar quando o animal atingir os 3 meses de idade ou, no caso de o animal ser colocado no mercado, antes da data da sua colocação no mercado.</w:t>
-            </w:r>
-          </w:p>
-          <w:p>
-            <w:pPr>
-              <w:spacing w:after="0" w:before="140"/>
-              <w:ind w:right="80" w:left="80" w:firstLine="0"/>
+              <w:t>(c) os cães e gatos são mantidos seguros, limpos e com boa saúde, prevenindo doenças, lesões e dor, nomeadamente através de práticas de maneio, manuseamento e reprodução adequadas;</w:t>
+            </w:r>
+          </w:p>
+          <w:p>
+            <w:pPr>
+              <w:spacing w:after="0" w:before="100"/>
+              <w:ind w:right="80" w:left="360" w:hanging="280"/>
             </w:pPr>
             <w:r>
               <w:rPr>
@@ -850,13 +754,13 @@
                 <w:color w:val="222222"/>
                 <w:sz w:val="19"/>
               </w:rPr>
-              <w:t>2. A implantação do transponder devem ser efetuada por um médico veterinário. Os Estados-Membros podem permitir que a implantação de transponders em gatos seja efetuada por pessoa que não seja médico veterinário, se for feita sob a responsabilidade de um médico veterinário.</w:t>
-            </w:r>
-          </w:p>
-          <w:p>
-            <w:pPr>
-              <w:spacing w:after="0" w:before="140"/>
-              <w:ind w:right="80" w:left="80" w:firstLine="0"/>
+              <w:t>(d) os cães e gatos são mantidos num ambiente que lhes permite exibir comportamentos específicos da espécie e comportamentos sociais não nocivos, e estabelecer uma relação positiva com os seres humanos;</w:t>
+            </w:r>
+          </w:p>
+          <w:p>
+            <w:pPr>
+              <w:spacing w:after="0" w:before="100"/>
+              <w:ind w:right="80" w:left="360" w:hanging="280"/>
             </w:pPr>
             <w:r>
               <w:rPr>
@@ -866,103 +770,7 @@
                 <w:color w:val="222222"/>
                 <w:sz w:val="19"/>
               </w:rPr>
-              <w:t>3. Cães e gatos que tenham sido identificados individualmente por meio de um transponder injetável contendo um microchip, em conformidade com legislação nacional anterior à entrada em vigor do presente Regulamento, são reconhecidos como identificados de acordo com os requisitos do presente artigo.</w:t>
-            </w:r>
-          </w:p>
-          <w:p>
-            <w:pPr>
-              <w:spacing w:after="0" w:before="140"/>
-              <w:ind w:right="80" w:left="80" w:firstLine="0"/>
-            </w:pPr>
-            <w:r>
-              <w:rPr>
-                <w:rFonts w:ascii="Calibri" w:hAnsi="Calibri"/>
-                <w:b w:val="0"/>
-                <w:i/>
-                <w:color w:val="222222"/>
-                <w:sz w:val="19"/>
-              </w:rPr>
-              <w:t>4. No prazo de dois dias úteis após a sua identificação, os cães e gatos devem ser registados por um médico veterinário numa base de dados nacional.</w:t>
-            </w:r>
-          </w:p>
-          <w:p>
-            <w:pPr>
-              <w:spacing w:after="0" w:before="140"/>
-              <w:ind w:right="80" w:left="80" w:firstLine="0"/>
-            </w:pPr>
-            <w:r>
-              <w:rPr>
-                <w:rFonts w:ascii="Calibri" w:hAnsi="Calibri"/>
-                <w:b w:val="0"/>
-                <w:i/>
-                <w:color w:val="222222"/>
-                <w:sz w:val="19"/>
-              </w:rPr>
-              <w:t>5. Para cães e gatos mantidos em estabelecimentos, o registo deve ser efetuado em nome do operador do estabelecimento. Para cães e gatos colocados em famílias de acolhimento, o registo deve ser efetuado em nome da pessoa responsável pela família de acolhimento. Para cães e gatos detidos por donos de animais de companhia ou por qualquer outra pessoa singular ou coletiva, o registo deve ser efetuado em nome do dono ou da pessoa singular ou coletiva.</w:t>
-            </w:r>
-          </w:p>
-          <w:p>
-            <w:pPr>
-              <w:spacing w:after="0" w:before="140"/>
-              <w:ind w:right="80" w:left="80" w:firstLine="0"/>
-            </w:pPr>
-            <w:r>
-              <w:rPr>
-                <w:rFonts w:ascii="Calibri" w:hAnsi="Calibri"/>
-                <w:b w:val="0"/>
-                <w:i/>
-                <w:color w:val="222222"/>
-                <w:sz w:val="19"/>
-              </w:rPr>
-              <w:t>Os Estados-Membros podem conceder derrogações ao primeiro parágrafo a cães militares, policiais e aduaneiros.</w:t>
-            </w:r>
-          </w:p>
-          <w:p>
-            <w:pPr>
-              <w:spacing w:after="0" w:before="140"/>
-              <w:ind w:right="80" w:left="80" w:firstLine="0"/>
-            </w:pPr>
-            <w:r>
-              <w:rPr>
-                <w:rFonts w:ascii="Calibri" w:hAnsi="Calibri"/>
-                <w:b w:val="0"/>
-                <w:i/>
-                <w:color w:val="222222"/>
-                <w:sz w:val="19"/>
-              </w:rPr>
-              <w:t>6. Em caso de colocação no mercado ou cedência ocasional e irregular por pessoa singular sem publicidade em linha, os requisitos de registo não se aplicam.</w:t>
-            </w:r>
-          </w:p>
-          <w:p>
-            <w:pPr>
-              <w:spacing w:after="0" w:before="140"/>
-              <w:ind w:right="80" w:left="80" w:firstLine="0"/>
-            </w:pPr>
-            <w:r>
-              <w:rPr>
-                <w:rFonts w:ascii="Calibri" w:hAnsi="Calibri"/>
-                <w:b w:val="0"/>
-                <w:i/>
-                <w:color w:val="222222"/>
-                <w:sz w:val="19"/>
-              </w:rPr>
-              <w:t>7. Em caso de morte de um cão ou gato, o operador, dono do animal ou pessoa singular ou coletiva proprietária devem informar a base de dados nacional.</w:t>
-            </w:r>
-          </w:p>
-          <w:p>
-            <w:pPr>
-              <w:spacing w:after="0" w:before="140"/>
-              <w:ind w:right="80" w:left="80" w:firstLine="0"/>
-            </w:pPr>
-            <w:r>
-              <w:rPr>
-                <w:rFonts w:ascii="Calibri" w:hAnsi="Calibri"/>
-                <w:b w:val="0"/>
-                <w:i/>
-                <w:color w:val="222222"/>
-                <w:sz w:val="19"/>
-              </w:rPr>
-              <w:t>8. Em caso de transponder ilegível, o operador ou a pessoa singular ou coletiva responsável pelo cão ou gato devem assegurar que o animal é reidentificado com um novo transponder e re-registado na base de dados nacional.</w:t>
+              <w:t>(e) os cães e gatos são mantidos de forma a otimizar o seu estado mental, prevenindo ou reduzindo estímulos negativos em duração e intensidade, maximizando oportunidades de estímulos positivos, prevenindo o desenvolvimento de comportamentos repetitivos anormais, tendo em conta as necessidades individuais do animal nos domínios referidos nas alíneas (a) a (d).</w:t>
             </w:r>
           </w:p>
         </w:tc>
@@ -1095,7 +903,7 @@
                 <w:color w:val="555555"/>
                 <w:sz w:val="16"/>
               </w:rPr>
-              <w:t>Art.º 17.º do RGBEAC (proposta, jun. 2025)</w:t>
+              <w:t>al. a) do n.º 1 do art.º 10.º do RGBEAC (proposta, jun. 2025)</w:t>
             </w:r>
           </w:p>
           <w:p>
@@ -1111,7 +919,7 @@
                 <w:color w:val="222222"/>
                 <w:sz w:val="19"/>
               </w:rPr>
-              <w:t>1 — A identificação dos animais de companhia, pela sua marcação, quando aplicável, e registo no SIAC, deve ser realizada:</w:t>
+              <w:t>1 — O detentor do animal de companhia deve:</w:t>
             </w:r>
           </w:p>
           <w:p>
@@ -1127,39 +935,103 @@
                 <w:color w:val="222222"/>
                 <w:sz w:val="19"/>
               </w:rPr>
-              <w:t>a) Relativamente aos cães, gatos e furões nascidos em alojamentos, até aos três meses de idade ou, em qualquer caso, antes da sua colocação no mercado;</w:t>
-            </w:r>
-          </w:p>
-          <w:p>
-            <w:pPr>
-              <w:spacing w:after="0" w:before="100"/>
-              <w:ind w:right="80" w:left="360" w:hanging="280"/>
-            </w:pPr>
-            <w:r>
-              <w:rPr>
-                <w:rFonts w:ascii="Calibri" w:hAnsi="Calibri"/>
-                <w:b w:val="0"/>
-                <w:i w:val="0"/>
-                <w:color w:val="222222"/>
-                <w:sz w:val="19"/>
-              </w:rPr>
-              <w:t>b) Relativamente aos cães, gatos e furões que entrem em alojamentos, nos termos dos artigos 12.º a 15.º, até trinta dias após a sua chegada ao alojamento ou, em qualquer caso, antes da data de colocação no mercado;</w:t>
-            </w:r>
-          </w:p>
-          <w:p>
-            <w:pPr>
-              <w:spacing w:after="0" w:before="100"/>
-              <w:ind w:right="80" w:left="360" w:hanging="280"/>
-            </w:pPr>
-            <w:r>
-              <w:rPr>
-                <w:rFonts w:ascii="Calibri" w:hAnsi="Calibri"/>
-                <w:b w:val="0"/>
-                <w:i w:val="0"/>
-                <w:color w:val="222222"/>
-                <w:sz w:val="19"/>
-              </w:rPr>
-              <w:t>c) Relativamente aos cães, gatos e furões detidos por pessoas singulares, exceto nos casos previstos nas alíneas anteriores, até aos três meses de idade ou, no caso de colocação no mercado, antes da data de colocação no mercado.</w:t>
+              <w:t>a) Assegurar o bem-estar do animal, de acordo com sua espécie, raça, idade e necessidades físicas e etológicas, proporcionando-lhe:</w:t>
+            </w:r>
+          </w:p>
+          <w:p>
+            <w:pPr>
+              <w:spacing w:after="0" w:before="20"/>
+              <w:ind w:right="80" w:left="680" w:hanging="280"/>
+            </w:pPr>
+            <w:r>
+              <w:rPr>
+                <w:rFonts w:ascii="Calibri" w:hAnsi="Calibri"/>
+                <w:b w:val="0"/>
+                <w:i w:val="0"/>
+                <w:color w:val="222222"/>
+                <w:sz w:val="19"/>
+              </w:rPr>
+              <w:t>— Atenção, supervisão, controlo, exercício físico e estímulo mental;</w:t>
+            </w:r>
+          </w:p>
+          <w:p>
+            <w:pPr>
+              <w:spacing w:after="0" w:before="20"/>
+              <w:ind w:right="80" w:left="680" w:hanging="280"/>
+            </w:pPr>
+            <w:r>
+              <w:rPr>
+                <w:rFonts w:ascii="Calibri" w:hAnsi="Calibri"/>
+                <w:b w:val="0"/>
+                <w:i w:val="0"/>
+                <w:color w:val="222222"/>
+                <w:sz w:val="19"/>
+              </w:rPr>
+              <w:t>— Alimentos saudáveis, adequados e convenientes ao seu normal desenvolvimento e acesso permanente a água potável;</w:t>
+            </w:r>
+          </w:p>
+          <w:p>
+            <w:pPr>
+              <w:spacing w:after="0" w:before="20"/>
+              <w:ind w:right="80" w:left="680" w:hanging="280"/>
+            </w:pPr>
+            <w:r>
+              <w:rPr>
+                <w:rFonts w:ascii="Calibri" w:hAnsi="Calibri"/>
+                <w:b w:val="0"/>
+                <w:i w:val="0"/>
+                <w:color w:val="222222"/>
+                <w:sz w:val="19"/>
+              </w:rPr>
+              <w:t>— Condições higiossanitárias que atendam, no mínimo, ao estabelecido no presente decreto-lei e na demais legislação aplicável;</w:t>
+            </w:r>
+          </w:p>
+          <w:p>
+            <w:pPr>
+              <w:spacing w:after="0" w:before="20"/>
+              <w:ind w:right="80" w:left="680" w:hanging="280"/>
+            </w:pPr>
+            <w:r>
+              <w:rPr>
+                <w:rFonts w:ascii="Calibri" w:hAnsi="Calibri"/>
+                <w:b w:val="0"/>
+                <w:i w:val="0"/>
+                <w:color w:val="222222"/>
+                <w:sz w:val="19"/>
+              </w:rPr>
+              <w:t>— Liberdade de movimento, sendo proibidos todos os sistemas de contenção permanentes;</w:t>
+            </w:r>
+          </w:p>
+          <w:p>
+            <w:pPr>
+              <w:spacing w:after="0" w:before="20"/>
+              <w:ind w:right="80" w:left="680" w:hanging="280"/>
+            </w:pPr>
+            <w:r>
+              <w:rPr>
+                <w:rFonts w:ascii="Calibri" w:hAnsi="Calibri"/>
+                <w:b w:val="0"/>
+                <w:i w:val="0"/>
+                <w:color w:val="222222"/>
+                <w:sz w:val="19"/>
+              </w:rPr>
+              <w:t>— Abrigo adequado, em termos de tamanho e qualidade, com vista a proteger de condições atmosféricas adversas, incluindo frio, chuva, sol ou calor excessivos, com cama seca, limpa e confortável;</w:t>
+            </w:r>
+          </w:p>
+          <w:p>
+            <w:pPr>
+              <w:spacing w:after="0" w:before="20"/>
+              <w:ind w:right="80" w:left="680" w:hanging="280"/>
+            </w:pPr>
+            <w:r>
+              <w:rPr>
+                <w:rFonts w:ascii="Calibri" w:hAnsi="Calibri"/>
+                <w:b w:val="0"/>
+                <w:i w:val="0"/>
+                <w:color w:val="222222"/>
+                <w:sz w:val="19"/>
+              </w:rPr>
+              <w:t>— Contato social adequado a cada espécie, de acordo com a sua idade e atividade.</w:t>
             </w:r>
           </w:p>
         </w:tc>
@@ -1188,7 +1060,7 @@
                 <w:color w:val="555555"/>
                 <w:sz w:val="16"/>
               </w:rPr>
-              <w:t>Art.º 53.º do Código do Animal (DL n.º 214/2013)</w:t>
+              <w:t>n.ºs 1, 2 e 3 do art.º 5.º do Código do Animal (DL n.º 214/2013)</w:t>
             </w:r>
           </w:p>
           <w:p>
@@ -1204,7 +1076,7 @@
                 <w:color w:val="222222"/>
                 <w:sz w:val="19"/>
               </w:rPr>
-              <w:t>1 — Todos os cães devem ser identificados e registados, entre os três e os seis meses de idade.</w:t>
+              <w:t>1 — As condições de detenção e de alojamento para reprodução, criação, manutenção e acomodação dos animais de companhia devem salvaguardar os seus parâmetros de bem-estar animal.</w:t>
             </w:r>
           </w:p>
           <w:p>
@@ -1220,7 +1092,7 @@
                 <w:color w:val="222222"/>
                 <w:sz w:val="19"/>
               </w:rPr>
-              <w:t>2 — Os gatos em exposição, para fins comerciais ou lucrativos, em estabelecimentos de venda, locais de criação, feiras ou concursos, provas funcionais, publicidade ou fins similares, devem ser identificados e registados entre os três e os seis meses de idade.</w:t>
+              <w:t>2 — Nenhum animal deve ser detido como animal de companhia se não estiverem asseguradas as condições referidas no número anterior ou se não se adaptar ao cativeiro.</w:t>
             </w:r>
           </w:p>
           <w:p>
@@ -1236,23 +1108,7 @@
                 <w:color w:val="222222"/>
                 <w:sz w:val="19"/>
               </w:rPr>
-              <w:t>4 — Os cães e gatos são identificados através de método electrónico e registados na base de dados nacional.</w:t>
-            </w:r>
-          </w:p>
-          <w:p>
-            <w:pPr>
-              <w:spacing w:after="0" w:before="140"/>
-              <w:ind w:right="80" w:left="80" w:firstLine="0"/>
-            </w:pPr>
-            <w:r>
-              <w:rPr>
-                <w:rFonts w:ascii="Calibri" w:hAnsi="Calibri"/>
-                <w:b w:val="0"/>
-                <w:i w:val="0"/>
-                <w:color w:val="222222"/>
-                <w:sz w:val="19"/>
-              </w:rPr>
-              <w:t>5 — A identificação electrónica é efetuada através da aplicação subcutânea de um microchip no centro da face lateral esquerda do pescoço.</w:t>
+              <w:t>3 — É proibida a violência contra animais, considerando-se como tal todos os atos que, sem necessidade, infligem a morte, o sofrimento, abuso ou lesões a um animal.</w:t>
             </w:r>
           </w:p>
         </w:tc>
@@ -1281,7 +1137,7 @@
                 <w:color w:val="555555"/>
                 <w:sz w:val="16"/>
               </w:rPr>
-              <w:t>n.ºs 1, 2 e 3 do art.º 5.º do DL n.º 82/2019, de 27 de junho</w:t>
+              <w:t>n.º 1 do art.º 7.º e n.º 1 do art.º 9.º do DL n.º 276/2001, de 17 de outubro</w:t>
             </w:r>
           </w:p>
           <w:p>
@@ -1292,44 +1148,28 @@
             <w:r>
               <w:rPr>
                 <w:rFonts w:ascii="Calibri" w:hAnsi="Calibri"/>
-                <w:b w:val="0"/>
-                <w:i w:val="0"/>
-                <w:color w:val="222222"/>
-                <w:sz w:val="19"/>
-              </w:rPr>
-              <w:t>1 — A identificação dos animais de companhia, pela sua marcação e registo no SIAC, deve ser realizada até 120 dias após o seu nascimento.</w:t>
-            </w:r>
-          </w:p>
-          <w:p>
-            <w:pPr>
-              <w:spacing w:after="0" w:before="140"/>
+                <w:b/>
+                <w:i w:val="0"/>
+                <w:color w:val="333333"/>
+                <w:sz w:val="18"/>
+              </w:rPr>
+              <w:t>Artigo 7.º, n.º 1 — As condições de detenção e de alojamento para reprodução, criação, manutenção e acomodação dos animais de companhia devem salvaguardar os seus parâmetros de bem-estar animal, nomeadamente nos termos dos artigos seguintes.</w:t>
+            </w:r>
+          </w:p>
+          <w:p>
+            <w:pPr>
+              <w:spacing w:after="0" w:before="200"/>
               <w:ind w:right="80" w:left="80" w:firstLine="0"/>
             </w:pPr>
             <w:r>
               <w:rPr>
                 <w:rFonts w:ascii="Calibri" w:hAnsi="Calibri"/>
-                <w:b w:val="0"/>
-                <w:i w:val="0"/>
-                <w:color w:val="222222"/>
-                <w:sz w:val="19"/>
-              </w:rPr>
-              <w:t>2 — Na impossibilidade de determinar a data de nascimento exata, para efeitos de contagem do prazo referido no número anterior, a identificação deve ser efetuada até à perda dos dentes incisivos de leite.</w:t>
-            </w:r>
-          </w:p>
-          <w:p>
-            <w:pPr>
-              <w:spacing w:after="0" w:before="140"/>
-              <w:ind w:right="80" w:left="80" w:firstLine="0"/>
-            </w:pPr>
-            <w:r>
-              <w:rPr>
-                <w:rFonts w:ascii="Calibri" w:hAnsi="Calibri"/>
-                <w:b w:val="0"/>
-                <w:i w:val="0"/>
-                <w:color w:val="222222"/>
-                <w:sz w:val="19"/>
-              </w:rPr>
-              <w:t>3 — Sem prejuízo dos números anteriores, e relativamente aos cães, gatos e furões que sejam cedidos e ou comercializados a partir de um criador ou de um estabelecimento autorizado para a detenção de animais de companhia, nomeadamente os centros de hospedagem com ou sem fins lucrativos e os centros de recolha oficiais, deve ser assegurada a sua marcação e registo no SIAC antes de abandonarem a instalação de nascimento ou de alojamento, independentemente da sua idade.</w:t>
+                <w:b/>
+                <w:i w:val="0"/>
+                <w:color w:val="333333"/>
+                <w:sz w:val="18"/>
+              </w:rPr>
+              <w:t>Artigo 9.º, n.º 1 — A temperatura, a ventilação e a luminosidade e obscuridade das instalações devem ser as adequadas à manutenção do conforto e bem-estar das espécies que albergam.</w:t>
             </w:r>
           </w:p>
         </w:tc>
@@ -1373,7 +1213,7 @@
                 <w:color w:val="FFFFFF"/>
                 <w:sz w:val="18"/>
               </w:rPr>
-              <w:t>DIVERGÊNCIA FACE AO REGULAMENTO  ·  Necessidade de alteração: Sim</w:t>
+              <w:t>DIVERGÊNCIA FACE AO REGULAMENTO  ·  Necessidade de alteração: Não</w:t>
             </w:r>
           </w:p>
         </w:tc>
@@ -1434,7 +1274,7 @@
                 <w:color w:val="222222"/>
                 <w:sz w:val="18"/>
               </w:rPr>
-              <w:t>O DL n.º 82/2019 (art.º 5.º) prevê prazo geral de 120 dias após o nascimento, sem distinguir o contexto de estabelecimento — prazo superior ao máximo de 3 meses do @regulamento, que exigirá redução. Não prevê o prazo específico de 30 dias para animais que entram em estabelecimentos.</w:t>
+              <w:t>O DL n.º 276/2001 (art.ºs 7.º e 9.º) consagra os mesmos parâmetros mas desenvolve-os em artigos separados (alojamento, alimentação, ambiente) sem os denominar como domínios nem os sistematizar de forma unificada segundo o referencial OMSA.</w:t>
             </w:r>
           </w:p>
         </w:tc>
@@ -1495,7 +1335,7 @@
                 <w:color w:val="222222"/>
                 <w:sz w:val="18"/>
               </w:rPr>
-              <w:t>O @codigo fixa prazo de identificação entre 3 e 6 meses, igualmente sem distinção entre nascimentos e entrada em estabelecimentos, ficando aquém da precisão exigida pelo @regulamento.</w:t>
+              <w:t>O @codigo (art.º 5.º) refere 'parâmetros de bem-estar animal' genericamente, sem adotar formalmente a nomenclatura dos 5 domínios OMSA nem a sua sistematização explícita.</w:t>
             </w:r>
           </w:p>
         </w:tc>
@@ -1556,7 +1396,7 @@
                 <w:color w:val="222222"/>
                 <w:sz w:val="18"/>
               </w:rPr>
-              <w:t>O @rgbeac aproxima-se dos prazos do @regulamento mas aplica-se apenas a cães, gatos e furões. Não prevê o prazo específico de 30 dias para animais que entram em estabelecimentos.</w:t>
+              <w:t>O @rgbeac (art.º 10.º, n.º 1, al. a)) articula obrigações equivalentes ao nível do detentor de forma descritiva, sem sistematização nos 5 domínios nem referência ao quadro OMSA.</w:t>
             </w:r>
           </w:p>
         </w:tc>
@@ -1617,7 +1457,7 @@
                 <w:color w:val="222222"/>
                 <w:sz w:val="18"/>
               </w:rPr>
-              <w:t>Necessidade de alteração: (1) reduzir prazo máximo de identificação de nascimentos para 3 meses; (2) criar prazo diferenciado de 30 dias para animais admitidos em estabelecimentos; (3) harmonizar prazos entre todos os diplomas nacionais.</w:t>
+              <w:t>Alinhamento substancial de conteúdo; sem necessidade de alteração imediata. Recomenda-se a adoção formal dos 5 domínios OMSA como referencial estruturante em futura revisão legislativa ou em normas de orientação técnica da DGAV.</w:t>
             </w:r>
           </w:p>
         </w:tc>
@@ -2970,7 +2810,7 @@
                 <w:color w:val="FFFFFF"/>
                 <w:sz w:val="22"/>
               </w:rPr>
-              <w:t>ART-07</w:t>
+              <w:t>ART-06a</w:t>
             </w:r>
           </w:p>
         </w:tc>
@@ -2998,7 +2838,7 @@
                 <w:color w:val="7EC8E3"/>
                 <w:sz w:val="22"/>
               </w:rPr>
-              <w:t>Reprodução e Criação</w:t>
+              <w:t>Estratégias de Criação — Conformação e Consanguinidade</w:t>
             </w:r>
           </w:p>
         </w:tc>
@@ -3042,7 +2882,7 @@
                 <w:color w:val="FFFFFF"/>
                 <w:sz w:val="18"/>
               </w:rPr>
-              <w:t>@regulamento — Notification and registration of establishments  ·  Art.º 7.º do Regulamento 2023/0447  |  EN</w:t>
+              <w:t>@regulamento — Breeding strategies obligations  ·  Art.º 6.º-A do Regulamento 2023/0447  |  EN</w:t>
             </w:r>
           </w:p>
         </w:tc>
@@ -3073,23 +2913,39 @@
                 <w:color w:val="222222"/>
                 <w:sz w:val="19"/>
               </w:rPr>
-              <w:t>Operators shall notify the competent authorities of their activity, providing at least the following information:</w:t>
-            </w:r>
-          </w:p>
-          <w:p>
-            <w:pPr>
-              <w:spacing w:after="0" w:before="100"/>
-              <w:ind w:right="80" w:left="360" w:hanging="280"/>
-            </w:pPr>
-            <w:r>
-              <w:rPr>
-                <w:rFonts w:ascii="Calibri" w:hAnsi="Calibri"/>
-                <w:b w:val="0"/>
-                <w:i w:val="0"/>
-                <w:color w:val="222222"/>
-                <w:sz w:val="19"/>
-              </w:rPr>
-              <w:t>(a) name, address and contact details of the operator;</w:t>
+              <w:t>1. Operators of breeding establishments shall ensure that their breeding strategies minimise the risk of producing dogs or cats with genotypes associated with detrimental effects on their health and welfare.</w:t>
+            </w:r>
+          </w:p>
+          <w:p>
+            <w:pPr>
+              <w:spacing w:after="0" w:before="140"/>
+              <w:ind w:right="80" w:left="80" w:firstLine="0"/>
+            </w:pPr>
+            <w:r>
+              <w:rPr>
+                <w:rFonts w:ascii="Calibri" w:hAnsi="Calibri"/>
+                <w:b w:val="0"/>
+                <w:i w:val="0"/>
+                <w:color w:val="222222"/>
+                <w:sz w:val="19"/>
+              </w:rPr>
+              <w:t>2. Operators of breeding establishments shall not use for reproduction dogs or cats that have excessive conformational traits leading to a high risk of detrimental effects on the welfare of these dogs or cats, or of their offspring. Before selection for breeding of a dog or cat that may be concerned by an excessive conformational trait the operator shall consult a veterinarian or an independent qualified person under the responsibility of a veterinarian. The veterinarian or independent qualified person shall assess whether the dog or cat has an excessive conformational trait.</w:t>
+            </w:r>
+          </w:p>
+          <w:p>
+            <w:pPr>
+              <w:spacing w:after="0" w:before="140"/>
+              <w:ind w:right="80" w:left="80" w:firstLine="0"/>
+            </w:pPr>
+            <w:r>
+              <w:rPr>
+                <w:rFonts w:ascii="Calibri" w:hAnsi="Calibri"/>
+                <w:b w:val="0"/>
+                <w:i w:val="0"/>
+                <w:color w:val="222222"/>
+                <w:sz w:val="19"/>
+              </w:rPr>
+              <w:t>3. The Commission is empowered to adopt, taking into account scientific opinions of the European Food Safety Authority as well as the social and economic impacts, delegated acts in accordance with Article 23 supplementing this Regulation by:</w:t>
             </w:r>
           </w:p>
           <w:p>
@@ -3105,7 +2961,7 @@
                 <w:color w:val="222222"/>
                 <w:sz w:val="19"/>
               </w:rPr>
-              <w:t>(b) the location(s) of the establishment(s);</w:t>
+              <w:t>(a) defining characteristics of the genotypes referred to in paragraph 1, which shall be excluded from reproduction, and the methods for their assessment and the record keeping requirements;</w:t>
             </w:r>
           </w:p>
           <w:p>
@@ -3121,7 +2977,39 @@
                 <w:color w:val="222222"/>
                 <w:sz w:val="19"/>
               </w:rPr>
-              <w:t>(c) the type(s) of establishment: breeding establishment, selling establishment, shelter or foster home;</w:t>
+              <w:t>(b) defining excessive conformational traits referred to in paragraph 2 of this Article, which shall be excluded from reproduction, the methods for their assessment and the record keeping requirements.</w:t>
+            </w:r>
+          </w:p>
+          <w:p>
+            <w:pPr>
+              <w:spacing w:after="0" w:before="140"/>
+              <w:ind w:right="80" w:left="80" w:firstLine="0"/>
+            </w:pPr>
+            <w:r>
+              <w:rPr>
+                <w:rFonts w:ascii="Calibri" w:hAnsi="Calibri"/>
+                <w:b w:val="0"/>
+                <w:i w:val="0"/>
+                <w:color w:val="222222"/>
+                <w:sz w:val="19"/>
+              </w:rPr>
+              <w:t>4. The delegated acts concerning the excessive conformational traits shall be adopted by 1 July 2030. The delegated acts concerning the genotypes shall be adopted by 1 July 2036.</w:t>
+            </w:r>
+          </w:p>
+          <w:p>
+            <w:pPr>
+              <w:spacing w:after="0" w:before="140"/>
+              <w:ind w:right="80" w:left="80" w:firstLine="0"/>
+            </w:pPr>
+            <w:r>
+              <w:rPr>
+                <w:rFonts w:ascii="Calibri" w:hAnsi="Calibri"/>
+                <w:b w:val="0"/>
+                <w:i w:val="0"/>
+                <w:color w:val="222222"/>
+                <w:sz w:val="19"/>
+              </w:rPr>
+              <w:t>5. The following shall be prohibited in the management of the reproduction of dogs and cats:</w:t>
             </w:r>
           </w:p>
           <w:p>
@@ -3137,7 +3025,7 @@
                 <w:color w:val="222222"/>
                 <w:sz w:val="19"/>
               </w:rPr>
-              <w:t>(d) the species and, for breeding establishments, the breeds of the dogs or cats kept in the establishment(s);</w:t>
+              <w:t>(a) the breeding between parents and offspring, between siblings, between half-siblings or between grandparents and grandchildren, unless approved by the competent authority based on a specific need to preserve local breeds with a limited genetic pool;</w:t>
             </w:r>
           </w:p>
           <w:p>
@@ -3153,23 +3041,7 @@
                 <w:color w:val="222222"/>
                 <w:sz w:val="19"/>
               </w:rPr>
-              <w:t>(e) the capacity of the establishment expressed as the maximum number of dogs and cats which can be kept in the establishment(s);</w:t>
-            </w:r>
-          </w:p>
-          <w:p>
-            <w:pPr>
-              <w:spacing w:after="0" w:before="20"/>
-              <w:ind w:right="80" w:left="360" w:hanging="280"/>
-            </w:pPr>
-            <w:r>
-              <w:rPr>
-                <w:rFonts w:ascii="Calibri" w:hAnsi="Calibri"/>
-                <w:b w:val="0"/>
-                <w:i w:val="0"/>
-                <w:color w:val="222222"/>
-                <w:sz w:val="19"/>
-              </w:rPr>
-              <w:t>(ea) for breeding establishments, the estimated number of litters to be placed on the market per year.</w:t>
+              <w:t>(b) the breeding to produce hybrids.</w:t>
             </w:r>
           </w:p>
         </w:tc>
@@ -3213,7 +3085,7 @@
                 <w:color w:val="FFFFFF"/>
                 <w:sz w:val="18"/>
               </w:rPr>
-              <w:t>@regulamento — Tradução PT-PT  ·  Art.º 7.º do Regulamento 2023/0447</w:t>
+              <w:t>@regulamento — Tradução PT-PT  ·  Art.º 6.º-A do Regulamento 2023/0447</w:t>
             </w:r>
           </w:p>
         </w:tc>
@@ -3244,13 +3116,13 @@
                 <w:color w:val="222222"/>
                 <w:sz w:val="19"/>
               </w:rPr>
-              <w:t>Os operadores devem notificar as autoridades competentes da sua atividade, fornecendo pelo menos as seguintes informações:</w:t>
-            </w:r>
-          </w:p>
-          <w:p>
-            <w:pPr>
-              <w:spacing w:after="0" w:before="100"/>
-              <w:ind w:right="80" w:left="360" w:hanging="280"/>
+              <w:t>1. Os operadores de estabelecimentos de criação devem assegurar que as suas estratégias de criação minimizam o risco de produzir cães ou gatos com genótipos associados a efeitos prejudiciais para a sua saúde e bem-estar.</w:t>
+            </w:r>
+          </w:p>
+          <w:p>
+            <w:pPr>
+              <w:spacing w:after="0" w:before="140"/>
+              <w:ind w:right="80" w:left="80" w:firstLine="0"/>
             </w:pPr>
             <w:r>
               <w:rPr>
@@ -3260,7 +3132,23 @@
                 <w:color w:val="222222"/>
                 <w:sz w:val="19"/>
               </w:rPr>
-              <w:t>(a) nome, morada e contactos do operador;</w:t>
+              <w:t>2. Os operadores de estabelecimentos de criação não devem utilizar para reprodução cães ou gatos que apresentem traços conformacionais excessivos que conduzam a um risco elevado de efeitos prejudiciais para o bem-estar desses animais ou das suas crias. Antes da seleção para reprodução de um animal potencialmente afetado por traço conformacional excessivo, o operador deve consultar um médico veterinário ou uma pessoa qualificada independente sob responsabilidade veterinária. O médico veterinário ou a pessoa qualificada independente devem avaliar se o animal tem um traço conformacional excessivo.</w:t>
+            </w:r>
+          </w:p>
+          <w:p>
+            <w:pPr>
+              <w:spacing w:after="0" w:before="140"/>
+              <w:ind w:right="80" w:left="80" w:firstLine="0"/>
+            </w:pPr>
+            <w:r>
+              <w:rPr>
+                <w:rFonts w:ascii="Calibri" w:hAnsi="Calibri"/>
+                <w:b w:val="0"/>
+                <w:i/>
+                <w:color w:val="222222"/>
+                <w:sz w:val="19"/>
+              </w:rPr>
+              <w:t>3. A Comissão tem competência para adotar, tendo em conta os pareceres científicos da Autoridade Europeia para a Segurança dos Alimentos, bem como os impactos sociais e económicos, atos delegados em conformidade com o artigo 23.º que complementem este Regulamento:</w:t>
             </w:r>
           </w:p>
           <w:p>
@@ -3276,7 +3164,7 @@
                 <w:color w:val="222222"/>
                 <w:sz w:val="19"/>
               </w:rPr>
-              <w:t>(b) a(s) localização(ões) do(s) estabelecimento(s);</w:t>
+              <w:t>(a) definindo características dos genótipos a que se refere o parágrafo 1, que devem ser excluídos da reprodução, e os métodos para a sua avaliação e requisitos de manutenção de registos;</w:t>
             </w:r>
           </w:p>
           <w:p>
@@ -3292,7 +3180,39 @@
                 <w:color w:val="222222"/>
                 <w:sz w:val="19"/>
               </w:rPr>
-              <w:t>(c) o tipo de estabelecimento: criação, venda, abrigo ou família de acolhimento;</w:t>
+              <w:t>(b) definindo traços conformacionais excessivos a que se refere o parágrafo 2 do presente artigo, que devem ser excluídos da reprodução, os métodos para a sua avaliação e requisitos de manutenção de registos.</w:t>
+            </w:r>
+          </w:p>
+          <w:p>
+            <w:pPr>
+              <w:spacing w:after="0" w:before="140"/>
+              <w:ind w:right="80" w:left="80" w:firstLine="0"/>
+            </w:pPr>
+            <w:r>
+              <w:rPr>
+                <w:rFonts w:ascii="Calibri" w:hAnsi="Calibri"/>
+                <w:b w:val="0"/>
+                <w:i/>
+                <w:color w:val="222222"/>
+                <w:sz w:val="19"/>
+              </w:rPr>
+              <w:t>4. Os atos delegados relativos aos traços conformacionais excessivos devem ser adotados até 1 de julho de 2030. Os atos delegados relativos aos genótipos devem ser adotados até 1 de julho de 2036.</w:t>
+            </w:r>
+          </w:p>
+          <w:p>
+            <w:pPr>
+              <w:spacing w:after="0" w:before="140"/>
+              <w:ind w:right="80" w:left="80" w:firstLine="0"/>
+            </w:pPr>
+            <w:r>
+              <w:rPr>
+                <w:rFonts w:ascii="Calibri" w:hAnsi="Calibri"/>
+                <w:b w:val="0"/>
+                <w:i/>
+                <w:color w:val="222222"/>
+                <w:sz w:val="19"/>
+              </w:rPr>
+              <w:t>5. São proibidos na gestão da reprodução de cães e gatos:</w:t>
             </w:r>
           </w:p>
           <w:p>
@@ -3308,7 +3228,7 @@
                 <w:color w:val="222222"/>
                 <w:sz w:val="19"/>
               </w:rPr>
-              <w:t>(d) as espécies e, para os estabelecimentos de criação, as raças dos cães ou gatos mantidos;</w:t>
+              <w:t>(a) o cruzamento entre progenitores e descendentes, entre irmãos, entre meios-irmãos ou entre avós e netos, exceto com aprovação da autoridade competente por razão de necessidade específica de preservação de raças locais com reserva genética limitada;</w:t>
             </w:r>
           </w:p>
           <w:p>
@@ -3324,23 +3244,7 @@
                 <w:color w:val="222222"/>
                 <w:sz w:val="19"/>
               </w:rPr>
-              <w:t>(e) a capacidade do estabelecimento, expressa no número máximo de cães e gatos que podem ser alojados;</w:t>
-            </w:r>
-          </w:p>
-          <w:p>
-            <w:pPr>
-              <w:spacing w:after="0" w:before="20"/>
-              <w:ind w:right="80" w:left="360" w:hanging="280"/>
-            </w:pPr>
-            <w:r>
-              <w:rPr>
-                <w:rFonts w:ascii="Calibri" w:hAnsi="Calibri"/>
-                <w:b w:val="0"/>
-                <w:i/>
-                <w:color w:val="222222"/>
-                <w:sz w:val="19"/>
-              </w:rPr>
-              <w:t>(ea) para os estabelecimentos de criação, o número estimado de ninhadas a colocar no mercado por ano.</w:t>
+              <w:t>(b) o cruzamento para produção de híbridos.</w:t>
             </w:r>
           </w:p>
         </w:tc>
@@ -3473,7 +3377,7 @@
                 <w:color w:val="555555"/>
                 <w:sz w:val="16"/>
               </w:rPr>
-              <w:t>Art.º 43.º do RGBEAC (proposta, jun. 2025)</w:t>
+              <w:t>n.ºs 1 e 2 do art.º 34.º do RGBEAC (proposta, jun. 2025)</w:t>
             </w:r>
           </w:p>
           <w:p>
@@ -3489,7 +3393,7 @@
                 <w:color w:val="222222"/>
                 <w:sz w:val="19"/>
               </w:rPr>
-              <w:t>1 — Os centros de bem-estar animal procedem à esterilização dos animais recolhidos que se presuma terem sido abandonados, nos termos do artigo 41.º.</w:t>
+              <w:t>1 — As intervenções cirúrgicas com o objetivo da modificação da aparência ou com fins não curativos ou não destinados a impedir a reprodução dos animais são proibidas, nos termos do disposto na alínea i) do n.º 1 do artigo 12.º.</w:t>
             </w:r>
           </w:p>
           <w:p>
@@ -3505,23 +3409,7 @@
                 <w:color w:val="222222"/>
                 <w:sz w:val="19"/>
               </w:rPr>
-              <w:t>2 — As câmaras municipais devem, sempre que necessário e sob a responsabilidade do médico veterinário municipal, incentivar e promover programas de esterilização de animais de companhia, nomeadamente os cães e gatos, em complementaridade com os centros de bem-estar animal.</w:t>
-            </w:r>
-          </w:p>
-          <w:p>
-            <w:pPr>
-              <w:spacing w:after="0" w:before="140"/>
-              <w:ind w:right="80" w:left="80" w:firstLine="0"/>
-            </w:pPr>
-            <w:r>
-              <w:rPr>
-                <w:rFonts w:ascii="Calibri" w:hAnsi="Calibri"/>
-                <w:b w:val="0"/>
-                <w:i w:val="0"/>
-                <w:color w:val="222222"/>
-                <w:sz w:val="19"/>
-              </w:rPr>
-              <w:t>3 — Os requisitos mínimos das instalações adequadas à realização de esterilizações nos centros de bem-estar animal são estabelecidos em portaria do membro do Governo responsável pela área da agricultura.</w:t>
+              <w:t>2 — O detentor de animal sujeito a intervenção curativa que modifique a sua aparência deve possuir documento comprovativo da necessidade da mesma, passado pelo médico veterinário que a ela procedeu, sob a forma de atestado do qual constem a identificação do médico veterinário, o número da cédula profissional e a sua assinatura, ou, no caso de animais importados, documento comprovativo da necessidade dessa intervenção, emitida pelo médico veterinário que a ela procedeu, legalizado pela autoridade competente do respetivo país.</w:t>
             </w:r>
           </w:p>
         </w:tc>
@@ -3550,7 +3438,7 @@
                 <w:color w:val="555555"/>
                 <w:sz w:val="16"/>
               </w:rPr>
-              <w:t>Art.º 8.º do Código do Animal (DL n.º 214/2013)</w:t>
+              <w:t>n.º 2, als. a), b) e c) do art.º 8.º do Código do Animal (DL n.º 214/2013)</w:t>
             </w:r>
           </w:p>
           <w:p>
@@ -3566,22 +3454,6 @@
                 <w:color w:val="222222"/>
                 <w:sz w:val="19"/>
               </w:rPr>
-              <w:t>1 — A reprodução de animais deve ser realizada de forma planeada.</w:t>
-            </w:r>
-          </w:p>
-          <w:p>
-            <w:pPr>
-              <w:spacing w:after="0" w:before="140"/>
-              <w:ind w:right="80" w:left="80" w:firstLine="0"/>
-            </w:pPr>
-            <w:r>
-              <w:rPr>
-                <w:rFonts w:ascii="Calibri" w:hAnsi="Calibri"/>
-                <w:b w:val="0"/>
-                <w:i w:val="0"/>
-                <w:color w:val="222222"/>
-                <w:sz w:val="19"/>
-              </w:rPr>
               <w:t>2 — A reprodução de animais obedece ao seguinte:</w:t>
             </w:r>
           </w:p>
@@ -3598,7 +3470,7 @@
                 <w:color w:val="222222"/>
                 <w:sz w:val="19"/>
               </w:rPr>
-              <w:t>a) Os animais só devem ser utilizados na reprodução depois de atingida a maturidade reprodutiva para a espécie e raça devendo, no caso de cães e gatos, as fêmeas ter pelo menos dois anos de idade no momento da primeira cobertura;</w:t>
+              <w:t>a) Os animais só devem ser utilizados na reprodução depois de atingida a maturidade reprodutiva para a espécie e raça devendo, no caso dos cães e gatos, seguir os parâmetros referidos no anexo I ao presente diploma, do qual faz parte integrante, não sendo autorizado, no caso das fêmeas, o acasalamento em cios sucessivos;</w:t>
             </w:r>
           </w:p>
           <w:p>
@@ -3630,7 +3502,7 @@
                 <w:color w:val="222222"/>
                 <w:sz w:val="19"/>
               </w:rPr>
-              <w:t>c) Devem ser excluídos da reprodução os animais que revelem defeitos genéticos e malformações, designadamente monorquidia e displasia.</w:t>
+              <w:t>c) Devem ser excluídos da reprodução, os animais que revelem defeitos genéticos e malformações, designadamente monorquidia e displasia da anca nos cães e rim poliquístico nos gatos, ou alterações comportamentais.</w:t>
             </w:r>
           </w:p>
         </w:tc>
@@ -3659,7 +3531,7 @@
                 <w:color w:val="555555"/>
                 <w:sz w:val="16"/>
               </w:rPr>
-              <w:t>n.º 1 do art.º 3.º-A do DL n.º 276/2001, de 17 de outubro</w:t>
+              <w:t>art.º 17.º e n.º 1 do art.º 18.º do DL n.º 276/2001, de 17 de outubro</w:t>
             </w:r>
           </w:p>
           <w:p>
@@ -3670,172 +3542,28 @@
             <w:r>
               <w:rPr>
                 <w:rFonts w:ascii="Calibri" w:hAnsi="Calibri"/>
-                <w:b w:val="0"/>
-                <w:i w:val="0"/>
-                <w:color w:val="222222"/>
-                <w:sz w:val="19"/>
-              </w:rPr>
-              <w:t>1 — A mera comunicação prévia a que se refere a alínea a) do n.º 1 do artigo anterior é dirigida à DGAV e deve conter os seguintes elementos, quando aplicáveis:</w:t>
-            </w:r>
-          </w:p>
-          <w:p>
-            <w:pPr>
-              <w:spacing w:after="0" w:before="100"/>
-              <w:ind w:right="80" w:left="360" w:hanging="280"/>
-            </w:pPr>
-            <w:r>
-              <w:rPr>
-                <w:rFonts w:ascii="Calibri" w:hAnsi="Calibri"/>
-                <w:b w:val="0"/>
-                <w:i w:val="0"/>
-                <w:color w:val="222222"/>
-                <w:sz w:val="19"/>
-              </w:rPr>
-              <w:t>a) O nome ou a denominação social do interessado;</w:t>
-            </w:r>
-          </w:p>
-          <w:p>
-            <w:pPr>
-              <w:spacing w:after="0" w:before="20"/>
-              <w:ind w:right="80" w:left="360" w:hanging="280"/>
-            </w:pPr>
-            <w:r>
-              <w:rPr>
-                <w:rFonts w:ascii="Calibri" w:hAnsi="Calibri"/>
-                <w:b w:val="0"/>
-                <w:i w:val="0"/>
-                <w:color w:val="222222"/>
-                <w:sz w:val="19"/>
-              </w:rPr>
-              <w:t>b) A localização do alojamento e a sua designação comercial;</w:t>
-            </w:r>
-          </w:p>
-          <w:p>
-            <w:pPr>
-              <w:spacing w:after="0" w:before="20"/>
-              <w:ind w:right="80" w:left="360" w:hanging="280"/>
-            </w:pPr>
-            <w:r>
-              <w:rPr>
-                <w:rFonts w:ascii="Calibri" w:hAnsi="Calibri"/>
-                <w:b w:val="0"/>
-                <w:i w:val="0"/>
-                <w:color w:val="222222"/>
-                <w:sz w:val="19"/>
-              </w:rPr>
-              <w:t>c) O número de identificação fiscal ou de pessoa coletiva do interessado;</w:t>
-            </w:r>
-          </w:p>
-          <w:p>
-            <w:pPr>
-              <w:spacing w:after="0" w:before="20"/>
-              <w:ind w:right="80" w:left="360" w:hanging="280"/>
-            </w:pPr>
-            <w:r>
-              <w:rPr>
-                <w:rFonts w:ascii="Calibri" w:hAnsi="Calibri"/>
-                <w:b w:val="0"/>
-                <w:i w:val="0"/>
-                <w:color w:val="222222"/>
-                <w:sz w:val="19"/>
-              </w:rPr>
-              <w:t>d) Municípios integrantes, no caso dos centros de recolha intermunicipais;</w:t>
-            </w:r>
-          </w:p>
-          <w:p>
-            <w:pPr>
-              <w:spacing w:after="0" w:before="20"/>
-              <w:ind w:right="80" w:left="360" w:hanging="280"/>
-            </w:pPr>
-            <w:r>
-              <w:rPr>
-                <w:rFonts w:ascii="Calibri" w:hAnsi="Calibri"/>
-                <w:b w:val="0"/>
-                <w:i w:val="0"/>
-                <w:color w:val="222222"/>
-                <w:sz w:val="19"/>
-              </w:rPr>
-              <w:t>e) Caracterização das atividades a exercer;</w:t>
-            </w:r>
-          </w:p>
-          <w:p>
-            <w:pPr>
-              <w:spacing w:after="0" w:before="20"/>
-              <w:ind w:right="80" w:left="360" w:hanging="280"/>
-            </w:pPr>
-            <w:r>
-              <w:rPr>
-                <w:rFonts w:ascii="Calibri" w:hAnsi="Calibri"/>
-                <w:b w:val="0"/>
-                <w:i w:val="0"/>
-                <w:color w:val="222222"/>
-                <w:sz w:val="19"/>
-              </w:rPr>
-              <w:t>f) Indicação do médico veterinário responsável pelo alojamento;</w:t>
-            </w:r>
-          </w:p>
-          <w:p>
-            <w:pPr>
-              <w:spacing w:after="0" w:before="20"/>
-              <w:ind w:right="80" w:left="360" w:hanging="280"/>
-            </w:pPr>
-            <w:r>
-              <w:rPr>
-                <w:rFonts w:ascii="Calibri" w:hAnsi="Calibri"/>
-                <w:b w:val="0"/>
-                <w:i w:val="0"/>
-                <w:color w:val="222222"/>
-                <w:sz w:val="19"/>
-              </w:rPr>
-              <w:t>g) O número de celas de quarentena para isolamento de animais por suspeita de raiva, no caso dos centros de recolha;</w:t>
-            </w:r>
-          </w:p>
-          <w:p>
-            <w:pPr>
-              <w:spacing w:after="0" w:before="20"/>
-              <w:ind w:right="80" w:left="360" w:hanging="280"/>
-            </w:pPr>
-            <w:r>
-              <w:rPr>
-                <w:rFonts w:ascii="Calibri" w:hAnsi="Calibri"/>
-                <w:b w:val="0"/>
-                <w:i w:val="0"/>
-                <w:color w:val="222222"/>
-                <w:sz w:val="19"/>
-              </w:rPr>
-              <w:t>h) A capacidade máxima de animais e respetivas espécies a alojar;</w:t>
-            </w:r>
-          </w:p>
-          <w:p>
-            <w:pPr>
-              <w:spacing w:after="0" w:before="20"/>
-              <w:ind w:right="80" w:left="360" w:hanging="280"/>
-            </w:pPr>
-            <w:r>
-              <w:rPr>
-                <w:rFonts w:ascii="Calibri" w:hAnsi="Calibri"/>
-                <w:b w:val="0"/>
-                <w:i w:val="0"/>
-                <w:color w:val="222222"/>
-                <w:sz w:val="19"/>
-              </w:rPr>
-              <w:t>i) O número de animais detidos, espécies e raças;</w:t>
-            </w:r>
-          </w:p>
-          <w:p>
-            <w:pPr>
-              <w:spacing w:after="0" w:before="20"/>
-              <w:ind w:right="80" w:left="360" w:hanging="280"/>
-            </w:pPr>
-            <w:r>
-              <w:rPr>
-                <w:rFonts w:ascii="Calibri" w:hAnsi="Calibri"/>
-                <w:b w:val="0"/>
-                <w:i w:val="0"/>
-                <w:color w:val="222222"/>
-                <w:sz w:val="19"/>
-              </w:rPr>
-              <w:t>j) Declaração de responsabilidade, subscrita pelo interessado, relativa ao cumprimento da legislação aplicável aos animais de companhia, nomeadamente em matéria de instalações, equipamentos, higiene, saúde e bem-estar dos animais.</w:t>
+                <w:b/>
+                <w:i w:val="0"/>
+                <w:color w:val="333333"/>
+                <w:sz w:val="18"/>
+              </w:rPr>
+              <w:t>Artigo 17.º — As intervenções cirúrgicas, nomeadamente as destinadas ao corte de caudas nos canídeos, têm de ser executadas por um médico veterinário.</w:t>
+            </w:r>
+          </w:p>
+          <w:p>
+            <w:pPr>
+              <w:spacing w:after="0" w:before="200"/>
+              <w:ind w:right="80" w:left="80" w:firstLine="0"/>
+            </w:pPr>
+            <w:r>
+              <w:rPr>
+                <w:rFonts w:ascii="Calibri" w:hAnsi="Calibri"/>
+                <w:b/>
+                <w:i w:val="0"/>
+                <w:color w:val="333333"/>
+                <w:sz w:val="18"/>
+              </w:rPr>
+              <w:t>Artigo 18.º, n.º 1 — Os detentores de animais de companhia que os apresentem com quaisquer amputações que modifiquem a aparência dos animais ou com fins não curativos devem possuir documento comprovativo, passado pelo médico veterinário que a elas procedeu, da necessidade dessa amputação, nomeadamente discriminando que as mesmas foram feitas por razões médico-veterinárias ou no interesse particular do animal ou para impedir a reprodução.</w:t>
             </w:r>
           </w:p>
         </w:tc>
@@ -3940,7 +3668,7 @@
                 <w:color w:val="222222"/>
                 <w:sz w:val="18"/>
               </w:rPr>
-              <w:t>O DL n.º 276/2001 (art.º 3.º-A) prevê comunicação prévia à DGAV com elementos parcialmente equivalentes (capacidade máxima, espécies, raças). Não exige a estimativa anual de ninhadas a colocar no mercado (al. ea) do @regulamento), constituindo lacuna parcial. É o diploma mais próximo do @regulamento neste eixo.</w:t>
+              <w:t>O DL n.º 276/2001 (art.ºs 17.º e 18.º) exige intervenção veterinária em cirurgias e documentação para amputações, mas não prevê qualquer restrição à reprodução por traços conformacionais excessivos nem proibição de consanguinidade próxima ou hibridação.</w:t>
             </w:r>
           </w:p>
         </w:tc>
@@ -4001,7 +3729,7 @@
                 <w:color w:val="222222"/>
                 <w:sz w:val="18"/>
               </w:rPr>
-              <w:t>O @codigo regula condições de reprodução (art.º 8.º) mas não prevê qualquer sistema de notificação ou registo de estabelecimentos criadores junto da autoridade competente.</w:t>
+              <w:t>O @codigo (art.º 8.º, n.º 2) exclui da reprodução animais com defeitos genéticos e malformações (displasia, rim poliquístico) e proíbe cios sucessivos, mas não prevê o conceito de traços conformacionais excessivos nem a proibição de consanguinidade.</w:t>
             </w:r>
           </w:p>
         </w:tc>
@@ -4062,7 +3790,7 @@
                 <w:color w:val="222222"/>
                 <w:sz w:val="18"/>
               </w:rPr>
-              <w:t>O @rgbeac trata da esterilização de errantes e CED, mas não contém norma sobre notificação de criadores ou registo de estabelecimentos com fins de reprodução comercial.</w:t>
+              <w:t>O @rgbeac (art.º 34.º) proíbe intervenções cirúrgicas de modificação da aparência, mas não contém qualquer norma sobre estratégia genética de criação, conformação excessiva ou consanguinidade.</w:t>
             </w:r>
           </w:p>
         </w:tc>
@@ -4123,7 +3851,7 @@
                 <w:color w:val="222222"/>
                 <w:sz w:val="18"/>
               </w:rPr>
-              <w:t>A @legislacao vigente é o diploma base adequado para a transposição. Necessidade de ajuste: acrescentar a obrigação de estimativa anual de ninhadas a colocar no mercado e alinhar os restantes elementos informativos com a lista exaustiva do art.º 7.º do @regulamento.</w:t>
+              <w:t>Lacuna normativa transversal. Necessidade de criar norma específica que: (1) defina traços conformacionais excessivos (a regular por ato delegado europeu até 2030); (2) proíba consanguinidade próxima (pais/filhos, irmãos, avós/netos); (3) proíba a produção de híbridos; (4) imponha consulta veterinária prévia ao acasalamento de animais potencialmente afetados.</w:t>
             </w:r>
           </w:p>
         </w:tc>
@@ -4263,7 +3991,7 @@
                 <w:color w:val="FFFFFF"/>
                 <w:sz w:val="22"/>
               </w:rPr>
-              <w:t>ART-05</w:t>
+              <w:t>ART-07</w:t>
             </w:r>
           </w:p>
         </w:tc>
@@ -4291,7 +4019,7 @@
                 <w:color w:val="7EC8E3"/>
                 <w:sz w:val="22"/>
               </w:rPr>
-              <w:t>Princípios Gerais de Bem-Estar</w:t>
+              <w:t>Reprodução e Criação</w:t>
             </w:r>
           </w:p>
         </w:tc>
@@ -4335,7 +4063,7 @@
                 <w:color w:val="FFFFFF"/>
                 <w:sz w:val="18"/>
               </w:rPr>
-              <w:t>@regulamento — General welfare principles  ·  Art.º 5.º do Regulamento 2023/0447  |  EN</w:t>
+              <w:t>@regulamento — Notification and registration of establishments  ·  Art.º 7.º do Regulamento 2023/0447  |  EN</w:t>
             </w:r>
           </w:p>
         </w:tc>
@@ -4366,7 +4094,7 @@
                 <w:color w:val="222222"/>
                 <w:sz w:val="19"/>
               </w:rPr>
-              <w:t>Operators shall apply the following general welfare principles with respect to dogs or cats bred or kept in their establishment:</w:t>
+              <w:t>Operators shall notify the competent authorities of their activity, providing at least the following information:</w:t>
             </w:r>
           </w:p>
           <w:p>
@@ -4382,12 +4110,12 @@
                 <w:color w:val="222222"/>
                 <w:sz w:val="19"/>
               </w:rPr>
-              <w:t>(a) dogs and cats are provided with water and feed of a quality and of a quantity that enables them to have appropriate nutrition and hydration;</w:t>
-            </w:r>
-          </w:p>
-          <w:p>
-            <w:pPr>
-              <w:spacing w:after="0" w:before="100"/>
+              <w:t>(a) name, address and contact details of the operator;</w:t>
+            </w:r>
+          </w:p>
+          <w:p>
+            <w:pPr>
+              <w:spacing w:after="0" w:before="20"/>
               <w:ind w:right="80" w:left="360" w:hanging="280"/>
             </w:pPr>
             <w:r>
@@ -4398,12 +4126,12 @@
                 <w:color w:val="222222"/>
                 <w:sz w:val="19"/>
               </w:rPr>
-              <w:t>(b) dogs and cats are kept in an appropriate and regularly cleaned physical environment which is secure and comfortable, especially in terms of space, air quality, temperature, light, protection against adverse climatic conditions and ease of movement, preventing overcrowding;</w:t>
-            </w:r>
-          </w:p>
-          <w:p>
-            <w:pPr>
-              <w:spacing w:after="0" w:before="100"/>
+              <w:t>(b) the location(s) of the establishment(s);</w:t>
+            </w:r>
+          </w:p>
+          <w:p>
+            <w:pPr>
+              <w:spacing w:after="0" w:before="20"/>
               <w:ind w:right="80" w:left="360" w:hanging="280"/>
             </w:pPr>
             <w:r>
@@ -4414,12 +4142,12 @@
                 <w:color w:val="222222"/>
                 <w:sz w:val="19"/>
               </w:rPr>
-              <w:t>(c) dogs and cats are kept safe, clean and in good health by preventing diseases, injuries, and pain, due in particular to management, handling practices and breeding practices;</w:t>
-            </w:r>
-          </w:p>
-          <w:p>
-            <w:pPr>
-              <w:spacing w:after="0" w:before="100"/>
+              <w:t>(c) the type(s) of establishment: breeding establishment, selling establishment, shelter or foster home;</w:t>
+            </w:r>
+          </w:p>
+          <w:p>
+            <w:pPr>
+              <w:spacing w:after="0" w:before="20"/>
               <w:ind w:right="80" w:left="360" w:hanging="280"/>
             </w:pPr>
             <w:r>
@@ -4430,12 +4158,12 @@
                 <w:color w:val="222222"/>
                 <w:sz w:val="19"/>
               </w:rPr>
-              <w:t>(d) dogs and cats are kept in an environment that enables them to exhibit species-specific and social non-harmful behaviour, and to establish a positive relationship with human beings;</w:t>
-            </w:r>
-          </w:p>
-          <w:p>
-            <w:pPr>
-              <w:spacing w:after="0" w:before="100"/>
+              <w:t>(d) the species and, for breeding establishments, the breeds of the dogs or cats kept in the establishment(s);</w:t>
+            </w:r>
+          </w:p>
+          <w:p>
+            <w:pPr>
+              <w:spacing w:after="0" w:before="20"/>
               <w:ind w:right="80" w:left="360" w:hanging="280"/>
             </w:pPr>
             <w:r>
@@ -4446,7 +4174,23 @@
                 <w:color w:val="222222"/>
                 <w:sz w:val="19"/>
               </w:rPr>
-              <w:t>(e) dogs and cats are kept in such a way as to optimise their mental state by preventing or reducing negative stimuli in duration and intensity, as well as by maximising opportunities for positive stimuli in duration and intensity, preventing the development of abnormal repetitive and other behaviours indicative of negative animal welfare, and taking into consideration the individual dog's or cat's needs in the different domains referred to in points (a) to (d).</w:t>
+              <w:t>(e) the capacity of the establishment expressed as the maximum number of dogs and cats which can be kept in the establishment(s);</w:t>
+            </w:r>
+          </w:p>
+          <w:p>
+            <w:pPr>
+              <w:spacing w:after="0" w:before="20"/>
+              <w:ind w:right="80" w:left="360" w:hanging="280"/>
+            </w:pPr>
+            <w:r>
+              <w:rPr>
+                <w:rFonts w:ascii="Calibri" w:hAnsi="Calibri"/>
+                <w:b w:val="0"/>
+                <w:i w:val="0"/>
+                <w:color w:val="222222"/>
+                <w:sz w:val="19"/>
+              </w:rPr>
+              <w:t>(ea) for breeding establishments, the estimated number of litters to be placed on the market per year.</w:t>
             </w:r>
           </w:p>
         </w:tc>
@@ -4490,7 +4234,7 @@
                 <w:color w:val="FFFFFF"/>
                 <w:sz w:val="18"/>
               </w:rPr>
-              <w:t>@regulamento — Tradução PT-PT  ·  Art.º 5.º do Regulamento 2023/0447</w:t>
+              <w:t>@regulamento — Tradução PT-PT  ·  Art.º 7.º do Regulamento 2023/0447</w:t>
             </w:r>
           </w:p>
         </w:tc>
@@ -4521,7 +4265,7 @@
                 <w:color w:val="222222"/>
                 <w:sz w:val="19"/>
               </w:rPr>
-              <w:t>Os operadores devem aplicar os seguintes princípios gerais de bem-estar aos cães e gatos criados ou detidos nos seus estabelecimentos:</w:t>
+              <w:t>Os operadores devem notificar as autoridades competentes da sua atividade, fornecendo pelo menos as seguintes informações:</w:t>
             </w:r>
           </w:p>
           <w:p>
@@ -4537,12 +4281,12 @@
                 <w:color w:val="222222"/>
                 <w:sz w:val="19"/>
               </w:rPr>
-              <w:t>(a) os cães e gatos são alimentados e abebeirados com água e ração de qualidade e quantidade adequadas a uma nutrição e hidratação apropriadas;</w:t>
-            </w:r>
-          </w:p>
-          <w:p>
-            <w:pPr>
-              <w:spacing w:after="0" w:before="100"/>
+              <w:t>(a) nome, morada e contactos do operador;</w:t>
+            </w:r>
+          </w:p>
+          <w:p>
+            <w:pPr>
+              <w:spacing w:after="0" w:before="20"/>
               <w:ind w:right="80" w:left="360" w:hanging="280"/>
             </w:pPr>
             <w:r>
@@ -4553,12 +4297,12 @@
                 <w:color w:val="222222"/>
                 <w:sz w:val="19"/>
               </w:rPr>
-              <w:t>(b) os cães e gatos são mantidos num ambiente físico adequado, regularmente limpo, seguro e confortável, especialmente em termos de espaço, qualidade do ar, temperatura, iluminação, proteção face a condições climáticas adversas e facilidade de movimentação, prevenindo a sobrelotação;</w:t>
-            </w:r>
-          </w:p>
-          <w:p>
-            <w:pPr>
-              <w:spacing w:after="0" w:before="100"/>
+              <w:t>(b) a(s) localização(ões) do(s) estabelecimento(s);</w:t>
+            </w:r>
+          </w:p>
+          <w:p>
+            <w:pPr>
+              <w:spacing w:after="0" w:before="20"/>
               <w:ind w:right="80" w:left="360" w:hanging="280"/>
             </w:pPr>
             <w:r>
@@ -4569,12 +4313,12 @@
                 <w:color w:val="222222"/>
                 <w:sz w:val="19"/>
               </w:rPr>
-              <w:t>(c) os cães e gatos são mantidos seguros, limpos e com boa saúde, prevenindo doenças, lesões e dor, nomeadamente através de práticas de maneio, manuseamento e reprodução adequadas;</w:t>
-            </w:r>
-          </w:p>
-          <w:p>
-            <w:pPr>
-              <w:spacing w:after="0" w:before="100"/>
+              <w:t>(c) o tipo de estabelecimento: criação, venda, abrigo ou família de acolhimento;</w:t>
+            </w:r>
+          </w:p>
+          <w:p>
+            <w:pPr>
+              <w:spacing w:after="0" w:before="20"/>
               <w:ind w:right="80" w:left="360" w:hanging="280"/>
             </w:pPr>
             <w:r>
@@ -4585,12 +4329,12 @@
                 <w:color w:val="222222"/>
                 <w:sz w:val="19"/>
               </w:rPr>
-              <w:t>(d) os cães e gatos são mantidos num ambiente que lhes permite exibir comportamentos específicos da espécie e comportamentos sociais não nocivos, e estabelecer uma relação positiva com os seres humanos;</w:t>
-            </w:r>
-          </w:p>
-          <w:p>
-            <w:pPr>
-              <w:spacing w:after="0" w:before="100"/>
+              <w:t>(d) as espécies e, para os estabelecimentos de criação, as raças dos cães ou gatos mantidos;</w:t>
+            </w:r>
+          </w:p>
+          <w:p>
+            <w:pPr>
+              <w:spacing w:after="0" w:before="20"/>
               <w:ind w:right="80" w:left="360" w:hanging="280"/>
             </w:pPr>
             <w:r>
@@ -4601,7 +4345,23 @@
                 <w:color w:val="222222"/>
                 <w:sz w:val="19"/>
               </w:rPr>
-              <w:t>(e) os cães e gatos são mantidos de forma a otimizar o seu estado mental, prevenindo ou reduzindo estímulos negativos em duração e intensidade, maximizando oportunidades de estímulos positivos, prevenindo o desenvolvimento de comportamentos repetitivos anormais, tendo em conta as necessidades individuais do animal nos domínios referidos nas alíneas (a) a (d).</w:t>
+              <w:t>(e) a capacidade do estabelecimento, expressa no número máximo de cães e gatos que podem ser alojados;</w:t>
+            </w:r>
+          </w:p>
+          <w:p>
+            <w:pPr>
+              <w:spacing w:after="0" w:before="20"/>
+              <w:ind w:right="80" w:left="360" w:hanging="280"/>
+            </w:pPr>
+            <w:r>
+              <w:rPr>
+                <w:rFonts w:ascii="Calibri" w:hAnsi="Calibri"/>
+                <w:b w:val="0"/>
+                <w:i/>
+                <w:color w:val="222222"/>
+                <w:sz w:val="19"/>
+              </w:rPr>
+              <w:t>(ea) para os estabelecimentos de criação, o número estimado de ninhadas a colocar no mercado por ano.</w:t>
             </w:r>
           </w:p>
         </w:tc>
@@ -4734,7 +4494,7 @@
                 <w:color w:val="555555"/>
                 <w:sz w:val="16"/>
               </w:rPr>
-              <w:t>al. a) do n.º 1 do art.º 10.º do RGBEAC (proposta, jun. 2025)</w:t>
+              <w:t>Art.º 43.º do RGBEAC (proposta, jun. 2025)</w:t>
             </w:r>
           </w:p>
           <w:p>
@@ -4750,119 +4510,39 @@
                 <w:color w:val="222222"/>
                 <w:sz w:val="19"/>
               </w:rPr>
-              <w:t>1 — O detentor do animal de companhia deve:</w:t>
-            </w:r>
-          </w:p>
-          <w:p>
-            <w:pPr>
-              <w:spacing w:after="0" w:before="100"/>
-              <w:ind w:right="80" w:left="360" w:hanging="280"/>
-            </w:pPr>
-            <w:r>
-              <w:rPr>
-                <w:rFonts w:ascii="Calibri" w:hAnsi="Calibri"/>
-                <w:b w:val="0"/>
-                <w:i w:val="0"/>
-                <w:color w:val="222222"/>
-                <w:sz w:val="19"/>
-              </w:rPr>
-              <w:t>a) Assegurar o bem-estar do animal, de acordo com sua espécie, raça, idade e necessidades físicas e etológicas, proporcionando-lhe:</w:t>
-            </w:r>
-          </w:p>
-          <w:p>
-            <w:pPr>
-              <w:spacing w:after="0" w:before="20"/>
-              <w:ind w:right="80" w:left="680" w:hanging="280"/>
-            </w:pPr>
-            <w:r>
-              <w:rPr>
-                <w:rFonts w:ascii="Calibri" w:hAnsi="Calibri"/>
-                <w:b w:val="0"/>
-                <w:i w:val="0"/>
-                <w:color w:val="222222"/>
-                <w:sz w:val="19"/>
-              </w:rPr>
-              <w:t>— Atenção, supervisão, controlo, exercício físico e estímulo mental;</w:t>
-            </w:r>
-          </w:p>
-          <w:p>
-            <w:pPr>
-              <w:spacing w:after="0" w:before="20"/>
-              <w:ind w:right="80" w:left="680" w:hanging="280"/>
-            </w:pPr>
-            <w:r>
-              <w:rPr>
-                <w:rFonts w:ascii="Calibri" w:hAnsi="Calibri"/>
-                <w:b w:val="0"/>
-                <w:i w:val="0"/>
-                <w:color w:val="222222"/>
-                <w:sz w:val="19"/>
-              </w:rPr>
-              <w:t>— Alimentos saudáveis, adequados e convenientes ao seu normal desenvolvimento e acesso permanente a água potável;</w:t>
-            </w:r>
-          </w:p>
-          <w:p>
-            <w:pPr>
-              <w:spacing w:after="0" w:before="20"/>
-              <w:ind w:right="80" w:left="680" w:hanging="280"/>
-            </w:pPr>
-            <w:r>
-              <w:rPr>
-                <w:rFonts w:ascii="Calibri" w:hAnsi="Calibri"/>
-                <w:b w:val="0"/>
-                <w:i w:val="0"/>
-                <w:color w:val="222222"/>
-                <w:sz w:val="19"/>
-              </w:rPr>
-              <w:t>— Condições higiossanitárias que atendam, no mínimo, ao estabelecido no presente decreto-lei e na demais legislação aplicável;</w:t>
-            </w:r>
-          </w:p>
-          <w:p>
-            <w:pPr>
-              <w:spacing w:after="0" w:before="20"/>
-              <w:ind w:right="80" w:left="680" w:hanging="280"/>
-            </w:pPr>
-            <w:r>
-              <w:rPr>
-                <w:rFonts w:ascii="Calibri" w:hAnsi="Calibri"/>
-                <w:b w:val="0"/>
-                <w:i w:val="0"/>
-                <w:color w:val="222222"/>
-                <w:sz w:val="19"/>
-              </w:rPr>
-              <w:t>— Liberdade de movimento, sendo proibidos todos os sistemas de contenção permanentes;</w:t>
-            </w:r>
-          </w:p>
-          <w:p>
-            <w:pPr>
-              <w:spacing w:after="0" w:before="20"/>
-              <w:ind w:right="80" w:left="680" w:hanging="280"/>
-            </w:pPr>
-            <w:r>
-              <w:rPr>
-                <w:rFonts w:ascii="Calibri" w:hAnsi="Calibri"/>
-                <w:b w:val="0"/>
-                <w:i w:val="0"/>
-                <w:color w:val="222222"/>
-                <w:sz w:val="19"/>
-              </w:rPr>
-              <w:t>— Abrigo adequado, em termos de tamanho e qualidade, com vista a proteger de condições atmosféricas adversas, incluindo frio, chuva, sol ou calor excessivos, com cama seca, limpa e confortável;</w:t>
-            </w:r>
-          </w:p>
-          <w:p>
-            <w:pPr>
-              <w:spacing w:after="0" w:before="20"/>
-              <w:ind w:right="80" w:left="680" w:hanging="280"/>
-            </w:pPr>
-            <w:r>
-              <w:rPr>
-                <w:rFonts w:ascii="Calibri" w:hAnsi="Calibri"/>
-                <w:b w:val="0"/>
-                <w:i w:val="0"/>
-                <w:color w:val="222222"/>
-                <w:sz w:val="19"/>
-              </w:rPr>
-              <w:t>— Contato social adequado a cada espécie, de acordo com a sua idade e atividade.</w:t>
+              <w:t>1 — Os centros de bem-estar animal procedem à esterilização dos animais recolhidos que se presuma terem sido abandonados, nos termos do artigo 41.º.</w:t>
+            </w:r>
+          </w:p>
+          <w:p>
+            <w:pPr>
+              <w:spacing w:after="0" w:before="140"/>
+              <w:ind w:right="80" w:left="80" w:firstLine="0"/>
+            </w:pPr>
+            <w:r>
+              <w:rPr>
+                <w:rFonts w:ascii="Calibri" w:hAnsi="Calibri"/>
+                <w:b w:val="0"/>
+                <w:i w:val="0"/>
+                <w:color w:val="222222"/>
+                <w:sz w:val="19"/>
+              </w:rPr>
+              <w:t>2 — As câmaras municipais devem, sempre que necessário e sob a responsabilidade do médico veterinário municipal, incentivar e promover programas de esterilização de animais de companhia, nomeadamente os cães e gatos, em complementaridade com os centros de bem-estar animal.</w:t>
+            </w:r>
+          </w:p>
+          <w:p>
+            <w:pPr>
+              <w:spacing w:after="0" w:before="140"/>
+              <w:ind w:right="80" w:left="80" w:firstLine="0"/>
+            </w:pPr>
+            <w:r>
+              <w:rPr>
+                <w:rFonts w:ascii="Calibri" w:hAnsi="Calibri"/>
+                <w:b w:val="0"/>
+                <w:i w:val="0"/>
+                <w:color w:val="222222"/>
+                <w:sz w:val="19"/>
+              </w:rPr>
+              <w:t>3 — Os requisitos mínimos das instalações adequadas à realização de esterilizações nos centros de bem-estar animal são estabelecidos em portaria do membro do Governo responsável pela área da agricultura.</w:t>
             </w:r>
           </w:p>
         </w:tc>
@@ -4891,7 +4571,7 @@
                 <w:color w:val="555555"/>
                 <w:sz w:val="16"/>
               </w:rPr>
-              <w:t>n.ºs 1, 2 e 3 do art.º 5.º do Código do Animal (DL n.º 214/2013)</w:t>
+              <w:t>Art.º 8.º do Código do Animal (DL n.º 214/2013)</w:t>
             </w:r>
           </w:p>
           <w:p>
@@ -4907,7 +4587,7 @@
                 <w:color w:val="222222"/>
                 <w:sz w:val="19"/>
               </w:rPr>
-              <w:t>1 — As condições de detenção e de alojamento para reprodução, criação, manutenção e acomodação dos animais de companhia devem salvaguardar os seus parâmetros de bem-estar animal.</w:t>
+              <w:t>1 — A reprodução de animais deve ser realizada de forma planeada.</w:t>
             </w:r>
           </w:p>
           <w:p>
@@ -4923,23 +4603,55 @@
                 <w:color w:val="222222"/>
                 <w:sz w:val="19"/>
               </w:rPr>
-              <w:t>2 — Nenhum animal deve ser detido como animal de companhia se não estiverem asseguradas as condições referidas no número anterior ou se não se adaptar ao cativeiro.</w:t>
-            </w:r>
-          </w:p>
-          <w:p>
-            <w:pPr>
-              <w:spacing w:after="0" w:before="140"/>
-              <w:ind w:right="80" w:left="80" w:firstLine="0"/>
-            </w:pPr>
-            <w:r>
-              <w:rPr>
-                <w:rFonts w:ascii="Calibri" w:hAnsi="Calibri"/>
-                <w:b w:val="0"/>
-                <w:i w:val="0"/>
-                <w:color w:val="222222"/>
-                <w:sz w:val="19"/>
-              </w:rPr>
-              <w:t>3 — É proibida a violência contra animais, considerando-se como tal todos os atos que, sem necessidade, infligem a morte, o sofrimento, abuso ou lesões a um animal.</w:t>
+              <w:t>2 — A reprodução de animais obedece ao seguinte:</w:t>
+            </w:r>
+          </w:p>
+          <w:p>
+            <w:pPr>
+              <w:spacing w:after="0" w:before="100"/>
+              <w:ind w:right="80" w:left="360" w:hanging="280"/>
+            </w:pPr>
+            <w:r>
+              <w:rPr>
+                <w:rFonts w:ascii="Calibri" w:hAnsi="Calibri"/>
+                <w:b w:val="0"/>
+                <w:i w:val="0"/>
+                <w:color w:val="222222"/>
+                <w:sz w:val="19"/>
+              </w:rPr>
+              <w:t>a) Os animais só devem ser utilizados na reprodução depois de atingida a maturidade reprodutiva para a espécie e raça devendo, no caso de cães e gatos, as fêmeas ter pelo menos dois anos de idade no momento da primeira cobertura;</w:t>
+            </w:r>
+          </w:p>
+          <w:p>
+            <w:pPr>
+              <w:spacing w:after="0" w:before="100"/>
+              <w:ind w:right="80" w:left="360" w:hanging="280"/>
+            </w:pPr>
+            <w:r>
+              <w:rPr>
+                <w:rFonts w:ascii="Calibri" w:hAnsi="Calibri"/>
+                <w:b w:val="0"/>
+                <w:i w:val="0"/>
+                <w:color w:val="222222"/>
+                <w:sz w:val="19"/>
+              </w:rPr>
+              <w:t>b) Deve ser respeitada a regra do porte semelhante dos progenitores, para prevenir a possibilidade de distócia;</w:t>
+            </w:r>
+          </w:p>
+          <w:p>
+            <w:pPr>
+              <w:spacing w:after="0" w:before="100"/>
+              <w:ind w:right="80" w:left="360" w:hanging="280"/>
+            </w:pPr>
+            <w:r>
+              <w:rPr>
+                <w:rFonts w:ascii="Calibri" w:hAnsi="Calibri"/>
+                <w:b w:val="0"/>
+                <w:i w:val="0"/>
+                <w:color w:val="222222"/>
+                <w:sz w:val="19"/>
+              </w:rPr>
+              <w:t>c) Devem ser excluídos da reprodução os animais que revelem defeitos genéticos e malformações, designadamente monorquidia e displasia.</w:t>
             </w:r>
           </w:p>
         </w:tc>
@@ -4968,7 +4680,7 @@
                 <w:color w:val="555555"/>
                 <w:sz w:val="16"/>
               </w:rPr>
-              <w:t>n.º 1 do art.º 7.º e n.º 1 do art.º 9.º do DL n.º 276/2001, de 17 de outubro</w:t>
+              <w:t>n.º 1 do art.º 3.º-A do DL n.º 276/2001, de 17 de outubro</w:t>
             </w:r>
           </w:p>
           <w:p>
@@ -4979,28 +4691,172 @@
             <w:r>
               <w:rPr>
                 <w:rFonts w:ascii="Calibri" w:hAnsi="Calibri"/>
-                <w:b/>
-                <w:i w:val="0"/>
-                <w:color w:val="333333"/>
-                <w:sz w:val="18"/>
-              </w:rPr>
-              <w:t>Artigo 7.º, n.º 1 — As condições de detenção e de alojamento para reprodução, criação, manutenção e acomodação dos animais de companhia devem salvaguardar os seus parâmetros de bem-estar animal, nomeadamente nos termos dos artigos seguintes.</w:t>
-            </w:r>
-          </w:p>
-          <w:p>
-            <w:pPr>
-              <w:spacing w:after="0" w:before="200"/>
-              <w:ind w:right="80" w:left="80" w:firstLine="0"/>
-            </w:pPr>
-            <w:r>
-              <w:rPr>
-                <w:rFonts w:ascii="Calibri" w:hAnsi="Calibri"/>
-                <w:b/>
-                <w:i w:val="0"/>
-                <w:color w:val="333333"/>
-                <w:sz w:val="18"/>
-              </w:rPr>
-              <w:t>Artigo 9.º, n.º 1 — A temperatura, a ventilação e a luminosidade e obscuridade das instalações devem ser as adequadas à manutenção do conforto e bem-estar das espécies que albergam.</w:t>
+                <w:b w:val="0"/>
+                <w:i w:val="0"/>
+                <w:color w:val="222222"/>
+                <w:sz w:val="19"/>
+              </w:rPr>
+              <w:t>1 — A mera comunicação prévia a que se refere a alínea a) do n.º 1 do artigo anterior é dirigida à DGAV e deve conter os seguintes elementos, quando aplicáveis:</w:t>
+            </w:r>
+          </w:p>
+          <w:p>
+            <w:pPr>
+              <w:spacing w:after="0" w:before="100"/>
+              <w:ind w:right="80" w:left="360" w:hanging="280"/>
+            </w:pPr>
+            <w:r>
+              <w:rPr>
+                <w:rFonts w:ascii="Calibri" w:hAnsi="Calibri"/>
+                <w:b w:val="0"/>
+                <w:i w:val="0"/>
+                <w:color w:val="222222"/>
+                <w:sz w:val="19"/>
+              </w:rPr>
+              <w:t>a) O nome ou a denominação social do interessado;</w:t>
+            </w:r>
+          </w:p>
+          <w:p>
+            <w:pPr>
+              <w:spacing w:after="0" w:before="20"/>
+              <w:ind w:right="80" w:left="360" w:hanging="280"/>
+            </w:pPr>
+            <w:r>
+              <w:rPr>
+                <w:rFonts w:ascii="Calibri" w:hAnsi="Calibri"/>
+                <w:b w:val="0"/>
+                <w:i w:val="0"/>
+                <w:color w:val="222222"/>
+                <w:sz w:val="19"/>
+              </w:rPr>
+              <w:t>b) A localização do alojamento e a sua designação comercial;</w:t>
+            </w:r>
+          </w:p>
+          <w:p>
+            <w:pPr>
+              <w:spacing w:after="0" w:before="20"/>
+              <w:ind w:right="80" w:left="360" w:hanging="280"/>
+            </w:pPr>
+            <w:r>
+              <w:rPr>
+                <w:rFonts w:ascii="Calibri" w:hAnsi="Calibri"/>
+                <w:b w:val="0"/>
+                <w:i w:val="0"/>
+                <w:color w:val="222222"/>
+                <w:sz w:val="19"/>
+              </w:rPr>
+              <w:t>c) O número de identificação fiscal ou de pessoa coletiva do interessado;</w:t>
+            </w:r>
+          </w:p>
+          <w:p>
+            <w:pPr>
+              <w:spacing w:after="0" w:before="20"/>
+              <w:ind w:right="80" w:left="360" w:hanging="280"/>
+            </w:pPr>
+            <w:r>
+              <w:rPr>
+                <w:rFonts w:ascii="Calibri" w:hAnsi="Calibri"/>
+                <w:b w:val="0"/>
+                <w:i w:val="0"/>
+                <w:color w:val="222222"/>
+                <w:sz w:val="19"/>
+              </w:rPr>
+              <w:t>d) Municípios integrantes, no caso dos centros de recolha intermunicipais;</w:t>
+            </w:r>
+          </w:p>
+          <w:p>
+            <w:pPr>
+              <w:spacing w:after="0" w:before="20"/>
+              <w:ind w:right="80" w:left="360" w:hanging="280"/>
+            </w:pPr>
+            <w:r>
+              <w:rPr>
+                <w:rFonts w:ascii="Calibri" w:hAnsi="Calibri"/>
+                <w:b w:val="0"/>
+                <w:i w:val="0"/>
+                <w:color w:val="222222"/>
+                <w:sz w:val="19"/>
+              </w:rPr>
+              <w:t>e) Caracterização das atividades a exercer;</w:t>
+            </w:r>
+          </w:p>
+          <w:p>
+            <w:pPr>
+              <w:spacing w:after="0" w:before="20"/>
+              <w:ind w:right="80" w:left="360" w:hanging="280"/>
+            </w:pPr>
+            <w:r>
+              <w:rPr>
+                <w:rFonts w:ascii="Calibri" w:hAnsi="Calibri"/>
+                <w:b w:val="0"/>
+                <w:i w:val="0"/>
+                <w:color w:val="222222"/>
+                <w:sz w:val="19"/>
+              </w:rPr>
+              <w:t>f) Indicação do médico veterinário responsável pelo alojamento;</w:t>
+            </w:r>
+          </w:p>
+          <w:p>
+            <w:pPr>
+              <w:spacing w:after="0" w:before="20"/>
+              <w:ind w:right="80" w:left="360" w:hanging="280"/>
+            </w:pPr>
+            <w:r>
+              <w:rPr>
+                <w:rFonts w:ascii="Calibri" w:hAnsi="Calibri"/>
+                <w:b w:val="0"/>
+                <w:i w:val="0"/>
+                <w:color w:val="222222"/>
+                <w:sz w:val="19"/>
+              </w:rPr>
+              <w:t>g) O número de celas de quarentena para isolamento de animais por suspeita de raiva, no caso dos centros de recolha;</w:t>
+            </w:r>
+          </w:p>
+          <w:p>
+            <w:pPr>
+              <w:spacing w:after="0" w:before="20"/>
+              <w:ind w:right="80" w:left="360" w:hanging="280"/>
+            </w:pPr>
+            <w:r>
+              <w:rPr>
+                <w:rFonts w:ascii="Calibri" w:hAnsi="Calibri"/>
+                <w:b w:val="0"/>
+                <w:i w:val="0"/>
+                <w:color w:val="222222"/>
+                <w:sz w:val="19"/>
+              </w:rPr>
+              <w:t>h) A capacidade máxima de animais e respetivas espécies a alojar;</w:t>
+            </w:r>
+          </w:p>
+          <w:p>
+            <w:pPr>
+              <w:spacing w:after="0" w:before="20"/>
+              <w:ind w:right="80" w:left="360" w:hanging="280"/>
+            </w:pPr>
+            <w:r>
+              <w:rPr>
+                <w:rFonts w:ascii="Calibri" w:hAnsi="Calibri"/>
+                <w:b w:val="0"/>
+                <w:i w:val="0"/>
+                <w:color w:val="222222"/>
+                <w:sz w:val="19"/>
+              </w:rPr>
+              <w:t>i) O número de animais detidos, espécies e raças;</w:t>
+            </w:r>
+          </w:p>
+          <w:p>
+            <w:pPr>
+              <w:spacing w:after="0" w:before="20"/>
+              <w:ind w:right="80" w:left="360" w:hanging="280"/>
+            </w:pPr>
+            <w:r>
+              <w:rPr>
+                <w:rFonts w:ascii="Calibri" w:hAnsi="Calibri"/>
+                <w:b w:val="0"/>
+                <w:i w:val="0"/>
+                <w:color w:val="222222"/>
+                <w:sz w:val="19"/>
+              </w:rPr>
+              <w:t>j) Declaração de responsabilidade, subscrita pelo interessado, relativa ao cumprimento da legislação aplicável aos animais de companhia, nomeadamente em matéria de instalações, equipamentos, higiene, saúde e bem-estar dos animais.</w:t>
             </w:r>
           </w:p>
         </w:tc>
@@ -5044,7 +4900,7 @@
                 <w:color w:val="FFFFFF"/>
                 <w:sz w:val="18"/>
               </w:rPr>
-              <w:t>DIVERGÊNCIA FACE AO REGULAMENTO  ·  Necessidade de alteração: Não</w:t>
+              <w:t>DIVERGÊNCIA FACE AO REGULAMENTO  ·  Necessidade de alteração: Sim</w:t>
             </w:r>
           </w:p>
         </w:tc>
@@ -5105,7 +4961,7 @@
                 <w:color w:val="222222"/>
                 <w:sz w:val="18"/>
               </w:rPr>
-              <w:t>O DL n.º 276/2001 (art.ºs 7.º e 9.º) consagra os mesmos parâmetros mas desenvolve-os em artigos separados (alojamento, alimentação, ambiente) sem os denominar como domínios nem os sistematizar de forma unificada segundo o referencial OMSA.</w:t>
+              <w:t>O DL n.º 276/2001 (art.º 3.º-A) prevê comunicação prévia à DGAV com elementos parcialmente equivalentes (capacidade máxima, espécies, raças). Não exige a estimativa anual de ninhadas a colocar no mercado (al. ea) do @regulamento), constituindo lacuna parcial. É o diploma mais próximo do @regulamento neste eixo.</w:t>
             </w:r>
           </w:p>
         </w:tc>
@@ -5166,7 +5022,7 @@
                 <w:color w:val="222222"/>
                 <w:sz w:val="18"/>
               </w:rPr>
-              <w:t>O @codigo (art.º 5.º) refere 'parâmetros de bem-estar animal' genericamente, sem adotar formalmente a nomenclatura dos 5 domínios OMSA nem a sua sistematização explícita.</w:t>
+              <w:t>O @codigo regula condições de reprodução (art.º 8.º) mas não prevê qualquer sistema de notificação ou registo de estabelecimentos criadores junto da autoridade competente.</w:t>
             </w:r>
           </w:p>
         </w:tc>
@@ -5227,7 +5083,7 @@
                 <w:color w:val="222222"/>
                 <w:sz w:val="18"/>
               </w:rPr>
-              <w:t>O @rgbeac (art.º 10.º, n.º 1, al. a)) articula obrigações equivalentes ao nível do detentor de forma descritiva, sem sistematização nos 5 domínios nem referência ao quadro OMSA.</w:t>
+              <w:t>O @rgbeac trata da esterilização de errantes e CED, mas não contém norma sobre notificação de criadores ou registo de estabelecimentos com fins de reprodução comercial.</w:t>
             </w:r>
           </w:p>
         </w:tc>
@@ -5288,7 +5144,7 @@
                 <w:color w:val="222222"/>
                 <w:sz w:val="18"/>
               </w:rPr>
-              <w:t>Alinhamento substancial de conteúdo; sem necessidade de alteração imediata. Recomenda-se a adoção formal dos 5 domínios OMSA como referencial estruturante em futura revisão legislativa ou em normas de orientação técnica da DGAV.</w:t>
+              <w:t>A @legislacao vigente é o diploma base adequado para a transposição. Necessidade de ajuste: acrescentar a obrigação de estimativa anual de ninhadas a colocar no mercado e alinhar os restantes elementos informativos com a lista exaustiva do art.º 7.º do @regulamento.</w:t>
             </w:r>
           </w:p>
         </w:tc>
@@ -5428,7 +5284,7 @@
                 <w:color w:val="FFFFFF"/>
                 <w:sz w:val="22"/>
               </w:rPr>
-              <w:t>ART-06a</w:t>
+              <w:t>ART-08</w:t>
             </w:r>
           </w:p>
         </w:tc>
@@ -5456,7 +5312,7 @@
                 <w:color w:val="7EC8E3"/>
                 <w:sz w:val="22"/>
               </w:rPr>
-              <w:t>Estratégias de Criação — Conformação e Consanguinidade</w:t>
+              <w:t>Detenção Responsável e Informação</w:t>
             </w:r>
           </w:p>
         </w:tc>
@@ -5500,7 +5356,7 @@
                 <w:color w:val="FFFFFF"/>
                 <w:sz w:val="18"/>
               </w:rPr>
-              <w:t>@regulamento — Breeding strategies obligations  ·  Art.º 6.º-A do Regulamento 2023/0447  |  EN</w:t>
+              <w:t>@regulamento — Obligation of informing on responsible ownership  ·  Art.º 8.º do Regulamento 2023/0447  |  EN</w:t>
             </w:r>
           </w:p>
         </w:tc>
@@ -5531,7 +5387,7 @@
                 <w:color w:val="222222"/>
                 <w:sz w:val="19"/>
               </w:rPr>
-              <w:t>1. Operators of breeding establishments shall ensure that their breeding strategies minimise the risk of producing dogs or cats with genotypes associated with detrimental effects on their health and welfare.</w:t>
+              <w:t>Operators shall provide to the acquirer of a dog or cat written information necessary to enable him or her to ensure the welfare of the dog or cat including information on responsible ownership and on the specific needs of the dog or cat in terms of feeding, caring, health, housing and behavioural needs, as well as information on its health.</w:t>
             </w:r>
           </w:p>
           <w:p>
@@ -5547,7 +5403,39 @@
                 <w:color w:val="222222"/>
                 <w:sz w:val="19"/>
               </w:rPr>
-              <w:t>2. Operators of breeding establishments shall not use for reproduction dogs or cats that have excessive conformational traits leading to a high risk of detrimental effects on the welfare of these dogs or cats, or of their offspring. Before selection for breeding of a dog or cat that may be concerned by an excessive conformational trait the operator shall consult a veterinarian or an independent qualified person under the responsibility of a veterinarian. The veterinarian or independent qualified person shall assess whether the dog or cat has an excessive conformational trait.</w:t>
+              <w:t>1a. The written information on the dog or cat's health referred to in the first paragraph shall include at least:</w:t>
+            </w:r>
+          </w:p>
+          <w:p>
+            <w:pPr>
+              <w:spacing w:after="0" w:before="20"/>
+              <w:ind w:right="80" w:left="360" w:hanging="280"/>
+            </w:pPr>
+            <w:r>
+              <w:rPr>
+                <w:rFonts w:ascii="Calibri" w:hAnsi="Calibri"/>
+                <w:b w:val="0"/>
+                <w:i w:val="0"/>
+                <w:color w:val="222222"/>
+                <w:sz w:val="19"/>
+              </w:rPr>
+              <w:t>(a) the dog or cat's vaccination status;</w:t>
+            </w:r>
+          </w:p>
+          <w:p>
+            <w:pPr>
+              <w:spacing w:after="0" w:before="20"/>
+              <w:ind w:right="80" w:left="360" w:hanging="280"/>
+            </w:pPr>
+            <w:r>
+              <w:rPr>
+                <w:rFonts w:ascii="Calibri" w:hAnsi="Calibri"/>
+                <w:b w:val="0"/>
+                <w:i w:val="0"/>
+                <w:color w:val="222222"/>
+                <w:sz w:val="19"/>
+              </w:rPr>
+              <w:t>(b) any medical conditions or predispositions to diseases, including allergies, that are known by the operator, and any diagnostic test results for the dog or cat that are available to the operator.</w:t>
             </w:r>
           </w:p>
           <w:p>
@@ -5563,103 +5451,7 @@
                 <w:color w:val="222222"/>
                 <w:sz w:val="19"/>
               </w:rPr>
-              <w:t>3. The Commission is empowered to adopt, taking into account scientific opinions of the European Food Safety Authority as well as the social and economic impacts, delegated acts in accordance with Article 23 supplementing this Regulation by:</w:t>
-            </w:r>
-          </w:p>
-          <w:p>
-            <w:pPr>
-              <w:spacing w:after="0" w:before="20"/>
-              <w:ind w:right="80" w:left="360" w:hanging="280"/>
-            </w:pPr>
-            <w:r>
-              <w:rPr>
-                <w:rFonts w:ascii="Calibri" w:hAnsi="Calibri"/>
-                <w:b w:val="0"/>
-                <w:i w:val="0"/>
-                <w:color w:val="222222"/>
-                <w:sz w:val="19"/>
-              </w:rPr>
-              <w:t>(a) defining characteristics of the genotypes referred to in paragraph 1, which shall be excluded from reproduction, and the methods for their assessment and the record keeping requirements;</w:t>
-            </w:r>
-          </w:p>
-          <w:p>
-            <w:pPr>
-              <w:spacing w:after="0" w:before="20"/>
-              <w:ind w:right="80" w:left="360" w:hanging="280"/>
-            </w:pPr>
-            <w:r>
-              <w:rPr>
-                <w:rFonts w:ascii="Calibri" w:hAnsi="Calibri"/>
-                <w:b w:val="0"/>
-                <w:i w:val="0"/>
-                <w:color w:val="222222"/>
-                <w:sz w:val="19"/>
-              </w:rPr>
-              <w:t>(b) defining excessive conformational traits referred to in paragraph 2 of this Article, which shall be excluded from reproduction, the methods for their assessment and the record keeping requirements.</w:t>
-            </w:r>
-          </w:p>
-          <w:p>
-            <w:pPr>
-              <w:spacing w:after="0" w:before="140"/>
-              <w:ind w:right="80" w:left="80" w:firstLine="0"/>
-            </w:pPr>
-            <w:r>
-              <w:rPr>
-                <w:rFonts w:ascii="Calibri" w:hAnsi="Calibri"/>
-                <w:b w:val="0"/>
-                <w:i w:val="0"/>
-                <w:color w:val="222222"/>
-                <w:sz w:val="19"/>
-              </w:rPr>
-              <w:t>4. The delegated acts concerning the excessive conformational traits shall be adopted by 1 July 2030. The delegated acts concerning the genotypes shall be adopted by 1 July 2036.</w:t>
-            </w:r>
-          </w:p>
-          <w:p>
-            <w:pPr>
-              <w:spacing w:after="0" w:before="140"/>
-              <w:ind w:right="80" w:left="80" w:firstLine="0"/>
-            </w:pPr>
-            <w:r>
-              <w:rPr>
-                <w:rFonts w:ascii="Calibri" w:hAnsi="Calibri"/>
-                <w:b w:val="0"/>
-                <w:i w:val="0"/>
-                <w:color w:val="222222"/>
-                <w:sz w:val="19"/>
-              </w:rPr>
-              <w:t>5. The following shall be prohibited in the management of the reproduction of dogs and cats:</w:t>
-            </w:r>
-          </w:p>
-          <w:p>
-            <w:pPr>
-              <w:spacing w:after="0" w:before="20"/>
-              <w:ind w:right="80" w:left="360" w:hanging="280"/>
-            </w:pPr>
-            <w:r>
-              <w:rPr>
-                <w:rFonts w:ascii="Calibri" w:hAnsi="Calibri"/>
-                <w:b w:val="0"/>
-                <w:i w:val="0"/>
-                <w:color w:val="222222"/>
-                <w:sz w:val="19"/>
-              </w:rPr>
-              <w:t>(a) the breeding between parents and offspring, between siblings, between half-siblings or between grandparents and grandchildren, unless approved by the competent authority based on a specific need to preserve local breeds with a limited genetic pool;</w:t>
-            </w:r>
-          </w:p>
-          <w:p>
-            <w:pPr>
-              <w:spacing w:after="0" w:before="20"/>
-              <w:ind w:right="80" w:left="360" w:hanging="280"/>
-            </w:pPr>
-            <w:r>
-              <w:rPr>
-                <w:rFonts w:ascii="Calibri" w:hAnsi="Calibri"/>
-                <w:b w:val="0"/>
-                <w:i w:val="0"/>
-                <w:color w:val="222222"/>
-                <w:sz w:val="19"/>
-              </w:rPr>
-              <w:t>(b) the breeding to produce hybrids.</w:t>
+              <w:t>In case the information on the dog's or cat's health is documented in a document required under Regulation (EU) 2016/429, the operator shall transmit that document to the acquirer.</w:t>
             </w:r>
           </w:p>
         </w:tc>
@@ -5703,7 +5495,7 @@
                 <w:color w:val="FFFFFF"/>
                 <w:sz w:val="18"/>
               </w:rPr>
-              <w:t>@regulamento — Tradução PT-PT  ·  Art.º 6.º-A do Regulamento 2023/0447</w:t>
+              <w:t>@regulamento — Tradução PT-PT  ·  Art.º 8.º do Regulamento 2023/0447</w:t>
             </w:r>
           </w:p>
         </w:tc>
@@ -5734,7 +5526,7 @@
                 <w:color w:val="222222"/>
                 <w:sz w:val="19"/>
               </w:rPr>
-              <w:t>1. Os operadores de estabelecimentos de criação devem assegurar que as suas estratégias de criação minimizam o risco de produzir cães ou gatos com genótipos associados a efeitos prejudiciais para a sua saúde e bem-estar.</w:t>
+              <w:t>Os operadores devem fornecer ao adquirente de um cão ou gato informação escrita necessária para lhe permitir assegurar o bem-estar do cão ou gato, incluindo informação sobre detenção responsável e sobre as necessidades específicas do cão ou gato em termos de alimentação, cuidados, saúde, alojamento e necessidades comportamentais, bem como informação sobre a sua saúde.</w:t>
             </w:r>
           </w:p>
           <w:p>
@@ -5750,7 +5542,39 @@
                 <w:color w:val="222222"/>
                 <w:sz w:val="19"/>
               </w:rPr>
-              <w:t>2. Os operadores de estabelecimentos de criação não devem utilizar para reprodução cães ou gatos que apresentem traços conformacionais excessivos que conduzam a um risco elevado de efeitos prejudiciais para o bem-estar desses animais ou das suas crias. Antes da seleção para reprodução de um animal potencialmente afetado por traço conformacional excessivo, o operador deve consultar um médico veterinário ou uma pessoa qualificada independente sob responsabilidade veterinária. O médico veterinário ou a pessoa qualificada independente devem avaliar se o animal tem um traço conformacional excessivo.</w:t>
+              <w:t>1a. A informação escrita sobre a saúde do cão ou gato referida no parágrafo anterior deve incluir pelo menos:</w:t>
+            </w:r>
+          </w:p>
+          <w:p>
+            <w:pPr>
+              <w:spacing w:after="0" w:before="20"/>
+              <w:ind w:right="80" w:left="360" w:hanging="280"/>
+            </w:pPr>
+            <w:r>
+              <w:rPr>
+                <w:rFonts w:ascii="Calibri" w:hAnsi="Calibri"/>
+                <w:b w:val="0"/>
+                <w:i/>
+                <w:color w:val="222222"/>
+                <w:sz w:val="19"/>
+              </w:rPr>
+              <w:t>(a) o estado de vacinação do cão ou gato;</w:t>
+            </w:r>
+          </w:p>
+          <w:p>
+            <w:pPr>
+              <w:spacing w:after="0" w:before="20"/>
+              <w:ind w:right="80" w:left="360" w:hanging="280"/>
+            </w:pPr>
+            <w:r>
+              <w:rPr>
+                <w:rFonts w:ascii="Calibri" w:hAnsi="Calibri"/>
+                <w:b w:val="0"/>
+                <w:i/>
+                <w:color w:val="222222"/>
+                <w:sz w:val="19"/>
+              </w:rPr>
+              <w:t>(b) quaisquer condições médicas ou predisposições a doenças, incluindo alergias, conhecidas pelo operador, e quaisquer resultados de testes de diagnóstico para o cão ou gato que estejam disponíveis para o operador.</w:t>
             </w:r>
           </w:p>
           <w:p>
@@ -5766,103 +5590,7 @@
                 <w:color w:val="222222"/>
                 <w:sz w:val="19"/>
               </w:rPr>
-              <w:t>3. A Comissão tem competência para adotar, tendo em conta os pareceres científicos da Autoridade Europeia para a Segurança dos Alimentos, bem como os impactos sociais e económicos, atos delegados em conformidade com o artigo 23.º que complementem este Regulamento:</w:t>
-            </w:r>
-          </w:p>
-          <w:p>
-            <w:pPr>
-              <w:spacing w:after="0" w:before="20"/>
-              <w:ind w:right="80" w:left="360" w:hanging="280"/>
-            </w:pPr>
-            <w:r>
-              <w:rPr>
-                <w:rFonts w:ascii="Calibri" w:hAnsi="Calibri"/>
-                <w:b w:val="0"/>
-                <w:i/>
-                <w:color w:val="222222"/>
-                <w:sz w:val="19"/>
-              </w:rPr>
-              <w:t>(a) definindo características dos genótipos a que se refere o parágrafo 1, que devem ser excluídos da reprodução, e os métodos para a sua avaliação e requisitos de manutenção de registos;</w:t>
-            </w:r>
-          </w:p>
-          <w:p>
-            <w:pPr>
-              <w:spacing w:after="0" w:before="20"/>
-              <w:ind w:right="80" w:left="360" w:hanging="280"/>
-            </w:pPr>
-            <w:r>
-              <w:rPr>
-                <w:rFonts w:ascii="Calibri" w:hAnsi="Calibri"/>
-                <w:b w:val="0"/>
-                <w:i/>
-                <w:color w:val="222222"/>
-                <w:sz w:val="19"/>
-              </w:rPr>
-              <w:t>(b) definindo traços conformacionais excessivos a que se refere o parágrafo 2 do presente artigo, que devem ser excluídos da reprodução, os métodos para a sua avaliação e requisitos de manutenção de registos.</w:t>
-            </w:r>
-          </w:p>
-          <w:p>
-            <w:pPr>
-              <w:spacing w:after="0" w:before="140"/>
-              <w:ind w:right="80" w:left="80" w:firstLine="0"/>
-            </w:pPr>
-            <w:r>
-              <w:rPr>
-                <w:rFonts w:ascii="Calibri" w:hAnsi="Calibri"/>
-                <w:b w:val="0"/>
-                <w:i/>
-                <w:color w:val="222222"/>
-                <w:sz w:val="19"/>
-              </w:rPr>
-              <w:t>4. Os atos delegados relativos aos traços conformacionais excessivos devem ser adotados até 1 de julho de 2030. Os atos delegados relativos aos genótipos devem ser adotados até 1 de julho de 2036.</w:t>
-            </w:r>
-          </w:p>
-          <w:p>
-            <w:pPr>
-              <w:spacing w:after="0" w:before="140"/>
-              <w:ind w:right="80" w:left="80" w:firstLine="0"/>
-            </w:pPr>
-            <w:r>
-              <w:rPr>
-                <w:rFonts w:ascii="Calibri" w:hAnsi="Calibri"/>
-                <w:b w:val="0"/>
-                <w:i/>
-                <w:color w:val="222222"/>
-                <w:sz w:val="19"/>
-              </w:rPr>
-              <w:t>5. São proibidos na gestão da reprodução de cães e gatos:</w:t>
-            </w:r>
-          </w:p>
-          <w:p>
-            <w:pPr>
-              <w:spacing w:after="0" w:before="20"/>
-              <w:ind w:right="80" w:left="360" w:hanging="280"/>
-            </w:pPr>
-            <w:r>
-              <w:rPr>
-                <w:rFonts w:ascii="Calibri" w:hAnsi="Calibri"/>
-                <w:b w:val="0"/>
-                <w:i/>
-                <w:color w:val="222222"/>
-                <w:sz w:val="19"/>
-              </w:rPr>
-              <w:t>(a) o cruzamento entre progenitores e descendentes, entre irmãos, entre meios-irmãos ou entre avós e netos, exceto com aprovação da autoridade competente por razão de necessidade específica de preservação de raças locais com reserva genética limitada;</w:t>
-            </w:r>
-          </w:p>
-          <w:p>
-            <w:pPr>
-              <w:spacing w:after="0" w:before="20"/>
-              <w:ind w:right="80" w:left="360" w:hanging="280"/>
-            </w:pPr>
-            <w:r>
-              <w:rPr>
-                <w:rFonts w:ascii="Calibri" w:hAnsi="Calibri"/>
-                <w:b w:val="0"/>
-                <w:i/>
-                <w:color w:val="222222"/>
-                <w:sz w:val="19"/>
-              </w:rPr>
-              <w:t>(b) o cruzamento para produção de híbridos.</w:t>
+              <w:t>Caso a informação sobre a saúde do cão ou gato esteja documentada num documento exigido sob o Regulamento (UE) 2016/429, o operador deve transmitir esse documento ao adquirente.</w:t>
             </w:r>
           </w:p>
         </w:tc>
@@ -5995,7 +5723,7 @@
                 <w:color w:val="555555"/>
                 <w:sz w:val="16"/>
               </w:rPr>
-              <w:t>n.ºs 1 e 2 do art.º 34.º do RGBEAC (proposta, jun. 2025)</w:t>
+              <w:t>Art.º 8.º do RGBEAC (proposta, jun. 2025)</w:t>
             </w:r>
           </w:p>
           <w:p>
@@ -6011,7 +5739,7 @@
                 <w:color w:val="222222"/>
                 <w:sz w:val="19"/>
               </w:rPr>
-              <w:t>1 — As intervenções cirúrgicas com o objetivo da modificação da aparência ou com fins não curativos ou não destinados a impedir a reprodução dos animais são proibidas, nos termos do disposto na alínea i) do n.º 1 do artigo 12.º.</w:t>
+              <w:t>1 — O detentor do animal de companhia deve possuir informação sobre as obrigações inerentes à sua detenção, incluindo direitos e responsabilidades, normas de bem-estar, cuidados de saúde, comportamento, necessidades específicas da espécie/raça, duração de vida esperada, custos de manutenção, e proibição de abandono.</w:t>
             </w:r>
           </w:p>
           <w:p>
@@ -6027,7 +5755,7 @@
                 <w:color w:val="222222"/>
                 <w:sz w:val="19"/>
               </w:rPr>
-              <w:t>2 — O detentor de animal sujeito a intervenção curativa que modifique a sua aparência deve possuir documento comprovativo da necessidade da mesma, passado pelo médico veterinário que a ela procedeu, sob a forma de atestado do qual constem a identificação do médico veterinário, o número da cédula profissional e a sua assinatura, ou, no caso de animais importados, documento comprovativo da necessidade dessa intervenção, emitida pelo médico veterinário que a ela procedeu, legalizado pela autoridade competente do respetivo país.</w:t>
+              <w:t>2 — Os comerciantes devem fornecer por escrito ao adquirente informação completa antes da transferência do animal, incluindo identidade e dados de contacto do comerciante, dados de identificação do animal, cuidados de saúde e estado de vacinação, e certificado de origem ou de compatibilidade quando aplicável.</w:t>
             </w:r>
           </w:p>
         </w:tc>
@@ -6056,7 +5784,7 @@
                 <w:color w:val="555555"/>
                 <w:sz w:val="16"/>
               </w:rPr>
-              <w:t>n.º 2, als. a), b) e c) do art.º 8.º do Código do Animal (DL n.º 214/2013)</w:t>
+              <w:t>Art.º 57.º do Código do Animal (DL n.º 214/2013)</w:t>
             </w:r>
           </w:p>
           <w:p>
@@ -6072,7 +5800,7 @@
                 <w:color w:val="222222"/>
                 <w:sz w:val="19"/>
               </w:rPr>
-              <w:t>2 — A reprodução de animais obedece ao seguinte:</w:t>
+              <w:t>1 — O detentor do animal deve ter acesso a informação sobre:</w:t>
             </w:r>
           </w:p>
           <w:p>
@@ -6088,12 +5816,12 @@
                 <w:color w:val="222222"/>
                 <w:sz w:val="19"/>
               </w:rPr>
-              <w:t>a) Os animais só devem ser utilizados na reprodução depois de atingida a maturidade reprodutiva para a espécie e raça devendo, no caso dos cães e gatos, seguir os parâmetros referidos no anexo I ao presente diploma, do qual faz parte integrante, não sendo autorizado, no caso das fêmeas, o acasalamento em cios sucessivos;</w:t>
-            </w:r>
-          </w:p>
-          <w:p>
-            <w:pPr>
-              <w:spacing w:after="0" w:before="100"/>
+              <w:t>a) As obrigações inerentes à sua detenção, direitos e responsabilidades;</w:t>
+            </w:r>
+          </w:p>
+          <w:p>
+            <w:pPr>
+              <w:spacing w:after="0" w:before="20"/>
               <w:ind w:right="80" w:left="360" w:hanging="280"/>
             </w:pPr>
             <w:r>
@@ -6104,12 +5832,12 @@
                 <w:color w:val="222222"/>
                 <w:sz w:val="19"/>
               </w:rPr>
-              <w:t>b) Deve ser respeitada a regra do porte semelhante dos progenitores, para prevenir a possibilidade de distócia;</w:t>
-            </w:r>
-          </w:p>
-          <w:p>
-            <w:pPr>
-              <w:spacing w:after="0" w:before="100"/>
+              <w:t>b) As normas de bem-estar, cuidados de saúde e comportamento esperado;</w:t>
+            </w:r>
+          </w:p>
+          <w:p>
+            <w:pPr>
+              <w:spacing w:after="0" w:before="20"/>
               <w:ind w:right="80" w:left="360" w:hanging="280"/>
             </w:pPr>
             <w:r>
@@ -6120,7 +5848,71 @@
                 <w:color w:val="222222"/>
                 <w:sz w:val="19"/>
               </w:rPr>
-              <w:t>c) Devem ser excluídos da reprodução, os animais que revelem defeitos genéticos e malformações, designadamente monorquidia e displasia da anca nos cães e rim poliquístico nos gatos, ou alterações comportamentais.</w:t>
+              <w:t>c) As necessidades específicas da espécie ou raça;</w:t>
+            </w:r>
+          </w:p>
+          <w:p>
+            <w:pPr>
+              <w:spacing w:after="0" w:before="20"/>
+              <w:ind w:right="80" w:left="360" w:hanging="280"/>
+            </w:pPr>
+            <w:r>
+              <w:rPr>
+                <w:rFonts w:ascii="Calibri" w:hAnsi="Calibri"/>
+                <w:b w:val="0"/>
+                <w:i w:val="0"/>
+                <w:color w:val="222222"/>
+                <w:sz w:val="19"/>
+              </w:rPr>
+              <w:t>d) A duração de vida esperada;</w:t>
+            </w:r>
+          </w:p>
+          <w:p>
+            <w:pPr>
+              <w:spacing w:after="0" w:before="20"/>
+              <w:ind w:right="80" w:left="360" w:hanging="280"/>
+            </w:pPr>
+            <w:r>
+              <w:rPr>
+                <w:rFonts w:ascii="Calibri" w:hAnsi="Calibri"/>
+                <w:b w:val="0"/>
+                <w:i w:val="0"/>
+                <w:color w:val="222222"/>
+                <w:sz w:val="19"/>
+              </w:rPr>
+              <w:t>e) Os custos de manutenção;</w:t>
+            </w:r>
+          </w:p>
+          <w:p>
+            <w:pPr>
+              <w:spacing w:after="0" w:before="20"/>
+              <w:ind w:right="80" w:left="360" w:hanging="280"/>
+            </w:pPr>
+            <w:r>
+              <w:rPr>
+                <w:rFonts w:ascii="Calibri" w:hAnsi="Calibri"/>
+                <w:b w:val="0"/>
+                <w:i w:val="0"/>
+                <w:color w:val="222222"/>
+                <w:sz w:val="19"/>
+              </w:rPr>
+              <w:t>f) A proibição de abandono.</w:t>
+            </w:r>
+          </w:p>
+          <w:p>
+            <w:pPr>
+              <w:spacing w:after="0" w:before="140"/>
+              <w:ind w:right="80" w:left="80" w:firstLine="0"/>
+            </w:pPr>
+            <w:r>
+              <w:rPr>
+                <w:rFonts w:ascii="Calibri" w:hAnsi="Calibri"/>
+                <w:b w:val="0"/>
+                <w:i w:val="0"/>
+                <w:color w:val="222222"/>
+                <w:sz w:val="19"/>
+              </w:rPr>
+              <w:t>2 — Os criadores e comerciantes devem fornecer informação escrita completa ao adquirente antes da transferência do animal, incluindo dados de identificação e cuidados de saúde.</w:t>
             </w:r>
           </w:p>
         </w:tc>
@@ -6149,7 +5941,7 @@
                 <w:color w:val="555555"/>
                 <w:sz w:val="16"/>
               </w:rPr>
-              <w:t>art.º 17.º e n.º 1 do art.º 18.º do DL n.º 276/2001, de 17 de outubro</w:t>
+              <w:t>Art.º 20.º do DL n.º 276/2001, de 17 de outubro</w:t>
             </w:r>
           </w:p>
           <w:p>
@@ -6160,28 +5952,28 @@
             <w:r>
               <w:rPr>
                 <w:rFonts w:ascii="Calibri" w:hAnsi="Calibri"/>
-                <w:b/>
-                <w:i w:val="0"/>
-                <w:color w:val="333333"/>
-                <w:sz w:val="18"/>
-              </w:rPr>
-              <w:t>Artigo 17.º — As intervenções cirúrgicas, nomeadamente as destinadas ao corte de caudas nos canídeos, têm de ser executadas por um médico veterinário.</w:t>
-            </w:r>
-          </w:p>
-          <w:p>
-            <w:pPr>
-              <w:spacing w:after="0" w:before="200"/>
+                <w:b w:val="0"/>
+                <w:i w:val="0"/>
+                <w:color w:val="222222"/>
+                <w:sz w:val="19"/>
+              </w:rPr>
+              <w:t>1 — O proprietário ou detentor de animal de companhia deve ter acesso a informação adequada sobre as suas obrigações relativas ao bem-estar do animal.</w:t>
+            </w:r>
+          </w:p>
+          <w:p>
+            <w:pPr>
+              <w:spacing w:after="0" w:before="140"/>
               <w:ind w:right="80" w:left="80" w:firstLine="0"/>
             </w:pPr>
             <w:r>
               <w:rPr>
                 <w:rFonts w:ascii="Calibri" w:hAnsi="Calibri"/>
-                <w:b/>
-                <w:i w:val="0"/>
-                <w:color w:val="333333"/>
-                <w:sz w:val="18"/>
-              </w:rPr>
-              <w:t>Artigo 18.º, n.º 1 — Os detentores de animais de companhia que os apresentem com quaisquer amputações que modifiquem a aparência dos animais ou com fins não curativos devem possuir documento comprovativo, passado pelo médico veterinário que a elas procedeu, da necessidade dessa amputação, nomeadamente discriminando que as mesmas foram feitas por razões médico-veterinárias ou no interesse particular do animal ou para impedir a reprodução.</w:t>
+                <w:b w:val="0"/>
+                <w:i w:val="0"/>
+                <w:color w:val="222222"/>
+                <w:sz w:val="19"/>
+              </w:rPr>
+              <w:t>2 — Os detentores de animais de companhia que os comercializem devem fornecer informação ao adquirente sobre o estado de saúde do animal e vacinas efetuadas.</w:t>
             </w:r>
           </w:p>
         </w:tc>
@@ -6286,7 +6078,7 @@
                 <w:color w:val="222222"/>
                 <w:sz w:val="18"/>
               </w:rPr>
-              <w:t>O DL n.º 276/2001 (art.ºs 17.º e 18.º) exige intervenção veterinária em cirurgias e documentação para amputações, mas não prevê qualquer restrição à reprodução por traços conformacionais excessivos nem proibição de consanguinidade próxima ou hibridação.</w:t>
+              <w:t>O DL n.º 276/2001 (art.º 20.º) é genérico e não especifica a forma escrita nem detalhes de conteúdo. O @regulamento exige informação escrita sobre necessidades específicas de bem-estar (alimentação, cuidados, saúde, alojamento, comportamento) e condiciona a transferência à transmissão dessa informação.</w:t>
             </w:r>
           </w:p>
         </w:tc>
@@ -6347,7 +6139,7 @@
                 <w:color w:val="222222"/>
                 <w:sz w:val="18"/>
               </w:rPr>
-              <w:t>O @codigo (art.º 8.º, n.º 2) exclui da reprodução animais com defeitos genéticos e malformações (displasia, rim poliquístico) e proíbe cios sucessivos, mas não prevê o conceito de traços conformacionais excessivos nem a proibição de consanguinidade.</w:t>
+              <w:t>O @codigo (art.º 57.º) exige informação escrita mas com âmbito mais amplo (duração de vida, custos) do que o @regulamento, que se foca especificamente em bem-estar e saúde.</w:t>
             </w:r>
           </w:p>
         </w:tc>
@@ -6408,7 +6200,7 @@
                 <w:color w:val="222222"/>
                 <w:sz w:val="18"/>
               </w:rPr>
-              <w:t>O @rgbeac (art.º 34.º) proíbe intervenções cirúrgicas de modificação da aparência, mas não contém qualquer norma sobre estratégia genética de criação, conformação excessiva ou consanguinidade.</w:t>
+              <w:t>O @rgbeac (art.º 8.º) aproxima-se do conteúdo do @regulamento, exigindo informação escrita antes da transferência, incluindo dados de saúde e vacinação, mas ainda sem o enfoque específico em bem-estar comportamental.</w:t>
             </w:r>
           </w:p>
         </w:tc>
@@ -6469,7 +6261,7 @@
                 <w:color w:val="222222"/>
                 <w:sz w:val="18"/>
               </w:rPr>
-              <w:t>Lacuna normativa transversal. Necessidade de criar norma específica que: (1) defina traços conformacionais excessivos (a regular por ato delegado europeu até 2030); (2) proíba consanguinidade próxima (pais/filhos, irmãos, avós/netos); (3) proíba a produção de híbridos; (4) imponha consulta veterinária prévia ao acasalamento de animais potencialmente afetados.</w:t>
+              <w:t>Necessidade de alteração: (1) formalizar requisito de informação escrita como condição de transferência de animal; (2) especificar conteúdo obrigatório sobre bem-estar, saúde e necessidades comportamentais; (3) harmonizar entre @codigo e @rgbeac quanto a âmbito e forma.</w:t>
             </w:r>
           </w:p>
         </w:tc>
@@ -6609,7 +6401,7 @@
                 <w:color w:val="FFFFFF"/>
                 <w:sz w:val="22"/>
               </w:rPr>
-              <w:t>ART-13</w:t>
+              <w:t>ART-09</w:t>
             </w:r>
           </w:p>
         </w:tc>
@@ -6637,7 +6429,7 @@
                 <w:color w:val="7EC8E3"/>
                 <w:sz w:val="22"/>
               </w:rPr>
-              <w:t>Saúde e Monitorização Sanitária</w:t>
+              <w:t>Competências de Cuidadores e Bem-Estar Animal</w:t>
             </w:r>
           </w:p>
         </w:tc>
@@ -6681,7 +6473,7 @@
                 <w:color w:val="FFFFFF"/>
                 <w:sz w:val="18"/>
               </w:rPr>
-              <w:t>@regulamento — Health  ·  Art.º 13.º do Regulamento 2023/0447 (PE/Conselho)  |  EN</w:t>
+              <w:t>@regulamento — Animal welfare competences of animal caretakers  ·  Art.º 9.º do Regulamento 2023/0447  |  EN</w:t>
             </w:r>
           </w:p>
         </w:tc>
@@ -6712,23 +6504,7 @@
                 <w:color w:val="222222"/>
                 <w:sz w:val="19"/>
               </w:rPr>
-              <w:t>1. Operators shall ensure that:</w:t>
-            </w:r>
-          </w:p>
-          <w:p>
-            <w:pPr>
-              <w:spacing w:after="0" w:before="100"/>
-              <w:ind w:right="80" w:left="360" w:hanging="280"/>
-            </w:pPr>
-            <w:r>
-              <w:rPr>
-                <w:rFonts w:ascii="Calibri" w:hAnsi="Calibri"/>
-                <w:b w:val="0"/>
-                <w:i w:val="0"/>
-                <w:color w:val="222222"/>
-                <w:sz w:val="19"/>
-              </w:rPr>
-              <w:t>(a) dogs or cats under their responsibility are inspected by animal caretakers at least once a day and vulnerable dogs and cats, such as newborns, ill or injured dogs and cats, and peri-partum bitches and queens, are inspected more frequently;</w:t>
+              <w:t>1. Animal caretakers, other than volunteers in shelters and interns who are under the responsibility of a competent animal caretaker, shall have the following competences as regards the dogs and cats they are handling:</w:t>
             </w:r>
           </w:p>
           <w:p>
@@ -6744,7 +6520,7 @@
                 <w:color w:val="222222"/>
                 <w:sz w:val="19"/>
               </w:rPr>
-              <w:t>(b) dogs or cats with compromised welfare are, where necessary, transferred without undue delay to a separate area and, where needed, receive appropriate treatment;</w:t>
+              <w:t>(a) understanding of their biological behaviour and their physiological and ethological needs;</w:t>
             </w:r>
           </w:p>
           <w:p>
@@ -6760,7 +6536,7 @@
                 <w:color w:val="222222"/>
                 <w:sz w:val="19"/>
               </w:rPr>
-              <w:t>(c) where the recovery of a dog or a cat with compromised welfare is not achievable and the dog or cat experiences severe pain or suffering, a veterinarian is consulted without undue delay, to decide whether the dog or cat shall be euthanised to end its suffering, and, if that is the case, to perform the euthanasia using anesthesia and analgesia;</w:t>
+              <w:t>(b) ability to recognise their expressions including any sign of suffering and to identify and take the appropriate mitigating measures in such cases;</w:t>
             </w:r>
           </w:p>
           <w:p>
@@ -6776,7 +6552,7 @@
                 <w:color w:val="222222"/>
                 <w:sz w:val="19"/>
               </w:rPr>
-              <w:t>(d) measures to prevent and control external and internal parasites, and vaccinations to prevent common diseases to which dogs or cats are likely to be exposed are implemented;</w:t>
+              <w:t>(c) ability to apply good animal management practices, including operant conditioning and positive reinforcement, to use and maintain the equipment used for the dogs or cats under their care and to minimise any risks to the welfare of the dogs or cats, preventing suffering;</w:t>
             </w:r>
           </w:p>
           <w:p>
@@ -6792,7 +6568,7 @@
                 <w:color w:val="222222"/>
                 <w:sz w:val="19"/>
               </w:rPr>
-              <w:t>(e) enrichment do not present a significant risk of injury or biological or chemical contamination or any other health risk.</w:t>
+              <w:t>(d) knowledge of their obligations under this Regulation.</w:t>
             </w:r>
           </w:p>
           <w:p>
@@ -6808,7 +6584,7 @@
                 <w:color w:val="222222"/>
                 <w:sz w:val="19"/>
               </w:rPr>
-              <w:t>Point (a) shall not apply to livestock guardian dogs kept in breeding establishments during the periods when such dogs are used for guarding or training purposes.</w:t>
+              <w:t>2. The competences referred to in paragraph 1 may be acquired through education, training or professional experience. Education, training or professional experience shall be documented.</w:t>
             </w:r>
           </w:p>
           <w:p>
@@ -6824,39 +6600,7 @@
                 <w:color w:val="222222"/>
                 <w:sz w:val="19"/>
               </w:rPr>
-              <w:t>Member states may grant derogations from point (c) in cases of emergencies, where no veterinarian can be reached without undue delay, provided that national rules are put in place to ensure that:</w:t>
-            </w:r>
-          </w:p>
-          <w:p>
-            <w:pPr>
-              <w:spacing w:after="0" w:before="20"/>
-              <w:ind w:right="80" w:left="360" w:hanging="280"/>
-            </w:pPr>
-            <w:r>
-              <w:rPr>
-                <w:rFonts w:ascii="Calibri" w:hAnsi="Calibri"/>
-                <w:b w:val="0"/>
-                <w:i w:val="0"/>
-                <w:color w:val="222222"/>
-                <w:sz w:val="19"/>
-              </w:rPr>
-              <w:t>(i) an immediate action ending the life of the dog or cat with minimum pain and suffering using a method inducing instant death is undertaken by a trained competent person;</w:t>
-            </w:r>
-          </w:p>
-          <w:p>
-            <w:pPr>
-              <w:spacing w:after="0" w:before="20"/>
-              <w:ind w:right="80" w:left="360" w:hanging="280"/>
-            </w:pPr>
-            <w:r>
-              <w:rPr>
-                <w:rFonts w:ascii="Calibri" w:hAnsi="Calibri"/>
-                <w:b w:val="0"/>
-                <w:i w:val="0"/>
-                <w:color w:val="222222"/>
-                <w:sz w:val="19"/>
-              </w:rPr>
-              <w:t>(ii) the operator keeps a record of the use of the derogation for purposes of the official control.</w:t>
+              <w:t>2a. Operators shall ensure that at least one animal caretaker, other than a volunteer or intern, at the establishment has completed the training courses referred to in Article 18 and that the caretaker transfers the knowledge to the other animal caretakers of the establishment.</w:t>
             </w:r>
           </w:p>
           <w:p>
@@ -6872,87 +6616,7 @@
                 <w:color w:val="222222"/>
                 <w:sz w:val="19"/>
               </w:rPr>
-              <w:t>2. Operators of breeding establishments shall additionally ensure that:</w:t>
-            </w:r>
-          </w:p>
-          <w:p>
-            <w:pPr>
-              <w:spacing w:after="0" w:before="100"/>
-              <w:ind w:right="80" w:left="360" w:hanging="280"/>
-            </w:pPr>
-            <w:r>
-              <w:rPr>
-                <w:rFonts w:ascii="Calibri" w:hAnsi="Calibri"/>
-                <w:b w:val="0"/>
-                <w:i w:val="0"/>
-                <w:color w:val="222222"/>
-                <w:sz w:val="19"/>
-              </w:rPr>
-              <w:t>(-a) measures are taken to safeguard the health of dogs or cats in accordance with point 3 of Annex I;</w:t>
-            </w:r>
-          </w:p>
-          <w:p>
-            <w:pPr>
-              <w:spacing w:after="0" w:before="20"/>
-              <w:ind w:right="80" w:left="360" w:hanging="280"/>
-            </w:pPr>
-            <w:r>
-              <w:rPr>
-                <w:rFonts w:ascii="Calibri" w:hAnsi="Calibri"/>
-                <w:b w:val="0"/>
-                <w:i w:val="0"/>
-                <w:color w:val="222222"/>
-                <w:sz w:val="19"/>
-              </w:rPr>
-              <w:t>(-b) bitches or queens are only bred if they have reached a minimum age and skeletal maturity in accordance with point 3 of Annex I, and they have no diagnosed disease, clinical sign of diseases or physical conditions which could negatively impact their pregnancy and welfare;</w:t>
-            </w:r>
-          </w:p>
-          <w:p>
-            <w:pPr>
-              <w:spacing w:after="0" w:before="20"/>
-              <w:ind w:right="80" w:left="360" w:hanging="280"/>
-            </w:pPr>
-            <w:r>
-              <w:rPr>
-                <w:rFonts w:ascii="Calibri" w:hAnsi="Calibri"/>
-                <w:b w:val="0"/>
-                <w:i w:val="0"/>
-                <w:color w:val="222222"/>
-                <w:sz w:val="19"/>
-              </w:rPr>
-              <w:t>(-c) litter-giving pregnancies of bitches or queens follows a maximum frequency in accordance with point 3 of Annex I;</w:t>
-            </w:r>
-          </w:p>
-          <w:p>
-            <w:pPr>
-              <w:spacing w:after="0" w:before="20"/>
-              <w:ind w:right="80" w:left="360" w:hanging="280"/>
-            </w:pPr>
-            <w:r>
-              <w:rPr>
-                <w:rFonts w:ascii="Calibri" w:hAnsi="Calibri"/>
-                <w:b w:val="0"/>
-                <w:i w:val="0"/>
-                <w:color w:val="222222"/>
-                <w:sz w:val="19"/>
-              </w:rPr>
-              <w:t>(-d) lactating queens are not mated or inseminated;</w:t>
-            </w:r>
-          </w:p>
-          <w:p>
-            <w:pPr>
-              <w:spacing w:after="0" w:before="20"/>
-              <w:ind w:right="80" w:left="360" w:hanging="280"/>
-            </w:pPr>
-            <w:r>
-              <w:rPr>
-                <w:rFonts w:ascii="Calibri" w:hAnsi="Calibri"/>
-                <w:b w:val="0"/>
-                <w:i w:val="0"/>
-                <w:color w:val="222222"/>
-                <w:sz w:val="19"/>
-              </w:rPr>
-              <w:t>(-e) dogs and cats which are no longer used for reproduction, including as a result of the provisions of this Regulation, are either kept or sold, donated or rehomed, not killed or abandoned.</w:t>
+              <w:t>3. The Commission shall, by means of implementing acts, lay down minimum requirements concerning the formal education, training or professional experience in order to acquire the competences referred to in paragraph 2 and for the training courses referred to in paragraph 2a. Those implementing acts shall be adopted in accordance with the examination procedure referred to in Article 24. The implementing act concerning the training courses referred to in paragraph 2a shall be adopted by [3 years from the date of entry into force of the Regulation].</w:t>
             </w:r>
           </w:p>
         </w:tc>
@@ -6996,7 +6660,7 @@
                 <w:color w:val="FFFFFF"/>
                 <w:sz w:val="18"/>
               </w:rPr>
-              <w:t>@regulamento — Tradução PT-PT  ·  Art.º 13.º do Regulamento 2023/0447 (PE/Conselho)</w:t>
+              <w:t>@regulamento — Tradução PT-PT  ·  Art.º 9.º do Regulamento 2023/0447</w:t>
             </w:r>
           </w:p>
         </w:tc>
@@ -7027,23 +6691,7 @@
                 <w:color w:val="222222"/>
                 <w:sz w:val="19"/>
               </w:rPr>
-              <w:t>1 — Os operadores devem assegurar que:</w:t>
-            </w:r>
-          </w:p>
-          <w:p>
-            <w:pPr>
-              <w:spacing w:after="0" w:before="100"/>
-              <w:ind w:right="80" w:left="360" w:hanging="280"/>
-            </w:pPr>
-            <w:r>
-              <w:rPr>
-                <w:rFonts w:ascii="Calibri" w:hAnsi="Calibri"/>
-                <w:b w:val="0"/>
-                <w:i/>
-                <w:color w:val="222222"/>
-                <w:sz w:val="19"/>
-              </w:rPr>
-              <w:t>(a) os cães e gatos sob a sua responsabilidade são inspecionados por cuidadores pelo menos uma vez por dia, e os animais vulneráveis, como recém-nascidos, doentes, lesionados e fêmeas em período peri-parto, são inspecionados com maior frequência;</w:t>
+              <w:t>1. Os cuidadores de animais, com exceção de voluntários em abrigos e estagiários sob a responsabilidade de um cuidador competente, devem ter as seguintes competências no que diz respeito aos cães e gatos que manuseiam:</w:t>
             </w:r>
           </w:p>
           <w:p>
@@ -7059,7 +6707,7 @@
                 <w:color w:val="222222"/>
                 <w:sz w:val="19"/>
               </w:rPr>
-              <w:t>(b) os cães e gatos com bem-estar comprometido são, quando necessário, transferidos sem demora injustificada para uma área separada e, se necessário, recebem tratamento adequado;</w:t>
+              <w:t>(a) compreensão do seu comportamento biológico e das suas necessidades fisiológicas e etológicas;</w:t>
             </w:r>
           </w:p>
           <w:p>
@@ -7075,7 +6723,7 @@
                 <w:color w:val="222222"/>
                 <w:sz w:val="19"/>
               </w:rPr>
-              <w:t>(c) quando a recuperação de um cão ou gato com bem-estar comprometido não seja alcançável e o animal experiencie dor ou sofrimento severo, um médico veterinário é consultado sem demora injustificada para decidir se o animal deve ser objeto de eutanásia para pôr termo ao seu sofrimento e, em caso afirmativo, para realizar a eutanásia com recurso a anestesia e analgesia;</w:t>
+              <w:t>(b) capacidade de reconhecer as suas expressões, incluindo qualquer sinal de sofrimento, e de identificar e adotar as medidas mitigantes apropriadas nesses casos;</w:t>
             </w:r>
           </w:p>
           <w:p>
@@ -7091,7 +6739,7 @@
                 <w:color w:val="222222"/>
                 <w:sz w:val="19"/>
               </w:rPr>
-              <w:t>(d) são implementadas medidas de prevenção e controlo de parasitas externos e internos, bem como vacinações para prevenção de doenças comuns às quais os cães ou gatos são suscetíveis de estar expostos;</w:t>
+              <w:t>(c) capacidade de aplicar boas práticas de maneio de animais, incluindo condicionamento operante e reforço positivo, utilizar e manter o equipamento utilizado para os cães ou gatos sob os seus cuidados e minimizar quaisquer riscos para o bem-estar dos cães ou gatos, prevenindo sofrimento;</w:t>
             </w:r>
           </w:p>
           <w:p>
@@ -7107,7 +6755,7 @@
                 <w:color w:val="222222"/>
                 <w:sz w:val="19"/>
               </w:rPr>
-              <w:t>(e) os enriquecimentos não apresentam risco significativo de lesões ou de contaminação biológica ou química, nem qualquer outro risco para a saúde.</w:t>
+              <w:t>(d) conhecimento das suas obrigações sob este Regulamento.</w:t>
             </w:r>
           </w:p>
           <w:p>
@@ -7123,7 +6771,7 @@
                 <w:color w:val="222222"/>
                 <w:sz w:val="19"/>
               </w:rPr>
-              <w:t>A alínea (a) não se aplica aos cães de guarda de gado mantidos em estabelecimentos de criação durante os períodos em que tais cães são utilizados para fins de guarda ou treino.</w:t>
+              <w:t>2. As competências referidas no parágrafo 1 podem ser adquiridas através de educação, formação ou experiência profissional. A educação, formação ou experiência profissional devem ser documentadas.</w:t>
             </w:r>
           </w:p>
           <w:p>
@@ -7139,39 +6787,7 @@
                 <w:color w:val="222222"/>
                 <w:sz w:val="19"/>
               </w:rPr>
-              <w:t>Os Estados-Membros podem conceder derrogações relativamente à alínea (c) em casos de emergência, quando não seja possível contactar um médico veterinário sem demora injustificada, desde que sejam estabelecidas regras nacionais que assegurem que:</w:t>
-            </w:r>
-          </w:p>
-          <w:p>
-            <w:pPr>
-              <w:spacing w:after="0" w:before="20"/>
-              <w:ind w:right="80" w:left="360" w:hanging="280"/>
-            </w:pPr>
-            <w:r>
-              <w:rPr>
-                <w:rFonts w:ascii="Calibri" w:hAnsi="Calibri"/>
-                <w:b w:val="0"/>
-                <w:i/>
-                <w:color w:val="222222"/>
-                <w:sz w:val="19"/>
-              </w:rPr>
-              <w:t>(i) é tomada imediatamente uma ação que ponha fim à vida do cão ou gato com o mínimo de dor e sofrimento, utilizando um método que induza a morte instantânea, por uma pessoa competente e devidamente habilitada;</w:t>
-            </w:r>
-          </w:p>
-          <w:p>
-            <w:pPr>
-              <w:spacing w:after="0" w:before="20"/>
-              <w:ind w:right="80" w:left="360" w:hanging="280"/>
-            </w:pPr>
-            <w:r>
-              <w:rPr>
-                <w:rFonts w:ascii="Calibri" w:hAnsi="Calibri"/>
-                <w:b w:val="0"/>
-                <w:i/>
-                <w:color w:val="222222"/>
-                <w:sz w:val="19"/>
-              </w:rPr>
-              <w:t>(ii) o operador mantém um registo da utilização da derrogação para efeitos de controlo oficial.</w:t>
+              <w:t>2a. Os operadores devem assegurar que pelo menos um cuidador de animais, que não seja um voluntário ou estagiário, no estabelecimento tenha completado os cursos de formação referidos no artigo 18.º e que o cuidador transfira os conhecimentos aos outros cuidadores de animais do estabelecimento.</w:t>
             </w:r>
           </w:p>
           <w:p>
@@ -7187,87 +6803,7 @@
                 <w:color w:val="222222"/>
                 <w:sz w:val="19"/>
               </w:rPr>
-              <w:t>2 — Os operadores de estabelecimentos de criação devem adicionalmente assegurar que:</w:t>
-            </w:r>
-          </w:p>
-          <w:p>
-            <w:pPr>
-              <w:spacing w:after="0" w:before="100"/>
-              <w:ind w:right="80" w:left="360" w:hanging="280"/>
-            </w:pPr>
-            <w:r>
-              <w:rPr>
-                <w:rFonts w:ascii="Calibri" w:hAnsi="Calibri"/>
-                <w:b w:val="0"/>
-                <w:i/>
-                <w:color w:val="222222"/>
-                <w:sz w:val="19"/>
-              </w:rPr>
-              <w:t>(-a) são tomadas medidas para salvaguardar a saúde dos cães ou gatos em conformidade com o ponto 3 do Anexo I;</w:t>
-            </w:r>
-          </w:p>
-          <w:p>
-            <w:pPr>
-              <w:spacing w:after="0" w:before="20"/>
-              <w:ind w:right="80" w:left="360" w:hanging="280"/>
-            </w:pPr>
-            <w:r>
-              <w:rPr>
-                <w:rFonts w:ascii="Calibri" w:hAnsi="Calibri"/>
-                <w:b w:val="0"/>
-                <w:i/>
-                <w:color w:val="222222"/>
-                <w:sz w:val="19"/>
-              </w:rPr>
-              <w:t>(-b) as cadelas ou gatas só são reproduzidas se tiverem atingido a idade mínima e a maturidade esquelética em conformidade com o ponto 3 do Anexo I, e não apresentem doença diagnosticada, sinais clínicos de doença ou condições físicas que possam impactar negativamente a gestação e o seu bem-estar;</w:t>
-            </w:r>
-          </w:p>
-          <w:p>
-            <w:pPr>
-              <w:spacing w:after="0" w:before="20"/>
-              <w:ind w:right="80" w:left="360" w:hanging="280"/>
-            </w:pPr>
-            <w:r>
-              <w:rPr>
-                <w:rFonts w:ascii="Calibri" w:hAnsi="Calibri"/>
-                <w:b w:val="0"/>
-                <w:i/>
-                <w:color w:val="222222"/>
-                <w:sz w:val="19"/>
-              </w:rPr>
-              <w:t>(-c) a frequência de gestações com ninhadas de cadelas ou gatas respeita a frequência máxima fixada no ponto 3 do Anexo I;</w:t>
-            </w:r>
-          </w:p>
-          <w:p>
-            <w:pPr>
-              <w:spacing w:after="0" w:before="20"/>
-              <w:ind w:right="80" w:left="360" w:hanging="280"/>
-            </w:pPr>
-            <w:r>
-              <w:rPr>
-                <w:rFonts w:ascii="Calibri" w:hAnsi="Calibri"/>
-                <w:b w:val="0"/>
-                <w:i/>
-                <w:color w:val="222222"/>
-                <w:sz w:val="19"/>
-              </w:rPr>
-              <w:t>(-d) as gatas a lactar não são acasaladas nem inseminadas;</w:t>
-            </w:r>
-          </w:p>
-          <w:p>
-            <w:pPr>
-              <w:spacing w:after="0" w:before="20"/>
-              <w:ind w:right="80" w:left="360" w:hanging="280"/>
-            </w:pPr>
-            <w:r>
-              <w:rPr>
-                <w:rFonts w:ascii="Calibri" w:hAnsi="Calibri"/>
-                <w:b w:val="0"/>
-                <w:i/>
-                <w:color w:val="222222"/>
-                <w:sz w:val="19"/>
-              </w:rPr>
-              <w:t>(-e) os cães e gatos que deixem de ser utilizados para reprodução, nomeadamente em resultado das disposições do presente Regulamento, são mantidos ou vendidos, doados ou realojados, não sendo mortos nem abandonados.</w:t>
+              <w:t>3. A Comissão estabelecerá, por meio de atos de execução, os requisitos mínimos relativos à educação formal, formação ou experiência profissional para adquirir as competências referidas no parágrafo 2 e para os cursos de formação referidos no parágrafo 2a. Esses atos de execução serão adotados de acordo com o procedimento de exame referido no artigo 24.º. O ato de execução relativo aos cursos de formação referidos no parágrafo 2a deve ser adotado por [3 anos da data de entrada em vigor do Regulamento].</w:t>
             </w:r>
           </w:p>
         </w:tc>
@@ -7400,7 +6936,7 @@
                 <w:color w:val="555555"/>
                 <w:sz w:val="16"/>
               </w:rPr>
-              <w:t>Art.º 33.º do RGBEAC — Regime Geral do Bem-Estar dos Animais de Companhia (proposta, jun. 2025)</w:t>
+              <w:t>Art.ºs 69.º, 84.º e 90.º do RGBEAC (proposta, jun. 2025)</w:t>
             </w:r>
           </w:p>
           <w:p>
@@ -7416,7 +6952,7 @@
                 <w:color w:val="333333"/>
                 <w:sz w:val="18"/>
               </w:rPr>
-              <w:t>Artigo 33.º — Cuidados de saúde</w:t>
+              <w:t>Artigo 69.º — Formação</w:t>
             </w:r>
           </w:p>
           <w:p>
@@ -7432,7 +6968,23 @@
                 <w:color w:val="222222"/>
                 <w:sz w:val="19"/>
               </w:rPr>
-              <w:t>1 — Os detentores dos animais de companhia devem assegurar-lhes os cuidados de saúde adequados, nomeadamente seguindo as orientações da DGAV em matéria de vacinação e tratamentos obrigatórios, bem como consultas regulares junto de médico veterinário.</w:t>
+              <w:t>A reprodução, criação, manutenção, venda ou treino de animais de companhia depende de aprovação em formação sobre detenção responsável de animais de companhia, bem como sobre as necessidades fisiológicas e etológicas específicas da espécie animal em causa, ministrada pelo ICNF, I.P. ou entidades por este certificadas.</w:t>
+            </w:r>
+          </w:p>
+          <w:p>
+            <w:pPr>
+              <w:spacing w:after="0" w:before="200"/>
+              <w:ind w:right="80" w:left="80" w:firstLine="0"/>
+            </w:pPr>
+            <w:r>
+              <w:rPr>
+                <w:rFonts w:ascii="Calibri" w:hAnsi="Calibri"/>
+                <w:b/>
+                <w:i w:val="0"/>
+                <w:color w:val="333333"/>
+                <w:sz w:val="18"/>
+              </w:rPr>
+              <w:t>Artigo 84.º — Pessoal</w:t>
             </w:r>
           </w:p>
           <w:p>
@@ -7448,7 +7000,23 @@
                 <w:color w:val="222222"/>
                 <w:sz w:val="19"/>
               </w:rPr>
-              <w:t>2 — Os animais que apresentem sinais que levem a suspeitar de poderem estar doentes ou lesionados devem receber os primeiros cuidados pelo detentor e, se não houver indícios de recuperação, devem ser tratados por médico veterinário.</w:t>
+              <w:t>O pessoal responsável pelas tarefas referidas no artigo 82.º deve possuir os conhecimentos e a experiência adequados para as executar.</w:t>
+            </w:r>
+          </w:p>
+          <w:p>
+            <w:pPr>
+              <w:spacing w:after="0" w:before="200"/>
+              <w:ind w:right="80" w:left="80" w:firstLine="0"/>
+            </w:pPr>
+            <w:r>
+              <w:rPr>
+                <w:rFonts w:ascii="Calibri" w:hAnsi="Calibri"/>
+                <w:b/>
+                <w:i w:val="0"/>
+                <w:color w:val="333333"/>
+                <w:sz w:val="18"/>
+              </w:rPr>
+              <w:t>Artigo 90.º — Pessoal</w:t>
             </w:r>
           </w:p>
           <w:p>
@@ -7464,39 +7032,7 @@
                 <w:color w:val="222222"/>
                 <w:sz w:val="19"/>
               </w:rPr>
-              <w:t>3 — Os médicos veterinários e os centros de atendimento médico-veterinário (CAMV) devem manter um arquivo com os dados clínicos de cada animal, pelo período mínimo de cinco anos, que ficará à disposição das autoridades competentes.</w:t>
-            </w:r>
-          </w:p>
-          <w:p>
-            <w:pPr>
-              <w:spacing w:after="0" w:before="140"/>
-              <w:ind w:right="80" w:left="80" w:firstLine="0"/>
-            </w:pPr>
-            <w:r>
-              <w:rPr>
-                <w:rFonts w:ascii="Calibri" w:hAnsi="Calibri"/>
-                <w:b w:val="0"/>
-                <w:i w:val="0"/>
-                <w:color w:val="AAAAAA"/>
-                <w:sz w:val="19"/>
-              </w:rPr>
-              <w:t>4 — Os CAMV, enquanto estabelecimentos de saúde, colaborarão na vigilância epidemiológica das doenças de notificação obrigatória que detetem e no seu controlo.</w:t>
-            </w:r>
-          </w:p>
-          <w:p>
-            <w:pPr>
-              <w:spacing w:after="0" w:before="140"/>
-              <w:ind w:right="80" w:left="80" w:firstLine="0"/>
-            </w:pPr>
-            <w:r>
-              <w:rPr>
-                <w:rFonts w:ascii="Calibri" w:hAnsi="Calibri"/>
-                <w:b w:val="0"/>
-                <w:i w:val="0"/>
-                <w:color w:val="AAAAAA"/>
-                <w:sz w:val="19"/>
-              </w:rPr>
-              <w:t>5 — Os médicos veterinários denunciam, junto da DGAV ou demais entidades com competência de fiscalização do cumprimento das normas constantes do presente decreto-lei, sempre que, no exercício de sua profissão, suspeitem de maus-tratos a animais de companhia.</w:t>
+              <w:t>O pessoal auxiliar deve possuir os conhecimentos e a experiência adequada, o qual fica, contudo, sob a orientação do médico veterinário responsável.</w:t>
             </w:r>
           </w:p>
         </w:tc>
@@ -7525,7 +7061,7 @@
                 <w:color w:val="555555"/>
                 <w:sz w:val="16"/>
               </w:rPr>
-              <w:t>Art.º 6.º (Cuidados médico-veterinários) do Código do Animal — DL n.º 214/2013</w:t>
+              <w:t>Art.º 19.º do Código do Animal (DL n.º 214/2013)</w:t>
             </w:r>
           </w:p>
           <w:p>
@@ -7541,7 +7077,7 @@
                 <w:color w:val="333333"/>
                 <w:sz w:val="18"/>
               </w:rPr>
-              <w:t>Artigo 6.º — Cuidados médico-veterinários</w:t>
+              <w:t>Artigo 19.º — Pessoal auxiliar</w:t>
             </w:r>
           </w:p>
           <w:p>
@@ -7557,7 +7093,7 @@
                 <w:color w:val="222222"/>
                 <w:sz w:val="19"/>
               </w:rPr>
-              <w:t>O detentor do animal deve assegurar ao animal ferido ou doente os cuidados médico-veterinários adequados, designadamente retirando o mesmo do alojamento sempre que este seja um local de venda.</w:t>
+              <w:t>Os alojamentos devem dispor de pessoal auxiliar que possua os conhecimentos e a aptidão necessária para assegurar os cuidados adequados aos animais, o qual fica sob a orientação do médico veterinário responsável.</w:t>
             </w:r>
           </w:p>
         </w:tc>
@@ -7586,7 +7122,7 @@
                 <w:color w:val="555555"/>
                 <w:sz w:val="16"/>
               </w:rPr>
-              <w:t>Art.º 13.º (Maneio) e art.º 16.º (Cuidados de saúde animal) do DL n.º 276/2001, de 17 de outubro</w:t>
+              <w:t>Art.º 13.º do DL n.º 276/2001, de 17 de outubro</w:t>
             </w:r>
           </w:p>
           <w:p>
@@ -7631,7 +7167,7 @@
                 <w:rFonts w:ascii="Calibri" w:hAnsi="Calibri"/>
                 <w:b w:val="0"/>
                 <w:i w:val="0"/>
-                <w:color w:val="AAAAAA"/>
+                <w:color w:val="222222"/>
                 <w:sz w:val="19"/>
               </w:rPr>
               <w:t>2 — O maneio deve ser feito por pessoal que possua formação teórica e prática específica ou sob a supervisão de uma pessoa competente para o efeito.</w:t>
@@ -7650,151 +7186,7 @@
                 <w:color w:val="222222"/>
                 <w:sz w:val="19"/>
               </w:rPr>
-              <w:t>3 — Todos os animais devem ser alvo de inspeção diária, sendo de imediato prestados os primeiros cuidados aos que tiverem sinais que levem a suspeitar estarem doentes, lesionados ou com alterações comportamentais.</w:t>
-            </w:r>
-          </w:p>
-          <w:p>
-            <w:pPr>
-              <w:spacing w:after="0" w:before="140"/>
-              <w:ind w:right="80" w:left="80" w:firstLine="0"/>
-            </w:pPr>
-            <w:r>
-              <w:rPr>
-                <w:rFonts w:ascii="Calibri" w:hAnsi="Calibri"/>
-                <w:b w:val="0"/>
-                <w:i w:val="0"/>
-                <w:color w:val="AAAAAA"/>
-                <w:sz w:val="19"/>
-              </w:rPr>
-              <w:t>4 — O manuseamento dos animais deve ser feito de forma a não lhes causar quaisquer dores, sofrimento ou distúrbios desnecessários.</w:t>
-            </w:r>
-          </w:p>
-          <w:p>
-            <w:pPr>
-              <w:spacing w:after="0" w:before="140"/>
-              <w:ind w:right="80" w:left="80" w:firstLine="0"/>
-            </w:pPr>
-            <w:r>
-              <w:rPr>
-                <w:rFonts w:ascii="Calibri" w:hAnsi="Calibri"/>
-                <w:b w:val="0"/>
-                <w:i w:val="0"/>
-                <w:color w:val="AAAAAA"/>
-                <w:sz w:val="19"/>
-              </w:rPr>
-              <w:t>5 — Quando houver necessidade de recorrer a meios de contenção, não devem estes causar ferimentos, dores ou angústia desnecessários aos animais.</w:t>
-            </w:r>
-          </w:p>
-          <w:p>
-            <w:pPr>
-              <w:spacing w:after="0" w:before="200"/>
-              <w:ind w:right="80" w:left="80" w:firstLine="0"/>
-            </w:pPr>
-            <w:r>
-              <w:rPr>
-                <w:rFonts w:ascii="Calibri" w:hAnsi="Calibri"/>
-                <w:b/>
-                <w:i w:val="0"/>
-                <w:color w:val="333333"/>
-                <w:sz w:val="18"/>
-              </w:rPr>
-              <w:t>Artigo 16.º — Cuidados de saúde animal</w:t>
-            </w:r>
-          </w:p>
-          <w:p>
-            <w:pPr>
-              <w:spacing w:after="0" w:before="140"/>
-              <w:ind w:right="80" w:left="80" w:firstLine="0"/>
-            </w:pPr>
-            <w:r>
-              <w:rPr>
-                <w:rFonts w:ascii="Calibri" w:hAnsi="Calibri"/>
-                <w:b w:val="0"/>
-                <w:i w:val="0"/>
-                <w:color w:val="222222"/>
-                <w:sz w:val="19"/>
-              </w:rPr>
-              <w:t>1 — Sem prejuízo de quaisquer medidas determinadas pela DGAV, deve existir um programa de profilaxia médica e sanitária devidamente elaborado e supervisionado pelo médico veterinário responsável e executado por profissionais competentes.</w:t>
-            </w:r>
-          </w:p>
-          <w:p>
-            <w:pPr>
-              <w:spacing w:after="0" w:before="140"/>
-              <w:ind w:right="80" w:left="80" w:firstLine="0"/>
-            </w:pPr>
-            <w:r>
-              <w:rPr>
-                <w:rFonts w:ascii="Calibri" w:hAnsi="Calibri"/>
-                <w:b w:val="0"/>
-                <w:i w:val="0"/>
-                <w:color w:val="222222"/>
-                <w:sz w:val="19"/>
-              </w:rPr>
-              <w:t>2 — No âmbito do número anterior, os animais devem ser sujeitos a exames médico-veterinários de rotina, vacinações e desparasitações sempre que aconselhável.</w:t>
-            </w:r>
-          </w:p>
-          <w:p>
-            <w:pPr>
-              <w:spacing w:after="0" w:before="140"/>
-              <w:ind w:right="80" w:left="80" w:firstLine="0"/>
-            </w:pPr>
-            <w:r>
-              <w:rPr>
-                <w:rFonts w:ascii="Calibri" w:hAnsi="Calibri"/>
-                <w:b w:val="0"/>
-                <w:i w:val="0"/>
-                <w:color w:val="222222"/>
-                <w:sz w:val="19"/>
-              </w:rPr>
-              <w:t>3 — Os animais que apresentem sinais que levem a suspeitar de poderem estar doentes ou lesionados devem receber os primeiros cuidados pelo detentor e, se não houver indícios de recuperação, devem ser tratados por médico veterinário.</w:t>
-            </w:r>
-          </w:p>
-          <w:p>
-            <w:pPr>
-              <w:spacing w:after="0" w:before="140"/>
-              <w:ind w:right="80" w:left="80" w:firstLine="0"/>
-            </w:pPr>
-            <w:r>
-              <w:rPr>
-                <w:rFonts w:ascii="Calibri" w:hAnsi="Calibri"/>
-                <w:b w:val="0"/>
-                <w:i w:val="0"/>
-                <w:color w:val="222222"/>
-                <w:sz w:val="19"/>
-              </w:rPr>
-              <w:t>4 — Sempre que se justifique, os animais doentes ou lesionados devem ser isolados em instalações adequadas e equipadas, se for caso disso, com cama seca e confortável.</w:t>
-            </w:r>
-          </w:p>
-          <w:p>
-            <w:pPr>
-              <w:spacing w:after="0" w:before="140"/>
-              <w:ind w:right="80" w:left="80" w:firstLine="0"/>
-            </w:pPr>
-            <w:r>
-              <w:rPr>
-                <w:rFonts w:ascii="Calibri" w:hAnsi="Calibri"/>
-                <w:b w:val="0"/>
-                <w:i w:val="0"/>
-                <w:color w:val="AAAAAA"/>
-                <w:sz w:val="19"/>
-              </w:rPr>
-              <w:t>5 — Os medicamentos, produtos ou substâncias de prescrição médico-veterinária devem ser armazenados em locais secos e com acesso restrito.</w:t>
-            </w:r>
-          </w:p>
-          <w:p>
-            <w:pPr>
-              <w:spacing w:after="0" w:before="140"/>
-              <w:ind w:right="80" w:left="80" w:firstLine="0"/>
-            </w:pPr>
-            <w:r>
-              <w:rPr>
-                <w:rFonts w:ascii="Calibri" w:hAnsi="Calibri"/>
-                <w:b w:val="0"/>
-                <w:i w:val="0"/>
-                <w:color w:val="AAAAAA"/>
-                <w:sz w:val="19"/>
-              </w:rPr>
-              <w:t>6 — A administração e utilização de medicamentos, produtos ou substâncias referidas no número anterior deve ser feita sob orientação do médico veterinário responsável.</w:t>
+              <w:t>3 — Todos os animais devem ser alvo de inspeção diária, sendo de imediato prestados os primeiros cuidados.</w:t>
             </w:r>
           </w:p>
         </w:tc>
@@ -7899,7 +7291,7 @@
                 <w:color w:val="222222"/>
                 <w:sz w:val="18"/>
               </w:rPr>
-              <w:t>O DL n.º 276/2001 prevê inspeção diária (n.º 3 do art.º 13.º) e programa de profilaxia supervisionado por veterinário (n.º 1 do art.º 16.º) — alinhamento parcial com as als. (a) e (d) do n.º 1 do art.º 13.º do @regulamento. Lacunas: (1) não distingue animais vulneráveis com maior frequência de inspeção; (2) não prevê isolamento em área separada com tratamento (al. (b)); (3) não exige consulta veterinária para decisão de eutanásia com anestesia/analgesia (al. (c)); (4) nenhuma das obrigações sanitárias para criadores previstas no n.º 2 está contemplada: sem idade mínima de reprodução, sem frequência máxima de partos, sem proibição de cobrição de fêmeas a lactar, sem regime de rehoming.</w:t>
+              <w:t>O DL n.º 276/2001 (art.º 13.º) exige pessoal 'técnico competente' com 'formação teórica e prática específica' e 'inspeção diária', mas não detalha competências concretas. O @regulamento especifica 4 competências estruturadas (comportamento biológico, reconhecimento de sofrimento, maneio e bem-estar, conhecimento de obrigações) e exige documentação de educação/formação/experiência.</w:t>
             </w:r>
           </w:p>
         </w:tc>
@@ -7960,7 +7352,7 @@
                 <w:color w:val="222222"/>
                 <w:sz w:val="18"/>
               </w:rPr>
-              <w:t>O @codigo limita os cuidados médico-veterinários ao animal ferido ou doente (art.º 6.º) — sem qualquer obrigação de inspeção diária, programa de profilaxia ou isolamento. É o diploma com maior divergência face ao n.º 1 do art.º 13.º do @regulamento, omitindo igualmente todas as obrigações sanitárias específicas para criadores previstas no n.º 2.</w:t>
+              <w:t>O @codigo (art.º 19.º) é genérico: exige apenas 'conhecimentos e aptidão necessária' sob orientação do médico veterinário responsável. Não detalha competências concretas nem exigências de formação formal.</w:t>
             </w:r>
           </w:p>
         </w:tc>
@@ -8021,7 +7413,7 @@
                 <w:color w:val="222222"/>
                 <w:sz w:val="18"/>
               </w:rPr>
-              <w:t>O @rgbeac (art.º 33.º) centra os cuidados de saúde no detentor em geral (n.ºs 1 a 3), sem distinguir obrigações reforçadas para operadores de criação. Não prevê: inspeção diária sistemática por cuidadores; isolamento imediato de animais com bem-estar comprometido; nem qualquer dos requisitos sanitários para criadores do n.º 2 do art.º 13.º do @regulamento. Os n.ºs 4 e 5 (CAMV e denúncia de maus-tratos) não têm correspondência direta no @regulamento.</w:t>
+              <w:t>O @rgbeac (art.ºs 69.º, 84.º, 90.º) aproxima-se mais do @regulamento: exige 'conhecimentos e experiência adequados', menciona 'necessidades fisiológicas e etológicas', exige formação certificada pelo ICNF. Lacuna: não detalha as 4 competências específicas do @regulamento (reconhecimento de sofrimento, condicionamento operante, etc.).</w:t>
             </w:r>
           </w:p>
         </w:tc>
@@ -8082,7 +7474,7 @@
                 <w:color w:val="222222"/>
                 <w:sz w:val="18"/>
               </w:rPr>
-              <w:t>A @legislacao vigente (DL n.º 276/2001) tem o maior alinhamento, mas insuficiente. Necessidade de alteração dos três diplomas: (1) introduzir inspeção diária diferenciada para animais vulneráveis (al. (a) do n.º 1 do art.º 13.º do @regulamento); (2) criar obrigação de isolamento e tratamento imediato (al. (b)); (3) regular o processo de eutanásia com supervisão veterinária e anestesia/analgesia (al. (c)); (4) para criadores (n.º 2): fixar idade mínima e maturidade esquelética das fêmeas reprodutoras, frequência máxima de partos conforme Anexo I, proibição de cobrição de fêmeas a lactar, e regime de rehoming dos animais retirados da reprodução.</w:t>
+              <w:t>Alinhamento parcial do @rgbeac com @regulamento. Para @codigo e @legislacao, necessidade de: (1) detalhar as 4 competências específicas (comportamento, reconhecimento de sofrimento, maneio positivo, conhecimento de obrigações); (2) exigir documentação formal de educação/formação/experiência; (3) requerer que operador designe formador responsável que transfira conhecimento; (4) implementar requisitos mínimos de formação via regulamento delegado.</w:t>
             </w:r>
           </w:p>
         </w:tc>
@@ -8222,7 +7614,7 @@
                 <w:color w:val="FFFFFF"/>
                 <w:sz w:val="22"/>
               </w:rPr>
-              <w:t>ART-08</w:t>
+              <w:t>ART-10</w:t>
             </w:r>
           </w:p>
         </w:tc>
@@ -8250,7 +7642,7 @@
                 <w:color w:val="7EC8E3"/>
                 <w:sz w:val="22"/>
               </w:rPr>
-              <w:t>Detenção Responsável e Informação</w:t>
+              <w:t>Avaliação e Supervisão de Bem-Estar</w:t>
             </w:r>
           </w:p>
         </w:tc>
@@ -8294,7 +7686,7 @@
                 <w:color w:val="FFFFFF"/>
                 <w:sz w:val="18"/>
               </w:rPr>
-              <w:t>@regulamento — Obligation of informing on responsible ownership  ·  Art.º 8.º do Regulamento 2023/0447  |  EN</w:t>
+              <w:t>@regulamento — Advisory welfare visits  ·  Art.º 10.º do Regulamento 2023/0447  |  EN</w:t>
             </w:r>
           </w:p>
         </w:tc>
@@ -8325,7 +7717,39 @@
                 <w:color w:val="222222"/>
                 <w:sz w:val="19"/>
               </w:rPr>
-              <w:t>Operators shall provide to the acquirer of a dog or cat written information necessary to enable him or her to ensure the welfare of the dog or cat including information on responsible ownership and on the specific needs of the dog or cat in terms of feeding, caring, health, housing and behavioural needs, as well as information on its health.</w:t>
+              <w:t>Operators shall:</w:t>
+            </w:r>
+          </w:p>
+          <w:p>
+            <w:pPr>
+              <w:spacing w:after="0" w:before="100"/>
+              <w:ind w:right="80" w:left="360" w:hanging="280"/>
+            </w:pPr>
+            <w:r>
+              <w:rPr>
+                <w:rFonts w:ascii="Calibri" w:hAnsi="Calibri"/>
+                <w:b w:val="0"/>
+                <w:i w:val="0"/>
+                <w:color w:val="222222"/>
+                <w:sz w:val="19"/>
+              </w:rPr>
+              <w:t>(a) ensure that the establishments under their responsibility receive a visit by a veterinarian within the first year after the date of application of this Regulation or within the first year after having notified a new establishment, for the purpose of identifying and assessing any risk factor for the welfare of the dogs or cats and advising the operator on measures to address those risks; thereafter the visits from a veterinarian shall take place when appropriate, based on a risk analysis by the competent authorities; Member States may provide for that the advisory welfare visits are annual;</w:t>
+            </w:r>
+          </w:p>
+          <w:p>
+            <w:pPr>
+              <w:spacing w:after="0" w:before="100"/>
+              <w:ind w:right="80" w:left="360" w:hanging="280"/>
+            </w:pPr>
+            <w:r>
+              <w:rPr>
+                <w:rFonts w:ascii="Calibri" w:hAnsi="Calibri"/>
+                <w:b w:val="0"/>
+                <w:i w:val="0"/>
+                <w:color w:val="222222"/>
+                <w:sz w:val="19"/>
+              </w:rPr>
+              <w:t>(b) keep the records of the findings of the visit of the veterinarian referred to in point (a) and of their follow up actions for at least 4 years, from the day of the visit, and shall make them available to the competent authorities upon request and to the veterinarian that performs subsequent advisory visits.</w:t>
             </w:r>
           </w:p>
           <w:p>
@@ -8341,55 +7765,7 @@
                 <w:color w:val="222222"/>
                 <w:sz w:val="19"/>
               </w:rPr>
-              <w:t>1a. The written information on the dog or cat's health referred to in the first paragraph shall include at least:</w:t>
-            </w:r>
-          </w:p>
-          <w:p>
-            <w:pPr>
-              <w:spacing w:after="0" w:before="20"/>
-              <w:ind w:right="80" w:left="360" w:hanging="280"/>
-            </w:pPr>
-            <w:r>
-              <w:rPr>
-                <w:rFonts w:ascii="Calibri" w:hAnsi="Calibri"/>
-                <w:b w:val="0"/>
-                <w:i w:val="0"/>
-                <w:color w:val="222222"/>
-                <w:sz w:val="19"/>
-              </w:rPr>
-              <w:t>(a) the dog or cat's vaccination status;</w:t>
-            </w:r>
-          </w:p>
-          <w:p>
-            <w:pPr>
-              <w:spacing w:after="0" w:before="20"/>
-              <w:ind w:right="80" w:left="360" w:hanging="280"/>
-            </w:pPr>
-            <w:r>
-              <w:rPr>
-                <w:rFonts w:ascii="Calibri" w:hAnsi="Calibri"/>
-                <w:b w:val="0"/>
-                <w:i w:val="0"/>
-                <w:color w:val="222222"/>
-                <w:sz w:val="19"/>
-              </w:rPr>
-              <w:t>(b) any medical conditions or predispositions to diseases, including allergies, that are known by the operator, and any diagnostic test results for the dog or cat that are available to the operator.</w:t>
-            </w:r>
-          </w:p>
-          <w:p>
-            <w:pPr>
-              <w:spacing w:after="0" w:before="140"/>
-              <w:ind w:right="80" w:left="80" w:firstLine="0"/>
-            </w:pPr>
-            <w:r>
-              <w:rPr>
-                <w:rFonts w:ascii="Calibri" w:hAnsi="Calibri"/>
-                <w:b w:val="0"/>
-                <w:i w:val="0"/>
-                <w:color w:val="222222"/>
-                <w:sz w:val="19"/>
-              </w:rPr>
-              <w:t>In case the information on the dog's or cat's health is documented in a document required under Regulation (EU) 2016/429, the operator shall transmit that document to the acquirer.</w:t>
+              <w:t>By 24 months from the date of entry into force of this Regulation, the Commission shall adopt delegated acts in accordance with Article 23 supplementing this Article in order to lay down minimum criteria to be assessed during the advisory welfare visit.</w:t>
             </w:r>
           </w:p>
         </w:tc>
@@ -8433,7 +7809,7 @@
                 <w:color w:val="FFFFFF"/>
                 <w:sz w:val="18"/>
               </w:rPr>
-              <w:t>@regulamento — Tradução PT-PT  ·  Art.º 8.º do Regulamento 2023/0447</w:t>
+              <w:t>@regulamento — Tradução PT-PT  ·  Art.º 10.º do Regulamento 2023/0447</w:t>
             </w:r>
           </w:p>
         </w:tc>
@@ -8464,7 +7840,39 @@
                 <w:color w:val="222222"/>
                 <w:sz w:val="19"/>
               </w:rPr>
-              <w:t>Os operadores devem fornecer ao adquirente de um cão ou gato informação escrita necessária para lhe permitir assegurar o bem-estar do cão ou gato, incluindo informação sobre detenção responsável e sobre as necessidades específicas do cão ou gato em termos de alimentação, cuidados, saúde, alojamento e necessidades comportamentais, bem como informação sobre a sua saúde.</w:t>
+              <w:t>Os operadores devem:</w:t>
+            </w:r>
+          </w:p>
+          <w:p>
+            <w:pPr>
+              <w:spacing w:after="0" w:before="100"/>
+              <w:ind w:right="80" w:left="360" w:hanging="280"/>
+            </w:pPr>
+            <w:r>
+              <w:rPr>
+                <w:rFonts w:ascii="Calibri" w:hAnsi="Calibri"/>
+                <w:b w:val="0"/>
+                <w:i/>
+                <w:color w:val="222222"/>
+                <w:sz w:val="19"/>
+              </w:rPr>
+              <w:t>(a) assegurar que os estabelecimentos sob a sua responsabilidade recebem uma visita de um médico veterinário no prazo de um ano a partir da data de aplicação do presente Regulamento ou no prazo de um ano após notificação de novo estabelecimento, com o objetivo de identificar e avaliar quaisquer fatores de risco para o bem-estar dos cães ou gatos e aconselhar o operador sobre medidas para resolver esses riscos; depois, as visitas do médico veterinário devem ocorrer quando apropriado, com base numa análise de risco pelas autoridades competentes; os Estados-Membros podem estabelecer que as visitas de aconselhamento de bem-estar sejam anuais;</w:t>
+            </w:r>
+          </w:p>
+          <w:p>
+            <w:pPr>
+              <w:spacing w:after="0" w:before="100"/>
+              <w:ind w:right="80" w:left="360" w:hanging="280"/>
+            </w:pPr>
+            <w:r>
+              <w:rPr>
+                <w:rFonts w:ascii="Calibri" w:hAnsi="Calibri"/>
+                <w:b w:val="0"/>
+                <w:i/>
+                <w:color w:val="222222"/>
+                <w:sz w:val="19"/>
+              </w:rPr>
+              <w:t>(b) manter registos dos resultados da visita do médico veterinário referida na alínea (a) e das ações de acompanhamento por um período mínimo de 4 anos, a partir da data da visita, e disponibilizá-los às autoridades competentes a pedido e ao médico veterinário que realiza visitas de aconselhamento subsequentes.</w:t>
             </w:r>
           </w:p>
           <w:p>
@@ -8480,55 +7888,7 @@
                 <w:color w:val="222222"/>
                 <w:sz w:val="19"/>
               </w:rPr>
-              <w:t>1a. A informação escrita sobre a saúde do cão ou gato referida no parágrafo anterior deve incluir pelo menos:</w:t>
-            </w:r>
-          </w:p>
-          <w:p>
-            <w:pPr>
-              <w:spacing w:after="0" w:before="20"/>
-              <w:ind w:right="80" w:left="360" w:hanging="280"/>
-            </w:pPr>
-            <w:r>
-              <w:rPr>
-                <w:rFonts w:ascii="Calibri" w:hAnsi="Calibri"/>
-                <w:b w:val="0"/>
-                <w:i/>
-                <w:color w:val="222222"/>
-                <w:sz w:val="19"/>
-              </w:rPr>
-              <w:t>(a) o estado de vacinação do cão ou gato;</w:t>
-            </w:r>
-          </w:p>
-          <w:p>
-            <w:pPr>
-              <w:spacing w:after="0" w:before="20"/>
-              <w:ind w:right="80" w:left="360" w:hanging="280"/>
-            </w:pPr>
-            <w:r>
-              <w:rPr>
-                <w:rFonts w:ascii="Calibri" w:hAnsi="Calibri"/>
-                <w:b w:val="0"/>
-                <w:i/>
-                <w:color w:val="222222"/>
-                <w:sz w:val="19"/>
-              </w:rPr>
-              <w:t>(b) quaisquer condições médicas ou predisposições a doenças, incluindo alergias, conhecidas pelo operador, e quaisquer resultados de testes de diagnóstico para o cão ou gato que estejam disponíveis para o operador.</w:t>
-            </w:r>
-          </w:p>
-          <w:p>
-            <w:pPr>
-              <w:spacing w:after="0" w:before="140"/>
-              <w:ind w:right="80" w:left="80" w:firstLine="0"/>
-            </w:pPr>
-            <w:r>
-              <w:rPr>
-                <w:rFonts w:ascii="Calibri" w:hAnsi="Calibri"/>
-                <w:b w:val="0"/>
-                <w:i/>
-                <w:color w:val="222222"/>
-                <w:sz w:val="19"/>
-              </w:rPr>
-              <w:t>Caso a informação sobre a saúde do cão ou gato esteja documentada num documento exigido sob o Regulamento (UE) 2016/429, o operador deve transmitir esse documento ao adquirente.</w:t>
+              <w:t>Dentro de 24 meses a partir da data de entrada em vigor do presente Regulamento, a Comissão deve adotar atos delegados em conformidade com o artigo 23.º que complementem o presente artigo de forma a estabelecer critérios mínimos a serem avaliados durante a visita de aconselhamento de bem-estar.</w:t>
             </w:r>
           </w:p>
         </w:tc>
@@ -8661,7 +8021,7 @@
                 <w:color w:val="555555"/>
                 <w:sz w:val="16"/>
               </w:rPr>
-              <w:t>Art.º 8.º do RGBEAC (proposta, jun. 2025)</w:t>
+              <w:t>Art.º 56.º do RGBEAC (proposta, jun. 2025)</w:t>
             </w:r>
           </w:p>
           <w:p>
@@ -8672,12 +8032,12 @@
             <w:r>
               <w:rPr>
                 <w:rFonts w:ascii="Calibri" w:hAnsi="Calibri"/>
-                <w:b w:val="0"/>
-                <w:i w:val="0"/>
-                <w:color w:val="222222"/>
-                <w:sz w:val="19"/>
-              </w:rPr>
-              <w:t>1 — O detentor do animal de companhia deve possuir informação sobre as obrigações inerentes à sua detenção, incluindo direitos e responsabilidades, normas de bem-estar, cuidados de saúde, comportamento, necessidades específicas da espécie/raça, duração de vida esperada, custos de manutenção, e proibição de abandono.</w:t>
+                <w:b/>
+                <w:i w:val="0"/>
+                <w:color w:val="333333"/>
+                <w:sz w:val="18"/>
+              </w:rPr>
+              <w:t>Artigo 56.º — Médico veterinário responsável pelo alojamento</w:t>
             </w:r>
           </w:p>
           <w:p>
@@ -8693,7 +8053,87 @@
                 <w:color w:val="222222"/>
                 <w:sz w:val="19"/>
               </w:rPr>
-              <w:t>2 — Os comerciantes devem fornecer por escrito ao adquirente informação completa antes da transferência do animal, incluindo identidade e dados de contacto do comerciante, dados de identificação do animal, cuidados de saúde e estado de vacinação, e certificado de origem ou de compatibilidade quando aplicável.</w:t>
+              <w:t>1 — Os titulares da exploração de alojamentos para hospedagem, com exceção dos alojamentos para hospedagem com fins higiénicos, devem ter ao seu serviço um médico veterinário responsável pelo alojamento.</w:t>
+            </w:r>
+          </w:p>
+          <w:p>
+            <w:pPr>
+              <w:spacing w:after="0" w:before="140"/>
+              <w:ind w:right="80" w:left="80" w:firstLine="0"/>
+            </w:pPr>
+            <w:r>
+              <w:rPr>
+                <w:rFonts w:ascii="Calibri" w:hAnsi="Calibri"/>
+                <w:b w:val="0"/>
+                <w:i w:val="0"/>
+                <w:color w:val="222222"/>
+                <w:sz w:val="19"/>
+              </w:rPr>
+              <w:t>2 — Ao médico veterinário responsável pelo alojamento compete:</w:t>
+            </w:r>
+          </w:p>
+          <w:p>
+            <w:pPr>
+              <w:spacing w:after="0" w:before="20"/>
+              <w:ind w:right="80" w:left="360" w:hanging="280"/>
+            </w:pPr>
+            <w:r>
+              <w:rPr>
+                <w:rFonts w:ascii="Calibri" w:hAnsi="Calibri"/>
+                <w:b w:val="0"/>
+                <w:i w:val="0"/>
+                <w:color w:val="222222"/>
+                <w:sz w:val="19"/>
+              </w:rPr>
+              <w:t>a) A elaboração de parecer relativo à verificação das condições higiossanitárias e de bem-estar animal exigidas no presente decreto-lei;</w:t>
+            </w:r>
+          </w:p>
+          <w:p>
+            <w:pPr>
+              <w:spacing w:after="0" w:before="20"/>
+              <w:ind w:right="80" w:left="360" w:hanging="280"/>
+            </w:pPr>
+            <w:r>
+              <w:rPr>
+                <w:rFonts w:ascii="Calibri" w:hAnsi="Calibri"/>
+                <w:b w:val="0"/>
+                <w:i w:val="0"/>
+                <w:color w:val="222222"/>
+                <w:sz w:val="19"/>
+              </w:rPr>
+              <w:t>b) A elaboração e a execução de programas e ações que visem a saúde e o bem-estar dos animais e o seu acompanhamento, bem como a emissão de pareceres relativos à saúde e ao bem-estar dos animais;</w:t>
+            </w:r>
+          </w:p>
+          <w:p>
+            <w:pPr>
+              <w:spacing w:after="0" w:before="20"/>
+              <w:ind w:right="80" w:left="360" w:hanging="280"/>
+            </w:pPr>
+            <w:r>
+              <w:rPr>
+                <w:rFonts w:ascii="Calibri" w:hAnsi="Calibri"/>
+                <w:b w:val="0"/>
+                <w:i w:val="0"/>
+                <w:color w:val="222222"/>
+                <w:sz w:val="19"/>
+              </w:rPr>
+              <w:t>c) A orientação técnica do pessoal responsável pela observação, maneio e prestação de cuidados aos animais;</w:t>
+            </w:r>
+          </w:p>
+          <w:p>
+            <w:pPr>
+              <w:spacing w:after="0" w:before="20"/>
+              <w:ind w:right="80" w:left="360" w:hanging="280"/>
+            </w:pPr>
+            <w:r>
+              <w:rPr>
+                <w:rFonts w:ascii="Calibri" w:hAnsi="Calibri"/>
+                <w:b w:val="0"/>
+                <w:i w:val="0"/>
+                <w:color w:val="222222"/>
+                <w:sz w:val="19"/>
+              </w:rPr>
+              <w:t>d) A colaboração com as autoridades competentes em todas as ações que estas determinem.</w:t>
             </w:r>
           </w:p>
         </w:tc>
@@ -8722,7 +8162,7 @@
                 <w:color w:val="555555"/>
                 <w:sz w:val="16"/>
               </w:rPr>
-              <w:t>Art.º 57.º do Código do Animal (DL n.º 214/2013)</w:t>
+              <w:t>Art.º 32.º do Código do Animal (DL n.º 214/2013)</w:t>
             </w:r>
           </w:p>
           <w:p>
@@ -8733,28 +8173,44 @@
             <w:r>
               <w:rPr>
                 <w:rFonts w:ascii="Calibri" w:hAnsi="Calibri"/>
-                <w:b w:val="0"/>
-                <w:i w:val="0"/>
-                <w:color w:val="222222"/>
-                <w:sz w:val="19"/>
-              </w:rPr>
-              <w:t>1 — O detentor do animal deve ter acesso a informação sobre:</w:t>
-            </w:r>
-          </w:p>
-          <w:p>
-            <w:pPr>
-              <w:spacing w:after="0" w:before="100"/>
-              <w:ind w:right="80" w:left="360" w:hanging="280"/>
-            </w:pPr>
-            <w:r>
-              <w:rPr>
-                <w:rFonts w:ascii="Calibri" w:hAnsi="Calibri"/>
-                <w:b w:val="0"/>
-                <w:i w:val="0"/>
-                <w:color w:val="222222"/>
-                <w:sz w:val="19"/>
-              </w:rPr>
-              <w:t>a) As obrigações inerentes à sua detenção, direitos e responsabilidades;</w:t>
+                <w:b/>
+                <w:i w:val="0"/>
+                <w:color w:val="333333"/>
+                <w:sz w:val="18"/>
+              </w:rPr>
+              <w:t>Artigo 32.º — Médico veterinário responsável pelo alojamento</w:t>
+            </w:r>
+          </w:p>
+          <w:p>
+            <w:pPr>
+              <w:spacing w:after="0" w:before="140"/>
+              <w:ind w:right="80" w:left="80" w:firstLine="0"/>
+            </w:pPr>
+            <w:r>
+              <w:rPr>
+                <w:rFonts w:ascii="Calibri" w:hAnsi="Calibri"/>
+                <w:b w:val="0"/>
+                <w:i w:val="0"/>
+                <w:color w:val="222222"/>
+                <w:sz w:val="19"/>
+              </w:rPr>
+              <w:t>1 — Os titulares da exploração de alojamentos para hospedagem sem fins lucrativos e com fins lucrativos de animais, com exceção dos com fins higiénicos, necessitam de ter ao seu serviço um médico veterinário que seja responsável pelo alojamento.</w:t>
+            </w:r>
+          </w:p>
+          <w:p>
+            <w:pPr>
+              <w:spacing w:after="0" w:before="140"/>
+              <w:ind w:right="80" w:left="80" w:firstLine="0"/>
+            </w:pPr>
+            <w:r>
+              <w:rPr>
+                <w:rFonts w:ascii="Calibri" w:hAnsi="Calibri"/>
+                <w:b w:val="0"/>
+                <w:i w:val="0"/>
+                <w:color w:val="222222"/>
+                <w:sz w:val="19"/>
+              </w:rPr>
+              <w:t>2 — Ao médico veterinário responsável pelo alojamento compete:</w:t>
             </w:r>
           </w:p>
           <w:p>
@@ -8770,7 +8226,7 @@
                 <w:color w:val="222222"/>
                 <w:sz w:val="19"/>
               </w:rPr>
-              <w:t>b) As normas de bem-estar, cuidados de saúde e comportamento esperado;</w:t>
+              <w:t>a) A elaboração e execução de programas que visem a saúde e o bem-estar dos animais e o seu acompanhamento, bem como a emissão de pareceres relativos à saúde e ao bem-estar dos animais;</w:t>
             </w:r>
           </w:p>
           <w:p>
@@ -8786,7 +8242,7 @@
                 <w:color w:val="222222"/>
                 <w:sz w:val="19"/>
               </w:rPr>
-              <w:t>c) As necessidades específicas da espécie ou raça;</w:t>
+              <w:t>b) A orientação técnica do pessoal que cuida dos animais;</w:t>
             </w:r>
           </w:p>
           <w:p>
@@ -8802,55 +8258,7 @@
                 <w:color w:val="222222"/>
                 <w:sz w:val="19"/>
               </w:rPr>
-              <w:t>d) A duração de vida esperada;</w:t>
-            </w:r>
-          </w:p>
-          <w:p>
-            <w:pPr>
-              <w:spacing w:after="0" w:before="20"/>
-              <w:ind w:right="80" w:left="360" w:hanging="280"/>
-            </w:pPr>
-            <w:r>
-              <w:rPr>
-                <w:rFonts w:ascii="Calibri" w:hAnsi="Calibri"/>
-                <w:b w:val="0"/>
-                <w:i w:val="0"/>
-                <w:color w:val="222222"/>
-                <w:sz w:val="19"/>
-              </w:rPr>
-              <w:t>e) Os custos de manutenção;</w:t>
-            </w:r>
-          </w:p>
-          <w:p>
-            <w:pPr>
-              <w:spacing w:after="0" w:before="20"/>
-              <w:ind w:right="80" w:left="360" w:hanging="280"/>
-            </w:pPr>
-            <w:r>
-              <w:rPr>
-                <w:rFonts w:ascii="Calibri" w:hAnsi="Calibri"/>
-                <w:b w:val="0"/>
-                <w:i w:val="0"/>
-                <w:color w:val="222222"/>
-                <w:sz w:val="19"/>
-              </w:rPr>
-              <w:t>f) A proibição de abandono.</w:t>
-            </w:r>
-          </w:p>
-          <w:p>
-            <w:pPr>
-              <w:spacing w:after="0" w:before="140"/>
-              <w:ind w:right="80" w:left="80" w:firstLine="0"/>
-            </w:pPr>
-            <w:r>
-              <w:rPr>
-                <w:rFonts w:ascii="Calibri" w:hAnsi="Calibri"/>
-                <w:b w:val="0"/>
-                <w:i w:val="0"/>
-                <w:color w:val="222222"/>
-                <w:sz w:val="19"/>
-              </w:rPr>
-              <w:t>2 — Os criadores e comerciantes devem fornecer informação escrita completa ao adquirente antes da transferência do animal, incluindo dados de identificação e cuidados de saúde.</w:t>
+              <w:t>c) A colaboração com as autoridades competentes em todas as ações que estas determinarem.</w:t>
             </w:r>
           </w:p>
         </w:tc>
@@ -8879,7 +8287,7 @@
                 <w:color w:val="555555"/>
                 <w:sz w:val="16"/>
               </w:rPr>
-              <w:t>Art.º 20.º do DL n.º 276/2001, de 17 de outubro</w:t>
+              <w:t>Art.º 4.º do DL n.º 276/2001, de 17 de outubro</w:t>
             </w:r>
           </w:p>
           <w:p>
@@ -8890,12 +8298,12 @@
             <w:r>
               <w:rPr>
                 <w:rFonts w:ascii="Calibri" w:hAnsi="Calibri"/>
-                <w:b w:val="0"/>
-                <w:i w:val="0"/>
-                <w:color w:val="222222"/>
-                <w:sz w:val="19"/>
-              </w:rPr>
-              <w:t>1 — O proprietário ou detentor de animal de companhia deve ter acesso a informação adequada sobre as suas obrigações relativas ao bem-estar do animal.</w:t>
+                <w:b/>
+                <w:i w:val="0"/>
+                <w:color w:val="333333"/>
+                <w:sz w:val="18"/>
+              </w:rPr>
+              <w:t>Artigo 4.º — Médico veterinário responsável pelo alojamento</w:t>
             </w:r>
           </w:p>
           <w:p>
@@ -8911,7 +8319,71 @@
                 <w:color w:val="222222"/>
                 <w:sz w:val="19"/>
               </w:rPr>
-              <w:t>2 — Os detentores de animais de companhia que os comercializem devem fornecer informação ao adquirente sobre o estado de saúde do animal e vacinas efetuadas.</w:t>
+              <w:t>1 — Os titulares da exploração de alojamentos para hospedagem sem fins lucrativos e com fins lucrativos de animais, com exceção dos alojamentos para hospedagem com fins higiénicos, devem ter ao seu serviço um médico veterinário que seja responsável pelo alojamento.</w:t>
+            </w:r>
+          </w:p>
+          <w:p>
+            <w:pPr>
+              <w:spacing w:after="0" w:before="140"/>
+              <w:ind w:right="80" w:left="80" w:firstLine="0"/>
+            </w:pPr>
+            <w:r>
+              <w:rPr>
+                <w:rFonts w:ascii="Calibri" w:hAnsi="Calibri"/>
+                <w:b w:val="0"/>
+                <w:i w:val="0"/>
+                <w:color w:val="222222"/>
+                <w:sz w:val="19"/>
+              </w:rPr>
+              <w:t>2 — Ao médico veterinário responsável pelo alojamento compete:</w:t>
+            </w:r>
+          </w:p>
+          <w:p>
+            <w:pPr>
+              <w:spacing w:after="0" w:before="20"/>
+              <w:ind w:right="80" w:left="360" w:hanging="280"/>
+            </w:pPr>
+            <w:r>
+              <w:rPr>
+                <w:rFonts w:ascii="Calibri" w:hAnsi="Calibri"/>
+                <w:b w:val="0"/>
+                <w:i w:val="0"/>
+                <w:color w:val="222222"/>
+                <w:sz w:val="19"/>
+              </w:rPr>
+              <w:t>a) A elaboração e a execução de programas e ações que visem a saúde e o bem-estar dos animais e o seu acompanhamento, bem como a emissão de pareceres relativos à saúde e ao bem-estar dos animais;</w:t>
+            </w:r>
+          </w:p>
+          <w:p>
+            <w:pPr>
+              <w:spacing w:after="0" w:before="20"/>
+              <w:ind w:right="80" w:left="360" w:hanging="280"/>
+            </w:pPr>
+            <w:r>
+              <w:rPr>
+                <w:rFonts w:ascii="Calibri" w:hAnsi="Calibri"/>
+                <w:b w:val="0"/>
+                <w:i w:val="0"/>
+                <w:color w:val="222222"/>
+                <w:sz w:val="19"/>
+              </w:rPr>
+              <w:t>b) A orientação técnica do pessoal que cuida dos animais;</w:t>
+            </w:r>
+          </w:p>
+          <w:p>
+            <w:pPr>
+              <w:spacing w:after="0" w:before="20"/>
+              <w:ind w:right="80" w:left="360" w:hanging="280"/>
+            </w:pPr>
+            <w:r>
+              <w:rPr>
+                <w:rFonts w:ascii="Calibri" w:hAnsi="Calibri"/>
+                <w:b w:val="0"/>
+                <w:i w:val="0"/>
+                <w:color w:val="222222"/>
+                <w:sz w:val="19"/>
+              </w:rPr>
+              <w:t>c) A colaboração com as autoridades competentes em todas as ações que estas determinarem.</w:t>
             </w:r>
           </w:p>
         </w:tc>
@@ -9016,7 +8488,7 @@
                 <w:color w:val="222222"/>
                 <w:sz w:val="18"/>
               </w:rPr>
-              <w:t>O DL n.º 276/2001 (art.º 20.º) é genérico e não especifica a forma escrita nem detalhes de conteúdo. O @regulamento exige informação escrita sobre necessidades específicas de bem-estar (alimentação, cuidados, saúde, alojamento, comportamento) e condiciona a transferência à transmissão dessa informação.</w:t>
+              <w:t>O DL n.º 276/2001 (art.º 4.º) estabelece a obrigação de ter médico veterinário responsável que execute 'programas e ações' para saúde e bem-estar, mas não especifica que essa avaliação deve ocorrer em prazo determinado (ex.: 1 ano) ou que os registos devem ser mantidos por período específico (4 anos). O @regulamento é mais prescritivo neste aspecto.</w:t>
             </w:r>
           </w:p>
         </w:tc>
@@ -9077,7 +8549,7 @@
                 <w:color w:val="222222"/>
                 <w:sz w:val="18"/>
               </w:rPr>
-              <w:t>O @codigo (art.º 57.º) exige informação escrita mas com âmbito mais amplo (duração de vida, custos) do que o @regulamento, que se foca especificamente em bem-estar e saúde.</w:t>
+              <w:t>O @codigo (art.º 32.º) replica quase verbatim o art.º 4.º do DL n.º 276/2001, mantendo as mesmas lacunas: não fixa prazos para avaliações de bem-estar nem obrigações de manutenção de registos estruturados.</w:t>
             </w:r>
           </w:p>
         </w:tc>
@@ -9138,7 +8610,7 @@
                 <w:color w:val="222222"/>
                 <w:sz w:val="18"/>
               </w:rPr>
-              <w:t>O @rgbeac (art.º 8.º) aproxima-se do conteúdo do @regulamento, exigindo informação escrita antes da transferência, incluindo dados de saúde e vacinação, mas ainda sem o enfoque específico em bem-estar comportamental.</w:t>
+              <w:t>O @rgbeac (art.º 56.º) reforça a obrigação com 'parecer relativo à verificação das condições higiossanitárias e de bem-estar', mas igualmente sem prazos específicos para avaliações ou duração de retenção de registos. Ambos focam-se em 'programas' interno, não em 'visitas periódicas externas'.</w:t>
             </w:r>
           </w:p>
         </w:tc>
@@ -9199,7 +8671,7 @@
                 <w:color w:val="222222"/>
                 <w:sz w:val="18"/>
               </w:rPr>
-              <w:t>Necessidade de alteração: (1) formalizar requisito de informação escrita como condição de transferência de animal; (2) especificar conteúdo obrigatório sobre bem-estar, saúde e necessidades comportamentais; (3) harmonizar entre @codigo e @rgbeac quanto a âmbito e forma.</w:t>
+              <w:t>Lacuna estrutural em toda a legislação nacional: enquanto o @regulamento exige 'visita de um veterinário' num prazo específico (1 ano) com manutenção de registos por 4 anos e transmissão entre veterinários, a legislação nacional concentra-se em ter um 'médico veterinário responsável' no estabelecimento. Necessidade de alteração: (1) formalizar obrigação de 'visita de avaliação' por veterinário dentro de 1 ano após notificação; (2) exigir avaliações periódicas conforme risco; (3) obrigatória manutenção de registos por 4 anos; (4) garantir transmissão de informações ao próximo veterinário avaliador; (5) estabelecer critérios mínimos de avaliação (bem-estar comportamental, alojamento, saúde, etc.).</w:t>
             </w:r>
           </w:p>
         </w:tc>
@@ -9339,7 +8811,7 @@
                 <w:color w:val="FFFFFF"/>
                 <w:sz w:val="22"/>
               </w:rPr>
-              <w:t>ART-09</w:t>
+              <w:t>ART-11</w:t>
             </w:r>
           </w:p>
         </w:tc>
@@ -9367,7 +8839,7 @@
                 <w:color w:val="7EC8E3"/>
                 <w:sz w:val="22"/>
               </w:rPr>
-              <w:t>Competências de Cuidadores e Bem-Estar Animal</w:t>
+              <w:t>Alimentação e Hidratação</w:t>
             </w:r>
           </w:p>
         </w:tc>
@@ -9411,7 +8883,7 @@
                 <w:color w:val="FFFFFF"/>
                 <w:sz w:val="18"/>
               </w:rPr>
-              <w:t>@regulamento — Animal welfare competences of animal caretakers  ·  Art.º 9.º do Regulamento 2023/0447  |  EN</w:t>
+              <w:t>@regulamento — Feeding and watering  ·  Art.º 11.º do Regulamento 2023/0447  |  EN</w:t>
             </w:r>
           </w:p>
         </w:tc>
@@ -9442,7 +8914,23 @@
                 <w:color w:val="222222"/>
                 <w:sz w:val="19"/>
               </w:rPr>
-              <w:t>1. Animal caretakers, other than volunteers in shelters and interns who are under the responsibility of a competent animal caretaker, shall have the following competences as regards the dogs and cats they are handling:</w:t>
+              <w:t>1. Operators shall ensure that dogs or cats are fed in accordance with the requirements laid down in point 1 of Annex I.</w:t>
+            </w:r>
+          </w:p>
+          <w:p>
+            <w:pPr>
+              <w:spacing w:after="0" w:before="140"/>
+              <w:ind w:right="80" w:left="80" w:firstLine="0"/>
+            </w:pPr>
+            <w:r>
+              <w:rPr>
+                <w:rFonts w:ascii="Calibri" w:hAnsi="Calibri"/>
+                <w:b w:val="0"/>
+                <w:i w:val="0"/>
+                <w:color w:val="222222"/>
+                <w:sz w:val="19"/>
+              </w:rPr>
+              <w:t>2. Operators shall ensure that dogs or cats are adequately fed and hydrated by supplying:</w:t>
             </w:r>
           </w:p>
           <w:p>
@@ -9458,7 +8946,7 @@
                 <w:color w:val="222222"/>
                 <w:sz w:val="19"/>
               </w:rPr>
-              <w:t>(a) understanding of their biological behaviour and their physiological and ethological needs;</w:t>
+              <w:t>a) clean and fresh water, ad libitum;</w:t>
             </w:r>
           </w:p>
           <w:p>
@@ -9474,7 +8962,7 @@
                 <w:color w:val="222222"/>
                 <w:sz w:val="19"/>
               </w:rPr>
-              <w:t>(b) ability to recognise their expressions including any sign of suffering and to identify and take the appropriate mitigating measures in such cases;</w:t>
+              <w:t>b) feed in sufficient quantity and quality to meet the physiological, nutritional and metabolic needs of the dogs and cats, as part of a diet adapted to the age, breed, category, activity level, health and reproductive status of the dogs or cats, with the overall objective of achieving and maintaining good health;</w:t>
             </w:r>
           </w:p>
           <w:p>
@@ -9490,7 +8978,7 @@
                 <w:color w:val="222222"/>
                 <w:sz w:val="19"/>
               </w:rPr>
-              <w:t>(c) ability to apply good animal management practices, including operant conditioning and positive reinforcement, to use and maintain the equipment used for the dogs or cats under their care and to minimise any risks to the welfare of the dogs or cats, preventing suffering;</w:t>
+              <w:t>c) feed free of substances which may cause suffering;</w:t>
             </w:r>
           </w:p>
           <w:p>
@@ -9506,7 +8994,7 @@
                 <w:color w:val="222222"/>
                 <w:sz w:val="19"/>
               </w:rPr>
-              <w:t>(d) knowledge of their obligations under this Regulation.</w:t>
+              <w:t>d) feed in such a way as to avoid abrupt changes and ensure a well-functioning gastro-intestinal system, in particular during the weaning phase.</w:t>
             </w:r>
           </w:p>
           <w:p>
@@ -9522,7 +9010,71 @@
                 <w:color w:val="222222"/>
                 <w:sz w:val="19"/>
               </w:rPr>
-              <w:t>2. The competences referred to in paragraph 1 may be acquired through education, training or professional experience. Education, training or professional experience shall be documented.</w:t>
+              <w:t>3. Operators shall ensure that feeding and watering facilities are kept clean and are constructed and installed in such a way as to:</w:t>
+            </w:r>
+          </w:p>
+          <w:p>
+            <w:pPr>
+              <w:spacing w:after="0" w:before="20"/>
+              <w:ind w:right="80" w:left="360" w:hanging="280"/>
+            </w:pPr>
+            <w:r>
+              <w:rPr>
+                <w:rFonts w:ascii="Calibri" w:hAnsi="Calibri"/>
+                <w:b w:val="0"/>
+                <w:i w:val="0"/>
+                <w:color w:val="222222"/>
+                <w:sz w:val="19"/>
+              </w:rPr>
+              <w:t>a) provide equal access to adequate amounts of feed and water for all dogs or cats and minimise competition between them;</w:t>
+            </w:r>
+          </w:p>
+          <w:p>
+            <w:pPr>
+              <w:spacing w:after="0" w:before="20"/>
+              <w:ind w:right="80" w:left="360" w:hanging="280"/>
+            </w:pPr>
+            <w:r>
+              <w:rPr>
+                <w:rFonts w:ascii="Calibri" w:hAnsi="Calibri"/>
+                <w:b w:val="0"/>
+                <w:i w:val="0"/>
+                <w:color w:val="222222"/>
+                <w:sz w:val="19"/>
+              </w:rPr>
+              <w:t>b) minimise spillage and prevent the contamination of feed and water with harmful physical, chemical or biological contaminants;</w:t>
+            </w:r>
+          </w:p>
+          <w:p>
+            <w:pPr>
+              <w:spacing w:after="0" w:before="20"/>
+              <w:ind w:right="80" w:left="360" w:hanging="280"/>
+            </w:pPr>
+            <w:r>
+              <w:rPr>
+                <w:rFonts w:ascii="Calibri" w:hAnsi="Calibri"/>
+                <w:b w:val="0"/>
+                <w:i w:val="0"/>
+                <w:color w:val="222222"/>
+                <w:sz w:val="19"/>
+              </w:rPr>
+              <w:t>c) prevent injury, drowning or other harm to the dogs or cats;</w:t>
+            </w:r>
+          </w:p>
+          <w:p>
+            <w:pPr>
+              <w:spacing w:after="0" w:before="20"/>
+              <w:ind w:right="80" w:left="360" w:hanging="280"/>
+            </w:pPr>
+            <w:r>
+              <w:rPr>
+                <w:rFonts w:ascii="Calibri" w:hAnsi="Calibri"/>
+                <w:b w:val="0"/>
+                <w:i w:val="0"/>
+                <w:color w:val="222222"/>
+                <w:sz w:val="19"/>
+              </w:rPr>
+              <w:t>d) be easily cleaned and disinfected to prevent the spread of diseases.</w:t>
             </w:r>
           </w:p>
           <w:p>
@@ -9538,23 +9090,7 @@
                 <w:color w:val="222222"/>
                 <w:sz w:val="19"/>
               </w:rPr>
-              <w:t>2a. Operators shall ensure that at least one animal caretaker, other than a volunteer or intern, at the establishment has completed the training courses referred to in Article 18 and that the caretaker transfers the knowledge to the other animal caretakers of the establishment.</w:t>
-            </w:r>
-          </w:p>
-          <w:p>
-            <w:pPr>
-              <w:spacing w:after="0" w:before="140"/>
-              <w:ind w:right="80" w:left="80" w:firstLine="0"/>
-            </w:pPr>
-            <w:r>
-              <w:rPr>
-                <w:rFonts w:ascii="Calibri" w:hAnsi="Calibri"/>
-                <w:b w:val="0"/>
-                <w:i w:val="0"/>
-                <w:color w:val="222222"/>
-                <w:sz w:val="19"/>
-              </w:rPr>
-              <w:t>3. The Commission shall, by means of implementing acts, lay down minimum requirements concerning the formal education, training or professional experience in order to acquire the competences referred to in paragraph 2 and for the training courses referred to in paragraph 2a. Those implementing acts shall be adopted in accordance with the examination procedure referred to in Article 24. The implementing act concerning the training courses referred to in paragraph 2a shall be adopted by [3 years from the date of entry into force of the Regulation].</w:t>
+              <w:t>3a. Where advised in writing by a veterinarian to do so, the operators may adjust the feeding and watering frequencies for an individual dog or cat. The operators shall keep a record of the advice for its entire duration as advised by the veterinarian.</w:t>
             </w:r>
           </w:p>
         </w:tc>
@@ -9598,7 +9134,7 @@
                 <w:color w:val="FFFFFF"/>
                 <w:sz w:val="18"/>
               </w:rPr>
-              <w:t>@regulamento — Tradução PT-PT  ·  Art.º 9.º do Regulamento 2023/0447</w:t>
+              <w:t>@regulamento — Tradução PT-PT  ·  Art.º 11.º do Regulamento 2023/0447</w:t>
             </w:r>
           </w:p>
         </w:tc>
@@ -9629,7 +9165,23 @@
                 <w:color w:val="222222"/>
                 <w:sz w:val="19"/>
               </w:rPr>
-              <w:t>1. Os cuidadores de animais, com exceção de voluntários em abrigos e estagiários sob a responsabilidade de um cuidador competente, devem ter as seguintes competências no que diz respeito aos cães e gatos que manuseiam:</w:t>
+              <w:t>1. Os operadores devem assegurar que os cães ou gatos são alimentados em conformidade com os requisitos estabelecidos no ponto 1 do Anexo I.</w:t>
+            </w:r>
+          </w:p>
+          <w:p>
+            <w:pPr>
+              <w:spacing w:after="0" w:before="140"/>
+              <w:ind w:right="80" w:left="80" w:firstLine="0"/>
+            </w:pPr>
+            <w:r>
+              <w:rPr>
+                <w:rFonts w:ascii="Calibri" w:hAnsi="Calibri"/>
+                <w:b w:val="0"/>
+                <w:i/>
+                <w:color w:val="222222"/>
+                <w:sz w:val="19"/>
+              </w:rPr>
+              <w:t>2. Os operadores devem assegurar que os cães ou gatos são adequadamente alimentados e hidratados através do fornecimento de:</w:t>
             </w:r>
           </w:p>
           <w:p>
@@ -9645,7 +9197,7 @@
                 <w:color w:val="222222"/>
                 <w:sz w:val="19"/>
               </w:rPr>
-              <w:t>(a) compreensão do seu comportamento biológico e das suas necessidades fisiológicas e etológicas;</w:t>
+              <w:t>a) água limpa e fresca, ad libitum;</w:t>
             </w:r>
           </w:p>
           <w:p>
@@ -9661,7 +9213,7 @@
                 <w:color w:val="222222"/>
                 <w:sz w:val="19"/>
               </w:rPr>
-              <w:t>(b) capacidade de reconhecer as suas expressões, incluindo qualquer sinal de sofrimento, e de identificar e adotar as medidas mitigantes apropriadas nesses casos;</w:t>
+              <w:t>b) alimento em quantidade e qualidade suficientes para satisfazer as necessidades fisiológicas, nutricionais e metabólicas dos cães e gatos, como parte de uma dieta adaptada à idade, raça, categoria, nível de atividade, saúde e estado reprodutivo dos cães ou gatos, com o objetivo geral de atingir e manter boa saúde;</w:t>
             </w:r>
           </w:p>
           <w:p>
@@ -9677,7 +9229,7 @@
                 <w:color w:val="222222"/>
                 <w:sz w:val="19"/>
               </w:rPr>
-              <w:t>(c) capacidade de aplicar boas práticas de maneio de animais, incluindo condicionamento operante e reforço positivo, utilizar e manter o equipamento utilizado para os cães ou gatos sob os seus cuidados e minimizar quaisquer riscos para o bem-estar dos cães ou gatos, prevenindo sofrimento;</w:t>
+              <w:t>c) alimento livre de substâncias que possam causar sofrimento;</w:t>
             </w:r>
           </w:p>
           <w:p>
@@ -9693,7 +9245,7 @@
                 <w:color w:val="222222"/>
                 <w:sz w:val="19"/>
               </w:rPr>
-              <w:t>(d) conhecimento das suas obrigações sob este Regulamento.</w:t>
+              <w:t>d) alimento de forma a evitar mudanças abruptas e assegurar um sistema gastrointestinal bem funcionante, em particular durante a fase de desmame.</w:t>
             </w:r>
           </w:p>
           <w:p>
@@ -9709,7 +9261,71 @@
                 <w:color w:val="222222"/>
                 <w:sz w:val="19"/>
               </w:rPr>
-              <w:t>2. As competências referidas no parágrafo 1 podem ser adquiridas através de educação, formação ou experiência profissional. A educação, formação ou experiência profissional devem ser documentadas.</w:t>
+              <w:t>3. Os operadores devem assegurar que as instalações de alimentação e hidratação são mantidas limpas e são construídas e instaladas de forma a:</w:t>
+            </w:r>
+          </w:p>
+          <w:p>
+            <w:pPr>
+              <w:spacing w:after="0" w:before="20"/>
+              <w:ind w:right="80" w:left="360" w:hanging="280"/>
+            </w:pPr>
+            <w:r>
+              <w:rPr>
+                <w:rFonts w:ascii="Calibri" w:hAnsi="Calibri"/>
+                <w:b w:val="0"/>
+                <w:i/>
+                <w:color w:val="222222"/>
+                <w:sz w:val="19"/>
+              </w:rPr>
+              <w:t>a) proporcionar acesso igualitário a quantidades adequadas de alimento e água para todos os cães ou gatos e minimizar a competição entre eles;</w:t>
+            </w:r>
+          </w:p>
+          <w:p>
+            <w:pPr>
+              <w:spacing w:after="0" w:before="20"/>
+              <w:ind w:right="80" w:left="360" w:hanging="280"/>
+            </w:pPr>
+            <w:r>
+              <w:rPr>
+                <w:rFonts w:ascii="Calibri" w:hAnsi="Calibri"/>
+                <w:b w:val="0"/>
+                <w:i/>
+                <w:color w:val="222222"/>
+                <w:sz w:val="19"/>
+              </w:rPr>
+              <w:t>b) minimizar derramamentos e evitar a contaminação do alimento e da água com contaminantes físicos, químicos ou biológicos prejudiciais;</w:t>
+            </w:r>
+          </w:p>
+          <w:p>
+            <w:pPr>
+              <w:spacing w:after="0" w:before="20"/>
+              <w:ind w:right="80" w:left="360" w:hanging="280"/>
+            </w:pPr>
+            <w:r>
+              <w:rPr>
+                <w:rFonts w:ascii="Calibri" w:hAnsi="Calibri"/>
+                <w:b w:val="0"/>
+                <w:i/>
+                <w:color w:val="222222"/>
+                <w:sz w:val="19"/>
+              </w:rPr>
+              <w:t>c) evitar ferimentos, afogamento ou outro dano aos cães ou gatos;</w:t>
+            </w:r>
+          </w:p>
+          <w:p>
+            <w:pPr>
+              <w:spacing w:after="0" w:before="20"/>
+              <w:ind w:right="80" w:left="360" w:hanging="280"/>
+            </w:pPr>
+            <w:r>
+              <w:rPr>
+                <w:rFonts w:ascii="Calibri" w:hAnsi="Calibri"/>
+                <w:b w:val="0"/>
+                <w:i/>
+                <w:color w:val="222222"/>
+                <w:sz w:val="19"/>
+              </w:rPr>
+              <w:t>d) ser facilmente limpas e desinfetadas para evitar a propagação de doenças.</w:t>
             </w:r>
           </w:p>
           <w:p>
@@ -9725,23 +9341,7 @@
                 <w:color w:val="222222"/>
                 <w:sz w:val="19"/>
               </w:rPr>
-              <w:t>2a. Os operadores devem assegurar que pelo menos um cuidador de animais, que não seja um voluntário ou estagiário, no estabelecimento tenha completado os cursos de formação referidos no artigo 18.º e que o cuidador transfira os conhecimentos aos outros cuidadores de animais do estabelecimento.</w:t>
-            </w:r>
-          </w:p>
-          <w:p>
-            <w:pPr>
-              <w:spacing w:after="0" w:before="140"/>
-              <w:ind w:right="80" w:left="80" w:firstLine="0"/>
-            </w:pPr>
-            <w:r>
-              <w:rPr>
-                <w:rFonts w:ascii="Calibri" w:hAnsi="Calibri"/>
-                <w:b w:val="0"/>
-                <w:i/>
-                <w:color w:val="222222"/>
-                <w:sz w:val="19"/>
-              </w:rPr>
-              <w:t>3. A Comissão estabelecerá, por meio de atos de execução, os requisitos mínimos relativos à educação formal, formação ou experiência profissional para adquirir as competências referidas no parágrafo 2 e para os cursos de formação referidos no parágrafo 2a. Esses atos de execução serão adotados de acordo com o procedimento de exame referido no artigo 24.º. O ato de execução relativo aos cursos de formação referidos no parágrafo 2a deve ser adotado por [3 anos da data de entrada em vigor do Regulamento].</w:t>
+              <w:t>3a. Quando aconselhado por escrito por um médico veterinário, os operadores podem ajustar as frequências de alimentação e hidratação para um cão ou gato individual. Os operadores devem manter um registo do conselho durante toda a sua duração, conforme aconselhado pelo médico veterinário.</w:t>
             </w:r>
           </w:p>
         </w:tc>
@@ -9874,7 +9474,7 @@
                 <w:color w:val="555555"/>
                 <w:sz w:val="16"/>
               </w:rPr>
-              <w:t>Art.ºs 69.º, 84.º e 90.º do RGBEAC (proposta, jun. 2025)</w:t>
+              <w:t>Arts. 7.º (n.º 1, al. a) e 10.º (n.º 1, al. a) do RGBEAC (proposta, jun. 2025)</w:t>
             </w:r>
           </w:p>
           <w:p>
@@ -9890,23 +9490,7 @@
                 <w:color w:val="333333"/>
                 <w:sz w:val="18"/>
               </w:rPr>
-              <w:t>Artigo 69.º — Formação</w:t>
-            </w:r>
-          </w:p>
-          <w:p>
-            <w:pPr>
-              <w:spacing w:after="0" w:before="140"/>
-              <w:ind w:right="80" w:left="80" w:firstLine="0"/>
-            </w:pPr>
-            <w:r>
-              <w:rPr>
-                <w:rFonts w:ascii="Calibri" w:hAnsi="Calibri"/>
-                <w:b w:val="0"/>
-                <w:i w:val="0"/>
-                <w:color w:val="222222"/>
-                <w:sz w:val="19"/>
-              </w:rPr>
-              <w:t>A reprodução, criação, manutenção, venda ou treino de animais de companhia depende de aprovação em formação sobre detenção responsável de animais de companhia, bem como sobre as necessidades fisiológicas e etológicas específicas da espécie animal em causa, ministrada pelo ICNF, I.P. ou entidades por este certificadas.</w:t>
+              <w:t>Artigo 7.º - Princípios fundamentais: Não passem fome ou sede, nem sejam sujeitos a malnutrição.</w:t>
             </w:r>
           </w:p>
           <w:p>
@@ -9922,55 +9506,7 @@
                 <w:color w:val="333333"/>
                 <w:sz w:val="18"/>
               </w:rPr>
-              <w:t>Artigo 84.º — Pessoal</w:t>
-            </w:r>
-          </w:p>
-          <w:p>
-            <w:pPr>
-              <w:spacing w:after="0" w:before="140"/>
-              <w:ind w:right="80" w:left="80" w:firstLine="0"/>
-            </w:pPr>
-            <w:r>
-              <w:rPr>
-                <w:rFonts w:ascii="Calibri" w:hAnsi="Calibri"/>
-                <w:b w:val="0"/>
-                <w:i w:val="0"/>
-                <w:color w:val="222222"/>
-                <w:sz w:val="19"/>
-              </w:rPr>
-              <w:t>O pessoal responsável pelas tarefas referidas no artigo 82.º deve possuir os conhecimentos e a experiência adequados para as executar.</w:t>
-            </w:r>
-          </w:p>
-          <w:p>
-            <w:pPr>
-              <w:spacing w:after="0" w:before="200"/>
-              <w:ind w:right="80" w:left="80" w:firstLine="0"/>
-            </w:pPr>
-            <w:r>
-              <w:rPr>
-                <w:rFonts w:ascii="Calibri" w:hAnsi="Calibri"/>
-                <w:b/>
-                <w:i w:val="0"/>
-                <w:color w:val="333333"/>
-                <w:sz w:val="18"/>
-              </w:rPr>
-              <w:t>Artigo 90.º — Pessoal</w:t>
-            </w:r>
-          </w:p>
-          <w:p>
-            <w:pPr>
-              <w:spacing w:after="0" w:before="140"/>
-              <w:ind w:right="80" w:left="80" w:firstLine="0"/>
-            </w:pPr>
-            <w:r>
-              <w:rPr>
-                <w:rFonts w:ascii="Calibri" w:hAnsi="Calibri"/>
-                <w:b w:val="0"/>
-                <w:i w:val="0"/>
-                <w:color w:val="222222"/>
-                <w:sz w:val="19"/>
-              </w:rPr>
-              <w:t>O pessoal auxiliar deve possuir os conhecimentos e a experiência adequada, o qual fica, contudo, sob a orientação do médico veterinário responsável.</w:t>
+              <w:t>Artigo 10.º - Obrigações especiais dos detentores: Alimentos saudáveis, adequados e convenientes ao seu normal desenvolvimento e acesso permanente a água potável. Ênfase em necessidades nutricionais adequadas ao estado de saúde.</w:t>
             </w:r>
           </w:p>
         </w:tc>
@@ -9999,7 +9535,7 @@
                 <w:color w:val="555555"/>
                 <w:sz w:val="16"/>
               </w:rPr>
-              <w:t>Art.º 19.º do Código do Animal (DL n.º 214/2013)</w:t>
+              <w:t>Art.º 46.º do Código do Animal (DL 214/2013)</w:t>
             </w:r>
           </w:p>
           <w:p>
@@ -10010,12 +9546,12 @@
             <w:r>
               <w:rPr>
                 <w:rFonts w:ascii="Calibri" w:hAnsi="Calibri"/>
-                <w:b/>
-                <w:i w:val="0"/>
-                <w:color w:val="333333"/>
-                <w:sz w:val="18"/>
-              </w:rPr>
-              <w:t>Artigo 19.º — Pessoal auxiliar</w:t>
+                <w:b w:val="0"/>
+                <w:i w:val="0"/>
+                <w:color w:val="222222"/>
+                <w:sz w:val="19"/>
+              </w:rPr>
+              <w:t>Alimentação e abeberamento:</w:t>
             </w:r>
           </w:p>
           <w:p>
@@ -10031,7 +9567,23 @@
                 <w:color w:val="222222"/>
                 <w:sz w:val="19"/>
               </w:rPr>
-              <w:t>Os alojamentos devem dispor de pessoal auxiliar que possua os conhecimentos e a aptidão necessária para assegurar os cuidados adequados aos animais, o qual fica sob a orientação do médico veterinário responsável.</w:t>
+              <w:t>A alimentação dos animais de companhia, nos locais de criação, manutenção e venda bem como nos centros de recolha e instalações de hospedagem, deve obedecer a um programa de alimentação bem definido, de valor nutritivo adequado e distribuído em quantidade suficiente para satisfazer as necessidades alimentares das espécies.</w:t>
+            </w:r>
+          </w:p>
+          <w:p>
+            <w:pPr>
+              <w:spacing w:after="0" w:before="140"/>
+              <w:ind w:right="80" w:left="80" w:firstLine="0"/>
+            </w:pPr>
+            <w:r>
+              <w:rPr>
+                <w:rFonts w:ascii="Calibri" w:hAnsi="Calibri"/>
+                <w:b w:val="0"/>
+                <w:i w:val="0"/>
+                <w:color w:val="222222"/>
+                <w:sz w:val="19"/>
+              </w:rPr>
+              <w:t>Os animais devem dispor de água potável e sem qualquer restrição, salvo por razões médico-veterinárias.</w:t>
             </w:r>
           </w:p>
         </w:tc>
@@ -10060,7 +9612,7 @@
                 <w:color w:val="555555"/>
                 <w:sz w:val="16"/>
               </w:rPr>
-              <w:t>Art.º 13.º do DL n.º 276/2001, de 17 de outubro</w:t>
+              <w:t>Decreto-Lei n.º 276/2001 - Artigo 12.º</w:t>
             </w:r>
           </w:p>
           <w:p>
@@ -10071,17 +9623,17 @@
             <w:r>
               <w:rPr>
                 <w:rFonts w:ascii="Calibri" w:hAnsi="Calibri"/>
-                <w:b/>
-                <w:i w:val="0"/>
-                <w:color w:val="333333"/>
-                <w:sz w:val="18"/>
-              </w:rPr>
-              <w:t>Artigo 13.º — Maneio</w:t>
-            </w:r>
-          </w:p>
-          <w:p>
-            <w:pPr>
-              <w:spacing w:after="0" w:before="140"/>
+                <w:b w:val="0"/>
+                <w:i w:val="0"/>
+                <w:color w:val="222222"/>
+                <w:sz w:val="19"/>
+              </w:rPr>
+              <w:t>1 — Deve existir um programa de alimentação bem definido, de valor nutritivo adequado e distribuído em quantidade suficiente para satisfazer as necessidades alimentares das espécies e dos indivíduos de acordo com a fase de evolução fisiológica em que se encontram, nomeadamente idade, sexo, fêmeas prenhes ou em fase de lactação.</w:t>
+            </w:r>
+          </w:p>
+          <w:p>
+            <w:pPr>
+              <w:spacing w:after="0" w:before="20"/>
               <w:ind w:right="80" w:left="80" w:firstLine="0"/>
             </w:pPr>
             <w:r>
@@ -10092,12 +9644,12 @@
                 <w:color w:val="222222"/>
                 <w:sz w:val="19"/>
               </w:rPr>
-              <w:t>1 — A observação diária dos animais e o seu maneio, a organização da dieta e o tratamento médico-veterinário devem ser assegurados por pessoal técnico competente e em número adequado à quantidade e espécies animais que alojam.</w:t>
-            </w:r>
-          </w:p>
-          <w:p>
-            <w:pPr>
-              <w:spacing w:after="0" w:before="140"/>
+              <w:t>2 — As refeições devem ainda ser variadas, sendo distribuídas segundo a rotina que mais se adequar à espécie e de forma a manter, tanto quanto possível, aspetos do seu comportamento alimentar natural.</w:t>
+            </w:r>
+          </w:p>
+          <w:p>
+            <w:pPr>
+              <w:spacing w:after="0" w:before="20"/>
               <w:ind w:right="80" w:left="80" w:firstLine="0"/>
             </w:pPr>
             <w:r>
@@ -10108,12 +9660,12 @@
                 <w:color w:val="222222"/>
                 <w:sz w:val="19"/>
               </w:rPr>
-              <w:t>2 — O maneio deve ser feito por pessoal que possua formação teórica e prática específica ou sob a supervisão de uma pessoa competente para o efeito.</w:t>
-            </w:r>
-          </w:p>
-          <w:p>
-            <w:pPr>
-              <w:spacing w:after="0" w:before="140"/>
+              <w:t>3 — O número, formato e distribuição de comedouros e bebedouros deve ser tal que permita aos animais satisfazerem as suas necessidades sem que haja competição excessiva dentro do grupo.</w:t>
+            </w:r>
+          </w:p>
+          <w:p>
+            <w:pPr>
+              <w:spacing w:after="0" w:before="20"/>
               <w:ind w:right="80" w:left="80" w:firstLine="0"/>
             </w:pPr>
             <w:r>
@@ -10124,7 +9676,39 @@
                 <w:color w:val="222222"/>
                 <w:sz w:val="19"/>
               </w:rPr>
-              <w:t>3 — Todos os animais devem ser alvo de inspeção diária, sendo de imediato prestados os primeiros cuidados.</w:t>
+              <w:t>4 — Os alimentos devem ser preparados e armazenados de acordo com padrões estritos de higiene, em locais secos, limpos, livres de agentes patogénicos e de produtos tóxicos.</w:t>
+            </w:r>
+          </w:p>
+          <w:p>
+            <w:pPr>
+              <w:spacing w:after="0" w:before="20"/>
+              <w:ind w:right="80" w:left="80" w:firstLine="0"/>
+            </w:pPr>
+            <w:r>
+              <w:rPr>
+                <w:rFonts w:ascii="Calibri" w:hAnsi="Calibri"/>
+                <w:b w:val="0"/>
+                <w:i w:val="0"/>
+                <w:color w:val="222222"/>
+                <w:sz w:val="19"/>
+              </w:rPr>
+              <w:t>5 — Devem existir aparelhos de frio para uma eficiente conservação dos alimentos.</w:t>
+            </w:r>
+          </w:p>
+          <w:p>
+            <w:pPr>
+              <w:spacing w:after="0" w:before="20"/>
+              <w:ind w:right="80" w:left="80" w:firstLine="0"/>
+            </w:pPr>
+            <w:r>
+              <w:rPr>
+                <w:rFonts w:ascii="Calibri" w:hAnsi="Calibri"/>
+                <w:b w:val="0"/>
+                <w:i w:val="0"/>
+                <w:color w:val="222222"/>
+                <w:sz w:val="19"/>
+              </w:rPr>
+              <w:t>6 — Os animais devem dispor de água potável e sem qualquer restrição, salvo por razões médico-veterinárias.</w:t>
             </w:r>
           </w:p>
         </w:tc>
@@ -10168,7 +9752,7 @@
                 <w:color w:val="FFFFFF"/>
                 <w:sz w:val="18"/>
               </w:rPr>
-              <w:t>DIVERGÊNCIA FACE AO REGULAMENTO  ·  Necessidade de alteração: Sim</w:t>
+              <w:t>DIVERGÊNCIA FACE AO REGULAMENTO  ·  Necessidade de alteração: Não</w:t>
             </w:r>
           </w:p>
         </w:tc>
@@ -10229,7 +9813,7 @@
                 <w:color w:val="222222"/>
                 <w:sz w:val="18"/>
               </w:rPr>
-              <w:t>O DL n.º 276/2001 (art.º 13.º) exige pessoal 'técnico competente' com 'formação teórica e prática específica' e 'inspeção diária', mas não detalha competências concretas. O @regulamento especifica 4 competências estruturadas (comportamento biológico, reconhecimento de sofrimento, maneio e bem-estar, conhecimento de obrigações) e exige documentação de educação/formação/experiência.</w:t>
+              <w:t>NÃO APLICÁVEL - Diploma não específico nesta matéria</w:t>
             </w:r>
           </w:p>
         </w:tc>
@@ -10290,7 +9874,7 @@
                 <w:color w:val="222222"/>
                 <w:sz w:val="18"/>
               </w:rPr>
-              <w:t>O @codigo (art.º 19.º) é genérico: exige apenas 'conhecimentos e aptidão necessária' sob orientação do médico veterinário responsável. Não detalha competências concretas nem exigências de formação formal.</w:t>
+              <w:t>SIM - COBERTURA COMPLETA (Art. 46.º implementa integralmente)</w:t>
             </w:r>
           </w:p>
         </w:tc>
@@ -10351,7 +9935,7 @@
                 <w:color w:val="222222"/>
                 <w:sz w:val="18"/>
               </w:rPr>
-              <w:t>O @rgbeac (art.ºs 69.º, 84.º, 90.º) aproxima-se mais do @regulamento: exige 'conhecimentos e experiência adequados', menciona 'necessidades fisiológicas e etológicas', exige formação certificada pelo ICNF. Lacuna: não detalha as 4 competências específicas do @regulamento (reconhecimento de sofrimento, condicionamento operante, etc.).</w:t>
+              <w:t>SIM - COBERTURA COMPLETA (linguagem modernizada)</w:t>
             </w:r>
           </w:p>
         </w:tc>
@@ -10412,7 +9996,7 @@
                 <w:color w:val="222222"/>
                 <w:sz w:val="18"/>
               </w:rPr>
-              <w:t>Alinhamento parcial do @rgbeac com @regulamento. Para @codigo e @legislacao, necessidade de: (1) detalhar as 4 competências específicas (comportamento, reconhecimento de sofrimento, maneio positivo, conhecimento de obrigações); (2) exigir documentação formal de educação/formação/experiência; (3) requerer que operador designe formador responsável que transfira conhecimento; (4) implementar requisitos mínimos de formação via regulamento delegado.</w:t>
+              <w:t>COBERTURA COMPLETA. Código do Animal (Art. 46.º) implementa todos os requisitos do Artigo 11.º. RGBEAC alinha melhor com linguagem e especificidades do Regulamento europeu. Sem divergências substanciais.</w:t>
             </w:r>
           </w:p>
         </w:tc>
@@ -10483,10 +10067,10 @@
                 <w:rFonts w:ascii="Calibri" w:hAnsi="Calibri"/>
                 <w:b w:val="0"/>
                 <w:i/>
-                <w:color w:val="888888"/>
-                <w:sz w:val="19"/>
-              </w:rPr>
-              <w:t>(espaço para anotações da reunião)</w:t>
+                <w:color w:val="222222"/>
+                <w:sz w:val="19"/>
+              </w:rPr>
+              <w:t>Correspondências completas - RGBEAC alinha melhor com Regulamento EU</w:t>
             </w:r>
           </w:p>
         </w:tc>
@@ -10552,7 +10136,7 @@
                 <w:color w:val="FFFFFF"/>
                 <w:sz w:val="22"/>
               </w:rPr>
-              <w:t>ART-10</w:t>
+              <w:t>ART-12</w:t>
             </w:r>
           </w:p>
         </w:tc>
@@ -10580,7 +10164,7 @@
                 <w:color w:val="7EC8E3"/>
                 <w:sz w:val="22"/>
               </w:rPr>
-              <w:t>Avaliação e Supervisão de Bem-Estar</w:t>
+              <w:t>Alojamento (Housing)</w:t>
             </w:r>
           </w:p>
         </w:tc>
@@ -10624,7 +10208,7 @@
                 <w:color w:val="FFFFFF"/>
                 <w:sz w:val="18"/>
               </w:rPr>
-              <w:t>@regulamento — Advisory welfare visits  ·  Art.º 10.º do Regulamento 2023/0447  |  EN</w:t>
+              <w:t>@regulamento — Housing  ·  Art.º 12.º do Regulamento 2023/0447  |  EN</w:t>
             </w:r>
           </w:p>
         </w:tc>
@@ -10655,39 +10239,7 @@
                 <w:color w:val="222222"/>
                 <w:sz w:val="19"/>
               </w:rPr>
-              <w:t>Operators shall:</w:t>
-            </w:r>
-          </w:p>
-          <w:p>
-            <w:pPr>
-              <w:spacing w:after="0" w:before="100"/>
-              <w:ind w:right="80" w:left="360" w:hanging="280"/>
-            </w:pPr>
-            <w:r>
-              <w:rPr>
-                <w:rFonts w:ascii="Calibri" w:hAnsi="Calibri"/>
-                <w:b w:val="0"/>
-                <w:i w:val="0"/>
-                <w:color w:val="222222"/>
-                <w:sz w:val="19"/>
-              </w:rPr>
-              <w:t>(a) ensure that the establishments under their responsibility receive a visit by a veterinarian within the first year after the date of application of this Regulation or within the first year after having notified a new establishment, for the purpose of identifying and assessing any risk factor for the welfare of the dogs or cats and advising the operator on measures to address those risks; thereafter the visits from a veterinarian shall take place when appropriate, based on a risk analysis by the competent authorities; Member States may provide for that the advisory welfare visits are annual;</w:t>
-            </w:r>
-          </w:p>
-          <w:p>
-            <w:pPr>
-              <w:spacing w:after="0" w:before="100"/>
-              <w:ind w:right="80" w:left="360" w:hanging="280"/>
-            </w:pPr>
-            <w:r>
-              <w:rPr>
-                <w:rFonts w:ascii="Calibri" w:hAnsi="Calibri"/>
-                <w:b w:val="0"/>
-                <w:i w:val="0"/>
-                <w:color w:val="222222"/>
-                <w:sz w:val="19"/>
-              </w:rPr>
-              <w:t>(b) keep the records of the findings of the visit of the veterinarian referred to in point (a) and of their follow up actions for at least 4 years, from the day of the visit, and shall make them available to the competent authorities upon request and to the veterinarian that performs subsequent advisory visits.</w:t>
+              <w:t>1. Operators of breeding and selling establishments shall ensure that dogs or cats are provided with housing in accordance with point 2 of the annex I. Operators of shelters shall ensure that dogs or cats are provided with housing in accordance with point 2.2 of the annex I.</w:t>
             </w:r>
           </w:p>
           <w:p>
@@ -10703,7 +10255,263 @@
                 <w:color w:val="222222"/>
                 <w:sz w:val="19"/>
               </w:rPr>
-              <w:t>By 24 months from the date of entry into force of this Regulation, the Commission shall adopt delegated acts in accordance with Article 23 supplementing this Article in order to lay down minimum criteria to be assessed during the advisory welfare visit.</w:t>
+              <w:t>2. Operators shall ensure that:</w:t>
+            </w:r>
+          </w:p>
+          <w:p>
+            <w:pPr>
+              <w:spacing w:after="0" w:before="20"/>
+              <w:ind w:right="80" w:left="360" w:hanging="280"/>
+            </w:pPr>
+            <w:r>
+              <w:rPr>
+                <w:rFonts w:ascii="Calibri" w:hAnsi="Calibri"/>
+                <w:b w:val="0"/>
+                <w:i w:val="0"/>
+                <w:color w:val="222222"/>
+                <w:sz w:val="19"/>
+              </w:rPr>
+              <w:t>a) the establishments where dogs or cats are kept and the equipment used therein are suitable for the types and the number of dogs or cats, and allow the necessary access to and a thorough inspection of all dogs or cats;</w:t>
+            </w:r>
+          </w:p>
+          <w:p>
+            <w:pPr>
+              <w:spacing w:after="0" w:before="20"/>
+              <w:ind w:right="80" w:left="360" w:hanging="280"/>
+            </w:pPr>
+            <w:r>
+              <w:rPr>
+                <w:rFonts w:ascii="Calibri" w:hAnsi="Calibri"/>
+                <w:b w:val="0"/>
+                <w:i w:val="0"/>
+                <w:color w:val="222222"/>
+                <w:sz w:val="19"/>
+              </w:rPr>
+              <w:t>b) all building components of the establishment, including the flooring, roof, and space divisions, as well as the equipment used for dogs or cats, are constructed and maintained properly, to ensure that they do not pose any risks to the welfare of the dogs or cats.</w:t>
+            </w:r>
+          </w:p>
+          <w:p>
+            <w:pPr>
+              <w:spacing w:after="0" w:before="20"/>
+              <w:ind w:right="80" w:left="360" w:hanging="280"/>
+            </w:pPr>
+            <w:r>
+              <w:rPr>
+                <w:rFonts w:ascii="Calibri" w:hAnsi="Calibri"/>
+                <w:b w:val="0"/>
+                <w:i w:val="0"/>
+                <w:color w:val="222222"/>
+                <w:sz w:val="19"/>
+              </w:rPr>
+              <w:t>(ba) all building components of the establishment, including the flooring, and space divisions, as well as the equipment used for dogs or cats, are kept cleaned to ensure that they do not pose any risks to the welfare of the dogs or cats;</w:t>
+            </w:r>
+          </w:p>
+          <w:p>
+            <w:pPr>
+              <w:spacing w:after="0" w:before="20"/>
+              <w:ind w:right="80" w:left="360" w:hanging="280"/>
+            </w:pPr>
+            <w:r>
+              <w:rPr>
+                <w:rFonts w:ascii="Calibri" w:hAnsi="Calibri"/>
+                <w:b w:val="0"/>
+                <w:i w:val="0"/>
+                <w:color w:val="222222"/>
+                <w:sz w:val="19"/>
+              </w:rPr>
+              <w:t>c) in breeding and selling establishments where dogs or cats are kept indoors, dust, temperature, relative air humidity and gas concentrations are not harmful to dogs or cats and that ventilation is sufficient to avoid overheating;</w:t>
+            </w:r>
+          </w:p>
+          <w:p>
+            <w:pPr>
+              <w:spacing w:after="0" w:before="20"/>
+              <w:ind w:right="80" w:left="360" w:hanging="280"/>
+            </w:pPr>
+            <w:r>
+              <w:rPr>
+                <w:rFonts w:ascii="Calibri" w:hAnsi="Calibri"/>
+                <w:b w:val="0"/>
+                <w:i w:val="0"/>
+                <w:color w:val="222222"/>
+                <w:sz w:val="19"/>
+              </w:rPr>
+              <w:t>d) dogs and cats have enough space to be able to move around freely and to express species-specific behaviour according to their needs with a possibility to withdraw and rest;</w:t>
+            </w:r>
+          </w:p>
+          <w:p>
+            <w:pPr>
+              <w:spacing w:after="0" w:before="20"/>
+              <w:ind w:right="80" w:left="360" w:hanging="280"/>
+            </w:pPr>
+            <w:r>
+              <w:rPr>
+                <w:rFonts w:ascii="Calibri" w:hAnsi="Calibri"/>
+                <w:b w:val="0"/>
+                <w:i w:val="0"/>
+                <w:color w:val="222222"/>
+                <w:sz w:val="19"/>
+              </w:rPr>
+              <w:t>(da) dogs or cats have clean, comfortable and dry resting places, sufficiently large and numerous to ensure that all of them can lie down and rest at the same time in a natural position;</w:t>
+            </w:r>
+          </w:p>
+          <w:p>
+            <w:pPr>
+              <w:spacing w:after="0" w:before="20"/>
+              <w:ind w:right="80" w:left="360" w:hanging="280"/>
+            </w:pPr>
+            <w:r>
+              <w:rPr>
+                <w:rFonts w:ascii="Calibri" w:hAnsi="Calibri"/>
+                <w:b w:val="0"/>
+                <w:i w:val="0"/>
+                <w:color w:val="222222"/>
+                <w:sz w:val="19"/>
+              </w:rPr>
+              <w:t>e) appropriate structures and measures are in place for dogs or cats kept outdoors to protect them from adverse climatic conditions, including to prevent thermal stress, sunburn and frostbite.</w:t>
+            </w:r>
+          </w:p>
+          <w:p>
+            <w:pPr>
+              <w:spacing w:after="0" w:before="140"/>
+              <w:ind w:right="80" w:left="80" w:firstLine="0"/>
+            </w:pPr>
+            <w:r>
+              <w:rPr>
+                <w:rFonts w:ascii="Calibri" w:hAnsi="Calibri"/>
+                <w:b w:val="0"/>
+                <w:i w:val="0"/>
+                <w:color w:val="222222"/>
+                <w:sz w:val="19"/>
+              </w:rPr>
+              <w:t>3. Operators shall not keep dogs or cats in containers.</w:t>
+            </w:r>
+          </w:p>
+          <w:p>
+            <w:pPr>
+              <w:spacing w:after="0" w:before="140"/>
+              <w:ind w:right="80" w:left="80" w:firstLine="0"/>
+            </w:pPr>
+            <w:r>
+              <w:rPr>
+                <w:rFonts w:ascii="Calibri" w:hAnsi="Calibri"/>
+                <w:b w:val="0"/>
+                <w:i w:val="0"/>
+                <w:color w:val="222222"/>
+                <w:sz w:val="19"/>
+              </w:rPr>
+              <w:t>By way of derogation, containers may only be used for the transport, short term isolation of individual dogs or cats and during the participation in shows, exhibitions and competitions, for puppies or kittens with reduced thermoregulation capacity or puppies or kittens together with their mothers, provided that stress is minimised and suffering is avoided and the dogs and cats are able to stand and lie down in a natural position.</w:t>
+            </w:r>
+          </w:p>
+          <w:p>
+            <w:pPr>
+              <w:spacing w:after="0" w:before="140"/>
+              <w:ind w:right="80" w:left="80" w:firstLine="0"/>
+            </w:pPr>
+            <w:r>
+              <w:rPr>
+                <w:rFonts w:ascii="Calibri" w:hAnsi="Calibri"/>
+                <w:b w:val="0"/>
+                <w:i w:val="0"/>
+                <w:color w:val="222222"/>
+                <w:sz w:val="19"/>
+              </w:rPr>
+              <w:t>4. Operators shall not keep dogs older than 8 weeks exclusively indoors. Such dogs shall have daily access to an outdoor area, or be walked daily, to allow exercise, exploration and socialization. The duration of the daily access to an outdoor area or walk shall be minimum one hour in total. The operator may only derogate from these requirements based on written advice of a veterinarian.</w:t>
+            </w:r>
+          </w:p>
+          <w:p>
+            <w:pPr>
+              <w:spacing w:after="0" w:before="140"/>
+              <w:ind w:right="80" w:left="80" w:firstLine="0"/>
+            </w:pPr>
+            <w:r>
+              <w:rPr>
+                <w:rFonts w:ascii="Calibri" w:hAnsi="Calibri"/>
+                <w:b w:val="0"/>
+                <w:i w:val="0"/>
+                <w:color w:val="222222"/>
+                <w:sz w:val="19"/>
+              </w:rPr>
+              <w:t>5. When cats are kept in catteries, operators shall design and construct individual enclosures to allow cats to move around freely and to express their natural behaviour.</w:t>
+            </w:r>
+          </w:p>
+          <w:p>
+            <w:pPr>
+              <w:spacing w:after="0" w:before="140"/>
+              <w:ind w:right="80" w:left="80" w:firstLine="0"/>
+            </w:pPr>
+            <w:r>
+              <w:rPr>
+                <w:rFonts w:ascii="Calibri" w:hAnsi="Calibri"/>
+                <w:b w:val="0"/>
+                <w:i w:val="0"/>
+                <w:color w:val="222222"/>
+                <w:sz w:val="19"/>
+              </w:rPr>
+              <w:t>6. Operators of breeding and selling establishments shall ensure that in indoor areas where dogs or cats are kept, an appropriate thermoneutral zone is maintained taking into account their coat type, age, size, breed, and health.</w:t>
+            </w:r>
+          </w:p>
+          <w:p>
+            <w:pPr>
+              <w:spacing w:after="0" w:before="140"/>
+              <w:ind w:right="80" w:left="80" w:firstLine="0"/>
+            </w:pPr>
+            <w:r>
+              <w:rPr>
+                <w:rFonts w:ascii="Calibri" w:hAnsi="Calibri"/>
+                <w:b w:val="0"/>
+                <w:i w:val="0"/>
+                <w:color w:val="222222"/>
+                <w:sz w:val="19"/>
+              </w:rPr>
+              <w:t>6a. Operators of breeding and selling establishments shall use, where necessary, heating or cooling systems to maintain good air quality, an appropriate temperature in indoor enclosures at their establishments, and remove excessive moisture.</w:t>
+            </w:r>
+          </w:p>
+          <w:p>
+            <w:pPr>
+              <w:spacing w:after="0" w:before="140"/>
+              <w:ind w:right="80" w:left="80" w:firstLine="0"/>
+            </w:pPr>
+            <w:r>
+              <w:rPr>
+                <w:rFonts w:ascii="Calibri" w:hAnsi="Calibri"/>
+                <w:b w:val="0"/>
+                <w:i w:val="0"/>
+                <w:color w:val="222222"/>
+                <w:sz w:val="19"/>
+              </w:rPr>
+              <w:t>7. Operators shall ensure that dogs or cats are exposed to light, and are able to stay in the dark for sufficient and uninterrupted periods in order to maintain a normal circadian rhythm.</w:t>
+            </w:r>
+          </w:p>
+          <w:p>
+            <w:pPr>
+              <w:spacing w:after="0" w:before="140"/>
+              <w:ind w:right="80" w:left="80" w:firstLine="0"/>
+            </w:pPr>
+            <w:r>
+              <w:rPr>
+                <w:rFonts w:ascii="Calibri" w:hAnsi="Calibri"/>
+                <w:b w:val="0"/>
+                <w:i w:val="0"/>
+                <w:color w:val="222222"/>
+                <w:sz w:val="19"/>
+              </w:rPr>
+              <w:t>For the purposes of the first subparagraph, 'light' means natural light, complemented, where needed, due to the climatic conditions and geographic position of a Member State, by artificial light.</w:t>
+            </w:r>
+          </w:p>
+          <w:p>
+            <w:pPr>
+              <w:spacing w:after="0" w:before="140"/>
+              <w:ind w:right="80" w:left="80" w:firstLine="0"/>
+            </w:pPr>
+            <w:r>
+              <w:rPr>
+                <w:rFonts w:ascii="Calibri" w:hAnsi="Calibri"/>
+                <w:b w:val="0"/>
+                <w:i w:val="0"/>
+                <w:color w:val="222222"/>
+                <w:sz w:val="19"/>
+              </w:rPr>
+              <w:t>7a. Paragraphs 2(a), (b), (ba) (da) (e), 6, 6a and 7 shall not apply to livestock guardian dogs, nor to herding dogs, during the periods where such dogs are used for guarding or herding in the context of on foot seasonal transhumance.</w:t>
             </w:r>
           </w:p>
         </w:tc>
@@ -10747,7 +10555,7 @@
                 <w:color w:val="FFFFFF"/>
                 <w:sz w:val="18"/>
               </w:rPr>
-              <w:t>@regulamento — Tradução PT-PT  ·  Art.º 10.º do Regulamento 2023/0447</w:t>
+              <w:t>@regulamento — Tradução PT-PT  ·  Art.º 12.º do Regulamento 2023/0447</w:t>
             </w:r>
           </w:p>
         </w:tc>
@@ -10778,39 +10586,7 @@
                 <w:color w:val="222222"/>
                 <w:sz w:val="19"/>
               </w:rPr>
-              <w:t>Os operadores devem:</w:t>
-            </w:r>
-          </w:p>
-          <w:p>
-            <w:pPr>
-              <w:spacing w:after="0" w:before="100"/>
-              <w:ind w:right="80" w:left="360" w:hanging="280"/>
-            </w:pPr>
-            <w:r>
-              <w:rPr>
-                <w:rFonts w:ascii="Calibri" w:hAnsi="Calibri"/>
-                <w:b w:val="0"/>
-                <w:i/>
-                <w:color w:val="222222"/>
-                <w:sz w:val="19"/>
-              </w:rPr>
-              <w:t>(a) assegurar que os estabelecimentos sob a sua responsabilidade recebem uma visita de um médico veterinário no prazo de um ano a partir da data de aplicação do presente Regulamento ou no prazo de um ano após notificação de novo estabelecimento, com o objetivo de identificar e avaliar quaisquer fatores de risco para o bem-estar dos cães ou gatos e aconselhar o operador sobre medidas para resolver esses riscos; depois, as visitas do médico veterinário devem ocorrer quando apropriado, com base numa análise de risco pelas autoridades competentes; os Estados-Membros podem estabelecer que as visitas de aconselhamento de bem-estar sejam anuais;</w:t>
-            </w:r>
-          </w:p>
-          <w:p>
-            <w:pPr>
-              <w:spacing w:after="0" w:before="100"/>
-              <w:ind w:right="80" w:left="360" w:hanging="280"/>
-            </w:pPr>
-            <w:r>
-              <w:rPr>
-                <w:rFonts w:ascii="Calibri" w:hAnsi="Calibri"/>
-                <w:b w:val="0"/>
-                <w:i/>
-                <w:color w:val="222222"/>
-                <w:sz w:val="19"/>
-              </w:rPr>
-              <w:t>(b) manter registos dos resultados da visita do médico veterinário referida na alínea (a) e das ações de acompanhamento por um período mínimo de 4 anos, a partir da data da visita, e disponibilizá-los às autoridades competentes a pedido e ao médico veterinário que realiza visitas de aconselhamento subsequentes.</w:t>
+              <w:t>1. Os operadores de estabelecimentos de criação e venda devem assegurar que os cães ou gatos dispõem de alojamento em conformidade com o ponto 2 do Anexo I. Os operadores de abrigos devem assegurar que os cães ou gatos dispõem de alojamento em conformidade com o ponto 2.2 do Anexo I.</w:t>
             </w:r>
           </w:p>
           <w:p>
@@ -10826,7 +10602,263 @@
                 <w:color w:val="222222"/>
                 <w:sz w:val="19"/>
               </w:rPr>
-              <w:t>Dentro de 24 meses a partir da data de entrada em vigor do presente Regulamento, a Comissão deve adotar atos delegados em conformidade com o artigo 23.º que complementem o presente artigo de forma a estabelecer critérios mínimos a serem avaliados durante a visita de aconselhamento de bem-estar.</w:t>
+              <w:t>2. Os operadores devem assegurar que:</w:t>
+            </w:r>
+          </w:p>
+          <w:p>
+            <w:pPr>
+              <w:spacing w:after="0" w:before="20"/>
+              <w:ind w:right="80" w:left="360" w:hanging="280"/>
+            </w:pPr>
+            <w:r>
+              <w:rPr>
+                <w:rFonts w:ascii="Calibri" w:hAnsi="Calibri"/>
+                <w:b w:val="0"/>
+                <w:i/>
+                <w:color w:val="222222"/>
+                <w:sz w:val="19"/>
+              </w:rPr>
+              <w:t>a) os estabelecimentos onde os cães ou gatos são mantidos e o equipamento utilizado são adequados aos tipos e número de cães ou gatos, e permitem o acesso necessário e inspeção minuciosa de todos os cães ou gatos;</w:t>
+            </w:r>
+          </w:p>
+          <w:p>
+            <w:pPr>
+              <w:spacing w:after="0" w:before="20"/>
+              <w:ind w:right="80" w:left="360" w:hanging="280"/>
+            </w:pPr>
+            <w:r>
+              <w:rPr>
+                <w:rFonts w:ascii="Calibri" w:hAnsi="Calibri"/>
+                <w:b w:val="0"/>
+                <w:i/>
+                <w:color w:val="222222"/>
+                <w:sz w:val="19"/>
+              </w:rPr>
+              <w:t>b) todos os componentes de construção do estabelecimento, incluindo o pavimento, telhado e divisões de espaço, bem como o equipamento utilizado para cães ou gatos, são construídos e mantidos adequadamente, para assegurar que não apresentam riscos ao bem-estar dos cães ou gatos.</w:t>
+            </w:r>
+          </w:p>
+          <w:p>
+            <w:pPr>
+              <w:spacing w:after="0" w:before="20"/>
+              <w:ind w:right="80" w:left="360" w:hanging="280"/>
+            </w:pPr>
+            <w:r>
+              <w:rPr>
+                <w:rFonts w:ascii="Calibri" w:hAnsi="Calibri"/>
+                <w:b w:val="0"/>
+                <w:i/>
+                <w:color w:val="222222"/>
+                <w:sz w:val="19"/>
+              </w:rPr>
+              <w:t>(ba) todos os componentes de construção do estabelecimento, incluindo o pavimento e divisões de espaço, bem como o equipamento utilizado para cães ou gatos, são mantidos limpos para assegurar que não apresentam riscos ao bem-estar dos cães ou gatos;</w:t>
+            </w:r>
+          </w:p>
+          <w:p>
+            <w:pPr>
+              <w:spacing w:after="0" w:before="20"/>
+              <w:ind w:right="80" w:left="360" w:hanging="280"/>
+            </w:pPr>
+            <w:r>
+              <w:rPr>
+                <w:rFonts w:ascii="Calibri" w:hAnsi="Calibri"/>
+                <w:b w:val="0"/>
+                <w:i/>
+                <w:color w:val="222222"/>
+                <w:sz w:val="19"/>
+              </w:rPr>
+              <w:t>c) em estabelecimentos de criação e venda onde os cães ou gatos são mantidos no interior, pó, temperatura, humidade relativa do ar e concentrações de gases não são prejudiciais aos cães ou gatos e a ventilação é suficiente para evitar sobreaquecimento;</w:t>
+            </w:r>
+          </w:p>
+          <w:p>
+            <w:pPr>
+              <w:spacing w:after="0" w:before="20"/>
+              <w:ind w:right="80" w:left="360" w:hanging="280"/>
+            </w:pPr>
+            <w:r>
+              <w:rPr>
+                <w:rFonts w:ascii="Calibri" w:hAnsi="Calibri"/>
+                <w:b w:val="0"/>
+                <w:i/>
+                <w:color w:val="222222"/>
+                <w:sz w:val="19"/>
+              </w:rPr>
+              <w:t>d) os cães e gatos têm espaço suficiente para se moverem livremente e expressar comportamento específico da espécie de acordo com as suas necessidades com possibilidade de se retirarem e descansarem;</w:t>
+            </w:r>
+          </w:p>
+          <w:p>
+            <w:pPr>
+              <w:spacing w:after="0" w:before="20"/>
+              <w:ind w:right="80" w:left="360" w:hanging="280"/>
+            </w:pPr>
+            <w:r>
+              <w:rPr>
+                <w:rFonts w:ascii="Calibri" w:hAnsi="Calibri"/>
+                <w:b w:val="0"/>
+                <w:i/>
+                <w:color w:val="222222"/>
+                <w:sz w:val="19"/>
+              </w:rPr>
+              <w:t>(da) os cães ou gatos têm lugares de repouso limpos, confortáveis e secos, suficientemente grandes e numerosos para assegurar que todos podem deitar-se e descansar ao mesmo tempo numa posição natural;</w:t>
+            </w:r>
+          </w:p>
+          <w:p>
+            <w:pPr>
+              <w:spacing w:after="0" w:before="20"/>
+              <w:ind w:right="80" w:left="360" w:hanging="280"/>
+            </w:pPr>
+            <w:r>
+              <w:rPr>
+                <w:rFonts w:ascii="Calibri" w:hAnsi="Calibri"/>
+                <w:b w:val="0"/>
+                <w:i/>
+                <w:color w:val="222222"/>
+                <w:sz w:val="19"/>
+              </w:rPr>
+              <w:t>e) estruturas e medidas apropriadas estão em vigor para cães ou gatos mantidos no exterior para os proteger de condições climáticas adversas, incluindo para evitar stress térmico, queimaduras solares e frieiras.</w:t>
+            </w:r>
+          </w:p>
+          <w:p>
+            <w:pPr>
+              <w:spacing w:after="0" w:before="140"/>
+              <w:ind w:right="80" w:left="80" w:firstLine="0"/>
+            </w:pPr>
+            <w:r>
+              <w:rPr>
+                <w:rFonts w:ascii="Calibri" w:hAnsi="Calibri"/>
+                <w:b w:val="0"/>
+                <w:i/>
+                <w:color w:val="222222"/>
+                <w:sz w:val="19"/>
+              </w:rPr>
+              <w:t>3. Os operadores não devem manter cães ou gatos em contentores.</w:t>
+            </w:r>
+          </w:p>
+          <w:p>
+            <w:pPr>
+              <w:spacing w:after="0" w:before="140"/>
+              <w:ind w:right="80" w:left="80" w:firstLine="0"/>
+            </w:pPr>
+            <w:r>
+              <w:rPr>
+                <w:rFonts w:ascii="Calibri" w:hAnsi="Calibri"/>
+                <w:b w:val="0"/>
+                <w:i/>
+                <w:color w:val="222222"/>
+                <w:sz w:val="19"/>
+              </w:rPr>
+              <w:t>A título de derrogação, contentores podem ser usados apenas para transporte, isolamento a curto prazo de cães ou gatos individuais e durante participação em espetáculos, exposições e competições, para cachorros ou gatinhos com capacidade termorreguladora reduzida ou cachorros ou gatinhos juntamente com as suas mães, desde que o stress seja minimizado e o sofrimento seja evitado e os cães e gatos sejam capazes de se manter em pé e deitar-se numa posição natural.</w:t>
+            </w:r>
+          </w:p>
+          <w:p>
+            <w:pPr>
+              <w:spacing w:after="0" w:before="140"/>
+              <w:ind w:right="80" w:left="80" w:firstLine="0"/>
+            </w:pPr>
+            <w:r>
+              <w:rPr>
+                <w:rFonts w:ascii="Calibri" w:hAnsi="Calibri"/>
+                <w:b w:val="0"/>
+                <w:i/>
+                <w:color w:val="222222"/>
+                <w:sz w:val="19"/>
+              </w:rPr>
+              <w:t>4. Os operadores não devem manter cães com mais de 8 semanas exclusivamente no interior. Tais cães devem ter acesso diário a uma área ao ar livre, ou ser passeados diariamente, para permitir exercício, exploração e socialização. A duração do acesso diário a uma área ao ar livre ou passeio deve ser mínimo uma hora no total. O operador pode apenas derrogar destes requisitos com base em aconselhamento escrito de um médico veterinário.</w:t>
+            </w:r>
+          </w:p>
+          <w:p>
+            <w:pPr>
+              <w:spacing w:after="0" w:before="140"/>
+              <w:ind w:right="80" w:left="80" w:firstLine="0"/>
+            </w:pPr>
+            <w:r>
+              <w:rPr>
+                <w:rFonts w:ascii="Calibri" w:hAnsi="Calibri"/>
+                <w:b w:val="0"/>
+                <w:i/>
+                <w:color w:val="222222"/>
+                <w:sz w:val="19"/>
+              </w:rPr>
+              <w:t>5. Quando gatos são mantidos em gatarias, os operadores devem desenhar e construir compartimentos individuais para permitir aos gatos mover-se livremente e expressar o seu comportamento natural.</w:t>
+            </w:r>
+          </w:p>
+          <w:p>
+            <w:pPr>
+              <w:spacing w:after="0" w:before="140"/>
+              <w:ind w:right="80" w:left="80" w:firstLine="0"/>
+            </w:pPr>
+            <w:r>
+              <w:rPr>
+                <w:rFonts w:ascii="Calibri" w:hAnsi="Calibri"/>
+                <w:b w:val="0"/>
+                <w:i/>
+                <w:color w:val="222222"/>
+                <w:sz w:val="19"/>
+              </w:rPr>
+              <w:t>6. Os operadores de estabelecimentos de criação e venda devem assegurar que em áreas interiores onde os cães ou gatos são mantidos, uma zona termoneural apropriada é mantida levando em conta o seu tipo de pelagem, idade, tamanho, raça e saúde.</w:t>
+            </w:r>
+          </w:p>
+          <w:p>
+            <w:pPr>
+              <w:spacing w:after="0" w:before="140"/>
+              <w:ind w:right="80" w:left="80" w:firstLine="0"/>
+            </w:pPr>
+            <w:r>
+              <w:rPr>
+                <w:rFonts w:ascii="Calibri" w:hAnsi="Calibri"/>
+                <w:b w:val="0"/>
+                <w:i/>
+                <w:color w:val="222222"/>
+                <w:sz w:val="19"/>
+              </w:rPr>
+              <w:t>6a. Os operadores de estabelecimentos de criação e venda devem usar, quando necessário, sistemas de aquecimento ou arrefecimento para manter boa qualidade do ar, uma temperatura apropriada em compartimentos interiores nos seus estabelecimentos, e remover humidade excessiva.</w:t>
+            </w:r>
+          </w:p>
+          <w:p>
+            <w:pPr>
+              <w:spacing w:after="0" w:before="140"/>
+              <w:ind w:right="80" w:left="80" w:firstLine="0"/>
+            </w:pPr>
+            <w:r>
+              <w:rPr>
+                <w:rFonts w:ascii="Calibri" w:hAnsi="Calibri"/>
+                <w:b w:val="0"/>
+                <w:i/>
+                <w:color w:val="222222"/>
+                <w:sz w:val="19"/>
+              </w:rPr>
+              <w:t>7. Os operadores devem assegurar que os cães ou gatos são expostos à luz, e são capazes de permanecer no escuro por períodos suficientes e ininterruptos para manter um ritmo circadiano normal.</w:t>
+            </w:r>
+          </w:p>
+          <w:p>
+            <w:pPr>
+              <w:spacing w:after="0" w:before="140"/>
+              <w:ind w:right="80" w:left="80" w:firstLine="0"/>
+            </w:pPr>
+            <w:r>
+              <w:rPr>
+                <w:rFonts w:ascii="Calibri" w:hAnsi="Calibri"/>
+                <w:b w:val="0"/>
+                <w:i/>
+                <w:color w:val="222222"/>
+                <w:sz w:val="19"/>
+              </w:rPr>
+              <w:t>Para efeitos do primeiro parágrafo, 'luz' significa luz natural, complementada, quando necessário, devido às condições climáticas e posição geográfica de um Estado-Membro, por luz artificial.</w:t>
+            </w:r>
+          </w:p>
+          <w:p>
+            <w:pPr>
+              <w:spacing w:after="0" w:before="140"/>
+              <w:ind w:right="80" w:left="80" w:firstLine="0"/>
+            </w:pPr>
+            <w:r>
+              <w:rPr>
+                <w:rFonts w:ascii="Calibri" w:hAnsi="Calibri"/>
+                <w:b w:val="0"/>
+                <w:i/>
+                <w:color w:val="222222"/>
+                <w:sz w:val="19"/>
+              </w:rPr>
+              <w:t>7a. Os parágrafos 2(a), (b), (ba) (da) (e), 6, 6a e 7 não se aplicam a cães guardiões de gado, nem a cães de pastoreio, durante os períodos em que tais cães são utilizados para guarda ou pastoreio no contexto de transumância sazonal a pé.</w:t>
             </w:r>
           </w:p>
         </w:tc>
@@ -10959,7 +10991,7 @@
                 <w:color w:val="555555"/>
                 <w:sz w:val="16"/>
               </w:rPr>
-              <w:t>Art.º 56.º do RGBEAC (proposta, jun. 2025)</w:t>
+              <w:t>Arts. 7.º, 10.º, 11.º, 47-57 do RGBEAC (proposta, jun. 2025)</w:t>
             </w:r>
           </w:p>
           <w:p>
@@ -10975,7 +11007,39 @@
                 <w:color w:val="333333"/>
                 <w:sz w:val="18"/>
               </w:rPr>
-              <w:t>Artigo 56.º — Médico veterinário responsável pelo alojamento</w:t>
+              <w:t>Artigo 7.º - Princípios: Condições de detenção e alojamento salvaguardam bem-estar animal.</w:t>
+            </w:r>
+          </w:p>
+          <w:p>
+            <w:pPr>
+              <w:spacing w:after="0" w:before="200"/>
+              <w:ind w:right="80" w:left="80" w:firstLine="0"/>
+            </w:pPr>
+            <w:r>
+              <w:rPr>
+                <w:rFonts w:ascii="Calibri" w:hAnsi="Calibri"/>
+                <w:b/>
+                <w:i w:val="0"/>
+                <w:color w:val="333333"/>
+                <w:sz w:val="18"/>
+              </w:rPr>
+              <w:t>Artigo 10.º - Obrigações especiais: Liberdade de movimento, proibição de contenção permanente, espaço adequado, enriquecimento ambiental e abrigo protetor.</w:t>
+            </w:r>
+          </w:p>
+          <w:p>
+            <w:pPr>
+              <w:spacing w:after="0" w:before="200"/>
+              <w:ind w:right="80" w:left="80" w:firstLine="0"/>
+            </w:pPr>
+            <w:r>
+              <w:rPr>
+                <w:rFonts w:ascii="Calibri" w:hAnsi="Calibri"/>
+                <w:b/>
+                <w:i w:val="0"/>
+                <w:color w:val="333333"/>
+                <w:sz w:val="18"/>
+              </w:rPr>
+              <w:t>Artigo 11.º - Obrigações especiais relativas ao alojamento doméstico.</w:t>
             </w:r>
           </w:p>
           <w:p>
@@ -10991,87 +11055,7 @@
                 <w:color w:val="222222"/>
                 <w:sz w:val="19"/>
               </w:rPr>
-              <w:t>1 — Os titulares da exploração de alojamentos para hospedagem, com exceção dos alojamentos para hospedagem com fins higiénicos, devem ter ao seu serviço um médico veterinário responsável pelo alojamento.</w:t>
-            </w:r>
-          </w:p>
-          <w:p>
-            <w:pPr>
-              <w:spacing w:after="0" w:before="140"/>
-              <w:ind w:right="80" w:left="80" w:firstLine="0"/>
-            </w:pPr>
-            <w:r>
-              <w:rPr>
-                <w:rFonts w:ascii="Calibri" w:hAnsi="Calibri"/>
-                <w:b w:val="0"/>
-                <w:i w:val="0"/>
-                <w:color w:val="222222"/>
-                <w:sz w:val="19"/>
-              </w:rPr>
-              <w:t>2 — Ao médico veterinário responsável pelo alojamento compete:</w:t>
-            </w:r>
-          </w:p>
-          <w:p>
-            <w:pPr>
-              <w:spacing w:after="0" w:before="20"/>
-              <w:ind w:right="80" w:left="360" w:hanging="280"/>
-            </w:pPr>
-            <w:r>
-              <w:rPr>
-                <w:rFonts w:ascii="Calibri" w:hAnsi="Calibri"/>
-                <w:b w:val="0"/>
-                <w:i w:val="0"/>
-                <w:color w:val="222222"/>
-                <w:sz w:val="19"/>
-              </w:rPr>
-              <w:t>a) A elaboração de parecer relativo à verificação das condições higiossanitárias e de bem-estar animal exigidas no presente decreto-lei;</w:t>
-            </w:r>
-          </w:p>
-          <w:p>
-            <w:pPr>
-              <w:spacing w:after="0" w:before="20"/>
-              <w:ind w:right="80" w:left="360" w:hanging="280"/>
-            </w:pPr>
-            <w:r>
-              <w:rPr>
-                <w:rFonts w:ascii="Calibri" w:hAnsi="Calibri"/>
-                <w:b w:val="0"/>
-                <w:i w:val="0"/>
-                <w:color w:val="222222"/>
-                <w:sz w:val="19"/>
-              </w:rPr>
-              <w:t>b) A elaboração e a execução de programas e ações que visem a saúde e o bem-estar dos animais e o seu acompanhamento, bem como a emissão de pareceres relativos à saúde e ao bem-estar dos animais;</w:t>
-            </w:r>
-          </w:p>
-          <w:p>
-            <w:pPr>
-              <w:spacing w:after="0" w:before="20"/>
-              <w:ind w:right="80" w:left="360" w:hanging="280"/>
-            </w:pPr>
-            <w:r>
-              <w:rPr>
-                <w:rFonts w:ascii="Calibri" w:hAnsi="Calibri"/>
-                <w:b w:val="0"/>
-                <w:i w:val="0"/>
-                <w:color w:val="222222"/>
-                <w:sz w:val="19"/>
-              </w:rPr>
-              <w:t>c) A orientação técnica do pessoal responsável pela observação, maneio e prestação de cuidados aos animais;</w:t>
-            </w:r>
-          </w:p>
-          <w:p>
-            <w:pPr>
-              <w:spacing w:after="0" w:before="20"/>
-              <w:ind w:right="80" w:left="360" w:hanging="280"/>
-            </w:pPr>
-            <w:r>
-              <w:rPr>
-                <w:rFonts w:ascii="Calibri" w:hAnsi="Calibri"/>
-                <w:b w:val="0"/>
-                <w:i w:val="0"/>
-                <w:color w:val="222222"/>
-                <w:sz w:val="19"/>
-              </w:rPr>
-              <w:t>d) A colaboração com as autoridades competentes em todas as ações que estas determinem.</w:t>
+              <w:t>Artigos 47-57 - Regulação detalhada de alojamentos para hospedagem (estruturas, proteção, maneio, responsabilidades veterinárias).</w:t>
             </w:r>
           </w:p>
         </w:tc>
@@ -11100,7 +11084,7 @@
                 <w:color w:val="555555"/>
                 <w:sz w:val="16"/>
               </w:rPr>
-              <w:t>Art.º 32.º do Código do Animal (DL n.º 214/2013)</w:t>
+              <w:t>Arts. 3.º, 14.º, 18.º, 28.º do Código do Animal (DL 214/2013)</w:t>
             </w:r>
           </w:p>
           <w:p>
@@ -11116,87 +11100,55 @@
                 <w:color w:val="333333"/>
                 <w:sz w:val="18"/>
               </w:rPr>
-              <w:t>Artigo 32.º — Médico veterinário responsável pelo alojamento</w:t>
-            </w:r>
-          </w:p>
-          <w:p>
-            <w:pPr>
-              <w:spacing w:after="0" w:before="140"/>
+              <w:t>Artigo 3.º - Define 'Alojamento' como qualquer instalação, edifício ou local onde animais se encontram mantidos.</w:t>
+            </w:r>
+          </w:p>
+          <w:p>
+            <w:pPr>
+              <w:spacing w:after="0" w:before="200"/>
               <w:ind w:right="80" w:left="80" w:firstLine="0"/>
             </w:pPr>
             <w:r>
               <w:rPr>
                 <w:rFonts w:ascii="Calibri" w:hAnsi="Calibri"/>
-                <w:b w:val="0"/>
-                <w:i w:val="0"/>
-                <w:color w:val="222222"/>
-                <w:sz w:val="19"/>
-              </w:rPr>
-              <w:t>1 — Os titulares da exploração de alojamentos para hospedagem sem fins lucrativos e com fins lucrativos de animais, com exceção dos com fins higiénicos, necessitam de ter ao seu serviço um médico veterinário que seja responsável pelo alojamento.</w:t>
-            </w:r>
-          </w:p>
-          <w:p>
-            <w:pPr>
-              <w:spacing w:after="0" w:before="140"/>
+                <w:b/>
+                <w:i w:val="0"/>
+                <w:color w:val="333333"/>
+                <w:sz w:val="18"/>
+              </w:rPr>
+              <w:t>Artigo 14.º - A temperatura, ventilação, luminosidade e obscuridade devem ser adequadas ao conforto e bem-estar.</w:t>
+            </w:r>
+          </w:p>
+          <w:p>
+            <w:pPr>
+              <w:spacing w:after="0" w:before="200"/>
               <w:ind w:right="80" w:left="80" w:firstLine="0"/>
             </w:pPr>
             <w:r>
               <w:rPr>
                 <w:rFonts w:ascii="Calibri" w:hAnsi="Calibri"/>
-                <w:b w:val="0"/>
-                <w:i w:val="0"/>
-                <w:color w:val="222222"/>
-                <w:sz w:val="19"/>
-              </w:rPr>
-              <w:t>2 — Ao médico veterinário responsável pelo alojamento compete:</w:t>
-            </w:r>
-          </w:p>
-          <w:p>
-            <w:pPr>
-              <w:spacing w:after="0" w:before="20"/>
-              <w:ind w:right="80" w:left="360" w:hanging="280"/>
-            </w:pPr>
-            <w:r>
-              <w:rPr>
-                <w:rFonts w:ascii="Calibri" w:hAnsi="Calibri"/>
-                <w:b w:val="0"/>
-                <w:i w:val="0"/>
-                <w:color w:val="222222"/>
-                <w:sz w:val="19"/>
-              </w:rPr>
-              <w:t>a) A elaboração e execução de programas que visem a saúde e o bem-estar dos animais e o seu acompanhamento, bem como a emissão de pareceres relativos à saúde e ao bem-estar dos animais;</w:t>
-            </w:r>
-          </w:p>
-          <w:p>
-            <w:pPr>
-              <w:spacing w:after="0" w:before="20"/>
-              <w:ind w:right="80" w:left="360" w:hanging="280"/>
-            </w:pPr>
-            <w:r>
-              <w:rPr>
-                <w:rFonts w:ascii="Calibri" w:hAnsi="Calibri"/>
-                <w:b w:val="0"/>
-                <w:i w:val="0"/>
-                <w:color w:val="222222"/>
-                <w:sz w:val="19"/>
-              </w:rPr>
-              <w:t>b) A orientação técnica do pessoal que cuida dos animais;</w:t>
-            </w:r>
-          </w:p>
-          <w:p>
-            <w:pPr>
-              <w:spacing w:after="0" w:before="20"/>
-              <w:ind w:right="80" w:left="360" w:hanging="280"/>
-            </w:pPr>
-            <w:r>
-              <w:rPr>
-                <w:rFonts w:ascii="Calibri" w:hAnsi="Calibri"/>
-                <w:b w:val="0"/>
-                <w:i w:val="0"/>
-                <w:color w:val="222222"/>
-                <w:sz w:val="19"/>
-              </w:rPr>
-              <w:t>c) A colaboração com as autoridades competentes em todas as ações que estas determinarem.</w:t>
+                <w:b/>
+                <w:i w:val="0"/>
+                <w:color w:val="333333"/>
+                <w:sz w:val="18"/>
+              </w:rPr>
+              <w:t>Artigo 18.º - Alojamentos devem possuir instalações para armazenagem, lavagem, quarentena, enfermaria e higienização.</w:t>
+            </w:r>
+          </w:p>
+          <w:p>
+            <w:pPr>
+              <w:spacing w:after="0" w:before="200"/>
+              <w:ind w:right="80" w:left="80" w:firstLine="0"/>
+            </w:pPr>
+            <w:r>
+              <w:rPr>
+                <w:rFonts w:ascii="Calibri" w:hAnsi="Calibri"/>
+                <w:b/>
+                <w:i w:val="0"/>
+                <w:color w:val="333333"/>
+                <w:sz w:val="18"/>
+              </w:rPr>
+              <w:t>Artigo 28.º - Define separação por espécie e requisitos de estrutura para hospedagem.</w:t>
             </w:r>
           </w:p>
         </w:tc>
@@ -11225,7 +11177,7 @@
                 <w:color w:val="555555"/>
                 <w:sz w:val="16"/>
               </w:rPr>
-              <w:t>Art.º 4.º do DL n.º 276/2001, de 17 de outubro</w:t>
+              <w:t>Decreto-Lei n.º 276/2001 - Artigos 8.º e 15.º</w:t>
             </w:r>
           </w:p>
           <w:p>
@@ -11241,12 +11193,12 @@
                 <w:color w:val="333333"/>
                 <w:sz w:val="18"/>
               </w:rPr>
-              <w:t>Artigo 4.º — Médico veterinário responsável pelo alojamento</w:t>
-            </w:r>
-          </w:p>
-          <w:p>
-            <w:pPr>
-              <w:spacing w:after="0" w:before="140"/>
+              <w:t>Artigo 8.º — 1 — Os animais devem dispor do espaço adequado às suas necessidades fisiológicas e etológicas, devendo o mesmo permitir: a) A prática de exercício físico adequado; b) A fuga e refúgio de animais sujeitos a agressão por parte de outros.</w:t>
+            </w:r>
+          </w:p>
+          <w:p>
+            <w:pPr>
+              <w:spacing w:after="0" w:before="20"/>
               <w:ind w:right="80" w:left="80" w:firstLine="0"/>
             </w:pPr>
             <w:r>
@@ -11257,12 +11209,12 @@
                 <w:color w:val="222222"/>
                 <w:sz w:val="19"/>
               </w:rPr>
-              <w:t>1 — Os titulares da exploração de alojamentos para hospedagem sem fins lucrativos e com fins lucrativos de animais, com exceção dos alojamentos para hospedagem com fins higiénicos, devem ter ao seu serviço um médico veterinário que seja responsável pelo alojamento.</w:t>
-            </w:r>
-          </w:p>
-          <w:p>
-            <w:pPr>
-              <w:spacing w:after="0" w:before="140"/>
+              <w:t>2 — Os animais devem poder dispor de esconderijos para salvaguarda das suas necessidades de proteção, sempre que o desejarem.</w:t>
+            </w:r>
+          </w:p>
+          <w:p>
+            <w:pPr>
+              <w:spacing w:after="0" w:before="20"/>
               <w:ind w:right="80" w:left="80" w:firstLine="0"/>
             </w:pPr>
             <w:r>
@@ -11273,55 +11225,39 @@
                 <w:color w:val="222222"/>
                 <w:sz w:val="19"/>
               </w:rPr>
-              <w:t>2 — Ao médico veterinário responsável pelo alojamento compete:</w:t>
+              <w:t>3 — As fêmeas em período de incubação, de gestação ou com crias devem ser alojadas de forma a assegurarem a sua função reprodutiva natural em situação de bem-estar.</w:t>
             </w:r>
           </w:p>
           <w:p>
             <w:pPr>
               <w:spacing w:after="0" w:before="20"/>
-              <w:ind w:right="80" w:left="360" w:hanging="280"/>
-            </w:pPr>
-            <w:r>
-              <w:rPr>
-                <w:rFonts w:ascii="Calibri" w:hAnsi="Calibri"/>
-                <w:b w:val="0"/>
-                <w:i w:val="0"/>
-                <w:color w:val="222222"/>
-                <w:sz w:val="19"/>
-              </w:rPr>
-              <w:t>a) A elaboração e a execução de programas e ações que visem a saúde e o bem-estar dos animais e o seu acompanhamento, bem como a emissão de pareceres relativos à saúde e ao bem-estar dos animais;</w:t>
+              <w:ind w:right="80" w:left="80" w:firstLine="0"/>
+            </w:pPr>
+            <w:r>
+              <w:rPr>
+                <w:rFonts w:ascii="Calibri" w:hAnsi="Calibri"/>
+                <w:b w:val="0"/>
+                <w:i w:val="0"/>
+                <w:color w:val="222222"/>
+                <w:sz w:val="19"/>
+              </w:rPr>
+              <w:t>4 — As estruturas físicas das instalações, todo o equipamento nelas introduzido e a vegetação não podem representar nenhum tipo de ameaça ao bem-estar dos animais.</w:t>
             </w:r>
           </w:p>
           <w:p>
             <w:pPr>
               <w:spacing w:after="0" w:before="20"/>
-              <w:ind w:right="80" w:left="360" w:hanging="280"/>
-            </w:pPr>
-            <w:r>
-              <w:rPr>
-                <w:rFonts w:ascii="Calibri" w:hAnsi="Calibri"/>
-                <w:b w:val="0"/>
-                <w:i w:val="0"/>
-                <w:color w:val="222222"/>
-                <w:sz w:val="19"/>
-              </w:rPr>
-              <w:t>b) A orientação técnica do pessoal que cuida dos animais;</w:t>
-            </w:r>
-          </w:p>
-          <w:p>
-            <w:pPr>
-              <w:spacing w:after="0" w:before="20"/>
-              <w:ind w:right="80" w:left="360" w:hanging="280"/>
-            </w:pPr>
-            <w:r>
-              <w:rPr>
-                <w:rFonts w:ascii="Calibri" w:hAnsi="Calibri"/>
-                <w:b w:val="0"/>
-                <w:i w:val="0"/>
-                <w:color w:val="222222"/>
-                <w:sz w:val="19"/>
-              </w:rPr>
-              <w:t>c) A colaboração com as autoridades competentes em todas as ações que estas determinarem.</w:t>
+              <w:ind w:right="80" w:left="80" w:firstLine="0"/>
+            </w:pPr>
+            <w:r>
+              <w:rPr>
+                <w:rFonts w:ascii="Calibri" w:hAnsi="Calibri"/>
+                <w:b/>
+                <w:i w:val="0"/>
+                <w:color w:val="333333"/>
+                <w:sz w:val="18"/>
+              </w:rPr>
+              <w:t>Artigo 15.º — Os alojamentos devem assegurar que as espécies animais neles mantidas não possam causar quaisquer riscos para a saúde e para a segurança de pessoas, outros animais e bens.</w:t>
             </w:r>
           </w:p>
         </w:tc>
@@ -11365,7 +11301,7 @@
                 <w:color w:val="FFFFFF"/>
                 <w:sz w:val="18"/>
               </w:rPr>
-              <w:t>DIVERGÊNCIA FACE AO REGULAMENTO  ·  Necessidade de alteração: Sim</w:t>
+              <w:t>DIVERGÊNCIA FACE AO REGULAMENTO  ·  Necessidade de alteração: Sim - Portaria complementar com especificações técnicas</w:t>
             </w:r>
           </w:p>
         </w:tc>
@@ -11426,7 +11362,7 @@
                 <w:color w:val="222222"/>
                 <w:sz w:val="18"/>
               </w:rPr>
-              <w:t>O DL n.º 276/2001 (art.º 4.º) estabelece a obrigação de ter médico veterinário responsável que execute 'programas e ações' para saúde e bem-estar, mas não especifica que essa avaliação deve ocorrer em prazo determinado (ex.: 1 ano) ou que os registos devem ser mantidos por período específico (4 anos). O @regulamento é mais prescritivo neste aspecto.</w:t>
+              <w:t>PARCIAL - Não específico para condições técnicas de alojamento</w:t>
             </w:r>
           </w:p>
         </w:tc>
@@ -11487,7 +11423,7 @@
                 <w:color w:val="222222"/>
                 <w:sz w:val="18"/>
               </w:rPr>
-              <w:t>O @codigo (art.º 32.º) replica quase verbatim o art.º 4.º do DL n.º 276/2001, mantendo as mesmas lacunas: não fixa prazos para avaliações de bem-estar nem obrigações de manutenção de registos estruturados.</w:t>
+              <w:t>SIM - COBERTURA COMPLETA (Arts. 3, 14, 18, 28)</w:t>
             </w:r>
           </w:p>
         </w:tc>
@@ -11548,7 +11484,7 @@
                 <w:color w:val="222222"/>
                 <w:sz w:val="18"/>
               </w:rPr>
-              <w:t>O @rgbeac (art.º 56.º) reforça a obrigação com 'parecer relativo à verificação das condições higiossanitárias e de bem-estar', mas igualmente sem prazos específicos para avaliações ou duração de retenção de registos. Ambos focam-se em 'programas' interno, não em 'visitas periódicas externas'.</w:t>
+              <w:t>SIM - COBERTURA EXPANDIDA (especifica detalhes técnicos)</w:t>
             </w:r>
           </w:p>
         </w:tc>
@@ -11609,7 +11545,7 @@
                 <w:color w:val="222222"/>
                 <w:sz w:val="18"/>
               </w:rPr>
-              <w:t>Lacuna estrutural em toda a legislação nacional: enquanto o @regulamento exige 'visita de um veterinário' num prazo específico (1 ano) com manutenção de registos por 4 anos e transmissão entre veterinários, a legislação nacional concentra-se em ter um 'médico veterinário responsável' no estabelecimento. Necessidade de alteração: (1) formalizar obrigação de 'visita de avaliação' por veterinário dentro de 1 ano após notificação; (2) exigir avaliações periódicas conforme risco; (3) obrigatória manutenção de registos por 4 anos; (4) garantir transmissão de informações ao próximo veterinário avaliador; (5) estabelecer critérios mínimos de avaliação (bem-estar comportamental, alojamento, saúde, etc.).</w:t>
+              <w:t>COBERTURA COMPLETA. Código do Animal e RGBEAC implementam requisitos do Artigo 12.º. Faltam especificações técnicas detalhadas (temperatura, ventilação, iluminação) — recomenda-se Portaria complementar.</w:t>
             </w:r>
           </w:p>
         </w:tc>
@@ -11680,10 +11616,10 @@
                 <w:rFonts w:ascii="Calibri" w:hAnsi="Calibri"/>
                 <w:b w:val="0"/>
                 <w:i/>
-                <w:color w:val="888888"/>
-                <w:sz w:val="19"/>
-              </w:rPr>
-              <w:t>(espaço para anotações da reunião)</w:t>
+                <w:color w:val="222222"/>
+                <w:sz w:val="19"/>
+              </w:rPr>
+              <w:t>Princípios cobertos; faltam normas técnicas pormenorizadas</w:t>
             </w:r>
           </w:p>
         </w:tc>
@@ -11749,7 +11685,7 @@
                 <w:color w:val="FFFFFF"/>
                 <w:sz w:val="22"/>
               </w:rPr>
-              <w:t>ART-11</w:t>
+              <w:t>ART-13</w:t>
             </w:r>
           </w:p>
         </w:tc>
@@ -11777,7 +11713,7 @@
                 <w:color w:val="7EC8E3"/>
                 <w:sz w:val="22"/>
               </w:rPr>
-              <w:t>Alimentação e Hidratação</w:t>
+              <w:t>Saúde e Monitorização Sanitária</w:t>
             </w:r>
           </w:p>
         </w:tc>
@@ -11821,7 +11757,7 @@
                 <w:color w:val="FFFFFF"/>
                 <w:sz w:val="18"/>
               </w:rPr>
-              <w:t>@regulamento — Feeding and watering  ·  Art.º 11.º do Regulamento 2023/0447  |  EN</w:t>
+              <w:t>@regulamento — Health  ·  Art.º 13.º do Regulamento 2023/0447 (PE/Conselho)  |  EN</w:t>
             </w:r>
           </w:p>
         </w:tc>
@@ -11852,7 +11788,87 @@
                 <w:color w:val="222222"/>
                 <w:sz w:val="19"/>
               </w:rPr>
-              <w:t>1. Operators shall ensure that dogs or cats are fed in accordance with the requirements laid down in point 1 of Annex I.</w:t>
+              <w:t>1. Operators shall ensure that:</w:t>
+            </w:r>
+          </w:p>
+          <w:p>
+            <w:pPr>
+              <w:spacing w:after="0" w:before="100"/>
+              <w:ind w:right="80" w:left="360" w:hanging="280"/>
+            </w:pPr>
+            <w:r>
+              <w:rPr>
+                <w:rFonts w:ascii="Calibri" w:hAnsi="Calibri"/>
+                <w:b w:val="0"/>
+                <w:i w:val="0"/>
+                <w:color w:val="222222"/>
+                <w:sz w:val="19"/>
+              </w:rPr>
+              <w:t>(a) dogs or cats under their responsibility are inspected by animal caretakers at least once a day and vulnerable dogs and cats, such as newborns, ill or injured dogs and cats, and peri-partum bitches and queens, are inspected more frequently;</w:t>
+            </w:r>
+          </w:p>
+          <w:p>
+            <w:pPr>
+              <w:spacing w:after="0" w:before="20"/>
+              <w:ind w:right="80" w:left="360" w:hanging="280"/>
+            </w:pPr>
+            <w:r>
+              <w:rPr>
+                <w:rFonts w:ascii="Calibri" w:hAnsi="Calibri"/>
+                <w:b w:val="0"/>
+                <w:i w:val="0"/>
+                <w:color w:val="222222"/>
+                <w:sz w:val="19"/>
+              </w:rPr>
+              <w:t>(b) dogs or cats with compromised welfare are, where necessary, transferred without undue delay to a separate area and, where needed, receive appropriate treatment;</w:t>
+            </w:r>
+          </w:p>
+          <w:p>
+            <w:pPr>
+              <w:spacing w:after="0" w:before="20"/>
+              <w:ind w:right="80" w:left="360" w:hanging="280"/>
+            </w:pPr>
+            <w:r>
+              <w:rPr>
+                <w:rFonts w:ascii="Calibri" w:hAnsi="Calibri"/>
+                <w:b w:val="0"/>
+                <w:i w:val="0"/>
+                <w:color w:val="222222"/>
+                <w:sz w:val="19"/>
+              </w:rPr>
+              <w:t>(c) where the recovery of a dog or a cat with compromised welfare is not achievable and the dog or cat experiences severe pain or suffering, a veterinarian is consulted without undue delay, to decide whether the dog or cat shall be euthanised to end its suffering, and, if that is the case, to perform the euthanasia using anesthesia and analgesia;</w:t>
+            </w:r>
+          </w:p>
+          <w:p>
+            <w:pPr>
+              <w:spacing w:after="0" w:before="20"/>
+              <w:ind w:right="80" w:left="360" w:hanging="280"/>
+            </w:pPr>
+            <w:r>
+              <w:rPr>
+                <w:rFonts w:ascii="Calibri" w:hAnsi="Calibri"/>
+                <w:b w:val="0"/>
+                <w:i w:val="0"/>
+                <w:color w:val="222222"/>
+                <w:sz w:val="19"/>
+              </w:rPr>
+              <w:t>(d) measures to prevent and control external and internal parasites, and vaccinations to prevent common diseases to which dogs or cats are likely to be exposed are implemented;</w:t>
+            </w:r>
+          </w:p>
+          <w:p>
+            <w:pPr>
+              <w:spacing w:after="0" w:before="20"/>
+              <w:ind w:right="80" w:left="360" w:hanging="280"/>
+            </w:pPr>
+            <w:r>
+              <w:rPr>
+                <w:rFonts w:ascii="Calibri" w:hAnsi="Calibri"/>
+                <w:b w:val="0"/>
+                <w:i w:val="0"/>
+                <w:color w:val="222222"/>
+                <w:sz w:val="19"/>
+              </w:rPr>
+              <w:t>(e) enrichment do not present a significant risk of injury or biological or chemical contamination or any other health risk.</w:t>
             </w:r>
           </w:p>
           <w:p>
@@ -11868,7 +11884,23 @@
                 <w:color w:val="222222"/>
                 <w:sz w:val="19"/>
               </w:rPr>
-              <w:t>2. Operators shall ensure that dogs or cats are adequately fed and hydrated by supplying:</w:t>
+              <w:t>Point (a) shall not apply to livestock guardian dogs kept in breeding establishments during the periods when such dogs are used for guarding or training purposes.</w:t>
+            </w:r>
+          </w:p>
+          <w:p>
+            <w:pPr>
+              <w:spacing w:after="0" w:before="140"/>
+              <w:ind w:right="80" w:left="80" w:firstLine="0"/>
+            </w:pPr>
+            <w:r>
+              <w:rPr>
+                <w:rFonts w:ascii="Calibri" w:hAnsi="Calibri"/>
+                <w:b w:val="0"/>
+                <w:i w:val="0"/>
+                <w:color w:val="222222"/>
+                <w:sz w:val="19"/>
+              </w:rPr>
+              <w:t>Member states may grant derogations from point (c) in cases of emergencies, where no veterinarian can be reached without undue delay, provided that national rules are put in place to ensure that:</w:t>
             </w:r>
           </w:p>
           <w:p>
@@ -11884,7 +11916,7 @@
                 <w:color w:val="222222"/>
                 <w:sz w:val="19"/>
               </w:rPr>
-              <w:t>a) clean and fresh water, ad libitum;</w:t>
+              <w:t>(i) an immediate action ending the life of the dog or cat with minimum pain and suffering using a method inducing instant death is undertaken by a trained competent person;</w:t>
             </w:r>
           </w:p>
           <w:p>
@@ -11900,7 +11932,39 @@
                 <w:color w:val="222222"/>
                 <w:sz w:val="19"/>
               </w:rPr>
-              <w:t>b) feed in sufficient quantity and quality to meet the physiological, nutritional and metabolic needs of the dogs and cats, as part of a diet adapted to the age, breed, category, activity level, health and reproductive status of the dogs or cats, with the overall objective of achieving and maintaining good health;</w:t>
+              <w:t>(ii) the operator keeps a record of the use of the derogation for purposes of the official control.</w:t>
+            </w:r>
+          </w:p>
+          <w:p>
+            <w:pPr>
+              <w:spacing w:after="0" w:before="140"/>
+              <w:ind w:right="80" w:left="80" w:firstLine="0"/>
+            </w:pPr>
+            <w:r>
+              <w:rPr>
+                <w:rFonts w:ascii="Calibri" w:hAnsi="Calibri"/>
+                <w:b w:val="0"/>
+                <w:i w:val="0"/>
+                <w:color w:val="222222"/>
+                <w:sz w:val="19"/>
+              </w:rPr>
+              <w:t>2. Operators of breeding establishments shall additionally ensure that:</w:t>
+            </w:r>
+          </w:p>
+          <w:p>
+            <w:pPr>
+              <w:spacing w:after="0" w:before="100"/>
+              <w:ind w:right="80" w:left="360" w:hanging="280"/>
+            </w:pPr>
+            <w:r>
+              <w:rPr>
+                <w:rFonts w:ascii="Calibri" w:hAnsi="Calibri"/>
+                <w:b w:val="0"/>
+                <w:i w:val="0"/>
+                <w:color w:val="222222"/>
+                <w:sz w:val="19"/>
+              </w:rPr>
+              <w:t>(-a) measures are taken to safeguard the health of dogs or cats in accordance with point 3 of Annex I;</w:t>
             </w:r>
           </w:p>
           <w:p>
@@ -11916,7 +11980,7 @@
                 <w:color w:val="222222"/>
                 <w:sz w:val="19"/>
               </w:rPr>
-              <w:t>c) feed free of substances which may cause suffering;</w:t>
+              <w:t>(-b) bitches or queens are only bred if they have reached a minimum age and skeletal maturity in accordance with point 3 of Annex I, and they have no diagnosed disease, clinical sign of diseases or physical conditions which could negatively impact their pregnancy and welfare;</w:t>
             </w:r>
           </w:p>
           <w:p>
@@ -11932,23 +11996,7 @@
                 <w:color w:val="222222"/>
                 <w:sz w:val="19"/>
               </w:rPr>
-              <w:t>d) feed in such a way as to avoid abrupt changes and ensure a well-functioning gastro-intestinal system, in particular during the weaning phase.</w:t>
-            </w:r>
-          </w:p>
-          <w:p>
-            <w:pPr>
-              <w:spacing w:after="0" w:before="140"/>
-              <w:ind w:right="80" w:left="80" w:firstLine="0"/>
-            </w:pPr>
-            <w:r>
-              <w:rPr>
-                <w:rFonts w:ascii="Calibri" w:hAnsi="Calibri"/>
-                <w:b w:val="0"/>
-                <w:i w:val="0"/>
-                <w:color w:val="222222"/>
-                <w:sz w:val="19"/>
-              </w:rPr>
-              <w:t>3. Operators shall ensure that feeding and watering facilities are kept clean and are constructed and installed in such a way as to:</w:t>
+              <w:t>(-c) litter-giving pregnancies of bitches or queens follows a maximum frequency in accordance with point 3 of Annex I;</w:t>
             </w:r>
           </w:p>
           <w:p>
@@ -11964,7 +12012,7 @@
                 <w:color w:val="222222"/>
                 <w:sz w:val="19"/>
               </w:rPr>
-              <w:t>a) provide equal access to adequate amounts of feed and water for all dogs or cats and minimise competition between them;</w:t>
+              <w:t>(-d) lactating queens are not mated or inseminated;</w:t>
             </w:r>
           </w:p>
           <w:p>
@@ -11980,55 +12028,7 @@
                 <w:color w:val="222222"/>
                 <w:sz w:val="19"/>
               </w:rPr>
-              <w:t>b) minimise spillage and prevent the contamination of feed and water with harmful physical, chemical or biological contaminants;</w:t>
-            </w:r>
-          </w:p>
-          <w:p>
-            <w:pPr>
-              <w:spacing w:after="0" w:before="20"/>
-              <w:ind w:right="80" w:left="360" w:hanging="280"/>
-            </w:pPr>
-            <w:r>
-              <w:rPr>
-                <w:rFonts w:ascii="Calibri" w:hAnsi="Calibri"/>
-                <w:b w:val="0"/>
-                <w:i w:val="0"/>
-                <w:color w:val="222222"/>
-                <w:sz w:val="19"/>
-              </w:rPr>
-              <w:t>c) prevent injury, drowning or other harm to the dogs or cats;</w:t>
-            </w:r>
-          </w:p>
-          <w:p>
-            <w:pPr>
-              <w:spacing w:after="0" w:before="20"/>
-              <w:ind w:right="80" w:left="360" w:hanging="280"/>
-            </w:pPr>
-            <w:r>
-              <w:rPr>
-                <w:rFonts w:ascii="Calibri" w:hAnsi="Calibri"/>
-                <w:b w:val="0"/>
-                <w:i w:val="0"/>
-                <w:color w:val="222222"/>
-                <w:sz w:val="19"/>
-              </w:rPr>
-              <w:t>d) be easily cleaned and disinfected to prevent the spread of diseases.</w:t>
-            </w:r>
-          </w:p>
-          <w:p>
-            <w:pPr>
-              <w:spacing w:after="0" w:before="140"/>
-              <w:ind w:right="80" w:left="80" w:firstLine="0"/>
-            </w:pPr>
-            <w:r>
-              <w:rPr>
-                <w:rFonts w:ascii="Calibri" w:hAnsi="Calibri"/>
-                <w:b w:val="0"/>
-                <w:i w:val="0"/>
-                <w:color w:val="222222"/>
-                <w:sz w:val="19"/>
-              </w:rPr>
-              <w:t>3a. Where advised in writing by a veterinarian to do so, the operators may adjust the feeding and watering frequencies for an individual dog or cat. The operators shall keep a record of the advice for its entire duration as advised by the veterinarian.</w:t>
+              <w:t>(-e) dogs and cats which are no longer used for reproduction, including as a result of the provisions of this Regulation, are either kept or sold, donated or rehomed, not killed or abandoned.</w:t>
             </w:r>
           </w:p>
         </w:tc>
@@ -12072,7 +12072,7 @@
                 <w:color w:val="FFFFFF"/>
                 <w:sz w:val="18"/>
               </w:rPr>
-              <w:t>@regulamento — Tradução PT-PT  ·  Art.º 11.º do Regulamento 2023/0447</w:t>
+              <w:t>@regulamento — Tradução PT-PT  ·  Art.º 13.º do Regulamento 2023/0447 (PE/Conselho)</w:t>
             </w:r>
           </w:p>
         </w:tc>
@@ -12103,7 +12103,87 @@
                 <w:color w:val="222222"/>
                 <w:sz w:val="19"/>
               </w:rPr>
-              <w:t>1. Os operadores devem assegurar que os cães ou gatos são alimentados em conformidade com os requisitos estabelecidos no ponto 1 do Anexo I.</w:t>
+              <w:t>1 — Os operadores devem assegurar que:</w:t>
+            </w:r>
+          </w:p>
+          <w:p>
+            <w:pPr>
+              <w:spacing w:after="0" w:before="100"/>
+              <w:ind w:right="80" w:left="360" w:hanging="280"/>
+            </w:pPr>
+            <w:r>
+              <w:rPr>
+                <w:rFonts w:ascii="Calibri" w:hAnsi="Calibri"/>
+                <w:b w:val="0"/>
+                <w:i/>
+                <w:color w:val="222222"/>
+                <w:sz w:val="19"/>
+              </w:rPr>
+              <w:t>(a) os cães e gatos sob a sua responsabilidade são inspecionados por cuidadores pelo menos uma vez por dia, e os animais vulneráveis, como recém-nascidos, doentes, lesionados e fêmeas em período peri-parto, são inspecionados com maior frequência;</w:t>
+            </w:r>
+          </w:p>
+          <w:p>
+            <w:pPr>
+              <w:spacing w:after="0" w:before="20"/>
+              <w:ind w:right="80" w:left="360" w:hanging="280"/>
+            </w:pPr>
+            <w:r>
+              <w:rPr>
+                <w:rFonts w:ascii="Calibri" w:hAnsi="Calibri"/>
+                <w:b w:val="0"/>
+                <w:i/>
+                <w:color w:val="222222"/>
+                <w:sz w:val="19"/>
+              </w:rPr>
+              <w:t>(b) os cães e gatos com bem-estar comprometido são, quando necessário, transferidos sem demora injustificada para uma área separada e, se necessário, recebem tratamento adequado;</w:t>
+            </w:r>
+          </w:p>
+          <w:p>
+            <w:pPr>
+              <w:spacing w:after="0" w:before="20"/>
+              <w:ind w:right="80" w:left="360" w:hanging="280"/>
+            </w:pPr>
+            <w:r>
+              <w:rPr>
+                <w:rFonts w:ascii="Calibri" w:hAnsi="Calibri"/>
+                <w:b w:val="0"/>
+                <w:i/>
+                <w:color w:val="222222"/>
+                <w:sz w:val="19"/>
+              </w:rPr>
+              <w:t>(c) quando a recuperação de um cão ou gato com bem-estar comprometido não seja alcançável e o animal experiencie dor ou sofrimento severo, um médico veterinário é consultado sem demora injustificada para decidir se o animal deve ser objeto de eutanásia para pôr termo ao seu sofrimento e, em caso afirmativo, para realizar a eutanásia com recurso a anestesia e analgesia;</w:t>
+            </w:r>
+          </w:p>
+          <w:p>
+            <w:pPr>
+              <w:spacing w:after="0" w:before="20"/>
+              <w:ind w:right="80" w:left="360" w:hanging="280"/>
+            </w:pPr>
+            <w:r>
+              <w:rPr>
+                <w:rFonts w:ascii="Calibri" w:hAnsi="Calibri"/>
+                <w:b w:val="0"/>
+                <w:i/>
+                <w:color w:val="222222"/>
+                <w:sz w:val="19"/>
+              </w:rPr>
+              <w:t>(d) são implementadas medidas de prevenção e controlo de parasitas externos e internos, bem como vacinações para prevenção de doenças comuns às quais os cães ou gatos são suscetíveis de estar expostos;</w:t>
+            </w:r>
+          </w:p>
+          <w:p>
+            <w:pPr>
+              <w:spacing w:after="0" w:before="20"/>
+              <w:ind w:right="80" w:left="360" w:hanging="280"/>
+            </w:pPr>
+            <w:r>
+              <w:rPr>
+                <w:rFonts w:ascii="Calibri" w:hAnsi="Calibri"/>
+                <w:b w:val="0"/>
+                <w:i/>
+                <w:color w:val="222222"/>
+                <w:sz w:val="19"/>
+              </w:rPr>
+              <w:t>(e) os enriquecimentos não apresentam risco significativo de lesões ou de contaminação biológica ou química, nem qualquer outro risco para a saúde.</w:t>
             </w:r>
           </w:p>
           <w:p>
@@ -12119,7 +12199,23 @@
                 <w:color w:val="222222"/>
                 <w:sz w:val="19"/>
               </w:rPr>
-              <w:t>2. Os operadores devem assegurar que os cães ou gatos são adequadamente alimentados e hidratados através do fornecimento de:</w:t>
+              <w:t>A alínea (a) não se aplica aos cães de guarda de gado mantidos em estabelecimentos de criação durante os períodos em que tais cães são utilizados para fins de guarda ou treino.</w:t>
+            </w:r>
+          </w:p>
+          <w:p>
+            <w:pPr>
+              <w:spacing w:after="0" w:before="140"/>
+              <w:ind w:right="80" w:left="80" w:firstLine="0"/>
+            </w:pPr>
+            <w:r>
+              <w:rPr>
+                <w:rFonts w:ascii="Calibri" w:hAnsi="Calibri"/>
+                <w:b w:val="0"/>
+                <w:i/>
+                <w:color w:val="222222"/>
+                <w:sz w:val="19"/>
+              </w:rPr>
+              <w:t>Os Estados-Membros podem conceder derrogações relativamente à alínea (c) em casos de emergência, quando não seja possível contactar um médico veterinário sem demora injustificada, desde que sejam estabelecidas regras nacionais que assegurem que:</w:t>
             </w:r>
           </w:p>
           <w:p>
@@ -12135,7 +12231,7 @@
                 <w:color w:val="222222"/>
                 <w:sz w:val="19"/>
               </w:rPr>
-              <w:t>a) água limpa e fresca, ad libitum;</w:t>
+              <w:t>(i) é tomada imediatamente uma ação que ponha fim à vida do cão ou gato com o mínimo de dor e sofrimento, utilizando um método que induza a morte instantânea, por uma pessoa competente e devidamente habilitada;</w:t>
             </w:r>
           </w:p>
           <w:p>
@@ -12151,7 +12247,39 @@
                 <w:color w:val="222222"/>
                 <w:sz w:val="19"/>
               </w:rPr>
-              <w:t>b) alimento em quantidade e qualidade suficientes para satisfazer as necessidades fisiológicas, nutricionais e metabólicas dos cães e gatos, como parte de uma dieta adaptada à idade, raça, categoria, nível de atividade, saúde e estado reprodutivo dos cães ou gatos, com o objetivo geral de atingir e manter boa saúde;</w:t>
+              <w:t>(ii) o operador mantém um registo da utilização da derrogação para efeitos de controlo oficial.</w:t>
+            </w:r>
+          </w:p>
+          <w:p>
+            <w:pPr>
+              <w:spacing w:after="0" w:before="140"/>
+              <w:ind w:right="80" w:left="80" w:firstLine="0"/>
+            </w:pPr>
+            <w:r>
+              <w:rPr>
+                <w:rFonts w:ascii="Calibri" w:hAnsi="Calibri"/>
+                <w:b w:val="0"/>
+                <w:i/>
+                <w:color w:val="222222"/>
+                <w:sz w:val="19"/>
+              </w:rPr>
+              <w:t>2 — Os operadores de estabelecimentos de criação devem adicionalmente assegurar que:</w:t>
+            </w:r>
+          </w:p>
+          <w:p>
+            <w:pPr>
+              <w:spacing w:after="0" w:before="100"/>
+              <w:ind w:right="80" w:left="360" w:hanging="280"/>
+            </w:pPr>
+            <w:r>
+              <w:rPr>
+                <w:rFonts w:ascii="Calibri" w:hAnsi="Calibri"/>
+                <w:b w:val="0"/>
+                <w:i/>
+                <w:color w:val="222222"/>
+                <w:sz w:val="19"/>
+              </w:rPr>
+              <w:t>(-a) são tomadas medidas para salvaguardar a saúde dos cães ou gatos em conformidade com o ponto 3 do Anexo I;</w:t>
             </w:r>
           </w:p>
           <w:p>
@@ -12167,7 +12295,7 @@
                 <w:color w:val="222222"/>
                 <w:sz w:val="19"/>
               </w:rPr>
-              <w:t>c) alimento livre de substâncias que possam causar sofrimento;</w:t>
+              <w:t>(-b) as cadelas ou gatas só são reproduzidas se tiverem atingido a idade mínima e a maturidade esquelética em conformidade com o ponto 3 do Anexo I, e não apresentem doença diagnosticada, sinais clínicos de doença ou condições físicas que possam impactar negativamente a gestação e o seu bem-estar;</w:t>
             </w:r>
           </w:p>
           <w:p>
@@ -12183,23 +12311,7 @@
                 <w:color w:val="222222"/>
                 <w:sz w:val="19"/>
               </w:rPr>
-              <w:t>d) alimento de forma a evitar mudanças abruptas e assegurar um sistema gastrointestinal bem funcionante, em particular durante a fase de desmame.</w:t>
-            </w:r>
-          </w:p>
-          <w:p>
-            <w:pPr>
-              <w:spacing w:after="0" w:before="140"/>
-              <w:ind w:right="80" w:left="80" w:firstLine="0"/>
-            </w:pPr>
-            <w:r>
-              <w:rPr>
-                <w:rFonts w:ascii="Calibri" w:hAnsi="Calibri"/>
-                <w:b w:val="0"/>
-                <w:i/>
-                <w:color w:val="222222"/>
-                <w:sz w:val="19"/>
-              </w:rPr>
-              <w:t>3. Os operadores devem assegurar que as instalações de alimentação e hidratação são mantidas limpas e são construídas e instaladas de forma a:</w:t>
+              <w:t>(-c) a frequência de gestações com ninhadas de cadelas ou gatas respeita a frequência máxima fixada no ponto 3 do Anexo I;</w:t>
             </w:r>
           </w:p>
           <w:p>
@@ -12215,7 +12327,7 @@
                 <w:color w:val="222222"/>
                 <w:sz w:val="19"/>
               </w:rPr>
-              <w:t>a) proporcionar acesso igualitário a quantidades adequadas de alimento e água para todos os cães ou gatos e minimizar a competição entre eles;</w:t>
+              <w:t>(-d) as gatas a lactar não são acasaladas nem inseminadas;</w:t>
             </w:r>
           </w:p>
           <w:p>
@@ -12231,55 +12343,7 @@
                 <w:color w:val="222222"/>
                 <w:sz w:val="19"/>
               </w:rPr>
-              <w:t>b) minimizar derramamentos e evitar a contaminação do alimento e da água com contaminantes físicos, químicos ou biológicos prejudiciais;</w:t>
-            </w:r>
-          </w:p>
-          <w:p>
-            <w:pPr>
-              <w:spacing w:after="0" w:before="20"/>
-              <w:ind w:right="80" w:left="360" w:hanging="280"/>
-            </w:pPr>
-            <w:r>
-              <w:rPr>
-                <w:rFonts w:ascii="Calibri" w:hAnsi="Calibri"/>
-                <w:b w:val="0"/>
-                <w:i/>
-                <w:color w:val="222222"/>
-                <w:sz w:val="19"/>
-              </w:rPr>
-              <w:t>c) evitar ferimentos, afogamento ou outro dano aos cães ou gatos;</w:t>
-            </w:r>
-          </w:p>
-          <w:p>
-            <w:pPr>
-              <w:spacing w:after="0" w:before="20"/>
-              <w:ind w:right="80" w:left="360" w:hanging="280"/>
-            </w:pPr>
-            <w:r>
-              <w:rPr>
-                <w:rFonts w:ascii="Calibri" w:hAnsi="Calibri"/>
-                <w:b w:val="0"/>
-                <w:i/>
-                <w:color w:val="222222"/>
-                <w:sz w:val="19"/>
-              </w:rPr>
-              <w:t>d) ser facilmente limpas e desinfetadas para evitar a propagação de doenças.</w:t>
-            </w:r>
-          </w:p>
-          <w:p>
-            <w:pPr>
-              <w:spacing w:after="0" w:before="140"/>
-              <w:ind w:right="80" w:left="80" w:firstLine="0"/>
-            </w:pPr>
-            <w:r>
-              <w:rPr>
-                <w:rFonts w:ascii="Calibri" w:hAnsi="Calibri"/>
-                <w:b w:val="0"/>
-                <w:i/>
-                <w:color w:val="222222"/>
-                <w:sz w:val="19"/>
-              </w:rPr>
-              <w:t>3a. Quando aconselhado por escrito por um médico veterinário, os operadores podem ajustar as frequências de alimentação e hidratação para um cão ou gato individual. Os operadores devem manter um registo do conselho durante toda a sua duração, conforme aconselhado pelo médico veterinário.</w:t>
+              <w:t>(-e) os cães e gatos que deixem de ser utilizados para reprodução, nomeadamente em resultado das disposições do presente Regulamento, são mantidos ou vendidos, doados ou realojados, não sendo mortos nem abandonados.</w:t>
             </w:r>
           </w:p>
         </w:tc>
@@ -12412,7 +12476,7 @@
                 <w:color w:val="555555"/>
                 <w:sz w:val="16"/>
               </w:rPr>
-              <w:t>Arts. 7.º (n.º 1, al. a) e 10.º (n.º 1, al. a) do RGBEAC (proposta, jun. 2025)</w:t>
+              <w:t>Art.º 33.º do RGBEAC — Regime Geral do Bem-Estar dos Animais de Companhia (proposta, jun. 2025)</w:t>
             </w:r>
           </w:p>
           <w:p>
@@ -12428,23 +12492,87 @@
                 <w:color w:val="333333"/>
                 <w:sz w:val="18"/>
               </w:rPr>
-              <w:t>Artigo 7.º - Princípios fundamentais: Não passem fome ou sede, nem sejam sujeitos a malnutrição.</w:t>
-            </w:r>
-          </w:p>
-          <w:p>
-            <w:pPr>
-              <w:spacing w:after="0" w:before="200"/>
+              <w:t>Artigo 33.º — Cuidados de saúde</w:t>
+            </w:r>
+          </w:p>
+          <w:p>
+            <w:pPr>
+              <w:spacing w:after="0" w:before="140"/>
               <w:ind w:right="80" w:left="80" w:firstLine="0"/>
             </w:pPr>
             <w:r>
               <w:rPr>
                 <w:rFonts w:ascii="Calibri" w:hAnsi="Calibri"/>
-                <w:b/>
-                <w:i w:val="0"/>
-                <w:color w:val="333333"/>
-                <w:sz w:val="18"/>
-              </w:rPr>
-              <w:t>Artigo 10.º - Obrigações especiais dos detentores: Alimentos saudáveis, adequados e convenientes ao seu normal desenvolvimento e acesso permanente a água potável. Ênfase em necessidades nutricionais adequadas ao estado de saúde.</w:t>
+                <w:b w:val="0"/>
+                <w:i w:val="0"/>
+                <w:color w:val="222222"/>
+                <w:sz w:val="19"/>
+              </w:rPr>
+              <w:t>1 — Os detentores dos animais de companhia devem assegurar-lhes os cuidados de saúde adequados, nomeadamente seguindo as orientações da DGAV em matéria de vacinação e tratamentos obrigatórios, bem como consultas regulares junto de médico veterinário.</w:t>
+            </w:r>
+          </w:p>
+          <w:p>
+            <w:pPr>
+              <w:spacing w:after="0" w:before="140"/>
+              <w:ind w:right="80" w:left="80" w:firstLine="0"/>
+            </w:pPr>
+            <w:r>
+              <w:rPr>
+                <w:rFonts w:ascii="Calibri" w:hAnsi="Calibri"/>
+                <w:b w:val="0"/>
+                <w:i w:val="0"/>
+                <w:color w:val="222222"/>
+                <w:sz w:val="19"/>
+              </w:rPr>
+              <w:t>2 — Os animais que apresentem sinais que levem a suspeitar de poderem estar doentes ou lesionados devem receber os primeiros cuidados pelo detentor e, se não houver indícios de recuperação, devem ser tratados por médico veterinário.</w:t>
+            </w:r>
+          </w:p>
+          <w:p>
+            <w:pPr>
+              <w:spacing w:after="0" w:before="140"/>
+              <w:ind w:right="80" w:left="80" w:firstLine="0"/>
+            </w:pPr>
+            <w:r>
+              <w:rPr>
+                <w:rFonts w:ascii="Calibri" w:hAnsi="Calibri"/>
+                <w:b w:val="0"/>
+                <w:i w:val="0"/>
+                <w:color w:val="222222"/>
+                <w:sz w:val="19"/>
+              </w:rPr>
+              <w:t>3 — Os médicos veterinários e os centros de atendimento médico-veterinário (CAMV) devem manter um arquivo com os dados clínicos de cada animal, pelo período mínimo de cinco anos, que ficará à disposição das autoridades competentes.</w:t>
+            </w:r>
+          </w:p>
+          <w:p>
+            <w:pPr>
+              <w:spacing w:after="0" w:before="140"/>
+              <w:ind w:right="80" w:left="80" w:firstLine="0"/>
+            </w:pPr>
+            <w:r>
+              <w:rPr>
+                <w:rFonts w:ascii="Calibri" w:hAnsi="Calibri"/>
+                <w:b w:val="0"/>
+                <w:i w:val="0"/>
+                <w:color w:val="AAAAAA"/>
+                <w:sz w:val="19"/>
+              </w:rPr>
+              <w:t>4 — Os CAMV, enquanto estabelecimentos de saúde, colaborarão na vigilância epidemiológica das doenças de notificação obrigatória que detetem e no seu controlo.</w:t>
+            </w:r>
+          </w:p>
+          <w:p>
+            <w:pPr>
+              <w:spacing w:after="0" w:before="140"/>
+              <w:ind w:right="80" w:left="80" w:firstLine="0"/>
+            </w:pPr>
+            <w:r>
+              <w:rPr>
+                <w:rFonts w:ascii="Calibri" w:hAnsi="Calibri"/>
+                <w:b w:val="0"/>
+                <w:i w:val="0"/>
+                <w:color w:val="AAAAAA"/>
+                <w:sz w:val="19"/>
+              </w:rPr>
+              <w:t>5 — Os médicos veterinários denunciam, junto da DGAV ou demais entidades com competência de fiscalização do cumprimento das normas constantes do presente decreto-lei, sempre que, no exercício de sua profissão, suspeitem de maus-tratos a animais de companhia.</w:t>
             </w:r>
           </w:p>
         </w:tc>
@@ -12473,7 +12601,7 @@
                 <w:color w:val="555555"/>
                 <w:sz w:val="16"/>
               </w:rPr>
-              <w:t>Art.º 46.º do Código do Animal (DL 214/2013)</w:t>
+              <w:t>Art.º 6.º (Cuidados médico-veterinários) do Código do Animal — DL n.º 214/2013</w:t>
             </w:r>
           </w:p>
           <w:p>
@@ -12484,12 +12612,12 @@
             <w:r>
               <w:rPr>
                 <w:rFonts w:ascii="Calibri" w:hAnsi="Calibri"/>
-                <w:b w:val="0"/>
-                <w:i w:val="0"/>
-                <w:color w:val="222222"/>
-                <w:sz w:val="19"/>
-              </w:rPr>
-              <w:t>Alimentação e abeberamento:</w:t>
+                <w:b/>
+                <w:i w:val="0"/>
+                <w:color w:val="333333"/>
+                <w:sz w:val="18"/>
+              </w:rPr>
+              <w:t>Artigo 6.º — Cuidados médico-veterinários</w:t>
             </w:r>
           </w:p>
           <w:p>
@@ -12505,23 +12633,7 @@
                 <w:color w:val="222222"/>
                 <w:sz w:val="19"/>
               </w:rPr>
-              <w:t>A alimentação dos animais de companhia, nos locais de criação, manutenção e venda bem como nos centros de recolha e instalações de hospedagem, deve obedecer a um programa de alimentação bem definido, de valor nutritivo adequado e distribuído em quantidade suficiente para satisfazer as necessidades alimentares das espécies.</w:t>
-            </w:r>
-          </w:p>
-          <w:p>
-            <w:pPr>
-              <w:spacing w:after="0" w:before="140"/>
-              <w:ind w:right="80" w:left="80" w:firstLine="0"/>
-            </w:pPr>
-            <w:r>
-              <w:rPr>
-                <w:rFonts w:ascii="Calibri" w:hAnsi="Calibri"/>
-                <w:b w:val="0"/>
-                <w:i w:val="0"/>
-                <w:color w:val="222222"/>
-                <w:sz w:val="19"/>
-              </w:rPr>
-              <w:t>Os animais devem dispor de água potável e sem qualquer restrição, salvo por razões médico-veterinárias.</w:t>
+              <w:t>O detentor do animal deve assegurar ao animal ferido ou doente os cuidados médico-veterinários adequados, designadamente retirando o mesmo do alojamento sempre que este seja um local de venda.</w:t>
             </w:r>
           </w:p>
         </w:tc>
@@ -12550,7 +12662,7 @@
                 <w:color w:val="555555"/>
                 <w:sz w:val="16"/>
               </w:rPr>
-              <w:t>Decreto-Lei n.º 276/2001 - Artigo 12.º</w:t>
+              <w:t>Art.º 13.º (Maneio) e art.º 16.º (Cuidados de saúde animal) do DL n.º 276/2001, de 17 de outubro</w:t>
             </w:r>
           </w:p>
           <w:p>
@@ -12561,17 +12673,17 @@
             <w:r>
               <w:rPr>
                 <w:rFonts w:ascii="Calibri" w:hAnsi="Calibri"/>
-                <w:b w:val="0"/>
-                <w:i w:val="0"/>
-                <w:color w:val="222222"/>
-                <w:sz w:val="19"/>
-              </w:rPr>
-              <w:t>1 — Deve existir um programa de alimentação bem definido, de valor nutritivo adequado e distribuído em quantidade suficiente para satisfazer as necessidades alimentares das espécies e dos indivíduos de acordo com a fase de evolução fisiológica em que se encontram, nomeadamente idade, sexo, fêmeas prenhes ou em fase de lactação.</w:t>
-            </w:r>
-          </w:p>
-          <w:p>
-            <w:pPr>
-              <w:spacing w:after="0" w:before="20"/>
+                <w:b/>
+                <w:i w:val="0"/>
+                <w:color w:val="333333"/>
+                <w:sz w:val="18"/>
+              </w:rPr>
+              <w:t>Artigo 13.º — Maneio</w:t>
+            </w:r>
+          </w:p>
+          <w:p>
+            <w:pPr>
+              <w:spacing w:after="0" w:before="140"/>
               <w:ind w:right="80" w:left="80" w:firstLine="0"/>
             </w:pPr>
             <w:r>
@@ -12582,12 +12694,12 @@
                 <w:color w:val="222222"/>
                 <w:sz w:val="19"/>
               </w:rPr>
-              <w:t>2 — As refeições devem ainda ser variadas, sendo distribuídas segundo a rotina que mais se adequar à espécie e de forma a manter, tanto quanto possível, aspetos do seu comportamento alimentar natural.</w:t>
-            </w:r>
-          </w:p>
-          <w:p>
-            <w:pPr>
-              <w:spacing w:after="0" w:before="20"/>
+              <w:t>1 — A observação diária dos animais e o seu maneio, a organização da dieta e o tratamento médico-veterinário devem ser assegurados por pessoal técnico competente e em número adequado à quantidade e espécies animais que alojam.</w:t>
+            </w:r>
+          </w:p>
+          <w:p>
+            <w:pPr>
+              <w:spacing w:after="0" w:before="140"/>
               <w:ind w:right="80" w:left="80" w:firstLine="0"/>
             </w:pPr>
             <w:r>
@@ -12595,15 +12707,15 @@
                 <w:rFonts w:ascii="Calibri" w:hAnsi="Calibri"/>
                 <w:b w:val="0"/>
                 <w:i w:val="0"/>
-                <w:color w:val="222222"/>
-                <w:sz w:val="19"/>
-              </w:rPr>
-              <w:t>3 — O número, formato e distribuição de comedouros e bebedouros deve ser tal que permita aos animais satisfazerem as suas necessidades sem que haja competição excessiva dentro do grupo.</w:t>
-            </w:r>
-          </w:p>
-          <w:p>
-            <w:pPr>
-              <w:spacing w:after="0" w:before="20"/>
+                <w:color w:val="AAAAAA"/>
+                <w:sz w:val="19"/>
+              </w:rPr>
+              <w:t>2 — O maneio deve ser feito por pessoal que possua formação teórica e prática específica ou sob a supervisão de uma pessoa competente para o efeito.</w:t>
+            </w:r>
+          </w:p>
+          <w:p>
+            <w:pPr>
+              <w:spacing w:after="0" w:before="140"/>
               <w:ind w:right="80" w:left="80" w:firstLine="0"/>
             </w:pPr>
             <w:r>
@@ -12614,12 +12726,12 @@
                 <w:color w:val="222222"/>
                 <w:sz w:val="19"/>
               </w:rPr>
-              <w:t>4 — Os alimentos devem ser preparados e armazenados de acordo com padrões estritos de higiene, em locais secos, limpos, livres de agentes patogénicos e de produtos tóxicos.</w:t>
-            </w:r>
-          </w:p>
-          <w:p>
-            <w:pPr>
-              <w:spacing w:after="0" w:before="20"/>
+              <w:t>3 — Todos os animais devem ser alvo de inspeção diária, sendo de imediato prestados os primeiros cuidados aos que tiverem sinais que levem a suspeitar estarem doentes, lesionados ou com alterações comportamentais.</w:t>
+            </w:r>
+          </w:p>
+          <w:p>
+            <w:pPr>
+              <w:spacing w:after="0" w:before="140"/>
               <w:ind w:right="80" w:left="80" w:firstLine="0"/>
             </w:pPr>
             <w:r>
@@ -12627,15 +12739,15 @@
                 <w:rFonts w:ascii="Calibri" w:hAnsi="Calibri"/>
                 <w:b w:val="0"/>
                 <w:i w:val="0"/>
-                <w:color w:val="222222"/>
-                <w:sz w:val="19"/>
-              </w:rPr>
-              <w:t>5 — Devem existir aparelhos de frio para uma eficiente conservação dos alimentos.</w:t>
-            </w:r>
-          </w:p>
-          <w:p>
-            <w:pPr>
-              <w:spacing w:after="0" w:before="20"/>
+                <w:color w:val="AAAAAA"/>
+                <w:sz w:val="19"/>
+              </w:rPr>
+              <w:t>4 — O manuseamento dos animais deve ser feito de forma a não lhes causar quaisquer dores, sofrimento ou distúrbios desnecessários.</w:t>
+            </w:r>
+          </w:p>
+          <w:p>
+            <w:pPr>
+              <w:spacing w:after="0" w:before="140"/>
               <w:ind w:right="80" w:left="80" w:firstLine="0"/>
             </w:pPr>
             <w:r>
@@ -12643,10 +12755,122 @@
                 <w:rFonts w:ascii="Calibri" w:hAnsi="Calibri"/>
                 <w:b w:val="0"/>
                 <w:i w:val="0"/>
-                <w:color w:val="222222"/>
-                <w:sz w:val="19"/>
-              </w:rPr>
-              <w:t>6 — Os animais devem dispor de água potável e sem qualquer restrição, salvo por razões médico-veterinárias.</w:t>
+                <w:color w:val="AAAAAA"/>
+                <w:sz w:val="19"/>
+              </w:rPr>
+              <w:t>5 — Quando houver necessidade de recorrer a meios de contenção, não devem estes causar ferimentos, dores ou angústia desnecessários aos animais.</w:t>
+            </w:r>
+          </w:p>
+          <w:p>
+            <w:pPr>
+              <w:spacing w:after="0" w:before="200"/>
+              <w:ind w:right="80" w:left="80" w:firstLine="0"/>
+            </w:pPr>
+            <w:r>
+              <w:rPr>
+                <w:rFonts w:ascii="Calibri" w:hAnsi="Calibri"/>
+                <w:b/>
+                <w:i w:val="0"/>
+                <w:color w:val="333333"/>
+                <w:sz w:val="18"/>
+              </w:rPr>
+              <w:t>Artigo 16.º — Cuidados de saúde animal</w:t>
+            </w:r>
+          </w:p>
+          <w:p>
+            <w:pPr>
+              <w:spacing w:after="0" w:before="140"/>
+              <w:ind w:right="80" w:left="80" w:firstLine="0"/>
+            </w:pPr>
+            <w:r>
+              <w:rPr>
+                <w:rFonts w:ascii="Calibri" w:hAnsi="Calibri"/>
+                <w:b w:val="0"/>
+                <w:i w:val="0"/>
+                <w:color w:val="222222"/>
+                <w:sz w:val="19"/>
+              </w:rPr>
+              <w:t>1 — Sem prejuízo de quaisquer medidas determinadas pela DGAV, deve existir um programa de profilaxia médica e sanitária devidamente elaborado e supervisionado pelo médico veterinário responsável e executado por profissionais competentes.</w:t>
+            </w:r>
+          </w:p>
+          <w:p>
+            <w:pPr>
+              <w:spacing w:after="0" w:before="140"/>
+              <w:ind w:right="80" w:left="80" w:firstLine="0"/>
+            </w:pPr>
+            <w:r>
+              <w:rPr>
+                <w:rFonts w:ascii="Calibri" w:hAnsi="Calibri"/>
+                <w:b w:val="0"/>
+                <w:i w:val="0"/>
+                <w:color w:val="222222"/>
+                <w:sz w:val="19"/>
+              </w:rPr>
+              <w:t>2 — No âmbito do número anterior, os animais devem ser sujeitos a exames médico-veterinários de rotina, vacinações e desparasitações sempre que aconselhável.</w:t>
+            </w:r>
+          </w:p>
+          <w:p>
+            <w:pPr>
+              <w:spacing w:after="0" w:before="140"/>
+              <w:ind w:right="80" w:left="80" w:firstLine="0"/>
+            </w:pPr>
+            <w:r>
+              <w:rPr>
+                <w:rFonts w:ascii="Calibri" w:hAnsi="Calibri"/>
+                <w:b w:val="0"/>
+                <w:i w:val="0"/>
+                <w:color w:val="222222"/>
+                <w:sz w:val="19"/>
+              </w:rPr>
+              <w:t>3 — Os animais que apresentem sinais que levem a suspeitar de poderem estar doentes ou lesionados devem receber os primeiros cuidados pelo detentor e, se não houver indícios de recuperação, devem ser tratados por médico veterinário.</w:t>
+            </w:r>
+          </w:p>
+          <w:p>
+            <w:pPr>
+              <w:spacing w:after="0" w:before="140"/>
+              <w:ind w:right="80" w:left="80" w:firstLine="0"/>
+            </w:pPr>
+            <w:r>
+              <w:rPr>
+                <w:rFonts w:ascii="Calibri" w:hAnsi="Calibri"/>
+                <w:b w:val="0"/>
+                <w:i w:val="0"/>
+                <w:color w:val="222222"/>
+                <w:sz w:val="19"/>
+              </w:rPr>
+              <w:t>4 — Sempre que se justifique, os animais doentes ou lesionados devem ser isolados em instalações adequadas e equipadas, se for caso disso, com cama seca e confortável.</w:t>
+            </w:r>
+          </w:p>
+          <w:p>
+            <w:pPr>
+              <w:spacing w:after="0" w:before="140"/>
+              <w:ind w:right="80" w:left="80" w:firstLine="0"/>
+            </w:pPr>
+            <w:r>
+              <w:rPr>
+                <w:rFonts w:ascii="Calibri" w:hAnsi="Calibri"/>
+                <w:b w:val="0"/>
+                <w:i w:val="0"/>
+                <w:color w:val="AAAAAA"/>
+                <w:sz w:val="19"/>
+              </w:rPr>
+              <w:t>5 — Os medicamentos, produtos ou substâncias de prescrição médico-veterinária devem ser armazenados em locais secos e com acesso restrito.</w:t>
+            </w:r>
+          </w:p>
+          <w:p>
+            <w:pPr>
+              <w:spacing w:after="0" w:before="140"/>
+              <w:ind w:right="80" w:left="80" w:firstLine="0"/>
+            </w:pPr>
+            <w:r>
+              <w:rPr>
+                <w:rFonts w:ascii="Calibri" w:hAnsi="Calibri"/>
+                <w:b w:val="0"/>
+                <w:i w:val="0"/>
+                <w:color w:val="AAAAAA"/>
+                <w:sz w:val="19"/>
+              </w:rPr>
+              <w:t>6 — A administração e utilização de medicamentos, produtos ou substâncias referidas no número anterior deve ser feita sob orientação do médico veterinário responsável.</w:t>
             </w:r>
           </w:p>
         </w:tc>
@@ -12690,7 +12914,7 @@
                 <w:color w:val="FFFFFF"/>
                 <w:sz w:val="18"/>
               </w:rPr>
-              <w:t>DIVERGÊNCIA FACE AO REGULAMENTO  ·  Necessidade de alteração: Não</w:t>
+              <w:t>DIVERGÊNCIA FACE AO REGULAMENTO  ·  Necessidade de alteração: Sim</w:t>
             </w:r>
           </w:p>
         </w:tc>
@@ -12751,7 +12975,7 @@
                 <w:color w:val="222222"/>
                 <w:sz w:val="18"/>
               </w:rPr>
-              <w:t>NÃO APLICÁVEL - Diploma não específico nesta matéria</w:t>
+              <w:t>O DL n.º 276/2001 prevê inspeção diária (n.º 3 do art.º 13.º) e programa de profilaxia supervisionado por veterinário (n.º 1 do art.º 16.º) — alinhamento parcial com as als. (a) e (d) do n.º 1 do art.º 13.º do @regulamento. Lacunas: (1) não distingue animais vulneráveis com maior frequência de inspeção; (2) não prevê isolamento em área separada com tratamento (al. (b)); (3) não exige consulta veterinária para decisão de eutanásia com anestesia/analgesia (al. (c)); (4) nenhuma das obrigações sanitárias para criadores previstas no n.º 2 está contemplada: sem idade mínima de reprodução, sem frequência máxima de partos, sem proibição de cobrição de fêmeas a lactar, sem regime de rehoming.</w:t>
             </w:r>
           </w:p>
         </w:tc>
@@ -12812,7 +13036,7 @@
                 <w:color w:val="222222"/>
                 <w:sz w:val="18"/>
               </w:rPr>
-              <w:t>SIM - COBERTURA COMPLETA (Art. 46.º implementa integralmente)</w:t>
+              <w:t>O @codigo limita os cuidados médico-veterinários ao animal ferido ou doente (art.º 6.º) — sem qualquer obrigação de inspeção diária, programa de profilaxia ou isolamento. É o diploma com maior divergência face ao n.º 1 do art.º 13.º do @regulamento, omitindo igualmente todas as obrigações sanitárias específicas para criadores previstas no n.º 2.</w:t>
             </w:r>
           </w:p>
         </w:tc>
@@ -12873,7 +13097,7 @@
                 <w:color w:val="222222"/>
                 <w:sz w:val="18"/>
               </w:rPr>
-              <w:t>SIM - COBERTURA COMPLETA (linguagem modernizada)</w:t>
+              <w:t>O @rgbeac (art.º 33.º) centra os cuidados de saúde no detentor em geral (n.ºs 1 a 3), sem distinguir obrigações reforçadas para operadores de criação. Não prevê: inspeção diária sistemática por cuidadores; isolamento imediato de animais com bem-estar comprometido; nem qualquer dos requisitos sanitários para criadores do n.º 2 do art.º 13.º do @regulamento. Os n.ºs 4 e 5 (CAMV e denúncia de maus-tratos) não têm correspondência direta no @regulamento.</w:t>
             </w:r>
           </w:p>
         </w:tc>
@@ -12934,7 +13158,7 @@
                 <w:color w:val="222222"/>
                 <w:sz w:val="18"/>
               </w:rPr>
-              <w:t>COBERTURA COMPLETA. Código do Animal (Art. 46.º) implementa todos os requisitos do Artigo 11.º. RGBEAC alinha melhor com linguagem e especificidades do Regulamento europeu. Sem divergências substanciais.</w:t>
+              <w:t>A @legislacao vigente (DL n.º 276/2001) tem o maior alinhamento, mas insuficiente. Necessidade de alteração dos três diplomas: (1) introduzir inspeção diária diferenciada para animais vulneráveis (al. (a) do n.º 1 do art.º 13.º do @regulamento); (2) criar obrigação de isolamento e tratamento imediato (al. (b)); (3) regular o processo de eutanásia com supervisão veterinária e anestesia/analgesia (al. (c)); (4) para criadores (n.º 2): fixar idade mínima e maturidade esquelética das fêmeas reprodutoras, frequência máxima de partos conforme Anexo I, proibição de cobrição de fêmeas a lactar, e regime de rehoming dos animais retirados da reprodução.</w:t>
             </w:r>
           </w:p>
         </w:tc>
@@ -13005,10 +13229,10 @@
                 <w:rFonts w:ascii="Calibri" w:hAnsi="Calibri"/>
                 <w:b w:val="0"/>
                 <w:i/>
-                <w:color w:val="222222"/>
-                <w:sz w:val="19"/>
-              </w:rPr>
-              <w:t>Correspondências completas - RGBEAC alinha melhor com Regulamento EU</w:t>
+                <w:color w:val="888888"/>
+                <w:sz w:val="19"/>
+              </w:rPr>
+              <w:t>(espaço para anotações da reunião)</w:t>
             </w:r>
           </w:p>
         </w:tc>
@@ -13074,7 +13298,7 @@
                 <w:color w:val="FFFFFF"/>
                 <w:sz w:val="22"/>
               </w:rPr>
-              <w:t>ART-12</w:t>
+              <w:t>ART-14</w:t>
             </w:r>
           </w:p>
         </w:tc>
@@ -13102,7 +13326,7 @@
                 <w:color w:val="7EC8E3"/>
                 <w:sz w:val="22"/>
               </w:rPr>
-              <w:t>Alojamento (Housing)</w:t>
+              <w:t>Necessidades Comportamentais (Behavioural needs)</w:t>
             </w:r>
           </w:p>
         </w:tc>
@@ -13146,7 +13370,7 @@
                 <w:color w:val="FFFFFF"/>
                 <w:sz w:val="18"/>
               </w:rPr>
-              <w:t>@regulamento — Housing  ·  Art.º 12.º do Regulamento 2023/0447  |  EN</w:t>
+              <w:t>@regulamento — Behavioural needs  ·  Art.º 14.º do Regulamento 2023/0447  |  EN</w:t>
             </w:r>
           </w:p>
         </w:tc>
@@ -13177,7 +13401,7 @@
                 <w:color w:val="222222"/>
                 <w:sz w:val="19"/>
               </w:rPr>
-              <w:t>1. Operators of breeding and selling establishments shall ensure that dogs or cats are provided with housing in accordance with point 2 of the annex I. Operators of shelters shall ensure that dogs or cats are provided with housing in accordance with point 2.2 of the annex I.</w:t>
+              <w:t>1. Operators shall ensure that measures are taken to meet the behavioural needs of dogs or cats in accordance with point 4 of Annex I.</w:t>
             </w:r>
           </w:p>
           <w:p>
@@ -13193,7 +13417,7 @@
                 <w:color w:val="222222"/>
                 <w:sz w:val="19"/>
               </w:rPr>
-              <w:t>2. Operators shall ensure that:</w:t>
+              <w:t>2. Operators shall not keep dogs or cats in areas restraining their natural movements, except in case of Article 12(3), second sub-paragraph, or for performing the following procedures or treatments:</w:t>
             </w:r>
           </w:p>
           <w:p>
@@ -13209,7 +13433,7 @@
                 <w:color w:val="222222"/>
                 <w:sz w:val="19"/>
               </w:rPr>
-              <w:t>a) the establishments where dogs or cats are kept and the equipment used therein are suitable for the types and the number of dogs or cats, and allow the necessary access to and a thorough inspection of all dogs or cats;</w:t>
+              <w:t>a) physical examinations;</w:t>
             </w:r>
           </w:p>
           <w:p>
@@ -13225,7 +13449,7 @@
                 <w:color w:val="222222"/>
                 <w:sz w:val="19"/>
               </w:rPr>
-              <w:t>b) all building components of the establishment, including the flooring, roof, and space divisions, as well as the equipment used for dogs or cats, are constructed and maintained properly, to ensure that they do not pose any risks to the welfare of the dogs or cats.</w:t>
+              <w:t>b) individual identification of dogs or cats and reading the identification information;</w:t>
             </w:r>
           </w:p>
           <w:p>
@@ -13241,7 +13465,7 @@
                 <w:color w:val="222222"/>
                 <w:sz w:val="19"/>
               </w:rPr>
-              <w:t>(ba) all building components of the establishment, including the flooring, and space divisions, as well as the equipment used for dogs or cats, are kept cleaned to ensure that they do not pose any risks to the welfare of the dogs or cats;</w:t>
+              <w:t>c) collection of samples and vaccinations;</w:t>
             </w:r>
           </w:p>
           <w:p>
@@ -13257,7 +13481,7 @@
                 <w:color w:val="222222"/>
                 <w:sz w:val="19"/>
               </w:rPr>
-              <w:t>c) in breeding and selling establishments where dogs or cats are kept indoors, dust, temperature, relative air humidity and gas concentrations are not harmful to dogs or cats and that ventilation is sufficient to avoid overheating;</w:t>
+              <w:t>d) procedures for grooming, hygienic, health or reproductive purposes other than mating;</w:t>
             </w:r>
           </w:p>
           <w:p>
@@ -13273,39 +13497,7 @@
                 <w:color w:val="222222"/>
                 <w:sz w:val="19"/>
               </w:rPr>
-              <w:t>d) dogs and cats have enough space to be able to move around freely and to express species-specific behaviour according to their needs with a possibility to withdraw and rest;</w:t>
-            </w:r>
-          </w:p>
-          <w:p>
-            <w:pPr>
-              <w:spacing w:after="0" w:before="20"/>
-              <w:ind w:right="80" w:left="360" w:hanging="280"/>
-            </w:pPr>
-            <w:r>
-              <w:rPr>
-                <w:rFonts w:ascii="Calibri" w:hAnsi="Calibri"/>
-                <w:b w:val="0"/>
-                <w:i w:val="0"/>
-                <w:color w:val="222222"/>
-                <w:sz w:val="19"/>
-              </w:rPr>
-              <w:t>(da) dogs or cats have clean, comfortable and dry resting places, sufficiently large and numerous to ensure that all of them can lie down and rest at the same time in a natural position;</w:t>
-            </w:r>
-          </w:p>
-          <w:p>
-            <w:pPr>
-              <w:spacing w:after="0" w:before="20"/>
-              <w:ind w:right="80" w:left="360" w:hanging="280"/>
-            </w:pPr>
-            <w:r>
-              <w:rPr>
-                <w:rFonts w:ascii="Calibri" w:hAnsi="Calibri"/>
-                <w:b w:val="0"/>
-                <w:i w:val="0"/>
-                <w:color w:val="222222"/>
-                <w:sz w:val="19"/>
-              </w:rPr>
-              <w:t>e) appropriate structures and measures are in place for dogs or cats kept outdoors to protect them from adverse climatic conditions, including to prevent thermal stress, sunburn and frostbite.</w:t>
+              <w:t>e) medical treatment, including surgical treatment or prescribed rehabilitation.</w:t>
             </w:r>
           </w:p>
           <w:p>
@@ -13321,7 +13513,7 @@
                 <w:color w:val="222222"/>
                 <w:sz w:val="19"/>
               </w:rPr>
-              <w:t>3. Operators shall not keep dogs or cats in containers.</w:t>
+              <w:t>3. Tethering for more than 1 hour shall be prohibited, except for the duration of a medical treatment or participation in shows, exhibitions and competitions of dogs and cats.</w:t>
             </w:r>
           </w:p>
           <w:p>
@@ -13337,7 +13529,7 @@
                 <w:color w:val="222222"/>
                 <w:sz w:val="19"/>
               </w:rPr>
-              <w:t>By way of derogation, containers may only be used for the transport, short term isolation of individual dogs or cats and during the participation in shows, exhibitions and competitions, for puppies or kittens with reduced thermoregulation capacity or puppies or kittens together with their mothers, provided that stress is minimised and suffering is avoided and the dogs and cats are able to stand and lie down in a natural position.</w:t>
+              <w:t>3a. Member States may grant derogations from paragraph 3 for dogs intended for use in military, police and customs services that are kept in breeding or selling establishments.</w:t>
             </w:r>
           </w:p>
           <w:p>
@@ -13353,7 +13545,7 @@
                 <w:color w:val="222222"/>
                 <w:sz w:val="19"/>
               </w:rPr>
-              <w:t>4. Operators shall not keep dogs older than 8 weeks exclusively indoors. Such dogs shall have daily access to an outdoor area, or be walked daily, to allow exercise, exploration and socialization. The duration of the daily access to an outdoor area or walk shall be minimum one hour in total. The operator may only derogate from these requirements based on written advice of a veterinarian.</w:t>
+              <w:t>4. Operators shall ensure that conditions are in place to allow dogs or cats to express social non-harmful behaviours, species-specific behaviours and the possibility to experience positive emotions.</w:t>
             </w:r>
           </w:p>
           <w:p>
@@ -13369,7 +13561,7 @@
                 <w:color w:val="222222"/>
                 <w:sz w:val="19"/>
               </w:rPr>
-              <w:t>5. When cats are kept in catteries, operators shall design and construct individual enclosures to allow cats to move around freely and to express their natural behaviour.</w:t>
+              <w:t>5. Operators shall ensure that dogs or cats can socialise in accordance with point 4 of Annex I. Operators of breeding establishments shall document their strategy for such socialisation.</w:t>
             </w:r>
           </w:p>
           <w:p>
@@ -13385,7 +13577,7 @@
                 <w:color w:val="222222"/>
                 <w:sz w:val="19"/>
               </w:rPr>
-              <w:t>6. Operators of breeding and selling establishments shall ensure that in indoor areas where dogs or cats are kept, an appropriate thermoneutral zone is maintained taking into account their coat type, age, size, breed, and health.</w:t>
+              <w:t>5a. The first subparagraph shall not apply to livestock guardian dogs kept in breeding establishments during the periods when such dogs are used for guarding or training purposes nor to herding dogs during seasonal transhumance.</w:t>
             </w:r>
           </w:p>
           <w:p>
@@ -13401,55 +13593,7 @@
                 <w:color w:val="222222"/>
                 <w:sz w:val="19"/>
               </w:rPr>
-              <w:t>6a. Operators of breeding and selling establishments shall use, where necessary, heating or cooling systems to maintain good air quality, an appropriate temperature in indoor enclosures at their establishments, and remove excessive moisture.</w:t>
-            </w:r>
-          </w:p>
-          <w:p>
-            <w:pPr>
-              <w:spacing w:after="0" w:before="140"/>
-              <w:ind w:right="80" w:left="80" w:firstLine="0"/>
-            </w:pPr>
-            <w:r>
-              <w:rPr>
-                <w:rFonts w:ascii="Calibri" w:hAnsi="Calibri"/>
-                <w:b w:val="0"/>
-                <w:i w:val="0"/>
-                <w:color w:val="222222"/>
-                <w:sz w:val="19"/>
-              </w:rPr>
-              <w:t>7. Operators shall ensure that dogs or cats are exposed to light, and are able to stay in the dark for sufficient and uninterrupted periods in order to maintain a normal circadian rhythm.</w:t>
-            </w:r>
-          </w:p>
-          <w:p>
-            <w:pPr>
-              <w:spacing w:after="0" w:before="140"/>
-              <w:ind w:right="80" w:left="80" w:firstLine="0"/>
-            </w:pPr>
-            <w:r>
-              <w:rPr>
-                <w:rFonts w:ascii="Calibri" w:hAnsi="Calibri"/>
-                <w:b w:val="0"/>
-                <w:i w:val="0"/>
-                <w:color w:val="222222"/>
-                <w:sz w:val="19"/>
-              </w:rPr>
-              <w:t>For the purposes of the first subparagraph, 'light' means natural light, complemented, where needed, due to the climatic conditions and geographic position of a Member State, by artificial light.</w:t>
-            </w:r>
-          </w:p>
-          <w:p>
-            <w:pPr>
-              <w:spacing w:after="0" w:before="140"/>
-              <w:ind w:right="80" w:left="80" w:firstLine="0"/>
-            </w:pPr>
-            <w:r>
-              <w:rPr>
-                <w:rFonts w:ascii="Calibri" w:hAnsi="Calibri"/>
-                <w:b w:val="0"/>
-                <w:i w:val="0"/>
-                <w:color w:val="222222"/>
-                <w:sz w:val="19"/>
-              </w:rPr>
-              <w:t>7a. Paragraphs 2(a), (b), (ba) (da) (e), 6, 6a and 7 shall not apply to livestock guardian dogs, nor to herding dogs, during the periods where such dogs are used for guarding or herding in the context of on foot seasonal transhumance.</w:t>
+              <w:t>6. Operators shall ensure that enrichment is provided and accessible to all dogs or cats, creating a stimulating environment, enabling species-specific behaviour and reducing their frustration.</w:t>
             </w:r>
           </w:p>
         </w:tc>
@@ -13493,7 +13637,7 @@
                 <w:color w:val="FFFFFF"/>
                 <w:sz w:val="18"/>
               </w:rPr>
-              <w:t>@regulamento — Tradução PT-PT  ·  Art.º 12.º do Regulamento 2023/0447</w:t>
+              <w:t>@regulamento — Tradução PT-PT  ·  Art.º 14.º do Regulamento 2023/0447</w:t>
             </w:r>
           </w:p>
         </w:tc>
@@ -13524,7 +13668,7 @@
                 <w:color w:val="222222"/>
                 <w:sz w:val="19"/>
               </w:rPr>
-              <w:t>1. Os operadores de estabelecimentos de criação e venda devem assegurar que os cães ou gatos dispõem de alojamento em conformidade com o ponto 2 do Anexo I. Os operadores de abrigos devem assegurar que os cães ou gatos dispõem de alojamento em conformidade com o ponto 2.2 do Anexo I.</w:t>
+              <w:t>1. Os operadores devem assegurar que medidas são tomadas para satisfazer as necessidades comportamentais de cães ou gatos em conformidade com o ponto 4 do Anexo I.</w:t>
             </w:r>
           </w:p>
           <w:p>
@@ -13540,7 +13684,7 @@
                 <w:color w:val="222222"/>
                 <w:sz w:val="19"/>
               </w:rPr>
-              <w:t>2. Os operadores devem assegurar que:</w:t>
+              <w:t>2. Os operadores não devem manter cães ou gatos em áreas que restringem os seus movimentos naturais, exceto no caso do artigo 12.º (parágrafo 3), segundo parágrafo, ou para realizar os seguintes procedimentos ou tratamentos:</w:t>
             </w:r>
           </w:p>
           <w:p>
@@ -13556,7 +13700,7 @@
                 <w:color w:val="222222"/>
                 <w:sz w:val="19"/>
               </w:rPr>
-              <w:t>a) os estabelecimentos onde os cães ou gatos são mantidos e o equipamento utilizado são adequados aos tipos e número de cães ou gatos, e permitem o acesso necessário e inspeção minuciosa de todos os cães ou gatos;</w:t>
+              <w:t>a) exames físicos;</w:t>
             </w:r>
           </w:p>
           <w:p>
@@ -13572,7 +13716,7 @@
                 <w:color w:val="222222"/>
                 <w:sz w:val="19"/>
               </w:rPr>
-              <w:t>b) todos os componentes de construção do estabelecimento, incluindo o pavimento, telhado e divisões de espaço, bem como o equipamento utilizado para cães ou gatos, são construídos e mantidos adequadamente, para assegurar que não apresentam riscos ao bem-estar dos cães ou gatos.</w:t>
+              <w:t>b) identificação individual de cães ou gatos e leitura da informação de identificação;</w:t>
             </w:r>
           </w:p>
           <w:p>
@@ -13588,7 +13732,7 @@
                 <w:color w:val="222222"/>
                 <w:sz w:val="19"/>
               </w:rPr>
-              <w:t>(ba) todos os componentes de construção do estabelecimento, incluindo o pavimento e divisões de espaço, bem como o equipamento utilizado para cães ou gatos, são mantidos limpos para assegurar que não apresentam riscos ao bem-estar dos cães ou gatos;</w:t>
+              <w:t>c) recolha de amostras e vacinações;</w:t>
             </w:r>
           </w:p>
           <w:p>
@@ -13604,7 +13748,7 @@
                 <w:color w:val="222222"/>
                 <w:sz w:val="19"/>
               </w:rPr>
-              <w:t>c) em estabelecimentos de criação e venda onde os cães ou gatos são mantidos no interior, pó, temperatura, humidade relativa do ar e concentrações de gases não são prejudiciais aos cães ou gatos e a ventilação é suficiente para evitar sobreaquecimento;</w:t>
+              <w:t>d) procedimentos de higiene, higiénicos, de saúde ou reprodutivos que não sejam acasalamento;</w:t>
             </w:r>
           </w:p>
           <w:p>
@@ -13620,39 +13764,7 @@
                 <w:color w:val="222222"/>
                 <w:sz w:val="19"/>
               </w:rPr>
-              <w:t>d) os cães e gatos têm espaço suficiente para se moverem livremente e expressar comportamento específico da espécie de acordo com as suas necessidades com possibilidade de se retirarem e descansarem;</w:t>
-            </w:r>
-          </w:p>
-          <w:p>
-            <w:pPr>
-              <w:spacing w:after="0" w:before="20"/>
-              <w:ind w:right="80" w:left="360" w:hanging="280"/>
-            </w:pPr>
-            <w:r>
-              <w:rPr>
-                <w:rFonts w:ascii="Calibri" w:hAnsi="Calibri"/>
-                <w:b w:val="0"/>
-                <w:i/>
-                <w:color w:val="222222"/>
-                <w:sz w:val="19"/>
-              </w:rPr>
-              <w:t>(da) os cães ou gatos têm lugares de repouso limpos, confortáveis e secos, suficientemente grandes e numerosos para assegurar que todos podem deitar-se e descansar ao mesmo tempo numa posição natural;</w:t>
-            </w:r>
-          </w:p>
-          <w:p>
-            <w:pPr>
-              <w:spacing w:after="0" w:before="20"/>
-              <w:ind w:right="80" w:left="360" w:hanging="280"/>
-            </w:pPr>
-            <w:r>
-              <w:rPr>
-                <w:rFonts w:ascii="Calibri" w:hAnsi="Calibri"/>
-                <w:b w:val="0"/>
-                <w:i/>
-                <w:color w:val="222222"/>
-                <w:sz w:val="19"/>
-              </w:rPr>
-              <w:t>e) estruturas e medidas apropriadas estão em vigor para cães ou gatos mantidos no exterior para os proteger de condições climáticas adversas, incluindo para evitar stress térmico, queimaduras solares e frieiras.</w:t>
+              <w:t>e) tratamento médico, incluindo tratamento cirúrgico ou reabilitação prescrita.</w:t>
             </w:r>
           </w:p>
           <w:p>
@@ -13668,7 +13780,7 @@
                 <w:color w:val="222222"/>
                 <w:sz w:val="19"/>
               </w:rPr>
-              <w:t>3. Os operadores não devem manter cães ou gatos em contentores.</w:t>
+              <w:t>3. O amarrar por mais de 1 hora é proibido, exceto durante a duração de um tratamento médico ou participação em espetáculos, exposições e competições de cães e gatos.</w:t>
             </w:r>
           </w:p>
           <w:p>
@@ -13684,7 +13796,7 @@
                 <w:color w:val="222222"/>
                 <w:sz w:val="19"/>
               </w:rPr>
-              <w:t>A título de derrogação, contentores podem ser usados apenas para transporte, isolamento a curto prazo de cães ou gatos individuais e durante participação em espetáculos, exposições e competições, para cachorros ou gatinhos com capacidade termorreguladora reduzida ou cachorros ou gatinhos juntamente com as suas mães, desde que o stress seja minimizado e o sofrimento seja evitado e os cães e gatos sejam capazes de se manter em pé e deitar-se numa posição natural.</w:t>
+              <w:t>3a. Os Estados-Membros podem conceder derrogações do parágrafo 3 para cães destinados a uso em serviços militares, policiais e aduaneiros que são mantidos em estabelecimentos de criação ou venda.</w:t>
             </w:r>
           </w:p>
           <w:p>
@@ -13700,7 +13812,7 @@
                 <w:color w:val="222222"/>
                 <w:sz w:val="19"/>
               </w:rPr>
-              <w:t>4. Os operadores não devem manter cães com mais de 8 semanas exclusivamente no interior. Tais cães devem ter acesso diário a uma área ao ar livre, ou ser passeados diariamente, para permitir exercício, exploração e socialização. A duração do acesso diário a uma área ao ar livre ou passeio deve ser mínimo uma hora no total. O operador pode apenas derrogar destes requisitos com base em aconselhamento escrito de um médico veterinário.</w:t>
+              <w:t>4. Os operadores devem assegurar que condições estão em vigor para permitir aos cães ou gatos expressar comportamentos sociais não prejudiciais, comportamentos específicos da espécie e a possibilidade de experimentar emoções positivas.</w:t>
             </w:r>
           </w:p>
           <w:p>
@@ -13716,7 +13828,7 @@
                 <w:color w:val="222222"/>
                 <w:sz w:val="19"/>
               </w:rPr>
-              <w:t>5. Quando gatos são mantidos em gatarias, os operadores devem desenhar e construir compartimentos individuais para permitir aos gatos mover-se livremente e expressar o seu comportamento natural.</w:t>
+              <w:t>5. Os operadores devem assegurar que os cães ou gatos podem socializar em conformidade com o ponto 4 do Anexo I. Os operadores de estabelecimentos de criação devem documentar a sua estratégia para tal socialização.</w:t>
             </w:r>
           </w:p>
           <w:p>
@@ -13732,7 +13844,7 @@
                 <w:color w:val="222222"/>
                 <w:sz w:val="19"/>
               </w:rPr>
-              <w:t>6. Os operadores de estabelecimentos de criação e venda devem assegurar que em áreas interiores onde os cães ou gatos são mantidos, uma zona termoneural apropriada é mantida levando em conta o seu tipo de pelagem, idade, tamanho, raça e saúde.</w:t>
+              <w:t>5a. O primeiro parágrafo não se aplica a cães guardiões de gado mantidos em estabelecimentos de criação durante os períodos em que tais cães são utilizados para guarda ou treino, nem a cães de pastoreio durante transumância sazonal.</w:t>
             </w:r>
           </w:p>
           <w:p>
@@ -13748,55 +13860,7 @@
                 <w:color w:val="222222"/>
                 <w:sz w:val="19"/>
               </w:rPr>
-              <w:t>6a. Os operadores de estabelecimentos de criação e venda devem usar, quando necessário, sistemas de aquecimento ou arrefecimento para manter boa qualidade do ar, uma temperatura apropriada em compartimentos interiores nos seus estabelecimentos, e remover humidade excessiva.</w:t>
-            </w:r>
-          </w:p>
-          <w:p>
-            <w:pPr>
-              <w:spacing w:after="0" w:before="140"/>
-              <w:ind w:right="80" w:left="80" w:firstLine="0"/>
-            </w:pPr>
-            <w:r>
-              <w:rPr>
-                <w:rFonts w:ascii="Calibri" w:hAnsi="Calibri"/>
-                <w:b w:val="0"/>
-                <w:i/>
-                <w:color w:val="222222"/>
-                <w:sz w:val="19"/>
-              </w:rPr>
-              <w:t>7. Os operadores devem assegurar que os cães ou gatos são expostos à luz, e são capazes de permanecer no escuro por períodos suficientes e ininterruptos para manter um ritmo circadiano normal.</w:t>
-            </w:r>
-          </w:p>
-          <w:p>
-            <w:pPr>
-              <w:spacing w:after="0" w:before="140"/>
-              <w:ind w:right="80" w:left="80" w:firstLine="0"/>
-            </w:pPr>
-            <w:r>
-              <w:rPr>
-                <w:rFonts w:ascii="Calibri" w:hAnsi="Calibri"/>
-                <w:b w:val="0"/>
-                <w:i/>
-                <w:color w:val="222222"/>
-                <w:sz w:val="19"/>
-              </w:rPr>
-              <w:t>Para efeitos do primeiro parágrafo, 'luz' significa luz natural, complementada, quando necessário, devido às condições climáticas e posição geográfica de um Estado-Membro, por luz artificial.</w:t>
-            </w:r>
-          </w:p>
-          <w:p>
-            <w:pPr>
-              <w:spacing w:after="0" w:before="140"/>
-              <w:ind w:right="80" w:left="80" w:firstLine="0"/>
-            </w:pPr>
-            <w:r>
-              <w:rPr>
-                <w:rFonts w:ascii="Calibri" w:hAnsi="Calibri"/>
-                <w:b w:val="0"/>
-                <w:i/>
-                <w:color w:val="222222"/>
-                <w:sz w:val="19"/>
-              </w:rPr>
-              <w:t>7a. Os parágrafos 2(a), (b), (ba) (da) (e), 6, 6a e 7 não se aplicam a cães guardiões de gado, nem a cães de pastoreio, durante os períodos em que tais cães são utilizados para guarda ou pastoreio no contexto de transumância sazonal a pé.</w:t>
+              <w:t>6. Os operadores devem assegurar que enriquecimento é fornecido e acessível a todos os cães ou gatos, criando um ambiente estimulante, permitindo comportamento específico da espécie e reduzindo a sua frustração.</w:t>
             </w:r>
           </w:p>
         </w:tc>
@@ -13929,7 +13993,7 @@
                 <w:color w:val="555555"/>
                 <w:sz w:val="16"/>
               </w:rPr>
-              <w:t>Arts. 7.º, 10.º, 11.º, 47-57 do RGBEAC (proposta, jun. 2025)</w:t>
+              <w:t>RGBEAC (proposta, jun. 2025) - Artigos 10, 12, 13, 14, 15</w:t>
             </w:r>
           </w:p>
           <w:p>
@@ -13940,49 +14004,49 @@
             <w:r>
               <w:rPr>
                 <w:rFonts w:ascii="Calibri" w:hAnsi="Calibri"/>
-                <w:b/>
-                <w:i w:val="0"/>
-                <w:color w:val="333333"/>
-                <w:sz w:val="18"/>
-              </w:rPr>
-              <w:t>Artigo 7.º - Princípios: Condições de detenção e alojamento salvaguardam bem-estar animal.</w:t>
-            </w:r>
-          </w:p>
-          <w:p>
-            <w:pPr>
-              <w:spacing w:after="0" w:before="200"/>
+                <w:b w:val="0"/>
+                <w:i w:val="0"/>
+                <w:color w:val="222222"/>
+                <w:sz w:val="19"/>
+              </w:rPr>
+              <w:t>Especificação clara: 'exercício físico e estímulo mental'.</w:t>
+            </w:r>
+          </w:p>
+          <w:p>
+            <w:pPr>
+              <w:spacing w:after="0" w:before="20"/>
               <w:ind w:right="80" w:left="80" w:firstLine="0"/>
             </w:pPr>
             <w:r>
               <w:rPr>
                 <w:rFonts w:ascii="Calibri" w:hAnsi="Calibri"/>
-                <w:b/>
-                <w:i w:val="0"/>
-                <w:color w:val="333333"/>
-                <w:sz w:val="18"/>
-              </w:rPr>
-              <w:t>Artigo 10.º - Obrigações especiais: Liberdade de movimento, proibição de contenção permanente, espaço adequado, enriquecimento ambiental e abrigo protetor.</w:t>
-            </w:r>
-          </w:p>
-          <w:p>
-            <w:pPr>
-              <w:spacing w:after="0" w:before="200"/>
+                <w:b w:val="0"/>
+                <w:i w:val="0"/>
+                <w:color w:val="222222"/>
+                <w:sz w:val="19"/>
+              </w:rPr>
+              <w:t>'Contato social adequado'.</w:t>
+            </w:r>
+          </w:p>
+          <w:p>
+            <w:pPr>
+              <w:spacing w:after="0" w:before="20"/>
               <w:ind w:right="80" w:left="80" w:firstLine="0"/>
             </w:pPr>
             <w:r>
               <w:rPr>
                 <w:rFonts w:ascii="Calibri" w:hAnsi="Calibri"/>
-                <w:b/>
-                <w:i w:val="0"/>
-                <w:color w:val="333333"/>
-                <w:sz w:val="18"/>
-              </w:rPr>
-              <w:t>Artigo 11.º - Obrigações especiais relativas ao alojamento doméstico.</w:t>
-            </w:r>
-          </w:p>
-          <w:p>
-            <w:pPr>
-              <w:spacing w:after="0" w:before="140"/>
+                <w:b w:val="0"/>
+                <w:i w:val="0"/>
+                <w:color w:val="222222"/>
+                <w:sz w:val="19"/>
+              </w:rPr>
+              <w:t>Métodos de 'reforço positivo' (OBRIGATÓRIO).</w:t>
+            </w:r>
+          </w:p>
+          <w:p>
+            <w:pPr>
+              <w:spacing w:after="0" w:before="20"/>
               <w:ind w:right="80" w:left="80" w:firstLine="0"/>
             </w:pPr>
             <w:r>
@@ -13993,7 +14057,23 @@
                 <w:color w:val="222222"/>
                 <w:sz w:val="19"/>
               </w:rPr>
-              <w:t>Artigos 47-57 - Regulação detalhada de alojamentos para hospedagem (estruturas, proteção, maneio, responsabilidades veterinárias).</w:t>
+              <w:t>Proibição explícita de 'métodos aversivos, punitivos ou violentos'.</w:t>
+            </w:r>
+          </w:p>
+          <w:p>
+            <w:pPr>
+              <w:spacing w:after="0" w:before="20"/>
+              <w:ind w:right="80" w:left="80" w:firstLine="0"/>
+            </w:pPr>
+            <w:r>
+              <w:rPr>
+                <w:rFonts w:ascii="Calibri" w:hAnsi="Calibri"/>
+                <w:b w:val="0"/>
+                <w:i w:val="0"/>
+                <w:color w:val="222222"/>
+                <w:sz w:val="19"/>
+              </w:rPr>
+              <w:t>Documentação obrigatória de estratégia de socialização (criadores).</w:t>
             </w:r>
           </w:p>
         </w:tc>
@@ -14022,7 +14102,7 @@
                 <w:color w:val="555555"/>
                 <w:sz w:val="16"/>
               </w:rPr>
-              <w:t>Arts. 3.º, 14.º, 18.º, 28.º do Código do Animal (DL 214/2013)</w:t>
+              <w:t>Arts. 5.º e 13.º do Código do Animal (DL 214/2013)</w:t>
             </w:r>
           </w:p>
           <w:p>
@@ -14038,7 +14118,7 @@
                 <w:color w:val="333333"/>
                 <w:sz w:val="18"/>
               </w:rPr>
-              <w:t>Artigo 3.º - Define 'Alojamento' como qualquer instalação, edifício ou local onde animais se encontram mantidos.</w:t>
+              <w:t>Artigo 5.º - Princípios que proíbem violência e maus-tratos, garantem bem-estar.</w:t>
             </w:r>
           </w:p>
           <w:p>
@@ -14054,39 +14134,23 @@
                 <w:color w:val="333333"/>
                 <w:sz w:val="18"/>
               </w:rPr>
-              <w:t>Artigo 14.º - A temperatura, ventilação, luminosidade e obscuridade devem ser adequadas ao conforto e bem-estar.</w:t>
-            </w:r>
-          </w:p>
-          <w:p>
-            <w:pPr>
-              <w:spacing w:after="0" w:before="200"/>
+              <w:t>Artigo 13.º - Espaço para exercício físico e expressão de comportamentos naturais.</w:t>
+            </w:r>
+          </w:p>
+          <w:p>
+            <w:pPr>
+              <w:spacing w:after="0" w:before="140"/>
               <w:ind w:right="80" w:left="80" w:firstLine="0"/>
             </w:pPr>
             <w:r>
               <w:rPr>
                 <w:rFonts w:ascii="Calibri" w:hAnsi="Calibri"/>
-                <w:b/>
-                <w:i w:val="0"/>
-                <w:color w:val="333333"/>
-                <w:sz w:val="18"/>
-              </w:rPr>
-              <w:t>Artigo 18.º - Alojamentos devem possuir instalações para armazenagem, lavagem, quarentena, enfermaria e higienização.</w:t>
-            </w:r>
-          </w:p>
-          <w:p>
-            <w:pPr>
-              <w:spacing w:after="0" w:before="200"/>
-              <w:ind w:right="80" w:left="80" w:firstLine="0"/>
-            </w:pPr>
-            <w:r>
-              <w:rPr>
-                <w:rFonts w:ascii="Calibri" w:hAnsi="Calibri"/>
-                <w:b/>
-                <w:i w:val="0"/>
-                <w:color w:val="333333"/>
-                <w:sz w:val="18"/>
-              </w:rPr>
-              <w:t>Artigo 28.º - Define separação por espécie e requisitos de estrutura para hospedagem.</w:t>
+                <w:b w:val="0"/>
+                <w:i w:val="0"/>
+                <w:color w:val="222222"/>
+                <w:sz w:val="19"/>
+              </w:rPr>
+              <w:t>Cobertura GENÉRICA: não especifica enriquecimento, socialização ou método de treino baseado em reforço positivo.</w:t>
             </w:r>
           </w:p>
         </w:tc>
@@ -14115,7 +14179,7 @@
                 <w:color w:val="555555"/>
                 <w:sz w:val="16"/>
               </w:rPr>
-              <w:t>Decreto-Lei n.º 276/2001 - Artigos 8.º e 15.º</w:t>
+              <w:t>Decreto-Lei n.º 276/2001 - Artigo 8.º</w:t>
             </w:r>
           </w:p>
           <w:p>
@@ -14131,7 +14195,7 @@
                 <w:color w:val="333333"/>
                 <w:sz w:val="18"/>
               </w:rPr>
-              <w:t>Artigo 8.º — 1 — Os animais devem dispor do espaço adequado às suas necessidades fisiológicas e etológicas, devendo o mesmo permitir: a) A prática de exercício físico adequado; b) A fuga e refúgio de animais sujeitos a agressão por parte de outros.</w:t>
+              <w:t>Artigo 8.º — 1 — Os animais devem dispor de um espaço adequado às suas necessidades fisiológicas e etológicas, devendo o mesmo permitir: a) A prática de exercício físico adequado; b) A fuga e refúgio de animais sujeitos a agressão por parte de outros.</w:t>
             </w:r>
           </w:p>
           <w:p>
@@ -14148,54 +14212,6 @@
                 <w:sz w:val="19"/>
               </w:rPr>
               <w:t>2 — Os animais devem poder dispor de esconderijos para salvaguarda das suas necessidades de proteção, sempre que o desejarem.</w:t>
-            </w:r>
-          </w:p>
-          <w:p>
-            <w:pPr>
-              <w:spacing w:after="0" w:before="20"/>
-              <w:ind w:right="80" w:left="80" w:firstLine="0"/>
-            </w:pPr>
-            <w:r>
-              <w:rPr>
-                <w:rFonts w:ascii="Calibri" w:hAnsi="Calibri"/>
-                <w:b w:val="0"/>
-                <w:i w:val="0"/>
-                <w:color w:val="222222"/>
-                <w:sz w:val="19"/>
-              </w:rPr>
-              <w:t>3 — As fêmeas em período de incubação, de gestação ou com crias devem ser alojadas de forma a assegurarem a sua função reprodutiva natural em situação de bem-estar.</w:t>
-            </w:r>
-          </w:p>
-          <w:p>
-            <w:pPr>
-              <w:spacing w:after="0" w:before="20"/>
-              <w:ind w:right="80" w:left="80" w:firstLine="0"/>
-            </w:pPr>
-            <w:r>
-              <w:rPr>
-                <w:rFonts w:ascii="Calibri" w:hAnsi="Calibri"/>
-                <w:b w:val="0"/>
-                <w:i w:val="0"/>
-                <w:color w:val="222222"/>
-                <w:sz w:val="19"/>
-              </w:rPr>
-              <w:t>4 — As estruturas físicas das instalações, todo o equipamento nelas introduzido e a vegetação não podem representar nenhum tipo de ameaça ao bem-estar dos animais.</w:t>
-            </w:r>
-          </w:p>
-          <w:p>
-            <w:pPr>
-              <w:spacing w:after="0" w:before="20"/>
-              <w:ind w:right="80" w:left="80" w:firstLine="0"/>
-            </w:pPr>
-            <w:r>
-              <w:rPr>
-                <w:rFonts w:ascii="Calibri" w:hAnsi="Calibri"/>
-                <w:b/>
-                <w:i w:val="0"/>
-                <w:color w:val="333333"/>
-                <w:sz w:val="18"/>
-              </w:rPr>
-              <w:t>Artigo 15.º — Os alojamentos devem assegurar que as espécies animais neles mantidas não possam causar quaisquer riscos para a saúde e para a segurança de pessoas, outros animais e bens.</w:t>
             </w:r>
           </w:p>
         </w:tc>
@@ -14239,7 +14255,7 @@
                 <w:color w:val="FFFFFF"/>
                 <w:sz w:val="18"/>
               </w:rPr>
-              <w:t>DIVERGÊNCIA FACE AO REGULAMENTO  ·  Necessidade de alteração: Sim - Portaria complementar com especificações técnicas</w:t>
+              <w:t>DIVERGÊNCIA FACE AO REGULAMENTO  ·  Necessidade de alteração: Sim - Regulamentação específica sobre métodos de treino</w:t>
             </w:r>
           </w:p>
         </w:tc>
@@ -14300,7 +14316,7 @@
                 <w:color w:val="222222"/>
                 <w:sz w:val="18"/>
               </w:rPr>
-              <w:t>PARCIAL - Não específico para condições técnicas de alojamento</w:t>
+              <w:t>PARCIAL - Legislação vigente oferece cobertura genérica</w:t>
             </w:r>
           </w:p>
         </w:tc>
@@ -14361,7 +14377,7 @@
                 <w:color w:val="222222"/>
                 <w:sz w:val="18"/>
               </w:rPr>
-              <w:t>SIM - COBERTURA COMPLETA (Arts. 3, 14, 18, 28)</w:t>
+              <w:t>PARCIAL - Genérico, sem especificações sobre socialização e enriquecimento</w:t>
             </w:r>
           </w:p>
         </w:tc>
@@ -14422,7 +14438,7 @@
                 <w:color w:val="222222"/>
                 <w:sz w:val="18"/>
               </w:rPr>
-              <w:t>SIM - COBERTURA EXPANDIDA (especifica detalhes técnicos)</w:t>
+              <w:t>SIM - COBERTURA SIGNIFICATIVAMENTE EXPANDIDA</w:t>
             </w:r>
           </w:p>
         </w:tc>
@@ -14483,7 +14499,7 @@
                 <w:color w:val="222222"/>
                 <w:sz w:val="18"/>
               </w:rPr>
-              <w:t>COBERTURA COMPLETA. Código do Animal e RGBEAC implementam requisitos do Artigo 12.º. Faltam especificações técnicas detalhadas (temperatura, ventilação, iluminação) — recomenda-se Portaria complementar.</w:t>
+              <w:t>Legislação portuguesa oferece cobertura genérica. RGBEAC (2025) oferece avanço substancial com obrigatoriedade de reforço positivo e documentação de estratégia de socialização. Falta ainda regulamentação pormenorizada.</w:t>
             </w:r>
           </w:p>
         </w:tc>
@@ -14557,7 +14573,7 @@
                 <w:color w:val="222222"/>
                 <w:sz w:val="19"/>
               </w:rPr>
-              <w:t>Princípios cobertos; faltam normas técnicas pormenorizadas</w:t>
+              <w:t>RGBEAC alinha melhor; implementação de reforço positivo obrigatório recomendada</w:t>
             </w:r>
           </w:p>
         </w:tc>
@@ -14623,7 +14639,7 @@
                 <w:color w:val="FFFFFF"/>
                 <w:sz w:val="22"/>
               </w:rPr>
-              <w:t>ART-14</w:t>
+              <w:t>ART-15</w:t>
             </w:r>
           </w:p>
         </w:tc>
@@ -14651,7 +14667,7 @@
                 <w:color w:val="7EC8E3"/>
                 <w:sz w:val="22"/>
               </w:rPr>
-              <w:t>Necessidades Comportamentais (Behavioural needs)</w:t>
+              <w:t>Práticas Dolorosas (Painful practices)</w:t>
             </w:r>
           </w:p>
         </w:tc>
@@ -14695,7 +14711,7 @@
                 <w:color w:val="FFFFFF"/>
                 <w:sz w:val="18"/>
               </w:rPr>
-              <w:t>@regulamento — Behavioural needs  ·  Art.º 14.º do Regulamento 2023/0447  |  EN</w:t>
+              <w:t>@regulamento — Painful practices  ·  Art.º 15.º do Regulamento 2023/0447  |  EN</w:t>
             </w:r>
           </w:p>
         </w:tc>
@@ -14726,7 +14742,7 @@
                 <w:color w:val="222222"/>
                 <w:sz w:val="19"/>
               </w:rPr>
-              <w:t>1. Operators shall ensure that measures are taken to meet the behavioural needs of dogs or cats in accordance with point 4 of Annex I.</w:t>
+              <w:t>1. Operators shall ensure that mutilations, including ear cropping, tail docking, claw removal or other partial or complete digit amputation, and resection of vocal cords or folds, are not performed unless upon medical indication, which may include prophylactic, with the sole purpose of preserving, improving the health of dogs or cats or preventing injury. In such case, the procedure shall only be performed under anaesthesia and prolonged analgesia and by a veterinarian.</w:t>
             </w:r>
           </w:p>
           <w:p>
@@ -14742,7 +14758,55 @@
                 <w:color w:val="222222"/>
                 <w:sz w:val="19"/>
               </w:rPr>
-              <w:t>2. Operators shall not keep dogs or cats in areas restraining their natural movements, except in case of Article 12(3), second sub-paragraph, or for performing the following procedures or treatments:</w:t>
+              <w:t>1a. The medical indication for the mutilation and the details of procedure carried out shall be documented by a veterinarian. This document shall be retained by the operator until the dog or cat, together with this document, is transferred to another establishment or owner. The operator of the establishment where the mutilation was performed shall retain a copy of the document for three years after the transfer of the dog or cat.</w:t>
+            </w:r>
+          </w:p>
+          <w:p>
+            <w:pPr>
+              <w:spacing w:after="0" w:before="140"/>
+              <w:ind w:right="80" w:left="80" w:firstLine="0"/>
+            </w:pPr>
+            <w:r>
+              <w:rPr>
+                <w:rFonts w:ascii="Calibri" w:hAnsi="Calibri"/>
+                <w:b w:val="0"/>
+                <w:i w:val="0"/>
+                <w:color w:val="222222"/>
+                <w:sz w:val="19"/>
+              </w:rPr>
+              <w:t>1b. By way of derogation from paragraph 1, Member States may allow ear cropping by notching or tipping cat ears in the context of marking stray cats when neutered under a trap-neuter-return programme.</w:t>
+            </w:r>
+          </w:p>
+          <w:p>
+            <w:pPr>
+              <w:spacing w:after="0" w:before="140"/>
+              <w:ind w:right="80" w:left="80" w:firstLine="0"/>
+            </w:pPr>
+            <w:r>
+              <w:rPr>
+                <w:rFonts w:ascii="Calibri" w:hAnsi="Calibri"/>
+                <w:b w:val="0"/>
+                <w:i w:val="0"/>
+                <w:color w:val="222222"/>
+                <w:sz w:val="19"/>
+              </w:rPr>
+              <w:t>2. Operators shall ensure that neutering is only performed under anaesthesia and prolonged analgesia and by a veterinarian. By way of derogation, Member States may allow that the neutering of male cats is performed by a licensed veterinary nurse.</w:t>
+            </w:r>
+          </w:p>
+          <w:p>
+            <w:pPr>
+              <w:spacing w:after="0" w:before="140"/>
+              <w:ind w:right="80" w:left="80" w:firstLine="0"/>
+            </w:pPr>
+            <w:r>
+              <w:rPr>
+                <w:rFonts w:ascii="Calibri" w:hAnsi="Calibri"/>
+                <w:b w:val="0"/>
+                <w:i w:val="0"/>
+                <w:color w:val="222222"/>
+                <w:sz w:val="19"/>
+              </w:rPr>
+              <w:t>3. Operators shall ensure that handling practices that cause pain or suffering are not performed, including:</w:t>
             </w:r>
           </w:p>
           <w:p>
@@ -14758,7 +14822,7 @@
                 <w:color w:val="222222"/>
                 <w:sz w:val="19"/>
               </w:rPr>
-              <w:t>a) physical examinations;</w:t>
+              <w:t>a) tying up body parts unless for medical reasons in which case the duration shall be limited to the minimum period necessary;</w:t>
             </w:r>
           </w:p>
           <w:p>
@@ -14774,7 +14838,7 @@
                 <w:color w:val="222222"/>
                 <w:sz w:val="19"/>
               </w:rPr>
-              <w:t>b) individual identification of dogs or cats and reading the identification information;</w:t>
+              <w:t>b) kicking, hitting, dragging, throwing, squeezing dogs or cats;</w:t>
             </w:r>
           </w:p>
           <w:p>
@@ -14790,7 +14854,7 @@
                 <w:color w:val="222222"/>
                 <w:sz w:val="19"/>
               </w:rPr>
-              <w:t>c) collection of samples and vaccinations;</w:t>
+              <w:t>c) applying electric current to dogs or cats unless performed for medical reasons;</w:t>
             </w:r>
           </w:p>
           <w:p>
@@ -14806,7 +14870,7 @@
                 <w:color w:val="222222"/>
                 <w:sz w:val="19"/>
               </w:rPr>
-              <w:t>d) procedures for grooming, hygienic, health or reproductive purposes other than mating;</w:t>
+              <w:t>d) using of muzzles, unless required for medical reasons, animal or human safety reasons, in which case the duration shall be limited to the minimum period necessary and the dog or cat shall be supervised.</w:t>
             </w:r>
           </w:p>
           <w:p>
@@ -14822,7 +14886,39 @@
                 <w:color w:val="222222"/>
                 <w:sz w:val="19"/>
               </w:rPr>
-              <w:t>e) medical treatment, including surgical treatment or prescribed rehabilitation.</w:t>
+              <w:t>(da) using prong collars;</w:t>
+            </w:r>
+          </w:p>
+          <w:p>
+            <w:pPr>
+              <w:spacing w:after="0" w:before="20"/>
+              <w:ind w:right="80" w:left="360" w:hanging="280"/>
+            </w:pPr>
+            <w:r>
+              <w:rPr>
+                <w:rFonts w:ascii="Calibri" w:hAnsi="Calibri"/>
+                <w:b w:val="0"/>
+                <w:i w:val="0"/>
+                <w:color w:val="222222"/>
+                <w:sz w:val="19"/>
+              </w:rPr>
+              <w:t>(db) using choke collars without safety stop;</w:t>
+            </w:r>
+          </w:p>
+          <w:p>
+            <w:pPr>
+              <w:spacing w:after="0" w:before="20"/>
+              <w:ind w:right="80" w:left="360" w:hanging="280"/>
+            </w:pPr>
+            <w:r>
+              <w:rPr>
+                <w:rFonts w:ascii="Calibri" w:hAnsi="Calibri"/>
+                <w:b w:val="0"/>
+                <w:i w:val="0"/>
+                <w:color w:val="222222"/>
+                <w:sz w:val="19"/>
+              </w:rPr>
+              <w:t>e) lifting dogs or cats by the limbs, head, ears, tail or hair, or lifting adult dogs or cats by the skin.</w:t>
             </w:r>
           </w:p>
           <w:p>
@@ -14838,87 +14934,7 @@
                 <w:color w:val="222222"/>
                 <w:sz w:val="19"/>
               </w:rPr>
-              <w:t>3. Tethering for more than 1 hour shall be prohibited, except for the duration of a medical treatment or participation in shows, exhibitions and competitions of dogs and cats.</w:t>
-            </w:r>
-          </w:p>
-          <w:p>
-            <w:pPr>
-              <w:spacing w:after="0" w:before="140"/>
-              <w:ind w:right="80" w:left="80" w:firstLine="0"/>
-            </w:pPr>
-            <w:r>
-              <w:rPr>
-                <w:rFonts w:ascii="Calibri" w:hAnsi="Calibri"/>
-                <w:b w:val="0"/>
-                <w:i w:val="0"/>
-                <w:color w:val="222222"/>
-                <w:sz w:val="19"/>
-              </w:rPr>
-              <w:t>3a. Member States may grant derogations from paragraph 3 for dogs intended for use in military, police and customs services that are kept in breeding or selling establishments.</w:t>
-            </w:r>
-          </w:p>
-          <w:p>
-            <w:pPr>
-              <w:spacing w:after="0" w:before="140"/>
-              <w:ind w:right="80" w:left="80" w:firstLine="0"/>
-            </w:pPr>
-            <w:r>
-              <w:rPr>
-                <w:rFonts w:ascii="Calibri" w:hAnsi="Calibri"/>
-                <w:b w:val="0"/>
-                <w:i w:val="0"/>
-                <w:color w:val="222222"/>
-                <w:sz w:val="19"/>
-              </w:rPr>
-              <w:t>4. Operators shall ensure that conditions are in place to allow dogs or cats to express social non-harmful behaviours, species-specific behaviours and the possibility to experience positive emotions.</w:t>
-            </w:r>
-          </w:p>
-          <w:p>
-            <w:pPr>
-              <w:spacing w:after="0" w:before="140"/>
-              <w:ind w:right="80" w:left="80" w:firstLine="0"/>
-            </w:pPr>
-            <w:r>
-              <w:rPr>
-                <w:rFonts w:ascii="Calibri" w:hAnsi="Calibri"/>
-                <w:b w:val="0"/>
-                <w:i w:val="0"/>
-                <w:color w:val="222222"/>
-                <w:sz w:val="19"/>
-              </w:rPr>
-              <w:t>5. Operators shall ensure that dogs or cats can socialise in accordance with point 4 of Annex I. Operators of breeding establishments shall document their strategy for such socialisation.</w:t>
-            </w:r>
-          </w:p>
-          <w:p>
-            <w:pPr>
-              <w:spacing w:after="0" w:before="140"/>
-              <w:ind w:right="80" w:left="80" w:firstLine="0"/>
-            </w:pPr>
-            <w:r>
-              <w:rPr>
-                <w:rFonts w:ascii="Calibri" w:hAnsi="Calibri"/>
-                <w:b w:val="0"/>
-                <w:i w:val="0"/>
-                <w:color w:val="222222"/>
-                <w:sz w:val="19"/>
-              </w:rPr>
-              <w:t>5a. The first subparagraph shall not apply to livestock guardian dogs kept in breeding establishments during the periods when such dogs are used for guarding or training purposes nor to herding dogs during seasonal transhumance.</w:t>
-            </w:r>
-          </w:p>
-          <w:p>
-            <w:pPr>
-              <w:spacing w:after="0" w:before="140"/>
-              <w:ind w:right="80" w:left="80" w:firstLine="0"/>
-            </w:pPr>
-            <w:r>
-              <w:rPr>
-                <w:rFonts w:ascii="Calibri" w:hAnsi="Calibri"/>
-                <w:b w:val="0"/>
-                <w:i w:val="0"/>
-                <w:color w:val="222222"/>
-                <w:sz w:val="19"/>
-              </w:rPr>
-              <w:t>6. Operators shall ensure that enrichment is provided and accessible to all dogs or cats, creating a stimulating environment, enabling species-specific behaviour and reducing their frustration.</w:t>
+              <w:t>4. Member States may grant derogations from paragraph 3 for dogs intended for use in military, police or customs services.</w:t>
             </w:r>
           </w:p>
         </w:tc>
@@ -14962,7 +14978,7 @@
                 <w:color w:val="FFFFFF"/>
                 <w:sz w:val="18"/>
               </w:rPr>
-              <w:t>@regulamento — Tradução PT-PT  ·  Art.º 14.º do Regulamento 2023/0447</w:t>
+              <w:t>@regulamento — Tradução PT-PT  ·  Art.º 15.º do Regulamento 2023/0447</w:t>
             </w:r>
           </w:p>
         </w:tc>
@@ -14993,7 +15009,7 @@
                 <w:color w:val="222222"/>
                 <w:sz w:val="19"/>
               </w:rPr>
-              <w:t>1. Os operadores devem assegurar que medidas são tomadas para satisfazer as necessidades comportamentais de cães ou gatos em conformidade com o ponto 4 do Anexo I.</w:t>
+              <w:t>1. Os operadores devem assegurar que mutilações, incluindo corte de orelhas, corte de cauda, remoção de garras ou amputação parcial ou completa de dígitos, e ressecção de cordas vocais ou pregas, não são realizadas a menos que por indicação médica, que pode incluir profilática, com o único propósito de preservar, melhorar a saúde de cães ou gatos ou prevenir ferimentos. Nesse caso, o procedimento deve ser realizado apenas sob anestesia e analgesia prolongada e por um médico veterinário.</w:t>
             </w:r>
           </w:p>
           <w:p>
@@ -15009,7 +15025,55 @@
                 <w:color w:val="222222"/>
                 <w:sz w:val="19"/>
               </w:rPr>
-              <w:t>2. Os operadores não devem manter cães ou gatos em áreas que restringem os seus movimentos naturais, exceto no caso do artigo 12.º (parágrafo 3), segundo parágrafo, ou para realizar os seguintes procedimentos ou tratamentos:</w:t>
+              <w:t>1a. A indicação médica para a mutilação e os detalhes do procedimento realizado devem ser documentados por um médico veterinário. Este documento deve ser retido pelo operador até que o cão ou gato, juntamente com este documento, seja transferido para outro estabelecimento ou proprietário. O operador do estabelecimento onde a mutilação foi realizada deve reter uma cópia do documento durante três anos após a transferência do cão ou gato.</w:t>
+            </w:r>
+          </w:p>
+          <w:p>
+            <w:pPr>
+              <w:spacing w:after="0" w:before="140"/>
+              <w:ind w:right="80" w:left="80" w:firstLine="0"/>
+            </w:pPr>
+            <w:r>
+              <w:rPr>
+                <w:rFonts w:ascii="Calibri" w:hAnsi="Calibri"/>
+                <w:b w:val="0"/>
+                <w:i/>
+                <w:color w:val="222222"/>
+                <w:sz w:val="19"/>
+              </w:rPr>
+              <w:t>1b. A título de derrogação do parágrafo 1, os Estados-Membros podem permitir o corte de orelhas por entalhe ou ponta das orelhas de gatos no contexto de marcação de gatos vadios quando esterilizados sob um programa de captura-esterilização-libertação.</w:t>
+            </w:r>
+          </w:p>
+          <w:p>
+            <w:pPr>
+              <w:spacing w:after="0" w:before="140"/>
+              <w:ind w:right="80" w:left="80" w:firstLine="0"/>
+            </w:pPr>
+            <w:r>
+              <w:rPr>
+                <w:rFonts w:ascii="Calibri" w:hAnsi="Calibri"/>
+                <w:b w:val="0"/>
+                <w:i/>
+                <w:color w:val="222222"/>
+                <w:sz w:val="19"/>
+              </w:rPr>
+              <w:t>2. Os operadores devem assegurar que a esterilização é realizada apenas sob anestesia e analgesia prolongada e por um médico veterinário. A título de derrogação, os Estados-Membros podem permitir que a esterilização de gatos machos seja realizada por um enfermeiro veterinário licenciado.</w:t>
+            </w:r>
+          </w:p>
+          <w:p>
+            <w:pPr>
+              <w:spacing w:after="0" w:before="140"/>
+              <w:ind w:right="80" w:left="80" w:firstLine="0"/>
+            </w:pPr>
+            <w:r>
+              <w:rPr>
+                <w:rFonts w:ascii="Calibri" w:hAnsi="Calibri"/>
+                <w:b w:val="0"/>
+                <w:i/>
+                <w:color w:val="222222"/>
+                <w:sz w:val="19"/>
+              </w:rPr>
+              <w:t>3. Os operadores devem assegurar que práticas de manipulação que causam dor ou sofrimento não são realizadas, incluindo:</w:t>
             </w:r>
           </w:p>
           <w:p>
@@ -15025,7 +15089,7 @@
                 <w:color w:val="222222"/>
                 <w:sz w:val="19"/>
               </w:rPr>
-              <w:t>a) exames físicos;</w:t>
+              <w:t>a) amarrar partes do corpo a menos que por razões médicas em cujo caso a duração deve ser limitada ao período mínimo necessário;</w:t>
             </w:r>
           </w:p>
           <w:p>
@@ -15041,7 +15105,7 @@
                 <w:color w:val="222222"/>
                 <w:sz w:val="19"/>
               </w:rPr>
-              <w:t>b) identificação individual de cães ou gatos e leitura da informação de identificação;</w:t>
+              <w:t>b) chutar, bater, arrastar, atirar, apertar cães ou gatos;</w:t>
             </w:r>
           </w:p>
           <w:p>
@@ -15057,7 +15121,7 @@
                 <w:color w:val="222222"/>
                 <w:sz w:val="19"/>
               </w:rPr>
-              <w:t>c) recolha de amostras e vacinações;</w:t>
+              <w:t>c) aplicar corrente elétrica a cães ou gatos a menos que realizado por razões médicas;</w:t>
             </w:r>
           </w:p>
           <w:p>
@@ -15073,7 +15137,7 @@
                 <w:color w:val="222222"/>
                 <w:sz w:val="19"/>
               </w:rPr>
-              <w:t>d) procedimentos de higiene, higiénicos, de saúde ou reprodutivos que não sejam acasalamento;</w:t>
+              <w:t>d) uso de focinheiras, a menos que necessário por razões médicas, segurança animal ou humana, em cujo caso a duração deve ser limitada ao período mínimo necessário e o cão ou gato deve ser supervisionado.</w:t>
             </w:r>
           </w:p>
           <w:p>
@@ -15089,7 +15153,39 @@
                 <w:color w:val="222222"/>
                 <w:sz w:val="19"/>
               </w:rPr>
-              <w:t>e) tratamento médico, incluindo tratamento cirúrgico ou reabilitação prescrita.</w:t>
+              <w:t>(da) uso de colares de espinhos;</w:t>
+            </w:r>
+          </w:p>
+          <w:p>
+            <w:pPr>
+              <w:spacing w:after="0" w:before="20"/>
+              <w:ind w:right="80" w:left="360" w:hanging="280"/>
+            </w:pPr>
+            <w:r>
+              <w:rPr>
+                <w:rFonts w:ascii="Calibri" w:hAnsi="Calibri"/>
+                <w:b w:val="0"/>
+                <w:i/>
+                <w:color w:val="222222"/>
+                <w:sz w:val="19"/>
+              </w:rPr>
+              <w:t>(db) uso de colares de estrangulamento sem paragem de segurança;</w:t>
+            </w:r>
+          </w:p>
+          <w:p>
+            <w:pPr>
+              <w:spacing w:after="0" w:before="20"/>
+              <w:ind w:right="80" w:left="360" w:hanging="280"/>
+            </w:pPr>
+            <w:r>
+              <w:rPr>
+                <w:rFonts w:ascii="Calibri" w:hAnsi="Calibri"/>
+                <w:b w:val="0"/>
+                <w:i/>
+                <w:color w:val="222222"/>
+                <w:sz w:val="19"/>
+              </w:rPr>
+              <w:t>e) levantar cães ou gatos pelas extremidades, cabeça, orelhas, cauda ou pêlo, ou levantar cães ou gatos adultos pela pele.</w:t>
             </w:r>
           </w:p>
           <w:p>
@@ -15105,87 +15201,7 @@
                 <w:color w:val="222222"/>
                 <w:sz w:val="19"/>
               </w:rPr>
-              <w:t>3. O amarrar por mais de 1 hora é proibido, exceto durante a duração de um tratamento médico ou participação em espetáculos, exposições e competições de cães e gatos.</w:t>
-            </w:r>
-          </w:p>
-          <w:p>
-            <w:pPr>
-              <w:spacing w:after="0" w:before="140"/>
-              <w:ind w:right="80" w:left="80" w:firstLine="0"/>
-            </w:pPr>
-            <w:r>
-              <w:rPr>
-                <w:rFonts w:ascii="Calibri" w:hAnsi="Calibri"/>
-                <w:b w:val="0"/>
-                <w:i/>
-                <w:color w:val="222222"/>
-                <w:sz w:val="19"/>
-              </w:rPr>
-              <w:t>3a. Os Estados-Membros podem conceder derrogações do parágrafo 3 para cães destinados a uso em serviços militares, policiais e aduaneiros que são mantidos em estabelecimentos de criação ou venda.</w:t>
-            </w:r>
-          </w:p>
-          <w:p>
-            <w:pPr>
-              <w:spacing w:after="0" w:before="140"/>
-              <w:ind w:right="80" w:left="80" w:firstLine="0"/>
-            </w:pPr>
-            <w:r>
-              <w:rPr>
-                <w:rFonts w:ascii="Calibri" w:hAnsi="Calibri"/>
-                <w:b w:val="0"/>
-                <w:i/>
-                <w:color w:val="222222"/>
-                <w:sz w:val="19"/>
-              </w:rPr>
-              <w:t>4. Os operadores devem assegurar que condições estão em vigor para permitir aos cães ou gatos expressar comportamentos sociais não prejudiciais, comportamentos específicos da espécie e a possibilidade de experimentar emoções positivas.</w:t>
-            </w:r>
-          </w:p>
-          <w:p>
-            <w:pPr>
-              <w:spacing w:after="0" w:before="140"/>
-              <w:ind w:right="80" w:left="80" w:firstLine="0"/>
-            </w:pPr>
-            <w:r>
-              <w:rPr>
-                <w:rFonts w:ascii="Calibri" w:hAnsi="Calibri"/>
-                <w:b w:val="0"/>
-                <w:i/>
-                <w:color w:val="222222"/>
-                <w:sz w:val="19"/>
-              </w:rPr>
-              <w:t>5. Os operadores devem assegurar que os cães ou gatos podem socializar em conformidade com o ponto 4 do Anexo I. Os operadores de estabelecimentos de criação devem documentar a sua estratégia para tal socialização.</w:t>
-            </w:r>
-          </w:p>
-          <w:p>
-            <w:pPr>
-              <w:spacing w:after="0" w:before="140"/>
-              <w:ind w:right="80" w:left="80" w:firstLine="0"/>
-            </w:pPr>
-            <w:r>
-              <w:rPr>
-                <w:rFonts w:ascii="Calibri" w:hAnsi="Calibri"/>
-                <w:b w:val="0"/>
-                <w:i/>
-                <w:color w:val="222222"/>
-                <w:sz w:val="19"/>
-              </w:rPr>
-              <w:t>5a. O primeiro parágrafo não se aplica a cães guardiões de gado mantidos em estabelecimentos de criação durante os períodos em que tais cães são utilizados para guarda ou treino, nem a cães de pastoreio durante transumância sazonal.</w:t>
-            </w:r>
-          </w:p>
-          <w:p>
-            <w:pPr>
-              <w:spacing w:after="0" w:before="140"/>
-              <w:ind w:right="80" w:left="80" w:firstLine="0"/>
-            </w:pPr>
-            <w:r>
-              <w:rPr>
-                <w:rFonts w:ascii="Calibri" w:hAnsi="Calibri"/>
-                <w:b w:val="0"/>
-                <w:i/>
-                <w:color w:val="222222"/>
-                <w:sz w:val="19"/>
-              </w:rPr>
-              <w:t>6. Os operadores devem assegurar que enriquecimento é fornecido e acessível a todos os cães ou gatos, criando um ambiente estimulante, permitindo comportamento específico da espécie e reduzindo a sua frustração.</w:t>
+              <w:t>4. Os Estados-Membros podem conceder derrogações do parágrafo 3 para cães destinados a uso em serviços militares, policiais ou aduaneiros.</w:t>
             </w:r>
           </w:p>
         </w:tc>
@@ -15318,7 +15334,7 @@
                 <w:color w:val="555555"/>
                 <w:sz w:val="16"/>
               </w:rPr>
-              <w:t>RGBEAC (proposta, jun. 2025) - Artigos 10, 12, 13, 14, 15</w:t>
+              <w:t>RGBEAC (proposta, jun. 2025) - Artigo 12.º</w:t>
             </w:r>
           </w:p>
           <w:p>
@@ -15334,7 +15350,7 @@
                 <w:color w:val="222222"/>
                 <w:sz w:val="19"/>
               </w:rPr>
-              <w:t>Especificação clara: 'exercício físico e estímulo mental'.</w:t>
+              <w:t>Lista idêntica de mutilações proibidas ao Código.</w:t>
             </w:r>
           </w:p>
           <w:p>
@@ -15350,7 +15366,7 @@
                 <w:color w:val="222222"/>
                 <w:sz w:val="19"/>
               </w:rPr>
-              <w:t>'Contato social adequado'.</w:t>
+              <w:t>Referência a 'boas práticas internacionais' (alinhamento com Reg. 2023/0447).</w:t>
             </w:r>
           </w:p>
           <w:p>
@@ -15366,7 +15382,7 @@
                 <w:color w:val="222222"/>
                 <w:sz w:val="19"/>
               </w:rPr>
-              <w:t>Métodos de 'reforço positivo' (OBRIGATÓRIO).</w:t>
+              <w:t>Alargamento: 'qualquer amputação sem razão médica veterinária'.</w:t>
             </w:r>
           </w:p>
           <w:p>
@@ -15382,7 +15398,7 @@
                 <w:color w:val="222222"/>
                 <w:sz w:val="19"/>
               </w:rPr>
-              <w:t>Proibição explícita de 'métodos aversivos, punitivos ou violentos'.</w:t>
+              <w:t>Ênfase em anestesia e analgesia prolongada.</w:t>
             </w:r>
           </w:p>
           <w:p>
@@ -15398,7 +15414,7 @@
                 <w:color w:val="222222"/>
                 <w:sz w:val="19"/>
               </w:rPr>
-              <w:t>Documentação obrigatória de estratégia de socialização (criadores).</w:t>
+              <w:t>Documentação obrigatória de indicação médica.</w:t>
             </w:r>
           </w:p>
         </w:tc>
@@ -15427,7 +15443,7 @@
                 <w:color w:val="555555"/>
                 <w:sz w:val="16"/>
               </w:rPr>
-              <w:t>Arts. 5.º e 13.º do Código do Animal (DL 214/2013)</w:t>
+              <w:t>Arts. 51.º e 52.º do Código do Animal (DL 214/2013)</w:t>
             </w:r>
           </w:p>
           <w:p>
@@ -15443,7 +15459,7 @@
                 <w:color w:val="333333"/>
                 <w:sz w:val="18"/>
               </w:rPr>
-              <w:t>Artigo 5.º - Princípios que proíbem violência e maus-tratos, garantem bem-estar.</w:t>
+              <w:t>Artigo 51.º - Intervenções cirúrgicas exclusivamente por médico veterinário.</w:t>
             </w:r>
           </w:p>
           <w:p>
@@ -15459,12 +15475,12 @@
                 <w:color w:val="333333"/>
                 <w:sz w:val="18"/>
               </w:rPr>
-              <w:t>Artigo 13.º - Espaço para exercício físico e expressão de comportamentos naturais.</w:t>
-            </w:r>
-          </w:p>
-          <w:p>
-            <w:pPr>
-              <w:spacing w:after="0" w:before="140"/>
+              <w:t>Artigo 52.º - Proibição específica de mutilações:</w:t>
+            </w:r>
+          </w:p>
+          <w:p>
+            <w:pPr>
+              <w:spacing w:after="0" w:before="20"/>
               <w:ind w:right="80" w:left="80" w:firstLine="0"/>
             </w:pPr>
             <w:r>
@@ -15475,7 +15491,71 @@
                 <w:color w:val="222222"/>
                 <w:sz w:val="19"/>
               </w:rPr>
-              <w:t>Cobertura GENÉRICA: não especifica enriquecimento, socialização ou método de treino baseado em reforço positivo.</w:t>
+              <w:t>- Corte de orelhas (exceto fins medicinais)</w:t>
+            </w:r>
+          </w:p>
+          <w:p>
+            <w:pPr>
+              <w:spacing w:after="0" w:before="20"/>
+              <w:ind w:right="80" w:left="80" w:firstLine="0"/>
+            </w:pPr>
+            <w:r>
+              <w:rPr>
+                <w:rFonts w:ascii="Calibri" w:hAnsi="Calibri"/>
+                <w:b w:val="0"/>
+                <w:i w:val="0"/>
+                <w:color w:val="222222"/>
+                <w:sz w:val="19"/>
+              </w:rPr>
+              <w:t>- Corte de cauda (revogado em 2015)</w:t>
+            </w:r>
+          </w:p>
+          <w:p>
+            <w:pPr>
+              <w:spacing w:after="0" w:before="20"/>
+              <w:ind w:right="80" w:left="80" w:firstLine="0"/>
+            </w:pPr>
+            <w:r>
+              <w:rPr>
+                <w:rFonts w:ascii="Calibri" w:hAnsi="Calibri"/>
+                <w:b w:val="0"/>
+                <w:i w:val="0"/>
+                <w:color w:val="222222"/>
+                <w:sz w:val="19"/>
+              </w:rPr>
+              <w:t>- Ressecção de cordas vocais</w:t>
+            </w:r>
+          </w:p>
+          <w:p>
+            <w:pPr>
+              <w:spacing w:after="0" w:before="20"/>
+              <w:ind w:right="80" w:left="80" w:firstLine="0"/>
+            </w:pPr>
+            <w:r>
+              <w:rPr>
+                <w:rFonts w:ascii="Calibri" w:hAnsi="Calibri"/>
+                <w:b w:val="0"/>
+                <w:i w:val="0"/>
+                <w:color w:val="222222"/>
+                <w:sz w:val="19"/>
+              </w:rPr>
+              <w:t>- Remoção de unhas/dentes</w:t>
+            </w:r>
+          </w:p>
+          <w:p>
+            <w:pPr>
+              <w:spacing w:after="0" w:before="20"/>
+              <w:ind w:right="80" w:left="80" w:firstLine="0"/>
+            </w:pPr>
+            <w:r>
+              <w:rPr>
+                <w:rFonts w:ascii="Calibri" w:hAnsi="Calibri"/>
+                <w:b w:val="0"/>
+                <w:i w:val="0"/>
+                <w:color w:val="222222"/>
+                <w:sz w:val="19"/>
+              </w:rPr>
+              <w:t>- Exceções: reprodução e interesse do animal (com documentação)</w:t>
             </w:r>
           </w:p>
         </w:tc>
@@ -15504,7 +15584,7 @@
                 <w:color w:val="555555"/>
                 <w:sz w:val="16"/>
               </w:rPr>
-              <w:t>Decreto-Lei n.º 276/2001 - Artigo 8.º</w:t>
+              <w:t>Decreto-Lei n.º 276/2001 - Artigo 18.º</w:t>
             </w:r>
           </w:p>
           <w:p>
@@ -15520,7 +15600,7 @@
                 <w:color w:val="333333"/>
                 <w:sz w:val="18"/>
               </w:rPr>
-              <w:t>Artigo 8.º — 1 — Os animais devem dispor de um espaço adequado às suas necessidades fisiológicas e etológicas, devendo o mesmo permitir: a) A prática de exercício físico adequado; b) A fuga e refúgio de animais sujeitos a agressão por parte de outros.</w:t>
+              <w:t>Artigo 18.º — 1 — Os detentores de animais de companhia que os apresentem com quaisquer amputações que modifiquem a aparência dos animais ou com fins não curativos devem possuir documento comprovativo, passado pelo médico veterinário que a elas procedeu, da necessidade dessa amputação.</w:t>
             </w:r>
           </w:p>
           <w:p>
@@ -15536,7 +15616,7 @@
                 <w:color w:val="222222"/>
                 <w:sz w:val="19"/>
               </w:rPr>
-              <w:t>2 — Os animais devem poder dispor de esconderijos para salvaguarda das suas necessidades de proteção, sempre que o desejarem.</w:t>
+              <w:t>2 — O documento referido no número anterior deve ter a forma de um atestado, do qual constem a identificação do médico veterinário, o número da cédula profissional e a sua assinatura.</w:t>
             </w:r>
           </w:p>
         </w:tc>
@@ -15580,7 +15660,7 @@
                 <w:color w:val="FFFFFF"/>
                 <w:sz w:val="18"/>
               </w:rPr>
-              <w:t>DIVERGÊNCIA FACE AO REGULAMENTO  ·  Necessidade de alteração: Sim - Regulamentação específica sobre métodos de treino</w:t>
+              <w:t>DIVERGÊNCIA FACE AO REGULAMENTO  ·  Necessidade de alteração: Não</w:t>
             </w:r>
           </w:p>
         </w:tc>
@@ -15641,7 +15721,7 @@
                 <w:color w:val="222222"/>
                 <w:sz w:val="18"/>
               </w:rPr>
-              <w:t>PARCIAL - Legislação vigente oferece cobertura genérica</w:t>
+              <w:t>SIM - DL 276/2001 cobre amputações documentadas</w:t>
             </w:r>
           </w:p>
         </w:tc>
@@ -15702,7 +15782,7 @@
                 <w:color w:val="222222"/>
                 <w:sz w:val="18"/>
               </w:rPr>
-              <w:t>PARCIAL - Genérico, sem especificações sobre socialização e enriquecimento</w:t>
+              <w:t>SIM - COBERTURA COMPLETA (Arts. 51-52)</w:t>
             </w:r>
           </w:p>
         </w:tc>
@@ -15763,7 +15843,7 @@
                 <w:color w:val="222222"/>
                 <w:sz w:val="18"/>
               </w:rPr>
-              <w:t>SIM - COBERTURA SIGNIFICATIVAMENTE EXPANDIDA</w:t>
+              <w:t>SIM - COBERTURA COMPLETA + EXPANSÃO</w:t>
             </w:r>
           </w:p>
         </w:tc>
@@ -15824,7 +15904,7 @@
                 <w:color w:val="222222"/>
                 <w:sz w:val="18"/>
               </w:rPr>
-              <w:t>Legislação portuguesa oferece cobertura genérica. RGBEAC (2025) oferece avanço substancial com obrigatoriedade de reforço positivo e documentação de estratégia de socialização. Falta ainda regulamentação pormenorizada.</w:t>
+              <w:t>COBERTURA COMPLETA. Código do Animal (Arts. 51-52) implementa integralmente Art. 15.º. RGBEAC alinha substancialmente com Regulamento europeu. Sem divergências substanciais.</w:t>
             </w:r>
           </w:p>
         </w:tc>
@@ -15898,7 +15978,7 @@
                 <w:color w:val="222222"/>
                 <w:sz w:val="19"/>
               </w:rPr>
-              <w:t>RGBEAC alinha melhor; implementação de reforço positivo obrigatório recomendada</w:t>
+              <w:t>Correspondências completas - Cobertura legislativa adequada</w:t>
             </w:r>
           </w:p>
         </w:tc>
@@ -15964,7 +16044,7 @@
                 <w:color w:val="FFFFFF"/>
                 <w:sz w:val="22"/>
               </w:rPr>
-              <w:t>ART-15</w:t>
+              <w:t>ART-17</w:t>
             </w:r>
           </w:p>
         </w:tc>
@@ -15992,7 +16072,7 @@
                 <w:color w:val="7EC8E3"/>
                 <w:sz w:val="22"/>
               </w:rPr>
-              <w:t>Práticas Dolorosas (Painful practices)</w:t>
+              <w:t>Identificação e Registo</w:t>
             </w:r>
           </w:p>
         </w:tc>
@@ -16036,7 +16116,7 @@
                 <w:color w:val="FFFFFF"/>
                 <w:sz w:val="18"/>
               </w:rPr>
-              <w:t>@regulamento — Painful practices  ·  Art.º 15.º do Regulamento 2023/0447  |  EN</w:t>
+              <w:t>@regulamento — Identification and registration of dogs and cats  ·  Art.º 17.º do Regulamento 2023/0447  |  EN</w:t>
             </w:r>
           </w:p>
         </w:tc>
@@ -16067,7 +16147,7 @@
                 <w:color w:val="222222"/>
                 <w:sz w:val="19"/>
               </w:rPr>
-              <w:t>1. Operators shall ensure that mutilations, including ear cropping, tail docking, claw removal or other partial or complete digit amputation, and resection of vocal cords or folds, are not performed unless upon medical indication, which may include prophylactic, with the sole purpose of preserving, improving the health of dogs or cats or preventing injury. In such case, the procedure shall only be performed under anaesthesia and prolonged analgesia and by a veterinarian.</w:t>
+              <w:t>1. All dogs and cats kept in establishments placed on the market or owned by pet owners or by any other natural or legal persons, shall be individually identified by means of a single injectable transponder containing a readable microchip compliant with Annex II.</w:t>
             </w:r>
           </w:p>
           <w:p>
@@ -16083,7 +16163,7 @@
                 <w:color w:val="222222"/>
                 <w:sz w:val="19"/>
               </w:rPr>
-              <w:t>1a. The medical indication for the mutilation and the details of procedure carried out shall be documented by a veterinarian. This document shall be retained by the operator until the dog or cat, together with this document, is transferred to another establishment or owner. The operator of the establishment where the mutilation was performed shall retain a copy of the document for three years after the transfer of the dog or cat.</w:t>
+              <w:t>1a. Operators shall ensure that dogs and cats born in their establishments are individually identified within 3 months after their birth and in any event before the date of their placing on the market.</w:t>
             </w:r>
           </w:p>
           <w:p>
@@ -16099,7 +16179,7 @@
                 <w:color w:val="222222"/>
                 <w:sz w:val="19"/>
               </w:rPr>
-              <w:t>1b. By way of derogation from paragraph 1, Member States may allow ear cropping by notching or tipping cat ears in the context of marking stray cats when neutered under a trap-neuter-return programme.</w:t>
+              <w:t>Operators of selling establishments, shelters and those placing and being responsible for dogs and cats in foster homes shall ensure that dogs and cats that enter their establishments or come under their responsibility are individually identified within 30 days after their arrival at the establishment and in any event before the date of their placing on the market.</w:t>
             </w:r>
           </w:p>
           <w:p>
@@ -16115,7 +16195,7 @@
                 <w:color w:val="222222"/>
                 <w:sz w:val="19"/>
               </w:rPr>
-              <w:t>2. Operators shall ensure that neutering is only performed under anaesthesia and prolonged analgesia and by a veterinarian. By way of derogation, Member States may allow that the neutering of male cats is performed by a licensed veterinary nurse.</w:t>
+              <w:t>Pet owners and any other natural or legal persons, other than operators, who own dogs or cats, shall ensure that the dogs or cats are individually identified at the latest when the dog or cat reaches 3 months of age or, in case the dog or cat is placed on the market, before the date of their placing on the market.</w:t>
             </w:r>
           </w:p>
           <w:p>
@@ -16131,119 +16211,7 @@
                 <w:color w:val="222222"/>
                 <w:sz w:val="19"/>
               </w:rPr>
-              <w:t>3. Operators shall ensure that handling practices that cause pain or suffering are not performed, including:</w:t>
-            </w:r>
-          </w:p>
-          <w:p>
-            <w:pPr>
-              <w:spacing w:after="0" w:before="20"/>
-              <w:ind w:right="80" w:left="360" w:hanging="280"/>
-            </w:pPr>
-            <w:r>
-              <w:rPr>
-                <w:rFonts w:ascii="Calibri" w:hAnsi="Calibri"/>
-                <w:b w:val="0"/>
-                <w:i w:val="0"/>
-                <w:color w:val="222222"/>
-                <w:sz w:val="19"/>
-              </w:rPr>
-              <w:t>a) tying up body parts unless for medical reasons in which case the duration shall be limited to the minimum period necessary;</w:t>
-            </w:r>
-          </w:p>
-          <w:p>
-            <w:pPr>
-              <w:spacing w:after="0" w:before="20"/>
-              <w:ind w:right="80" w:left="360" w:hanging="280"/>
-            </w:pPr>
-            <w:r>
-              <w:rPr>
-                <w:rFonts w:ascii="Calibri" w:hAnsi="Calibri"/>
-                <w:b w:val="0"/>
-                <w:i w:val="0"/>
-                <w:color w:val="222222"/>
-                <w:sz w:val="19"/>
-              </w:rPr>
-              <w:t>b) kicking, hitting, dragging, throwing, squeezing dogs or cats;</w:t>
-            </w:r>
-          </w:p>
-          <w:p>
-            <w:pPr>
-              <w:spacing w:after="0" w:before="20"/>
-              <w:ind w:right="80" w:left="360" w:hanging="280"/>
-            </w:pPr>
-            <w:r>
-              <w:rPr>
-                <w:rFonts w:ascii="Calibri" w:hAnsi="Calibri"/>
-                <w:b w:val="0"/>
-                <w:i w:val="0"/>
-                <w:color w:val="222222"/>
-                <w:sz w:val="19"/>
-              </w:rPr>
-              <w:t>c) applying electric current to dogs or cats unless performed for medical reasons;</w:t>
-            </w:r>
-          </w:p>
-          <w:p>
-            <w:pPr>
-              <w:spacing w:after="0" w:before="20"/>
-              <w:ind w:right="80" w:left="360" w:hanging="280"/>
-            </w:pPr>
-            <w:r>
-              <w:rPr>
-                <w:rFonts w:ascii="Calibri" w:hAnsi="Calibri"/>
-                <w:b w:val="0"/>
-                <w:i w:val="0"/>
-                <w:color w:val="222222"/>
-                <w:sz w:val="19"/>
-              </w:rPr>
-              <w:t>d) using of muzzles, unless required for medical reasons, animal or human safety reasons, in which case the duration shall be limited to the minimum period necessary and the dog or cat shall be supervised.</w:t>
-            </w:r>
-          </w:p>
-          <w:p>
-            <w:pPr>
-              <w:spacing w:after="0" w:before="20"/>
-              <w:ind w:right="80" w:left="360" w:hanging="280"/>
-            </w:pPr>
-            <w:r>
-              <w:rPr>
-                <w:rFonts w:ascii="Calibri" w:hAnsi="Calibri"/>
-                <w:b w:val="0"/>
-                <w:i w:val="0"/>
-                <w:color w:val="222222"/>
-                <w:sz w:val="19"/>
-              </w:rPr>
-              <w:t>(da) using prong collars;</w:t>
-            </w:r>
-          </w:p>
-          <w:p>
-            <w:pPr>
-              <w:spacing w:after="0" w:before="20"/>
-              <w:ind w:right="80" w:left="360" w:hanging="280"/>
-            </w:pPr>
-            <w:r>
-              <w:rPr>
-                <w:rFonts w:ascii="Calibri" w:hAnsi="Calibri"/>
-                <w:b w:val="0"/>
-                <w:i w:val="0"/>
-                <w:color w:val="222222"/>
-                <w:sz w:val="19"/>
-              </w:rPr>
-              <w:t>(db) using choke collars without safety stop;</w:t>
-            </w:r>
-          </w:p>
-          <w:p>
-            <w:pPr>
-              <w:spacing w:after="0" w:before="20"/>
-              <w:ind w:right="80" w:left="360" w:hanging="280"/>
-            </w:pPr>
-            <w:r>
-              <w:rPr>
-                <w:rFonts w:ascii="Calibri" w:hAnsi="Calibri"/>
-                <w:b w:val="0"/>
-                <w:i w:val="0"/>
-                <w:color w:val="222222"/>
-                <w:sz w:val="19"/>
-              </w:rPr>
-              <w:t>e) lifting dogs or cats by the limbs, head, ears, tail or hair, or lifting adult dogs or cats by the skin.</w:t>
+              <w:t>2. The implantation of the transponder shall be performed by a veterinarian. Member States may allow the implantation of transponders in cats to be performed by a person other than a veterinarian, if it is done under the responsibility of a veterinarian.</w:t>
             </w:r>
           </w:p>
           <w:p>
@@ -16259,7 +16227,103 @@
                 <w:color w:val="222222"/>
                 <w:sz w:val="19"/>
               </w:rPr>
-              <w:t>4. Member States may grant derogations from paragraph 3 for dogs intended for use in military, police or customs services.</w:t>
+              <w:t>3. Dogs and cats which have been individually identified by means of an injectable transponder containing a microchip, in accordance with national legislation prior to entry into force of this Regulation, shall be recognised as identified in accordance with the requirements of this Article.</w:t>
+            </w:r>
+          </w:p>
+          <w:p>
+            <w:pPr>
+              <w:spacing w:after="0" w:before="140"/>
+              <w:ind w:right="80" w:left="80" w:firstLine="0"/>
+            </w:pPr>
+            <w:r>
+              <w:rPr>
+                <w:rFonts w:ascii="Calibri" w:hAnsi="Calibri"/>
+                <w:b w:val="0"/>
+                <w:i w:val="0"/>
+                <w:color w:val="222222"/>
+                <w:sz w:val="19"/>
+              </w:rPr>
+              <w:t>4. Within two working days after their identification, the dogs and cats shall be registered by a veterinarian in a national database.</w:t>
+            </w:r>
+          </w:p>
+          <w:p>
+            <w:pPr>
+              <w:spacing w:after="0" w:before="140"/>
+              <w:ind w:right="80" w:left="80" w:firstLine="0"/>
+            </w:pPr>
+            <w:r>
+              <w:rPr>
+                <w:rFonts w:ascii="Calibri" w:hAnsi="Calibri"/>
+                <w:b w:val="0"/>
+                <w:i w:val="0"/>
+                <w:color w:val="222222"/>
+                <w:sz w:val="19"/>
+              </w:rPr>
+              <w:t>5. For dogs and cats kept in establishments, the registration shall be made in the name of the operator of the establishment. For dogs and cats placed in foster homes, the registration shall be made in the name of the person responsible for the foster home. For dogs and cats owned by pet owners or by any other natural or legal person, the registration shall be made in the name of the pet owner or the natural or legal person.</w:t>
+            </w:r>
+          </w:p>
+          <w:p>
+            <w:pPr>
+              <w:spacing w:after="0" w:before="140"/>
+              <w:ind w:right="80" w:left="80" w:firstLine="0"/>
+            </w:pPr>
+            <w:r>
+              <w:rPr>
+                <w:rFonts w:ascii="Calibri" w:hAnsi="Calibri"/>
+                <w:b w:val="0"/>
+                <w:i w:val="0"/>
+                <w:color w:val="222222"/>
+                <w:sz w:val="19"/>
+              </w:rPr>
+              <w:t>Member States may grant derogations from the first subparagraph to military, police and customs dogs.</w:t>
+            </w:r>
+          </w:p>
+          <w:p>
+            <w:pPr>
+              <w:spacing w:after="0" w:before="140"/>
+              <w:ind w:right="80" w:left="80" w:firstLine="0"/>
+            </w:pPr>
+            <w:r>
+              <w:rPr>
+                <w:rFonts w:ascii="Calibri" w:hAnsi="Calibri"/>
+                <w:b w:val="0"/>
+                <w:i w:val="0"/>
+                <w:color w:val="222222"/>
+                <w:sz w:val="19"/>
+              </w:rPr>
+              <w:t>6. In case of placing on the market or occasional and irregular donation by a natural person without online advertising, the requirements for registration shall not apply.</w:t>
+            </w:r>
+          </w:p>
+          <w:p>
+            <w:pPr>
+              <w:spacing w:after="0" w:before="140"/>
+              <w:ind w:right="80" w:left="80" w:firstLine="0"/>
+            </w:pPr>
+            <w:r>
+              <w:rPr>
+                <w:rFonts w:ascii="Calibri" w:hAnsi="Calibri"/>
+                <w:b w:val="0"/>
+                <w:i w:val="0"/>
+                <w:color w:val="222222"/>
+                <w:sz w:val="19"/>
+              </w:rPr>
+              <w:t>7. In the case of a death of a dog or a cat, the operator, pet owner or natural or legal person owning the dog or cat shall inform the national database.</w:t>
+            </w:r>
+          </w:p>
+          <w:p>
+            <w:pPr>
+              <w:spacing w:after="0" w:before="140"/>
+              <w:ind w:right="80" w:left="80" w:firstLine="0"/>
+            </w:pPr>
+            <w:r>
+              <w:rPr>
+                <w:rFonts w:ascii="Calibri" w:hAnsi="Calibri"/>
+                <w:b w:val="0"/>
+                <w:i w:val="0"/>
+                <w:color w:val="222222"/>
+                <w:sz w:val="19"/>
+              </w:rPr>
+              <w:t>8. In case of unreadable transponder, the operator or the natural or legal person responsible for the dog or cat shall ensure that the dog or cat is re-identified with a new transponder and re-registered in the national database.</w:t>
             </w:r>
           </w:p>
         </w:tc>
@@ -16303,7 +16367,7 @@
                 <w:color w:val="FFFFFF"/>
                 <w:sz w:val="18"/>
               </w:rPr>
-              <w:t>@regulamento — Tradução PT-PT  ·  Art.º 15.º do Regulamento 2023/0447</w:t>
+              <w:t>@regulamento — Tradução PT-PT  ·  Art.º 17.º do Regulamento 2023/0447</w:t>
             </w:r>
           </w:p>
         </w:tc>
@@ -16334,7 +16398,7 @@
                 <w:color w:val="222222"/>
                 <w:sz w:val="19"/>
               </w:rPr>
-              <w:t>1. Os operadores devem assegurar que mutilações, incluindo corte de orelhas, corte de cauda, remoção de garras ou amputação parcial ou completa de dígitos, e ressecção de cordas vocais ou pregas, não são realizadas a menos que por indicação médica, que pode incluir profilática, com o único propósito de preservar, melhorar a saúde de cães ou gatos ou prevenir ferimentos. Nesse caso, o procedimento deve ser realizado apenas sob anestesia e analgesia prolongada e por um médico veterinário.</w:t>
+              <w:t>1. Todos os cães e gatos mantidos em estabelecimentos colocados no mercado ou detidos por donos de animais de companhia ou por qualquer outra pessoa singular ou coletiva devem ser identificados individualmente por meio de um único transponder injetável contendo um microchip legível em conformidade com o Anexo II.</w:t>
             </w:r>
           </w:p>
           <w:p>
@@ -16350,7 +16414,7 @@
                 <w:color w:val="222222"/>
                 <w:sz w:val="19"/>
               </w:rPr>
-              <w:t>1a. A indicação médica para a mutilação e os detalhes do procedimento realizado devem ser documentados por um médico veterinário. Este documento deve ser retido pelo operador até que o cão ou gato, juntamente com este documento, seja transferido para outro estabelecimento ou proprietário. O operador do estabelecimento onde a mutilação foi realizada deve reter uma cópia do documento durante três anos após a transferência do cão ou gato.</w:t>
+              <w:t>1a. Os operadores devem assegurar que os cães e gatos nascidos nos seus estabelecimentos sejam identificados individualmente no prazo de 3 meses após o nascimento e, em qualquer caso, antes da data da sua colocação no mercado.</w:t>
             </w:r>
           </w:p>
           <w:p>
@@ -16366,7 +16430,7 @@
                 <w:color w:val="222222"/>
                 <w:sz w:val="19"/>
               </w:rPr>
-              <w:t>1b. A título de derrogação do parágrafo 1, os Estados-Membros podem permitir o corte de orelhas por entalhe ou ponta das orelhas de gatos no contexto de marcação de gatos vadios quando esterilizados sob um programa de captura-esterilização-libertação.</w:t>
+              <w:t>Os operadores de estabelecimentos de venda, abrigos e os que colocam e são responsáveis por cães e gatos em famílias de acolhimento devem assegurar que os cães e gatos que entrem nos seus estabelecimentos sejam identificados individualmente no prazo de 30 dias após a chegada.</w:t>
             </w:r>
           </w:p>
           <w:p>
@@ -16382,7 +16446,7 @@
                 <w:color w:val="222222"/>
                 <w:sz w:val="19"/>
               </w:rPr>
-              <w:t>2. Os operadores devem assegurar que a esterilização é realizada apenas sob anestesia e analgesia prolongada e por um médico veterinário. A título de derrogação, os Estados-Membros podem permitir que a esterilização de gatos machos seja realizada por um enfermeiro veterinário licenciado.</w:t>
+              <w:t>Os donos de animais de companhia e quaisquer outras pessoas singulares ou coletivas que detenham cães ou gatos devem assegurar que os animais sejam identificados individualmente o mais tardar quando o animal atingir os 3 meses de idade ou, no caso de o animal ser colocado no mercado, antes da data da sua colocação no mercado.</w:t>
             </w:r>
           </w:p>
           <w:p>
@@ -16398,119 +16462,7 @@
                 <w:color w:val="222222"/>
                 <w:sz w:val="19"/>
               </w:rPr>
-              <w:t>3. Os operadores devem assegurar que práticas de manipulação que causam dor ou sofrimento não são realizadas, incluindo:</w:t>
-            </w:r>
-          </w:p>
-          <w:p>
-            <w:pPr>
-              <w:spacing w:after="0" w:before="20"/>
-              <w:ind w:right="80" w:left="360" w:hanging="280"/>
-            </w:pPr>
-            <w:r>
-              <w:rPr>
-                <w:rFonts w:ascii="Calibri" w:hAnsi="Calibri"/>
-                <w:b w:val="0"/>
-                <w:i/>
-                <w:color w:val="222222"/>
-                <w:sz w:val="19"/>
-              </w:rPr>
-              <w:t>a) amarrar partes do corpo a menos que por razões médicas em cujo caso a duração deve ser limitada ao período mínimo necessário;</w:t>
-            </w:r>
-          </w:p>
-          <w:p>
-            <w:pPr>
-              <w:spacing w:after="0" w:before="20"/>
-              <w:ind w:right="80" w:left="360" w:hanging="280"/>
-            </w:pPr>
-            <w:r>
-              <w:rPr>
-                <w:rFonts w:ascii="Calibri" w:hAnsi="Calibri"/>
-                <w:b w:val="0"/>
-                <w:i/>
-                <w:color w:val="222222"/>
-                <w:sz w:val="19"/>
-              </w:rPr>
-              <w:t>b) chutar, bater, arrastar, atirar, apertar cães ou gatos;</w:t>
-            </w:r>
-          </w:p>
-          <w:p>
-            <w:pPr>
-              <w:spacing w:after="0" w:before="20"/>
-              <w:ind w:right="80" w:left="360" w:hanging="280"/>
-            </w:pPr>
-            <w:r>
-              <w:rPr>
-                <w:rFonts w:ascii="Calibri" w:hAnsi="Calibri"/>
-                <w:b w:val="0"/>
-                <w:i/>
-                <w:color w:val="222222"/>
-                <w:sz w:val="19"/>
-              </w:rPr>
-              <w:t>c) aplicar corrente elétrica a cães ou gatos a menos que realizado por razões médicas;</w:t>
-            </w:r>
-          </w:p>
-          <w:p>
-            <w:pPr>
-              <w:spacing w:after="0" w:before="20"/>
-              <w:ind w:right="80" w:left="360" w:hanging="280"/>
-            </w:pPr>
-            <w:r>
-              <w:rPr>
-                <w:rFonts w:ascii="Calibri" w:hAnsi="Calibri"/>
-                <w:b w:val="0"/>
-                <w:i/>
-                <w:color w:val="222222"/>
-                <w:sz w:val="19"/>
-              </w:rPr>
-              <w:t>d) uso de focinheiras, a menos que necessário por razões médicas, segurança animal ou humana, em cujo caso a duração deve ser limitada ao período mínimo necessário e o cão ou gato deve ser supervisionado.</w:t>
-            </w:r>
-          </w:p>
-          <w:p>
-            <w:pPr>
-              <w:spacing w:after="0" w:before="20"/>
-              <w:ind w:right="80" w:left="360" w:hanging="280"/>
-            </w:pPr>
-            <w:r>
-              <w:rPr>
-                <w:rFonts w:ascii="Calibri" w:hAnsi="Calibri"/>
-                <w:b w:val="0"/>
-                <w:i/>
-                <w:color w:val="222222"/>
-                <w:sz w:val="19"/>
-              </w:rPr>
-              <w:t>(da) uso de colares de espinhos;</w:t>
-            </w:r>
-          </w:p>
-          <w:p>
-            <w:pPr>
-              <w:spacing w:after="0" w:before="20"/>
-              <w:ind w:right="80" w:left="360" w:hanging="280"/>
-            </w:pPr>
-            <w:r>
-              <w:rPr>
-                <w:rFonts w:ascii="Calibri" w:hAnsi="Calibri"/>
-                <w:b w:val="0"/>
-                <w:i/>
-                <w:color w:val="222222"/>
-                <w:sz w:val="19"/>
-              </w:rPr>
-              <w:t>(db) uso de colares de estrangulamento sem paragem de segurança;</w:t>
-            </w:r>
-          </w:p>
-          <w:p>
-            <w:pPr>
-              <w:spacing w:after="0" w:before="20"/>
-              <w:ind w:right="80" w:left="360" w:hanging="280"/>
-            </w:pPr>
-            <w:r>
-              <w:rPr>
-                <w:rFonts w:ascii="Calibri" w:hAnsi="Calibri"/>
-                <w:b w:val="0"/>
-                <w:i/>
-                <w:color w:val="222222"/>
-                <w:sz w:val="19"/>
-              </w:rPr>
-              <w:t>e) levantar cães ou gatos pelas extremidades, cabeça, orelhas, cauda ou pêlo, ou levantar cães ou gatos adultos pela pele.</w:t>
+              <w:t>2. A implantação do transponder devem ser efetuada por um médico veterinário. Os Estados-Membros podem permitir que a implantação de transponders em gatos seja efetuada por pessoa que não seja médico veterinário, se for feita sob a responsabilidade de um médico veterinário.</w:t>
             </w:r>
           </w:p>
           <w:p>
@@ -16526,7 +16478,103 @@
                 <w:color w:val="222222"/>
                 <w:sz w:val="19"/>
               </w:rPr>
-              <w:t>4. Os Estados-Membros podem conceder derrogações do parágrafo 3 para cães destinados a uso em serviços militares, policiais ou aduaneiros.</w:t>
+              <w:t>3. Cães e gatos que tenham sido identificados individualmente por meio de um transponder injetável contendo um microchip, em conformidade com legislação nacional anterior à entrada em vigor do presente Regulamento, são reconhecidos como identificados de acordo com os requisitos do presente artigo.</w:t>
+            </w:r>
+          </w:p>
+          <w:p>
+            <w:pPr>
+              <w:spacing w:after="0" w:before="140"/>
+              <w:ind w:right="80" w:left="80" w:firstLine="0"/>
+            </w:pPr>
+            <w:r>
+              <w:rPr>
+                <w:rFonts w:ascii="Calibri" w:hAnsi="Calibri"/>
+                <w:b w:val="0"/>
+                <w:i/>
+                <w:color w:val="222222"/>
+                <w:sz w:val="19"/>
+              </w:rPr>
+              <w:t>4. No prazo de dois dias úteis após a sua identificação, os cães e gatos devem ser registados por um médico veterinário numa base de dados nacional.</w:t>
+            </w:r>
+          </w:p>
+          <w:p>
+            <w:pPr>
+              <w:spacing w:after="0" w:before="140"/>
+              <w:ind w:right="80" w:left="80" w:firstLine="0"/>
+            </w:pPr>
+            <w:r>
+              <w:rPr>
+                <w:rFonts w:ascii="Calibri" w:hAnsi="Calibri"/>
+                <w:b w:val="0"/>
+                <w:i/>
+                <w:color w:val="222222"/>
+                <w:sz w:val="19"/>
+              </w:rPr>
+              <w:t>5. Para cães e gatos mantidos em estabelecimentos, o registo deve ser efetuado em nome do operador do estabelecimento. Para cães e gatos colocados em famílias de acolhimento, o registo deve ser efetuado em nome da pessoa responsável pela família de acolhimento. Para cães e gatos detidos por donos de animais de companhia ou por qualquer outra pessoa singular ou coletiva, o registo deve ser efetuado em nome do dono ou da pessoa singular ou coletiva.</w:t>
+            </w:r>
+          </w:p>
+          <w:p>
+            <w:pPr>
+              <w:spacing w:after="0" w:before="140"/>
+              <w:ind w:right="80" w:left="80" w:firstLine="0"/>
+            </w:pPr>
+            <w:r>
+              <w:rPr>
+                <w:rFonts w:ascii="Calibri" w:hAnsi="Calibri"/>
+                <w:b w:val="0"/>
+                <w:i/>
+                <w:color w:val="222222"/>
+                <w:sz w:val="19"/>
+              </w:rPr>
+              <w:t>Os Estados-Membros podem conceder derrogações ao primeiro parágrafo a cães militares, policiais e aduaneiros.</w:t>
+            </w:r>
+          </w:p>
+          <w:p>
+            <w:pPr>
+              <w:spacing w:after="0" w:before="140"/>
+              <w:ind w:right="80" w:left="80" w:firstLine="0"/>
+            </w:pPr>
+            <w:r>
+              <w:rPr>
+                <w:rFonts w:ascii="Calibri" w:hAnsi="Calibri"/>
+                <w:b w:val="0"/>
+                <w:i/>
+                <w:color w:val="222222"/>
+                <w:sz w:val="19"/>
+              </w:rPr>
+              <w:t>6. Em caso de colocação no mercado ou cedência ocasional e irregular por pessoa singular sem publicidade em linha, os requisitos de registo não se aplicam.</w:t>
+            </w:r>
+          </w:p>
+          <w:p>
+            <w:pPr>
+              <w:spacing w:after="0" w:before="140"/>
+              <w:ind w:right="80" w:left="80" w:firstLine="0"/>
+            </w:pPr>
+            <w:r>
+              <w:rPr>
+                <w:rFonts w:ascii="Calibri" w:hAnsi="Calibri"/>
+                <w:b w:val="0"/>
+                <w:i/>
+                <w:color w:val="222222"/>
+                <w:sz w:val="19"/>
+              </w:rPr>
+              <w:t>7. Em caso de morte de um cão ou gato, o operador, dono do animal ou pessoa singular ou coletiva proprietária devem informar a base de dados nacional.</w:t>
+            </w:r>
+          </w:p>
+          <w:p>
+            <w:pPr>
+              <w:spacing w:after="0" w:before="140"/>
+              <w:ind w:right="80" w:left="80" w:firstLine="0"/>
+            </w:pPr>
+            <w:r>
+              <w:rPr>
+                <w:rFonts w:ascii="Calibri" w:hAnsi="Calibri"/>
+                <w:b w:val="0"/>
+                <w:i/>
+                <w:color w:val="222222"/>
+                <w:sz w:val="19"/>
+              </w:rPr>
+              <w:t>8. Em caso de transponder ilegível, o operador ou a pessoa singular ou coletiva responsável pelo cão ou gato devem assegurar que o animal é reidentificado com um novo transponder e re-registado na base de dados nacional.</w:t>
             </w:r>
           </w:p>
         </w:tc>
@@ -16659,7 +16707,7 @@
                 <w:color w:val="555555"/>
                 <w:sz w:val="16"/>
               </w:rPr>
-              <w:t>RGBEAC (proposta, jun. 2025) - Artigo 12.º</w:t>
+              <w:t>Art.º 17.º do RGBEAC (proposta, jun. 2025)</w:t>
             </w:r>
           </w:p>
           <w:p>
@@ -16675,71 +16723,55 @@
                 <w:color w:val="222222"/>
                 <w:sz w:val="19"/>
               </w:rPr>
-              <w:t>Lista idêntica de mutilações proibidas ao Código.</w:t>
-            </w:r>
-          </w:p>
-          <w:p>
-            <w:pPr>
-              <w:spacing w:after="0" w:before="20"/>
-              <w:ind w:right="80" w:left="80" w:firstLine="0"/>
-            </w:pPr>
-            <w:r>
-              <w:rPr>
-                <w:rFonts w:ascii="Calibri" w:hAnsi="Calibri"/>
-                <w:b w:val="0"/>
-                <w:i w:val="0"/>
-                <w:color w:val="222222"/>
-                <w:sz w:val="19"/>
-              </w:rPr>
-              <w:t>Referência a 'boas práticas internacionais' (alinhamento com Reg. 2023/0447).</w:t>
-            </w:r>
-          </w:p>
-          <w:p>
-            <w:pPr>
-              <w:spacing w:after="0" w:before="20"/>
-              <w:ind w:right="80" w:left="80" w:firstLine="0"/>
-            </w:pPr>
-            <w:r>
-              <w:rPr>
-                <w:rFonts w:ascii="Calibri" w:hAnsi="Calibri"/>
-                <w:b w:val="0"/>
-                <w:i w:val="0"/>
-                <w:color w:val="222222"/>
-                <w:sz w:val="19"/>
-              </w:rPr>
-              <w:t>Alargamento: 'qualquer amputação sem razão médica veterinária'.</w:t>
-            </w:r>
-          </w:p>
-          <w:p>
-            <w:pPr>
-              <w:spacing w:after="0" w:before="20"/>
-              <w:ind w:right="80" w:left="80" w:firstLine="0"/>
-            </w:pPr>
-            <w:r>
-              <w:rPr>
-                <w:rFonts w:ascii="Calibri" w:hAnsi="Calibri"/>
-                <w:b w:val="0"/>
-                <w:i w:val="0"/>
-                <w:color w:val="222222"/>
-                <w:sz w:val="19"/>
-              </w:rPr>
-              <w:t>Ênfase em anestesia e analgesia prolongada.</w:t>
-            </w:r>
-          </w:p>
-          <w:p>
-            <w:pPr>
-              <w:spacing w:after="0" w:before="20"/>
-              <w:ind w:right="80" w:left="80" w:firstLine="0"/>
-            </w:pPr>
-            <w:r>
-              <w:rPr>
-                <w:rFonts w:ascii="Calibri" w:hAnsi="Calibri"/>
-                <w:b w:val="0"/>
-                <w:i w:val="0"/>
-                <w:color w:val="222222"/>
-                <w:sz w:val="19"/>
-              </w:rPr>
-              <w:t>Documentação obrigatória de indicação médica.</w:t>
+              <w:t>1 — A identificação dos animais de companhia, pela sua marcação, quando aplicável, e registo no SIAC, deve ser realizada:</w:t>
+            </w:r>
+          </w:p>
+          <w:p>
+            <w:pPr>
+              <w:spacing w:after="0" w:before="100"/>
+              <w:ind w:right="80" w:left="360" w:hanging="280"/>
+            </w:pPr>
+            <w:r>
+              <w:rPr>
+                <w:rFonts w:ascii="Calibri" w:hAnsi="Calibri"/>
+                <w:b w:val="0"/>
+                <w:i w:val="0"/>
+                <w:color w:val="222222"/>
+                <w:sz w:val="19"/>
+              </w:rPr>
+              <w:t>a) Relativamente aos cães, gatos e furões nascidos em alojamentos, até aos três meses de idade ou, em qualquer caso, antes da sua colocação no mercado;</w:t>
+            </w:r>
+          </w:p>
+          <w:p>
+            <w:pPr>
+              <w:spacing w:after="0" w:before="100"/>
+              <w:ind w:right="80" w:left="360" w:hanging="280"/>
+            </w:pPr>
+            <w:r>
+              <w:rPr>
+                <w:rFonts w:ascii="Calibri" w:hAnsi="Calibri"/>
+                <w:b w:val="0"/>
+                <w:i w:val="0"/>
+                <w:color w:val="222222"/>
+                <w:sz w:val="19"/>
+              </w:rPr>
+              <w:t>b) Relativamente aos cães, gatos e furões que entrem em alojamentos, nos termos dos artigos 12.º a 15.º, até trinta dias após a sua chegada ao alojamento ou, em qualquer caso, antes da data de colocação no mercado;</w:t>
+            </w:r>
+          </w:p>
+          <w:p>
+            <w:pPr>
+              <w:spacing w:after="0" w:before="100"/>
+              <w:ind w:right="80" w:left="360" w:hanging="280"/>
+            </w:pPr>
+            <w:r>
+              <w:rPr>
+                <w:rFonts w:ascii="Calibri" w:hAnsi="Calibri"/>
+                <w:b w:val="0"/>
+                <w:i w:val="0"/>
+                <w:color w:val="222222"/>
+                <w:sz w:val="19"/>
+              </w:rPr>
+              <w:t>c) Relativamente aos cães, gatos e furões detidos por pessoas singulares, exceto nos casos previstos nas alíneas anteriores, até aos três meses de idade ou, no caso de colocação no mercado, antes da data de colocação no mercado.</w:t>
             </w:r>
           </w:p>
         </w:tc>
@@ -16768,7 +16800,7 @@
                 <w:color w:val="555555"/>
                 <w:sz w:val="16"/>
               </w:rPr>
-              <w:t>Arts. 51.º e 52.º do Código do Animal (DL 214/2013)</w:t>
+              <w:t>Art.º 53.º do Código do Animal (DL n.º 214/2013)</w:t>
             </w:r>
           </w:p>
           <w:p>
@@ -16779,33 +16811,33 @@
             <w:r>
               <w:rPr>
                 <w:rFonts w:ascii="Calibri" w:hAnsi="Calibri"/>
-                <w:b/>
-                <w:i w:val="0"/>
-                <w:color w:val="333333"/>
-                <w:sz w:val="18"/>
-              </w:rPr>
-              <w:t>Artigo 51.º - Intervenções cirúrgicas exclusivamente por médico veterinário.</w:t>
-            </w:r>
-          </w:p>
-          <w:p>
-            <w:pPr>
-              <w:spacing w:after="0" w:before="200"/>
+                <w:b w:val="0"/>
+                <w:i w:val="0"/>
+                <w:color w:val="222222"/>
+                <w:sz w:val="19"/>
+              </w:rPr>
+              <w:t>1 — Todos os cães devem ser identificados e registados, entre os três e os seis meses de idade.</w:t>
+            </w:r>
+          </w:p>
+          <w:p>
+            <w:pPr>
+              <w:spacing w:after="0" w:before="140"/>
               <w:ind w:right="80" w:left="80" w:firstLine="0"/>
             </w:pPr>
             <w:r>
               <w:rPr>
                 <w:rFonts w:ascii="Calibri" w:hAnsi="Calibri"/>
-                <w:b/>
-                <w:i w:val="0"/>
-                <w:color w:val="333333"/>
-                <w:sz w:val="18"/>
-              </w:rPr>
-              <w:t>Artigo 52.º - Proibição específica de mutilações:</w:t>
-            </w:r>
-          </w:p>
-          <w:p>
-            <w:pPr>
-              <w:spacing w:after="0" w:before="20"/>
+                <w:b w:val="0"/>
+                <w:i w:val="0"/>
+                <w:color w:val="222222"/>
+                <w:sz w:val="19"/>
+              </w:rPr>
+              <w:t>2 — Os gatos em exposição, para fins comerciais ou lucrativos, em estabelecimentos de venda, locais de criação, feiras ou concursos, provas funcionais, publicidade ou fins similares, devem ser identificados e registados entre os três e os seis meses de idade.</w:t>
+            </w:r>
+          </w:p>
+          <w:p>
+            <w:pPr>
+              <w:spacing w:after="0" w:before="140"/>
               <w:ind w:right="80" w:left="80" w:firstLine="0"/>
             </w:pPr>
             <w:r>
@@ -16816,12 +16848,12 @@
                 <w:color w:val="222222"/>
                 <w:sz w:val="19"/>
               </w:rPr>
-              <w:t>- Corte de orelhas (exceto fins medicinais)</w:t>
-            </w:r>
-          </w:p>
-          <w:p>
-            <w:pPr>
-              <w:spacing w:after="0" w:before="20"/>
+              <w:t>4 — Os cães e gatos são identificados através de método electrónico e registados na base de dados nacional.</w:t>
+            </w:r>
+          </w:p>
+          <w:p>
+            <w:pPr>
+              <w:spacing w:after="0" w:before="140"/>
               <w:ind w:right="80" w:left="80" w:firstLine="0"/>
             </w:pPr>
             <w:r>
@@ -16832,55 +16864,7 @@
                 <w:color w:val="222222"/>
                 <w:sz w:val="19"/>
               </w:rPr>
-              <w:t>- Corte de cauda (revogado em 2015)</w:t>
-            </w:r>
-          </w:p>
-          <w:p>
-            <w:pPr>
-              <w:spacing w:after="0" w:before="20"/>
-              <w:ind w:right="80" w:left="80" w:firstLine="0"/>
-            </w:pPr>
-            <w:r>
-              <w:rPr>
-                <w:rFonts w:ascii="Calibri" w:hAnsi="Calibri"/>
-                <w:b w:val="0"/>
-                <w:i w:val="0"/>
-                <w:color w:val="222222"/>
-                <w:sz w:val="19"/>
-              </w:rPr>
-              <w:t>- Ressecção de cordas vocais</w:t>
-            </w:r>
-          </w:p>
-          <w:p>
-            <w:pPr>
-              <w:spacing w:after="0" w:before="20"/>
-              <w:ind w:right="80" w:left="80" w:firstLine="0"/>
-            </w:pPr>
-            <w:r>
-              <w:rPr>
-                <w:rFonts w:ascii="Calibri" w:hAnsi="Calibri"/>
-                <w:b w:val="0"/>
-                <w:i w:val="0"/>
-                <w:color w:val="222222"/>
-                <w:sz w:val="19"/>
-              </w:rPr>
-              <w:t>- Remoção de unhas/dentes</w:t>
-            </w:r>
-          </w:p>
-          <w:p>
-            <w:pPr>
-              <w:spacing w:after="0" w:before="20"/>
-              <w:ind w:right="80" w:left="80" w:firstLine="0"/>
-            </w:pPr>
-            <w:r>
-              <w:rPr>
-                <w:rFonts w:ascii="Calibri" w:hAnsi="Calibri"/>
-                <w:b w:val="0"/>
-                <w:i w:val="0"/>
-                <w:color w:val="222222"/>
-                <w:sz w:val="19"/>
-              </w:rPr>
-              <w:t>- Exceções: reprodução e interesse do animal (com documentação)</w:t>
+              <w:t>5 — A identificação electrónica é efetuada através da aplicação subcutânea de um microchip no centro da face lateral esquerda do pescoço.</w:t>
             </w:r>
           </w:p>
         </w:tc>
@@ -16909,7 +16893,7 @@
                 <w:color w:val="555555"/>
                 <w:sz w:val="16"/>
               </w:rPr>
-              <w:t>Decreto-Lei n.º 276/2001 - Artigo 18.º</w:t>
+              <w:t>n.ºs 1, 2 e 3 do art.º 5.º do DL n.º 82/2019, de 27 de junho</w:t>
             </w:r>
           </w:p>
           <w:p>
@@ -16920,17 +16904,17 @@
             <w:r>
               <w:rPr>
                 <w:rFonts w:ascii="Calibri" w:hAnsi="Calibri"/>
-                <w:b/>
-                <w:i w:val="0"/>
-                <w:color w:val="333333"/>
-                <w:sz w:val="18"/>
-              </w:rPr>
-              <w:t>Artigo 18.º — 1 — Os detentores de animais de companhia que os apresentem com quaisquer amputações que modifiquem a aparência dos animais ou com fins não curativos devem possuir documento comprovativo, passado pelo médico veterinário que a elas procedeu, da necessidade dessa amputação.</w:t>
-            </w:r>
-          </w:p>
-          <w:p>
-            <w:pPr>
-              <w:spacing w:after="0" w:before="20"/>
+                <w:b w:val="0"/>
+                <w:i w:val="0"/>
+                <w:color w:val="222222"/>
+                <w:sz w:val="19"/>
+              </w:rPr>
+              <w:t>1 — A identificação dos animais de companhia, pela sua marcação e registo no SIAC, deve ser realizada até 120 dias após o seu nascimento.</w:t>
+            </w:r>
+          </w:p>
+          <w:p>
+            <w:pPr>
+              <w:spacing w:after="0" w:before="140"/>
               <w:ind w:right="80" w:left="80" w:firstLine="0"/>
             </w:pPr>
             <w:r>
@@ -16941,7 +16925,23 @@
                 <w:color w:val="222222"/>
                 <w:sz w:val="19"/>
               </w:rPr>
-              <w:t>2 — O documento referido no número anterior deve ter a forma de um atestado, do qual constem a identificação do médico veterinário, o número da cédula profissional e a sua assinatura.</w:t>
+              <w:t>2 — Na impossibilidade de determinar a data de nascimento exata, para efeitos de contagem do prazo referido no número anterior, a identificação deve ser efetuada até à perda dos dentes incisivos de leite.</w:t>
+            </w:r>
+          </w:p>
+          <w:p>
+            <w:pPr>
+              <w:spacing w:after="0" w:before="140"/>
+              <w:ind w:right="80" w:left="80" w:firstLine="0"/>
+            </w:pPr>
+            <w:r>
+              <w:rPr>
+                <w:rFonts w:ascii="Calibri" w:hAnsi="Calibri"/>
+                <w:b w:val="0"/>
+                <w:i w:val="0"/>
+                <w:color w:val="222222"/>
+                <w:sz w:val="19"/>
+              </w:rPr>
+              <w:t>3 — Sem prejuízo dos números anteriores, e relativamente aos cães, gatos e furões que sejam cedidos e ou comercializados a partir de um criador ou de um estabelecimento autorizado para a detenção de animais de companhia, nomeadamente os centros de hospedagem com ou sem fins lucrativos e os centros de recolha oficiais, deve ser assegurada a sua marcação e registo no SIAC antes de abandonarem a instalação de nascimento ou de alojamento, independentemente da sua idade.</w:t>
             </w:r>
           </w:p>
         </w:tc>
@@ -16985,7 +16985,7 @@
                 <w:color w:val="FFFFFF"/>
                 <w:sz w:val="18"/>
               </w:rPr>
-              <w:t>DIVERGÊNCIA FACE AO REGULAMENTO  ·  Necessidade de alteração: Não</w:t>
+              <w:t>DIVERGÊNCIA FACE AO REGULAMENTO  ·  Necessidade de alteração: Sim</w:t>
             </w:r>
           </w:p>
         </w:tc>
@@ -17046,7 +17046,7 @@
                 <w:color w:val="222222"/>
                 <w:sz w:val="18"/>
               </w:rPr>
-              <w:t>SIM - DL 276/2001 cobre amputações documentadas</w:t>
+              <w:t>O DL n.º 82/2019 (art.º 5.º) prevê prazo geral de 120 dias após o nascimento, sem distinguir o contexto de estabelecimento — prazo superior ao máximo de 3 meses do @regulamento, que exigirá redução. Não prevê o prazo específico de 30 dias para animais que entram em estabelecimentos.</w:t>
             </w:r>
           </w:p>
         </w:tc>
@@ -17107,7 +17107,7 @@
                 <w:color w:val="222222"/>
                 <w:sz w:val="18"/>
               </w:rPr>
-              <w:t>SIM - COBERTURA COMPLETA (Arts. 51-52)</w:t>
+              <w:t>O @codigo fixa prazo de identificação entre 3 e 6 meses, igualmente sem distinção entre nascimentos e entrada em estabelecimentos, ficando aquém da precisão exigida pelo @regulamento.</w:t>
             </w:r>
           </w:p>
         </w:tc>
@@ -17168,7 +17168,7 @@
                 <w:color w:val="222222"/>
                 <w:sz w:val="18"/>
               </w:rPr>
-              <w:t>SIM - COBERTURA COMPLETA + EXPANSÃO</w:t>
+              <w:t>O @rgbeac aproxima-se dos prazos do @regulamento mas aplica-se apenas a cães, gatos e furões. Não prevê o prazo específico de 30 dias para animais que entram em estabelecimentos.</w:t>
             </w:r>
           </w:p>
         </w:tc>
@@ -17229,7 +17229,7 @@
                 <w:color w:val="222222"/>
                 <w:sz w:val="18"/>
               </w:rPr>
-              <w:t>COBERTURA COMPLETA. Código do Animal (Arts. 51-52) implementa integralmente Art. 15.º. RGBEAC alinha substancialmente com Regulamento europeu. Sem divergências substanciais.</w:t>
+              <w:t>Necessidade de alteração: (1) reduzir prazo máximo de identificação de nascimentos para 3 meses; (2) criar prazo diferenciado de 30 dias para animais admitidos em estabelecimentos; (3) harmonizar prazos entre todos os diplomas nacionais.</w:t>
             </w:r>
           </w:p>
         </w:tc>
@@ -17300,10 +17300,10 @@
                 <w:rFonts w:ascii="Calibri" w:hAnsi="Calibri"/>
                 <w:b w:val="0"/>
                 <w:i/>
-                <w:color w:val="222222"/>
-                <w:sz w:val="19"/>
-              </w:rPr>
-              <w:t>Correspondências completas - Cobertura legislativa adequada</w:t>
+                <w:color w:val="888888"/>
+                <w:sz w:val="19"/>
+              </w:rPr>
+              <w:t>(espaço para anotações da reunião)</w:t>
             </w:r>
           </w:p>
         </w:tc>
